--- a/MyRenderer/自定义软渲染器myRenderer实验报告.docx
+++ b/MyRenderer/自定义软渲染器myRenderer实验报告.docx
@@ -443,7 +443,7 @@
     <w:p>
       <w:pPr>
         <w:rPr>
-          <w:rFonts w:ascii="华文中宋" w:eastAsia="华文中宋" w:hAnsi="华文中宋"/>
+          <w:rFonts w:ascii="华文中宋" w:eastAsia="华文中宋" w:hAnsi="华文中宋" w:hint="eastAsia"/>
         </w:rPr>
       </w:pPr>
       <w:r>
@@ -456,7 +456,7 @@
     <w:p>
       <w:pPr>
         <w:rPr>
-          <w:rFonts w:ascii="华文中宋" w:eastAsia="华文中宋" w:hAnsi="华文中宋"/>
+          <w:rFonts w:ascii="华文中宋" w:eastAsia="华文中宋" w:hAnsi="华文中宋" w:hint="eastAsia"/>
         </w:rPr>
       </w:pPr>
       <w:r>
@@ -469,7 +469,7 @@
     <w:p>
       <w:pPr>
         <w:rPr>
-          <w:rFonts w:ascii="华文中宋" w:eastAsia="华文中宋" w:hAnsi="华文中宋"/>
+          <w:rFonts w:ascii="华文中宋" w:eastAsia="华文中宋" w:hAnsi="华文中宋" w:hint="eastAsia"/>
         </w:rPr>
       </w:pPr>
       <w:r>
@@ -489,7 +489,7 @@
     <w:p>
       <w:pPr>
         <w:rPr>
-          <w:rFonts w:ascii="华文中宋" w:eastAsia="华文中宋" w:hAnsi="华文中宋"/>
+          <w:rFonts w:ascii="华文中宋" w:eastAsia="华文中宋" w:hAnsi="华文中宋" w:hint="eastAsia"/>
         </w:rPr>
       </w:pPr>
       <w:r>
@@ -502,7 +502,7 @@
     <w:p>
       <w:pPr>
         <w:rPr>
-          <w:rFonts w:ascii="华文中宋" w:eastAsia="华文中宋" w:hAnsi="华文中宋"/>
+          <w:rFonts w:ascii="华文中宋" w:eastAsia="华文中宋" w:hAnsi="华文中宋" w:hint="eastAsia"/>
         </w:rPr>
       </w:pPr>
       <w:r>
@@ -515,7 +515,7 @@
     <w:p>
       <w:pPr>
         <w:rPr>
-          <w:rFonts w:ascii="华文中宋" w:eastAsia="华文中宋" w:hAnsi="华文中宋"/>
+          <w:rFonts w:ascii="华文中宋" w:eastAsia="华文中宋" w:hAnsi="华文中宋" w:hint="eastAsia"/>
         </w:rPr>
       </w:pPr>
       <w:r>
@@ -528,14 +528,14 @@
     <w:p>
       <w:pPr>
         <w:rPr>
-          <w:rFonts w:ascii="华文中宋" w:eastAsia="华文中宋" w:hAnsi="华文中宋"/>
-        </w:rPr>
-      </w:pPr>
-    </w:p>
-    <w:p>
-      <w:pPr>
-        <w:rPr>
-          <w:rFonts w:ascii="华文中宋" w:eastAsia="华文中宋" w:hAnsi="华文中宋"/>
+          <w:rFonts w:ascii="华文中宋" w:eastAsia="华文中宋" w:hAnsi="华文中宋" w:hint="eastAsia"/>
+        </w:rPr>
+      </w:pPr>
+    </w:p>
+    <w:p>
+      <w:pPr>
+        <w:rPr>
+          <w:rFonts w:ascii="华文中宋" w:eastAsia="华文中宋" w:hAnsi="华文中宋" w:hint="eastAsia"/>
         </w:rPr>
       </w:pPr>
       <w:r>
@@ -554,7 +554,7 @@
     <w:p>
       <w:pPr>
         <w:rPr>
-          <w:rFonts w:ascii="华文中宋" w:eastAsia="华文中宋" w:hAnsi="华文中宋"/>
+          <w:rFonts w:ascii="华文中宋" w:eastAsia="华文中宋" w:hAnsi="华文中宋" w:hint="eastAsia"/>
         </w:rPr>
       </w:pPr>
       <w:r>
@@ -567,7 +567,7 @@
     <w:p>
       <w:pPr>
         <w:rPr>
-          <w:rFonts w:ascii="华文中宋" w:eastAsia="华文中宋" w:hAnsi="华文中宋"/>
+          <w:rFonts w:ascii="华文中宋" w:eastAsia="华文中宋" w:hAnsi="华文中宋" w:hint="eastAsia"/>
         </w:rPr>
       </w:pPr>
       <w:r>
@@ -862,7 +862,7 @@
           <w:p>
             <w:pPr>
               <w:rPr>
-                <w:rFonts w:ascii="华文中宋" w:eastAsia="华文中宋" w:hAnsi="华文中宋"/>
+                <w:rFonts w:ascii="华文中宋" w:eastAsia="华文中宋" w:hAnsi="华文中宋" w:hint="eastAsia"/>
               </w:rPr>
             </w:pPr>
             <w:r>
@@ -886,14 +886,14 @@
     <w:p>
       <w:pPr>
         <w:rPr>
-          <w:rFonts w:ascii="华文中宋" w:eastAsia="华文中宋" w:hAnsi="华文中宋"/>
-        </w:rPr>
-      </w:pPr>
-    </w:p>
-    <w:p>
-      <w:pPr>
-        <w:rPr>
-          <w:rFonts w:ascii="华文中宋" w:eastAsia="华文中宋" w:hAnsi="华文中宋"/>
+          <w:rFonts w:ascii="华文中宋" w:eastAsia="华文中宋" w:hAnsi="华文中宋" w:hint="eastAsia"/>
+        </w:rPr>
+      </w:pPr>
+    </w:p>
+    <w:p>
+      <w:pPr>
+        <w:rPr>
+          <w:rFonts w:ascii="华文中宋" w:eastAsia="华文中宋" w:hAnsi="华文中宋" w:hint="eastAsia"/>
         </w:rPr>
       </w:pPr>
       <w:r>
@@ -912,7 +912,7 @@
     <w:p>
       <w:pPr>
         <w:rPr>
-          <w:rFonts w:ascii="华文中宋" w:eastAsia="华文中宋" w:hAnsi="华文中宋"/>
+          <w:rFonts w:ascii="华文中宋" w:eastAsia="华文中宋" w:hAnsi="华文中宋" w:hint="eastAsia"/>
         </w:rPr>
       </w:pPr>
       <w:r>
@@ -925,7 +925,7 @@
     <w:p>
       <w:pPr>
         <w:rPr>
-          <w:rFonts w:ascii="华文中宋" w:eastAsia="华文中宋" w:hAnsi="华文中宋"/>
+          <w:rFonts w:ascii="华文中宋" w:eastAsia="华文中宋" w:hAnsi="华文中宋" w:hint="eastAsia"/>
         </w:rPr>
       </w:pPr>
       <w:r>
@@ -980,7 +980,7 @@
           <w:p>
             <w:pPr>
               <w:rPr>
-                <w:rFonts w:ascii="华文中宋" w:eastAsia="华文中宋" w:hAnsi="华文中宋"/>
+                <w:rFonts w:ascii="华文中宋" w:eastAsia="华文中宋" w:hAnsi="华文中宋" w:hint="eastAsia"/>
               </w:rPr>
             </w:pPr>
             <w:r>
@@ -1045,7 +1045,7 @@
     <w:p>
       <w:pPr>
         <w:rPr>
-          <w:rFonts w:ascii="华文中宋" w:eastAsia="华文中宋" w:hAnsi="华文中宋"/>
+          <w:rFonts w:ascii="华文中宋" w:eastAsia="华文中宋" w:hAnsi="华文中宋" w:hint="eastAsia"/>
         </w:rPr>
       </w:pPr>
       <w:r>
@@ -1058,7 +1058,7 @@
     <w:p>
       <w:pPr>
         <w:rPr>
-          <w:rFonts w:ascii="华文中宋" w:eastAsia="华文中宋" w:hAnsi="华文中宋"/>
+          <w:rFonts w:ascii="华文中宋" w:eastAsia="华文中宋" w:hAnsi="华文中宋" w:hint="eastAsia"/>
         </w:rPr>
       </w:pPr>
       <w:r>
@@ -1071,7 +1071,7 @@
     <w:p>
       <w:pPr>
         <w:rPr>
-          <w:rFonts w:ascii="华文中宋" w:eastAsia="华文中宋" w:hAnsi="华文中宋"/>
+          <w:rFonts w:ascii="华文中宋" w:eastAsia="华文中宋" w:hAnsi="华文中宋" w:hint="eastAsia"/>
         </w:rPr>
       </w:pPr>
       <w:r>
@@ -1125,7 +1125,7 @@
           <w:p>
             <w:pPr>
               <w:rPr>
-                <w:rFonts w:ascii="华文中宋" w:eastAsia="华文中宋" w:hAnsi="华文中宋"/>
+                <w:rFonts w:ascii="华文中宋" w:eastAsia="华文中宋" w:hAnsi="华文中宋" w:hint="eastAsia"/>
               </w:rPr>
             </w:pPr>
             <w:r>
@@ -1253,16 +1253,16 @@
     <w:p>
       <w:pPr>
         <w:rPr>
+          <w:rFonts w:ascii="华文中宋" w:eastAsia="华文中宋" w:hAnsi="华文中宋" w:hint="eastAsia"/>
+        </w:rPr>
+      </w:pPr>
+    </w:p>
+    <w:p>
+      <w:pPr>
+        <w:rPr>
           <w:rFonts w:ascii="华文中宋" w:eastAsia="华文中宋" w:hAnsi="华文中宋"/>
         </w:rPr>
       </w:pPr>
-    </w:p>
-    <w:p>
-      <w:pPr>
-        <w:rPr>
-          <w:rFonts w:ascii="华文中宋" w:eastAsia="华文中宋" w:hAnsi="华文中宋" w:hint="eastAsia"/>
-        </w:rPr>
-      </w:pPr>
       <w:r>
         <w:rPr>
           <w:rFonts w:ascii="华文中宋" w:eastAsia="华文中宋" w:hAnsi="华文中宋" w:hint="eastAsia"/>
@@ -1274,6 +1274,490 @@
           <w:rFonts w:ascii="华文中宋" w:eastAsia="华文中宋" w:hAnsi="华文中宋" w:hint="eastAsia"/>
         </w:rPr>
         <w:t>先传github吧</w:t>
+      </w:r>
+      <w:r>
+        <w:rPr>
+          <w:rFonts w:ascii="华文中宋" w:eastAsia="华文中宋" w:hAnsi="华文中宋" w:hint="eastAsia"/>
+        </w:rPr>
+        <w:t>。</w:t>
+      </w:r>
+    </w:p>
+    <w:p>
+      <w:pPr>
+        <w:rPr>
+          <w:rFonts w:ascii="华文中宋" w:eastAsia="华文中宋" w:hAnsi="华文中宋"/>
+        </w:rPr>
+      </w:pPr>
+      <w:r>
+        <w:rPr>
+          <w:rFonts w:ascii="华文中宋" w:eastAsia="华文中宋" w:hAnsi="华文中宋" w:hint="eastAsia"/>
+        </w:rPr>
+        <w:t>第一步就差不多做完了。</w:t>
+      </w:r>
+    </w:p>
+    <w:p>
+      <w:pPr>
+        <w:pStyle w:val="3"/>
+        <w:rPr>
+          <w:rFonts w:ascii="华文中宋" w:eastAsia="华文中宋" w:hAnsi="华文中宋"/>
+        </w:rPr>
+      </w:pPr>
+      <w:r>
+        <w:rPr>
+          <w:rFonts w:ascii="华文中宋" w:eastAsia="华文中宋" w:hAnsi="华文中宋" w:hint="eastAsia"/>
+        </w:rPr>
+        <w:t>实现MVP变换</w:t>
+      </w:r>
+      <w:r>
+        <w:rPr>
+          <w:rFonts w:ascii="华文中宋" w:eastAsia="华文中宋" w:hAnsi="华文中宋" w:hint="eastAsia"/>
+        </w:rPr>
+        <w:t>：</w:t>
+      </w:r>
+      <w:r>
+        <w:rPr>
+          <w:rFonts w:ascii="华文中宋" w:eastAsia="华文中宋" w:hAnsi="华文中宋" w:hint="eastAsia"/>
+        </w:rPr>
+        <w:t>把顶点从模型空间变换到屏幕空间。</w:t>
+      </w:r>
+    </w:p>
+    <w:p>
+      <w:pPr>
+        <w:rPr>
+          <w:rFonts w:ascii="华文中宋" w:eastAsia="华文中宋" w:hAnsi="华文中宋"/>
+        </w:rPr>
+      </w:pPr>
+      <w:r>
+        <w:rPr>
+          <w:rFonts w:ascii="华文中宋" w:eastAsia="华文中宋" w:hAnsi="华文中宋" w:hint="eastAsia"/>
+        </w:rPr>
+        <w:t>模型空间-&gt;世界空间-&gt;观察空间</w:t>
+      </w:r>
+    </w:p>
+    <w:p>
+      <w:pPr>
+        <w:rPr>
+          <w:rFonts w:ascii="华文中宋" w:eastAsia="华文中宋" w:hAnsi="华文中宋"/>
+        </w:rPr>
+      </w:pPr>
+      <w:r>
+        <w:rPr>
+          <w:rFonts w:ascii="华文中宋" w:eastAsia="华文中宋" w:hAnsi="华文中宋" w:hint="eastAsia"/>
+        </w:rPr>
+        <w:t>先定义一个相机：位置（225），lookat（0.5，0.5，0.5）（正方体中心），向上方向（0，1，0）；</w:t>
+      </w:r>
+    </w:p>
+    <w:p>
+      <w:pPr>
+        <w:rPr>
+          <w:rFonts w:ascii="华文中宋" w:eastAsia="华文中宋" w:hAnsi="华文中宋"/>
+        </w:rPr>
+      </w:pPr>
+      <w:r>
+        <w:rPr>
+          <w:rFonts w:ascii="华文中宋" w:eastAsia="华文中宋" w:hAnsi="华文中宋" w:hint="eastAsia"/>
+        </w:rPr>
+        <w:t>先做model变换，Mview=RviewTview</w:t>
+      </w:r>
+      <w:r>
+        <w:rPr>
+          <w:rFonts w:ascii="华文中宋" w:eastAsia="华文中宋" w:hAnsi="华文中宋" w:hint="eastAsia"/>
+        </w:rPr>
+        <w:t>，模型空间变换到屏幕空间，移动物体。</w:t>
+      </w:r>
+    </w:p>
+    <w:p>
+      <w:pPr>
+        <w:rPr>
+          <w:rFonts w:ascii="华文中宋" w:eastAsia="华文中宋" w:hAnsi="华文中宋"/>
+        </w:rPr>
+      </w:pPr>
+      <w:r>
+        <w:rPr>
+          <w:rFonts w:ascii="华文中宋" w:eastAsia="华文中宋" w:hAnsi="华文中宋" w:hint="eastAsia"/>
+        </w:rPr>
+        <w:lastRenderedPageBreak/>
+        <w:t>齐次坐标点最后一位是1，向量最后一位是零。</w:t>
+      </w:r>
+    </w:p>
+    <w:p>
+      <w:pPr>
+        <w:rPr>
+          <w:rFonts w:ascii="华文中宋" w:eastAsia="华文中宋" w:hAnsi="华文中宋"/>
+        </w:rPr>
+      </w:pPr>
+      <w:r>
+        <w:rPr>
+          <w:rFonts w:ascii="华文中宋" w:eastAsia="华文中宋" w:hAnsi="华文中宋" w:hint="eastAsia"/>
+        </w:rPr>
+        <w:t>我靠，我忘记了为什么一个点怎么变成矩阵的了，为什么一个点是一维的，最后拉成了矩阵运算，为什么来着，不对不对，我搞混了，点没有变成矩阵，点还是点，是乘一个变换矩阵，乘出来的还是点。</w:t>
+      </w:r>
+    </w:p>
+    <w:p>
+      <w:pPr>
+        <w:rPr>
+          <w:rFonts w:ascii="华文中宋" w:eastAsia="华文中宋" w:hAnsi="华文中宋"/>
+        </w:rPr>
+      </w:pPr>
+      <w:r>
+        <w:rPr>
+          <w:rFonts w:ascii="华文中宋" w:eastAsia="华文中宋" w:hAnsi="华文中宋" w:hint="eastAsia"/>
+        </w:rPr>
+        <w:t>完蛋，陷入了数学上的迷茫</w:t>
+      </w:r>
+      <w:r>
+        <w:rPr>
+          <w:rFonts w:ascii="华文中宋" w:eastAsia="华文中宋" w:hAnsi="华文中宋" w:hint="eastAsia"/>
+        </w:rPr>
+        <w:t>。</w:t>
+      </w:r>
+    </w:p>
+    <w:p>
+      <w:pPr>
+        <w:rPr>
+          <w:rFonts w:ascii="华文中宋" w:eastAsia="华文中宋" w:hAnsi="华文中宋"/>
+        </w:rPr>
+      </w:pPr>
+      <w:r>
+        <w:rPr>
+          <w:rFonts w:ascii="华文中宋" w:eastAsia="华文中宋" w:hAnsi="华文中宋" w:hint="eastAsia"/>
+        </w:rPr>
+        <w:t>好了，我把这个顶点结构体和这个数学相关的定义都搬到math头文件和cpp里了，头文件里定义结构体。</w:t>
+      </w:r>
+    </w:p>
+    <w:p>
+      <w:r>
+        <w:rPr>
+          <w:rFonts w:hint="eastAsia"/>
+        </w:rPr>
+        <w:t>Math.h</w:t>
+      </w:r>
+    </w:p>
+    <w:tbl>
+      <w:tblPr>
+        <w:tblStyle w:val="af5"/>
+        <w:tblW w:w="0" w:type="auto"/>
+        <w:tblLook w:val="04A0" w:firstRow="1" w:lastRow="0" w:firstColumn="1" w:lastColumn="0" w:noHBand="0" w:noVBand="1"/>
+      </w:tblPr>
+      <w:tblGrid>
+        <w:gridCol w:w="8296"/>
+      </w:tblGrid>
+      <w:tr>
+        <w:tc>
+          <w:tcPr>
+            <w:tcW w:w="8296" w:type="dxa"/>
+          </w:tcPr>
+          <w:p>
+            <w:pPr>
+              <w:rPr>
+                <w:rFonts w:ascii="华文中宋" w:eastAsia="华文中宋" w:hAnsi="华文中宋" w:hint="eastAsia"/>
+              </w:rPr>
+            </w:pPr>
+            <w:r>
+              <w:rPr>
+                <w:rFonts w:ascii="华文中宋" w:eastAsia="华文中宋" w:hAnsi="华文中宋" w:hint="eastAsia"/>
+              </w:rPr>
+              <w:t>#pragma once</w:t>
+            </w:r>
+          </w:p>
+          <w:p>
+            <w:pPr>
+              <w:rPr>
+                <w:rFonts w:ascii="华文中宋" w:eastAsia="华文中宋" w:hAnsi="华文中宋" w:hint="eastAsia"/>
+              </w:rPr>
+            </w:pPr>
+          </w:p>
+          <w:p>
+            <w:pPr>
+              <w:rPr>
+                <w:rFonts w:ascii="华文中宋" w:eastAsia="华文中宋" w:hAnsi="华文中宋" w:hint="eastAsia"/>
+              </w:rPr>
+            </w:pPr>
+            <w:r>
+              <w:rPr>
+                <w:rFonts w:ascii="华文中宋" w:eastAsia="华文中宋" w:hAnsi="华文中宋" w:hint="eastAsia"/>
+              </w:rPr>
+              <w:t>struct Matrix3D {</w:t>
+            </w:r>
+          </w:p>
+          <w:p>
+            <w:pPr>
+              <w:rPr>
+                <w:rFonts w:ascii="华文中宋" w:eastAsia="华文中宋" w:hAnsi="华文中宋" w:hint="eastAsia"/>
+              </w:rPr>
+            </w:pPr>
+            <w:r>
+              <w:rPr>
+                <w:rFonts w:ascii="华文中宋" w:eastAsia="华文中宋" w:hAnsi="华文中宋" w:hint="eastAsia"/>
+              </w:rPr>
+              <w:tab/>
+              <w:t>float matrix[4][4] = { 0 };</w:t>
+            </w:r>
+          </w:p>
+          <w:p>
+            <w:pPr>
+              <w:rPr>
+                <w:rFonts w:ascii="华文中宋" w:eastAsia="华文中宋" w:hAnsi="华文中宋" w:hint="eastAsia"/>
+              </w:rPr>
+            </w:pPr>
+          </w:p>
+          <w:p>
+            <w:pPr>
+              <w:rPr>
+                <w:rFonts w:ascii="华文中宋" w:eastAsia="华文中宋" w:hAnsi="华文中宋" w:hint="eastAsia"/>
+              </w:rPr>
+            </w:pPr>
+            <w:r>
+              <w:rPr>
+                <w:rFonts w:ascii="华文中宋" w:eastAsia="华文中宋" w:hAnsi="华文中宋" w:hint="eastAsia"/>
+              </w:rPr>
+              <w:t>};</w:t>
+            </w:r>
+          </w:p>
+          <w:p>
+            <w:pPr>
+              <w:rPr>
+                <w:rFonts w:ascii="华文中宋" w:eastAsia="华文中宋" w:hAnsi="华文中宋" w:hint="eastAsia"/>
+              </w:rPr>
+            </w:pPr>
+            <w:r>
+              <w:rPr>
+                <w:rFonts w:ascii="华文中宋" w:eastAsia="华文中宋" w:hAnsi="华文中宋" w:hint="eastAsia"/>
+              </w:rPr>
+              <w:t>struct Matrix2D {</w:t>
+            </w:r>
+          </w:p>
+          <w:p>
+            <w:pPr>
+              <w:rPr>
+                <w:rFonts w:ascii="华文中宋" w:eastAsia="华文中宋" w:hAnsi="华文中宋" w:hint="eastAsia"/>
+              </w:rPr>
+            </w:pPr>
+            <w:r>
+              <w:rPr>
+                <w:rFonts w:ascii="华文中宋" w:eastAsia="华文中宋" w:hAnsi="华文中宋" w:hint="eastAsia"/>
+              </w:rPr>
+              <w:tab/>
+              <w:t>double matrix[3][3] = { 0 };</w:t>
+            </w:r>
+          </w:p>
+          <w:p>
+            <w:pPr>
+              <w:rPr>
+                <w:rFonts w:ascii="华文中宋" w:eastAsia="华文中宋" w:hAnsi="华文中宋" w:hint="eastAsia"/>
+              </w:rPr>
+            </w:pPr>
+            <w:r>
+              <w:rPr>
+                <w:rFonts w:ascii="华文中宋" w:eastAsia="华文中宋" w:hAnsi="华文中宋" w:hint="eastAsia"/>
+              </w:rPr>
+              <w:t>};</w:t>
+            </w:r>
+          </w:p>
+          <w:p>
+            <w:pPr>
+              <w:rPr>
+                <w:rFonts w:ascii="华文中宋" w:eastAsia="华文中宋" w:hAnsi="华文中宋" w:hint="eastAsia"/>
+              </w:rPr>
+            </w:pPr>
+            <w:r>
+              <w:rPr>
+                <w:rFonts w:ascii="华文中宋" w:eastAsia="华文中宋" w:hAnsi="华文中宋" w:hint="eastAsia"/>
+              </w:rPr>
+              <w:t>struct myRender_vector_4 {</w:t>
+            </w:r>
+          </w:p>
+          <w:p>
+            <w:pPr>
+              <w:rPr>
+                <w:rFonts w:ascii="华文中宋" w:eastAsia="华文中宋" w:hAnsi="华文中宋" w:hint="eastAsia"/>
+              </w:rPr>
+            </w:pPr>
+            <w:r>
+              <w:rPr>
+                <w:rFonts w:ascii="华文中宋" w:eastAsia="华文中宋" w:hAnsi="华文中宋" w:hint="eastAsia"/>
+              </w:rPr>
+              <w:tab/>
+              <w:t>std::array&lt;float, 4&gt;  position;</w:t>
+            </w:r>
+          </w:p>
+          <w:p>
+            <w:pPr>
+              <w:rPr>
+                <w:rFonts w:ascii="华文中宋" w:eastAsia="华文中宋" w:hAnsi="华文中宋" w:hint="eastAsia"/>
+              </w:rPr>
+            </w:pPr>
+            <w:r>
+              <w:rPr>
+                <w:rFonts w:ascii="华文中宋" w:eastAsia="华文中宋" w:hAnsi="华文中宋" w:hint="eastAsia"/>
+              </w:rPr>
+              <w:tab/>
+              <w:t>//float position[4] = { 0 };</w:t>
+            </w:r>
+          </w:p>
+          <w:p>
+            <w:pPr>
+              <w:rPr>
+                <w:rFonts w:ascii="华文中宋" w:eastAsia="华文中宋" w:hAnsi="华文中宋" w:hint="eastAsia"/>
+              </w:rPr>
+            </w:pPr>
+            <w:r>
+              <w:rPr>
+                <w:rFonts w:ascii="华文中宋" w:eastAsia="华文中宋" w:hAnsi="华文中宋" w:hint="eastAsia"/>
+              </w:rPr>
+              <w:tab/>
+              <w:t>std::array&lt;short, 3&gt; color;</w:t>
+            </w:r>
+          </w:p>
+          <w:p>
+            <w:pPr>
+              <w:rPr>
+                <w:rFonts w:ascii="华文中宋" w:eastAsia="华文中宋" w:hAnsi="华文中宋" w:hint="eastAsia"/>
+              </w:rPr>
+            </w:pPr>
+            <w:r>
+              <w:rPr>
+                <w:rFonts w:ascii="华文中宋" w:eastAsia="华文中宋" w:hAnsi="华文中宋" w:hint="eastAsia"/>
+              </w:rPr>
+              <w:lastRenderedPageBreak/>
+              <w:tab/>
+              <w:t>//short color[3] = { 0 };</w:t>
+            </w:r>
+          </w:p>
+          <w:p>
+            <w:pPr>
+              <w:rPr>
+                <w:rFonts w:ascii="华文中宋" w:eastAsia="华文中宋" w:hAnsi="华文中宋" w:hint="eastAsia"/>
+              </w:rPr>
+            </w:pPr>
+            <w:r>
+              <w:rPr>
+                <w:rFonts w:ascii="华文中宋" w:eastAsia="华文中宋" w:hAnsi="华文中宋" w:hint="eastAsia"/>
+              </w:rPr>
+              <w:t>};</w:t>
+            </w:r>
+          </w:p>
+          <w:p>
+            <w:pPr>
+              <w:rPr>
+                <w:rFonts w:ascii="华文中宋" w:eastAsia="华文中宋" w:hAnsi="华文中宋" w:hint="eastAsia"/>
+              </w:rPr>
+            </w:pPr>
+            <w:r>
+              <w:rPr>
+                <w:rFonts w:ascii="华文中宋" w:eastAsia="华文中宋" w:hAnsi="华文中宋" w:hint="eastAsia"/>
+              </w:rPr>
+              <w:t>struct myRender_triangle {</w:t>
+            </w:r>
+          </w:p>
+          <w:p>
+            <w:pPr>
+              <w:rPr>
+                <w:rFonts w:ascii="华文中宋" w:eastAsia="华文中宋" w:hAnsi="华文中宋" w:hint="eastAsia"/>
+              </w:rPr>
+            </w:pPr>
+            <w:r>
+              <w:rPr>
+                <w:rFonts w:ascii="华文中宋" w:eastAsia="华文中宋" w:hAnsi="华文中宋" w:hint="eastAsia"/>
+              </w:rPr>
+              <w:tab/>
+              <w:t>std::array&lt;int, 3&gt; index;</w:t>
+            </w:r>
+          </w:p>
+          <w:p>
+            <w:pPr>
+              <w:rPr>
+                <w:rFonts w:ascii="华文中宋" w:eastAsia="华文中宋" w:hAnsi="华文中宋" w:hint="eastAsia"/>
+              </w:rPr>
+            </w:pPr>
+            <w:r>
+              <w:rPr>
+                <w:rFonts w:ascii="华文中宋" w:eastAsia="华文中宋" w:hAnsi="华文中宋" w:hint="eastAsia"/>
+              </w:rPr>
+              <w:t>};</w:t>
+            </w:r>
+          </w:p>
+          <w:p>
+            <w:pPr>
+              <w:rPr>
+                <w:rFonts w:ascii="华文中宋" w:eastAsia="华文中宋" w:hAnsi="华文中宋" w:hint="eastAsia"/>
+              </w:rPr>
+            </w:pPr>
+          </w:p>
+          <w:p>
+            <w:pPr>
+              <w:rPr>
+                <w:rFonts w:ascii="华文中宋" w:eastAsia="华文中宋" w:hAnsi="华文中宋" w:hint="eastAsia"/>
+              </w:rPr>
+            </w:pPr>
+            <w:r>
+              <w:rPr>
+                <w:rFonts w:ascii="华文中宋" w:eastAsia="华文中宋" w:hAnsi="华文中宋" w:hint="eastAsia"/>
+              </w:rPr>
+              <w:t>//3D</w:t>
+            </w:r>
+          </w:p>
+          <w:p>
+            <w:pPr>
+              <w:rPr>
+                <w:rFonts w:ascii="华文中宋" w:eastAsia="华文中宋" w:hAnsi="华文中宋" w:hint="eastAsia"/>
+              </w:rPr>
+            </w:pPr>
+            <w:r>
+              <w:rPr>
+                <w:rFonts w:ascii="华文中宋" w:eastAsia="华文中宋" w:hAnsi="华文中宋" w:hint="eastAsia"/>
+              </w:rPr>
+              <w:t>struct Matrix3D Matrix3D_muilti(struct Matrix3D mat1, struct Matrix3D mat2);</w:t>
+            </w:r>
+          </w:p>
+          <w:p>
+            <w:pPr>
+              <w:rPr>
+                <w:rFonts w:ascii="华文中宋" w:eastAsia="华文中宋" w:hAnsi="华文中宋" w:hint="eastAsia"/>
+              </w:rPr>
+            </w:pPr>
+            <w:r>
+              <w:rPr>
+                <w:rFonts w:ascii="华文中宋" w:eastAsia="华文中宋" w:hAnsi="华文中宋" w:hint="eastAsia"/>
+              </w:rPr>
+              <w:t>struct Matrix3D Matrix3D_muilti(struct myRender_vector_4 vector, struct Matrix3D mat2);</w:t>
+            </w:r>
+          </w:p>
+          <w:p>
+            <w:pPr>
+              <w:rPr>
+                <w:rFonts w:ascii="华文中宋" w:eastAsia="华文中宋" w:hAnsi="华文中宋" w:hint="eastAsia"/>
+              </w:rPr>
+            </w:pPr>
+            <w:r>
+              <w:rPr>
+                <w:rFonts w:ascii="华文中宋" w:eastAsia="华文中宋" w:hAnsi="华文中宋" w:hint="eastAsia"/>
+              </w:rPr>
+              <w:t>struct Matrix3D Matrix3D_add(struct Matrix3D mat1, struct Matrix3D mat2);</w:t>
+            </w:r>
+          </w:p>
+          <w:p>
+            <w:pPr>
+              <w:rPr>
+                <w:rFonts w:ascii="华文中宋" w:eastAsia="华文中宋" w:hAnsi="华文中宋" w:hint="eastAsia"/>
+              </w:rPr>
+            </w:pPr>
+          </w:p>
+        </w:tc>
+      </w:tr>
+    </w:tbl>
+    <w:p>
+      <w:pPr>
+        <w:rPr>
+          <w:rFonts w:ascii="华文中宋" w:eastAsia="华文中宋" w:hAnsi="华文中宋" w:hint="eastAsia"/>
+        </w:rPr>
+      </w:pPr>
+      <w:r>
+        <w:rPr>
+          <w:rFonts w:ascii="华文中宋" w:eastAsia="华文中宋" w:hAnsi="华文中宋" w:hint="eastAsia"/>
+        </w:rPr>
+        <w:lastRenderedPageBreak/>
+        <w:t>有需要以后再加。</w:t>
       </w:r>
     </w:p>
     <w:sectPr>

--- a/MyRenderer/自定义软渲染器myRenderer实验报告.docx
+++ b/MyRenderer/自定义软渲染器myRenderer实验报告.docx
@@ -1260,6 +1260,45 @@
     <w:p>
       <w:pPr>
         <w:rPr>
+          <w:rFonts w:ascii="华文中宋" w:eastAsia="华文中宋" w:hAnsi="华文中宋" w:hint="eastAsia"/>
+        </w:rPr>
+      </w:pPr>
+      <w:r>
+        <w:rPr>
+          <w:rFonts w:ascii="华文中宋" w:eastAsia="华文中宋" w:hAnsi="华文中宋" w:hint="eastAsia"/>
+        </w:rPr>
+        <w:t>我好想哭。</w:t>
+      </w:r>
+      <w:r>
+        <w:rPr>
+          <w:rFonts w:ascii="华文中宋" w:eastAsia="华文中宋" w:hAnsi="华文中宋" w:hint="eastAsia"/>
+        </w:rPr>
+        <w:t>先传github吧</w:t>
+      </w:r>
+      <w:r>
+        <w:rPr>
+          <w:rFonts w:ascii="华文中宋" w:eastAsia="华文中宋" w:hAnsi="华文中宋" w:hint="eastAsia"/>
+        </w:rPr>
+        <w:t>。</w:t>
+      </w:r>
+    </w:p>
+    <w:p>
+      <w:pPr>
+        <w:rPr>
+          <w:rFonts w:ascii="华文中宋" w:eastAsia="华文中宋" w:hAnsi="华文中宋" w:hint="eastAsia"/>
+        </w:rPr>
+      </w:pPr>
+      <w:r>
+        <w:rPr>
+          <w:rFonts w:ascii="华文中宋" w:eastAsia="华文中宋" w:hAnsi="华文中宋" w:hint="eastAsia"/>
+        </w:rPr>
+        <w:t>第一步就差不多做完了。</w:t>
+      </w:r>
+    </w:p>
+    <w:p>
+      <w:pPr>
+        <w:pStyle w:val="3"/>
+        <w:rPr>
           <w:rFonts w:ascii="华文中宋" w:eastAsia="华文中宋" w:hAnsi="华文中宋"/>
         </w:rPr>
       </w:pPr>
@@ -1267,45 +1306,6 @@
         <w:rPr>
           <w:rFonts w:ascii="华文中宋" w:eastAsia="华文中宋" w:hAnsi="华文中宋" w:hint="eastAsia"/>
         </w:rPr>
-        <w:t>我好想哭。</w:t>
-      </w:r>
-      <w:r>
-        <w:rPr>
-          <w:rFonts w:ascii="华文中宋" w:eastAsia="华文中宋" w:hAnsi="华文中宋" w:hint="eastAsia"/>
-        </w:rPr>
-        <w:t>先传github吧</w:t>
-      </w:r>
-      <w:r>
-        <w:rPr>
-          <w:rFonts w:ascii="华文中宋" w:eastAsia="华文中宋" w:hAnsi="华文中宋" w:hint="eastAsia"/>
-        </w:rPr>
-        <w:t>。</w:t>
-      </w:r>
-    </w:p>
-    <w:p>
-      <w:pPr>
-        <w:rPr>
-          <w:rFonts w:ascii="华文中宋" w:eastAsia="华文中宋" w:hAnsi="华文中宋"/>
-        </w:rPr>
-      </w:pPr>
-      <w:r>
-        <w:rPr>
-          <w:rFonts w:ascii="华文中宋" w:eastAsia="华文中宋" w:hAnsi="华文中宋" w:hint="eastAsia"/>
-        </w:rPr>
-        <w:t>第一步就差不多做完了。</w:t>
-      </w:r>
-    </w:p>
-    <w:p>
-      <w:pPr>
-        <w:pStyle w:val="3"/>
-        <w:rPr>
-          <w:rFonts w:ascii="华文中宋" w:eastAsia="华文中宋" w:hAnsi="华文中宋"/>
-        </w:rPr>
-      </w:pPr>
-      <w:r>
-        <w:rPr>
-          <w:rFonts w:ascii="华文中宋" w:eastAsia="华文中宋" w:hAnsi="华文中宋" w:hint="eastAsia"/>
-        </w:rPr>
         <w:t>实现MVP变换</w:t>
       </w:r>
       <w:r>
@@ -1323,8 +1323,26 @@
     </w:p>
     <w:p>
       <w:pPr>
-        <w:rPr>
-          <w:rFonts w:ascii="华文中宋" w:eastAsia="华文中宋" w:hAnsi="华文中宋"/>
+        <w:pStyle w:val="4"/>
+        <w:rPr>
+          <w:rFonts w:ascii="华文中宋" w:eastAsia="华文中宋" w:hAnsi="华文中宋" w:hint="eastAsia"/>
+          <w:i w:val="0"/>
+          <w:iCs w:val="0"/>
+        </w:rPr>
+      </w:pPr>
+      <w:r>
+        <w:rPr>
+          <w:rFonts w:ascii="华文中宋" w:eastAsia="华文中宋" w:hAnsi="华文中宋" w:hint="eastAsia"/>
+          <w:i w:val="0"/>
+          <w:iCs w:val="0"/>
+        </w:rPr>
+        <w:t>Math个人简单矩阵运算库的实现</w:t>
+      </w:r>
+    </w:p>
+    <w:p>
+      <w:pPr>
+        <w:rPr>
+          <w:rFonts w:ascii="华文中宋" w:eastAsia="华文中宋" w:hAnsi="华文中宋" w:hint="eastAsia"/>
         </w:rPr>
       </w:pPr>
       <w:r>
@@ -1337,7 +1355,7 @@
     <w:p>
       <w:pPr>
         <w:rPr>
-          <w:rFonts w:ascii="华文中宋" w:eastAsia="华文中宋" w:hAnsi="华文中宋"/>
+          <w:rFonts w:ascii="华文中宋" w:eastAsia="华文中宋" w:hAnsi="华文中宋" w:hint="eastAsia"/>
         </w:rPr>
       </w:pPr>
       <w:r>
@@ -1350,7 +1368,7 @@
     <w:p>
       <w:pPr>
         <w:rPr>
-          <w:rFonts w:ascii="华文中宋" w:eastAsia="华文中宋" w:hAnsi="华文中宋"/>
+          <w:rFonts w:ascii="华文中宋" w:eastAsia="华文中宋" w:hAnsi="华文中宋" w:hint="eastAsia"/>
         </w:rPr>
       </w:pPr>
       <w:r>
@@ -1369,7 +1387,7 @@
     <w:p>
       <w:pPr>
         <w:rPr>
-          <w:rFonts w:ascii="华文中宋" w:eastAsia="华文中宋" w:hAnsi="华文中宋"/>
+          <w:rFonts w:ascii="华文中宋" w:eastAsia="华文中宋" w:hAnsi="华文中宋" w:hint="eastAsia"/>
         </w:rPr>
       </w:pPr>
       <w:r>
@@ -1383,7 +1401,7 @@
     <w:p>
       <w:pPr>
         <w:rPr>
-          <w:rFonts w:ascii="华文中宋" w:eastAsia="华文中宋" w:hAnsi="华文中宋"/>
+          <w:rFonts w:ascii="华文中宋" w:eastAsia="华文中宋" w:hAnsi="华文中宋" w:hint="eastAsia"/>
         </w:rPr>
       </w:pPr>
       <w:r>
@@ -1396,7 +1414,7 @@
     <w:p>
       <w:pPr>
         <w:rPr>
-          <w:rFonts w:ascii="华文中宋" w:eastAsia="华文中宋" w:hAnsi="华文中宋"/>
+          <w:rFonts w:ascii="华文中宋" w:eastAsia="华文中宋" w:hAnsi="华文中宋" w:hint="eastAsia"/>
         </w:rPr>
       </w:pPr>
       <w:r>
@@ -1415,7 +1433,7 @@
     <w:p>
       <w:pPr>
         <w:rPr>
-          <w:rFonts w:ascii="华文中宋" w:eastAsia="华文中宋" w:hAnsi="华文中宋"/>
+          <w:rFonts w:ascii="华文中宋" w:eastAsia="华文中宋" w:hAnsi="华文中宋" w:hint="eastAsia"/>
         </w:rPr>
       </w:pPr>
       <w:r>
@@ -1426,6 +1444,11 @@
       </w:r>
     </w:p>
     <w:p>
+      <w:pPr>
+        <w:rPr>
+          <w:rFonts w:hint="eastAsia"/>
+        </w:rPr>
+      </w:pPr>
       <w:r>
         <w:rPr>
           <w:rFonts w:hint="eastAsia"/>
@@ -1749,7 +1772,7 @@
     <w:p>
       <w:pPr>
         <w:rPr>
-          <w:rFonts w:ascii="华文中宋" w:eastAsia="华文中宋" w:hAnsi="华文中宋" w:hint="eastAsia"/>
+          <w:rFonts w:ascii="华文中宋" w:eastAsia="华文中宋" w:hAnsi="华文中宋"/>
         </w:rPr>
       </w:pPr>
       <w:r>
@@ -1759,6 +1782,949 @@
         <w:lastRenderedPageBreak/>
         <w:t>有需要以后再加。</w:t>
       </w:r>
+    </w:p>
+    <w:p>
+      <w:pPr>
+        <w:rPr>
+          <w:rFonts w:ascii="华文中宋" w:eastAsia="华文中宋" w:hAnsi="华文中宋"/>
+        </w:rPr>
+      </w:pPr>
+    </w:p>
+    <w:p>
+      <w:pPr>
+        <w:rPr>
+          <w:rFonts w:ascii="华文中宋" w:eastAsia="华文中宋" w:hAnsi="华文中宋" w:hint="eastAsia"/>
+        </w:rPr>
+      </w:pPr>
+      <w:r>
+        <w:rPr>
+          <w:rFonts w:ascii="华文中宋" w:eastAsia="华文中宋" w:hAnsi="华文中宋" w:hint="eastAsia"/>
+        </w:rPr>
+        <w:t>注意到自己</w:t>
+      </w:r>
+      <w:r>
+        <w:rPr>
+          <w:rFonts w:ascii="华文中宋" w:eastAsia="华文中宋" w:hAnsi="华文中宋" w:hint="eastAsia"/>
+        </w:rPr>
+        <w:t>struct Matrix3D Matrix3D_muilti(struct myRender_vector_4 vector, struct Matrix3D mat2);</w:t>
+      </w:r>
+    </w:p>
+    <w:p>
+      <w:pPr>
+        <w:rPr>
+          <w:rFonts w:ascii="华文中宋" w:eastAsia="华文中宋" w:hAnsi="华文中宋" w:hint="eastAsia"/>
+        </w:rPr>
+      </w:pPr>
+      <w:r>
+        <w:rPr>
+          <w:rFonts w:ascii="华文中宋" w:eastAsia="华文中宋" w:hAnsi="华文中宋" w:hint="eastAsia"/>
+        </w:rPr>
+        <w:t>这个函数实际上返回的是一个</w:t>
+      </w:r>
+      <w:r>
+        <w:rPr>
+          <w:rFonts w:ascii="华文中宋" w:eastAsia="华文中宋" w:hAnsi="华文中宋" w:hint="eastAsia"/>
+        </w:rPr>
+        <w:t>myRender_vector_4</w:t>
+      </w:r>
+      <w:r>
+        <w:rPr>
+          <w:rFonts w:ascii="华文中宋" w:eastAsia="华文中宋" w:hAnsi="华文中宋" w:hint="eastAsia"/>
+        </w:rPr>
+        <w:t>的结果，更改了函数声明：</w:t>
+      </w:r>
+      <w:r>
+        <w:rPr>
+          <w:rFonts w:ascii="华文中宋" w:eastAsia="华文中宋" w:hAnsi="华文中宋" w:hint="eastAsia"/>
+        </w:rPr>
+        <w:t>struct myRender_vector_4 Matrix3D_muilti(struct myRender_vector_4 vector, struct Matrix3D mat);</w:t>
+      </w:r>
+    </w:p>
+    <w:p>
+      <w:pPr>
+        <w:rPr>
+          <w:rFonts w:ascii="华文中宋" w:eastAsia="华文中宋" w:hAnsi="华文中宋"/>
+        </w:rPr>
+      </w:pPr>
+      <w:r>
+        <w:rPr>
+          <w:rFonts w:ascii="华文中宋" w:eastAsia="华文中宋" w:hAnsi="华文中宋" w:hint="eastAsia"/>
+        </w:rPr>
+        <w:lastRenderedPageBreak/>
+        <w:t>并且在写实现时注意到，如果不在结构体里先给</w:t>
+      </w:r>
+      <w:r>
+        <w:rPr>
+          <w:rFonts w:ascii="华文中宋" w:eastAsia="华文中宋" w:hAnsi="华文中宋" w:hint="eastAsia"/>
+        </w:rPr>
+        <w:t>myRender_vector_4</w:t>
+      </w:r>
+      <w:r>
+        <w:rPr>
+          <w:rFonts w:ascii="华文中宋" w:eastAsia="华文中宋" w:hAnsi="华文中宋" w:hint="eastAsia"/>
+        </w:rPr>
+        <w:t>中的成员赋初始值，那么在累加操作时则会一开始随机给一个值，于是在结构体新增了初始化值。</w:t>
+      </w:r>
+    </w:p>
+    <w:p>
+      <w:pPr>
+        <w:rPr>
+          <w:rFonts w:ascii="华文中宋" w:eastAsia="华文中宋" w:hAnsi="华文中宋"/>
+        </w:rPr>
+      </w:pPr>
+      <w:r>
+        <w:rPr>
+          <w:rFonts w:ascii="华文中宋" w:eastAsia="华文中宋" w:hAnsi="华文中宋" w:hint="eastAsia"/>
+        </w:rPr>
+        <w:t>Math.cpp</w:t>
+      </w:r>
+    </w:p>
+    <w:tbl>
+      <w:tblPr>
+        <w:tblStyle w:val="af5"/>
+        <w:tblW w:w="0" w:type="auto"/>
+        <w:tblLook w:val="04A0" w:firstRow="1" w:lastRow="0" w:firstColumn="1" w:lastColumn="0" w:noHBand="0" w:noVBand="1"/>
+      </w:tblPr>
+      <w:tblGrid>
+        <w:gridCol w:w="8296"/>
+      </w:tblGrid>
+      <w:tr>
+        <w:tc>
+          <w:tcPr>
+            <w:tcW w:w="8296" w:type="dxa"/>
+          </w:tcPr>
+          <w:p>
+            <w:pPr>
+              <w:rPr>
+                <w:rFonts w:ascii="华文中宋" w:eastAsia="华文中宋" w:hAnsi="华文中宋" w:hint="eastAsia"/>
+              </w:rPr>
+            </w:pPr>
+            <w:r>
+              <w:rPr>
+                <w:rFonts w:ascii="华文中宋" w:eastAsia="华文中宋" w:hAnsi="华文中宋" w:hint="eastAsia"/>
+              </w:rPr>
+              <w:t>#include &lt;iostream&gt;</w:t>
+            </w:r>
+          </w:p>
+          <w:p>
+            <w:pPr>
+              <w:rPr>
+                <w:rFonts w:ascii="华文中宋" w:eastAsia="华文中宋" w:hAnsi="华文中宋" w:hint="eastAsia"/>
+              </w:rPr>
+            </w:pPr>
+            <w:r>
+              <w:rPr>
+                <w:rFonts w:ascii="华文中宋" w:eastAsia="华文中宋" w:hAnsi="华文中宋" w:hint="eastAsia"/>
+              </w:rPr>
+              <w:t>#include &lt;cmath&gt;</w:t>
+            </w:r>
+          </w:p>
+          <w:p>
+            <w:pPr>
+              <w:rPr>
+                <w:rFonts w:ascii="华文中宋" w:eastAsia="华文中宋" w:hAnsi="华文中宋" w:hint="eastAsia"/>
+              </w:rPr>
+            </w:pPr>
+            <w:r>
+              <w:rPr>
+                <w:rFonts w:ascii="华文中宋" w:eastAsia="华文中宋" w:hAnsi="华文中宋" w:hint="eastAsia"/>
+              </w:rPr>
+              <w:t>#include&lt;array&gt;</w:t>
+            </w:r>
+          </w:p>
+          <w:p>
+            <w:pPr>
+              <w:rPr>
+                <w:rFonts w:ascii="华文中宋" w:eastAsia="华文中宋" w:hAnsi="华文中宋" w:hint="eastAsia"/>
+              </w:rPr>
+            </w:pPr>
+            <w:r>
+              <w:rPr>
+                <w:rFonts w:ascii="华文中宋" w:eastAsia="华文中宋" w:hAnsi="华文中宋" w:hint="eastAsia"/>
+              </w:rPr>
+              <w:t>#include"MyMath.h"</w:t>
+            </w:r>
+          </w:p>
+          <w:p>
+            <w:pPr>
+              <w:rPr>
+                <w:rFonts w:ascii="华文中宋" w:eastAsia="华文中宋" w:hAnsi="华文中宋" w:hint="eastAsia"/>
+              </w:rPr>
+            </w:pPr>
+            <w:r>
+              <w:rPr>
+                <w:rFonts w:ascii="华文中宋" w:eastAsia="华文中宋" w:hAnsi="华文中宋" w:hint="eastAsia"/>
+              </w:rPr>
+              <w:t>#define _USE_MATH_DEFINES</w:t>
+            </w:r>
+          </w:p>
+          <w:p>
+            <w:pPr>
+              <w:rPr>
+                <w:rFonts w:ascii="华文中宋" w:eastAsia="华文中宋" w:hAnsi="华文中宋" w:hint="eastAsia"/>
+              </w:rPr>
+            </w:pPr>
+          </w:p>
+          <w:p>
+            <w:pPr>
+              <w:rPr>
+                <w:rFonts w:ascii="华文中宋" w:eastAsia="华文中宋" w:hAnsi="华文中宋" w:hint="eastAsia"/>
+              </w:rPr>
+            </w:pPr>
+            <w:r>
+              <w:rPr>
+                <w:rFonts w:ascii="华文中宋" w:eastAsia="华文中宋" w:hAnsi="华文中宋" w:hint="eastAsia"/>
+              </w:rPr>
+              <w:t>using namespace std;</w:t>
+            </w:r>
+          </w:p>
+          <w:p>
+            <w:pPr>
+              <w:rPr>
+                <w:rFonts w:ascii="华文中宋" w:eastAsia="华文中宋" w:hAnsi="华文中宋" w:hint="eastAsia"/>
+              </w:rPr>
+            </w:pPr>
+          </w:p>
+          <w:p>
+            <w:pPr>
+              <w:rPr>
+                <w:rFonts w:ascii="华文中宋" w:eastAsia="华文中宋" w:hAnsi="华文中宋" w:hint="eastAsia"/>
+              </w:rPr>
+            </w:pPr>
+          </w:p>
+          <w:p>
+            <w:pPr>
+              <w:rPr>
+                <w:rFonts w:ascii="华文中宋" w:eastAsia="华文中宋" w:hAnsi="华文中宋" w:hint="eastAsia"/>
+              </w:rPr>
+            </w:pPr>
+            <w:r>
+              <w:rPr>
+                <w:rFonts w:ascii="华文中宋" w:eastAsia="华文中宋" w:hAnsi="华文中宋" w:hint="eastAsia"/>
+              </w:rPr>
+              <w:t>struct Matrix3D Matrix3D_muilti(struct Matrix3D mat1, struct Matrix3D mat2)</w:t>
+            </w:r>
+          </w:p>
+          <w:p>
+            <w:pPr>
+              <w:rPr>
+                <w:rFonts w:ascii="华文中宋" w:eastAsia="华文中宋" w:hAnsi="华文中宋" w:hint="eastAsia"/>
+              </w:rPr>
+            </w:pPr>
+            <w:r>
+              <w:rPr>
+                <w:rFonts w:ascii="华文中宋" w:eastAsia="华文中宋" w:hAnsi="华文中宋" w:hint="eastAsia"/>
+              </w:rPr>
+              <w:t>{</w:t>
+            </w:r>
+          </w:p>
+          <w:p>
+            <w:pPr>
+              <w:rPr>
+                <w:rFonts w:ascii="华文中宋" w:eastAsia="华文中宋" w:hAnsi="华文中宋" w:hint="eastAsia"/>
+              </w:rPr>
+            </w:pPr>
+            <w:r>
+              <w:rPr>
+                <w:rFonts w:ascii="华文中宋" w:eastAsia="华文中宋" w:hAnsi="华文中宋" w:hint="eastAsia"/>
+              </w:rPr>
+              <w:tab/>
+              <w:t>struct Matrix3D sum;</w:t>
+            </w:r>
+          </w:p>
+          <w:p>
+            <w:pPr>
+              <w:rPr>
+                <w:rFonts w:ascii="华文中宋" w:eastAsia="华文中宋" w:hAnsi="华文中宋" w:hint="eastAsia"/>
+              </w:rPr>
+            </w:pPr>
+            <w:r>
+              <w:rPr>
+                <w:rFonts w:ascii="华文中宋" w:eastAsia="华文中宋" w:hAnsi="华文中宋" w:hint="eastAsia"/>
+              </w:rPr>
+              <w:tab/>
+              <w:t>for (int i = 0; i &lt; 4; i++)//行循环</w:t>
+            </w:r>
+          </w:p>
+          <w:p>
+            <w:pPr>
+              <w:rPr>
+                <w:rFonts w:ascii="华文中宋" w:eastAsia="华文中宋" w:hAnsi="华文中宋" w:hint="eastAsia"/>
+              </w:rPr>
+            </w:pPr>
+            <w:r>
+              <w:rPr>
+                <w:rFonts w:ascii="华文中宋" w:eastAsia="华文中宋" w:hAnsi="华文中宋" w:hint="eastAsia"/>
+              </w:rPr>
+              <w:tab/>
+              <w:t>{</w:t>
+            </w:r>
+          </w:p>
+          <w:p>
+            <w:pPr>
+              <w:rPr>
+                <w:rFonts w:ascii="华文中宋" w:eastAsia="华文中宋" w:hAnsi="华文中宋" w:hint="eastAsia"/>
+              </w:rPr>
+            </w:pPr>
+            <w:r>
+              <w:rPr>
+                <w:rFonts w:ascii="华文中宋" w:eastAsia="华文中宋" w:hAnsi="华文中宋" w:hint="eastAsia"/>
+              </w:rPr>
+              <w:tab/>
+            </w:r>
+            <w:r>
+              <w:rPr>
+                <w:rFonts w:ascii="华文中宋" w:eastAsia="华文中宋" w:hAnsi="华文中宋" w:hint="eastAsia"/>
+              </w:rPr>
+              <w:tab/>
+              <w:t>for (int j = 0; j &lt; 4; j++)//列循环</w:t>
+            </w:r>
+          </w:p>
+          <w:p>
+            <w:pPr>
+              <w:rPr>
+                <w:rFonts w:ascii="华文中宋" w:eastAsia="华文中宋" w:hAnsi="华文中宋" w:hint="eastAsia"/>
+              </w:rPr>
+            </w:pPr>
+            <w:r>
+              <w:rPr>
+                <w:rFonts w:ascii="华文中宋" w:eastAsia="华文中宋" w:hAnsi="华文中宋" w:hint="eastAsia"/>
+              </w:rPr>
+              <w:tab/>
+            </w:r>
+            <w:r>
+              <w:rPr>
+                <w:rFonts w:ascii="华文中宋" w:eastAsia="华文中宋" w:hAnsi="华文中宋" w:hint="eastAsia"/>
+              </w:rPr>
+              <w:tab/>
+              <w:t>{</w:t>
+            </w:r>
+          </w:p>
+          <w:p>
+            <w:pPr>
+              <w:rPr>
+                <w:rFonts w:ascii="华文中宋" w:eastAsia="华文中宋" w:hAnsi="华文中宋" w:hint="eastAsia"/>
+              </w:rPr>
+            </w:pPr>
+            <w:r>
+              <w:rPr>
+                <w:rFonts w:ascii="华文中宋" w:eastAsia="华文中宋" w:hAnsi="华文中宋" w:hint="eastAsia"/>
+              </w:rPr>
+              <w:lastRenderedPageBreak/>
+              <w:tab/>
+            </w:r>
+            <w:r>
+              <w:rPr>
+                <w:rFonts w:ascii="华文中宋" w:eastAsia="华文中宋" w:hAnsi="华文中宋" w:hint="eastAsia"/>
+              </w:rPr>
+              <w:tab/>
+            </w:r>
+            <w:r>
+              <w:rPr>
+                <w:rFonts w:ascii="华文中宋" w:eastAsia="华文中宋" w:hAnsi="华文中宋" w:hint="eastAsia"/>
+              </w:rPr>
+              <w:tab/>
+              <w:t>for (int k = 0; k &lt; 4; k++)//累加循环</w:t>
+            </w:r>
+          </w:p>
+          <w:p>
+            <w:pPr>
+              <w:rPr>
+                <w:rFonts w:ascii="华文中宋" w:eastAsia="华文中宋" w:hAnsi="华文中宋" w:hint="eastAsia"/>
+              </w:rPr>
+            </w:pPr>
+            <w:r>
+              <w:rPr>
+                <w:rFonts w:ascii="华文中宋" w:eastAsia="华文中宋" w:hAnsi="华文中宋" w:hint="eastAsia"/>
+              </w:rPr>
+              <w:tab/>
+            </w:r>
+            <w:r>
+              <w:rPr>
+                <w:rFonts w:ascii="华文中宋" w:eastAsia="华文中宋" w:hAnsi="华文中宋" w:hint="eastAsia"/>
+              </w:rPr>
+              <w:tab/>
+            </w:r>
+            <w:r>
+              <w:rPr>
+                <w:rFonts w:ascii="华文中宋" w:eastAsia="华文中宋" w:hAnsi="华文中宋" w:hint="eastAsia"/>
+              </w:rPr>
+              <w:tab/>
+              <w:t>{</w:t>
+            </w:r>
+          </w:p>
+          <w:p>
+            <w:pPr>
+              <w:rPr>
+                <w:rFonts w:ascii="华文中宋" w:eastAsia="华文中宋" w:hAnsi="华文中宋" w:hint="eastAsia"/>
+              </w:rPr>
+            </w:pPr>
+            <w:r>
+              <w:rPr>
+                <w:rFonts w:ascii="华文中宋" w:eastAsia="华文中宋" w:hAnsi="华文中宋" w:hint="eastAsia"/>
+              </w:rPr>
+              <w:tab/>
+            </w:r>
+            <w:r>
+              <w:rPr>
+                <w:rFonts w:ascii="华文中宋" w:eastAsia="华文中宋" w:hAnsi="华文中宋" w:hint="eastAsia"/>
+              </w:rPr>
+              <w:tab/>
+            </w:r>
+            <w:r>
+              <w:rPr>
+                <w:rFonts w:ascii="华文中宋" w:eastAsia="华文中宋" w:hAnsi="华文中宋" w:hint="eastAsia"/>
+              </w:rPr>
+              <w:tab/>
+            </w:r>
+            <w:r>
+              <w:rPr>
+                <w:rFonts w:ascii="华文中宋" w:eastAsia="华文中宋" w:hAnsi="华文中宋" w:hint="eastAsia"/>
+              </w:rPr>
+              <w:tab/>
+              <w:t>sum.matrix [i][j]+=mat1.matrix[i][k]*mat2.matrix[k][j];</w:t>
+            </w:r>
+          </w:p>
+          <w:p>
+            <w:pPr>
+              <w:rPr>
+                <w:rFonts w:ascii="华文中宋" w:eastAsia="华文中宋" w:hAnsi="华文中宋" w:hint="eastAsia"/>
+              </w:rPr>
+            </w:pPr>
+            <w:r>
+              <w:rPr>
+                <w:rFonts w:ascii="华文中宋" w:eastAsia="华文中宋" w:hAnsi="华文中宋" w:hint="eastAsia"/>
+              </w:rPr>
+              <w:tab/>
+            </w:r>
+            <w:r>
+              <w:rPr>
+                <w:rFonts w:ascii="华文中宋" w:eastAsia="华文中宋" w:hAnsi="华文中宋" w:hint="eastAsia"/>
+              </w:rPr>
+              <w:tab/>
+            </w:r>
+            <w:r>
+              <w:rPr>
+                <w:rFonts w:ascii="华文中宋" w:eastAsia="华文中宋" w:hAnsi="华文中宋" w:hint="eastAsia"/>
+              </w:rPr>
+              <w:tab/>
+              <w:t>}</w:t>
+            </w:r>
+          </w:p>
+          <w:p>
+            <w:pPr>
+              <w:rPr>
+                <w:rFonts w:ascii="华文中宋" w:eastAsia="华文中宋" w:hAnsi="华文中宋" w:hint="eastAsia"/>
+              </w:rPr>
+            </w:pPr>
+            <w:r>
+              <w:rPr>
+                <w:rFonts w:ascii="华文中宋" w:eastAsia="华文中宋" w:hAnsi="华文中宋" w:hint="eastAsia"/>
+              </w:rPr>
+              <w:tab/>
+            </w:r>
+            <w:r>
+              <w:rPr>
+                <w:rFonts w:ascii="华文中宋" w:eastAsia="华文中宋" w:hAnsi="华文中宋" w:hint="eastAsia"/>
+              </w:rPr>
+              <w:tab/>
+              <w:t>}</w:t>
+            </w:r>
+          </w:p>
+          <w:p>
+            <w:pPr>
+              <w:rPr>
+                <w:rFonts w:ascii="华文中宋" w:eastAsia="华文中宋" w:hAnsi="华文中宋" w:hint="eastAsia"/>
+              </w:rPr>
+            </w:pPr>
+            <w:r>
+              <w:rPr>
+                <w:rFonts w:ascii="华文中宋" w:eastAsia="华文中宋" w:hAnsi="华文中宋" w:hint="eastAsia"/>
+              </w:rPr>
+              <w:tab/>
+              <w:t>}</w:t>
+            </w:r>
+          </w:p>
+          <w:p>
+            <w:pPr>
+              <w:rPr>
+                <w:rFonts w:ascii="华文中宋" w:eastAsia="华文中宋" w:hAnsi="华文中宋" w:hint="eastAsia"/>
+              </w:rPr>
+            </w:pPr>
+            <w:r>
+              <w:rPr>
+                <w:rFonts w:ascii="华文中宋" w:eastAsia="华文中宋" w:hAnsi="华文中宋" w:hint="eastAsia"/>
+              </w:rPr>
+              <w:tab/>
+              <w:t>return sum;</w:t>
+            </w:r>
+          </w:p>
+          <w:p>
+            <w:pPr>
+              <w:rPr>
+                <w:rFonts w:ascii="华文中宋" w:eastAsia="华文中宋" w:hAnsi="华文中宋" w:hint="eastAsia"/>
+              </w:rPr>
+            </w:pPr>
+            <w:r>
+              <w:rPr>
+                <w:rFonts w:ascii="华文中宋" w:eastAsia="华文中宋" w:hAnsi="华文中宋" w:hint="eastAsia"/>
+              </w:rPr>
+              <w:t>}</w:t>
+            </w:r>
+          </w:p>
+          <w:p>
+            <w:pPr>
+              <w:rPr>
+                <w:rFonts w:ascii="华文中宋" w:eastAsia="华文中宋" w:hAnsi="华文中宋" w:hint="eastAsia"/>
+              </w:rPr>
+            </w:pPr>
+          </w:p>
+          <w:p>
+            <w:pPr>
+              <w:rPr>
+                <w:rFonts w:ascii="华文中宋" w:eastAsia="华文中宋" w:hAnsi="华文中宋" w:hint="eastAsia"/>
+              </w:rPr>
+            </w:pPr>
+            <w:r>
+              <w:rPr>
+                <w:rFonts w:ascii="华文中宋" w:eastAsia="华文中宋" w:hAnsi="华文中宋" w:hint="eastAsia"/>
+              </w:rPr>
+              <w:t>struct myRender_vector_4 Matrix3D_muilti(struct myRender_vector_4 vector, struct Matrix3D mat)</w:t>
+            </w:r>
+          </w:p>
+          <w:p>
+            <w:pPr>
+              <w:rPr>
+                <w:rFonts w:ascii="华文中宋" w:eastAsia="华文中宋" w:hAnsi="华文中宋" w:hint="eastAsia"/>
+              </w:rPr>
+            </w:pPr>
+            <w:r>
+              <w:rPr>
+                <w:rFonts w:ascii="华文中宋" w:eastAsia="华文中宋" w:hAnsi="华文中宋" w:hint="eastAsia"/>
+              </w:rPr>
+              <w:t>{</w:t>
+            </w:r>
+          </w:p>
+          <w:p>
+            <w:pPr>
+              <w:rPr>
+                <w:rFonts w:ascii="华文中宋" w:eastAsia="华文中宋" w:hAnsi="华文中宋" w:hint="eastAsia"/>
+              </w:rPr>
+            </w:pPr>
+            <w:r>
+              <w:rPr>
+                <w:rFonts w:ascii="华文中宋" w:eastAsia="华文中宋" w:hAnsi="华文中宋" w:hint="eastAsia"/>
+              </w:rPr>
+              <w:tab/>
+              <w:t>struct myRender_vector_4 sum;</w:t>
+            </w:r>
+          </w:p>
+          <w:p>
+            <w:pPr>
+              <w:rPr>
+                <w:rFonts w:ascii="华文中宋" w:eastAsia="华文中宋" w:hAnsi="华文中宋" w:hint="eastAsia"/>
+              </w:rPr>
+            </w:pPr>
+            <w:r>
+              <w:rPr>
+                <w:rFonts w:ascii="华文中宋" w:eastAsia="华文中宋" w:hAnsi="华文中宋" w:hint="eastAsia"/>
+              </w:rPr>
+              <w:tab/>
+              <w:t>sum.color = vector.color;</w:t>
+            </w:r>
+          </w:p>
+          <w:p>
+            <w:pPr>
+              <w:rPr>
+                <w:rFonts w:ascii="华文中宋" w:eastAsia="华文中宋" w:hAnsi="华文中宋" w:hint="eastAsia"/>
+              </w:rPr>
+            </w:pPr>
+            <w:r>
+              <w:rPr>
+                <w:rFonts w:ascii="华文中宋" w:eastAsia="华文中宋" w:hAnsi="华文中宋" w:hint="eastAsia"/>
+              </w:rPr>
+              <w:tab/>
+              <w:t>for (int j = 0; j &lt;4 ; j++)</w:t>
+            </w:r>
+          </w:p>
+          <w:p>
+            <w:pPr>
+              <w:rPr>
+                <w:rFonts w:ascii="华文中宋" w:eastAsia="华文中宋" w:hAnsi="华文中宋" w:hint="eastAsia"/>
+              </w:rPr>
+            </w:pPr>
+            <w:r>
+              <w:rPr>
+                <w:rFonts w:ascii="华文中宋" w:eastAsia="华文中宋" w:hAnsi="华文中宋" w:hint="eastAsia"/>
+              </w:rPr>
+              <w:tab/>
+              <w:t>{</w:t>
+            </w:r>
+          </w:p>
+          <w:p>
+            <w:pPr>
+              <w:rPr>
+                <w:rFonts w:ascii="华文中宋" w:eastAsia="华文中宋" w:hAnsi="华文中宋" w:hint="eastAsia"/>
+              </w:rPr>
+            </w:pPr>
+            <w:r>
+              <w:rPr>
+                <w:rFonts w:ascii="华文中宋" w:eastAsia="华文中宋" w:hAnsi="华文中宋" w:hint="eastAsia"/>
+              </w:rPr>
+              <w:tab/>
+            </w:r>
+            <w:r>
+              <w:rPr>
+                <w:rFonts w:ascii="华文中宋" w:eastAsia="华文中宋" w:hAnsi="华文中宋" w:hint="eastAsia"/>
+              </w:rPr>
+              <w:tab/>
+              <w:t>for (int k = 0; k &lt; 4; k++)</w:t>
+            </w:r>
+          </w:p>
+          <w:p>
+            <w:pPr>
+              <w:rPr>
+                <w:rFonts w:ascii="华文中宋" w:eastAsia="华文中宋" w:hAnsi="华文中宋" w:hint="eastAsia"/>
+              </w:rPr>
+            </w:pPr>
+            <w:r>
+              <w:rPr>
+                <w:rFonts w:ascii="华文中宋" w:eastAsia="华文中宋" w:hAnsi="华文中宋" w:hint="eastAsia"/>
+              </w:rPr>
+              <w:tab/>
+            </w:r>
+            <w:r>
+              <w:rPr>
+                <w:rFonts w:ascii="华文中宋" w:eastAsia="华文中宋" w:hAnsi="华文中宋" w:hint="eastAsia"/>
+              </w:rPr>
+              <w:tab/>
+              <w:t>{</w:t>
+            </w:r>
+          </w:p>
+          <w:p>
+            <w:pPr>
+              <w:rPr>
+                <w:rFonts w:ascii="华文中宋" w:eastAsia="华文中宋" w:hAnsi="华文中宋" w:hint="eastAsia"/>
+              </w:rPr>
+            </w:pPr>
+            <w:r>
+              <w:rPr>
+                <w:rFonts w:ascii="华文中宋" w:eastAsia="华文中宋" w:hAnsi="华文中宋" w:hint="eastAsia"/>
+              </w:rPr>
+              <w:tab/>
+            </w:r>
+            <w:r>
+              <w:rPr>
+                <w:rFonts w:ascii="华文中宋" w:eastAsia="华文中宋" w:hAnsi="华文中宋" w:hint="eastAsia"/>
+              </w:rPr>
+              <w:tab/>
+            </w:r>
+            <w:r>
+              <w:rPr>
+                <w:rFonts w:ascii="华文中宋" w:eastAsia="华文中宋" w:hAnsi="华文中宋" w:hint="eastAsia"/>
+              </w:rPr>
+              <w:tab/>
+              <w:t>sum.position[j] += vector.position [k] * mat.matrix [k][j];</w:t>
+            </w:r>
+          </w:p>
+          <w:p>
+            <w:pPr>
+              <w:rPr>
+                <w:rFonts w:ascii="华文中宋" w:eastAsia="华文中宋" w:hAnsi="华文中宋" w:hint="eastAsia"/>
+              </w:rPr>
+            </w:pPr>
+            <w:r>
+              <w:rPr>
+                <w:rFonts w:ascii="华文中宋" w:eastAsia="华文中宋" w:hAnsi="华文中宋" w:hint="eastAsia"/>
+              </w:rPr>
+              <w:tab/>
+            </w:r>
+            <w:r>
+              <w:rPr>
+                <w:rFonts w:ascii="华文中宋" w:eastAsia="华文中宋" w:hAnsi="华文中宋" w:hint="eastAsia"/>
+              </w:rPr>
+              <w:tab/>
+              <w:t>}</w:t>
+            </w:r>
+          </w:p>
+          <w:p>
+            <w:pPr>
+              <w:rPr>
+                <w:rFonts w:ascii="华文中宋" w:eastAsia="华文中宋" w:hAnsi="华文中宋" w:hint="eastAsia"/>
+              </w:rPr>
+            </w:pPr>
+            <w:r>
+              <w:rPr>
+                <w:rFonts w:ascii="华文中宋" w:eastAsia="华文中宋" w:hAnsi="华文中宋" w:hint="eastAsia"/>
+              </w:rPr>
+              <w:tab/>
+              <w:t>}</w:t>
+            </w:r>
+          </w:p>
+          <w:p>
+            <w:pPr>
+              <w:rPr>
+                <w:rFonts w:ascii="华文中宋" w:eastAsia="华文中宋" w:hAnsi="华文中宋" w:hint="eastAsia"/>
+              </w:rPr>
+            </w:pPr>
+            <w:r>
+              <w:rPr>
+                <w:rFonts w:ascii="华文中宋" w:eastAsia="华文中宋" w:hAnsi="华文中宋" w:hint="eastAsia"/>
+              </w:rPr>
+              <w:tab/>
+              <w:t>return sum;</w:t>
+            </w:r>
+          </w:p>
+          <w:p>
+            <w:pPr>
+              <w:rPr>
+                <w:rFonts w:ascii="华文中宋" w:eastAsia="华文中宋" w:hAnsi="华文中宋" w:hint="eastAsia"/>
+              </w:rPr>
+            </w:pPr>
+            <w:r>
+              <w:rPr>
+                <w:rFonts w:ascii="华文中宋" w:eastAsia="华文中宋" w:hAnsi="华文中宋" w:hint="eastAsia"/>
+              </w:rPr>
+              <w:lastRenderedPageBreak/>
+              <w:t>}</w:t>
+            </w:r>
+          </w:p>
+          <w:p>
+            <w:pPr>
+              <w:rPr>
+                <w:rFonts w:ascii="华文中宋" w:eastAsia="华文中宋" w:hAnsi="华文中宋" w:hint="eastAsia"/>
+              </w:rPr>
+            </w:pPr>
+            <w:r>
+              <w:rPr>
+                <w:rFonts w:ascii="华文中宋" w:eastAsia="华文中宋" w:hAnsi="华文中宋" w:hint="eastAsia"/>
+              </w:rPr>
+              <w:t>struct Matrix3D Matrix3D_add(struct Matrix3D mat1, struct Matrix3D mat2)</w:t>
+            </w:r>
+          </w:p>
+          <w:p>
+            <w:pPr>
+              <w:rPr>
+                <w:rFonts w:ascii="华文中宋" w:eastAsia="华文中宋" w:hAnsi="华文中宋" w:hint="eastAsia"/>
+              </w:rPr>
+            </w:pPr>
+            <w:r>
+              <w:rPr>
+                <w:rFonts w:ascii="华文中宋" w:eastAsia="华文中宋" w:hAnsi="华文中宋" w:hint="eastAsia"/>
+              </w:rPr>
+              <w:t>{</w:t>
+            </w:r>
+          </w:p>
+          <w:p>
+            <w:pPr>
+              <w:rPr>
+                <w:rFonts w:ascii="华文中宋" w:eastAsia="华文中宋" w:hAnsi="华文中宋" w:hint="eastAsia"/>
+              </w:rPr>
+            </w:pPr>
+            <w:r>
+              <w:rPr>
+                <w:rFonts w:ascii="华文中宋" w:eastAsia="华文中宋" w:hAnsi="华文中宋" w:hint="eastAsia"/>
+              </w:rPr>
+              <w:tab/>
+              <w:t>struct Matrix3D sum;</w:t>
+            </w:r>
+          </w:p>
+          <w:p>
+            <w:pPr>
+              <w:rPr>
+                <w:rFonts w:ascii="华文中宋" w:eastAsia="华文中宋" w:hAnsi="华文中宋" w:hint="eastAsia"/>
+              </w:rPr>
+            </w:pPr>
+            <w:r>
+              <w:rPr>
+                <w:rFonts w:ascii="华文中宋" w:eastAsia="华文中宋" w:hAnsi="华文中宋" w:hint="eastAsia"/>
+              </w:rPr>
+              <w:tab/>
+              <w:t>for (int i = 0; i &lt; 4; i++)</w:t>
+            </w:r>
+          </w:p>
+          <w:p>
+            <w:pPr>
+              <w:rPr>
+                <w:rFonts w:ascii="华文中宋" w:eastAsia="华文中宋" w:hAnsi="华文中宋" w:hint="eastAsia"/>
+              </w:rPr>
+            </w:pPr>
+            <w:r>
+              <w:rPr>
+                <w:rFonts w:ascii="华文中宋" w:eastAsia="华文中宋" w:hAnsi="华文中宋" w:hint="eastAsia"/>
+              </w:rPr>
+              <w:tab/>
+              <w:t>{</w:t>
+            </w:r>
+          </w:p>
+          <w:p>
+            <w:pPr>
+              <w:rPr>
+                <w:rFonts w:ascii="华文中宋" w:eastAsia="华文中宋" w:hAnsi="华文中宋" w:hint="eastAsia"/>
+              </w:rPr>
+            </w:pPr>
+            <w:r>
+              <w:rPr>
+                <w:rFonts w:ascii="华文中宋" w:eastAsia="华文中宋" w:hAnsi="华文中宋" w:hint="eastAsia"/>
+              </w:rPr>
+              <w:tab/>
+            </w:r>
+            <w:r>
+              <w:rPr>
+                <w:rFonts w:ascii="华文中宋" w:eastAsia="华文中宋" w:hAnsi="华文中宋" w:hint="eastAsia"/>
+              </w:rPr>
+              <w:tab/>
+              <w:t>for (int j = 0; j &lt; 4; j++)</w:t>
+            </w:r>
+          </w:p>
+          <w:p>
+            <w:pPr>
+              <w:rPr>
+                <w:rFonts w:ascii="华文中宋" w:eastAsia="华文中宋" w:hAnsi="华文中宋" w:hint="eastAsia"/>
+              </w:rPr>
+            </w:pPr>
+            <w:r>
+              <w:rPr>
+                <w:rFonts w:ascii="华文中宋" w:eastAsia="华文中宋" w:hAnsi="华文中宋" w:hint="eastAsia"/>
+              </w:rPr>
+              <w:tab/>
+            </w:r>
+            <w:r>
+              <w:rPr>
+                <w:rFonts w:ascii="华文中宋" w:eastAsia="华文中宋" w:hAnsi="华文中宋" w:hint="eastAsia"/>
+              </w:rPr>
+              <w:tab/>
+              <w:t>{</w:t>
+            </w:r>
+          </w:p>
+          <w:p>
+            <w:pPr>
+              <w:rPr>
+                <w:rFonts w:ascii="华文中宋" w:eastAsia="华文中宋" w:hAnsi="华文中宋" w:hint="eastAsia"/>
+              </w:rPr>
+            </w:pPr>
+            <w:r>
+              <w:rPr>
+                <w:rFonts w:ascii="华文中宋" w:eastAsia="华文中宋" w:hAnsi="华文中宋" w:hint="eastAsia"/>
+              </w:rPr>
+              <w:tab/>
+            </w:r>
+            <w:r>
+              <w:rPr>
+                <w:rFonts w:ascii="华文中宋" w:eastAsia="华文中宋" w:hAnsi="华文中宋" w:hint="eastAsia"/>
+              </w:rPr>
+              <w:tab/>
+            </w:r>
+            <w:r>
+              <w:rPr>
+                <w:rFonts w:ascii="华文中宋" w:eastAsia="华文中宋" w:hAnsi="华文中宋" w:hint="eastAsia"/>
+              </w:rPr>
+              <w:tab/>
+              <w:t>sum.matrix[i][j] = mat1.matrix[i][j] + mat2.matrix[i][j];</w:t>
+            </w:r>
+          </w:p>
+          <w:p>
+            <w:pPr>
+              <w:rPr>
+                <w:rFonts w:ascii="华文中宋" w:eastAsia="华文中宋" w:hAnsi="华文中宋" w:hint="eastAsia"/>
+              </w:rPr>
+            </w:pPr>
+            <w:r>
+              <w:rPr>
+                <w:rFonts w:ascii="华文中宋" w:eastAsia="华文中宋" w:hAnsi="华文中宋" w:hint="eastAsia"/>
+              </w:rPr>
+              <w:tab/>
+            </w:r>
+            <w:r>
+              <w:rPr>
+                <w:rFonts w:ascii="华文中宋" w:eastAsia="华文中宋" w:hAnsi="华文中宋" w:hint="eastAsia"/>
+              </w:rPr>
+              <w:tab/>
+              <w:t>}</w:t>
+            </w:r>
+          </w:p>
+          <w:p>
+            <w:pPr>
+              <w:rPr>
+                <w:rFonts w:ascii="华文中宋" w:eastAsia="华文中宋" w:hAnsi="华文中宋" w:hint="eastAsia"/>
+              </w:rPr>
+            </w:pPr>
+            <w:r>
+              <w:rPr>
+                <w:rFonts w:ascii="华文中宋" w:eastAsia="华文中宋" w:hAnsi="华文中宋" w:hint="eastAsia"/>
+              </w:rPr>
+              <w:tab/>
+              <w:t>}</w:t>
+            </w:r>
+          </w:p>
+          <w:p>
+            <w:pPr>
+              <w:rPr>
+                <w:rFonts w:ascii="华文中宋" w:eastAsia="华文中宋" w:hAnsi="华文中宋" w:hint="eastAsia"/>
+              </w:rPr>
+            </w:pPr>
+            <w:r>
+              <w:rPr>
+                <w:rFonts w:ascii="华文中宋" w:eastAsia="华文中宋" w:hAnsi="华文中宋" w:hint="eastAsia"/>
+              </w:rPr>
+              <w:tab/>
+              <w:t>return sum;</w:t>
+            </w:r>
+          </w:p>
+          <w:p>
+            <w:pPr>
+              <w:rPr>
+                <w:rFonts w:ascii="华文中宋" w:eastAsia="华文中宋" w:hAnsi="华文中宋"/>
+              </w:rPr>
+            </w:pPr>
+            <w:r>
+              <w:rPr>
+                <w:rFonts w:ascii="华文中宋" w:eastAsia="华文中宋" w:hAnsi="华文中宋" w:hint="eastAsia"/>
+              </w:rPr>
+              <w:t>}</w:t>
+            </w:r>
+          </w:p>
+          <w:p>
+            <w:pPr>
+              <w:rPr>
+                <w:rFonts w:ascii="华文中宋" w:eastAsia="华文中宋" w:hAnsi="华文中宋" w:hint="eastAsia"/>
+              </w:rPr>
+            </w:pPr>
+          </w:p>
+        </w:tc>
+      </w:tr>
+    </w:tbl>
+    <w:p>
+      <w:pPr>
+        <w:rPr>
+          <w:rFonts w:ascii="华文中宋" w:eastAsia="华文中宋" w:hAnsi="华文中宋"/>
+        </w:rPr>
+      </w:pPr>
+    </w:p>
+    <w:p>
+      <w:pPr>
+        <w:pStyle w:val="4"/>
+        <w:rPr>
+          <w:rFonts w:ascii="华文中宋" w:eastAsia="华文中宋" w:hAnsi="华文中宋" w:hint="eastAsia"/>
+          <w:i w:val="0"/>
+          <w:iCs w:val="0"/>
+        </w:rPr>
+      </w:pPr>
+      <w:r>
+        <w:rPr>
+          <w:rFonts w:ascii="华文中宋" w:eastAsia="华文中宋" w:hAnsi="华文中宋" w:hint="eastAsia"/>
+          <w:i w:val="0"/>
+          <w:iCs w:val="0"/>
+        </w:rPr>
+        <w:t>Mvp变换的实现</w:t>
+      </w:r>
+    </w:p>
+    <w:p>
+      <w:pPr>
+        <w:rPr>
+          <w:rFonts w:ascii="华文中宋" w:eastAsia="华文中宋" w:hAnsi="华文中宋" w:hint="eastAsia"/>
+        </w:rPr>
+      </w:pPr>
     </w:p>
     <w:sectPr>
       <w:pgSz w:w="11906" w:h="16838"/>
@@ -2168,7 +3134,7 @@
   <w:style w:type="paragraph" w:default="1" w:styleId="a">
     <w:name w:val="Normal"/>
     <w:qFormat/>
-    <w:rsid w:val="0087718E"/>
+    <w:rsid w:val="00AF2140"/>
   </w:style>
   <w:style w:type="paragraph" w:styleId="1">
     <w:name w:val="heading 1"/>
@@ -2241,7 +3207,6 @@
     <w:next w:val="a"/>
     <w:link w:val="40"/>
     <w:uiPriority w:val="9"/>
-    <w:semiHidden/>
     <w:unhideWhenUsed/>
     <w:qFormat/>
     <w:rsid w:val="0087718E"/>
@@ -2437,7 +3402,6 @@
     <w:basedOn w:val="a0"/>
     <w:link w:val="4"/>
     <w:uiPriority w:val="9"/>
-    <w:semiHidden/>
     <w:rsid w:val="0087718E"/>
     <w:rPr>
       <w:rFonts w:eastAsiaTheme="majorEastAsia" w:cstheme="majorBidi"/>

--- a/MyRenderer/自定义软渲染器myRenderer实验报告.docx
+++ b/MyRenderer/自定义软渲染器myRenderer实验报告.docx
@@ -1299,7 +1299,7 @@
       <w:pPr>
         <w:pStyle w:val="3"/>
         <w:rPr>
-          <w:rFonts w:ascii="华文中宋" w:eastAsia="华文中宋" w:hAnsi="华文中宋"/>
+          <w:rFonts w:ascii="华文中宋" w:eastAsia="华文中宋" w:hAnsi="华文中宋" w:hint="eastAsia"/>
         </w:rPr>
       </w:pPr>
       <w:r>
@@ -1772,7 +1772,7 @@
     <w:p>
       <w:pPr>
         <w:rPr>
-          <w:rFonts w:ascii="华文中宋" w:eastAsia="华文中宋" w:hAnsi="华文中宋"/>
+          <w:rFonts w:ascii="华文中宋" w:eastAsia="华文中宋" w:hAnsi="华文中宋" w:hint="eastAsia"/>
         </w:rPr>
       </w:pPr>
       <w:r>
@@ -1786,7 +1786,7 @@
     <w:p>
       <w:pPr>
         <w:rPr>
-          <w:rFonts w:ascii="华文中宋" w:eastAsia="华文中宋" w:hAnsi="华文中宋"/>
+          <w:rFonts w:ascii="华文中宋" w:eastAsia="华文中宋" w:hAnsi="华文中宋" w:hint="eastAsia"/>
         </w:rPr>
       </w:pPr>
     </w:p>
@@ -1843,7 +1843,7 @@
     <w:p>
       <w:pPr>
         <w:rPr>
-          <w:rFonts w:ascii="华文中宋" w:eastAsia="华文中宋" w:hAnsi="华文中宋"/>
+          <w:rFonts w:ascii="华文中宋" w:eastAsia="华文中宋" w:hAnsi="华文中宋" w:hint="eastAsia"/>
         </w:rPr>
       </w:pPr>
       <w:r>
@@ -1869,7 +1869,20 @@
     <w:p>
       <w:pPr>
         <w:rPr>
-          <w:rFonts w:ascii="华文中宋" w:eastAsia="华文中宋" w:hAnsi="华文中宋"/>
+          <w:rFonts w:ascii="华文中宋" w:eastAsia="华文中宋" w:hAnsi="华文中宋" w:hint="eastAsia"/>
+        </w:rPr>
+      </w:pPr>
+      <w:r>
+        <w:rPr>
+          <w:rFonts w:ascii="华文中宋" w:eastAsia="华文中宋" w:hAnsi="华文中宋" w:hint="eastAsia"/>
+        </w:rPr>
+        <w:t>其实这里我还蒙了一下vector定义问题，我写的时候忽略了颜色，当时以为我运算用的点没有颜色，我还在想是不是需要新写一个结构体，不过很快反应过来了，这个一般是输入的顶点，颜色直接赋传进来vector的颜色就行，应该是没有别的再需要的了吧。有的话再说。</w:t>
+      </w:r>
+    </w:p>
+    <w:p>
+      <w:pPr>
+        <w:rPr>
+          <w:rFonts w:ascii="华文中宋" w:eastAsia="华文中宋" w:hAnsi="华文中宋" w:hint="eastAsia"/>
         </w:rPr>
       </w:pPr>
       <w:r>
@@ -2042,6 +2055,7 @@
               <w:rPr>
                 <w:rFonts w:ascii="华文中宋" w:eastAsia="华文中宋" w:hAnsi="华文中宋" w:hint="eastAsia"/>
               </w:rPr>
+              <w:lastRenderedPageBreak/>
               <w:tab/>
               <w:t>for (int i = 0; i &lt; 4; i++)//行循环</w:t>
             </w:r>
@@ -2110,6 +2124,306 @@
               <w:rPr>
                 <w:rFonts w:ascii="华文中宋" w:eastAsia="华文中宋" w:hAnsi="华文中宋" w:hint="eastAsia"/>
               </w:rPr>
+              <w:tab/>
+            </w:r>
+            <w:r>
+              <w:rPr>
+                <w:rFonts w:ascii="华文中宋" w:eastAsia="华文中宋" w:hAnsi="华文中宋" w:hint="eastAsia"/>
+              </w:rPr>
+              <w:tab/>
+            </w:r>
+            <w:r>
+              <w:rPr>
+                <w:rFonts w:ascii="华文中宋" w:eastAsia="华文中宋" w:hAnsi="华文中宋" w:hint="eastAsia"/>
+              </w:rPr>
+              <w:tab/>
+              <w:t>for (int k = 0; k &lt; 4; k++)//累加循环</w:t>
+            </w:r>
+          </w:p>
+          <w:p>
+            <w:pPr>
+              <w:rPr>
+                <w:rFonts w:ascii="华文中宋" w:eastAsia="华文中宋" w:hAnsi="华文中宋" w:hint="eastAsia"/>
+              </w:rPr>
+            </w:pPr>
+            <w:r>
+              <w:rPr>
+                <w:rFonts w:ascii="华文中宋" w:eastAsia="华文中宋" w:hAnsi="华文中宋" w:hint="eastAsia"/>
+              </w:rPr>
+              <w:tab/>
+            </w:r>
+            <w:r>
+              <w:rPr>
+                <w:rFonts w:ascii="华文中宋" w:eastAsia="华文中宋" w:hAnsi="华文中宋" w:hint="eastAsia"/>
+              </w:rPr>
+              <w:tab/>
+            </w:r>
+            <w:r>
+              <w:rPr>
+                <w:rFonts w:ascii="华文中宋" w:eastAsia="华文中宋" w:hAnsi="华文中宋" w:hint="eastAsia"/>
+              </w:rPr>
+              <w:tab/>
+              <w:t>{</w:t>
+            </w:r>
+          </w:p>
+          <w:p>
+            <w:pPr>
+              <w:rPr>
+                <w:rFonts w:ascii="华文中宋" w:eastAsia="华文中宋" w:hAnsi="华文中宋" w:hint="eastAsia"/>
+              </w:rPr>
+            </w:pPr>
+            <w:r>
+              <w:rPr>
+                <w:rFonts w:ascii="华文中宋" w:eastAsia="华文中宋" w:hAnsi="华文中宋" w:hint="eastAsia"/>
+              </w:rPr>
+              <w:tab/>
+            </w:r>
+            <w:r>
+              <w:rPr>
+                <w:rFonts w:ascii="华文中宋" w:eastAsia="华文中宋" w:hAnsi="华文中宋" w:hint="eastAsia"/>
+              </w:rPr>
+              <w:tab/>
+            </w:r>
+            <w:r>
+              <w:rPr>
+                <w:rFonts w:ascii="华文中宋" w:eastAsia="华文中宋" w:hAnsi="华文中宋" w:hint="eastAsia"/>
+              </w:rPr>
+              <w:tab/>
+            </w:r>
+            <w:r>
+              <w:rPr>
+                <w:rFonts w:ascii="华文中宋" w:eastAsia="华文中宋" w:hAnsi="华文中宋" w:hint="eastAsia"/>
+              </w:rPr>
+              <w:tab/>
+              <w:t>sum.matrix [i][j]+=mat1.matrix[i][k]*mat2.matrix[k][j];</w:t>
+            </w:r>
+          </w:p>
+          <w:p>
+            <w:pPr>
+              <w:rPr>
+                <w:rFonts w:ascii="华文中宋" w:eastAsia="华文中宋" w:hAnsi="华文中宋" w:hint="eastAsia"/>
+              </w:rPr>
+            </w:pPr>
+            <w:r>
+              <w:rPr>
+                <w:rFonts w:ascii="华文中宋" w:eastAsia="华文中宋" w:hAnsi="华文中宋" w:hint="eastAsia"/>
+              </w:rPr>
+              <w:tab/>
+            </w:r>
+            <w:r>
+              <w:rPr>
+                <w:rFonts w:ascii="华文中宋" w:eastAsia="华文中宋" w:hAnsi="华文中宋" w:hint="eastAsia"/>
+              </w:rPr>
+              <w:tab/>
+            </w:r>
+            <w:r>
+              <w:rPr>
+                <w:rFonts w:ascii="华文中宋" w:eastAsia="华文中宋" w:hAnsi="华文中宋" w:hint="eastAsia"/>
+              </w:rPr>
+              <w:tab/>
+              <w:t>}</w:t>
+            </w:r>
+          </w:p>
+          <w:p>
+            <w:pPr>
+              <w:rPr>
+                <w:rFonts w:ascii="华文中宋" w:eastAsia="华文中宋" w:hAnsi="华文中宋" w:hint="eastAsia"/>
+              </w:rPr>
+            </w:pPr>
+            <w:r>
+              <w:rPr>
+                <w:rFonts w:ascii="华文中宋" w:eastAsia="华文中宋" w:hAnsi="华文中宋" w:hint="eastAsia"/>
+              </w:rPr>
+              <w:tab/>
+            </w:r>
+            <w:r>
+              <w:rPr>
+                <w:rFonts w:ascii="华文中宋" w:eastAsia="华文中宋" w:hAnsi="华文中宋" w:hint="eastAsia"/>
+              </w:rPr>
+              <w:tab/>
+              <w:t>}</w:t>
+            </w:r>
+          </w:p>
+          <w:p>
+            <w:pPr>
+              <w:rPr>
+                <w:rFonts w:ascii="华文中宋" w:eastAsia="华文中宋" w:hAnsi="华文中宋" w:hint="eastAsia"/>
+              </w:rPr>
+            </w:pPr>
+            <w:r>
+              <w:rPr>
+                <w:rFonts w:ascii="华文中宋" w:eastAsia="华文中宋" w:hAnsi="华文中宋" w:hint="eastAsia"/>
+              </w:rPr>
+              <w:tab/>
+              <w:t>}</w:t>
+            </w:r>
+          </w:p>
+          <w:p>
+            <w:pPr>
+              <w:rPr>
+                <w:rFonts w:ascii="华文中宋" w:eastAsia="华文中宋" w:hAnsi="华文中宋" w:hint="eastAsia"/>
+              </w:rPr>
+            </w:pPr>
+            <w:r>
+              <w:rPr>
+                <w:rFonts w:ascii="华文中宋" w:eastAsia="华文中宋" w:hAnsi="华文中宋" w:hint="eastAsia"/>
+              </w:rPr>
+              <w:tab/>
+              <w:t>return sum;</w:t>
+            </w:r>
+          </w:p>
+          <w:p>
+            <w:pPr>
+              <w:rPr>
+                <w:rFonts w:ascii="华文中宋" w:eastAsia="华文中宋" w:hAnsi="华文中宋" w:hint="eastAsia"/>
+              </w:rPr>
+            </w:pPr>
+            <w:r>
+              <w:rPr>
+                <w:rFonts w:ascii="华文中宋" w:eastAsia="华文中宋" w:hAnsi="华文中宋" w:hint="eastAsia"/>
+              </w:rPr>
+              <w:t>}</w:t>
+            </w:r>
+          </w:p>
+          <w:p>
+            <w:pPr>
+              <w:rPr>
+                <w:rFonts w:ascii="华文中宋" w:eastAsia="华文中宋" w:hAnsi="华文中宋" w:hint="eastAsia"/>
+              </w:rPr>
+            </w:pPr>
+          </w:p>
+          <w:p>
+            <w:pPr>
+              <w:rPr>
+                <w:rFonts w:ascii="华文中宋" w:eastAsia="华文中宋" w:hAnsi="华文中宋" w:hint="eastAsia"/>
+              </w:rPr>
+            </w:pPr>
+            <w:r>
+              <w:rPr>
+                <w:rFonts w:ascii="华文中宋" w:eastAsia="华文中宋" w:hAnsi="华文中宋" w:hint="eastAsia"/>
+              </w:rPr>
+              <w:t>struct myRender_vector_4 Matrix3D_muilti(struct myRender_vector_4 vector, struct Matrix3D mat)</w:t>
+            </w:r>
+          </w:p>
+          <w:p>
+            <w:pPr>
+              <w:rPr>
+                <w:rFonts w:ascii="华文中宋" w:eastAsia="华文中宋" w:hAnsi="华文中宋" w:hint="eastAsia"/>
+              </w:rPr>
+            </w:pPr>
+            <w:r>
+              <w:rPr>
+                <w:rFonts w:ascii="华文中宋" w:eastAsia="华文中宋" w:hAnsi="华文中宋" w:hint="eastAsia"/>
+              </w:rPr>
+              <w:t>{</w:t>
+            </w:r>
+          </w:p>
+          <w:p>
+            <w:pPr>
+              <w:rPr>
+                <w:rFonts w:ascii="华文中宋" w:eastAsia="华文中宋" w:hAnsi="华文中宋" w:hint="eastAsia"/>
+              </w:rPr>
+            </w:pPr>
+            <w:r>
+              <w:rPr>
+                <w:rFonts w:ascii="华文中宋" w:eastAsia="华文中宋" w:hAnsi="华文中宋" w:hint="eastAsia"/>
+              </w:rPr>
+              <w:tab/>
+              <w:t>struct myRender_vector_4 sum;</w:t>
+            </w:r>
+          </w:p>
+          <w:p>
+            <w:pPr>
+              <w:rPr>
+                <w:rFonts w:ascii="华文中宋" w:eastAsia="华文中宋" w:hAnsi="华文中宋" w:hint="eastAsia"/>
+              </w:rPr>
+            </w:pPr>
+            <w:r>
+              <w:rPr>
+                <w:rFonts w:ascii="华文中宋" w:eastAsia="华文中宋" w:hAnsi="华文中宋" w:hint="eastAsia"/>
+              </w:rPr>
+              <w:tab/>
+              <w:t>sum.color = vector.color;</w:t>
+            </w:r>
+          </w:p>
+          <w:p>
+            <w:pPr>
+              <w:rPr>
+                <w:rFonts w:ascii="华文中宋" w:eastAsia="华文中宋" w:hAnsi="华文中宋" w:hint="eastAsia"/>
+              </w:rPr>
+            </w:pPr>
+            <w:r>
+              <w:rPr>
+                <w:rFonts w:ascii="华文中宋" w:eastAsia="华文中宋" w:hAnsi="华文中宋" w:hint="eastAsia"/>
+              </w:rPr>
+              <w:tab/>
+              <w:t>for (int j = 0; j &lt;4 ; j++)</w:t>
+            </w:r>
+          </w:p>
+          <w:p>
+            <w:pPr>
+              <w:rPr>
+                <w:rFonts w:ascii="华文中宋" w:eastAsia="华文中宋" w:hAnsi="华文中宋" w:hint="eastAsia"/>
+              </w:rPr>
+            </w:pPr>
+            <w:r>
+              <w:rPr>
+                <w:rFonts w:ascii="华文中宋" w:eastAsia="华文中宋" w:hAnsi="华文中宋" w:hint="eastAsia"/>
+              </w:rPr>
+              <w:tab/>
+              <w:t>{</w:t>
+            </w:r>
+          </w:p>
+          <w:p>
+            <w:pPr>
+              <w:rPr>
+                <w:rFonts w:ascii="华文中宋" w:eastAsia="华文中宋" w:hAnsi="华文中宋" w:hint="eastAsia"/>
+              </w:rPr>
+            </w:pPr>
+            <w:r>
+              <w:rPr>
+                <w:rFonts w:ascii="华文中宋" w:eastAsia="华文中宋" w:hAnsi="华文中宋" w:hint="eastAsia"/>
+              </w:rPr>
+              <w:tab/>
+            </w:r>
+            <w:r>
+              <w:rPr>
+                <w:rFonts w:ascii="华文中宋" w:eastAsia="华文中宋" w:hAnsi="华文中宋" w:hint="eastAsia"/>
+              </w:rPr>
+              <w:tab/>
+              <w:t>for (int k = 0; k &lt; 4; k++)</w:t>
+            </w:r>
+          </w:p>
+          <w:p>
+            <w:pPr>
+              <w:rPr>
+                <w:rFonts w:ascii="华文中宋" w:eastAsia="华文中宋" w:hAnsi="华文中宋" w:hint="eastAsia"/>
+              </w:rPr>
+            </w:pPr>
+            <w:r>
+              <w:rPr>
+                <w:rFonts w:ascii="华文中宋" w:eastAsia="华文中宋" w:hAnsi="华文中宋" w:hint="eastAsia"/>
+              </w:rPr>
+              <w:tab/>
+            </w:r>
+            <w:r>
+              <w:rPr>
+                <w:rFonts w:ascii="华文中宋" w:eastAsia="华文中宋" w:hAnsi="华文中宋" w:hint="eastAsia"/>
+              </w:rPr>
+              <w:tab/>
+              <w:t>{</w:t>
+            </w:r>
+          </w:p>
+          <w:p>
+            <w:pPr>
+              <w:rPr>
+                <w:rFonts w:ascii="华文中宋" w:eastAsia="华文中宋" w:hAnsi="华文中宋" w:hint="eastAsia"/>
+              </w:rPr>
+            </w:pPr>
+            <w:r>
+              <w:rPr>
+                <w:rFonts w:ascii="华文中宋" w:eastAsia="华文中宋" w:hAnsi="华文中宋" w:hint="eastAsia"/>
+              </w:rPr>
               <w:lastRenderedPageBreak/>
               <w:tab/>
             </w:r>
@@ -2124,32 +2438,93 @@
                 <w:rFonts w:ascii="华文中宋" w:eastAsia="华文中宋" w:hAnsi="华文中宋" w:hint="eastAsia"/>
               </w:rPr>
               <w:tab/>
-              <w:t>for (int k = 0; k &lt; 4; k++)//累加循环</w:t>
-            </w:r>
-          </w:p>
-          <w:p>
-            <w:pPr>
-              <w:rPr>
-                <w:rFonts w:ascii="华文中宋" w:eastAsia="华文中宋" w:hAnsi="华文中宋" w:hint="eastAsia"/>
-              </w:rPr>
-            </w:pPr>
-            <w:r>
-              <w:rPr>
-                <w:rFonts w:ascii="华文中宋" w:eastAsia="华文中宋" w:hAnsi="华文中宋" w:hint="eastAsia"/>
-              </w:rPr>
-              <w:tab/>
-            </w:r>
-            <w:r>
-              <w:rPr>
-                <w:rFonts w:ascii="华文中宋" w:eastAsia="华文中宋" w:hAnsi="华文中宋" w:hint="eastAsia"/>
-              </w:rPr>
-              <w:tab/>
-            </w:r>
-            <w:r>
-              <w:rPr>
-                <w:rFonts w:ascii="华文中宋" w:eastAsia="华文中宋" w:hAnsi="华文中宋" w:hint="eastAsia"/>
-              </w:rPr>
-              <w:tab/>
+              <w:t>sum.position[j] += vector.position [k] * mat.matrix [k][j];</w:t>
+            </w:r>
+          </w:p>
+          <w:p>
+            <w:pPr>
+              <w:rPr>
+                <w:rFonts w:ascii="华文中宋" w:eastAsia="华文中宋" w:hAnsi="华文中宋" w:hint="eastAsia"/>
+              </w:rPr>
+            </w:pPr>
+            <w:r>
+              <w:rPr>
+                <w:rFonts w:ascii="华文中宋" w:eastAsia="华文中宋" w:hAnsi="华文中宋" w:hint="eastAsia"/>
+              </w:rPr>
+              <w:tab/>
+            </w:r>
+            <w:r>
+              <w:rPr>
+                <w:rFonts w:ascii="华文中宋" w:eastAsia="华文中宋" w:hAnsi="华文中宋" w:hint="eastAsia"/>
+              </w:rPr>
+              <w:tab/>
+              <w:t>}</w:t>
+            </w:r>
+          </w:p>
+          <w:p>
+            <w:pPr>
+              <w:rPr>
+                <w:rFonts w:ascii="华文中宋" w:eastAsia="华文中宋" w:hAnsi="华文中宋" w:hint="eastAsia"/>
+              </w:rPr>
+            </w:pPr>
+            <w:r>
+              <w:rPr>
+                <w:rFonts w:ascii="华文中宋" w:eastAsia="华文中宋" w:hAnsi="华文中宋" w:hint="eastAsia"/>
+              </w:rPr>
+              <w:tab/>
+              <w:t>}</w:t>
+            </w:r>
+          </w:p>
+          <w:p>
+            <w:pPr>
+              <w:rPr>
+                <w:rFonts w:ascii="华文中宋" w:eastAsia="华文中宋" w:hAnsi="华文中宋" w:hint="eastAsia"/>
+              </w:rPr>
+            </w:pPr>
+            <w:r>
+              <w:rPr>
+                <w:rFonts w:ascii="华文中宋" w:eastAsia="华文中宋" w:hAnsi="华文中宋" w:hint="eastAsia"/>
+              </w:rPr>
+              <w:tab/>
+              <w:t>return sum;</w:t>
+            </w:r>
+          </w:p>
+          <w:p>
+            <w:pPr>
+              <w:rPr>
+                <w:rFonts w:ascii="华文中宋" w:eastAsia="华文中宋" w:hAnsi="华文中宋" w:hint="eastAsia"/>
+              </w:rPr>
+            </w:pPr>
+            <w:r>
+              <w:rPr>
+                <w:rFonts w:ascii="华文中宋" w:eastAsia="华文中宋" w:hAnsi="华文中宋" w:hint="eastAsia"/>
+              </w:rPr>
+              <w:t>}</w:t>
+            </w:r>
+          </w:p>
+          <w:p>
+            <w:pPr>
+              <w:rPr>
+                <w:rFonts w:ascii="华文中宋" w:eastAsia="华文中宋" w:hAnsi="华文中宋" w:hint="eastAsia"/>
+              </w:rPr>
+            </w:pPr>
+            <w:r>
+              <w:rPr>
+                <w:rFonts w:ascii="华文中宋" w:eastAsia="华文中宋" w:hAnsi="华文中宋" w:hint="eastAsia"/>
+              </w:rPr>
+              <w:t>struct Matrix3D Matrix3D_add(struct Matrix3D mat1, struct Matrix3D mat2)</w:t>
+            </w:r>
+          </w:p>
+          <w:p>
+            <w:pPr>
+              <w:rPr>
+                <w:rFonts w:ascii="华文中宋" w:eastAsia="华文中宋" w:hAnsi="华文中宋" w:hint="eastAsia"/>
+              </w:rPr>
+            </w:pPr>
+            <w:r>
+              <w:rPr>
+                <w:rFonts w:ascii="华文中宋" w:eastAsia="华文中宋" w:hAnsi="华文中宋" w:hint="eastAsia"/>
+              </w:rPr>
               <w:t>{</w:t>
             </w:r>
           </w:p>
@@ -2164,39 +2539,109 @@
                 <w:rFonts w:ascii="华文中宋" w:eastAsia="华文中宋" w:hAnsi="华文中宋" w:hint="eastAsia"/>
               </w:rPr>
               <w:tab/>
-            </w:r>
-            <w:r>
-              <w:rPr>
-                <w:rFonts w:ascii="华文中宋" w:eastAsia="华文中宋" w:hAnsi="华文中宋" w:hint="eastAsia"/>
-              </w:rPr>
-              <w:tab/>
-            </w:r>
-            <w:r>
-              <w:rPr>
-                <w:rFonts w:ascii="华文中宋" w:eastAsia="华文中宋" w:hAnsi="华文中宋" w:hint="eastAsia"/>
-              </w:rPr>
-              <w:tab/>
-            </w:r>
-            <w:r>
-              <w:rPr>
-                <w:rFonts w:ascii="华文中宋" w:eastAsia="华文中宋" w:hAnsi="华文中宋" w:hint="eastAsia"/>
-              </w:rPr>
-              <w:tab/>
-              <w:t>sum.matrix [i][j]+=mat1.matrix[i][k]*mat2.matrix[k][j];</w:t>
-            </w:r>
-          </w:p>
-          <w:p>
-            <w:pPr>
-              <w:rPr>
-                <w:rFonts w:ascii="华文中宋" w:eastAsia="华文中宋" w:hAnsi="华文中宋" w:hint="eastAsia"/>
-              </w:rPr>
-            </w:pPr>
-            <w:r>
-              <w:rPr>
-                <w:rFonts w:ascii="华文中宋" w:eastAsia="华文中宋" w:hAnsi="华文中宋" w:hint="eastAsia"/>
-              </w:rPr>
-              <w:tab/>
-            </w:r>
+              <w:t>struct Matrix3D sum;</w:t>
+            </w:r>
+          </w:p>
+          <w:p>
+            <w:pPr>
+              <w:rPr>
+                <w:rFonts w:ascii="华文中宋" w:eastAsia="华文中宋" w:hAnsi="华文中宋" w:hint="eastAsia"/>
+              </w:rPr>
+            </w:pPr>
+            <w:r>
+              <w:rPr>
+                <w:rFonts w:ascii="华文中宋" w:eastAsia="华文中宋" w:hAnsi="华文中宋" w:hint="eastAsia"/>
+              </w:rPr>
+              <w:tab/>
+              <w:t>for (int i = 0; i &lt; 4; i++)</w:t>
+            </w:r>
+          </w:p>
+          <w:p>
+            <w:pPr>
+              <w:rPr>
+                <w:rFonts w:ascii="华文中宋" w:eastAsia="华文中宋" w:hAnsi="华文中宋" w:hint="eastAsia"/>
+              </w:rPr>
+            </w:pPr>
+            <w:r>
+              <w:rPr>
+                <w:rFonts w:ascii="华文中宋" w:eastAsia="华文中宋" w:hAnsi="华文中宋" w:hint="eastAsia"/>
+              </w:rPr>
+              <w:tab/>
+              <w:t>{</w:t>
+            </w:r>
+          </w:p>
+          <w:p>
+            <w:pPr>
+              <w:rPr>
+                <w:rFonts w:ascii="华文中宋" w:eastAsia="华文中宋" w:hAnsi="华文中宋" w:hint="eastAsia"/>
+              </w:rPr>
+            </w:pPr>
+            <w:r>
+              <w:rPr>
+                <w:rFonts w:ascii="华文中宋" w:eastAsia="华文中宋" w:hAnsi="华文中宋" w:hint="eastAsia"/>
+              </w:rPr>
+              <w:tab/>
+            </w:r>
+            <w:r>
+              <w:rPr>
+                <w:rFonts w:ascii="华文中宋" w:eastAsia="华文中宋" w:hAnsi="华文中宋" w:hint="eastAsia"/>
+              </w:rPr>
+              <w:tab/>
+              <w:t>for (int j = 0; j &lt; 4; j++)</w:t>
+            </w:r>
+          </w:p>
+          <w:p>
+            <w:pPr>
+              <w:rPr>
+                <w:rFonts w:ascii="华文中宋" w:eastAsia="华文中宋" w:hAnsi="华文中宋" w:hint="eastAsia"/>
+              </w:rPr>
+            </w:pPr>
+            <w:r>
+              <w:rPr>
+                <w:rFonts w:ascii="华文中宋" w:eastAsia="华文中宋" w:hAnsi="华文中宋" w:hint="eastAsia"/>
+              </w:rPr>
+              <w:tab/>
+            </w:r>
+            <w:r>
+              <w:rPr>
+                <w:rFonts w:ascii="华文中宋" w:eastAsia="华文中宋" w:hAnsi="华文中宋" w:hint="eastAsia"/>
+              </w:rPr>
+              <w:tab/>
+              <w:t>{</w:t>
+            </w:r>
+          </w:p>
+          <w:p>
+            <w:pPr>
+              <w:rPr>
+                <w:rFonts w:ascii="华文中宋" w:eastAsia="华文中宋" w:hAnsi="华文中宋" w:hint="eastAsia"/>
+              </w:rPr>
+            </w:pPr>
+            <w:r>
+              <w:rPr>
+                <w:rFonts w:ascii="华文中宋" w:eastAsia="华文中宋" w:hAnsi="华文中宋" w:hint="eastAsia"/>
+              </w:rPr>
+              <w:tab/>
+            </w:r>
+            <w:r>
+              <w:rPr>
+                <w:rFonts w:ascii="华文中宋" w:eastAsia="华文中宋" w:hAnsi="华文中宋" w:hint="eastAsia"/>
+              </w:rPr>
+              <w:tab/>
+            </w:r>
+            <w:r>
+              <w:rPr>
+                <w:rFonts w:ascii="华文中宋" w:eastAsia="华文中宋" w:hAnsi="华文中宋" w:hint="eastAsia"/>
+              </w:rPr>
+              <w:tab/>
+              <w:t>sum.matrix[i][j] = mat1.matrix[i][j] + mat2.matrix[i][j];</w:t>
+            </w:r>
+          </w:p>
+          <w:p>
+            <w:pPr>
+              <w:rPr>
+                <w:rFonts w:ascii="华文中宋" w:eastAsia="华文中宋" w:hAnsi="华文中宋" w:hint="eastAsia"/>
+              </w:rPr>
+            </w:pPr>
             <w:r>
               <w:rPr>
                 <w:rFonts w:ascii="华文中宋" w:eastAsia="华文中宋" w:hAnsi="华文中宋" w:hint="eastAsia"/>
@@ -2222,12 +2667,6 @@
                 <w:rFonts w:ascii="华文中宋" w:eastAsia="华文中宋" w:hAnsi="华文中宋" w:hint="eastAsia"/>
               </w:rPr>
               <w:tab/>
-            </w:r>
-            <w:r>
-              <w:rPr>
-                <w:rFonts w:ascii="华文中宋" w:eastAsia="华文中宋" w:hAnsi="华文中宋" w:hint="eastAsia"/>
-              </w:rPr>
-              <w:tab/>
               <w:t>}</w:t>
             </w:r>
           </w:p>
@@ -2242,20 +2681,6 @@
                 <w:rFonts w:ascii="华文中宋" w:eastAsia="华文中宋" w:hAnsi="华文中宋" w:hint="eastAsia"/>
               </w:rPr>
               <w:tab/>
-              <w:t>}</w:t>
-            </w:r>
-          </w:p>
-          <w:p>
-            <w:pPr>
-              <w:rPr>
-                <w:rFonts w:ascii="华文中宋" w:eastAsia="华文中宋" w:hAnsi="华文中宋" w:hint="eastAsia"/>
-              </w:rPr>
-            </w:pPr>
-            <w:r>
-              <w:rPr>
-                <w:rFonts w:ascii="华文中宋" w:eastAsia="华文中宋" w:hAnsi="华文中宋" w:hint="eastAsia"/>
-              </w:rPr>
-              <w:tab/>
               <w:t>return sum;</w:t>
             </w:r>
           </w:p>
@@ -2263,418 +2688,6 @@
             <w:pPr>
               <w:rPr>
                 <w:rFonts w:ascii="华文中宋" w:eastAsia="华文中宋" w:hAnsi="华文中宋" w:hint="eastAsia"/>
-              </w:rPr>
-            </w:pPr>
-            <w:r>
-              <w:rPr>
-                <w:rFonts w:ascii="华文中宋" w:eastAsia="华文中宋" w:hAnsi="华文中宋" w:hint="eastAsia"/>
-              </w:rPr>
-              <w:t>}</w:t>
-            </w:r>
-          </w:p>
-          <w:p>
-            <w:pPr>
-              <w:rPr>
-                <w:rFonts w:ascii="华文中宋" w:eastAsia="华文中宋" w:hAnsi="华文中宋" w:hint="eastAsia"/>
-              </w:rPr>
-            </w:pPr>
-          </w:p>
-          <w:p>
-            <w:pPr>
-              <w:rPr>
-                <w:rFonts w:ascii="华文中宋" w:eastAsia="华文中宋" w:hAnsi="华文中宋" w:hint="eastAsia"/>
-              </w:rPr>
-            </w:pPr>
-            <w:r>
-              <w:rPr>
-                <w:rFonts w:ascii="华文中宋" w:eastAsia="华文中宋" w:hAnsi="华文中宋" w:hint="eastAsia"/>
-              </w:rPr>
-              <w:t>struct myRender_vector_4 Matrix3D_muilti(struct myRender_vector_4 vector, struct Matrix3D mat)</w:t>
-            </w:r>
-          </w:p>
-          <w:p>
-            <w:pPr>
-              <w:rPr>
-                <w:rFonts w:ascii="华文中宋" w:eastAsia="华文中宋" w:hAnsi="华文中宋" w:hint="eastAsia"/>
-              </w:rPr>
-            </w:pPr>
-            <w:r>
-              <w:rPr>
-                <w:rFonts w:ascii="华文中宋" w:eastAsia="华文中宋" w:hAnsi="华文中宋" w:hint="eastAsia"/>
-              </w:rPr>
-              <w:t>{</w:t>
-            </w:r>
-          </w:p>
-          <w:p>
-            <w:pPr>
-              <w:rPr>
-                <w:rFonts w:ascii="华文中宋" w:eastAsia="华文中宋" w:hAnsi="华文中宋" w:hint="eastAsia"/>
-              </w:rPr>
-            </w:pPr>
-            <w:r>
-              <w:rPr>
-                <w:rFonts w:ascii="华文中宋" w:eastAsia="华文中宋" w:hAnsi="华文中宋" w:hint="eastAsia"/>
-              </w:rPr>
-              <w:tab/>
-              <w:t>struct myRender_vector_4 sum;</w:t>
-            </w:r>
-          </w:p>
-          <w:p>
-            <w:pPr>
-              <w:rPr>
-                <w:rFonts w:ascii="华文中宋" w:eastAsia="华文中宋" w:hAnsi="华文中宋" w:hint="eastAsia"/>
-              </w:rPr>
-            </w:pPr>
-            <w:r>
-              <w:rPr>
-                <w:rFonts w:ascii="华文中宋" w:eastAsia="华文中宋" w:hAnsi="华文中宋" w:hint="eastAsia"/>
-              </w:rPr>
-              <w:tab/>
-              <w:t>sum.color = vector.color;</w:t>
-            </w:r>
-          </w:p>
-          <w:p>
-            <w:pPr>
-              <w:rPr>
-                <w:rFonts w:ascii="华文中宋" w:eastAsia="华文中宋" w:hAnsi="华文中宋" w:hint="eastAsia"/>
-              </w:rPr>
-            </w:pPr>
-            <w:r>
-              <w:rPr>
-                <w:rFonts w:ascii="华文中宋" w:eastAsia="华文中宋" w:hAnsi="华文中宋" w:hint="eastAsia"/>
-              </w:rPr>
-              <w:tab/>
-              <w:t>for (int j = 0; j &lt;4 ; j++)</w:t>
-            </w:r>
-          </w:p>
-          <w:p>
-            <w:pPr>
-              <w:rPr>
-                <w:rFonts w:ascii="华文中宋" w:eastAsia="华文中宋" w:hAnsi="华文中宋" w:hint="eastAsia"/>
-              </w:rPr>
-            </w:pPr>
-            <w:r>
-              <w:rPr>
-                <w:rFonts w:ascii="华文中宋" w:eastAsia="华文中宋" w:hAnsi="华文中宋" w:hint="eastAsia"/>
-              </w:rPr>
-              <w:tab/>
-              <w:t>{</w:t>
-            </w:r>
-          </w:p>
-          <w:p>
-            <w:pPr>
-              <w:rPr>
-                <w:rFonts w:ascii="华文中宋" w:eastAsia="华文中宋" w:hAnsi="华文中宋" w:hint="eastAsia"/>
-              </w:rPr>
-            </w:pPr>
-            <w:r>
-              <w:rPr>
-                <w:rFonts w:ascii="华文中宋" w:eastAsia="华文中宋" w:hAnsi="华文中宋" w:hint="eastAsia"/>
-              </w:rPr>
-              <w:tab/>
-            </w:r>
-            <w:r>
-              <w:rPr>
-                <w:rFonts w:ascii="华文中宋" w:eastAsia="华文中宋" w:hAnsi="华文中宋" w:hint="eastAsia"/>
-              </w:rPr>
-              <w:tab/>
-              <w:t>for (int k = 0; k &lt; 4; k++)</w:t>
-            </w:r>
-          </w:p>
-          <w:p>
-            <w:pPr>
-              <w:rPr>
-                <w:rFonts w:ascii="华文中宋" w:eastAsia="华文中宋" w:hAnsi="华文中宋" w:hint="eastAsia"/>
-              </w:rPr>
-            </w:pPr>
-            <w:r>
-              <w:rPr>
-                <w:rFonts w:ascii="华文中宋" w:eastAsia="华文中宋" w:hAnsi="华文中宋" w:hint="eastAsia"/>
-              </w:rPr>
-              <w:tab/>
-            </w:r>
-            <w:r>
-              <w:rPr>
-                <w:rFonts w:ascii="华文中宋" w:eastAsia="华文中宋" w:hAnsi="华文中宋" w:hint="eastAsia"/>
-              </w:rPr>
-              <w:tab/>
-              <w:t>{</w:t>
-            </w:r>
-          </w:p>
-          <w:p>
-            <w:pPr>
-              <w:rPr>
-                <w:rFonts w:ascii="华文中宋" w:eastAsia="华文中宋" w:hAnsi="华文中宋" w:hint="eastAsia"/>
-              </w:rPr>
-            </w:pPr>
-            <w:r>
-              <w:rPr>
-                <w:rFonts w:ascii="华文中宋" w:eastAsia="华文中宋" w:hAnsi="华文中宋" w:hint="eastAsia"/>
-              </w:rPr>
-              <w:tab/>
-            </w:r>
-            <w:r>
-              <w:rPr>
-                <w:rFonts w:ascii="华文中宋" w:eastAsia="华文中宋" w:hAnsi="华文中宋" w:hint="eastAsia"/>
-              </w:rPr>
-              <w:tab/>
-            </w:r>
-            <w:r>
-              <w:rPr>
-                <w:rFonts w:ascii="华文中宋" w:eastAsia="华文中宋" w:hAnsi="华文中宋" w:hint="eastAsia"/>
-              </w:rPr>
-              <w:tab/>
-              <w:t>sum.position[j] += vector.position [k] * mat.matrix [k][j];</w:t>
-            </w:r>
-          </w:p>
-          <w:p>
-            <w:pPr>
-              <w:rPr>
-                <w:rFonts w:ascii="华文中宋" w:eastAsia="华文中宋" w:hAnsi="华文中宋" w:hint="eastAsia"/>
-              </w:rPr>
-            </w:pPr>
-            <w:r>
-              <w:rPr>
-                <w:rFonts w:ascii="华文中宋" w:eastAsia="华文中宋" w:hAnsi="华文中宋" w:hint="eastAsia"/>
-              </w:rPr>
-              <w:tab/>
-            </w:r>
-            <w:r>
-              <w:rPr>
-                <w:rFonts w:ascii="华文中宋" w:eastAsia="华文中宋" w:hAnsi="华文中宋" w:hint="eastAsia"/>
-              </w:rPr>
-              <w:tab/>
-              <w:t>}</w:t>
-            </w:r>
-          </w:p>
-          <w:p>
-            <w:pPr>
-              <w:rPr>
-                <w:rFonts w:ascii="华文中宋" w:eastAsia="华文中宋" w:hAnsi="华文中宋" w:hint="eastAsia"/>
-              </w:rPr>
-            </w:pPr>
-            <w:r>
-              <w:rPr>
-                <w:rFonts w:ascii="华文中宋" w:eastAsia="华文中宋" w:hAnsi="华文中宋" w:hint="eastAsia"/>
-              </w:rPr>
-              <w:tab/>
-              <w:t>}</w:t>
-            </w:r>
-          </w:p>
-          <w:p>
-            <w:pPr>
-              <w:rPr>
-                <w:rFonts w:ascii="华文中宋" w:eastAsia="华文中宋" w:hAnsi="华文中宋" w:hint="eastAsia"/>
-              </w:rPr>
-            </w:pPr>
-            <w:r>
-              <w:rPr>
-                <w:rFonts w:ascii="华文中宋" w:eastAsia="华文中宋" w:hAnsi="华文中宋" w:hint="eastAsia"/>
-              </w:rPr>
-              <w:tab/>
-              <w:t>return sum;</w:t>
-            </w:r>
-          </w:p>
-          <w:p>
-            <w:pPr>
-              <w:rPr>
-                <w:rFonts w:ascii="华文中宋" w:eastAsia="华文中宋" w:hAnsi="华文中宋" w:hint="eastAsia"/>
-              </w:rPr>
-            </w:pPr>
-            <w:r>
-              <w:rPr>
-                <w:rFonts w:ascii="华文中宋" w:eastAsia="华文中宋" w:hAnsi="华文中宋" w:hint="eastAsia"/>
-              </w:rPr>
-              <w:lastRenderedPageBreak/>
-              <w:t>}</w:t>
-            </w:r>
-          </w:p>
-          <w:p>
-            <w:pPr>
-              <w:rPr>
-                <w:rFonts w:ascii="华文中宋" w:eastAsia="华文中宋" w:hAnsi="华文中宋" w:hint="eastAsia"/>
-              </w:rPr>
-            </w:pPr>
-            <w:r>
-              <w:rPr>
-                <w:rFonts w:ascii="华文中宋" w:eastAsia="华文中宋" w:hAnsi="华文中宋" w:hint="eastAsia"/>
-              </w:rPr>
-              <w:t>struct Matrix3D Matrix3D_add(struct Matrix3D mat1, struct Matrix3D mat2)</w:t>
-            </w:r>
-          </w:p>
-          <w:p>
-            <w:pPr>
-              <w:rPr>
-                <w:rFonts w:ascii="华文中宋" w:eastAsia="华文中宋" w:hAnsi="华文中宋" w:hint="eastAsia"/>
-              </w:rPr>
-            </w:pPr>
-            <w:r>
-              <w:rPr>
-                <w:rFonts w:ascii="华文中宋" w:eastAsia="华文中宋" w:hAnsi="华文中宋" w:hint="eastAsia"/>
-              </w:rPr>
-              <w:t>{</w:t>
-            </w:r>
-          </w:p>
-          <w:p>
-            <w:pPr>
-              <w:rPr>
-                <w:rFonts w:ascii="华文中宋" w:eastAsia="华文中宋" w:hAnsi="华文中宋" w:hint="eastAsia"/>
-              </w:rPr>
-            </w:pPr>
-            <w:r>
-              <w:rPr>
-                <w:rFonts w:ascii="华文中宋" w:eastAsia="华文中宋" w:hAnsi="华文中宋" w:hint="eastAsia"/>
-              </w:rPr>
-              <w:tab/>
-              <w:t>struct Matrix3D sum;</w:t>
-            </w:r>
-          </w:p>
-          <w:p>
-            <w:pPr>
-              <w:rPr>
-                <w:rFonts w:ascii="华文中宋" w:eastAsia="华文中宋" w:hAnsi="华文中宋" w:hint="eastAsia"/>
-              </w:rPr>
-            </w:pPr>
-            <w:r>
-              <w:rPr>
-                <w:rFonts w:ascii="华文中宋" w:eastAsia="华文中宋" w:hAnsi="华文中宋" w:hint="eastAsia"/>
-              </w:rPr>
-              <w:tab/>
-              <w:t>for (int i = 0; i &lt; 4; i++)</w:t>
-            </w:r>
-          </w:p>
-          <w:p>
-            <w:pPr>
-              <w:rPr>
-                <w:rFonts w:ascii="华文中宋" w:eastAsia="华文中宋" w:hAnsi="华文中宋" w:hint="eastAsia"/>
-              </w:rPr>
-            </w:pPr>
-            <w:r>
-              <w:rPr>
-                <w:rFonts w:ascii="华文中宋" w:eastAsia="华文中宋" w:hAnsi="华文中宋" w:hint="eastAsia"/>
-              </w:rPr>
-              <w:tab/>
-              <w:t>{</w:t>
-            </w:r>
-          </w:p>
-          <w:p>
-            <w:pPr>
-              <w:rPr>
-                <w:rFonts w:ascii="华文中宋" w:eastAsia="华文中宋" w:hAnsi="华文中宋" w:hint="eastAsia"/>
-              </w:rPr>
-            </w:pPr>
-            <w:r>
-              <w:rPr>
-                <w:rFonts w:ascii="华文中宋" w:eastAsia="华文中宋" w:hAnsi="华文中宋" w:hint="eastAsia"/>
-              </w:rPr>
-              <w:tab/>
-            </w:r>
-            <w:r>
-              <w:rPr>
-                <w:rFonts w:ascii="华文中宋" w:eastAsia="华文中宋" w:hAnsi="华文中宋" w:hint="eastAsia"/>
-              </w:rPr>
-              <w:tab/>
-              <w:t>for (int j = 0; j &lt; 4; j++)</w:t>
-            </w:r>
-          </w:p>
-          <w:p>
-            <w:pPr>
-              <w:rPr>
-                <w:rFonts w:ascii="华文中宋" w:eastAsia="华文中宋" w:hAnsi="华文中宋" w:hint="eastAsia"/>
-              </w:rPr>
-            </w:pPr>
-            <w:r>
-              <w:rPr>
-                <w:rFonts w:ascii="华文中宋" w:eastAsia="华文中宋" w:hAnsi="华文中宋" w:hint="eastAsia"/>
-              </w:rPr>
-              <w:tab/>
-            </w:r>
-            <w:r>
-              <w:rPr>
-                <w:rFonts w:ascii="华文中宋" w:eastAsia="华文中宋" w:hAnsi="华文中宋" w:hint="eastAsia"/>
-              </w:rPr>
-              <w:tab/>
-              <w:t>{</w:t>
-            </w:r>
-          </w:p>
-          <w:p>
-            <w:pPr>
-              <w:rPr>
-                <w:rFonts w:ascii="华文中宋" w:eastAsia="华文中宋" w:hAnsi="华文中宋" w:hint="eastAsia"/>
-              </w:rPr>
-            </w:pPr>
-            <w:r>
-              <w:rPr>
-                <w:rFonts w:ascii="华文中宋" w:eastAsia="华文中宋" w:hAnsi="华文中宋" w:hint="eastAsia"/>
-              </w:rPr>
-              <w:tab/>
-            </w:r>
-            <w:r>
-              <w:rPr>
-                <w:rFonts w:ascii="华文中宋" w:eastAsia="华文中宋" w:hAnsi="华文中宋" w:hint="eastAsia"/>
-              </w:rPr>
-              <w:tab/>
-            </w:r>
-            <w:r>
-              <w:rPr>
-                <w:rFonts w:ascii="华文中宋" w:eastAsia="华文中宋" w:hAnsi="华文中宋" w:hint="eastAsia"/>
-              </w:rPr>
-              <w:tab/>
-              <w:t>sum.matrix[i][j] = mat1.matrix[i][j] + mat2.matrix[i][j];</w:t>
-            </w:r>
-          </w:p>
-          <w:p>
-            <w:pPr>
-              <w:rPr>
-                <w:rFonts w:ascii="华文中宋" w:eastAsia="华文中宋" w:hAnsi="华文中宋" w:hint="eastAsia"/>
-              </w:rPr>
-            </w:pPr>
-            <w:r>
-              <w:rPr>
-                <w:rFonts w:ascii="华文中宋" w:eastAsia="华文中宋" w:hAnsi="华文中宋" w:hint="eastAsia"/>
-              </w:rPr>
-              <w:tab/>
-            </w:r>
-            <w:r>
-              <w:rPr>
-                <w:rFonts w:ascii="华文中宋" w:eastAsia="华文中宋" w:hAnsi="华文中宋" w:hint="eastAsia"/>
-              </w:rPr>
-              <w:tab/>
-              <w:t>}</w:t>
-            </w:r>
-          </w:p>
-          <w:p>
-            <w:pPr>
-              <w:rPr>
-                <w:rFonts w:ascii="华文中宋" w:eastAsia="华文中宋" w:hAnsi="华文中宋" w:hint="eastAsia"/>
-              </w:rPr>
-            </w:pPr>
-            <w:r>
-              <w:rPr>
-                <w:rFonts w:ascii="华文中宋" w:eastAsia="华文中宋" w:hAnsi="华文中宋" w:hint="eastAsia"/>
-              </w:rPr>
-              <w:tab/>
-              <w:t>}</w:t>
-            </w:r>
-          </w:p>
-          <w:p>
-            <w:pPr>
-              <w:rPr>
-                <w:rFonts w:ascii="华文中宋" w:eastAsia="华文中宋" w:hAnsi="华文中宋" w:hint="eastAsia"/>
-              </w:rPr>
-            </w:pPr>
-            <w:r>
-              <w:rPr>
-                <w:rFonts w:ascii="华文中宋" w:eastAsia="华文中宋" w:hAnsi="华文中宋" w:hint="eastAsia"/>
-              </w:rPr>
-              <w:tab/>
-              <w:t>return sum;</w:t>
-            </w:r>
-          </w:p>
-          <w:p>
-            <w:pPr>
-              <w:rPr>
-                <w:rFonts w:ascii="华文中宋" w:eastAsia="华文中宋" w:hAnsi="华文中宋"/>
               </w:rPr>
             </w:pPr>
             <w:r>
@@ -2697,7 +2710,7 @@
     <w:p>
       <w:pPr>
         <w:rPr>
-          <w:rFonts w:ascii="华文中宋" w:eastAsia="华文中宋" w:hAnsi="华文中宋"/>
+          <w:rFonts w:ascii="华文中宋" w:eastAsia="华文中宋" w:hAnsi="华文中宋" w:hint="eastAsia"/>
         </w:rPr>
       </w:pPr>
     </w:p>
@@ -2716,6 +2729,7 @@
           <w:i w:val="0"/>
           <w:iCs w:val="0"/>
         </w:rPr>
+        <w:lastRenderedPageBreak/>
         <w:t>Mvp变换的实现</w:t>
       </w:r>
     </w:p>
@@ -2725,6 +2739,323 @@
           <w:rFonts w:ascii="华文中宋" w:eastAsia="华文中宋" w:hAnsi="华文中宋" w:hint="eastAsia"/>
         </w:rPr>
       </w:pPr>
+      <w:r>
+        <w:rPr>
+          <w:rFonts w:ascii="华文中宋" w:eastAsia="华文中宋" w:hAnsi="华文中宋" w:hint="eastAsia"/>
+        </w:rPr>
+        <w:t>我有点卡，还看不懂当初自己记的笔记。拆出来吧不写main里了，看着干净，不然看着难受。</w:t>
+      </w:r>
+    </w:p>
+    <w:p>
+      <w:pPr>
+        <w:rPr>
+          <w:rFonts w:ascii="华文中宋" w:eastAsia="华文中宋" w:hAnsi="华文中宋"/>
+        </w:rPr>
+      </w:pPr>
+      <w:r>
+        <w:rPr>
+          <w:rFonts w:ascii="华文中宋" w:eastAsia="华文中宋" w:hAnsi="华文中宋" w:hint="eastAsia"/>
+          <w:highlight w:val="yellow"/>
+        </w:rPr>
+        <w:t>使用右手系，</w:t>
+      </w:r>
+      <w:r>
+        <w:rPr>
+          <w:rFonts w:ascii="华文中宋" w:eastAsia="华文中宋" w:hAnsi="华文中宋"/>
+          <w:highlight w:val="yellow"/>
+        </w:rPr>
+        <w:t>X 向右，Y 向上，Z 向外</w:t>
+      </w:r>
+      <w:r>
+        <w:rPr>
+          <w:rFonts w:ascii="华文中宋" w:eastAsia="华文中宋" w:hAnsi="华文中宋" w:hint="eastAsia"/>
+          <w:highlight w:val="yellow"/>
+        </w:rPr>
+        <w:t>（指向屏幕外），顶点顺序时逆时针。</w:t>
+      </w:r>
+      <w:r>
+        <w:rPr>
+          <w:rFonts w:ascii="华文中宋" w:eastAsia="华文中宋" w:hAnsi="华文中宋" w:hint="eastAsia"/>
+        </w:rPr>
+        <w:t xml:space="preserve"> </w:t>
+      </w:r>
+    </w:p>
+    <w:p>
+      <w:pPr>
+        <w:rPr>
+          <w:rFonts w:ascii="华文中宋" w:eastAsia="华文中宋" w:hAnsi="华文中宋"/>
+        </w:rPr>
+      </w:pPr>
+      <w:r>
+        <w:rPr>
+          <w:rFonts w:ascii="华文中宋" w:eastAsia="华文中宋" w:hAnsi="华文中宋" w:hint="eastAsia"/>
+        </w:rPr>
+        <w:t>我先想想我怎么定义我的函数，我是对每个点进行操作，然后输出的还是点，那就是返回类型是点类型，但是我要先构造三个，model，view，projection矩阵，那我先写这三个，这三个一起矩阵乘法承在一起去乘点。先写着。</w:t>
+      </w:r>
+    </w:p>
+    <w:p>
+      <w:pPr>
+        <w:rPr>
+          <w:rFonts w:ascii="华文中宋" w:eastAsia="华文中宋" w:hAnsi="华文中宋"/>
+        </w:rPr>
+      </w:pPr>
+      <w:r>
+        <w:rPr>
+          <w:rFonts w:ascii="华文中宋" w:eastAsia="华文中宋" w:hAnsi="华文中宋" w:hint="eastAsia"/>
+        </w:rPr>
+        <w:t>首先我也得先把相机搞出来。</w:t>
+      </w:r>
+    </w:p>
+    <w:tbl>
+      <w:tblPr>
+        <w:tblStyle w:val="af5"/>
+        <w:tblW w:w="0" w:type="auto"/>
+        <w:tblLook w:val="04A0" w:firstRow="1" w:lastRow="0" w:firstColumn="1" w:lastColumn="0" w:noHBand="0" w:noVBand="1"/>
+      </w:tblPr>
+      <w:tblGrid>
+        <w:gridCol w:w="8296"/>
+      </w:tblGrid>
+      <w:tr>
+        <w:tc>
+          <w:tcPr>
+            <w:tcW w:w="8296" w:type="dxa"/>
+          </w:tcPr>
+          <w:p>
+            <w:pPr>
+              <w:rPr>
+                <w:rFonts w:ascii="华文中宋" w:eastAsia="华文中宋" w:hAnsi="华文中宋" w:hint="eastAsia"/>
+              </w:rPr>
+            </w:pPr>
+            <w:r>
+              <w:rPr>
+                <w:rFonts w:ascii="华文中宋" w:eastAsia="华文中宋" w:hAnsi="华文中宋" w:hint="eastAsia"/>
+              </w:rPr>
+              <w:t>struct camera_set {</w:t>
+            </w:r>
+          </w:p>
+          <w:p>
+            <w:pPr>
+              <w:rPr>
+                <w:rFonts w:ascii="华文中宋" w:eastAsia="华文中宋" w:hAnsi="华文中宋" w:hint="eastAsia"/>
+              </w:rPr>
+            </w:pPr>
+            <w:r>
+              <w:rPr>
+                <w:rFonts w:ascii="华文中宋" w:eastAsia="华文中宋" w:hAnsi="华文中宋" w:hint="eastAsia"/>
+              </w:rPr>
+              <w:tab/>
+              <w:t>std::array&lt;float, 4&gt;  position = { 0 };</w:t>
+            </w:r>
+          </w:p>
+          <w:p>
+            <w:pPr>
+              <w:rPr>
+                <w:rFonts w:ascii="华文中宋" w:eastAsia="华文中宋" w:hAnsi="华文中宋" w:hint="eastAsia"/>
+              </w:rPr>
+            </w:pPr>
+            <w:r>
+              <w:rPr>
+                <w:rFonts w:ascii="华文中宋" w:eastAsia="华文中宋" w:hAnsi="华文中宋" w:hint="eastAsia"/>
+              </w:rPr>
+              <w:tab/>
+              <w:t>std::array&lt;float, 4&gt;  lookat = { 0 };</w:t>
+            </w:r>
+          </w:p>
+          <w:p>
+            <w:pPr>
+              <w:rPr>
+                <w:rFonts w:ascii="华文中宋" w:eastAsia="华文中宋" w:hAnsi="华文中宋" w:hint="eastAsia"/>
+              </w:rPr>
+            </w:pPr>
+            <w:r>
+              <w:rPr>
+                <w:rFonts w:ascii="华文中宋" w:eastAsia="华文中宋" w:hAnsi="华文中宋" w:hint="eastAsia"/>
+              </w:rPr>
+              <w:tab/>
+              <w:t>std::array&lt;float, 4&gt;  up = { 0 };</w:t>
+            </w:r>
+          </w:p>
+          <w:p>
+            <w:pPr>
+              <w:rPr>
+                <w:rFonts w:ascii="华文中宋" w:eastAsia="华文中宋" w:hAnsi="华文中宋"/>
+              </w:rPr>
+            </w:pPr>
+            <w:r>
+              <w:rPr>
+                <w:rFonts w:ascii="华文中宋" w:eastAsia="华文中宋" w:hAnsi="华文中宋" w:hint="eastAsia"/>
+              </w:rPr>
+              <w:t>};</w:t>
+            </w:r>
+          </w:p>
+          <w:p>
+            <w:pPr>
+              <w:rPr>
+                <w:rFonts w:ascii="华文中宋" w:eastAsia="华文中宋" w:hAnsi="华文中宋" w:hint="eastAsia"/>
+              </w:rPr>
+            </w:pPr>
+          </w:p>
+        </w:tc>
+      </w:tr>
+    </w:tbl>
+    <w:p>
+      <w:pPr>
+        <w:rPr>
+          <w:rFonts w:ascii="华文中宋" w:eastAsia="华文中宋" w:hAnsi="华文中宋"/>
+        </w:rPr>
+      </w:pPr>
+      <w:r>
+        <w:rPr>
+          <w:rFonts w:ascii="华文中宋" w:eastAsia="华文中宋" w:hAnsi="华文中宋" w:hint="eastAsia"/>
+        </w:rPr>
+        <w:t>在main.cpp中定义相机</w:t>
+      </w:r>
+    </w:p>
+    <w:tbl>
+      <w:tblPr>
+        <w:tblStyle w:val="af5"/>
+        <w:tblW w:w="0" w:type="auto"/>
+        <w:tblLook w:val="04A0" w:firstRow="1" w:lastRow="0" w:firstColumn="1" w:lastColumn="0" w:noHBand="0" w:noVBand="1"/>
+      </w:tblPr>
+      <w:tblGrid>
+        <w:gridCol w:w="8296"/>
+      </w:tblGrid>
+      <w:tr>
+        <w:tc>
+          <w:tcPr>
+            <w:tcW w:w="8296" w:type="dxa"/>
+          </w:tcPr>
+          <w:p>
+            <w:pPr>
+              <w:rPr>
+                <w:rFonts w:ascii="华文中宋" w:eastAsia="华文中宋" w:hAnsi="华文中宋" w:hint="eastAsia"/>
+              </w:rPr>
+            </w:pPr>
+            <w:r>
+              <w:rPr>
+                <w:rFonts w:ascii="华文中宋" w:eastAsia="华文中宋" w:hAnsi="华文中宋" w:hint="eastAsia"/>
+              </w:rPr>
+              <w:tab/>
+              <w:t>struct camera_set myCamera;</w:t>
+            </w:r>
+          </w:p>
+          <w:p>
+            <w:pPr>
+              <w:rPr>
+                <w:rFonts w:ascii="华文中宋" w:eastAsia="华文中宋" w:hAnsi="华文中宋" w:hint="eastAsia"/>
+              </w:rPr>
+            </w:pPr>
+            <w:r>
+              <w:rPr>
+                <w:rFonts w:ascii="华文中宋" w:eastAsia="华文中宋" w:hAnsi="华文中宋" w:hint="eastAsia"/>
+              </w:rPr>
+              <w:tab/>
+              <w:t>myCamera.position = { 2,2,5,0 };</w:t>
+            </w:r>
+          </w:p>
+          <w:p>
+            <w:pPr>
+              <w:rPr>
+                <w:rFonts w:ascii="华文中宋" w:eastAsia="华文中宋" w:hAnsi="华文中宋" w:hint="eastAsia"/>
+              </w:rPr>
+            </w:pPr>
+            <w:r>
+              <w:rPr>
+                <w:rFonts w:ascii="华文中宋" w:eastAsia="华文中宋" w:hAnsi="华文中宋" w:hint="eastAsia"/>
+              </w:rPr>
+              <w:tab/>
+              <w:t>myCamera.lookat = { 0.5, 0.5, 0.5, 0 };</w:t>
+            </w:r>
+          </w:p>
+          <w:p>
+            <w:pPr>
+              <w:rPr>
+                <w:rFonts w:ascii="华文中宋" w:eastAsia="华文中宋" w:hAnsi="华文中宋" w:hint="eastAsia"/>
+              </w:rPr>
+            </w:pPr>
+            <w:r>
+              <w:rPr>
+                <w:rFonts w:ascii="华文中宋" w:eastAsia="华文中宋" w:hAnsi="华文中宋" w:hint="eastAsia"/>
+              </w:rPr>
+              <w:tab/>
+              <w:t>myCamera.up = { 0,1,0,0 };</w:t>
+            </w:r>
+          </w:p>
+          <w:p>
+            <w:pPr>
+              <w:rPr>
+                <w:rFonts w:ascii="华文中宋" w:eastAsia="华文中宋" w:hAnsi="华文中宋" w:hint="eastAsia"/>
+              </w:rPr>
+            </w:pPr>
+          </w:p>
+        </w:tc>
+      </w:tr>
+    </w:tbl>
+    <w:p>
+      <w:pPr>
+        <w:rPr>
+          <w:rFonts w:ascii="华文中宋" w:eastAsia="华文中宋" w:hAnsi="华文中宋"/>
+        </w:rPr>
+      </w:pPr>
+    </w:p>
+    <w:p>
+      <w:pPr>
+        <w:rPr>
+          <w:rFonts w:ascii="华文中宋" w:eastAsia="华文中宋" w:hAnsi="华文中宋"/>
+        </w:rPr>
+      </w:pPr>
+      <w:r>
+        <w:rPr>
+          <w:rFonts w:ascii="华文中宋" w:eastAsia="华文中宋" w:hAnsi="华文中宋"/>
+        </w:rPr>
+        <w:lastRenderedPageBreak/>
+        <w:t>我现在mvp的第一步是不是要把物体矩阵变换到世界矩阵是吧，模型变换，我现在一开始输入的这个所有点坐标就是模型空间，我要让他们到世界空间去，也就是让相机坐标225为参照原点是吧，这样，我这样想，相对于原点，我的相机在原点的方位是离原点x轴上2，y轴2，z轴5，那就说明原点这个点，以我这个相机为原点来看就是在一个-2，-2，-5的位置，哦，我是不是忘记加负号了</w:t>
+      </w:r>
+      <w:r>
+        <w:rPr>
+          <w:rFonts w:ascii="华文中宋" w:eastAsia="华文中宋" w:hAnsi="华文中宋" w:hint="eastAsia"/>
+        </w:rPr>
+        <w:t>。</w:t>
+      </w:r>
+    </w:p>
+    <w:p>
+      <w:pPr>
+        <w:rPr>
+          <w:rFonts w:ascii="华文中宋" w:eastAsia="华文中宋" w:hAnsi="华文中宋" w:hint="eastAsia"/>
+        </w:rPr>
+      </w:pPr>
+      <w:r>
+        <w:rPr>
+          <w:rFonts w:ascii="华文中宋" w:eastAsia="华文中宋" w:hAnsi="华文中宋" w:hint="eastAsia"/>
+        </w:rPr>
+        <w:t>struct Matrix3D MVP_trans(struct camera_set camera, myRender_vector_4 vector)</w:t>
+      </w:r>
+    </w:p>
+    <w:p>
+      <w:pPr>
+        <w:rPr>
+          <w:rFonts w:ascii="华文中宋" w:eastAsia="华文中宋" w:hAnsi="华文中宋"/>
+        </w:rPr>
+      </w:pPr>
+      <w:r>
+        <w:rPr>
+          <w:rFonts w:ascii="华文中宋" w:eastAsia="华文中宋" w:hAnsi="华文中宋" w:hint="eastAsia"/>
+        </w:rPr>
+        <w:t>我靠了，不好了，哈啊哈哈，我才意识到，我这个是对一个点而不是一个vector数组的，改死我了</w:t>
+      </w:r>
+    </w:p>
+    <w:p>
+      <w:pPr>
+        <w:rPr>
+          <w:rFonts w:ascii="华文中宋" w:eastAsia="华文中宋" w:hAnsi="华文中宋" w:hint="eastAsia"/>
+        </w:rPr>
+      </w:pPr>
+      <w:r>
+        <w:rPr>
+          <w:rFonts w:ascii="华文中宋" w:eastAsia="华文中宋" w:hAnsi="华文中宋" w:hint="eastAsia"/>
+        </w:rPr>
+        <w:t>改成这样</w:t>
+      </w:r>
     </w:p>
     <w:sectPr>
       <w:pgSz w:w="11906" w:h="16838"/>

--- a/MyRenderer/自定义软渲染器myRenderer实验报告.docx
+++ b/MyRenderer/自定义软渲染器myRenderer实验报告.docx
@@ -222,7 +222,35 @@
         <w:rPr>
           <w:rFonts w:ascii="华文中宋" w:eastAsia="华文中宋" w:hAnsi="华文中宋"/>
         </w:rPr>
-        <w:t>我大致分析了一下任务，然后我发现有很多我有问题的地方，这还只是我大致看一圈有问题的地方，第一步这个给读取/硬编码一个模型这个，首先我得有个顶点文件吧，我自己来定义吗，还是我上blender拉一个正方形导出？那我又如何读取这个文件，用什么库？还是我自己来规定，我想想，我之前写过矩阵运算，那我就其实写一个理论上是正方体的八个顶点坐标就可以是吧，不用那么麻烦，然后输出应该是什么格式，png？但希望我最后这个结果是直接出现在屏幕上的，那我怎么办呢？有库吗，这也意味着我必须去控制我电脑上负责输出图形的像素，这个叫啥我忘了，就是我得控制这个硬件是吧？而且你说我目前要在cpu端模拟是吧，那也涉及后面光栅化步骤的问题，就是我说可能说不太明白，是有什么函数能把那个硬件映射下来吗，我要是光设值，怎么把屏幕硬件输出和我的代码关联上啊？？</w:t>
+        <w:t>我大致分析了一下任务，然后我发现有很多我有问题的地方，这还只是我大致看一圈有问题的地方，第一步这个给读取/硬编码一个模型这个，首先我得有个顶点文件吧，我自己来定义吗，还是我上blender拉一个正方形导出？那我又如何读取这个文件，用什么库？还是我自己来规定，我想想，我之前写过矩阵运算，那我就其实写一个理论上是正方体的八个顶点坐标就可以是吧，不用那么麻烦，然后输出应该是什么格式，</w:t>
+      </w:r>
+      <w:proofErr w:type="spellStart"/>
+      <w:r>
+        <w:rPr>
+          <w:rFonts w:ascii="华文中宋" w:eastAsia="华文中宋" w:hAnsi="华文中宋"/>
+        </w:rPr>
+        <w:t>png</w:t>
+      </w:r>
+      <w:proofErr w:type="spellEnd"/>
+      <w:r>
+        <w:rPr>
+          <w:rFonts w:ascii="华文中宋" w:eastAsia="华文中宋" w:hAnsi="华文中宋"/>
+        </w:rPr>
+        <w:t>？但希望我最后这个结果是直接出现在屏幕上的，那我怎么办呢？有库吗，这也意味着我必须去控制我电脑上负责输出图形的像素，这个叫啥我忘了，就是我得控制这个硬件是吧？而且你说我目前要在</w:t>
+      </w:r>
+      <w:proofErr w:type="spellStart"/>
+      <w:r>
+        <w:rPr>
+          <w:rFonts w:ascii="华文中宋" w:eastAsia="华文中宋" w:hAnsi="华文中宋"/>
+        </w:rPr>
+        <w:t>cpu</w:t>
+      </w:r>
+      <w:proofErr w:type="spellEnd"/>
+      <w:r>
+        <w:rPr>
+          <w:rFonts w:ascii="华文中宋" w:eastAsia="华文中宋" w:hAnsi="华文中宋"/>
+        </w:rPr>
+        <w:t>端模拟是吧，那也涉及后面光栅化步骤的问题，就是我说可能说不太明白，是有什么函数能把那个硬件映射下来吗，我要是光设值，怎么把屏幕硬件输出和我的代码关联上啊？？</w:t>
       </w:r>
     </w:p>
     <w:p>
@@ -269,7 +297,49 @@
         <w:rPr>
           <w:rFonts w:ascii="华文中宋" w:eastAsia="华文中宋" w:hAnsi="华文中宋" w:hint="eastAsia"/>
         </w:rPr>
-        <w:t>大致需要用到的类：矩阵变换类（矩阵加减乘除，属于数学，可以归类到数学-矩阵，mvp变换，要使用到矩阵变换，那我们还是不要叫数学了吧，算了把mvp放到功能类里），各功能类（mvp，Rasterization，Z-Buffer，Inter）</w:t>
+        <w:t>大致需要用到的类：矩阵变换类（矩阵加减乘除，属于数学，可以归类到数学-矩阵，</w:t>
+      </w:r>
+      <w:proofErr w:type="spellStart"/>
+      <w:r>
+        <w:rPr>
+          <w:rFonts w:ascii="华文中宋" w:eastAsia="华文中宋" w:hAnsi="华文中宋" w:hint="eastAsia"/>
+        </w:rPr>
+        <w:t>mvp</w:t>
+      </w:r>
+      <w:proofErr w:type="spellEnd"/>
+      <w:r>
+        <w:rPr>
+          <w:rFonts w:ascii="华文中宋" w:eastAsia="华文中宋" w:hAnsi="华文中宋" w:hint="eastAsia"/>
+        </w:rPr>
+        <w:t>变换，要使用到矩阵变换，那我们还是不要叫数学了吧，算了把</w:t>
+      </w:r>
+      <w:proofErr w:type="spellStart"/>
+      <w:r>
+        <w:rPr>
+          <w:rFonts w:ascii="华文中宋" w:eastAsia="华文中宋" w:hAnsi="华文中宋" w:hint="eastAsia"/>
+        </w:rPr>
+        <w:t>mvp</w:t>
+      </w:r>
+      <w:proofErr w:type="spellEnd"/>
+      <w:r>
+        <w:rPr>
+          <w:rFonts w:ascii="华文中宋" w:eastAsia="华文中宋" w:hAnsi="华文中宋" w:hint="eastAsia"/>
+        </w:rPr>
+        <w:t>放到功能类里），各功能类（</w:t>
+      </w:r>
+      <w:proofErr w:type="spellStart"/>
+      <w:r>
+        <w:rPr>
+          <w:rFonts w:ascii="华文中宋" w:eastAsia="华文中宋" w:hAnsi="华文中宋" w:hint="eastAsia"/>
+        </w:rPr>
+        <w:t>mvp</w:t>
+      </w:r>
+      <w:proofErr w:type="spellEnd"/>
+      <w:r>
+        <w:rPr>
+          <w:rFonts w:ascii="华文中宋" w:eastAsia="华文中宋" w:hAnsi="华文中宋" w:hint="eastAsia"/>
+        </w:rPr>
+        <w:t>，Rasterization，Z-Buffer，Inter）</w:t>
       </w:r>
     </w:p>
     <w:p>
@@ -683,21 +753,49 @@
               <w:rPr>
                 <w:rFonts w:ascii="华文中宋" w:eastAsia="华文中宋" w:hAnsi="华文中宋" w:hint="eastAsia"/>
               </w:rPr>
-              <w:t>struct myRender_triangle {</w:t>
-            </w:r>
-          </w:p>
-          <w:p>
-            <w:pPr>
-              <w:rPr>
-                <w:rFonts w:ascii="华文中宋" w:eastAsia="华文中宋" w:hAnsi="华文中宋" w:hint="eastAsia"/>
-              </w:rPr>
-            </w:pPr>
-            <w:r>
-              <w:rPr>
-                <w:rFonts w:ascii="华文中宋" w:eastAsia="华文中宋" w:hAnsi="华文中宋" w:hint="eastAsia"/>
-              </w:rPr>
-              <w:tab/>
-              <w:t>std::array&lt;struct vector_4, 3&gt; tri_order;</w:t>
+              <w:t xml:space="preserve">struct </w:t>
+            </w:r>
+            <w:proofErr w:type="spellStart"/>
+            <w:r>
+              <w:rPr>
+                <w:rFonts w:ascii="华文中宋" w:eastAsia="华文中宋" w:hAnsi="华文中宋" w:hint="eastAsia"/>
+              </w:rPr>
+              <w:t>myRender_triangle</w:t>
+            </w:r>
+            <w:proofErr w:type="spellEnd"/>
+            <w:r>
+              <w:rPr>
+                <w:rFonts w:ascii="华文中宋" w:eastAsia="华文中宋" w:hAnsi="华文中宋" w:hint="eastAsia"/>
+              </w:rPr>
+              <w:t xml:space="preserve"> {</w:t>
+            </w:r>
+          </w:p>
+          <w:p>
+            <w:pPr>
+              <w:rPr>
+                <w:rFonts w:ascii="华文中宋" w:eastAsia="华文中宋" w:hAnsi="华文中宋" w:hint="eastAsia"/>
+              </w:rPr>
+            </w:pPr>
+            <w:r>
+              <w:rPr>
+                <w:rFonts w:ascii="华文中宋" w:eastAsia="华文中宋" w:hAnsi="华文中宋" w:hint="eastAsia"/>
+              </w:rPr>
+              <w:tab/>
+              <w:t xml:space="preserve">std::array&lt;struct vector_4, 3&gt; </w:t>
+            </w:r>
+            <w:proofErr w:type="spellStart"/>
+            <w:r>
+              <w:rPr>
+                <w:rFonts w:ascii="华文中宋" w:eastAsia="华文中宋" w:hAnsi="华文中宋" w:hint="eastAsia"/>
+              </w:rPr>
+              <w:t>tri_order</w:t>
+            </w:r>
+            <w:proofErr w:type="spellEnd"/>
+            <w:r>
+              <w:rPr>
+                <w:rFonts w:ascii="华文中宋" w:eastAsia="华文中宋" w:hAnsi="华文中宋" w:hint="eastAsia"/>
+              </w:rPr>
+              <w:t>;</w:t>
             </w:r>
           </w:p>
           <w:p>
@@ -960,21 +1058,49 @@
                 <w:rFonts w:ascii="华文中宋" w:eastAsia="华文中宋" w:hAnsi="华文中宋" w:hint="eastAsia"/>
               </w:rPr>
               <w:lastRenderedPageBreak/>
-              <w:t>struct myRender_triangle {</w:t>
-            </w:r>
-          </w:p>
-          <w:p>
-            <w:pPr>
-              <w:rPr>
-                <w:rFonts w:ascii="华文中宋" w:eastAsia="华文中宋" w:hAnsi="华文中宋" w:hint="eastAsia"/>
-              </w:rPr>
-            </w:pPr>
-            <w:r>
-              <w:rPr>
-                <w:rFonts w:ascii="华文中宋" w:eastAsia="华文中宋" w:hAnsi="华文中宋" w:hint="eastAsia"/>
-              </w:rPr>
-              <w:tab/>
-              <w:t>std::array&lt;struct vector_4, 3&gt; tri_order;</w:t>
+              <w:t xml:space="preserve">struct </w:t>
+            </w:r>
+            <w:proofErr w:type="spellStart"/>
+            <w:r>
+              <w:rPr>
+                <w:rFonts w:ascii="华文中宋" w:eastAsia="华文中宋" w:hAnsi="华文中宋" w:hint="eastAsia"/>
+              </w:rPr>
+              <w:t>myRender_triangle</w:t>
+            </w:r>
+            <w:proofErr w:type="spellEnd"/>
+            <w:r>
+              <w:rPr>
+                <w:rFonts w:ascii="华文中宋" w:eastAsia="华文中宋" w:hAnsi="华文中宋" w:hint="eastAsia"/>
+              </w:rPr>
+              <w:t xml:space="preserve"> {</w:t>
+            </w:r>
+          </w:p>
+          <w:p>
+            <w:pPr>
+              <w:rPr>
+                <w:rFonts w:ascii="华文中宋" w:eastAsia="华文中宋" w:hAnsi="华文中宋" w:hint="eastAsia"/>
+              </w:rPr>
+            </w:pPr>
+            <w:r>
+              <w:rPr>
+                <w:rFonts w:ascii="华文中宋" w:eastAsia="华文中宋" w:hAnsi="华文中宋" w:hint="eastAsia"/>
+              </w:rPr>
+              <w:tab/>
+              <w:t xml:space="preserve">std::array&lt;struct vector_4, 3&gt; </w:t>
+            </w:r>
+            <w:proofErr w:type="spellStart"/>
+            <w:r>
+              <w:rPr>
+                <w:rFonts w:ascii="华文中宋" w:eastAsia="华文中宋" w:hAnsi="华文中宋" w:hint="eastAsia"/>
+              </w:rPr>
+              <w:t>tri_order</w:t>
+            </w:r>
+            <w:proofErr w:type="spellEnd"/>
+            <w:r>
+              <w:rPr>
+                <w:rFonts w:ascii="华文中宋" w:eastAsia="华文中宋" w:hAnsi="华文中宋" w:hint="eastAsia"/>
+              </w:rPr>
+              <w:t>;</w:t>
             </w:r>
           </w:p>
           <w:p>
@@ -1001,7 +1127,35 @@
                 <w:rFonts w:ascii="华文中宋" w:eastAsia="华文中宋" w:hAnsi="华文中宋" w:hint="eastAsia"/>
               </w:rPr>
               <w:tab/>
-              <w:t>struct myRender_triangle cube_tri[16];</w:t>
+              <w:t xml:space="preserve">struct </w:t>
+            </w:r>
+            <w:proofErr w:type="spellStart"/>
+            <w:r>
+              <w:rPr>
+                <w:rFonts w:ascii="华文中宋" w:eastAsia="华文中宋" w:hAnsi="华文中宋" w:hint="eastAsia"/>
+              </w:rPr>
+              <w:t>myRender_triangle</w:t>
+            </w:r>
+            <w:proofErr w:type="spellEnd"/>
+            <w:r>
+              <w:rPr>
+                <w:rFonts w:ascii="华文中宋" w:eastAsia="华文中宋" w:hAnsi="华文中宋" w:hint="eastAsia"/>
+              </w:rPr>
+              <w:t xml:space="preserve"> </w:t>
+            </w:r>
+            <w:proofErr w:type="spellStart"/>
+            <w:r>
+              <w:rPr>
+                <w:rFonts w:ascii="华文中宋" w:eastAsia="华文中宋" w:hAnsi="华文中宋" w:hint="eastAsia"/>
+              </w:rPr>
+              <w:t>cube_tri</w:t>
+            </w:r>
+            <w:proofErr w:type="spellEnd"/>
+            <w:r>
+              <w:rPr>
+                <w:rFonts w:ascii="华文中宋" w:eastAsia="华文中宋" w:hAnsi="华文中宋" w:hint="eastAsia"/>
+              </w:rPr>
+              <w:t>[16];</w:t>
             </w:r>
           </w:p>
           <w:p>
@@ -1029,7 +1183,34 @@
                 <w:rFonts w:ascii="华文中宋" w:eastAsia="华文中宋" w:hAnsi="华文中宋" w:hint="eastAsia"/>
               </w:rPr>
               <w:tab/>
-              <w:t>cube_tri[0].tri_order = { cube[0],cube[1],cube[2] };</w:t>
+            </w:r>
+            <w:proofErr w:type="spellStart"/>
+            <w:r>
+              <w:rPr>
+                <w:rFonts w:ascii="华文中宋" w:eastAsia="华文中宋" w:hAnsi="华文中宋" w:hint="eastAsia"/>
+              </w:rPr>
+              <w:t>cube_tri</w:t>
+            </w:r>
+            <w:proofErr w:type="spellEnd"/>
+            <w:r>
+              <w:rPr>
+                <w:rFonts w:ascii="华文中宋" w:eastAsia="华文中宋" w:hAnsi="华文中宋" w:hint="eastAsia"/>
+              </w:rPr>
+              <w:t>[0].</w:t>
+            </w:r>
+            <w:proofErr w:type="spellStart"/>
+            <w:r>
+              <w:rPr>
+                <w:rFonts w:ascii="华文中宋" w:eastAsia="华文中宋" w:hAnsi="华文中宋" w:hint="eastAsia"/>
+              </w:rPr>
+              <w:t>tri_order</w:t>
+            </w:r>
+            <w:proofErr w:type="spellEnd"/>
+            <w:r>
+              <w:rPr>
+                <w:rFonts w:ascii="华文中宋" w:eastAsia="华文中宋" w:hAnsi="华文中宋" w:hint="eastAsia"/>
+              </w:rPr>
+              <w:t xml:space="preserve"> = { cube[0],cube[1],cube[2] };</w:t>
             </w:r>
           </w:p>
           <w:p>
@@ -1105,7 +1286,21 @@
               <w:rPr>
                 <w:rFonts w:ascii="华文中宋" w:eastAsia="华文中宋" w:hAnsi="华文中宋" w:hint="eastAsia"/>
               </w:rPr>
-              <w:t>struct myRender_triangle {</w:t>
+              <w:t xml:space="preserve">struct </w:t>
+            </w:r>
+            <w:proofErr w:type="spellStart"/>
+            <w:r>
+              <w:rPr>
+                <w:rFonts w:ascii="华文中宋" w:eastAsia="华文中宋" w:hAnsi="华文中宋" w:hint="eastAsia"/>
+              </w:rPr>
+              <w:t>myRender_triangle</w:t>
+            </w:r>
+            <w:proofErr w:type="spellEnd"/>
+            <w:r>
+              <w:rPr>
+                <w:rFonts w:ascii="华文中宋" w:eastAsia="华文中宋" w:hAnsi="华文中宋" w:hint="eastAsia"/>
+              </w:rPr>
+              <w:t xml:space="preserve"> {</w:t>
             </w:r>
           </w:p>
           <w:p>
@@ -1146,21 +1341,76 @@
                 <w:rFonts w:ascii="华文中宋" w:eastAsia="华文中宋" w:hAnsi="华文中宋" w:hint="eastAsia"/>
               </w:rPr>
               <w:tab/>
-              <w:t>struct myRender_triangle cube_index[12];</w:t>
-            </w:r>
-          </w:p>
-          <w:p>
-            <w:pPr>
-              <w:rPr>
-                <w:rFonts w:ascii="华文中宋" w:eastAsia="华文中宋" w:hAnsi="华文中宋" w:hint="eastAsia"/>
-              </w:rPr>
-            </w:pPr>
-            <w:r>
-              <w:rPr>
-                <w:rFonts w:ascii="华文中宋" w:eastAsia="华文中宋" w:hAnsi="华文中宋" w:hint="eastAsia"/>
-              </w:rPr>
-              <w:tab/>
-              <w:t>cube_index[0].index = { 0,1,2 }; cube_index[1].index = { 2,3,0 };//背面</w:t>
+              <w:t xml:space="preserve">struct </w:t>
+            </w:r>
+            <w:proofErr w:type="spellStart"/>
+            <w:r>
+              <w:rPr>
+                <w:rFonts w:ascii="华文中宋" w:eastAsia="华文中宋" w:hAnsi="华文中宋" w:hint="eastAsia"/>
+              </w:rPr>
+              <w:t>myRender_triangle</w:t>
+            </w:r>
+            <w:proofErr w:type="spellEnd"/>
+            <w:r>
+              <w:rPr>
+                <w:rFonts w:ascii="华文中宋" w:eastAsia="华文中宋" w:hAnsi="华文中宋" w:hint="eastAsia"/>
+              </w:rPr>
+              <w:t xml:space="preserve"> </w:t>
+            </w:r>
+            <w:proofErr w:type="spellStart"/>
+            <w:r>
+              <w:rPr>
+                <w:rFonts w:ascii="华文中宋" w:eastAsia="华文中宋" w:hAnsi="华文中宋" w:hint="eastAsia"/>
+              </w:rPr>
+              <w:t>cube_index</w:t>
+            </w:r>
+            <w:proofErr w:type="spellEnd"/>
+            <w:r>
+              <w:rPr>
+                <w:rFonts w:ascii="华文中宋" w:eastAsia="华文中宋" w:hAnsi="华文中宋" w:hint="eastAsia"/>
+              </w:rPr>
+              <w:t>[12];</w:t>
+            </w:r>
+          </w:p>
+          <w:p>
+            <w:pPr>
+              <w:rPr>
+                <w:rFonts w:ascii="华文中宋" w:eastAsia="华文中宋" w:hAnsi="华文中宋" w:hint="eastAsia"/>
+              </w:rPr>
+            </w:pPr>
+            <w:r>
+              <w:rPr>
+                <w:rFonts w:ascii="华文中宋" w:eastAsia="华文中宋" w:hAnsi="华文中宋" w:hint="eastAsia"/>
+              </w:rPr>
+              <w:tab/>
+            </w:r>
+            <w:proofErr w:type="spellStart"/>
+            <w:r>
+              <w:rPr>
+                <w:rFonts w:ascii="华文中宋" w:eastAsia="华文中宋" w:hAnsi="华文中宋" w:hint="eastAsia"/>
+              </w:rPr>
+              <w:t>cube_index</w:t>
+            </w:r>
+            <w:proofErr w:type="spellEnd"/>
+            <w:r>
+              <w:rPr>
+                <w:rFonts w:ascii="华文中宋" w:eastAsia="华文中宋" w:hAnsi="华文中宋" w:hint="eastAsia"/>
+              </w:rPr>
+              <w:t xml:space="preserve">[0].index = { 0,1,2 }; </w:t>
+            </w:r>
+            <w:proofErr w:type="spellStart"/>
+            <w:r>
+              <w:rPr>
+                <w:rFonts w:ascii="华文中宋" w:eastAsia="华文中宋" w:hAnsi="华文中宋" w:hint="eastAsia"/>
+              </w:rPr>
+              <w:t>cube_index</w:t>
+            </w:r>
+            <w:proofErr w:type="spellEnd"/>
+            <w:r>
+              <w:rPr>
+                <w:rFonts w:ascii="华文中宋" w:eastAsia="华文中宋" w:hAnsi="华文中宋" w:hint="eastAsia"/>
+              </w:rPr>
+              <w:t>[1].index = { 2,3,0 };//背面</w:t>
             </w:r>
           </w:p>
           <w:p>
@@ -1175,63 +1425,198 @@
               </w:rPr>
               <w:lastRenderedPageBreak/>
               <w:tab/>
-              <w:t>cube_index[2].index = { 0,4,5 }; cube_index[3].index = { 5,3,0 };//左侧</w:t>
-            </w:r>
-          </w:p>
-          <w:p>
-            <w:pPr>
-              <w:rPr>
-                <w:rFonts w:ascii="华文中宋" w:eastAsia="华文中宋" w:hAnsi="华文中宋" w:hint="eastAsia"/>
-              </w:rPr>
-            </w:pPr>
-            <w:r>
-              <w:rPr>
-                <w:rFonts w:ascii="华文中宋" w:eastAsia="华文中宋" w:hAnsi="华文中宋" w:hint="eastAsia"/>
-              </w:rPr>
-              <w:tab/>
-              <w:t>cube_index[4].index = { 1,6,7 }; cube_index[5].index = { 7,2,1 };//右侧</w:t>
-            </w:r>
-          </w:p>
-          <w:p>
-            <w:pPr>
-              <w:rPr>
-                <w:rFonts w:ascii="华文中宋" w:eastAsia="华文中宋" w:hAnsi="华文中宋" w:hint="eastAsia"/>
-              </w:rPr>
-            </w:pPr>
-            <w:r>
-              <w:rPr>
-                <w:rFonts w:ascii="华文中宋" w:eastAsia="华文中宋" w:hAnsi="华文中宋" w:hint="eastAsia"/>
-              </w:rPr>
-              <w:tab/>
-              <w:t>cube_index[6].index = { 5,7,2 }; cube_index[7].index = { 2,3,5 };//上面</w:t>
-            </w:r>
-          </w:p>
-          <w:p>
-            <w:pPr>
-              <w:rPr>
-                <w:rFonts w:ascii="华文中宋" w:eastAsia="华文中宋" w:hAnsi="华文中宋" w:hint="eastAsia"/>
-              </w:rPr>
-            </w:pPr>
-            <w:r>
-              <w:rPr>
-                <w:rFonts w:ascii="华文中宋" w:eastAsia="华文中宋" w:hAnsi="华文中宋" w:hint="eastAsia"/>
-              </w:rPr>
-              <w:tab/>
-              <w:t>cube_index[8].index = { 4,6,1 }; cube_index[9].index = { 1,0,4 };//下面</w:t>
-            </w:r>
-          </w:p>
-          <w:p>
-            <w:pPr>
-              <w:rPr>
-                <w:rFonts w:ascii="华文中宋" w:eastAsia="华文中宋" w:hAnsi="华文中宋" w:hint="eastAsia"/>
-              </w:rPr>
-            </w:pPr>
-            <w:r>
-              <w:rPr>
-                <w:rFonts w:ascii="华文中宋" w:eastAsia="华文中宋" w:hAnsi="华文中宋" w:hint="eastAsia"/>
-              </w:rPr>
-              <w:tab/>
-              <w:t>cube_index[10].index = { 4,6,7 }; cube_index[11].index = { 7,5,4 };//正面</w:t>
+            </w:r>
+            <w:proofErr w:type="spellStart"/>
+            <w:r>
+              <w:rPr>
+                <w:rFonts w:ascii="华文中宋" w:eastAsia="华文中宋" w:hAnsi="华文中宋" w:hint="eastAsia"/>
+              </w:rPr>
+              <w:t>cube_index</w:t>
+            </w:r>
+            <w:proofErr w:type="spellEnd"/>
+            <w:r>
+              <w:rPr>
+                <w:rFonts w:ascii="华文中宋" w:eastAsia="华文中宋" w:hAnsi="华文中宋" w:hint="eastAsia"/>
+              </w:rPr>
+              <w:t xml:space="preserve">[2].index = { 0,4,5 }; </w:t>
+            </w:r>
+            <w:proofErr w:type="spellStart"/>
+            <w:r>
+              <w:rPr>
+                <w:rFonts w:ascii="华文中宋" w:eastAsia="华文中宋" w:hAnsi="华文中宋" w:hint="eastAsia"/>
+              </w:rPr>
+              <w:t>cube_index</w:t>
+            </w:r>
+            <w:proofErr w:type="spellEnd"/>
+            <w:r>
+              <w:rPr>
+                <w:rFonts w:ascii="华文中宋" w:eastAsia="华文中宋" w:hAnsi="华文中宋" w:hint="eastAsia"/>
+              </w:rPr>
+              <w:t>[3].index = { 5,3,0 };//左侧</w:t>
+            </w:r>
+          </w:p>
+          <w:p>
+            <w:pPr>
+              <w:rPr>
+                <w:rFonts w:ascii="华文中宋" w:eastAsia="华文中宋" w:hAnsi="华文中宋" w:hint="eastAsia"/>
+              </w:rPr>
+            </w:pPr>
+            <w:r>
+              <w:rPr>
+                <w:rFonts w:ascii="华文中宋" w:eastAsia="华文中宋" w:hAnsi="华文中宋" w:hint="eastAsia"/>
+              </w:rPr>
+              <w:tab/>
+            </w:r>
+            <w:proofErr w:type="spellStart"/>
+            <w:r>
+              <w:rPr>
+                <w:rFonts w:ascii="华文中宋" w:eastAsia="华文中宋" w:hAnsi="华文中宋" w:hint="eastAsia"/>
+              </w:rPr>
+              <w:t>cube_index</w:t>
+            </w:r>
+            <w:proofErr w:type="spellEnd"/>
+            <w:r>
+              <w:rPr>
+                <w:rFonts w:ascii="华文中宋" w:eastAsia="华文中宋" w:hAnsi="华文中宋" w:hint="eastAsia"/>
+              </w:rPr>
+              <w:t xml:space="preserve">[4].index = { 1,6,7 }; </w:t>
+            </w:r>
+            <w:proofErr w:type="spellStart"/>
+            <w:r>
+              <w:rPr>
+                <w:rFonts w:ascii="华文中宋" w:eastAsia="华文中宋" w:hAnsi="华文中宋" w:hint="eastAsia"/>
+              </w:rPr>
+              <w:t>cube_index</w:t>
+            </w:r>
+            <w:proofErr w:type="spellEnd"/>
+            <w:r>
+              <w:rPr>
+                <w:rFonts w:ascii="华文中宋" w:eastAsia="华文中宋" w:hAnsi="华文中宋" w:hint="eastAsia"/>
+              </w:rPr>
+              <w:t>[5].index = { 7,2,1 };//右侧</w:t>
+            </w:r>
+          </w:p>
+          <w:p>
+            <w:pPr>
+              <w:rPr>
+                <w:rFonts w:ascii="华文中宋" w:eastAsia="华文中宋" w:hAnsi="华文中宋" w:hint="eastAsia"/>
+              </w:rPr>
+            </w:pPr>
+            <w:r>
+              <w:rPr>
+                <w:rFonts w:ascii="华文中宋" w:eastAsia="华文中宋" w:hAnsi="华文中宋" w:hint="eastAsia"/>
+              </w:rPr>
+              <w:tab/>
+            </w:r>
+            <w:proofErr w:type="spellStart"/>
+            <w:r>
+              <w:rPr>
+                <w:rFonts w:ascii="华文中宋" w:eastAsia="华文中宋" w:hAnsi="华文中宋" w:hint="eastAsia"/>
+              </w:rPr>
+              <w:t>cube_index</w:t>
+            </w:r>
+            <w:proofErr w:type="spellEnd"/>
+            <w:r>
+              <w:rPr>
+                <w:rFonts w:ascii="华文中宋" w:eastAsia="华文中宋" w:hAnsi="华文中宋" w:hint="eastAsia"/>
+              </w:rPr>
+              <w:t xml:space="preserve">[6].index = { 5,7,2 }; </w:t>
+            </w:r>
+            <w:proofErr w:type="spellStart"/>
+            <w:r>
+              <w:rPr>
+                <w:rFonts w:ascii="华文中宋" w:eastAsia="华文中宋" w:hAnsi="华文中宋" w:hint="eastAsia"/>
+              </w:rPr>
+              <w:t>cube_index</w:t>
+            </w:r>
+            <w:proofErr w:type="spellEnd"/>
+            <w:r>
+              <w:rPr>
+                <w:rFonts w:ascii="华文中宋" w:eastAsia="华文中宋" w:hAnsi="华文中宋" w:hint="eastAsia"/>
+              </w:rPr>
+              <w:t>[7].index = { 2,3,5 };//上面</w:t>
+            </w:r>
+          </w:p>
+          <w:p>
+            <w:pPr>
+              <w:rPr>
+                <w:rFonts w:ascii="华文中宋" w:eastAsia="华文中宋" w:hAnsi="华文中宋" w:hint="eastAsia"/>
+              </w:rPr>
+            </w:pPr>
+            <w:r>
+              <w:rPr>
+                <w:rFonts w:ascii="华文中宋" w:eastAsia="华文中宋" w:hAnsi="华文中宋" w:hint="eastAsia"/>
+              </w:rPr>
+              <w:tab/>
+            </w:r>
+            <w:proofErr w:type="spellStart"/>
+            <w:r>
+              <w:rPr>
+                <w:rFonts w:ascii="华文中宋" w:eastAsia="华文中宋" w:hAnsi="华文中宋" w:hint="eastAsia"/>
+              </w:rPr>
+              <w:t>cube_index</w:t>
+            </w:r>
+            <w:proofErr w:type="spellEnd"/>
+            <w:r>
+              <w:rPr>
+                <w:rFonts w:ascii="华文中宋" w:eastAsia="华文中宋" w:hAnsi="华文中宋" w:hint="eastAsia"/>
+              </w:rPr>
+              <w:t xml:space="preserve">[8].index = { 4,6,1 }; </w:t>
+            </w:r>
+            <w:proofErr w:type="spellStart"/>
+            <w:r>
+              <w:rPr>
+                <w:rFonts w:ascii="华文中宋" w:eastAsia="华文中宋" w:hAnsi="华文中宋" w:hint="eastAsia"/>
+              </w:rPr>
+              <w:t>cube_index</w:t>
+            </w:r>
+            <w:proofErr w:type="spellEnd"/>
+            <w:r>
+              <w:rPr>
+                <w:rFonts w:ascii="华文中宋" w:eastAsia="华文中宋" w:hAnsi="华文中宋" w:hint="eastAsia"/>
+              </w:rPr>
+              <w:t>[9].index = { 1,0,4 };//下面</w:t>
+            </w:r>
+          </w:p>
+          <w:p>
+            <w:pPr>
+              <w:rPr>
+                <w:rFonts w:ascii="华文中宋" w:eastAsia="华文中宋" w:hAnsi="华文中宋" w:hint="eastAsia"/>
+              </w:rPr>
+            </w:pPr>
+            <w:r>
+              <w:rPr>
+                <w:rFonts w:ascii="华文中宋" w:eastAsia="华文中宋" w:hAnsi="华文中宋" w:hint="eastAsia"/>
+              </w:rPr>
+              <w:tab/>
+            </w:r>
+            <w:proofErr w:type="spellStart"/>
+            <w:r>
+              <w:rPr>
+                <w:rFonts w:ascii="华文中宋" w:eastAsia="华文中宋" w:hAnsi="华文中宋" w:hint="eastAsia"/>
+              </w:rPr>
+              <w:t>cube_index</w:t>
+            </w:r>
+            <w:proofErr w:type="spellEnd"/>
+            <w:r>
+              <w:rPr>
+                <w:rFonts w:ascii="华文中宋" w:eastAsia="华文中宋" w:hAnsi="华文中宋" w:hint="eastAsia"/>
+              </w:rPr>
+              <w:t xml:space="preserve">[10].index = { 4,6,7 }; </w:t>
+            </w:r>
+            <w:proofErr w:type="spellStart"/>
+            <w:r>
+              <w:rPr>
+                <w:rFonts w:ascii="华文中宋" w:eastAsia="华文中宋" w:hAnsi="华文中宋" w:hint="eastAsia"/>
+              </w:rPr>
+              <w:t>cube_index</w:t>
+            </w:r>
+            <w:proofErr w:type="spellEnd"/>
+            <w:r>
+              <w:rPr>
+                <w:rFonts w:ascii="华文中宋" w:eastAsia="华文中宋" w:hAnsi="华文中宋" w:hint="eastAsia"/>
+              </w:rPr>
+              <w:t>[11].index = { 7,5,4 };//正面</w:t>
             </w:r>
           </w:p>
           <w:p>
@@ -1273,7 +1658,21 @@
         <w:rPr>
           <w:rFonts w:ascii="华文中宋" w:eastAsia="华文中宋" w:hAnsi="华文中宋" w:hint="eastAsia"/>
         </w:rPr>
-        <w:t>先传github吧</w:t>
+        <w:t>先传</w:t>
+      </w:r>
+      <w:proofErr w:type="spellStart"/>
+      <w:r>
+        <w:rPr>
+          <w:rFonts w:ascii="华文中宋" w:eastAsia="华文中宋" w:hAnsi="华文中宋" w:hint="eastAsia"/>
+        </w:rPr>
+        <w:t>github</w:t>
+      </w:r>
+      <w:proofErr w:type="spellEnd"/>
+      <w:r>
+        <w:rPr>
+          <w:rFonts w:ascii="华文中宋" w:eastAsia="华文中宋" w:hAnsi="华文中宋" w:hint="eastAsia"/>
+        </w:rPr>
+        <w:t>吧</w:t>
       </w:r>
       <w:r>
         <w:rPr>
@@ -1362,21 +1761,57 @@
         <w:rPr>
           <w:rFonts w:ascii="华文中宋" w:eastAsia="华文中宋" w:hAnsi="华文中宋" w:hint="eastAsia"/>
         </w:rPr>
-        <w:t>先定义一个相机：位置（225），lookat（0.5，0.5，0.5）（正方体中心），向上方向（0，1，0）；</w:t>
-      </w:r>
-    </w:p>
-    <w:p>
-      <w:pPr>
-        <w:rPr>
-          <w:rFonts w:ascii="华文中宋" w:eastAsia="华文中宋" w:hAnsi="华文中宋" w:hint="eastAsia"/>
-        </w:rPr>
-      </w:pPr>
-      <w:r>
-        <w:rPr>
-          <w:rFonts w:ascii="华文中宋" w:eastAsia="华文中宋" w:hAnsi="华文中宋" w:hint="eastAsia"/>
-        </w:rPr>
-        <w:t>先做model变换，Mview=RviewTview</w:t>
-      </w:r>
+        <w:t>先定义一个相机：位置（225），</w:t>
+      </w:r>
+      <w:proofErr w:type="spellStart"/>
+      <w:r>
+        <w:rPr>
+          <w:rFonts w:ascii="华文中宋" w:eastAsia="华文中宋" w:hAnsi="华文中宋" w:hint="eastAsia"/>
+        </w:rPr>
+        <w:t>lookat</w:t>
+      </w:r>
+      <w:proofErr w:type="spellEnd"/>
+      <w:r>
+        <w:rPr>
+          <w:rFonts w:ascii="华文中宋" w:eastAsia="华文中宋" w:hAnsi="华文中宋" w:hint="eastAsia"/>
+        </w:rPr>
+        <w:t>（0.5，0.5，0.5）（正方体中心），向上方向（0，1，0）；</w:t>
+      </w:r>
+    </w:p>
+    <w:p>
+      <w:pPr>
+        <w:rPr>
+          <w:rFonts w:ascii="华文中宋" w:eastAsia="华文中宋" w:hAnsi="华文中宋" w:hint="eastAsia"/>
+        </w:rPr>
+      </w:pPr>
+      <w:r>
+        <w:rPr>
+          <w:rFonts w:ascii="华文中宋" w:eastAsia="华文中宋" w:hAnsi="华文中宋" w:hint="eastAsia"/>
+        </w:rPr>
+        <w:t>先做model变换，</w:t>
+      </w:r>
+      <w:proofErr w:type="spellStart"/>
+      <w:r>
+        <w:rPr>
+          <w:rFonts w:ascii="华文中宋" w:eastAsia="华文中宋" w:hAnsi="华文中宋" w:hint="eastAsia"/>
+        </w:rPr>
+        <w:t>Mview</w:t>
+      </w:r>
+      <w:proofErr w:type="spellEnd"/>
+      <w:r>
+        <w:rPr>
+          <w:rFonts w:ascii="华文中宋" w:eastAsia="华文中宋" w:hAnsi="华文中宋" w:hint="eastAsia"/>
+        </w:rPr>
+        <w:t>=</w:t>
+      </w:r>
+      <w:proofErr w:type="spellStart"/>
+      <w:r>
+        <w:rPr>
+          <w:rFonts w:ascii="华文中宋" w:eastAsia="华文中宋" w:hAnsi="华文中宋" w:hint="eastAsia"/>
+        </w:rPr>
+        <w:t>RviewTview</w:t>
+      </w:r>
+      <w:proofErr w:type="spellEnd"/>
       <w:r>
         <w:rPr>
           <w:rFonts w:ascii="华文中宋" w:eastAsia="华文中宋" w:hAnsi="华文中宋" w:hint="eastAsia"/>
@@ -1440,7 +1875,21 @@
         <w:rPr>
           <w:rFonts w:ascii="华文中宋" w:eastAsia="华文中宋" w:hAnsi="华文中宋" w:hint="eastAsia"/>
         </w:rPr>
-        <w:t>好了，我把这个顶点结构体和这个数学相关的定义都搬到math头文件和cpp里了，头文件里定义结构体。</w:t>
+        <w:t>好了，我把这个顶点结构体和这个数学相关的定义都搬到math头文件和</w:t>
+      </w:r>
+      <w:proofErr w:type="spellStart"/>
+      <w:r>
+        <w:rPr>
+          <w:rFonts w:ascii="华文中宋" w:eastAsia="华文中宋" w:hAnsi="华文中宋" w:hint="eastAsia"/>
+        </w:rPr>
+        <w:t>cpp</w:t>
+      </w:r>
+      <w:proofErr w:type="spellEnd"/>
+      <w:r>
+        <w:rPr>
+          <w:rFonts w:ascii="华文中宋" w:eastAsia="华文中宋" w:hAnsi="华文中宋" w:hint="eastAsia"/>
+        </w:rPr>
+        <w:t>里了，头文件里定义结构体。</w:t>
       </w:r>
     </w:p>
     <w:p>
@@ -1449,12 +1898,14 @@
           <w:rFonts w:hint="eastAsia"/>
         </w:rPr>
       </w:pPr>
+      <w:proofErr w:type="spellStart"/>
       <w:r>
         <w:rPr>
           <w:rFonts w:hint="eastAsia"/>
         </w:rPr>
         <w:t>Math.h</w:t>
       </w:r>
+      <w:proofErr w:type="spellEnd"/>
     </w:p>
     <w:tbl>
       <w:tblPr>
@@ -1670,7 +2121,21 @@
               <w:rPr>
                 <w:rFonts w:ascii="华文中宋" w:eastAsia="华文中宋" w:hAnsi="华文中宋" w:hint="eastAsia"/>
               </w:rPr>
-              <w:t>struct myRender_triangle {</w:t>
+              <w:t xml:space="preserve">struct </w:t>
+            </w:r>
+            <w:proofErr w:type="spellStart"/>
+            <w:r>
+              <w:rPr>
+                <w:rFonts w:ascii="华文中宋" w:eastAsia="华文中宋" w:hAnsi="华文中宋" w:hint="eastAsia"/>
+              </w:rPr>
+              <w:t>myRender_triangle</w:t>
+            </w:r>
+            <w:proofErr w:type="spellEnd"/>
+            <w:r>
+              <w:rPr>
+                <w:rFonts w:ascii="华文中宋" w:eastAsia="华文中宋" w:hAnsi="华文中宋" w:hint="eastAsia"/>
+              </w:rPr>
+              <w:t xml:space="preserve"> {</w:t>
             </w:r>
           </w:p>
           <w:p>
@@ -1876,7 +2341,21 @@
         <w:rPr>
           <w:rFonts w:ascii="华文中宋" w:eastAsia="华文中宋" w:hAnsi="华文中宋" w:hint="eastAsia"/>
         </w:rPr>
-        <w:t>其实这里我还蒙了一下vector定义问题，我写的时候忽略了颜色，当时以为我运算用的点没有颜色，我还在想是不是需要新写一个结构体，不过很快反应过来了，这个一般是输入的顶点，颜色直接赋传进来vector的颜色就行，应该是没有别的再需要的了吧。有的话再说。</w:t>
+        <w:t>其实这里我还蒙了一下vector定义问题，我写的时候忽略了颜色，当时以为我运算用的点没有颜色，我还在想是不是需要新写一个结构体，不过很快反应过来了，这个一般是输入的顶点，颜色直接赋传进来</w:t>
+      </w:r>
+      <w:proofErr w:type="spellStart"/>
+      <w:r>
+        <w:rPr>
+          <w:rFonts w:ascii="华文中宋" w:eastAsia="华文中宋" w:hAnsi="华文中宋" w:hint="eastAsia"/>
+        </w:rPr>
+        <w:t>vector</w:t>
+      </w:r>
+      <w:proofErr w:type="spellEnd"/>
+      <w:r>
+        <w:rPr>
+          <w:rFonts w:ascii="华文中宋" w:eastAsia="华文中宋" w:hAnsi="华文中宋" w:hint="eastAsia"/>
+        </w:rPr>
+        <w:t>的颜色就行，应该是没有别的再需要的了吧。有的话再说。</w:t>
       </w:r>
     </w:p>
     <w:p>
@@ -1929,7 +2408,21 @@
               <w:rPr>
                 <w:rFonts w:ascii="华文中宋" w:eastAsia="华文中宋" w:hAnsi="华文中宋" w:hint="eastAsia"/>
               </w:rPr>
-              <w:t>#include &lt;cmath&gt;</w:t>
+              <w:t>#include &lt;</w:t>
+            </w:r>
+            <w:proofErr w:type="spellStart"/>
+            <w:r>
+              <w:rPr>
+                <w:rFonts w:ascii="华文中宋" w:eastAsia="华文中宋" w:hAnsi="华文中宋" w:hint="eastAsia"/>
+              </w:rPr>
+              <w:t>cmath</w:t>
+            </w:r>
+            <w:proofErr w:type="spellEnd"/>
+            <w:r>
+              <w:rPr>
+                <w:rFonts w:ascii="华文中宋" w:eastAsia="华文中宋" w:hAnsi="华文中宋" w:hint="eastAsia"/>
+              </w:rPr>
+              <w:t>&gt;</w:t>
             </w:r>
           </w:p>
           <w:p>
@@ -2057,7 +2550,49 @@
               </w:rPr>
               <w:lastRenderedPageBreak/>
               <w:tab/>
-              <w:t>for (int i = 0; i &lt; 4; i++)//行循环</w:t>
+              <w:t xml:space="preserve">for (int </w:t>
+            </w:r>
+            <w:proofErr w:type="spellStart"/>
+            <w:r>
+              <w:rPr>
+                <w:rFonts w:ascii="华文中宋" w:eastAsia="华文中宋" w:hAnsi="华文中宋" w:hint="eastAsia"/>
+              </w:rPr>
+              <w:t>i</w:t>
+            </w:r>
+            <w:proofErr w:type="spellEnd"/>
+            <w:r>
+              <w:rPr>
+                <w:rFonts w:ascii="华文中宋" w:eastAsia="华文中宋" w:hAnsi="华文中宋" w:hint="eastAsia"/>
+              </w:rPr>
+              <w:t xml:space="preserve"> = 0; </w:t>
+            </w:r>
+            <w:proofErr w:type="spellStart"/>
+            <w:r>
+              <w:rPr>
+                <w:rFonts w:ascii="华文中宋" w:eastAsia="华文中宋" w:hAnsi="华文中宋" w:hint="eastAsia"/>
+              </w:rPr>
+              <w:t>i</w:t>
+            </w:r>
+            <w:proofErr w:type="spellEnd"/>
+            <w:r>
+              <w:rPr>
+                <w:rFonts w:ascii="华文中宋" w:eastAsia="华文中宋" w:hAnsi="华文中宋" w:hint="eastAsia"/>
+              </w:rPr>
+              <w:t xml:space="preserve"> &lt; 4; </w:t>
+            </w:r>
+            <w:proofErr w:type="spellStart"/>
+            <w:r>
+              <w:rPr>
+                <w:rFonts w:ascii="华文中宋" w:eastAsia="华文中宋" w:hAnsi="华文中宋" w:hint="eastAsia"/>
+              </w:rPr>
+              <w:t>i</w:t>
+            </w:r>
+            <w:proofErr w:type="spellEnd"/>
+            <w:r>
+              <w:rPr>
+                <w:rFonts w:ascii="华文中宋" w:eastAsia="华文中宋" w:hAnsi="华文中宋" w:hint="eastAsia"/>
+              </w:rPr>
+              <w:t>++)//行循环</w:t>
             </w:r>
           </w:p>
           <w:p>
@@ -2091,7 +2626,21 @@
                 <w:rFonts w:ascii="华文中宋" w:eastAsia="华文中宋" w:hAnsi="华文中宋" w:hint="eastAsia"/>
               </w:rPr>
               <w:tab/>
-              <w:t>for (int j = 0; j &lt; 4; j++)//列循环</w:t>
+              <w:t xml:space="preserve">for (int j = 0; j &lt; 4; </w:t>
+            </w:r>
+            <w:proofErr w:type="spellStart"/>
+            <w:r>
+              <w:rPr>
+                <w:rFonts w:ascii="华文中宋" w:eastAsia="华文中宋" w:hAnsi="华文中宋" w:hint="eastAsia"/>
+              </w:rPr>
+              <w:t>j++</w:t>
+            </w:r>
+            <w:proofErr w:type="spellEnd"/>
+            <w:r>
+              <w:rPr>
+                <w:rFonts w:ascii="华文中宋" w:eastAsia="华文中宋" w:hAnsi="华文中宋" w:hint="eastAsia"/>
+              </w:rPr>
+              <w:t>)//列循环</w:t>
             </w:r>
           </w:p>
           <w:p>
@@ -2195,7 +2744,48 @@
                 <w:rFonts w:ascii="华文中宋" w:eastAsia="华文中宋" w:hAnsi="华文中宋" w:hint="eastAsia"/>
               </w:rPr>
               <w:tab/>
-              <w:t>sum.matrix [i][j]+=mat1.matrix[i][k]*mat2.matrix[k][j];</w:t>
+            </w:r>
+            <w:proofErr w:type="spellStart"/>
+            <w:r>
+              <w:rPr>
+                <w:rFonts w:ascii="华文中宋" w:eastAsia="华文中宋" w:hAnsi="华文中宋" w:hint="eastAsia"/>
+              </w:rPr>
+              <w:t>sum.matrix</w:t>
+            </w:r>
+            <w:proofErr w:type="spellEnd"/>
+            <w:r>
+              <w:rPr>
+                <w:rFonts w:ascii="华文中宋" w:eastAsia="华文中宋" w:hAnsi="华文中宋" w:hint="eastAsia"/>
+              </w:rPr>
+              <w:t xml:space="preserve"> [</w:t>
+            </w:r>
+            <w:proofErr w:type="spellStart"/>
+            <w:r>
+              <w:rPr>
+                <w:rFonts w:ascii="华文中宋" w:eastAsia="华文中宋" w:hAnsi="华文中宋" w:hint="eastAsia"/>
+              </w:rPr>
+              <w:t>i</w:t>
+            </w:r>
+            <w:proofErr w:type="spellEnd"/>
+            <w:r>
+              <w:rPr>
+                <w:rFonts w:ascii="华文中宋" w:eastAsia="华文中宋" w:hAnsi="华文中宋" w:hint="eastAsia"/>
+              </w:rPr>
+              <w:t>][j]+=mat1.matrix[</w:t>
+            </w:r>
+            <w:proofErr w:type="spellStart"/>
+            <w:r>
+              <w:rPr>
+                <w:rFonts w:ascii="华文中宋" w:eastAsia="华文中宋" w:hAnsi="华文中宋" w:hint="eastAsia"/>
+              </w:rPr>
+              <w:t>i</w:t>
+            </w:r>
+            <w:proofErr w:type="spellEnd"/>
+            <w:r>
+              <w:rPr>
+                <w:rFonts w:ascii="华文中宋" w:eastAsia="华文中宋" w:hAnsi="华文中宋" w:hint="eastAsia"/>
+              </w:rPr>
+              <w:t>][k]*mat2.matrix[k][j];</w:t>
             </w:r>
           </w:p>
           <w:p>
@@ -2343,21 +2933,62 @@
                 <w:rFonts w:ascii="华文中宋" w:eastAsia="华文中宋" w:hAnsi="华文中宋" w:hint="eastAsia"/>
               </w:rPr>
               <w:tab/>
-              <w:t>sum.color = vector.color;</w:t>
-            </w:r>
-          </w:p>
-          <w:p>
-            <w:pPr>
-              <w:rPr>
-                <w:rFonts w:ascii="华文中宋" w:eastAsia="华文中宋" w:hAnsi="华文中宋" w:hint="eastAsia"/>
-              </w:rPr>
-            </w:pPr>
-            <w:r>
-              <w:rPr>
-                <w:rFonts w:ascii="华文中宋" w:eastAsia="华文中宋" w:hAnsi="华文中宋" w:hint="eastAsia"/>
-              </w:rPr>
-              <w:tab/>
-              <w:t>for (int j = 0; j &lt;4 ; j++)</w:t>
+            </w:r>
+            <w:proofErr w:type="spellStart"/>
+            <w:r>
+              <w:rPr>
+                <w:rFonts w:ascii="华文中宋" w:eastAsia="华文中宋" w:hAnsi="华文中宋" w:hint="eastAsia"/>
+              </w:rPr>
+              <w:t>sum.color</w:t>
+            </w:r>
+            <w:proofErr w:type="spellEnd"/>
+            <w:r>
+              <w:rPr>
+                <w:rFonts w:ascii="华文中宋" w:eastAsia="华文中宋" w:hAnsi="华文中宋" w:hint="eastAsia"/>
+              </w:rPr>
+              <w:t xml:space="preserve"> = </w:t>
+            </w:r>
+            <w:proofErr w:type="spellStart"/>
+            <w:r>
+              <w:rPr>
+                <w:rFonts w:ascii="华文中宋" w:eastAsia="华文中宋" w:hAnsi="华文中宋" w:hint="eastAsia"/>
+              </w:rPr>
+              <w:t>vector.color</w:t>
+            </w:r>
+            <w:proofErr w:type="spellEnd"/>
+            <w:r>
+              <w:rPr>
+                <w:rFonts w:ascii="华文中宋" w:eastAsia="华文中宋" w:hAnsi="华文中宋" w:hint="eastAsia"/>
+              </w:rPr>
+              <w:t>;</w:t>
+            </w:r>
+          </w:p>
+          <w:p>
+            <w:pPr>
+              <w:rPr>
+                <w:rFonts w:ascii="华文中宋" w:eastAsia="华文中宋" w:hAnsi="华文中宋" w:hint="eastAsia"/>
+              </w:rPr>
+            </w:pPr>
+            <w:r>
+              <w:rPr>
+                <w:rFonts w:ascii="华文中宋" w:eastAsia="华文中宋" w:hAnsi="华文中宋" w:hint="eastAsia"/>
+              </w:rPr>
+              <w:tab/>
+              <w:t xml:space="preserve">for (int j = 0; j &lt;4 ; </w:t>
+            </w:r>
+            <w:proofErr w:type="spellStart"/>
+            <w:r>
+              <w:rPr>
+                <w:rFonts w:ascii="华文中宋" w:eastAsia="华文中宋" w:hAnsi="华文中宋" w:hint="eastAsia"/>
+              </w:rPr>
+              <w:t>j++</w:t>
+            </w:r>
+            <w:proofErr w:type="spellEnd"/>
+            <w:r>
+              <w:rPr>
+                <w:rFonts w:ascii="华文中宋" w:eastAsia="华文中宋" w:hAnsi="华文中宋" w:hint="eastAsia"/>
+              </w:rPr>
+              <w:t>)</w:t>
             </w:r>
           </w:p>
           <w:p>
@@ -2438,7 +3069,48 @@
                 <w:rFonts w:ascii="华文中宋" w:eastAsia="华文中宋" w:hAnsi="华文中宋" w:hint="eastAsia"/>
               </w:rPr>
               <w:tab/>
-              <w:t>sum.position[j] += vector.position [k] * mat.matrix [k][j];</w:t>
+            </w:r>
+            <w:proofErr w:type="spellStart"/>
+            <w:r>
+              <w:rPr>
+                <w:rFonts w:ascii="华文中宋" w:eastAsia="华文中宋" w:hAnsi="华文中宋" w:hint="eastAsia"/>
+              </w:rPr>
+              <w:t>sum.position</w:t>
+            </w:r>
+            <w:proofErr w:type="spellEnd"/>
+            <w:r>
+              <w:rPr>
+                <w:rFonts w:ascii="华文中宋" w:eastAsia="华文中宋" w:hAnsi="华文中宋" w:hint="eastAsia"/>
+              </w:rPr>
+              <w:t xml:space="preserve">[j] += </w:t>
+            </w:r>
+            <w:proofErr w:type="spellStart"/>
+            <w:r>
+              <w:rPr>
+                <w:rFonts w:ascii="华文中宋" w:eastAsia="华文中宋" w:hAnsi="华文中宋" w:hint="eastAsia"/>
+              </w:rPr>
+              <w:t>vector.position</w:t>
+            </w:r>
+            <w:proofErr w:type="spellEnd"/>
+            <w:r>
+              <w:rPr>
+                <w:rFonts w:ascii="华文中宋" w:eastAsia="华文中宋" w:hAnsi="华文中宋" w:hint="eastAsia"/>
+              </w:rPr>
+              <w:t xml:space="preserve"> [k] * </w:t>
+            </w:r>
+            <w:proofErr w:type="spellStart"/>
+            <w:r>
+              <w:rPr>
+                <w:rFonts w:ascii="华文中宋" w:eastAsia="华文中宋" w:hAnsi="华文中宋" w:hint="eastAsia"/>
+              </w:rPr>
+              <w:t>mat.matrix</w:t>
+            </w:r>
+            <w:proofErr w:type="spellEnd"/>
+            <w:r>
+              <w:rPr>
+                <w:rFonts w:ascii="华文中宋" w:eastAsia="华文中宋" w:hAnsi="华文中宋" w:hint="eastAsia"/>
+              </w:rPr>
+              <w:t xml:space="preserve"> [k][j];</w:t>
             </w:r>
           </w:p>
           <w:p>
@@ -2553,7 +3225,49 @@
                 <w:rFonts w:ascii="华文中宋" w:eastAsia="华文中宋" w:hAnsi="华文中宋" w:hint="eastAsia"/>
               </w:rPr>
               <w:tab/>
-              <w:t>for (int i = 0; i &lt; 4; i++)</w:t>
+              <w:t xml:space="preserve">for (int </w:t>
+            </w:r>
+            <w:proofErr w:type="spellStart"/>
+            <w:r>
+              <w:rPr>
+                <w:rFonts w:ascii="华文中宋" w:eastAsia="华文中宋" w:hAnsi="华文中宋" w:hint="eastAsia"/>
+              </w:rPr>
+              <w:t>i</w:t>
+            </w:r>
+            <w:proofErr w:type="spellEnd"/>
+            <w:r>
+              <w:rPr>
+                <w:rFonts w:ascii="华文中宋" w:eastAsia="华文中宋" w:hAnsi="华文中宋" w:hint="eastAsia"/>
+              </w:rPr>
+              <w:t xml:space="preserve"> = 0; </w:t>
+            </w:r>
+            <w:proofErr w:type="spellStart"/>
+            <w:r>
+              <w:rPr>
+                <w:rFonts w:ascii="华文中宋" w:eastAsia="华文中宋" w:hAnsi="华文中宋" w:hint="eastAsia"/>
+              </w:rPr>
+              <w:t>i</w:t>
+            </w:r>
+            <w:proofErr w:type="spellEnd"/>
+            <w:r>
+              <w:rPr>
+                <w:rFonts w:ascii="华文中宋" w:eastAsia="华文中宋" w:hAnsi="华文中宋" w:hint="eastAsia"/>
+              </w:rPr>
+              <w:t xml:space="preserve"> &lt; 4; </w:t>
+            </w:r>
+            <w:proofErr w:type="spellStart"/>
+            <w:r>
+              <w:rPr>
+                <w:rFonts w:ascii="华文中宋" w:eastAsia="华文中宋" w:hAnsi="华文中宋" w:hint="eastAsia"/>
+              </w:rPr>
+              <w:t>i</w:t>
+            </w:r>
+            <w:proofErr w:type="spellEnd"/>
+            <w:r>
+              <w:rPr>
+                <w:rFonts w:ascii="华文中宋" w:eastAsia="华文中宋" w:hAnsi="华文中宋" w:hint="eastAsia"/>
+              </w:rPr>
+              <w:t>++)</w:t>
             </w:r>
           </w:p>
           <w:p>
@@ -2587,7 +3301,21 @@
                 <w:rFonts w:ascii="华文中宋" w:eastAsia="华文中宋" w:hAnsi="华文中宋" w:hint="eastAsia"/>
               </w:rPr>
               <w:tab/>
-              <w:t>for (int j = 0; j &lt; 4; j++)</w:t>
+              <w:t xml:space="preserve">for (int j = 0; j &lt; 4; </w:t>
+            </w:r>
+            <w:proofErr w:type="spellStart"/>
+            <w:r>
+              <w:rPr>
+                <w:rFonts w:ascii="华文中宋" w:eastAsia="华文中宋" w:hAnsi="华文中宋" w:hint="eastAsia"/>
+              </w:rPr>
+              <w:t>j++</w:t>
+            </w:r>
+            <w:proofErr w:type="spellEnd"/>
+            <w:r>
+              <w:rPr>
+                <w:rFonts w:ascii="华文中宋" w:eastAsia="华文中宋" w:hAnsi="华文中宋" w:hint="eastAsia"/>
+              </w:rPr>
+              <w:t>)</w:t>
             </w:r>
           </w:p>
           <w:p>
@@ -2633,7 +3361,62 @@
                 <w:rFonts w:ascii="华文中宋" w:eastAsia="华文中宋" w:hAnsi="华文中宋" w:hint="eastAsia"/>
               </w:rPr>
               <w:tab/>
-              <w:t>sum.matrix[i][j] = mat1.matrix[i][j] + mat2.matrix[i][j];</w:t>
+            </w:r>
+            <w:proofErr w:type="spellStart"/>
+            <w:r>
+              <w:rPr>
+                <w:rFonts w:ascii="华文中宋" w:eastAsia="华文中宋" w:hAnsi="华文中宋" w:hint="eastAsia"/>
+              </w:rPr>
+              <w:t>sum.matrix</w:t>
+            </w:r>
+            <w:proofErr w:type="spellEnd"/>
+            <w:r>
+              <w:rPr>
+                <w:rFonts w:ascii="华文中宋" w:eastAsia="华文中宋" w:hAnsi="华文中宋" w:hint="eastAsia"/>
+              </w:rPr>
+              <w:t>[</w:t>
+            </w:r>
+            <w:proofErr w:type="spellStart"/>
+            <w:r>
+              <w:rPr>
+                <w:rFonts w:ascii="华文中宋" w:eastAsia="华文中宋" w:hAnsi="华文中宋" w:hint="eastAsia"/>
+              </w:rPr>
+              <w:t>i</w:t>
+            </w:r>
+            <w:proofErr w:type="spellEnd"/>
+            <w:r>
+              <w:rPr>
+                <w:rFonts w:ascii="华文中宋" w:eastAsia="华文中宋" w:hAnsi="华文中宋" w:hint="eastAsia"/>
+              </w:rPr>
+              <w:t>][j] = mat1.matrix[</w:t>
+            </w:r>
+            <w:proofErr w:type="spellStart"/>
+            <w:r>
+              <w:rPr>
+                <w:rFonts w:ascii="华文中宋" w:eastAsia="华文中宋" w:hAnsi="华文中宋" w:hint="eastAsia"/>
+              </w:rPr>
+              <w:t>i</w:t>
+            </w:r>
+            <w:proofErr w:type="spellEnd"/>
+            <w:r>
+              <w:rPr>
+                <w:rFonts w:ascii="华文中宋" w:eastAsia="华文中宋" w:hAnsi="华文中宋" w:hint="eastAsia"/>
+              </w:rPr>
+              <w:t>][j] + mat2.matrix[</w:t>
+            </w:r>
+            <w:proofErr w:type="spellStart"/>
+            <w:r>
+              <w:rPr>
+                <w:rFonts w:ascii="华文中宋" w:eastAsia="华文中宋" w:hAnsi="华文中宋" w:hint="eastAsia"/>
+              </w:rPr>
+              <w:t>i</w:t>
+            </w:r>
+            <w:proofErr w:type="spellEnd"/>
+            <w:r>
+              <w:rPr>
+                <w:rFonts w:ascii="华文中宋" w:eastAsia="华文中宋" w:hAnsi="华文中宋" w:hint="eastAsia"/>
+              </w:rPr>
+              <w:t>][j];</w:t>
             </w:r>
           </w:p>
           <w:p>
@@ -2723,6 +3506,7 @@
           <w:iCs w:val="0"/>
         </w:rPr>
       </w:pPr>
+      <w:proofErr w:type="spellStart"/>
       <w:r>
         <w:rPr>
           <w:rFonts w:ascii="华文中宋" w:eastAsia="华文中宋" w:hAnsi="华文中宋" w:hint="eastAsia"/>
@@ -2730,7 +3514,16 @@
           <w:iCs w:val="0"/>
         </w:rPr>
         <w:lastRenderedPageBreak/>
-        <w:t>Mvp变换的实现</w:t>
+        <w:t>Mvp</w:t>
+      </w:r>
+      <w:proofErr w:type="spellEnd"/>
+      <w:r>
+        <w:rPr>
+          <w:rFonts w:ascii="华文中宋" w:eastAsia="华文中宋" w:hAnsi="华文中宋" w:hint="eastAsia"/>
+          <w:i w:val="0"/>
+          <w:iCs w:val="0"/>
+        </w:rPr>
+        <w:t>变换的实现</w:t>
       </w:r>
     </w:p>
     <w:p>
@@ -2749,7 +3542,7 @@
     <w:p>
       <w:pPr>
         <w:rPr>
-          <w:rFonts w:ascii="华文中宋" w:eastAsia="华文中宋" w:hAnsi="华文中宋"/>
+          <w:rFonts w:ascii="华文中宋" w:eastAsia="华文中宋" w:hAnsi="华文中宋" w:hint="eastAsia"/>
         </w:rPr>
       </w:pPr>
       <w:r>
@@ -2783,7 +3576,7 @@
     <w:p>
       <w:pPr>
         <w:rPr>
-          <w:rFonts w:ascii="华文中宋" w:eastAsia="华文中宋" w:hAnsi="华文中宋"/>
+          <w:rFonts w:ascii="华文中宋" w:eastAsia="华文中宋" w:hAnsi="华文中宋" w:hint="eastAsia"/>
         </w:rPr>
       </w:pPr>
       <w:r>
@@ -2796,7 +3589,7 @@
     <w:p>
       <w:pPr>
         <w:rPr>
-          <w:rFonts w:ascii="华文中宋" w:eastAsia="华文中宋" w:hAnsi="华文中宋"/>
+          <w:rFonts w:ascii="华文中宋" w:eastAsia="华文中宋" w:hAnsi="华文中宋" w:hint="eastAsia"/>
         </w:rPr>
       </w:pPr>
       <w:r>
@@ -2830,7 +3623,21 @@
               <w:rPr>
                 <w:rFonts w:ascii="华文中宋" w:eastAsia="华文中宋" w:hAnsi="华文中宋" w:hint="eastAsia"/>
               </w:rPr>
-              <w:t>struct camera_set {</w:t>
+              <w:t xml:space="preserve">struct </w:t>
+            </w:r>
+            <w:proofErr w:type="spellStart"/>
+            <w:r>
+              <w:rPr>
+                <w:rFonts w:ascii="华文中宋" w:eastAsia="华文中宋" w:hAnsi="华文中宋" w:hint="eastAsia"/>
+              </w:rPr>
+              <w:t>camera_set</w:t>
+            </w:r>
+            <w:proofErr w:type="spellEnd"/>
+            <w:r>
+              <w:rPr>
+                <w:rFonts w:ascii="华文中宋" w:eastAsia="华文中宋" w:hAnsi="华文中宋" w:hint="eastAsia"/>
+              </w:rPr>
+              <w:t xml:space="preserve"> {</w:t>
             </w:r>
           </w:p>
           <w:p>
@@ -2858,7 +3665,21 @@
                 <w:rFonts w:ascii="华文中宋" w:eastAsia="华文中宋" w:hAnsi="华文中宋" w:hint="eastAsia"/>
               </w:rPr>
               <w:tab/>
-              <w:t>std::array&lt;float, 4&gt;  lookat = { 0 };</w:t>
+              <w:t xml:space="preserve">std::array&lt;float, 4&gt;  </w:t>
+            </w:r>
+            <w:proofErr w:type="spellStart"/>
+            <w:r>
+              <w:rPr>
+                <w:rFonts w:ascii="华文中宋" w:eastAsia="华文中宋" w:hAnsi="华文中宋" w:hint="eastAsia"/>
+              </w:rPr>
+              <w:t>lookat</w:t>
+            </w:r>
+            <w:proofErr w:type="spellEnd"/>
+            <w:r>
+              <w:rPr>
+                <w:rFonts w:ascii="华文中宋" w:eastAsia="华文中宋" w:hAnsi="华文中宋" w:hint="eastAsia"/>
+              </w:rPr>
+              <w:t xml:space="preserve"> = { 0 };</w:t>
             </w:r>
           </w:p>
           <w:p>
@@ -2878,7 +3699,7 @@
           <w:p>
             <w:pPr>
               <w:rPr>
-                <w:rFonts w:ascii="华文中宋" w:eastAsia="华文中宋" w:hAnsi="华文中宋"/>
+                <w:rFonts w:ascii="华文中宋" w:eastAsia="华文中宋" w:hAnsi="华文中宋" w:hint="eastAsia"/>
               </w:rPr>
             </w:pPr>
             <w:r>
@@ -2901,7 +3722,7 @@
     <w:p>
       <w:pPr>
         <w:rPr>
-          <w:rFonts w:ascii="华文中宋" w:eastAsia="华文中宋" w:hAnsi="华文中宋"/>
+          <w:rFonts w:ascii="华文中宋" w:eastAsia="华文中宋" w:hAnsi="华文中宋" w:hint="eastAsia"/>
         </w:rPr>
       </w:pPr>
       <w:r>
@@ -2936,49 +3757,116 @@
                 <w:rFonts w:ascii="华文中宋" w:eastAsia="华文中宋" w:hAnsi="华文中宋" w:hint="eastAsia"/>
               </w:rPr>
               <w:tab/>
-              <w:t>struct camera_set myCamera;</w:t>
-            </w:r>
-          </w:p>
-          <w:p>
-            <w:pPr>
-              <w:rPr>
-                <w:rFonts w:ascii="华文中宋" w:eastAsia="华文中宋" w:hAnsi="华文中宋" w:hint="eastAsia"/>
-              </w:rPr>
-            </w:pPr>
-            <w:r>
-              <w:rPr>
-                <w:rFonts w:ascii="华文中宋" w:eastAsia="华文中宋" w:hAnsi="华文中宋" w:hint="eastAsia"/>
-              </w:rPr>
-              <w:tab/>
-              <w:t>myCamera.position = { 2,2,5,0 };</w:t>
-            </w:r>
-          </w:p>
-          <w:p>
-            <w:pPr>
-              <w:rPr>
-                <w:rFonts w:ascii="华文中宋" w:eastAsia="华文中宋" w:hAnsi="华文中宋" w:hint="eastAsia"/>
-              </w:rPr>
-            </w:pPr>
-            <w:r>
-              <w:rPr>
-                <w:rFonts w:ascii="华文中宋" w:eastAsia="华文中宋" w:hAnsi="华文中宋" w:hint="eastAsia"/>
-              </w:rPr>
-              <w:tab/>
-              <w:t>myCamera.lookat = { 0.5, 0.5, 0.5, 0 };</w:t>
-            </w:r>
-          </w:p>
-          <w:p>
-            <w:pPr>
-              <w:rPr>
-                <w:rFonts w:ascii="华文中宋" w:eastAsia="华文中宋" w:hAnsi="华文中宋" w:hint="eastAsia"/>
-              </w:rPr>
-            </w:pPr>
-            <w:r>
-              <w:rPr>
-                <w:rFonts w:ascii="华文中宋" w:eastAsia="华文中宋" w:hAnsi="华文中宋" w:hint="eastAsia"/>
-              </w:rPr>
-              <w:tab/>
-              <w:t>myCamera.up = { 0,1,0,0 };</w:t>
+              <w:t xml:space="preserve">struct </w:t>
+            </w:r>
+            <w:proofErr w:type="spellStart"/>
+            <w:r>
+              <w:rPr>
+                <w:rFonts w:ascii="华文中宋" w:eastAsia="华文中宋" w:hAnsi="华文中宋" w:hint="eastAsia"/>
+              </w:rPr>
+              <w:t>camera_set</w:t>
+            </w:r>
+            <w:proofErr w:type="spellEnd"/>
+            <w:r>
+              <w:rPr>
+                <w:rFonts w:ascii="华文中宋" w:eastAsia="华文中宋" w:hAnsi="华文中宋" w:hint="eastAsia"/>
+              </w:rPr>
+              <w:t xml:space="preserve"> </w:t>
+            </w:r>
+            <w:proofErr w:type="spellStart"/>
+            <w:r>
+              <w:rPr>
+                <w:rFonts w:ascii="华文中宋" w:eastAsia="华文中宋" w:hAnsi="华文中宋" w:hint="eastAsia"/>
+              </w:rPr>
+              <w:t>myCamera</w:t>
+            </w:r>
+            <w:proofErr w:type="spellEnd"/>
+            <w:r>
+              <w:rPr>
+                <w:rFonts w:ascii="华文中宋" w:eastAsia="华文中宋" w:hAnsi="华文中宋" w:hint="eastAsia"/>
+              </w:rPr>
+              <w:t>;</w:t>
+            </w:r>
+          </w:p>
+          <w:p>
+            <w:pPr>
+              <w:rPr>
+                <w:rFonts w:ascii="华文中宋" w:eastAsia="华文中宋" w:hAnsi="华文中宋" w:hint="eastAsia"/>
+              </w:rPr>
+            </w:pPr>
+            <w:r>
+              <w:rPr>
+                <w:rFonts w:ascii="华文中宋" w:eastAsia="华文中宋" w:hAnsi="华文中宋" w:hint="eastAsia"/>
+              </w:rPr>
+              <w:tab/>
+            </w:r>
+            <w:proofErr w:type="spellStart"/>
+            <w:r>
+              <w:rPr>
+                <w:rFonts w:ascii="华文中宋" w:eastAsia="华文中宋" w:hAnsi="华文中宋" w:hint="eastAsia"/>
+              </w:rPr>
+              <w:t>myCamera.position</w:t>
+            </w:r>
+            <w:proofErr w:type="spellEnd"/>
+            <w:r>
+              <w:rPr>
+                <w:rFonts w:ascii="华文中宋" w:eastAsia="华文中宋" w:hAnsi="华文中宋" w:hint="eastAsia"/>
+              </w:rPr>
+              <w:t xml:space="preserve"> = { 2,2,5,0 };</w:t>
+            </w:r>
+          </w:p>
+          <w:p>
+            <w:pPr>
+              <w:rPr>
+                <w:rFonts w:ascii="华文中宋" w:eastAsia="华文中宋" w:hAnsi="华文中宋" w:hint="eastAsia"/>
+              </w:rPr>
+            </w:pPr>
+            <w:r>
+              <w:rPr>
+                <w:rFonts w:ascii="华文中宋" w:eastAsia="华文中宋" w:hAnsi="华文中宋" w:hint="eastAsia"/>
+              </w:rPr>
+              <w:tab/>
+            </w:r>
+            <w:proofErr w:type="spellStart"/>
+            <w:r>
+              <w:rPr>
+                <w:rFonts w:ascii="华文中宋" w:eastAsia="华文中宋" w:hAnsi="华文中宋" w:hint="eastAsia"/>
+              </w:rPr>
+              <w:t>myCamera.lookat</w:t>
+            </w:r>
+            <w:proofErr w:type="spellEnd"/>
+            <w:r>
+              <w:rPr>
+                <w:rFonts w:ascii="华文中宋" w:eastAsia="华文中宋" w:hAnsi="华文中宋" w:hint="eastAsia"/>
+              </w:rPr>
+              <w:t xml:space="preserve"> = { 0.5, 0.5, 0.5, 0 };</w:t>
+            </w:r>
+          </w:p>
+          <w:p>
+            <w:pPr>
+              <w:rPr>
+                <w:rFonts w:ascii="华文中宋" w:eastAsia="华文中宋" w:hAnsi="华文中宋" w:hint="eastAsia"/>
+              </w:rPr>
+            </w:pPr>
+            <w:r>
+              <w:rPr>
+                <w:rFonts w:ascii="华文中宋" w:eastAsia="华文中宋" w:hAnsi="华文中宋" w:hint="eastAsia"/>
+              </w:rPr>
+              <w:tab/>
+            </w:r>
+            <w:proofErr w:type="spellStart"/>
+            <w:r>
+              <w:rPr>
+                <w:rFonts w:ascii="华文中宋" w:eastAsia="华文中宋" w:hAnsi="华文中宋" w:hint="eastAsia"/>
+              </w:rPr>
+              <w:t>myCamera.up</w:t>
+            </w:r>
+            <w:proofErr w:type="spellEnd"/>
+            <w:r>
+              <w:rPr>
+                <w:rFonts w:ascii="华文中宋" w:eastAsia="华文中宋" w:hAnsi="华文中宋" w:hint="eastAsia"/>
+              </w:rPr>
+              <w:t xml:space="preserve"> = { 0,1,0,0 };</w:t>
             </w:r>
           </w:p>
           <w:p>
@@ -2994,23 +3882,2786 @@
     <w:p>
       <w:pPr>
         <w:rPr>
+          <w:rFonts w:ascii="华文中宋" w:eastAsia="华文中宋" w:hAnsi="华文中宋" w:hint="eastAsia"/>
+        </w:rPr>
+      </w:pPr>
+    </w:p>
+    <w:p>
+      <w:pPr>
+        <w:rPr>
+          <w:rFonts w:ascii="华文中宋" w:eastAsia="华文中宋" w:hAnsi="华文中宋" w:hint="eastAsia"/>
+        </w:rPr>
+      </w:pPr>
+      <w:r>
+        <w:rPr>
           <w:rFonts w:ascii="华文中宋" w:eastAsia="华文中宋" w:hAnsi="华文中宋"/>
         </w:rPr>
-      </w:pPr>
-    </w:p>
-    <w:p>
-      <w:pPr>
+        <w:lastRenderedPageBreak/>
+        <w:t>我现在</w:t>
+      </w:r>
+      <w:proofErr w:type="spellStart"/>
+      <w:r>
         <w:rPr>
           <w:rFonts w:ascii="华文中宋" w:eastAsia="华文中宋" w:hAnsi="华文中宋"/>
         </w:rPr>
-      </w:pPr>
+        <w:t>mvp</w:t>
+      </w:r>
+      <w:proofErr w:type="spellEnd"/>
       <w:r>
         <w:rPr>
           <w:rFonts w:ascii="华文中宋" w:eastAsia="华文中宋" w:hAnsi="华文中宋"/>
         </w:rPr>
+        <w:t>的第一步是不是要把物体矩阵变换到世界矩阵是吧，模型变换，我现在一开始输入的这个所有点坐标就是模型空间，我要让他们到世界空间去，也就是让相机坐标225为参照原点是吧，这样，我这样想，相对于原点，我的相机在原点的方位是离原点x轴上2，y轴2，z轴5，那就说明原点这个点，以我这个相机为原点来看就是在一个-2，-2，-5的位置，哦，我是不是忘记加负号了</w:t>
+      </w:r>
+      <w:r>
+        <w:rPr>
+          <w:rFonts w:ascii="华文中宋" w:eastAsia="华文中宋" w:hAnsi="华文中宋" w:hint="eastAsia"/>
+        </w:rPr>
+        <w:t>。</w:t>
+      </w:r>
+    </w:p>
+    <w:p>
+      <w:pPr>
+        <w:rPr>
+          <w:rFonts w:ascii="华文中宋" w:eastAsia="华文中宋" w:hAnsi="华文中宋" w:hint="eastAsia"/>
+        </w:rPr>
+      </w:pPr>
+      <w:r>
+        <w:rPr>
+          <w:rFonts w:ascii="华文中宋" w:eastAsia="华文中宋" w:hAnsi="华文中宋" w:hint="eastAsia"/>
+        </w:rPr>
+        <w:t xml:space="preserve">struct Matrix3D </w:t>
+      </w:r>
+      <w:proofErr w:type="spellStart"/>
+      <w:r>
+        <w:rPr>
+          <w:rFonts w:ascii="华文中宋" w:eastAsia="华文中宋" w:hAnsi="华文中宋" w:hint="eastAsia"/>
+        </w:rPr>
+        <w:t>MVP_trans</w:t>
+      </w:r>
+      <w:proofErr w:type="spellEnd"/>
+      <w:r>
+        <w:rPr>
+          <w:rFonts w:ascii="华文中宋" w:eastAsia="华文中宋" w:hAnsi="华文中宋" w:hint="eastAsia"/>
+        </w:rPr>
+        <w:t xml:space="preserve">(struct </w:t>
+      </w:r>
+      <w:proofErr w:type="spellStart"/>
+      <w:r>
+        <w:rPr>
+          <w:rFonts w:ascii="华文中宋" w:eastAsia="华文中宋" w:hAnsi="华文中宋" w:hint="eastAsia"/>
+        </w:rPr>
+        <w:t>camera_set</w:t>
+      </w:r>
+      <w:proofErr w:type="spellEnd"/>
+      <w:r>
+        <w:rPr>
+          <w:rFonts w:ascii="华文中宋" w:eastAsia="华文中宋" w:hAnsi="华文中宋" w:hint="eastAsia"/>
+        </w:rPr>
+        <w:t xml:space="preserve"> camera, myRender_vector_4 vector)</w:t>
+      </w:r>
+    </w:p>
+    <w:p>
+      <w:pPr>
+        <w:rPr>
+          <w:rFonts w:ascii="华文中宋" w:eastAsia="华文中宋" w:hAnsi="华文中宋" w:hint="eastAsia"/>
+        </w:rPr>
+      </w:pPr>
+      <w:r>
+        <w:rPr>
+          <w:rFonts w:ascii="华文中宋" w:eastAsia="华文中宋" w:hAnsi="华文中宋" w:hint="eastAsia"/>
+        </w:rPr>
+        <w:t>我靠了，不好了，哈啊哈哈，我才意识到，我这个是对一个点而不是一个vector数组的，改死我了</w:t>
+      </w:r>
+    </w:p>
+    <w:p>
+      <w:pPr>
+        <w:rPr>
+          <w:rFonts w:ascii="华文中宋" w:eastAsia="华文中宋" w:hAnsi="华文中宋" w:hint="eastAsia"/>
+        </w:rPr>
+      </w:pPr>
+      <w:r>
+        <w:rPr>
+          <w:rFonts w:ascii="华文中宋" w:eastAsia="华文中宋" w:hAnsi="华文中宋" w:hint="eastAsia"/>
+        </w:rPr>
+        <w:t>改成这样</w:t>
+      </w:r>
+    </w:p>
+    <w:p>
+      <w:pPr>
+        <w:rPr>
+          <w:rFonts w:ascii="华文中宋" w:eastAsia="华文中宋" w:hAnsi="华文中宋"/>
+        </w:rPr>
+      </w:pPr>
+      <w:r>
+        <w:rPr>
+          <w:rFonts w:ascii="华文中宋" w:eastAsia="华文中宋" w:hAnsi="华文中宋" w:hint="eastAsia"/>
+        </w:rPr>
+        <w:t xml:space="preserve">struct Matrix3D </w:t>
+      </w:r>
+      <w:proofErr w:type="spellStart"/>
+      <w:r>
+        <w:rPr>
+          <w:rFonts w:ascii="华文中宋" w:eastAsia="华文中宋" w:hAnsi="华文中宋" w:hint="eastAsia"/>
+        </w:rPr>
+        <w:t>MVP_trans</w:t>
+      </w:r>
+      <w:proofErr w:type="spellEnd"/>
+      <w:r>
+        <w:rPr>
+          <w:rFonts w:ascii="华文中宋" w:eastAsia="华文中宋" w:hAnsi="华文中宋" w:hint="eastAsia"/>
+        </w:rPr>
+        <w:t xml:space="preserve">(struct </w:t>
+      </w:r>
+      <w:proofErr w:type="spellStart"/>
+      <w:r>
+        <w:rPr>
+          <w:rFonts w:ascii="华文中宋" w:eastAsia="华文中宋" w:hAnsi="华文中宋" w:hint="eastAsia"/>
+        </w:rPr>
+        <w:t>camera_set</w:t>
+      </w:r>
+      <w:proofErr w:type="spellEnd"/>
+      <w:r>
+        <w:rPr>
+          <w:rFonts w:ascii="华文中宋" w:eastAsia="华文中宋" w:hAnsi="华文中宋" w:hint="eastAsia"/>
+        </w:rPr>
+        <w:t xml:space="preserve"> camera,myRender_vector_4 *</w:t>
+      </w:r>
+      <w:proofErr w:type="spellStart"/>
+      <w:r>
+        <w:rPr>
+          <w:rFonts w:ascii="华文中宋" w:eastAsia="华文中宋" w:hAnsi="华文中宋" w:hint="eastAsia"/>
+        </w:rPr>
+        <w:t>vector,int</w:t>
+      </w:r>
+      <w:proofErr w:type="spellEnd"/>
+      <w:r>
+        <w:rPr>
+          <w:rFonts w:ascii="华文中宋" w:eastAsia="华文中宋" w:hAnsi="华文中宋" w:hint="eastAsia"/>
+        </w:rPr>
+        <w:t xml:space="preserve"> size);</w:t>
+      </w:r>
+    </w:p>
+    <w:p>
+      <w:pPr>
+        <w:rPr>
+          <w:rFonts w:ascii="华文中宋" w:eastAsia="华文中宋" w:hAnsi="华文中宋"/>
+        </w:rPr>
+      </w:pPr>
+      <w:r>
+        <w:rPr>
+          <w:rFonts w:ascii="华文中宋" w:eastAsia="华文中宋" w:hAnsi="华文中宋" w:hint="eastAsia"/>
+        </w:rPr>
+        <w:t>我明白了，新的参照的坐标系，就是相机的坐标系，把整个坐标移到相机坐标里，这个坐标系的y轴（向上的轴）是up向上方向对应的，这个坐标系的-z轴是</w:t>
+      </w:r>
+      <w:proofErr w:type="spellStart"/>
+      <w:r>
+        <w:rPr>
+          <w:rFonts w:ascii="华文中宋" w:eastAsia="华文中宋" w:hAnsi="华文中宋" w:hint="eastAsia"/>
+        </w:rPr>
+        <w:t>lookat</w:t>
+      </w:r>
+      <w:proofErr w:type="spellEnd"/>
+      <w:r>
+        <w:rPr>
+          <w:rFonts w:ascii="华文中宋" w:eastAsia="华文中宋" w:hAnsi="华文中宋" w:hint="eastAsia"/>
+        </w:rPr>
+        <w:t>方向，这个坐标系的x轴就是up向量叉乘</w:t>
+      </w:r>
+      <w:proofErr w:type="spellStart"/>
+      <w:r>
+        <w:rPr>
+          <w:rFonts w:ascii="华文中宋" w:eastAsia="华文中宋" w:hAnsi="华文中宋" w:hint="eastAsia"/>
+        </w:rPr>
+        <w:t>lookat</w:t>
+      </w:r>
+      <w:proofErr w:type="spellEnd"/>
+      <w:r>
+        <w:rPr>
+          <w:rFonts w:ascii="华文中宋" w:eastAsia="华文中宋" w:hAnsi="华文中宋" w:hint="eastAsia"/>
+        </w:rPr>
+        <w:t>向量。</w:t>
+      </w:r>
+    </w:p>
+    <w:p>
+      <w:pPr>
+        <w:rPr>
+          <w:rFonts w:ascii="华文中宋" w:eastAsia="华文中宋" w:hAnsi="华文中宋"/>
+        </w:rPr>
+      </w:pPr>
+      <w:r>
+        <w:rPr>
+          <w:rFonts w:ascii="华文中宋" w:eastAsia="华文中宋" w:hAnsi="华文中宋" w:hint="eastAsia"/>
+        </w:rPr>
+        <w:t>我靠我居然明白了。</w:t>
+      </w:r>
+    </w:p>
+    <w:p>
+      <w:pPr>
+        <w:rPr>
+          <w:rFonts w:ascii="华文中宋" w:eastAsia="华文中宋" w:hAnsi="华文中宋"/>
+        </w:rPr>
+      </w:pPr>
+      <w:r>
+        <w:rPr>
+          <w:rFonts w:ascii="华文中宋" w:eastAsia="华文中宋" w:hAnsi="华文中宋" w:hint="eastAsia"/>
+        </w:rPr>
+        <w:t>因为需要叉乘，于是在</w:t>
+      </w:r>
+      <w:proofErr w:type="spellStart"/>
+      <w:r>
+        <w:rPr>
+          <w:rFonts w:ascii="华文中宋" w:eastAsia="华文中宋" w:hAnsi="华文中宋" w:hint="eastAsia"/>
+        </w:rPr>
+        <w:t>math.h</w:t>
+      </w:r>
+      <w:proofErr w:type="spellEnd"/>
+      <w:r>
+        <w:rPr>
+          <w:rFonts w:ascii="华文中宋" w:eastAsia="华文中宋" w:hAnsi="华文中宋" w:hint="eastAsia"/>
+        </w:rPr>
+        <w:t>和math.cpp中新增了cross_product3D定义</w:t>
+      </w:r>
+      <w:r>
+        <w:rPr>
+          <w:rFonts w:ascii="华文中宋" w:eastAsia="华文中宋" w:hAnsi="华文中宋" w:hint="eastAsia"/>
+        </w:rPr>
+        <w:t>。</w:t>
+      </w:r>
+    </w:p>
+    <w:p>
+      <w:pPr>
+        <w:rPr>
+          <w:rFonts w:ascii="华文中宋" w:eastAsia="华文中宋" w:hAnsi="华文中宋"/>
+        </w:rPr>
+      </w:pPr>
+      <w:r>
+        <w:rPr>
+          <w:rFonts w:ascii="华文中宋" w:eastAsia="华文中宋" w:hAnsi="华文中宋" w:hint="eastAsia"/>
+        </w:rPr>
+        <w:t>遇到的问题：类型转换：</w:t>
+      </w:r>
+    </w:p>
+    <w:p>
+      <w:pPr>
+        <w:rPr>
+          <w:rFonts w:ascii="华文中宋" w:eastAsia="华文中宋" w:hAnsi="华文中宋"/>
+        </w:rPr>
+      </w:pPr>
+      <w:r>
+        <w:rPr>
+          <w:rFonts w:ascii="华文中宋" w:eastAsia="华文中宋" w:hAnsi="华文中宋" w:hint="eastAsia"/>
+        </w:rPr>
         <w:lastRenderedPageBreak/>
-        <w:t>我现在mvp的第一步是不是要把物体矩阵变换到世界矩阵是吧，模型变换，我现在一开始输入的这个所有点坐标就是模型空间，我要让他们到世界空间去，也就是让相机坐标225为参照原点是吧，这样，我这样想，相对于原点，我的相机在原点的方位是离原点x轴上2，y轴2，z轴5，那就说明原点这个点，以我这个相机为原点来看就是在一个-2，-2，-5的位置，哦，我是不是忘记加负号了</w:t>
-      </w:r>
+        <w:t>起初我是这样写的，</w:t>
+      </w:r>
+      <w:r>
+        <w:rPr>
+          <w:rFonts w:ascii="华文中宋" w:eastAsia="华文中宋" w:hAnsi="华文中宋" w:hint="eastAsia"/>
+        </w:rPr>
+        <w:t>struct myRender_vector_4 cross_product3D(struct myRender_vector_4 vector1, struct myRender_vector_4 vector2);</w:t>
+      </w:r>
+    </w:p>
+    <w:p>
+      <w:pPr>
+        <w:rPr>
+          <w:rFonts w:ascii="华文中宋" w:eastAsia="华文中宋" w:hAnsi="华文中宋"/>
+        </w:rPr>
+      </w:pPr>
+      <w:r>
+        <w:rPr>
+          <w:rFonts w:ascii="华文中宋" w:eastAsia="华文中宋" w:hAnsi="华文中宋" w:hint="eastAsia"/>
+        </w:rPr>
+        <w:t>在transform中有对该函数的如下使用</w:t>
+      </w:r>
+      <w:proofErr w:type="spellStart"/>
+      <w:r>
+        <w:rPr>
+          <w:rFonts w:ascii="华文中宋" w:eastAsia="华文中宋" w:hAnsi="华文中宋" w:hint="eastAsia"/>
+        </w:rPr>
+        <w:t>camera_X_axis</w:t>
+      </w:r>
+      <w:proofErr w:type="spellEnd"/>
+      <w:r>
+        <w:rPr>
+          <w:rFonts w:ascii="华文中宋" w:eastAsia="华文中宋" w:hAnsi="华文中宋" w:hint="eastAsia"/>
+        </w:rPr>
+        <w:t xml:space="preserve"> =</w:t>
+      </w:r>
+      <w:r>
+        <w:rPr>
+          <w:rFonts w:ascii="华文中宋" w:eastAsia="华文中宋" w:hAnsi="华文中宋" w:hint="eastAsia"/>
+        </w:rPr>
+        <w:tab/>
+        <w:t>cross_product3D(</w:t>
+      </w:r>
+      <w:proofErr w:type="spellStart"/>
+      <w:r>
+        <w:rPr>
+          <w:rFonts w:ascii="华文中宋" w:eastAsia="华文中宋" w:hAnsi="华文中宋" w:hint="eastAsia"/>
+        </w:rPr>
+        <w:t>camera.lookat</w:t>
+      </w:r>
+      <w:proofErr w:type="spellEnd"/>
+      <w:r>
+        <w:rPr>
+          <w:rFonts w:ascii="华文中宋" w:eastAsia="华文中宋" w:hAnsi="华文中宋" w:hint="eastAsia"/>
+        </w:rPr>
+        <w:t xml:space="preserve">, </w:t>
+      </w:r>
+      <w:proofErr w:type="spellStart"/>
+      <w:r>
+        <w:rPr>
+          <w:rFonts w:ascii="华文中宋" w:eastAsia="华文中宋" w:hAnsi="华文中宋" w:hint="eastAsia"/>
+        </w:rPr>
+        <w:t>camera.up</w:t>
+      </w:r>
+      <w:proofErr w:type="spellEnd"/>
+      <w:r>
+        <w:rPr>
+          <w:rFonts w:ascii="华文中宋" w:eastAsia="华文中宋" w:hAnsi="华文中宋" w:hint="eastAsia"/>
+        </w:rPr>
+        <w:t>);</w:t>
+      </w:r>
+    </w:p>
+    <w:p>
+      <w:pPr>
+        <w:rPr>
+          <w:rFonts w:ascii="华文中宋" w:eastAsia="华文中宋" w:hAnsi="华文中宋"/>
+        </w:rPr>
+      </w:pPr>
+    </w:p>
+    <w:p>
+      <w:pPr>
+        <w:rPr>
+          <w:rFonts w:ascii="华文中宋" w:eastAsia="华文中宋" w:hAnsi="华文中宋" w:hint="eastAsia"/>
+        </w:rPr>
+      </w:pPr>
+      <w:r>
+        <w:rPr>
+          <w:rFonts w:ascii="华文中宋" w:eastAsia="华文中宋" w:hAnsi="华文中宋" w:hint="eastAsia"/>
+        </w:rPr>
+        <w:t>就会提示</w:t>
+      </w:r>
+      <w:r>
+        <w:rPr>
+          <w:rFonts w:ascii="华文中宋" w:eastAsia="华文中宋" w:hAnsi="华文中宋"/>
+        </w:rPr>
+        <w:t>不存在用户定义的从 "std::array&lt;float, 4Ui64&gt;" 到 "myRender_vector_4" 的适当转换</w:t>
+      </w:r>
+      <w:r>
+        <w:rPr>
+          <w:rFonts w:ascii="华文中宋" w:eastAsia="华文中宋" w:hAnsi="华文中宋" w:hint="eastAsia"/>
+        </w:rPr>
+        <w:t>，很好理解的错误，然后我在修改的时候首先想到的是在</w:t>
+      </w:r>
+      <w:r>
+        <w:rPr>
+          <w:rFonts w:ascii="华文中宋" w:eastAsia="华文中宋" w:hAnsi="华文中宋"/>
+        </w:rPr>
+        <w:t>myRender_vector_4</w:t>
+      </w:r>
+      <w:r>
+        <w:rPr>
+          <w:rFonts w:ascii="华文中宋" w:eastAsia="华文中宋" w:hAnsi="华文中宋" w:hint="eastAsia"/>
+        </w:rPr>
+        <w:t>中添加构造函数，</w:t>
+      </w:r>
+      <w:r>
+        <w:rPr>
+          <w:rFonts w:ascii="华文中宋" w:eastAsia="华文中宋" w:hAnsi="华文中宋" w:hint="eastAsia"/>
+        </w:rPr>
+        <w:t>改成了大致这样：</w:t>
+      </w:r>
+    </w:p>
+    <w:tbl>
+      <w:tblPr>
+        <w:tblStyle w:val="af5"/>
+        <w:tblW w:w="0" w:type="auto"/>
+        <w:tblLook w:val="04A0" w:firstRow="1" w:lastRow="0" w:firstColumn="1" w:lastColumn="0" w:noHBand="0" w:noVBand="1"/>
+      </w:tblPr>
+      <w:tblGrid>
+        <w:gridCol w:w="8296"/>
+      </w:tblGrid>
+      <w:tr>
+        <w:tc>
+          <w:tcPr>
+            <w:tcW w:w="8296" w:type="dxa"/>
+          </w:tcPr>
+          <w:p>
+            <w:pPr>
+              <w:rPr>
+                <w:rFonts w:ascii="华文中宋" w:eastAsia="华文中宋" w:hAnsi="华文中宋"/>
+              </w:rPr>
+            </w:pPr>
+            <w:r>
+              <w:rPr>
+                <w:rFonts w:ascii="华文中宋" w:eastAsia="华文中宋" w:hAnsi="华文中宋"/>
+              </w:rPr>
+              <w:t>cross_product3D(</w:t>
+            </w:r>
+            <w:proofErr w:type="spellStart"/>
+            <w:r>
+              <w:rPr>
+                <w:rFonts w:ascii="华文中宋" w:eastAsia="华文中宋" w:hAnsi="华文中宋"/>
+              </w:rPr>
+              <w:t>camera.lookat</w:t>
+            </w:r>
+            <w:proofErr w:type="spellEnd"/>
+            <w:r>
+              <w:rPr>
+                <w:rFonts w:ascii="华文中宋" w:eastAsia="华文中宋" w:hAnsi="华文中宋"/>
+              </w:rPr>
+              <w:t xml:space="preserve">, </w:t>
+            </w:r>
+            <w:proofErr w:type="spellStart"/>
+            <w:r>
+              <w:rPr>
+                <w:rFonts w:ascii="华文中宋" w:eastAsia="华文中宋" w:hAnsi="华文中宋"/>
+              </w:rPr>
+              <w:t>camera.up</w:t>
+            </w:r>
+            <w:proofErr w:type="spellEnd"/>
+            <w:r>
+              <w:rPr>
+                <w:rFonts w:ascii="华文中宋" w:eastAsia="华文中宋" w:hAnsi="华文中宋"/>
+              </w:rPr>
+              <w:t xml:space="preserve">);struct myRender_vector_4 </w:t>
+            </w:r>
+          </w:p>
+          <w:p>
+            <w:pPr>
+              <w:rPr>
+                <w:rFonts w:ascii="华文中宋" w:eastAsia="华文中宋" w:hAnsi="华文中宋" w:hint="eastAsia"/>
+              </w:rPr>
+            </w:pPr>
+            <w:r>
+              <w:rPr>
+                <w:rFonts w:ascii="华文中宋" w:eastAsia="华文中宋" w:hAnsi="华文中宋" w:hint="eastAsia"/>
+              </w:rPr>
+              <w:t>///</w:t>
+            </w:r>
+          </w:p>
+          <w:p>
+            <w:pPr>
+              <w:rPr>
+                <w:rFonts w:ascii="华文中宋" w:eastAsia="华文中宋" w:hAnsi="华文中宋"/>
+              </w:rPr>
+            </w:pPr>
+            <w:r>
+              <w:rPr>
+                <w:rFonts w:ascii="华文中宋" w:eastAsia="华文中宋" w:hAnsi="华文中宋"/>
+              </w:rPr>
+              <w:t xml:space="preserve">{ std::array&lt;float, 4&gt; position = {0}; </w:t>
+            </w:r>
+          </w:p>
+          <w:p>
+            <w:pPr>
+              <w:rPr>
+                <w:rFonts w:ascii="华文中宋" w:eastAsia="华文中宋" w:hAnsi="华文中宋"/>
+              </w:rPr>
+            </w:pPr>
+            <w:r>
+              <w:rPr>
+                <w:rFonts w:ascii="华文中宋" w:eastAsia="华文中宋" w:hAnsi="华文中宋"/>
+              </w:rPr>
+              <w:t xml:space="preserve">//float position[4] = { 0 }; </w:t>
+            </w:r>
+          </w:p>
+          <w:p>
+            <w:pPr>
+              <w:rPr>
+                <w:rFonts w:ascii="华文中宋" w:eastAsia="华文中宋" w:hAnsi="华文中宋" w:hint="eastAsia"/>
+              </w:rPr>
+            </w:pPr>
+            <w:r>
+              <w:rPr>
+                <w:rFonts w:ascii="华文中宋" w:eastAsia="华文中宋" w:hAnsi="华文中宋"/>
+              </w:rPr>
+              <w:t xml:space="preserve">std::array&lt;short, 3&gt; color = {0}; //short color[3] = { 0 }; myRender_vector_4() = default; </w:t>
+            </w:r>
+            <w:r>
+              <w:rPr>
+                <w:rFonts w:ascii="华文中宋" w:eastAsia="华文中宋" w:hAnsi="华文中宋" w:hint="eastAsia"/>
+              </w:rPr>
+              <w:t>//有构造函数就不会调用默认构造函数所以要写，我总是忘记</w:t>
+            </w:r>
+          </w:p>
+          <w:p>
+            <w:pPr>
+              <w:rPr>
+                <w:rFonts w:ascii="华文中宋" w:eastAsia="华文中宋" w:hAnsi="华文中宋"/>
+              </w:rPr>
+            </w:pPr>
+            <w:r>
+              <w:rPr>
+                <w:rFonts w:ascii="华文中宋" w:eastAsia="华文中宋" w:hAnsi="华文中宋"/>
+              </w:rPr>
+              <w:t xml:space="preserve">myRender_vector_4(float x, float y, float z, float w, short r, short g, short b) </w:t>
+            </w:r>
+          </w:p>
+          <w:p>
+            <w:pPr>
+              <w:rPr>
+                <w:rFonts w:ascii="华文中宋" w:eastAsia="华文中宋" w:hAnsi="华文中宋"/>
+              </w:rPr>
+            </w:pPr>
+            <w:r>
+              <w:rPr>
+                <w:rFonts w:ascii="华文中宋" w:eastAsia="华文中宋" w:hAnsi="华文中宋"/>
+              </w:rPr>
+              <w:t xml:space="preserve">{ position = { x, y, z, w }; color = { r, g, b }; } </w:t>
+            </w:r>
+          </w:p>
+          <w:p>
+            <w:pPr>
+              <w:rPr>
+                <w:rFonts w:ascii="华文中宋" w:eastAsia="华文中宋" w:hAnsi="华文中宋"/>
+              </w:rPr>
+            </w:pPr>
+            <w:r>
+              <w:rPr>
+                <w:rFonts w:ascii="华文中宋" w:eastAsia="华文中宋" w:hAnsi="华文中宋"/>
+              </w:rPr>
+              <w:t xml:space="preserve">myRender_vector_4(float x, float y, float z, float w) </w:t>
+            </w:r>
+          </w:p>
+          <w:p>
+            <w:pPr>
+              <w:rPr>
+                <w:rFonts w:ascii="华文中宋" w:eastAsia="华文中宋" w:hAnsi="华文中宋"/>
+              </w:rPr>
+            </w:pPr>
+            <w:r>
+              <w:rPr>
+                <w:rFonts w:ascii="华文中宋" w:eastAsia="华文中宋" w:hAnsi="华文中宋"/>
+              </w:rPr>
+              <w:t>{ position = { x, y, z, w }; } };</w:t>
+            </w:r>
+          </w:p>
+          <w:p>
+            <w:pPr>
+              <w:rPr>
+                <w:rFonts w:ascii="华文中宋" w:eastAsia="华文中宋" w:hAnsi="华文中宋"/>
+              </w:rPr>
+            </w:pPr>
+          </w:p>
+          <w:p>
+            <w:pPr>
+              <w:rPr>
+                <w:rFonts w:ascii="华文中宋" w:eastAsia="华文中宋" w:hAnsi="华文中宋" w:hint="eastAsia"/>
+              </w:rPr>
+            </w:pPr>
+            <w:r>
+              <w:rPr>
+                <w:rFonts w:ascii="华文中宋" w:eastAsia="华文中宋" w:hAnsi="华文中宋" w:hint="eastAsia"/>
+              </w:rPr>
+              <w:t>///</w:t>
+            </w:r>
+          </w:p>
+          <w:p>
+            <w:pPr>
+              <w:rPr>
+                <w:rFonts w:ascii="华文中宋" w:eastAsia="华文中宋" w:hAnsi="华文中宋" w:hint="eastAsia"/>
+              </w:rPr>
+            </w:pPr>
+            <w:r>
+              <w:rPr>
+                <w:rFonts w:ascii="华文中宋" w:eastAsia="华文中宋" w:hAnsi="华文中宋"/>
+              </w:rPr>
+              <w:t xml:space="preserve">struct </w:t>
+            </w:r>
+            <w:proofErr w:type="spellStart"/>
+            <w:r>
+              <w:rPr>
+                <w:rFonts w:ascii="华文中宋" w:eastAsia="华文中宋" w:hAnsi="华文中宋"/>
+              </w:rPr>
+              <w:t>camera_set</w:t>
+            </w:r>
+            <w:proofErr w:type="spellEnd"/>
+            <w:r>
+              <w:rPr>
+                <w:rFonts w:ascii="华文中宋" w:eastAsia="华文中宋" w:hAnsi="华文中宋"/>
+              </w:rPr>
+              <w:t xml:space="preserve"> { std::array&lt;float, 4&gt; position = { 0 }; std::array&lt;float, 4&gt; </w:t>
+            </w:r>
+            <w:proofErr w:type="spellStart"/>
+            <w:r>
+              <w:rPr>
+                <w:rFonts w:ascii="华文中宋" w:eastAsia="华文中宋" w:hAnsi="华文中宋"/>
+              </w:rPr>
+              <w:t>lookat</w:t>
+            </w:r>
+            <w:proofErr w:type="spellEnd"/>
+            <w:r>
+              <w:rPr>
+                <w:rFonts w:ascii="华文中宋" w:eastAsia="华文中宋" w:hAnsi="华文中宋"/>
+              </w:rPr>
+              <w:t xml:space="preserve"> = { 0 }; std::array&lt;float, 4&gt; up = { 0 }; };</w:t>
+            </w:r>
+          </w:p>
+        </w:tc>
+      </w:tr>
+    </w:tbl>
+    <w:p>
+      <w:pPr>
+        <w:rPr>
+          <w:rFonts w:ascii="华文中宋" w:eastAsia="华文中宋" w:hAnsi="华文中宋"/>
+        </w:rPr>
+      </w:pPr>
+    </w:p>
+    <w:p>
+      <w:pPr>
+        <w:rPr>
+          <w:rFonts w:ascii="华文中宋" w:eastAsia="华文中宋" w:hAnsi="华文中宋"/>
+        </w:rPr>
+      </w:pPr>
+      <w:r>
+        <w:rPr>
+          <w:rFonts w:ascii="华文中宋" w:eastAsia="华文中宋" w:hAnsi="华文中宋" w:hint="eastAsia"/>
+        </w:rPr>
+        <w:t>但当我使用</w:t>
+      </w:r>
+      <w:proofErr w:type="spellStart"/>
+      <w:r>
+        <w:rPr>
+          <w:rFonts w:ascii="华文中宋" w:eastAsia="华文中宋" w:hAnsi="华文中宋" w:hint="eastAsia"/>
+        </w:rPr>
+        <w:t>camera_X_axis</w:t>
+      </w:r>
+      <w:proofErr w:type="spellEnd"/>
+      <w:r>
+        <w:rPr>
+          <w:rFonts w:ascii="华文中宋" w:eastAsia="华文中宋" w:hAnsi="华文中宋" w:hint="eastAsia"/>
+        </w:rPr>
+        <w:t xml:space="preserve"> =</w:t>
+      </w:r>
+      <w:r>
+        <w:rPr>
+          <w:rFonts w:ascii="华文中宋" w:eastAsia="华文中宋" w:hAnsi="华文中宋" w:hint="eastAsia"/>
+        </w:rPr>
+        <w:tab/>
+        <w:t>cross_product3D(</w:t>
+      </w:r>
+      <w:proofErr w:type="spellStart"/>
+      <w:r>
+        <w:rPr>
+          <w:rFonts w:ascii="华文中宋" w:eastAsia="华文中宋" w:hAnsi="华文中宋" w:hint="eastAsia"/>
+        </w:rPr>
+        <w:t>camera.lookat</w:t>
+      </w:r>
+      <w:proofErr w:type="spellEnd"/>
+      <w:r>
+        <w:rPr>
+          <w:rFonts w:ascii="华文中宋" w:eastAsia="华文中宋" w:hAnsi="华文中宋" w:hint="eastAsia"/>
+        </w:rPr>
+        <w:t xml:space="preserve">, </w:t>
+      </w:r>
+      <w:proofErr w:type="spellStart"/>
+      <w:r>
+        <w:rPr>
+          <w:rFonts w:ascii="华文中宋" w:eastAsia="华文中宋" w:hAnsi="华文中宋" w:hint="eastAsia"/>
+        </w:rPr>
+        <w:t>camera.up</w:t>
+      </w:r>
+      <w:proofErr w:type="spellEnd"/>
+      <w:r>
+        <w:rPr>
+          <w:rFonts w:ascii="华文中宋" w:eastAsia="华文中宋" w:hAnsi="华文中宋" w:hint="eastAsia"/>
+        </w:rPr>
+        <w:t>);</w:t>
+      </w:r>
+      <w:r>
+        <w:rPr>
+          <w:rFonts w:ascii="华文中宋" w:eastAsia="华文中宋" w:hAnsi="华文中宋" w:hint="eastAsia"/>
+        </w:rPr>
+        <w:t>依旧是这个问题，原因是我的</w:t>
+      </w:r>
+      <w:r>
+        <w:rPr>
+          <w:rFonts w:ascii="华文中宋" w:eastAsia="华文中宋" w:hAnsi="华文中宋" w:hint="eastAsia"/>
+        </w:rPr>
+        <w:t>struct myRender_vector_4 cross_product3D</w:t>
+      </w:r>
+      <w:r>
+        <w:rPr>
+          <w:rFonts w:ascii="华文中宋" w:eastAsia="华文中宋" w:hAnsi="华文中宋" w:hint="eastAsia"/>
+        </w:rPr>
+        <w:t>函数要接受的是</w:t>
+      </w:r>
+      <w:r>
+        <w:rPr>
+          <w:rFonts w:ascii="华文中宋" w:eastAsia="华文中宋" w:hAnsi="华文中宋" w:hint="eastAsia"/>
+        </w:rPr>
+        <w:t>myRender_vector_4</w:t>
+      </w:r>
+      <w:r>
+        <w:rPr>
+          <w:rFonts w:ascii="华文中宋" w:eastAsia="华文中宋" w:hAnsi="华文中宋" w:hint="eastAsia"/>
+        </w:rPr>
+        <w:t>类型的啊，而且实际上我用不上color，所以写成</w:t>
+      </w:r>
+      <w:r>
+        <w:rPr>
+          <w:rFonts w:ascii="华文中宋" w:eastAsia="华文中宋" w:hAnsi="华文中宋" w:hint="eastAsia"/>
+        </w:rPr>
+        <w:t>struct myRender_vector_4 cross_product3D(const std::array&lt;float, 4&gt;&amp; a, const std::array&lt;float, 4&gt;&amp; b)</w:t>
+      </w:r>
+    </w:p>
+    <w:p>
+      <w:pPr>
+        <w:rPr>
+          <w:rFonts w:ascii="华文中宋" w:eastAsia="华文中宋" w:hAnsi="华文中宋"/>
+        </w:rPr>
+      </w:pPr>
+      <w:r>
+        <w:rPr>
+          <w:rFonts w:ascii="华文中宋" w:eastAsia="华文中宋" w:hAnsi="华文中宋" w:hint="eastAsia"/>
+        </w:rPr>
+        <w:t>定义成这样就好了。</w:t>
+      </w:r>
+    </w:p>
+    <w:p>
+      <w:pPr>
+        <w:rPr>
+          <w:rFonts w:ascii="华文中宋" w:eastAsia="华文中宋" w:hAnsi="华文中宋"/>
+        </w:rPr>
+      </w:pPr>
+    </w:p>
+    <w:p>
+      <w:pPr>
+        <w:rPr>
+          <w:rFonts w:ascii="华文中宋" w:eastAsia="华文中宋" w:hAnsi="华文中宋" w:hint="eastAsia"/>
+        </w:rPr>
+      </w:pPr>
+      <w:r>
+        <w:rPr>
+          <w:rFonts w:ascii="华文中宋" w:eastAsia="华文中宋" w:hAnsi="华文中宋"/>
+        </w:rPr>
+        <w:t>头一次觉得自己写的东西好笑，有一种拙劣的想证明自己的算法有逻辑的感觉，写完无奈地苦笑了。</w:t>
+      </w:r>
+    </w:p>
+    <w:tbl>
+      <w:tblPr>
+        <w:tblStyle w:val="af5"/>
+        <w:tblW w:w="0" w:type="auto"/>
+        <w:tblLook w:val="04A0" w:firstRow="1" w:lastRow="0" w:firstColumn="1" w:lastColumn="0" w:noHBand="0" w:noVBand="1"/>
+      </w:tblPr>
+      <w:tblGrid>
+        <w:gridCol w:w="8296"/>
+      </w:tblGrid>
+      <w:tr>
+        <w:tc>
+          <w:tcPr>
+            <w:tcW w:w="8296" w:type="dxa"/>
+          </w:tcPr>
+          <w:p>
+            <w:pPr>
+              <w:rPr>
+                <w:rFonts w:ascii="华文中宋" w:eastAsia="华文中宋" w:hAnsi="华文中宋" w:hint="eastAsia"/>
+              </w:rPr>
+            </w:pPr>
+            <w:r>
+              <w:rPr>
+                <w:rFonts w:ascii="华文中宋" w:eastAsia="华文中宋" w:hAnsi="华文中宋" w:hint="eastAsia"/>
+              </w:rPr>
+              <w:t xml:space="preserve">struct Matrix3D </w:t>
+            </w:r>
+            <w:proofErr w:type="spellStart"/>
+            <w:r>
+              <w:rPr>
+                <w:rFonts w:ascii="华文中宋" w:eastAsia="华文中宋" w:hAnsi="华文中宋" w:hint="eastAsia"/>
+              </w:rPr>
+              <w:t>view_matrix</w:t>
+            </w:r>
+            <w:proofErr w:type="spellEnd"/>
+            <w:r>
+              <w:rPr>
+                <w:rFonts w:ascii="华文中宋" w:eastAsia="华文中宋" w:hAnsi="华文中宋" w:hint="eastAsia"/>
+              </w:rPr>
+              <w:t>;</w:t>
+            </w:r>
+          </w:p>
+          <w:p>
+            <w:pPr>
+              <w:rPr>
+                <w:rFonts w:ascii="华文中宋" w:eastAsia="华文中宋" w:hAnsi="华文中宋" w:hint="eastAsia"/>
+              </w:rPr>
+            </w:pPr>
+          </w:p>
+          <w:p>
+            <w:pPr>
+              <w:rPr>
+                <w:rFonts w:ascii="华文中宋" w:eastAsia="华文中宋" w:hAnsi="华文中宋" w:hint="eastAsia"/>
+              </w:rPr>
+            </w:pPr>
+            <w:r>
+              <w:rPr>
+                <w:rFonts w:ascii="华文中宋" w:eastAsia="华文中宋" w:hAnsi="华文中宋" w:hint="eastAsia"/>
+              </w:rPr>
+              <w:t xml:space="preserve">struct myRender_vector_4 </w:t>
+            </w:r>
+            <w:proofErr w:type="spellStart"/>
+            <w:r>
+              <w:rPr>
+                <w:rFonts w:ascii="华文中宋" w:eastAsia="华文中宋" w:hAnsi="华文中宋" w:hint="eastAsia"/>
+              </w:rPr>
+              <w:t>camera_X_axis</w:t>
+            </w:r>
+            <w:proofErr w:type="spellEnd"/>
+            <w:r>
+              <w:rPr>
+                <w:rFonts w:ascii="华文中宋" w:eastAsia="华文中宋" w:hAnsi="华文中宋" w:hint="eastAsia"/>
+              </w:rPr>
+              <w:t>;</w:t>
+            </w:r>
+          </w:p>
+          <w:p>
+            <w:pPr>
+              <w:rPr>
+                <w:rFonts w:ascii="华文中宋" w:eastAsia="华文中宋" w:hAnsi="华文中宋" w:hint="eastAsia"/>
+              </w:rPr>
+            </w:pPr>
+            <w:r>
+              <w:rPr>
+                <w:rFonts w:ascii="华文中宋" w:eastAsia="华文中宋" w:hAnsi="华文中宋" w:hint="eastAsia"/>
+              </w:rPr>
+              <w:tab/>
+            </w:r>
+          </w:p>
+          <w:p>
+            <w:pPr>
+              <w:rPr>
+                <w:rFonts w:ascii="华文中宋" w:eastAsia="华文中宋" w:hAnsi="华文中宋" w:hint="eastAsia"/>
+              </w:rPr>
+            </w:pPr>
+            <w:proofErr w:type="spellStart"/>
+            <w:r>
+              <w:rPr>
+                <w:rFonts w:ascii="华文中宋" w:eastAsia="华文中宋" w:hAnsi="华文中宋" w:hint="eastAsia"/>
+              </w:rPr>
+              <w:t>camera_X_axis</w:t>
+            </w:r>
+            <w:proofErr w:type="spellEnd"/>
+            <w:r>
+              <w:rPr>
+                <w:rFonts w:ascii="华文中宋" w:eastAsia="华文中宋" w:hAnsi="华文中宋" w:hint="eastAsia"/>
+              </w:rPr>
+              <w:t xml:space="preserve"> =</w:t>
+            </w:r>
+            <w:r>
+              <w:rPr>
+                <w:rFonts w:ascii="华文中宋" w:eastAsia="华文中宋" w:hAnsi="华文中宋" w:hint="eastAsia"/>
+              </w:rPr>
+              <w:tab/>
+              <w:t>cross_product3D(</w:t>
+            </w:r>
+            <w:proofErr w:type="spellStart"/>
+            <w:r>
+              <w:rPr>
+                <w:rFonts w:ascii="华文中宋" w:eastAsia="华文中宋" w:hAnsi="华文中宋" w:hint="eastAsia"/>
+              </w:rPr>
+              <w:t>camera.lookat</w:t>
+            </w:r>
+            <w:proofErr w:type="spellEnd"/>
+            <w:r>
+              <w:rPr>
+                <w:rFonts w:ascii="华文中宋" w:eastAsia="华文中宋" w:hAnsi="华文中宋" w:hint="eastAsia"/>
+              </w:rPr>
+              <w:t xml:space="preserve">, </w:t>
+            </w:r>
+            <w:proofErr w:type="spellStart"/>
+            <w:r>
+              <w:rPr>
+                <w:rFonts w:ascii="华文中宋" w:eastAsia="华文中宋" w:hAnsi="华文中宋" w:hint="eastAsia"/>
+              </w:rPr>
+              <w:t>camera.up</w:t>
+            </w:r>
+            <w:proofErr w:type="spellEnd"/>
+            <w:r>
+              <w:rPr>
+                <w:rFonts w:ascii="华文中宋" w:eastAsia="华文中宋" w:hAnsi="华文中宋" w:hint="eastAsia"/>
+              </w:rPr>
+              <w:t>);</w:t>
+            </w:r>
+          </w:p>
+          <w:p>
+            <w:pPr>
+              <w:rPr>
+                <w:rFonts w:ascii="华文中宋" w:eastAsia="华文中宋" w:hAnsi="华文中宋" w:hint="eastAsia"/>
+              </w:rPr>
+            </w:pPr>
+            <w:r>
+              <w:rPr>
+                <w:rFonts w:ascii="华文中宋" w:eastAsia="华文中宋" w:hAnsi="华文中宋" w:hint="eastAsia"/>
+              </w:rPr>
+              <w:tab/>
+            </w:r>
+          </w:p>
+          <w:p>
+            <w:pPr>
+              <w:rPr>
+                <w:rFonts w:ascii="华文中宋" w:eastAsia="华文中宋" w:hAnsi="华文中宋" w:hint="eastAsia"/>
+              </w:rPr>
+            </w:pPr>
+            <w:r>
+              <w:rPr>
+                <w:rFonts w:ascii="华文中宋" w:eastAsia="华文中宋" w:hAnsi="华文中宋" w:hint="eastAsia"/>
+              </w:rPr>
+              <w:lastRenderedPageBreak/>
+              <w:t xml:space="preserve">for (int </w:t>
+            </w:r>
+            <w:proofErr w:type="spellStart"/>
+            <w:r>
+              <w:rPr>
+                <w:rFonts w:ascii="华文中宋" w:eastAsia="华文中宋" w:hAnsi="华文中宋" w:hint="eastAsia"/>
+              </w:rPr>
+              <w:t>i</w:t>
+            </w:r>
+            <w:proofErr w:type="spellEnd"/>
+            <w:r>
+              <w:rPr>
+                <w:rFonts w:ascii="华文中宋" w:eastAsia="华文中宋" w:hAnsi="华文中宋" w:hint="eastAsia"/>
+              </w:rPr>
+              <w:t xml:space="preserve"> = 0; </w:t>
+            </w:r>
+            <w:proofErr w:type="spellStart"/>
+            <w:r>
+              <w:rPr>
+                <w:rFonts w:ascii="华文中宋" w:eastAsia="华文中宋" w:hAnsi="华文中宋" w:hint="eastAsia"/>
+              </w:rPr>
+              <w:t>i</w:t>
+            </w:r>
+            <w:proofErr w:type="spellEnd"/>
+            <w:r>
+              <w:rPr>
+                <w:rFonts w:ascii="华文中宋" w:eastAsia="华文中宋" w:hAnsi="华文中宋" w:hint="eastAsia"/>
+              </w:rPr>
+              <w:t xml:space="preserve"> &lt; 4; </w:t>
+            </w:r>
+            <w:proofErr w:type="spellStart"/>
+            <w:r>
+              <w:rPr>
+                <w:rFonts w:ascii="华文中宋" w:eastAsia="华文中宋" w:hAnsi="华文中宋" w:hint="eastAsia"/>
+              </w:rPr>
+              <w:t>i</w:t>
+            </w:r>
+            <w:proofErr w:type="spellEnd"/>
+            <w:r>
+              <w:rPr>
+                <w:rFonts w:ascii="华文中宋" w:eastAsia="华文中宋" w:hAnsi="华文中宋" w:hint="eastAsia"/>
+              </w:rPr>
+              <w:t>++)</w:t>
+            </w:r>
+          </w:p>
+          <w:p>
+            <w:pPr>
+              <w:rPr>
+                <w:rFonts w:ascii="华文中宋" w:eastAsia="华文中宋" w:hAnsi="华文中宋" w:hint="eastAsia"/>
+              </w:rPr>
+            </w:pPr>
+            <w:r>
+              <w:rPr>
+                <w:rFonts w:ascii="华文中宋" w:eastAsia="华文中宋" w:hAnsi="华文中宋" w:hint="eastAsia"/>
+              </w:rPr>
+              <w:t>{</w:t>
+            </w:r>
+          </w:p>
+          <w:p>
+            <w:pPr>
+              <w:rPr>
+                <w:rFonts w:ascii="华文中宋" w:eastAsia="华文中宋" w:hAnsi="华文中宋" w:hint="eastAsia"/>
+              </w:rPr>
+            </w:pPr>
+            <w:r>
+              <w:rPr>
+                <w:rFonts w:ascii="华文中宋" w:eastAsia="华文中宋" w:hAnsi="华文中宋" w:hint="eastAsia"/>
+              </w:rPr>
+              <w:tab/>
+              <w:t xml:space="preserve">for (int j = 0; j &lt; 4; </w:t>
+            </w:r>
+            <w:proofErr w:type="spellStart"/>
+            <w:r>
+              <w:rPr>
+                <w:rFonts w:ascii="华文中宋" w:eastAsia="华文中宋" w:hAnsi="华文中宋" w:hint="eastAsia"/>
+              </w:rPr>
+              <w:t>j++</w:t>
+            </w:r>
+            <w:proofErr w:type="spellEnd"/>
+            <w:r>
+              <w:rPr>
+                <w:rFonts w:ascii="华文中宋" w:eastAsia="华文中宋" w:hAnsi="华文中宋" w:hint="eastAsia"/>
+              </w:rPr>
+              <w:t>)</w:t>
+            </w:r>
+          </w:p>
+          <w:p>
+            <w:pPr>
+              <w:rPr>
+                <w:rFonts w:ascii="华文中宋" w:eastAsia="华文中宋" w:hAnsi="华文中宋" w:hint="eastAsia"/>
+              </w:rPr>
+            </w:pPr>
+            <w:r>
+              <w:rPr>
+                <w:rFonts w:ascii="华文中宋" w:eastAsia="华文中宋" w:hAnsi="华文中宋" w:hint="eastAsia"/>
+              </w:rPr>
+              <w:tab/>
+              <w:t>{</w:t>
+            </w:r>
+          </w:p>
+          <w:p>
+            <w:pPr>
+              <w:rPr>
+                <w:rFonts w:ascii="华文中宋" w:eastAsia="华文中宋" w:hAnsi="华文中宋" w:hint="eastAsia"/>
+              </w:rPr>
+            </w:pPr>
+            <w:r>
+              <w:rPr>
+                <w:rFonts w:ascii="华文中宋" w:eastAsia="华文中宋" w:hAnsi="华文中宋" w:hint="eastAsia"/>
+              </w:rPr>
+              <w:tab/>
+            </w:r>
+            <w:r>
+              <w:rPr>
+                <w:rFonts w:ascii="华文中宋" w:eastAsia="华文中宋" w:hAnsi="华文中宋" w:hint="eastAsia"/>
+              </w:rPr>
+              <w:tab/>
+              <w:t>if (</w:t>
+            </w:r>
+            <w:proofErr w:type="spellStart"/>
+            <w:r>
+              <w:rPr>
+                <w:rFonts w:ascii="华文中宋" w:eastAsia="华文中宋" w:hAnsi="华文中宋" w:hint="eastAsia"/>
+              </w:rPr>
+              <w:t>i</w:t>
+            </w:r>
+            <w:proofErr w:type="spellEnd"/>
+            <w:r>
+              <w:rPr>
+                <w:rFonts w:ascii="华文中宋" w:eastAsia="华文中宋" w:hAnsi="华文中宋" w:hint="eastAsia"/>
+              </w:rPr>
+              <w:t xml:space="preserve"> == 0)</w:t>
+            </w:r>
+          </w:p>
+          <w:p>
+            <w:pPr>
+              <w:rPr>
+                <w:rFonts w:ascii="华文中宋" w:eastAsia="华文中宋" w:hAnsi="华文中宋" w:hint="eastAsia"/>
+              </w:rPr>
+            </w:pPr>
+            <w:r>
+              <w:rPr>
+                <w:rFonts w:ascii="华文中宋" w:eastAsia="华文中宋" w:hAnsi="华文中宋" w:hint="eastAsia"/>
+              </w:rPr>
+              <w:tab/>
+            </w:r>
+            <w:r>
+              <w:rPr>
+                <w:rFonts w:ascii="华文中宋" w:eastAsia="华文中宋" w:hAnsi="华文中宋" w:hint="eastAsia"/>
+              </w:rPr>
+              <w:tab/>
+              <w:t>{</w:t>
+            </w:r>
+          </w:p>
+          <w:p>
+            <w:pPr>
+              <w:rPr>
+                <w:rFonts w:ascii="华文中宋" w:eastAsia="华文中宋" w:hAnsi="华文中宋" w:hint="eastAsia"/>
+              </w:rPr>
+            </w:pPr>
+            <w:r>
+              <w:rPr>
+                <w:rFonts w:ascii="华文中宋" w:eastAsia="华文中宋" w:hAnsi="华文中宋" w:hint="eastAsia"/>
+              </w:rPr>
+              <w:tab/>
+            </w:r>
+            <w:r>
+              <w:rPr>
+                <w:rFonts w:ascii="华文中宋" w:eastAsia="华文中宋" w:hAnsi="华文中宋" w:hint="eastAsia"/>
+              </w:rPr>
+              <w:tab/>
+            </w:r>
+            <w:r>
+              <w:rPr>
+                <w:rFonts w:ascii="华文中宋" w:eastAsia="华文中宋" w:hAnsi="华文中宋" w:hint="eastAsia"/>
+              </w:rPr>
+              <w:tab/>
+            </w:r>
+            <w:proofErr w:type="spellStart"/>
+            <w:r>
+              <w:rPr>
+                <w:rFonts w:ascii="华文中宋" w:eastAsia="华文中宋" w:hAnsi="华文中宋" w:hint="eastAsia"/>
+              </w:rPr>
+              <w:t>view_matrix.matrix</w:t>
+            </w:r>
+            <w:proofErr w:type="spellEnd"/>
+            <w:r>
+              <w:rPr>
+                <w:rFonts w:ascii="华文中宋" w:eastAsia="华文中宋" w:hAnsi="华文中宋" w:hint="eastAsia"/>
+              </w:rPr>
+              <w:t>[</w:t>
+            </w:r>
+            <w:proofErr w:type="spellStart"/>
+            <w:r>
+              <w:rPr>
+                <w:rFonts w:ascii="华文中宋" w:eastAsia="华文中宋" w:hAnsi="华文中宋" w:hint="eastAsia"/>
+              </w:rPr>
+              <w:t>i</w:t>
+            </w:r>
+            <w:proofErr w:type="spellEnd"/>
+            <w:r>
+              <w:rPr>
+                <w:rFonts w:ascii="华文中宋" w:eastAsia="华文中宋" w:hAnsi="华文中宋" w:hint="eastAsia"/>
+              </w:rPr>
+              <w:t xml:space="preserve">][j] = </w:t>
+            </w:r>
+            <w:proofErr w:type="spellStart"/>
+            <w:r>
+              <w:rPr>
+                <w:rFonts w:ascii="华文中宋" w:eastAsia="华文中宋" w:hAnsi="华文中宋" w:hint="eastAsia"/>
+              </w:rPr>
+              <w:t>camera_X_axis.position</w:t>
+            </w:r>
+            <w:proofErr w:type="spellEnd"/>
+            <w:r>
+              <w:rPr>
+                <w:rFonts w:ascii="华文中宋" w:eastAsia="华文中宋" w:hAnsi="华文中宋" w:hint="eastAsia"/>
+              </w:rPr>
+              <w:t>[j];</w:t>
+            </w:r>
+          </w:p>
+          <w:p>
+            <w:pPr>
+              <w:rPr>
+                <w:rFonts w:ascii="华文中宋" w:eastAsia="华文中宋" w:hAnsi="华文中宋" w:hint="eastAsia"/>
+              </w:rPr>
+            </w:pPr>
+            <w:r>
+              <w:rPr>
+                <w:rFonts w:ascii="华文中宋" w:eastAsia="华文中宋" w:hAnsi="华文中宋" w:hint="eastAsia"/>
+              </w:rPr>
+              <w:tab/>
+            </w:r>
+            <w:r>
+              <w:rPr>
+                <w:rFonts w:ascii="华文中宋" w:eastAsia="华文中宋" w:hAnsi="华文中宋" w:hint="eastAsia"/>
+              </w:rPr>
+              <w:tab/>
+            </w:r>
+            <w:r>
+              <w:rPr>
+                <w:rFonts w:ascii="华文中宋" w:eastAsia="华文中宋" w:hAnsi="华文中宋" w:hint="eastAsia"/>
+              </w:rPr>
+              <w:tab/>
+              <w:t>if (j == 3)</w:t>
+            </w:r>
+          </w:p>
+          <w:p>
+            <w:pPr>
+              <w:rPr>
+                <w:rFonts w:ascii="华文中宋" w:eastAsia="华文中宋" w:hAnsi="华文中宋" w:hint="eastAsia"/>
+              </w:rPr>
+            </w:pPr>
+            <w:r>
+              <w:rPr>
+                <w:rFonts w:ascii="华文中宋" w:eastAsia="华文中宋" w:hAnsi="华文中宋" w:hint="eastAsia"/>
+              </w:rPr>
+              <w:tab/>
+            </w:r>
+            <w:r>
+              <w:rPr>
+                <w:rFonts w:ascii="华文中宋" w:eastAsia="华文中宋" w:hAnsi="华文中宋" w:hint="eastAsia"/>
+              </w:rPr>
+              <w:tab/>
+            </w:r>
+            <w:r>
+              <w:rPr>
+                <w:rFonts w:ascii="华文中宋" w:eastAsia="华文中宋" w:hAnsi="华文中宋" w:hint="eastAsia"/>
+              </w:rPr>
+              <w:tab/>
+              <w:t>{</w:t>
+            </w:r>
+          </w:p>
+          <w:p>
+            <w:pPr>
+              <w:rPr>
+                <w:rFonts w:ascii="华文中宋" w:eastAsia="华文中宋" w:hAnsi="华文中宋" w:hint="eastAsia"/>
+              </w:rPr>
+            </w:pPr>
+            <w:r>
+              <w:rPr>
+                <w:rFonts w:ascii="华文中宋" w:eastAsia="华文中宋" w:hAnsi="华文中宋" w:hint="eastAsia"/>
+              </w:rPr>
+              <w:tab/>
+            </w:r>
+            <w:r>
+              <w:rPr>
+                <w:rFonts w:ascii="华文中宋" w:eastAsia="华文中宋" w:hAnsi="华文中宋" w:hint="eastAsia"/>
+              </w:rPr>
+              <w:tab/>
+            </w:r>
+            <w:r>
+              <w:rPr>
+                <w:rFonts w:ascii="华文中宋" w:eastAsia="华文中宋" w:hAnsi="华文中宋" w:hint="eastAsia"/>
+              </w:rPr>
+              <w:tab/>
+            </w:r>
+            <w:r>
+              <w:rPr>
+                <w:rFonts w:ascii="华文中宋" w:eastAsia="华文中宋" w:hAnsi="华文中宋" w:hint="eastAsia"/>
+              </w:rPr>
+              <w:tab/>
+            </w:r>
+            <w:proofErr w:type="spellStart"/>
+            <w:r>
+              <w:rPr>
+                <w:rFonts w:ascii="华文中宋" w:eastAsia="华文中宋" w:hAnsi="华文中宋" w:hint="eastAsia"/>
+              </w:rPr>
+              <w:t>view_matrix.matrix</w:t>
+            </w:r>
+            <w:proofErr w:type="spellEnd"/>
+            <w:r>
+              <w:rPr>
+                <w:rFonts w:ascii="华文中宋" w:eastAsia="华文中宋" w:hAnsi="华文中宋" w:hint="eastAsia"/>
+              </w:rPr>
+              <w:t>[</w:t>
+            </w:r>
+            <w:proofErr w:type="spellStart"/>
+            <w:r>
+              <w:rPr>
+                <w:rFonts w:ascii="华文中宋" w:eastAsia="华文中宋" w:hAnsi="华文中宋" w:hint="eastAsia"/>
+              </w:rPr>
+              <w:t>i</w:t>
+            </w:r>
+            <w:proofErr w:type="spellEnd"/>
+            <w:r>
+              <w:rPr>
+                <w:rFonts w:ascii="华文中宋" w:eastAsia="华文中宋" w:hAnsi="华文中宋" w:hint="eastAsia"/>
+              </w:rPr>
+              <w:t xml:space="preserve">][j] = </w:t>
+            </w:r>
+            <w:proofErr w:type="spellStart"/>
+            <w:r>
+              <w:rPr>
+                <w:rFonts w:ascii="华文中宋" w:eastAsia="华文中宋" w:hAnsi="华文中宋" w:hint="eastAsia"/>
+              </w:rPr>
+              <w:t>camera.position</w:t>
+            </w:r>
+            <w:proofErr w:type="spellEnd"/>
+            <w:r>
+              <w:rPr>
+                <w:rFonts w:ascii="华文中宋" w:eastAsia="华文中宋" w:hAnsi="华文中宋" w:hint="eastAsia"/>
+              </w:rPr>
+              <w:t>[</w:t>
+            </w:r>
+            <w:proofErr w:type="spellStart"/>
+            <w:r>
+              <w:rPr>
+                <w:rFonts w:ascii="华文中宋" w:eastAsia="华文中宋" w:hAnsi="华文中宋" w:hint="eastAsia"/>
+              </w:rPr>
+              <w:t>i</w:t>
+            </w:r>
+            <w:proofErr w:type="spellEnd"/>
+            <w:r>
+              <w:rPr>
+                <w:rFonts w:ascii="华文中宋" w:eastAsia="华文中宋" w:hAnsi="华文中宋" w:hint="eastAsia"/>
+              </w:rPr>
+              <w:t>];</w:t>
+            </w:r>
+          </w:p>
+          <w:p>
+            <w:pPr>
+              <w:rPr>
+                <w:rFonts w:ascii="华文中宋" w:eastAsia="华文中宋" w:hAnsi="华文中宋" w:hint="eastAsia"/>
+              </w:rPr>
+            </w:pPr>
+            <w:r>
+              <w:rPr>
+                <w:rFonts w:ascii="华文中宋" w:eastAsia="华文中宋" w:hAnsi="华文中宋" w:hint="eastAsia"/>
+              </w:rPr>
+              <w:tab/>
+            </w:r>
+            <w:r>
+              <w:rPr>
+                <w:rFonts w:ascii="华文中宋" w:eastAsia="华文中宋" w:hAnsi="华文中宋" w:hint="eastAsia"/>
+              </w:rPr>
+              <w:tab/>
+            </w:r>
+            <w:r>
+              <w:rPr>
+                <w:rFonts w:ascii="华文中宋" w:eastAsia="华文中宋" w:hAnsi="华文中宋" w:hint="eastAsia"/>
+              </w:rPr>
+              <w:tab/>
+              <w:t>}</w:t>
+            </w:r>
+          </w:p>
+          <w:p>
+            <w:pPr>
+              <w:rPr>
+                <w:rFonts w:ascii="华文中宋" w:eastAsia="华文中宋" w:hAnsi="华文中宋" w:hint="eastAsia"/>
+              </w:rPr>
+            </w:pPr>
+            <w:r>
+              <w:rPr>
+                <w:rFonts w:ascii="华文中宋" w:eastAsia="华文中宋" w:hAnsi="华文中宋" w:hint="eastAsia"/>
+              </w:rPr>
+              <w:tab/>
+            </w:r>
+            <w:r>
+              <w:rPr>
+                <w:rFonts w:ascii="华文中宋" w:eastAsia="华文中宋" w:hAnsi="华文中宋" w:hint="eastAsia"/>
+              </w:rPr>
+              <w:tab/>
+              <w:t>}</w:t>
+            </w:r>
+          </w:p>
+          <w:p>
+            <w:pPr>
+              <w:rPr>
+                <w:rFonts w:ascii="华文中宋" w:eastAsia="华文中宋" w:hAnsi="华文中宋" w:hint="eastAsia"/>
+              </w:rPr>
+            </w:pPr>
+            <w:r>
+              <w:rPr>
+                <w:rFonts w:ascii="华文中宋" w:eastAsia="华文中宋" w:hAnsi="华文中宋" w:hint="eastAsia"/>
+              </w:rPr>
+              <w:tab/>
+            </w:r>
+            <w:r>
+              <w:rPr>
+                <w:rFonts w:ascii="华文中宋" w:eastAsia="华文中宋" w:hAnsi="华文中宋" w:hint="eastAsia"/>
+              </w:rPr>
+              <w:tab/>
+              <w:t>else if (</w:t>
+            </w:r>
+            <w:proofErr w:type="spellStart"/>
+            <w:r>
+              <w:rPr>
+                <w:rFonts w:ascii="华文中宋" w:eastAsia="华文中宋" w:hAnsi="华文中宋" w:hint="eastAsia"/>
+              </w:rPr>
+              <w:t>i</w:t>
+            </w:r>
+            <w:proofErr w:type="spellEnd"/>
+            <w:r>
+              <w:rPr>
+                <w:rFonts w:ascii="华文中宋" w:eastAsia="华文中宋" w:hAnsi="华文中宋" w:hint="eastAsia"/>
+              </w:rPr>
+              <w:t xml:space="preserve"> == 1)</w:t>
+            </w:r>
+          </w:p>
+          <w:p>
+            <w:pPr>
+              <w:rPr>
+                <w:rFonts w:ascii="华文中宋" w:eastAsia="华文中宋" w:hAnsi="华文中宋" w:hint="eastAsia"/>
+              </w:rPr>
+            </w:pPr>
+            <w:r>
+              <w:rPr>
+                <w:rFonts w:ascii="华文中宋" w:eastAsia="华文中宋" w:hAnsi="华文中宋" w:hint="eastAsia"/>
+              </w:rPr>
+              <w:tab/>
+            </w:r>
+            <w:r>
+              <w:rPr>
+                <w:rFonts w:ascii="华文中宋" w:eastAsia="华文中宋" w:hAnsi="华文中宋" w:hint="eastAsia"/>
+              </w:rPr>
+              <w:tab/>
+              <w:t>{</w:t>
+            </w:r>
+          </w:p>
+          <w:p>
+            <w:pPr>
+              <w:rPr>
+                <w:rFonts w:ascii="华文中宋" w:eastAsia="华文中宋" w:hAnsi="华文中宋" w:hint="eastAsia"/>
+              </w:rPr>
+            </w:pPr>
+            <w:r>
+              <w:rPr>
+                <w:rFonts w:ascii="华文中宋" w:eastAsia="华文中宋" w:hAnsi="华文中宋" w:hint="eastAsia"/>
+              </w:rPr>
+              <w:tab/>
+            </w:r>
+            <w:r>
+              <w:rPr>
+                <w:rFonts w:ascii="华文中宋" w:eastAsia="华文中宋" w:hAnsi="华文中宋" w:hint="eastAsia"/>
+              </w:rPr>
+              <w:tab/>
+            </w:r>
+            <w:r>
+              <w:rPr>
+                <w:rFonts w:ascii="华文中宋" w:eastAsia="华文中宋" w:hAnsi="华文中宋" w:hint="eastAsia"/>
+              </w:rPr>
+              <w:tab/>
+            </w:r>
+            <w:proofErr w:type="spellStart"/>
+            <w:r>
+              <w:rPr>
+                <w:rFonts w:ascii="华文中宋" w:eastAsia="华文中宋" w:hAnsi="华文中宋" w:hint="eastAsia"/>
+              </w:rPr>
+              <w:t>view_matrix.matrix</w:t>
+            </w:r>
+            <w:proofErr w:type="spellEnd"/>
+            <w:r>
+              <w:rPr>
+                <w:rFonts w:ascii="华文中宋" w:eastAsia="华文中宋" w:hAnsi="华文中宋" w:hint="eastAsia"/>
+              </w:rPr>
+              <w:t>[</w:t>
+            </w:r>
+            <w:proofErr w:type="spellStart"/>
+            <w:r>
+              <w:rPr>
+                <w:rFonts w:ascii="华文中宋" w:eastAsia="华文中宋" w:hAnsi="华文中宋" w:hint="eastAsia"/>
+              </w:rPr>
+              <w:t>i</w:t>
+            </w:r>
+            <w:proofErr w:type="spellEnd"/>
+            <w:r>
+              <w:rPr>
+                <w:rFonts w:ascii="华文中宋" w:eastAsia="华文中宋" w:hAnsi="华文中宋" w:hint="eastAsia"/>
+              </w:rPr>
+              <w:t xml:space="preserve">][j] = </w:t>
+            </w:r>
+            <w:proofErr w:type="spellStart"/>
+            <w:r>
+              <w:rPr>
+                <w:rFonts w:ascii="华文中宋" w:eastAsia="华文中宋" w:hAnsi="华文中宋" w:hint="eastAsia"/>
+              </w:rPr>
+              <w:t>camera.up</w:t>
+            </w:r>
+            <w:proofErr w:type="spellEnd"/>
+            <w:r>
+              <w:rPr>
+                <w:rFonts w:ascii="华文中宋" w:eastAsia="华文中宋" w:hAnsi="华文中宋" w:hint="eastAsia"/>
+              </w:rPr>
+              <w:t>[j];</w:t>
+            </w:r>
+          </w:p>
+          <w:p>
+            <w:pPr>
+              <w:rPr>
+                <w:rFonts w:ascii="华文中宋" w:eastAsia="华文中宋" w:hAnsi="华文中宋" w:hint="eastAsia"/>
+              </w:rPr>
+            </w:pPr>
+            <w:r>
+              <w:rPr>
+                <w:rFonts w:ascii="华文中宋" w:eastAsia="华文中宋" w:hAnsi="华文中宋" w:hint="eastAsia"/>
+              </w:rPr>
+              <w:tab/>
+            </w:r>
+            <w:r>
+              <w:rPr>
+                <w:rFonts w:ascii="华文中宋" w:eastAsia="华文中宋" w:hAnsi="华文中宋" w:hint="eastAsia"/>
+              </w:rPr>
+              <w:tab/>
+            </w:r>
+            <w:r>
+              <w:rPr>
+                <w:rFonts w:ascii="华文中宋" w:eastAsia="华文中宋" w:hAnsi="华文中宋" w:hint="eastAsia"/>
+              </w:rPr>
+              <w:tab/>
+              <w:t>if (j == 3)</w:t>
+            </w:r>
+          </w:p>
+          <w:p>
+            <w:pPr>
+              <w:rPr>
+                <w:rFonts w:ascii="华文中宋" w:eastAsia="华文中宋" w:hAnsi="华文中宋" w:hint="eastAsia"/>
+              </w:rPr>
+            </w:pPr>
+            <w:r>
+              <w:rPr>
+                <w:rFonts w:ascii="华文中宋" w:eastAsia="华文中宋" w:hAnsi="华文中宋" w:hint="eastAsia"/>
+              </w:rPr>
+              <w:tab/>
+            </w:r>
+            <w:r>
+              <w:rPr>
+                <w:rFonts w:ascii="华文中宋" w:eastAsia="华文中宋" w:hAnsi="华文中宋" w:hint="eastAsia"/>
+              </w:rPr>
+              <w:tab/>
+            </w:r>
+            <w:r>
+              <w:rPr>
+                <w:rFonts w:ascii="华文中宋" w:eastAsia="华文中宋" w:hAnsi="华文中宋" w:hint="eastAsia"/>
+              </w:rPr>
+              <w:tab/>
+              <w:t>{</w:t>
+            </w:r>
+          </w:p>
+          <w:p>
+            <w:pPr>
+              <w:rPr>
+                <w:rFonts w:ascii="华文中宋" w:eastAsia="华文中宋" w:hAnsi="华文中宋" w:hint="eastAsia"/>
+              </w:rPr>
+            </w:pPr>
+            <w:r>
+              <w:rPr>
+                <w:rFonts w:ascii="华文中宋" w:eastAsia="华文中宋" w:hAnsi="华文中宋" w:hint="eastAsia"/>
+              </w:rPr>
+              <w:tab/>
+            </w:r>
+            <w:r>
+              <w:rPr>
+                <w:rFonts w:ascii="华文中宋" w:eastAsia="华文中宋" w:hAnsi="华文中宋" w:hint="eastAsia"/>
+              </w:rPr>
+              <w:tab/>
+            </w:r>
+            <w:r>
+              <w:rPr>
+                <w:rFonts w:ascii="华文中宋" w:eastAsia="华文中宋" w:hAnsi="华文中宋" w:hint="eastAsia"/>
+              </w:rPr>
+              <w:tab/>
+            </w:r>
+            <w:r>
+              <w:rPr>
+                <w:rFonts w:ascii="华文中宋" w:eastAsia="华文中宋" w:hAnsi="华文中宋" w:hint="eastAsia"/>
+              </w:rPr>
+              <w:tab/>
+            </w:r>
+            <w:proofErr w:type="spellStart"/>
+            <w:r>
+              <w:rPr>
+                <w:rFonts w:ascii="华文中宋" w:eastAsia="华文中宋" w:hAnsi="华文中宋" w:hint="eastAsia"/>
+              </w:rPr>
+              <w:t>view_matrix.matrix</w:t>
+            </w:r>
+            <w:proofErr w:type="spellEnd"/>
+            <w:r>
+              <w:rPr>
+                <w:rFonts w:ascii="华文中宋" w:eastAsia="华文中宋" w:hAnsi="华文中宋" w:hint="eastAsia"/>
+              </w:rPr>
+              <w:t>[</w:t>
+            </w:r>
+            <w:proofErr w:type="spellStart"/>
+            <w:r>
+              <w:rPr>
+                <w:rFonts w:ascii="华文中宋" w:eastAsia="华文中宋" w:hAnsi="华文中宋" w:hint="eastAsia"/>
+              </w:rPr>
+              <w:t>i</w:t>
+            </w:r>
+            <w:proofErr w:type="spellEnd"/>
+            <w:r>
+              <w:rPr>
+                <w:rFonts w:ascii="华文中宋" w:eastAsia="华文中宋" w:hAnsi="华文中宋" w:hint="eastAsia"/>
+              </w:rPr>
+              <w:t xml:space="preserve">][j] = </w:t>
+            </w:r>
+            <w:proofErr w:type="spellStart"/>
+            <w:r>
+              <w:rPr>
+                <w:rFonts w:ascii="华文中宋" w:eastAsia="华文中宋" w:hAnsi="华文中宋" w:hint="eastAsia"/>
+              </w:rPr>
+              <w:t>camera.position</w:t>
+            </w:r>
+            <w:proofErr w:type="spellEnd"/>
+            <w:r>
+              <w:rPr>
+                <w:rFonts w:ascii="华文中宋" w:eastAsia="华文中宋" w:hAnsi="华文中宋" w:hint="eastAsia"/>
+              </w:rPr>
+              <w:t>[</w:t>
+            </w:r>
+            <w:proofErr w:type="spellStart"/>
+            <w:r>
+              <w:rPr>
+                <w:rFonts w:ascii="华文中宋" w:eastAsia="华文中宋" w:hAnsi="华文中宋" w:hint="eastAsia"/>
+              </w:rPr>
+              <w:t>i</w:t>
+            </w:r>
+            <w:proofErr w:type="spellEnd"/>
+            <w:r>
+              <w:rPr>
+                <w:rFonts w:ascii="华文中宋" w:eastAsia="华文中宋" w:hAnsi="华文中宋" w:hint="eastAsia"/>
+              </w:rPr>
+              <w:t>];</w:t>
+            </w:r>
+          </w:p>
+          <w:p>
+            <w:pPr>
+              <w:rPr>
+                <w:rFonts w:ascii="华文中宋" w:eastAsia="华文中宋" w:hAnsi="华文中宋" w:hint="eastAsia"/>
+              </w:rPr>
+            </w:pPr>
+            <w:r>
+              <w:rPr>
+                <w:rFonts w:ascii="华文中宋" w:eastAsia="华文中宋" w:hAnsi="华文中宋" w:hint="eastAsia"/>
+              </w:rPr>
+              <w:tab/>
+            </w:r>
+            <w:r>
+              <w:rPr>
+                <w:rFonts w:ascii="华文中宋" w:eastAsia="华文中宋" w:hAnsi="华文中宋" w:hint="eastAsia"/>
+              </w:rPr>
+              <w:tab/>
+            </w:r>
+            <w:r>
+              <w:rPr>
+                <w:rFonts w:ascii="华文中宋" w:eastAsia="华文中宋" w:hAnsi="华文中宋" w:hint="eastAsia"/>
+              </w:rPr>
+              <w:tab/>
+              <w:t>}</w:t>
+            </w:r>
+          </w:p>
+          <w:p>
+            <w:pPr>
+              <w:rPr>
+                <w:rFonts w:ascii="华文中宋" w:eastAsia="华文中宋" w:hAnsi="华文中宋" w:hint="eastAsia"/>
+              </w:rPr>
+            </w:pPr>
+            <w:r>
+              <w:rPr>
+                <w:rFonts w:ascii="华文中宋" w:eastAsia="华文中宋" w:hAnsi="华文中宋" w:hint="eastAsia"/>
+              </w:rPr>
+              <w:tab/>
+            </w:r>
+            <w:r>
+              <w:rPr>
+                <w:rFonts w:ascii="华文中宋" w:eastAsia="华文中宋" w:hAnsi="华文中宋" w:hint="eastAsia"/>
+              </w:rPr>
+              <w:tab/>
+              <w:t>}</w:t>
+            </w:r>
+          </w:p>
+          <w:p>
+            <w:pPr>
+              <w:rPr>
+                <w:rFonts w:ascii="华文中宋" w:eastAsia="华文中宋" w:hAnsi="华文中宋" w:hint="eastAsia"/>
+              </w:rPr>
+            </w:pPr>
+            <w:r>
+              <w:rPr>
+                <w:rFonts w:ascii="华文中宋" w:eastAsia="华文中宋" w:hAnsi="华文中宋" w:hint="eastAsia"/>
+              </w:rPr>
+              <w:tab/>
+            </w:r>
+            <w:r>
+              <w:rPr>
+                <w:rFonts w:ascii="华文中宋" w:eastAsia="华文中宋" w:hAnsi="华文中宋" w:hint="eastAsia"/>
+              </w:rPr>
+              <w:tab/>
+              <w:t>else if (</w:t>
+            </w:r>
+            <w:proofErr w:type="spellStart"/>
+            <w:r>
+              <w:rPr>
+                <w:rFonts w:ascii="华文中宋" w:eastAsia="华文中宋" w:hAnsi="华文中宋" w:hint="eastAsia"/>
+              </w:rPr>
+              <w:t>i</w:t>
+            </w:r>
+            <w:proofErr w:type="spellEnd"/>
+            <w:r>
+              <w:rPr>
+                <w:rFonts w:ascii="华文中宋" w:eastAsia="华文中宋" w:hAnsi="华文中宋" w:hint="eastAsia"/>
+              </w:rPr>
+              <w:t xml:space="preserve"> == 2)</w:t>
+            </w:r>
+          </w:p>
+          <w:p>
+            <w:pPr>
+              <w:rPr>
+                <w:rFonts w:ascii="华文中宋" w:eastAsia="华文中宋" w:hAnsi="华文中宋" w:hint="eastAsia"/>
+              </w:rPr>
+            </w:pPr>
+            <w:r>
+              <w:rPr>
+                <w:rFonts w:ascii="华文中宋" w:eastAsia="华文中宋" w:hAnsi="华文中宋" w:hint="eastAsia"/>
+              </w:rPr>
+              <w:tab/>
+            </w:r>
+            <w:r>
+              <w:rPr>
+                <w:rFonts w:ascii="华文中宋" w:eastAsia="华文中宋" w:hAnsi="华文中宋" w:hint="eastAsia"/>
+              </w:rPr>
+              <w:tab/>
+              <w:t>{</w:t>
+            </w:r>
+          </w:p>
+          <w:p>
+            <w:pPr>
+              <w:rPr>
+                <w:rFonts w:ascii="华文中宋" w:eastAsia="华文中宋" w:hAnsi="华文中宋" w:hint="eastAsia"/>
+              </w:rPr>
+            </w:pPr>
+            <w:r>
+              <w:rPr>
+                <w:rFonts w:ascii="华文中宋" w:eastAsia="华文中宋" w:hAnsi="华文中宋" w:hint="eastAsia"/>
+              </w:rPr>
+              <w:lastRenderedPageBreak/>
+              <w:tab/>
+            </w:r>
+            <w:r>
+              <w:rPr>
+                <w:rFonts w:ascii="华文中宋" w:eastAsia="华文中宋" w:hAnsi="华文中宋" w:hint="eastAsia"/>
+              </w:rPr>
+              <w:tab/>
+            </w:r>
+            <w:r>
+              <w:rPr>
+                <w:rFonts w:ascii="华文中宋" w:eastAsia="华文中宋" w:hAnsi="华文中宋" w:hint="eastAsia"/>
+              </w:rPr>
+              <w:tab/>
+            </w:r>
+            <w:proofErr w:type="spellStart"/>
+            <w:r>
+              <w:rPr>
+                <w:rFonts w:ascii="华文中宋" w:eastAsia="华文中宋" w:hAnsi="华文中宋" w:hint="eastAsia"/>
+              </w:rPr>
+              <w:t>view_matrix.matrix</w:t>
+            </w:r>
+            <w:proofErr w:type="spellEnd"/>
+            <w:r>
+              <w:rPr>
+                <w:rFonts w:ascii="华文中宋" w:eastAsia="华文中宋" w:hAnsi="华文中宋" w:hint="eastAsia"/>
+              </w:rPr>
+              <w:t>[</w:t>
+            </w:r>
+            <w:proofErr w:type="spellStart"/>
+            <w:r>
+              <w:rPr>
+                <w:rFonts w:ascii="华文中宋" w:eastAsia="华文中宋" w:hAnsi="华文中宋" w:hint="eastAsia"/>
+              </w:rPr>
+              <w:t>i</w:t>
+            </w:r>
+            <w:proofErr w:type="spellEnd"/>
+            <w:r>
+              <w:rPr>
+                <w:rFonts w:ascii="华文中宋" w:eastAsia="华文中宋" w:hAnsi="华文中宋" w:hint="eastAsia"/>
+              </w:rPr>
+              <w:t xml:space="preserve">][j] = </w:t>
+            </w:r>
+            <w:proofErr w:type="spellStart"/>
+            <w:r>
+              <w:rPr>
+                <w:rFonts w:ascii="华文中宋" w:eastAsia="华文中宋" w:hAnsi="华文中宋" w:hint="eastAsia"/>
+              </w:rPr>
+              <w:t>camera.lookat</w:t>
+            </w:r>
+            <w:proofErr w:type="spellEnd"/>
+            <w:r>
+              <w:rPr>
+                <w:rFonts w:ascii="华文中宋" w:eastAsia="华文中宋" w:hAnsi="华文中宋" w:hint="eastAsia"/>
+              </w:rPr>
+              <w:t>[j];</w:t>
+            </w:r>
+          </w:p>
+          <w:p>
+            <w:pPr>
+              <w:rPr>
+                <w:rFonts w:ascii="华文中宋" w:eastAsia="华文中宋" w:hAnsi="华文中宋" w:hint="eastAsia"/>
+              </w:rPr>
+            </w:pPr>
+            <w:r>
+              <w:rPr>
+                <w:rFonts w:ascii="华文中宋" w:eastAsia="华文中宋" w:hAnsi="华文中宋" w:hint="eastAsia"/>
+              </w:rPr>
+              <w:tab/>
+            </w:r>
+            <w:r>
+              <w:rPr>
+                <w:rFonts w:ascii="华文中宋" w:eastAsia="华文中宋" w:hAnsi="华文中宋" w:hint="eastAsia"/>
+              </w:rPr>
+              <w:tab/>
+            </w:r>
+            <w:r>
+              <w:rPr>
+                <w:rFonts w:ascii="华文中宋" w:eastAsia="华文中宋" w:hAnsi="华文中宋" w:hint="eastAsia"/>
+              </w:rPr>
+              <w:tab/>
+              <w:t>if (j == 3)</w:t>
+            </w:r>
+          </w:p>
+          <w:p>
+            <w:pPr>
+              <w:rPr>
+                <w:rFonts w:ascii="华文中宋" w:eastAsia="华文中宋" w:hAnsi="华文中宋" w:hint="eastAsia"/>
+              </w:rPr>
+            </w:pPr>
+            <w:r>
+              <w:rPr>
+                <w:rFonts w:ascii="华文中宋" w:eastAsia="华文中宋" w:hAnsi="华文中宋" w:hint="eastAsia"/>
+              </w:rPr>
+              <w:tab/>
+            </w:r>
+            <w:r>
+              <w:rPr>
+                <w:rFonts w:ascii="华文中宋" w:eastAsia="华文中宋" w:hAnsi="华文中宋" w:hint="eastAsia"/>
+              </w:rPr>
+              <w:tab/>
+            </w:r>
+            <w:r>
+              <w:rPr>
+                <w:rFonts w:ascii="华文中宋" w:eastAsia="华文中宋" w:hAnsi="华文中宋" w:hint="eastAsia"/>
+              </w:rPr>
+              <w:tab/>
+              <w:t>{</w:t>
+            </w:r>
+          </w:p>
+          <w:p>
+            <w:pPr>
+              <w:rPr>
+                <w:rFonts w:ascii="华文中宋" w:eastAsia="华文中宋" w:hAnsi="华文中宋" w:hint="eastAsia"/>
+              </w:rPr>
+            </w:pPr>
+            <w:r>
+              <w:rPr>
+                <w:rFonts w:ascii="华文中宋" w:eastAsia="华文中宋" w:hAnsi="华文中宋" w:hint="eastAsia"/>
+              </w:rPr>
+              <w:tab/>
+            </w:r>
+            <w:r>
+              <w:rPr>
+                <w:rFonts w:ascii="华文中宋" w:eastAsia="华文中宋" w:hAnsi="华文中宋" w:hint="eastAsia"/>
+              </w:rPr>
+              <w:tab/>
+            </w:r>
+            <w:r>
+              <w:rPr>
+                <w:rFonts w:ascii="华文中宋" w:eastAsia="华文中宋" w:hAnsi="华文中宋" w:hint="eastAsia"/>
+              </w:rPr>
+              <w:tab/>
+            </w:r>
+            <w:r>
+              <w:rPr>
+                <w:rFonts w:ascii="华文中宋" w:eastAsia="华文中宋" w:hAnsi="华文中宋" w:hint="eastAsia"/>
+              </w:rPr>
+              <w:tab/>
+            </w:r>
+            <w:proofErr w:type="spellStart"/>
+            <w:r>
+              <w:rPr>
+                <w:rFonts w:ascii="华文中宋" w:eastAsia="华文中宋" w:hAnsi="华文中宋" w:hint="eastAsia"/>
+              </w:rPr>
+              <w:t>view_matrix.matrix</w:t>
+            </w:r>
+            <w:proofErr w:type="spellEnd"/>
+            <w:r>
+              <w:rPr>
+                <w:rFonts w:ascii="华文中宋" w:eastAsia="华文中宋" w:hAnsi="华文中宋" w:hint="eastAsia"/>
+              </w:rPr>
+              <w:t>[</w:t>
+            </w:r>
+            <w:proofErr w:type="spellStart"/>
+            <w:r>
+              <w:rPr>
+                <w:rFonts w:ascii="华文中宋" w:eastAsia="华文中宋" w:hAnsi="华文中宋" w:hint="eastAsia"/>
+              </w:rPr>
+              <w:t>i</w:t>
+            </w:r>
+            <w:proofErr w:type="spellEnd"/>
+            <w:r>
+              <w:rPr>
+                <w:rFonts w:ascii="华文中宋" w:eastAsia="华文中宋" w:hAnsi="华文中宋" w:hint="eastAsia"/>
+              </w:rPr>
+              <w:t>][j] =</w:t>
+            </w:r>
+            <w:r>
+              <w:rPr>
+                <w:rFonts w:ascii="华文中宋" w:eastAsia="华文中宋" w:hAnsi="华文中宋" w:hint="eastAsia"/>
+              </w:rPr>
+              <w:t xml:space="preserve"> </w:t>
+            </w:r>
+            <w:r>
+              <w:rPr>
+                <w:rFonts w:ascii="华文中宋" w:eastAsia="华文中宋" w:hAnsi="华文中宋" w:hint="eastAsia"/>
+              </w:rPr>
+              <w:t xml:space="preserve"> </w:t>
+            </w:r>
+            <w:proofErr w:type="spellStart"/>
+            <w:r>
+              <w:rPr>
+                <w:rFonts w:ascii="华文中宋" w:eastAsia="华文中宋" w:hAnsi="华文中宋" w:hint="eastAsia"/>
+              </w:rPr>
+              <w:t>camera.position</w:t>
+            </w:r>
+            <w:proofErr w:type="spellEnd"/>
+            <w:r>
+              <w:rPr>
+                <w:rFonts w:ascii="华文中宋" w:eastAsia="华文中宋" w:hAnsi="华文中宋" w:hint="eastAsia"/>
+              </w:rPr>
+              <w:t>[</w:t>
+            </w:r>
+            <w:proofErr w:type="spellStart"/>
+            <w:r>
+              <w:rPr>
+                <w:rFonts w:ascii="华文中宋" w:eastAsia="华文中宋" w:hAnsi="华文中宋" w:hint="eastAsia"/>
+              </w:rPr>
+              <w:t>i</w:t>
+            </w:r>
+            <w:proofErr w:type="spellEnd"/>
+            <w:r>
+              <w:rPr>
+                <w:rFonts w:ascii="华文中宋" w:eastAsia="华文中宋" w:hAnsi="华文中宋" w:hint="eastAsia"/>
+              </w:rPr>
+              <w:t>];</w:t>
+            </w:r>
+          </w:p>
+          <w:p>
+            <w:pPr>
+              <w:rPr>
+                <w:rFonts w:ascii="华文中宋" w:eastAsia="华文中宋" w:hAnsi="华文中宋" w:hint="eastAsia"/>
+              </w:rPr>
+            </w:pPr>
+            <w:r>
+              <w:rPr>
+                <w:rFonts w:ascii="华文中宋" w:eastAsia="华文中宋" w:hAnsi="华文中宋" w:hint="eastAsia"/>
+              </w:rPr>
+              <w:tab/>
+            </w:r>
+            <w:r>
+              <w:rPr>
+                <w:rFonts w:ascii="华文中宋" w:eastAsia="华文中宋" w:hAnsi="华文中宋" w:hint="eastAsia"/>
+              </w:rPr>
+              <w:tab/>
+            </w:r>
+            <w:r>
+              <w:rPr>
+                <w:rFonts w:ascii="华文中宋" w:eastAsia="华文中宋" w:hAnsi="华文中宋" w:hint="eastAsia"/>
+              </w:rPr>
+              <w:tab/>
+              <w:t>}</w:t>
+            </w:r>
+          </w:p>
+          <w:p>
+            <w:pPr>
+              <w:rPr>
+                <w:rFonts w:ascii="华文中宋" w:eastAsia="华文中宋" w:hAnsi="华文中宋" w:hint="eastAsia"/>
+              </w:rPr>
+            </w:pPr>
+            <w:r>
+              <w:rPr>
+                <w:rFonts w:ascii="华文中宋" w:eastAsia="华文中宋" w:hAnsi="华文中宋" w:hint="eastAsia"/>
+              </w:rPr>
+              <w:tab/>
+            </w:r>
+            <w:r>
+              <w:rPr>
+                <w:rFonts w:ascii="华文中宋" w:eastAsia="华文中宋" w:hAnsi="华文中宋" w:hint="eastAsia"/>
+              </w:rPr>
+              <w:tab/>
+              <w:t>}</w:t>
+            </w:r>
+          </w:p>
+          <w:p>
+            <w:pPr>
+              <w:rPr>
+                <w:rFonts w:ascii="华文中宋" w:eastAsia="华文中宋" w:hAnsi="华文中宋" w:hint="eastAsia"/>
+              </w:rPr>
+            </w:pPr>
+            <w:r>
+              <w:rPr>
+                <w:rFonts w:ascii="华文中宋" w:eastAsia="华文中宋" w:hAnsi="华文中宋" w:hint="eastAsia"/>
+              </w:rPr>
+              <w:tab/>
+              <w:t>}</w:t>
+            </w:r>
+          </w:p>
+          <w:p>
+            <w:pPr>
+              <w:rPr>
+                <w:rFonts w:ascii="华文中宋" w:eastAsia="华文中宋" w:hAnsi="华文中宋" w:hint="eastAsia"/>
+              </w:rPr>
+            </w:pPr>
+            <w:r>
+              <w:rPr>
+                <w:rFonts w:ascii="华文中宋" w:eastAsia="华文中宋" w:hAnsi="华文中宋" w:hint="eastAsia"/>
+              </w:rPr>
+              <w:t>}</w:t>
+            </w:r>
+          </w:p>
+          <w:p>
+            <w:pPr>
+              <w:rPr>
+                <w:rFonts w:ascii="华文中宋" w:eastAsia="华文中宋" w:hAnsi="华文中宋"/>
+              </w:rPr>
+            </w:pPr>
+            <w:proofErr w:type="spellStart"/>
+            <w:r>
+              <w:rPr>
+                <w:rFonts w:ascii="华文中宋" w:eastAsia="华文中宋" w:hAnsi="华文中宋" w:hint="eastAsia"/>
+              </w:rPr>
+              <w:t>view_matrix.matrix</w:t>
+            </w:r>
+            <w:proofErr w:type="spellEnd"/>
+            <w:r>
+              <w:rPr>
+                <w:rFonts w:ascii="华文中宋" w:eastAsia="华文中宋" w:hAnsi="华文中宋" w:hint="eastAsia"/>
+              </w:rPr>
+              <w:t>[3][3] = 1;</w:t>
+            </w:r>
+          </w:p>
+          <w:p>
+            <w:pPr>
+              <w:rPr>
+                <w:rFonts w:ascii="华文中宋" w:eastAsia="华文中宋" w:hAnsi="华文中宋" w:hint="eastAsia"/>
+              </w:rPr>
+            </w:pPr>
+          </w:p>
+        </w:tc>
+      </w:tr>
+    </w:tbl>
+    <w:p>
+      <w:pPr>
+        <w:rPr>
+          <w:rFonts w:ascii="华文中宋" w:eastAsia="华文中宋" w:hAnsi="华文中宋"/>
+        </w:rPr>
+      </w:pPr>
+      <w:r>
+        <w:rPr>
+          <w:rFonts w:ascii="华文中宋" w:eastAsia="华文中宋" w:hAnsi="华文中宋" w:hint="eastAsia"/>
+        </w:rPr>
+        <w:lastRenderedPageBreak/>
+        <w:t>然后我又这么写</w:t>
+      </w:r>
+    </w:p>
+    <w:tbl>
+      <w:tblPr>
+        <w:tblStyle w:val="af5"/>
+        <w:tblW w:w="0" w:type="auto"/>
+        <w:tblLook w:val="04A0" w:firstRow="1" w:lastRow="0" w:firstColumn="1" w:lastColumn="0" w:noHBand="0" w:noVBand="1"/>
+      </w:tblPr>
+      <w:tblGrid>
+        <w:gridCol w:w="8296"/>
+      </w:tblGrid>
+      <w:tr>
+        <w:tc>
+          <w:tcPr>
+            <w:tcW w:w="8296" w:type="dxa"/>
+          </w:tcPr>
+          <w:p>
+            <w:pPr>
+              <w:rPr>
+                <w:rFonts w:ascii="华文中宋" w:eastAsia="华文中宋" w:hAnsi="华文中宋" w:hint="eastAsia"/>
+              </w:rPr>
+            </w:pPr>
+            <w:r>
+              <w:rPr>
+                <w:rFonts w:ascii="华文中宋" w:eastAsia="华文中宋" w:hAnsi="华文中宋" w:hint="eastAsia"/>
+              </w:rPr>
+              <w:tab/>
+              <w:t xml:space="preserve">struct Matrix3D </w:t>
+            </w:r>
+            <w:proofErr w:type="spellStart"/>
+            <w:r>
+              <w:rPr>
+                <w:rFonts w:ascii="华文中宋" w:eastAsia="华文中宋" w:hAnsi="华文中宋" w:hint="eastAsia"/>
+              </w:rPr>
+              <w:t>view_matrix</w:t>
+            </w:r>
+            <w:proofErr w:type="spellEnd"/>
+            <w:r>
+              <w:rPr>
+                <w:rFonts w:ascii="华文中宋" w:eastAsia="华文中宋" w:hAnsi="华文中宋" w:hint="eastAsia"/>
+              </w:rPr>
+              <w:t>;</w:t>
+            </w:r>
+          </w:p>
+          <w:p>
+            <w:pPr>
+              <w:rPr>
+                <w:rFonts w:ascii="华文中宋" w:eastAsia="华文中宋" w:hAnsi="华文中宋" w:hint="eastAsia"/>
+              </w:rPr>
+            </w:pPr>
+          </w:p>
+          <w:p>
+            <w:pPr>
+              <w:rPr>
+                <w:rFonts w:ascii="华文中宋" w:eastAsia="华文中宋" w:hAnsi="华文中宋" w:hint="eastAsia"/>
+              </w:rPr>
+            </w:pPr>
+            <w:r>
+              <w:rPr>
+                <w:rFonts w:ascii="华文中宋" w:eastAsia="华文中宋" w:hAnsi="华文中宋" w:hint="eastAsia"/>
+              </w:rPr>
+              <w:tab/>
+              <w:t xml:space="preserve">struct myRender_vector_4 </w:t>
+            </w:r>
+            <w:proofErr w:type="spellStart"/>
+            <w:r>
+              <w:rPr>
+                <w:rFonts w:ascii="华文中宋" w:eastAsia="华文中宋" w:hAnsi="华文中宋" w:hint="eastAsia"/>
+              </w:rPr>
+              <w:t>camera_X_axis</w:t>
+            </w:r>
+            <w:proofErr w:type="spellEnd"/>
+            <w:r>
+              <w:rPr>
+                <w:rFonts w:ascii="华文中宋" w:eastAsia="华文中宋" w:hAnsi="华文中宋" w:hint="eastAsia"/>
+              </w:rPr>
+              <w:t>;</w:t>
+            </w:r>
+          </w:p>
+          <w:p>
+            <w:pPr>
+              <w:rPr>
+                <w:rFonts w:ascii="华文中宋" w:eastAsia="华文中宋" w:hAnsi="华文中宋" w:hint="eastAsia"/>
+              </w:rPr>
+            </w:pPr>
+            <w:r>
+              <w:rPr>
+                <w:rFonts w:ascii="华文中宋" w:eastAsia="华文中宋" w:hAnsi="华文中宋" w:hint="eastAsia"/>
+              </w:rPr>
+              <w:tab/>
+            </w:r>
+          </w:p>
+          <w:p>
+            <w:pPr>
+              <w:rPr>
+                <w:rFonts w:ascii="华文中宋" w:eastAsia="华文中宋" w:hAnsi="华文中宋" w:hint="eastAsia"/>
+              </w:rPr>
+            </w:pPr>
+            <w:r>
+              <w:rPr>
+                <w:rFonts w:ascii="华文中宋" w:eastAsia="华文中宋" w:hAnsi="华文中宋" w:hint="eastAsia"/>
+              </w:rPr>
+              <w:tab/>
+            </w:r>
+            <w:proofErr w:type="spellStart"/>
+            <w:r>
+              <w:rPr>
+                <w:rFonts w:ascii="华文中宋" w:eastAsia="华文中宋" w:hAnsi="华文中宋" w:hint="eastAsia"/>
+              </w:rPr>
+              <w:t>camera_X_axis</w:t>
+            </w:r>
+            <w:proofErr w:type="spellEnd"/>
+            <w:r>
+              <w:rPr>
+                <w:rFonts w:ascii="华文中宋" w:eastAsia="华文中宋" w:hAnsi="华文中宋" w:hint="eastAsia"/>
+              </w:rPr>
+              <w:t xml:space="preserve"> =</w:t>
+            </w:r>
+            <w:r>
+              <w:rPr>
+                <w:rFonts w:ascii="华文中宋" w:eastAsia="华文中宋" w:hAnsi="华文中宋" w:hint="eastAsia"/>
+              </w:rPr>
+              <w:tab/>
+              <w:t>cross_product3D(</w:t>
+            </w:r>
+            <w:proofErr w:type="spellStart"/>
+            <w:r>
+              <w:rPr>
+                <w:rFonts w:ascii="华文中宋" w:eastAsia="华文中宋" w:hAnsi="华文中宋" w:hint="eastAsia"/>
+              </w:rPr>
+              <w:t>camera.lookat</w:t>
+            </w:r>
+            <w:proofErr w:type="spellEnd"/>
+            <w:r>
+              <w:rPr>
+                <w:rFonts w:ascii="华文中宋" w:eastAsia="华文中宋" w:hAnsi="华文中宋" w:hint="eastAsia"/>
+              </w:rPr>
+              <w:t xml:space="preserve">, </w:t>
+            </w:r>
+            <w:proofErr w:type="spellStart"/>
+            <w:r>
+              <w:rPr>
+                <w:rFonts w:ascii="华文中宋" w:eastAsia="华文中宋" w:hAnsi="华文中宋" w:hint="eastAsia"/>
+              </w:rPr>
+              <w:t>camera.up</w:t>
+            </w:r>
+            <w:proofErr w:type="spellEnd"/>
+            <w:r>
+              <w:rPr>
+                <w:rFonts w:ascii="华文中宋" w:eastAsia="华文中宋" w:hAnsi="华文中宋" w:hint="eastAsia"/>
+              </w:rPr>
+              <w:t>);</w:t>
+            </w:r>
+          </w:p>
+          <w:p>
+            <w:pPr>
+              <w:rPr>
+                <w:rFonts w:ascii="华文中宋" w:eastAsia="华文中宋" w:hAnsi="华文中宋" w:hint="eastAsia"/>
+              </w:rPr>
+            </w:pPr>
+            <w:r>
+              <w:rPr>
+                <w:rFonts w:ascii="华文中宋" w:eastAsia="华文中宋" w:hAnsi="华文中宋" w:hint="eastAsia"/>
+              </w:rPr>
+              <w:tab/>
+            </w:r>
+          </w:p>
+          <w:p>
+            <w:pPr>
+              <w:rPr>
+                <w:rFonts w:ascii="华文中宋" w:eastAsia="华文中宋" w:hAnsi="华文中宋" w:hint="eastAsia"/>
+              </w:rPr>
+            </w:pPr>
+            <w:r>
+              <w:rPr>
+                <w:rFonts w:ascii="华文中宋" w:eastAsia="华文中宋" w:hAnsi="华文中宋" w:hint="eastAsia"/>
+              </w:rPr>
+              <w:tab/>
+            </w:r>
+            <w:proofErr w:type="spellStart"/>
+            <w:r>
+              <w:rPr>
+                <w:rFonts w:ascii="华文中宋" w:eastAsia="华文中宋" w:hAnsi="华文中宋" w:hint="eastAsia"/>
+              </w:rPr>
+              <w:t>view_matrix.matrix</w:t>
+            </w:r>
+            <w:proofErr w:type="spellEnd"/>
+            <w:r>
+              <w:rPr>
+                <w:rFonts w:ascii="华文中宋" w:eastAsia="华文中宋" w:hAnsi="华文中宋" w:hint="eastAsia"/>
+              </w:rPr>
+              <w:t xml:space="preserve">[0][0] = </w:t>
+            </w:r>
+            <w:proofErr w:type="spellStart"/>
+            <w:r>
+              <w:rPr>
+                <w:rFonts w:ascii="华文中宋" w:eastAsia="华文中宋" w:hAnsi="华文中宋" w:hint="eastAsia"/>
+              </w:rPr>
+              <w:t>camera_X_axis.position</w:t>
+            </w:r>
+            <w:proofErr w:type="spellEnd"/>
+            <w:r>
+              <w:rPr>
+                <w:rFonts w:ascii="华文中宋" w:eastAsia="华文中宋" w:hAnsi="华文中宋" w:hint="eastAsia"/>
+              </w:rPr>
+              <w:t>[0];</w:t>
+            </w:r>
+          </w:p>
+          <w:p>
+            <w:pPr>
+              <w:rPr>
+                <w:rFonts w:ascii="华文中宋" w:eastAsia="华文中宋" w:hAnsi="华文中宋" w:hint="eastAsia"/>
+              </w:rPr>
+            </w:pPr>
+            <w:r>
+              <w:rPr>
+                <w:rFonts w:ascii="华文中宋" w:eastAsia="华文中宋" w:hAnsi="华文中宋" w:hint="eastAsia"/>
+              </w:rPr>
+              <w:tab/>
+            </w:r>
+            <w:proofErr w:type="spellStart"/>
+            <w:r>
+              <w:rPr>
+                <w:rFonts w:ascii="华文中宋" w:eastAsia="华文中宋" w:hAnsi="华文中宋" w:hint="eastAsia"/>
+              </w:rPr>
+              <w:t>view_matrix.matrix</w:t>
+            </w:r>
+            <w:proofErr w:type="spellEnd"/>
+            <w:r>
+              <w:rPr>
+                <w:rFonts w:ascii="华文中宋" w:eastAsia="华文中宋" w:hAnsi="华文中宋" w:hint="eastAsia"/>
+              </w:rPr>
+              <w:t xml:space="preserve">[0][1] = </w:t>
+            </w:r>
+            <w:proofErr w:type="spellStart"/>
+            <w:r>
+              <w:rPr>
+                <w:rFonts w:ascii="华文中宋" w:eastAsia="华文中宋" w:hAnsi="华文中宋" w:hint="eastAsia"/>
+              </w:rPr>
+              <w:t>camera_X_axis.position</w:t>
+            </w:r>
+            <w:proofErr w:type="spellEnd"/>
+            <w:r>
+              <w:rPr>
+                <w:rFonts w:ascii="华文中宋" w:eastAsia="华文中宋" w:hAnsi="华文中宋" w:hint="eastAsia"/>
+              </w:rPr>
+              <w:t>[1];</w:t>
+            </w:r>
+          </w:p>
+          <w:p>
+            <w:pPr>
+              <w:rPr>
+                <w:rFonts w:ascii="华文中宋" w:eastAsia="华文中宋" w:hAnsi="华文中宋" w:hint="eastAsia"/>
+              </w:rPr>
+            </w:pPr>
+            <w:r>
+              <w:rPr>
+                <w:rFonts w:ascii="华文中宋" w:eastAsia="华文中宋" w:hAnsi="华文中宋" w:hint="eastAsia"/>
+              </w:rPr>
+              <w:tab/>
+            </w:r>
+            <w:proofErr w:type="spellStart"/>
+            <w:r>
+              <w:rPr>
+                <w:rFonts w:ascii="华文中宋" w:eastAsia="华文中宋" w:hAnsi="华文中宋" w:hint="eastAsia"/>
+              </w:rPr>
+              <w:t>view_matrix.matrix</w:t>
+            </w:r>
+            <w:proofErr w:type="spellEnd"/>
+            <w:r>
+              <w:rPr>
+                <w:rFonts w:ascii="华文中宋" w:eastAsia="华文中宋" w:hAnsi="华文中宋" w:hint="eastAsia"/>
+              </w:rPr>
+              <w:t xml:space="preserve">[0][2] = </w:t>
+            </w:r>
+            <w:proofErr w:type="spellStart"/>
+            <w:r>
+              <w:rPr>
+                <w:rFonts w:ascii="华文中宋" w:eastAsia="华文中宋" w:hAnsi="华文中宋" w:hint="eastAsia"/>
+              </w:rPr>
+              <w:t>camera_X_axis.position</w:t>
+            </w:r>
+            <w:proofErr w:type="spellEnd"/>
+            <w:r>
+              <w:rPr>
+                <w:rFonts w:ascii="华文中宋" w:eastAsia="华文中宋" w:hAnsi="华文中宋" w:hint="eastAsia"/>
+              </w:rPr>
+              <w:t>[2];</w:t>
+            </w:r>
+          </w:p>
+          <w:p>
+            <w:pPr>
+              <w:rPr>
+                <w:rFonts w:ascii="华文中宋" w:eastAsia="华文中宋" w:hAnsi="华文中宋" w:hint="eastAsia"/>
+              </w:rPr>
+            </w:pPr>
+            <w:r>
+              <w:rPr>
+                <w:rFonts w:ascii="华文中宋" w:eastAsia="华文中宋" w:hAnsi="华文中宋" w:hint="eastAsia"/>
+              </w:rPr>
+              <w:tab/>
+            </w:r>
+            <w:proofErr w:type="spellStart"/>
+            <w:r>
+              <w:rPr>
+                <w:rFonts w:ascii="华文中宋" w:eastAsia="华文中宋" w:hAnsi="华文中宋" w:hint="eastAsia"/>
+              </w:rPr>
+              <w:t>view_matrix.matrix</w:t>
+            </w:r>
+            <w:proofErr w:type="spellEnd"/>
+            <w:r>
+              <w:rPr>
+                <w:rFonts w:ascii="华文中宋" w:eastAsia="华文中宋" w:hAnsi="华文中宋" w:hint="eastAsia"/>
+              </w:rPr>
+              <w:t>[0][3] = -</w:t>
+            </w:r>
+            <w:proofErr w:type="spellStart"/>
+            <w:r>
+              <w:rPr>
+                <w:rFonts w:ascii="华文中宋" w:eastAsia="华文中宋" w:hAnsi="华文中宋" w:hint="eastAsia"/>
+              </w:rPr>
+              <w:t>camera.position</w:t>
+            </w:r>
+            <w:proofErr w:type="spellEnd"/>
+            <w:r>
+              <w:rPr>
+                <w:rFonts w:ascii="华文中宋" w:eastAsia="华文中宋" w:hAnsi="华文中宋" w:hint="eastAsia"/>
+              </w:rPr>
+              <w:t>[0];</w:t>
+            </w:r>
+          </w:p>
+          <w:p>
+            <w:pPr>
+              <w:rPr>
+                <w:rFonts w:ascii="华文中宋" w:eastAsia="华文中宋" w:hAnsi="华文中宋" w:hint="eastAsia"/>
+              </w:rPr>
+            </w:pPr>
+          </w:p>
+          <w:p>
+            <w:pPr>
+              <w:rPr>
+                <w:rFonts w:ascii="华文中宋" w:eastAsia="华文中宋" w:hAnsi="华文中宋" w:hint="eastAsia"/>
+              </w:rPr>
+            </w:pPr>
+            <w:r>
+              <w:rPr>
+                <w:rFonts w:ascii="华文中宋" w:eastAsia="华文中宋" w:hAnsi="华文中宋" w:hint="eastAsia"/>
+              </w:rPr>
+              <w:lastRenderedPageBreak/>
+              <w:tab/>
+            </w:r>
+            <w:proofErr w:type="spellStart"/>
+            <w:r>
+              <w:rPr>
+                <w:rFonts w:ascii="华文中宋" w:eastAsia="华文中宋" w:hAnsi="华文中宋" w:hint="eastAsia"/>
+              </w:rPr>
+              <w:t>view_matrix.matrix</w:t>
+            </w:r>
+            <w:proofErr w:type="spellEnd"/>
+            <w:r>
+              <w:rPr>
+                <w:rFonts w:ascii="华文中宋" w:eastAsia="华文中宋" w:hAnsi="华文中宋" w:hint="eastAsia"/>
+              </w:rPr>
+              <w:t xml:space="preserve">[1][0] = </w:t>
+            </w:r>
+            <w:proofErr w:type="spellStart"/>
+            <w:r>
+              <w:rPr>
+                <w:rFonts w:ascii="华文中宋" w:eastAsia="华文中宋" w:hAnsi="华文中宋" w:hint="eastAsia"/>
+              </w:rPr>
+              <w:t>camera.up</w:t>
+            </w:r>
+            <w:proofErr w:type="spellEnd"/>
+            <w:r>
+              <w:rPr>
+                <w:rFonts w:ascii="华文中宋" w:eastAsia="华文中宋" w:hAnsi="华文中宋" w:hint="eastAsia"/>
+              </w:rPr>
+              <w:t>[0];</w:t>
+            </w:r>
+          </w:p>
+          <w:p>
+            <w:pPr>
+              <w:rPr>
+                <w:rFonts w:ascii="华文中宋" w:eastAsia="华文中宋" w:hAnsi="华文中宋" w:hint="eastAsia"/>
+              </w:rPr>
+            </w:pPr>
+            <w:r>
+              <w:rPr>
+                <w:rFonts w:ascii="华文中宋" w:eastAsia="华文中宋" w:hAnsi="华文中宋" w:hint="eastAsia"/>
+              </w:rPr>
+              <w:tab/>
+            </w:r>
+            <w:proofErr w:type="spellStart"/>
+            <w:r>
+              <w:rPr>
+                <w:rFonts w:ascii="华文中宋" w:eastAsia="华文中宋" w:hAnsi="华文中宋" w:hint="eastAsia"/>
+              </w:rPr>
+              <w:t>view_matrix.matrix</w:t>
+            </w:r>
+            <w:proofErr w:type="spellEnd"/>
+            <w:r>
+              <w:rPr>
+                <w:rFonts w:ascii="华文中宋" w:eastAsia="华文中宋" w:hAnsi="华文中宋" w:hint="eastAsia"/>
+              </w:rPr>
+              <w:t xml:space="preserve">[1][1] = </w:t>
+            </w:r>
+            <w:proofErr w:type="spellStart"/>
+            <w:r>
+              <w:rPr>
+                <w:rFonts w:ascii="华文中宋" w:eastAsia="华文中宋" w:hAnsi="华文中宋" w:hint="eastAsia"/>
+              </w:rPr>
+              <w:t>camera.up</w:t>
+            </w:r>
+            <w:proofErr w:type="spellEnd"/>
+            <w:r>
+              <w:rPr>
+                <w:rFonts w:ascii="华文中宋" w:eastAsia="华文中宋" w:hAnsi="华文中宋" w:hint="eastAsia"/>
+              </w:rPr>
+              <w:t>[1];</w:t>
+            </w:r>
+          </w:p>
+          <w:p>
+            <w:pPr>
+              <w:rPr>
+                <w:rFonts w:ascii="华文中宋" w:eastAsia="华文中宋" w:hAnsi="华文中宋" w:hint="eastAsia"/>
+              </w:rPr>
+            </w:pPr>
+            <w:r>
+              <w:rPr>
+                <w:rFonts w:ascii="华文中宋" w:eastAsia="华文中宋" w:hAnsi="华文中宋" w:hint="eastAsia"/>
+              </w:rPr>
+              <w:tab/>
+            </w:r>
+            <w:proofErr w:type="spellStart"/>
+            <w:r>
+              <w:rPr>
+                <w:rFonts w:ascii="华文中宋" w:eastAsia="华文中宋" w:hAnsi="华文中宋" w:hint="eastAsia"/>
+              </w:rPr>
+              <w:t>view_matrix.matrix</w:t>
+            </w:r>
+            <w:proofErr w:type="spellEnd"/>
+            <w:r>
+              <w:rPr>
+                <w:rFonts w:ascii="华文中宋" w:eastAsia="华文中宋" w:hAnsi="华文中宋" w:hint="eastAsia"/>
+              </w:rPr>
+              <w:t xml:space="preserve">[1][2] = </w:t>
+            </w:r>
+            <w:proofErr w:type="spellStart"/>
+            <w:r>
+              <w:rPr>
+                <w:rFonts w:ascii="华文中宋" w:eastAsia="华文中宋" w:hAnsi="华文中宋" w:hint="eastAsia"/>
+              </w:rPr>
+              <w:t>camera.up</w:t>
+            </w:r>
+            <w:proofErr w:type="spellEnd"/>
+            <w:r>
+              <w:rPr>
+                <w:rFonts w:ascii="华文中宋" w:eastAsia="华文中宋" w:hAnsi="华文中宋" w:hint="eastAsia"/>
+              </w:rPr>
+              <w:t>[2];</w:t>
+            </w:r>
+          </w:p>
+          <w:p>
+            <w:pPr>
+              <w:rPr>
+                <w:rFonts w:ascii="华文中宋" w:eastAsia="华文中宋" w:hAnsi="华文中宋" w:hint="eastAsia"/>
+              </w:rPr>
+            </w:pPr>
+            <w:r>
+              <w:rPr>
+                <w:rFonts w:ascii="华文中宋" w:eastAsia="华文中宋" w:hAnsi="华文中宋" w:hint="eastAsia"/>
+              </w:rPr>
+              <w:tab/>
+            </w:r>
+            <w:proofErr w:type="spellStart"/>
+            <w:r>
+              <w:rPr>
+                <w:rFonts w:ascii="华文中宋" w:eastAsia="华文中宋" w:hAnsi="华文中宋" w:hint="eastAsia"/>
+              </w:rPr>
+              <w:t>view_matrix.matrix</w:t>
+            </w:r>
+            <w:proofErr w:type="spellEnd"/>
+            <w:r>
+              <w:rPr>
+                <w:rFonts w:ascii="华文中宋" w:eastAsia="华文中宋" w:hAnsi="华文中宋" w:hint="eastAsia"/>
+              </w:rPr>
+              <w:t>[1][3] = -</w:t>
+            </w:r>
+            <w:proofErr w:type="spellStart"/>
+            <w:r>
+              <w:rPr>
+                <w:rFonts w:ascii="华文中宋" w:eastAsia="华文中宋" w:hAnsi="华文中宋" w:hint="eastAsia"/>
+              </w:rPr>
+              <w:t>camera.position</w:t>
+            </w:r>
+            <w:proofErr w:type="spellEnd"/>
+            <w:r>
+              <w:rPr>
+                <w:rFonts w:ascii="华文中宋" w:eastAsia="华文中宋" w:hAnsi="华文中宋" w:hint="eastAsia"/>
+              </w:rPr>
+              <w:t>[1];</w:t>
+            </w:r>
+          </w:p>
+          <w:p>
+            <w:pPr>
+              <w:rPr>
+                <w:rFonts w:ascii="华文中宋" w:eastAsia="华文中宋" w:hAnsi="华文中宋" w:hint="eastAsia"/>
+              </w:rPr>
+            </w:pPr>
+          </w:p>
+          <w:p>
+            <w:pPr>
+              <w:rPr>
+                <w:rFonts w:ascii="华文中宋" w:eastAsia="华文中宋" w:hAnsi="华文中宋" w:hint="eastAsia"/>
+              </w:rPr>
+            </w:pPr>
+            <w:r>
+              <w:rPr>
+                <w:rFonts w:ascii="华文中宋" w:eastAsia="华文中宋" w:hAnsi="华文中宋" w:hint="eastAsia"/>
+              </w:rPr>
+              <w:tab/>
+            </w:r>
+            <w:proofErr w:type="spellStart"/>
+            <w:r>
+              <w:rPr>
+                <w:rFonts w:ascii="华文中宋" w:eastAsia="华文中宋" w:hAnsi="华文中宋" w:hint="eastAsia"/>
+              </w:rPr>
+              <w:t>view_matrix.matrix</w:t>
+            </w:r>
+            <w:proofErr w:type="spellEnd"/>
+            <w:r>
+              <w:rPr>
+                <w:rFonts w:ascii="华文中宋" w:eastAsia="华文中宋" w:hAnsi="华文中宋" w:hint="eastAsia"/>
+              </w:rPr>
+              <w:t xml:space="preserve">[2][0] = </w:t>
+            </w:r>
+            <w:proofErr w:type="spellStart"/>
+            <w:r>
+              <w:rPr>
+                <w:rFonts w:ascii="华文中宋" w:eastAsia="华文中宋" w:hAnsi="华文中宋" w:hint="eastAsia"/>
+              </w:rPr>
+              <w:t>camera.lookat</w:t>
+            </w:r>
+            <w:proofErr w:type="spellEnd"/>
+            <w:r>
+              <w:rPr>
+                <w:rFonts w:ascii="华文中宋" w:eastAsia="华文中宋" w:hAnsi="华文中宋" w:hint="eastAsia"/>
+              </w:rPr>
+              <w:t>[0];</w:t>
+            </w:r>
+          </w:p>
+          <w:p>
+            <w:pPr>
+              <w:rPr>
+                <w:rFonts w:ascii="华文中宋" w:eastAsia="华文中宋" w:hAnsi="华文中宋" w:hint="eastAsia"/>
+              </w:rPr>
+            </w:pPr>
+            <w:r>
+              <w:rPr>
+                <w:rFonts w:ascii="华文中宋" w:eastAsia="华文中宋" w:hAnsi="华文中宋" w:hint="eastAsia"/>
+              </w:rPr>
+              <w:tab/>
+            </w:r>
+            <w:proofErr w:type="spellStart"/>
+            <w:r>
+              <w:rPr>
+                <w:rFonts w:ascii="华文中宋" w:eastAsia="华文中宋" w:hAnsi="华文中宋" w:hint="eastAsia"/>
+              </w:rPr>
+              <w:t>view_matrix.matrix</w:t>
+            </w:r>
+            <w:proofErr w:type="spellEnd"/>
+            <w:r>
+              <w:rPr>
+                <w:rFonts w:ascii="华文中宋" w:eastAsia="华文中宋" w:hAnsi="华文中宋" w:hint="eastAsia"/>
+              </w:rPr>
+              <w:t xml:space="preserve">[2][1] = </w:t>
+            </w:r>
+            <w:proofErr w:type="spellStart"/>
+            <w:r>
+              <w:rPr>
+                <w:rFonts w:ascii="华文中宋" w:eastAsia="华文中宋" w:hAnsi="华文中宋" w:hint="eastAsia"/>
+              </w:rPr>
+              <w:t>camera.lookat</w:t>
+            </w:r>
+            <w:proofErr w:type="spellEnd"/>
+            <w:r>
+              <w:rPr>
+                <w:rFonts w:ascii="华文中宋" w:eastAsia="华文中宋" w:hAnsi="华文中宋" w:hint="eastAsia"/>
+              </w:rPr>
+              <w:t>[1];</w:t>
+            </w:r>
+          </w:p>
+          <w:p>
+            <w:pPr>
+              <w:rPr>
+                <w:rFonts w:ascii="华文中宋" w:eastAsia="华文中宋" w:hAnsi="华文中宋" w:hint="eastAsia"/>
+              </w:rPr>
+            </w:pPr>
+            <w:r>
+              <w:rPr>
+                <w:rFonts w:ascii="华文中宋" w:eastAsia="华文中宋" w:hAnsi="华文中宋" w:hint="eastAsia"/>
+              </w:rPr>
+              <w:tab/>
+            </w:r>
+            <w:proofErr w:type="spellStart"/>
+            <w:r>
+              <w:rPr>
+                <w:rFonts w:ascii="华文中宋" w:eastAsia="华文中宋" w:hAnsi="华文中宋" w:hint="eastAsia"/>
+              </w:rPr>
+              <w:t>view_matrix.matrix</w:t>
+            </w:r>
+            <w:proofErr w:type="spellEnd"/>
+            <w:r>
+              <w:rPr>
+                <w:rFonts w:ascii="华文中宋" w:eastAsia="华文中宋" w:hAnsi="华文中宋" w:hint="eastAsia"/>
+              </w:rPr>
+              <w:t xml:space="preserve">[2][2] = </w:t>
+            </w:r>
+            <w:proofErr w:type="spellStart"/>
+            <w:r>
+              <w:rPr>
+                <w:rFonts w:ascii="华文中宋" w:eastAsia="华文中宋" w:hAnsi="华文中宋" w:hint="eastAsia"/>
+              </w:rPr>
+              <w:t>camera.lookat</w:t>
+            </w:r>
+            <w:proofErr w:type="spellEnd"/>
+            <w:r>
+              <w:rPr>
+                <w:rFonts w:ascii="华文中宋" w:eastAsia="华文中宋" w:hAnsi="华文中宋" w:hint="eastAsia"/>
+              </w:rPr>
+              <w:t>[2];</w:t>
+            </w:r>
+          </w:p>
+          <w:p>
+            <w:pPr>
+              <w:rPr>
+                <w:rFonts w:ascii="华文中宋" w:eastAsia="华文中宋" w:hAnsi="华文中宋" w:hint="eastAsia"/>
+              </w:rPr>
+            </w:pPr>
+            <w:r>
+              <w:rPr>
+                <w:rFonts w:ascii="华文中宋" w:eastAsia="华文中宋" w:hAnsi="华文中宋" w:hint="eastAsia"/>
+              </w:rPr>
+              <w:tab/>
+            </w:r>
+            <w:proofErr w:type="spellStart"/>
+            <w:r>
+              <w:rPr>
+                <w:rFonts w:ascii="华文中宋" w:eastAsia="华文中宋" w:hAnsi="华文中宋" w:hint="eastAsia"/>
+              </w:rPr>
+              <w:t>view_matrix.matrix</w:t>
+            </w:r>
+            <w:proofErr w:type="spellEnd"/>
+            <w:r>
+              <w:rPr>
+                <w:rFonts w:ascii="华文中宋" w:eastAsia="华文中宋" w:hAnsi="华文中宋" w:hint="eastAsia"/>
+              </w:rPr>
+              <w:t>[2][3] = -</w:t>
+            </w:r>
+            <w:proofErr w:type="spellStart"/>
+            <w:r>
+              <w:rPr>
+                <w:rFonts w:ascii="华文中宋" w:eastAsia="华文中宋" w:hAnsi="华文中宋" w:hint="eastAsia"/>
+              </w:rPr>
+              <w:t>camera.position</w:t>
+            </w:r>
+            <w:proofErr w:type="spellEnd"/>
+            <w:r>
+              <w:rPr>
+                <w:rFonts w:ascii="华文中宋" w:eastAsia="华文中宋" w:hAnsi="华文中宋" w:hint="eastAsia"/>
+              </w:rPr>
+              <w:t>[2];</w:t>
+            </w:r>
+          </w:p>
+          <w:p>
+            <w:pPr>
+              <w:rPr>
+                <w:rFonts w:ascii="华文中宋" w:eastAsia="华文中宋" w:hAnsi="华文中宋" w:hint="eastAsia"/>
+              </w:rPr>
+            </w:pPr>
+          </w:p>
+        </w:tc>
+      </w:tr>
+    </w:tbl>
+    <w:p>
+      <w:pPr>
+        <w:rPr>
+          <w:rFonts w:ascii="华文中宋" w:eastAsia="华文中宋" w:hAnsi="华文中宋"/>
+        </w:rPr>
+      </w:pPr>
+    </w:p>
+    <w:p>
+      <w:pPr>
+        <w:rPr>
+          <w:rFonts w:ascii="华文中宋" w:eastAsia="华文中宋" w:hAnsi="华文中宋"/>
+        </w:rPr>
+      </w:pPr>
+      <w:r>
+        <w:rPr>
+          <w:rFonts w:ascii="华文中宋" w:eastAsia="华文中宋" w:hAnsi="华文中宋" w:hint="eastAsia"/>
+        </w:rPr>
+        <w:t>但是，这就出现了一个逻辑上让我卡了二十分钟的错误，那就是，矩阵的最后一列不可以直接取负的position！我一开始的逻辑是这样的：</w:t>
+      </w:r>
+    </w:p>
+    <w:p>
+      <w:pPr>
+        <w:rPr>
+          <w:rFonts w:ascii="华文中宋" w:eastAsia="华文中宋" w:hAnsi="华文中宋"/>
+        </w:rPr>
+      </w:pPr>
+      <w:r>
+        <w:rPr>
+          <w:rFonts w:ascii="华文中宋" w:eastAsia="华文中宋" w:hAnsi="华文中宋"/>
+        </w:rPr>
+        <w:t>我相机就是一个点啊，我的旋转做的非常简单，我先做旋转，旋转就相当于直接把相机x轴旋转到</w:t>
+      </w:r>
+      <w:proofErr w:type="spellStart"/>
+      <w:r>
+        <w:rPr>
+          <w:rFonts w:ascii="华文中宋" w:eastAsia="华文中宋" w:hAnsi="华文中宋"/>
+        </w:rPr>
+        <w:t>lookat</w:t>
+      </w:r>
+      <w:proofErr w:type="spellEnd"/>
+      <w:r>
+        <w:rPr>
+          <w:rFonts w:ascii="华文中宋" w:eastAsia="华文中宋" w:hAnsi="华文中宋"/>
+        </w:rPr>
+        <w:t>叉乘up，y旋转到up，z旋转到</w:t>
+      </w:r>
+      <w:proofErr w:type="spellStart"/>
+      <w:r>
+        <w:rPr>
+          <w:rFonts w:ascii="华文中宋" w:eastAsia="华文中宋" w:hAnsi="华文中宋"/>
+        </w:rPr>
+        <w:t>lookat</w:t>
+      </w:r>
+      <w:proofErr w:type="spellEnd"/>
+      <w:r>
+        <w:rPr>
+          <w:rFonts w:ascii="华文中宋" w:eastAsia="华文中宋" w:hAnsi="华文中宋"/>
+        </w:rPr>
+        <w:t>，然后我不就再把相机移动到原点，我相机就是一个点，他现在只旋转坐标没有任何变化，所以直接加 -</w:t>
+      </w:r>
+      <w:proofErr w:type="spellStart"/>
+      <w:r>
+        <w:rPr>
+          <w:rFonts w:ascii="华文中宋" w:eastAsia="华文中宋" w:hAnsi="华文中宋"/>
+        </w:rPr>
+        <w:t>camera.position</w:t>
+      </w:r>
+      <w:proofErr w:type="spellEnd"/>
       <w:r>
         <w:rPr>
           <w:rFonts w:ascii="华文中宋" w:eastAsia="华文中宋" w:hAnsi="华文中宋" w:hint="eastAsia"/>
@@ -3021,19 +6672,6 @@
     <w:p>
       <w:pPr>
         <w:rPr>
-          <w:rFonts w:ascii="华文中宋" w:eastAsia="华文中宋" w:hAnsi="华文中宋" w:hint="eastAsia"/>
-        </w:rPr>
-      </w:pPr>
-      <w:r>
-        <w:rPr>
-          <w:rFonts w:ascii="华文中宋" w:eastAsia="华文中宋" w:hAnsi="华文中宋" w:hint="eastAsia"/>
-        </w:rPr>
-        <w:t>struct Matrix3D MVP_trans(struct camera_set camera, myRender_vector_4 vector)</w:t>
-      </w:r>
-    </w:p>
-    <w:p>
-      <w:pPr>
-        <w:rPr>
           <w:rFonts w:ascii="华文中宋" w:eastAsia="华文中宋" w:hAnsi="华文中宋"/>
         </w:rPr>
       </w:pPr>
@@ -3041,20 +6679,39 @@
         <w:rPr>
           <w:rFonts w:ascii="华文中宋" w:eastAsia="华文中宋" w:hAnsi="华文中宋" w:hint="eastAsia"/>
         </w:rPr>
-        <w:t>我靠了，不好了，哈啊哈哈，我才意识到，我这个是对一个点而不是一个vector数组的，改死我了</w:t>
-      </w:r>
-    </w:p>
-    <w:p>
-      <w:pPr>
-        <w:rPr>
-          <w:rFonts w:ascii="华文中宋" w:eastAsia="华文中宋" w:hAnsi="华文中宋" w:hint="eastAsia"/>
-        </w:rPr>
-      </w:pPr>
-      <w:r>
-        <w:rPr>
-          <w:rFonts w:ascii="华文中宋" w:eastAsia="华文中宋" w:hAnsi="华文中宋" w:hint="eastAsia"/>
-        </w:rPr>
-        <w:t>改成这样</w:t>
+        <w:t>但是！</w:t>
+      </w:r>
+    </w:p>
+    <w:p>
+      <w:pPr>
+        <w:rPr>
+          <w:rFonts w:ascii="华文中宋" w:eastAsia="华文中宋" w:hAnsi="华文中宋" w:hint="eastAsia"/>
+        </w:rPr>
+      </w:pPr>
+      <w:r>
+        <w:rPr>
+          <w:rFonts w:ascii="华文中宋" w:eastAsia="华文中宋" w:hAnsi="华文中宋" w:hint="eastAsia"/>
+        </w:rPr>
+        <w:t>我忽略了一点，我以上的逻辑建立在“在相机自己的物体空间内的旋转”，但我做的所有旋转都是从整个坐标系的原点转的！！！也就是说经过旋转之后，</w:t>
+      </w:r>
+      <w:r>
+        <w:rPr>
+          <w:rFonts w:ascii="华文中宋" w:eastAsia="华文中宋" w:hAnsi="华文中宋" w:hint="eastAsia"/>
+        </w:rPr>
+        <w:lastRenderedPageBreak/>
+        <w:t>我的相机虽然坐标系对准了，但是！位置改变了，</w:t>
+      </w:r>
+      <w:r>
+        <w:rPr>
+          <w:rFonts w:ascii="华文中宋" w:eastAsia="华文中宋" w:hAnsi="华文中宋"/>
+        </w:rPr>
+        <w:t>我旋转的不是一个点，而是一个向量，换言之就是绕着原点转了一根线</w:t>
+      </w:r>
+      <w:r>
+        <w:rPr>
+          <w:rFonts w:ascii="华文中宋" w:eastAsia="华文中宋" w:hAnsi="华文中宋" w:hint="eastAsia"/>
+        </w:rPr>
+        <w:t>。</w:t>
       </w:r>
     </w:p>
     <w:sectPr>

--- a/MyRenderer/自定义软渲染器myRenderer实验报告.docx
+++ b/MyRenderer/自定义软渲染器myRenderer实验报告.docx
@@ -222,7 +222,21 @@
         <w:rPr>
           <w:rFonts w:ascii="华文中宋" w:eastAsia="华文中宋" w:hAnsi="华文中宋"/>
         </w:rPr>
-        <w:t>我大致分析了一下任务，然后我发现有很多我有问题的地方，这还只是我大致看一圈有问题的地方，第一步这个给读取/硬编码一个模型这个，首先我得有个顶点文件吧，我自己来定义吗，还是我上blender拉一个正方形导出？那我又如何读取这个文件，用什么库？还是我自己来规定，我想想，我之前写过矩阵运算，那我就其实写一个理论上是正方体的八个顶点坐标就可以是吧，不用那么麻烦，然后输出应该是什么格式，</w:t>
+        <w:t>我大致分析了一下任务，然后我发现有很多我有问题的地方，这还只是我</w:t>
+      </w:r>
+      <w:proofErr w:type="gramStart"/>
+      <w:r>
+        <w:rPr>
+          <w:rFonts w:ascii="华文中宋" w:eastAsia="华文中宋" w:hAnsi="华文中宋"/>
+        </w:rPr>
+        <w:t>大致看</w:t>
+      </w:r>
+      <w:proofErr w:type="gramEnd"/>
+      <w:r>
+        <w:rPr>
+          <w:rFonts w:ascii="华文中宋" w:eastAsia="华文中宋" w:hAnsi="华文中宋"/>
+        </w:rPr>
+        <w:t>一圈有问题的地方，第一步这个给读取/硬编码一个模型这个，首先我得有个顶点文件吧，我自己来定义吗，还是我上blender拉一个正方形导出？那我又如何读取这个文件，用什么库？还是我自己来规定，我想想，我之前写过矩阵运算，那我就其实写一个理论上是正方体的八个顶点坐标就可以是吧，不用那么麻烦，然后输出应该是什么格式，</w:t>
       </w:r>
       <w:proofErr w:type="spellStart"/>
       <w:r>
@@ -250,7 +264,21 @@
         <w:rPr>
           <w:rFonts w:ascii="华文中宋" w:eastAsia="华文中宋" w:hAnsi="华文中宋"/>
         </w:rPr>
-        <w:t>端模拟是吧，那也涉及后面光栅化步骤的问题，就是我说可能说不太明白，是有什么函数能把那个硬件映射下来吗，我要是光设值，怎么把屏幕硬件输出和我的代码关联上啊？？</w:t>
+        <w:t>端模拟是吧，那也涉及后面光栅化步骤的问题，就是我说可能说不太明白，是有什么函数能把那个硬件映射下来吗，我</w:t>
+      </w:r>
+      <w:proofErr w:type="gramStart"/>
+      <w:r>
+        <w:rPr>
+          <w:rFonts w:ascii="华文中宋" w:eastAsia="华文中宋" w:hAnsi="华文中宋"/>
+        </w:rPr>
+        <w:t>要是光设值</w:t>
+      </w:r>
+      <w:proofErr w:type="gramEnd"/>
+      <w:r>
+        <w:rPr>
+          <w:rFonts w:ascii="华文中宋" w:eastAsia="华文中宋" w:hAnsi="华文中宋"/>
+        </w:rPr>
+        <w:t>，怎么把屏幕硬件输出和我的代码关联上啊？？</w:t>
       </w:r>
     </w:p>
     <w:p>
@@ -456,21 +484,77 @@
                 <w:rFonts w:ascii="华文中宋" w:eastAsia="华文中宋" w:hAnsi="华文中宋" w:hint="eastAsia"/>
               </w:rPr>
               <w:tab/>
-              <w:t>float position[4] = { 0 };</w:t>
-            </w:r>
-          </w:p>
-          <w:p>
-            <w:pPr>
-              <w:rPr>
-                <w:rFonts w:ascii="华文中宋" w:eastAsia="华文中宋" w:hAnsi="华文中宋" w:hint="eastAsia"/>
-              </w:rPr>
-            </w:pPr>
-            <w:r>
-              <w:rPr>
-                <w:rFonts w:ascii="华文中宋" w:eastAsia="华文中宋" w:hAnsi="华文中宋" w:hint="eastAsia"/>
-              </w:rPr>
-              <w:tab/>
-              <w:t>short color[3] = { 0 };</w:t>
+              <w:t xml:space="preserve">float </w:t>
+            </w:r>
+            <w:proofErr w:type="gramStart"/>
+            <w:r>
+              <w:rPr>
+                <w:rFonts w:ascii="华文中宋" w:eastAsia="华文中宋" w:hAnsi="华文中宋" w:hint="eastAsia"/>
+              </w:rPr>
+              <w:t>position[</w:t>
+            </w:r>
+            <w:proofErr w:type="gramEnd"/>
+            <w:r>
+              <w:rPr>
+                <w:rFonts w:ascii="华文中宋" w:eastAsia="华文中宋" w:hAnsi="华文中宋" w:hint="eastAsia"/>
+              </w:rPr>
+              <w:t xml:space="preserve">4] = </w:t>
+            </w:r>
+            <w:proofErr w:type="gramStart"/>
+            <w:r>
+              <w:rPr>
+                <w:rFonts w:ascii="华文中宋" w:eastAsia="华文中宋" w:hAnsi="华文中宋" w:hint="eastAsia"/>
+              </w:rPr>
+              <w:t>{ 0</w:t>
+            </w:r>
+            <w:proofErr w:type="gramEnd"/>
+            <w:r>
+              <w:rPr>
+                <w:rFonts w:ascii="华文中宋" w:eastAsia="华文中宋" w:hAnsi="华文中宋" w:hint="eastAsia"/>
+              </w:rPr>
+              <w:t xml:space="preserve"> };</w:t>
+            </w:r>
+          </w:p>
+          <w:p>
+            <w:pPr>
+              <w:rPr>
+                <w:rFonts w:ascii="华文中宋" w:eastAsia="华文中宋" w:hAnsi="华文中宋" w:hint="eastAsia"/>
+              </w:rPr>
+            </w:pPr>
+            <w:r>
+              <w:rPr>
+                <w:rFonts w:ascii="华文中宋" w:eastAsia="华文中宋" w:hAnsi="华文中宋" w:hint="eastAsia"/>
+              </w:rPr>
+              <w:tab/>
+              <w:t xml:space="preserve">short </w:t>
+            </w:r>
+            <w:proofErr w:type="gramStart"/>
+            <w:r>
+              <w:rPr>
+                <w:rFonts w:ascii="华文中宋" w:eastAsia="华文中宋" w:hAnsi="华文中宋" w:hint="eastAsia"/>
+              </w:rPr>
+              <w:t>color[</w:t>
+            </w:r>
+            <w:proofErr w:type="gramEnd"/>
+            <w:r>
+              <w:rPr>
+                <w:rFonts w:ascii="华文中宋" w:eastAsia="华文中宋" w:hAnsi="华文中宋" w:hint="eastAsia"/>
+              </w:rPr>
+              <w:t xml:space="preserve">3] = </w:t>
+            </w:r>
+            <w:proofErr w:type="gramStart"/>
+            <w:r>
+              <w:rPr>
+                <w:rFonts w:ascii="华文中宋" w:eastAsia="华文中宋" w:hAnsi="华文中宋" w:hint="eastAsia"/>
+              </w:rPr>
+              <w:t>{ 0</w:t>
+            </w:r>
+            <w:proofErr w:type="gramEnd"/>
+            <w:r>
+              <w:rPr>
+                <w:rFonts w:ascii="华文中宋" w:eastAsia="华文中宋" w:hAnsi="华文中宋" w:hint="eastAsia"/>
+              </w:rPr>
+              <w:t xml:space="preserve"> };</w:t>
             </w:r>
           </w:p>
           <w:p>
@@ -520,7 +604,21 @@
         <w:rPr>
           <w:rFonts w:ascii="华文中宋" w:eastAsia="华文中宋" w:hAnsi="华文中宋" w:hint="eastAsia"/>
         </w:rPr>
-        <w:t>我靠了，真是每一步都卡我啊，怎么硬编码这个正方体啊，一个结构体数组？？？</w:t>
+        <w:t>我靠了，</w:t>
+      </w:r>
+      <w:proofErr w:type="gramStart"/>
+      <w:r>
+        <w:rPr>
+          <w:rFonts w:ascii="华文中宋" w:eastAsia="华文中宋" w:hAnsi="华文中宋" w:hint="eastAsia"/>
+        </w:rPr>
+        <w:t>真是每</w:t>
+      </w:r>
+      <w:proofErr w:type="gramEnd"/>
+      <w:r>
+        <w:rPr>
+          <w:rFonts w:ascii="华文中宋" w:eastAsia="华文中宋" w:hAnsi="华文中宋" w:hint="eastAsia"/>
+        </w:rPr>
+        <w:t>一步都卡我啊，怎么硬编码这个正方体啊，一个结构体数组？？？</w:t>
       </w:r>
     </w:p>
     <w:p>
@@ -685,49 +783,145 @@
                 <w:rFonts w:ascii="华文中宋" w:eastAsia="华文中宋" w:hAnsi="华文中宋" w:hint="eastAsia"/>
               </w:rPr>
               <w:tab/>
-              <w:t>std::array&lt;float, 4&gt;  position;</w:t>
-            </w:r>
-          </w:p>
-          <w:p>
-            <w:pPr>
-              <w:rPr>
-                <w:rFonts w:ascii="华文中宋" w:eastAsia="华文中宋" w:hAnsi="华文中宋" w:hint="eastAsia"/>
-              </w:rPr>
-            </w:pPr>
-            <w:r>
-              <w:rPr>
-                <w:rFonts w:ascii="华文中宋" w:eastAsia="华文中宋" w:hAnsi="华文中宋" w:hint="eastAsia"/>
-              </w:rPr>
-              <w:tab/>
-              <w:t>//float position[4] = { 0 };</w:t>
-            </w:r>
-          </w:p>
-          <w:p>
-            <w:pPr>
-              <w:rPr>
-                <w:rFonts w:ascii="华文中宋" w:eastAsia="华文中宋" w:hAnsi="华文中宋" w:hint="eastAsia"/>
-              </w:rPr>
-            </w:pPr>
-            <w:r>
-              <w:rPr>
-                <w:rFonts w:ascii="华文中宋" w:eastAsia="华文中宋" w:hAnsi="华文中宋" w:hint="eastAsia"/>
-              </w:rPr>
-              <w:tab/>
-              <w:t>std::array&lt;short, 3&gt; color;</w:t>
-            </w:r>
-          </w:p>
-          <w:p>
-            <w:pPr>
-              <w:rPr>
-                <w:rFonts w:ascii="华文中宋" w:eastAsia="华文中宋" w:hAnsi="华文中宋" w:hint="eastAsia"/>
-              </w:rPr>
-            </w:pPr>
-            <w:r>
-              <w:rPr>
-                <w:rFonts w:ascii="华文中宋" w:eastAsia="华文中宋" w:hAnsi="华文中宋" w:hint="eastAsia"/>
-              </w:rPr>
-              <w:tab/>
-              <w:t>//short color[3] = { 0 };</w:t>
+            </w:r>
+            <w:proofErr w:type="gramStart"/>
+            <w:r>
+              <w:rPr>
+                <w:rFonts w:ascii="华文中宋" w:eastAsia="华文中宋" w:hAnsi="华文中宋" w:hint="eastAsia"/>
+              </w:rPr>
+              <w:t>std::</w:t>
+            </w:r>
+            <w:proofErr w:type="gramEnd"/>
+            <w:r>
+              <w:rPr>
+                <w:rFonts w:ascii="华文中宋" w:eastAsia="华文中宋" w:hAnsi="华文中宋" w:hint="eastAsia"/>
+              </w:rPr>
+              <w:t>array&lt;float, 4</w:t>
+            </w:r>
+            <w:proofErr w:type="gramStart"/>
+            <w:r>
+              <w:rPr>
+                <w:rFonts w:ascii="华文中宋" w:eastAsia="华文中宋" w:hAnsi="华文中宋" w:hint="eastAsia"/>
+              </w:rPr>
+              <w:t>&gt;  position</w:t>
+            </w:r>
+            <w:proofErr w:type="gramEnd"/>
+            <w:r>
+              <w:rPr>
+                <w:rFonts w:ascii="华文中宋" w:eastAsia="华文中宋" w:hAnsi="华文中宋" w:hint="eastAsia"/>
+              </w:rPr>
+              <w:t>;</w:t>
+            </w:r>
+          </w:p>
+          <w:p>
+            <w:pPr>
+              <w:rPr>
+                <w:rFonts w:ascii="华文中宋" w:eastAsia="华文中宋" w:hAnsi="华文中宋" w:hint="eastAsia"/>
+              </w:rPr>
+            </w:pPr>
+            <w:r>
+              <w:rPr>
+                <w:rFonts w:ascii="华文中宋" w:eastAsia="华文中宋" w:hAnsi="华文中宋" w:hint="eastAsia"/>
+              </w:rPr>
+              <w:tab/>
+              <w:t xml:space="preserve">//float </w:t>
+            </w:r>
+            <w:proofErr w:type="gramStart"/>
+            <w:r>
+              <w:rPr>
+                <w:rFonts w:ascii="华文中宋" w:eastAsia="华文中宋" w:hAnsi="华文中宋" w:hint="eastAsia"/>
+              </w:rPr>
+              <w:t>position[</w:t>
+            </w:r>
+            <w:proofErr w:type="gramEnd"/>
+            <w:r>
+              <w:rPr>
+                <w:rFonts w:ascii="华文中宋" w:eastAsia="华文中宋" w:hAnsi="华文中宋" w:hint="eastAsia"/>
+              </w:rPr>
+              <w:t xml:space="preserve">4] = </w:t>
+            </w:r>
+            <w:proofErr w:type="gramStart"/>
+            <w:r>
+              <w:rPr>
+                <w:rFonts w:ascii="华文中宋" w:eastAsia="华文中宋" w:hAnsi="华文中宋" w:hint="eastAsia"/>
+              </w:rPr>
+              <w:t>{ 0</w:t>
+            </w:r>
+            <w:proofErr w:type="gramEnd"/>
+            <w:r>
+              <w:rPr>
+                <w:rFonts w:ascii="华文中宋" w:eastAsia="华文中宋" w:hAnsi="华文中宋" w:hint="eastAsia"/>
+              </w:rPr>
+              <w:t xml:space="preserve"> };</w:t>
+            </w:r>
+          </w:p>
+          <w:p>
+            <w:pPr>
+              <w:rPr>
+                <w:rFonts w:ascii="华文中宋" w:eastAsia="华文中宋" w:hAnsi="华文中宋" w:hint="eastAsia"/>
+              </w:rPr>
+            </w:pPr>
+            <w:r>
+              <w:rPr>
+                <w:rFonts w:ascii="华文中宋" w:eastAsia="华文中宋" w:hAnsi="华文中宋" w:hint="eastAsia"/>
+              </w:rPr>
+              <w:tab/>
+            </w:r>
+            <w:proofErr w:type="gramStart"/>
+            <w:r>
+              <w:rPr>
+                <w:rFonts w:ascii="华文中宋" w:eastAsia="华文中宋" w:hAnsi="华文中宋" w:hint="eastAsia"/>
+              </w:rPr>
+              <w:t>std::</w:t>
+            </w:r>
+            <w:proofErr w:type="gramEnd"/>
+            <w:r>
+              <w:rPr>
+                <w:rFonts w:ascii="华文中宋" w:eastAsia="华文中宋" w:hAnsi="华文中宋" w:hint="eastAsia"/>
+              </w:rPr>
+              <w:t>array&lt;short, 3&gt; color;</w:t>
+            </w:r>
+          </w:p>
+          <w:p>
+            <w:pPr>
+              <w:rPr>
+                <w:rFonts w:ascii="华文中宋" w:eastAsia="华文中宋" w:hAnsi="华文中宋" w:hint="eastAsia"/>
+              </w:rPr>
+            </w:pPr>
+            <w:r>
+              <w:rPr>
+                <w:rFonts w:ascii="华文中宋" w:eastAsia="华文中宋" w:hAnsi="华文中宋" w:hint="eastAsia"/>
+              </w:rPr>
+              <w:tab/>
+              <w:t xml:space="preserve">//short </w:t>
+            </w:r>
+            <w:proofErr w:type="gramStart"/>
+            <w:r>
+              <w:rPr>
+                <w:rFonts w:ascii="华文中宋" w:eastAsia="华文中宋" w:hAnsi="华文中宋" w:hint="eastAsia"/>
+              </w:rPr>
+              <w:t>color[</w:t>
+            </w:r>
+            <w:proofErr w:type="gramEnd"/>
+            <w:r>
+              <w:rPr>
+                <w:rFonts w:ascii="华文中宋" w:eastAsia="华文中宋" w:hAnsi="华文中宋" w:hint="eastAsia"/>
+              </w:rPr>
+              <w:t xml:space="preserve">3] = </w:t>
+            </w:r>
+            <w:proofErr w:type="gramStart"/>
+            <w:r>
+              <w:rPr>
+                <w:rFonts w:ascii="华文中宋" w:eastAsia="华文中宋" w:hAnsi="华文中宋" w:hint="eastAsia"/>
+              </w:rPr>
+              <w:t>{ 0</w:t>
+            </w:r>
+            <w:proofErr w:type="gramEnd"/>
+            <w:r>
+              <w:rPr>
+                <w:rFonts w:ascii="华文中宋" w:eastAsia="华文中宋" w:hAnsi="华文中宋" w:hint="eastAsia"/>
+              </w:rPr>
+              <w:t xml:space="preserve"> };</w:t>
             </w:r>
           </w:p>
           <w:p>
@@ -781,7 +975,20 @@
                 <w:rFonts w:ascii="华文中宋" w:eastAsia="华文中宋" w:hAnsi="华文中宋" w:hint="eastAsia"/>
               </w:rPr>
               <w:tab/>
-              <w:t xml:space="preserve">std::array&lt;struct vector_4, 3&gt; </w:t>
+            </w:r>
+            <w:proofErr w:type="gramStart"/>
+            <w:r>
+              <w:rPr>
+                <w:rFonts w:ascii="华文中宋" w:eastAsia="华文中宋" w:hAnsi="华文中宋" w:hint="eastAsia"/>
+              </w:rPr>
+              <w:t>std::</w:t>
+            </w:r>
+            <w:proofErr w:type="gramEnd"/>
+            <w:r>
+              <w:rPr>
+                <w:rFonts w:ascii="华文中宋" w:eastAsia="华文中宋" w:hAnsi="华文中宋" w:hint="eastAsia"/>
+              </w:rPr>
+              <w:t xml:space="preserve">array&lt;struct vector_4, 3&gt; </w:t>
             </w:r>
             <w:proofErr w:type="spellStart"/>
             <w:r>
@@ -828,7 +1035,21 @@
               <w:rPr>
                 <w:rFonts w:ascii="华文中宋" w:eastAsia="华文中宋" w:hAnsi="华文中宋" w:hint="eastAsia"/>
               </w:rPr>
-              <w:t>int main()</w:t>
+              <w:t xml:space="preserve">int </w:t>
+            </w:r>
+            <w:proofErr w:type="gramStart"/>
+            <w:r>
+              <w:rPr>
+                <w:rFonts w:ascii="华文中宋" w:eastAsia="华文中宋" w:hAnsi="华文中宋" w:hint="eastAsia"/>
+              </w:rPr>
+              <w:t>main(</w:t>
+            </w:r>
+            <w:proofErr w:type="gramEnd"/>
+            <w:r>
+              <w:rPr>
+                <w:rFonts w:ascii="华文中宋" w:eastAsia="华文中宋" w:hAnsi="华文中宋" w:hint="eastAsia"/>
+              </w:rPr>
+              <w:t>)</w:t>
             </w:r>
           </w:p>
           <w:p>
@@ -856,119 +1077,965 @@
                 <w:rFonts w:ascii="华文中宋" w:eastAsia="华文中宋" w:hAnsi="华文中宋" w:hint="eastAsia"/>
               </w:rPr>
               <w:tab/>
-              <w:t>struct myRender_vector_4 cube[8];</w:t>
-            </w:r>
-          </w:p>
-          <w:p>
-            <w:pPr>
-              <w:rPr>
-                <w:rFonts w:ascii="华文中宋" w:eastAsia="华文中宋" w:hAnsi="华文中宋" w:hint="eastAsia"/>
-              </w:rPr>
-            </w:pPr>
-            <w:r>
-              <w:rPr>
-                <w:rFonts w:ascii="华文中宋" w:eastAsia="华文中宋" w:hAnsi="华文中宋" w:hint="eastAsia"/>
-              </w:rPr>
-              <w:tab/>
-              <w:t>cube[0].position = { 0,0,0,1 }; cube[0].color = { 255,0,0 };</w:t>
-            </w:r>
-          </w:p>
-          <w:p>
-            <w:pPr>
-              <w:rPr>
-                <w:rFonts w:ascii="华文中宋" w:eastAsia="华文中宋" w:hAnsi="华文中宋" w:hint="eastAsia"/>
-              </w:rPr>
-            </w:pPr>
-            <w:r>
-              <w:rPr>
-                <w:rFonts w:ascii="华文中宋" w:eastAsia="华文中宋" w:hAnsi="华文中宋" w:hint="eastAsia"/>
-              </w:rPr>
-              <w:tab/>
-              <w:t>cube[1].position = { 1,0,0,1 }; cube[1].color = { 0,255,0 };</w:t>
-            </w:r>
-          </w:p>
-          <w:p>
-            <w:pPr>
-              <w:rPr>
-                <w:rFonts w:ascii="华文中宋" w:eastAsia="华文中宋" w:hAnsi="华文中宋" w:hint="eastAsia"/>
-              </w:rPr>
-            </w:pPr>
-            <w:r>
-              <w:rPr>
-                <w:rFonts w:ascii="华文中宋" w:eastAsia="华文中宋" w:hAnsi="华文中宋" w:hint="eastAsia"/>
-              </w:rPr>
-              <w:tab/>
-              <w:t>cube[2].position = { 1,0,1,1 }; cube[2].color = { 0,0,255 };</w:t>
-            </w:r>
-          </w:p>
-          <w:p>
-            <w:pPr>
-              <w:rPr>
-                <w:rFonts w:ascii="华文中宋" w:eastAsia="华文中宋" w:hAnsi="华文中宋" w:hint="eastAsia"/>
-              </w:rPr>
-            </w:pPr>
-            <w:r>
-              <w:rPr>
-                <w:rFonts w:ascii="华文中宋" w:eastAsia="华文中宋" w:hAnsi="华文中宋" w:hint="eastAsia"/>
-              </w:rPr>
-              <w:tab/>
-              <w:t>cube[3].position = { 0,0,1,1 }; cube[3].color = { 255,255,0};</w:t>
-            </w:r>
-          </w:p>
-          <w:p>
-            <w:pPr>
-              <w:rPr>
-                <w:rFonts w:ascii="华文中宋" w:eastAsia="华文中宋" w:hAnsi="华文中宋" w:hint="eastAsia"/>
-              </w:rPr>
-            </w:pPr>
-            <w:r>
-              <w:rPr>
-                <w:rFonts w:ascii="华文中宋" w:eastAsia="华文中宋" w:hAnsi="华文中宋" w:hint="eastAsia"/>
-              </w:rPr>
-              <w:tab/>
-              <w:t>cube[4].position = { 0,1,0,1 }; cube[4].color = { 0,255,255};</w:t>
-            </w:r>
-          </w:p>
-          <w:p>
-            <w:pPr>
-              <w:rPr>
-                <w:rFonts w:ascii="华文中宋" w:eastAsia="华文中宋" w:hAnsi="华文中宋" w:hint="eastAsia"/>
-              </w:rPr>
-            </w:pPr>
-            <w:r>
-              <w:rPr>
-                <w:rFonts w:ascii="华文中宋" w:eastAsia="华文中宋" w:hAnsi="华文中宋" w:hint="eastAsia"/>
-              </w:rPr>
-              <w:tab/>
-              <w:t>cube[5].position = { 0,1,1,1 }; cube[5].color = { 255,0,255};</w:t>
-            </w:r>
-          </w:p>
-          <w:p>
-            <w:pPr>
-              <w:rPr>
-                <w:rFonts w:ascii="华文中宋" w:eastAsia="华文中宋" w:hAnsi="华文中宋" w:hint="eastAsia"/>
-              </w:rPr>
-            </w:pPr>
-            <w:r>
-              <w:rPr>
-                <w:rFonts w:ascii="华文中宋" w:eastAsia="华文中宋" w:hAnsi="华文中宋" w:hint="eastAsia"/>
-              </w:rPr>
-              <w:tab/>
-              <w:t>cube[6].position = { 1,1,0,1 }; cube[6].color = { 0,0,0 };</w:t>
-            </w:r>
-          </w:p>
-          <w:p>
-            <w:pPr>
-              <w:rPr>
-                <w:rFonts w:ascii="华文中宋" w:eastAsia="华文中宋" w:hAnsi="华文中宋" w:hint="eastAsia"/>
-              </w:rPr>
-            </w:pPr>
-            <w:r>
-              <w:rPr>
-                <w:rFonts w:ascii="华文中宋" w:eastAsia="华文中宋" w:hAnsi="华文中宋" w:hint="eastAsia"/>
-              </w:rPr>
-              <w:tab/>
-              <w:t>cube[7].position = { 1,1,1,1 }; cube[7].color = { 255,255,255};</w:t>
+              <w:t xml:space="preserve">struct myRender_vector_4 </w:t>
+            </w:r>
+            <w:proofErr w:type="gramStart"/>
+            <w:r>
+              <w:rPr>
+                <w:rFonts w:ascii="华文中宋" w:eastAsia="华文中宋" w:hAnsi="华文中宋" w:hint="eastAsia"/>
+              </w:rPr>
+              <w:t>cube[</w:t>
+            </w:r>
+            <w:proofErr w:type="gramEnd"/>
+            <w:r>
+              <w:rPr>
+                <w:rFonts w:ascii="华文中宋" w:eastAsia="华文中宋" w:hAnsi="华文中宋" w:hint="eastAsia"/>
+              </w:rPr>
+              <w:t>8];</w:t>
+            </w:r>
+          </w:p>
+          <w:p>
+            <w:pPr>
+              <w:rPr>
+                <w:rFonts w:ascii="华文中宋" w:eastAsia="华文中宋" w:hAnsi="华文中宋" w:hint="eastAsia"/>
+              </w:rPr>
+            </w:pPr>
+            <w:r>
+              <w:rPr>
+                <w:rFonts w:ascii="华文中宋" w:eastAsia="华文中宋" w:hAnsi="华文中宋" w:hint="eastAsia"/>
+              </w:rPr>
+              <w:tab/>
+            </w:r>
+            <w:proofErr w:type="gramStart"/>
+            <w:r>
+              <w:rPr>
+                <w:rFonts w:ascii="华文中宋" w:eastAsia="华文中宋" w:hAnsi="华文中宋" w:hint="eastAsia"/>
+              </w:rPr>
+              <w:t>cube[</w:t>
+            </w:r>
+            <w:proofErr w:type="gramEnd"/>
+            <w:r>
+              <w:rPr>
+                <w:rFonts w:ascii="华文中宋" w:eastAsia="华文中宋" w:hAnsi="华文中宋" w:hint="eastAsia"/>
+              </w:rPr>
+              <w:t>0</w:t>
+            </w:r>
+            <w:proofErr w:type="gramStart"/>
+            <w:r>
+              <w:rPr>
+                <w:rFonts w:ascii="华文中宋" w:eastAsia="华文中宋" w:hAnsi="华文中宋" w:hint="eastAsia"/>
+              </w:rPr>
+              <w:t>].position</w:t>
+            </w:r>
+            <w:proofErr w:type="gramEnd"/>
+            <w:r>
+              <w:rPr>
+                <w:rFonts w:ascii="华文中宋" w:eastAsia="华文中宋" w:hAnsi="华文中宋" w:hint="eastAsia"/>
+              </w:rPr>
+              <w:t xml:space="preserve"> = </w:t>
+            </w:r>
+            <w:proofErr w:type="gramStart"/>
+            <w:r>
+              <w:rPr>
+                <w:rFonts w:ascii="华文中宋" w:eastAsia="华文中宋" w:hAnsi="华文中宋" w:hint="eastAsia"/>
+              </w:rPr>
+              <w:t>{ 0</w:t>
+            </w:r>
+            <w:proofErr w:type="gramEnd"/>
+            <w:r>
+              <w:rPr>
+                <w:rFonts w:ascii="华文中宋" w:eastAsia="华文中宋" w:hAnsi="华文中宋" w:hint="eastAsia"/>
+              </w:rPr>
+              <w:t>,0,0,</w:t>
+            </w:r>
+            <w:proofErr w:type="gramStart"/>
+            <w:r>
+              <w:rPr>
+                <w:rFonts w:ascii="华文中宋" w:eastAsia="华文中宋" w:hAnsi="华文中宋" w:hint="eastAsia"/>
+              </w:rPr>
+              <w:t>1 }</w:t>
+            </w:r>
+            <w:proofErr w:type="gramEnd"/>
+            <w:r>
+              <w:rPr>
+                <w:rFonts w:ascii="华文中宋" w:eastAsia="华文中宋" w:hAnsi="华文中宋" w:hint="eastAsia"/>
+              </w:rPr>
+              <w:t xml:space="preserve">; </w:t>
+            </w:r>
+            <w:proofErr w:type="gramStart"/>
+            <w:r>
+              <w:rPr>
+                <w:rFonts w:ascii="华文中宋" w:eastAsia="华文中宋" w:hAnsi="华文中宋" w:hint="eastAsia"/>
+              </w:rPr>
+              <w:t>cube[</w:t>
+            </w:r>
+            <w:proofErr w:type="gramEnd"/>
+            <w:r>
+              <w:rPr>
+                <w:rFonts w:ascii="华文中宋" w:eastAsia="华文中宋" w:hAnsi="华文中宋" w:hint="eastAsia"/>
+              </w:rPr>
+              <w:t>0</w:t>
+            </w:r>
+            <w:proofErr w:type="gramStart"/>
+            <w:r>
+              <w:rPr>
+                <w:rFonts w:ascii="华文中宋" w:eastAsia="华文中宋" w:hAnsi="华文中宋" w:hint="eastAsia"/>
+              </w:rPr>
+              <w:t>].color</w:t>
+            </w:r>
+            <w:proofErr w:type="gramEnd"/>
+            <w:r>
+              <w:rPr>
+                <w:rFonts w:ascii="华文中宋" w:eastAsia="华文中宋" w:hAnsi="华文中宋" w:hint="eastAsia"/>
+              </w:rPr>
+              <w:t xml:space="preserve"> = </w:t>
+            </w:r>
+            <w:proofErr w:type="gramStart"/>
+            <w:r>
+              <w:rPr>
+                <w:rFonts w:ascii="华文中宋" w:eastAsia="华文中宋" w:hAnsi="华文中宋" w:hint="eastAsia"/>
+              </w:rPr>
+              <w:t>{ 255</w:t>
+            </w:r>
+            <w:proofErr w:type="gramEnd"/>
+            <w:r>
+              <w:rPr>
+                <w:rFonts w:ascii="华文中宋" w:eastAsia="华文中宋" w:hAnsi="华文中宋" w:hint="eastAsia"/>
+              </w:rPr>
+              <w:t>,0,</w:t>
+            </w:r>
+            <w:proofErr w:type="gramStart"/>
+            <w:r>
+              <w:rPr>
+                <w:rFonts w:ascii="华文中宋" w:eastAsia="华文中宋" w:hAnsi="华文中宋" w:hint="eastAsia"/>
+              </w:rPr>
+              <w:t>0 }</w:t>
+            </w:r>
+            <w:proofErr w:type="gramEnd"/>
+            <w:r>
+              <w:rPr>
+                <w:rFonts w:ascii="华文中宋" w:eastAsia="华文中宋" w:hAnsi="华文中宋" w:hint="eastAsia"/>
+              </w:rPr>
+              <w:t>;</w:t>
+            </w:r>
+          </w:p>
+          <w:p>
+            <w:pPr>
+              <w:rPr>
+                <w:rFonts w:ascii="华文中宋" w:eastAsia="华文中宋" w:hAnsi="华文中宋" w:hint="eastAsia"/>
+              </w:rPr>
+            </w:pPr>
+            <w:r>
+              <w:rPr>
+                <w:rFonts w:ascii="华文中宋" w:eastAsia="华文中宋" w:hAnsi="华文中宋" w:hint="eastAsia"/>
+              </w:rPr>
+              <w:tab/>
+            </w:r>
+            <w:proofErr w:type="gramStart"/>
+            <w:r>
+              <w:rPr>
+                <w:rFonts w:ascii="华文中宋" w:eastAsia="华文中宋" w:hAnsi="华文中宋" w:hint="eastAsia"/>
+              </w:rPr>
+              <w:t>cube[</w:t>
+            </w:r>
+            <w:proofErr w:type="gramEnd"/>
+            <w:r>
+              <w:rPr>
+                <w:rFonts w:ascii="华文中宋" w:eastAsia="华文中宋" w:hAnsi="华文中宋" w:hint="eastAsia"/>
+              </w:rPr>
+              <w:t>1</w:t>
+            </w:r>
+            <w:proofErr w:type="gramStart"/>
+            <w:r>
+              <w:rPr>
+                <w:rFonts w:ascii="华文中宋" w:eastAsia="华文中宋" w:hAnsi="华文中宋" w:hint="eastAsia"/>
+              </w:rPr>
+              <w:t>].position</w:t>
+            </w:r>
+            <w:proofErr w:type="gramEnd"/>
+            <w:r>
+              <w:rPr>
+                <w:rFonts w:ascii="华文中宋" w:eastAsia="华文中宋" w:hAnsi="华文中宋" w:hint="eastAsia"/>
+              </w:rPr>
+              <w:t xml:space="preserve"> = </w:t>
+            </w:r>
+            <w:proofErr w:type="gramStart"/>
+            <w:r>
+              <w:rPr>
+                <w:rFonts w:ascii="华文中宋" w:eastAsia="华文中宋" w:hAnsi="华文中宋" w:hint="eastAsia"/>
+              </w:rPr>
+              <w:t>{ 1</w:t>
+            </w:r>
+            <w:proofErr w:type="gramEnd"/>
+            <w:r>
+              <w:rPr>
+                <w:rFonts w:ascii="华文中宋" w:eastAsia="华文中宋" w:hAnsi="华文中宋" w:hint="eastAsia"/>
+              </w:rPr>
+              <w:t>,0,0,</w:t>
+            </w:r>
+            <w:proofErr w:type="gramStart"/>
+            <w:r>
+              <w:rPr>
+                <w:rFonts w:ascii="华文中宋" w:eastAsia="华文中宋" w:hAnsi="华文中宋" w:hint="eastAsia"/>
+              </w:rPr>
+              <w:t>1 }</w:t>
+            </w:r>
+            <w:proofErr w:type="gramEnd"/>
+            <w:r>
+              <w:rPr>
+                <w:rFonts w:ascii="华文中宋" w:eastAsia="华文中宋" w:hAnsi="华文中宋" w:hint="eastAsia"/>
+              </w:rPr>
+              <w:t xml:space="preserve">; </w:t>
+            </w:r>
+            <w:proofErr w:type="gramStart"/>
+            <w:r>
+              <w:rPr>
+                <w:rFonts w:ascii="华文中宋" w:eastAsia="华文中宋" w:hAnsi="华文中宋" w:hint="eastAsia"/>
+              </w:rPr>
+              <w:t>cube[</w:t>
+            </w:r>
+            <w:proofErr w:type="gramEnd"/>
+            <w:r>
+              <w:rPr>
+                <w:rFonts w:ascii="华文中宋" w:eastAsia="华文中宋" w:hAnsi="华文中宋" w:hint="eastAsia"/>
+              </w:rPr>
+              <w:t>1</w:t>
+            </w:r>
+            <w:proofErr w:type="gramStart"/>
+            <w:r>
+              <w:rPr>
+                <w:rFonts w:ascii="华文中宋" w:eastAsia="华文中宋" w:hAnsi="华文中宋" w:hint="eastAsia"/>
+              </w:rPr>
+              <w:t>].color</w:t>
+            </w:r>
+            <w:proofErr w:type="gramEnd"/>
+            <w:r>
+              <w:rPr>
+                <w:rFonts w:ascii="华文中宋" w:eastAsia="华文中宋" w:hAnsi="华文中宋" w:hint="eastAsia"/>
+              </w:rPr>
+              <w:t xml:space="preserve"> = </w:t>
+            </w:r>
+            <w:proofErr w:type="gramStart"/>
+            <w:r>
+              <w:rPr>
+                <w:rFonts w:ascii="华文中宋" w:eastAsia="华文中宋" w:hAnsi="华文中宋" w:hint="eastAsia"/>
+              </w:rPr>
+              <w:t>{ 0,255</w:t>
+            </w:r>
+            <w:proofErr w:type="gramEnd"/>
+            <w:r>
+              <w:rPr>
+                <w:rFonts w:ascii="华文中宋" w:eastAsia="华文中宋" w:hAnsi="华文中宋" w:hint="eastAsia"/>
+              </w:rPr>
+              <w:t>,</w:t>
+            </w:r>
+            <w:proofErr w:type="gramStart"/>
+            <w:r>
+              <w:rPr>
+                <w:rFonts w:ascii="华文中宋" w:eastAsia="华文中宋" w:hAnsi="华文中宋" w:hint="eastAsia"/>
+              </w:rPr>
+              <w:t>0 }</w:t>
+            </w:r>
+            <w:proofErr w:type="gramEnd"/>
+            <w:r>
+              <w:rPr>
+                <w:rFonts w:ascii="华文中宋" w:eastAsia="华文中宋" w:hAnsi="华文中宋" w:hint="eastAsia"/>
+              </w:rPr>
+              <w:t>;</w:t>
+            </w:r>
+          </w:p>
+          <w:p>
+            <w:pPr>
+              <w:rPr>
+                <w:rFonts w:ascii="华文中宋" w:eastAsia="华文中宋" w:hAnsi="华文中宋" w:hint="eastAsia"/>
+              </w:rPr>
+            </w:pPr>
+            <w:r>
+              <w:rPr>
+                <w:rFonts w:ascii="华文中宋" w:eastAsia="华文中宋" w:hAnsi="华文中宋" w:hint="eastAsia"/>
+              </w:rPr>
+              <w:tab/>
+            </w:r>
+            <w:proofErr w:type="gramStart"/>
+            <w:r>
+              <w:rPr>
+                <w:rFonts w:ascii="华文中宋" w:eastAsia="华文中宋" w:hAnsi="华文中宋" w:hint="eastAsia"/>
+              </w:rPr>
+              <w:t>cube[</w:t>
+            </w:r>
+            <w:proofErr w:type="gramEnd"/>
+            <w:r>
+              <w:rPr>
+                <w:rFonts w:ascii="华文中宋" w:eastAsia="华文中宋" w:hAnsi="华文中宋" w:hint="eastAsia"/>
+              </w:rPr>
+              <w:t>2</w:t>
+            </w:r>
+            <w:proofErr w:type="gramStart"/>
+            <w:r>
+              <w:rPr>
+                <w:rFonts w:ascii="华文中宋" w:eastAsia="华文中宋" w:hAnsi="华文中宋" w:hint="eastAsia"/>
+              </w:rPr>
+              <w:t>].position</w:t>
+            </w:r>
+            <w:proofErr w:type="gramEnd"/>
+            <w:r>
+              <w:rPr>
+                <w:rFonts w:ascii="华文中宋" w:eastAsia="华文中宋" w:hAnsi="华文中宋" w:hint="eastAsia"/>
+              </w:rPr>
+              <w:t xml:space="preserve"> = </w:t>
+            </w:r>
+            <w:proofErr w:type="gramStart"/>
+            <w:r>
+              <w:rPr>
+                <w:rFonts w:ascii="华文中宋" w:eastAsia="华文中宋" w:hAnsi="华文中宋" w:hint="eastAsia"/>
+              </w:rPr>
+              <w:t>{ 1</w:t>
+            </w:r>
+            <w:proofErr w:type="gramEnd"/>
+            <w:r>
+              <w:rPr>
+                <w:rFonts w:ascii="华文中宋" w:eastAsia="华文中宋" w:hAnsi="华文中宋" w:hint="eastAsia"/>
+              </w:rPr>
+              <w:t>,0,1,</w:t>
+            </w:r>
+            <w:proofErr w:type="gramStart"/>
+            <w:r>
+              <w:rPr>
+                <w:rFonts w:ascii="华文中宋" w:eastAsia="华文中宋" w:hAnsi="华文中宋" w:hint="eastAsia"/>
+              </w:rPr>
+              <w:t>1 }</w:t>
+            </w:r>
+            <w:proofErr w:type="gramEnd"/>
+            <w:r>
+              <w:rPr>
+                <w:rFonts w:ascii="华文中宋" w:eastAsia="华文中宋" w:hAnsi="华文中宋" w:hint="eastAsia"/>
+              </w:rPr>
+              <w:t xml:space="preserve">; </w:t>
+            </w:r>
+            <w:proofErr w:type="gramStart"/>
+            <w:r>
+              <w:rPr>
+                <w:rFonts w:ascii="华文中宋" w:eastAsia="华文中宋" w:hAnsi="华文中宋" w:hint="eastAsia"/>
+              </w:rPr>
+              <w:t>cube[</w:t>
+            </w:r>
+            <w:proofErr w:type="gramEnd"/>
+            <w:r>
+              <w:rPr>
+                <w:rFonts w:ascii="华文中宋" w:eastAsia="华文中宋" w:hAnsi="华文中宋" w:hint="eastAsia"/>
+              </w:rPr>
+              <w:t>2</w:t>
+            </w:r>
+            <w:proofErr w:type="gramStart"/>
+            <w:r>
+              <w:rPr>
+                <w:rFonts w:ascii="华文中宋" w:eastAsia="华文中宋" w:hAnsi="华文中宋" w:hint="eastAsia"/>
+              </w:rPr>
+              <w:t>].color</w:t>
+            </w:r>
+            <w:proofErr w:type="gramEnd"/>
+            <w:r>
+              <w:rPr>
+                <w:rFonts w:ascii="华文中宋" w:eastAsia="华文中宋" w:hAnsi="华文中宋" w:hint="eastAsia"/>
+              </w:rPr>
+              <w:t xml:space="preserve"> = </w:t>
+            </w:r>
+            <w:proofErr w:type="gramStart"/>
+            <w:r>
+              <w:rPr>
+                <w:rFonts w:ascii="华文中宋" w:eastAsia="华文中宋" w:hAnsi="华文中宋" w:hint="eastAsia"/>
+              </w:rPr>
+              <w:t>{ 0</w:t>
+            </w:r>
+            <w:proofErr w:type="gramEnd"/>
+            <w:r>
+              <w:rPr>
+                <w:rFonts w:ascii="华文中宋" w:eastAsia="华文中宋" w:hAnsi="华文中宋" w:hint="eastAsia"/>
+              </w:rPr>
+              <w:t>,0,</w:t>
+            </w:r>
+            <w:proofErr w:type="gramStart"/>
+            <w:r>
+              <w:rPr>
+                <w:rFonts w:ascii="华文中宋" w:eastAsia="华文中宋" w:hAnsi="华文中宋" w:hint="eastAsia"/>
+              </w:rPr>
+              <w:t>255 }</w:t>
+            </w:r>
+            <w:proofErr w:type="gramEnd"/>
+            <w:r>
+              <w:rPr>
+                <w:rFonts w:ascii="华文中宋" w:eastAsia="华文中宋" w:hAnsi="华文中宋" w:hint="eastAsia"/>
+              </w:rPr>
+              <w:t>;</w:t>
+            </w:r>
+          </w:p>
+          <w:p>
+            <w:pPr>
+              <w:rPr>
+                <w:rFonts w:ascii="华文中宋" w:eastAsia="华文中宋" w:hAnsi="华文中宋" w:hint="eastAsia"/>
+              </w:rPr>
+            </w:pPr>
+            <w:r>
+              <w:rPr>
+                <w:rFonts w:ascii="华文中宋" w:eastAsia="华文中宋" w:hAnsi="华文中宋" w:hint="eastAsia"/>
+              </w:rPr>
+              <w:tab/>
+            </w:r>
+            <w:proofErr w:type="gramStart"/>
+            <w:r>
+              <w:rPr>
+                <w:rFonts w:ascii="华文中宋" w:eastAsia="华文中宋" w:hAnsi="华文中宋" w:hint="eastAsia"/>
+              </w:rPr>
+              <w:t>cube[</w:t>
+            </w:r>
+            <w:proofErr w:type="gramEnd"/>
+            <w:r>
+              <w:rPr>
+                <w:rFonts w:ascii="华文中宋" w:eastAsia="华文中宋" w:hAnsi="华文中宋" w:hint="eastAsia"/>
+              </w:rPr>
+              <w:t>3</w:t>
+            </w:r>
+            <w:proofErr w:type="gramStart"/>
+            <w:r>
+              <w:rPr>
+                <w:rFonts w:ascii="华文中宋" w:eastAsia="华文中宋" w:hAnsi="华文中宋" w:hint="eastAsia"/>
+              </w:rPr>
+              <w:t>].position</w:t>
+            </w:r>
+            <w:proofErr w:type="gramEnd"/>
+            <w:r>
+              <w:rPr>
+                <w:rFonts w:ascii="华文中宋" w:eastAsia="华文中宋" w:hAnsi="华文中宋" w:hint="eastAsia"/>
+              </w:rPr>
+              <w:t xml:space="preserve"> = </w:t>
+            </w:r>
+            <w:proofErr w:type="gramStart"/>
+            <w:r>
+              <w:rPr>
+                <w:rFonts w:ascii="华文中宋" w:eastAsia="华文中宋" w:hAnsi="华文中宋" w:hint="eastAsia"/>
+              </w:rPr>
+              <w:t>{ 0</w:t>
+            </w:r>
+            <w:proofErr w:type="gramEnd"/>
+            <w:r>
+              <w:rPr>
+                <w:rFonts w:ascii="华文中宋" w:eastAsia="华文中宋" w:hAnsi="华文中宋" w:hint="eastAsia"/>
+              </w:rPr>
+              <w:t>,0,1,</w:t>
+            </w:r>
+            <w:proofErr w:type="gramStart"/>
+            <w:r>
+              <w:rPr>
+                <w:rFonts w:ascii="华文中宋" w:eastAsia="华文中宋" w:hAnsi="华文中宋" w:hint="eastAsia"/>
+              </w:rPr>
+              <w:t>1 }</w:t>
+            </w:r>
+            <w:proofErr w:type="gramEnd"/>
+            <w:r>
+              <w:rPr>
+                <w:rFonts w:ascii="华文中宋" w:eastAsia="华文中宋" w:hAnsi="华文中宋" w:hint="eastAsia"/>
+              </w:rPr>
+              <w:t xml:space="preserve">; </w:t>
+            </w:r>
+            <w:proofErr w:type="gramStart"/>
+            <w:r>
+              <w:rPr>
+                <w:rFonts w:ascii="华文中宋" w:eastAsia="华文中宋" w:hAnsi="华文中宋" w:hint="eastAsia"/>
+              </w:rPr>
+              <w:t>cube[</w:t>
+            </w:r>
+            <w:proofErr w:type="gramEnd"/>
+            <w:r>
+              <w:rPr>
+                <w:rFonts w:ascii="华文中宋" w:eastAsia="华文中宋" w:hAnsi="华文中宋" w:hint="eastAsia"/>
+              </w:rPr>
+              <w:t>3</w:t>
+            </w:r>
+            <w:proofErr w:type="gramStart"/>
+            <w:r>
+              <w:rPr>
+                <w:rFonts w:ascii="华文中宋" w:eastAsia="华文中宋" w:hAnsi="华文中宋" w:hint="eastAsia"/>
+              </w:rPr>
+              <w:t>].color</w:t>
+            </w:r>
+            <w:proofErr w:type="gramEnd"/>
+            <w:r>
+              <w:rPr>
+                <w:rFonts w:ascii="华文中宋" w:eastAsia="华文中宋" w:hAnsi="华文中宋" w:hint="eastAsia"/>
+              </w:rPr>
+              <w:t xml:space="preserve"> = </w:t>
+            </w:r>
+            <w:proofErr w:type="gramStart"/>
+            <w:r>
+              <w:rPr>
+                <w:rFonts w:ascii="华文中宋" w:eastAsia="华文中宋" w:hAnsi="华文中宋" w:hint="eastAsia"/>
+              </w:rPr>
+              <w:t>{ 255,255</w:t>
+            </w:r>
+            <w:proofErr w:type="gramEnd"/>
+            <w:r>
+              <w:rPr>
+                <w:rFonts w:ascii="华文中宋" w:eastAsia="华文中宋" w:hAnsi="华文中宋" w:hint="eastAsia"/>
+              </w:rPr>
+              <w:t>,0};</w:t>
+            </w:r>
+          </w:p>
+          <w:p>
+            <w:pPr>
+              <w:rPr>
+                <w:rFonts w:ascii="华文中宋" w:eastAsia="华文中宋" w:hAnsi="华文中宋" w:hint="eastAsia"/>
+              </w:rPr>
+            </w:pPr>
+            <w:r>
+              <w:rPr>
+                <w:rFonts w:ascii="华文中宋" w:eastAsia="华文中宋" w:hAnsi="华文中宋" w:hint="eastAsia"/>
+              </w:rPr>
+              <w:tab/>
+            </w:r>
+            <w:proofErr w:type="gramStart"/>
+            <w:r>
+              <w:rPr>
+                <w:rFonts w:ascii="华文中宋" w:eastAsia="华文中宋" w:hAnsi="华文中宋" w:hint="eastAsia"/>
+              </w:rPr>
+              <w:t>cube[</w:t>
+            </w:r>
+            <w:proofErr w:type="gramEnd"/>
+            <w:r>
+              <w:rPr>
+                <w:rFonts w:ascii="华文中宋" w:eastAsia="华文中宋" w:hAnsi="华文中宋" w:hint="eastAsia"/>
+              </w:rPr>
+              <w:t>4</w:t>
+            </w:r>
+            <w:proofErr w:type="gramStart"/>
+            <w:r>
+              <w:rPr>
+                <w:rFonts w:ascii="华文中宋" w:eastAsia="华文中宋" w:hAnsi="华文中宋" w:hint="eastAsia"/>
+              </w:rPr>
+              <w:t>].position</w:t>
+            </w:r>
+            <w:proofErr w:type="gramEnd"/>
+            <w:r>
+              <w:rPr>
+                <w:rFonts w:ascii="华文中宋" w:eastAsia="华文中宋" w:hAnsi="华文中宋" w:hint="eastAsia"/>
+              </w:rPr>
+              <w:t xml:space="preserve"> = </w:t>
+            </w:r>
+            <w:proofErr w:type="gramStart"/>
+            <w:r>
+              <w:rPr>
+                <w:rFonts w:ascii="华文中宋" w:eastAsia="华文中宋" w:hAnsi="华文中宋" w:hint="eastAsia"/>
+              </w:rPr>
+              <w:t>{ 0</w:t>
+            </w:r>
+            <w:proofErr w:type="gramEnd"/>
+            <w:r>
+              <w:rPr>
+                <w:rFonts w:ascii="华文中宋" w:eastAsia="华文中宋" w:hAnsi="华文中宋" w:hint="eastAsia"/>
+              </w:rPr>
+              <w:t>,1,0,</w:t>
+            </w:r>
+            <w:proofErr w:type="gramStart"/>
+            <w:r>
+              <w:rPr>
+                <w:rFonts w:ascii="华文中宋" w:eastAsia="华文中宋" w:hAnsi="华文中宋" w:hint="eastAsia"/>
+              </w:rPr>
+              <w:t>1 }</w:t>
+            </w:r>
+            <w:proofErr w:type="gramEnd"/>
+            <w:r>
+              <w:rPr>
+                <w:rFonts w:ascii="华文中宋" w:eastAsia="华文中宋" w:hAnsi="华文中宋" w:hint="eastAsia"/>
+              </w:rPr>
+              <w:t xml:space="preserve">; </w:t>
+            </w:r>
+            <w:proofErr w:type="gramStart"/>
+            <w:r>
+              <w:rPr>
+                <w:rFonts w:ascii="华文中宋" w:eastAsia="华文中宋" w:hAnsi="华文中宋" w:hint="eastAsia"/>
+              </w:rPr>
+              <w:t>cube[</w:t>
+            </w:r>
+            <w:proofErr w:type="gramEnd"/>
+            <w:r>
+              <w:rPr>
+                <w:rFonts w:ascii="华文中宋" w:eastAsia="华文中宋" w:hAnsi="华文中宋" w:hint="eastAsia"/>
+              </w:rPr>
+              <w:t>4</w:t>
+            </w:r>
+            <w:proofErr w:type="gramStart"/>
+            <w:r>
+              <w:rPr>
+                <w:rFonts w:ascii="华文中宋" w:eastAsia="华文中宋" w:hAnsi="华文中宋" w:hint="eastAsia"/>
+              </w:rPr>
+              <w:t>].color</w:t>
+            </w:r>
+            <w:proofErr w:type="gramEnd"/>
+            <w:r>
+              <w:rPr>
+                <w:rFonts w:ascii="华文中宋" w:eastAsia="华文中宋" w:hAnsi="华文中宋" w:hint="eastAsia"/>
+              </w:rPr>
+              <w:t xml:space="preserve"> = </w:t>
+            </w:r>
+            <w:proofErr w:type="gramStart"/>
+            <w:r>
+              <w:rPr>
+                <w:rFonts w:ascii="华文中宋" w:eastAsia="华文中宋" w:hAnsi="华文中宋" w:hint="eastAsia"/>
+              </w:rPr>
+              <w:t>{ 0,255,255</w:t>
+            </w:r>
+            <w:proofErr w:type="gramEnd"/>
+            <w:r>
+              <w:rPr>
+                <w:rFonts w:ascii="华文中宋" w:eastAsia="华文中宋" w:hAnsi="华文中宋" w:hint="eastAsia"/>
+              </w:rPr>
+              <w:t>};</w:t>
+            </w:r>
+          </w:p>
+          <w:p>
+            <w:pPr>
+              <w:rPr>
+                <w:rFonts w:ascii="华文中宋" w:eastAsia="华文中宋" w:hAnsi="华文中宋" w:hint="eastAsia"/>
+              </w:rPr>
+            </w:pPr>
+            <w:r>
+              <w:rPr>
+                <w:rFonts w:ascii="华文中宋" w:eastAsia="华文中宋" w:hAnsi="华文中宋" w:hint="eastAsia"/>
+              </w:rPr>
+              <w:tab/>
+            </w:r>
+            <w:proofErr w:type="gramStart"/>
+            <w:r>
+              <w:rPr>
+                <w:rFonts w:ascii="华文中宋" w:eastAsia="华文中宋" w:hAnsi="华文中宋" w:hint="eastAsia"/>
+              </w:rPr>
+              <w:t>cube[</w:t>
+            </w:r>
+            <w:proofErr w:type="gramEnd"/>
+            <w:r>
+              <w:rPr>
+                <w:rFonts w:ascii="华文中宋" w:eastAsia="华文中宋" w:hAnsi="华文中宋" w:hint="eastAsia"/>
+              </w:rPr>
+              <w:t>5</w:t>
+            </w:r>
+            <w:proofErr w:type="gramStart"/>
+            <w:r>
+              <w:rPr>
+                <w:rFonts w:ascii="华文中宋" w:eastAsia="华文中宋" w:hAnsi="华文中宋" w:hint="eastAsia"/>
+              </w:rPr>
+              <w:t>].position</w:t>
+            </w:r>
+            <w:proofErr w:type="gramEnd"/>
+            <w:r>
+              <w:rPr>
+                <w:rFonts w:ascii="华文中宋" w:eastAsia="华文中宋" w:hAnsi="华文中宋" w:hint="eastAsia"/>
+              </w:rPr>
+              <w:t xml:space="preserve"> = </w:t>
+            </w:r>
+            <w:proofErr w:type="gramStart"/>
+            <w:r>
+              <w:rPr>
+                <w:rFonts w:ascii="华文中宋" w:eastAsia="华文中宋" w:hAnsi="华文中宋" w:hint="eastAsia"/>
+              </w:rPr>
+              <w:t>{ 0</w:t>
+            </w:r>
+            <w:proofErr w:type="gramEnd"/>
+            <w:r>
+              <w:rPr>
+                <w:rFonts w:ascii="华文中宋" w:eastAsia="华文中宋" w:hAnsi="华文中宋" w:hint="eastAsia"/>
+              </w:rPr>
+              <w:t>,1,1,</w:t>
+            </w:r>
+            <w:proofErr w:type="gramStart"/>
+            <w:r>
+              <w:rPr>
+                <w:rFonts w:ascii="华文中宋" w:eastAsia="华文中宋" w:hAnsi="华文中宋" w:hint="eastAsia"/>
+              </w:rPr>
+              <w:t>1 }</w:t>
+            </w:r>
+            <w:proofErr w:type="gramEnd"/>
+            <w:r>
+              <w:rPr>
+                <w:rFonts w:ascii="华文中宋" w:eastAsia="华文中宋" w:hAnsi="华文中宋" w:hint="eastAsia"/>
+              </w:rPr>
+              <w:t xml:space="preserve">; </w:t>
+            </w:r>
+            <w:proofErr w:type="gramStart"/>
+            <w:r>
+              <w:rPr>
+                <w:rFonts w:ascii="华文中宋" w:eastAsia="华文中宋" w:hAnsi="华文中宋" w:hint="eastAsia"/>
+              </w:rPr>
+              <w:t>cube[</w:t>
+            </w:r>
+            <w:proofErr w:type="gramEnd"/>
+            <w:r>
+              <w:rPr>
+                <w:rFonts w:ascii="华文中宋" w:eastAsia="华文中宋" w:hAnsi="华文中宋" w:hint="eastAsia"/>
+              </w:rPr>
+              <w:t>5</w:t>
+            </w:r>
+            <w:proofErr w:type="gramStart"/>
+            <w:r>
+              <w:rPr>
+                <w:rFonts w:ascii="华文中宋" w:eastAsia="华文中宋" w:hAnsi="华文中宋" w:hint="eastAsia"/>
+              </w:rPr>
+              <w:t>].color</w:t>
+            </w:r>
+            <w:proofErr w:type="gramEnd"/>
+            <w:r>
+              <w:rPr>
+                <w:rFonts w:ascii="华文中宋" w:eastAsia="华文中宋" w:hAnsi="华文中宋" w:hint="eastAsia"/>
+              </w:rPr>
+              <w:t xml:space="preserve"> = </w:t>
+            </w:r>
+            <w:proofErr w:type="gramStart"/>
+            <w:r>
+              <w:rPr>
+                <w:rFonts w:ascii="华文中宋" w:eastAsia="华文中宋" w:hAnsi="华文中宋" w:hint="eastAsia"/>
+              </w:rPr>
+              <w:t>{ 255</w:t>
+            </w:r>
+            <w:proofErr w:type="gramEnd"/>
+            <w:r>
+              <w:rPr>
+                <w:rFonts w:ascii="华文中宋" w:eastAsia="华文中宋" w:hAnsi="华文中宋" w:hint="eastAsia"/>
+              </w:rPr>
+              <w:t>,0,255};</w:t>
+            </w:r>
+          </w:p>
+          <w:p>
+            <w:pPr>
+              <w:rPr>
+                <w:rFonts w:ascii="华文中宋" w:eastAsia="华文中宋" w:hAnsi="华文中宋" w:hint="eastAsia"/>
+              </w:rPr>
+            </w:pPr>
+            <w:r>
+              <w:rPr>
+                <w:rFonts w:ascii="华文中宋" w:eastAsia="华文中宋" w:hAnsi="华文中宋" w:hint="eastAsia"/>
+              </w:rPr>
+              <w:tab/>
+            </w:r>
+            <w:proofErr w:type="gramStart"/>
+            <w:r>
+              <w:rPr>
+                <w:rFonts w:ascii="华文中宋" w:eastAsia="华文中宋" w:hAnsi="华文中宋" w:hint="eastAsia"/>
+              </w:rPr>
+              <w:t>cube[</w:t>
+            </w:r>
+            <w:proofErr w:type="gramEnd"/>
+            <w:r>
+              <w:rPr>
+                <w:rFonts w:ascii="华文中宋" w:eastAsia="华文中宋" w:hAnsi="华文中宋" w:hint="eastAsia"/>
+              </w:rPr>
+              <w:t>6</w:t>
+            </w:r>
+            <w:proofErr w:type="gramStart"/>
+            <w:r>
+              <w:rPr>
+                <w:rFonts w:ascii="华文中宋" w:eastAsia="华文中宋" w:hAnsi="华文中宋" w:hint="eastAsia"/>
+              </w:rPr>
+              <w:t>].position</w:t>
+            </w:r>
+            <w:proofErr w:type="gramEnd"/>
+            <w:r>
+              <w:rPr>
+                <w:rFonts w:ascii="华文中宋" w:eastAsia="华文中宋" w:hAnsi="华文中宋" w:hint="eastAsia"/>
+              </w:rPr>
+              <w:t xml:space="preserve"> = </w:t>
+            </w:r>
+            <w:proofErr w:type="gramStart"/>
+            <w:r>
+              <w:rPr>
+                <w:rFonts w:ascii="华文中宋" w:eastAsia="华文中宋" w:hAnsi="华文中宋" w:hint="eastAsia"/>
+              </w:rPr>
+              <w:t>{ 1</w:t>
+            </w:r>
+            <w:proofErr w:type="gramEnd"/>
+            <w:r>
+              <w:rPr>
+                <w:rFonts w:ascii="华文中宋" w:eastAsia="华文中宋" w:hAnsi="华文中宋" w:hint="eastAsia"/>
+              </w:rPr>
+              <w:t>,1,0,</w:t>
+            </w:r>
+            <w:proofErr w:type="gramStart"/>
+            <w:r>
+              <w:rPr>
+                <w:rFonts w:ascii="华文中宋" w:eastAsia="华文中宋" w:hAnsi="华文中宋" w:hint="eastAsia"/>
+              </w:rPr>
+              <w:t>1 }</w:t>
+            </w:r>
+            <w:proofErr w:type="gramEnd"/>
+            <w:r>
+              <w:rPr>
+                <w:rFonts w:ascii="华文中宋" w:eastAsia="华文中宋" w:hAnsi="华文中宋" w:hint="eastAsia"/>
+              </w:rPr>
+              <w:t xml:space="preserve">; </w:t>
+            </w:r>
+            <w:proofErr w:type="gramStart"/>
+            <w:r>
+              <w:rPr>
+                <w:rFonts w:ascii="华文中宋" w:eastAsia="华文中宋" w:hAnsi="华文中宋" w:hint="eastAsia"/>
+              </w:rPr>
+              <w:t>cube[</w:t>
+            </w:r>
+            <w:proofErr w:type="gramEnd"/>
+            <w:r>
+              <w:rPr>
+                <w:rFonts w:ascii="华文中宋" w:eastAsia="华文中宋" w:hAnsi="华文中宋" w:hint="eastAsia"/>
+              </w:rPr>
+              <w:t>6</w:t>
+            </w:r>
+            <w:proofErr w:type="gramStart"/>
+            <w:r>
+              <w:rPr>
+                <w:rFonts w:ascii="华文中宋" w:eastAsia="华文中宋" w:hAnsi="华文中宋" w:hint="eastAsia"/>
+              </w:rPr>
+              <w:t>].color</w:t>
+            </w:r>
+            <w:proofErr w:type="gramEnd"/>
+            <w:r>
+              <w:rPr>
+                <w:rFonts w:ascii="华文中宋" w:eastAsia="华文中宋" w:hAnsi="华文中宋" w:hint="eastAsia"/>
+              </w:rPr>
+              <w:t xml:space="preserve"> = </w:t>
+            </w:r>
+            <w:proofErr w:type="gramStart"/>
+            <w:r>
+              <w:rPr>
+                <w:rFonts w:ascii="华文中宋" w:eastAsia="华文中宋" w:hAnsi="华文中宋" w:hint="eastAsia"/>
+              </w:rPr>
+              <w:t>{ 0</w:t>
+            </w:r>
+            <w:proofErr w:type="gramEnd"/>
+            <w:r>
+              <w:rPr>
+                <w:rFonts w:ascii="华文中宋" w:eastAsia="华文中宋" w:hAnsi="华文中宋" w:hint="eastAsia"/>
+              </w:rPr>
+              <w:t>,0,</w:t>
+            </w:r>
+            <w:proofErr w:type="gramStart"/>
+            <w:r>
+              <w:rPr>
+                <w:rFonts w:ascii="华文中宋" w:eastAsia="华文中宋" w:hAnsi="华文中宋" w:hint="eastAsia"/>
+              </w:rPr>
+              <w:t>0 }</w:t>
+            </w:r>
+            <w:proofErr w:type="gramEnd"/>
+            <w:r>
+              <w:rPr>
+                <w:rFonts w:ascii="华文中宋" w:eastAsia="华文中宋" w:hAnsi="华文中宋" w:hint="eastAsia"/>
+              </w:rPr>
+              <w:t>;</w:t>
+            </w:r>
+          </w:p>
+          <w:p>
+            <w:pPr>
+              <w:rPr>
+                <w:rFonts w:ascii="华文中宋" w:eastAsia="华文中宋" w:hAnsi="华文中宋" w:hint="eastAsia"/>
+              </w:rPr>
+            </w:pPr>
+            <w:r>
+              <w:rPr>
+                <w:rFonts w:ascii="华文中宋" w:eastAsia="华文中宋" w:hAnsi="华文中宋" w:hint="eastAsia"/>
+              </w:rPr>
+              <w:tab/>
+            </w:r>
+            <w:proofErr w:type="gramStart"/>
+            <w:r>
+              <w:rPr>
+                <w:rFonts w:ascii="华文中宋" w:eastAsia="华文中宋" w:hAnsi="华文中宋" w:hint="eastAsia"/>
+              </w:rPr>
+              <w:t>cube[</w:t>
+            </w:r>
+            <w:proofErr w:type="gramEnd"/>
+            <w:r>
+              <w:rPr>
+                <w:rFonts w:ascii="华文中宋" w:eastAsia="华文中宋" w:hAnsi="华文中宋" w:hint="eastAsia"/>
+              </w:rPr>
+              <w:t>7</w:t>
+            </w:r>
+            <w:proofErr w:type="gramStart"/>
+            <w:r>
+              <w:rPr>
+                <w:rFonts w:ascii="华文中宋" w:eastAsia="华文中宋" w:hAnsi="华文中宋" w:hint="eastAsia"/>
+              </w:rPr>
+              <w:t>].position</w:t>
+            </w:r>
+            <w:proofErr w:type="gramEnd"/>
+            <w:r>
+              <w:rPr>
+                <w:rFonts w:ascii="华文中宋" w:eastAsia="华文中宋" w:hAnsi="华文中宋" w:hint="eastAsia"/>
+              </w:rPr>
+              <w:t xml:space="preserve"> = </w:t>
+            </w:r>
+            <w:proofErr w:type="gramStart"/>
+            <w:r>
+              <w:rPr>
+                <w:rFonts w:ascii="华文中宋" w:eastAsia="华文中宋" w:hAnsi="华文中宋" w:hint="eastAsia"/>
+              </w:rPr>
+              <w:t>{ 1</w:t>
+            </w:r>
+            <w:proofErr w:type="gramEnd"/>
+            <w:r>
+              <w:rPr>
+                <w:rFonts w:ascii="华文中宋" w:eastAsia="华文中宋" w:hAnsi="华文中宋" w:hint="eastAsia"/>
+              </w:rPr>
+              <w:t>,1,1,</w:t>
+            </w:r>
+            <w:proofErr w:type="gramStart"/>
+            <w:r>
+              <w:rPr>
+                <w:rFonts w:ascii="华文中宋" w:eastAsia="华文中宋" w:hAnsi="华文中宋" w:hint="eastAsia"/>
+              </w:rPr>
+              <w:t>1 }</w:t>
+            </w:r>
+            <w:proofErr w:type="gramEnd"/>
+            <w:r>
+              <w:rPr>
+                <w:rFonts w:ascii="华文中宋" w:eastAsia="华文中宋" w:hAnsi="华文中宋" w:hint="eastAsia"/>
+              </w:rPr>
+              <w:t xml:space="preserve">; </w:t>
+            </w:r>
+            <w:proofErr w:type="gramStart"/>
+            <w:r>
+              <w:rPr>
+                <w:rFonts w:ascii="华文中宋" w:eastAsia="华文中宋" w:hAnsi="华文中宋" w:hint="eastAsia"/>
+              </w:rPr>
+              <w:t>cube[</w:t>
+            </w:r>
+            <w:proofErr w:type="gramEnd"/>
+            <w:r>
+              <w:rPr>
+                <w:rFonts w:ascii="华文中宋" w:eastAsia="华文中宋" w:hAnsi="华文中宋" w:hint="eastAsia"/>
+              </w:rPr>
+              <w:t>7</w:t>
+            </w:r>
+            <w:proofErr w:type="gramStart"/>
+            <w:r>
+              <w:rPr>
+                <w:rFonts w:ascii="华文中宋" w:eastAsia="华文中宋" w:hAnsi="华文中宋" w:hint="eastAsia"/>
+              </w:rPr>
+              <w:t>].color</w:t>
+            </w:r>
+            <w:proofErr w:type="gramEnd"/>
+            <w:r>
+              <w:rPr>
+                <w:rFonts w:ascii="华文中宋" w:eastAsia="华文中宋" w:hAnsi="华文中宋" w:hint="eastAsia"/>
+              </w:rPr>
+              <w:t xml:space="preserve"> = </w:t>
+            </w:r>
+            <w:proofErr w:type="gramStart"/>
+            <w:r>
+              <w:rPr>
+                <w:rFonts w:ascii="华文中宋" w:eastAsia="华文中宋" w:hAnsi="华文中宋" w:hint="eastAsia"/>
+              </w:rPr>
+              <w:t>{ 255,255,255</w:t>
+            </w:r>
+            <w:proofErr w:type="gramEnd"/>
+            <w:r>
+              <w:rPr>
+                <w:rFonts w:ascii="华文中宋" w:eastAsia="华文中宋" w:hAnsi="华文中宋" w:hint="eastAsia"/>
+              </w:rPr>
+              <w:t>};</w:t>
             </w:r>
           </w:p>
           <w:p>
@@ -998,13 +2065,69 @@
         <w:rPr>
           <w:rFonts w:ascii="华文中宋" w:eastAsia="华文中宋" w:hAnsi="华文中宋" w:hint="eastAsia"/>
         </w:rPr>
-        <w:t>然后我就在想，为什么一定要定义成三角形，唉感觉就是，就算听过讲原理的课，但是真的上手做的时候还是每个步骤，每个老师讲过的问题我都会卡住，因为四边形有可能扭曲，但三角形一定在一个平面上，所以我现在认为我需要再弄一个结构体，存储三角形，我认为还是需要绕序的，虽然我现在不打算做什么背面剔除，但是好像以后光照也需要，</w:t>
-      </w:r>
-      <w:r>
-        <w:rPr>
-          <w:rFonts w:ascii="华文中宋" w:eastAsia="华文中宋" w:hAnsi="华文中宋" w:hint="eastAsia"/>
-        </w:rPr>
-        <w:t>那就按照逆时针绕序吧。</w:t>
+        <w:t>然后我就在想，为什么一定要定义成三角形，</w:t>
+      </w:r>
+      <w:proofErr w:type="gramStart"/>
+      <w:r>
+        <w:rPr>
+          <w:rFonts w:ascii="华文中宋" w:eastAsia="华文中宋" w:hAnsi="华文中宋" w:hint="eastAsia"/>
+        </w:rPr>
+        <w:t>唉感觉</w:t>
+      </w:r>
+      <w:proofErr w:type="gramEnd"/>
+      <w:r>
+        <w:rPr>
+          <w:rFonts w:ascii="华文中宋" w:eastAsia="华文中宋" w:hAnsi="华文中宋" w:hint="eastAsia"/>
+        </w:rPr>
+        <w:t>就是，</w:t>
+      </w:r>
+      <w:proofErr w:type="gramStart"/>
+      <w:r>
+        <w:rPr>
+          <w:rFonts w:ascii="华文中宋" w:eastAsia="华文中宋" w:hAnsi="华文中宋" w:hint="eastAsia"/>
+        </w:rPr>
+        <w:t>就算听过讲</w:t>
+      </w:r>
+      <w:proofErr w:type="gramEnd"/>
+      <w:r>
+        <w:rPr>
+          <w:rFonts w:ascii="华文中宋" w:eastAsia="华文中宋" w:hAnsi="华文中宋" w:hint="eastAsia"/>
+        </w:rPr>
+        <w:t>原理的课，但是真的上手做的时候还是每个步骤，每个老师讲过的问题我都会卡住，因为四边形有可能扭曲，但三角形一定在一个平面上，所以我现在认为我需要再弄一个结构体，存储三角形，我认为还是</w:t>
+      </w:r>
+      <w:proofErr w:type="gramStart"/>
+      <w:r>
+        <w:rPr>
+          <w:rFonts w:ascii="华文中宋" w:eastAsia="华文中宋" w:hAnsi="华文中宋" w:hint="eastAsia"/>
+        </w:rPr>
+        <w:t>需要绕序的</w:t>
+      </w:r>
+      <w:proofErr w:type="gramEnd"/>
+      <w:r>
+        <w:rPr>
+          <w:rFonts w:ascii="华文中宋" w:eastAsia="华文中宋" w:hAnsi="华文中宋" w:hint="eastAsia"/>
+        </w:rPr>
+        <w:t>，虽然我现在不打算做什么背面剔除，但是好像以后光照也需要，</w:t>
+      </w:r>
+      <w:r>
+        <w:rPr>
+          <w:rFonts w:ascii="华文中宋" w:eastAsia="华文中宋" w:hAnsi="华文中宋" w:hint="eastAsia"/>
+        </w:rPr>
+        <w:t>那就按照</w:t>
+      </w:r>
+      <w:proofErr w:type="gramStart"/>
+      <w:r>
+        <w:rPr>
+          <w:rFonts w:ascii="华文中宋" w:eastAsia="华文中宋" w:hAnsi="华文中宋" w:hint="eastAsia"/>
+        </w:rPr>
+        <w:t>逆时针绕序吧</w:t>
+      </w:r>
+      <w:proofErr w:type="gramEnd"/>
+      <w:r>
+        <w:rPr>
+          <w:rFonts w:ascii="华文中宋" w:eastAsia="华文中宋" w:hAnsi="华文中宋" w:hint="eastAsia"/>
+        </w:rPr>
+        <w:t>。</w:t>
       </w:r>
     </w:p>
     <w:p>
@@ -1086,7 +2209,20 @@
                 <w:rFonts w:ascii="华文中宋" w:eastAsia="华文中宋" w:hAnsi="华文中宋" w:hint="eastAsia"/>
               </w:rPr>
               <w:tab/>
-              <w:t xml:space="preserve">std::array&lt;struct vector_4, 3&gt; </w:t>
+            </w:r>
+            <w:proofErr w:type="gramStart"/>
+            <w:r>
+              <w:rPr>
+                <w:rFonts w:ascii="华文中宋" w:eastAsia="华文中宋" w:hAnsi="华文中宋" w:hint="eastAsia"/>
+              </w:rPr>
+              <w:t>std::</w:t>
+            </w:r>
+            <w:proofErr w:type="gramEnd"/>
+            <w:r>
+              <w:rPr>
+                <w:rFonts w:ascii="华文中宋" w:eastAsia="华文中宋" w:hAnsi="华文中宋" w:hint="eastAsia"/>
+              </w:rPr>
+              <w:t xml:space="preserve">array&lt;struct vector_4, 3&gt; </w:t>
             </w:r>
             <w:proofErr w:type="spellStart"/>
             <w:r>
@@ -1148,14 +2284,28 @@
               <w:rPr>
                 <w:rFonts w:ascii="华文中宋" w:eastAsia="华文中宋" w:hAnsi="华文中宋" w:hint="eastAsia"/>
               </w:rPr>
-              <w:t>cube_tri</w:t>
-            </w:r>
-            <w:proofErr w:type="spellEnd"/>
-            <w:r>
-              <w:rPr>
-                <w:rFonts w:ascii="华文中宋" w:eastAsia="华文中宋" w:hAnsi="华文中宋" w:hint="eastAsia"/>
-              </w:rPr>
-              <w:t>[16];</w:t>
+              <w:t>cube_</w:t>
+            </w:r>
+            <w:proofErr w:type="gramStart"/>
+            <w:r>
+              <w:rPr>
+                <w:rFonts w:ascii="华文中宋" w:eastAsia="华文中宋" w:hAnsi="华文中宋" w:hint="eastAsia"/>
+              </w:rPr>
+              <w:t>tri</w:t>
+            </w:r>
+            <w:proofErr w:type="spellEnd"/>
+            <w:r>
+              <w:rPr>
+                <w:rFonts w:ascii="华文中宋" w:eastAsia="华文中宋" w:hAnsi="华文中宋" w:hint="eastAsia"/>
+              </w:rPr>
+              <w:t>[</w:t>
+            </w:r>
+            <w:proofErr w:type="gramEnd"/>
+            <w:r>
+              <w:rPr>
+                <w:rFonts w:ascii="华文中宋" w:eastAsia="华文中宋" w:hAnsi="华文中宋" w:hint="eastAsia"/>
+              </w:rPr>
+              <w:t>16];</w:t>
             </w:r>
           </w:p>
           <w:p>
@@ -1189,28 +2339,112 @@
               <w:rPr>
                 <w:rFonts w:ascii="华文中宋" w:eastAsia="华文中宋" w:hAnsi="华文中宋" w:hint="eastAsia"/>
               </w:rPr>
-              <w:t>cube_tri</w:t>
-            </w:r>
-            <w:proofErr w:type="spellEnd"/>
-            <w:r>
-              <w:rPr>
-                <w:rFonts w:ascii="华文中宋" w:eastAsia="华文中宋" w:hAnsi="华文中宋" w:hint="eastAsia"/>
-              </w:rPr>
-              <w:t>[0].</w:t>
-            </w:r>
-            <w:proofErr w:type="spellStart"/>
-            <w:r>
-              <w:rPr>
-                <w:rFonts w:ascii="华文中宋" w:eastAsia="华文中宋" w:hAnsi="华文中宋" w:hint="eastAsia"/>
-              </w:rPr>
-              <w:t>tri_order</w:t>
-            </w:r>
-            <w:proofErr w:type="spellEnd"/>
-            <w:r>
-              <w:rPr>
-                <w:rFonts w:ascii="华文中宋" w:eastAsia="华文中宋" w:hAnsi="华文中宋" w:hint="eastAsia"/>
-              </w:rPr>
-              <w:t xml:space="preserve"> = { cube[0],cube[1],cube[2] };</w:t>
+              <w:t>cube_</w:t>
+            </w:r>
+            <w:proofErr w:type="gramStart"/>
+            <w:r>
+              <w:rPr>
+                <w:rFonts w:ascii="华文中宋" w:eastAsia="华文中宋" w:hAnsi="华文中宋" w:hint="eastAsia"/>
+              </w:rPr>
+              <w:t>tri</w:t>
+            </w:r>
+            <w:proofErr w:type="spellEnd"/>
+            <w:r>
+              <w:rPr>
+                <w:rFonts w:ascii="华文中宋" w:eastAsia="华文中宋" w:hAnsi="华文中宋" w:hint="eastAsia"/>
+              </w:rPr>
+              <w:t>[</w:t>
+            </w:r>
+            <w:proofErr w:type="gramEnd"/>
+            <w:r>
+              <w:rPr>
+                <w:rFonts w:ascii="华文中宋" w:eastAsia="华文中宋" w:hAnsi="华文中宋" w:hint="eastAsia"/>
+              </w:rPr>
+              <w:t>0</w:t>
+            </w:r>
+            <w:proofErr w:type="gramStart"/>
+            <w:r>
+              <w:rPr>
+                <w:rFonts w:ascii="华文中宋" w:eastAsia="华文中宋" w:hAnsi="华文中宋" w:hint="eastAsia"/>
+              </w:rPr>
+              <w:t>].</w:t>
+            </w:r>
+            <w:proofErr w:type="spellStart"/>
+            <w:r>
+              <w:rPr>
+                <w:rFonts w:ascii="华文中宋" w:eastAsia="华文中宋" w:hAnsi="华文中宋" w:hint="eastAsia"/>
+              </w:rPr>
+              <w:t>tri</w:t>
+            </w:r>
+            <w:proofErr w:type="gramEnd"/>
+            <w:r>
+              <w:rPr>
+                <w:rFonts w:ascii="华文中宋" w:eastAsia="华文中宋" w:hAnsi="华文中宋" w:hint="eastAsia"/>
+              </w:rPr>
+              <w:t>_order</w:t>
+            </w:r>
+            <w:proofErr w:type="spellEnd"/>
+            <w:r>
+              <w:rPr>
+                <w:rFonts w:ascii="华文中宋" w:eastAsia="华文中宋" w:hAnsi="华文中宋" w:hint="eastAsia"/>
+              </w:rPr>
+              <w:t xml:space="preserve"> = </w:t>
+            </w:r>
+            <w:proofErr w:type="gramStart"/>
+            <w:r>
+              <w:rPr>
+                <w:rFonts w:ascii="华文中宋" w:eastAsia="华文中宋" w:hAnsi="华文中宋" w:hint="eastAsia"/>
+              </w:rPr>
+              <w:t>{ cube</w:t>
+            </w:r>
+            <w:proofErr w:type="gramEnd"/>
+            <w:r>
+              <w:rPr>
+                <w:rFonts w:ascii="华文中宋" w:eastAsia="华文中宋" w:hAnsi="华文中宋" w:hint="eastAsia"/>
+              </w:rPr>
+              <w:t>[0</w:t>
+            </w:r>
+            <w:proofErr w:type="gramStart"/>
+            <w:r>
+              <w:rPr>
+                <w:rFonts w:ascii="华文中宋" w:eastAsia="华文中宋" w:hAnsi="华文中宋" w:hint="eastAsia"/>
+              </w:rPr>
+              <w:t>],cube</w:t>
+            </w:r>
+            <w:proofErr w:type="gramEnd"/>
+            <w:r>
+              <w:rPr>
+                <w:rFonts w:ascii="华文中宋" w:eastAsia="华文中宋" w:hAnsi="华文中宋" w:hint="eastAsia"/>
+              </w:rPr>
+              <w:t>[1</w:t>
+            </w:r>
+            <w:proofErr w:type="gramStart"/>
+            <w:r>
+              <w:rPr>
+                <w:rFonts w:ascii="华文中宋" w:eastAsia="华文中宋" w:hAnsi="华文中宋" w:hint="eastAsia"/>
+              </w:rPr>
+              <w:t>],cube</w:t>
+            </w:r>
+            <w:proofErr w:type="gramEnd"/>
+            <w:r>
+              <w:rPr>
+                <w:rFonts w:ascii="华文中宋" w:eastAsia="华文中宋" w:hAnsi="华文中宋" w:hint="eastAsia"/>
+              </w:rPr>
+              <w:t>[2</w:t>
+            </w:r>
+            <w:proofErr w:type="gramStart"/>
+            <w:r>
+              <w:rPr>
+                <w:rFonts w:ascii="华文中宋" w:eastAsia="华文中宋" w:hAnsi="华文中宋" w:hint="eastAsia"/>
+              </w:rPr>
+              <w:t>] }</w:t>
+            </w:r>
+            <w:proofErr w:type="gramEnd"/>
+            <w:r>
+              <w:rPr>
+                <w:rFonts w:ascii="华文中宋" w:eastAsia="华文中宋" w:hAnsi="华文中宋" w:hint="eastAsia"/>
+              </w:rPr>
+              <w:t>;</w:t>
             </w:r>
           </w:p>
           <w:p>
@@ -1314,7 +2548,20 @@
                 <w:rFonts w:ascii="华文中宋" w:eastAsia="华文中宋" w:hAnsi="华文中宋" w:hint="eastAsia"/>
               </w:rPr>
               <w:tab/>
-              <w:t>std::array&lt;int, 3&gt; index;</w:t>
+            </w:r>
+            <w:proofErr w:type="gramStart"/>
+            <w:r>
+              <w:rPr>
+                <w:rFonts w:ascii="华文中宋" w:eastAsia="华文中宋" w:hAnsi="华文中宋" w:hint="eastAsia"/>
+              </w:rPr>
+              <w:t>std::</w:t>
+            </w:r>
+            <w:proofErr w:type="gramEnd"/>
+            <w:r>
+              <w:rPr>
+                <w:rFonts w:ascii="华文中宋" w:eastAsia="华文中宋" w:hAnsi="华文中宋" w:hint="eastAsia"/>
+              </w:rPr>
+              <w:t>array&lt;int, 3&gt; index;</w:t>
             </w:r>
           </w:p>
           <w:p>
@@ -1362,14 +2609,28 @@
               <w:rPr>
                 <w:rFonts w:ascii="华文中宋" w:eastAsia="华文中宋" w:hAnsi="华文中宋" w:hint="eastAsia"/>
               </w:rPr>
-              <w:t>cube_index</w:t>
-            </w:r>
-            <w:proofErr w:type="spellEnd"/>
-            <w:r>
-              <w:rPr>
-                <w:rFonts w:ascii="华文中宋" w:eastAsia="华文中宋" w:hAnsi="华文中宋" w:hint="eastAsia"/>
-              </w:rPr>
-              <w:t>[12];</w:t>
+              <w:t>cube_</w:t>
+            </w:r>
+            <w:proofErr w:type="gramStart"/>
+            <w:r>
+              <w:rPr>
+                <w:rFonts w:ascii="华文中宋" w:eastAsia="华文中宋" w:hAnsi="华文中宋" w:hint="eastAsia"/>
+              </w:rPr>
+              <w:t>index</w:t>
+            </w:r>
+            <w:proofErr w:type="spellEnd"/>
+            <w:r>
+              <w:rPr>
+                <w:rFonts w:ascii="华文中宋" w:eastAsia="华文中宋" w:hAnsi="华文中宋" w:hint="eastAsia"/>
+              </w:rPr>
+              <w:t>[</w:t>
+            </w:r>
+            <w:proofErr w:type="gramEnd"/>
+            <w:r>
+              <w:rPr>
+                <w:rFonts w:ascii="华文中宋" w:eastAsia="华文中宋" w:hAnsi="华文中宋" w:hint="eastAsia"/>
+              </w:rPr>
+              <w:t>12];</w:t>
             </w:r>
           </w:p>
           <w:p>
@@ -1843,7 +3104,35 @@
         <w:rPr>
           <w:rFonts w:ascii="华文中宋" w:eastAsia="华文中宋" w:hAnsi="华文中宋" w:hint="eastAsia"/>
         </w:rPr>
-        <w:t>我靠，我忘记了为什么一个点怎么变成矩阵的了，为什么一个点是一维的，最后拉成了矩阵运算，为什么来着，不对不对，我搞混了，点没有变成矩阵，点还是点，是乘一个变换矩阵，乘出来的还是点。</w:t>
+        <w:t>我靠，我忘记了为什么一个</w:t>
+      </w:r>
+      <w:proofErr w:type="gramStart"/>
+      <w:r>
+        <w:rPr>
+          <w:rFonts w:ascii="华文中宋" w:eastAsia="华文中宋" w:hAnsi="华文中宋" w:hint="eastAsia"/>
+        </w:rPr>
+        <w:t>点怎么</w:t>
+      </w:r>
+      <w:proofErr w:type="gramEnd"/>
+      <w:r>
+        <w:rPr>
+          <w:rFonts w:ascii="华文中宋" w:eastAsia="华文中宋" w:hAnsi="华文中宋" w:hint="eastAsia"/>
+        </w:rPr>
+        <w:t>变成矩阵的了，为什么一个点是一维的，最后拉成了矩阵运算，为什么来着，不对不对，我搞混了，点没有变成矩阵，点还是点，是乘一个变换矩阵，</w:t>
+      </w:r>
+      <w:proofErr w:type="gramStart"/>
+      <w:r>
+        <w:rPr>
+          <w:rFonts w:ascii="华文中宋" w:eastAsia="华文中宋" w:hAnsi="华文中宋" w:hint="eastAsia"/>
+        </w:rPr>
+        <w:t>乘出来</w:t>
+      </w:r>
+      <w:proofErr w:type="gramEnd"/>
+      <w:r>
+        <w:rPr>
+          <w:rFonts w:ascii="华文中宋" w:eastAsia="华文中宋" w:hAnsi="华文中宋" w:hint="eastAsia"/>
+        </w:rPr>
+        <w:t>的还是点。</w:t>
       </w:r>
     </w:p>
     <w:p>
@@ -1965,7 +3254,35 @@
                 <w:rFonts w:ascii="华文中宋" w:eastAsia="华文中宋" w:hAnsi="华文中宋" w:hint="eastAsia"/>
               </w:rPr>
               <w:tab/>
-              <w:t>float matrix[4][4] = { 0 };</w:t>
+              <w:t xml:space="preserve">float </w:t>
+            </w:r>
+            <w:proofErr w:type="gramStart"/>
+            <w:r>
+              <w:rPr>
+                <w:rFonts w:ascii="华文中宋" w:eastAsia="华文中宋" w:hAnsi="华文中宋" w:hint="eastAsia"/>
+              </w:rPr>
+              <w:t>matrix[</w:t>
+            </w:r>
+            <w:proofErr w:type="gramEnd"/>
+            <w:r>
+              <w:rPr>
+                <w:rFonts w:ascii="华文中宋" w:eastAsia="华文中宋" w:hAnsi="华文中宋" w:hint="eastAsia"/>
+              </w:rPr>
+              <w:t xml:space="preserve">4][4] = </w:t>
+            </w:r>
+            <w:proofErr w:type="gramStart"/>
+            <w:r>
+              <w:rPr>
+                <w:rFonts w:ascii="华文中宋" w:eastAsia="华文中宋" w:hAnsi="华文中宋" w:hint="eastAsia"/>
+              </w:rPr>
+              <w:t>{ 0</w:t>
+            </w:r>
+            <w:proofErr w:type="gramEnd"/>
+            <w:r>
+              <w:rPr>
+                <w:rFonts w:ascii="华文中宋" w:eastAsia="华文中宋" w:hAnsi="华文中宋" w:hint="eastAsia"/>
+              </w:rPr>
+              <w:t xml:space="preserve"> };</w:t>
             </w:r>
           </w:p>
           <w:p>
@@ -2012,7 +3329,35 @@
                 <w:rFonts w:ascii="华文中宋" w:eastAsia="华文中宋" w:hAnsi="华文中宋" w:hint="eastAsia"/>
               </w:rPr>
               <w:tab/>
-              <w:t>double matrix[3][3] = { 0 };</w:t>
+              <w:t xml:space="preserve">double </w:t>
+            </w:r>
+            <w:proofErr w:type="gramStart"/>
+            <w:r>
+              <w:rPr>
+                <w:rFonts w:ascii="华文中宋" w:eastAsia="华文中宋" w:hAnsi="华文中宋" w:hint="eastAsia"/>
+              </w:rPr>
+              <w:t>matrix[</w:t>
+            </w:r>
+            <w:proofErr w:type="gramEnd"/>
+            <w:r>
+              <w:rPr>
+                <w:rFonts w:ascii="华文中宋" w:eastAsia="华文中宋" w:hAnsi="华文中宋" w:hint="eastAsia"/>
+              </w:rPr>
+              <w:t xml:space="preserve">3][3] = </w:t>
+            </w:r>
+            <w:proofErr w:type="gramStart"/>
+            <w:r>
+              <w:rPr>
+                <w:rFonts w:ascii="华文中宋" w:eastAsia="华文中宋" w:hAnsi="华文中宋" w:hint="eastAsia"/>
+              </w:rPr>
+              <w:t>{ 0</w:t>
+            </w:r>
+            <w:proofErr w:type="gramEnd"/>
+            <w:r>
+              <w:rPr>
+                <w:rFonts w:ascii="华文中宋" w:eastAsia="华文中宋" w:hAnsi="华文中宋" w:hint="eastAsia"/>
+              </w:rPr>
+              <w:t xml:space="preserve"> };</w:t>
             </w:r>
           </w:p>
           <w:p>
@@ -2052,35 +3397,103 @@
                 <w:rFonts w:ascii="华文中宋" w:eastAsia="华文中宋" w:hAnsi="华文中宋" w:hint="eastAsia"/>
               </w:rPr>
               <w:tab/>
-              <w:t>std::array&lt;float, 4&gt;  position;</w:t>
-            </w:r>
-          </w:p>
-          <w:p>
-            <w:pPr>
-              <w:rPr>
-                <w:rFonts w:ascii="华文中宋" w:eastAsia="华文中宋" w:hAnsi="华文中宋" w:hint="eastAsia"/>
-              </w:rPr>
-            </w:pPr>
-            <w:r>
-              <w:rPr>
-                <w:rFonts w:ascii="华文中宋" w:eastAsia="华文中宋" w:hAnsi="华文中宋" w:hint="eastAsia"/>
-              </w:rPr>
-              <w:tab/>
-              <w:t>//float position[4] = { 0 };</w:t>
-            </w:r>
-          </w:p>
-          <w:p>
-            <w:pPr>
-              <w:rPr>
-                <w:rFonts w:ascii="华文中宋" w:eastAsia="华文中宋" w:hAnsi="华文中宋" w:hint="eastAsia"/>
-              </w:rPr>
-            </w:pPr>
-            <w:r>
-              <w:rPr>
-                <w:rFonts w:ascii="华文中宋" w:eastAsia="华文中宋" w:hAnsi="华文中宋" w:hint="eastAsia"/>
-              </w:rPr>
-              <w:tab/>
-              <w:t>std::array&lt;short, 3&gt; color;</w:t>
+            </w:r>
+            <w:proofErr w:type="gramStart"/>
+            <w:r>
+              <w:rPr>
+                <w:rFonts w:ascii="华文中宋" w:eastAsia="华文中宋" w:hAnsi="华文中宋" w:hint="eastAsia"/>
+              </w:rPr>
+              <w:t>std::</w:t>
+            </w:r>
+            <w:proofErr w:type="gramEnd"/>
+            <w:r>
+              <w:rPr>
+                <w:rFonts w:ascii="华文中宋" w:eastAsia="华文中宋" w:hAnsi="华文中宋" w:hint="eastAsia"/>
+              </w:rPr>
+              <w:t>array&lt;float, 4</w:t>
+            </w:r>
+            <w:proofErr w:type="gramStart"/>
+            <w:r>
+              <w:rPr>
+                <w:rFonts w:ascii="华文中宋" w:eastAsia="华文中宋" w:hAnsi="华文中宋" w:hint="eastAsia"/>
+              </w:rPr>
+              <w:t>&gt;  position</w:t>
+            </w:r>
+            <w:proofErr w:type="gramEnd"/>
+            <w:r>
+              <w:rPr>
+                <w:rFonts w:ascii="华文中宋" w:eastAsia="华文中宋" w:hAnsi="华文中宋" w:hint="eastAsia"/>
+              </w:rPr>
+              <w:t>;</w:t>
+            </w:r>
+          </w:p>
+          <w:p>
+            <w:pPr>
+              <w:rPr>
+                <w:rFonts w:ascii="华文中宋" w:eastAsia="华文中宋" w:hAnsi="华文中宋" w:hint="eastAsia"/>
+              </w:rPr>
+            </w:pPr>
+            <w:r>
+              <w:rPr>
+                <w:rFonts w:ascii="华文中宋" w:eastAsia="华文中宋" w:hAnsi="华文中宋" w:hint="eastAsia"/>
+              </w:rPr>
+              <w:tab/>
+              <w:t xml:space="preserve">//float </w:t>
+            </w:r>
+            <w:proofErr w:type="gramStart"/>
+            <w:r>
+              <w:rPr>
+                <w:rFonts w:ascii="华文中宋" w:eastAsia="华文中宋" w:hAnsi="华文中宋" w:hint="eastAsia"/>
+              </w:rPr>
+              <w:t>position[</w:t>
+            </w:r>
+            <w:proofErr w:type="gramEnd"/>
+            <w:r>
+              <w:rPr>
+                <w:rFonts w:ascii="华文中宋" w:eastAsia="华文中宋" w:hAnsi="华文中宋" w:hint="eastAsia"/>
+              </w:rPr>
+              <w:t xml:space="preserve">4] = </w:t>
+            </w:r>
+            <w:proofErr w:type="gramStart"/>
+            <w:r>
+              <w:rPr>
+                <w:rFonts w:ascii="华文中宋" w:eastAsia="华文中宋" w:hAnsi="华文中宋" w:hint="eastAsia"/>
+              </w:rPr>
+              <w:t>{ 0</w:t>
+            </w:r>
+            <w:proofErr w:type="gramEnd"/>
+            <w:r>
+              <w:rPr>
+                <w:rFonts w:ascii="华文中宋" w:eastAsia="华文中宋" w:hAnsi="华文中宋" w:hint="eastAsia"/>
+              </w:rPr>
+              <w:t xml:space="preserve"> };</w:t>
+            </w:r>
+          </w:p>
+          <w:p>
+            <w:pPr>
+              <w:rPr>
+                <w:rFonts w:ascii="华文中宋" w:eastAsia="华文中宋" w:hAnsi="华文中宋" w:hint="eastAsia"/>
+              </w:rPr>
+            </w:pPr>
+            <w:r>
+              <w:rPr>
+                <w:rFonts w:ascii="华文中宋" w:eastAsia="华文中宋" w:hAnsi="华文中宋" w:hint="eastAsia"/>
+              </w:rPr>
+              <w:tab/>
+            </w:r>
+            <w:proofErr w:type="gramStart"/>
+            <w:r>
+              <w:rPr>
+                <w:rFonts w:ascii="华文中宋" w:eastAsia="华文中宋" w:hAnsi="华文中宋" w:hint="eastAsia"/>
+              </w:rPr>
+              <w:t>std::</w:t>
+            </w:r>
+            <w:proofErr w:type="gramEnd"/>
+            <w:r>
+              <w:rPr>
+                <w:rFonts w:ascii="华文中宋" w:eastAsia="华文中宋" w:hAnsi="华文中宋" w:hint="eastAsia"/>
+              </w:rPr>
+              <w:t>array&lt;short, 3&gt; color;</w:t>
             </w:r>
           </w:p>
           <w:p>
@@ -2095,7 +3508,35 @@
               </w:rPr>
               <w:lastRenderedPageBreak/>
               <w:tab/>
-              <w:t>//short color[3] = { 0 };</w:t>
+              <w:t xml:space="preserve">//short </w:t>
+            </w:r>
+            <w:proofErr w:type="gramStart"/>
+            <w:r>
+              <w:rPr>
+                <w:rFonts w:ascii="华文中宋" w:eastAsia="华文中宋" w:hAnsi="华文中宋" w:hint="eastAsia"/>
+              </w:rPr>
+              <w:t>color[</w:t>
+            </w:r>
+            <w:proofErr w:type="gramEnd"/>
+            <w:r>
+              <w:rPr>
+                <w:rFonts w:ascii="华文中宋" w:eastAsia="华文中宋" w:hAnsi="华文中宋" w:hint="eastAsia"/>
+              </w:rPr>
+              <w:t xml:space="preserve">3] = </w:t>
+            </w:r>
+            <w:proofErr w:type="gramStart"/>
+            <w:r>
+              <w:rPr>
+                <w:rFonts w:ascii="华文中宋" w:eastAsia="华文中宋" w:hAnsi="华文中宋" w:hint="eastAsia"/>
+              </w:rPr>
+              <w:t>{ 0</w:t>
+            </w:r>
+            <w:proofErr w:type="gramEnd"/>
+            <w:r>
+              <w:rPr>
+                <w:rFonts w:ascii="华文中宋" w:eastAsia="华文中宋" w:hAnsi="华文中宋" w:hint="eastAsia"/>
+              </w:rPr>
+              <w:t xml:space="preserve"> };</w:t>
             </w:r>
           </w:p>
           <w:p>
@@ -2149,7 +3590,20 @@
                 <w:rFonts w:ascii="华文中宋" w:eastAsia="华文中宋" w:hAnsi="华文中宋" w:hint="eastAsia"/>
               </w:rPr>
               <w:tab/>
-              <w:t>std::array&lt;int, 3&gt; index;</w:t>
+            </w:r>
+            <w:proofErr w:type="gramStart"/>
+            <w:r>
+              <w:rPr>
+                <w:rFonts w:ascii="华文中宋" w:eastAsia="华文中宋" w:hAnsi="华文中宋" w:hint="eastAsia"/>
+              </w:rPr>
+              <w:t>std::</w:t>
+            </w:r>
+            <w:proofErr w:type="gramEnd"/>
+            <w:r>
+              <w:rPr>
+                <w:rFonts w:ascii="华文中宋" w:eastAsia="华文中宋" w:hAnsi="华文中宋" w:hint="eastAsia"/>
+              </w:rPr>
+              <w:t>array&lt;int, 3&gt; index;</w:t>
             </w:r>
           </w:p>
           <w:p>
@@ -2195,33 +3649,75 @@
               <w:rPr>
                 <w:rFonts w:ascii="华文中宋" w:eastAsia="华文中宋" w:hAnsi="华文中宋" w:hint="eastAsia"/>
               </w:rPr>
-              <w:t>struct Matrix3D Matrix3D_muilti(struct Matrix3D mat1, struct Matrix3D mat2);</w:t>
-            </w:r>
-          </w:p>
-          <w:p>
-            <w:pPr>
-              <w:rPr>
-                <w:rFonts w:ascii="华文中宋" w:eastAsia="华文中宋" w:hAnsi="华文中宋" w:hint="eastAsia"/>
-              </w:rPr>
-            </w:pPr>
-            <w:r>
-              <w:rPr>
-                <w:rFonts w:ascii="华文中宋" w:eastAsia="华文中宋" w:hAnsi="华文中宋" w:hint="eastAsia"/>
-              </w:rPr>
-              <w:t>struct Matrix3D Matrix3D_muilti(struct myRender_vector_4 vector, struct Matrix3D mat2);</w:t>
-            </w:r>
-          </w:p>
-          <w:p>
-            <w:pPr>
-              <w:rPr>
-                <w:rFonts w:ascii="华文中宋" w:eastAsia="华文中宋" w:hAnsi="华文中宋" w:hint="eastAsia"/>
-              </w:rPr>
-            </w:pPr>
-            <w:r>
-              <w:rPr>
-                <w:rFonts w:ascii="华文中宋" w:eastAsia="华文中宋" w:hAnsi="华文中宋" w:hint="eastAsia"/>
-              </w:rPr>
-              <w:t>struct Matrix3D Matrix3D_add(struct Matrix3D mat1, struct Matrix3D mat2);</w:t>
+              <w:t>struct Matrix3D Matrix3D_</w:t>
+            </w:r>
+            <w:proofErr w:type="gramStart"/>
+            <w:r>
+              <w:rPr>
+                <w:rFonts w:ascii="华文中宋" w:eastAsia="华文中宋" w:hAnsi="华文中宋" w:hint="eastAsia"/>
+              </w:rPr>
+              <w:t>muilti(</w:t>
+            </w:r>
+            <w:proofErr w:type="gramEnd"/>
+            <w:r>
+              <w:rPr>
+                <w:rFonts w:ascii="华文中宋" w:eastAsia="华文中宋" w:hAnsi="华文中宋" w:hint="eastAsia"/>
+              </w:rPr>
+              <w:t>struct Matrix3D mat1, struct Matrix3D mat2);</w:t>
+            </w:r>
+          </w:p>
+          <w:p>
+            <w:pPr>
+              <w:rPr>
+                <w:rFonts w:ascii="华文中宋" w:eastAsia="华文中宋" w:hAnsi="华文中宋" w:hint="eastAsia"/>
+              </w:rPr>
+            </w:pPr>
+            <w:r>
+              <w:rPr>
+                <w:rFonts w:ascii="华文中宋" w:eastAsia="华文中宋" w:hAnsi="华文中宋" w:hint="eastAsia"/>
+              </w:rPr>
+              <w:t>struct Matrix3D Matrix3D_</w:t>
+            </w:r>
+            <w:proofErr w:type="gramStart"/>
+            <w:r>
+              <w:rPr>
+                <w:rFonts w:ascii="华文中宋" w:eastAsia="华文中宋" w:hAnsi="华文中宋" w:hint="eastAsia"/>
+              </w:rPr>
+              <w:t>muilti(</w:t>
+            </w:r>
+            <w:proofErr w:type="gramEnd"/>
+            <w:r>
+              <w:rPr>
+                <w:rFonts w:ascii="华文中宋" w:eastAsia="华文中宋" w:hAnsi="华文中宋" w:hint="eastAsia"/>
+              </w:rPr>
+              <w:t>struct myRender_vector_4 vector, struct Matrix3D mat2);</w:t>
+            </w:r>
+          </w:p>
+          <w:p>
+            <w:pPr>
+              <w:rPr>
+                <w:rFonts w:ascii="华文中宋" w:eastAsia="华文中宋" w:hAnsi="华文中宋" w:hint="eastAsia"/>
+              </w:rPr>
+            </w:pPr>
+            <w:r>
+              <w:rPr>
+                <w:rFonts w:ascii="华文中宋" w:eastAsia="华文中宋" w:hAnsi="华文中宋" w:hint="eastAsia"/>
+              </w:rPr>
+              <w:t>struct Matrix3D Matrix3D_</w:t>
+            </w:r>
+            <w:proofErr w:type="gramStart"/>
+            <w:r>
+              <w:rPr>
+                <w:rFonts w:ascii="华文中宋" w:eastAsia="华文中宋" w:hAnsi="华文中宋" w:hint="eastAsia"/>
+              </w:rPr>
+              <w:t>add(</w:t>
+            </w:r>
+            <w:proofErr w:type="gramEnd"/>
+            <w:r>
+              <w:rPr>
+                <w:rFonts w:ascii="华文中宋" w:eastAsia="华文中宋" w:hAnsi="华文中宋" w:hint="eastAsia"/>
+              </w:rPr>
+              <w:t>struct Matrix3D mat1, struct Matrix3D mat2);</w:t>
             </w:r>
           </w:p>
           <w:p>
@@ -2302,7 +3798,21 @@
         <w:rPr>
           <w:rFonts w:ascii="华文中宋" w:eastAsia="华文中宋" w:hAnsi="华文中宋" w:hint="eastAsia"/>
         </w:rPr>
-        <w:t>struct myRender_vector_4 Matrix3D_muilti(struct myRender_vector_4 vector, struct Matrix3D mat);</w:t>
+        <w:t>struct myRender_vector_4 Matrix3D_</w:t>
+      </w:r>
+      <w:proofErr w:type="gramStart"/>
+      <w:r>
+        <w:rPr>
+          <w:rFonts w:ascii="华文中宋" w:eastAsia="华文中宋" w:hAnsi="华文中宋" w:hint="eastAsia"/>
+        </w:rPr>
+        <w:t>muilti(</w:t>
+      </w:r>
+      <w:proofErr w:type="gramEnd"/>
+      <w:r>
+        <w:rPr>
+          <w:rFonts w:ascii="华文中宋" w:eastAsia="华文中宋" w:hAnsi="华文中宋" w:hint="eastAsia"/>
+        </w:rPr>
+        <w:t>struct myRender_vector_4 vector, struct Matrix3D mat);</w:t>
       </w:r>
     </w:p>
     <w:p>
@@ -2341,9 +3851,17 @@
         <w:rPr>
           <w:rFonts w:ascii="华文中宋" w:eastAsia="华文中宋" w:hAnsi="华文中宋" w:hint="eastAsia"/>
         </w:rPr>
-        <w:t>其实这里我还蒙了一下vector定义问题，我写的时候忽略了颜色，当时以为我运算用的点没有颜色，我还在想是不是需要新写一个结构体，不过很快反应过来了，这个一般是输入的顶点，颜色直接赋传进来</w:t>
+        <w:t>其实这里我还蒙了一下vector定义问题，我写的时候忽略了颜色，当时以为我运算用的点没有颜色，我还在想是不是需要新写一个结构体，不过很快反应过来了，这个一般是输入的顶点，颜色</w:t>
+      </w:r>
+      <w:proofErr w:type="gramStart"/>
+      <w:r>
+        <w:rPr>
+          <w:rFonts w:ascii="华文中宋" w:eastAsia="华文中宋" w:hAnsi="华文中宋" w:hint="eastAsia"/>
+        </w:rPr>
+        <w:t>直接赋传进来</w:t>
       </w:r>
       <w:proofErr w:type="spellStart"/>
+      <w:proofErr w:type="gramEnd"/>
       <w:r>
         <w:rPr>
           <w:rFonts w:ascii="华文中宋" w:eastAsia="华文中宋" w:hAnsi="华文中宋" w:hint="eastAsia"/>
@@ -2355,7 +3873,21 @@
         <w:rPr>
           <w:rFonts w:ascii="华文中宋" w:eastAsia="华文中宋" w:hAnsi="华文中宋" w:hint="eastAsia"/>
         </w:rPr>
-        <w:t>的颜色就行，应该是没有别的再需要的了吧。有的话再说。</w:t>
+        <w:t>的颜色就行，应该是没有</w:t>
+      </w:r>
+      <w:proofErr w:type="gramStart"/>
+      <w:r>
+        <w:rPr>
+          <w:rFonts w:ascii="华文中宋" w:eastAsia="华文中宋" w:hAnsi="华文中宋" w:hint="eastAsia"/>
+        </w:rPr>
+        <w:t>别的再</w:t>
+      </w:r>
+      <w:proofErr w:type="gramEnd"/>
+      <w:r>
+        <w:rPr>
+          <w:rFonts w:ascii="华文中宋" w:eastAsia="华文中宋" w:hAnsi="华文中宋" w:hint="eastAsia"/>
+        </w:rPr>
+        <w:t>需要的了吧。有的话再说。</w:t>
       </w:r>
     </w:p>
     <w:p>
@@ -2508,7 +4040,21 @@
               <w:rPr>
                 <w:rFonts w:ascii="华文中宋" w:eastAsia="华文中宋" w:hAnsi="华文中宋" w:hint="eastAsia"/>
               </w:rPr>
-              <w:t>struct Matrix3D Matrix3D_muilti(struct Matrix3D mat1, struct Matrix3D mat2)</w:t>
+              <w:t>struct Matrix3D Matrix3D_</w:t>
+            </w:r>
+            <w:proofErr w:type="gramStart"/>
+            <w:r>
+              <w:rPr>
+                <w:rFonts w:ascii="华文中宋" w:eastAsia="华文中宋" w:hAnsi="华文中宋" w:hint="eastAsia"/>
+              </w:rPr>
+              <w:t>muilti(</w:t>
+            </w:r>
+            <w:proofErr w:type="gramEnd"/>
+            <w:r>
+              <w:rPr>
+                <w:rFonts w:ascii="华文中宋" w:eastAsia="华文中宋" w:hAnsi="华文中宋" w:hint="eastAsia"/>
+              </w:rPr>
+              <w:t>struct Matrix3D mat1, struct Matrix3D mat2)</w:t>
             </w:r>
           </w:p>
           <w:p>
@@ -2746,6 +4292,7 @@
               <w:tab/>
             </w:r>
             <w:proofErr w:type="spellStart"/>
+            <w:proofErr w:type="gramStart"/>
             <w:r>
               <w:rPr>
                 <w:rFonts w:ascii="华文中宋" w:eastAsia="华文中宋" w:hAnsi="华文中宋" w:hint="eastAsia"/>
@@ -2753,6 +4300,7 @@
               <w:t>sum.matrix</w:t>
             </w:r>
             <w:proofErr w:type="spellEnd"/>
+            <w:proofErr w:type="gramEnd"/>
             <w:r>
               <w:rPr>
                 <w:rFonts w:ascii="华文中宋" w:eastAsia="华文中宋" w:hAnsi="华文中宋" w:hint="eastAsia"/>
@@ -2771,7 +4319,21 @@
               <w:rPr>
                 <w:rFonts w:ascii="华文中宋" w:eastAsia="华文中宋" w:hAnsi="华文中宋" w:hint="eastAsia"/>
               </w:rPr>
-              <w:t>][j]+=mat1.matrix[</w:t>
+              <w:t>][</w:t>
+            </w:r>
+            <w:proofErr w:type="gramStart"/>
+            <w:r>
+              <w:rPr>
+                <w:rFonts w:ascii="华文中宋" w:eastAsia="华文中宋" w:hAnsi="华文中宋" w:hint="eastAsia"/>
+              </w:rPr>
+              <w:t>j]+=mat1.matrix</w:t>
+            </w:r>
+            <w:proofErr w:type="gramEnd"/>
+            <w:r>
+              <w:rPr>
+                <w:rFonts w:ascii="华文中宋" w:eastAsia="华文中宋" w:hAnsi="华文中宋" w:hint="eastAsia"/>
+              </w:rPr>
+              <w:t>[</w:t>
             </w:r>
             <w:proofErr w:type="spellStart"/>
             <w:r>
@@ -2785,7 +4347,21 @@
               <w:rPr>
                 <w:rFonts w:ascii="华文中宋" w:eastAsia="华文中宋" w:hAnsi="华文中宋" w:hint="eastAsia"/>
               </w:rPr>
-              <w:t>][k]*mat2.matrix[k][j];</w:t>
+              <w:t>][</w:t>
+            </w:r>
+            <w:proofErr w:type="gramStart"/>
+            <w:r>
+              <w:rPr>
+                <w:rFonts w:ascii="华文中宋" w:eastAsia="华文中宋" w:hAnsi="华文中宋" w:hint="eastAsia"/>
+              </w:rPr>
+              <w:t>k]*</w:t>
+            </w:r>
+            <w:proofErr w:type="gramEnd"/>
+            <w:r>
+              <w:rPr>
+                <w:rFonts w:ascii="华文中宋" w:eastAsia="华文中宋" w:hAnsi="华文中宋" w:hint="eastAsia"/>
+              </w:rPr>
+              <w:t>mat2.matrix[k][j];</w:t>
             </w:r>
           </w:p>
           <w:p>
@@ -2892,7 +4468,21 @@
               <w:rPr>
                 <w:rFonts w:ascii="华文中宋" w:eastAsia="华文中宋" w:hAnsi="华文中宋" w:hint="eastAsia"/>
               </w:rPr>
-              <w:t>struct myRender_vector_4 Matrix3D_muilti(struct myRender_vector_4 vector, struct Matrix3D mat)</w:t>
+              <w:t>struct myRender_vector_4 Matrix3D_</w:t>
+            </w:r>
+            <w:proofErr w:type="gramStart"/>
+            <w:r>
+              <w:rPr>
+                <w:rFonts w:ascii="华文中宋" w:eastAsia="华文中宋" w:hAnsi="华文中宋" w:hint="eastAsia"/>
+              </w:rPr>
+              <w:t>muilti(</w:t>
+            </w:r>
+            <w:proofErr w:type="gramEnd"/>
+            <w:r>
+              <w:rPr>
+                <w:rFonts w:ascii="华文中宋" w:eastAsia="华文中宋" w:hAnsi="华文中宋" w:hint="eastAsia"/>
+              </w:rPr>
+              <w:t>struct myRender_vector_4 vector, struct Matrix3D mat)</w:t>
             </w:r>
           </w:p>
           <w:p>
@@ -2935,6 +4525,7 @@
               <w:tab/>
             </w:r>
             <w:proofErr w:type="spellStart"/>
+            <w:proofErr w:type="gramStart"/>
             <w:r>
               <w:rPr>
                 <w:rFonts w:ascii="华文中宋" w:eastAsia="华文中宋" w:hAnsi="华文中宋" w:hint="eastAsia"/>
@@ -2942,6 +4533,7 @@
               <w:t>sum.color</w:t>
             </w:r>
             <w:proofErr w:type="spellEnd"/>
+            <w:proofErr w:type="gramEnd"/>
             <w:r>
               <w:rPr>
                 <w:rFonts w:ascii="华文中宋" w:eastAsia="华文中宋" w:hAnsi="华文中宋" w:hint="eastAsia"/>
@@ -2949,6 +4541,7 @@
               <w:t xml:space="preserve"> = </w:t>
             </w:r>
             <w:proofErr w:type="spellStart"/>
+            <w:proofErr w:type="gramStart"/>
             <w:r>
               <w:rPr>
                 <w:rFonts w:ascii="华文中宋" w:eastAsia="华文中宋" w:hAnsi="华文中宋" w:hint="eastAsia"/>
@@ -2956,6 +4549,7 @@
               <w:t>vector.color</w:t>
             </w:r>
             <w:proofErr w:type="spellEnd"/>
+            <w:proofErr w:type="gramEnd"/>
             <w:r>
               <w:rPr>
                 <w:rFonts w:ascii="华文中宋" w:eastAsia="华文中宋" w:hAnsi="华文中宋" w:hint="eastAsia"/>
@@ -2974,7 +4568,21 @@
                 <w:rFonts w:ascii="华文中宋" w:eastAsia="华文中宋" w:hAnsi="华文中宋" w:hint="eastAsia"/>
               </w:rPr>
               <w:tab/>
-              <w:t xml:space="preserve">for (int j = 0; j &lt;4 ; </w:t>
+              <w:t>for (int j = 0; j &lt;</w:t>
+            </w:r>
+            <w:proofErr w:type="gramStart"/>
+            <w:r>
+              <w:rPr>
+                <w:rFonts w:ascii="华文中宋" w:eastAsia="华文中宋" w:hAnsi="华文中宋" w:hint="eastAsia"/>
+              </w:rPr>
+              <w:t>4 ;</w:t>
+            </w:r>
+            <w:proofErr w:type="gramEnd"/>
+            <w:r>
+              <w:rPr>
+                <w:rFonts w:ascii="华文中宋" w:eastAsia="华文中宋" w:hAnsi="华文中宋" w:hint="eastAsia"/>
+              </w:rPr>
+              <w:t xml:space="preserve"> </w:t>
             </w:r>
             <w:proofErr w:type="spellStart"/>
             <w:r>
@@ -3071,6 +4679,7 @@
               <w:tab/>
             </w:r>
             <w:proofErr w:type="spellStart"/>
+            <w:proofErr w:type="gramStart"/>
             <w:r>
               <w:rPr>
                 <w:rFonts w:ascii="华文中宋" w:eastAsia="华文中宋" w:hAnsi="华文中宋" w:hint="eastAsia"/>
@@ -3078,6 +4687,7 @@
               <w:t>sum.position</w:t>
             </w:r>
             <w:proofErr w:type="spellEnd"/>
+            <w:proofErr w:type="gramEnd"/>
             <w:r>
               <w:rPr>
                 <w:rFonts w:ascii="华文中宋" w:eastAsia="华文中宋" w:hAnsi="华文中宋" w:hint="eastAsia"/>
@@ -3085,6 +4695,7 @@
               <w:t xml:space="preserve">[j] += </w:t>
             </w:r>
             <w:proofErr w:type="spellStart"/>
+            <w:proofErr w:type="gramStart"/>
             <w:r>
               <w:rPr>
                 <w:rFonts w:ascii="华文中宋" w:eastAsia="华文中宋" w:hAnsi="华文中宋" w:hint="eastAsia"/>
@@ -3092,6 +4703,7 @@
               <w:t>vector.position</w:t>
             </w:r>
             <w:proofErr w:type="spellEnd"/>
+            <w:proofErr w:type="gramEnd"/>
             <w:r>
               <w:rPr>
                 <w:rFonts w:ascii="华文中宋" w:eastAsia="华文中宋" w:hAnsi="华文中宋" w:hint="eastAsia"/>
@@ -3099,6 +4711,7 @@
               <w:t xml:space="preserve"> [k] * </w:t>
             </w:r>
             <w:proofErr w:type="spellStart"/>
+            <w:proofErr w:type="gramStart"/>
             <w:r>
               <w:rPr>
                 <w:rFonts w:ascii="华文中宋" w:eastAsia="华文中宋" w:hAnsi="华文中宋" w:hint="eastAsia"/>
@@ -3106,6 +4719,7 @@
               <w:t>mat.matrix</w:t>
             </w:r>
             <w:proofErr w:type="spellEnd"/>
+            <w:proofErr w:type="gramEnd"/>
             <w:r>
               <w:rPr>
                 <w:rFonts w:ascii="华文中宋" w:eastAsia="华文中宋" w:hAnsi="华文中宋" w:hint="eastAsia"/>
@@ -3184,7 +4798,21 @@
               <w:rPr>
                 <w:rFonts w:ascii="华文中宋" w:eastAsia="华文中宋" w:hAnsi="华文中宋" w:hint="eastAsia"/>
               </w:rPr>
-              <w:t>struct Matrix3D Matrix3D_add(struct Matrix3D mat1, struct Matrix3D mat2)</w:t>
+              <w:t>struct Matrix3D Matrix3D_</w:t>
+            </w:r>
+            <w:proofErr w:type="gramStart"/>
+            <w:r>
+              <w:rPr>
+                <w:rFonts w:ascii="华文中宋" w:eastAsia="华文中宋" w:hAnsi="华文中宋" w:hint="eastAsia"/>
+              </w:rPr>
+              <w:t>add(</w:t>
+            </w:r>
+            <w:proofErr w:type="gramEnd"/>
+            <w:r>
+              <w:rPr>
+                <w:rFonts w:ascii="华文中宋" w:eastAsia="华文中宋" w:hAnsi="华文中宋" w:hint="eastAsia"/>
+              </w:rPr>
+              <w:t>struct Matrix3D mat1, struct Matrix3D mat2)</w:t>
             </w:r>
           </w:p>
           <w:p>
@@ -3363,6 +4991,7 @@
               <w:tab/>
             </w:r>
             <w:proofErr w:type="spellStart"/>
+            <w:proofErr w:type="gramStart"/>
             <w:r>
               <w:rPr>
                 <w:rFonts w:ascii="华文中宋" w:eastAsia="华文中宋" w:hAnsi="华文中宋" w:hint="eastAsia"/>
@@ -3370,6 +4999,7 @@
               <w:t>sum.matrix</w:t>
             </w:r>
             <w:proofErr w:type="spellEnd"/>
+            <w:proofErr w:type="gramEnd"/>
             <w:r>
               <w:rPr>
                 <w:rFonts w:ascii="华文中宋" w:eastAsia="华文中宋" w:hAnsi="华文中宋" w:hint="eastAsia"/>
@@ -3651,21 +5281,82 @@
                 <w:rFonts w:ascii="华文中宋" w:eastAsia="华文中宋" w:hAnsi="华文中宋" w:hint="eastAsia"/>
               </w:rPr>
               <w:tab/>
-              <w:t>std::array&lt;float, 4&gt;  position = { 0 };</w:t>
-            </w:r>
-          </w:p>
-          <w:p>
-            <w:pPr>
-              <w:rPr>
-                <w:rFonts w:ascii="华文中宋" w:eastAsia="华文中宋" w:hAnsi="华文中宋" w:hint="eastAsia"/>
-              </w:rPr>
-            </w:pPr>
-            <w:r>
-              <w:rPr>
-                <w:rFonts w:ascii="华文中宋" w:eastAsia="华文中宋" w:hAnsi="华文中宋" w:hint="eastAsia"/>
-              </w:rPr>
-              <w:tab/>
-              <w:t xml:space="preserve">std::array&lt;float, 4&gt;  </w:t>
+            </w:r>
+            <w:proofErr w:type="gramStart"/>
+            <w:r>
+              <w:rPr>
+                <w:rFonts w:ascii="华文中宋" w:eastAsia="华文中宋" w:hAnsi="华文中宋" w:hint="eastAsia"/>
+              </w:rPr>
+              <w:t>std::</w:t>
+            </w:r>
+            <w:proofErr w:type="gramEnd"/>
+            <w:r>
+              <w:rPr>
+                <w:rFonts w:ascii="华文中宋" w:eastAsia="华文中宋" w:hAnsi="华文中宋" w:hint="eastAsia"/>
+              </w:rPr>
+              <w:t>array&lt;float, 4</w:t>
+            </w:r>
+            <w:proofErr w:type="gramStart"/>
+            <w:r>
+              <w:rPr>
+                <w:rFonts w:ascii="华文中宋" w:eastAsia="华文中宋" w:hAnsi="华文中宋" w:hint="eastAsia"/>
+              </w:rPr>
+              <w:t>&gt;  position</w:t>
+            </w:r>
+            <w:proofErr w:type="gramEnd"/>
+            <w:r>
+              <w:rPr>
+                <w:rFonts w:ascii="华文中宋" w:eastAsia="华文中宋" w:hAnsi="华文中宋" w:hint="eastAsia"/>
+              </w:rPr>
+              <w:t xml:space="preserve"> = </w:t>
+            </w:r>
+            <w:proofErr w:type="gramStart"/>
+            <w:r>
+              <w:rPr>
+                <w:rFonts w:ascii="华文中宋" w:eastAsia="华文中宋" w:hAnsi="华文中宋" w:hint="eastAsia"/>
+              </w:rPr>
+              <w:t>{ 0</w:t>
+            </w:r>
+            <w:proofErr w:type="gramEnd"/>
+            <w:r>
+              <w:rPr>
+                <w:rFonts w:ascii="华文中宋" w:eastAsia="华文中宋" w:hAnsi="华文中宋" w:hint="eastAsia"/>
+              </w:rPr>
+              <w:t xml:space="preserve"> };</w:t>
+            </w:r>
+          </w:p>
+          <w:p>
+            <w:pPr>
+              <w:rPr>
+                <w:rFonts w:ascii="华文中宋" w:eastAsia="华文中宋" w:hAnsi="华文中宋" w:hint="eastAsia"/>
+              </w:rPr>
+            </w:pPr>
+            <w:r>
+              <w:rPr>
+                <w:rFonts w:ascii="华文中宋" w:eastAsia="华文中宋" w:hAnsi="华文中宋" w:hint="eastAsia"/>
+              </w:rPr>
+              <w:tab/>
+            </w:r>
+            <w:proofErr w:type="gramStart"/>
+            <w:r>
+              <w:rPr>
+                <w:rFonts w:ascii="华文中宋" w:eastAsia="华文中宋" w:hAnsi="华文中宋" w:hint="eastAsia"/>
+              </w:rPr>
+              <w:t>std::</w:t>
+            </w:r>
+            <w:proofErr w:type="gramEnd"/>
+            <w:r>
+              <w:rPr>
+                <w:rFonts w:ascii="华文中宋" w:eastAsia="华文中宋" w:hAnsi="华文中宋" w:hint="eastAsia"/>
+              </w:rPr>
+              <w:t>array&lt;float, 4</w:t>
+            </w:r>
+            <w:proofErr w:type="gramStart"/>
+            <w:r>
+              <w:rPr>
+                <w:rFonts w:ascii="华文中宋" w:eastAsia="华文中宋" w:hAnsi="华文中宋" w:hint="eastAsia"/>
+              </w:rPr>
+              <w:t xml:space="preserve">&gt;  </w:t>
             </w:r>
             <w:proofErr w:type="spellStart"/>
             <w:r>
@@ -3675,25 +5366,81 @@
               <w:t>lookat</w:t>
             </w:r>
             <w:proofErr w:type="spellEnd"/>
-            <w:r>
-              <w:rPr>
-                <w:rFonts w:ascii="华文中宋" w:eastAsia="华文中宋" w:hAnsi="华文中宋" w:hint="eastAsia"/>
-              </w:rPr>
-              <w:t xml:space="preserve"> = { 0 };</w:t>
-            </w:r>
-          </w:p>
-          <w:p>
-            <w:pPr>
-              <w:rPr>
-                <w:rFonts w:ascii="华文中宋" w:eastAsia="华文中宋" w:hAnsi="华文中宋" w:hint="eastAsia"/>
-              </w:rPr>
-            </w:pPr>
-            <w:r>
-              <w:rPr>
-                <w:rFonts w:ascii="华文中宋" w:eastAsia="华文中宋" w:hAnsi="华文中宋" w:hint="eastAsia"/>
-              </w:rPr>
-              <w:tab/>
-              <w:t>std::array&lt;float, 4&gt;  up = { 0 };</w:t>
+            <w:proofErr w:type="gramEnd"/>
+            <w:r>
+              <w:rPr>
+                <w:rFonts w:ascii="华文中宋" w:eastAsia="华文中宋" w:hAnsi="华文中宋" w:hint="eastAsia"/>
+              </w:rPr>
+              <w:t xml:space="preserve"> = </w:t>
+            </w:r>
+            <w:proofErr w:type="gramStart"/>
+            <w:r>
+              <w:rPr>
+                <w:rFonts w:ascii="华文中宋" w:eastAsia="华文中宋" w:hAnsi="华文中宋" w:hint="eastAsia"/>
+              </w:rPr>
+              <w:t>{ 0</w:t>
+            </w:r>
+            <w:proofErr w:type="gramEnd"/>
+            <w:r>
+              <w:rPr>
+                <w:rFonts w:ascii="华文中宋" w:eastAsia="华文中宋" w:hAnsi="华文中宋" w:hint="eastAsia"/>
+              </w:rPr>
+              <w:t xml:space="preserve"> };</w:t>
+            </w:r>
+          </w:p>
+          <w:p>
+            <w:pPr>
+              <w:rPr>
+                <w:rFonts w:ascii="华文中宋" w:eastAsia="华文中宋" w:hAnsi="华文中宋" w:hint="eastAsia"/>
+              </w:rPr>
+            </w:pPr>
+            <w:r>
+              <w:rPr>
+                <w:rFonts w:ascii="华文中宋" w:eastAsia="华文中宋" w:hAnsi="华文中宋" w:hint="eastAsia"/>
+              </w:rPr>
+              <w:tab/>
+            </w:r>
+            <w:proofErr w:type="gramStart"/>
+            <w:r>
+              <w:rPr>
+                <w:rFonts w:ascii="华文中宋" w:eastAsia="华文中宋" w:hAnsi="华文中宋" w:hint="eastAsia"/>
+              </w:rPr>
+              <w:t>std::</w:t>
+            </w:r>
+            <w:proofErr w:type="gramEnd"/>
+            <w:r>
+              <w:rPr>
+                <w:rFonts w:ascii="华文中宋" w:eastAsia="华文中宋" w:hAnsi="华文中宋" w:hint="eastAsia"/>
+              </w:rPr>
+              <w:t>array&lt;float, 4</w:t>
+            </w:r>
+            <w:proofErr w:type="gramStart"/>
+            <w:r>
+              <w:rPr>
+                <w:rFonts w:ascii="华文中宋" w:eastAsia="华文中宋" w:hAnsi="华文中宋" w:hint="eastAsia"/>
+              </w:rPr>
+              <w:t>&gt;  up</w:t>
+            </w:r>
+            <w:proofErr w:type="gramEnd"/>
+            <w:r>
+              <w:rPr>
+                <w:rFonts w:ascii="华文中宋" w:eastAsia="华文中宋" w:hAnsi="华文中宋" w:hint="eastAsia"/>
+              </w:rPr>
+              <w:t xml:space="preserve"> = </w:t>
+            </w:r>
+            <w:proofErr w:type="gramStart"/>
+            <w:r>
+              <w:rPr>
+                <w:rFonts w:ascii="华文中宋" w:eastAsia="华文中宋" w:hAnsi="华文中宋" w:hint="eastAsia"/>
+              </w:rPr>
+              <w:t>{ 0</w:t>
+            </w:r>
+            <w:proofErr w:type="gramEnd"/>
+            <w:r>
+              <w:rPr>
+                <w:rFonts w:ascii="华文中宋" w:eastAsia="华文中宋" w:hAnsi="华文中宋" w:hint="eastAsia"/>
+              </w:rPr>
+              <w:t xml:space="preserve"> };</w:t>
             </w:r>
           </w:p>
           <w:p>
@@ -3812,7 +5559,35 @@
               <w:rPr>
                 <w:rFonts w:ascii="华文中宋" w:eastAsia="华文中宋" w:hAnsi="华文中宋" w:hint="eastAsia"/>
               </w:rPr>
-              <w:t xml:space="preserve"> = { 2,2,5,0 };</w:t>
+              <w:t xml:space="preserve"> = </w:t>
+            </w:r>
+            <w:proofErr w:type="gramStart"/>
+            <w:r>
+              <w:rPr>
+                <w:rFonts w:ascii="华文中宋" w:eastAsia="华文中宋" w:hAnsi="华文中宋" w:hint="eastAsia"/>
+              </w:rPr>
+              <w:t>{ 2</w:t>
+            </w:r>
+            <w:proofErr w:type="gramEnd"/>
+            <w:r>
+              <w:rPr>
+                <w:rFonts w:ascii="华文中宋" w:eastAsia="华文中宋" w:hAnsi="华文中宋" w:hint="eastAsia"/>
+              </w:rPr>
+              <w:t>,2,5,</w:t>
+            </w:r>
+            <w:proofErr w:type="gramStart"/>
+            <w:r>
+              <w:rPr>
+                <w:rFonts w:ascii="华文中宋" w:eastAsia="华文中宋" w:hAnsi="华文中宋" w:hint="eastAsia"/>
+              </w:rPr>
+              <w:t>0 }</w:t>
+            </w:r>
+            <w:proofErr w:type="gramEnd"/>
+            <w:r>
+              <w:rPr>
+                <w:rFonts w:ascii="华文中宋" w:eastAsia="华文中宋" w:hAnsi="华文中宋" w:hint="eastAsia"/>
+              </w:rPr>
+              <w:t>;</w:t>
             </w:r>
           </w:p>
           <w:p>
@@ -3839,7 +5614,35 @@
               <w:rPr>
                 <w:rFonts w:ascii="华文中宋" w:eastAsia="华文中宋" w:hAnsi="华文中宋" w:hint="eastAsia"/>
               </w:rPr>
-              <w:t xml:space="preserve"> = { 0.5, 0.5, 0.5, 0 };</w:t>
+              <w:t xml:space="preserve"> = </w:t>
+            </w:r>
+            <w:proofErr w:type="gramStart"/>
+            <w:r>
+              <w:rPr>
+                <w:rFonts w:ascii="华文中宋" w:eastAsia="华文中宋" w:hAnsi="华文中宋" w:hint="eastAsia"/>
+              </w:rPr>
+              <w:t>{ 0.5</w:t>
+            </w:r>
+            <w:proofErr w:type="gramEnd"/>
+            <w:r>
+              <w:rPr>
+                <w:rFonts w:ascii="华文中宋" w:eastAsia="华文中宋" w:hAnsi="华文中宋" w:hint="eastAsia"/>
+              </w:rPr>
+              <w:t xml:space="preserve">, 0.5, 0.5, </w:t>
+            </w:r>
+            <w:proofErr w:type="gramStart"/>
+            <w:r>
+              <w:rPr>
+                <w:rFonts w:ascii="华文中宋" w:eastAsia="华文中宋" w:hAnsi="华文中宋" w:hint="eastAsia"/>
+              </w:rPr>
+              <w:t>0 }</w:t>
+            </w:r>
+            <w:proofErr w:type="gramEnd"/>
+            <w:r>
+              <w:rPr>
+                <w:rFonts w:ascii="华文中宋" w:eastAsia="华文中宋" w:hAnsi="华文中宋" w:hint="eastAsia"/>
+              </w:rPr>
+              <w:t>;</w:t>
             </w:r>
           </w:p>
           <w:p>
@@ -3866,7 +5669,35 @@
               <w:rPr>
                 <w:rFonts w:ascii="华文中宋" w:eastAsia="华文中宋" w:hAnsi="华文中宋" w:hint="eastAsia"/>
               </w:rPr>
-              <w:t xml:space="preserve"> = { 0,1,0,0 };</w:t>
+              <w:t xml:space="preserve"> = </w:t>
+            </w:r>
+            <w:proofErr w:type="gramStart"/>
+            <w:r>
+              <w:rPr>
+                <w:rFonts w:ascii="华文中宋" w:eastAsia="华文中宋" w:hAnsi="华文中宋" w:hint="eastAsia"/>
+              </w:rPr>
+              <w:t>{ 0</w:t>
+            </w:r>
+            <w:proofErr w:type="gramEnd"/>
+            <w:r>
+              <w:rPr>
+                <w:rFonts w:ascii="华文中宋" w:eastAsia="华文中宋" w:hAnsi="华文中宋" w:hint="eastAsia"/>
+              </w:rPr>
+              <w:t>,1,0,</w:t>
+            </w:r>
+            <w:proofErr w:type="gramStart"/>
+            <w:r>
+              <w:rPr>
+                <w:rFonts w:ascii="华文中宋" w:eastAsia="华文中宋" w:hAnsi="华文中宋" w:hint="eastAsia"/>
+              </w:rPr>
+              <w:t>0 }</w:t>
+            </w:r>
+            <w:proofErr w:type="gramEnd"/>
+            <w:r>
+              <w:rPr>
+                <w:rFonts w:ascii="华文中宋" w:eastAsia="华文中宋" w:hAnsi="华文中宋" w:hint="eastAsia"/>
+              </w:rPr>
+              <w:t>;</w:t>
             </w:r>
           </w:p>
           <w:p>
@@ -3911,7 +5742,21 @@
         <w:rPr>
           <w:rFonts w:ascii="华文中宋" w:eastAsia="华文中宋" w:hAnsi="华文中宋"/>
         </w:rPr>
-        <w:t>的第一步是不是要把物体矩阵变换到世界矩阵是吧，模型变换，我现在一开始输入的这个所有点坐标就是模型空间，我要让他们到世界空间去，也就是让相机坐标225为参照原点是吧，这样，我这样想，相对于原点，我的相机在原点的方位是离原点x轴上2，y轴2，z轴5，那就说明原点这个点，以我这个相机为原点来看就是在一个-2，-2，-5的位置，哦，我是不是忘记加负号了</w:t>
+        <w:t>的第一步是不是要把物体矩阵变换到世界矩阵是吧，模型变换，我现在一开始输入的这个</w:t>
+      </w:r>
+      <w:proofErr w:type="gramStart"/>
+      <w:r>
+        <w:rPr>
+          <w:rFonts w:ascii="华文中宋" w:eastAsia="华文中宋" w:hAnsi="华文中宋"/>
+        </w:rPr>
+        <w:t>所有点</w:t>
+      </w:r>
+      <w:proofErr w:type="gramEnd"/>
+      <w:r>
+        <w:rPr>
+          <w:rFonts w:ascii="华文中宋" w:eastAsia="华文中宋" w:hAnsi="华文中宋"/>
+        </w:rPr>
+        <w:t>坐标就是模型空间，我要让他们到世界空间去，也就是让相机坐标225为参照原点是吧，这样，我这样想，相对于原点，我的相机在原点的方位是离原点x轴上2，y轴2，z轴5，那就说明原点这个点，以我这个相机为原点来看就是在一个-2，-2，-5的位置，哦，我是不是忘记加负号了</w:t>
       </w:r>
       <w:r>
         <w:rPr>
@@ -3937,14 +5782,28 @@
         <w:rPr>
           <w:rFonts w:ascii="华文中宋" w:eastAsia="华文中宋" w:hAnsi="华文中宋" w:hint="eastAsia"/>
         </w:rPr>
-        <w:t>MVP_trans</w:t>
+        <w:t>MVP_</w:t>
+      </w:r>
+      <w:proofErr w:type="gramStart"/>
+      <w:r>
+        <w:rPr>
+          <w:rFonts w:ascii="华文中宋" w:eastAsia="华文中宋" w:hAnsi="华文中宋" w:hint="eastAsia"/>
+        </w:rPr>
+        <w:t>trans</w:t>
       </w:r>
       <w:proofErr w:type="spellEnd"/>
       <w:r>
         <w:rPr>
           <w:rFonts w:ascii="华文中宋" w:eastAsia="华文中宋" w:hAnsi="华文中宋" w:hint="eastAsia"/>
         </w:rPr>
-        <w:t xml:space="preserve">(struct </w:t>
+        <w:t>(</w:t>
+      </w:r>
+      <w:proofErr w:type="gramEnd"/>
+      <w:r>
+        <w:rPr>
+          <w:rFonts w:ascii="华文中宋" w:eastAsia="华文中宋" w:hAnsi="华文中宋" w:hint="eastAsia"/>
+        </w:rPr>
+        <w:t xml:space="preserve">struct </w:t>
       </w:r>
       <w:proofErr w:type="spellStart"/>
       <w:r>
@@ -3971,7 +5830,35 @@
         <w:rPr>
           <w:rFonts w:ascii="华文中宋" w:eastAsia="华文中宋" w:hAnsi="华文中宋" w:hint="eastAsia"/>
         </w:rPr>
-        <w:t>我靠了，不好了，哈啊哈哈，我才意识到，我这个是对一个点而不是一个vector数组的，改死我了</w:t>
+        <w:t>我靠了，不好了，</w:t>
+      </w:r>
+      <w:proofErr w:type="gramStart"/>
+      <w:r>
+        <w:rPr>
+          <w:rFonts w:ascii="华文中宋" w:eastAsia="华文中宋" w:hAnsi="华文中宋" w:hint="eastAsia"/>
+        </w:rPr>
+        <w:t>哈啊哈哈</w:t>
+      </w:r>
+      <w:proofErr w:type="gramEnd"/>
+      <w:r>
+        <w:rPr>
+          <w:rFonts w:ascii="华文中宋" w:eastAsia="华文中宋" w:hAnsi="华文中宋" w:hint="eastAsia"/>
+        </w:rPr>
+        <w:t>，我才意识到，我这个是对一个点而不是一个vector数组的，</w:t>
+      </w:r>
+      <w:proofErr w:type="gramStart"/>
+      <w:r>
+        <w:rPr>
+          <w:rFonts w:ascii="华文中宋" w:eastAsia="华文中宋" w:hAnsi="华文中宋" w:hint="eastAsia"/>
+        </w:rPr>
+        <w:t>改死我</w:t>
+      </w:r>
+      <w:proofErr w:type="gramEnd"/>
+      <w:r>
+        <w:rPr>
+          <w:rFonts w:ascii="华文中宋" w:eastAsia="华文中宋" w:hAnsi="华文中宋" w:hint="eastAsia"/>
+        </w:rPr>
+        <w:t>了</w:t>
       </w:r>
     </w:p>
     <w:p>
@@ -3990,7 +5877,7 @@
     <w:p>
       <w:pPr>
         <w:rPr>
-          <w:rFonts w:ascii="华文中宋" w:eastAsia="华文中宋" w:hAnsi="华文中宋"/>
+          <w:rFonts w:ascii="华文中宋" w:eastAsia="华文中宋" w:hAnsi="华文中宋" w:hint="eastAsia"/>
         </w:rPr>
       </w:pPr>
       <w:r>
@@ -4004,14 +5891,28 @@
         <w:rPr>
           <w:rFonts w:ascii="华文中宋" w:eastAsia="华文中宋" w:hAnsi="华文中宋" w:hint="eastAsia"/>
         </w:rPr>
-        <w:t>MVP_trans</w:t>
+        <w:t>MVP_</w:t>
+      </w:r>
+      <w:proofErr w:type="gramStart"/>
+      <w:r>
+        <w:rPr>
+          <w:rFonts w:ascii="华文中宋" w:eastAsia="华文中宋" w:hAnsi="华文中宋" w:hint="eastAsia"/>
+        </w:rPr>
+        <w:t>trans</w:t>
       </w:r>
       <w:proofErr w:type="spellEnd"/>
       <w:r>
         <w:rPr>
           <w:rFonts w:ascii="华文中宋" w:eastAsia="华文中宋" w:hAnsi="华文中宋" w:hint="eastAsia"/>
         </w:rPr>
-        <w:t xml:space="preserve">(struct </w:t>
+        <w:t>(</w:t>
+      </w:r>
+      <w:proofErr w:type="gramEnd"/>
+      <w:r>
+        <w:rPr>
+          <w:rFonts w:ascii="华文中宋" w:eastAsia="华文中宋" w:hAnsi="华文中宋" w:hint="eastAsia"/>
+        </w:rPr>
+        <w:t xml:space="preserve">struct </w:t>
       </w:r>
       <w:proofErr w:type="spellStart"/>
       <w:r>
@@ -4025,9 +5926,24 @@
         <w:rPr>
           <w:rFonts w:ascii="华文中宋" w:eastAsia="华文中宋" w:hAnsi="华文中宋" w:hint="eastAsia"/>
         </w:rPr>
-        <w:t xml:space="preserve"> camera,myRender_vector_4 *</w:t>
+        <w:t xml:space="preserve"> </w:t>
+      </w:r>
+      <w:proofErr w:type="gramStart"/>
+      <w:r>
+        <w:rPr>
+          <w:rFonts w:ascii="华文中宋" w:eastAsia="华文中宋" w:hAnsi="华文中宋" w:hint="eastAsia"/>
+        </w:rPr>
+        <w:t>camera,myRender</w:t>
+      </w:r>
+      <w:proofErr w:type="gramEnd"/>
+      <w:r>
+        <w:rPr>
+          <w:rFonts w:ascii="华文中宋" w:eastAsia="华文中宋" w:hAnsi="华文中宋" w:hint="eastAsia"/>
+        </w:rPr>
+        <w:t>_vector_4 *</w:t>
       </w:r>
       <w:proofErr w:type="spellStart"/>
+      <w:proofErr w:type="gramStart"/>
       <w:r>
         <w:rPr>
           <w:rFonts w:ascii="华文中宋" w:eastAsia="华文中宋" w:hAnsi="华文中宋" w:hint="eastAsia"/>
@@ -4035,6 +5951,7 @@
         <w:t>vector,int</w:t>
       </w:r>
       <w:proofErr w:type="spellEnd"/>
+      <w:proofErr w:type="gramEnd"/>
       <w:r>
         <w:rPr>
           <w:rFonts w:ascii="华文中宋" w:eastAsia="华文中宋" w:hAnsi="华文中宋" w:hint="eastAsia"/>
@@ -4045,7 +5962,7 @@
     <w:p>
       <w:pPr>
         <w:rPr>
-          <w:rFonts w:ascii="华文中宋" w:eastAsia="华文中宋" w:hAnsi="华文中宋"/>
+          <w:rFonts w:ascii="华文中宋" w:eastAsia="华文中宋" w:hAnsi="华文中宋" w:hint="eastAsia"/>
         </w:rPr>
       </w:pPr>
       <w:r>
@@ -4066,9 +5983,31 @@
         <w:rPr>
           <w:rFonts w:ascii="华文中宋" w:eastAsia="华文中宋" w:hAnsi="华文中宋" w:hint="eastAsia"/>
         </w:rPr>
-        <w:t>方向，这个坐标系的x轴就是up向量叉乘</w:t>
+        <w:t>方向，这个坐标系的x</w:t>
+      </w:r>
+      <w:proofErr w:type="gramStart"/>
+      <w:r>
+        <w:rPr>
+          <w:rFonts w:ascii="华文中宋" w:eastAsia="华文中宋" w:hAnsi="华文中宋" w:hint="eastAsia"/>
+        </w:rPr>
+        <w:t>轴就是</w:t>
+      </w:r>
+      <w:proofErr w:type="gramEnd"/>
+      <w:r>
+        <w:rPr>
+          <w:rFonts w:ascii="华文中宋" w:eastAsia="华文中宋" w:hAnsi="华文中宋" w:hint="eastAsia"/>
+        </w:rPr>
+        <w:t>up</w:t>
+      </w:r>
+      <w:proofErr w:type="gramStart"/>
+      <w:r>
+        <w:rPr>
+          <w:rFonts w:ascii="华文中宋" w:eastAsia="华文中宋" w:hAnsi="华文中宋" w:hint="eastAsia"/>
+        </w:rPr>
+        <w:t>向量叉乘</w:t>
       </w:r>
       <w:proofErr w:type="spellStart"/>
+      <w:proofErr w:type="gramEnd"/>
       <w:r>
         <w:rPr>
           <w:rFonts w:ascii="华文中宋" w:eastAsia="华文中宋" w:hAnsi="华文中宋" w:hint="eastAsia"/>
@@ -4086,7 +6025,7 @@
     <w:p>
       <w:pPr>
         <w:rPr>
-          <w:rFonts w:ascii="华文中宋" w:eastAsia="华文中宋" w:hAnsi="华文中宋"/>
+          <w:rFonts w:ascii="华文中宋" w:eastAsia="华文中宋" w:hAnsi="华文中宋" w:hint="eastAsia"/>
         </w:rPr>
       </w:pPr>
       <w:r>
@@ -4099,7 +6038,7 @@
     <w:p>
       <w:pPr>
         <w:rPr>
-          <w:rFonts w:ascii="华文中宋" w:eastAsia="华文中宋" w:hAnsi="华文中宋"/>
+          <w:rFonts w:ascii="华文中宋" w:eastAsia="华文中宋" w:hAnsi="华文中宋" w:hint="eastAsia"/>
         </w:rPr>
       </w:pPr>
       <w:r>
@@ -4132,7 +6071,7 @@
     <w:p>
       <w:pPr>
         <w:rPr>
-          <w:rFonts w:ascii="华文中宋" w:eastAsia="华文中宋" w:hAnsi="华文中宋"/>
+          <w:rFonts w:ascii="华文中宋" w:eastAsia="华文中宋" w:hAnsi="华文中宋" w:hint="eastAsia"/>
         </w:rPr>
       </w:pPr>
       <w:r>
@@ -4145,7 +6084,7 @@
     <w:p>
       <w:pPr>
         <w:rPr>
-          <w:rFonts w:ascii="华文中宋" w:eastAsia="华文中宋" w:hAnsi="华文中宋"/>
+          <w:rFonts w:ascii="华文中宋" w:eastAsia="华文中宋" w:hAnsi="华文中宋" w:hint="eastAsia"/>
         </w:rPr>
       </w:pPr>
       <w:r>
@@ -4165,7 +6104,7 @@
     <w:p>
       <w:pPr>
         <w:rPr>
-          <w:rFonts w:ascii="华文中宋" w:eastAsia="华文中宋" w:hAnsi="华文中宋"/>
+          <w:rFonts w:ascii="华文中宋" w:eastAsia="华文中宋" w:hAnsi="华文中宋" w:hint="eastAsia"/>
         </w:rPr>
       </w:pPr>
       <w:r>
@@ -4227,7 +6166,7 @@
     <w:p>
       <w:pPr>
         <w:rPr>
-          <w:rFonts w:ascii="华文中宋" w:eastAsia="华文中宋" w:hAnsi="华文中宋"/>
+          <w:rFonts w:ascii="华文中宋" w:eastAsia="华文中宋" w:hAnsi="华文中宋" w:hint="eastAsia"/>
         </w:rPr>
       </w:pPr>
     </w:p>
@@ -4291,14 +6230,21 @@
           <w:p>
             <w:pPr>
               <w:rPr>
+                <w:rFonts w:ascii="华文中宋" w:eastAsia="华文中宋" w:hAnsi="华文中宋" w:hint="eastAsia"/>
+              </w:rPr>
+            </w:pPr>
+            <w:r>
+              <w:rPr>
                 <w:rFonts w:ascii="华文中宋" w:eastAsia="华文中宋" w:hAnsi="华文中宋"/>
               </w:rPr>
-            </w:pPr>
+              <w:t>cross_product3</w:t>
+            </w:r>
+            <w:proofErr w:type="gramStart"/>
             <w:r>
               <w:rPr>
                 <w:rFonts w:ascii="华文中宋" w:eastAsia="华文中宋" w:hAnsi="华文中宋"/>
               </w:rPr>
-              <w:t>cross_product3D(</w:t>
+              <w:t>D(</w:t>
             </w:r>
             <w:proofErr w:type="spellStart"/>
             <w:r>
@@ -4308,6 +6254,7 @@
               <w:t>camera.lookat</w:t>
             </w:r>
             <w:proofErr w:type="spellEnd"/>
+            <w:proofErr w:type="gramEnd"/>
             <w:r>
               <w:rPr>
                 <w:rFonts w:ascii="华文中宋" w:eastAsia="华文中宋" w:hAnsi="华文中宋"/>
@@ -4315,6 +6262,7 @@
               <w:t xml:space="preserve">, </w:t>
             </w:r>
             <w:proofErr w:type="spellStart"/>
+            <w:proofErr w:type="gramStart"/>
             <w:r>
               <w:rPr>
                 <w:rFonts w:ascii="华文中宋" w:eastAsia="华文中宋" w:hAnsi="华文中宋"/>
@@ -4326,7 +6274,14 @@
               <w:rPr>
                 <w:rFonts w:ascii="华文中宋" w:eastAsia="华文中宋" w:hAnsi="华文中宋"/>
               </w:rPr>
-              <w:t xml:space="preserve">);struct myRender_vector_4 </w:t>
+              <w:t>);struct</w:t>
+            </w:r>
+            <w:proofErr w:type="gramEnd"/>
+            <w:r>
+              <w:rPr>
+                <w:rFonts w:ascii="华文中宋" w:eastAsia="华文中宋" w:hAnsi="华文中宋"/>
+              </w:rPr>
+              <w:t xml:space="preserve"> myRender_vector_4 </w:t>
             </w:r>
           </w:p>
           <w:p>
@@ -4345,39 +6300,75 @@
           <w:p>
             <w:pPr>
               <w:rPr>
+                <w:rFonts w:ascii="华文中宋" w:eastAsia="华文中宋" w:hAnsi="华文中宋" w:hint="eastAsia"/>
+              </w:rPr>
+            </w:pPr>
+            <w:proofErr w:type="gramStart"/>
+            <w:r>
+              <w:rPr>
                 <w:rFonts w:ascii="华文中宋" w:eastAsia="华文中宋" w:hAnsi="华文中宋"/>
               </w:rPr>
-            </w:pPr>
+              <w:t>{ std::</w:t>
+            </w:r>
+            <w:proofErr w:type="gramEnd"/>
             <w:r>
               <w:rPr>
                 <w:rFonts w:ascii="华文中宋" w:eastAsia="华文中宋" w:hAnsi="华文中宋"/>
               </w:rPr>
-              <w:t xml:space="preserve">{ std::array&lt;float, 4&gt; position = {0}; </w:t>
-            </w:r>
-          </w:p>
-          <w:p>
-            <w:pPr>
+              <w:t xml:space="preserve">array&lt;float, 4&gt; position = {0}; </w:t>
+            </w:r>
+          </w:p>
+          <w:p>
+            <w:pPr>
+              <w:rPr>
+                <w:rFonts w:ascii="华文中宋" w:eastAsia="华文中宋" w:hAnsi="华文中宋" w:hint="eastAsia"/>
+              </w:rPr>
+            </w:pPr>
+            <w:r>
               <w:rPr>
                 <w:rFonts w:ascii="华文中宋" w:eastAsia="华文中宋" w:hAnsi="华文中宋"/>
               </w:rPr>
-            </w:pPr>
+              <w:t xml:space="preserve">//float </w:t>
+            </w:r>
+            <w:proofErr w:type="gramStart"/>
             <w:r>
               <w:rPr>
                 <w:rFonts w:ascii="华文中宋" w:eastAsia="华文中宋" w:hAnsi="华文中宋"/>
               </w:rPr>
-              <w:t xml:space="preserve">//float position[4] = { 0 }; </w:t>
-            </w:r>
-          </w:p>
-          <w:p>
-            <w:pPr>
-              <w:rPr>
-                <w:rFonts w:ascii="华文中宋" w:eastAsia="华文中宋" w:hAnsi="华文中宋" w:hint="eastAsia"/>
-              </w:rPr>
-            </w:pPr>
+              <w:t>position[</w:t>
+            </w:r>
+            <w:proofErr w:type="gramEnd"/>
             <w:r>
               <w:rPr>
                 <w:rFonts w:ascii="华文中宋" w:eastAsia="华文中宋" w:hAnsi="华文中宋"/>
               </w:rPr>
+              <w:t xml:space="preserve">4] = </w:t>
+            </w:r>
+            <w:proofErr w:type="gramStart"/>
+            <w:r>
+              <w:rPr>
+                <w:rFonts w:ascii="华文中宋" w:eastAsia="华文中宋" w:hAnsi="华文中宋"/>
+              </w:rPr>
+              <w:t>{ 0</w:t>
+            </w:r>
+            <w:proofErr w:type="gramEnd"/>
+            <w:r>
+              <w:rPr>
+                <w:rFonts w:ascii="华文中宋" w:eastAsia="华文中宋" w:hAnsi="华文中宋"/>
+              </w:rPr>
+              <w:t xml:space="preserve"> }; </w:t>
+            </w:r>
+          </w:p>
+          <w:p>
+            <w:pPr>
+              <w:rPr>
+                <w:rFonts w:ascii="华文中宋" w:eastAsia="华文中宋" w:hAnsi="华文中宋" w:hint="eastAsia"/>
+              </w:rPr>
+            </w:pPr>
+            <w:r>
+              <w:rPr>
+                <w:rFonts w:ascii="华文中宋" w:eastAsia="华文中宋" w:hAnsi="华文中宋"/>
+              </w:rPr>
               <w:t xml:space="preserve">std::array&lt;short, 3&gt; color = {0}; //short color[3] = { 0 }; myRender_vector_4() = default; </w:t>
             </w:r>
             <w:r>
@@ -4390,60 +6381,174 @@
           <w:p>
             <w:pPr>
               <w:rPr>
+                <w:rFonts w:ascii="华文中宋" w:eastAsia="华文中宋" w:hAnsi="华文中宋" w:hint="eastAsia"/>
+              </w:rPr>
+            </w:pPr>
+            <w:r>
+              <w:rPr>
                 <w:rFonts w:ascii="华文中宋" w:eastAsia="华文中宋" w:hAnsi="华文中宋"/>
               </w:rPr>
-            </w:pPr>
+              <w:t xml:space="preserve">myRender_vector_4(float x, float y, float z, float w, short r, short g, short b) </w:t>
+            </w:r>
+          </w:p>
+          <w:p>
+            <w:pPr>
+              <w:rPr>
+                <w:rFonts w:ascii="华文中宋" w:eastAsia="华文中宋" w:hAnsi="华文中宋" w:hint="eastAsia"/>
+              </w:rPr>
+            </w:pPr>
+            <w:proofErr w:type="gramStart"/>
             <w:r>
               <w:rPr>
                 <w:rFonts w:ascii="华文中宋" w:eastAsia="华文中宋" w:hAnsi="华文中宋"/>
               </w:rPr>
-              <w:t xml:space="preserve">myRender_vector_4(float x, float y, float z, float w, short r, short g, short b) </w:t>
-            </w:r>
-          </w:p>
-          <w:p>
-            <w:pPr>
+              <w:t>{ position</w:t>
+            </w:r>
+            <w:proofErr w:type="gramEnd"/>
+            <w:r>
               <w:rPr>
                 <w:rFonts w:ascii="华文中宋" w:eastAsia="华文中宋" w:hAnsi="华文中宋"/>
               </w:rPr>
-            </w:pPr>
+              <w:t xml:space="preserve"> = </w:t>
+            </w:r>
+            <w:proofErr w:type="gramStart"/>
             <w:r>
               <w:rPr>
                 <w:rFonts w:ascii="华文中宋" w:eastAsia="华文中宋" w:hAnsi="华文中宋"/>
               </w:rPr>
-              <w:t xml:space="preserve">{ position = { x, y, z, w }; color = { r, g, b }; } </w:t>
-            </w:r>
-          </w:p>
-          <w:p>
-            <w:pPr>
+              <w:t>{ x</w:t>
+            </w:r>
+            <w:proofErr w:type="gramEnd"/>
+            <w:r>
               <w:rPr>
                 <w:rFonts w:ascii="华文中宋" w:eastAsia="华文中宋" w:hAnsi="华文中宋"/>
               </w:rPr>
-            </w:pPr>
+              <w:t xml:space="preserve">, y, z, </w:t>
+            </w:r>
+            <w:proofErr w:type="gramStart"/>
             <w:r>
               <w:rPr>
                 <w:rFonts w:ascii="华文中宋" w:eastAsia="华文中宋" w:hAnsi="华文中宋"/>
               </w:rPr>
+              <w:t>w }</w:t>
+            </w:r>
+            <w:proofErr w:type="gramEnd"/>
+            <w:r>
+              <w:rPr>
+                <w:rFonts w:ascii="华文中宋" w:eastAsia="华文中宋" w:hAnsi="华文中宋"/>
+              </w:rPr>
+              <w:t xml:space="preserve">; color = </w:t>
+            </w:r>
+            <w:proofErr w:type="gramStart"/>
+            <w:r>
+              <w:rPr>
+                <w:rFonts w:ascii="华文中宋" w:eastAsia="华文中宋" w:hAnsi="华文中宋"/>
+              </w:rPr>
+              <w:t>{ r</w:t>
+            </w:r>
+            <w:proofErr w:type="gramEnd"/>
+            <w:r>
+              <w:rPr>
+                <w:rFonts w:ascii="华文中宋" w:eastAsia="华文中宋" w:hAnsi="华文中宋"/>
+              </w:rPr>
+              <w:t xml:space="preserve">, g, </w:t>
+            </w:r>
+            <w:proofErr w:type="gramStart"/>
+            <w:r>
+              <w:rPr>
+                <w:rFonts w:ascii="华文中宋" w:eastAsia="华文中宋" w:hAnsi="华文中宋"/>
+              </w:rPr>
+              <w:t>b }</w:t>
+            </w:r>
+            <w:proofErr w:type="gramEnd"/>
+            <w:r>
+              <w:rPr>
+                <w:rFonts w:ascii="华文中宋" w:eastAsia="华文中宋" w:hAnsi="华文中宋"/>
+              </w:rPr>
+              <w:t xml:space="preserve">; } </w:t>
+            </w:r>
+          </w:p>
+          <w:p>
+            <w:pPr>
+              <w:rPr>
+                <w:rFonts w:ascii="华文中宋" w:eastAsia="华文中宋" w:hAnsi="华文中宋" w:hint="eastAsia"/>
+              </w:rPr>
+            </w:pPr>
+            <w:r>
+              <w:rPr>
+                <w:rFonts w:ascii="华文中宋" w:eastAsia="华文中宋" w:hAnsi="华文中宋"/>
+              </w:rPr>
               <w:t xml:space="preserve">myRender_vector_4(float x, float y, float z, float w) </w:t>
             </w:r>
           </w:p>
           <w:p>
             <w:pPr>
               <w:rPr>
+                <w:rFonts w:ascii="华文中宋" w:eastAsia="华文中宋" w:hAnsi="华文中宋" w:hint="eastAsia"/>
+              </w:rPr>
+            </w:pPr>
+            <w:proofErr w:type="gramStart"/>
+            <w:r>
+              <w:rPr>
                 <w:rFonts w:ascii="华文中宋" w:eastAsia="华文中宋" w:hAnsi="华文中宋"/>
               </w:rPr>
-            </w:pPr>
+              <w:t>{ position</w:t>
+            </w:r>
+            <w:proofErr w:type="gramEnd"/>
             <w:r>
               <w:rPr>
                 <w:rFonts w:ascii="华文中宋" w:eastAsia="华文中宋" w:hAnsi="华文中宋"/>
               </w:rPr>
-              <w:t>{ position = { x, y, z, w }; } };</w:t>
-            </w:r>
-          </w:p>
-          <w:p>
-            <w:pPr>
+              <w:t xml:space="preserve"> = </w:t>
+            </w:r>
+            <w:proofErr w:type="gramStart"/>
+            <w:r>
               <w:rPr>
                 <w:rFonts w:ascii="华文中宋" w:eastAsia="华文中宋" w:hAnsi="华文中宋"/>
               </w:rPr>
+              <w:t>{ x</w:t>
+            </w:r>
+            <w:proofErr w:type="gramEnd"/>
+            <w:r>
+              <w:rPr>
+                <w:rFonts w:ascii="华文中宋" w:eastAsia="华文中宋" w:hAnsi="华文中宋"/>
+              </w:rPr>
+              <w:t xml:space="preserve">, y, z, </w:t>
+            </w:r>
+            <w:proofErr w:type="gramStart"/>
+            <w:r>
+              <w:rPr>
+                <w:rFonts w:ascii="华文中宋" w:eastAsia="华文中宋" w:hAnsi="华文中宋"/>
+              </w:rPr>
+              <w:t>w }</w:t>
+            </w:r>
+            <w:proofErr w:type="gramEnd"/>
+            <w:r>
+              <w:rPr>
+                <w:rFonts w:ascii="华文中宋" w:eastAsia="华文中宋" w:hAnsi="华文中宋"/>
+              </w:rPr>
+              <w:t xml:space="preserve">; </w:t>
+            </w:r>
+            <w:proofErr w:type="gramStart"/>
+            <w:r>
+              <w:rPr>
+                <w:rFonts w:ascii="华文中宋" w:eastAsia="华文中宋" w:hAnsi="华文中宋"/>
+              </w:rPr>
+              <w:t>} }</w:t>
+            </w:r>
+            <w:proofErr w:type="gramEnd"/>
+            <w:r>
+              <w:rPr>
+                <w:rFonts w:ascii="华文中宋" w:eastAsia="华文中宋" w:hAnsi="华文中宋"/>
+              </w:rPr>
+              <w:t>;</w:t>
+            </w:r>
+          </w:p>
+          <w:p>
+            <w:pPr>
+              <w:rPr>
+                <w:rFonts w:ascii="华文中宋" w:eastAsia="华文中宋" w:hAnsi="华文中宋" w:hint="eastAsia"/>
+              </w:rPr>
             </w:pPr>
           </w:p>
           <w:p>
@@ -4483,13 +6588,55 @@
               <w:rPr>
                 <w:rFonts w:ascii="华文中宋" w:eastAsia="华文中宋" w:hAnsi="华文中宋"/>
               </w:rPr>
-              <w:t xml:space="preserve"> { std::array&lt;float, 4&gt; position = { 0 }; std::array&lt;float, 4&gt; </w:t>
-            </w:r>
-            <w:proofErr w:type="spellStart"/>
+              <w:t xml:space="preserve"> </w:t>
+            </w:r>
+            <w:proofErr w:type="gramStart"/>
             <w:r>
               <w:rPr>
                 <w:rFonts w:ascii="华文中宋" w:eastAsia="华文中宋" w:hAnsi="华文中宋"/>
               </w:rPr>
+              <w:t>{ std::</w:t>
+            </w:r>
+            <w:proofErr w:type="gramEnd"/>
+            <w:r>
+              <w:rPr>
+                <w:rFonts w:ascii="华文中宋" w:eastAsia="华文中宋" w:hAnsi="华文中宋"/>
+              </w:rPr>
+              <w:t xml:space="preserve">array&lt;float, 4&gt; position = </w:t>
+            </w:r>
+            <w:proofErr w:type="gramStart"/>
+            <w:r>
+              <w:rPr>
+                <w:rFonts w:ascii="华文中宋" w:eastAsia="华文中宋" w:hAnsi="华文中宋"/>
+              </w:rPr>
+              <w:t>{ 0</w:t>
+            </w:r>
+            <w:proofErr w:type="gramEnd"/>
+            <w:r>
+              <w:rPr>
+                <w:rFonts w:ascii="华文中宋" w:eastAsia="华文中宋" w:hAnsi="华文中宋"/>
+              </w:rPr>
+              <w:t xml:space="preserve"> }; </w:t>
+            </w:r>
+            <w:proofErr w:type="gramStart"/>
+            <w:r>
+              <w:rPr>
+                <w:rFonts w:ascii="华文中宋" w:eastAsia="华文中宋" w:hAnsi="华文中宋"/>
+              </w:rPr>
+              <w:t>std::</w:t>
+            </w:r>
+            <w:proofErr w:type="gramEnd"/>
+            <w:r>
+              <w:rPr>
+                <w:rFonts w:ascii="华文中宋" w:eastAsia="华文中宋" w:hAnsi="华文中宋"/>
+              </w:rPr>
+              <w:t xml:space="preserve">array&lt;float, 4&gt; </w:t>
+            </w:r>
+            <w:proofErr w:type="spellStart"/>
+            <w:r>
+              <w:rPr>
+                <w:rFonts w:ascii="华文中宋" w:eastAsia="华文中宋" w:hAnsi="华文中宋"/>
+              </w:rPr>
               <w:t>lookat</w:t>
             </w:r>
             <w:proofErr w:type="spellEnd"/>
@@ -4497,7 +6644,49 @@
               <w:rPr>
                 <w:rFonts w:ascii="华文中宋" w:eastAsia="华文中宋" w:hAnsi="华文中宋"/>
               </w:rPr>
-              <w:t xml:space="preserve"> = { 0 }; std::array&lt;float, 4&gt; up = { 0 }; };</w:t>
+              <w:t xml:space="preserve"> = </w:t>
+            </w:r>
+            <w:proofErr w:type="gramStart"/>
+            <w:r>
+              <w:rPr>
+                <w:rFonts w:ascii="华文中宋" w:eastAsia="华文中宋" w:hAnsi="华文中宋"/>
+              </w:rPr>
+              <w:t>{ 0</w:t>
+            </w:r>
+            <w:proofErr w:type="gramEnd"/>
+            <w:r>
+              <w:rPr>
+                <w:rFonts w:ascii="华文中宋" w:eastAsia="华文中宋" w:hAnsi="华文中宋"/>
+              </w:rPr>
+              <w:t xml:space="preserve"> }; </w:t>
+            </w:r>
+            <w:proofErr w:type="gramStart"/>
+            <w:r>
+              <w:rPr>
+                <w:rFonts w:ascii="华文中宋" w:eastAsia="华文中宋" w:hAnsi="华文中宋"/>
+              </w:rPr>
+              <w:t>std::</w:t>
+            </w:r>
+            <w:proofErr w:type="gramEnd"/>
+            <w:r>
+              <w:rPr>
+                <w:rFonts w:ascii="华文中宋" w:eastAsia="华文中宋" w:hAnsi="华文中宋"/>
+              </w:rPr>
+              <w:t xml:space="preserve">array&lt;float, 4&gt; up = </w:t>
+            </w:r>
+            <w:proofErr w:type="gramStart"/>
+            <w:r>
+              <w:rPr>
+                <w:rFonts w:ascii="华文中宋" w:eastAsia="华文中宋" w:hAnsi="华文中宋"/>
+              </w:rPr>
+              <w:t>{ 0</w:t>
+            </w:r>
+            <w:proofErr w:type="gramEnd"/>
+            <w:r>
+              <w:rPr>
+                <w:rFonts w:ascii="华文中宋" w:eastAsia="华文中宋" w:hAnsi="华文中宋"/>
+              </w:rPr>
+              <w:t xml:space="preserve"> }; };</w:t>
             </w:r>
           </w:p>
         </w:tc>
@@ -4506,14 +6695,14 @@
     <w:p>
       <w:pPr>
         <w:rPr>
-          <w:rFonts w:ascii="华文中宋" w:eastAsia="华文中宋" w:hAnsi="华文中宋"/>
+          <w:rFonts w:ascii="华文中宋" w:eastAsia="华文中宋" w:hAnsi="华文中宋" w:hint="eastAsia"/>
         </w:rPr>
       </w:pPr>
     </w:p>
     <w:p>
       <w:pPr>
         <w:rPr>
-          <w:rFonts w:ascii="华文中宋" w:eastAsia="华文中宋" w:hAnsi="华文中宋"/>
+          <w:rFonts w:ascii="华文中宋" w:eastAsia="华文中宋" w:hAnsi="华文中宋" w:hint="eastAsia"/>
         </w:rPr>
       </w:pPr>
       <w:r>
@@ -4611,7 +6800,7 @@
     <w:p>
       <w:pPr>
         <w:rPr>
-          <w:rFonts w:ascii="华文中宋" w:eastAsia="华文中宋" w:hAnsi="华文中宋"/>
+          <w:rFonts w:ascii="华文中宋" w:eastAsia="华文中宋" w:hAnsi="华文中宋" w:hint="eastAsia"/>
         </w:rPr>
       </w:pPr>
       <w:r>
@@ -4624,9 +6813,64 @@
     <w:p>
       <w:pPr>
         <w:rPr>
+          <w:rFonts w:ascii="华文中宋" w:eastAsia="华文中宋" w:hAnsi="华文中宋" w:hint="eastAsia"/>
+        </w:rPr>
+      </w:pPr>
+      <w:r>
+        <w:rPr>
           <w:rFonts w:ascii="华文中宋" w:eastAsia="华文中宋" w:hAnsi="华文中宋"/>
-        </w:rPr>
-      </w:pPr>
+          <w:noProof/>
+        </w:rPr>
+        <w:lastRenderedPageBreak/>
+        <w:drawing>
+          <wp:inline distT="0" distB="0" distL="0" distR="0" wp14:anchorId="044FE5C9" wp14:editId="1C724926">
+            <wp:extent cx="3764273" cy="5020541"/>
+            <wp:effectExtent l="318" t="0" r="8572" b="8573"/>
+            <wp:docPr id="1811092629" name="图片 1"/>
+            <wp:cNvGraphicFramePr>
+              <a:graphicFrameLocks xmlns:a="http://schemas.openxmlformats.org/drawingml/2006/main" noChangeAspect="1"/>
+            </wp:cNvGraphicFramePr>
+            <a:graphic xmlns:a="http://schemas.openxmlformats.org/drawingml/2006/main">
+              <a:graphicData uri="http://schemas.openxmlformats.org/drawingml/2006/picture">
+                <pic:pic xmlns:pic="http://schemas.openxmlformats.org/drawingml/2006/picture">
+                  <pic:nvPicPr>
+                    <pic:cNvPr id="0" name="Picture 1"/>
+                    <pic:cNvPicPr>
+                      <a:picLocks noChangeAspect="1" noChangeArrowheads="1"/>
+                    </pic:cNvPicPr>
+                  </pic:nvPicPr>
+                  <pic:blipFill>
+                    <a:blip r:embed="rId5" cstate="print">
+                      <a:extLst>
+                        <a:ext uri="{28A0092B-C50C-407E-A947-70E740481C1C}">
+                          <a14:useLocalDpi xmlns:a14="http://schemas.microsoft.com/office/drawing/2010/main" val="0"/>
+                        </a:ext>
+                      </a:extLst>
+                    </a:blip>
+                    <a:srcRect/>
+                    <a:stretch>
+                      <a:fillRect/>
+                    </a:stretch>
+                  </pic:blipFill>
+                  <pic:spPr bwMode="auto">
+                    <a:xfrm rot="16200000">
+                      <a:off x="0" y="0"/>
+                      <a:ext cx="3769405" cy="5027386"/>
+                    </a:xfrm>
+                    <a:prstGeom prst="rect">
+                      <a:avLst/>
+                    </a:prstGeom>
+                    <a:noFill/>
+                    <a:ln>
+                      <a:noFill/>
+                    </a:ln>
+                  </pic:spPr>
+                </pic:pic>
+              </a:graphicData>
+            </a:graphic>
+          </wp:inline>
+        </w:drawing>
+      </w:r>
     </w:p>
     <w:p>
       <w:pPr>
@@ -4754,7 +6998,14 @@
                 <w:rFonts w:ascii="华文中宋" w:eastAsia="华文中宋" w:hAnsi="华文中宋" w:hint="eastAsia"/>
               </w:rPr>
               <w:tab/>
-              <w:t>cross_product3D(</w:t>
+              <w:t>cross_product3</w:t>
+            </w:r>
+            <w:proofErr w:type="gramStart"/>
+            <w:r>
+              <w:rPr>
+                <w:rFonts w:ascii="华文中宋" w:eastAsia="华文中宋" w:hAnsi="华文中宋" w:hint="eastAsia"/>
+              </w:rPr>
+              <w:t>D(</w:t>
             </w:r>
             <w:proofErr w:type="spellStart"/>
             <w:r>
@@ -4764,6 +7015,7 @@
               <w:t>camera.lookat</w:t>
             </w:r>
             <w:proofErr w:type="spellEnd"/>
+            <w:proofErr w:type="gramEnd"/>
             <w:r>
               <w:rPr>
                 <w:rFonts w:ascii="华文中宋" w:eastAsia="华文中宋" w:hAnsi="华文中宋" w:hint="eastAsia"/>
@@ -4771,6 +7023,7 @@
               <w:t xml:space="preserve">, </w:t>
             </w:r>
             <w:proofErr w:type="spellStart"/>
+            <w:proofErr w:type="gramStart"/>
             <w:r>
               <w:rPr>
                 <w:rFonts w:ascii="华文中宋" w:eastAsia="华文中宋" w:hAnsi="华文中宋" w:hint="eastAsia"/>
@@ -4778,6 +7031,7 @@
               <w:t>camera.up</w:t>
             </w:r>
             <w:proofErr w:type="spellEnd"/>
+            <w:proofErr w:type="gramEnd"/>
             <w:r>
               <w:rPr>
                 <w:rFonts w:ascii="华文中宋" w:eastAsia="华文中宋" w:hAnsi="华文中宋" w:hint="eastAsia"/>
@@ -4808,8 +7062,125 @@
               <w:rPr>
                 <w:rFonts w:ascii="华文中宋" w:eastAsia="华文中宋" w:hAnsi="华文中宋" w:hint="eastAsia"/>
               </w:rPr>
+              <w:t xml:space="preserve">for (int </w:t>
+            </w:r>
+            <w:proofErr w:type="spellStart"/>
+            <w:r>
+              <w:rPr>
+                <w:rFonts w:ascii="华文中宋" w:eastAsia="华文中宋" w:hAnsi="华文中宋" w:hint="eastAsia"/>
+              </w:rPr>
+              <w:t>i</w:t>
+            </w:r>
+            <w:proofErr w:type="spellEnd"/>
+            <w:r>
+              <w:rPr>
+                <w:rFonts w:ascii="华文中宋" w:eastAsia="华文中宋" w:hAnsi="华文中宋" w:hint="eastAsia"/>
+              </w:rPr>
+              <w:t xml:space="preserve"> = 0; </w:t>
+            </w:r>
+            <w:proofErr w:type="spellStart"/>
+            <w:r>
+              <w:rPr>
+                <w:rFonts w:ascii="华文中宋" w:eastAsia="华文中宋" w:hAnsi="华文中宋" w:hint="eastAsia"/>
+              </w:rPr>
+              <w:t>i</w:t>
+            </w:r>
+            <w:proofErr w:type="spellEnd"/>
+            <w:r>
+              <w:rPr>
+                <w:rFonts w:ascii="华文中宋" w:eastAsia="华文中宋" w:hAnsi="华文中宋" w:hint="eastAsia"/>
+              </w:rPr>
+              <w:t xml:space="preserve"> &lt; 4; </w:t>
+            </w:r>
+            <w:proofErr w:type="spellStart"/>
+            <w:r>
+              <w:rPr>
+                <w:rFonts w:ascii="华文中宋" w:eastAsia="华文中宋" w:hAnsi="华文中宋" w:hint="eastAsia"/>
+              </w:rPr>
+              <w:t>i</w:t>
+            </w:r>
+            <w:proofErr w:type="spellEnd"/>
+            <w:r>
+              <w:rPr>
+                <w:rFonts w:ascii="华文中宋" w:eastAsia="华文中宋" w:hAnsi="华文中宋" w:hint="eastAsia"/>
+              </w:rPr>
+              <w:t>++)</w:t>
+            </w:r>
+          </w:p>
+          <w:p>
+            <w:pPr>
+              <w:rPr>
+                <w:rFonts w:ascii="华文中宋" w:eastAsia="华文中宋" w:hAnsi="华文中宋" w:hint="eastAsia"/>
+              </w:rPr>
+            </w:pPr>
+            <w:r>
+              <w:rPr>
+                <w:rFonts w:ascii="华文中宋" w:eastAsia="华文中宋" w:hAnsi="华文中宋" w:hint="eastAsia"/>
+              </w:rPr>
+              <w:t>{</w:t>
+            </w:r>
+          </w:p>
+          <w:p>
+            <w:pPr>
+              <w:rPr>
+                <w:rFonts w:ascii="华文中宋" w:eastAsia="华文中宋" w:hAnsi="华文中宋" w:hint="eastAsia"/>
+              </w:rPr>
+            </w:pPr>
+            <w:r>
+              <w:rPr>
+                <w:rFonts w:ascii="华文中宋" w:eastAsia="华文中宋" w:hAnsi="华文中宋" w:hint="eastAsia"/>
+              </w:rPr>
+              <w:tab/>
+              <w:t xml:space="preserve">for (int j = 0; j &lt; 4; </w:t>
+            </w:r>
+            <w:proofErr w:type="spellStart"/>
+            <w:r>
+              <w:rPr>
+                <w:rFonts w:ascii="华文中宋" w:eastAsia="华文中宋" w:hAnsi="华文中宋" w:hint="eastAsia"/>
+              </w:rPr>
+              <w:t>j++</w:t>
+            </w:r>
+            <w:proofErr w:type="spellEnd"/>
+            <w:r>
+              <w:rPr>
+                <w:rFonts w:ascii="华文中宋" w:eastAsia="华文中宋" w:hAnsi="华文中宋" w:hint="eastAsia"/>
+              </w:rPr>
+              <w:t>)</w:t>
+            </w:r>
+          </w:p>
+          <w:p>
+            <w:pPr>
+              <w:rPr>
+                <w:rFonts w:ascii="华文中宋" w:eastAsia="华文中宋" w:hAnsi="华文中宋" w:hint="eastAsia"/>
+              </w:rPr>
+            </w:pPr>
+            <w:r>
+              <w:rPr>
+                <w:rFonts w:ascii="华文中宋" w:eastAsia="华文中宋" w:hAnsi="华文中宋" w:hint="eastAsia"/>
+              </w:rPr>
               <w:lastRenderedPageBreak/>
-              <w:t xml:space="preserve">for (int </w:t>
+              <w:tab/>
+              <w:t>{</w:t>
+            </w:r>
+          </w:p>
+          <w:p>
+            <w:pPr>
+              <w:rPr>
+                <w:rFonts w:ascii="华文中宋" w:eastAsia="华文中宋" w:hAnsi="华文中宋" w:hint="eastAsia"/>
+              </w:rPr>
+            </w:pPr>
+            <w:r>
+              <w:rPr>
+                <w:rFonts w:ascii="华文中宋" w:eastAsia="华文中宋" w:hAnsi="华文中宋" w:hint="eastAsia"/>
+              </w:rPr>
+              <w:tab/>
+            </w:r>
+            <w:r>
+              <w:rPr>
+                <w:rFonts w:ascii="华文中宋" w:eastAsia="华文中宋" w:hAnsi="华文中宋" w:hint="eastAsia"/>
+              </w:rPr>
+              <w:tab/>
+              <w:t>if (</w:t>
             </w:r>
             <w:proofErr w:type="spellStart"/>
             <w:r>
@@ -4823,7 +7194,74 @@
               <w:rPr>
                 <w:rFonts w:ascii="华文中宋" w:eastAsia="华文中宋" w:hAnsi="华文中宋" w:hint="eastAsia"/>
               </w:rPr>
-              <w:t xml:space="preserve"> = 0; </w:t>
+              <w:t xml:space="preserve"> == 0)</w:t>
+            </w:r>
+          </w:p>
+          <w:p>
+            <w:pPr>
+              <w:rPr>
+                <w:rFonts w:ascii="华文中宋" w:eastAsia="华文中宋" w:hAnsi="华文中宋" w:hint="eastAsia"/>
+              </w:rPr>
+            </w:pPr>
+            <w:r>
+              <w:rPr>
+                <w:rFonts w:ascii="华文中宋" w:eastAsia="华文中宋" w:hAnsi="华文中宋" w:hint="eastAsia"/>
+              </w:rPr>
+              <w:tab/>
+            </w:r>
+            <w:r>
+              <w:rPr>
+                <w:rFonts w:ascii="华文中宋" w:eastAsia="华文中宋" w:hAnsi="华文中宋" w:hint="eastAsia"/>
+              </w:rPr>
+              <w:tab/>
+              <w:t>{</w:t>
+            </w:r>
+          </w:p>
+          <w:p>
+            <w:pPr>
+              <w:rPr>
+                <w:rFonts w:ascii="华文中宋" w:eastAsia="华文中宋" w:hAnsi="华文中宋" w:hint="eastAsia"/>
+              </w:rPr>
+            </w:pPr>
+            <w:r>
+              <w:rPr>
+                <w:rFonts w:ascii="华文中宋" w:eastAsia="华文中宋" w:hAnsi="华文中宋" w:hint="eastAsia"/>
+              </w:rPr>
+              <w:tab/>
+            </w:r>
+            <w:r>
+              <w:rPr>
+                <w:rFonts w:ascii="华文中宋" w:eastAsia="华文中宋" w:hAnsi="华文中宋" w:hint="eastAsia"/>
+              </w:rPr>
+              <w:tab/>
+            </w:r>
+            <w:r>
+              <w:rPr>
+                <w:rFonts w:ascii="华文中宋" w:eastAsia="华文中宋" w:hAnsi="华文中宋" w:hint="eastAsia"/>
+              </w:rPr>
+              <w:tab/>
+            </w:r>
+            <w:proofErr w:type="spellStart"/>
+            <w:r>
+              <w:rPr>
+                <w:rFonts w:ascii="华文中宋" w:eastAsia="华文中宋" w:hAnsi="华文中宋" w:hint="eastAsia"/>
+              </w:rPr>
+              <w:t>view_</w:t>
+            </w:r>
+            <w:proofErr w:type="gramStart"/>
+            <w:r>
+              <w:rPr>
+                <w:rFonts w:ascii="华文中宋" w:eastAsia="华文中宋" w:hAnsi="华文中宋" w:hint="eastAsia"/>
+              </w:rPr>
+              <w:t>matrix.matrix</w:t>
+            </w:r>
+            <w:proofErr w:type="spellEnd"/>
+            <w:proofErr w:type="gramEnd"/>
+            <w:r>
+              <w:rPr>
+                <w:rFonts w:ascii="华文中宋" w:eastAsia="华文中宋" w:hAnsi="华文中宋" w:hint="eastAsia"/>
+              </w:rPr>
+              <w:t>[</w:t>
             </w:r>
             <w:proofErr w:type="spellStart"/>
             <w:r>
@@ -4837,7 +7275,134 @@
               <w:rPr>
                 <w:rFonts w:ascii="华文中宋" w:eastAsia="华文中宋" w:hAnsi="华文中宋" w:hint="eastAsia"/>
               </w:rPr>
-              <w:t xml:space="preserve"> &lt; 4; </w:t>
+              <w:t xml:space="preserve">][j] = </w:t>
+            </w:r>
+            <w:proofErr w:type="spellStart"/>
+            <w:r>
+              <w:rPr>
+                <w:rFonts w:ascii="华文中宋" w:eastAsia="华文中宋" w:hAnsi="华文中宋" w:hint="eastAsia"/>
+              </w:rPr>
+              <w:t>camera_X_</w:t>
+            </w:r>
+            <w:proofErr w:type="gramStart"/>
+            <w:r>
+              <w:rPr>
+                <w:rFonts w:ascii="华文中宋" w:eastAsia="华文中宋" w:hAnsi="华文中宋" w:hint="eastAsia"/>
+              </w:rPr>
+              <w:t>axis.position</w:t>
+            </w:r>
+            <w:proofErr w:type="spellEnd"/>
+            <w:proofErr w:type="gramEnd"/>
+            <w:r>
+              <w:rPr>
+                <w:rFonts w:ascii="华文中宋" w:eastAsia="华文中宋" w:hAnsi="华文中宋" w:hint="eastAsia"/>
+              </w:rPr>
+              <w:t>[j];</w:t>
+            </w:r>
+          </w:p>
+          <w:p>
+            <w:pPr>
+              <w:rPr>
+                <w:rFonts w:ascii="华文中宋" w:eastAsia="华文中宋" w:hAnsi="华文中宋" w:hint="eastAsia"/>
+              </w:rPr>
+            </w:pPr>
+            <w:r>
+              <w:rPr>
+                <w:rFonts w:ascii="华文中宋" w:eastAsia="华文中宋" w:hAnsi="华文中宋" w:hint="eastAsia"/>
+              </w:rPr>
+              <w:tab/>
+            </w:r>
+            <w:r>
+              <w:rPr>
+                <w:rFonts w:ascii="华文中宋" w:eastAsia="华文中宋" w:hAnsi="华文中宋" w:hint="eastAsia"/>
+              </w:rPr>
+              <w:tab/>
+            </w:r>
+            <w:r>
+              <w:rPr>
+                <w:rFonts w:ascii="华文中宋" w:eastAsia="华文中宋" w:hAnsi="华文中宋" w:hint="eastAsia"/>
+              </w:rPr>
+              <w:tab/>
+              <w:t>if (j == 3)</w:t>
+            </w:r>
+          </w:p>
+          <w:p>
+            <w:pPr>
+              <w:rPr>
+                <w:rFonts w:ascii="华文中宋" w:eastAsia="华文中宋" w:hAnsi="华文中宋" w:hint="eastAsia"/>
+              </w:rPr>
+            </w:pPr>
+            <w:r>
+              <w:rPr>
+                <w:rFonts w:ascii="华文中宋" w:eastAsia="华文中宋" w:hAnsi="华文中宋" w:hint="eastAsia"/>
+              </w:rPr>
+              <w:tab/>
+            </w:r>
+            <w:r>
+              <w:rPr>
+                <w:rFonts w:ascii="华文中宋" w:eastAsia="华文中宋" w:hAnsi="华文中宋" w:hint="eastAsia"/>
+              </w:rPr>
+              <w:tab/>
+            </w:r>
+            <w:r>
+              <w:rPr>
+                <w:rFonts w:ascii="华文中宋" w:eastAsia="华文中宋" w:hAnsi="华文中宋" w:hint="eastAsia"/>
+              </w:rPr>
+              <w:tab/>
+              <w:t>{</w:t>
+            </w:r>
+          </w:p>
+          <w:p>
+            <w:pPr>
+              <w:rPr>
+                <w:rFonts w:ascii="华文中宋" w:eastAsia="华文中宋" w:hAnsi="华文中宋" w:hint="eastAsia"/>
+              </w:rPr>
+            </w:pPr>
+            <w:r>
+              <w:rPr>
+                <w:rFonts w:ascii="华文中宋" w:eastAsia="华文中宋" w:hAnsi="华文中宋" w:hint="eastAsia"/>
+              </w:rPr>
+              <w:tab/>
+            </w:r>
+            <w:r>
+              <w:rPr>
+                <w:rFonts w:ascii="华文中宋" w:eastAsia="华文中宋" w:hAnsi="华文中宋" w:hint="eastAsia"/>
+              </w:rPr>
+              <w:tab/>
+            </w:r>
+            <w:r>
+              <w:rPr>
+                <w:rFonts w:ascii="华文中宋" w:eastAsia="华文中宋" w:hAnsi="华文中宋" w:hint="eastAsia"/>
+              </w:rPr>
+              <w:tab/>
+            </w:r>
+            <w:r>
+              <w:rPr>
+                <w:rFonts w:ascii="华文中宋" w:eastAsia="华文中宋" w:hAnsi="华文中宋" w:hint="eastAsia"/>
+              </w:rPr>
+              <w:tab/>
+            </w:r>
+            <w:proofErr w:type="spellStart"/>
+            <w:r>
+              <w:rPr>
+                <w:rFonts w:ascii="华文中宋" w:eastAsia="华文中宋" w:hAnsi="华文中宋" w:hint="eastAsia"/>
+              </w:rPr>
+              <w:t>view_</w:t>
+            </w:r>
+            <w:proofErr w:type="gramStart"/>
+            <w:r>
+              <w:rPr>
+                <w:rFonts w:ascii="华文中宋" w:eastAsia="华文中宋" w:hAnsi="华文中宋" w:hint="eastAsia"/>
+              </w:rPr>
+              <w:t>matrix.matrix</w:t>
+            </w:r>
+            <w:proofErr w:type="spellEnd"/>
+            <w:proofErr w:type="gramEnd"/>
+            <w:r>
+              <w:rPr>
+                <w:rFonts w:ascii="华文中宋" w:eastAsia="华文中宋" w:hAnsi="华文中宋" w:hint="eastAsia"/>
+              </w:rPr>
+              <w:t>[</w:t>
             </w:r>
             <w:proofErr w:type="spellStart"/>
             <w:r>
@@ -4851,19 +7416,136 @@
               <w:rPr>
                 <w:rFonts w:ascii="华文中宋" w:eastAsia="华文中宋" w:hAnsi="华文中宋" w:hint="eastAsia"/>
               </w:rPr>
-              <w:t>++)</w:t>
-            </w:r>
-          </w:p>
-          <w:p>
-            <w:pPr>
-              <w:rPr>
-                <w:rFonts w:ascii="华文中宋" w:eastAsia="华文中宋" w:hAnsi="华文中宋" w:hint="eastAsia"/>
-              </w:rPr>
-            </w:pPr>
-            <w:r>
-              <w:rPr>
-                <w:rFonts w:ascii="华文中宋" w:eastAsia="华文中宋" w:hAnsi="华文中宋" w:hint="eastAsia"/>
-              </w:rPr>
+              <w:t xml:space="preserve">][j] = </w:t>
+            </w:r>
+            <w:proofErr w:type="spellStart"/>
+            <w:proofErr w:type="gramStart"/>
+            <w:r>
+              <w:rPr>
+                <w:rFonts w:ascii="华文中宋" w:eastAsia="华文中宋" w:hAnsi="华文中宋" w:hint="eastAsia"/>
+              </w:rPr>
+              <w:t>camera.position</w:t>
+            </w:r>
+            <w:proofErr w:type="spellEnd"/>
+            <w:proofErr w:type="gramEnd"/>
+            <w:r>
+              <w:rPr>
+                <w:rFonts w:ascii="华文中宋" w:eastAsia="华文中宋" w:hAnsi="华文中宋" w:hint="eastAsia"/>
+              </w:rPr>
+              <w:t>[</w:t>
+            </w:r>
+            <w:proofErr w:type="spellStart"/>
+            <w:r>
+              <w:rPr>
+                <w:rFonts w:ascii="华文中宋" w:eastAsia="华文中宋" w:hAnsi="华文中宋" w:hint="eastAsia"/>
+              </w:rPr>
+              <w:t>i</w:t>
+            </w:r>
+            <w:proofErr w:type="spellEnd"/>
+            <w:r>
+              <w:rPr>
+                <w:rFonts w:ascii="华文中宋" w:eastAsia="华文中宋" w:hAnsi="华文中宋" w:hint="eastAsia"/>
+              </w:rPr>
+              <w:t>];</w:t>
+            </w:r>
+          </w:p>
+          <w:p>
+            <w:pPr>
+              <w:rPr>
+                <w:rFonts w:ascii="华文中宋" w:eastAsia="华文中宋" w:hAnsi="华文中宋" w:hint="eastAsia"/>
+              </w:rPr>
+            </w:pPr>
+            <w:r>
+              <w:rPr>
+                <w:rFonts w:ascii="华文中宋" w:eastAsia="华文中宋" w:hAnsi="华文中宋" w:hint="eastAsia"/>
+              </w:rPr>
+              <w:tab/>
+            </w:r>
+            <w:r>
+              <w:rPr>
+                <w:rFonts w:ascii="华文中宋" w:eastAsia="华文中宋" w:hAnsi="华文中宋" w:hint="eastAsia"/>
+              </w:rPr>
+              <w:tab/>
+            </w:r>
+            <w:r>
+              <w:rPr>
+                <w:rFonts w:ascii="华文中宋" w:eastAsia="华文中宋" w:hAnsi="华文中宋" w:hint="eastAsia"/>
+              </w:rPr>
+              <w:tab/>
+              <w:t>}</w:t>
+            </w:r>
+          </w:p>
+          <w:p>
+            <w:pPr>
+              <w:rPr>
+                <w:rFonts w:ascii="华文中宋" w:eastAsia="华文中宋" w:hAnsi="华文中宋" w:hint="eastAsia"/>
+              </w:rPr>
+            </w:pPr>
+            <w:r>
+              <w:rPr>
+                <w:rFonts w:ascii="华文中宋" w:eastAsia="华文中宋" w:hAnsi="华文中宋" w:hint="eastAsia"/>
+              </w:rPr>
+              <w:tab/>
+            </w:r>
+            <w:r>
+              <w:rPr>
+                <w:rFonts w:ascii="华文中宋" w:eastAsia="华文中宋" w:hAnsi="华文中宋" w:hint="eastAsia"/>
+              </w:rPr>
+              <w:tab/>
+              <w:t>}</w:t>
+            </w:r>
+          </w:p>
+          <w:p>
+            <w:pPr>
+              <w:rPr>
+                <w:rFonts w:ascii="华文中宋" w:eastAsia="华文中宋" w:hAnsi="华文中宋" w:hint="eastAsia"/>
+              </w:rPr>
+            </w:pPr>
+            <w:r>
+              <w:rPr>
+                <w:rFonts w:ascii="华文中宋" w:eastAsia="华文中宋" w:hAnsi="华文中宋" w:hint="eastAsia"/>
+              </w:rPr>
+              <w:tab/>
+            </w:r>
+            <w:r>
+              <w:rPr>
+                <w:rFonts w:ascii="华文中宋" w:eastAsia="华文中宋" w:hAnsi="华文中宋" w:hint="eastAsia"/>
+              </w:rPr>
+              <w:tab/>
+              <w:t>else if (</w:t>
+            </w:r>
+            <w:proofErr w:type="spellStart"/>
+            <w:r>
+              <w:rPr>
+                <w:rFonts w:ascii="华文中宋" w:eastAsia="华文中宋" w:hAnsi="华文中宋" w:hint="eastAsia"/>
+              </w:rPr>
+              <w:t>i</w:t>
+            </w:r>
+            <w:proofErr w:type="spellEnd"/>
+            <w:r>
+              <w:rPr>
+                <w:rFonts w:ascii="华文中宋" w:eastAsia="华文中宋" w:hAnsi="华文中宋" w:hint="eastAsia"/>
+              </w:rPr>
+              <w:t xml:space="preserve"> == 1)</w:t>
+            </w:r>
+          </w:p>
+          <w:p>
+            <w:pPr>
+              <w:rPr>
+                <w:rFonts w:ascii="华文中宋" w:eastAsia="华文中宋" w:hAnsi="华文中宋" w:hint="eastAsia"/>
+              </w:rPr>
+            </w:pPr>
+            <w:r>
+              <w:rPr>
+                <w:rFonts w:ascii="华文中宋" w:eastAsia="华文中宋" w:hAnsi="华文中宋" w:hint="eastAsia"/>
+              </w:rPr>
+              <w:tab/>
+            </w:r>
+            <w:r>
+              <w:rPr>
+                <w:rFonts w:ascii="华文中宋" w:eastAsia="华文中宋" w:hAnsi="华文中宋" w:hint="eastAsia"/>
+              </w:rPr>
+              <w:tab/>
               <w:t>{</w:t>
             </w:r>
           </w:p>
@@ -4878,29 +7560,116 @@
                 <w:rFonts w:ascii="华文中宋" w:eastAsia="华文中宋" w:hAnsi="华文中宋" w:hint="eastAsia"/>
               </w:rPr>
               <w:tab/>
-              <w:t xml:space="preserve">for (int j = 0; j &lt; 4; </w:t>
-            </w:r>
-            <w:proofErr w:type="spellStart"/>
-            <w:r>
-              <w:rPr>
-                <w:rFonts w:ascii="华文中宋" w:eastAsia="华文中宋" w:hAnsi="华文中宋" w:hint="eastAsia"/>
-              </w:rPr>
-              <w:t>j++</w:t>
-            </w:r>
-            <w:proofErr w:type="spellEnd"/>
-            <w:r>
-              <w:rPr>
-                <w:rFonts w:ascii="华文中宋" w:eastAsia="华文中宋" w:hAnsi="华文中宋" w:hint="eastAsia"/>
-              </w:rPr>
-              <w:t>)</w:t>
-            </w:r>
-          </w:p>
-          <w:p>
-            <w:pPr>
-              <w:rPr>
-                <w:rFonts w:ascii="华文中宋" w:eastAsia="华文中宋" w:hAnsi="华文中宋" w:hint="eastAsia"/>
-              </w:rPr>
-            </w:pPr>
+            </w:r>
+            <w:r>
+              <w:rPr>
+                <w:rFonts w:ascii="华文中宋" w:eastAsia="华文中宋" w:hAnsi="华文中宋" w:hint="eastAsia"/>
+              </w:rPr>
+              <w:tab/>
+            </w:r>
+            <w:r>
+              <w:rPr>
+                <w:rFonts w:ascii="华文中宋" w:eastAsia="华文中宋" w:hAnsi="华文中宋" w:hint="eastAsia"/>
+              </w:rPr>
+              <w:tab/>
+            </w:r>
+            <w:proofErr w:type="spellStart"/>
+            <w:r>
+              <w:rPr>
+                <w:rFonts w:ascii="华文中宋" w:eastAsia="华文中宋" w:hAnsi="华文中宋" w:hint="eastAsia"/>
+              </w:rPr>
+              <w:t>view_</w:t>
+            </w:r>
+            <w:proofErr w:type="gramStart"/>
+            <w:r>
+              <w:rPr>
+                <w:rFonts w:ascii="华文中宋" w:eastAsia="华文中宋" w:hAnsi="华文中宋" w:hint="eastAsia"/>
+              </w:rPr>
+              <w:t>matrix.matrix</w:t>
+            </w:r>
+            <w:proofErr w:type="spellEnd"/>
+            <w:proofErr w:type="gramEnd"/>
+            <w:r>
+              <w:rPr>
+                <w:rFonts w:ascii="华文中宋" w:eastAsia="华文中宋" w:hAnsi="华文中宋" w:hint="eastAsia"/>
+              </w:rPr>
+              <w:t>[</w:t>
+            </w:r>
+            <w:proofErr w:type="spellStart"/>
+            <w:r>
+              <w:rPr>
+                <w:rFonts w:ascii="华文中宋" w:eastAsia="华文中宋" w:hAnsi="华文中宋" w:hint="eastAsia"/>
+              </w:rPr>
+              <w:t>i</w:t>
+            </w:r>
+            <w:proofErr w:type="spellEnd"/>
+            <w:r>
+              <w:rPr>
+                <w:rFonts w:ascii="华文中宋" w:eastAsia="华文中宋" w:hAnsi="华文中宋" w:hint="eastAsia"/>
+              </w:rPr>
+              <w:t xml:space="preserve">][j] = </w:t>
+            </w:r>
+            <w:proofErr w:type="spellStart"/>
+            <w:proofErr w:type="gramStart"/>
+            <w:r>
+              <w:rPr>
+                <w:rFonts w:ascii="华文中宋" w:eastAsia="华文中宋" w:hAnsi="华文中宋" w:hint="eastAsia"/>
+              </w:rPr>
+              <w:t>camera.up</w:t>
+            </w:r>
+            <w:proofErr w:type="spellEnd"/>
+            <w:proofErr w:type="gramEnd"/>
+            <w:r>
+              <w:rPr>
+                <w:rFonts w:ascii="华文中宋" w:eastAsia="华文中宋" w:hAnsi="华文中宋" w:hint="eastAsia"/>
+              </w:rPr>
+              <w:t>[j];</w:t>
+            </w:r>
+          </w:p>
+          <w:p>
+            <w:pPr>
+              <w:rPr>
+                <w:rFonts w:ascii="华文中宋" w:eastAsia="华文中宋" w:hAnsi="华文中宋" w:hint="eastAsia"/>
+              </w:rPr>
+            </w:pPr>
+            <w:r>
+              <w:rPr>
+                <w:rFonts w:ascii="华文中宋" w:eastAsia="华文中宋" w:hAnsi="华文中宋" w:hint="eastAsia"/>
+              </w:rPr>
+              <w:tab/>
+            </w:r>
+            <w:r>
+              <w:rPr>
+                <w:rFonts w:ascii="华文中宋" w:eastAsia="华文中宋" w:hAnsi="华文中宋" w:hint="eastAsia"/>
+              </w:rPr>
+              <w:tab/>
+            </w:r>
+            <w:r>
+              <w:rPr>
+                <w:rFonts w:ascii="华文中宋" w:eastAsia="华文中宋" w:hAnsi="华文中宋" w:hint="eastAsia"/>
+              </w:rPr>
+              <w:tab/>
+              <w:t>if (j == 3)</w:t>
+            </w:r>
+          </w:p>
+          <w:p>
+            <w:pPr>
+              <w:rPr>
+                <w:rFonts w:ascii="华文中宋" w:eastAsia="华文中宋" w:hAnsi="华文中宋" w:hint="eastAsia"/>
+              </w:rPr>
+            </w:pPr>
+            <w:r>
+              <w:rPr>
+                <w:rFonts w:ascii="华文中宋" w:eastAsia="华文中宋" w:hAnsi="华文中宋" w:hint="eastAsia"/>
+              </w:rPr>
+              <w:tab/>
+            </w:r>
+            <w:r>
+              <w:rPr>
+                <w:rFonts w:ascii="华文中宋" w:eastAsia="华文中宋" w:hAnsi="华文中宋" w:hint="eastAsia"/>
+              </w:rPr>
+              <w:tab/>
+            </w:r>
             <w:r>
               <w:rPr>
                 <w:rFonts w:ascii="华文中宋" w:eastAsia="华文中宋" w:hAnsi="华文中宋" w:hint="eastAsia"/>
@@ -4926,7 +7695,40 @@
                 <w:rFonts w:ascii="华文中宋" w:eastAsia="华文中宋" w:hAnsi="华文中宋" w:hint="eastAsia"/>
               </w:rPr>
               <w:tab/>
-              <w:t>if (</w:t>
+            </w:r>
+            <w:r>
+              <w:rPr>
+                <w:rFonts w:ascii="华文中宋" w:eastAsia="华文中宋" w:hAnsi="华文中宋" w:hint="eastAsia"/>
+              </w:rPr>
+              <w:tab/>
+            </w:r>
+            <w:r>
+              <w:rPr>
+                <w:rFonts w:ascii="华文中宋" w:eastAsia="华文中宋" w:hAnsi="华文中宋" w:hint="eastAsia"/>
+              </w:rPr>
+              <w:tab/>
+            </w:r>
+            <w:proofErr w:type="spellStart"/>
+            <w:r>
+              <w:rPr>
+                <w:rFonts w:ascii="华文中宋" w:eastAsia="华文中宋" w:hAnsi="华文中宋" w:hint="eastAsia"/>
+              </w:rPr>
+              <w:t>view_</w:t>
+            </w:r>
+            <w:proofErr w:type="gramStart"/>
+            <w:r>
+              <w:rPr>
+                <w:rFonts w:ascii="华文中宋" w:eastAsia="华文中宋" w:hAnsi="华文中宋" w:hint="eastAsia"/>
+              </w:rPr>
+              <w:t>matrix.matrix</w:t>
+            </w:r>
+            <w:proofErr w:type="spellEnd"/>
+            <w:proofErr w:type="gramEnd"/>
+            <w:r>
+              <w:rPr>
+                <w:rFonts w:ascii="华文中宋" w:eastAsia="华文中宋" w:hAnsi="华文中宋" w:hint="eastAsia"/>
+              </w:rPr>
+              <w:t>[</w:t>
             </w:r>
             <w:proofErr w:type="spellStart"/>
             <w:r>
@@ -4940,7 +7742,117 @@
               <w:rPr>
                 <w:rFonts w:ascii="华文中宋" w:eastAsia="华文中宋" w:hAnsi="华文中宋" w:hint="eastAsia"/>
               </w:rPr>
-              <w:t xml:space="preserve"> == 0)</w:t>
+              <w:t xml:space="preserve">][j] = </w:t>
+            </w:r>
+            <w:proofErr w:type="spellStart"/>
+            <w:proofErr w:type="gramStart"/>
+            <w:r>
+              <w:rPr>
+                <w:rFonts w:ascii="华文中宋" w:eastAsia="华文中宋" w:hAnsi="华文中宋" w:hint="eastAsia"/>
+              </w:rPr>
+              <w:t>camera.position</w:t>
+            </w:r>
+            <w:proofErr w:type="spellEnd"/>
+            <w:proofErr w:type="gramEnd"/>
+            <w:r>
+              <w:rPr>
+                <w:rFonts w:ascii="华文中宋" w:eastAsia="华文中宋" w:hAnsi="华文中宋" w:hint="eastAsia"/>
+              </w:rPr>
+              <w:t>[</w:t>
+            </w:r>
+            <w:proofErr w:type="spellStart"/>
+            <w:r>
+              <w:rPr>
+                <w:rFonts w:ascii="华文中宋" w:eastAsia="华文中宋" w:hAnsi="华文中宋" w:hint="eastAsia"/>
+              </w:rPr>
+              <w:t>i</w:t>
+            </w:r>
+            <w:proofErr w:type="spellEnd"/>
+            <w:r>
+              <w:rPr>
+                <w:rFonts w:ascii="华文中宋" w:eastAsia="华文中宋" w:hAnsi="华文中宋" w:hint="eastAsia"/>
+              </w:rPr>
+              <w:t>];</w:t>
+            </w:r>
+          </w:p>
+          <w:p>
+            <w:pPr>
+              <w:rPr>
+                <w:rFonts w:ascii="华文中宋" w:eastAsia="华文中宋" w:hAnsi="华文中宋" w:hint="eastAsia"/>
+              </w:rPr>
+            </w:pPr>
+            <w:r>
+              <w:rPr>
+                <w:rFonts w:ascii="华文中宋" w:eastAsia="华文中宋" w:hAnsi="华文中宋" w:hint="eastAsia"/>
+              </w:rPr>
+              <w:tab/>
+            </w:r>
+            <w:r>
+              <w:rPr>
+                <w:rFonts w:ascii="华文中宋" w:eastAsia="华文中宋" w:hAnsi="华文中宋" w:hint="eastAsia"/>
+              </w:rPr>
+              <w:tab/>
+            </w:r>
+            <w:r>
+              <w:rPr>
+                <w:rFonts w:ascii="华文中宋" w:eastAsia="华文中宋" w:hAnsi="华文中宋" w:hint="eastAsia"/>
+              </w:rPr>
+              <w:tab/>
+              <w:t>}</w:t>
+            </w:r>
+          </w:p>
+          <w:p>
+            <w:pPr>
+              <w:rPr>
+                <w:rFonts w:ascii="华文中宋" w:eastAsia="华文中宋" w:hAnsi="华文中宋" w:hint="eastAsia"/>
+              </w:rPr>
+            </w:pPr>
+            <w:r>
+              <w:rPr>
+                <w:rFonts w:ascii="华文中宋" w:eastAsia="华文中宋" w:hAnsi="华文中宋" w:hint="eastAsia"/>
+              </w:rPr>
+              <w:tab/>
+            </w:r>
+            <w:r>
+              <w:rPr>
+                <w:rFonts w:ascii="华文中宋" w:eastAsia="华文中宋" w:hAnsi="华文中宋" w:hint="eastAsia"/>
+              </w:rPr>
+              <w:tab/>
+              <w:t>}</w:t>
+            </w:r>
+          </w:p>
+          <w:p>
+            <w:pPr>
+              <w:rPr>
+                <w:rFonts w:ascii="华文中宋" w:eastAsia="华文中宋" w:hAnsi="华文中宋" w:hint="eastAsia"/>
+              </w:rPr>
+            </w:pPr>
+            <w:r>
+              <w:rPr>
+                <w:rFonts w:ascii="华文中宋" w:eastAsia="华文中宋" w:hAnsi="华文中宋" w:hint="eastAsia"/>
+              </w:rPr>
+              <w:tab/>
+            </w:r>
+            <w:r>
+              <w:rPr>
+                <w:rFonts w:ascii="华文中宋" w:eastAsia="华文中宋" w:hAnsi="华文中宋" w:hint="eastAsia"/>
+              </w:rPr>
+              <w:tab/>
+              <w:t>else if (</w:t>
+            </w:r>
+            <w:proofErr w:type="spellStart"/>
+            <w:r>
+              <w:rPr>
+                <w:rFonts w:ascii="华文中宋" w:eastAsia="华文中宋" w:hAnsi="华文中宋" w:hint="eastAsia"/>
+              </w:rPr>
+              <w:t>i</w:t>
+            </w:r>
+            <w:proofErr w:type="spellEnd"/>
+            <w:r>
+              <w:rPr>
+                <w:rFonts w:ascii="华文中宋" w:eastAsia="华文中宋" w:hAnsi="华文中宋" w:hint="eastAsia"/>
+              </w:rPr>
+              <w:t xml:space="preserve"> == 2)</w:t>
             </w:r>
           </w:p>
           <w:p>
@@ -4992,9 +7904,17 @@
               <w:rPr>
                 <w:rFonts w:ascii="华文中宋" w:eastAsia="华文中宋" w:hAnsi="华文中宋" w:hint="eastAsia"/>
               </w:rPr>
-              <w:t>view_matrix.matrix</w:t>
-            </w:r>
-            <w:proofErr w:type="spellEnd"/>
+              <w:t>view_</w:t>
+            </w:r>
+            <w:proofErr w:type="gramStart"/>
+            <w:r>
+              <w:rPr>
+                <w:rFonts w:ascii="华文中宋" w:eastAsia="华文中宋" w:hAnsi="华文中宋" w:hint="eastAsia"/>
+              </w:rPr>
+              <w:t>matrix.matrix</w:t>
+            </w:r>
+            <w:proofErr w:type="spellEnd"/>
+            <w:proofErr w:type="gramEnd"/>
             <w:r>
               <w:rPr>
                 <w:rFonts w:ascii="华文中宋" w:eastAsia="华文中宋" w:hAnsi="华文中宋" w:hint="eastAsia"/>
@@ -5016,13 +7936,15 @@
               <w:t xml:space="preserve">][j] = </w:t>
             </w:r>
             <w:proofErr w:type="spellStart"/>
-            <w:r>
-              <w:rPr>
-                <w:rFonts w:ascii="华文中宋" w:eastAsia="华文中宋" w:hAnsi="华文中宋" w:hint="eastAsia"/>
-              </w:rPr>
-              <w:t>camera_X_axis.position</w:t>
-            </w:r>
-            <w:proofErr w:type="spellEnd"/>
+            <w:proofErr w:type="gramStart"/>
+            <w:r>
+              <w:rPr>
+                <w:rFonts w:ascii="华文中宋" w:eastAsia="华文中宋" w:hAnsi="华文中宋" w:hint="eastAsia"/>
+              </w:rPr>
+              <w:t>camera.lookat</w:t>
+            </w:r>
+            <w:proofErr w:type="spellEnd"/>
+            <w:proofErr w:type="gramEnd"/>
             <w:r>
               <w:rPr>
                 <w:rFonts w:ascii="华文中宋" w:eastAsia="华文中宋" w:hAnsi="华文中宋" w:hint="eastAsia"/>
@@ -5092,34 +8014,43 @@
               <w:rPr>
                 <w:rFonts w:ascii="华文中宋" w:eastAsia="华文中宋" w:hAnsi="华文中宋" w:hint="eastAsia"/>
               </w:rPr>
-              <w:tab/>
-            </w:r>
-            <w:r>
-              <w:rPr>
-                <w:rFonts w:ascii="华文中宋" w:eastAsia="华文中宋" w:hAnsi="华文中宋" w:hint="eastAsia"/>
-              </w:rPr>
-              <w:tab/>
-            </w:r>
-            <w:r>
-              <w:rPr>
-                <w:rFonts w:ascii="华文中宋" w:eastAsia="华文中宋" w:hAnsi="华文中宋" w:hint="eastAsia"/>
-              </w:rPr>
-              <w:tab/>
-            </w:r>
-            <w:r>
-              <w:rPr>
-                <w:rFonts w:ascii="华文中宋" w:eastAsia="华文中宋" w:hAnsi="华文中宋" w:hint="eastAsia"/>
-              </w:rPr>
-              <w:tab/>
-            </w:r>
-            <w:proofErr w:type="spellStart"/>
-            <w:r>
-              <w:rPr>
-                <w:rFonts w:ascii="华文中宋" w:eastAsia="华文中宋" w:hAnsi="华文中宋" w:hint="eastAsia"/>
-              </w:rPr>
-              <w:t>view_matrix.matrix</w:t>
-            </w:r>
-            <w:proofErr w:type="spellEnd"/>
+              <w:lastRenderedPageBreak/>
+              <w:tab/>
+            </w:r>
+            <w:r>
+              <w:rPr>
+                <w:rFonts w:ascii="华文中宋" w:eastAsia="华文中宋" w:hAnsi="华文中宋" w:hint="eastAsia"/>
+              </w:rPr>
+              <w:tab/>
+            </w:r>
+            <w:r>
+              <w:rPr>
+                <w:rFonts w:ascii="华文中宋" w:eastAsia="华文中宋" w:hAnsi="华文中宋" w:hint="eastAsia"/>
+              </w:rPr>
+              <w:tab/>
+            </w:r>
+            <w:r>
+              <w:rPr>
+                <w:rFonts w:ascii="华文中宋" w:eastAsia="华文中宋" w:hAnsi="华文中宋" w:hint="eastAsia"/>
+              </w:rPr>
+              <w:tab/>
+            </w:r>
+            <w:proofErr w:type="spellStart"/>
+            <w:r>
+              <w:rPr>
+                <w:rFonts w:ascii="华文中宋" w:eastAsia="华文中宋" w:hAnsi="华文中宋" w:hint="eastAsia"/>
+              </w:rPr>
+              <w:t>view_</w:t>
+            </w:r>
+            <w:proofErr w:type="gramStart"/>
+            <w:r>
+              <w:rPr>
+                <w:rFonts w:ascii="华文中宋" w:eastAsia="华文中宋" w:hAnsi="华文中宋" w:hint="eastAsia"/>
+              </w:rPr>
+              <w:t>matrix.matrix</w:t>
+            </w:r>
+            <w:proofErr w:type="spellEnd"/>
+            <w:proofErr w:type="gramEnd"/>
             <w:r>
               <w:rPr>
                 <w:rFonts w:ascii="华文中宋" w:eastAsia="华文中宋" w:hAnsi="华文中宋" w:hint="eastAsia"/>
@@ -5138,14 +8069,40 @@
               <w:rPr>
                 <w:rFonts w:ascii="华文中宋" w:eastAsia="华文中宋" w:hAnsi="华文中宋" w:hint="eastAsia"/>
               </w:rPr>
-              <w:t xml:space="preserve">][j] = </w:t>
-            </w:r>
-            <w:proofErr w:type="spellStart"/>
-            <w:r>
-              <w:rPr>
-                <w:rFonts w:ascii="华文中宋" w:eastAsia="华文中宋" w:hAnsi="华文中宋" w:hint="eastAsia"/>
-              </w:rPr>
-              <w:t>camera.position</w:t>
+              <w:t xml:space="preserve">][j] </w:t>
+            </w:r>
+            <w:proofErr w:type="gramStart"/>
+            <w:r>
+              <w:rPr>
+                <w:rFonts w:ascii="华文中宋" w:eastAsia="华文中宋" w:hAnsi="华文中宋" w:hint="eastAsia"/>
+              </w:rPr>
+              <w:t>=</w:t>
+            </w:r>
+            <w:r>
+              <w:rPr>
+                <w:rFonts w:ascii="华文中宋" w:eastAsia="华文中宋" w:hAnsi="华文中宋" w:hint="eastAsia"/>
+              </w:rPr>
+              <w:t xml:space="preserve"> </w:t>
+            </w:r>
+            <w:r>
+              <w:rPr>
+                <w:rFonts w:ascii="华文中宋" w:eastAsia="华文中宋" w:hAnsi="华文中宋" w:hint="eastAsia"/>
+              </w:rPr>
+              <w:t xml:space="preserve"> </w:t>
+            </w:r>
+            <w:proofErr w:type="spellStart"/>
+            <w:r>
+              <w:rPr>
+                <w:rFonts w:ascii="华文中宋" w:eastAsia="华文中宋" w:hAnsi="华文中宋" w:hint="eastAsia"/>
+              </w:rPr>
+              <w:t>camera</w:t>
+            </w:r>
+            <w:proofErr w:type="gramEnd"/>
+            <w:r>
+              <w:rPr>
+                <w:rFonts w:ascii="华文中宋" w:eastAsia="华文中宋" w:hAnsi="华文中宋" w:hint="eastAsia"/>
+              </w:rPr>
+              <w:t>.position</w:t>
             </w:r>
             <w:proofErr w:type="spellEnd"/>
             <w:r>
@@ -5226,278 +8183,6 @@
                 <w:rFonts w:ascii="华文中宋" w:eastAsia="华文中宋" w:hAnsi="华文中宋" w:hint="eastAsia"/>
               </w:rPr>
               <w:tab/>
-            </w:r>
-            <w:r>
-              <w:rPr>
-                <w:rFonts w:ascii="华文中宋" w:eastAsia="华文中宋" w:hAnsi="华文中宋" w:hint="eastAsia"/>
-              </w:rPr>
-              <w:tab/>
-              <w:t>else if (</w:t>
-            </w:r>
-            <w:proofErr w:type="spellStart"/>
-            <w:r>
-              <w:rPr>
-                <w:rFonts w:ascii="华文中宋" w:eastAsia="华文中宋" w:hAnsi="华文中宋" w:hint="eastAsia"/>
-              </w:rPr>
-              <w:t>i</w:t>
-            </w:r>
-            <w:proofErr w:type="spellEnd"/>
-            <w:r>
-              <w:rPr>
-                <w:rFonts w:ascii="华文中宋" w:eastAsia="华文中宋" w:hAnsi="华文中宋" w:hint="eastAsia"/>
-              </w:rPr>
-              <w:t xml:space="preserve"> == 1)</w:t>
-            </w:r>
-          </w:p>
-          <w:p>
-            <w:pPr>
-              <w:rPr>
-                <w:rFonts w:ascii="华文中宋" w:eastAsia="华文中宋" w:hAnsi="华文中宋" w:hint="eastAsia"/>
-              </w:rPr>
-            </w:pPr>
-            <w:r>
-              <w:rPr>
-                <w:rFonts w:ascii="华文中宋" w:eastAsia="华文中宋" w:hAnsi="华文中宋" w:hint="eastAsia"/>
-              </w:rPr>
-              <w:tab/>
-            </w:r>
-            <w:r>
-              <w:rPr>
-                <w:rFonts w:ascii="华文中宋" w:eastAsia="华文中宋" w:hAnsi="华文中宋" w:hint="eastAsia"/>
-              </w:rPr>
-              <w:tab/>
-              <w:t>{</w:t>
-            </w:r>
-          </w:p>
-          <w:p>
-            <w:pPr>
-              <w:rPr>
-                <w:rFonts w:ascii="华文中宋" w:eastAsia="华文中宋" w:hAnsi="华文中宋" w:hint="eastAsia"/>
-              </w:rPr>
-            </w:pPr>
-            <w:r>
-              <w:rPr>
-                <w:rFonts w:ascii="华文中宋" w:eastAsia="华文中宋" w:hAnsi="华文中宋" w:hint="eastAsia"/>
-              </w:rPr>
-              <w:tab/>
-            </w:r>
-            <w:r>
-              <w:rPr>
-                <w:rFonts w:ascii="华文中宋" w:eastAsia="华文中宋" w:hAnsi="华文中宋" w:hint="eastAsia"/>
-              </w:rPr>
-              <w:tab/>
-            </w:r>
-            <w:r>
-              <w:rPr>
-                <w:rFonts w:ascii="华文中宋" w:eastAsia="华文中宋" w:hAnsi="华文中宋" w:hint="eastAsia"/>
-              </w:rPr>
-              <w:tab/>
-            </w:r>
-            <w:proofErr w:type="spellStart"/>
-            <w:r>
-              <w:rPr>
-                <w:rFonts w:ascii="华文中宋" w:eastAsia="华文中宋" w:hAnsi="华文中宋" w:hint="eastAsia"/>
-              </w:rPr>
-              <w:t>view_matrix.matrix</w:t>
-            </w:r>
-            <w:proofErr w:type="spellEnd"/>
-            <w:r>
-              <w:rPr>
-                <w:rFonts w:ascii="华文中宋" w:eastAsia="华文中宋" w:hAnsi="华文中宋" w:hint="eastAsia"/>
-              </w:rPr>
-              <w:t>[</w:t>
-            </w:r>
-            <w:proofErr w:type="spellStart"/>
-            <w:r>
-              <w:rPr>
-                <w:rFonts w:ascii="华文中宋" w:eastAsia="华文中宋" w:hAnsi="华文中宋" w:hint="eastAsia"/>
-              </w:rPr>
-              <w:t>i</w:t>
-            </w:r>
-            <w:proofErr w:type="spellEnd"/>
-            <w:r>
-              <w:rPr>
-                <w:rFonts w:ascii="华文中宋" w:eastAsia="华文中宋" w:hAnsi="华文中宋" w:hint="eastAsia"/>
-              </w:rPr>
-              <w:t xml:space="preserve">][j] = </w:t>
-            </w:r>
-            <w:proofErr w:type="spellStart"/>
-            <w:r>
-              <w:rPr>
-                <w:rFonts w:ascii="华文中宋" w:eastAsia="华文中宋" w:hAnsi="华文中宋" w:hint="eastAsia"/>
-              </w:rPr>
-              <w:t>camera.up</w:t>
-            </w:r>
-            <w:proofErr w:type="spellEnd"/>
-            <w:r>
-              <w:rPr>
-                <w:rFonts w:ascii="华文中宋" w:eastAsia="华文中宋" w:hAnsi="华文中宋" w:hint="eastAsia"/>
-              </w:rPr>
-              <w:t>[j];</w:t>
-            </w:r>
-          </w:p>
-          <w:p>
-            <w:pPr>
-              <w:rPr>
-                <w:rFonts w:ascii="华文中宋" w:eastAsia="华文中宋" w:hAnsi="华文中宋" w:hint="eastAsia"/>
-              </w:rPr>
-            </w:pPr>
-            <w:r>
-              <w:rPr>
-                <w:rFonts w:ascii="华文中宋" w:eastAsia="华文中宋" w:hAnsi="华文中宋" w:hint="eastAsia"/>
-              </w:rPr>
-              <w:tab/>
-            </w:r>
-            <w:r>
-              <w:rPr>
-                <w:rFonts w:ascii="华文中宋" w:eastAsia="华文中宋" w:hAnsi="华文中宋" w:hint="eastAsia"/>
-              </w:rPr>
-              <w:tab/>
-            </w:r>
-            <w:r>
-              <w:rPr>
-                <w:rFonts w:ascii="华文中宋" w:eastAsia="华文中宋" w:hAnsi="华文中宋" w:hint="eastAsia"/>
-              </w:rPr>
-              <w:tab/>
-              <w:t>if (j == 3)</w:t>
-            </w:r>
-          </w:p>
-          <w:p>
-            <w:pPr>
-              <w:rPr>
-                <w:rFonts w:ascii="华文中宋" w:eastAsia="华文中宋" w:hAnsi="华文中宋" w:hint="eastAsia"/>
-              </w:rPr>
-            </w:pPr>
-            <w:r>
-              <w:rPr>
-                <w:rFonts w:ascii="华文中宋" w:eastAsia="华文中宋" w:hAnsi="华文中宋" w:hint="eastAsia"/>
-              </w:rPr>
-              <w:tab/>
-            </w:r>
-            <w:r>
-              <w:rPr>
-                <w:rFonts w:ascii="华文中宋" w:eastAsia="华文中宋" w:hAnsi="华文中宋" w:hint="eastAsia"/>
-              </w:rPr>
-              <w:tab/>
-            </w:r>
-            <w:r>
-              <w:rPr>
-                <w:rFonts w:ascii="华文中宋" w:eastAsia="华文中宋" w:hAnsi="华文中宋" w:hint="eastAsia"/>
-              </w:rPr>
-              <w:tab/>
-              <w:t>{</w:t>
-            </w:r>
-          </w:p>
-          <w:p>
-            <w:pPr>
-              <w:rPr>
-                <w:rFonts w:ascii="华文中宋" w:eastAsia="华文中宋" w:hAnsi="华文中宋" w:hint="eastAsia"/>
-              </w:rPr>
-            </w:pPr>
-            <w:r>
-              <w:rPr>
-                <w:rFonts w:ascii="华文中宋" w:eastAsia="华文中宋" w:hAnsi="华文中宋" w:hint="eastAsia"/>
-              </w:rPr>
-              <w:tab/>
-            </w:r>
-            <w:r>
-              <w:rPr>
-                <w:rFonts w:ascii="华文中宋" w:eastAsia="华文中宋" w:hAnsi="华文中宋" w:hint="eastAsia"/>
-              </w:rPr>
-              <w:tab/>
-            </w:r>
-            <w:r>
-              <w:rPr>
-                <w:rFonts w:ascii="华文中宋" w:eastAsia="华文中宋" w:hAnsi="华文中宋" w:hint="eastAsia"/>
-              </w:rPr>
-              <w:tab/>
-            </w:r>
-            <w:r>
-              <w:rPr>
-                <w:rFonts w:ascii="华文中宋" w:eastAsia="华文中宋" w:hAnsi="华文中宋" w:hint="eastAsia"/>
-              </w:rPr>
-              <w:tab/>
-            </w:r>
-            <w:proofErr w:type="spellStart"/>
-            <w:r>
-              <w:rPr>
-                <w:rFonts w:ascii="华文中宋" w:eastAsia="华文中宋" w:hAnsi="华文中宋" w:hint="eastAsia"/>
-              </w:rPr>
-              <w:t>view_matrix.matrix</w:t>
-            </w:r>
-            <w:proofErr w:type="spellEnd"/>
-            <w:r>
-              <w:rPr>
-                <w:rFonts w:ascii="华文中宋" w:eastAsia="华文中宋" w:hAnsi="华文中宋" w:hint="eastAsia"/>
-              </w:rPr>
-              <w:t>[</w:t>
-            </w:r>
-            <w:proofErr w:type="spellStart"/>
-            <w:r>
-              <w:rPr>
-                <w:rFonts w:ascii="华文中宋" w:eastAsia="华文中宋" w:hAnsi="华文中宋" w:hint="eastAsia"/>
-              </w:rPr>
-              <w:t>i</w:t>
-            </w:r>
-            <w:proofErr w:type="spellEnd"/>
-            <w:r>
-              <w:rPr>
-                <w:rFonts w:ascii="华文中宋" w:eastAsia="华文中宋" w:hAnsi="华文中宋" w:hint="eastAsia"/>
-              </w:rPr>
-              <w:t xml:space="preserve">][j] = </w:t>
-            </w:r>
-            <w:proofErr w:type="spellStart"/>
-            <w:r>
-              <w:rPr>
-                <w:rFonts w:ascii="华文中宋" w:eastAsia="华文中宋" w:hAnsi="华文中宋" w:hint="eastAsia"/>
-              </w:rPr>
-              <w:t>camera.position</w:t>
-            </w:r>
-            <w:proofErr w:type="spellEnd"/>
-            <w:r>
-              <w:rPr>
-                <w:rFonts w:ascii="华文中宋" w:eastAsia="华文中宋" w:hAnsi="华文中宋" w:hint="eastAsia"/>
-              </w:rPr>
-              <w:t>[</w:t>
-            </w:r>
-            <w:proofErr w:type="spellStart"/>
-            <w:r>
-              <w:rPr>
-                <w:rFonts w:ascii="华文中宋" w:eastAsia="华文中宋" w:hAnsi="华文中宋" w:hint="eastAsia"/>
-              </w:rPr>
-              <w:t>i</w:t>
-            </w:r>
-            <w:proofErr w:type="spellEnd"/>
-            <w:r>
-              <w:rPr>
-                <w:rFonts w:ascii="华文中宋" w:eastAsia="华文中宋" w:hAnsi="华文中宋" w:hint="eastAsia"/>
-              </w:rPr>
-              <w:t>];</w:t>
-            </w:r>
-          </w:p>
-          <w:p>
-            <w:pPr>
-              <w:rPr>
-                <w:rFonts w:ascii="华文中宋" w:eastAsia="华文中宋" w:hAnsi="华文中宋" w:hint="eastAsia"/>
-              </w:rPr>
-            </w:pPr>
-            <w:r>
-              <w:rPr>
-                <w:rFonts w:ascii="华文中宋" w:eastAsia="华文中宋" w:hAnsi="华文中宋" w:hint="eastAsia"/>
-              </w:rPr>
-              <w:tab/>
-            </w:r>
-            <w:r>
-              <w:rPr>
-                <w:rFonts w:ascii="华文中宋" w:eastAsia="华文中宋" w:hAnsi="华文中宋" w:hint="eastAsia"/>
-              </w:rPr>
-              <w:tab/>
-            </w:r>
-            <w:r>
-              <w:rPr>
-                <w:rFonts w:ascii="华文中宋" w:eastAsia="华文中宋" w:hAnsi="华文中宋" w:hint="eastAsia"/>
-              </w:rPr>
-              <w:tab/>
               <w:t>}</w:t>
             </w:r>
           </w:p>
@@ -5511,13 +8196,6 @@
               <w:rPr>
                 <w:rFonts w:ascii="华文中宋" w:eastAsia="华文中宋" w:hAnsi="华文中宋" w:hint="eastAsia"/>
               </w:rPr>
-              <w:tab/>
-            </w:r>
-            <w:r>
-              <w:rPr>
-                <w:rFonts w:ascii="华文中宋" w:eastAsia="华文中宋" w:hAnsi="华文中宋" w:hint="eastAsia"/>
-              </w:rPr>
-              <w:tab/>
               <w:t>}</w:t>
             </w:r>
           </w:p>
@@ -5527,360 +8205,22 @@
                 <w:rFonts w:ascii="华文中宋" w:eastAsia="华文中宋" w:hAnsi="华文中宋" w:hint="eastAsia"/>
               </w:rPr>
             </w:pPr>
-            <w:r>
-              <w:rPr>
-                <w:rFonts w:ascii="华文中宋" w:eastAsia="华文中宋" w:hAnsi="华文中宋" w:hint="eastAsia"/>
-              </w:rPr>
-              <w:tab/>
-            </w:r>
-            <w:r>
-              <w:rPr>
-                <w:rFonts w:ascii="华文中宋" w:eastAsia="华文中宋" w:hAnsi="华文中宋" w:hint="eastAsia"/>
-              </w:rPr>
-              <w:tab/>
-              <w:t>else if (</w:t>
-            </w:r>
-            <w:proofErr w:type="spellStart"/>
-            <w:r>
-              <w:rPr>
-                <w:rFonts w:ascii="华文中宋" w:eastAsia="华文中宋" w:hAnsi="华文中宋" w:hint="eastAsia"/>
-              </w:rPr>
-              <w:t>i</w:t>
-            </w:r>
-            <w:proofErr w:type="spellEnd"/>
-            <w:r>
-              <w:rPr>
-                <w:rFonts w:ascii="华文中宋" w:eastAsia="华文中宋" w:hAnsi="华文中宋" w:hint="eastAsia"/>
-              </w:rPr>
-              <w:t xml:space="preserve"> == 2)</w:t>
-            </w:r>
-          </w:p>
-          <w:p>
-            <w:pPr>
-              <w:rPr>
-                <w:rFonts w:ascii="华文中宋" w:eastAsia="华文中宋" w:hAnsi="华文中宋" w:hint="eastAsia"/>
-              </w:rPr>
-            </w:pPr>
-            <w:r>
-              <w:rPr>
-                <w:rFonts w:ascii="华文中宋" w:eastAsia="华文中宋" w:hAnsi="华文中宋" w:hint="eastAsia"/>
-              </w:rPr>
-              <w:tab/>
-            </w:r>
-            <w:r>
-              <w:rPr>
-                <w:rFonts w:ascii="华文中宋" w:eastAsia="华文中宋" w:hAnsi="华文中宋" w:hint="eastAsia"/>
-              </w:rPr>
-              <w:tab/>
-              <w:t>{</w:t>
-            </w:r>
-          </w:p>
-          <w:p>
-            <w:pPr>
-              <w:rPr>
-                <w:rFonts w:ascii="华文中宋" w:eastAsia="华文中宋" w:hAnsi="华文中宋" w:hint="eastAsia"/>
-              </w:rPr>
-            </w:pPr>
-            <w:r>
-              <w:rPr>
-                <w:rFonts w:ascii="华文中宋" w:eastAsia="华文中宋" w:hAnsi="华文中宋" w:hint="eastAsia"/>
-              </w:rPr>
-              <w:lastRenderedPageBreak/>
-              <w:tab/>
-            </w:r>
-            <w:r>
-              <w:rPr>
-                <w:rFonts w:ascii="华文中宋" w:eastAsia="华文中宋" w:hAnsi="华文中宋" w:hint="eastAsia"/>
-              </w:rPr>
-              <w:tab/>
-            </w:r>
-            <w:r>
-              <w:rPr>
-                <w:rFonts w:ascii="华文中宋" w:eastAsia="华文中宋" w:hAnsi="华文中宋" w:hint="eastAsia"/>
-              </w:rPr>
-              <w:tab/>
-            </w:r>
-            <w:proofErr w:type="spellStart"/>
-            <w:r>
-              <w:rPr>
-                <w:rFonts w:ascii="华文中宋" w:eastAsia="华文中宋" w:hAnsi="华文中宋" w:hint="eastAsia"/>
-              </w:rPr>
-              <w:t>view_matrix.matrix</w:t>
-            </w:r>
-            <w:proofErr w:type="spellEnd"/>
-            <w:r>
-              <w:rPr>
-                <w:rFonts w:ascii="华文中宋" w:eastAsia="华文中宋" w:hAnsi="华文中宋" w:hint="eastAsia"/>
-              </w:rPr>
-              <w:t>[</w:t>
-            </w:r>
-            <w:proofErr w:type="spellStart"/>
-            <w:r>
-              <w:rPr>
-                <w:rFonts w:ascii="华文中宋" w:eastAsia="华文中宋" w:hAnsi="华文中宋" w:hint="eastAsia"/>
-              </w:rPr>
-              <w:t>i</w:t>
-            </w:r>
-            <w:proofErr w:type="spellEnd"/>
-            <w:r>
-              <w:rPr>
-                <w:rFonts w:ascii="华文中宋" w:eastAsia="华文中宋" w:hAnsi="华文中宋" w:hint="eastAsia"/>
-              </w:rPr>
-              <w:t xml:space="preserve">][j] = </w:t>
-            </w:r>
-            <w:proofErr w:type="spellStart"/>
-            <w:r>
-              <w:rPr>
-                <w:rFonts w:ascii="华文中宋" w:eastAsia="华文中宋" w:hAnsi="华文中宋" w:hint="eastAsia"/>
-              </w:rPr>
-              <w:t>camera.lookat</w:t>
-            </w:r>
-            <w:proofErr w:type="spellEnd"/>
-            <w:r>
-              <w:rPr>
-                <w:rFonts w:ascii="华文中宋" w:eastAsia="华文中宋" w:hAnsi="华文中宋" w:hint="eastAsia"/>
-              </w:rPr>
-              <w:t>[j];</w:t>
-            </w:r>
-          </w:p>
-          <w:p>
-            <w:pPr>
-              <w:rPr>
-                <w:rFonts w:ascii="华文中宋" w:eastAsia="华文中宋" w:hAnsi="华文中宋" w:hint="eastAsia"/>
-              </w:rPr>
-            </w:pPr>
-            <w:r>
-              <w:rPr>
-                <w:rFonts w:ascii="华文中宋" w:eastAsia="华文中宋" w:hAnsi="华文中宋" w:hint="eastAsia"/>
-              </w:rPr>
-              <w:tab/>
-            </w:r>
-            <w:r>
-              <w:rPr>
-                <w:rFonts w:ascii="华文中宋" w:eastAsia="华文中宋" w:hAnsi="华文中宋" w:hint="eastAsia"/>
-              </w:rPr>
-              <w:tab/>
-            </w:r>
-            <w:r>
-              <w:rPr>
-                <w:rFonts w:ascii="华文中宋" w:eastAsia="华文中宋" w:hAnsi="华文中宋" w:hint="eastAsia"/>
-              </w:rPr>
-              <w:tab/>
-              <w:t>if (j == 3)</w:t>
-            </w:r>
-          </w:p>
-          <w:p>
-            <w:pPr>
-              <w:rPr>
-                <w:rFonts w:ascii="华文中宋" w:eastAsia="华文中宋" w:hAnsi="华文中宋" w:hint="eastAsia"/>
-              </w:rPr>
-            </w:pPr>
-            <w:r>
-              <w:rPr>
-                <w:rFonts w:ascii="华文中宋" w:eastAsia="华文中宋" w:hAnsi="华文中宋" w:hint="eastAsia"/>
-              </w:rPr>
-              <w:tab/>
-            </w:r>
-            <w:r>
-              <w:rPr>
-                <w:rFonts w:ascii="华文中宋" w:eastAsia="华文中宋" w:hAnsi="华文中宋" w:hint="eastAsia"/>
-              </w:rPr>
-              <w:tab/>
-            </w:r>
-            <w:r>
-              <w:rPr>
-                <w:rFonts w:ascii="华文中宋" w:eastAsia="华文中宋" w:hAnsi="华文中宋" w:hint="eastAsia"/>
-              </w:rPr>
-              <w:tab/>
-              <w:t>{</w:t>
-            </w:r>
-          </w:p>
-          <w:p>
-            <w:pPr>
-              <w:rPr>
-                <w:rFonts w:ascii="华文中宋" w:eastAsia="华文中宋" w:hAnsi="华文中宋" w:hint="eastAsia"/>
-              </w:rPr>
-            </w:pPr>
-            <w:r>
-              <w:rPr>
-                <w:rFonts w:ascii="华文中宋" w:eastAsia="华文中宋" w:hAnsi="华文中宋" w:hint="eastAsia"/>
-              </w:rPr>
-              <w:tab/>
-            </w:r>
-            <w:r>
-              <w:rPr>
-                <w:rFonts w:ascii="华文中宋" w:eastAsia="华文中宋" w:hAnsi="华文中宋" w:hint="eastAsia"/>
-              </w:rPr>
-              <w:tab/>
-            </w:r>
-            <w:r>
-              <w:rPr>
-                <w:rFonts w:ascii="华文中宋" w:eastAsia="华文中宋" w:hAnsi="华文中宋" w:hint="eastAsia"/>
-              </w:rPr>
-              <w:tab/>
-            </w:r>
-            <w:r>
-              <w:rPr>
-                <w:rFonts w:ascii="华文中宋" w:eastAsia="华文中宋" w:hAnsi="华文中宋" w:hint="eastAsia"/>
-              </w:rPr>
-              <w:tab/>
-            </w:r>
-            <w:proofErr w:type="spellStart"/>
-            <w:r>
-              <w:rPr>
-                <w:rFonts w:ascii="华文中宋" w:eastAsia="华文中宋" w:hAnsi="华文中宋" w:hint="eastAsia"/>
-              </w:rPr>
-              <w:t>view_matrix.matrix</w:t>
-            </w:r>
-            <w:proofErr w:type="spellEnd"/>
-            <w:r>
-              <w:rPr>
-                <w:rFonts w:ascii="华文中宋" w:eastAsia="华文中宋" w:hAnsi="华文中宋" w:hint="eastAsia"/>
-              </w:rPr>
-              <w:t>[</w:t>
-            </w:r>
-            <w:proofErr w:type="spellStart"/>
-            <w:r>
-              <w:rPr>
-                <w:rFonts w:ascii="华文中宋" w:eastAsia="华文中宋" w:hAnsi="华文中宋" w:hint="eastAsia"/>
-              </w:rPr>
-              <w:t>i</w:t>
-            </w:r>
-            <w:proofErr w:type="spellEnd"/>
-            <w:r>
-              <w:rPr>
-                <w:rFonts w:ascii="华文中宋" w:eastAsia="华文中宋" w:hAnsi="华文中宋" w:hint="eastAsia"/>
-              </w:rPr>
-              <w:t>][j] =</w:t>
-            </w:r>
-            <w:r>
-              <w:rPr>
-                <w:rFonts w:ascii="华文中宋" w:eastAsia="华文中宋" w:hAnsi="华文中宋" w:hint="eastAsia"/>
-              </w:rPr>
-              <w:t xml:space="preserve"> </w:t>
-            </w:r>
-            <w:r>
-              <w:rPr>
-                <w:rFonts w:ascii="华文中宋" w:eastAsia="华文中宋" w:hAnsi="华文中宋" w:hint="eastAsia"/>
-              </w:rPr>
-              <w:t xml:space="preserve"> </w:t>
-            </w:r>
-            <w:proofErr w:type="spellStart"/>
-            <w:r>
-              <w:rPr>
-                <w:rFonts w:ascii="华文中宋" w:eastAsia="华文中宋" w:hAnsi="华文中宋" w:hint="eastAsia"/>
-              </w:rPr>
-              <w:t>camera.position</w:t>
-            </w:r>
-            <w:proofErr w:type="spellEnd"/>
-            <w:r>
-              <w:rPr>
-                <w:rFonts w:ascii="华文中宋" w:eastAsia="华文中宋" w:hAnsi="华文中宋" w:hint="eastAsia"/>
-              </w:rPr>
-              <w:t>[</w:t>
-            </w:r>
-            <w:proofErr w:type="spellStart"/>
-            <w:r>
-              <w:rPr>
-                <w:rFonts w:ascii="华文中宋" w:eastAsia="华文中宋" w:hAnsi="华文中宋" w:hint="eastAsia"/>
-              </w:rPr>
-              <w:t>i</w:t>
-            </w:r>
-            <w:proofErr w:type="spellEnd"/>
-            <w:r>
-              <w:rPr>
-                <w:rFonts w:ascii="华文中宋" w:eastAsia="华文中宋" w:hAnsi="华文中宋" w:hint="eastAsia"/>
-              </w:rPr>
-              <w:t>];</w:t>
-            </w:r>
-          </w:p>
-          <w:p>
-            <w:pPr>
-              <w:rPr>
-                <w:rFonts w:ascii="华文中宋" w:eastAsia="华文中宋" w:hAnsi="华文中宋" w:hint="eastAsia"/>
-              </w:rPr>
-            </w:pPr>
-            <w:r>
-              <w:rPr>
-                <w:rFonts w:ascii="华文中宋" w:eastAsia="华文中宋" w:hAnsi="华文中宋" w:hint="eastAsia"/>
-              </w:rPr>
-              <w:tab/>
-            </w:r>
-            <w:r>
-              <w:rPr>
-                <w:rFonts w:ascii="华文中宋" w:eastAsia="华文中宋" w:hAnsi="华文中宋" w:hint="eastAsia"/>
-              </w:rPr>
-              <w:tab/>
-            </w:r>
-            <w:r>
-              <w:rPr>
-                <w:rFonts w:ascii="华文中宋" w:eastAsia="华文中宋" w:hAnsi="华文中宋" w:hint="eastAsia"/>
-              </w:rPr>
-              <w:tab/>
-              <w:t>}</w:t>
-            </w:r>
-          </w:p>
-          <w:p>
-            <w:pPr>
-              <w:rPr>
-                <w:rFonts w:ascii="华文中宋" w:eastAsia="华文中宋" w:hAnsi="华文中宋" w:hint="eastAsia"/>
-              </w:rPr>
-            </w:pPr>
-            <w:r>
-              <w:rPr>
-                <w:rFonts w:ascii="华文中宋" w:eastAsia="华文中宋" w:hAnsi="华文中宋" w:hint="eastAsia"/>
-              </w:rPr>
-              <w:tab/>
-            </w:r>
-            <w:r>
-              <w:rPr>
-                <w:rFonts w:ascii="华文中宋" w:eastAsia="华文中宋" w:hAnsi="华文中宋" w:hint="eastAsia"/>
-              </w:rPr>
-              <w:tab/>
-              <w:t>}</w:t>
-            </w:r>
-          </w:p>
-          <w:p>
-            <w:pPr>
-              <w:rPr>
-                <w:rFonts w:ascii="华文中宋" w:eastAsia="华文中宋" w:hAnsi="华文中宋" w:hint="eastAsia"/>
-              </w:rPr>
-            </w:pPr>
-            <w:r>
-              <w:rPr>
-                <w:rFonts w:ascii="华文中宋" w:eastAsia="华文中宋" w:hAnsi="华文中宋" w:hint="eastAsia"/>
-              </w:rPr>
-              <w:tab/>
-              <w:t>}</w:t>
-            </w:r>
-          </w:p>
-          <w:p>
-            <w:pPr>
-              <w:rPr>
-                <w:rFonts w:ascii="华文中宋" w:eastAsia="华文中宋" w:hAnsi="华文中宋" w:hint="eastAsia"/>
-              </w:rPr>
-            </w:pPr>
-            <w:r>
-              <w:rPr>
-                <w:rFonts w:ascii="华文中宋" w:eastAsia="华文中宋" w:hAnsi="华文中宋" w:hint="eastAsia"/>
-              </w:rPr>
-              <w:t>}</w:t>
-            </w:r>
-          </w:p>
-          <w:p>
-            <w:pPr>
-              <w:rPr>
-                <w:rFonts w:ascii="华文中宋" w:eastAsia="华文中宋" w:hAnsi="华文中宋"/>
-              </w:rPr>
-            </w:pPr>
-            <w:proofErr w:type="spellStart"/>
-            <w:r>
-              <w:rPr>
-                <w:rFonts w:ascii="华文中宋" w:eastAsia="华文中宋" w:hAnsi="华文中宋" w:hint="eastAsia"/>
-              </w:rPr>
-              <w:t>view_matrix.matrix</w:t>
-            </w:r>
-            <w:proofErr w:type="spellEnd"/>
+            <w:proofErr w:type="spellStart"/>
+            <w:r>
+              <w:rPr>
+                <w:rFonts w:ascii="华文中宋" w:eastAsia="华文中宋" w:hAnsi="华文中宋" w:hint="eastAsia"/>
+              </w:rPr>
+              <w:t>view_</w:t>
+            </w:r>
+            <w:proofErr w:type="gramStart"/>
+            <w:r>
+              <w:rPr>
+                <w:rFonts w:ascii="华文中宋" w:eastAsia="华文中宋" w:hAnsi="华文中宋" w:hint="eastAsia"/>
+              </w:rPr>
+              <w:t>matrix.matrix</w:t>
+            </w:r>
+            <w:proofErr w:type="spellEnd"/>
+            <w:proofErr w:type="gramEnd"/>
             <w:r>
               <w:rPr>
                 <w:rFonts w:ascii="华文中宋" w:eastAsia="华文中宋" w:hAnsi="华文中宋" w:hint="eastAsia"/>
@@ -5901,7 +8241,7 @@
     <w:p>
       <w:pPr>
         <w:rPr>
-          <w:rFonts w:ascii="华文中宋" w:eastAsia="华文中宋" w:hAnsi="华文中宋"/>
+          <w:rFonts w:ascii="华文中宋" w:eastAsia="华文中宋" w:hAnsi="华文中宋" w:hint="eastAsia"/>
         </w:rPr>
       </w:pPr>
       <w:r>
@@ -6033,7 +8373,14 @@
                 <w:rFonts w:ascii="华文中宋" w:eastAsia="华文中宋" w:hAnsi="华文中宋" w:hint="eastAsia"/>
               </w:rPr>
               <w:tab/>
-              <w:t>cross_product3D(</w:t>
+              <w:t>cross_product3</w:t>
+            </w:r>
+            <w:proofErr w:type="gramStart"/>
+            <w:r>
+              <w:rPr>
+                <w:rFonts w:ascii="华文中宋" w:eastAsia="华文中宋" w:hAnsi="华文中宋" w:hint="eastAsia"/>
+              </w:rPr>
+              <w:t>D(</w:t>
             </w:r>
             <w:proofErr w:type="spellStart"/>
             <w:r>
@@ -6043,6 +8390,7 @@
               <w:t>camera.lookat</w:t>
             </w:r>
             <w:proofErr w:type="spellEnd"/>
+            <w:proofErr w:type="gramEnd"/>
             <w:r>
               <w:rPr>
                 <w:rFonts w:ascii="华文中宋" w:eastAsia="华文中宋" w:hAnsi="华文中宋" w:hint="eastAsia"/>
@@ -6050,6 +8398,7 @@
               <w:t xml:space="preserve">, </w:t>
             </w:r>
             <w:proofErr w:type="spellStart"/>
+            <w:proofErr w:type="gramStart"/>
             <w:r>
               <w:rPr>
                 <w:rFonts w:ascii="华文中宋" w:eastAsia="华文中宋" w:hAnsi="华文中宋" w:hint="eastAsia"/>
@@ -6057,6 +8406,7 @@
               <w:t>camera.up</w:t>
             </w:r>
             <w:proofErr w:type="spellEnd"/>
+            <w:proofErr w:type="gramEnd"/>
             <w:r>
               <w:rPr>
                 <w:rFonts w:ascii="华文中宋" w:eastAsia="华文中宋" w:hAnsi="华文中宋" w:hint="eastAsia"/>
@@ -6094,9 +8444,17 @@
               <w:rPr>
                 <w:rFonts w:ascii="华文中宋" w:eastAsia="华文中宋" w:hAnsi="华文中宋" w:hint="eastAsia"/>
               </w:rPr>
-              <w:t>view_matrix.matrix</w:t>
-            </w:r>
-            <w:proofErr w:type="spellEnd"/>
+              <w:t>view_</w:t>
+            </w:r>
+            <w:proofErr w:type="gramStart"/>
+            <w:r>
+              <w:rPr>
+                <w:rFonts w:ascii="华文中宋" w:eastAsia="华文中宋" w:hAnsi="华文中宋" w:hint="eastAsia"/>
+              </w:rPr>
+              <w:t>matrix.matrix</w:t>
+            </w:r>
+            <w:proofErr w:type="spellEnd"/>
+            <w:proofErr w:type="gramEnd"/>
             <w:r>
               <w:rPr>
                 <w:rFonts w:ascii="华文中宋" w:eastAsia="华文中宋" w:hAnsi="华文中宋" w:hint="eastAsia"/>
@@ -6108,9 +8466,17 @@
               <w:rPr>
                 <w:rFonts w:ascii="华文中宋" w:eastAsia="华文中宋" w:hAnsi="华文中宋" w:hint="eastAsia"/>
               </w:rPr>
-              <w:t>camera_X_axis.position</w:t>
-            </w:r>
-            <w:proofErr w:type="spellEnd"/>
+              <w:t>camera_X_</w:t>
+            </w:r>
+            <w:proofErr w:type="gramStart"/>
+            <w:r>
+              <w:rPr>
+                <w:rFonts w:ascii="华文中宋" w:eastAsia="华文中宋" w:hAnsi="华文中宋" w:hint="eastAsia"/>
+              </w:rPr>
+              <w:t>axis.position</w:t>
+            </w:r>
+            <w:proofErr w:type="spellEnd"/>
+            <w:proofErr w:type="gramEnd"/>
             <w:r>
               <w:rPr>
                 <w:rFonts w:ascii="华文中宋" w:eastAsia="华文中宋" w:hAnsi="华文中宋" w:hint="eastAsia"/>
@@ -6135,9 +8501,17 @@
               <w:rPr>
                 <w:rFonts w:ascii="华文中宋" w:eastAsia="华文中宋" w:hAnsi="华文中宋" w:hint="eastAsia"/>
               </w:rPr>
-              <w:t>view_matrix.matrix</w:t>
-            </w:r>
-            <w:proofErr w:type="spellEnd"/>
+              <w:t>view_</w:t>
+            </w:r>
+            <w:proofErr w:type="gramStart"/>
+            <w:r>
+              <w:rPr>
+                <w:rFonts w:ascii="华文中宋" w:eastAsia="华文中宋" w:hAnsi="华文中宋" w:hint="eastAsia"/>
+              </w:rPr>
+              <w:t>matrix.matrix</w:t>
+            </w:r>
+            <w:proofErr w:type="spellEnd"/>
+            <w:proofErr w:type="gramEnd"/>
             <w:r>
               <w:rPr>
                 <w:rFonts w:ascii="华文中宋" w:eastAsia="华文中宋" w:hAnsi="华文中宋" w:hint="eastAsia"/>
@@ -6149,9 +8523,17 @@
               <w:rPr>
                 <w:rFonts w:ascii="华文中宋" w:eastAsia="华文中宋" w:hAnsi="华文中宋" w:hint="eastAsia"/>
               </w:rPr>
-              <w:t>camera_X_axis.position</w:t>
-            </w:r>
-            <w:proofErr w:type="spellEnd"/>
+              <w:t>camera_X_</w:t>
+            </w:r>
+            <w:proofErr w:type="gramStart"/>
+            <w:r>
+              <w:rPr>
+                <w:rFonts w:ascii="华文中宋" w:eastAsia="华文中宋" w:hAnsi="华文中宋" w:hint="eastAsia"/>
+              </w:rPr>
+              <w:t>axis.position</w:t>
+            </w:r>
+            <w:proofErr w:type="spellEnd"/>
+            <w:proofErr w:type="gramEnd"/>
             <w:r>
               <w:rPr>
                 <w:rFonts w:ascii="华文中宋" w:eastAsia="华文中宋" w:hAnsi="华文中宋" w:hint="eastAsia"/>
@@ -6176,9 +8558,17 @@
               <w:rPr>
                 <w:rFonts w:ascii="华文中宋" w:eastAsia="华文中宋" w:hAnsi="华文中宋" w:hint="eastAsia"/>
               </w:rPr>
-              <w:t>view_matrix.matrix</w:t>
-            </w:r>
-            <w:proofErr w:type="spellEnd"/>
+              <w:t>view_</w:t>
+            </w:r>
+            <w:proofErr w:type="gramStart"/>
+            <w:r>
+              <w:rPr>
+                <w:rFonts w:ascii="华文中宋" w:eastAsia="华文中宋" w:hAnsi="华文中宋" w:hint="eastAsia"/>
+              </w:rPr>
+              <w:t>matrix.matrix</w:t>
+            </w:r>
+            <w:proofErr w:type="spellEnd"/>
+            <w:proofErr w:type="gramEnd"/>
             <w:r>
               <w:rPr>
                 <w:rFonts w:ascii="华文中宋" w:eastAsia="华文中宋" w:hAnsi="华文中宋" w:hint="eastAsia"/>
@@ -6190,9 +8580,17 @@
               <w:rPr>
                 <w:rFonts w:ascii="华文中宋" w:eastAsia="华文中宋" w:hAnsi="华文中宋" w:hint="eastAsia"/>
               </w:rPr>
-              <w:t>camera_X_axis.position</w:t>
-            </w:r>
-            <w:proofErr w:type="spellEnd"/>
+              <w:t>camera_X_</w:t>
+            </w:r>
+            <w:proofErr w:type="gramStart"/>
+            <w:r>
+              <w:rPr>
+                <w:rFonts w:ascii="华文中宋" w:eastAsia="华文中宋" w:hAnsi="华文中宋" w:hint="eastAsia"/>
+              </w:rPr>
+              <w:t>axis.position</w:t>
+            </w:r>
+            <w:proofErr w:type="spellEnd"/>
+            <w:proofErr w:type="gramEnd"/>
             <w:r>
               <w:rPr>
                 <w:rFonts w:ascii="华文中宋" w:eastAsia="华文中宋" w:hAnsi="华文中宋" w:hint="eastAsia"/>
@@ -6217,9 +8615,17 @@
               <w:rPr>
                 <w:rFonts w:ascii="华文中宋" w:eastAsia="华文中宋" w:hAnsi="华文中宋" w:hint="eastAsia"/>
               </w:rPr>
-              <w:t>view_matrix.matrix</w:t>
-            </w:r>
-            <w:proofErr w:type="spellEnd"/>
+              <w:t>view_</w:t>
+            </w:r>
+            <w:proofErr w:type="gramStart"/>
+            <w:r>
+              <w:rPr>
+                <w:rFonts w:ascii="华文中宋" w:eastAsia="华文中宋" w:hAnsi="华文中宋" w:hint="eastAsia"/>
+              </w:rPr>
+              <w:t>matrix.matrix</w:t>
+            </w:r>
+            <w:proofErr w:type="spellEnd"/>
+            <w:proofErr w:type="gramEnd"/>
             <w:r>
               <w:rPr>
                 <w:rFonts w:ascii="华文中宋" w:eastAsia="华文中宋" w:hAnsi="华文中宋" w:hint="eastAsia"/>
@@ -6227,6 +8633,7 @@
               <w:t>[0][3] = -</w:t>
             </w:r>
             <w:proofErr w:type="spellStart"/>
+            <w:proofErr w:type="gramStart"/>
             <w:r>
               <w:rPr>
                 <w:rFonts w:ascii="华文中宋" w:eastAsia="华文中宋" w:hAnsi="华文中宋" w:hint="eastAsia"/>
@@ -6234,6 +8641,7 @@
               <w:t>camera.position</w:t>
             </w:r>
             <w:proofErr w:type="spellEnd"/>
+            <w:proofErr w:type="gramEnd"/>
             <w:r>
               <w:rPr>
                 <w:rFonts w:ascii="华文中宋" w:eastAsia="华文中宋" w:hAnsi="华文中宋" w:hint="eastAsia"/>
@@ -6258,6 +8666,159 @@
               <w:rPr>
                 <w:rFonts w:ascii="华文中宋" w:eastAsia="华文中宋" w:hAnsi="华文中宋" w:hint="eastAsia"/>
               </w:rPr>
+              <w:tab/>
+            </w:r>
+            <w:proofErr w:type="spellStart"/>
+            <w:r>
+              <w:rPr>
+                <w:rFonts w:ascii="华文中宋" w:eastAsia="华文中宋" w:hAnsi="华文中宋" w:hint="eastAsia"/>
+              </w:rPr>
+              <w:t>view_</w:t>
+            </w:r>
+            <w:proofErr w:type="gramStart"/>
+            <w:r>
+              <w:rPr>
+                <w:rFonts w:ascii="华文中宋" w:eastAsia="华文中宋" w:hAnsi="华文中宋" w:hint="eastAsia"/>
+              </w:rPr>
+              <w:t>matrix.matrix</w:t>
+            </w:r>
+            <w:proofErr w:type="spellEnd"/>
+            <w:proofErr w:type="gramEnd"/>
+            <w:r>
+              <w:rPr>
+                <w:rFonts w:ascii="华文中宋" w:eastAsia="华文中宋" w:hAnsi="华文中宋" w:hint="eastAsia"/>
+              </w:rPr>
+              <w:t xml:space="preserve">[1][0] = </w:t>
+            </w:r>
+            <w:proofErr w:type="spellStart"/>
+            <w:proofErr w:type="gramStart"/>
+            <w:r>
+              <w:rPr>
+                <w:rFonts w:ascii="华文中宋" w:eastAsia="华文中宋" w:hAnsi="华文中宋" w:hint="eastAsia"/>
+              </w:rPr>
+              <w:t>camera.up</w:t>
+            </w:r>
+            <w:proofErr w:type="spellEnd"/>
+            <w:proofErr w:type="gramEnd"/>
+            <w:r>
+              <w:rPr>
+                <w:rFonts w:ascii="华文中宋" w:eastAsia="华文中宋" w:hAnsi="华文中宋" w:hint="eastAsia"/>
+              </w:rPr>
+              <w:t>[0];</w:t>
+            </w:r>
+          </w:p>
+          <w:p>
+            <w:pPr>
+              <w:rPr>
+                <w:rFonts w:ascii="华文中宋" w:eastAsia="华文中宋" w:hAnsi="华文中宋" w:hint="eastAsia"/>
+              </w:rPr>
+            </w:pPr>
+            <w:r>
+              <w:rPr>
+                <w:rFonts w:ascii="华文中宋" w:eastAsia="华文中宋" w:hAnsi="华文中宋" w:hint="eastAsia"/>
+              </w:rPr>
+              <w:tab/>
+            </w:r>
+            <w:proofErr w:type="spellStart"/>
+            <w:r>
+              <w:rPr>
+                <w:rFonts w:ascii="华文中宋" w:eastAsia="华文中宋" w:hAnsi="华文中宋" w:hint="eastAsia"/>
+              </w:rPr>
+              <w:t>view_</w:t>
+            </w:r>
+            <w:proofErr w:type="gramStart"/>
+            <w:r>
+              <w:rPr>
+                <w:rFonts w:ascii="华文中宋" w:eastAsia="华文中宋" w:hAnsi="华文中宋" w:hint="eastAsia"/>
+              </w:rPr>
+              <w:t>matrix.matrix</w:t>
+            </w:r>
+            <w:proofErr w:type="spellEnd"/>
+            <w:proofErr w:type="gramEnd"/>
+            <w:r>
+              <w:rPr>
+                <w:rFonts w:ascii="华文中宋" w:eastAsia="华文中宋" w:hAnsi="华文中宋" w:hint="eastAsia"/>
+              </w:rPr>
+              <w:t xml:space="preserve">[1][1] = </w:t>
+            </w:r>
+            <w:proofErr w:type="spellStart"/>
+            <w:proofErr w:type="gramStart"/>
+            <w:r>
+              <w:rPr>
+                <w:rFonts w:ascii="华文中宋" w:eastAsia="华文中宋" w:hAnsi="华文中宋" w:hint="eastAsia"/>
+              </w:rPr>
+              <w:t>camera.up</w:t>
+            </w:r>
+            <w:proofErr w:type="spellEnd"/>
+            <w:proofErr w:type="gramEnd"/>
+            <w:r>
+              <w:rPr>
+                <w:rFonts w:ascii="华文中宋" w:eastAsia="华文中宋" w:hAnsi="华文中宋" w:hint="eastAsia"/>
+              </w:rPr>
+              <w:t>[1];</w:t>
+            </w:r>
+          </w:p>
+          <w:p>
+            <w:pPr>
+              <w:rPr>
+                <w:rFonts w:ascii="华文中宋" w:eastAsia="华文中宋" w:hAnsi="华文中宋" w:hint="eastAsia"/>
+              </w:rPr>
+            </w:pPr>
+            <w:r>
+              <w:rPr>
+                <w:rFonts w:ascii="华文中宋" w:eastAsia="华文中宋" w:hAnsi="华文中宋" w:hint="eastAsia"/>
+              </w:rPr>
+              <w:tab/>
+            </w:r>
+            <w:proofErr w:type="spellStart"/>
+            <w:r>
+              <w:rPr>
+                <w:rFonts w:ascii="华文中宋" w:eastAsia="华文中宋" w:hAnsi="华文中宋" w:hint="eastAsia"/>
+              </w:rPr>
+              <w:t>view_</w:t>
+            </w:r>
+            <w:proofErr w:type="gramStart"/>
+            <w:r>
+              <w:rPr>
+                <w:rFonts w:ascii="华文中宋" w:eastAsia="华文中宋" w:hAnsi="华文中宋" w:hint="eastAsia"/>
+              </w:rPr>
+              <w:t>matrix.matrix</w:t>
+            </w:r>
+            <w:proofErr w:type="spellEnd"/>
+            <w:proofErr w:type="gramEnd"/>
+            <w:r>
+              <w:rPr>
+                <w:rFonts w:ascii="华文中宋" w:eastAsia="华文中宋" w:hAnsi="华文中宋" w:hint="eastAsia"/>
+              </w:rPr>
+              <w:t xml:space="preserve">[1][2] = </w:t>
+            </w:r>
+            <w:proofErr w:type="spellStart"/>
+            <w:proofErr w:type="gramStart"/>
+            <w:r>
+              <w:rPr>
+                <w:rFonts w:ascii="华文中宋" w:eastAsia="华文中宋" w:hAnsi="华文中宋" w:hint="eastAsia"/>
+              </w:rPr>
+              <w:t>camera.up</w:t>
+            </w:r>
+            <w:proofErr w:type="spellEnd"/>
+            <w:proofErr w:type="gramEnd"/>
+            <w:r>
+              <w:rPr>
+                <w:rFonts w:ascii="华文中宋" w:eastAsia="华文中宋" w:hAnsi="华文中宋" w:hint="eastAsia"/>
+              </w:rPr>
+              <w:t>[2];</w:t>
+            </w:r>
+          </w:p>
+          <w:p>
+            <w:pPr>
+              <w:rPr>
+                <w:rFonts w:ascii="华文中宋" w:eastAsia="华文中宋" w:hAnsi="华文中宋" w:hint="eastAsia"/>
+              </w:rPr>
+            </w:pPr>
+            <w:r>
+              <w:rPr>
+                <w:rFonts w:ascii="华文中宋" w:eastAsia="华文中宋" w:hAnsi="华文中宋" w:hint="eastAsia"/>
+              </w:rPr>
               <w:lastRenderedPageBreak/>
               <w:tab/>
             </w:r>
@@ -6266,23 +8827,91 @@
               <w:rPr>
                 <w:rFonts w:ascii="华文中宋" w:eastAsia="华文中宋" w:hAnsi="华文中宋" w:hint="eastAsia"/>
               </w:rPr>
-              <w:t>view_matrix.matrix</w:t>
-            </w:r>
-            <w:proofErr w:type="spellEnd"/>
-            <w:r>
-              <w:rPr>
-                <w:rFonts w:ascii="华文中宋" w:eastAsia="华文中宋" w:hAnsi="华文中宋" w:hint="eastAsia"/>
-              </w:rPr>
-              <w:t xml:space="preserve">[1][0] = </w:t>
-            </w:r>
-            <w:proofErr w:type="spellStart"/>
-            <w:r>
-              <w:rPr>
-                <w:rFonts w:ascii="华文中宋" w:eastAsia="华文中宋" w:hAnsi="华文中宋" w:hint="eastAsia"/>
-              </w:rPr>
-              <w:t>camera.up</w:t>
-            </w:r>
-            <w:proofErr w:type="spellEnd"/>
+              <w:t>view_</w:t>
+            </w:r>
+            <w:proofErr w:type="gramStart"/>
+            <w:r>
+              <w:rPr>
+                <w:rFonts w:ascii="华文中宋" w:eastAsia="华文中宋" w:hAnsi="华文中宋" w:hint="eastAsia"/>
+              </w:rPr>
+              <w:t>matrix.matrix</w:t>
+            </w:r>
+            <w:proofErr w:type="spellEnd"/>
+            <w:proofErr w:type="gramEnd"/>
+            <w:r>
+              <w:rPr>
+                <w:rFonts w:ascii="华文中宋" w:eastAsia="华文中宋" w:hAnsi="华文中宋" w:hint="eastAsia"/>
+              </w:rPr>
+              <w:t>[1][3] = -</w:t>
+            </w:r>
+            <w:proofErr w:type="spellStart"/>
+            <w:proofErr w:type="gramStart"/>
+            <w:r>
+              <w:rPr>
+                <w:rFonts w:ascii="华文中宋" w:eastAsia="华文中宋" w:hAnsi="华文中宋" w:hint="eastAsia"/>
+              </w:rPr>
+              <w:t>camera.position</w:t>
+            </w:r>
+            <w:proofErr w:type="spellEnd"/>
+            <w:proofErr w:type="gramEnd"/>
+            <w:r>
+              <w:rPr>
+                <w:rFonts w:ascii="华文中宋" w:eastAsia="华文中宋" w:hAnsi="华文中宋" w:hint="eastAsia"/>
+              </w:rPr>
+              <w:t>[1];</w:t>
+            </w:r>
+          </w:p>
+          <w:p>
+            <w:pPr>
+              <w:rPr>
+                <w:rFonts w:ascii="华文中宋" w:eastAsia="华文中宋" w:hAnsi="华文中宋" w:hint="eastAsia"/>
+              </w:rPr>
+            </w:pPr>
+          </w:p>
+          <w:p>
+            <w:pPr>
+              <w:rPr>
+                <w:rFonts w:ascii="华文中宋" w:eastAsia="华文中宋" w:hAnsi="华文中宋" w:hint="eastAsia"/>
+              </w:rPr>
+            </w:pPr>
+            <w:r>
+              <w:rPr>
+                <w:rFonts w:ascii="华文中宋" w:eastAsia="华文中宋" w:hAnsi="华文中宋" w:hint="eastAsia"/>
+              </w:rPr>
+              <w:tab/>
+            </w:r>
+            <w:proofErr w:type="spellStart"/>
+            <w:r>
+              <w:rPr>
+                <w:rFonts w:ascii="华文中宋" w:eastAsia="华文中宋" w:hAnsi="华文中宋" w:hint="eastAsia"/>
+              </w:rPr>
+              <w:t>view_</w:t>
+            </w:r>
+            <w:proofErr w:type="gramStart"/>
+            <w:r>
+              <w:rPr>
+                <w:rFonts w:ascii="华文中宋" w:eastAsia="华文中宋" w:hAnsi="华文中宋" w:hint="eastAsia"/>
+              </w:rPr>
+              <w:t>matrix.matrix</w:t>
+            </w:r>
+            <w:proofErr w:type="spellEnd"/>
+            <w:proofErr w:type="gramEnd"/>
+            <w:r>
+              <w:rPr>
+                <w:rFonts w:ascii="华文中宋" w:eastAsia="华文中宋" w:hAnsi="华文中宋" w:hint="eastAsia"/>
+              </w:rPr>
+              <w:t xml:space="preserve">[2][0] = </w:t>
+            </w:r>
+            <w:proofErr w:type="spellStart"/>
+            <w:proofErr w:type="gramStart"/>
+            <w:r>
+              <w:rPr>
+                <w:rFonts w:ascii="华文中宋" w:eastAsia="华文中宋" w:hAnsi="华文中宋" w:hint="eastAsia"/>
+              </w:rPr>
+              <w:t>camera.lookat</w:t>
+            </w:r>
+            <w:proofErr w:type="spellEnd"/>
+            <w:proofErr w:type="gramEnd"/>
             <w:r>
               <w:rPr>
                 <w:rFonts w:ascii="华文中宋" w:eastAsia="华文中宋" w:hAnsi="华文中宋" w:hint="eastAsia"/>
@@ -6307,23 +8936,33 @@
               <w:rPr>
                 <w:rFonts w:ascii="华文中宋" w:eastAsia="华文中宋" w:hAnsi="华文中宋" w:hint="eastAsia"/>
               </w:rPr>
-              <w:t>view_matrix.matrix</w:t>
-            </w:r>
-            <w:proofErr w:type="spellEnd"/>
-            <w:r>
-              <w:rPr>
-                <w:rFonts w:ascii="华文中宋" w:eastAsia="华文中宋" w:hAnsi="华文中宋" w:hint="eastAsia"/>
-              </w:rPr>
-              <w:t xml:space="preserve">[1][1] = </w:t>
-            </w:r>
-            <w:proofErr w:type="spellStart"/>
-            <w:r>
-              <w:rPr>
-                <w:rFonts w:ascii="华文中宋" w:eastAsia="华文中宋" w:hAnsi="华文中宋" w:hint="eastAsia"/>
-              </w:rPr>
-              <w:t>camera.up</w:t>
-            </w:r>
-            <w:proofErr w:type="spellEnd"/>
+              <w:t>view_</w:t>
+            </w:r>
+            <w:proofErr w:type="gramStart"/>
+            <w:r>
+              <w:rPr>
+                <w:rFonts w:ascii="华文中宋" w:eastAsia="华文中宋" w:hAnsi="华文中宋" w:hint="eastAsia"/>
+              </w:rPr>
+              <w:t>matrix.matrix</w:t>
+            </w:r>
+            <w:proofErr w:type="spellEnd"/>
+            <w:proofErr w:type="gramEnd"/>
+            <w:r>
+              <w:rPr>
+                <w:rFonts w:ascii="华文中宋" w:eastAsia="华文中宋" w:hAnsi="华文中宋" w:hint="eastAsia"/>
+              </w:rPr>
+              <w:t xml:space="preserve">[2][1] = </w:t>
+            </w:r>
+            <w:proofErr w:type="spellStart"/>
+            <w:proofErr w:type="gramStart"/>
+            <w:r>
+              <w:rPr>
+                <w:rFonts w:ascii="华文中宋" w:eastAsia="华文中宋" w:hAnsi="华文中宋" w:hint="eastAsia"/>
+              </w:rPr>
+              <w:t>camera.lookat</w:t>
+            </w:r>
+            <w:proofErr w:type="spellEnd"/>
+            <w:proofErr w:type="gramEnd"/>
             <w:r>
               <w:rPr>
                 <w:rFonts w:ascii="华文中宋" w:eastAsia="华文中宋" w:hAnsi="华文中宋" w:hint="eastAsia"/>
@@ -6348,23 +8987,33 @@
               <w:rPr>
                 <w:rFonts w:ascii="华文中宋" w:eastAsia="华文中宋" w:hAnsi="华文中宋" w:hint="eastAsia"/>
               </w:rPr>
-              <w:t>view_matrix.matrix</w:t>
-            </w:r>
-            <w:proofErr w:type="spellEnd"/>
-            <w:r>
-              <w:rPr>
-                <w:rFonts w:ascii="华文中宋" w:eastAsia="华文中宋" w:hAnsi="华文中宋" w:hint="eastAsia"/>
-              </w:rPr>
-              <w:t xml:space="preserve">[1][2] = </w:t>
-            </w:r>
-            <w:proofErr w:type="spellStart"/>
-            <w:r>
-              <w:rPr>
-                <w:rFonts w:ascii="华文中宋" w:eastAsia="华文中宋" w:hAnsi="华文中宋" w:hint="eastAsia"/>
-              </w:rPr>
-              <w:t>camera.up</w:t>
-            </w:r>
-            <w:proofErr w:type="spellEnd"/>
+              <w:t>view_</w:t>
+            </w:r>
+            <w:proofErr w:type="gramStart"/>
+            <w:r>
+              <w:rPr>
+                <w:rFonts w:ascii="华文中宋" w:eastAsia="华文中宋" w:hAnsi="华文中宋" w:hint="eastAsia"/>
+              </w:rPr>
+              <w:t>matrix.matrix</w:t>
+            </w:r>
+            <w:proofErr w:type="spellEnd"/>
+            <w:proofErr w:type="gramEnd"/>
+            <w:r>
+              <w:rPr>
+                <w:rFonts w:ascii="华文中宋" w:eastAsia="华文中宋" w:hAnsi="华文中宋" w:hint="eastAsia"/>
+              </w:rPr>
+              <w:t xml:space="preserve">[2][2] = </w:t>
+            </w:r>
+            <w:proofErr w:type="spellStart"/>
+            <w:proofErr w:type="gramStart"/>
+            <w:r>
+              <w:rPr>
+                <w:rFonts w:ascii="华文中宋" w:eastAsia="华文中宋" w:hAnsi="华文中宋" w:hint="eastAsia"/>
+              </w:rPr>
+              <w:t>camera.lookat</w:t>
+            </w:r>
+            <w:proofErr w:type="spellEnd"/>
+            <w:proofErr w:type="gramEnd"/>
             <w:r>
               <w:rPr>
                 <w:rFonts w:ascii="华文中宋" w:eastAsia="华文中宋" w:hAnsi="华文中宋" w:hint="eastAsia"/>
@@ -6389,16 +9038,25 @@
               <w:rPr>
                 <w:rFonts w:ascii="华文中宋" w:eastAsia="华文中宋" w:hAnsi="华文中宋" w:hint="eastAsia"/>
               </w:rPr>
-              <w:t>view_matrix.matrix</w:t>
-            </w:r>
-            <w:proofErr w:type="spellEnd"/>
-            <w:r>
-              <w:rPr>
-                <w:rFonts w:ascii="华文中宋" w:eastAsia="华文中宋" w:hAnsi="华文中宋" w:hint="eastAsia"/>
-              </w:rPr>
-              <w:t>[1][3] = -</w:t>
-            </w:r>
-            <w:proofErr w:type="spellStart"/>
+              <w:t>view_</w:t>
+            </w:r>
+            <w:proofErr w:type="gramStart"/>
+            <w:r>
+              <w:rPr>
+                <w:rFonts w:ascii="华文中宋" w:eastAsia="华文中宋" w:hAnsi="华文中宋" w:hint="eastAsia"/>
+              </w:rPr>
+              <w:t>matrix.matrix</w:t>
+            </w:r>
+            <w:proofErr w:type="spellEnd"/>
+            <w:proofErr w:type="gramEnd"/>
+            <w:r>
+              <w:rPr>
+                <w:rFonts w:ascii="华文中宋" w:eastAsia="华文中宋" w:hAnsi="华文中宋" w:hint="eastAsia"/>
+              </w:rPr>
+              <w:t>[2][3] = -</w:t>
+            </w:r>
+            <w:proofErr w:type="spellStart"/>
+            <w:proofErr w:type="gramStart"/>
             <w:r>
               <w:rPr>
                 <w:rFonts w:ascii="华文中宋" w:eastAsia="华文中宋" w:hAnsi="华文中宋" w:hint="eastAsia"/>
@@ -6406,177 +9064,7 @@
               <w:t>camera.position</w:t>
             </w:r>
             <w:proofErr w:type="spellEnd"/>
-            <w:r>
-              <w:rPr>
-                <w:rFonts w:ascii="华文中宋" w:eastAsia="华文中宋" w:hAnsi="华文中宋" w:hint="eastAsia"/>
-              </w:rPr>
-              <w:t>[1];</w:t>
-            </w:r>
-          </w:p>
-          <w:p>
-            <w:pPr>
-              <w:rPr>
-                <w:rFonts w:ascii="华文中宋" w:eastAsia="华文中宋" w:hAnsi="华文中宋" w:hint="eastAsia"/>
-              </w:rPr>
-            </w:pPr>
-          </w:p>
-          <w:p>
-            <w:pPr>
-              <w:rPr>
-                <w:rFonts w:ascii="华文中宋" w:eastAsia="华文中宋" w:hAnsi="华文中宋" w:hint="eastAsia"/>
-              </w:rPr>
-            </w:pPr>
-            <w:r>
-              <w:rPr>
-                <w:rFonts w:ascii="华文中宋" w:eastAsia="华文中宋" w:hAnsi="华文中宋" w:hint="eastAsia"/>
-              </w:rPr>
-              <w:tab/>
-            </w:r>
-            <w:proofErr w:type="spellStart"/>
-            <w:r>
-              <w:rPr>
-                <w:rFonts w:ascii="华文中宋" w:eastAsia="华文中宋" w:hAnsi="华文中宋" w:hint="eastAsia"/>
-              </w:rPr>
-              <w:t>view_matrix.matrix</w:t>
-            </w:r>
-            <w:proofErr w:type="spellEnd"/>
-            <w:r>
-              <w:rPr>
-                <w:rFonts w:ascii="华文中宋" w:eastAsia="华文中宋" w:hAnsi="华文中宋" w:hint="eastAsia"/>
-              </w:rPr>
-              <w:t xml:space="preserve">[2][0] = </w:t>
-            </w:r>
-            <w:proofErr w:type="spellStart"/>
-            <w:r>
-              <w:rPr>
-                <w:rFonts w:ascii="华文中宋" w:eastAsia="华文中宋" w:hAnsi="华文中宋" w:hint="eastAsia"/>
-              </w:rPr>
-              <w:t>camera.lookat</w:t>
-            </w:r>
-            <w:proofErr w:type="spellEnd"/>
-            <w:r>
-              <w:rPr>
-                <w:rFonts w:ascii="华文中宋" w:eastAsia="华文中宋" w:hAnsi="华文中宋" w:hint="eastAsia"/>
-              </w:rPr>
-              <w:t>[0];</w:t>
-            </w:r>
-          </w:p>
-          <w:p>
-            <w:pPr>
-              <w:rPr>
-                <w:rFonts w:ascii="华文中宋" w:eastAsia="华文中宋" w:hAnsi="华文中宋" w:hint="eastAsia"/>
-              </w:rPr>
-            </w:pPr>
-            <w:r>
-              <w:rPr>
-                <w:rFonts w:ascii="华文中宋" w:eastAsia="华文中宋" w:hAnsi="华文中宋" w:hint="eastAsia"/>
-              </w:rPr>
-              <w:tab/>
-            </w:r>
-            <w:proofErr w:type="spellStart"/>
-            <w:r>
-              <w:rPr>
-                <w:rFonts w:ascii="华文中宋" w:eastAsia="华文中宋" w:hAnsi="华文中宋" w:hint="eastAsia"/>
-              </w:rPr>
-              <w:t>view_matrix.matrix</w:t>
-            </w:r>
-            <w:proofErr w:type="spellEnd"/>
-            <w:r>
-              <w:rPr>
-                <w:rFonts w:ascii="华文中宋" w:eastAsia="华文中宋" w:hAnsi="华文中宋" w:hint="eastAsia"/>
-              </w:rPr>
-              <w:t xml:space="preserve">[2][1] = </w:t>
-            </w:r>
-            <w:proofErr w:type="spellStart"/>
-            <w:r>
-              <w:rPr>
-                <w:rFonts w:ascii="华文中宋" w:eastAsia="华文中宋" w:hAnsi="华文中宋" w:hint="eastAsia"/>
-              </w:rPr>
-              <w:t>camera.lookat</w:t>
-            </w:r>
-            <w:proofErr w:type="spellEnd"/>
-            <w:r>
-              <w:rPr>
-                <w:rFonts w:ascii="华文中宋" w:eastAsia="华文中宋" w:hAnsi="华文中宋" w:hint="eastAsia"/>
-              </w:rPr>
-              <w:t>[1];</w:t>
-            </w:r>
-          </w:p>
-          <w:p>
-            <w:pPr>
-              <w:rPr>
-                <w:rFonts w:ascii="华文中宋" w:eastAsia="华文中宋" w:hAnsi="华文中宋" w:hint="eastAsia"/>
-              </w:rPr>
-            </w:pPr>
-            <w:r>
-              <w:rPr>
-                <w:rFonts w:ascii="华文中宋" w:eastAsia="华文中宋" w:hAnsi="华文中宋" w:hint="eastAsia"/>
-              </w:rPr>
-              <w:tab/>
-            </w:r>
-            <w:proofErr w:type="spellStart"/>
-            <w:r>
-              <w:rPr>
-                <w:rFonts w:ascii="华文中宋" w:eastAsia="华文中宋" w:hAnsi="华文中宋" w:hint="eastAsia"/>
-              </w:rPr>
-              <w:t>view_matrix.matrix</w:t>
-            </w:r>
-            <w:proofErr w:type="spellEnd"/>
-            <w:r>
-              <w:rPr>
-                <w:rFonts w:ascii="华文中宋" w:eastAsia="华文中宋" w:hAnsi="华文中宋" w:hint="eastAsia"/>
-              </w:rPr>
-              <w:t xml:space="preserve">[2][2] = </w:t>
-            </w:r>
-            <w:proofErr w:type="spellStart"/>
-            <w:r>
-              <w:rPr>
-                <w:rFonts w:ascii="华文中宋" w:eastAsia="华文中宋" w:hAnsi="华文中宋" w:hint="eastAsia"/>
-              </w:rPr>
-              <w:t>camera.lookat</w:t>
-            </w:r>
-            <w:proofErr w:type="spellEnd"/>
-            <w:r>
-              <w:rPr>
-                <w:rFonts w:ascii="华文中宋" w:eastAsia="华文中宋" w:hAnsi="华文中宋" w:hint="eastAsia"/>
-              </w:rPr>
-              <w:t>[2];</w:t>
-            </w:r>
-          </w:p>
-          <w:p>
-            <w:pPr>
-              <w:rPr>
-                <w:rFonts w:ascii="华文中宋" w:eastAsia="华文中宋" w:hAnsi="华文中宋" w:hint="eastAsia"/>
-              </w:rPr>
-            </w:pPr>
-            <w:r>
-              <w:rPr>
-                <w:rFonts w:ascii="华文中宋" w:eastAsia="华文中宋" w:hAnsi="华文中宋" w:hint="eastAsia"/>
-              </w:rPr>
-              <w:tab/>
-            </w:r>
-            <w:proofErr w:type="spellStart"/>
-            <w:r>
-              <w:rPr>
-                <w:rFonts w:ascii="华文中宋" w:eastAsia="华文中宋" w:hAnsi="华文中宋" w:hint="eastAsia"/>
-              </w:rPr>
-              <w:t>view_matrix.matrix</w:t>
-            </w:r>
-            <w:proofErr w:type="spellEnd"/>
-            <w:r>
-              <w:rPr>
-                <w:rFonts w:ascii="华文中宋" w:eastAsia="华文中宋" w:hAnsi="华文中宋" w:hint="eastAsia"/>
-              </w:rPr>
-              <w:t>[2][3] = -</w:t>
-            </w:r>
-            <w:proofErr w:type="spellStart"/>
-            <w:r>
-              <w:rPr>
-                <w:rFonts w:ascii="华文中宋" w:eastAsia="华文中宋" w:hAnsi="华文中宋" w:hint="eastAsia"/>
-              </w:rPr>
-              <w:t>camera.position</w:t>
-            </w:r>
-            <w:proofErr w:type="spellEnd"/>
+            <w:proofErr w:type="gramEnd"/>
             <w:r>
               <w:rPr>
                 <w:rFonts w:ascii="华文中宋" w:eastAsia="华文中宋" w:hAnsi="华文中宋" w:hint="eastAsia"/>
@@ -6597,14 +9085,14 @@
     <w:p>
       <w:pPr>
         <w:rPr>
-          <w:rFonts w:ascii="华文中宋" w:eastAsia="华文中宋" w:hAnsi="华文中宋"/>
+          <w:rFonts w:ascii="华文中宋" w:eastAsia="华文中宋" w:hAnsi="华文中宋" w:hint="eastAsia"/>
         </w:rPr>
       </w:pPr>
     </w:p>
     <w:p>
       <w:pPr>
         <w:rPr>
-          <w:rFonts w:ascii="华文中宋" w:eastAsia="华文中宋" w:hAnsi="华文中宋"/>
+          <w:rFonts w:ascii="华文中宋" w:eastAsia="华文中宋" w:hAnsi="华文中宋" w:hint="eastAsia"/>
         </w:rPr>
       </w:pPr>
       <w:r>
@@ -6617,28 +9105,36 @@
     <w:p>
       <w:pPr>
         <w:rPr>
+          <w:rFonts w:ascii="华文中宋" w:eastAsia="华文中宋" w:hAnsi="华文中宋" w:hint="eastAsia"/>
+        </w:rPr>
+      </w:pPr>
+      <w:r>
+        <w:rPr>
           <w:rFonts w:ascii="华文中宋" w:eastAsia="华文中宋" w:hAnsi="华文中宋"/>
         </w:rPr>
-      </w:pPr>
+        <w:t>我相机就是一个点啊，我的旋转做的非常简单，我先做旋转，旋转就相当于直接把相机x轴旋转到</w:t>
+      </w:r>
+      <w:proofErr w:type="spellStart"/>
       <w:r>
         <w:rPr>
           <w:rFonts w:ascii="华文中宋" w:eastAsia="华文中宋" w:hAnsi="华文中宋"/>
         </w:rPr>
-        <w:t>我相机就是一个点啊，我的旋转做的非常简单，我先做旋转，旋转就相当于直接把相机x轴旋转到</w:t>
-      </w:r>
-      <w:proofErr w:type="spellStart"/>
+        <w:t>lookat</w:t>
+      </w:r>
+      <w:proofErr w:type="spellEnd"/>
+      <w:proofErr w:type="gramStart"/>
       <w:r>
         <w:rPr>
           <w:rFonts w:ascii="华文中宋" w:eastAsia="华文中宋" w:hAnsi="华文中宋"/>
         </w:rPr>
-        <w:t>lookat</w:t>
-      </w:r>
-      <w:proofErr w:type="spellEnd"/>
+        <w:t>叉乘</w:t>
+      </w:r>
+      <w:proofErr w:type="gramEnd"/>
       <w:r>
         <w:rPr>
           <w:rFonts w:ascii="华文中宋" w:eastAsia="华文中宋" w:hAnsi="华文中宋"/>
         </w:rPr>
-        <w:t>叉乘up，y旋转到up，z旋转到</w:t>
+        <w:t>up，y旋转到up，z旋转到</w:t>
       </w:r>
       <w:proofErr w:type="spellStart"/>
       <w:r>
@@ -6672,7 +9168,7 @@
     <w:p>
       <w:pPr>
         <w:rPr>
-          <w:rFonts w:ascii="华文中宋" w:eastAsia="华文中宋" w:hAnsi="华文中宋"/>
+          <w:rFonts w:ascii="华文中宋" w:eastAsia="华文中宋" w:hAnsi="华文中宋" w:hint="eastAsia"/>
         </w:rPr>
       </w:pPr>
       <w:r>
@@ -6685,33 +9181,540 @@
     <w:p>
       <w:pPr>
         <w:rPr>
-          <w:rFonts w:ascii="华文中宋" w:eastAsia="华文中宋" w:hAnsi="华文中宋" w:hint="eastAsia"/>
+          <w:rFonts w:ascii="华文中宋" w:eastAsia="华文中宋" w:hAnsi="华文中宋"/>
         </w:rPr>
       </w:pPr>
       <w:r>
         <w:rPr>
           <w:rFonts w:ascii="华文中宋" w:eastAsia="华文中宋" w:hAnsi="华文中宋" w:hint="eastAsia"/>
         </w:rPr>
-        <w:t>我忽略了一点，我以上的逻辑建立在“在相机自己的物体空间内的旋转”，但我做的所有旋转都是从整个坐标系的原点转的！！！也就是说经过旋转之后，</w:t>
-      </w:r>
+        <w:t>我忽略了一点，我以上的逻辑建立在“在相机自己的物体空间内的旋转”，但我做的所有旋转都是从整个坐标系的原点转的！！！也就是说经过旋转之后，我的相机虽然坐标系对准了，但是！位置改变了，</w:t>
+      </w:r>
+      <w:r>
+        <w:rPr>
+          <w:rFonts w:ascii="华文中宋" w:eastAsia="华文中宋" w:hAnsi="华文中宋"/>
+        </w:rPr>
+        <w:t>我旋转的不是一个点，而是一个向量，换言之就是绕着原点转了一根线</w:t>
+      </w:r>
+      <w:r>
+        <w:rPr>
+          <w:rFonts w:ascii="华文中宋" w:eastAsia="华文中宋" w:hAnsi="华文中宋" w:hint="eastAsia"/>
+        </w:rPr>
+        <w:t>。</w:t>
+      </w:r>
+    </w:p>
+    <w:p>
+      <w:pPr>
+        <w:rPr>
+          <w:rFonts w:ascii="华文中宋" w:eastAsia="华文中宋" w:hAnsi="华文中宋"/>
+        </w:rPr>
+      </w:pPr>
+    </w:p>
+    <w:p>
+      <w:pPr>
+        <w:rPr>
+          <w:rFonts w:ascii="华文中宋" w:eastAsia="华文中宋" w:hAnsi="华文中宋"/>
+        </w:rPr>
+      </w:pPr>
       <w:r>
         <w:rPr>
           <w:rFonts w:ascii="华文中宋" w:eastAsia="华文中宋" w:hAnsi="华文中宋" w:hint="eastAsia"/>
         </w:rPr>
         <w:lastRenderedPageBreak/>
-        <w:t>我的相机虽然坐标系对准了，但是！位置改变了，</w:t>
+        <w:t>接下来写投影，透视投影，然后我意识到自己有个疑惑，就是单位对应这里，</w:t>
       </w:r>
       <w:r>
         <w:rPr>
           <w:rFonts w:ascii="华文中宋" w:eastAsia="华文中宋" w:hAnsi="华文中宋"/>
         </w:rPr>
-        <w:t>我旋转的不是一个点，而是一个向量，换言之就是绕着原点转了一根线</w:t>
+        <w:t>我输出一张</w:t>
+      </w:r>
+      <w:proofErr w:type="spellStart"/>
+      <w:r>
+        <w:rPr>
+          <w:rFonts w:ascii="华文中宋" w:eastAsia="华文中宋" w:hAnsi="华文中宋"/>
+        </w:rPr>
+        <w:t>png</w:t>
+      </w:r>
+      <w:proofErr w:type="spellEnd"/>
+      <w:r>
+        <w:rPr>
+          <w:rFonts w:ascii="华文中宋" w:eastAsia="华文中宋" w:hAnsi="华文中宋"/>
+        </w:rPr>
+        <w:t>是吗，我有点说不好我哪里没懂，嘶，是我写代码规定这个</w:t>
+      </w:r>
+      <w:proofErr w:type="spellStart"/>
+      <w:r>
+        <w:rPr>
+          <w:rFonts w:ascii="华文中宋" w:eastAsia="华文中宋" w:hAnsi="华文中宋"/>
+        </w:rPr>
+        <w:t>png</w:t>
+      </w:r>
+      <w:proofErr w:type="spellEnd"/>
+      <w:r>
+        <w:rPr>
+          <w:rFonts w:ascii="华文中宋" w:eastAsia="华文中宋" w:hAnsi="华文中宋"/>
+        </w:rPr>
+        <w:t>的长宽吗，单位是什么，然后我缩成</w:t>
+      </w:r>
+      <w:proofErr w:type="gramStart"/>
+      <w:r>
+        <w:rPr>
+          <w:rFonts w:ascii="华文中宋" w:eastAsia="华文中宋" w:hAnsi="华文中宋"/>
+        </w:rPr>
+        <w:t>一之后</w:t>
+      </w:r>
+      <w:proofErr w:type="gramEnd"/>
+      <w:r>
+        <w:rPr>
+          <w:rFonts w:ascii="华文中宋" w:eastAsia="华文中宋" w:hAnsi="华文中宋"/>
+        </w:rPr>
+        <w:t>我那个世界的单位是什么</w:t>
+      </w:r>
+      <w:r>
+        <w:rPr>
+          <w:rFonts w:ascii="华文中宋" w:eastAsia="华文中宋" w:hAnsi="华文中宋" w:hint="eastAsia"/>
+        </w:rPr>
+        <w:t>？</w:t>
+      </w:r>
+    </w:p>
+    <w:p>
+      <w:pPr>
+        <w:rPr>
+          <w:rFonts w:ascii="华文中宋" w:eastAsia="华文中宋" w:hAnsi="华文中宋" w:hint="eastAsia"/>
+        </w:rPr>
+      </w:pPr>
+      <w:proofErr w:type="spellStart"/>
+      <w:r>
+        <w:rPr>
+          <w:rFonts w:ascii="华文中宋" w:eastAsia="华文中宋" w:hAnsi="华文中宋" w:hint="eastAsia"/>
+        </w:rPr>
+        <w:t>Deepseek</w:t>
+      </w:r>
+      <w:proofErr w:type="spellEnd"/>
+      <w:r>
+        <w:rPr>
+          <w:rFonts w:ascii="华文中宋" w:eastAsia="华文中宋" w:hAnsi="华文中宋" w:hint="eastAsia"/>
+        </w:rPr>
+        <w:t>告诉我，我那个世界没有单位，他是一个相对的坐标。</w:t>
+      </w:r>
+      <w:proofErr w:type="spellStart"/>
+      <w:r>
+        <w:rPr>
+          <w:rFonts w:ascii="华文中宋" w:eastAsia="华文中宋" w:hAnsi="华文中宋" w:hint="eastAsia"/>
+        </w:rPr>
+        <w:t>Png</w:t>
+      </w:r>
+      <w:proofErr w:type="spellEnd"/>
+      <w:r>
+        <w:rPr>
+          <w:rFonts w:ascii="华文中宋" w:eastAsia="华文中宋" w:hAnsi="华文中宋" w:hint="eastAsia"/>
+        </w:rPr>
+        <w:t>的长宽是可以自己写代码规定的。归一化就是为了方便适应不同的输出裁剪，啥意思呢，就是有人电脑长方形有人正方形，就是封装那个意思，不用每个设备都写自己的，很方便，我是这么理解的，表达的不太好。</w:t>
+      </w:r>
+    </w:p>
+    <w:p>
+      <w:pPr>
+        <w:rPr>
+          <w:rFonts w:ascii="华文中宋" w:eastAsia="华文中宋" w:hAnsi="华文中宋"/>
+        </w:rPr>
+      </w:pPr>
+      <w:r>
+        <w:rPr>
+          <w:rFonts w:ascii="华文中宋" w:eastAsia="华文中宋" w:hAnsi="华文中宋" w:hint="eastAsia"/>
+        </w:rPr>
+        <w:t>写这个透视投影我先需要一个视景体，视景体要有near（近平面），far（远平面），然后我遇到了什么问题呢，就是我在想这个near和far，这个哪来的？我算的？根据什么，我的脑子没转过来</w:t>
+      </w:r>
+      <w:r>
+        <w:rPr>
+          <w:rFonts w:ascii="华文中宋" w:eastAsia="华文中宋" w:hAnsi="华文中宋" w:hint="eastAsia"/>
+        </w:rPr>
+        <w:t>，然后其实就是我自己定义的，这个near和far，</w:t>
+      </w:r>
+      <w:r>
+        <w:rPr>
+          <w:rFonts w:ascii="华文中宋" w:eastAsia="华文中宋" w:hAnsi="华文中宋"/>
+        </w:rPr>
+        <w:t>就相当于3dmax我滚轮推拉镜</w:t>
+      </w:r>
+      <w:r>
+        <w:rPr>
+          <w:rFonts w:ascii="华文中宋" w:eastAsia="华文中宋" w:hAnsi="华文中宋" w:hint="eastAsia"/>
+        </w:rPr>
+        <w:t>头。超过far平面的会被裁剪，就相当于3dmax给镜头</w:t>
+      </w:r>
+      <w:proofErr w:type="gramStart"/>
+      <w:r>
+        <w:rPr>
+          <w:rFonts w:ascii="华文中宋" w:eastAsia="华文中宋" w:hAnsi="华文中宋" w:hint="eastAsia"/>
+        </w:rPr>
+        <w:t>拉特别远</w:t>
+      </w:r>
+      <w:proofErr w:type="gramEnd"/>
+      <w:r>
+        <w:rPr>
+          <w:rFonts w:ascii="华文中宋" w:eastAsia="华文中宋" w:hAnsi="华文中宋" w:hint="eastAsia"/>
+        </w:rPr>
+        <w:t>然后发现图形看不见了，</w:t>
+      </w:r>
+      <w:r>
+        <w:rPr>
+          <w:rFonts w:ascii="华文中宋" w:eastAsia="华文中宋" w:hAnsi="华文中宋" w:hint="eastAsia"/>
+        </w:rPr>
+        <w:t>同理，不够near平面的也被裁了，</w:t>
+      </w:r>
+      <w:r>
+        <w:rPr>
+          <w:rFonts w:ascii="华文中宋" w:eastAsia="华文中宋" w:hAnsi="华文中宋" w:hint="eastAsia"/>
+        </w:rPr>
+        <w:t>由near和far可以直接求比例的不用自己设。</w:t>
+      </w:r>
+    </w:p>
+    <w:p>
+      <w:pPr>
+        <w:rPr>
+          <w:rFonts w:ascii="华文中宋" w:eastAsia="华文中宋" w:hAnsi="华文中宋"/>
+        </w:rPr>
+      </w:pPr>
+      <w:r>
+        <w:rPr>
+          <w:rFonts w:ascii="华文中宋" w:eastAsia="华文中宋" w:hAnsi="华文中宋" w:hint="eastAsia"/>
+        </w:rPr>
+        <w:t>那我的near和far成员应该是什么类型呢，如果是，哦，不对不对，需要一个透视比，因为我要把near，far弄成float类型的，我先这么写试着，透视比先搞成45度吧</w:t>
+      </w:r>
+      <w:r>
+        <w:rPr>
+          <w:rFonts w:ascii="华文中宋" w:eastAsia="华文中宋" w:hAnsi="华文中宋" w:hint="eastAsia"/>
+        </w:rPr>
+        <w:t>，然后先用near0.1和far10先试着</w:t>
       </w:r>
       <w:r>
         <w:rPr>
           <w:rFonts w:ascii="华文中宋" w:eastAsia="华文中宋" w:hAnsi="华文中宋" w:hint="eastAsia"/>
         </w:rPr>
         <w:t>。</w:t>
+      </w:r>
+      <w:r>
+        <w:rPr>
+          <w:rFonts w:ascii="华文中宋" w:eastAsia="华文中宋" w:hAnsi="华文中宋" w:hint="eastAsia"/>
+        </w:rPr>
+        <w:t>Far设置太远在做</w:t>
+      </w:r>
+      <w:proofErr w:type="spellStart"/>
+      <w:r>
+        <w:rPr>
+          <w:rFonts w:ascii="华文中宋" w:eastAsia="华文中宋" w:hAnsi="华文中宋" w:hint="eastAsia"/>
+        </w:rPr>
+        <w:t>z-buffer</w:t>
+      </w:r>
+      <w:proofErr w:type="spellEnd"/>
+      <w:r>
+        <w:rPr>
+          <w:rFonts w:ascii="华文中宋" w:eastAsia="华文中宋" w:hAnsi="华文中宋" w:hint="eastAsia"/>
+        </w:rPr>
+        <w:t>时候会闪，因为压太近了，还得用浮点判断哪个点更近，计算机就搞不明白哪个更近了。</w:t>
+      </w:r>
+    </w:p>
+    <w:tbl>
+      <w:tblPr>
+        <w:tblStyle w:val="af5"/>
+        <w:tblW w:w="0" w:type="auto"/>
+        <w:tblLook w:val="04A0" w:firstRow="1" w:lastRow="0" w:firstColumn="1" w:lastColumn="0" w:noHBand="0" w:noVBand="1"/>
+      </w:tblPr>
+      <w:tblGrid>
+        <w:gridCol w:w="8296"/>
+      </w:tblGrid>
+      <w:tr>
+        <w:tc>
+          <w:tcPr>
+            <w:tcW w:w="8296" w:type="dxa"/>
+          </w:tcPr>
+          <w:p>
+            <w:pPr>
+              <w:rPr>
+                <w:rFonts w:ascii="华文中宋" w:eastAsia="华文中宋" w:hAnsi="华文中宋" w:hint="eastAsia"/>
+              </w:rPr>
+            </w:pPr>
+            <w:r>
+              <w:rPr>
+                <w:rFonts w:ascii="华文中宋" w:eastAsia="华文中宋" w:hAnsi="华文中宋" w:hint="eastAsia"/>
+              </w:rPr>
+              <w:t xml:space="preserve">struct </w:t>
+            </w:r>
+            <w:proofErr w:type="spellStart"/>
+            <w:r>
+              <w:rPr>
+                <w:rFonts w:ascii="华文中宋" w:eastAsia="华文中宋" w:hAnsi="华文中宋" w:hint="eastAsia"/>
+              </w:rPr>
+              <w:t>viewing_frustum_Prespective</w:t>
+            </w:r>
+            <w:proofErr w:type="spellEnd"/>
+            <w:r>
+              <w:rPr>
+                <w:rFonts w:ascii="华文中宋" w:eastAsia="华文中宋" w:hAnsi="华文中宋" w:hint="eastAsia"/>
+              </w:rPr>
+              <w:t xml:space="preserve"> {</w:t>
+            </w:r>
+          </w:p>
+          <w:p>
+            <w:pPr>
+              <w:rPr>
+                <w:rFonts w:ascii="华文中宋" w:eastAsia="华文中宋" w:hAnsi="华文中宋" w:hint="eastAsia"/>
+              </w:rPr>
+            </w:pPr>
+            <w:r>
+              <w:rPr>
+                <w:rFonts w:ascii="华文中宋" w:eastAsia="华文中宋" w:hAnsi="华文中宋" w:hint="eastAsia"/>
+              </w:rPr>
+              <w:tab/>
+              <w:t xml:space="preserve">float near = </w:t>
+            </w:r>
+            <w:proofErr w:type="gramStart"/>
+            <w:r>
+              <w:rPr>
+                <w:rFonts w:ascii="华文中宋" w:eastAsia="华文中宋" w:hAnsi="华文中宋" w:hint="eastAsia"/>
+              </w:rPr>
+              <w:t>0 ;</w:t>
+            </w:r>
+            <w:proofErr w:type="gramEnd"/>
+          </w:p>
+          <w:p>
+            <w:pPr>
+              <w:rPr>
+                <w:rFonts w:ascii="华文中宋" w:eastAsia="华文中宋" w:hAnsi="华文中宋" w:hint="eastAsia"/>
+              </w:rPr>
+            </w:pPr>
+            <w:r>
+              <w:rPr>
+                <w:rFonts w:ascii="华文中宋" w:eastAsia="华文中宋" w:hAnsi="华文中宋" w:hint="eastAsia"/>
+              </w:rPr>
+              <w:tab/>
+              <w:t>float far = 0;</w:t>
+            </w:r>
+          </w:p>
+          <w:p>
+            <w:pPr>
+              <w:rPr>
+                <w:rFonts w:ascii="华文中宋" w:eastAsia="华文中宋" w:hAnsi="华文中宋" w:hint="eastAsia"/>
+              </w:rPr>
+            </w:pPr>
+            <w:r>
+              <w:rPr>
+                <w:rFonts w:ascii="华文中宋" w:eastAsia="华文中宋" w:hAnsi="华文中宋" w:hint="eastAsia"/>
+              </w:rPr>
+              <w:lastRenderedPageBreak/>
+              <w:tab/>
+              <w:t xml:space="preserve">float </w:t>
+            </w:r>
+            <w:proofErr w:type="spellStart"/>
+            <w:r>
+              <w:rPr>
+                <w:rFonts w:ascii="华文中宋" w:eastAsia="华文中宋" w:hAnsi="华文中宋" w:hint="eastAsia"/>
+              </w:rPr>
+              <w:t>wei_high_proportion</w:t>
+            </w:r>
+            <w:proofErr w:type="spellEnd"/>
+            <w:r>
+              <w:rPr>
+                <w:rFonts w:ascii="华文中宋" w:eastAsia="华文中宋" w:hAnsi="华文中宋" w:hint="eastAsia"/>
+              </w:rPr>
+              <w:t xml:space="preserve"> = 0;//宽高比</w:t>
+            </w:r>
+          </w:p>
+          <w:p>
+            <w:pPr>
+              <w:rPr>
+                <w:rFonts w:ascii="华文中宋" w:eastAsia="华文中宋" w:hAnsi="华文中宋" w:hint="eastAsia"/>
+              </w:rPr>
+            </w:pPr>
+            <w:r>
+              <w:rPr>
+                <w:rFonts w:ascii="华文中宋" w:eastAsia="华文中宋" w:hAnsi="华文中宋" w:hint="eastAsia"/>
+              </w:rPr>
+              <w:t>};</w:t>
+            </w:r>
+          </w:p>
+        </w:tc>
+      </w:tr>
+    </w:tbl>
+    <w:p>
+      <w:pPr>
+        <w:rPr>
+          <w:rFonts w:ascii="华文中宋" w:eastAsia="华文中宋" w:hAnsi="华文中宋" w:hint="eastAsia"/>
+        </w:rPr>
+      </w:pPr>
+      <w:r>
+        <w:rPr>
+          <w:rFonts w:ascii="华文中宋" w:eastAsia="华文中宋" w:hAnsi="华文中宋"/>
+          <w:noProof/>
+        </w:rPr>
+        <w:lastRenderedPageBreak/>
+        <w:drawing>
+          <wp:inline distT="0" distB="0" distL="0" distR="0" wp14:anchorId="1B0E83FF" wp14:editId="342C241D">
+            <wp:extent cx="3060257" cy="5439331"/>
+            <wp:effectExtent l="0" t="8255" r="0" b="0"/>
+            <wp:docPr id="821067847" name="图片 2"/>
+            <wp:cNvGraphicFramePr>
+              <a:graphicFrameLocks xmlns:a="http://schemas.openxmlformats.org/drawingml/2006/main" noChangeAspect="1"/>
+            </wp:cNvGraphicFramePr>
+            <a:graphic xmlns:a="http://schemas.openxmlformats.org/drawingml/2006/main">
+              <a:graphicData uri="http://schemas.openxmlformats.org/drawingml/2006/picture">
+                <pic:pic xmlns:pic="http://schemas.openxmlformats.org/drawingml/2006/picture">
+                  <pic:nvPicPr>
+                    <pic:cNvPr id="0" name="Picture 2"/>
+                    <pic:cNvPicPr>
+                      <a:picLocks noChangeAspect="1" noChangeArrowheads="1"/>
+                    </pic:cNvPicPr>
+                  </pic:nvPicPr>
+                  <pic:blipFill>
+                    <a:blip r:embed="rId6" cstate="print">
+                      <a:extLst>
+                        <a:ext uri="{28A0092B-C50C-407E-A947-70E740481C1C}">
+                          <a14:useLocalDpi xmlns:a14="http://schemas.microsoft.com/office/drawing/2010/main" val="0"/>
+                        </a:ext>
+                      </a:extLst>
+                    </a:blip>
+                    <a:srcRect/>
+                    <a:stretch>
+                      <a:fillRect/>
+                    </a:stretch>
+                  </pic:blipFill>
+                  <pic:spPr bwMode="auto">
+                    <a:xfrm rot="16200000">
+                      <a:off x="0" y="0"/>
+                      <a:ext cx="3064311" cy="5446537"/>
+                    </a:xfrm>
+                    <a:prstGeom prst="rect">
+                      <a:avLst/>
+                    </a:prstGeom>
+                    <a:noFill/>
+                    <a:ln>
+                      <a:noFill/>
+                    </a:ln>
+                  </pic:spPr>
+                </pic:pic>
+              </a:graphicData>
+            </a:graphic>
+          </wp:inline>
+        </w:drawing>
+      </w:r>
+    </w:p>
+    <w:p>
+      <w:pPr>
+        <w:rPr>
+          <w:rFonts w:ascii="华文中宋" w:eastAsia="华文中宋" w:hAnsi="华文中宋"/>
+        </w:rPr>
+      </w:pPr>
+    </w:p>
+    <w:p>
+      <w:pPr>
+        <w:pStyle w:val="2"/>
+        <w:rPr>
+          <w:rFonts w:ascii="华文中宋" w:eastAsia="华文中宋" w:hAnsi="华文中宋"/>
+        </w:rPr>
+      </w:pPr>
+      <w:r>
+        <w:rPr>
+          <w:rFonts w:ascii="华文中宋" w:eastAsia="华文中宋" w:hAnsi="华文中宋" w:hint="eastAsia"/>
+        </w:rPr>
+        <w:t>心得</w:t>
+      </w:r>
+    </w:p>
+    <w:p>
+      <w:pPr>
+        <w:rPr>
+          <w:rFonts w:ascii="华文中宋" w:eastAsia="华文中宋" w:hAnsi="华文中宋" w:hint="eastAsia"/>
+        </w:rPr>
+      </w:pPr>
+      <w:r>
+        <w:rPr>
+          <w:rFonts w:ascii="华文中宋" w:eastAsia="华文中宋" w:hAnsi="华文中宋" w:hint="eastAsia"/>
+        </w:rPr>
+        <w:t>每一步都不懂，都卡，</w:t>
+      </w:r>
+      <w:r>
+        <w:rPr>
+          <w:rFonts w:ascii="华文中宋" w:eastAsia="华文中宋" w:hAnsi="华文中宋" w:hint="eastAsia"/>
+        </w:rPr>
+        <w:t>光是写个</w:t>
+      </w:r>
+      <w:proofErr w:type="spellStart"/>
+      <w:r>
+        <w:rPr>
+          <w:rFonts w:ascii="华文中宋" w:eastAsia="华文中宋" w:hAnsi="华文中宋" w:hint="eastAsia"/>
+        </w:rPr>
+        <w:t>mvp</w:t>
+      </w:r>
+      <w:proofErr w:type="spellEnd"/>
+      <w:r>
+        <w:rPr>
+          <w:rFonts w:ascii="华文中宋" w:eastAsia="华文中宋" w:hAnsi="华文中宋" w:hint="eastAsia"/>
+        </w:rPr>
+        <w:t>变换和硬编码，我都需要很久，</w:t>
+      </w:r>
+      <w:r>
+        <w:rPr>
+          <w:rFonts w:ascii="华文中宋" w:eastAsia="华文中宋" w:hAnsi="华文中宋" w:hint="eastAsia"/>
+        </w:rPr>
+        <w:t>写了</w:t>
+      </w:r>
+      <w:r>
+        <w:rPr>
+          <w:rFonts w:ascii="华文中宋" w:eastAsia="华文中宋" w:hAnsi="华文中宋" w:hint="eastAsia"/>
+        </w:rPr>
+        <w:t>4</w:t>
+      </w:r>
+      <w:r>
+        <w:rPr>
+          <w:rFonts w:ascii="华文中宋" w:eastAsia="华文中宋" w:hAnsi="华文中宋" w:hint="eastAsia"/>
+        </w:rPr>
+        <w:t>天晚上，每天都写一两个小时，</w:t>
+      </w:r>
+      <w:r>
+        <w:rPr>
+          <w:rFonts w:ascii="华文中宋" w:eastAsia="华文中宋" w:hAnsi="华文中宋" w:hint="eastAsia"/>
+        </w:rPr>
+        <w:t>我不敢</w:t>
+      </w:r>
+      <w:proofErr w:type="gramStart"/>
+      <w:r>
+        <w:rPr>
+          <w:rFonts w:ascii="华文中宋" w:eastAsia="华文中宋" w:hAnsi="华文中宋" w:hint="eastAsia"/>
+        </w:rPr>
+        <w:t>想之后</w:t>
+      </w:r>
+      <w:proofErr w:type="gramEnd"/>
+      <w:r>
+        <w:rPr>
+          <w:rFonts w:ascii="华文中宋" w:eastAsia="华文中宋" w:hAnsi="华文中宋" w:hint="eastAsia"/>
+        </w:rPr>
+        <w:t>写下面</w:t>
+      </w:r>
+      <w:proofErr w:type="spellStart"/>
+      <w:r>
+        <w:rPr>
+          <w:rFonts w:ascii="华文中宋" w:eastAsia="华文中宋" w:hAnsi="华文中宋" w:hint="eastAsia"/>
+        </w:rPr>
+        <w:t>z-buffer</w:t>
+      </w:r>
+      <w:proofErr w:type="spellEnd"/>
+      <w:r>
+        <w:rPr>
+          <w:rFonts w:ascii="华文中宋" w:eastAsia="华文中宋" w:hAnsi="华文中宋" w:hint="eastAsia"/>
+        </w:rPr>
+        <w:t>和光栅化我会多痛苦。</w:t>
+      </w:r>
+      <w:r>
+        <w:rPr>
+          <w:rFonts w:ascii="华文中宋" w:eastAsia="华文中宋" w:hAnsi="华文中宋" w:hint="eastAsia"/>
+        </w:rPr>
+        <w:t>我也不知道为什么自己明明听课了，写的时候还这样，写了也不知道有啥用。</w:t>
+      </w:r>
+      <w:r>
+        <w:rPr>
+          <w:rFonts w:ascii="华文中宋" w:eastAsia="华文中宋" w:hAnsi="华文中宋" w:hint="eastAsia"/>
+        </w:rPr>
+        <w:t>2026/4/2</w:t>
       </w:r>
     </w:p>
     <w:sectPr>

--- a/MyRenderer/自定义软渲染器myRenderer实验报告.docx
+++ b/MyRenderer/自定义软渲染器myRenderer实验报告.docx
@@ -222,7 +222,35 @@
         <w:rPr>
           <w:rFonts w:ascii="华文中宋" w:eastAsia="华文中宋" w:hAnsi="华文中宋"/>
         </w:rPr>
-        <w:t>我大致分析了一下任务，然后我发现有很多我有问题的地方，这还只是我大致看一圈有问题的地方，第一步这个给读取/硬编码一个模型这个，首先我得有个顶点文件吧，我自己来定义吗，还是我上blender拉一个正方形导出？那我又如何读取这个文件，用什么库？还是我自己来规定，我想想，我之前写过矩阵运算，那我就其实写一个理论上是正方体的八个顶点坐标就可以是吧，不用那么麻烦，然后输出应该是什么格式，png？但希望我最后这个结果是直接出现在屏幕上的，那我怎么办呢？有库吗，这也意味着我必须去控制我电脑上负责输出图形的像素，这个叫啥我忘了，就是我得控制这个硬件是吧？而且你说我目前要在cpu端模拟是吧，那也涉及后面光栅化步骤的问题，就是我说可能说不太明白，是有什么函数能把那个硬件映射下来吗，我要是光设值，怎么把屏幕硬件输出和我的代码关联上啊？？</w:t>
+        <w:t>我大致分析了一下任务，然后我发现有很多我有问题的地方，这还只是我大致看一圈有问题的地方，第一步这个给读取/硬编码一个模型这个，首先我得有个顶点文件吧，我自己来定义吗，还是我上blender拉一个正方形导出？那我又如何读取这个文件，用什么库？还是我自己来规定，我想想，我之前写过矩阵运算，那我就其实写一个理论上是正方体的八个顶点坐标就可以是吧，不用那么麻烦，然后输出应该是什么格式，</w:t>
+      </w:r>
+      <w:proofErr w:type="spellStart"/>
+      <w:r>
+        <w:rPr>
+          <w:rFonts w:ascii="华文中宋" w:eastAsia="华文中宋" w:hAnsi="华文中宋"/>
+        </w:rPr>
+        <w:t>png</w:t>
+      </w:r>
+      <w:proofErr w:type="spellEnd"/>
+      <w:r>
+        <w:rPr>
+          <w:rFonts w:ascii="华文中宋" w:eastAsia="华文中宋" w:hAnsi="华文中宋"/>
+        </w:rPr>
+        <w:t>？但希望我最后这个结果是直接出现在屏幕上的，那我怎么办呢？有库吗，这也意味着我必须去控制我电脑上负责输出图形的像素，这个叫啥我忘了，就是我得控制这个硬件是吧？而且你说我目前要在</w:t>
+      </w:r>
+      <w:proofErr w:type="spellStart"/>
+      <w:r>
+        <w:rPr>
+          <w:rFonts w:ascii="华文中宋" w:eastAsia="华文中宋" w:hAnsi="华文中宋"/>
+        </w:rPr>
+        <w:t>cpu</w:t>
+      </w:r>
+      <w:proofErr w:type="spellEnd"/>
+      <w:r>
+        <w:rPr>
+          <w:rFonts w:ascii="华文中宋" w:eastAsia="华文中宋" w:hAnsi="华文中宋"/>
+        </w:rPr>
+        <w:t>端模拟是吧，那也涉及后面光栅化步骤的问题，就是我说可能说不太明白，是有什么函数能把那个硬件映射下来吗，我要是光设值，怎么把屏幕硬件输出和我的代码关联上啊？？</w:t>
       </w:r>
     </w:p>
     <w:p>
@@ -269,7 +297,49 @@
         <w:rPr>
           <w:rFonts w:ascii="华文中宋" w:eastAsia="华文中宋" w:hAnsi="华文中宋" w:hint="eastAsia"/>
         </w:rPr>
-        <w:t>大致需要用到的类：矩阵变换类（矩阵加减乘除，属于数学，可以归类到数学-矩阵，mvp变换，要使用到矩阵变换，那我们还是不要叫数学了吧，算了把mvp放到功能类里），各功能类（mvp，Rasterization，Z-Buffer，Inter）</w:t>
+        <w:t>大致需要用到的类：矩阵变换类（矩阵加减乘除，属于数学，可以归类到数学-矩阵，</w:t>
+      </w:r>
+      <w:proofErr w:type="spellStart"/>
+      <w:r>
+        <w:rPr>
+          <w:rFonts w:ascii="华文中宋" w:eastAsia="华文中宋" w:hAnsi="华文中宋" w:hint="eastAsia"/>
+        </w:rPr>
+        <w:t>mvp</w:t>
+      </w:r>
+      <w:proofErr w:type="spellEnd"/>
+      <w:r>
+        <w:rPr>
+          <w:rFonts w:ascii="华文中宋" w:eastAsia="华文中宋" w:hAnsi="华文中宋" w:hint="eastAsia"/>
+        </w:rPr>
+        <w:t>变换，要使用到矩阵变换，那我们还是不要叫数学了吧，算了把</w:t>
+      </w:r>
+      <w:proofErr w:type="spellStart"/>
+      <w:r>
+        <w:rPr>
+          <w:rFonts w:ascii="华文中宋" w:eastAsia="华文中宋" w:hAnsi="华文中宋" w:hint="eastAsia"/>
+        </w:rPr>
+        <w:t>mvp</w:t>
+      </w:r>
+      <w:proofErr w:type="spellEnd"/>
+      <w:r>
+        <w:rPr>
+          <w:rFonts w:ascii="华文中宋" w:eastAsia="华文中宋" w:hAnsi="华文中宋" w:hint="eastAsia"/>
+        </w:rPr>
+        <w:t>放到功能类里），各功能类（</w:t>
+      </w:r>
+      <w:proofErr w:type="spellStart"/>
+      <w:r>
+        <w:rPr>
+          <w:rFonts w:ascii="华文中宋" w:eastAsia="华文中宋" w:hAnsi="华文中宋" w:hint="eastAsia"/>
+        </w:rPr>
+        <w:t>mvp</w:t>
+      </w:r>
+      <w:proofErr w:type="spellEnd"/>
+      <w:r>
+        <w:rPr>
+          <w:rFonts w:ascii="华文中宋" w:eastAsia="华文中宋" w:hAnsi="华文中宋" w:hint="eastAsia"/>
+        </w:rPr>
+        <w:t>，Rasterization，Z-Buffer，Inter）</w:t>
       </w:r>
     </w:p>
     <w:p>
@@ -683,21 +753,49 @@
               <w:rPr>
                 <w:rFonts w:ascii="华文中宋" w:eastAsia="华文中宋" w:hAnsi="华文中宋" w:hint="eastAsia"/>
               </w:rPr>
-              <w:t>struct myRender_triangle {</w:t>
-            </w:r>
-          </w:p>
-          <w:p>
-            <w:pPr>
-              <w:rPr>
-                <w:rFonts w:ascii="华文中宋" w:eastAsia="华文中宋" w:hAnsi="华文中宋" w:hint="eastAsia"/>
-              </w:rPr>
-            </w:pPr>
-            <w:r>
-              <w:rPr>
-                <w:rFonts w:ascii="华文中宋" w:eastAsia="华文中宋" w:hAnsi="华文中宋" w:hint="eastAsia"/>
-              </w:rPr>
-              <w:tab/>
-              <w:t>std::array&lt;struct vector_4, 3&gt; tri_order;</w:t>
+              <w:t xml:space="preserve">struct </w:t>
+            </w:r>
+            <w:proofErr w:type="spellStart"/>
+            <w:r>
+              <w:rPr>
+                <w:rFonts w:ascii="华文中宋" w:eastAsia="华文中宋" w:hAnsi="华文中宋" w:hint="eastAsia"/>
+              </w:rPr>
+              <w:t>myRender_triangle</w:t>
+            </w:r>
+            <w:proofErr w:type="spellEnd"/>
+            <w:r>
+              <w:rPr>
+                <w:rFonts w:ascii="华文中宋" w:eastAsia="华文中宋" w:hAnsi="华文中宋" w:hint="eastAsia"/>
+              </w:rPr>
+              <w:t xml:space="preserve"> {</w:t>
+            </w:r>
+          </w:p>
+          <w:p>
+            <w:pPr>
+              <w:rPr>
+                <w:rFonts w:ascii="华文中宋" w:eastAsia="华文中宋" w:hAnsi="华文中宋" w:hint="eastAsia"/>
+              </w:rPr>
+            </w:pPr>
+            <w:r>
+              <w:rPr>
+                <w:rFonts w:ascii="华文中宋" w:eastAsia="华文中宋" w:hAnsi="华文中宋" w:hint="eastAsia"/>
+              </w:rPr>
+              <w:tab/>
+              <w:t xml:space="preserve">std::array&lt;struct vector_4, 3&gt; </w:t>
+            </w:r>
+            <w:proofErr w:type="spellStart"/>
+            <w:r>
+              <w:rPr>
+                <w:rFonts w:ascii="华文中宋" w:eastAsia="华文中宋" w:hAnsi="华文中宋" w:hint="eastAsia"/>
+              </w:rPr>
+              <w:t>tri_order</w:t>
+            </w:r>
+            <w:proofErr w:type="spellEnd"/>
+            <w:r>
+              <w:rPr>
+                <w:rFonts w:ascii="华文中宋" w:eastAsia="华文中宋" w:hAnsi="华文中宋" w:hint="eastAsia"/>
+              </w:rPr>
+              <w:t>;</w:t>
             </w:r>
           </w:p>
           <w:p>
@@ -960,21 +1058,49 @@
                 <w:rFonts w:ascii="华文中宋" w:eastAsia="华文中宋" w:hAnsi="华文中宋" w:hint="eastAsia"/>
               </w:rPr>
               <w:lastRenderedPageBreak/>
-              <w:t>struct myRender_triangle {</w:t>
-            </w:r>
-          </w:p>
-          <w:p>
-            <w:pPr>
-              <w:rPr>
-                <w:rFonts w:ascii="华文中宋" w:eastAsia="华文中宋" w:hAnsi="华文中宋" w:hint="eastAsia"/>
-              </w:rPr>
-            </w:pPr>
-            <w:r>
-              <w:rPr>
-                <w:rFonts w:ascii="华文中宋" w:eastAsia="华文中宋" w:hAnsi="华文中宋" w:hint="eastAsia"/>
-              </w:rPr>
-              <w:tab/>
-              <w:t>std::array&lt;struct vector_4, 3&gt; tri_order;</w:t>
+              <w:t xml:space="preserve">struct </w:t>
+            </w:r>
+            <w:proofErr w:type="spellStart"/>
+            <w:r>
+              <w:rPr>
+                <w:rFonts w:ascii="华文中宋" w:eastAsia="华文中宋" w:hAnsi="华文中宋" w:hint="eastAsia"/>
+              </w:rPr>
+              <w:t>myRender_triangle</w:t>
+            </w:r>
+            <w:proofErr w:type="spellEnd"/>
+            <w:r>
+              <w:rPr>
+                <w:rFonts w:ascii="华文中宋" w:eastAsia="华文中宋" w:hAnsi="华文中宋" w:hint="eastAsia"/>
+              </w:rPr>
+              <w:t xml:space="preserve"> {</w:t>
+            </w:r>
+          </w:p>
+          <w:p>
+            <w:pPr>
+              <w:rPr>
+                <w:rFonts w:ascii="华文中宋" w:eastAsia="华文中宋" w:hAnsi="华文中宋" w:hint="eastAsia"/>
+              </w:rPr>
+            </w:pPr>
+            <w:r>
+              <w:rPr>
+                <w:rFonts w:ascii="华文中宋" w:eastAsia="华文中宋" w:hAnsi="华文中宋" w:hint="eastAsia"/>
+              </w:rPr>
+              <w:tab/>
+              <w:t xml:space="preserve">std::array&lt;struct vector_4, 3&gt; </w:t>
+            </w:r>
+            <w:proofErr w:type="spellStart"/>
+            <w:r>
+              <w:rPr>
+                <w:rFonts w:ascii="华文中宋" w:eastAsia="华文中宋" w:hAnsi="华文中宋" w:hint="eastAsia"/>
+              </w:rPr>
+              <w:t>tri_order</w:t>
+            </w:r>
+            <w:proofErr w:type="spellEnd"/>
+            <w:r>
+              <w:rPr>
+                <w:rFonts w:ascii="华文中宋" w:eastAsia="华文中宋" w:hAnsi="华文中宋" w:hint="eastAsia"/>
+              </w:rPr>
+              <w:t>;</w:t>
             </w:r>
           </w:p>
           <w:p>
@@ -1001,7 +1127,35 @@
                 <w:rFonts w:ascii="华文中宋" w:eastAsia="华文中宋" w:hAnsi="华文中宋" w:hint="eastAsia"/>
               </w:rPr>
               <w:tab/>
-              <w:t>struct myRender_triangle cube_tri[16];</w:t>
+              <w:t xml:space="preserve">struct </w:t>
+            </w:r>
+            <w:proofErr w:type="spellStart"/>
+            <w:r>
+              <w:rPr>
+                <w:rFonts w:ascii="华文中宋" w:eastAsia="华文中宋" w:hAnsi="华文中宋" w:hint="eastAsia"/>
+              </w:rPr>
+              <w:t>myRender_triangle</w:t>
+            </w:r>
+            <w:proofErr w:type="spellEnd"/>
+            <w:r>
+              <w:rPr>
+                <w:rFonts w:ascii="华文中宋" w:eastAsia="华文中宋" w:hAnsi="华文中宋" w:hint="eastAsia"/>
+              </w:rPr>
+              <w:t xml:space="preserve"> </w:t>
+            </w:r>
+            <w:proofErr w:type="spellStart"/>
+            <w:r>
+              <w:rPr>
+                <w:rFonts w:ascii="华文中宋" w:eastAsia="华文中宋" w:hAnsi="华文中宋" w:hint="eastAsia"/>
+              </w:rPr>
+              <w:t>cube_tri</w:t>
+            </w:r>
+            <w:proofErr w:type="spellEnd"/>
+            <w:r>
+              <w:rPr>
+                <w:rFonts w:ascii="华文中宋" w:eastAsia="华文中宋" w:hAnsi="华文中宋" w:hint="eastAsia"/>
+              </w:rPr>
+              <w:t>[16];</w:t>
             </w:r>
           </w:p>
           <w:p>
@@ -1029,7 +1183,34 @@
                 <w:rFonts w:ascii="华文中宋" w:eastAsia="华文中宋" w:hAnsi="华文中宋" w:hint="eastAsia"/>
               </w:rPr>
               <w:tab/>
-              <w:t>cube_tri[0].tri_order = { cube[0],cube[1],cube[2] };</w:t>
+            </w:r>
+            <w:proofErr w:type="spellStart"/>
+            <w:r>
+              <w:rPr>
+                <w:rFonts w:ascii="华文中宋" w:eastAsia="华文中宋" w:hAnsi="华文中宋" w:hint="eastAsia"/>
+              </w:rPr>
+              <w:t>cube_tri</w:t>
+            </w:r>
+            <w:proofErr w:type="spellEnd"/>
+            <w:r>
+              <w:rPr>
+                <w:rFonts w:ascii="华文中宋" w:eastAsia="华文中宋" w:hAnsi="华文中宋" w:hint="eastAsia"/>
+              </w:rPr>
+              <w:t>[0].</w:t>
+            </w:r>
+            <w:proofErr w:type="spellStart"/>
+            <w:r>
+              <w:rPr>
+                <w:rFonts w:ascii="华文中宋" w:eastAsia="华文中宋" w:hAnsi="华文中宋" w:hint="eastAsia"/>
+              </w:rPr>
+              <w:t>tri_order</w:t>
+            </w:r>
+            <w:proofErr w:type="spellEnd"/>
+            <w:r>
+              <w:rPr>
+                <w:rFonts w:ascii="华文中宋" w:eastAsia="华文中宋" w:hAnsi="华文中宋" w:hint="eastAsia"/>
+              </w:rPr>
+              <w:t xml:space="preserve"> = { cube[0],cube[1],cube[2] };</w:t>
             </w:r>
           </w:p>
           <w:p>
@@ -1105,7 +1286,21 @@
               <w:rPr>
                 <w:rFonts w:ascii="华文中宋" w:eastAsia="华文中宋" w:hAnsi="华文中宋" w:hint="eastAsia"/>
               </w:rPr>
-              <w:t>struct myRender_triangle {</w:t>
+              <w:t xml:space="preserve">struct </w:t>
+            </w:r>
+            <w:proofErr w:type="spellStart"/>
+            <w:r>
+              <w:rPr>
+                <w:rFonts w:ascii="华文中宋" w:eastAsia="华文中宋" w:hAnsi="华文中宋" w:hint="eastAsia"/>
+              </w:rPr>
+              <w:t>myRender_triangle</w:t>
+            </w:r>
+            <w:proofErr w:type="spellEnd"/>
+            <w:r>
+              <w:rPr>
+                <w:rFonts w:ascii="华文中宋" w:eastAsia="华文中宋" w:hAnsi="华文中宋" w:hint="eastAsia"/>
+              </w:rPr>
+              <w:t xml:space="preserve"> {</w:t>
             </w:r>
           </w:p>
           <w:p>
@@ -1146,21 +1341,76 @@
                 <w:rFonts w:ascii="华文中宋" w:eastAsia="华文中宋" w:hAnsi="华文中宋" w:hint="eastAsia"/>
               </w:rPr>
               <w:tab/>
-              <w:t>struct myRender_triangle cube_index[12];</w:t>
-            </w:r>
-          </w:p>
-          <w:p>
-            <w:pPr>
-              <w:rPr>
-                <w:rFonts w:ascii="华文中宋" w:eastAsia="华文中宋" w:hAnsi="华文中宋" w:hint="eastAsia"/>
-              </w:rPr>
-            </w:pPr>
-            <w:r>
-              <w:rPr>
-                <w:rFonts w:ascii="华文中宋" w:eastAsia="华文中宋" w:hAnsi="华文中宋" w:hint="eastAsia"/>
-              </w:rPr>
-              <w:tab/>
-              <w:t>cube_index[0].index = { 0,1,2 }; cube_index[1].index = { 2,3,0 };//背面</w:t>
+              <w:t xml:space="preserve">struct </w:t>
+            </w:r>
+            <w:proofErr w:type="spellStart"/>
+            <w:r>
+              <w:rPr>
+                <w:rFonts w:ascii="华文中宋" w:eastAsia="华文中宋" w:hAnsi="华文中宋" w:hint="eastAsia"/>
+              </w:rPr>
+              <w:t>myRender_triangle</w:t>
+            </w:r>
+            <w:proofErr w:type="spellEnd"/>
+            <w:r>
+              <w:rPr>
+                <w:rFonts w:ascii="华文中宋" w:eastAsia="华文中宋" w:hAnsi="华文中宋" w:hint="eastAsia"/>
+              </w:rPr>
+              <w:t xml:space="preserve"> </w:t>
+            </w:r>
+            <w:proofErr w:type="spellStart"/>
+            <w:r>
+              <w:rPr>
+                <w:rFonts w:ascii="华文中宋" w:eastAsia="华文中宋" w:hAnsi="华文中宋" w:hint="eastAsia"/>
+              </w:rPr>
+              <w:t>cube_index</w:t>
+            </w:r>
+            <w:proofErr w:type="spellEnd"/>
+            <w:r>
+              <w:rPr>
+                <w:rFonts w:ascii="华文中宋" w:eastAsia="华文中宋" w:hAnsi="华文中宋" w:hint="eastAsia"/>
+              </w:rPr>
+              <w:t>[12];</w:t>
+            </w:r>
+          </w:p>
+          <w:p>
+            <w:pPr>
+              <w:rPr>
+                <w:rFonts w:ascii="华文中宋" w:eastAsia="华文中宋" w:hAnsi="华文中宋" w:hint="eastAsia"/>
+              </w:rPr>
+            </w:pPr>
+            <w:r>
+              <w:rPr>
+                <w:rFonts w:ascii="华文中宋" w:eastAsia="华文中宋" w:hAnsi="华文中宋" w:hint="eastAsia"/>
+              </w:rPr>
+              <w:tab/>
+            </w:r>
+            <w:proofErr w:type="spellStart"/>
+            <w:r>
+              <w:rPr>
+                <w:rFonts w:ascii="华文中宋" w:eastAsia="华文中宋" w:hAnsi="华文中宋" w:hint="eastAsia"/>
+              </w:rPr>
+              <w:t>cube_index</w:t>
+            </w:r>
+            <w:proofErr w:type="spellEnd"/>
+            <w:r>
+              <w:rPr>
+                <w:rFonts w:ascii="华文中宋" w:eastAsia="华文中宋" w:hAnsi="华文中宋" w:hint="eastAsia"/>
+              </w:rPr>
+              <w:t xml:space="preserve">[0].index = { 0,1,2 }; </w:t>
+            </w:r>
+            <w:proofErr w:type="spellStart"/>
+            <w:r>
+              <w:rPr>
+                <w:rFonts w:ascii="华文中宋" w:eastAsia="华文中宋" w:hAnsi="华文中宋" w:hint="eastAsia"/>
+              </w:rPr>
+              <w:t>cube_index</w:t>
+            </w:r>
+            <w:proofErr w:type="spellEnd"/>
+            <w:r>
+              <w:rPr>
+                <w:rFonts w:ascii="华文中宋" w:eastAsia="华文中宋" w:hAnsi="华文中宋" w:hint="eastAsia"/>
+              </w:rPr>
+              <w:t>[1].index = { 2,3,0 };//背面</w:t>
             </w:r>
           </w:p>
           <w:p>
@@ -1175,63 +1425,198 @@
               </w:rPr>
               <w:lastRenderedPageBreak/>
               <w:tab/>
-              <w:t>cube_index[2].index = { 0,4,5 }; cube_index[3].index = { 5,3,0 };//左侧</w:t>
-            </w:r>
-          </w:p>
-          <w:p>
-            <w:pPr>
-              <w:rPr>
-                <w:rFonts w:ascii="华文中宋" w:eastAsia="华文中宋" w:hAnsi="华文中宋" w:hint="eastAsia"/>
-              </w:rPr>
-            </w:pPr>
-            <w:r>
-              <w:rPr>
-                <w:rFonts w:ascii="华文中宋" w:eastAsia="华文中宋" w:hAnsi="华文中宋" w:hint="eastAsia"/>
-              </w:rPr>
-              <w:tab/>
-              <w:t>cube_index[4].index = { 1,6,7 }; cube_index[5].index = { 7,2,1 };//右侧</w:t>
-            </w:r>
-          </w:p>
-          <w:p>
-            <w:pPr>
-              <w:rPr>
-                <w:rFonts w:ascii="华文中宋" w:eastAsia="华文中宋" w:hAnsi="华文中宋" w:hint="eastAsia"/>
-              </w:rPr>
-            </w:pPr>
-            <w:r>
-              <w:rPr>
-                <w:rFonts w:ascii="华文中宋" w:eastAsia="华文中宋" w:hAnsi="华文中宋" w:hint="eastAsia"/>
-              </w:rPr>
-              <w:tab/>
-              <w:t>cube_index[6].index = { 5,7,2 }; cube_index[7].index = { 2,3,5 };//上面</w:t>
-            </w:r>
-          </w:p>
-          <w:p>
-            <w:pPr>
-              <w:rPr>
-                <w:rFonts w:ascii="华文中宋" w:eastAsia="华文中宋" w:hAnsi="华文中宋" w:hint="eastAsia"/>
-              </w:rPr>
-            </w:pPr>
-            <w:r>
-              <w:rPr>
-                <w:rFonts w:ascii="华文中宋" w:eastAsia="华文中宋" w:hAnsi="华文中宋" w:hint="eastAsia"/>
-              </w:rPr>
-              <w:tab/>
-              <w:t>cube_index[8].index = { 4,6,1 }; cube_index[9].index = { 1,0,4 };//下面</w:t>
-            </w:r>
-          </w:p>
-          <w:p>
-            <w:pPr>
-              <w:rPr>
-                <w:rFonts w:ascii="华文中宋" w:eastAsia="华文中宋" w:hAnsi="华文中宋" w:hint="eastAsia"/>
-              </w:rPr>
-            </w:pPr>
-            <w:r>
-              <w:rPr>
-                <w:rFonts w:ascii="华文中宋" w:eastAsia="华文中宋" w:hAnsi="华文中宋" w:hint="eastAsia"/>
-              </w:rPr>
-              <w:tab/>
-              <w:t>cube_index[10].index = { 4,6,7 }; cube_index[11].index = { 7,5,4 };//正面</w:t>
+            </w:r>
+            <w:proofErr w:type="spellStart"/>
+            <w:r>
+              <w:rPr>
+                <w:rFonts w:ascii="华文中宋" w:eastAsia="华文中宋" w:hAnsi="华文中宋" w:hint="eastAsia"/>
+              </w:rPr>
+              <w:t>cube_index</w:t>
+            </w:r>
+            <w:proofErr w:type="spellEnd"/>
+            <w:r>
+              <w:rPr>
+                <w:rFonts w:ascii="华文中宋" w:eastAsia="华文中宋" w:hAnsi="华文中宋" w:hint="eastAsia"/>
+              </w:rPr>
+              <w:t xml:space="preserve">[2].index = { 0,4,5 }; </w:t>
+            </w:r>
+            <w:proofErr w:type="spellStart"/>
+            <w:r>
+              <w:rPr>
+                <w:rFonts w:ascii="华文中宋" w:eastAsia="华文中宋" w:hAnsi="华文中宋" w:hint="eastAsia"/>
+              </w:rPr>
+              <w:t>cube_index</w:t>
+            </w:r>
+            <w:proofErr w:type="spellEnd"/>
+            <w:r>
+              <w:rPr>
+                <w:rFonts w:ascii="华文中宋" w:eastAsia="华文中宋" w:hAnsi="华文中宋" w:hint="eastAsia"/>
+              </w:rPr>
+              <w:t>[3].index = { 5,3,0 };//左侧</w:t>
+            </w:r>
+          </w:p>
+          <w:p>
+            <w:pPr>
+              <w:rPr>
+                <w:rFonts w:ascii="华文中宋" w:eastAsia="华文中宋" w:hAnsi="华文中宋" w:hint="eastAsia"/>
+              </w:rPr>
+            </w:pPr>
+            <w:r>
+              <w:rPr>
+                <w:rFonts w:ascii="华文中宋" w:eastAsia="华文中宋" w:hAnsi="华文中宋" w:hint="eastAsia"/>
+              </w:rPr>
+              <w:tab/>
+            </w:r>
+            <w:proofErr w:type="spellStart"/>
+            <w:r>
+              <w:rPr>
+                <w:rFonts w:ascii="华文中宋" w:eastAsia="华文中宋" w:hAnsi="华文中宋" w:hint="eastAsia"/>
+              </w:rPr>
+              <w:t>cube_index</w:t>
+            </w:r>
+            <w:proofErr w:type="spellEnd"/>
+            <w:r>
+              <w:rPr>
+                <w:rFonts w:ascii="华文中宋" w:eastAsia="华文中宋" w:hAnsi="华文中宋" w:hint="eastAsia"/>
+              </w:rPr>
+              <w:t xml:space="preserve">[4].index = { 1,6,7 }; </w:t>
+            </w:r>
+            <w:proofErr w:type="spellStart"/>
+            <w:r>
+              <w:rPr>
+                <w:rFonts w:ascii="华文中宋" w:eastAsia="华文中宋" w:hAnsi="华文中宋" w:hint="eastAsia"/>
+              </w:rPr>
+              <w:t>cube_index</w:t>
+            </w:r>
+            <w:proofErr w:type="spellEnd"/>
+            <w:r>
+              <w:rPr>
+                <w:rFonts w:ascii="华文中宋" w:eastAsia="华文中宋" w:hAnsi="华文中宋" w:hint="eastAsia"/>
+              </w:rPr>
+              <w:t>[5].index = { 7,2,1 };//右侧</w:t>
+            </w:r>
+          </w:p>
+          <w:p>
+            <w:pPr>
+              <w:rPr>
+                <w:rFonts w:ascii="华文中宋" w:eastAsia="华文中宋" w:hAnsi="华文中宋" w:hint="eastAsia"/>
+              </w:rPr>
+            </w:pPr>
+            <w:r>
+              <w:rPr>
+                <w:rFonts w:ascii="华文中宋" w:eastAsia="华文中宋" w:hAnsi="华文中宋" w:hint="eastAsia"/>
+              </w:rPr>
+              <w:tab/>
+            </w:r>
+            <w:proofErr w:type="spellStart"/>
+            <w:r>
+              <w:rPr>
+                <w:rFonts w:ascii="华文中宋" w:eastAsia="华文中宋" w:hAnsi="华文中宋" w:hint="eastAsia"/>
+              </w:rPr>
+              <w:t>cube_index</w:t>
+            </w:r>
+            <w:proofErr w:type="spellEnd"/>
+            <w:r>
+              <w:rPr>
+                <w:rFonts w:ascii="华文中宋" w:eastAsia="华文中宋" w:hAnsi="华文中宋" w:hint="eastAsia"/>
+              </w:rPr>
+              <w:t xml:space="preserve">[6].index = { 5,7,2 }; </w:t>
+            </w:r>
+            <w:proofErr w:type="spellStart"/>
+            <w:r>
+              <w:rPr>
+                <w:rFonts w:ascii="华文中宋" w:eastAsia="华文中宋" w:hAnsi="华文中宋" w:hint="eastAsia"/>
+              </w:rPr>
+              <w:t>cube_index</w:t>
+            </w:r>
+            <w:proofErr w:type="spellEnd"/>
+            <w:r>
+              <w:rPr>
+                <w:rFonts w:ascii="华文中宋" w:eastAsia="华文中宋" w:hAnsi="华文中宋" w:hint="eastAsia"/>
+              </w:rPr>
+              <w:t>[7].index = { 2,3,5 };//上面</w:t>
+            </w:r>
+          </w:p>
+          <w:p>
+            <w:pPr>
+              <w:rPr>
+                <w:rFonts w:ascii="华文中宋" w:eastAsia="华文中宋" w:hAnsi="华文中宋" w:hint="eastAsia"/>
+              </w:rPr>
+            </w:pPr>
+            <w:r>
+              <w:rPr>
+                <w:rFonts w:ascii="华文中宋" w:eastAsia="华文中宋" w:hAnsi="华文中宋" w:hint="eastAsia"/>
+              </w:rPr>
+              <w:tab/>
+            </w:r>
+            <w:proofErr w:type="spellStart"/>
+            <w:r>
+              <w:rPr>
+                <w:rFonts w:ascii="华文中宋" w:eastAsia="华文中宋" w:hAnsi="华文中宋" w:hint="eastAsia"/>
+              </w:rPr>
+              <w:t>cube_index</w:t>
+            </w:r>
+            <w:proofErr w:type="spellEnd"/>
+            <w:r>
+              <w:rPr>
+                <w:rFonts w:ascii="华文中宋" w:eastAsia="华文中宋" w:hAnsi="华文中宋" w:hint="eastAsia"/>
+              </w:rPr>
+              <w:t xml:space="preserve">[8].index = { 4,6,1 }; </w:t>
+            </w:r>
+            <w:proofErr w:type="spellStart"/>
+            <w:r>
+              <w:rPr>
+                <w:rFonts w:ascii="华文中宋" w:eastAsia="华文中宋" w:hAnsi="华文中宋" w:hint="eastAsia"/>
+              </w:rPr>
+              <w:t>cube_index</w:t>
+            </w:r>
+            <w:proofErr w:type="spellEnd"/>
+            <w:r>
+              <w:rPr>
+                <w:rFonts w:ascii="华文中宋" w:eastAsia="华文中宋" w:hAnsi="华文中宋" w:hint="eastAsia"/>
+              </w:rPr>
+              <w:t>[9].index = { 1,0,4 };//下面</w:t>
+            </w:r>
+          </w:p>
+          <w:p>
+            <w:pPr>
+              <w:rPr>
+                <w:rFonts w:ascii="华文中宋" w:eastAsia="华文中宋" w:hAnsi="华文中宋" w:hint="eastAsia"/>
+              </w:rPr>
+            </w:pPr>
+            <w:r>
+              <w:rPr>
+                <w:rFonts w:ascii="华文中宋" w:eastAsia="华文中宋" w:hAnsi="华文中宋" w:hint="eastAsia"/>
+              </w:rPr>
+              <w:tab/>
+            </w:r>
+            <w:proofErr w:type="spellStart"/>
+            <w:r>
+              <w:rPr>
+                <w:rFonts w:ascii="华文中宋" w:eastAsia="华文中宋" w:hAnsi="华文中宋" w:hint="eastAsia"/>
+              </w:rPr>
+              <w:t>cube_index</w:t>
+            </w:r>
+            <w:proofErr w:type="spellEnd"/>
+            <w:r>
+              <w:rPr>
+                <w:rFonts w:ascii="华文中宋" w:eastAsia="华文中宋" w:hAnsi="华文中宋" w:hint="eastAsia"/>
+              </w:rPr>
+              <w:t xml:space="preserve">[10].index = { 4,6,7 }; </w:t>
+            </w:r>
+            <w:proofErr w:type="spellStart"/>
+            <w:r>
+              <w:rPr>
+                <w:rFonts w:ascii="华文中宋" w:eastAsia="华文中宋" w:hAnsi="华文中宋" w:hint="eastAsia"/>
+              </w:rPr>
+              <w:t>cube_index</w:t>
+            </w:r>
+            <w:proofErr w:type="spellEnd"/>
+            <w:r>
+              <w:rPr>
+                <w:rFonts w:ascii="华文中宋" w:eastAsia="华文中宋" w:hAnsi="华文中宋" w:hint="eastAsia"/>
+              </w:rPr>
+              <w:t>[11].index = { 7,5,4 };//正面</w:t>
             </w:r>
           </w:p>
           <w:p>
@@ -1273,7 +1658,21 @@
         <w:rPr>
           <w:rFonts w:ascii="华文中宋" w:eastAsia="华文中宋" w:hAnsi="华文中宋" w:hint="eastAsia"/>
         </w:rPr>
-        <w:t>先传github吧</w:t>
+        <w:t>先传</w:t>
+      </w:r>
+      <w:proofErr w:type="spellStart"/>
+      <w:r>
+        <w:rPr>
+          <w:rFonts w:ascii="华文中宋" w:eastAsia="华文中宋" w:hAnsi="华文中宋" w:hint="eastAsia"/>
+        </w:rPr>
+        <w:t>github</w:t>
+      </w:r>
+      <w:proofErr w:type="spellEnd"/>
+      <w:r>
+        <w:rPr>
+          <w:rFonts w:ascii="华文中宋" w:eastAsia="华文中宋" w:hAnsi="华文中宋" w:hint="eastAsia"/>
+        </w:rPr>
+        <w:t>吧</w:t>
       </w:r>
       <w:r>
         <w:rPr>
@@ -1362,21 +1761,57 @@
         <w:rPr>
           <w:rFonts w:ascii="华文中宋" w:eastAsia="华文中宋" w:hAnsi="华文中宋" w:hint="eastAsia"/>
         </w:rPr>
-        <w:t>先定义一个相机：位置（225），lookat（0.5，0.5，0.5）（正方体中心），向上方向（0，1，0）；</w:t>
-      </w:r>
-    </w:p>
-    <w:p>
-      <w:pPr>
-        <w:rPr>
-          <w:rFonts w:ascii="华文中宋" w:eastAsia="华文中宋" w:hAnsi="华文中宋" w:hint="eastAsia"/>
-        </w:rPr>
-      </w:pPr>
-      <w:r>
-        <w:rPr>
-          <w:rFonts w:ascii="华文中宋" w:eastAsia="华文中宋" w:hAnsi="华文中宋" w:hint="eastAsia"/>
-        </w:rPr>
-        <w:t>先做model变换，Mview=RviewTview</w:t>
-      </w:r>
+        <w:t>先定义一个相机：位置（225），</w:t>
+      </w:r>
+      <w:proofErr w:type="spellStart"/>
+      <w:r>
+        <w:rPr>
+          <w:rFonts w:ascii="华文中宋" w:eastAsia="华文中宋" w:hAnsi="华文中宋" w:hint="eastAsia"/>
+        </w:rPr>
+        <w:t>lookat</w:t>
+      </w:r>
+      <w:proofErr w:type="spellEnd"/>
+      <w:r>
+        <w:rPr>
+          <w:rFonts w:ascii="华文中宋" w:eastAsia="华文中宋" w:hAnsi="华文中宋" w:hint="eastAsia"/>
+        </w:rPr>
+        <w:t>（0.5，0.5，0.5）（正方体中心），向上方向（0，1，0）；</w:t>
+      </w:r>
+    </w:p>
+    <w:p>
+      <w:pPr>
+        <w:rPr>
+          <w:rFonts w:ascii="华文中宋" w:eastAsia="华文中宋" w:hAnsi="华文中宋" w:hint="eastAsia"/>
+        </w:rPr>
+      </w:pPr>
+      <w:r>
+        <w:rPr>
+          <w:rFonts w:ascii="华文中宋" w:eastAsia="华文中宋" w:hAnsi="华文中宋" w:hint="eastAsia"/>
+        </w:rPr>
+        <w:t>先做model变换，</w:t>
+      </w:r>
+      <w:proofErr w:type="spellStart"/>
+      <w:r>
+        <w:rPr>
+          <w:rFonts w:ascii="华文中宋" w:eastAsia="华文中宋" w:hAnsi="华文中宋" w:hint="eastAsia"/>
+        </w:rPr>
+        <w:t>Mview</w:t>
+      </w:r>
+      <w:proofErr w:type="spellEnd"/>
+      <w:r>
+        <w:rPr>
+          <w:rFonts w:ascii="华文中宋" w:eastAsia="华文中宋" w:hAnsi="华文中宋" w:hint="eastAsia"/>
+        </w:rPr>
+        <w:t>=</w:t>
+      </w:r>
+      <w:proofErr w:type="spellStart"/>
+      <w:r>
+        <w:rPr>
+          <w:rFonts w:ascii="华文中宋" w:eastAsia="华文中宋" w:hAnsi="华文中宋" w:hint="eastAsia"/>
+        </w:rPr>
+        <w:t>RviewTview</w:t>
+      </w:r>
+      <w:proofErr w:type="spellEnd"/>
       <w:r>
         <w:rPr>
           <w:rFonts w:ascii="华文中宋" w:eastAsia="华文中宋" w:hAnsi="华文中宋" w:hint="eastAsia"/>
@@ -1440,7 +1875,21 @@
         <w:rPr>
           <w:rFonts w:ascii="华文中宋" w:eastAsia="华文中宋" w:hAnsi="华文中宋" w:hint="eastAsia"/>
         </w:rPr>
-        <w:t>好了，我把这个顶点结构体和这个数学相关的定义都搬到math头文件和cpp里了，头文件里定义结构体。</w:t>
+        <w:t>好了，我把这个顶点结构体和这个数学相关的定义都搬到math头文件和</w:t>
+      </w:r>
+      <w:proofErr w:type="spellStart"/>
+      <w:r>
+        <w:rPr>
+          <w:rFonts w:ascii="华文中宋" w:eastAsia="华文中宋" w:hAnsi="华文中宋" w:hint="eastAsia"/>
+        </w:rPr>
+        <w:t>cpp</w:t>
+      </w:r>
+      <w:proofErr w:type="spellEnd"/>
+      <w:r>
+        <w:rPr>
+          <w:rFonts w:ascii="华文中宋" w:eastAsia="华文中宋" w:hAnsi="华文中宋" w:hint="eastAsia"/>
+        </w:rPr>
+        <w:t>里了，头文件里定义结构体。</w:t>
       </w:r>
     </w:p>
     <w:p>
@@ -1449,12 +1898,14 @@
           <w:rFonts w:hint="eastAsia"/>
         </w:rPr>
       </w:pPr>
+      <w:proofErr w:type="spellStart"/>
       <w:r>
         <w:rPr>
           <w:rFonts w:hint="eastAsia"/>
         </w:rPr>
         <w:t>Math.h</w:t>
       </w:r>
+      <w:proofErr w:type="spellEnd"/>
     </w:p>
     <w:tbl>
       <w:tblPr>
@@ -1670,7 +2121,21 @@
               <w:rPr>
                 <w:rFonts w:ascii="华文中宋" w:eastAsia="华文中宋" w:hAnsi="华文中宋" w:hint="eastAsia"/>
               </w:rPr>
-              <w:t>struct myRender_triangle {</w:t>
+              <w:t xml:space="preserve">struct </w:t>
+            </w:r>
+            <w:proofErr w:type="spellStart"/>
+            <w:r>
+              <w:rPr>
+                <w:rFonts w:ascii="华文中宋" w:eastAsia="华文中宋" w:hAnsi="华文中宋" w:hint="eastAsia"/>
+              </w:rPr>
+              <w:t>myRender_triangle</w:t>
+            </w:r>
+            <w:proofErr w:type="spellEnd"/>
+            <w:r>
+              <w:rPr>
+                <w:rFonts w:ascii="华文中宋" w:eastAsia="华文中宋" w:hAnsi="华文中宋" w:hint="eastAsia"/>
+              </w:rPr>
+              <w:t xml:space="preserve"> {</w:t>
             </w:r>
           </w:p>
           <w:p>
@@ -1876,7 +2341,21 @@
         <w:rPr>
           <w:rFonts w:ascii="华文中宋" w:eastAsia="华文中宋" w:hAnsi="华文中宋" w:hint="eastAsia"/>
         </w:rPr>
-        <w:t>其实这里我还蒙了一下vector定义问题，我写的时候忽略了颜色，当时以为我运算用的点没有颜色，我还在想是不是需要新写一个结构体，不过很快反应过来了，这个一般是输入的顶点，颜色直接赋传进来vector的颜色就行，应该是没有别的再需要的了吧。有的话再说。</w:t>
+        <w:t>其实这里我还蒙了一下vector定义问题，我写的时候忽略了颜色，当时以为我运算用的点没有颜色，我还在想是不是需要新写一个结构体，不过很快反应过来了，这个一般是输入的顶点，颜色直接赋传进来</w:t>
+      </w:r>
+      <w:proofErr w:type="spellStart"/>
+      <w:r>
+        <w:rPr>
+          <w:rFonts w:ascii="华文中宋" w:eastAsia="华文中宋" w:hAnsi="华文中宋" w:hint="eastAsia"/>
+        </w:rPr>
+        <w:t>vector</w:t>
+      </w:r>
+      <w:proofErr w:type="spellEnd"/>
+      <w:r>
+        <w:rPr>
+          <w:rFonts w:ascii="华文中宋" w:eastAsia="华文中宋" w:hAnsi="华文中宋" w:hint="eastAsia"/>
+        </w:rPr>
+        <w:t>的颜色就行，应该是没有别的再需要的了吧。有的话再说。</w:t>
       </w:r>
     </w:p>
     <w:p>
@@ -1929,7 +2408,21 @@
               <w:rPr>
                 <w:rFonts w:ascii="华文中宋" w:eastAsia="华文中宋" w:hAnsi="华文中宋" w:hint="eastAsia"/>
               </w:rPr>
-              <w:t>#include &lt;cmath&gt;</w:t>
+              <w:t>#include &lt;</w:t>
+            </w:r>
+            <w:proofErr w:type="spellStart"/>
+            <w:r>
+              <w:rPr>
+                <w:rFonts w:ascii="华文中宋" w:eastAsia="华文中宋" w:hAnsi="华文中宋" w:hint="eastAsia"/>
+              </w:rPr>
+              <w:t>cmath</w:t>
+            </w:r>
+            <w:proofErr w:type="spellEnd"/>
+            <w:r>
+              <w:rPr>
+                <w:rFonts w:ascii="华文中宋" w:eastAsia="华文中宋" w:hAnsi="华文中宋" w:hint="eastAsia"/>
+              </w:rPr>
+              <w:t>&gt;</w:t>
             </w:r>
           </w:p>
           <w:p>
@@ -2057,7 +2550,49 @@
               </w:rPr>
               <w:lastRenderedPageBreak/>
               <w:tab/>
-              <w:t>for (int i = 0; i &lt; 4; i++)//行循环</w:t>
+              <w:t xml:space="preserve">for (int </w:t>
+            </w:r>
+            <w:proofErr w:type="spellStart"/>
+            <w:r>
+              <w:rPr>
+                <w:rFonts w:ascii="华文中宋" w:eastAsia="华文中宋" w:hAnsi="华文中宋" w:hint="eastAsia"/>
+              </w:rPr>
+              <w:t>i</w:t>
+            </w:r>
+            <w:proofErr w:type="spellEnd"/>
+            <w:r>
+              <w:rPr>
+                <w:rFonts w:ascii="华文中宋" w:eastAsia="华文中宋" w:hAnsi="华文中宋" w:hint="eastAsia"/>
+              </w:rPr>
+              <w:t xml:space="preserve"> = 0; </w:t>
+            </w:r>
+            <w:proofErr w:type="spellStart"/>
+            <w:r>
+              <w:rPr>
+                <w:rFonts w:ascii="华文中宋" w:eastAsia="华文中宋" w:hAnsi="华文中宋" w:hint="eastAsia"/>
+              </w:rPr>
+              <w:t>i</w:t>
+            </w:r>
+            <w:proofErr w:type="spellEnd"/>
+            <w:r>
+              <w:rPr>
+                <w:rFonts w:ascii="华文中宋" w:eastAsia="华文中宋" w:hAnsi="华文中宋" w:hint="eastAsia"/>
+              </w:rPr>
+              <w:t xml:space="preserve"> &lt; 4; </w:t>
+            </w:r>
+            <w:proofErr w:type="spellStart"/>
+            <w:r>
+              <w:rPr>
+                <w:rFonts w:ascii="华文中宋" w:eastAsia="华文中宋" w:hAnsi="华文中宋" w:hint="eastAsia"/>
+              </w:rPr>
+              <w:t>i</w:t>
+            </w:r>
+            <w:proofErr w:type="spellEnd"/>
+            <w:r>
+              <w:rPr>
+                <w:rFonts w:ascii="华文中宋" w:eastAsia="华文中宋" w:hAnsi="华文中宋" w:hint="eastAsia"/>
+              </w:rPr>
+              <w:t>++)//行循环</w:t>
             </w:r>
           </w:p>
           <w:p>
@@ -2091,7 +2626,21 @@
                 <w:rFonts w:ascii="华文中宋" w:eastAsia="华文中宋" w:hAnsi="华文中宋" w:hint="eastAsia"/>
               </w:rPr>
               <w:tab/>
-              <w:t>for (int j = 0; j &lt; 4; j++)//列循环</w:t>
+              <w:t xml:space="preserve">for (int j = 0; j &lt; 4; </w:t>
+            </w:r>
+            <w:proofErr w:type="spellStart"/>
+            <w:r>
+              <w:rPr>
+                <w:rFonts w:ascii="华文中宋" w:eastAsia="华文中宋" w:hAnsi="华文中宋" w:hint="eastAsia"/>
+              </w:rPr>
+              <w:t>j++</w:t>
+            </w:r>
+            <w:proofErr w:type="spellEnd"/>
+            <w:r>
+              <w:rPr>
+                <w:rFonts w:ascii="华文中宋" w:eastAsia="华文中宋" w:hAnsi="华文中宋" w:hint="eastAsia"/>
+              </w:rPr>
+              <w:t>)//列循环</w:t>
             </w:r>
           </w:p>
           <w:p>
@@ -2195,7 +2744,48 @@
                 <w:rFonts w:ascii="华文中宋" w:eastAsia="华文中宋" w:hAnsi="华文中宋" w:hint="eastAsia"/>
               </w:rPr>
               <w:tab/>
-              <w:t>sum.matrix [i][j]+=mat1.matrix[i][k]*mat2.matrix[k][j];</w:t>
+            </w:r>
+            <w:proofErr w:type="spellStart"/>
+            <w:r>
+              <w:rPr>
+                <w:rFonts w:ascii="华文中宋" w:eastAsia="华文中宋" w:hAnsi="华文中宋" w:hint="eastAsia"/>
+              </w:rPr>
+              <w:t>sum.matrix</w:t>
+            </w:r>
+            <w:proofErr w:type="spellEnd"/>
+            <w:r>
+              <w:rPr>
+                <w:rFonts w:ascii="华文中宋" w:eastAsia="华文中宋" w:hAnsi="华文中宋" w:hint="eastAsia"/>
+              </w:rPr>
+              <w:t xml:space="preserve"> [</w:t>
+            </w:r>
+            <w:proofErr w:type="spellStart"/>
+            <w:r>
+              <w:rPr>
+                <w:rFonts w:ascii="华文中宋" w:eastAsia="华文中宋" w:hAnsi="华文中宋" w:hint="eastAsia"/>
+              </w:rPr>
+              <w:t>i</w:t>
+            </w:r>
+            <w:proofErr w:type="spellEnd"/>
+            <w:r>
+              <w:rPr>
+                <w:rFonts w:ascii="华文中宋" w:eastAsia="华文中宋" w:hAnsi="华文中宋" w:hint="eastAsia"/>
+              </w:rPr>
+              <w:t>][j]+=mat1.matrix[</w:t>
+            </w:r>
+            <w:proofErr w:type="spellStart"/>
+            <w:r>
+              <w:rPr>
+                <w:rFonts w:ascii="华文中宋" w:eastAsia="华文中宋" w:hAnsi="华文中宋" w:hint="eastAsia"/>
+              </w:rPr>
+              <w:t>i</w:t>
+            </w:r>
+            <w:proofErr w:type="spellEnd"/>
+            <w:r>
+              <w:rPr>
+                <w:rFonts w:ascii="华文中宋" w:eastAsia="华文中宋" w:hAnsi="华文中宋" w:hint="eastAsia"/>
+              </w:rPr>
+              <w:t>][k]*mat2.matrix[k][j];</w:t>
             </w:r>
           </w:p>
           <w:p>
@@ -2343,21 +2933,62 @@
                 <w:rFonts w:ascii="华文中宋" w:eastAsia="华文中宋" w:hAnsi="华文中宋" w:hint="eastAsia"/>
               </w:rPr>
               <w:tab/>
-              <w:t>sum.color = vector.color;</w:t>
-            </w:r>
-          </w:p>
-          <w:p>
-            <w:pPr>
-              <w:rPr>
-                <w:rFonts w:ascii="华文中宋" w:eastAsia="华文中宋" w:hAnsi="华文中宋" w:hint="eastAsia"/>
-              </w:rPr>
-            </w:pPr>
-            <w:r>
-              <w:rPr>
-                <w:rFonts w:ascii="华文中宋" w:eastAsia="华文中宋" w:hAnsi="华文中宋" w:hint="eastAsia"/>
-              </w:rPr>
-              <w:tab/>
-              <w:t>for (int j = 0; j &lt;4 ; j++)</w:t>
+            </w:r>
+            <w:proofErr w:type="spellStart"/>
+            <w:r>
+              <w:rPr>
+                <w:rFonts w:ascii="华文中宋" w:eastAsia="华文中宋" w:hAnsi="华文中宋" w:hint="eastAsia"/>
+              </w:rPr>
+              <w:t>sum.color</w:t>
+            </w:r>
+            <w:proofErr w:type="spellEnd"/>
+            <w:r>
+              <w:rPr>
+                <w:rFonts w:ascii="华文中宋" w:eastAsia="华文中宋" w:hAnsi="华文中宋" w:hint="eastAsia"/>
+              </w:rPr>
+              <w:t xml:space="preserve"> = </w:t>
+            </w:r>
+            <w:proofErr w:type="spellStart"/>
+            <w:r>
+              <w:rPr>
+                <w:rFonts w:ascii="华文中宋" w:eastAsia="华文中宋" w:hAnsi="华文中宋" w:hint="eastAsia"/>
+              </w:rPr>
+              <w:t>vector.color</w:t>
+            </w:r>
+            <w:proofErr w:type="spellEnd"/>
+            <w:r>
+              <w:rPr>
+                <w:rFonts w:ascii="华文中宋" w:eastAsia="华文中宋" w:hAnsi="华文中宋" w:hint="eastAsia"/>
+              </w:rPr>
+              <w:t>;</w:t>
+            </w:r>
+          </w:p>
+          <w:p>
+            <w:pPr>
+              <w:rPr>
+                <w:rFonts w:ascii="华文中宋" w:eastAsia="华文中宋" w:hAnsi="华文中宋" w:hint="eastAsia"/>
+              </w:rPr>
+            </w:pPr>
+            <w:r>
+              <w:rPr>
+                <w:rFonts w:ascii="华文中宋" w:eastAsia="华文中宋" w:hAnsi="华文中宋" w:hint="eastAsia"/>
+              </w:rPr>
+              <w:tab/>
+              <w:t xml:space="preserve">for (int j = 0; j &lt;4 ; </w:t>
+            </w:r>
+            <w:proofErr w:type="spellStart"/>
+            <w:r>
+              <w:rPr>
+                <w:rFonts w:ascii="华文中宋" w:eastAsia="华文中宋" w:hAnsi="华文中宋" w:hint="eastAsia"/>
+              </w:rPr>
+              <w:t>j++</w:t>
+            </w:r>
+            <w:proofErr w:type="spellEnd"/>
+            <w:r>
+              <w:rPr>
+                <w:rFonts w:ascii="华文中宋" w:eastAsia="华文中宋" w:hAnsi="华文中宋" w:hint="eastAsia"/>
+              </w:rPr>
+              <w:t>)</w:t>
             </w:r>
           </w:p>
           <w:p>
@@ -2438,7 +3069,48 @@
                 <w:rFonts w:ascii="华文中宋" w:eastAsia="华文中宋" w:hAnsi="华文中宋" w:hint="eastAsia"/>
               </w:rPr>
               <w:tab/>
-              <w:t>sum.position[j] += vector.position [k] * mat.matrix [k][j];</w:t>
+            </w:r>
+            <w:proofErr w:type="spellStart"/>
+            <w:r>
+              <w:rPr>
+                <w:rFonts w:ascii="华文中宋" w:eastAsia="华文中宋" w:hAnsi="华文中宋" w:hint="eastAsia"/>
+              </w:rPr>
+              <w:t>sum.position</w:t>
+            </w:r>
+            <w:proofErr w:type="spellEnd"/>
+            <w:r>
+              <w:rPr>
+                <w:rFonts w:ascii="华文中宋" w:eastAsia="华文中宋" w:hAnsi="华文中宋" w:hint="eastAsia"/>
+              </w:rPr>
+              <w:t xml:space="preserve">[j] += </w:t>
+            </w:r>
+            <w:proofErr w:type="spellStart"/>
+            <w:r>
+              <w:rPr>
+                <w:rFonts w:ascii="华文中宋" w:eastAsia="华文中宋" w:hAnsi="华文中宋" w:hint="eastAsia"/>
+              </w:rPr>
+              <w:t>vector.position</w:t>
+            </w:r>
+            <w:proofErr w:type="spellEnd"/>
+            <w:r>
+              <w:rPr>
+                <w:rFonts w:ascii="华文中宋" w:eastAsia="华文中宋" w:hAnsi="华文中宋" w:hint="eastAsia"/>
+              </w:rPr>
+              <w:t xml:space="preserve"> [k] * </w:t>
+            </w:r>
+            <w:proofErr w:type="spellStart"/>
+            <w:r>
+              <w:rPr>
+                <w:rFonts w:ascii="华文中宋" w:eastAsia="华文中宋" w:hAnsi="华文中宋" w:hint="eastAsia"/>
+              </w:rPr>
+              <w:t>mat.matrix</w:t>
+            </w:r>
+            <w:proofErr w:type="spellEnd"/>
+            <w:r>
+              <w:rPr>
+                <w:rFonts w:ascii="华文中宋" w:eastAsia="华文中宋" w:hAnsi="华文中宋" w:hint="eastAsia"/>
+              </w:rPr>
+              <w:t xml:space="preserve"> [k][j];</w:t>
             </w:r>
           </w:p>
           <w:p>
@@ -2553,7 +3225,49 @@
                 <w:rFonts w:ascii="华文中宋" w:eastAsia="华文中宋" w:hAnsi="华文中宋" w:hint="eastAsia"/>
               </w:rPr>
               <w:tab/>
-              <w:t>for (int i = 0; i &lt; 4; i++)</w:t>
+              <w:t xml:space="preserve">for (int </w:t>
+            </w:r>
+            <w:proofErr w:type="spellStart"/>
+            <w:r>
+              <w:rPr>
+                <w:rFonts w:ascii="华文中宋" w:eastAsia="华文中宋" w:hAnsi="华文中宋" w:hint="eastAsia"/>
+              </w:rPr>
+              <w:t>i</w:t>
+            </w:r>
+            <w:proofErr w:type="spellEnd"/>
+            <w:r>
+              <w:rPr>
+                <w:rFonts w:ascii="华文中宋" w:eastAsia="华文中宋" w:hAnsi="华文中宋" w:hint="eastAsia"/>
+              </w:rPr>
+              <w:t xml:space="preserve"> = 0; </w:t>
+            </w:r>
+            <w:proofErr w:type="spellStart"/>
+            <w:r>
+              <w:rPr>
+                <w:rFonts w:ascii="华文中宋" w:eastAsia="华文中宋" w:hAnsi="华文中宋" w:hint="eastAsia"/>
+              </w:rPr>
+              <w:t>i</w:t>
+            </w:r>
+            <w:proofErr w:type="spellEnd"/>
+            <w:r>
+              <w:rPr>
+                <w:rFonts w:ascii="华文中宋" w:eastAsia="华文中宋" w:hAnsi="华文中宋" w:hint="eastAsia"/>
+              </w:rPr>
+              <w:t xml:space="preserve"> &lt; 4; </w:t>
+            </w:r>
+            <w:proofErr w:type="spellStart"/>
+            <w:r>
+              <w:rPr>
+                <w:rFonts w:ascii="华文中宋" w:eastAsia="华文中宋" w:hAnsi="华文中宋" w:hint="eastAsia"/>
+              </w:rPr>
+              <w:t>i</w:t>
+            </w:r>
+            <w:proofErr w:type="spellEnd"/>
+            <w:r>
+              <w:rPr>
+                <w:rFonts w:ascii="华文中宋" w:eastAsia="华文中宋" w:hAnsi="华文中宋" w:hint="eastAsia"/>
+              </w:rPr>
+              <w:t>++)</w:t>
             </w:r>
           </w:p>
           <w:p>
@@ -2587,7 +3301,21 @@
                 <w:rFonts w:ascii="华文中宋" w:eastAsia="华文中宋" w:hAnsi="华文中宋" w:hint="eastAsia"/>
               </w:rPr>
               <w:tab/>
-              <w:t>for (int j = 0; j &lt; 4; j++)</w:t>
+              <w:t xml:space="preserve">for (int j = 0; j &lt; 4; </w:t>
+            </w:r>
+            <w:proofErr w:type="spellStart"/>
+            <w:r>
+              <w:rPr>
+                <w:rFonts w:ascii="华文中宋" w:eastAsia="华文中宋" w:hAnsi="华文中宋" w:hint="eastAsia"/>
+              </w:rPr>
+              <w:t>j++</w:t>
+            </w:r>
+            <w:proofErr w:type="spellEnd"/>
+            <w:r>
+              <w:rPr>
+                <w:rFonts w:ascii="华文中宋" w:eastAsia="华文中宋" w:hAnsi="华文中宋" w:hint="eastAsia"/>
+              </w:rPr>
+              <w:t>)</w:t>
             </w:r>
           </w:p>
           <w:p>
@@ -2633,7 +3361,62 @@
                 <w:rFonts w:ascii="华文中宋" w:eastAsia="华文中宋" w:hAnsi="华文中宋" w:hint="eastAsia"/>
               </w:rPr>
               <w:tab/>
-              <w:t>sum.matrix[i][j] = mat1.matrix[i][j] + mat2.matrix[i][j];</w:t>
+            </w:r>
+            <w:proofErr w:type="spellStart"/>
+            <w:r>
+              <w:rPr>
+                <w:rFonts w:ascii="华文中宋" w:eastAsia="华文中宋" w:hAnsi="华文中宋" w:hint="eastAsia"/>
+              </w:rPr>
+              <w:t>sum.matrix</w:t>
+            </w:r>
+            <w:proofErr w:type="spellEnd"/>
+            <w:r>
+              <w:rPr>
+                <w:rFonts w:ascii="华文中宋" w:eastAsia="华文中宋" w:hAnsi="华文中宋" w:hint="eastAsia"/>
+              </w:rPr>
+              <w:t>[</w:t>
+            </w:r>
+            <w:proofErr w:type="spellStart"/>
+            <w:r>
+              <w:rPr>
+                <w:rFonts w:ascii="华文中宋" w:eastAsia="华文中宋" w:hAnsi="华文中宋" w:hint="eastAsia"/>
+              </w:rPr>
+              <w:t>i</w:t>
+            </w:r>
+            <w:proofErr w:type="spellEnd"/>
+            <w:r>
+              <w:rPr>
+                <w:rFonts w:ascii="华文中宋" w:eastAsia="华文中宋" w:hAnsi="华文中宋" w:hint="eastAsia"/>
+              </w:rPr>
+              <w:t>][j] = mat1.matrix[</w:t>
+            </w:r>
+            <w:proofErr w:type="spellStart"/>
+            <w:r>
+              <w:rPr>
+                <w:rFonts w:ascii="华文中宋" w:eastAsia="华文中宋" w:hAnsi="华文中宋" w:hint="eastAsia"/>
+              </w:rPr>
+              <w:t>i</w:t>
+            </w:r>
+            <w:proofErr w:type="spellEnd"/>
+            <w:r>
+              <w:rPr>
+                <w:rFonts w:ascii="华文中宋" w:eastAsia="华文中宋" w:hAnsi="华文中宋" w:hint="eastAsia"/>
+              </w:rPr>
+              <w:t>][j] + mat2.matrix[</w:t>
+            </w:r>
+            <w:proofErr w:type="spellStart"/>
+            <w:r>
+              <w:rPr>
+                <w:rFonts w:ascii="华文中宋" w:eastAsia="华文中宋" w:hAnsi="华文中宋" w:hint="eastAsia"/>
+              </w:rPr>
+              <w:t>i</w:t>
+            </w:r>
+            <w:proofErr w:type="spellEnd"/>
+            <w:r>
+              <w:rPr>
+                <w:rFonts w:ascii="华文中宋" w:eastAsia="华文中宋" w:hAnsi="华文中宋" w:hint="eastAsia"/>
+              </w:rPr>
+              <w:t>][j];</w:t>
             </w:r>
           </w:p>
           <w:p>
@@ -2723,6 +3506,7 @@
           <w:iCs w:val="0"/>
         </w:rPr>
       </w:pPr>
+      <w:proofErr w:type="spellStart"/>
       <w:r>
         <w:rPr>
           <w:rFonts w:ascii="华文中宋" w:eastAsia="华文中宋" w:hAnsi="华文中宋" w:hint="eastAsia"/>
@@ -2730,7 +3514,16 @@
           <w:iCs w:val="0"/>
         </w:rPr>
         <w:lastRenderedPageBreak/>
-        <w:t>Mvp变换的实现</w:t>
+        <w:t>Mvp</w:t>
+      </w:r>
+      <w:proofErr w:type="spellEnd"/>
+      <w:r>
+        <w:rPr>
+          <w:rFonts w:ascii="华文中宋" w:eastAsia="华文中宋" w:hAnsi="华文中宋" w:hint="eastAsia"/>
+          <w:i w:val="0"/>
+          <w:iCs w:val="0"/>
+        </w:rPr>
+        <w:t>变换的实现</w:t>
       </w:r>
     </w:p>
     <w:p>
@@ -2830,7 +3623,21 @@
               <w:rPr>
                 <w:rFonts w:ascii="华文中宋" w:eastAsia="华文中宋" w:hAnsi="华文中宋" w:hint="eastAsia"/>
               </w:rPr>
-              <w:t>struct camera_set {</w:t>
+              <w:t xml:space="preserve">struct </w:t>
+            </w:r>
+            <w:proofErr w:type="spellStart"/>
+            <w:r>
+              <w:rPr>
+                <w:rFonts w:ascii="华文中宋" w:eastAsia="华文中宋" w:hAnsi="华文中宋" w:hint="eastAsia"/>
+              </w:rPr>
+              <w:t>camera_set</w:t>
+            </w:r>
+            <w:proofErr w:type="spellEnd"/>
+            <w:r>
+              <w:rPr>
+                <w:rFonts w:ascii="华文中宋" w:eastAsia="华文中宋" w:hAnsi="华文中宋" w:hint="eastAsia"/>
+              </w:rPr>
+              <w:t xml:space="preserve"> {</w:t>
             </w:r>
           </w:p>
           <w:p>
@@ -2858,7 +3665,21 @@
                 <w:rFonts w:ascii="华文中宋" w:eastAsia="华文中宋" w:hAnsi="华文中宋" w:hint="eastAsia"/>
               </w:rPr>
               <w:tab/>
-              <w:t>std::array&lt;float, 4&gt;  lookat = { 0 };</w:t>
+              <w:t xml:space="preserve">std::array&lt;float, 4&gt;  </w:t>
+            </w:r>
+            <w:proofErr w:type="spellStart"/>
+            <w:r>
+              <w:rPr>
+                <w:rFonts w:ascii="华文中宋" w:eastAsia="华文中宋" w:hAnsi="华文中宋" w:hint="eastAsia"/>
+              </w:rPr>
+              <w:t>lookat</w:t>
+            </w:r>
+            <w:proofErr w:type="spellEnd"/>
+            <w:r>
+              <w:rPr>
+                <w:rFonts w:ascii="华文中宋" w:eastAsia="华文中宋" w:hAnsi="华文中宋" w:hint="eastAsia"/>
+              </w:rPr>
+              <w:t xml:space="preserve"> = { 0 };</w:t>
             </w:r>
           </w:p>
           <w:p>
@@ -2936,49 +3757,116 @@
                 <w:rFonts w:ascii="华文中宋" w:eastAsia="华文中宋" w:hAnsi="华文中宋" w:hint="eastAsia"/>
               </w:rPr>
               <w:tab/>
-              <w:t>struct camera_set myCamera;</w:t>
-            </w:r>
-          </w:p>
-          <w:p>
-            <w:pPr>
-              <w:rPr>
-                <w:rFonts w:ascii="华文中宋" w:eastAsia="华文中宋" w:hAnsi="华文中宋" w:hint="eastAsia"/>
-              </w:rPr>
-            </w:pPr>
-            <w:r>
-              <w:rPr>
-                <w:rFonts w:ascii="华文中宋" w:eastAsia="华文中宋" w:hAnsi="华文中宋" w:hint="eastAsia"/>
-              </w:rPr>
-              <w:tab/>
-              <w:t>myCamera.position = { 2,2,5,0 };</w:t>
-            </w:r>
-          </w:p>
-          <w:p>
-            <w:pPr>
-              <w:rPr>
-                <w:rFonts w:ascii="华文中宋" w:eastAsia="华文中宋" w:hAnsi="华文中宋" w:hint="eastAsia"/>
-              </w:rPr>
-            </w:pPr>
-            <w:r>
-              <w:rPr>
-                <w:rFonts w:ascii="华文中宋" w:eastAsia="华文中宋" w:hAnsi="华文中宋" w:hint="eastAsia"/>
-              </w:rPr>
-              <w:tab/>
-              <w:t>myCamera.lookat = { 0.5, 0.5, 0.5, 0 };</w:t>
-            </w:r>
-          </w:p>
-          <w:p>
-            <w:pPr>
-              <w:rPr>
-                <w:rFonts w:ascii="华文中宋" w:eastAsia="华文中宋" w:hAnsi="华文中宋" w:hint="eastAsia"/>
-              </w:rPr>
-            </w:pPr>
-            <w:r>
-              <w:rPr>
-                <w:rFonts w:ascii="华文中宋" w:eastAsia="华文中宋" w:hAnsi="华文中宋" w:hint="eastAsia"/>
-              </w:rPr>
-              <w:tab/>
-              <w:t>myCamera.up = { 0,1,0,0 };</w:t>
+              <w:t xml:space="preserve">struct </w:t>
+            </w:r>
+            <w:proofErr w:type="spellStart"/>
+            <w:r>
+              <w:rPr>
+                <w:rFonts w:ascii="华文中宋" w:eastAsia="华文中宋" w:hAnsi="华文中宋" w:hint="eastAsia"/>
+              </w:rPr>
+              <w:t>camera_set</w:t>
+            </w:r>
+            <w:proofErr w:type="spellEnd"/>
+            <w:r>
+              <w:rPr>
+                <w:rFonts w:ascii="华文中宋" w:eastAsia="华文中宋" w:hAnsi="华文中宋" w:hint="eastAsia"/>
+              </w:rPr>
+              <w:t xml:space="preserve"> </w:t>
+            </w:r>
+            <w:proofErr w:type="spellStart"/>
+            <w:r>
+              <w:rPr>
+                <w:rFonts w:ascii="华文中宋" w:eastAsia="华文中宋" w:hAnsi="华文中宋" w:hint="eastAsia"/>
+              </w:rPr>
+              <w:t>myCamera</w:t>
+            </w:r>
+            <w:proofErr w:type="spellEnd"/>
+            <w:r>
+              <w:rPr>
+                <w:rFonts w:ascii="华文中宋" w:eastAsia="华文中宋" w:hAnsi="华文中宋" w:hint="eastAsia"/>
+              </w:rPr>
+              <w:t>;</w:t>
+            </w:r>
+          </w:p>
+          <w:p>
+            <w:pPr>
+              <w:rPr>
+                <w:rFonts w:ascii="华文中宋" w:eastAsia="华文中宋" w:hAnsi="华文中宋" w:hint="eastAsia"/>
+              </w:rPr>
+            </w:pPr>
+            <w:r>
+              <w:rPr>
+                <w:rFonts w:ascii="华文中宋" w:eastAsia="华文中宋" w:hAnsi="华文中宋" w:hint="eastAsia"/>
+              </w:rPr>
+              <w:tab/>
+            </w:r>
+            <w:proofErr w:type="spellStart"/>
+            <w:r>
+              <w:rPr>
+                <w:rFonts w:ascii="华文中宋" w:eastAsia="华文中宋" w:hAnsi="华文中宋" w:hint="eastAsia"/>
+              </w:rPr>
+              <w:t>myCamera.position</w:t>
+            </w:r>
+            <w:proofErr w:type="spellEnd"/>
+            <w:r>
+              <w:rPr>
+                <w:rFonts w:ascii="华文中宋" w:eastAsia="华文中宋" w:hAnsi="华文中宋" w:hint="eastAsia"/>
+              </w:rPr>
+              <w:t xml:space="preserve"> = { 2,2,5,0 };</w:t>
+            </w:r>
+          </w:p>
+          <w:p>
+            <w:pPr>
+              <w:rPr>
+                <w:rFonts w:ascii="华文中宋" w:eastAsia="华文中宋" w:hAnsi="华文中宋" w:hint="eastAsia"/>
+              </w:rPr>
+            </w:pPr>
+            <w:r>
+              <w:rPr>
+                <w:rFonts w:ascii="华文中宋" w:eastAsia="华文中宋" w:hAnsi="华文中宋" w:hint="eastAsia"/>
+              </w:rPr>
+              <w:tab/>
+            </w:r>
+            <w:proofErr w:type="spellStart"/>
+            <w:r>
+              <w:rPr>
+                <w:rFonts w:ascii="华文中宋" w:eastAsia="华文中宋" w:hAnsi="华文中宋" w:hint="eastAsia"/>
+              </w:rPr>
+              <w:t>myCamera.lookat</w:t>
+            </w:r>
+            <w:proofErr w:type="spellEnd"/>
+            <w:r>
+              <w:rPr>
+                <w:rFonts w:ascii="华文中宋" w:eastAsia="华文中宋" w:hAnsi="华文中宋" w:hint="eastAsia"/>
+              </w:rPr>
+              <w:t xml:space="preserve"> = { 0.5, 0.5, 0.5, 0 };</w:t>
+            </w:r>
+          </w:p>
+          <w:p>
+            <w:pPr>
+              <w:rPr>
+                <w:rFonts w:ascii="华文中宋" w:eastAsia="华文中宋" w:hAnsi="华文中宋" w:hint="eastAsia"/>
+              </w:rPr>
+            </w:pPr>
+            <w:r>
+              <w:rPr>
+                <w:rFonts w:ascii="华文中宋" w:eastAsia="华文中宋" w:hAnsi="华文中宋" w:hint="eastAsia"/>
+              </w:rPr>
+              <w:tab/>
+            </w:r>
+            <w:proofErr w:type="spellStart"/>
+            <w:r>
+              <w:rPr>
+                <w:rFonts w:ascii="华文中宋" w:eastAsia="华文中宋" w:hAnsi="华文中宋" w:hint="eastAsia"/>
+              </w:rPr>
+              <w:t>myCamera.up</w:t>
+            </w:r>
+            <w:proofErr w:type="spellEnd"/>
+            <w:r>
+              <w:rPr>
+                <w:rFonts w:ascii="华文中宋" w:eastAsia="华文中宋" w:hAnsi="华文中宋" w:hint="eastAsia"/>
+              </w:rPr>
+              <w:t xml:space="preserve"> = { 0,1,0,0 };</w:t>
             </w:r>
           </w:p>
           <w:p>
@@ -3009,7 +3897,21 @@
           <w:rFonts w:ascii="华文中宋" w:eastAsia="华文中宋" w:hAnsi="华文中宋"/>
         </w:rPr>
         <w:lastRenderedPageBreak/>
-        <w:t>我现在mvp的第一步是不是要把物体矩阵变换到世界矩阵是吧，模型变换，我现在一开始输入的这个所有点坐标就是模型空间，我要让他们到世界空间去，也就是让相机坐标225为参照原点是吧，这样，我这样想，相对于原点，我的相机在原点的方位是离原点x轴上2，y轴2，z轴5，那就说明原点这个点，以我这个相机为原点来看就是在一个-2，-2，-5的位置，哦，我是不是忘记加负号了</w:t>
+        <w:t>我现在</w:t>
+      </w:r>
+      <w:proofErr w:type="spellStart"/>
+      <w:r>
+        <w:rPr>
+          <w:rFonts w:ascii="华文中宋" w:eastAsia="华文中宋" w:hAnsi="华文中宋"/>
+        </w:rPr>
+        <w:t>mvp</w:t>
+      </w:r>
+      <w:proofErr w:type="spellEnd"/>
+      <w:r>
+        <w:rPr>
+          <w:rFonts w:ascii="华文中宋" w:eastAsia="华文中宋" w:hAnsi="华文中宋"/>
+        </w:rPr>
+        <w:t>的第一步是不是要把物体矩阵变换到世界矩阵是吧，模型变换，我现在一开始输入的这个所有点坐标就是模型空间，我要让他们到世界空间去，也就是让相机坐标225为参照原点是吧，这样，我这样想，相对于原点，我的相机在原点的方位是离原点x轴上2，y轴2，z轴5，那就说明原点这个点，以我这个相机为原点来看就是在一个-2，-2，-5的位置，哦，我是不是忘记加负号了</w:t>
       </w:r>
       <w:r>
         <w:rPr>
@@ -3028,7 +3930,35 @@
         <w:rPr>
           <w:rFonts w:ascii="华文中宋" w:eastAsia="华文中宋" w:hAnsi="华文中宋" w:hint="eastAsia"/>
         </w:rPr>
-        <w:t>struct Matrix3D MVP_trans(struct camera_set camera, myRender_vector_4 vector)</w:t>
+        <w:t xml:space="preserve">struct Matrix3D </w:t>
+      </w:r>
+      <w:proofErr w:type="spellStart"/>
+      <w:r>
+        <w:rPr>
+          <w:rFonts w:ascii="华文中宋" w:eastAsia="华文中宋" w:hAnsi="华文中宋" w:hint="eastAsia"/>
+        </w:rPr>
+        <w:t>MVP_trans</w:t>
+      </w:r>
+      <w:proofErr w:type="spellEnd"/>
+      <w:r>
+        <w:rPr>
+          <w:rFonts w:ascii="华文中宋" w:eastAsia="华文中宋" w:hAnsi="华文中宋" w:hint="eastAsia"/>
+        </w:rPr>
+        <w:t xml:space="preserve">(struct </w:t>
+      </w:r>
+      <w:proofErr w:type="spellStart"/>
+      <w:r>
+        <w:rPr>
+          <w:rFonts w:ascii="华文中宋" w:eastAsia="华文中宋" w:hAnsi="华文中宋" w:hint="eastAsia"/>
+        </w:rPr>
+        <w:t>camera_set</w:t>
+      </w:r>
+      <w:proofErr w:type="spellEnd"/>
+      <w:r>
+        <w:rPr>
+          <w:rFonts w:ascii="华文中宋" w:eastAsia="华文中宋" w:hAnsi="华文中宋" w:hint="eastAsia"/>
+        </w:rPr>
+        <w:t xml:space="preserve"> camera, myRender_vector_4 vector)</w:t>
       </w:r>
     </w:p>
     <w:p>
@@ -3067,20 +3997,90 @@
         <w:rPr>
           <w:rFonts w:ascii="华文中宋" w:eastAsia="华文中宋" w:hAnsi="华文中宋" w:hint="eastAsia"/>
         </w:rPr>
-        <w:t>struct Matrix3D MVP_trans(struct camera_set camera,myRender_vector_4 *vector,int size);</w:t>
-      </w:r>
-    </w:p>
-    <w:p>
-      <w:pPr>
-        <w:rPr>
-          <w:rFonts w:ascii="华文中宋" w:eastAsia="华文中宋" w:hAnsi="华文中宋" w:hint="eastAsia"/>
-        </w:rPr>
-      </w:pPr>
-      <w:r>
-        <w:rPr>
-          <w:rFonts w:ascii="华文中宋" w:eastAsia="华文中宋" w:hAnsi="华文中宋" w:hint="eastAsia"/>
-        </w:rPr>
-        <w:t>我明白了，新的参照的坐标系，就是相机的坐标系，把整个坐标移到相机坐标里，这个坐标系的y轴（向上的轴）是up向上方向对应的，这个坐标系的-z轴是lookat方向，这个坐标系的x轴就是up向量叉乘lookat向量。</w:t>
+        <w:t xml:space="preserve">struct Matrix3D </w:t>
+      </w:r>
+      <w:proofErr w:type="spellStart"/>
+      <w:r>
+        <w:rPr>
+          <w:rFonts w:ascii="华文中宋" w:eastAsia="华文中宋" w:hAnsi="华文中宋" w:hint="eastAsia"/>
+        </w:rPr>
+        <w:t>MVP_trans</w:t>
+      </w:r>
+      <w:proofErr w:type="spellEnd"/>
+      <w:r>
+        <w:rPr>
+          <w:rFonts w:ascii="华文中宋" w:eastAsia="华文中宋" w:hAnsi="华文中宋" w:hint="eastAsia"/>
+        </w:rPr>
+        <w:t xml:space="preserve">(struct </w:t>
+      </w:r>
+      <w:proofErr w:type="spellStart"/>
+      <w:r>
+        <w:rPr>
+          <w:rFonts w:ascii="华文中宋" w:eastAsia="华文中宋" w:hAnsi="华文中宋" w:hint="eastAsia"/>
+        </w:rPr>
+        <w:t>camera_set</w:t>
+      </w:r>
+      <w:proofErr w:type="spellEnd"/>
+      <w:r>
+        <w:rPr>
+          <w:rFonts w:ascii="华文中宋" w:eastAsia="华文中宋" w:hAnsi="华文中宋" w:hint="eastAsia"/>
+        </w:rPr>
+        <w:t xml:space="preserve"> camera,myRender_vector_4 *</w:t>
+      </w:r>
+      <w:proofErr w:type="spellStart"/>
+      <w:r>
+        <w:rPr>
+          <w:rFonts w:ascii="华文中宋" w:eastAsia="华文中宋" w:hAnsi="华文中宋" w:hint="eastAsia"/>
+        </w:rPr>
+        <w:t>vector,int</w:t>
+      </w:r>
+      <w:proofErr w:type="spellEnd"/>
+      <w:r>
+        <w:rPr>
+          <w:rFonts w:ascii="华文中宋" w:eastAsia="华文中宋" w:hAnsi="华文中宋" w:hint="eastAsia"/>
+        </w:rPr>
+        <w:t xml:space="preserve"> size);</w:t>
+      </w:r>
+    </w:p>
+    <w:p>
+      <w:pPr>
+        <w:rPr>
+          <w:rFonts w:ascii="华文中宋" w:eastAsia="华文中宋" w:hAnsi="华文中宋" w:hint="eastAsia"/>
+        </w:rPr>
+      </w:pPr>
+      <w:r>
+        <w:rPr>
+          <w:rFonts w:ascii="华文中宋" w:eastAsia="华文中宋" w:hAnsi="华文中宋" w:hint="eastAsia"/>
+        </w:rPr>
+        <w:t>我明白了，新的参照的坐标系，就是相机的坐标系，把整个坐标移到相机坐标里，这个坐标系的y轴（向上的轴）是up向上方向对应的，这个坐标系的-z轴是</w:t>
+      </w:r>
+      <w:proofErr w:type="spellStart"/>
+      <w:r>
+        <w:rPr>
+          <w:rFonts w:ascii="华文中宋" w:eastAsia="华文中宋" w:hAnsi="华文中宋" w:hint="eastAsia"/>
+        </w:rPr>
+        <w:t>lookat</w:t>
+      </w:r>
+      <w:proofErr w:type="spellEnd"/>
+      <w:r>
+        <w:rPr>
+          <w:rFonts w:ascii="华文中宋" w:eastAsia="华文中宋" w:hAnsi="华文中宋" w:hint="eastAsia"/>
+        </w:rPr>
+        <w:t>方向，这个坐标系的x轴就是up向量叉乘</w:t>
+      </w:r>
+      <w:proofErr w:type="spellStart"/>
+      <w:r>
+        <w:rPr>
+          <w:rFonts w:ascii="华文中宋" w:eastAsia="华文中宋" w:hAnsi="华文中宋" w:hint="eastAsia"/>
+        </w:rPr>
+        <w:t>lookat</w:t>
+      </w:r>
+      <w:proofErr w:type="spellEnd"/>
+      <w:r>
+        <w:rPr>
+          <w:rFonts w:ascii="华文中宋" w:eastAsia="华文中宋" w:hAnsi="华文中宋" w:hint="eastAsia"/>
+        </w:rPr>
+        <w:t>向量。</w:t>
       </w:r>
     </w:p>
     <w:p>
@@ -3106,7 +4106,21 @@
         <w:rPr>
           <w:rFonts w:ascii="华文中宋" w:eastAsia="华文中宋" w:hAnsi="华文中宋" w:hint="eastAsia"/>
         </w:rPr>
-        <w:t>因为需要叉乘，于是在math.h和math.cpp中新增了cross_product3D定义</w:t>
+        <w:t>因为需要叉乘，于是在</w:t>
+      </w:r>
+      <w:proofErr w:type="spellStart"/>
+      <w:r>
+        <w:rPr>
+          <w:rFonts w:ascii="华文中宋" w:eastAsia="华文中宋" w:hAnsi="华文中宋" w:hint="eastAsia"/>
+        </w:rPr>
+        <w:t>math.h</w:t>
+      </w:r>
+      <w:proofErr w:type="spellEnd"/>
+      <w:r>
+        <w:rPr>
+          <w:rFonts w:ascii="华文中宋" w:eastAsia="华文中宋" w:hAnsi="华文中宋" w:hint="eastAsia"/>
+        </w:rPr>
+        <w:t>和math.cpp中新增了cross_product3D定义</w:t>
       </w:r>
       <w:r>
         <w:rPr>
@@ -3160,18 +4174,54 @@
         </w:rPr>
         <w:t>在transform中有对该函数的如下使用</w:t>
       </w:r>
-      <w:r>
-        <w:rPr>
-          <w:rFonts w:ascii="华文中宋" w:eastAsia="华文中宋" w:hAnsi="华文中宋" w:hint="eastAsia"/>
-        </w:rPr>
-        <w:t>camera_X_axis =</w:t>
+      <w:proofErr w:type="spellStart"/>
+      <w:r>
+        <w:rPr>
+          <w:rFonts w:ascii="华文中宋" w:eastAsia="华文中宋" w:hAnsi="华文中宋" w:hint="eastAsia"/>
+        </w:rPr>
+        <w:t>camera_X_axis</w:t>
+      </w:r>
+      <w:proofErr w:type="spellEnd"/>
+      <w:r>
+        <w:rPr>
+          <w:rFonts w:ascii="华文中宋" w:eastAsia="华文中宋" w:hAnsi="华文中宋" w:hint="eastAsia"/>
+        </w:rPr>
+        <w:t xml:space="preserve"> =</w:t>
       </w:r>
       <w:r>
         <w:rPr>
           <w:rFonts w:ascii="华文中宋" w:eastAsia="华文中宋" w:hAnsi="华文中宋" w:hint="eastAsia"/>
         </w:rPr>
         <w:tab/>
-        <w:t>cross_product3D(camera.lookat, camera.up);</w:t>
+        <w:t>cross_product3D(</w:t>
+      </w:r>
+      <w:proofErr w:type="spellStart"/>
+      <w:r>
+        <w:rPr>
+          <w:rFonts w:ascii="华文中宋" w:eastAsia="华文中宋" w:hAnsi="华文中宋" w:hint="eastAsia"/>
+        </w:rPr>
+        <w:t>camera.lookat</w:t>
+      </w:r>
+      <w:proofErr w:type="spellEnd"/>
+      <w:r>
+        <w:rPr>
+          <w:rFonts w:ascii="华文中宋" w:eastAsia="华文中宋" w:hAnsi="华文中宋" w:hint="eastAsia"/>
+        </w:rPr>
+        <w:t xml:space="preserve">, </w:t>
+      </w:r>
+      <w:proofErr w:type="spellStart"/>
+      <w:r>
+        <w:rPr>
+          <w:rFonts w:ascii="华文中宋" w:eastAsia="华文中宋" w:hAnsi="华文中宋" w:hint="eastAsia"/>
+        </w:rPr>
+        <w:t>camera.up</w:t>
+      </w:r>
+      <w:proofErr w:type="spellEnd"/>
+      <w:r>
+        <w:rPr>
+          <w:rFonts w:ascii="华文中宋" w:eastAsia="华文中宋" w:hAnsi="华文中宋" w:hint="eastAsia"/>
+        </w:rPr>
+        <w:t>);</w:t>
       </w:r>
     </w:p>
     <w:p>
@@ -3248,7 +4298,35 @@
               <w:rPr>
                 <w:rFonts w:ascii="华文中宋" w:eastAsia="华文中宋" w:hAnsi="华文中宋"/>
               </w:rPr>
-              <w:t xml:space="preserve">cross_product3D(camera.lookat, camera.up);struct myRender_vector_4 </w:t>
+              <w:t>cross_product3D(</w:t>
+            </w:r>
+            <w:proofErr w:type="spellStart"/>
+            <w:r>
+              <w:rPr>
+                <w:rFonts w:ascii="华文中宋" w:eastAsia="华文中宋" w:hAnsi="华文中宋"/>
+              </w:rPr>
+              <w:t>camera.lookat</w:t>
+            </w:r>
+            <w:proofErr w:type="spellEnd"/>
+            <w:r>
+              <w:rPr>
+                <w:rFonts w:ascii="华文中宋" w:eastAsia="华文中宋" w:hAnsi="华文中宋"/>
+              </w:rPr>
+              <w:t xml:space="preserve">, </w:t>
+            </w:r>
+            <w:proofErr w:type="spellStart"/>
+            <w:r>
+              <w:rPr>
+                <w:rFonts w:ascii="华文中宋" w:eastAsia="华文中宋" w:hAnsi="华文中宋"/>
+              </w:rPr>
+              <w:t>camera.up</w:t>
+            </w:r>
+            <w:proofErr w:type="spellEnd"/>
+            <w:r>
+              <w:rPr>
+                <w:rFonts w:ascii="华文中宋" w:eastAsia="华文中宋" w:hAnsi="华文中宋"/>
+              </w:rPr>
+              <w:t xml:space="preserve">);struct myRender_vector_4 </w:t>
             </w:r>
           </w:p>
           <w:p>
@@ -3391,7 +4469,35 @@
               <w:rPr>
                 <w:rFonts w:ascii="华文中宋" w:eastAsia="华文中宋" w:hAnsi="华文中宋"/>
               </w:rPr>
-              <w:t>struct camera_set { std::array&lt;float, 4&gt; position = { 0 }; std::array&lt;float, 4&gt; lookat = { 0 }; std::array&lt;float, 4&gt; up = { 0 }; };</w:t>
+              <w:t xml:space="preserve">struct </w:t>
+            </w:r>
+            <w:proofErr w:type="spellStart"/>
+            <w:r>
+              <w:rPr>
+                <w:rFonts w:ascii="华文中宋" w:eastAsia="华文中宋" w:hAnsi="华文中宋"/>
+              </w:rPr>
+              <w:t>camera_set</w:t>
+            </w:r>
+            <w:proofErr w:type="spellEnd"/>
+            <w:r>
+              <w:rPr>
+                <w:rFonts w:ascii="华文中宋" w:eastAsia="华文中宋" w:hAnsi="华文中宋"/>
+              </w:rPr>
+              <w:t xml:space="preserve"> { std::array&lt;float, 4&gt; position = { 0 }; std::array&lt;float, 4&gt; </w:t>
+            </w:r>
+            <w:proofErr w:type="spellStart"/>
+            <w:r>
+              <w:rPr>
+                <w:rFonts w:ascii="华文中宋" w:eastAsia="华文中宋" w:hAnsi="华文中宋"/>
+              </w:rPr>
+              <w:t>lookat</w:t>
+            </w:r>
+            <w:proofErr w:type="spellEnd"/>
+            <w:r>
+              <w:rPr>
+                <w:rFonts w:ascii="华文中宋" w:eastAsia="华文中宋" w:hAnsi="华文中宋"/>
+              </w:rPr>
+              <w:t xml:space="preserve"> = { 0 }; std::array&lt;float, 4&gt; up = { 0 }; };</w:t>
             </w:r>
           </w:p>
         </w:tc>
@@ -3416,18 +4522,54 @@
         </w:rPr>
         <w:t>但当我使用</w:t>
       </w:r>
-      <w:r>
-        <w:rPr>
-          <w:rFonts w:ascii="华文中宋" w:eastAsia="华文中宋" w:hAnsi="华文中宋" w:hint="eastAsia"/>
-        </w:rPr>
-        <w:t>camera_X_axis =</w:t>
+      <w:proofErr w:type="spellStart"/>
+      <w:r>
+        <w:rPr>
+          <w:rFonts w:ascii="华文中宋" w:eastAsia="华文中宋" w:hAnsi="华文中宋" w:hint="eastAsia"/>
+        </w:rPr>
+        <w:t>camera_X_axis</w:t>
+      </w:r>
+      <w:proofErr w:type="spellEnd"/>
+      <w:r>
+        <w:rPr>
+          <w:rFonts w:ascii="华文中宋" w:eastAsia="华文中宋" w:hAnsi="华文中宋" w:hint="eastAsia"/>
+        </w:rPr>
+        <w:t xml:space="preserve"> =</w:t>
       </w:r>
       <w:r>
         <w:rPr>
           <w:rFonts w:ascii="华文中宋" w:eastAsia="华文中宋" w:hAnsi="华文中宋" w:hint="eastAsia"/>
         </w:rPr>
         <w:tab/>
-        <w:t>cross_product3D(camera.lookat, camera.up);</w:t>
+        <w:t>cross_product3D(</w:t>
+      </w:r>
+      <w:proofErr w:type="spellStart"/>
+      <w:r>
+        <w:rPr>
+          <w:rFonts w:ascii="华文中宋" w:eastAsia="华文中宋" w:hAnsi="华文中宋" w:hint="eastAsia"/>
+        </w:rPr>
+        <w:t>camera.lookat</w:t>
+      </w:r>
+      <w:proofErr w:type="spellEnd"/>
+      <w:r>
+        <w:rPr>
+          <w:rFonts w:ascii="华文中宋" w:eastAsia="华文中宋" w:hAnsi="华文中宋" w:hint="eastAsia"/>
+        </w:rPr>
+        <w:t xml:space="preserve">, </w:t>
+      </w:r>
+      <w:proofErr w:type="spellStart"/>
+      <w:r>
+        <w:rPr>
+          <w:rFonts w:ascii="华文中宋" w:eastAsia="华文中宋" w:hAnsi="华文中宋" w:hint="eastAsia"/>
+        </w:rPr>
+        <w:t>camera.up</w:t>
+      </w:r>
+      <w:proofErr w:type="spellEnd"/>
+      <w:r>
+        <w:rPr>
+          <w:rFonts w:ascii="华文中宋" w:eastAsia="华文中宋" w:hAnsi="华文中宋" w:hint="eastAsia"/>
+        </w:rPr>
+        <w:t>);</w:t>
       </w:r>
       <w:r>
         <w:rPr>
@@ -3516,86 +4658,192 @@
               <w:rPr>
                 <w:rFonts w:ascii="华文中宋" w:eastAsia="华文中宋" w:hAnsi="华文中宋" w:hint="eastAsia"/>
               </w:rPr>
-              <w:t>struct Matrix3D view_matrix;</w:t>
-            </w:r>
-          </w:p>
-          <w:p>
-            <w:pPr>
-              <w:rPr>
-                <w:rFonts w:ascii="华文中宋" w:eastAsia="华文中宋" w:hAnsi="华文中宋" w:hint="eastAsia"/>
-              </w:rPr>
-            </w:pPr>
-          </w:p>
-          <w:p>
-            <w:pPr>
-              <w:rPr>
-                <w:rFonts w:ascii="华文中宋" w:eastAsia="华文中宋" w:hAnsi="华文中宋" w:hint="eastAsia"/>
-              </w:rPr>
-            </w:pPr>
-            <w:r>
-              <w:rPr>
-                <w:rFonts w:ascii="华文中宋" w:eastAsia="华文中宋" w:hAnsi="华文中宋" w:hint="eastAsia"/>
-              </w:rPr>
-              <w:t>struct myRender_vector_4 camera_X_axis;</w:t>
-            </w:r>
-          </w:p>
-          <w:p>
-            <w:pPr>
-              <w:rPr>
-                <w:rFonts w:ascii="华文中宋" w:eastAsia="华文中宋" w:hAnsi="华文中宋" w:hint="eastAsia"/>
-              </w:rPr>
-            </w:pPr>
-            <w:r>
-              <w:rPr>
-                <w:rFonts w:ascii="华文中宋" w:eastAsia="华文中宋" w:hAnsi="华文中宋" w:hint="eastAsia"/>
-              </w:rPr>
-              <w:tab/>
-            </w:r>
-          </w:p>
-          <w:p>
-            <w:pPr>
-              <w:rPr>
-                <w:rFonts w:ascii="华文中宋" w:eastAsia="华文中宋" w:hAnsi="华文中宋" w:hint="eastAsia"/>
-              </w:rPr>
-            </w:pPr>
-            <w:r>
-              <w:rPr>
-                <w:rFonts w:ascii="华文中宋" w:eastAsia="华文中宋" w:hAnsi="华文中宋" w:hint="eastAsia"/>
-              </w:rPr>
-              <w:t>camera_X_axis =</w:t>
-            </w:r>
-            <w:r>
-              <w:rPr>
-                <w:rFonts w:ascii="华文中宋" w:eastAsia="华文中宋" w:hAnsi="华文中宋" w:hint="eastAsia"/>
-              </w:rPr>
-              <w:tab/>
-              <w:t>cross_product3D(camera.lookat, camera.up);</w:t>
-            </w:r>
-          </w:p>
-          <w:p>
-            <w:pPr>
-              <w:rPr>
-                <w:rFonts w:ascii="华文中宋" w:eastAsia="华文中宋" w:hAnsi="华文中宋" w:hint="eastAsia"/>
-              </w:rPr>
-            </w:pPr>
-            <w:r>
-              <w:rPr>
-                <w:rFonts w:ascii="华文中宋" w:eastAsia="华文中宋" w:hAnsi="华文中宋" w:hint="eastAsia"/>
-              </w:rPr>
-              <w:tab/>
-            </w:r>
-          </w:p>
-          <w:p>
-            <w:pPr>
-              <w:rPr>
-                <w:rFonts w:ascii="华文中宋" w:eastAsia="华文中宋" w:hAnsi="华文中宋" w:hint="eastAsia"/>
-              </w:rPr>
-            </w:pPr>
-            <w:r>
-              <w:rPr>
-                <w:rFonts w:ascii="华文中宋" w:eastAsia="华文中宋" w:hAnsi="华文中宋" w:hint="eastAsia"/>
-              </w:rPr>
-              <w:t>for (int i = 0; i &lt; 4; i++)</w:t>
+              <w:t xml:space="preserve">struct Matrix3D </w:t>
+            </w:r>
+            <w:proofErr w:type="spellStart"/>
+            <w:r>
+              <w:rPr>
+                <w:rFonts w:ascii="华文中宋" w:eastAsia="华文中宋" w:hAnsi="华文中宋" w:hint="eastAsia"/>
+              </w:rPr>
+              <w:t>view_matrix</w:t>
+            </w:r>
+            <w:proofErr w:type="spellEnd"/>
+            <w:r>
+              <w:rPr>
+                <w:rFonts w:ascii="华文中宋" w:eastAsia="华文中宋" w:hAnsi="华文中宋" w:hint="eastAsia"/>
+              </w:rPr>
+              <w:t>;</w:t>
+            </w:r>
+          </w:p>
+          <w:p>
+            <w:pPr>
+              <w:rPr>
+                <w:rFonts w:ascii="华文中宋" w:eastAsia="华文中宋" w:hAnsi="华文中宋" w:hint="eastAsia"/>
+              </w:rPr>
+            </w:pPr>
+          </w:p>
+          <w:p>
+            <w:pPr>
+              <w:rPr>
+                <w:rFonts w:ascii="华文中宋" w:eastAsia="华文中宋" w:hAnsi="华文中宋" w:hint="eastAsia"/>
+              </w:rPr>
+            </w:pPr>
+            <w:r>
+              <w:rPr>
+                <w:rFonts w:ascii="华文中宋" w:eastAsia="华文中宋" w:hAnsi="华文中宋" w:hint="eastAsia"/>
+              </w:rPr>
+              <w:t xml:space="preserve">struct myRender_vector_4 </w:t>
+            </w:r>
+            <w:proofErr w:type="spellStart"/>
+            <w:r>
+              <w:rPr>
+                <w:rFonts w:ascii="华文中宋" w:eastAsia="华文中宋" w:hAnsi="华文中宋" w:hint="eastAsia"/>
+              </w:rPr>
+              <w:t>camera_X_axis</w:t>
+            </w:r>
+            <w:proofErr w:type="spellEnd"/>
+            <w:r>
+              <w:rPr>
+                <w:rFonts w:ascii="华文中宋" w:eastAsia="华文中宋" w:hAnsi="华文中宋" w:hint="eastAsia"/>
+              </w:rPr>
+              <w:t>;</w:t>
+            </w:r>
+          </w:p>
+          <w:p>
+            <w:pPr>
+              <w:rPr>
+                <w:rFonts w:ascii="华文中宋" w:eastAsia="华文中宋" w:hAnsi="华文中宋" w:hint="eastAsia"/>
+              </w:rPr>
+            </w:pPr>
+            <w:r>
+              <w:rPr>
+                <w:rFonts w:ascii="华文中宋" w:eastAsia="华文中宋" w:hAnsi="华文中宋" w:hint="eastAsia"/>
+              </w:rPr>
+              <w:tab/>
+            </w:r>
+          </w:p>
+          <w:p>
+            <w:pPr>
+              <w:rPr>
+                <w:rFonts w:ascii="华文中宋" w:eastAsia="华文中宋" w:hAnsi="华文中宋" w:hint="eastAsia"/>
+              </w:rPr>
+            </w:pPr>
+            <w:proofErr w:type="spellStart"/>
+            <w:r>
+              <w:rPr>
+                <w:rFonts w:ascii="华文中宋" w:eastAsia="华文中宋" w:hAnsi="华文中宋" w:hint="eastAsia"/>
+              </w:rPr>
+              <w:t>camera_X_axis</w:t>
+            </w:r>
+            <w:proofErr w:type="spellEnd"/>
+            <w:r>
+              <w:rPr>
+                <w:rFonts w:ascii="华文中宋" w:eastAsia="华文中宋" w:hAnsi="华文中宋" w:hint="eastAsia"/>
+              </w:rPr>
+              <w:t xml:space="preserve"> =</w:t>
+            </w:r>
+            <w:r>
+              <w:rPr>
+                <w:rFonts w:ascii="华文中宋" w:eastAsia="华文中宋" w:hAnsi="华文中宋" w:hint="eastAsia"/>
+              </w:rPr>
+              <w:tab/>
+              <w:t>cross_product3D(</w:t>
+            </w:r>
+            <w:proofErr w:type="spellStart"/>
+            <w:r>
+              <w:rPr>
+                <w:rFonts w:ascii="华文中宋" w:eastAsia="华文中宋" w:hAnsi="华文中宋" w:hint="eastAsia"/>
+              </w:rPr>
+              <w:t>camera.lookat</w:t>
+            </w:r>
+            <w:proofErr w:type="spellEnd"/>
+            <w:r>
+              <w:rPr>
+                <w:rFonts w:ascii="华文中宋" w:eastAsia="华文中宋" w:hAnsi="华文中宋" w:hint="eastAsia"/>
+              </w:rPr>
+              <w:t xml:space="preserve">, </w:t>
+            </w:r>
+            <w:proofErr w:type="spellStart"/>
+            <w:r>
+              <w:rPr>
+                <w:rFonts w:ascii="华文中宋" w:eastAsia="华文中宋" w:hAnsi="华文中宋" w:hint="eastAsia"/>
+              </w:rPr>
+              <w:t>camera.up</w:t>
+            </w:r>
+            <w:proofErr w:type="spellEnd"/>
+            <w:r>
+              <w:rPr>
+                <w:rFonts w:ascii="华文中宋" w:eastAsia="华文中宋" w:hAnsi="华文中宋" w:hint="eastAsia"/>
+              </w:rPr>
+              <w:t>);</w:t>
+            </w:r>
+          </w:p>
+          <w:p>
+            <w:pPr>
+              <w:rPr>
+                <w:rFonts w:ascii="华文中宋" w:eastAsia="华文中宋" w:hAnsi="华文中宋" w:hint="eastAsia"/>
+              </w:rPr>
+            </w:pPr>
+            <w:r>
+              <w:rPr>
+                <w:rFonts w:ascii="华文中宋" w:eastAsia="华文中宋" w:hAnsi="华文中宋" w:hint="eastAsia"/>
+              </w:rPr>
+              <w:tab/>
+            </w:r>
+          </w:p>
+          <w:p>
+            <w:pPr>
+              <w:rPr>
+                <w:rFonts w:ascii="华文中宋" w:eastAsia="华文中宋" w:hAnsi="华文中宋" w:hint="eastAsia"/>
+              </w:rPr>
+            </w:pPr>
+            <w:r>
+              <w:rPr>
+                <w:rFonts w:ascii="华文中宋" w:eastAsia="华文中宋" w:hAnsi="华文中宋" w:hint="eastAsia"/>
+              </w:rPr>
+              <w:t xml:space="preserve">for (int </w:t>
+            </w:r>
+            <w:proofErr w:type="spellStart"/>
+            <w:r>
+              <w:rPr>
+                <w:rFonts w:ascii="华文中宋" w:eastAsia="华文中宋" w:hAnsi="华文中宋" w:hint="eastAsia"/>
+              </w:rPr>
+              <w:t>i</w:t>
+            </w:r>
+            <w:proofErr w:type="spellEnd"/>
+            <w:r>
+              <w:rPr>
+                <w:rFonts w:ascii="华文中宋" w:eastAsia="华文中宋" w:hAnsi="华文中宋" w:hint="eastAsia"/>
+              </w:rPr>
+              <w:t xml:space="preserve"> = 0; </w:t>
+            </w:r>
+            <w:proofErr w:type="spellStart"/>
+            <w:r>
+              <w:rPr>
+                <w:rFonts w:ascii="华文中宋" w:eastAsia="华文中宋" w:hAnsi="华文中宋" w:hint="eastAsia"/>
+              </w:rPr>
+              <w:t>i</w:t>
+            </w:r>
+            <w:proofErr w:type="spellEnd"/>
+            <w:r>
+              <w:rPr>
+                <w:rFonts w:ascii="华文中宋" w:eastAsia="华文中宋" w:hAnsi="华文中宋" w:hint="eastAsia"/>
+              </w:rPr>
+              <w:t xml:space="preserve"> &lt; 4; </w:t>
+            </w:r>
+            <w:proofErr w:type="spellStart"/>
+            <w:r>
+              <w:rPr>
+                <w:rFonts w:ascii="华文中宋" w:eastAsia="华文中宋" w:hAnsi="华文中宋" w:hint="eastAsia"/>
+              </w:rPr>
+              <w:t>i</w:t>
+            </w:r>
+            <w:proofErr w:type="spellEnd"/>
+            <w:r>
+              <w:rPr>
+                <w:rFonts w:ascii="华文中宋" w:eastAsia="华文中宋" w:hAnsi="华文中宋" w:hint="eastAsia"/>
+              </w:rPr>
+              <w:t>++)</w:t>
             </w:r>
           </w:p>
           <w:p>
@@ -3623,7 +4871,21 @@
                 <w:rFonts w:ascii="华文中宋" w:eastAsia="华文中宋" w:hAnsi="华文中宋" w:hint="eastAsia"/>
               </w:rPr>
               <w:tab/>
-              <w:t>for (int j = 0; j &lt; 4; j++)</w:t>
+              <w:t xml:space="preserve">for (int j = 0; j &lt; 4; </w:t>
+            </w:r>
+            <w:proofErr w:type="spellStart"/>
+            <w:r>
+              <w:rPr>
+                <w:rFonts w:ascii="华文中宋" w:eastAsia="华文中宋" w:hAnsi="华文中宋" w:hint="eastAsia"/>
+              </w:rPr>
+              <w:t>j++</w:t>
+            </w:r>
+            <w:proofErr w:type="spellEnd"/>
+            <w:r>
+              <w:rPr>
+                <w:rFonts w:ascii="华文中宋" w:eastAsia="华文中宋" w:hAnsi="华文中宋" w:hint="eastAsia"/>
+              </w:rPr>
+              <w:t>)</w:t>
             </w:r>
           </w:p>
           <w:p>
@@ -3657,7 +4919,21 @@
                 <w:rFonts w:ascii="华文中宋" w:eastAsia="华文中宋" w:hAnsi="华文中宋" w:hint="eastAsia"/>
               </w:rPr>
               <w:tab/>
-              <w:t>if (i == 0)</w:t>
+              <w:t>if (</w:t>
+            </w:r>
+            <w:proofErr w:type="spellStart"/>
+            <w:r>
+              <w:rPr>
+                <w:rFonts w:ascii="华文中宋" w:eastAsia="华文中宋" w:hAnsi="华文中宋" w:hint="eastAsia"/>
+              </w:rPr>
+              <w:t>i</w:t>
+            </w:r>
+            <w:proofErr w:type="spellEnd"/>
+            <w:r>
+              <w:rPr>
+                <w:rFonts w:ascii="华文中宋" w:eastAsia="华文中宋" w:hAnsi="华文中宋" w:hint="eastAsia"/>
+              </w:rPr>
+              <w:t xml:space="preserve"> == 0)</w:t>
             </w:r>
           </w:p>
           <w:p>
@@ -3703,7 +4979,48 @@
                 <w:rFonts w:ascii="华文中宋" w:eastAsia="华文中宋" w:hAnsi="华文中宋" w:hint="eastAsia"/>
               </w:rPr>
               <w:tab/>
-              <w:t>view_matrix.matrix[i][j] = camera_X_axis.position[j];</w:t>
+            </w:r>
+            <w:proofErr w:type="spellStart"/>
+            <w:r>
+              <w:rPr>
+                <w:rFonts w:ascii="华文中宋" w:eastAsia="华文中宋" w:hAnsi="华文中宋" w:hint="eastAsia"/>
+              </w:rPr>
+              <w:t>view_matrix.matrix</w:t>
+            </w:r>
+            <w:proofErr w:type="spellEnd"/>
+            <w:r>
+              <w:rPr>
+                <w:rFonts w:ascii="华文中宋" w:eastAsia="华文中宋" w:hAnsi="华文中宋" w:hint="eastAsia"/>
+              </w:rPr>
+              <w:t>[</w:t>
+            </w:r>
+            <w:proofErr w:type="spellStart"/>
+            <w:r>
+              <w:rPr>
+                <w:rFonts w:ascii="华文中宋" w:eastAsia="华文中宋" w:hAnsi="华文中宋" w:hint="eastAsia"/>
+              </w:rPr>
+              <w:t>i</w:t>
+            </w:r>
+            <w:proofErr w:type="spellEnd"/>
+            <w:r>
+              <w:rPr>
+                <w:rFonts w:ascii="华文中宋" w:eastAsia="华文中宋" w:hAnsi="华文中宋" w:hint="eastAsia"/>
+              </w:rPr>
+              <w:t xml:space="preserve">][j] = </w:t>
+            </w:r>
+            <w:proofErr w:type="spellStart"/>
+            <w:r>
+              <w:rPr>
+                <w:rFonts w:ascii="华文中宋" w:eastAsia="华文中宋" w:hAnsi="华文中宋" w:hint="eastAsia"/>
+              </w:rPr>
+              <w:t>camera_X_axis.position</w:t>
+            </w:r>
+            <w:proofErr w:type="spellEnd"/>
+            <w:r>
+              <w:rPr>
+                <w:rFonts w:ascii="华文中宋" w:eastAsia="华文中宋" w:hAnsi="华文中宋" w:hint="eastAsia"/>
+              </w:rPr>
+              <w:t>[j];</w:t>
             </w:r>
           </w:p>
           <w:p>
@@ -3787,7 +5104,62 @@
                 <w:rFonts w:ascii="华文中宋" w:eastAsia="华文中宋" w:hAnsi="华文中宋" w:hint="eastAsia"/>
               </w:rPr>
               <w:tab/>
-              <w:t>view_matrix.matrix[i][j] = camera.position[i];</w:t>
+            </w:r>
+            <w:proofErr w:type="spellStart"/>
+            <w:r>
+              <w:rPr>
+                <w:rFonts w:ascii="华文中宋" w:eastAsia="华文中宋" w:hAnsi="华文中宋" w:hint="eastAsia"/>
+              </w:rPr>
+              <w:t>view_matrix.matrix</w:t>
+            </w:r>
+            <w:proofErr w:type="spellEnd"/>
+            <w:r>
+              <w:rPr>
+                <w:rFonts w:ascii="华文中宋" w:eastAsia="华文中宋" w:hAnsi="华文中宋" w:hint="eastAsia"/>
+              </w:rPr>
+              <w:t>[</w:t>
+            </w:r>
+            <w:proofErr w:type="spellStart"/>
+            <w:r>
+              <w:rPr>
+                <w:rFonts w:ascii="华文中宋" w:eastAsia="华文中宋" w:hAnsi="华文中宋" w:hint="eastAsia"/>
+              </w:rPr>
+              <w:t>i</w:t>
+            </w:r>
+            <w:proofErr w:type="spellEnd"/>
+            <w:r>
+              <w:rPr>
+                <w:rFonts w:ascii="华文中宋" w:eastAsia="华文中宋" w:hAnsi="华文中宋" w:hint="eastAsia"/>
+              </w:rPr>
+              <w:t xml:space="preserve">][j] = </w:t>
+            </w:r>
+            <w:proofErr w:type="spellStart"/>
+            <w:r>
+              <w:rPr>
+                <w:rFonts w:ascii="华文中宋" w:eastAsia="华文中宋" w:hAnsi="华文中宋" w:hint="eastAsia"/>
+              </w:rPr>
+              <w:t>camera.position</w:t>
+            </w:r>
+            <w:proofErr w:type="spellEnd"/>
+            <w:r>
+              <w:rPr>
+                <w:rFonts w:ascii="华文中宋" w:eastAsia="华文中宋" w:hAnsi="华文中宋" w:hint="eastAsia"/>
+              </w:rPr>
+              <w:t>[</w:t>
+            </w:r>
+            <w:proofErr w:type="spellStart"/>
+            <w:r>
+              <w:rPr>
+                <w:rFonts w:ascii="华文中宋" w:eastAsia="华文中宋" w:hAnsi="华文中宋" w:hint="eastAsia"/>
+              </w:rPr>
+              <w:t>i</w:t>
+            </w:r>
+            <w:proofErr w:type="spellEnd"/>
+            <w:r>
+              <w:rPr>
+                <w:rFonts w:ascii="华文中宋" w:eastAsia="华文中宋" w:hAnsi="华文中宋" w:hint="eastAsia"/>
+              </w:rPr>
+              <w:t>];</w:t>
             </w:r>
           </w:p>
           <w:p>
@@ -3853,7 +5225,21 @@
                 <w:rFonts w:ascii="华文中宋" w:eastAsia="华文中宋" w:hAnsi="华文中宋" w:hint="eastAsia"/>
               </w:rPr>
               <w:tab/>
-              <w:t>else if (i == 1)</w:t>
+              <w:t>else if (</w:t>
+            </w:r>
+            <w:proofErr w:type="spellStart"/>
+            <w:r>
+              <w:rPr>
+                <w:rFonts w:ascii="华文中宋" w:eastAsia="华文中宋" w:hAnsi="华文中宋" w:hint="eastAsia"/>
+              </w:rPr>
+              <w:t>i</w:t>
+            </w:r>
+            <w:proofErr w:type="spellEnd"/>
+            <w:r>
+              <w:rPr>
+                <w:rFonts w:ascii="华文中宋" w:eastAsia="华文中宋" w:hAnsi="华文中宋" w:hint="eastAsia"/>
+              </w:rPr>
+              <w:t xml:space="preserve"> == 1)</w:t>
             </w:r>
           </w:p>
           <w:p>
@@ -3899,7 +5285,48 @@
                 <w:rFonts w:ascii="华文中宋" w:eastAsia="华文中宋" w:hAnsi="华文中宋" w:hint="eastAsia"/>
               </w:rPr>
               <w:tab/>
-              <w:t>view_matrix.matrix[i][j] = camera.up[j];</w:t>
+            </w:r>
+            <w:proofErr w:type="spellStart"/>
+            <w:r>
+              <w:rPr>
+                <w:rFonts w:ascii="华文中宋" w:eastAsia="华文中宋" w:hAnsi="华文中宋" w:hint="eastAsia"/>
+              </w:rPr>
+              <w:t>view_matrix.matrix</w:t>
+            </w:r>
+            <w:proofErr w:type="spellEnd"/>
+            <w:r>
+              <w:rPr>
+                <w:rFonts w:ascii="华文中宋" w:eastAsia="华文中宋" w:hAnsi="华文中宋" w:hint="eastAsia"/>
+              </w:rPr>
+              <w:t>[</w:t>
+            </w:r>
+            <w:proofErr w:type="spellStart"/>
+            <w:r>
+              <w:rPr>
+                <w:rFonts w:ascii="华文中宋" w:eastAsia="华文中宋" w:hAnsi="华文中宋" w:hint="eastAsia"/>
+              </w:rPr>
+              <w:t>i</w:t>
+            </w:r>
+            <w:proofErr w:type="spellEnd"/>
+            <w:r>
+              <w:rPr>
+                <w:rFonts w:ascii="华文中宋" w:eastAsia="华文中宋" w:hAnsi="华文中宋" w:hint="eastAsia"/>
+              </w:rPr>
+              <w:t xml:space="preserve">][j] = </w:t>
+            </w:r>
+            <w:proofErr w:type="spellStart"/>
+            <w:r>
+              <w:rPr>
+                <w:rFonts w:ascii="华文中宋" w:eastAsia="华文中宋" w:hAnsi="华文中宋" w:hint="eastAsia"/>
+              </w:rPr>
+              <w:t>camera.up</w:t>
+            </w:r>
+            <w:proofErr w:type="spellEnd"/>
+            <w:r>
+              <w:rPr>
+                <w:rFonts w:ascii="华文中宋" w:eastAsia="华文中宋" w:hAnsi="华文中宋" w:hint="eastAsia"/>
+              </w:rPr>
+              <w:t>[j];</w:t>
             </w:r>
           </w:p>
           <w:p>
@@ -3983,7 +5410,62 @@
                 <w:rFonts w:ascii="华文中宋" w:eastAsia="华文中宋" w:hAnsi="华文中宋" w:hint="eastAsia"/>
               </w:rPr>
               <w:tab/>
-              <w:t>view_matrix.matrix[i][j] = camera.position[i];</w:t>
+            </w:r>
+            <w:proofErr w:type="spellStart"/>
+            <w:r>
+              <w:rPr>
+                <w:rFonts w:ascii="华文中宋" w:eastAsia="华文中宋" w:hAnsi="华文中宋" w:hint="eastAsia"/>
+              </w:rPr>
+              <w:t>view_matrix.matrix</w:t>
+            </w:r>
+            <w:proofErr w:type="spellEnd"/>
+            <w:r>
+              <w:rPr>
+                <w:rFonts w:ascii="华文中宋" w:eastAsia="华文中宋" w:hAnsi="华文中宋" w:hint="eastAsia"/>
+              </w:rPr>
+              <w:t>[</w:t>
+            </w:r>
+            <w:proofErr w:type="spellStart"/>
+            <w:r>
+              <w:rPr>
+                <w:rFonts w:ascii="华文中宋" w:eastAsia="华文中宋" w:hAnsi="华文中宋" w:hint="eastAsia"/>
+              </w:rPr>
+              <w:t>i</w:t>
+            </w:r>
+            <w:proofErr w:type="spellEnd"/>
+            <w:r>
+              <w:rPr>
+                <w:rFonts w:ascii="华文中宋" w:eastAsia="华文中宋" w:hAnsi="华文中宋" w:hint="eastAsia"/>
+              </w:rPr>
+              <w:t xml:space="preserve">][j] = </w:t>
+            </w:r>
+            <w:proofErr w:type="spellStart"/>
+            <w:r>
+              <w:rPr>
+                <w:rFonts w:ascii="华文中宋" w:eastAsia="华文中宋" w:hAnsi="华文中宋" w:hint="eastAsia"/>
+              </w:rPr>
+              <w:t>camera.position</w:t>
+            </w:r>
+            <w:proofErr w:type="spellEnd"/>
+            <w:r>
+              <w:rPr>
+                <w:rFonts w:ascii="华文中宋" w:eastAsia="华文中宋" w:hAnsi="华文中宋" w:hint="eastAsia"/>
+              </w:rPr>
+              <w:t>[</w:t>
+            </w:r>
+            <w:proofErr w:type="spellStart"/>
+            <w:r>
+              <w:rPr>
+                <w:rFonts w:ascii="华文中宋" w:eastAsia="华文中宋" w:hAnsi="华文中宋" w:hint="eastAsia"/>
+              </w:rPr>
+              <w:t>i</w:t>
+            </w:r>
+            <w:proofErr w:type="spellEnd"/>
+            <w:r>
+              <w:rPr>
+                <w:rFonts w:ascii="华文中宋" w:eastAsia="华文中宋" w:hAnsi="华文中宋" w:hint="eastAsia"/>
+              </w:rPr>
+              <w:t>];</w:t>
             </w:r>
           </w:p>
           <w:p>
@@ -4049,7 +5531,21 @@
                 <w:rFonts w:ascii="华文中宋" w:eastAsia="华文中宋" w:hAnsi="华文中宋" w:hint="eastAsia"/>
               </w:rPr>
               <w:tab/>
-              <w:t>else if (i == 2)</w:t>
+              <w:t>else if (</w:t>
+            </w:r>
+            <w:proofErr w:type="spellStart"/>
+            <w:r>
+              <w:rPr>
+                <w:rFonts w:ascii="华文中宋" w:eastAsia="华文中宋" w:hAnsi="华文中宋" w:hint="eastAsia"/>
+              </w:rPr>
+              <w:t>i</w:t>
+            </w:r>
+            <w:proofErr w:type="spellEnd"/>
+            <w:r>
+              <w:rPr>
+                <w:rFonts w:ascii="华文中宋" w:eastAsia="华文中宋" w:hAnsi="华文中宋" w:hint="eastAsia"/>
+              </w:rPr>
+              <w:t xml:space="preserve"> == 2)</w:t>
             </w:r>
           </w:p>
           <w:p>
@@ -4095,7 +5591,48 @@
                 <w:rFonts w:ascii="华文中宋" w:eastAsia="华文中宋" w:hAnsi="华文中宋" w:hint="eastAsia"/>
               </w:rPr>
               <w:tab/>
-              <w:t>view_matrix.matrix[i][j] = camera.lookat[j];</w:t>
+            </w:r>
+            <w:proofErr w:type="spellStart"/>
+            <w:r>
+              <w:rPr>
+                <w:rFonts w:ascii="华文中宋" w:eastAsia="华文中宋" w:hAnsi="华文中宋" w:hint="eastAsia"/>
+              </w:rPr>
+              <w:t>view_matrix.matrix</w:t>
+            </w:r>
+            <w:proofErr w:type="spellEnd"/>
+            <w:r>
+              <w:rPr>
+                <w:rFonts w:ascii="华文中宋" w:eastAsia="华文中宋" w:hAnsi="华文中宋" w:hint="eastAsia"/>
+              </w:rPr>
+              <w:t>[</w:t>
+            </w:r>
+            <w:proofErr w:type="spellStart"/>
+            <w:r>
+              <w:rPr>
+                <w:rFonts w:ascii="华文中宋" w:eastAsia="华文中宋" w:hAnsi="华文中宋" w:hint="eastAsia"/>
+              </w:rPr>
+              <w:t>i</w:t>
+            </w:r>
+            <w:proofErr w:type="spellEnd"/>
+            <w:r>
+              <w:rPr>
+                <w:rFonts w:ascii="华文中宋" w:eastAsia="华文中宋" w:hAnsi="华文中宋" w:hint="eastAsia"/>
+              </w:rPr>
+              <w:t xml:space="preserve">][j] = </w:t>
+            </w:r>
+            <w:proofErr w:type="spellStart"/>
+            <w:r>
+              <w:rPr>
+                <w:rFonts w:ascii="华文中宋" w:eastAsia="华文中宋" w:hAnsi="华文中宋" w:hint="eastAsia"/>
+              </w:rPr>
+              <w:t>camera.lookat</w:t>
+            </w:r>
+            <w:proofErr w:type="spellEnd"/>
+            <w:r>
+              <w:rPr>
+                <w:rFonts w:ascii="华文中宋" w:eastAsia="华文中宋" w:hAnsi="华文中宋" w:hint="eastAsia"/>
+              </w:rPr>
+              <w:t>[j];</w:t>
             </w:r>
           </w:p>
           <w:p>
@@ -4180,7 +5717,34 @@
                 <w:rFonts w:ascii="华文中宋" w:eastAsia="华文中宋" w:hAnsi="华文中宋" w:hint="eastAsia"/>
               </w:rPr>
               <w:tab/>
-              <w:t>view_matrix.matrix[i][j] =</w:t>
+            </w:r>
+            <w:proofErr w:type="spellStart"/>
+            <w:r>
+              <w:rPr>
+                <w:rFonts w:ascii="华文中宋" w:eastAsia="华文中宋" w:hAnsi="华文中宋" w:hint="eastAsia"/>
+              </w:rPr>
+              <w:t>view_matrix.matrix</w:t>
+            </w:r>
+            <w:proofErr w:type="spellEnd"/>
+            <w:r>
+              <w:rPr>
+                <w:rFonts w:ascii="华文中宋" w:eastAsia="华文中宋" w:hAnsi="华文中宋" w:hint="eastAsia"/>
+              </w:rPr>
+              <w:t>[</w:t>
+            </w:r>
+            <w:proofErr w:type="spellStart"/>
+            <w:r>
+              <w:rPr>
+                <w:rFonts w:ascii="华文中宋" w:eastAsia="华文中宋" w:hAnsi="华文中宋" w:hint="eastAsia"/>
+              </w:rPr>
+              <w:t>i</w:t>
+            </w:r>
+            <w:proofErr w:type="spellEnd"/>
+            <w:r>
+              <w:rPr>
+                <w:rFonts w:ascii="华文中宋" w:eastAsia="华文中宋" w:hAnsi="华文中宋" w:hint="eastAsia"/>
+              </w:rPr>
+              <w:t>][j] =</w:t>
             </w:r>
             <w:r>
               <w:rPr>
@@ -4192,7 +5756,35 @@
               <w:rPr>
                 <w:rFonts w:ascii="华文中宋" w:eastAsia="华文中宋" w:hAnsi="华文中宋" w:hint="eastAsia"/>
               </w:rPr>
-              <w:t xml:space="preserve"> camera.position[i];</w:t>
+              <w:t xml:space="preserve"> </w:t>
+            </w:r>
+            <w:proofErr w:type="spellStart"/>
+            <w:r>
+              <w:rPr>
+                <w:rFonts w:ascii="华文中宋" w:eastAsia="华文中宋" w:hAnsi="华文中宋" w:hint="eastAsia"/>
+              </w:rPr>
+              <w:t>camera.position</w:t>
+            </w:r>
+            <w:proofErr w:type="spellEnd"/>
+            <w:r>
+              <w:rPr>
+                <w:rFonts w:ascii="华文中宋" w:eastAsia="华文中宋" w:hAnsi="华文中宋" w:hint="eastAsia"/>
+              </w:rPr>
+              <w:t>[</w:t>
+            </w:r>
+            <w:proofErr w:type="spellStart"/>
+            <w:r>
+              <w:rPr>
+                <w:rFonts w:ascii="华文中宋" w:eastAsia="华文中宋" w:hAnsi="华文中宋" w:hint="eastAsia"/>
+              </w:rPr>
+              <w:t>i</w:t>
+            </w:r>
+            <w:proofErr w:type="spellEnd"/>
+            <w:r>
+              <w:rPr>
+                <w:rFonts w:ascii="华文中宋" w:eastAsia="华文中宋" w:hAnsi="华文中宋" w:hint="eastAsia"/>
+              </w:rPr>
+              <w:t>];</w:t>
             </w:r>
           </w:p>
           <w:p>
@@ -4274,11 +5866,19 @@
                 <w:rFonts w:ascii="华文中宋" w:eastAsia="华文中宋" w:hAnsi="华文中宋" w:hint="eastAsia"/>
               </w:rPr>
             </w:pPr>
-            <w:r>
-              <w:rPr>
-                <w:rFonts w:ascii="华文中宋" w:eastAsia="华文中宋" w:hAnsi="华文中宋" w:hint="eastAsia"/>
-              </w:rPr>
-              <w:t>view_matrix.matrix[3][3] = 1;</w:t>
+            <w:proofErr w:type="spellStart"/>
+            <w:r>
+              <w:rPr>
+                <w:rFonts w:ascii="华文中宋" w:eastAsia="华文中宋" w:hAnsi="华文中宋" w:hint="eastAsia"/>
+              </w:rPr>
+              <w:t>view_matrix.matrix</w:t>
+            </w:r>
+            <w:proofErr w:type="spellEnd"/>
+            <w:r>
+              <w:rPr>
+                <w:rFonts w:ascii="华文中宋" w:eastAsia="华文中宋" w:hAnsi="华文中宋" w:hint="eastAsia"/>
+              </w:rPr>
+              <w:t>[3][3] = 1;</w:t>
             </w:r>
           </w:p>
           <w:p>
@@ -4330,152 +5930,356 @@
                 <w:rFonts w:ascii="华文中宋" w:eastAsia="华文中宋" w:hAnsi="华文中宋" w:hint="eastAsia"/>
               </w:rPr>
               <w:tab/>
-              <w:t>struct Matrix3D view_matrix;</w:t>
-            </w:r>
-          </w:p>
-          <w:p>
-            <w:pPr>
-              <w:rPr>
-                <w:rFonts w:ascii="华文中宋" w:eastAsia="华文中宋" w:hAnsi="华文中宋" w:hint="eastAsia"/>
-              </w:rPr>
-            </w:pPr>
-          </w:p>
-          <w:p>
-            <w:pPr>
-              <w:rPr>
-                <w:rFonts w:ascii="华文中宋" w:eastAsia="华文中宋" w:hAnsi="华文中宋" w:hint="eastAsia"/>
-              </w:rPr>
-            </w:pPr>
-            <w:r>
-              <w:rPr>
-                <w:rFonts w:ascii="华文中宋" w:eastAsia="华文中宋" w:hAnsi="华文中宋" w:hint="eastAsia"/>
-              </w:rPr>
-              <w:tab/>
-              <w:t>struct myRender_vector_4 camera_X_axis;</w:t>
-            </w:r>
-          </w:p>
-          <w:p>
-            <w:pPr>
-              <w:rPr>
-                <w:rFonts w:ascii="华文中宋" w:eastAsia="华文中宋" w:hAnsi="华文中宋" w:hint="eastAsia"/>
-              </w:rPr>
-            </w:pPr>
-            <w:r>
-              <w:rPr>
-                <w:rFonts w:ascii="华文中宋" w:eastAsia="华文中宋" w:hAnsi="华文中宋" w:hint="eastAsia"/>
-              </w:rPr>
-              <w:tab/>
-            </w:r>
-          </w:p>
-          <w:p>
-            <w:pPr>
-              <w:rPr>
-                <w:rFonts w:ascii="华文中宋" w:eastAsia="华文中宋" w:hAnsi="华文中宋" w:hint="eastAsia"/>
-              </w:rPr>
-            </w:pPr>
-            <w:r>
-              <w:rPr>
-                <w:rFonts w:ascii="华文中宋" w:eastAsia="华文中宋" w:hAnsi="华文中宋" w:hint="eastAsia"/>
-              </w:rPr>
-              <w:tab/>
-              <w:t>camera_X_axis =</w:t>
-            </w:r>
-            <w:r>
-              <w:rPr>
-                <w:rFonts w:ascii="华文中宋" w:eastAsia="华文中宋" w:hAnsi="华文中宋" w:hint="eastAsia"/>
-              </w:rPr>
-              <w:tab/>
-              <w:t>cross_product3D(camera.lookat, camera.up);</w:t>
-            </w:r>
-          </w:p>
-          <w:p>
-            <w:pPr>
-              <w:rPr>
-                <w:rFonts w:ascii="华文中宋" w:eastAsia="华文中宋" w:hAnsi="华文中宋" w:hint="eastAsia"/>
-              </w:rPr>
-            </w:pPr>
-            <w:r>
-              <w:rPr>
-                <w:rFonts w:ascii="华文中宋" w:eastAsia="华文中宋" w:hAnsi="华文中宋" w:hint="eastAsia"/>
-              </w:rPr>
-              <w:tab/>
-            </w:r>
-          </w:p>
-          <w:p>
-            <w:pPr>
-              <w:rPr>
-                <w:rFonts w:ascii="华文中宋" w:eastAsia="华文中宋" w:hAnsi="华文中宋" w:hint="eastAsia"/>
-              </w:rPr>
-            </w:pPr>
-            <w:r>
-              <w:rPr>
-                <w:rFonts w:ascii="华文中宋" w:eastAsia="华文中宋" w:hAnsi="华文中宋" w:hint="eastAsia"/>
-              </w:rPr>
-              <w:tab/>
-              <w:t>view_matrix.matrix[0][0] = camera_X_axis.position[0];</w:t>
-            </w:r>
-          </w:p>
-          <w:p>
-            <w:pPr>
-              <w:rPr>
-                <w:rFonts w:ascii="华文中宋" w:eastAsia="华文中宋" w:hAnsi="华文中宋" w:hint="eastAsia"/>
-              </w:rPr>
-            </w:pPr>
-            <w:r>
-              <w:rPr>
-                <w:rFonts w:ascii="华文中宋" w:eastAsia="华文中宋" w:hAnsi="华文中宋" w:hint="eastAsia"/>
-              </w:rPr>
-              <w:tab/>
-              <w:t>view_matrix.matrix[0][1] = camera_X_axis.position[1];</w:t>
-            </w:r>
-          </w:p>
-          <w:p>
-            <w:pPr>
-              <w:rPr>
-                <w:rFonts w:ascii="华文中宋" w:eastAsia="华文中宋" w:hAnsi="华文中宋" w:hint="eastAsia"/>
-              </w:rPr>
-            </w:pPr>
-            <w:r>
-              <w:rPr>
-                <w:rFonts w:ascii="华文中宋" w:eastAsia="华文中宋" w:hAnsi="华文中宋" w:hint="eastAsia"/>
-              </w:rPr>
-              <w:tab/>
-              <w:t>view_matrix.matrix[0][2] = camera_X_axis.position[2];</w:t>
-            </w:r>
-          </w:p>
-          <w:p>
-            <w:pPr>
-              <w:rPr>
-                <w:rFonts w:ascii="华文中宋" w:eastAsia="华文中宋" w:hAnsi="华文中宋" w:hint="eastAsia"/>
-              </w:rPr>
-            </w:pPr>
-            <w:r>
-              <w:rPr>
-                <w:rFonts w:ascii="华文中宋" w:eastAsia="华文中宋" w:hAnsi="华文中宋" w:hint="eastAsia"/>
-              </w:rPr>
-              <w:tab/>
-              <w:t>view_matrix.matrix[0][3] = -camera.position[0];</w:t>
-            </w:r>
-          </w:p>
-          <w:p>
-            <w:pPr>
-              <w:rPr>
-                <w:rFonts w:ascii="华文中宋" w:eastAsia="华文中宋" w:hAnsi="华文中宋" w:hint="eastAsia"/>
-              </w:rPr>
-            </w:pPr>
-          </w:p>
-          <w:p>
-            <w:pPr>
-              <w:rPr>
-                <w:rFonts w:ascii="华文中宋" w:eastAsia="华文中宋" w:hAnsi="华文中宋" w:hint="eastAsia"/>
-              </w:rPr>
-            </w:pPr>
-            <w:r>
-              <w:rPr>
-                <w:rFonts w:ascii="华文中宋" w:eastAsia="华文中宋" w:hAnsi="华文中宋" w:hint="eastAsia"/>
-              </w:rPr>
-              <w:tab/>
-              <w:t>view_matrix.matrix[1][0] = camera.up[0];</w:t>
+              <w:t xml:space="preserve">struct Matrix3D </w:t>
+            </w:r>
+            <w:proofErr w:type="spellStart"/>
+            <w:r>
+              <w:rPr>
+                <w:rFonts w:ascii="华文中宋" w:eastAsia="华文中宋" w:hAnsi="华文中宋" w:hint="eastAsia"/>
+              </w:rPr>
+              <w:t>view_matrix</w:t>
+            </w:r>
+            <w:proofErr w:type="spellEnd"/>
+            <w:r>
+              <w:rPr>
+                <w:rFonts w:ascii="华文中宋" w:eastAsia="华文中宋" w:hAnsi="华文中宋" w:hint="eastAsia"/>
+              </w:rPr>
+              <w:t>;</w:t>
+            </w:r>
+          </w:p>
+          <w:p>
+            <w:pPr>
+              <w:rPr>
+                <w:rFonts w:ascii="华文中宋" w:eastAsia="华文中宋" w:hAnsi="华文中宋" w:hint="eastAsia"/>
+              </w:rPr>
+            </w:pPr>
+          </w:p>
+          <w:p>
+            <w:pPr>
+              <w:rPr>
+                <w:rFonts w:ascii="华文中宋" w:eastAsia="华文中宋" w:hAnsi="华文中宋" w:hint="eastAsia"/>
+              </w:rPr>
+            </w:pPr>
+            <w:r>
+              <w:rPr>
+                <w:rFonts w:ascii="华文中宋" w:eastAsia="华文中宋" w:hAnsi="华文中宋" w:hint="eastAsia"/>
+              </w:rPr>
+              <w:tab/>
+              <w:t xml:space="preserve">struct myRender_vector_4 </w:t>
+            </w:r>
+            <w:proofErr w:type="spellStart"/>
+            <w:r>
+              <w:rPr>
+                <w:rFonts w:ascii="华文中宋" w:eastAsia="华文中宋" w:hAnsi="华文中宋" w:hint="eastAsia"/>
+              </w:rPr>
+              <w:t>camera_X_axis</w:t>
+            </w:r>
+            <w:proofErr w:type="spellEnd"/>
+            <w:r>
+              <w:rPr>
+                <w:rFonts w:ascii="华文中宋" w:eastAsia="华文中宋" w:hAnsi="华文中宋" w:hint="eastAsia"/>
+              </w:rPr>
+              <w:t>;</w:t>
+            </w:r>
+          </w:p>
+          <w:p>
+            <w:pPr>
+              <w:rPr>
+                <w:rFonts w:ascii="华文中宋" w:eastAsia="华文中宋" w:hAnsi="华文中宋" w:hint="eastAsia"/>
+              </w:rPr>
+            </w:pPr>
+            <w:r>
+              <w:rPr>
+                <w:rFonts w:ascii="华文中宋" w:eastAsia="华文中宋" w:hAnsi="华文中宋" w:hint="eastAsia"/>
+              </w:rPr>
+              <w:tab/>
+            </w:r>
+          </w:p>
+          <w:p>
+            <w:pPr>
+              <w:rPr>
+                <w:rFonts w:ascii="华文中宋" w:eastAsia="华文中宋" w:hAnsi="华文中宋" w:hint="eastAsia"/>
+              </w:rPr>
+            </w:pPr>
+            <w:r>
+              <w:rPr>
+                <w:rFonts w:ascii="华文中宋" w:eastAsia="华文中宋" w:hAnsi="华文中宋" w:hint="eastAsia"/>
+              </w:rPr>
+              <w:tab/>
+            </w:r>
+            <w:proofErr w:type="spellStart"/>
+            <w:r>
+              <w:rPr>
+                <w:rFonts w:ascii="华文中宋" w:eastAsia="华文中宋" w:hAnsi="华文中宋" w:hint="eastAsia"/>
+              </w:rPr>
+              <w:t>camera_X_axis</w:t>
+            </w:r>
+            <w:proofErr w:type="spellEnd"/>
+            <w:r>
+              <w:rPr>
+                <w:rFonts w:ascii="华文中宋" w:eastAsia="华文中宋" w:hAnsi="华文中宋" w:hint="eastAsia"/>
+              </w:rPr>
+              <w:t xml:space="preserve"> =</w:t>
+            </w:r>
+            <w:r>
+              <w:rPr>
+                <w:rFonts w:ascii="华文中宋" w:eastAsia="华文中宋" w:hAnsi="华文中宋" w:hint="eastAsia"/>
+              </w:rPr>
+              <w:tab/>
+              <w:t>cross_product3D(</w:t>
+            </w:r>
+            <w:proofErr w:type="spellStart"/>
+            <w:r>
+              <w:rPr>
+                <w:rFonts w:ascii="华文中宋" w:eastAsia="华文中宋" w:hAnsi="华文中宋" w:hint="eastAsia"/>
+              </w:rPr>
+              <w:t>camera.lookat</w:t>
+            </w:r>
+            <w:proofErr w:type="spellEnd"/>
+            <w:r>
+              <w:rPr>
+                <w:rFonts w:ascii="华文中宋" w:eastAsia="华文中宋" w:hAnsi="华文中宋" w:hint="eastAsia"/>
+              </w:rPr>
+              <w:t xml:space="preserve">, </w:t>
+            </w:r>
+            <w:proofErr w:type="spellStart"/>
+            <w:r>
+              <w:rPr>
+                <w:rFonts w:ascii="华文中宋" w:eastAsia="华文中宋" w:hAnsi="华文中宋" w:hint="eastAsia"/>
+              </w:rPr>
+              <w:t>camera.up</w:t>
+            </w:r>
+            <w:proofErr w:type="spellEnd"/>
+            <w:r>
+              <w:rPr>
+                <w:rFonts w:ascii="华文中宋" w:eastAsia="华文中宋" w:hAnsi="华文中宋" w:hint="eastAsia"/>
+              </w:rPr>
+              <w:t>);</w:t>
+            </w:r>
+          </w:p>
+          <w:p>
+            <w:pPr>
+              <w:rPr>
+                <w:rFonts w:ascii="华文中宋" w:eastAsia="华文中宋" w:hAnsi="华文中宋" w:hint="eastAsia"/>
+              </w:rPr>
+            </w:pPr>
+            <w:r>
+              <w:rPr>
+                <w:rFonts w:ascii="华文中宋" w:eastAsia="华文中宋" w:hAnsi="华文中宋" w:hint="eastAsia"/>
+              </w:rPr>
+              <w:tab/>
+            </w:r>
+          </w:p>
+          <w:p>
+            <w:pPr>
+              <w:rPr>
+                <w:rFonts w:ascii="华文中宋" w:eastAsia="华文中宋" w:hAnsi="华文中宋" w:hint="eastAsia"/>
+              </w:rPr>
+            </w:pPr>
+            <w:r>
+              <w:rPr>
+                <w:rFonts w:ascii="华文中宋" w:eastAsia="华文中宋" w:hAnsi="华文中宋" w:hint="eastAsia"/>
+              </w:rPr>
+              <w:tab/>
+            </w:r>
+            <w:proofErr w:type="spellStart"/>
+            <w:r>
+              <w:rPr>
+                <w:rFonts w:ascii="华文中宋" w:eastAsia="华文中宋" w:hAnsi="华文中宋" w:hint="eastAsia"/>
+              </w:rPr>
+              <w:t>view_matrix.matrix</w:t>
+            </w:r>
+            <w:proofErr w:type="spellEnd"/>
+            <w:r>
+              <w:rPr>
+                <w:rFonts w:ascii="华文中宋" w:eastAsia="华文中宋" w:hAnsi="华文中宋" w:hint="eastAsia"/>
+              </w:rPr>
+              <w:t xml:space="preserve">[0][0] = </w:t>
+            </w:r>
+            <w:proofErr w:type="spellStart"/>
+            <w:r>
+              <w:rPr>
+                <w:rFonts w:ascii="华文中宋" w:eastAsia="华文中宋" w:hAnsi="华文中宋" w:hint="eastAsia"/>
+              </w:rPr>
+              <w:t>camera_X_axis.position</w:t>
+            </w:r>
+            <w:proofErr w:type="spellEnd"/>
+            <w:r>
+              <w:rPr>
+                <w:rFonts w:ascii="华文中宋" w:eastAsia="华文中宋" w:hAnsi="华文中宋" w:hint="eastAsia"/>
+              </w:rPr>
+              <w:t>[0];</w:t>
+            </w:r>
+          </w:p>
+          <w:p>
+            <w:pPr>
+              <w:rPr>
+                <w:rFonts w:ascii="华文中宋" w:eastAsia="华文中宋" w:hAnsi="华文中宋" w:hint="eastAsia"/>
+              </w:rPr>
+            </w:pPr>
+            <w:r>
+              <w:rPr>
+                <w:rFonts w:ascii="华文中宋" w:eastAsia="华文中宋" w:hAnsi="华文中宋" w:hint="eastAsia"/>
+              </w:rPr>
+              <w:tab/>
+            </w:r>
+            <w:proofErr w:type="spellStart"/>
+            <w:r>
+              <w:rPr>
+                <w:rFonts w:ascii="华文中宋" w:eastAsia="华文中宋" w:hAnsi="华文中宋" w:hint="eastAsia"/>
+              </w:rPr>
+              <w:t>view_matrix.matrix</w:t>
+            </w:r>
+            <w:proofErr w:type="spellEnd"/>
+            <w:r>
+              <w:rPr>
+                <w:rFonts w:ascii="华文中宋" w:eastAsia="华文中宋" w:hAnsi="华文中宋" w:hint="eastAsia"/>
+              </w:rPr>
+              <w:t xml:space="preserve">[0][1] = </w:t>
+            </w:r>
+            <w:proofErr w:type="spellStart"/>
+            <w:r>
+              <w:rPr>
+                <w:rFonts w:ascii="华文中宋" w:eastAsia="华文中宋" w:hAnsi="华文中宋" w:hint="eastAsia"/>
+              </w:rPr>
+              <w:t>camera_X_axis.position</w:t>
+            </w:r>
+            <w:proofErr w:type="spellEnd"/>
+            <w:r>
+              <w:rPr>
+                <w:rFonts w:ascii="华文中宋" w:eastAsia="华文中宋" w:hAnsi="华文中宋" w:hint="eastAsia"/>
+              </w:rPr>
+              <w:t>[1];</w:t>
+            </w:r>
+          </w:p>
+          <w:p>
+            <w:pPr>
+              <w:rPr>
+                <w:rFonts w:ascii="华文中宋" w:eastAsia="华文中宋" w:hAnsi="华文中宋" w:hint="eastAsia"/>
+              </w:rPr>
+            </w:pPr>
+            <w:r>
+              <w:rPr>
+                <w:rFonts w:ascii="华文中宋" w:eastAsia="华文中宋" w:hAnsi="华文中宋" w:hint="eastAsia"/>
+              </w:rPr>
+              <w:tab/>
+            </w:r>
+            <w:proofErr w:type="spellStart"/>
+            <w:r>
+              <w:rPr>
+                <w:rFonts w:ascii="华文中宋" w:eastAsia="华文中宋" w:hAnsi="华文中宋" w:hint="eastAsia"/>
+              </w:rPr>
+              <w:t>view_matrix.matrix</w:t>
+            </w:r>
+            <w:proofErr w:type="spellEnd"/>
+            <w:r>
+              <w:rPr>
+                <w:rFonts w:ascii="华文中宋" w:eastAsia="华文中宋" w:hAnsi="华文中宋" w:hint="eastAsia"/>
+              </w:rPr>
+              <w:t xml:space="preserve">[0][2] = </w:t>
+            </w:r>
+            <w:proofErr w:type="spellStart"/>
+            <w:r>
+              <w:rPr>
+                <w:rFonts w:ascii="华文中宋" w:eastAsia="华文中宋" w:hAnsi="华文中宋" w:hint="eastAsia"/>
+              </w:rPr>
+              <w:t>camera_X_axis.position</w:t>
+            </w:r>
+            <w:proofErr w:type="spellEnd"/>
+            <w:r>
+              <w:rPr>
+                <w:rFonts w:ascii="华文中宋" w:eastAsia="华文中宋" w:hAnsi="华文中宋" w:hint="eastAsia"/>
+              </w:rPr>
+              <w:t>[2];</w:t>
+            </w:r>
+          </w:p>
+          <w:p>
+            <w:pPr>
+              <w:rPr>
+                <w:rFonts w:ascii="华文中宋" w:eastAsia="华文中宋" w:hAnsi="华文中宋" w:hint="eastAsia"/>
+              </w:rPr>
+            </w:pPr>
+            <w:r>
+              <w:rPr>
+                <w:rFonts w:ascii="华文中宋" w:eastAsia="华文中宋" w:hAnsi="华文中宋" w:hint="eastAsia"/>
+              </w:rPr>
+              <w:tab/>
+            </w:r>
+            <w:proofErr w:type="spellStart"/>
+            <w:r>
+              <w:rPr>
+                <w:rFonts w:ascii="华文中宋" w:eastAsia="华文中宋" w:hAnsi="华文中宋" w:hint="eastAsia"/>
+              </w:rPr>
+              <w:t>view_matrix.matrix</w:t>
+            </w:r>
+            <w:proofErr w:type="spellEnd"/>
+            <w:r>
+              <w:rPr>
+                <w:rFonts w:ascii="华文中宋" w:eastAsia="华文中宋" w:hAnsi="华文中宋" w:hint="eastAsia"/>
+              </w:rPr>
+              <w:t>[0][3] = -</w:t>
+            </w:r>
+            <w:proofErr w:type="spellStart"/>
+            <w:r>
+              <w:rPr>
+                <w:rFonts w:ascii="华文中宋" w:eastAsia="华文中宋" w:hAnsi="华文中宋" w:hint="eastAsia"/>
+              </w:rPr>
+              <w:t>camera.position</w:t>
+            </w:r>
+            <w:proofErr w:type="spellEnd"/>
+            <w:r>
+              <w:rPr>
+                <w:rFonts w:ascii="华文中宋" w:eastAsia="华文中宋" w:hAnsi="华文中宋" w:hint="eastAsia"/>
+              </w:rPr>
+              <w:t>[0];</w:t>
+            </w:r>
+          </w:p>
+          <w:p>
+            <w:pPr>
+              <w:rPr>
+                <w:rFonts w:ascii="华文中宋" w:eastAsia="华文中宋" w:hAnsi="华文中宋" w:hint="eastAsia"/>
+              </w:rPr>
+            </w:pPr>
+          </w:p>
+          <w:p>
+            <w:pPr>
+              <w:rPr>
+                <w:rFonts w:ascii="华文中宋" w:eastAsia="华文中宋" w:hAnsi="华文中宋" w:hint="eastAsia"/>
+              </w:rPr>
+            </w:pPr>
+            <w:r>
+              <w:rPr>
+                <w:rFonts w:ascii="华文中宋" w:eastAsia="华文中宋" w:hAnsi="华文中宋" w:hint="eastAsia"/>
+              </w:rPr>
+              <w:tab/>
+            </w:r>
+            <w:proofErr w:type="spellStart"/>
+            <w:r>
+              <w:rPr>
+                <w:rFonts w:ascii="华文中宋" w:eastAsia="华文中宋" w:hAnsi="华文中宋" w:hint="eastAsia"/>
+              </w:rPr>
+              <w:t>view_matrix.matrix</w:t>
+            </w:r>
+            <w:proofErr w:type="spellEnd"/>
+            <w:r>
+              <w:rPr>
+                <w:rFonts w:ascii="华文中宋" w:eastAsia="华文中宋" w:hAnsi="华文中宋" w:hint="eastAsia"/>
+              </w:rPr>
+              <w:t xml:space="preserve">[1][0] = </w:t>
+            </w:r>
+            <w:proofErr w:type="spellStart"/>
+            <w:r>
+              <w:rPr>
+                <w:rFonts w:ascii="华文中宋" w:eastAsia="华文中宋" w:hAnsi="华文中宋" w:hint="eastAsia"/>
+              </w:rPr>
+              <w:t>camera.up</w:t>
+            </w:r>
+            <w:proofErr w:type="spellEnd"/>
+            <w:r>
+              <w:rPr>
+                <w:rFonts w:ascii="华文中宋" w:eastAsia="华文中宋" w:hAnsi="华文中宋" w:hint="eastAsia"/>
+              </w:rPr>
+              <w:t>[0];</w:t>
             </w:r>
           </w:p>
           <w:p>
@@ -4490,98 +6294,287 @@
               </w:rPr>
               <w:lastRenderedPageBreak/>
               <w:tab/>
-              <w:t>view_matrix.matrix[1][1] = camera.up[1];</w:t>
-            </w:r>
-          </w:p>
-          <w:p>
-            <w:pPr>
-              <w:rPr>
-                <w:rFonts w:ascii="华文中宋" w:eastAsia="华文中宋" w:hAnsi="华文中宋" w:hint="eastAsia"/>
-              </w:rPr>
-            </w:pPr>
-            <w:r>
-              <w:rPr>
-                <w:rFonts w:ascii="华文中宋" w:eastAsia="华文中宋" w:hAnsi="华文中宋" w:hint="eastAsia"/>
-              </w:rPr>
-              <w:tab/>
-              <w:t>view_matrix.matrix[1][2] = camera.up[2];</w:t>
-            </w:r>
-          </w:p>
-          <w:p>
-            <w:pPr>
-              <w:rPr>
-                <w:rFonts w:ascii="华文中宋" w:eastAsia="华文中宋" w:hAnsi="华文中宋" w:hint="eastAsia"/>
-              </w:rPr>
-            </w:pPr>
-            <w:r>
-              <w:rPr>
-                <w:rFonts w:ascii="华文中宋" w:eastAsia="华文中宋" w:hAnsi="华文中宋" w:hint="eastAsia"/>
-              </w:rPr>
-              <w:tab/>
-              <w:t>view_matrix.matrix[1][3] = -camera.position[1];</w:t>
-            </w:r>
-          </w:p>
-          <w:p>
-            <w:pPr>
-              <w:rPr>
-                <w:rFonts w:ascii="华文中宋" w:eastAsia="华文中宋" w:hAnsi="华文中宋" w:hint="eastAsia"/>
-              </w:rPr>
-            </w:pPr>
-          </w:p>
-          <w:p>
-            <w:pPr>
-              <w:rPr>
-                <w:rFonts w:ascii="华文中宋" w:eastAsia="华文中宋" w:hAnsi="华文中宋" w:hint="eastAsia"/>
-              </w:rPr>
-            </w:pPr>
-            <w:r>
-              <w:rPr>
-                <w:rFonts w:ascii="华文中宋" w:eastAsia="华文中宋" w:hAnsi="华文中宋" w:hint="eastAsia"/>
-              </w:rPr>
-              <w:tab/>
-              <w:t>view_matrix.matrix[2][0] = camera.lookat[0];</w:t>
-            </w:r>
-          </w:p>
-          <w:p>
-            <w:pPr>
-              <w:rPr>
-                <w:rFonts w:ascii="华文中宋" w:eastAsia="华文中宋" w:hAnsi="华文中宋" w:hint="eastAsia"/>
-              </w:rPr>
-            </w:pPr>
-            <w:r>
-              <w:rPr>
-                <w:rFonts w:ascii="华文中宋" w:eastAsia="华文中宋" w:hAnsi="华文中宋" w:hint="eastAsia"/>
-              </w:rPr>
-              <w:tab/>
-              <w:t>view_matrix.matrix[2][1] = camera.lookat[1];</w:t>
-            </w:r>
-          </w:p>
-          <w:p>
-            <w:pPr>
-              <w:rPr>
-                <w:rFonts w:ascii="华文中宋" w:eastAsia="华文中宋" w:hAnsi="华文中宋" w:hint="eastAsia"/>
-              </w:rPr>
-            </w:pPr>
-            <w:r>
-              <w:rPr>
-                <w:rFonts w:ascii="华文中宋" w:eastAsia="华文中宋" w:hAnsi="华文中宋" w:hint="eastAsia"/>
-              </w:rPr>
-              <w:tab/>
-              <w:t>view_matrix.matrix[2][2] = camera.lookat[2];</w:t>
-            </w:r>
-          </w:p>
-          <w:p>
-            <w:pPr>
-              <w:rPr>
-                <w:rFonts w:ascii="华文中宋" w:eastAsia="华文中宋" w:hAnsi="华文中宋" w:hint="eastAsia"/>
-              </w:rPr>
-            </w:pPr>
-            <w:r>
-              <w:rPr>
-                <w:rFonts w:ascii="华文中宋" w:eastAsia="华文中宋" w:hAnsi="华文中宋" w:hint="eastAsia"/>
-              </w:rPr>
-              <w:tab/>
-              <w:t>view_matrix.matrix[2][3] = -camera.position[2];</w:t>
+            </w:r>
+            <w:proofErr w:type="spellStart"/>
+            <w:r>
+              <w:rPr>
+                <w:rFonts w:ascii="华文中宋" w:eastAsia="华文中宋" w:hAnsi="华文中宋" w:hint="eastAsia"/>
+              </w:rPr>
+              <w:t>view_matrix.matrix</w:t>
+            </w:r>
+            <w:proofErr w:type="spellEnd"/>
+            <w:r>
+              <w:rPr>
+                <w:rFonts w:ascii="华文中宋" w:eastAsia="华文中宋" w:hAnsi="华文中宋" w:hint="eastAsia"/>
+              </w:rPr>
+              <w:t xml:space="preserve">[1][1] = </w:t>
+            </w:r>
+            <w:proofErr w:type="spellStart"/>
+            <w:r>
+              <w:rPr>
+                <w:rFonts w:ascii="华文中宋" w:eastAsia="华文中宋" w:hAnsi="华文中宋" w:hint="eastAsia"/>
+              </w:rPr>
+              <w:t>camera.up</w:t>
+            </w:r>
+            <w:proofErr w:type="spellEnd"/>
+            <w:r>
+              <w:rPr>
+                <w:rFonts w:ascii="华文中宋" w:eastAsia="华文中宋" w:hAnsi="华文中宋" w:hint="eastAsia"/>
+              </w:rPr>
+              <w:t>[1];</w:t>
+            </w:r>
+          </w:p>
+          <w:p>
+            <w:pPr>
+              <w:rPr>
+                <w:rFonts w:ascii="华文中宋" w:eastAsia="华文中宋" w:hAnsi="华文中宋" w:hint="eastAsia"/>
+              </w:rPr>
+            </w:pPr>
+            <w:r>
+              <w:rPr>
+                <w:rFonts w:ascii="华文中宋" w:eastAsia="华文中宋" w:hAnsi="华文中宋" w:hint="eastAsia"/>
+              </w:rPr>
+              <w:tab/>
+            </w:r>
+            <w:proofErr w:type="spellStart"/>
+            <w:r>
+              <w:rPr>
+                <w:rFonts w:ascii="华文中宋" w:eastAsia="华文中宋" w:hAnsi="华文中宋" w:hint="eastAsia"/>
+              </w:rPr>
+              <w:t>view_matrix.matrix</w:t>
+            </w:r>
+            <w:proofErr w:type="spellEnd"/>
+            <w:r>
+              <w:rPr>
+                <w:rFonts w:ascii="华文中宋" w:eastAsia="华文中宋" w:hAnsi="华文中宋" w:hint="eastAsia"/>
+              </w:rPr>
+              <w:t xml:space="preserve">[1][2] = </w:t>
+            </w:r>
+            <w:proofErr w:type="spellStart"/>
+            <w:r>
+              <w:rPr>
+                <w:rFonts w:ascii="华文中宋" w:eastAsia="华文中宋" w:hAnsi="华文中宋" w:hint="eastAsia"/>
+              </w:rPr>
+              <w:t>camera.up</w:t>
+            </w:r>
+            <w:proofErr w:type="spellEnd"/>
+            <w:r>
+              <w:rPr>
+                <w:rFonts w:ascii="华文中宋" w:eastAsia="华文中宋" w:hAnsi="华文中宋" w:hint="eastAsia"/>
+              </w:rPr>
+              <w:t>[2];</w:t>
+            </w:r>
+          </w:p>
+          <w:p>
+            <w:pPr>
+              <w:rPr>
+                <w:rFonts w:ascii="华文中宋" w:eastAsia="华文中宋" w:hAnsi="华文中宋" w:hint="eastAsia"/>
+              </w:rPr>
+            </w:pPr>
+            <w:r>
+              <w:rPr>
+                <w:rFonts w:ascii="华文中宋" w:eastAsia="华文中宋" w:hAnsi="华文中宋" w:hint="eastAsia"/>
+              </w:rPr>
+              <w:tab/>
+            </w:r>
+            <w:proofErr w:type="spellStart"/>
+            <w:r>
+              <w:rPr>
+                <w:rFonts w:ascii="华文中宋" w:eastAsia="华文中宋" w:hAnsi="华文中宋" w:hint="eastAsia"/>
+              </w:rPr>
+              <w:t>view_matrix.matrix</w:t>
+            </w:r>
+            <w:proofErr w:type="spellEnd"/>
+            <w:r>
+              <w:rPr>
+                <w:rFonts w:ascii="华文中宋" w:eastAsia="华文中宋" w:hAnsi="华文中宋" w:hint="eastAsia"/>
+              </w:rPr>
+              <w:t>[1][3] = -</w:t>
+            </w:r>
+            <w:proofErr w:type="spellStart"/>
+            <w:r>
+              <w:rPr>
+                <w:rFonts w:ascii="华文中宋" w:eastAsia="华文中宋" w:hAnsi="华文中宋" w:hint="eastAsia"/>
+              </w:rPr>
+              <w:t>camera.position</w:t>
+            </w:r>
+            <w:proofErr w:type="spellEnd"/>
+            <w:r>
+              <w:rPr>
+                <w:rFonts w:ascii="华文中宋" w:eastAsia="华文中宋" w:hAnsi="华文中宋" w:hint="eastAsia"/>
+              </w:rPr>
+              <w:t>[1];</w:t>
+            </w:r>
+          </w:p>
+          <w:p>
+            <w:pPr>
+              <w:rPr>
+                <w:rFonts w:ascii="华文中宋" w:eastAsia="华文中宋" w:hAnsi="华文中宋" w:hint="eastAsia"/>
+              </w:rPr>
+            </w:pPr>
+          </w:p>
+          <w:p>
+            <w:pPr>
+              <w:rPr>
+                <w:rFonts w:ascii="华文中宋" w:eastAsia="华文中宋" w:hAnsi="华文中宋" w:hint="eastAsia"/>
+              </w:rPr>
+            </w:pPr>
+            <w:r>
+              <w:rPr>
+                <w:rFonts w:ascii="华文中宋" w:eastAsia="华文中宋" w:hAnsi="华文中宋" w:hint="eastAsia"/>
+              </w:rPr>
+              <w:tab/>
+            </w:r>
+            <w:proofErr w:type="spellStart"/>
+            <w:r>
+              <w:rPr>
+                <w:rFonts w:ascii="华文中宋" w:eastAsia="华文中宋" w:hAnsi="华文中宋" w:hint="eastAsia"/>
+              </w:rPr>
+              <w:t>view_matrix.matrix</w:t>
+            </w:r>
+            <w:proofErr w:type="spellEnd"/>
+            <w:r>
+              <w:rPr>
+                <w:rFonts w:ascii="华文中宋" w:eastAsia="华文中宋" w:hAnsi="华文中宋" w:hint="eastAsia"/>
+              </w:rPr>
+              <w:t xml:space="preserve">[2][0] = </w:t>
+            </w:r>
+            <w:proofErr w:type="spellStart"/>
+            <w:r>
+              <w:rPr>
+                <w:rFonts w:ascii="华文中宋" w:eastAsia="华文中宋" w:hAnsi="华文中宋" w:hint="eastAsia"/>
+              </w:rPr>
+              <w:t>camera.lookat</w:t>
+            </w:r>
+            <w:proofErr w:type="spellEnd"/>
+            <w:r>
+              <w:rPr>
+                <w:rFonts w:ascii="华文中宋" w:eastAsia="华文中宋" w:hAnsi="华文中宋" w:hint="eastAsia"/>
+              </w:rPr>
+              <w:t>[0];</w:t>
+            </w:r>
+          </w:p>
+          <w:p>
+            <w:pPr>
+              <w:rPr>
+                <w:rFonts w:ascii="华文中宋" w:eastAsia="华文中宋" w:hAnsi="华文中宋" w:hint="eastAsia"/>
+              </w:rPr>
+            </w:pPr>
+            <w:r>
+              <w:rPr>
+                <w:rFonts w:ascii="华文中宋" w:eastAsia="华文中宋" w:hAnsi="华文中宋" w:hint="eastAsia"/>
+              </w:rPr>
+              <w:tab/>
+            </w:r>
+            <w:proofErr w:type="spellStart"/>
+            <w:r>
+              <w:rPr>
+                <w:rFonts w:ascii="华文中宋" w:eastAsia="华文中宋" w:hAnsi="华文中宋" w:hint="eastAsia"/>
+              </w:rPr>
+              <w:t>view_matrix.matrix</w:t>
+            </w:r>
+            <w:proofErr w:type="spellEnd"/>
+            <w:r>
+              <w:rPr>
+                <w:rFonts w:ascii="华文中宋" w:eastAsia="华文中宋" w:hAnsi="华文中宋" w:hint="eastAsia"/>
+              </w:rPr>
+              <w:t xml:space="preserve">[2][1] = </w:t>
+            </w:r>
+            <w:proofErr w:type="spellStart"/>
+            <w:r>
+              <w:rPr>
+                <w:rFonts w:ascii="华文中宋" w:eastAsia="华文中宋" w:hAnsi="华文中宋" w:hint="eastAsia"/>
+              </w:rPr>
+              <w:t>camera.lookat</w:t>
+            </w:r>
+            <w:proofErr w:type="spellEnd"/>
+            <w:r>
+              <w:rPr>
+                <w:rFonts w:ascii="华文中宋" w:eastAsia="华文中宋" w:hAnsi="华文中宋" w:hint="eastAsia"/>
+              </w:rPr>
+              <w:t>[1];</w:t>
+            </w:r>
+          </w:p>
+          <w:p>
+            <w:pPr>
+              <w:rPr>
+                <w:rFonts w:ascii="华文中宋" w:eastAsia="华文中宋" w:hAnsi="华文中宋" w:hint="eastAsia"/>
+              </w:rPr>
+            </w:pPr>
+            <w:r>
+              <w:rPr>
+                <w:rFonts w:ascii="华文中宋" w:eastAsia="华文中宋" w:hAnsi="华文中宋" w:hint="eastAsia"/>
+              </w:rPr>
+              <w:tab/>
+            </w:r>
+            <w:proofErr w:type="spellStart"/>
+            <w:r>
+              <w:rPr>
+                <w:rFonts w:ascii="华文中宋" w:eastAsia="华文中宋" w:hAnsi="华文中宋" w:hint="eastAsia"/>
+              </w:rPr>
+              <w:t>view_matrix.matrix</w:t>
+            </w:r>
+            <w:proofErr w:type="spellEnd"/>
+            <w:r>
+              <w:rPr>
+                <w:rFonts w:ascii="华文中宋" w:eastAsia="华文中宋" w:hAnsi="华文中宋" w:hint="eastAsia"/>
+              </w:rPr>
+              <w:t xml:space="preserve">[2][2] = </w:t>
+            </w:r>
+            <w:proofErr w:type="spellStart"/>
+            <w:r>
+              <w:rPr>
+                <w:rFonts w:ascii="华文中宋" w:eastAsia="华文中宋" w:hAnsi="华文中宋" w:hint="eastAsia"/>
+              </w:rPr>
+              <w:t>camera.lookat</w:t>
+            </w:r>
+            <w:proofErr w:type="spellEnd"/>
+            <w:r>
+              <w:rPr>
+                <w:rFonts w:ascii="华文中宋" w:eastAsia="华文中宋" w:hAnsi="华文中宋" w:hint="eastAsia"/>
+              </w:rPr>
+              <w:t>[2];</w:t>
+            </w:r>
+          </w:p>
+          <w:p>
+            <w:pPr>
+              <w:rPr>
+                <w:rFonts w:ascii="华文中宋" w:eastAsia="华文中宋" w:hAnsi="华文中宋" w:hint="eastAsia"/>
+              </w:rPr>
+            </w:pPr>
+            <w:r>
+              <w:rPr>
+                <w:rFonts w:ascii="华文中宋" w:eastAsia="华文中宋" w:hAnsi="华文中宋" w:hint="eastAsia"/>
+              </w:rPr>
+              <w:tab/>
+            </w:r>
+            <w:proofErr w:type="spellStart"/>
+            <w:r>
+              <w:rPr>
+                <w:rFonts w:ascii="华文中宋" w:eastAsia="华文中宋" w:hAnsi="华文中宋" w:hint="eastAsia"/>
+              </w:rPr>
+              <w:t>view_matrix.matrix</w:t>
+            </w:r>
+            <w:proofErr w:type="spellEnd"/>
+            <w:r>
+              <w:rPr>
+                <w:rFonts w:ascii="华文中宋" w:eastAsia="华文中宋" w:hAnsi="华文中宋" w:hint="eastAsia"/>
+              </w:rPr>
+              <w:t>[2][3] = -</w:t>
+            </w:r>
+            <w:proofErr w:type="spellStart"/>
+            <w:r>
+              <w:rPr>
+                <w:rFonts w:ascii="华文中宋" w:eastAsia="华文中宋" w:hAnsi="华文中宋" w:hint="eastAsia"/>
+              </w:rPr>
+              <w:t>camera.position</w:t>
+            </w:r>
+            <w:proofErr w:type="spellEnd"/>
+            <w:r>
+              <w:rPr>
+                <w:rFonts w:ascii="华文中宋" w:eastAsia="华文中宋" w:hAnsi="华文中宋" w:hint="eastAsia"/>
+              </w:rPr>
+              <w:t>[2];</w:t>
             </w:r>
           </w:p>
           <w:p>
@@ -4624,8 +6617,44 @@
         <w:rPr>
           <w:rFonts w:ascii="华文中宋" w:eastAsia="华文中宋" w:hAnsi="华文中宋"/>
         </w:rPr>
-        <w:t>我相机就是一个点啊，我的旋转做的非常简单，我先做旋转，旋转就相当于直接把相机x轴旋转到lookat叉乘up，y旋转到up，z旋转到lookat，然后我不就再把相机移动到原点，我相机就是一个点，他现在只旋转坐标没有任何变化，所以直接加 -camera.position</w:t>
-      </w:r>
+        <w:t>我相机就是一个点啊，我的旋转做的非常简单，我先做旋转，旋转就相当于直接把相机x轴旋转到</w:t>
+      </w:r>
+      <w:proofErr w:type="spellStart"/>
+      <w:r>
+        <w:rPr>
+          <w:rFonts w:ascii="华文中宋" w:eastAsia="华文中宋" w:hAnsi="华文中宋"/>
+        </w:rPr>
+        <w:t>lookat</w:t>
+      </w:r>
+      <w:proofErr w:type="spellEnd"/>
+      <w:r>
+        <w:rPr>
+          <w:rFonts w:ascii="华文中宋" w:eastAsia="华文中宋" w:hAnsi="华文中宋"/>
+        </w:rPr>
+        <w:t>叉乘up，y旋转到up，z旋转到</w:t>
+      </w:r>
+      <w:proofErr w:type="spellStart"/>
+      <w:r>
+        <w:rPr>
+          <w:rFonts w:ascii="华文中宋" w:eastAsia="华文中宋" w:hAnsi="华文中宋"/>
+        </w:rPr>
+        <w:t>lookat</w:t>
+      </w:r>
+      <w:proofErr w:type="spellEnd"/>
+      <w:r>
+        <w:rPr>
+          <w:rFonts w:ascii="华文中宋" w:eastAsia="华文中宋" w:hAnsi="华文中宋"/>
+        </w:rPr>
+        <w:t>，然后我不就再把相机移动到原点，我相机就是一个点，他现在只旋转坐标没有任何变化，所以直接加 -</w:t>
+      </w:r>
+      <w:proofErr w:type="spellStart"/>
+      <w:r>
+        <w:rPr>
+          <w:rFonts w:ascii="华文中宋" w:eastAsia="华文中宋" w:hAnsi="华文中宋"/>
+        </w:rPr>
+        <w:t>camera.position</w:t>
+      </w:r>
+      <w:proofErr w:type="spellEnd"/>
       <w:r>
         <w:rPr>
           <w:rFonts w:ascii="华文中宋" w:eastAsia="华文中宋" w:hAnsi="华文中宋" w:hint="eastAsia"/>
@@ -4694,7 +6723,35 @@
         <w:rPr>
           <w:rFonts w:ascii="华文中宋" w:eastAsia="华文中宋" w:hAnsi="华文中宋"/>
         </w:rPr>
-        <w:t>我输出一张png是吗，我有点说不好我哪里没懂，嘶，是我写代码规定这个png的长宽吗，单位是什么，然后我缩成一之后我那个世界的单位是什么</w:t>
+        <w:t>我输出一张</w:t>
+      </w:r>
+      <w:proofErr w:type="spellStart"/>
+      <w:r>
+        <w:rPr>
+          <w:rFonts w:ascii="华文中宋" w:eastAsia="华文中宋" w:hAnsi="华文中宋"/>
+        </w:rPr>
+        <w:t>png</w:t>
+      </w:r>
+      <w:proofErr w:type="spellEnd"/>
+      <w:r>
+        <w:rPr>
+          <w:rFonts w:ascii="华文中宋" w:eastAsia="华文中宋" w:hAnsi="华文中宋"/>
+        </w:rPr>
+        <w:t>是吗，我有点说不好我哪里没懂，嘶，是我写代码规定这个</w:t>
+      </w:r>
+      <w:proofErr w:type="spellStart"/>
+      <w:r>
+        <w:rPr>
+          <w:rFonts w:ascii="华文中宋" w:eastAsia="华文中宋" w:hAnsi="华文中宋"/>
+        </w:rPr>
+        <w:t>png</w:t>
+      </w:r>
+      <w:proofErr w:type="spellEnd"/>
+      <w:r>
+        <w:rPr>
+          <w:rFonts w:ascii="华文中宋" w:eastAsia="华文中宋" w:hAnsi="华文中宋"/>
+        </w:rPr>
+        <w:t>的长宽吗，单位是什么，然后我缩成一之后我那个世界的单位是什么</w:t>
       </w:r>
       <w:r>
         <w:rPr>
@@ -4709,11 +6766,33 @@
           <w:rFonts w:ascii="华文中宋" w:eastAsia="华文中宋" w:hAnsi="华文中宋" w:hint="eastAsia"/>
         </w:rPr>
       </w:pPr>
-      <w:r>
-        <w:rPr>
-          <w:rFonts w:ascii="华文中宋" w:eastAsia="华文中宋" w:hAnsi="华文中宋" w:hint="eastAsia"/>
-        </w:rPr>
-        <w:t>Deepseek告诉我，我那个世界没有单位，他是一个相对的坐标。Png的长宽是可以自己写代码规定的。归一化就是为了方便适应不同的输出裁剪，啥意思呢，就是有人电脑长方形有人正方形，就是封装那个意思，不用每个设备都写自己的，很方便，我是这么理解的，表达的不太好。</w:t>
+      <w:proofErr w:type="spellStart"/>
+      <w:r>
+        <w:rPr>
+          <w:rFonts w:ascii="华文中宋" w:eastAsia="华文中宋" w:hAnsi="华文中宋" w:hint="eastAsia"/>
+        </w:rPr>
+        <w:t>Deepseek</w:t>
+      </w:r>
+      <w:proofErr w:type="spellEnd"/>
+      <w:r>
+        <w:rPr>
+          <w:rFonts w:ascii="华文中宋" w:eastAsia="华文中宋" w:hAnsi="华文中宋" w:hint="eastAsia"/>
+        </w:rPr>
+        <w:t>告诉我，我那个世界没有单位，他是一个相对的坐标。</w:t>
+      </w:r>
+      <w:proofErr w:type="spellStart"/>
+      <w:r>
+        <w:rPr>
+          <w:rFonts w:ascii="华文中宋" w:eastAsia="华文中宋" w:hAnsi="华文中宋" w:hint="eastAsia"/>
+        </w:rPr>
+        <w:t>Png</w:t>
+      </w:r>
+      <w:proofErr w:type="spellEnd"/>
+      <w:r>
+        <w:rPr>
+          <w:rFonts w:ascii="华文中宋" w:eastAsia="华文中宋" w:hAnsi="华文中宋" w:hint="eastAsia"/>
+        </w:rPr>
+        <w:t>的长宽是可以自己写代码规定的。归一化就是为了方便适应不同的输出裁剪，啥意思呢，就是有人电脑长方形有人正方形，就是封装那个意思，不用每个设备都写自己的，很方便，我是这么理解的，表达的不太好。</w:t>
       </w:r>
     </w:p>
     <w:p>
@@ -4799,7 +6878,21 @@
         <w:rPr>
           <w:rFonts w:ascii="华文中宋" w:eastAsia="华文中宋" w:hAnsi="华文中宋" w:hint="eastAsia"/>
         </w:rPr>
-        <w:t>Far设置太远在做z-buffer时候会闪，因为压太近了，还得用浮点判断哪个点更近，计算机就搞不明白哪个更近了。</w:t>
+        <w:t>Far设置太远在做</w:t>
+      </w:r>
+      <w:proofErr w:type="spellStart"/>
+      <w:r>
+        <w:rPr>
+          <w:rFonts w:ascii="华文中宋" w:eastAsia="华文中宋" w:hAnsi="华文中宋" w:hint="eastAsia"/>
+        </w:rPr>
+        <w:t>z-buffer</w:t>
+      </w:r>
+      <w:proofErr w:type="spellEnd"/>
+      <w:r>
+        <w:rPr>
+          <w:rFonts w:ascii="华文中宋" w:eastAsia="华文中宋" w:hAnsi="华文中宋" w:hint="eastAsia"/>
+        </w:rPr>
+        <w:t>时候会闪，因为压太近了，还得用浮点判断哪个点更近，计算机就搞不明白哪个更近了。</w:t>
       </w:r>
     </w:p>
     <w:tbl>
@@ -4826,7 +6919,21 @@
               <w:rPr>
                 <w:rFonts w:ascii="华文中宋" w:eastAsia="华文中宋" w:hAnsi="华文中宋" w:hint="eastAsia"/>
               </w:rPr>
-              <w:t>struct viewing_frustum_Prespective {</w:t>
+              <w:t xml:space="preserve">struct </w:t>
+            </w:r>
+            <w:proofErr w:type="spellStart"/>
+            <w:r>
+              <w:rPr>
+                <w:rFonts w:ascii="华文中宋" w:eastAsia="华文中宋" w:hAnsi="华文中宋" w:hint="eastAsia"/>
+              </w:rPr>
+              <w:t>viewing_frustum_Prespective</w:t>
+            </w:r>
+            <w:proofErr w:type="spellEnd"/>
+            <w:r>
+              <w:rPr>
+                <w:rFonts w:ascii="华文中宋" w:eastAsia="华文中宋" w:hAnsi="华文中宋" w:hint="eastAsia"/>
+              </w:rPr>
+              <w:t xml:space="preserve"> {</w:t>
             </w:r>
           </w:p>
           <w:p>
@@ -4869,7 +6976,21 @@
                 <w:rFonts w:ascii="华文中宋" w:eastAsia="华文中宋" w:hAnsi="华文中宋" w:hint="eastAsia"/>
               </w:rPr>
               <w:tab/>
-              <w:t>float wei_high_proportion = 0;//宽高比</w:t>
+              <w:t xml:space="preserve">float </w:t>
+            </w:r>
+            <w:proofErr w:type="spellStart"/>
+            <w:r>
+              <w:rPr>
+                <w:rFonts w:ascii="华文中宋" w:eastAsia="华文中宋" w:hAnsi="华文中宋" w:hint="eastAsia"/>
+              </w:rPr>
+              <w:t>wei_high_proportion</w:t>
+            </w:r>
+            <w:proofErr w:type="spellEnd"/>
+            <w:r>
+              <w:rPr>
+                <w:rFonts w:ascii="华文中宋" w:eastAsia="华文中宋" w:hAnsi="华文中宋" w:hint="eastAsia"/>
+              </w:rPr>
+              <w:t xml:space="preserve"> = 0;//宽高比</w:t>
             </w:r>
           </w:p>
           <w:p>
@@ -4891,34 +7012,133 @@
     <w:p>
       <w:pPr>
         <w:rPr>
+          <w:rFonts w:ascii="华文中宋" w:eastAsia="华文中宋" w:hAnsi="华文中宋" w:hint="eastAsia"/>
+        </w:rPr>
+      </w:pPr>
+      <w:r>
+        <w:rPr>
+          <w:rFonts w:ascii="华文中宋" w:eastAsia="华文中宋" w:hAnsi="华文中宋" w:hint="eastAsia"/>
+        </w:rPr>
+        <w:lastRenderedPageBreak/>
+        <w:t>关于透视矩阵，4月三日花了一整个个晚上推导，最后我大致理解了矩阵怎么来的，但是没求出来。</w:t>
+      </w:r>
+    </w:p>
+    <w:p>
+      <w:pPr>
+        <w:rPr>
+          <w:rFonts w:ascii="华文中宋" w:eastAsia="华文中宋" w:hAnsi="华文中宋" w:hint="eastAsia"/>
+        </w:rPr>
+      </w:pPr>
+      <w:r>
+        <w:rPr>
           <w:rFonts w:ascii="华文中宋" w:eastAsia="华文中宋" w:hAnsi="华文中宋"/>
         </w:rPr>
-      </w:pPr>
-      <w:r>
-        <w:rPr>
-          <w:rFonts w:ascii="华文中宋" w:eastAsia="华文中宋" w:hAnsi="华文中宋" w:hint="eastAsia"/>
-        </w:rPr>
-        <w:t>关于透视矩阵，4月三日花了一整个个晚上推导，最后我大致理解了矩阵怎么来的，但是没求出来。</w:t>
-      </w:r>
-    </w:p>
-    <w:p>
-      <w:pPr>
+        <w:t>先把锥形做某变换变成正交视景体，然后夹角是45度，相似三角形我是怎么做的，底边（宽是z轴方向），高是y轴方向，然后我先设A，C分别是近平面和远平面最右上角的点，然后设ac坐标，（xa,ya,za,1）,(</w:t>
+      </w:r>
+      <w:proofErr w:type="spellStart"/>
+      <w:r>
         <w:rPr>
           <w:rFonts w:ascii="华文中宋" w:eastAsia="华文中宋" w:hAnsi="华文中宋"/>
         </w:rPr>
-      </w:pPr>
+        <w:t>xc,yc,zc</w:t>
+      </w:r>
+      <w:proofErr w:type="spellEnd"/>
       <w:r>
         <w:rPr>
           <w:rFonts w:ascii="华文中宋" w:eastAsia="华文中宋" w:hAnsi="华文中宋"/>
         </w:rPr>
-        <w:t>先把锥形做某变换变成正交视景体，然后夹角是45度，相似三角形我是怎么做的，底边（宽是z轴方向），高是y轴方向，然后我先设A，C分别是近平面和远平面最右上角的点，然后设ac坐标，（xa,ya,za,1）,(xc,yc,zc,),宽高比是a，可以得到a又是（xa，a*near，near，1），c又是（xc，a*far，far，1），变成正交投影后是，a都不变，不用管，c变成（xc‘,a*near,far,1）现在xc-&gt;xc‘的变化不知道，那就找能和知道的产生什么关系，在几何上，xc应该=xa+a*far,xc'是xa（因为要做的是把这个台型缩成长方形，所以x一样的），所以就是（xa+a*far,a*far,far,1）乘矩阵R，结果是（xa,a*near,far,1）,我现在算这个矩阵就行了，我这个思路合理吗</w:t>
-      </w:r>
-    </w:p>
-    <w:p>
-      <w:pPr>
+        <w:t>,),宽高比是a，可以得到a又是（xa，a*near，near，1），c又是（xc，a*far，far，1），变成正交投影后是，a都不变，不用管，c变成（</w:t>
+      </w:r>
+      <w:proofErr w:type="spellStart"/>
+      <w:r>
         <w:rPr>
           <w:rFonts w:ascii="华文中宋" w:eastAsia="华文中宋" w:hAnsi="华文中宋"/>
         </w:rPr>
+        <w:t>xc‘,a</w:t>
+      </w:r>
+      <w:proofErr w:type="spellEnd"/>
+      <w:r>
+        <w:rPr>
+          <w:rFonts w:ascii="华文中宋" w:eastAsia="华文中宋" w:hAnsi="华文中宋"/>
+        </w:rPr>
+        <w:t>*near,far,1）现在xc-&gt;xc‘的变化不知道，那就找能和知道的产生什么关系，在几何上，xc应该=</w:t>
+      </w:r>
+      <w:proofErr w:type="spellStart"/>
+      <w:r>
+        <w:rPr>
+          <w:rFonts w:ascii="华文中宋" w:eastAsia="华文中宋" w:hAnsi="华文中宋"/>
+        </w:rPr>
+        <w:t>xa+a</w:t>
+      </w:r>
+      <w:proofErr w:type="spellEnd"/>
+      <w:r>
+        <w:rPr>
+          <w:rFonts w:ascii="华文中宋" w:eastAsia="华文中宋" w:hAnsi="华文中宋"/>
+        </w:rPr>
+        <w:t>*</w:t>
+      </w:r>
+      <w:proofErr w:type="spellStart"/>
+      <w:r>
+        <w:rPr>
+          <w:rFonts w:ascii="华文中宋" w:eastAsia="华文中宋" w:hAnsi="华文中宋"/>
+        </w:rPr>
+        <w:t>far,xc</w:t>
+      </w:r>
+      <w:proofErr w:type="spellEnd"/>
+      <w:r>
+        <w:rPr>
+          <w:rFonts w:ascii="华文中宋" w:eastAsia="华文中宋" w:hAnsi="华文中宋"/>
+        </w:rPr>
+        <w:t>'是xa（因为要做的是把这个台型缩成长方形，所以x一样的），所以就是（</w:t>
+      </w:r>
+      <w:proofErr w:type="spellStart"/>
+      <w:r>
+        <w:rPr>
+          <w:rFonts w:ascii="华文中宋" w:eastAsia="华文中宋" w:hAnsi="华文中宋"/>
+        </w:rPr>
+        <w:t>xa+a</w:t>
+      </w:r>
+      <w:proofErr w:type="spellEnd"/>
+      <w:r>
+        <w:rPr>
+          <w:rFonts w:ascii="华文中宋" w:eastAsia="华文中宋" w:hAnsi="华文中宋"/>
+        </w:rPr>
+        <w:t>*</w:t>
+      </w:r>
+      <w:proofErr w:type="spellStart"/>
+      <w:r>
+        <w:rPr>
+          <w:rFonts w:ascii="华文中宋" w:eastAsia="华文中宋" w:hAnsi="华文中宋"/>
+        </w:rPr>
+        <w:t>far,a</w:t>
+      </w:r>
+      <w:proofErr w:type="spellEnd"/>
+      <w:r>
+        <w:rPr>
+          <w:rFonts w:ascii="华文中宋" w:eastAsia="华文中宋" w:hAnsi="华文中宋"/>
+        </w:rPr>
+        <w:t>*far,far,1）乘矩阵R，结果是（</w:t>
+      </w:r>
+      <w:proofErr w:type="spellStart"/>
+      <w:r>
+        <w:rPr>
+          <w:rFonts w:ascii="华文中宋" w:eastAsia="华文中宋" w:hAnsi="华文中宋"/>
+        </w:rPr>
+        <w:t>xa,a</w:t>
+      </w:r>
+      <w:proofErr w:type="spellEnd"/>
+      <w:r>
+        <w:rPr>
+          <w:rFonts w:ascii="华文中宋" w:eastAsia="华文中宋" w:hAnsi="华文中宋"/>
+        </w:rPr>
+        <w:t>*near,far,1）,我现在算这个矩阵就行了，我这个思路合理吗</w:t>
+      </w:r>
+    </w:p>
+    <w:p>
+      <w:pPr>
+        <w:rPr>
+          <w:rFonts w:ascii="华文中宋" w:eastAsia="华文中宋" w:hAnsi="华文中宋" w:hint="eastAsia"/>
+        </w:rPr>
       </w:pPr>
     </w:p>
     <w:p>
@@ -4937,7 +7157,21 @@
         <w:rPr>
           <w:rFonts w:ascii="华文中宋" w:eastAsia="华文中宋" w:hAnsi="华文中宋"/>
         </w:rPr>
-        <w:t>我画示意图的时候为了方便把xoy平面直接设近平面上了，所以被我弄成加法了</w:t>
+        <w:t>我画示意图的时候为了方便把</w:t>
+      </w:r>
+      <w:proofErr w:type="spellStart"/>
+      <w:r>
+        <w:rPr>
+          <w:rFonts w:ascii="华文中宋" w:eastAsia="华文中宋" w:hAnsi="华文中宋"/>
+        </w:rPr>
+        <w:t>xoy</w:t>
+      </w:r>
+      <w:proofErr w:type="spellEnd"/>
+      <w:r>
+        <w:rPr>
+          <w:rFonts w:ascii="华文中宋" w:eastAsia="华文中宋" w:hAnsi="华文中宋"/>
+        </w:rPr>
+        <w:t>平面直接设近平面上了，所以被我弄成加法了</w:t>
       </w:r>
       <w:r>
         <w:rPr>
@@ -4973,36 +7207,3414 @@
     <w:p>
       <w:pPr>
         <w:rPr>
+          <w:rFonts w:ascii="华文中宋" w:eastAsia="华文中宋" w:hAnsi="华文中宋" w:hint="eastAsia"/>
+        </w:rPr>
+      </w:pPr>
+      <w:r>
+        <w:rPr>
           <w:rFonts w:ascii="华文中宋" w:eastAsia="华文中宋" w:hAnsi="华文中宋"/>
         </w:rPr>
+        <w:t>xc / far = xa / near =&gt; xc = xa * (far / near)</w:t>
+      </w:r>
+    </w:p>
+    <w:p>
+      <w:pPr>
+        <w:rPr>
+          <w:rFonts w:ascii="华文中宋" w:eastAsia="华文中宋" w:hAnsi="华文中宋" w:hint="eastAsia"/>
+        </w:rPr>
+      </w:pPr>
+    </w:p>
+    <w:p>
+      <w:pPr>
+        <w:rPr>
+          <w:rFonts w:ascii="华文中宋" w:eastAsia="华文中宋" w:hAnsi="华文中宋" w:hint="eastAsia"/>
+        </w:rPr>
       </w:pPr>
       <w:r>
         <w:rPr>
           <w:rFonts w:ascii="华文中宋" w:eastAsia="华文中宋" w:hAnsi="华文中宋"/>
         </w:rPr>
-        <w:t>xc / far = xa / near =&gt; xc = xa * (far / near)</w:t>
-      </w:r>
-    </w:p>
-    <w:p>
-      <w:pPr>
+        <w:lastRenderedPageBreak/>
+        <w:t>我现在用（far/near*</w:t>
+      </w:r>
+      <w:proofErr w:type="spellStart"/>
+      <w:r>
         <w:rPr>
           <w:rFonts w:ascii="华文中宋" w:eastAsia="华文中宋" w:hAnsi="华文中宋"/>
         </w:rPr>
-      </w:pPr>
-    </w:p>
-    <w:p>
-      <w:pPr>
+        <w:t>xa,a</w:t>
+      </w:r>
+      <w:proofErr w:type="spellEnd"/>
+      <w:r>
         <w:rPr>
           <w:rFonts w:ascii="华文中宋" w:eastAsia="华文中宋" w:hAnsi="华文中宋"/>
         </w:rPr>
-      </w:pPr>
+        <w:t>*far,far,1）*R=（</w:t>
+      </w:r>
+      <w:proofErr w:type="spellStart"/>
       <w:r>
         <w:rPr>
           <w:rFonts w:ascii="华文中宋" w:eastAsia="华文中宋" w:hAnsi="华文中宋"/>
         </w:rPr>
+        <w:t>xa,a</w:t>
+      </w:r>
+      <w:proofErr w:type="spellEnd"/>
+      <w:r>
+        <w:rPr>
+          <w:rFonts w:ascii="华文中宋" w:eastAsia="华文中宋" w:hAnsi="华文中宋"/>
+        </w:rPr>
+        <w:t>*near,far,1）；求这个R矩阵，但是我远平面z不变，就是说，我求出来的，矩阵，不包含z的变化</w:t>
+      </w:r>
+      <w:r>
+        <w:rPr>
+          <w:rFonts w:ascii="华文中宋" w:eastAsia="华文中宋" w:hAnsi="华文中宋" w:hint="eastAsia"/>
+        </w:rPr>
+        <w:t>。</w:t>
+      </w:r>
+    </w:p>
+    <w:p>
+      <w:pPr>
+        <w:rPr>
+          <w:rFonts w:ascii="华文中宋" w:eastAsia="华文中宋" w:hAnsi="华文中宋" w:hint="eastAsia"/>
+        </w:rPr>
+      </w:pPr>
+      <w:r>
+        <w:rPr>
+          <w:rFonts w:ascii="华文中宋" w:eastAsia="华文中宋" w:hAnsi="华文中宋"/>
+        </w:rPr>
+        <w:t>用这个算式再咋说都能求前两行和第四行了，新矩阵（0，0）是1/far，（1，1）是1/near，然后这个近平面不是不变吗，解方程就可以了，就是假如第三行第一位是Q，xa=1/far *</w:t>
+      </w:r>
+      <w:proofErr w:type="spellStart"/>
+      <w:r>
+        <w:rPr>
+          <w:rFonts w:ascii="华文中宋" w:eastAsia="华文中宋" w:hAnsi="华文中宋"/>
+        </w:rPr>
+        <w:t>xa+Q</w:t>
+      </w:r>
+      <w:proofErr w:type="spellEnd"/>
+      <w:r>
+        <w:rPr>
+          <w:rFonts w:ascii="华文中宋" w:eastAsia="华文中宋" w:hAnsi="华文中宋"/>
+        </w:rPr>
+        <w:t>*near，就这么把第三行的都解出来</w:t>
+      </w:r>
+      <w:r>
+        <w:rPr>
+          <w:rFonts w:ascii="华文中宋" w:eastAsia="华文中宋" w:hAnsi="华文中宋" w:hint="eastAsia"/>
+        </w:rPr>
+        <w:t>。</w:t>
+      </w:r>
+    </w:p>
+    <w:p>
+      <w:pPr>
+        <w:rPr>
+          <w:rFonts w:ascii="华文中宋" w:eastAsia="华文中宋" w:hAnsi="华文中宋" w:hint="eastAsia"/>
+        </w:rPr>
+      </w:pPr>
+      <w:r>
+        <w:rPr>
+          <w:rFonts w:ascii="华文中宋" w:eastAsia="华文中宋" w:hAnsi="华文中宋" w:hint="eastAsia"/>
+        </w:rPr>
+        <w:t>但是我现在解不出来这个Q，我解出来的q是一个和xa相关的值。</w:t>
+      </w:r>
+    </w:p>
+    <w:p>
+      <w:pPr>
+        <w:rPr>
+          <w:rFonts w:ascii="华文中宋" w:eastAsia="华文中宋" w:hAnsi="华文中宋" w:hint="eastAsia"/>
+        </w:rPr>
+      </w:pPr>
+      <w:r>
+        <w:rPr>
+          <w:rFonts w:ascii="华文中宋" w:eastAsia="华文中宋" w:hAnsi="华文中宋" w:hint="eastAsia"/>
+        </w:rPr>
+        <w:t>为什么呢，为啥，哪步的问题。我今天再算一次，算不出来直接代公式。</w:t>
+      </w:r>
+    </w:p>
+    <w:p>
+      <w:pPr>
+        <w:rPr>
+          <w:rFonts w:ascii="华文中宋" w:eastAsia="华文中宋" w:hAnsi="华文中宋" w:hint="eastAsia"/>
+        </w:rPr>
+      </w:pPr>
+      <w:r>
+        <w:rPr>
+          <w:rFonts w:ascii="华文中宋" w:eastAsia="华文中宋" w:hAnsi="华文中宋" w:hint="eastAsia"/>
+        </w:rPr>
+        <w:t>算的不对，重新思考算一下。</w:t>
+      </w:r>
+      <w:r>
+        <w:rPr>
+          <w:rFonts w:ascii="华文中宋" w:eastAsia="华文中宋" w:hAnsi="华文中宋" w:hint="eastAsia"/>
+        </w:rPr>
+        <w:t>复杂了，思路也有问题。</w:t>
+      </w:r>
+      <w:r>
+        <w:rPr>
+          <w:rFonts w:ascii="华文中宋" w:eastAsia="华文中宋" w:hAnsi="华文中宋" w:hint="eastAsia"/>
+        </w:rPr>
+        <w:t>看看笔记。</w:t>
+      </w:r>
+    </w:p>
+    <w:p>
+      <w:pPr>
+        <w:rPr>
+          <w:rFonts w:ascii="华文中宋" w:eastAsia="华文中宋" w:hAnsi="华文中宋" w:hint="eastAsia"/>
+        </w:rPr>
+      </w:pPr>
+      <w:r>
+        <w:rPr>
+          <w:rFonts w:ascii="华文中宋" w:eastAsia="华文中宋" w:hAnsi="华文中宋" w:hint="eastAsia"/>
+        </w:rPr>
+        <w:t>我知道为什么结果和预想中的不一样了，矩阵乘点和点乘矩阵是不一样的！得到的矩阵也不一样。</w:t>
+      </w:r>
+    </w:p>
+    <w:p>
+      <w:pPr>
+        <w:rPr>
+          <w:rFonts w:ascii="华文中宋" w:eastAsia="华文中宋" w:hAnsi="华文中宋" w:hint="eastAsia"/>
+        </w:rPr>
+      </w:pPr>
+      <w:r>
+        <w:rPr>
+          <w:rFonts w:ascii="华文中宋" w:eastAsia="华文中宋" w:hAnsi="华文中宋" w:hint="eastAsia"/>
+        </w:rPr>
+        <w:t>我一直写的是点乘矩阵，我的math函数里也是点乘矩阵，我的view变换也是点乘矩阵，不对，啥呀，哦我靠了，不用重新考虑，我这view变换奇迹般的还真是这个版本，哦，我想起来了，我当时在纸推导出来的确实是错误的行向量版本，但是我对着推导出来的结果和笔记上的结果，没想通是为什么有问题就直接抄了笔记上的结果，就是我的</w:t>
+      </w:r>
+      <w:proofErr w:type="spellStart"/>
+      <w:r>
+        <w:rPr>
+          <w:rFonts w:ascii="华文中宋" w:eastAsia="华文中宋" w:hAnsi="华文中宋" w:hint="eastAsia"/>
+        </w:rPr>
+        <w:t>view</w:t>
+      </w:r>
+      <w:proofErr w:type="spellEnd"/>
+      <w:r>
+        <w:rPr>
+          <w:rFonts w:ascii="华文中宋" w:eastAsia="华文中宋" w:hAnsi="华文中宋" w:hint="eastAsia"/>
+        </w:rPr>
+        <w:t>矩阵也是矩阵乘点的</w:t>
+      </w:r>
+      <w:r>
+        <w:rPr>
+          <w:rFonts w:ascii="华文中宋" w:eastAsia="华文中宋" w:hAnsi="华文中宋" w:hint="eastAsia"/>
+        </w:rPr>
+        <w:t>，我真服了，负负得正了</w:t>
+      </w:r>
+      <w:r>
+        <w:rPr>
+          <w:rFonts w:ascii="华文中宋" w:eastAsia="华文中宋" w:hAnsi="华文中宋" w:hint="eastAsia"/>
+        </w:rPr>
+        <w:t>。其他还没遇到什么点和矩阵相乘的吧？我检查一下，全改成点是列向量的吧。</w:t>
+      </w:r>
+      <w:r>
+        <w:rPr>
+          <w:rFonts w:ascii="华文中宋" w:eastAsia="华文中宋" w:hAnsi="华文中宋" w:hint="eastAsia"/>
+        </w:rPr>
+        <w:t>没用上，接着写吧。</w:t>
+      </w:r>
+    </w:p>
+    <w:p>
+      <w:pPr>
+        <w:rPr>
+          <w:rFonts w:ascii="华文中宋" w:eastAsia="华文中宋" w:hAnsi="华文中宋" w:hint="eastAsia"/>
+        </w:rPr>
+      </w:pPr>
+      <w:r>
+        <w:rPr>
+          <w:rFonts w:ascii="华文中宋" w:eastAsia="华文中宋" w:hAnsi="华文中宋" w:hint="eastAsia"/>
+        </w:rPr>
+        <w:t>我终于知道为什么做这个区分了。晕。</w:t>
+      </w:r>
+    </w:p>
+    <w:p>
+      <w:pPr>
+        <w:rPr>
+          <w:rFonts w:ascii="华文中宋" w:eastAsia="华文中宋" w:hAnsi="华文中宋" w:hint="eastAsia"/>
+        </w:rPr>
+      </w:pPr>
+      <w:r>
+        <w:rPr>
+          <w:rFonts w:ascii="华文中宋" w:eastAsia="华文中宋" w:hAnsi="华文中宋" w:hint="eastAsia"/>
+        </w:rPr>
+        <w:t>最后是这样的</w:t>
+      </w:r>
+      <w:r>
+        <w:rPr>
+          <w:rFonts w:ascii="华文中宋" w:eastAsia="华文中宋" w:hAnsi="华文中宋"/>
+        </w:rPr>
+        <w:br/>
+      </w:r>
+    </w:p>
+    <w:tbl>
+      <w:tblPr>
+        <w:tblStyle w:val="af5"/>
+        <w:tblW w:w="0" w:type="auto"/>
+        <w:tblLook w:val="04A0" w:firstRow="1" w:lastRow="0" w:firstColumn="1" w:lastColumn="0" w:noHBand="0" w:noVBand="1"/>
+      </w:tblPr>
+      <w:tblGrid>
+        <w:gridCol w:w="8296"/>
+      </w:tblGrid>
+      <w:tr>
+        <w:tc>
+          <w:tcPr>
+            <w:tcW w:w="8296" w:type="dxa"/>
+          </w:tcPr>
+          <w:p>
+            <w:pPr>
+              <w:rPr>
+                <w:rFonts w:ascii="华文中宋" w:eastAsia="华文中宋" w:hAnsi="华文中宋" w:hint="eastAsia"/>
+              </w:rPr>
+            </w:pPr>
+            <w:r>
+              <w:rPr>
+                <w:rFonts w:ascii="华文中宋" w:eastAsia="华文中宋" w:hAnsi="华文中宋" w:hint="eastAsia"/>
+              </w:rPr>
+              <w:lastRenderedPageBreak/>
+              <w:tab/>
+            </w:r>
+            <w:proofErr w:type="spellStart"/>
+            <w:r>
+              <w:rPr>
+                <w:rFonts w:ascii="华文中宋" w:eastAsia="华文中宋" w:hAnsi="华文中宋" w:hint="eastAsia"/>
+              </w:rPr>
+              <w:t>prespective.matrix</w:t>
+            </w:r>
+            <w:proofErr w:type="spellEnd"/>
+            <w:r>
+              <w:rPr>
+                <w:rFonts w:ascii="华文中宋" w:eastAsia="华文中宋" w:hAnsi="华文中宋" w:hint="eastAsia"/>
+              </w:rPr>
+              <w:t xml:space="preserve">[0][0] = </w:t>
+            </w:r>
+            <w:proofErr w:type="spellStart"/>
+            <w:r>
+              <w:rPr>
+                <w:rFonts w:ascii="华文中宋" w:eastAsia="华文中宋" w:hAnsi="华文中宋" w:hint="eastAsia"/>
+              </w:rPr>
+              <w:t>myFrustum.near</w:t>
+            </w:r>
+            <w:proofErr w:type="spellEnd"/>
+            <w:r>
+              <w:rPr>
+                <w:rFonts w:ascii="华文中宋" w:eastAsia="华文中宋" w:hAnsi="华文中宋" w:hint="eastAsia"/>
+              </w:rPr>
+              <w:t>;</w:t>
+            </w:r>
+          </w:p>
+          <w:p>
+            <w:pPr>
+              <w:rPr>
+                <w:rFonts w:ascii="华文中宋" w:eastAsia="华文中宋" w:hAnsi="华文中宋" w:hint="eastAsia"/>
+              </w:rPr>
+            </w:pPr>
+            <w:r>
+              <w:rPr>
+                <w:rFonts w:ascii="华文中宋" w:eastAsia="华文中宋" w:hAnsi="华文中宋" w:hint="eastAsia"/>
+              </w:rPr>
+              <w:tab/>
+            </w:r>
+            <w:proofErr w:type="spellStart"/>
+            <w:r>
+              <w:rPr>
+                <w:rFonts w:ascii="华文中宋" w:eastAsia="华文中宋" w:hAnsi="华文中宋" w:hint="eastAsia"/>
+              </w:rPr>
+              <w:t>prespective.matrix</w:t>
+            </w:r>
+            <w:proofErr w:type="spellEnd"/>
+            <w:r>
+              <w:rPr>
+                <w:rFonts w:ascii="华文中宋" w:eastAsia="华文中宋" w:hAnsi="华文中宋" w:hint="eastAsia"/>
+              </w:rPr>
+              <w:t xml:space="preserve">[1][1] = </w:t>
+            </w:r>
+            <w:proofErr w:type="spellStart"/>
+            <w:r>
+              <w:rPr>
+                <w:rFonts w:ascii="华文中宋" w:eastAsia="华文中宋" w:hAnsi="华文中宋" w:hint="eastAsia"/>
+              </w:rPr>
+              <w:t>myFrustum.near</w:t>
+            </w:r>
+            <w:proofErr w:type="spellEnd"/>
+            <w:r>
+              <w:rPr>
+                <w:rFonts w:ascii="华文中宋" w:eastAsia="华文中宋" w:hAnsi="华文中宋" w:hint="eastAsia"/>
+              </w:rPr>
+              <w:t>;</w:t>
+            </w:r>
+          </w:p>
+          <w:p>
+            <w:pPr>
+              <w:rPr>
+                <w:rFonts w:ascii="华文中宋" w:eastAsia="华文中宋" w:hAnsi="华文中宋" w:hint="eastAsia"/>
+              </w:rPr>
+            </w:pPr>
+            <w:r>
+              <w:rPr>
+                <w:rFonts w:ascii="华文中宋" w:eastAsia="华文中宋" w:hAnsi="华文中宋" w:hint="eastAsia"/>
+              </w:rPr>
+              <w:tab/>
+            </w:r>
+            <w:proofErr w:type="spellStart"/>
+            <w:r>
+              <w:rPr>
+                <w:rFonts w:ascii="华文中宋" w:eastAsia="华文中宋" w:hAnsi="华文中宋" w:hint="eastAsia"/>
+              </w:rPr>
+              <w:t>prespective.matrix</w:t>
+            </w:r>
+            <w:proofErr w:type="spellEnd"/>
+            <w:r>
+              <w:rPr>
+                <w:rFonts w:ascii="华文中宋" w:eastAsia="华文中宋" w:hAnsi="华文中宋" w:hint="eastAsia"/>
+              </w:rPr>
+              <w:t xml:space="preserve">[2][2] = </w:t>
+            </w:r>
+            <w:proofErr w:type="spellStart"/>
+            <w:r>
+              <w:rPr>
+                <w:rFonts w:ascii="华文中宋" w:eastAsia="华文中宋" w:hAnsi="华文中宋" w:hint="eastAsia"/>
+              </w:rPr>
+              <w:t>myFrustum.near</w:t>
+            </w:r>
+            <w:proofErr w:type="spellEnd"/>
+            <w:r>
+              <w:rPr>
+                <w:rFonts w:ascii="华文中宋" w:eastAsia="华文中宋" w:hAnsi="华文中宋" w:hint="eastAsia"/>
+              </w:rPr>
+              <w:t xml:space="preserve"> + </w:t>
+            </w:r>
+            <w:proofErr w:type="spellStart"/>
+            <w:r>
+              <w:rPr>
+                <w:rFonts w:ascii="华文中宋" w:eastAsia="华文中宋" w:hAnsi="华文中宋" w:hint="eastAsia"/>
+              </w:rPr>
+              <w:t>myFrustum.far</w:t>
+            </w:r>
+            <w:proofErr w:type="spellEnd"/>
+            <w:r>
+              <w:rPr>
+                <w:rFonts w:ascii="华文中宋" w:eastAsia="华文中宋" w:hAnsi="华文中宋" w:hint="eastAsia"/>
+              </w:rPr>
+              <w:t>;</w:t>
+            </w:r>
+          </w:p>
+          <w:p>
+            <w:pPr>
+              <w:rPr>
+                <w:rFonts w:ascii="华文中宋" w:eastAsia="华文中宋" w:hAnsi="华文中宋" w:hint="eastAsia"/>
+              </w:rPr>
+            </w:pPr>
+            <w:r>
+              <w:rPr>
+                <w:rFonts w:ascii="华文中宋" w:eastAsia="华文中宋" w:hAnsi="华文中宋" w:hint="eastAsia"/>
+              </w:rPr>
+              <w:tab/>
+            </w:r>
+            <w:proofErr w:type="spellStart"/>
+            <w:r>
+              <w:rPr>
+                <w:rFonts w:ascii="华文中宋" w:eastAsia="华文中宋" w:hAnsi="华文中宋" w:hint="eastAsia"/>
+              </w:rPr>
+              <w:t>prespective.matrix</w:t>
+            </w:r>
+            <w:proofErr w:type="spellEnd"/>
+            <w:r>
+              <w:rPr>
+                <w:rFonts w:ascii="华文中宋" w:eastAsia="华文中宋" w:hAnsi="华文中宋" w:hint="eastAsia"/>
+              </w:rPr>
+              <w:t>[2][3] = -</w:t>
+            </w:r>
+            <w:proofErr w:type="spellStart"/>
+            <w:r>
+              <w:rPr>
+                <w:rFonts w:ascii="华文中宋" w:eastAsia="华文中宋" w:hAnsi="华文中宋" w:hint="eastAsia"/>
+              </w:rPr>
+              <w:t>myFrustum.near</w:t>
+            </w:r>
+            <w:proofErr w:type="spellEnd"/>
+            <w:r>
+              <w:rPr>
+                <w:rFonts w:ascii="华文中宋" w:eastAsia="华文中宋" w:hAnsi="华文中宋" w:hint="eastAsia"/>
+              </w:rPr>
+              <w:t xml:space="preserve"> * </w:t>
+            </w:r>
+            <w:proofErr w:type="spellStart"/>
+            <w:r>
+              <w:rPr>
+                <w:rFonts w:ascii="华文中宋" w:eastAsia="华文中宋" w:hAnsi="华文中宋" w:hint="eastAsia"/>
+              </w:rPr>
+              <w:t>myFrustum.far</w:t>
+            </w:r>
+            <w:proofErr w:type="spellEnd"/>
+            <w:r>
+              <w:rPr>
+                <w:rFonts w:ascii="华文中宋" w:eastAsia="华文中宋" w:hAnsi="华文中宋" w:hint="eastAsia"/>
+              </w:rPr>
+              <w:t>;</w:t>
+            </w:r>
+          </w:p>
+          <w:p>
+            <w:pPr>
+              <w:rPr>
+                <w:rFonts w:ascii="华文中宋" w:eastAsia="华文中宋" w:hAnsi="华文中宋" w:hint="eastAsia"/>
+              </w:rPr>
+            </w:pPr>
+            <w:r>
+              <w:rPr>
+                <w:rFonts w:ascii="华文中宋" w:eastAsia="华文中宋" w:hAnsi="华文中宋" w:hint="eastAsia"/>
+              </w:rPr>
+              <w:tab/>
+            </w:r>
+            <w:proofErr w:type="spellStart"/>
+            <w:r>
+              <w:rPr>
+                <w:rFonts w:ascii="华文中宋" w:eastAsia="华文中宋" w:hAnsi="华文中宋" w:hint="eastAsia"/>
+              </w:rPr>
+              <w:t>prespective.matrix</w:t>
+            </w:r>
+            <w:proofErr w:type="spellEnd"/>
+            <w:r>
+              <w:rPr>
+                <w:rFonts w:ascii="华文中宋" w:eastAsia="华文中宋" w:hAnsi="华文中宋" w:hint="eastAsia"/>
+              </w:rPr>
+              <w:t>[3][2] = -1;</w:t>
+            </w:r>
+          </w:p>
+          <w:p>
+            <w:pPr>
+              <w:rPr>
+                <w:rFonts w:ascii="华文中宋" w:eastAsia="华文中宋" w:hAnsi="华文中宋" w:hint="eastAsia"/>
+              </w:rPr>
+            </w:pPr>
+          </w:p>
+        </w:tc>
+      </w:tr>
+    </w:tbl>
+    <w:p>
+      <w:pPr>
+        <w:rPr>
+          <w:rFonts w:ascii="华文中宋" w:eastAsia="华文中宋" w:hAnsi="华文中宋" w:hint="eastAsia"/>
+        </w:rPr>
+      </w:pPr>
+      <w:r>
+        <w:rPr>
+          <w:rFonts w:ascii="华文中宋" w:eastAsia="华文中宋" w:hAnsi="华文中宋" w:hint="eastAsia"/>
+        </w:rPr>
+        <w:t>其实我这个，也有没做好的地方，就是不完整，没有视野角（</w:t>
+      </w:r>
+      <w:proofErr w:type="spellStart"/>
+      <w:r>
+        <w:rPr>
+          <w:rFonts w:ascii="华文中宋" w:eastAsia="华文中宋" w:hAnsi="华文中宋" w:hint="eastAsia"/>
+        </w:rPr>
+        <w:t>fov</w:t>
+      </w:r>
+      <w:proofErr w:type="spellEnd"/>
+      <w:r>
+        <w:rPr>
+          <w:rFonts w:ascii="华文中宋" w:eastAsia="华文中宋" w:hAnsi="华文中宋" w:hint="eastAsia"/>
+        </w:rPr>
+        <w:t>）和宽高比，但是我头疼，我先不想弄这个了，先欠着这个吧，我先把接下来的东西写完，能弄到屏幕上，我再对着屏幕上的一点点调整。</w:t>
+      </w:r>
+    </w:p>
+    <w:p>
+      <w:pPr>
+        <w:rPr>
+          <w:rFonts w:ascii="华文中宋" w:eastAsia="华文中宋" w:hAnsi="华文中宋" w:hint="eastAsia"/>
+        </w:rPr>
+      </w:pPr>
+      <w:r>
+        <w:rPr>
+          <w:rFonts w:ascii="华文中宋" w:eastAsia="华文中宋" w:hAnsi="华文中宋" w:hint="eastAsia"/>
+        </w:rPr>
+        <w:t>算了不行，我有强迫症，不写完我难受。</w:t>
+      </w:r>
+    </w:p>
+    <w:p>
+      <w:pPr>
+        <w:rPr>
+          <w:rFonts w:ascii="华文中宋" w:eastAsia="华文中宋" w:hAnsi="华文中宋" w:hint="eastAsia"/>
+        </w:rPr>
+      </w:pPr>
+      <w:r>
+        <w:rPr>
+          <w:rFonts w:ascii="华文中宋" w:eastAsia="华文中宋" w:hAnsi="华文中宋" w:hint="eastAsia"/>
+        </w:rPr>
+        <w:t>加上做透视除法。</w:t>
+      </w:r>
+      <w:r>
+        <w:rPr>
+          <w:rFonts w:ascii="华文中宋" w:eastAsia="华文中宋" w:hAnsi="华文中宋"/>
+        </w:rPr>
+        <w:t xml:space="preserve"> </w:t>
+      </w:r>
+    </w:p>
+    <w:p>
+      <w:pPr>
+        <w:rPr>
+          <w:rFonts w:ascii="华文中宋" w:eastAsia="华文中宋" w:hAnsi="华文中宋" w:hint="eastAsia"/>
+        </w:rPr>
+      </w:pPr>
+      <w:r>
+        <w:rPr>
+          <w:rFonts w:ascii="华文中宋" w:eastAsia="华文中宋" w:hAnsi="华文中宋" w:hint="eastAsia"/>
+        </w:rPr>
+        <w:t>我不活了。我不写了，。写出来都是错的，也不对，越写逻辑越奇怪，我不活了。</w:t>
+      </w:r>
+    </w:p>
+    <w:p>
+      <w:pPr>
+        <w:rPr>
+          <w:rFonts w:ascii="华文中宋" w:eastAsia="华文中宋" w:hAnsi="华文中宋" w:hint="eastAsia"/>
+        </w:rPr>
+      </w:pPr>
+      <w:r>
+        <w:rPr>
+          <w:rFonts w:ascii="华文中宋" w:eastAsia="华文中宋" w:hAnsi="华文中宋" w:hint="eastAsia"/>
+        </w:rPr>
+        <w:t>我服了，我知道这个矩阵除法是啥意思了，我重新写了没做除法之前的透视矩阵变换</w:t>
+      </w:r>
+    </w:p>
+    <w:tbl>
+      <w:tblPr>
+        <w:tblStyle w:val="af5"/>
+        <w:tblW w:w="0" w:type="auto"/>
+        <w:tblLook w:val="04A0" w:firstRow="1" w:lastRow="0" w:firstColumn="1" w:lastColumn="0" w:noHBand="0" w:noVBand="1"/>
+      </w:tblPr>
+      <w:tblGrid>
+        <w:gridCol w:w="8296"/>
+      </w:tblGrid>
+      <w:tr>
+        <w:tc>
+          <w:tcPr>
+            <w:tcW w:w="8296" w:type="dxa"/>
+          </w:tcPr>
+          <w:p>
+            <w:pPr>
+              <w:rPr>
+                <w:rFonts w:ascii="华文中宋" w:eastAsia="华文中宋" w:hAnsi="华文中宋" w:hint="eastAsia"/>
+              </w:rPr>
+            </w:pPr>
+            <w:proofErr w:type="spellStart"/>
+            <w:r>
+              <w:rPr>
+                <w:rFonts w:ascii="华文中宋" w:eastAsia="华文中宋" w:hAnsi="华文中宋" w:hint="eastAsia"/>
+              </w:rPr>
+              <w:t>prespective.matrix</w:t>
+            </w:r>
+            <w:proofErr w:type="spellEnd"/>
+            <w:r>
+              <w:rPr>
+                <w:rFonts w:ascii="华文中宋" w:eastAsia="华文中宋" w:hAnsi="华文中宋" w:hint="eastAsia"/>
+              </w:rPr>
+              <w:t>[0][0] = 1.0f / (</w:t>
+            </w:r>
+            <w:proofErr w:type="spellStart"/>
+            <w:r>
+              <w:rPr>
+                <w:rFonts w:ascii="华文中宋" w:eastAsia="华文中宋" w:hAnsi="华文中宋" w:hint="eastAsia"/>
+              </w:rPr>
+              <w:t>myFrustum.aspect</w:t>
+            </w:r>
+            <w:proofErr w:type="spellEnd"/>
+            <w:r>
+              <w:rPr>
+                <w:rFonts w:ascii="华文中宋" w:eastAsia="华文中宋" w:hAnsi="华文中宋" w:hint="eastAsia"/>
+              </w:rPr>
+              <w:t xml:space="preserve"> * </w:t>
+            </w:r>
+            <w:proofErr w:type="spellStart"/>
+            <w:r>
+              <w:rPr>
+                <w:rFonts w:ascii="华文中宋" w:eastAsia="华文中宋" w:hAnsi="华文中宋" w:hint="eastAsia"/>
+              </w:rPr>
+              <w:t>tan_half</w:t>
+            </w:r>
+            <w:proofErr w:type="spellEnd"/>
+            <w:r>
+              <w:rPr>
+                <w:rFonts w:ascii="华文中宋" w:eastAsia="华文中宋" w:hAnsi="华文中宋" w:hint="eastAsia"/>
+              </w:rPr>
+              <w:t>);</w:t>
+            </w:r>
+          </w:p>
+          <w:p>
+            <w:pPr>
+              <w:rPr>
+                <w:rFonts w:ascii="华文中宋" w:eastAsia="华文中宋" w:hAnsi="华文中宋" w:hint="eastAsia"/>
+              </w:rPr>
+            </w:pPr>
+            <w:proofErr w:type="spellStart"/>
+            <w:r>
+              <w:rPr>
+                <w:rFonts w:ascii="华文中宋" w:eastAsia="华文中宋" w:hAnsi="华文中宋" w:hint="eastAsia"/>
+              </w:rPr>
+              <w:t>prespective.matrix</w:t>
+            </w:r>
+            <w:proofErr w:type="spellEnd"/>
+            <w:r>
+              <w:rPr>
+                <w:rFonts w:ascii="华文中宋" w:eastAsia="华文中宋" w:hAnsi="华文中宋" w:hint="eastAsia"/>
+              </w:rPr>
+              <w:t xml:space="preserve">[1][1] = 1.0f / </w:t>
+            </w:r>
+            <w:proofErr w:type="spellStart"/>
+            <w:r>
+              <w:rPr>
+                <w:rFonts w:ascii="华文中宋" w:eastAsia="华文中宋" w:hAnsi="华文中宋" w:hint="eastAsia"/>
+              </w:rPr>
+              <w:t>tan_half</w:t>
+            </w:r>
+            <w:proofErr w:type="spellEnd"/>
+            <w:r>
+              <w:rPr>
+                <w:rFonts w:ascii="华文中宋" w:eastAsia="华文中宋" w:hAnsi="华文中宋" w:hint="eastAsia"/>
+              </w:rPr>
+              <w:t>;</w:t>
+            </w:r>
+          </w:p>
+          <w:p>
+            <w:pPr>
+              <w:rPr>
+                <w:rFonts w:ascii="华文中宋" w:eastAsia="华文中宋" w:hAnsi="华文中宋" w:hint="eastAsia"/>
+              </w:rPr>
+            </w:pPr>
+            <w:proofErr w:type="spellStart"/>
+            <w:r>
+              <w:rPr>
+                <w:rFonts w:ascii="华文中宋" w:eastAsia="华文中宋" w:hAnsi="华文中宋" w:hint="eastAsia"/>
+              </w:rPr>
+              <w:t>prespective.matrix</w:t>
+            </w:r>
+            <w:proofErr w:type="spellEnd"/>
+            <w:r>
+              <w:rPr>
+                <w:rFonts w:ascii="华文中宋" w:eastAsia="华文中宋" w:hAnsi="华文中宋" w:hint="eastAsia"/>
+              </w:rPr>
+              <w:t>[2][2] = -(</w:t>
+            </w:r>
+            <w:proofErr w:type="spellStart"/>
+            <w:r>
+              <w:rPr>
+                <w:rFonts w:ascii="华文中宋" w:eastAsia="华文中宋" w:hAnsi="华文中宋" w:hint="eastAsia"/>
+              </w:rPr>
+              <w:t>myFrustum.far</w:t>
+            </w:r>
+            <w:proofErr w:type="spellEnd"/>
+            <w:r>
+              <w:rPr>
+                <w:rFonts w:ascii="华文中宋" w:eastAsia="华文中宋" w:hAnsi="华文中宋" w:hint="eastAsia"/>
+              </w:rPr>
+              <w:t xml:space="preserve"> + </w:t>
+            </w:r>
+            <w:proofErr w:type="spellStart"/>
+            <w:r>
+              <w:rPr>
+                <w:rFonts w:ascii="华文中宋" w:eastAsia="华文中宋" w:hAnsi="华文中宋" w:hint="eastAsia"/>
+              </w:rPr>
+              <w:t>myFrustum.near</w:t>
+            </w:r>
+            <w:proofErr w:type="spellEnd"/>
+            <w:r>
+              <w:rPr>
+                <w:rFonts w:ascii="华文中宋" w:eastAsia="华文中宋" w:hAnsi="华文中宋" w:hint="eastAsia"/>
+              </w:rPr>
+              <w:t>) / (</w:t>
+            </w:r>
+            <w:proofErr w:type="spellStart"/>
+            <w:r>
+              <w:rPr>
+                <w:rFonts w:ascii="华文中宋" w:eastAsia="华文中宋" w:hAnsi="华文中宋" w:hint="eastAsia"/>
+              </w:rPr>
+              <w:t>myFrustum.far</w:t>
+            </w:r>
+            <w:proofErr w:type="spellEnd"/>
+            <w:r>
+              <w:rPr>
+                <w:rFonts w:ascii="华文中宋" w:eastAsia="华文中宋" w:hAnsi="华文中宋" w:hint="eastAsia"/>
+              </w:rPr>
+              <w:t xml:space="preserve"> - </w:t>
+            </w:r>
+            <w:proofErr w:type="spellStart"/>
+            <w:r>
+              <w:rPr>
+                <w:rFonts w:ascii="华文中宋" w:eastAsia="华文中宋" w:hAnsi="华文中宋" w:hint="eastAsia"/>
+              </w:rPr>
+              <w:t>myFrustum.near</w:t>
+            </w:r>
+            <w:proofErr w:type="spellEnd"/>
+            <w:r>
+              <w:rPr>
+                <w:rFonts w:ascii="华文中宋" w:eastAsia="华文中宋" w:hAnsi="华文中宋" w:hint="eastAsia"/>
+              </w:rPr>
+              <w:t>);</w:t>
+            </w:r>
+          </w:p>
+          <w:p>
+            <w:pPr>
+              <w:rPr>
+                <w:rFonts w:ascii="华文中宋" w:eastAsia="华文中宋" w:hAnsi="华文中宋" w:hint="eastAsia"/>
+              </w:rPr>
+            </w:pPr>
+            <w:proofErr w:type="spellStart"/>
+            <w:r>
+              <w:rPr>
+                <w:rFonts w:ascii="华文中宋" w:eastAsia="华文中宋" w:hAnsi="华文中宋" w:hint="eastAsia"/>
+              </w:rPr>
+              <w:t>prespective.matrix</w:t>
+            </w:r>
+            <w:proofErr w:type="spellEnd"/>
+            <w:r>
+              <w:rPr>
+                <w:rFonts w:ascii="华文中宋" w:eastAsia="华文中宋" w:hAnsi="华文中宋" w:hint="eastAsia"/>
+              </w:rPr>
+              <w:t xml:space="preserve">[2][3] = -(2.0f * </w:t>
+            </w:r>
+            <w:proofErr w:type="spellStart"/>
+            <w:r>
+              <w:rPr>
+                <w:rFonts w:ascii="华文中宋" w:eastAsia="华文中宋" w:hAnsi="华文中宋" w:hint="eastAsia"/>
+              </w:rPr>
+              <w:t>myFrustum.far</w:t>
+            </w:r>
+            <w:proofErr w:type="spellEnd"/>
+            <w:r>
+              <w:rPr>
+                <w:rFonts w:ascii="华文中宋" w:eastAsia="华文中宋" w:hAnsi="华文中宋" w:hint="eastAsia"/>
+              </w:rPr>
+              <w:t xml:space="preserve"> * </w:t>
+            </w:r>
+            <w:proofErr w:type="spellStart"/>
+            <w:r>
+              <w:rPr>
+                <w:rFonts w:ascii="华文中宋" w:eastAsia="华文中宋" w:hAnsi="华文中宋" w:hint="eastAsia"/>
+              </w:rPr>
+              <w:t>myFrustum.near</w:t>
+            </w:r>
+            <w:proofErr w:type="spellEnd"/>
+            <w:r>
+              <w:rPr>
+                <w:rFonts w:ascii="华文中宋" w:eastAsia="华文中宋" w:hAnsi="华文中宋" w:hint="eastAsia"/>
+              </w:rPr>
+              <w:t>) / (</w:t>
+            </w:r>
+            <w:proofErr w:type="spellStart"/>
+            <w:r>
+              <w:rPr>
+                <w:rFonts w:ascii="华文中宋" w:eastAsia="华文中宋" w:hAnsi="华文中宋" w:hint="eastAsia"/>
+              </w:rPr>
+              <w:t>myFrustum.far</w:t>
+            </w:r>
+            <w:proofErr w:type="spellEnd"/>
+            <w:r>
+              <w:rPr>
+                <w:rFonts w:ascii="华文中宋" w:eastAsia="华文中宋" w:hAnsi="华文中宋" w:hint="eastAsia"/>
+              </w:rPr>
+              <w:t xml:space="preserve"> - </w:t>
+            </w:r>
+            <w:proofErr w:type="spellStart"/>
+            <w:r>
+              <w:rPr>
+                <w:rFonts w:ascii="华文中宋" w:eastAsia="华文中宋" w:hAnsi="华文中宋" w:hint="eastAsia"/>
+              </w:rPr>
+              <w:t>myFrustum.near</w:t>
+            </w:r>
+            <w:proofErr w:type="spellEnd"/>
+            <w:r>
+              <w:rPr>
+                <w:rFonts w:ascii="华文中宋" w:eastAsia="华文中宋" w:hAnsi="华文中宋" w:hint="eastAsia"/>
+              </w:rPr>
+              <w:t>);</w:t>
+            </w:r>
+          </w:p>
+          <w:p>
+            <w:pPr>
+              <w:rPr>
+                <w:rFonts w:ascii="华文中宋" w:eastAsia="华文中宋" w:hAnsi="华文中宋" w:hint="eastAsia"/>
+              </w:rPr>
+            </w:pPr>
+            <w:proofErr w:type="spellStart"/>
+            <w:r>
+              <w:rPr>
+                <w:rFonts w:ascii="华文中宋" w:eastAsia="华文中宋" w:hAnsi="华文中宋" w:hint="eastAsia"/>
+              </w:rPr>
+              <w:lastRenderedPageBreak/>
+              <w:t>prespective.matrix</w:t>
+            </w:r>
+            <w:proofErr w:type="spellEnd"/>
+            <w:r>
+              <w:rPr>
+                <w:rFonts w:ascii="华文中宋" w:eastAsia="华文中宋" w:hAnsi="华文中宋" w:hint="eastAsia"/>
+              </w:rPr>
+              <w:t>[3][2] = -1.0f;</w:t>
+            </w:r>
+          </w:p>
+          <w:p>
+            <w:pPr>
+              <w:rPr>
+                <w:rFonts w:ascii="华文中宋" w:eastAsia="华文中宋" w:hAnsi="华文中宋" w:hint="eastAsia"/>
+              </w:rPr>
+            </w:pPr>
+          </w:p>
+        </w:tc>
+      </w:tr>
+    </w:tbl>
+    <w:p>
+      <w:pPr>
+        <w:rPr>
+          <w:rFonts w:ascii="华文中宋" w:eastAsia="华文中宋" w:hAnsi="华文中宋" w:hint="eastAsia"/>
+        </w:rPr>
+      </w:pPr>
+    </w:p>
+    <w:p>
+      <w:pPr>
+        <w:rPr>
+          <w:rFonts w:ascii="华文中宋" w:eastAsia="华文中宋" w:hAnsi="华文中宋"/>
+        </w:rPr>
+      </w:pPr>
+      <w:r>
+        <w:rPr>
+          <w:rFonts w:ascii="华文中宋" w:eastAsia="华文中宋" w:hAnsi="华文中宋" w:hint="eastAsia"/>
+        </w:rPr>
+        <w:t>这样是吧，就会发现啥，就是第四行，不再是0001，而是00-10，说明啥，说明这个矩阵，乘上一个点（x,y,z,1），最后那位就不是1了，要在把他变回一，不是，不对啊，</w:t>
+      </w:r>
+      <w:r>
+        <w:rPr>
+          <w:rFonts w:ascii="华文中宋" w:eastAsia="华文中宋" w:hAnsi="华文中宋"/>
+        </w:rPr>
+        <w:t>那我有问题了那我这个矩阵第四行第3列为啥啊非要是-1啊，我设置最后一行最后一列是1不就完了，那还用做啥透视除法啊，当时说第四行这么做是为了透视除法，然后现在咱们说做透视除法是为了让他变成1 ，这不是循环论证吗</w:t>
+      </w:r>
+      <w:r>
+        <w:rPr>
+          <w:rFonts w:ascii="华文中宋" w:eastAsia="华文中宋" w:hAnsi="华文中宋" w:hint="eastAsia"/>
+        </w:rPr>
+        <w:t>。</w:t>
+      </w:r>
+    </w:p>
+    <w:p>
+      <w:pPr>
+        <w:rPr>
+          <w:rFonts w:ascii="华文中宋" w:eastAsia="华文中宋" w:hAnsi="华文中宋" w:hint="eastAsia"/>
+        </w:rPr>
+      </w:pPr>
+      <w:r>
+        <w:rPr>
+          <w:rFonts w:ascii="华文中宋" w:eastAsia="华文中宋" w:hAnsi="华文中宋" w:hint="eastAsia"/>
+        </w:rPr>
+        <w:t>我真服了，我知道是怎么回事了，</w:t>
+      </w:r>
+      <w:r>
+        <w:rPr>
+          <w:rFonts w:ascii="华文中宋" w:eastAsia="华文中宋" w:hAnsi="华文中宋"/>
+        </w:rPr>
+        <w:t>算这个的时候，我有一步，把所有的点都乘z了，因为那个什么矩阵所有数×一个数矩阵不变的性质，然后这样好算</w:t>
+      </w:r>
+      <w:r>
+        <w:rPr>
+          <w:rFonts w:ascii="华文中宋" w:eastAsia="华文中宋" w:hAnsi="华文中宋" w:hint="eastAsia"/>
+        </w:rPr>
+        <w:t>，我们得把这个z除回去。</w:t>
+      </w:r>
+    </w:p>
+    <w:p>
+      <w:pPr>
+        <w:rPr>
+          <w:rFonts w:ascii="华文中宋" w:eastAsia="华文中宋" w:hAnsi="华文中宋" w:hint="eastAsia"/>
+        </w:rPr>
+      </w:pPr>
+      <w:r>
+        <w:rPr>
+          <w:rFonts w:ascii="华文中宋" w:eastAsia="华文中宋" w:hAnsi="华文中宋" w:hint="eastAsia"/>
+        </w:rPr>
+        <w:t>顺便把乘法改成列向量</w:t>
+      </w:r>
+    </w:p>
+    <w:tbl>
+      <w:tblPr>
+        <w:tblStyle w:val="af5"/>
+        <w:tblW w:w="0" w:type="auto"/>
+        <w:tblLook w:val="04A0" w:firstRow="1" w:lastRow="0" w:firstColumn="1" w:lastColumn="0" w:noHBand="0" w:noVBand="1"/>
+      </w:tblPr>
+      <w:tblGrid>
+        <w:gridCol w:w="8296"/>
+      </w:tblGrid>
+      <w:tr>
+        <w:tc>
+          <w:tcPr>
+            <w:tcW w:w="8296" w:type="dxa"/>
+          </w:tcPr>
+          <w:p>
+            <w:pPr>
+              <w:rPr>
+                <w:rFonts w:ascii="华文中宋" w:eastAsia="华文中宋" w:hAnsi="华文中宋" w:hint="eastAsia"/>
+              </w:rPr>
+            </w:pPr>
+            <w:r>
+              <w:rPr>
+                <w:rFonts w:ascii="华文中宋" w:eastAsia="华文中宋" w:hAnsi="华文中宋" w:hint="eastAsia"/>
+              </w:rPr>
+              <w:t>struct Matrix3D Matrix3D_muilti(struct Matrix3D mat1, struct Matrix3D mat2)</w:t>
+            </w:r>
+          </w:p>
+          <w:p>
+            <w:pPr>
+              <w:rPr>
+                <w:rFonts w:ascii="华文中宋" w:eastAsia="华文中宋" w:hAnsi="华文中宋" w:hint="eastAsia"/>
+              </w:rPr>
+            </w:pPr>
+            <w:r>
+              <w:rPr>
+                <w:rFonts w:ascii="华文中宋" w:eastAsia="华文中宋" w:hAnsi="华文中宋" w:hint="eastAsia"/>
+              </w:rPr>
+              <w:t>{</w:t>
+            </w:r>
+          </w:p>
+          <w:p>
+            <w:pPr>
+              <w:rPr>
+                <w:rFonts w:ascii="华文中宋" w:eastAsia="华文中宋" w:hAnsi="华文中宋" w:hint="eastAsia"/>
+              </w:rPr>
+            </w:pPr>
+            <w:r>
+              <w:rPr>
+                <w:rFonts w:ascii="华文中宋" w:eastAsia="华文中宋" w:hAnsi="华文中宋" w:hint="eastAsia"/>
+              </w:rPr>
+              <w:tab/>
+              <w:t>struct Matrix3D sum;</w:t>
+            </w:r>
+          </w:p>
+          <w:p>
+            <w:pPr>
+              <w:rPr>
+                <w:rFonts w:ascii="华文中宋" w:eastAsia="华文中宋" w:hAnsi="华文中宋" w:hint="eastAsia"/>
+              </w:rPr>
+            </w:pPr>
+            <w:r>
+              <w:rPr>
+                <w:rFonts w:ascii="华文中宋" w:eastAsia="华文中宋" w:hAnsi="华文中宋" w:hint="eastAsia"/>
+              </w:rPr>
+              <w:tab/>
+              <w:t xml:space="preserve">for (int </w:t>
+            </w:r>
+            <w:proofErr w:type="spellStart"/>
+            <w:r>
+              <w:rPr>
+                <w:rFonts w:ascii="华文中宋" w:eastAsia="华文中宋" w:hAnsi="华文中宋" w:hint="eastAsia"/>
+              </w:rPr>
+              <w:t>i</w:t>
+            </w:r>
+            <w:proofErr w:type="spellEnd"/>
+            <w:r>
+              <w:rPr>
+                <w:rFonts w:ascii="华文中宋" w:eastAsia="华文中宋" w:hAnsi="华文中宋" w:hint="eastAsia"/>
+              </w:rPr>
+              <w:t xml:space="preserve"> = 0; </w:t>
+            </w:r>
+            <w:proofErr w:type="spellStart"/>
+            <w:r>
+              <w:rPr>
+                <w:rFonts w:ascii="华文中宋" w:eastAsia="华文中宋" w:hAnsi="华文中宋" w:hint="eastAsia"/>
+              </w:rPr>
+              <w:t>i</w:t>
+            </w:r>
+            <w:proofErr w:type="spellEnd"/>
+            <w:r>
+              <w:rPr>
+                <w:rFonts w:ascii="华文中宋" w:eastAsia="华文中宋" w:hAnsi="华文中宋" w:hint="eastAsia"/>
+              </w:rPr>
+              <w:t xml:space="preserve"> &lt; 4; </w:t>
+            </w:r>
+            <w:proofErr w:type="spellStart"/>
+            <w:r>
+              <w:rPr>
+                <w:rFonts w:ascii="华文中宋" w:eastAsia="华文中宋" w:hAnsi="华文中宋" w:hint="eastAsia"/>
+              </w:rPr>
+              <w:t>i</w:t>
+            </w:r>
+            <w:proofErr w:type="spellEnd"/>
+            <w:r>
+              <w:rPr>
+                <w:rFonts w:ascii="华文中宋" w:eastAsia="华文中宋" w:hAnsi="华文中宋" w:hint="eastAsia"/>
+              </w:rPr>
+              <w:t>++)//行循环</w:t>
+            </w:r>
+          </w:p>
+          <w:p>
+            <w:pPr>
+              <w:rPr>
+                <w:rFonts w:ascii="华文中宋" w:eastAsia="华文中宋" w:hAnsi="华文中宋" w:hint="eastAsia"/>
+              </w:rPr>
+            </w:pPr>
+            <w:r>
+              <w:rPr>
+                <w:rFonts w:ascii="华文中宋" w:eastAsia="华文中宋" w:hAnsi="华文中宋" w:hint="eastAsia"/>
+              </w:rPr>
+              <w:tab/>
+              <w:t>{</w:t>
+            </w:r>
+          </w:p>
+          <w:p>
+            <w:pPr>
+              <w:rPr>
+                <w:rFonts w:ascii="华文中宋" w:eastAsia="华文中宋" w:hAnsi="华文中宋" w:hint="eastAsia"/>
+              </w:rPr>
+            </w:pPr>
+            <w:r>
+              <w:rPr>
+                <w:rFonts w:ascii="华文中宋" w:eastAsia="华文中宋" w:hAnsi="华文中宋" w:hint="eastAsia"/>
+              </w:rPr>
+              <w:tab/>
+            </w:r>
+            <w:r>
+              <w:rPr>
+                <w:rFonts w:ascii="华文中宋" w:eastAsia="华文中宋" w:hAnsi="华文中宋" w:hint="eastAsia"/>
+              </w:rPr>
+              <w:tab/>
+              <w:t xml:space="preserve">for (int j = 0; j &lt; 4; </w:t>
+            </w:r>
+            <w:proofErr w:type="spellStart"/>
+            <w:r>
+              <w:rPr>
+                <w:rFonts w:ascii="华文中宋" w:eastAsia="华文中宋" w:hAnsi="华文中宋" w:hint="eastAsia"/>
+              </w:rPr>
+              <w:t>j++</w:t>
+            </w:r>
+            <w:proofErr w:type="spellEnd"/>
+            <w:r>
+              <w:rPr>
+                <w:rFonts w:ascii="华文中宋" w:eastAsia="华文中宋" w:hAnsi="华文中宋" w:hint="eastAsia"/>
+              </w:rPr>
+              <w:t>)//列循环</w:t>
+            </w:r>
+          </w:p>
+          <w:p>
+            <w:pPr>
+              <w:rPr>
+                <w:rFonts w:ascii="华文中宋" w:eastAsia="华文中宋" w:hAnsi="华文中宋" w:hint="eastAsia"/>
+              </w:rPr>
+            </w:pPr>
+            <w:r>
+              <w:rPr>
+                <w:rFonts w:ascii="华文中宋" w:eastAsia="华文中宋" w:hAnsi="华文中宋" w:hint="eastAsia"/>
+              </w:rPr>
+              <w:tab/>
+            </w:r>
+            <w:r>
+              <w:rPr>
+                <w:rFonts w:ascii="华文中宋" w:eastAsia="华文中宋" w:hAnsi="华文中宋" w:hint="eastAsia"/>
+              </w:rPr>
+              <w:tab/>
+              <w:t>{</w:t>
+            </w:r>
+          </w:p>
+          <w:p>
+            <w:pPr>
+              <w:rPr>
+                <w:rFonts w:ascii="华文中宋" w:eastAsia="华文中宋" w:hAnsi="华文中宋" w:hint="eastAsia"/>
+              </w:rPr>
+            </w:pPr>
+            <w:r>
+              <w:rPr>
+                <w:rFonts w:ascii="华文中宋" w:eastAsia="华文中宋" w:hAnsi="华文中宋" w:hint="eastAsia"/>
+              </w:rPr>
+              <w:lastRenderedPageBreak/>
+              <w:tab/>
+            </w:r>
+            <w:r>
+              <w:rPr>
+                <w:rFonts w:ascii="华文中宋" w:eastAsia="华文中宋" w:hAnsi="华文中宋" w:hint="eastAsia"/>
+              </w:rPr>
+              <w:tab/>
+            </w:r>
+            <w:r>
+              <w:rPr>
+                <w:rFonts w:ascii="华文中宋" w:eastAsia="华文中宋" w:hAnsi="华文中宋" w:hint="eastAsia"/>
+              </w:rPr>
+              <w:tab/>
+              <w:t>for (int k = 0; k &lt; 4; k++)//累加循环</w:t>
+            </w:r>
+          </w:p>
+          <w:p>
+            <w:pPr>
+              <w:rPr>
+                <w:rFonts w:ascii="华文中宋" w:eastAsia="华文中宋" w:hAnsi="华文中宋" w:hint="eastAsia"/>
+              </w:rPr>
+            </w:pPr>
+            <w:r>
+              <w:rPr>
+                <w:rFonts w:ascii="华文中宋" w:eastAsia="华文中宋" w:hAnsi="华文中宋" w:hint="eastAsia"/>
+              </w:rPr>
+              <w:tab/>
+            </w:r>
+            <w:r>
+              <w:rPr>
+                <w:rFonts w:ascii="华文中宋" w:eastAsia="华文中宋" w:hAnsi="华文中宋" w:hint="eastAsia"/>
+              </w:rPr>
+              <w:tab/>
+            </w:r>
+            <w:r>
+              <w:rPr>
+                <w:rFonts w:ascii="华文中宋" w:eastAsia="华文中宋" w:hAnsi="华文中宋" w:hint="eastAsia"/>
+              </w:rPr>
+              <w:tab/>
+              <w:t>{</w:t>
+            </w:r>
+          </w:p>
+          <w:p>
+            <w:pPr>
+              <w:rPr>
+                <w:rFonts w:ascii="华文中宋" w:eastAsia="华文中宋" w:hAnsi="华文中宋" w:hint="eastAsia"/>
+              </w:rPr>
+            </w:pPr>
+            <w:r>
+              <w:rPr>
+                <w:rFonts w:ascii="华文中宋" w:eastAsia="华文中宋" w:hAnsi="华文中宋" w:hint="eastAsia"/>
+              </w:rPr>
+              <w:tab/>
+            </w:r>
+            <w:r>
+              <w:rPr>
+                <w:rFonts w:ascii="华文中宋" w:eastAsia="华文中宋" w:hAnsi="华文中宋" w:hint="eastAsia"/>
+              </w:rPr>
+              <w:tab/>
+            </w:r>
+            <w:r>
+              <w:rPr>
+                <w:rFonts w:ascii="华文中宋" w:eastAsia="华文中宋" w:hAnsi="华文中宋" w:hint="eastAsia"/>
+              </w:rPr>
+              <w:tab/>
+            </w:r>
+            <w:r>
+              <w:rPr>
+                <w:rFonts w:ascii="华文中宋" w:eastAsia="华文中宋" w:hAnsi="华文中宋" w:hint="eastAsia"/>
+              </w:rPr>
+              <w:tab/>
+            </w:r>
+            <w:proofErr w:type="spellStart"/>
+            <w:r>
+              <w:rPr>
+                <w:rFonts w:ascii="华文中宋" w:eastAsia="华文中宋" w:hAnsi="华文中宋" w:hint="eastAsia"/>
+              </w:rPr>
+              <w:t>sum.matrix</w:t>
+            </w:r>
+            <w:proofErr w:type="spellEnd"/>
+            <w:r>
+              <w:rPr>
+                <w:rFonts w:ascii="华文中宋" w:eastAsia="华文中宋" w:hAnsi="华文中宋" w:hint="eastAsia"/>
+              </w:rPr>
+              <w:t xml:space="preserve"> [</w:t>
+            </w:r>
+            <w:proofErr w:type="spellStart"/>
+            <w:r>
+              <w:rPr>
+                <w:rFonts w:ascii="华文中宋" w:eastAsia="华文中宋" w:hAnsi="华文中宋" w:hint="eastAsia"/>
+              </w:rPr>
+              <w:t>i</w:t>
+            </w:r>
+            <w:proofErr w:type="spellEnd"/>
+            <w:r>
+              <w:rPr>
+                <w:rFonts w:ascii="华文中宋" w:eastAsia="华文中宋" w:hAnsi="华文中宋" w:hint="eastAsia"/>
+              </w:rPr>
+              <w:t>][j]+=mat1.matrix[</w:t>
+            </w:r>
+            <w:proofErr w:type="spellStart"/>
+            <w:r>
+              <w:rPr>
+                <w:rFonts w:ascii="华文中宋" w:eastAsia="华文中宋" w:hAnsi="华文中宋" w:hint="eastAsia"/>
+              </w:rPr>
+              <w:t>i</w:t>
+            </w:r>
+            <w:proofErr w:type="spellEnd"/>
+            <w:r>
+              <w:rPr>
+                <w:rFonts w:ascii="华文中宋" w:eastAsia="华文中宋" w:hAnsi="华文中宋" w:hint="eastAsia"/>
+              </w:rPr>
+              <w:t>][k]*mat2.matrix[k][j];</w:t>
+            </w:r>
+          </w:p>
+          <w:p>
+            <w:pPr>
+              <w:rPr>
+                <w:rFonts w:ascii="华文中宋" w:eastAsia="华文中宋" w:hAnsi="华文中宋" w:hint="eastAsia"/>
+              </w:rPr>
+            </w:pPr>
+            <w:r>
+              <w:rPr>
+                <w:rFonts w:ascii="华文中宋" w:eastAsia="华文中宋" w:hAnsi="华文中宋" w:hint="eastAsia"/>
+              </w:rPr>
+              <w:tab/>
+            </w:r>
+            <w:r>
+              <w:rPr>
+                <w:rFonts w:ascii="华文中宋" w:eastAsia="华文中宋" w:hAnsi="华文中宋" w:hint="eastAsia"/>
+              </w:rPr>
+              <w:tab/>
+            </w:r>
+            <w:r>
+              <w:rPr>
+                <w:rFonts w:ascii="华文中宋" w:eastAsia="华文中宋" w:hAnsi="华文中宋" w:hint="eastAsia"/>
+              </w:rPr>
+              <w:tab/>
+              <w:t>}</w:t>
+            </w:r>
+          </w:p>
+          <w:p>
+            <w:pPr>
+              <w:rPr>
+                <w:rFonts w:ascii="华文中宋" w:eastAsia="华文中宋" w:hAnsi="华文中宋" w:hint="eastAsia"/>
+              </w:rPr>
+            </w:pPr>
+            <w:r>
+              <w:rPr>
+                <w:rFonts w:ascii="华文中宋" w:eastAsia="华文中宋" w:hAnsi="华文中宋" w:hint="eastAsia"/>
+              </w:rPr>
+              <w:tab/>
+            </w:r>
+            <w:r>
+              <w:rPr>
+                <w:rFonts w:ascii="华文中宋" w:eastAsia="华文中宋" w:hAnsi="华文中宋" w:hint="eastAsia"/>
+              </w:rPr>
+              <w:tab/>
+              <w:t>}</w:t>
+            </w:r>
+          </w:p>
+          <w:p>
+            <w:pPr>
+              <w:rPr>
+                <w:rFonts w:ascii="华文中宋" w:eastAsia="华文中宋" w:hAnsi="华文中宋" w:hint="eastAsia"/>
+              </w:rPr>
+            </w:pPr>
+            <w:r>
+              <w:rPr>
+                <w:rFonts w:ascii="华文中宋" w:eastAsia="华文中宋" w:hAnsi="华文中宋" w:hint="eastAsia"/>
+              </w:rPr>
+              <w:tab/>
+              <w:t>}</w:t>
+            </w:r>
+          </w:p>
+          <w:p>
+            <w:pPr>
+              <w:rPr>
+                <w:rFonts w:ascii="华文中宋" w:eastAsia="华文中宋" w:hAnsi="华文中宋" w:hint="eastAsia"/>
+              </w:rPr>
+            </w:pPr>
+            <w:r>
+              <w:rPr>
+                <w:rFonts w:ascii="华文中宋" w:eastAsia="华文中宋" w:hAnsi="华文中宋" w:hint="eastAsia"/>
+              </w:rPr>
+              <w:tab/>
+              <w:t>return sum;</w:t>
+            </w:r>
+          </w:p>
+          <w:p>
+            <w:pPr>
+              <w:rPr>
+                <w:rFonts w:ascii="华文中宋" w:eastAsia="华文中宋" w:hAnsi="华文中宋" w:hint="eastAsia"/>
+              </w:rPr>
+            </w:pPr>
+            <w:r>
+              <w:rPr>
+                <w:rFonts w:ascii="华文中宋" w:eastAsia="华文中宋" w:hAnsi="华文中宋" w:hint="eastAsia"/>
+              </w:rPr>
+              <w:t>}</w:t>
+            </w:r>
+          </w:p>
+          <w:p>
+            <w:pPr>
+              <w:rPr>
+                <w:rFonts w:ascii="华文中宋" w:eastAsia="华文中宋" w:hAnsi="华文中宋" w:hint="eastAsia"/>
+              </w:rPr>
+            </w:pPr>
+          </w:p>
+          <w:p>
+            <w:pPr>
+              <w:rPr>
+                <w:rFonts w:ascii="华文中宋" w:eastAsia="华文中宋" w:hAnsi="华文中宋" w:hint="eastAsia"/>
+              </w:rPr>
+            </w:pPr>
+            <w:r>
+              <w:rPr>
+                <w:rFonts w:ascii="华文中宋" w:eastAsia="华文中宋" w:hAnsi="华文中宋" w:hint="eastAsia"/>
+              </w:rPr>
+              <w:t xml:space="preserve">struct myRender_vector_4 Matrix3D_muilti(struct Matrix3D </w:t>
+            </w:r>
+            <w:proofErr w:type="spellStart"/>
+            <w:r>
+              <w:rPr>
+                <w:rFonts w:ascii="华文中宋" w:eastAsia="华文中宋" w:hAnsi="华文中宋" w:hint="eastAsia"/>
+              </w:rPr>
+              <w:t>mat,struct</w:t>
+            </w:r>
+            <w:proofErr w:type="spellEnd"/>
+            <w:r>
+              <w:rPr>
+                <w:rFonts w:ascii="华文中宋" w:eastAsia="华文中宋" w:hAnsi="华文中宋" w:hint="eastAsia"/>
+              </w:rPr>
+              <w:t xml:space="preserve"> myRender_vector_4 vector )</w:t>
+            </w:r>
+          </w:p>
+          <w:p>
+            <w:pPr>
+              <w:rPr>
+                <w:rFonts w:ascii="华文中宋" w:eastAsia="华文中宋" w:hAnsi="华文中宋" w:hint="eastAsia"/>
+              </w:rPr>
+            </w:pPr>
+            <w:r>
+              <w:rPr>
+                <w:rFonts w:ascii="华文中宋" w:eastAsia="华文中宋" w:hAnsi="华文中宋" w:hint="eastAsia"/>
+              </w:rPr>
+              <w:t>{</w:t>
+            </w:r>
+          </w:p>
+          <w:p>
+            <w:pPr>
+              <w:rPr>
+                <w:rFonts w:ascii="华文中宋" w:eastAsia="华文中宋" w:hAnsi="华文中宋" w:hint="eastAsia"/>
+              </w:rPr>
+            </w:pPr>
+            <w:r>
+              <w:rPr>
+                <w:rFonts w:ascii="华文中宋" w:eastAsia="华文中宋" w:hAnsi="华文中宋" w:hint="eastAsia"/>
+              </w:rPr>
+              <w:tab/>
+              <w:t>struct myRender_vector_4 sum;</w:t>
+            </w:r>
+          </w:p>
+          <w:p>
+            <w:pPr>
+              <w:rPr>
+                <w:rFonts w:ascii="华文中宋" w:eastAsia="华文中宋" w:hAnsi="华文中宋" w:hint="eastAsia"/>
+              </w:rPr>
+            </w:pPr>
+            <w:r>
+              <w:rPr>
+                <w:rFonts w:ascii="华文中宋" w:eastAsia="华文中宋" w:hAnsi="华文中宋" w:hint="eastAsia"/>
+              </w:rPr>
+              <w:tab/>
+            </w:r>
+            <w:proofErr w:type="spellStart"/>
+            <w:r>
+              <w:rPr>
+                <w:rFonts w:ascii="华文中宋" w:eastAsia="华文中宋" w:hAnsi="华文中宋" w:hint="eastAsia"/>
+              </w:rPr>
+              <w:t>sum.color</w:t>
+            </w:r>
+            <w:proofErr w:type="spellEnd"/>
+            <w:r>
+              <w:rPr>
+                <w:rFonts w:ascii="华文中宋" w:eastAsia="华文中宋" w:hAnsi="华文中宋" w:hint="eastAsia"/>
+              </w:rPr>
+              <w:t xml:space="preserve"> = </w:t>
+            </w:r>
+            <w:proofErr w:type="spellStart"/>
+            <w:r>
+              <w:rPr>
+                <w:rFonts w:ascii="华文中宋" w:eastAsia="华文中宋" w:hAnsi="华文中宋" w:hint="eastAsia"/>
+              </w:rPr>
+              <w:t>vector.color</w:t>
+            </w:r>
+            <w:proofErr w:type="spellEnd"/>
+            <w:r>
+              <w:rPr>
+                <w:rFonts w:ascii="华文中宋" w:eastAsia="华文中宋" w:hAnsi="华文中宋" w:hint="eastAsia"/>
+              </w:rPr>
+              <w:t>;</w:t>
+            </w:r>
+          </w:p>
+          <w:p>
+            <w:pPr>
+              <w:rPr>
+                <w:rFonts w:ascii="华文中宋" w:eastAsia="华文中宋" w:hAnsi="华文中宋" w:hint="eastAsia"/>
+              </w:rPr>
+            </w:pPr>
+            <w:r>
+              <w:rPr>
+                <w:rFonts w:ascii="华文中宋" w:eastAsia="华文中宋" w:hAnsi="华文中宋" w:hint="eastAsia"/>
+              </w:rPr>
+              <w:tab/>
+              <w:t xml:space="preserve">for (int </w:t>
+            </w:r>
+            <w:proofErr w:type="spellStart"/>
+            <w:r>
+              <w:rPr>
+                <w:rFonts w:ascii="华文中宋" w:eastAsia="华文中宋" w:hAnsi="华文中宋" w:hint="eastAsia"/>
+              </w:rPr>
+              <w:t>i</w:t>
+            </w:r>
+            <w:proofErr w:type="spellEnd"/>
+            <w:r>
+              <w:rPr>
+                <w:rFonts w:ascii="华文中宋" w:eastAsia="华文中宋" w:hAnsi="华文中宋" w:hint="eastAsia"/>
+              </w:rPr>
+              <w:t xml:space="preserve"> = 0; </w:t>
+            </w:r>
+            <w:proofErr w:type="spellStart"/>
+            <w:r>
+              <w:rPr>
+                <w:rFonts w:ascii="华文中宋" w:eastAsia="华文中宋" w:hAnsi="华文中宋" w:hint="eastAsia"/>
+              </w:rPr>
+              <w:t>i</w:t>
+            </w:r>
+            <w:proofErr w:type="spellEnd"/>
+            <w:r>
+              <w:rPr>
+                <w:rFonts w:ascii="华文中宋" w:eastAsia="华文中宋" w:hAnsi="华文中宋" w:hint="eastAsia"/>
+              </w:rPr>
+              <w:t xml:space="preserve"> &lt;4 ; </w:t>
+            </w:r>
+            <w:proofErr w:type="spellStart"/>
+            <w:r>
+              <w:rPr>
+                <w:rFonts w:ascii="华文中宋" w:eastAsia="华文中宋" w:hAnsi="华文中宋" w:hint="eastAsia"/>
+              </w:rPr>
+              <w:t>i</w:t>
+            </w:r>
+            <w:proofErr w:type="spellEnd"/>
+            <w:r>
+              <w:rPr>
+                <w:rFonts w:ascii="华文中宋" w:eastAsia="华文中宋" w:hAnsi="华文中宋" w:hint="eastAsia"/>
+              </w:rPr>
+              <w:t>++)</w:t>
+            </w:r>
+          </w:p>
+          <w:p>
+            <w:pPr>
+              <w:rPr>
+                <w:rFonts w:ascii="华文中宋" w:eastAsia="华文中宋" w:hAnsi="华文中宋" w:hint="eastAsia"/>
+              </w:rPr>
+            </w:pPr>
+            <w:r>
+              <w:rPr>
+                <w:rFonts w:ascii="华文中宋" w:eastAsia="华文中宋" w:hAnsi="华文中宋" w:hint="eastAsia"/>
+              </w:rPr>
+              <w:tab/>
+              <w:t>{</w:t>
+            </w:r>
+          </w:p>
+          <w:p>
+            <w:pPr>
+              <w:rPr>
+                <w:rFonts w:ascii="华文中宋" w:eastAsia="华文中宋" w:hAnsi="华文中宋" w:hint="eastAsia"/>
+              </w:rPr>
+            </w:pPr>
+            <w:r>
+              <w:rPr>
+                <w:rFonts w:ascii="华文中宋" w:eastAsia="华文中宋" w:hAnsi="华文中宋" w:hint="eastAsia"/>
+              </w:rPr>
+              <w:tab/>
+            </w:r>
+            <w:r>
+              <w:rPr>
+                <w:rFonts w:ascii="华文中宋" w:eastAsia="华文中宋" w:hAnsi="华文中宋" w:hint="eastAsia"/>
+              </w:rPr>
+              <w:tab/>
+              <w:t xml:space="preserve">for (int j = 0; j &lt; 4; </w:t>
+            </w:r>
+            <w:proofErr w:type="spellStart"/>
+            <w:r>
+              <w:rPr>
+                <w:rFonts w:ascii="华文中宋" w:eastAsia="华文中宋" w:hAnsi="华文中宋" w:hint="eastAsia"/>
+              </w:rPr>
+              <w:t>j++</w:t>
+            </w:r>
+            <w:proofErr w:type="spellEnd"/>
+            <w:r>
+              <w:rPr>
+                <w:rFonts w:ascii="华文中宋" w:eastAsia="华文中宋" w:hAnsi="华文中宋" w:hint="eastAsia"/>
+              </w:rPr>
+              <w:t>)</w:t>
+            </w:r>
+          </w:p>
+          <w:p>
+            <w:pPr>
+              <w:rPr>
+                <w:rFonts w:ascii="华文中宋" w:eastAsia="华文中宋" w:hAnsi="华文中宋" w:hint="eastAsia"/>
+              </w:rPr>
+            </w:pPr>
+            <w:r>
+              <w:rPr>
+                <w:rFonts w:ascii="华文中宋" w:eastAsia="华文中宋" w:hAnsi="华文中宋" w:hint="eastAsia"/>
+              </w:rPr>
+              <w:tab/>
+            </w:r>
+            <w:r>
+              <w:rPr>
+                <w:rFonts w:ascii="华文中宋" w:eastAsia="华文中宋" w:hAnsi="华文中宋" w:hint="eastAsia"/>
+              </w:rPr>
+              <w:tab/>
+              <w:t>{</w:t>
+            </w:r>
+          </w:p>
+          <w:p>
+            <w:pPr>
+              <w:rPr>
+                <w:rFonts w:ascii="华文中宋" w:eastAsia="华文中宋" w:hAnsi="华文中宋" w:hint="eastAsia"/>
+              </w:rPr>
+            </w:pPr>
+            <w:r>
+              <w:rPr>
+                <w:rFonts w:ascii="华文中宋" w:eastAsia="华文中宋" w:hAnsi="华文中宋" w:hint="eastAsia"/>
+              </w:rPr>
+              <w:tab/>
+            </w:r>
+            <w:r>
+              <w:rPr>
+                <w:rFonts w:ascii="华文中宋" w:eastAsia="华文中宋" w:hAnsi="华文中宋" w:hint="eastAsia"/>
+              </w:rPr>
+              <w:tab/>
+            </w:r>
+            <w:r>
+              <w:rPr>
+                <w:rFonts w:ascii="华文中宋" w:eastAsia="华文中宋" w:hAnsi="华文中宋" w:hint="eastAsia"/>
+              </w:rPr>
+              <w:tab/>
+            </w:r>
+            <w:proofErr w:type="spellStart"/>
+            <w:r>
+              <w:rPr>
+                <w:rFonts w:ascii="华文中宋" w:eastAsia="华文中宋" w:hAnsi="华文中宋" w:hint="eastAsia"/>
+              </w:rPr>
+              <w:t>sum.position</w:t>
+            </w:r>
+            <w:proofErr w:type="spellEnd"/>
+            <w:r>
+              <w:rPr>
+                <w:rFonts w:ascii="华文中宋" w:eastAsia="华文中宋" w:hAnsi="华文中宋" w:hint="eastAsia"/>
+              </w:rPr>
+              <w:t>[</w:t>
+            </w:r>
+            <w:proofErr w:type="spellStart"/>
+            <w:r>
+              <w:rPr>
+                <w:rFonts w:ascii="华文中宋" w:eastAsia="华文中宋" w:hAnsi="华文中宋" w:hint="eastAsia"/>
+              </w:rPr>
+              <w:t>i</w:t>
+            </w:r>
+            <w:proofErr w:type="spellEnd"/>
+            <w:r>
+              <w:rPr>
+                <w:rFonts w:ascii="华文中宋" w:eastAsia="华文中宋" w:hAnsi="华文中宋" w:hint="eastAsia"/>
+              </w:rPr>
+              <w:t xml:space="preserve">] += </w:t>
+            </w:r>
+            <w:proofErr w:type="spellStart"/>
+            <w:r>
+              <w:rPr>
+                <w:rFonts w:ascii="华文中宋" w:eastAsia="华文中宋" w:hAnsi="华文中宋" w:hint="eastAsia"/>
+              </w:rPr>
+              <w:t>mat.matrix</w:t>
+            </w:r>
+            <w:proofErr w:type="spellEnd"/>
+            <w:r>
+              <w:rPr>
+                <w:rFonts w:ascii="华文中宋" w:eastAsia="华文中宋" w:hAnsi="华文中宋" w:hint="eastAsia"/>
+              </w:rPr>
+              <w:t>[</w:t>
+            </w:r>
+            <w:proofErr w:type="spellStart"/>
+            <w:r>
+              <w:rPr>
+                <w:rFonts w:ascii="华文中宋" w:eastAsia="华文中宋" w:hAnsi="华文中宋" w:hint="eastAsia"/>
+              </w:rPr>
+              <w:t>i</w:t>
+            </w:r>
+            <w:proofErr w:type="spellEnd"/>
+            <w:r>
+              <w:rPr>
+                <w:rFonts w:ascii="华文中宋" w:eastAsia="华文中宋" w:hAnsi="华文中宋" w:hint="eastAsia"/>
+              </w:rPr>
+              <w:t xml:space="preserve">][j] * </w:t>
+            </w:r>
+            <w:proofErr w:type="spellStart"/>
+            <w:r>
+              <w:rPr>
+                <w:rFonts w:ascii="华文中宋" w:eastAsia="华文中宋" w:hAnsi="华文中宋" w:hint="eastAsia"/>
+              </w:rPr>
+              <w:t>vector.position</w:t>
+            </w:r>
+            <w:proofErr w:type="spellEnd"/>
+            <w:r>
+              <w:rPr>
+                <w:rFonts w:ascii="华文中宋" w:eastAsia="华文中宋" w:hAnsi="华文中宋" w:hint="eastAsia"/>
+              </w:rPr>
+              <w:t>[j];</w:t>
+            </w:r>
+          </w:p>
+          <w:p>
+            <w:pPr>
+              <w:rPr>
+                <w:rFonts w:ascii="华文中宋" w:eastAsia="华文中宋" w:hAnsi="华文中宋" w:hint="eastAsia"/>
+              </w:rPr>
+            </w:pPr>
+            <w:r>
+              <w:rPr>
+                <w:rFonts w:ascii="华文中宋" w:eastAsia="华文中宋" w:hAnsi="华文中宋" w:hint="eastAsia"/>
+              </w:rPr>
+              <w:tab/>
+            </w:r>
+            <w:r>
+              <w:rPr>
+                <w:rFonts w:ascii="华文中宋" w:eastAsia="华文中宋" w:hAnsi="华文中宋" w:hint="eastAsia"/>
+              </w:rPr>
+              <w:tab/>
+              <w:t>}</w:t>
+            </w:r>
+          </w:p>
+          <w:p>
+            <w:pPr>
+              <w:rPr>
+                <w:rFonts w:ascii="华文中宋" w:eastAsia="华文中宋" w:hAnsi="华文中宋" w:hint="eastAsia"/>
+              </w:rPr>
+            </w:pPr>
+            <w:r>
+              <w:rPr>
+                <w:rFonts w:ascii="华文中宋" w:eastAsia="华文中宋" w:hAnsi="华文中宋" w:hint="eastAsia"/>
+              </w:rPr>
+              <w:tab/>
+              <w:t>}</w:t>
+            </w:r>
+          </w:p>
+          <w:p>
+            <w:pPr>
+              <w:rPr>
+                <w:rFonts w:ascii="华文中宋" w:eastAsia="华文中宋" w:hAnsi="华文中宋" w:hint="eastAsia"/>
+              </w:rPr>
+            </w:pPr>
+            <w:r>
+              <w:rPr>
+                <w:rFonts w:ascii="华文中宋" w:eastAsia="华文中宋" w:hAnsi="华文中宋" w:hint="eastAsia"/>
+              </w:rPr>
+              <w:tab/>
+              <w:t>return sum;</w:t>
+            </w:r>
+          </w:p>
+          <w:p>
+            <w:pPr>
+              <w:rPr>
+                <w:rFonts w:ascii="华文中宋" w:eastAsia="华文中宋" w:hAnsi="华文中宋" w:hint="eastAsia"/>
+              </w:rPr>
+            </w:pPr>
+            <w:r>
+              <w:rPr>
+                <w:rFonts w:ascii="华文中宋" w:eastAsia="华文中宋" w:hAnsi="华文中宋" w:hint="eastAsia"/>
+              </w:rPr>
+              <w:lastRenderedPageBreak/>
+              <w:t>}</w:t>
+            </w:r>
+          </w:p>
+          <w:p>
+            <w:pPr>
+              <w:rPr>
+                <w:rFonts w:ascii="华文中宋" w:eastAsia="华文中宋" w:hAnsi="华文中宋" w:hint="eastAsia"/>
+              </w:rPr>
+            </w:pPr>
+          </w:p>
+        </w:tc>
+      </w:tr>
+    </w:tbl>
+    <w:p>
+      <w:pPr>
+        <w:rPr>
+          <w:rFonts w:ascii="华文中宋" w:eastAsia="华文中宋" w:hAnsi="华文中宋" w:hint="eastAsia"/>
+        </w:rPr>
+      </w:pPr>
+    </w:p>
+    <w:p>
+      <w:pPr>
+        <w:rPr>
+          <w:rFonts w:ascii="华文中宋" w:eastAsia="华文中宋" w:hAnsi="华文中宋"/>
+        </w:rPr>
+      </w:pPr>
+      <w:r>
+        <w:rPr>
+          <w:rFonts w:ascii="华文中宋" w:eastAsia="华文中宋" w:hAnsi="华文中宋" w:hint="eastAsia"/>
+        </w:rPr>
+        <w:t>想通了就没我想的那么难了，然后修改了一下返回值类型</w:t>
+      </w:r>
+    </w:p>
+    <w:tbl>
+      <w:tblPr>
+        <w:tblStyle w:val="af5"/>
+        <w:tblW w:w="0" w:type="auto"/>
+        <w:tblLook w:val="04A0" w:firstRow="1" w:lastRow="0" w:firstColumn="1" w:lastColumn="0" w:noHBand="0" w:noVBand="1"/>
+      </w:tblPr>
+      <w:tblGrid>
+        <w:gridCol w:w="8296"/>
+      </w:tblGrid>
+      <w:tr>
+        <w:tc>
+          <w:tcPr>
+            <w:tcW w:w="8296" w:type="dxa"/>
+          </w:tcPr>
+          <w:p>
+            <w:pPr>
+              <w:rPr>
+                <w:rFonts w:ascii="华文中宋" w:eastAsia="华文中宋" w:hAnsi="华文中宋" w:hint="eastAsia"/>
+              </w:rPr>
+            </w:pPr>
+          </w:p>
+          <w:p>
+            <w:pPr>
+              <w:rPr>
+                <w:rFonts w:ascii="华文中宋" w:eastAsia="华文中宋" w:hAnsi="华文中宋" w:hint="eastAsia"/>
+              </w:rPr>
+            </w:pPr>
+            <w:r>
+              <w:rPr>
+                <w:rFonts w:ascii="华文中宋" w:eastAsia="华文中宋" w:hAnsi="华文中宋" w:hint="eastAsia"/>
+              </w:rPr>
+              <w:t xml:space="preserve">void </w:t>
+            </w:r>
+            <w:proofErr w:type="spellStart"/>
+            <w:r>
+              <w:rPr>
+                <w:rFonts w:ascii="华文中宋" w:eastAsia="华文中宋" w:hAnsi="华文中宋" w:hint="eastAsia"/>
+              </w:rPr>
+              <w:t>MVP_trans</w:t>
+            </w:r>
+            <w:proofErr w:type="spellEnd"/>
+            <w:r>
+              <w:rPr>
+                <w:rFonts w:ascii="华文中宋" w:eastAsia="华文中宋" w:hAnsi="华文中宋" w:hint="eastAsia"/>
+              </w:rPr>
+              <w:t xml:space="preserve">(struct </w:t>
+            </w:r>
+            <w:proofErr w:type="spellStart"/>
+            <w:r>
+              <w:rPr>
+                <w:rFonts w:ascii="华文中宋" w:eastAsia="华文中宋" w:hAnsi="华文中宋" w:hint="eastAsia"/>
+              </w:rPr>
+              <w:t>camera_set</w:t>
+            </w:r>
+            <w:proofErr w:type="spellEnd"/>
+            <w:r>
+              <w:rPr>
+                <w:rFonts w:ascii="华文中宋" w:eastAsia="华文中宋" w:hAnsi="华文中宋" w:hint="eastAsia"/>
+              </w:rPr>
+              <w:t xml:space="preserve"> camera, struct myRender_vector_4&amp; vector, struct </w:t>
+            </w:r>
+            <w:proofErr w:type="spellStart"/>
+            <w:r>
+              <w:rPr>
+                <w:rFonts w:ascii="华文中宋" w:eastAsia="华文中宋" w:hAnsi="华文中宋" w:hint="eastAsia"/>
+              </w:rPr>
+              <w:t>viewing_frustum_Prespective</w:t>
+            </w:r>
+            <w:proofErr w:type="spellEnd"/>
+            <w:r>
+              <w:rPr>
+                <w:rFonts w:ascii="华文中宋" w:eastAsia="华文中宋" w:hAnsi="华文中宋" w:hint="eastAsia"/>
+              </w:rPr>
+              <w:t xml:space="preserve"> </w:t>
+            </w:r>
+            <w:proofErr w:type="spellStart"/>
+            <w:r>
+              <w:rPr>
+                <w:rFonts w:ascii="华文中宋" w:eastAsia="华文中宋" w:hAnsi="华文中宋" w:hint="eastAsia"/>
+              </w:rPr>
+              <w:t>myFrustum</w:t>
+            </w:r>
+            <w:proofErr w:type="spellEnd"/>
+            <w:r>
+              <w:rPr>
+                <w:rFonts w:ascii="华文中宋" w:eastAsia="华文中宋" w:hAnsi="华文中宋" w:hint="eastAsia"/>
+              </w:rPr>
+              <w:t>)</w:t>
+            </w:r>
+          </w:p>
+          <w:p>
+            <w:pPr>
+              <w:rPr>
+                <w:rFonts w:ascii="华文中宋" w:eastAsia="华文中宋" w:hAnsi="华文中宋" w:hint="eastAsia"/>
+              </w:rPr>
+            </w:pPr>
+            <w:r>
+              <w:rPr>
+                <w:rFonts w:ascii="华文中宋" w:eastAsia="华文中宋" w:hAnsi="华文中宋" w:hint="eastAsia"/>
+              </w:rPr>
+              <w:t>{</w:t>
+            </w:r>
+          </w:p>
+          <w:p>
+            <w:pPr>
+              <w:rPr>
+                <w:rFonts w:ascii="华文中宋" w:eastAsia="华文中宋" w:hAnsi="华文中宋" w:hint="eastAsia"/>
+              </w:rPr>
+            </w:pPr>
+            <w:r>
+              <w:rPr>
+                <w:rFonts w:ascii="华文中宋" w:eastAsia="华文中宋" w:hAnsi="华文中宋" w:hint="eastAsia"/>
+              </w:rPr>
+              <w:tab/>
+              <w:t xml:space="preserve">struct Matrix3D </w:t>
+            </w:r>
+            <w:proofErr w:type="spellStart"/>
+            <w:r>
+              <w:rPr>
+                <w:rFonts w:ascii="华文中宋" w:eastAsia="华文中宋" w:hAnsi="华文中宋" w:hint="eastAsia"/>
+              </w:rPr>
+              <w:t>view_matrix</w:t>
+            </w:r>
+            <w:proofErr w:type="spellEnd"/>
+            <w:r>
+              <w:rPr>
+                <w:rFonts w:ascii="华文中宋" w:eastAsia="华文中宋" w:hAnsi="华文中宋" w:hint="eastAsia"/>
+              </w:rPr>
+              <w:t>;</w:t>
+            </w:r>
+          </w:p>
+          <w:p>
+            <w:pPr>
+              <w:rPr>
+                <w:rFonts w:ascii="华文中宋" w:eastAsia="华文中宋" w:hAnsi="华文中宋" w:hint="eastAsia"/>
+              </w:rPr>
+            </w:pPr>
+          </w:p>
+          <w:p>
+            <w:pPr>
+              <w:rPr>
+                <w:rFonts w:ascii="华文中宋" w:eastAsia="华文中宋" w:hAnsi="华文中宋" w:hint="eastAsia"/>
+              </w:rPr>
+            </w:pPr>
+            <w:r>
+              <w:rPr>
+                <w:rFonts w:ascii="华文中宋" w:eastAsia="华文中宋" w:hAnsi="华文中宋" w:hint="eastAsia"/>
+              </w:rPr>
+              <w:tab/>
+              <w:t>struct Matrix3D translation;</w:t>
+            </w:r>
+          </w:p>
+          <w:p>
+            <w:pPr>
+              <w:rPr>
+                <w:rFonts w:ascii="华文中宋" w:eastAsia="华文中宋" w:hAnsi="华文中宋" w:hint="eastAsia"/>
+              </w:rPr>
+            </w:pPr>
+            <w:r>
+              <w:rPr>
+                <w:rFonts w:ascii="华文中宋" w:eastAsia="华文中宋" w:hAnsi="华文中宋" w:hint="eastAsia"/>
+              </w:rPr>
+              <w:tab/>
+              <w:t>struct Matrix3D rotate;</w:t>
+            </w:r>
+          </w:p>
+          <w:p>
+            <w:pPr>
+              <w:rPr>
+                <w:rFonts w:ascii="华文中宋" w:eastAsia="华文中宋" w:hAnsi="华文中宋" w:hint="eastAsia"/>
+              </w:rPr>
+            </w:pPr>
+            <w:r>
+              <w:rPr>
+                <w:rFonts w:ascii="华文中宋" w:eastAsia="华文中宋" w:hAnsi="华文中宋" w:hint="eastAsia"/>
+              </w:rPr>
+              <w:tab/>
+              <w:t xml:space="preserve">struct Matrix3D </w:t>
+            </w:r>
+            <w:proofErr w:type="spellStart"/>
+            <w:r>
+              <w:rPr>
+                <w:rFonts w:ascii="华文中宋" w:eastAsia="华文中宋" w:hAnsi="华文中宋" w:hint="eastAsia"/>
+              </w:rPr>
+              <w:t>prespective</w:t>
+            </w:r>
+            <w:proofErr w:type="spellEnd"/>
+            <w:r>
+              <w:rPr>
+                <w:rFonts w:ascii="华文中宋" w:eastAsia="华文中宋" w:hAnsi="华文中宋" w:hint="eastAsia"/>
+              </w:rPr>
+              <w:t>;</w:t>
+            </w:r>
+          </w:p>
+          <w:p>
+            <w:pPr>
+              <w:rPr>
+                <w:rFonts w:ascii="华文中宋" w:eastAsia="华文中宋" w:hAnsi="华文中宋" w:hint="eastAsia"/>
+              </w:rPr>
+            </w:pPr>
+          </w:p>
+          <w:p>
+            <w:pPr>
+              <w:rPr>
+                <w:rFonts w:ascii="华文中宋" w:eastAsia="华文中宋" w:hAnsi="华文中宋" w:hint="eastAsia"/>
+              </w:rPr>
+            </w:pPr>
+            <w:r>
+              <w:rPr>
+                <w:rFonts w:ascii="华文中宋" w:eastAsia="华文中宋" w:hAnsi="华文中宋" w:hint="eastAsia"/>
+              </w:rPr>
+              <w:tab/>
+              <w:t xml:space="preserve">struct myRender_vector_4 </w:t>
+            </w:r>
+            <w:proofErr w:type="spellStart"/>
+            <w:r>
+              <w:rPr>
+                <w:rFonts w:ascii="华文中宋" w:eastAsia="华文中宋" w:hAnsi="华文中宋" w:hint="eastAsia"/>
+              </w:rPr>
+              <w:t>camera_X_axis</w:t>
+            </w:r>
+            <w:proofErr w:type="spellEnd"/>
+            <w:r>
+              <w:rPr>
+                <w:rFonts w:ascii="华文中宋" w:eastAsia="华文中宋" w:hAnsi="华文中宋" w:hint="eastAsia"/>
+              </w:rPr>
+              <w:t>;</w:t>
+            </w:r>
+          </w:p>
+          <w:p>
+            <w:pPr>
+              <w:rPr>
+                <w:rFonts w:ascii="华文中宋" w:eastAsia="华文中宋" w:hAnsi="华文中宋" w:hint="eastAsia"/>
+              </w:rPr>
+            </w:pPr>
+            <w:r>
+              <w:rPr>
+                <w:rFonts w:ascii="华文中宋" w:eastAsia="华文中宋" w:hAnsi="华文中宋" w:hint="eastAsia"/>
+              </w:rPr>
+              <w:tab/>
+            </w:r>
+          </w:p>
+          <w:p>
+            <w:pPr>
+              <w:rPr>
+                <w:rFonts w:ascii="华文中宋" w:eastAsia="华文中宋" w:hAnsi="华文中宋" w:hint="eastAsia"/>
+              </w:rPr>
+            </w:pPr>
+            <w:r>
+              <w:rPr>
+                <w:rFonts w:ascii="华文中宋" w:eastAsia="华文中宋" w:hAnsi="华文中宋" w:hint="eastAsia"/>
+              </w:rPr>
+              <w:tab/>
+            </w:r>
+            <w:proofErr w:type="spellStart"/>
+            <w:r>
+              <w:rPr>
+                <w:rFonts w:ascii="华文中宋" w:eastAsia="华文中宋" w:hAnsi="华文中宋" w:hint="eastAsia"/>
+              </w:rPr>
+              <w:t>camera_X_axis</w:t>
+            </w:r>
+            <w:proofErr w:type="spellEnd"/>
+            <w:r>
+              <w:rPr>
+                <w:rFonts w:ascii="华文中宋" w:eastAsia="华文中宋" w:hAnsi="华文中宋" w:hint="eastAsia"/>
+              </w:rPr>
+              <w:t xml:space="preserve"> =</w:t>
+            </w:r>
+            <w:r>
+              <w:rPr>
+                <w:rFonts w:ascii="华文中宋" w:eastAsia="华文中宋" w:hAnsi="华文中宋" w:hint="eastAsia"/>
+              </w:rPr>
+              <w:tab/>
+              <w:t>cross_product3D(</w:t>
+            </w:r>
+            <w:proofErr w:type="spellStart"/>
+            <w:r>
+              <w:rPr>
+                <w:rFonts w:ascii="华文中宋" w:eastAsia="华文中宋" w:hAnsi="华文中宋" w:hint="eastAsia"/>
+              </w:rPr>
+              <w:t>camera.lookat</w:t>
+            </w:r>
+            <w:proofErr w:type="spellEnd"/>
+            <w:r>
+              <w:rPr>
+                <w:rFonts w:ascii="华文中宋" w:eastAsia="华文中宋" w:hAnsi="华文中宋" w:hint="eastAsia"/>
+              </w:rPr>
+              <w:t xml:space="preserve">, </w:t>
+            </w:r>
+            <w:proofErr w:type="spellStart"/>
+            <w:r>
+              <w:rPr>
+                <w:rFonts w:ascii="华文中宋" w:eastAsia="华文中宋" w:hAnsi="华文中宋" w:hint="eastAsia"/>
+              </w:rPr>
+              <w:t>camera.up</w:t>
+            </w:r>
+            <w:proofErr w:type="spellEnd"/>
+            <w:r>
+              <w:rPr>
+                <w:rFonts w:ascii="华文中宋" w:eastAsia="华文中宋" w:hAnsi="华文中宋" w:hint="eastAsia"/>
+              </w:rPr>
+              <w:t>);</w:t>
+            </w:r>
+          </w:p>
+          <w:p>
+            <w:pPr>
+              <w:rPr>
+                <w:rFonts w:ascii="华文中宋" w:eastAsia="华文中宋" w:hAnsi="华文中宋" w:hint="eastAsia"/>
+              </w:rPr>
+            </w:pPr>
+          </w:p>
+          <w:p>
+            <w:pPr>
+              <w:rPr>
+                <w:rFonts w:ascii="华文中宋" w:eastAsia="华文中宋" w:hAnsi="华文中宋" w:hint="eastAsia"/>
+              </w:rPr>
+            </w:pPr>
+            <w:r>
+              <w:rPr>
+                <w:rFonts w:ascii="华文中宋" w:eastAsia="华文中宋" w:hAnsi="华文中宋" w:hint="eastAsia"/>
+              </w:rPr>
+              <w:tab/>
+            </w:r>
+            <w:proofErr w:type="spellStart"/>
+            <w:r>
+              <w:rPr>
+                <w:rFonts w:ascii="华文中宋" w:eastAsia="华文中宋" w:hAnsi="华文中宋" w:hint="eastAsia"/>
+              </w:rPr>
+              <w:t>translation.matrix</w:t>
+            </w:r>
+            <w:proofErr w:type="spellEnd"/>
+            <w:r>
+              <w:rPr>
+                <w:rFonts w:ascii="华文中宋" w:eastAsia="华文中宋" w:hAnsi="华文中宋" w:hint="eastAsia"/>
+              </w:rPr>
+              <w:t xml:space="preserve">[0][3] = </w:t>
+            </w:r>
+            <w:proofErr w:type="spellStart"/>
+            <w:r>
+              <w:rPr>
+                <w:rFonts w:ascii="华文中宋" w:eastAsia="华文中宋" w:hAnsi="华文中宋" w:hint="eastAsia"/>
+              </w:rPr>
+              <w:t>camera.position</w:t>
+            </w:r>
+            <w:proofErr w:type="spellEnd"/>
+            <w:r>
+              <w:rPr>
+                <w:rFonts w:ascii="华文中宋" w:eastAsia="华文中宋" w:hAnsi="华文中宋" w:hint="eastAsia"/>
+              </w:rPr>
+              <w:t>[0];</w:t>
+            </w:r>
+          </w:p>
+          <w:p>
+            <w:pPr>
+              <w:rPr>
+                <w:rFonts w:ascii="华文中宋" w:eastAsia="华文中宋" w:hAnsi="华文中宋" w:hint="eastAsia"/>
+              </w:rPr>
+            </w:pPr>
+            <w:r>
+              <w:rPr>
+                <w:rFonts w:ascii="华文中宋" w:eastAsia="华文中宋" w:hAnsi="华文中宋" w:hint="eastAsia"/>
+              </w:rPr>
+              <w:tab/>
+            </w:r>
+            <w:proofErr w:type="spellStart"/>
+            <w:r>
+              <w:rPr>
+                <w:rFonts w:ascii="华文中宋" w:eastAsia="华文中宋" w:hAnsi="华文中宋" w:hint="eastAsia"/>
+              </w:rPr>
+              <w:t>translation.matrix</w:t>
+            </w:r>
+            <w:proofErr w:type="spellEnd"/>
+            <w:r>
+              <w:rPr>
+                <w:rFonts w:ascii="华文中宋" w:eastAsia="华文中宋" w:hAnsi="华文中宋" w:hint="eastAsia"/>
+              </w:rPr>
+              <w:t xml:space="preserve">[1][3] = </w:t>
+            </w:r>
+            <w:proofErr w:type="spellStart"/>
+            <w:r>
+              <w:rPr>
+                <w:rFonts w:ascii="华文中宋" w:eastAsia="华文中宋" w:hAnsi="华文中宋" w:hint="eastAsia"/>
+              </w:rPr>
+              <w:t>camera.position</w:t>
+            </w:r>
+            <w:proofErr w:type="spellEnd"/>
+            <w:r>
+              <w:rPr>
+                <w:rFonts w:ascii="华文中宋" w:eastAsia="华文中宋" w:hAnsi="华文中宋" w:hint="eastAsia"/>
+              </w:rPr>
+              <w:t>[1];</w:t>
+            </w:r>
+          </w:p>
+          <w:p>
+            <w:pPr>
+              <w:rPr>
+                <w:rFonts w:ascii="华文中宋" w:eastAsia="华文中宋" w:hAnsi="华文中宋" w:hint="eastAsia"/>
+              </w:rPr>
+            </w:pPr>
+            <w:r>
+              <w:rPr>
+                <w:rFonts w:ascii="华文中宋" w:eastAsia="华文中宋" w:hAnsi="华文中宋" w:hint="eastAsia"/>
+              </w:rPr>
+              <w:lastRenderedPageBreak/>
+              <w:tab/>
+            </w:r>
+            <w:proofErr w:type="spellStart"/>
+            <w:r>
+              <w:rPr>
+                <w:rFonts w:ascii="华文中宋" w:eastAsia="华文中宋" w:hAnsi="华文中宋" w:hint="eastAsia"/>
+              </w:rPr>
+              <w:t>translation.matrix</w:t>
+            </w:r>
+            <w:proofErr w:type="spellEnd"/>
+            <w:r>
+              <w:rPr>
+                <w:rFonts w:ascii="华文中宋" w:eastAsia="华文中宋" w:hAnsi="华文中宋" w:hint="eastAsia"/>
+              </w:rPr>
+              <w:t xml:space="preserve">[2][3] = </w:t>
+            </w:r>
+            <w:proofErr w:type="spellStart"/>
+            <w:r>
+              <w:rPr>
+                <w:rFonts w:ascii="华文中宋" w:eastAsia="华文中宋" w:hAnsi="华文中宋" w:hint="eastAsia"/>
+              </w:rPr>
+              <w:t>camera.position</w:t>
+            </w:r>
+            <w:proofErr w:type="spellEnd"/>
+            <w:r>
+              <w:rPr>
+                <w:rFonts w:ascii="华文中宋" w:eastAsia="华文中宋" w:hAnsi="华文中宋" w:hint="eastAsia"/>
+              </w:rPr>
+              <w:t>[2];</w:t>
+            </w:r>
+          </w:p>
+          <w:p>
+            <w:pPr>
+              <w:rPr>
+                <w:rFonts w:ascii="华文中宋" w:eastAsia="华文中宋" w:hAnsi="华文中宋" w:hint="eastAsia"/>
+              </w:rPr>
+            </w:pPr>
+            <w:r>
+              <w:rPr>
+                <w:rFonts w:ascii="华文中宋" w:eastAsia="华文中宋" w:hAnsi="华文中宋" w:hint="eastAsia"/>
+              </w:rPr>
+              <w:tab/>
+            </w:r>
+            <w:proofErr w:type="spellStart"/>
+            <w:r>
+              <w:rPr>
+                <w:rFonts w:ascii="华文中宋" w:eastAsia="华文中宋" w:hAnsi="华文中宋" w:hint="eastAsia"/>
+              </w:rPr>
+              <w:t>translation.matrix</w:t>
+            </w:r>
+            <w:proofErr w:type="spellEnd"/>
+            <w:r>
+              <w:rPr>
+                <w:rFonts w:ascii="华文中宋" w:eastAsia="华文中宋" w:hAnsi="华文中宋" w:hint="eastAsia"/>
+              </w:rPr>
+              <w:t>[3][3] = 1;</w:t>
+            </w:r>
+          </w:p>
+          <w:p>
+            <w:pPr>
+              <w:rPr>
+                <w:rFonts w:ascii="华文中宋" w:eastAsia="华文中宋" w:hAnsi="华文中宋" w:hint="eastAsia"/>
+              </w:rPr>
+            </w:pPr>
+          </w:p>
+          <w:p>
+            <w:pPr>
+              <w:rPr>
+                <w:rFonts w:ascii="华文中宋" w:eastAsia="华文中宋" w:hAnsi="华文中宋" w:hint="eastAsia"/>
+              </w:rPr>
+            </w:pPr>
+            <w:r>
+              <w:rPr>
+                <w:rFonts w:ascii="华文中宋" w:eastAsia="华文中宋" w:hAnsi="华文中宋" w:hint="eastAsia"/>
+              </w:rPr>
+              <w:tab/>
+            </w:r>
+          </w:p>
+          <w:p>
+            <w:pPr>
+              <w:rPr>
+                <w:rFonts w:ascii="华文中宋" w:eastAsia="华文中宋" w:hAnsi="华文中宋" w:hint="eastAsia"/>
+              </w:rPr>
+            </w:pPr>
+            <w:r>
+              <w:rPr>
+                <w:rFonts w:ascii="华文中宋" w:eastAsia="华文中宋" w:hAnsi="华文中宋" w:hint="eastAsia"/>
+              </w:rPr>
+              <w:tab/>
+            </w:r>
+            <w:proofErr w:type="spellStart"/>
+            <w:r>
+              <w:rPr>
+                <w:rFonts w:ascii="华文中宋" w:eastAsia="华文中宋" w:hAnsi="华文中宋" w:hint="eastAsia"/>
+              </w:rPr>
+              <w:t>rotate.matrix</w:t>
+            </w:r>
+            <w:proofErr w:type="spellEnd"/>
+            <w:r>
+              <w:rPr>
+                <w:rFonts w:ascii="华文中宋" w:eastAsia="华文中宋" w:hAnsi="华文中宋" w:hint="eastAsia"/>
+              </w:rPr>
+              <w:t xml:space="preserve">[0][0] = </w:t>
+            </w:r>
+            <w:proofErr w:type="spellStart"/>
+            <w:r>
+              <w:rPr>
+                <w:rFonts w:ascii="华文中宋" w:eastAsia="华文中宋" w:hAnsi="华文中宋" w:hint="eastAsia"/>
+              </w:rPr>
+              <w:t>camera_X_axis.position</w:t>
+            </w:r>
+            <w:proofErr w:type="spellEnd"/>
+            <w:r>
+              <w:rPr>
+                <w:rFonts w:ascii="华文中宋" w:eastAsia="华文中宋" w:hAnsi="华文中宋" w:hint="eastAsia"/>
+              </w:rPr>
+              <w:t>[0];</w:t>
+            </w:r>
+          </w:p>
+          <w:p>
+            <w:pPr>
+              <w:rPr>
+                <w:rFonts w:ascii="华文中宋" w:eastAsia="华文中宋" w:hAnsi="华文中宋" w:hint="eastAsia"/>
+              </w:rPr>
+            </w:pPr>
+            <w:r>
+              <w:rPr>
+                <w:rFonts w:ascii="华文中宋" w:eastAsia="华文中宋" w:hAnsi="华文中宋" w:hint="eastAsia"/>
+              </w:rPr>
+              <w:tab/>
+            </w:r>
+            <w:proofErr w:type="spellStart"/>
+            <w:r>
+              <w:rPr>
+                <w:rFonts w:ascii="华文中宋" w:eastAsia="华文中宋" w:hAnsi="华文中宋" w:hint="eastAsia"/>
+              </w:rPr>
+              <w:t>rotate.matrix</w:t>
+            </w:r>
+            <w:proofErr w:type="spellEnd"/>
+            <w:r>
+              <w:rPr>
+                <w:rFonts w:ascii="华文中宋" w:eastAsia="华文中宋" w:hAnsi="华文中宋" w:hint="eastAsia"/>
+              </w:rPr>
+              <w:t xml:space="preserve">[0][1] = </w:t>
+            </w:r>
+            <w:proofErr w:type="spellStart"/>
+            <w:r>
+              <w:rPr>
+                <w:rFonts w:ascii="华文中宋" w:eastAsia="华文中宋" w:hAnsi="华文中宋" w:hint="eastAsia"/>
+              </w:rPr>
+              <w:t>camera_X_axis.position</w:t>
+            </w:r>
+            <w:proofErr w:type="spellEnd"/>
+            <w:r>
+              <w:rPr>
+                <w:rFonts w:ascii="华文中宋" w:eastAsia="华文中宋" w:hAnsi="华文中宋" w:hint="eastAsia"/>
+              </w:rPr>
+              <w:t>[1];</w:t>
+            </w:r>
+          </w:p>
+          <w:p>
+            <w:pPr>
+              <w:rPr>
+                <w:rFonts w:ascii="华文中宋" w:eastAsia="华文中宋" w:hAnsi="华文中宋" w:hint="eastAsia"/>
+              </w:rPr>
+            </w:pPr>
+            <w:r>
+              <w:rPr>
+                <w:rFonts w:ascii="华文中宋" w:eastAsia="华文中宋" w:hAnsi="华文中宋" w:hint="eastAsia"/>
+              </w:rPr>
+              <w:tab/>
+            </w:r>
+            <w:proofErr w:type="spellStart"/>
+            <w:r>
+              <w:rPr>
+                <w:rFonts w:ascii="华文中宋" w:eastAsia="华文中宋" w:hAnsi="华文中宋" w:hint="eastAsia"/>
+              </w:rPr>
+              <w:t>rotate.matrix</w:t>
+            </w:r>
+            <w:proofErr w:type="spellEnd"/>
+            <w:r>
+              <w:rPr>
+                <w:rFonts w:ascii="华文中宋" w:eastAsia="华文中宋" w:hAnsi="华文中宋" w:hint="eastAsia"/>
+              </w:rPr>
+              <w:t xml:space="preserve">[0][2] = </w:t>
+            </w:r>
+            <w:proofErr w:type="spellStart"/>
+            <w:r>
+              <w:rPr>
+                <w:rFonts w:ascii="华文中宋" w:eastAsia="华文中宋" w:hAnsi="华文中宋" w:hint="eastAsia"/>
+              </w:rPr>
+              <w:t>camera_X_axis.position</w:t>
+            </w:r>
+            <w:proofErr w:type="spellEnd"/>
+            <w:r>
+              <w:rPr>
+                <w:rFonts w:ascii="华文中宋" w:eastAsia="华文中宋" w:hAnsi="华文中宋" w:hint="eastAsia"/>
+              </w:rPr>
+              <w:t>[2];</w:t>
+            </w:r>
+          </w:p>
+          <w:p>
+            <w:pPr>
+              <w:rPr>
+                <w:rFonts w:ascii="华文中宋" w:eastAsia="华文中宋" w:hAnsi="华文中宋" w:hint="eastAsia"/>
+              </w:rPr>
+            </w:pPr>
+            <w:r>
+              <w:rPr>
+                <w:rFonts w:ascii="华文中宋" w:eastAsia="华文中宋" w:hAnsi="华文中宋" w:hint="eastAsia"/>
+              </w:rPr>
+              <w:tab/>
+            </w:r>
+            <w:proofErr w:type="spellStart"/>
+            <w:r>
+              <w:rPr>
+                <w:rFonts w:ascii="华文中宋" w:eastAsia="华文中宋" w:hAnsi="华文中宋" w:hint="eastAsia"/>
+              </w:rPr>
+              <w:t>rotate.matrix</w:t>
+            </w:r>
+            <w:proofErr w:type="spellEnd"/>
+            <w:r>
+              <w:rPr>
+                <w:rFonts w:ascii="华文中宋" w:eastAsia="华文中宋" w:hAnsi="华文中宋" w:hint="eastAsia"/>
+              </w:rPr>
+              <w:t>[0][3] = 0;</w:t>
+            </w:r>
+          </w:p>
+          <w:p>
+            <w:pPr>
+              <w:rPr>
+                <w:rFonts w:ascii="华文中宋" w:eastAsia="华文中宋" w:hAnsi="华文中宋" w:hint="eastAsia"/>
+              </w:rPr>
+            </w:pPr>
+          </w:p>
+          <w:p>
+            <w:pPr>
+              <w:rPr>
+                <w:rFonts w:ascii="华文中宋" w:eastAsia="华文中宋" w:hAnsi="华文中宋" w:hint="eastAsia"/>
+              </w:rPr>
+            </w:pPr>
+            <w:r>
+              <w:rPr>
+                <w:rFonts w:ascii="华文中宋" w:eastAsia="华文中宋" w:hAnsi="华文中宋" w:hint="eastAsia"/>
+              </w:rPr>
+              <w:tab/>
+            </w:r>
+            <w:proofErr w:type="spellStart"/>
+            <w:r>
+              <w:rPr>
+                <w:rFonts w:ascii="华文中宋" w:eastAsia="华文中宋" w:hAnsi="华文中宋" w:hint="eastAsia"/>
+              </w:rPr>
+              <w:t>rotate.matrix</w:t>
+            </w:r>
+            <w:proofErr w:type="spellEnd"/>
+            <w:r>
+              <w:rPr>
+                <w:rFonts w:ascii="华文中宋" w:eastAsia="华文中宋" w:hAnsi="华文中宋" w:hint="eastAsia"/>
+              </w:rPr>
+              <w:t xml:space="preserve">[1][0] = </w:t>
+            </w:r>
+            <w:proofErr w:type="spellStart"/>
+            <w:r>
+              <w:rPr>
+                <w:rFonts w:ascii="华文中宋" w:eastAsia="华文中宋" w:hAnsi="华文中宋" w:hint="eastAsia"/>
+              </w:rPr>
+              <w:t>camera.up</w:t>
+            </w:r>
+            <w:proofErr w:type="spellEnd"/>
+            <w:r>
+              <w:rPr>
+                <w:rFonts w:ascii="华文中宋" w:eastAsia="华文中宋" w:hAnsi="华文中宋" w:hint="eastAsia"/>
+              </w:rPr>
+              <w:t>[0];</w:t>
+            </w:r>
+          </w:p>
+          <w:p>
+            <w:pPr>
+              <w:rPr>
+                <w:rFonts w:ascii="华文中宋" w:eastAsia="华文中宋" w:hAnsi="华文中宋" w:hint="eastAsia"/>
+              </w:rPr>
+            </w:pPr>
+            <w:r>
+              <w:rPr>
+                <w:rFonts w:ascii="华文中宋" w:eastAsia="华文中宋" w:hAnsi="华文中宋" w:hint="eastAsia"/>
+              </w:rPr>
+              <w:tab/>
+            </w:r>
+            <w:proofErr w:type="spellStart"/>
+            <w:r>
+              <w:rPr>
+                <w:rFonts w:ascii="华文中宋" w:eastAsia="华文中宋" w:hAnsi="华文中宋" w:hint="eastAsia"/>
+              </w:rPr>
+              <w:t>rotate.matrix</w:t>
+            </w:r>
+            <w:proofErr w:type="spellEnd"/>
+            <w:r>
+              <w:rPr>
+                <w:rFonts w:ascii="华文中宋" w:eastAsia="华文中宋" w:hAnsi="华文中宋" w:hint="eastAsia"/>
+              </w:rPr>
+              <w:t xml:space="preserve">[1][1] = </w:t>
+            </w:r>
+            <w:proofErr w:type="spellStart"/>
+            <w:r>
+              <w:rPr>
+                <w:rFonts w:ascii="华文中宋" w:eastAsia="华文中宋" w:hAnsi="华文中宋" w:hint="eastAsia"/>
+              </w:rPr>
+              <w:t>camera.up</w:t>
+            </w:r>
+            <w:proofErr w:type="spellEnd"/>
+            <w:r>
+              <w:rPr>
+                <w:rFonts w:ascii="华文中宋" w:eastAsia="华文中宋" w:hAnsi="华文中宋" w:hint="eastAsia"/>
+              </w:rPr>
+              <w:t>[1];</w:t>
+            </w:r>
+          </w:p>
+          <w:p>
+            <w:pPr>
+              <w:rPr>
+                <w:rFonts w:ascii="华文中宋" w:eastAsia="华文中宋" w:hAnsi="华文中宋" w:hint="eastAsia"/>
+              </w:rPr>
+            </w:pPr>
+            <w:r>
+              <w:rPr>
+                <w:rFonts w:ascii="华文中宋" w:eastAsia="华文中宋" w:hAnsi="华文中宋" w:hint="eastAsia"/>
+              </w:rPr>
+              <w:tab/>
+            </w:r>
+            <w:proofErr w:type="spellStart"/>
+            <w:r>
+              <w:rPr>
+                <w:rFonts w:ascii="华文中宋" w:eastAsia="华文中宋" w:hAnsi="华文中宋" w:hint="eastAsia"/>
+              </w:rPr>
+              <w:t>rotate.matrix</w:t>
+            </w:r>
+            <w:proofErr w:type="spellEnd"/>
+            <w:r>
+              <w:rPr>
+                <w:rFonts w:ascii="华文中宋" w:eastAsia="华文中宋" w:hAnsi="华文中宋" w:hint="eastAsia"/>
+              </w:rPr>
+              <w:t xml:space="preserve">[1][2] = </w:t>
+            </w:r>
+            <w:proofErr w:type="spellStart"/>
+            <w:r>
+              <w:rPr>
+                <w:rFonts w:ascii="华文中宋" w:eastAsia="华文中宋" w:hAnsi="华文中宋" w:hint="eastAsia"/>
+              </w:rPr>
+              <w:t>camera.up</w:t>
+            </w:r>
+            <w:proofErr w:type="spellEnd"/>
+            <w:r>
+              <w:rPr>
+                <w:rFonts w:ascii="华文中宋" w:eastAsia="华文中宋" w:hAnsi="华文中宋" w:hint="eastAsia"/>
+              </w:rPr>
+              <w:t>[2];</w:t>
+            </w:r>
+          </w:p>
+          <w:p>
+            <w:pPr>
+              <w:rPr>
+                <w:rFonts w:ascii="华文中宋" w:eastAsia="华文中宋" w:hAnsi="华文中宋" w:hint="eastAsia"/>
+              </w:rPr>
+            </w:pPr>
+            <w:r>
+              <w:rPr>
+                <w:rFonts w:ascii="华文中宋" w:eastAsia="华文中宋" w:hAnsi="华文中宋" w:hint="eastAsia"/>
+              </w:rPr>
+              <w:tab/>
+            </w:r>
+            <w:proofErr w:type="spellStart"/>
+            <w:r>
+              <w:rPr>
+                <w:rFonts w:ascii="华文中宋" w:eastAsia="华文中宋" w:hAnsi="华文中宋" w:hint="eastAsia"/>
+              </w:rPr>
+              <w:t>rotate.matrix</w:t>
+            </w:r>
+            <w:proofErr w:type="spellEnd"/>
+            <w:r>
+              <w:rPr>
+                <w:rFonts w:ascii="华文中宋" w:eastAsia="华文中宋" w:hAnsi="华文中宋" w:hint="eastAsia"/>
+              </w:rPr>
+              <w:t>[1][3] = 0;</w:t>
+            </w:r>
+          </w:p>
+          <w:p>
+            <w:pPr>
+              <w:rPr>
+                <w:rFonts w:ascii="华文中宋" w:eastAsia="华文中宋" w:hAnsi="华文中宋" w:hint="eastAsia"/>
+              </w:rPr>
+            </w:pPr>
+          </w:p>
+          <w:p>
+            <w:pPr>
+              <w:rPr>
+                <w:rFonts w:ascii="华文中宋" w:eastAsia="华文中宋" w:hAnsi="华文中宋" w:hint="eastAsia"/>
+              </w:rPr>
+            </w:pPr>
+            <w:r>
+              <w:rPr>
+                <w:rFonts w:ascii="华文中宋" w:eastAsia="华文中宋" w:hAnsi="华文中宋" w:hint="eastAsia"/>
+              </w:rPr>
+              <w:tab/>
+            </w:r>
+            <w:proofErr w:type="spellStart"/>
+            <w:r>
+              <w:rPr>
+                <w:rFonts w:ascii="华文中宋" w:eastAsia="华文中宋" w:hAnsi="华文中宋" w:hint="eastAsia"/>
+              </w:rPr>
+              <w:t>rotate.matrix</w:t>
+            </w:r>
+            <w:proofErr w:type="spellEnd"/>
+            <w:r>
+              <w:rPr>
+                <w:rFonts w:ascii="华文中宋" w:eastAsia="华文中宋" w:hAnsi="华文中宋" w:hint="eastAsia"/>
+              </w:rPr>
+              <w:t xml:space="preserve">[2][0] = </w:t>
+            </w:r>
+            <w:proofErr w:type="spellStart"/>
+            <w:r>
+              <w:rPr>
+                <w:rFonts w:ascii="华文中宋" w:eastAsia="华文中宋" w:hAnsi="华文中宋" w:hint="eastAsia"/>
+              </w:rPr>
+              <w:t>camera.lookat</w:t>
+            </w:r>
+            <w:proofErr w:type="spellEnd"/>
+            <w:r>
+              <w:rPr>
+                <w:rFonts w:ascii="华文中宋" w:eastAsia="华文中宋" w:hAnsi="华文中宋" w:hint="eastAsia"/>
+              </w:rPr>
+              <w:t>[0];</w:t>
+            </w:r>
+          </w:p>
+          <w:p>
+            <w:pPr>
+              <w:rPr>
+                <w:rFonts w:ascii="华文中宋" w:eastAsia="华文中宋" w:hAnsi="华文中宋" w:hint="eastAsia"/>
+              </w:rPr>
+            </w:pPr>
+            <w:r>
+              <w:rPr>
+                <w:rFonts w:ascii="华文中宋" w:eastAsia="华文中宋" w:hAnsi="华文中宋" w:hint="eastAsia"/>
+              </w:rPr>
+              <w:tab/>
+            </w:r>
+            <w:proofErr w:type="spellStart"/>
+            <w:r>
+              <w:rPr>
+                <w:rFonts w:ascii="华文中宋" w:eastAsia="华文中宋" w:hAnsi="华文中宋" w:hint="eastAsia"/>
+              </w:rPr>
+              <w:t>rotate.matrix</w:t>
+            </w:r>
+            <w:proofErr w:type="spellEnd"/>
+            <w:r>
+              <w:rPr>
+                <w:rFonts w:ascii="华文中宋" w:eastAsia="华文中宋" w:hAnsi="华文中宋" w:hint="eastAsia"/>
+              </w:rPr>
+              <w:t xml:space="preserve">[2][1] = </w:t>
+            </w:r>
+            <w:proofErr w:type="spellStart"/>
+            <w:r>
+              <w:rPr>
+                <w:rFonts w:ascii="华文中宋" w:eastAsia="华文中宋" w:hAnsi="华文中宋" w:hint="eastAsia"/>
+              </w:rPr>
+              <w:t>camera.lookat</w:t>
+            </w:r>
+            <w:proofErr w:type="spellEnd"/>
+            <w:r>
+              <w:rPr>
+                <w:rFonts w:ascii="华文中宋" w:eastAsia="华文中宋" w:hAnsi="华文中宋" w:hint="eastAsia"/>
+              </w:rPr>
+              <w:t>[1];</w:t>
+            </w:r>
+          </w:p>
+          <w:p>
+            <w:pPr>
+              <w:rPr>
+                <w:rFonts w:ascii="华文中宋" w:eastAsia="华文中宋" w:hAnsi="华文中宋" w:hint="eastAsia"/>
+              </w:rPr>
+            </w:pPr>
+            <w:r>
+              <w:rPr>
+                <w:rFonts w:ascii="华文中宋" w:eastAsia="华文中宋" w:hAnsi="华文中宋" w:hint="eastAsia"/>
+              </w:rPr>
+              <w:tab/>
+            </w:r>
+            <w:proofErr w:type="spellStart"/>
+            <w:r>
+              <w:rPr>
+                <w:rFonts w:ascii="华文中宋" w:eastAsia="华文中宋" w:hAnsi="华文中宋" w:hint="eastAsia"/>
+              </w:rPr>
+              <w:t>rotate.matrix</w:t>
+            </w:r>
+            <w:proofErr w:type="spellEnd"/>
+            <w:r>
+              <w:rPr>
+                <w:rFonts w:ascii="华文中宋" w:eastAsia="华文中宋" w:hAnsi="华文中宋" w:hint="eastAsia"/>
+              </w:rPr>
+              <w:t xml:space="preserve">[2][2] = </w:t>
+            </w:r>
+            <w:proofErr w:type="spellStart"/>
+            <w:r>
+              <w:rPr>
+                <w:rFonts w:ascii="华文中宋" w:eastAsia="华文中宋" w:hAnsi="华文中宋" w:hint="eastAsia"/>
+              </w:rPr>
+              <w:t>camera.lookat</w:t>
+            </w:r>
+            <w:proofErr w:type="spellEnd"/>
+            <w:r>
+              <w:rPr>
+                <w:rFonts w:ascii="华文中宋" w:eastAsia="华文中宋" w:hAnsi="华文中宋" w:hint="eastAsia"/>
+              </w:rPr>
+              <w:t>[2];</w:t>
+            </w:r>
+          </w:p>
+          <w:p>
+            <w:pPr>
+              <w:rPr>
+                <w:rFonts w:ascii="华文中宋" w:eastAsia="华文中宋" w:hAnsi="华文中宋" w:hint="eastAsia"/>
+              </w:rPr>
+            </w:pPr>
+            <w:r>
+              <w:rPr>
+                <w:rFonts w:ascii="华文中宋" w:eastAsia="华文中宋" w:hAnsi="华文中宋" w:hint="eastAsia"/>
+              </w:rPr>
+              <w:tab/>
+            </w:r>
+            <w:proofErr w:type="spellStart"/>
+            <w:r>
+              <w:rPr>
+                <w:rFonts w:ascii="华文中宋" w:eastAsia="华文中宋" w:hAnsi="华文中宋" w:hint="eastAsia"/>
+              </w:rPr>
+              <w:t>rotate.matrix</w:t>
+            </w:r>
+            <w:proofErr w:type="spellEnd"/>
+            <w:r>
+              <w:rPr>
+                <w:rFonts w:ascii="华文中宋" w:eastAsia="华文中宋" w:hAnsi="华文中宋" w:hint="eastAsia"/>
+              </w:rPr>
+              <w:t>[2][3] = 0;</w:t>
+            </w:r>
+          </w:p>
+          <w:p>
+            <w:pPr>
+              <w:rPr>
+                <w:rFonts w:ascii="华文中宋" w:eastAsia="华文中宋" w:hAnsi="华文中宋" w:hint="eastAsia"/>
+              </w:rPr>
+            </w:pPr>
+          </w:p>
+          <w:p>
+            <w:pPr>
+              <w:rPr>
+                <w:rFonts w:ascii="华文中宋" w:eastAsia="华文中宋" w:hAnsi="华文中宋" w:hint="eastAsia"/>
+              </w:rPr>
+            </w:pPr>
+            <w:r>
+              <w:rPr>
+                <w:rFonts w:ascii="华文中宋" w:eastAsia="华文中宋" w:hAnsi="华文中宋" w:hint="eastAsia"/>
+              </w:rPr>
+              <w:tab/>
+            </w:r>
+            <w:proofErr w:type="spellStart"/>
+            <w:r>
+              <w:rPr>
+                <w:rFonts w:ascii="华文中宋" w:eastAsia="华文中宋" w:hAnsi="华文中宋" w:hint="eastAsia"/>
+              </w:rPr>
+              <w:t>rotate.matrix</w:t>
+            </w:r>
+            <w:proofErr w:type="spellEnd"/>
+            <w:r>
+              <w:rPr>
+                <w:rFonts w:ascii="华文中宋" w:eastAsia="华文中宋" w:hAnsi="华文中宋" w:hint="eastAsia"/>
+              </w:rPr>
+              <w:t>[3][3] = 1;</w:t>
+            </w:r>
+          </w:p>
+          <w:p>
+            <w:pPr>
+              <w:rPr>
+                <w:rFonts w:ascii="华文中宋" w:eastAsia="华文中宋" w:hAnsi="华文中宋" w:hint="eastAsia"/>
+              </w:rPr>
+            </w:pPr>
+          </w:p>
+          <w:p>
+            <w:pPr>
+              <w:rPr>
+                <w:rFonts w:ascii="华文中宋" w:eastAsia="华文中宋" w:hAnsi="华文中宋" w:hint="eastAsia"/>
+              </w:rPr>
+            </w:pPr>
+            <w:r>
+              <w:rPr>
+                <w:rFonts w:ascii="华文中宋" w:eastAsia="华文中宋" w:hAnsi="华文中宋" w:hint="eastAsia"/>
+              </w:rPr>
+              <w:tab/>
+            </w:r>
+            <w:proofErr w:type="spellStart"/>
+            <w:r>
+              <w:rPr>
+                <w:rFonts w:ascii="华文中宋" w:eastAsia="华文中宋" w:hAnsi="华文中宋" w:hint="eastAsia"/>
+              </w:rPr>
+              <w:t>view_matrix</w:t>
+            </w:r>
+            <w:proofErr w:type="spellEnd"/>
+            <w:r>
+              <w:rPr>
+                <w:rFonts w:ascii="华文中宋" w:eastAsia="华文中宋" w:hAnsi="华文中宋" w:hint="eastAsia"/>
+              </w:rPr>
+              <w:t xml:space="preserve"> = Matrix3D_muilti(translation, rotate);</w:t>
+            </w:r>
+          </w:p>
+          <w:p>
+            <w:pPr>
+              <w:rPr>
+                <w:rFonts w:ascii="华文中宋" w:eastAsia="华文中宋" w:hAnsi="华文中宋" w:hint="eastAsia"/>
+              </w:rPr>
+            </w:pPr>
+          </w:p>
+          <w:p>
+            <w:pPr>
+              <w:rPr>
+                <w:rFonts w:ascii="华文中宋" w:eastAsia="华文中宋" w:hAnsi="华文中宋" w:hint="eastAsia"/>
+              </w:rPr>
+            </w:pPr>
+            <w:r>
+              <w:rPr>
+                <w:rFonts w:ascii="华文中宋" w:eastAsia="华文中宋" w:hAnsi="华文中宋" w:hint="eastAsia"/>
+              </w:rPr>
+              <w:tab/>
+              <w:t xml:space="preserve">float rad = </w:t>
+            </w:r>
+            <w:proofErr w:type="spellStart"/>
+            <w:r>
+              <w:rPr>
+                <w:rFonts w:ascii="华文中宋" w:eastAsia="华文中宋" w:hAnsi="华文中宋" w:hint="eastAsia"/>
+              </w:rPr>
+              <w:t>myFrustum.fov</w:t>
+            </w:r>
+            <w:proofErr w:type="spellEnd"/>
+            <w:r>
+              <w:rPr>
+                <w:rFonts w:ascii="华文中宋" w:eastAsia="华文中宋" w:hAnsi="华文中宋" w:hint="eastAsia"/>
+              </w:rPr>
+              <w:t xml:space="preserve"> * 3.1415926535f / 180.0f;</w:t>
+            </w:r>
+          </w:p>
+          <w:p>
+            <w:pPr>
+              <w:rPr>
+                <w:rFonts w:ascii="华文中宋" w:eastAsia="华文中宋" w:hAnsi="华文中宋" w:hint="eastAsia"/>
+              </w:rPr>
+            </w:pPr>
+            <w:r>
+              <w:rPr>
+                <w:rFonts w:ascii="华文中宋" w:eastAsia="华文中宋" w:hAnsi="华文中宋" w:hint="eastAsia"/>
+              </w:rPr>
+              <w:tab/>
+              <w:t xml:space="preserve">float </w:t>
+            </w:r>
+            <w:proofErr w:type="spellStart"/>
+            <w:r>
+              <w:rPr>
+                <w:rFonts w:ascii="华文中宋" w:eastAsia="华文中宋" w:hAnsi="华文中宋" w:hint="eastAsia"/>
+              </w:rPr>
+              <w:t>tan_half</w:t>
+            </w:r>
+            <w:proofErr w:type="spellEnd"/>
+            <w:r>
+              <w:rPr>
+                <w:rFonts w:ascii="华文中宋" w:eastAsia="华文中宋" w:hAnsi="华文中宋" w:hint="eastAsia"/>
+              </w:rPr>
+              <w:t xml:space="preserve"> = </w:t>
+            </w:r>
+            <w:proofErr w:type="spellStart"/>
+            <w:r>
+              <w:rPr>
+                <w:rFonts w:ascii="华文中宋" w:eastAsia="华文中宋" w:hAnsi="华文中宋" w:hint="eastAsia"/>
+              </w:rPr>
+              <w:t>tanf</w:t>
+            </w:r>
+            <w:proofErr w:type="spellEnd"/>
+            <w:r>
+              <w:rPr>
+                <w:rFonts w:ascii="华文中宋" w:eastAsia="华文中宋" w:hAnsi="华文中宋" w:hint="eastAsia"/>
+              </w:rPr>
+              <w:t>(rad / 2.0f);</w:t>
+            </w:r>
+          </w:p>
+          <w:p>
+            <w:pPr>
+              <w:rPr>
+                <w:rFonts w:ascii="华文中宋" w:eastAsia="华文中宋" w:hAnsi="华文中宋" w:hint="eastAsia"/>
+              </w:rPr>
+            </w:pPr>
+          </w:p>
+          <w:p>
+            <w:pPr>
+              <w:rPr>
+                <w:rFonts w:ascii="华文中宋" w:eastAsia="华文中宋" w:hAnsi="华文中宋" w:hint="eastAsia"/>
+              </w:rPr>
+            </w:pPr>
+            <w:r>
+              <w:rPr>
+                <w:rFonts w:ascii="华文中宋" w:eastAsia="华文中宋" w:hAnsi="华文中宋" w:hint="eastAsia"/>
+              </w:rPr>
+              <w:tab/>
+            </w:r>
+            <w:proofErr w:type="spellStart"/>
+            <w:r>
+              <w:rPr>
+                <w:rFonts w:ascii="华文中宋" w:eastAsia="华文中宋" w:hAnsi="华文中宋" w:hint="eastAsia"/>
+              </w:rPr>
+              <w:t>prespective.matrix</w:t>
+            </w:r>
+            <w:proofErr w:type="spellEnd"/>
+            <w:r>
+              <w:rPr>
+                <w:rFonts w:ascii="华文中宋" w:eastAsia="华文中宋" w:hAnsi="华文中宋" w:hint="eastAsia"/>
+              </w:rPr>
+              <w:t>[0][0] = 1.0f / (</w:t>
+            </w:r>
+            <w:proofErr w:type="spellStart"/>
+            <w:r>
+              <w:rPr>
+                <w:rFonts w:ascii="华文中宋" w:eastAsia="华文中宋" w:hAnsi="华文中宋" w:hint="eastAsia"/>
+              </w:rPr>
+              <w:t>myFrustum.aspect</w:t>
+            </w:r>
+            <w:proofErr w:type="spellEnd"/>
+            <w:r>
+              <w:rPr>
+                <w:rFonts w:ascii="华文中宋" w:eastAsia="华文中宋" w:hAnsi="华文中宋" w:hint="eastAsia"/>
+              </w:rPr>
+              <w:t xml:space="preserve"> * </w:t>
+            </w:r>
+            <w:proofErr w:type="spellStart"/>
+            <w:r>
+              <w:rPr>
+                <w:rFonts w:ascii="华文中宋" w:eastAsia="华文中宋" w:hAnsi="华文中宋" w:hint="eastAsia"/>
+              </w:rPr>
+              <w:t>tan_half</w:t>
+            </w:r>
+            <w:proofErr w:type="spellEnd"/>
+            <w:r>
+              <w:rPr>
+                <w:rFonts w:ascii="华文中宋" w:eastAsia="华文中宋" w:hAnsi="华文中宋" w:hint="eastAsia"/>
+              </w:rPr>
+              <w:t>);</w:t>
+            </w:r>
+          </w:p>
+          <w:p>
+            <w:pPr>
+              <w:rPr>
+                <w:rFonts w:ascii="华文中宋" w:eastAsia="华文中宋" w:hAnsi="华文中宋" w:hint="eastAsia"/>
+              </w:rPr>
+            </w:pPr>
+            <w:r>
+              <w:rPr>
+                <w:rFonts w:ascii="华文中宋" w:eastAsia="华文中宋" w:hAnsi="华文中宋" w:hint="eastAsia"/>
+              </w:rPr>
+              <w:tab/>
+            </w:r>
+            <w:proofErr w:type="spellStart"/>
+            <w:r>
+              <w:rPr>
+                <w:rFonts w:ascii="华文中宋" w:eastAsia="华文中宋" w:hAnsi="华文中宋" w:hint="eastAsia"/>
+              </w:rPr>
+              <w:t>prespective.matrix</w:t>
+            </w:r>
+            <w:proofErr w:type="spellEnd"/>
+            <w:r>
+              <w:rPr>
+                <w:rFonts w:ascii="华文中宋" w:eastAsia="华文中宋" w:hAnsi="华文中宋" w:hint="eastAsia"/>
+              </w:rPr>
+              <w:t xml:space="preserve">[1][1] = 1.0f / </w:t>
+            </w:r>
+            <w:proofErr w:type="spellStart"/>
+            <w:r>
+              <w:rPr>
+                <w:rFonts w:ascii="华文中宋" w:eastAsia="华文中宋" w:hAnsi="华文中宋" w:hint="eastAsia"/>
+              </w:rPr>
+              <w:t>tan_half</w:t>
+            </w:r>
+            <w:proofErr w:type="spellEnd"/>
+            <w:r>
+              <w:rPr>
+                <w:rFonts w:ascii="华文中宋" w:eastAsia="华文中宋" w:hAnsi="华文中宋" w:hint="eastAsia"/>
+              </w:rPr>
+              <w:t>;</w:t>
+            </w:r>
+          </w:p>
+          <w:p>
+            <w:pPr>
+              <w:rPr>
+                <w:rFonts w:ascii="华文中宋" w:eastAsia="华文中宋" w:hAnsi="华文中宋" w:hint="eastAsia"/>
+              </w:rPr>
+            </w:pPr>
+            <w:r>
+              <w:rPr>
+                <w:rFonts w:ascii="华文中宋" w:eastAsia="华文中宋" w:hAnsi="华文中宋" w:hint="eastAsia"/>
+              </w:rPr>
+              <w:tab/>
+            </w:r>
+            <w:proofErr w:type="spellStart"/>
+            <w:r>
+              <w:rPr>
+                <w:rFonts w:ascii="华文中宋" w:eastAsia="华文中宋" w:hAnsi="华文中宋" w:hint="eastAsia"/>
+              </w:rPr>
+              <w:t>prespective.matrix</w:t>
+            </w:r>
+            <w:proofErr w:type="spellEnd"/>
+            <w:r>
+              <w:rPr>
+                <w:rFonts w:ascii="华文中宋" w:eastAsia="华文中宋" w:hAnsi="华文中宋" w:hint="eastAsia"/>
+              </w:rPr>
+              <w:t>[2][2] = -(</w:t>
+            </w:r>
+            <w:proofErr w:type="spellStart"/>
+            <w:r>
+              <w:rPr>
+                <w:rFonts w:ascii="华文中宋" w:eastAsia="华文中宋" w:hAnsi="华文中宋" w:hint="eastAsia"/>
+              </w:rPr>
+              <w:t>myFrustum.far</w:t>
+            </w:r>
+            <w:proofErr w:type="spellEnd"/>
+            <w:r>
+              <w:rPr>
+                <w:rFonts w:ascii="华文中宋" w:eastAsia="华文中宋" w:hAnsi="华文中宋" w:hint="eastAsia"/>
+              </w:rPr>
+              <w:t xml:space="preserve"> + </w:t>
+            </w:r>
+            <w:proofErr w:type="spellStart"/>
+            <w:r>
+              <w:rPr>
+                <w:rFonts w:ascii="华文中宋" w:eastAsia="华文中宋" w:hAnsi="华文中宋" w:hint="eastAsia"/>
+              </w:rPr>
+              <w:t>myFrustum.near</w:t>
+            </w:r>
+            <w:proofErr w:type="spellEnd"/>
+            <w:r>
+              <w:rPr>
+                <w:rFonts w:ascii="华文中宋" w:eastAsia="华文中宋" w:hAnsi="华文中宋" w:hint="eastAsia"/>
+              </w:rPr>
+              <w:t>) / (</w:t>
+            </w:r>
+            <w:proofErr w:type="spellStart"/>
+            <w:r>
+              <w:rPr>
+                <w:rFonts w:ascii="华文中宋" w:eastAsia="华文中宋" w:hAnsi="华文中宋" w:hint="eastAsia"/>
+              </w:rPr>
+              <w:t>myFrustum.far</w:t>
+            </w:r>
+            <w:proofErr w:type="spellEnd"/>
+            <w:r>
+              <w:rPr>
+                <w:rFonts w:ascii="华文中宋" w:eastAsia="华文中宋" w:hAnsi="华文中宋" w:hint="eastAsia"/>
+              </w:rPr>
+              <w:t xml:space="preserve"> - </w:t>
+            </w:r>
+            <w:proofErr w:type="spellStart"/>
+            <w:r>
+              <w:rPr>
+                <w:rFonts w:ascii="华文中宋" w:eastAsia="华文中宋" w:hAnsi="华文中宋" w:hint="eastAsia"/>
+              </w:rPr>
+              <w:t>myFrustum.near</w:t>
+            </w:r>
+            <w:proofErr w:type="spellEnd"/>
+            <w:r>
+              <w:rPr>
+                <w:rFonts w:ascii="华文中宋" w:eastAsia="华文中宋" w:hAnsi="华文中宋" w:hint="eastAsia"/>
+              </w:rPr>
+              <w:t>);</w:t>
+            </w:r>
+          </w:p>
+          <w:p>
+            <w:pPr>
+              <w:rPr>
+                <w:rFonts w:ascii="华文中宋" w:eastAsia="华文中宋" w:hAnsi="华文中宋" w:hint="eastAsia"/>
+              </w:rPr>
+            </w:pPr>
+            <w:r>
+              <w:rPr>
+                <w:rFonts w:ascii="华文中宋" w:eastAsia="华文中宋" w:hAnsi="华文中宋" w:hint="eastAsia"/>
+              </w:rPr>
+              <w:tab/>
+            </w:r>
+            <w:proofErr w:type="spellStart"/>
+            <w:r>
+              <w:rPr>
+                <w:rFonts w:ascii="华文中宋" w:eastAsia="华文中宋" w:hAnsi="华文中宋" w:hint="eastAsia"/>
+              </w:rPr>
+              <w:t>prespective.matrix</w:t>
+            </w:r>
+            <w:proofErr w:type="spellEnd"/>
+            <w:r>
+              <w:rPr>
+                <w:rFonts w:ascii="华文中宋" w:eastAsia="华文中宋" w:hAnsi="华文中宋" w:hint="eastAsia"/>
+              </w:rPr>
+              <w:t xml:space="preserve">[2][3] = -(2.0f * </w:t>
+            </w:r>
+            <w:proofErr w:type="spellStart"/>
+            <w:r>
+              <w:rPr>
+                <w:rFonts w:ascii="华文中宋" w:eastAsia="华文中宋" w:hAnsi="华文中宋" w:hint="eastAsia"/>
+              </w:rPr>
+              <w:t>myFrustum.far</w:t>
+            </w:r>
+            <w:proofErr w:type="spellEnd"/>
+            <w:r>
+              <w:rPr>
+                <w:rFonts w:ascii="华文中宋" w:eastAsia="华文中宋" w:hAnsi="华文中宋" w:hint="eastAsia"/>
+              </w:rPr>
+              <w:t xml:space="preserve"> * </w:t>
+            </w:r>
+            <w:proofErr w:type="spellStart"/>
+            <w:r>
+              <w:rPr>
+                <w:rFonts w:ascii="华文中宋" w:eastAsia="华文中宋" w:hAnsi="华文中宋" w:hint="eastAsia"/>
+              </w:rPr>
+              <w:t>myFrustum.near</w:t>
+            </w:r>
+            <w:proofErr w:type="spellEnd"/>
+            <w:r>
+              <w:rPr>
+                <w:rFonts w:ascii="华文中宋" w:eastAsia="华文中宋" w:hAnsi="华文中宋" w:hint="eastAsia"/>
+              </w:rPr>
+              <w:t>) / (</w:t>
+            </w:r>
+            <w:proofErr w:type="spellStart"/>
+            <w:r>
+              <w:rPr>
+                <w:rFonts w:ascii="华文中宋" w:eastAsia="华文中宋" w:hAnsi="华文中宋" w:hint="eastAsia"/>
+              </w:rPr>
+              <w:t>myFrustum.far</w:t>
+            </w:r>
+            <w:proofErr w:type="spellEnd"/>
+            <w:r>
+              <w:rPr>
+                <w:rFonts w:ascii="华文中宋" w:eastAsia="华文中宋" w:hAnsi="华文中宋" w:hint="eastAsia"/>
+              </w:rPr>
+              <w:t xml:space="preserve"> - </w:t>
+            </w:r>
+            <w:proofErr w:type="spellStart"/>
+            <w:r>
+              <w:rPr>
+                <w:rFonts w:ascii="华文中宋" w:eastAsia="华文中宋" w:hAnsi="华文中宋" w:hint="eastAsia"/>
+              </w:rPr>
+              <w:t>myFrustum.near</w:t>
+            </w:r>
+            <w:proofErr w:type="spellEnd"/>
+            <w:r>
+              <w:rPr>
+                <w:rFonts w:ascii="华文中宋" w:eastAsia="华文中宋" w:hAnsi="华文中宋" w:hint="eastAsia"/>
+              </w:rPr>
+              <w:t>);</w:t>
+            </w:r>
+          </w:p>
+          <w:p>
+            <w:pPr>
+              <w:rPr>
+                <w:rFonts w:ascii="华文中宋" w:eastAsia="华文中宋" w:hAnsi="华文中宋" w:hint="eastAsia"/>
+              </w:rPr>
+            </w:pPr>
+            <w:r>
+              <w:rPr>
+                <w:rFonts w:ascii="华文中宋" w:eastAsia="华文中宋" w:hAnsi="华文中宋" w:hint="eastAsia"/>
+              </w:rPr>
+              <w:tab/>
+            </w:r>
+            <w:proofErr w:type="spellStart"/>
+            <w:r>
+              <w:rPr>
+                <w:rFonts w:ascii="华文中宋" w:eastAsia="华文中宋" w:hAnsi="华文中宋" w:hint="eastAsia"/>
+              </w:rPr>
+              <w:t>prespective.matrix</w:t>
+            </w:r>
+            <w:proofErr w:type="spellEnd"/>
+            <w:r>
+              <w:rPr>
+                <w:rFonts w:ascii="华文中宋" w:eastAsia="华文中宋" w:hAnsi="华文中宋" w:hint="eastAsia"/>
+              </w:rPr>
+              <w:t>[3][2] = -1.0f;</w:t>
+            </w:r>
+          </w:p>
+          <w:p>
+            <w:pPr>
+              <w:rPr>
+                <w:rFonts w:ascii="华文中宋" w:eastAsia="华文中宋" w:hAnsi="华文中宋" w:hint="eastAsia"/>
+              </w:rPr>
+            </w:pPr>
+          </w:p>
+          <w:p>
+            <w:pPr>
+              <w:rPr>
+                <w:rFonts w:ascii="华文中宋" w:eastAsia="华文中宋" w:hAnsi="华文中宋" w:hint="eastAsia"/>
+              </w:rPr>
+            </w:pPr>
+            <w:r>
+              <w:rPr>
+                <w:rFonts w:ascii="华文中宋" w:eastAsia="华文中宋" w:hAnsi="华文中宋" w:hint="eastAsia"/>
+              </w:rPr>
+              <w:tab/>
+              <w:t>vector = Matrix3D_muilti(</w:t>
+            </w:r>
+            <w:proofErr w:type="spellStart"/>
+            <w:r>
+              <w:rPr>
+                <w:rFonts w:ascii="华文中宋" w:eastAsia="华文中宋" w:hAnsi="华文中宋" w:hint="eastAsia"/>
+              </w:rPr>
+              <w:t>view_matrix</w:t>
+            </w:r>
+            <w:proofErr w:type="spellEnd"/>
+            <w:r>
+              <w:rPr>
+                <w:rFonts w:ascii="华文中宋" w:eastAsia="华文中宋" w:hAnsi="华文中宋" w:hint="eastAsia"/>
+              </w:rPr>
+              <w:t>, vector);</w:t>
+            </w:r>
+          </w:p>
+          <w:p>
+            <w:pPr>
+              <w:rPr>
+                <w:rFonts w:ascii="华文中宋" w:eastAsia="华文中宋" w:hAnsi="华文中宋" w:hint="eastAsia"/>
+              </w:rPr>
+            </w:pPr>
+            <w:r>
+              <w:rPr>
+                <w:rFonts w:ascii="华文中宋" w:eastAsia="华文中宋" w:hAnsi="华文中宋" w:hint="eastAsia"/>
+              </w:rPr>
+              <w:tab/>
+              <w:t>vector = Matrix3D_muilti(</w:t>
+            </w:r>
+            <w:proofErr w:type="spellStart"/>
+            <w:r>
+              <w:rPr>
+                <w:rFonts w:ascii="华文中宋" w:eastAsia="华文中宋" w:hAnsi="华文中宋" w:hint="eastAsia"/>
+              </w:rPr>
+              <w:t>prespective</w:t>
+            </w:r>
+            <w:proofErr w:type="spellEnd"/>
+            <w:r>
+              <w:rPr>
+                <w:rFonts w:ascii="华文中宋" w:eastAsia="华文中宋" w:hAnsi="华文中宋" w:hint="eastAsia"/>
+              </w:rPr>
+              <w:t>, vector);</w:t>
+            </w:r>
+          </w:p>
+          <w:p>
+            <w:pPr>
+              <w:rPr>
+                <w:rFonts w:ascii="华文中宋" w:eastAsia="华文中宋" w:hAnsi="华文中宋" w:hint="eastAsia"/>
+              </w:rPr>
+            </w:pPr>
+            <w:r>
+              <w:rPr>
+                <w:rFonts w:ascii="华文中宋" w:eastAsia="华文中宋" w:hAnsi="华文中宋" w:hint="eastAsia"/>
+              </w:rPr>
+              <w:tab/>
+            </w:r>
+          </w:p>
+          <w:p>
+            <w:pPr>
+              <w:rPr>
+                <w:rFonts w:ascii="华文中宋" w:eastAsia="华文中宋" w:hAnsi="华文中宋" w:hint="eastAsia"/>
+              </w:rPr>
+            </w:pPr>
+            <w:r>
+              <w:rPr>
+                <w:rFonts w:ascii="华文中宋" w:eastAsia="华文中宋" w:hAnsi="华文中宋" w:hint="eastAsia"/>
+              </w:rPr>
+              <w:tab/>
+              <w:t xml:space="preserve">float w = 1.0f / </w:t>
+            </w:r>
+            <w:proofErr w:type="spellStart"/>
+            <w:r>
+              <w:rPr>
+                <w:rFonts w:ascii="华文中宋" w:eastAsia="华文中宋" w:hAnsi="华文中宋" w:hint="eastAsia"/>
+              </w:rPr>
+              <w:t>vector.position</w:t>
+            </w:r>
+            <w:proofErr w:type="spellEnd"/>
+            <w:r>
+              <w:rPr>
+                <w:rFonts w:ascii="华文中宋" w:eastAsia="华文中宋" w:hAnsi="华文中宋" w:hint="eastAsia"/>
+              </w:rPr>
+              <w:t>[3];</w:t>
+            </w:r>
+          </w:p>
+          <w:p>
+            <w:pPr>
+              <w:rPr>
+                <w:rFonts w:ascii="华文中宋" w:eastAsia="华文中宋" w:hAnsi="华文中宋" w:hint="eastAsia"/>
+              </w:rPr>
+            </w:pPr>
+            <w:r>
+              <w:rPr>
+                <w:rFonts w:ascii="华文中宋" w:eastAsia="华文中宋" w:hAnsi="华文中宋" w:hint="eastAsia"/>
+              </w:rPr>
+              <w:tab/>
+            </w:r>
+            <w:proofErr w:type="spellStart"/>
+            <w:r>
+              <w:rPr>
+                <w:rFonts w:ascii="华文中宋" w:eastAsia="华文中宋" w:hAnsi="华文中宋" w:hint="eastAsia"/>
+              </w:rPr>
+              <w:t>vector.position</w:t>
+            </w:r>
+            <w:proofErr w:type="spellEnd"/>
+            <w:r>
+              <w:rPr>
+                <w:rFonts w:ascii="华文中宋" w:eastAsia="华文中宋" w:hAnsi="华文中宋" w:hint="eastAsia"/>
+              </w:rPr>
+              <w:t>[0] *= w;</w:t>
+            </w:r>
+          </w:p>
+          <w:p>
+            <w:pPr>
+              <w:rPr>
+                <w:rFonts w:ascii="华文中宋" w:eastAsia="华文中宋" w:hAnsi="华文中宋" w:hint="eastAsia"/>
+              </w:rPr>
+            </w:pPr>
+            <w:r>
+              <w:rPr>
+                <w:rFonts w:ascii="华文中宋" w:eastAsia="华文中宋" w:hAnsi="华文中宋" w:hint="eastAsia"/>
+              </w:rPr>
+              <w:tab/>
+            </w:r>
+            <w:proofErr w:type="spellStart"/>
+            <w:r>
+              <w:rPr>
+                <w:rFonts w:ascii="华文中宋" w:eastAsia="华文中宋" w:hAnsi="华文中宋" w:hint="eastAsia"/>
+              </w:rPr>
+              <w:t>vector.position</w:t>
+            </w:r>
+            <w:proofErr w:type="spellEnd"/>
+            <w:r>
+              <w:rPr>
+                <w:rFonts w:ascii="华文中宋" w:eastAsia="华文中宋" w:hAnsi="华文中宋" w:hint="eastAsia"/>
+              </w:rPr>
+              <w:t>[1] *= w;</w:t>
+            </w:r>
+          </w:p>
+          <w:p>
+            <w:pPr>
+              <w:rPr>
+                <w:rFonts w:ascii="华文中宋" w:eastAsia="华文中宋" w:hAnsi="华文中宋" w:hint="eastAsia"/>
+              </w:rPr>
+            </w:pPr>
+            <w:r>
+              <w:rPr>
+                <w:rFonts w:ascii="华文中宋" w:eastAsia="华文中宋" w:hAnsi="华文中宋" w:hint="eastAsia"/>
+              </w:rPr>
+              <w:tab/>
+            </w:r>
+            <w:proofErr w:type="spellStart"/>
+            <w:r>
+              <w:rPr>
+                <w:rFonts w:ascii="华文中宋" w:eastAsia="华文中宋" w:hAnsi="华文中宋" w:hint="eastAsia"/>
+              </w:rPr>
+              <w:t>vector.position</w:t>
+            </w:r>
+            <w:proofErr w:type="spellEnd"/>
+            <w:r>
+              <w:rPr>
+                <w:rFonts w:ascii="华文中宋" w:eastAsia="华文中宋" w:hAnsi="华文中宋" w:hint="eastAsia"/>
+              </w:rPr>
+              <w:t>[2] *= w;</w:t>
+            </w:r>
+          </w:p>
+          <w:p>
+            <w:pPr>
+              <w:rPr>
+                <w:rFonts w:ascii="华文中宋" w:eastAsia="华文中宋" w:hAnsi="华文中宋"/>
+              </w:rPr>
+            </w:pPr>
+            <w:r>
+              <w:rPr>
+                <w:rFonts w:ascii="华文中宋" w:eastAsia="华文中宋" w:hAnsi="华文中宋" w:hint="eastAsia"/>
+              </w:rPr>
+              <w:t>}</w:t>
+            </w:r>
+          </w:p>
+          <w:p>
+            <w:pPr>
+              <w:rPr>
+                <w:rFonts w:ascii="华文中宋" w:eastAsia="华文中宋" w:hAnsi="华文中宋" w:hint="eastAsia"/>
+              </w:rPr>
+            </w:pPr>
+          </w:p>
+        </w:tc>
+      </w:tr>
+    </w:tbl>
+    <w:p>
+      <w:pPr>
+        <w:rPr>
+          <w:rFonts w:ascii="华文中宋" w:eastAsia="华文中宋" w:hAnsi="华文中宋"/>
+        </w:rPr>
+      </w:pPr>
+      <w:r>
+        <w:rPr>
+          <w:rFonts w:ascii="华文中宋" w:eastAsia="华文中宋" w:hAnsi="华文中宋" w:hint="eastAsia"/>
+        </w:rPr>
         <w:lastRenderedPageBreak/>
-        <w:t>我现在用（far/near*xa,a*far,far,1）*R=（xa,a*near,far,1）；求这个R矩阵，但是我远平面z不变，就是说，我求出来的，矩阵，不包含z的变化</w:t>
-      </w:r>
+        <w:t>先不做裁剪了，我的立方体肯定在我的视角里。</w:t>
+      </w:r>
+    </w:p>
+    <w:p>
+      <w:pPr>
+        <w:rPr>
+          <w:rFonts w:ascii="华文中宋" w:eastAsia="华文中宋" w:hAnsi="华文中宋" w:hint="eastAsia"/>
+        </w:rPr>
+      </w:pPr>
+      <w:r>
+        <w:rPr>
+          <w:rFonts w:ascii="华文中宋" w:eastAsia="华文中宋" w:hAnsi="华文中宋" w:hint="eastAsia"/>
+        </w:rPr>
+        <w:lastRenderedPageBreak/>
+        <w:t>做视口变换的时候用到了</w:t>
+      </w:r>
+      <w:r>
+        <w:rPr>
+          <w:rFonts w:ascii="华文中宋" w:eastAsia="华文中宋" w:hAnsi="华文中宋" w:hint="eastAsia"/>
+        </w:rPr>
+        <w:t>#include &lt;</w:t>
+      </w:r>
+      <w:proofErr w:type="spellStart"/>
+      <w:r>
+        <w:rPr>
+          <w:rFonts w:ascii="华文中宋" w:eastAsia="华文中宋" w:hAnsi="华文中宋" w:hint="eastAsia"/>
+        </w:rPr>
+        <w:t>windows.h</w:t>
+      </w:r>
+      <w:proofErr w:type="spellEnd"/>
+      <w:r>
+        <w:rPr>
+          <w:rFonts w:ascii="华文中宋" w:eastAsia="华文中宋" w:hAnsi="华文中宋" w:hint="eastAsia"/>
+        </w:rPr>
+        <w:t>&gt;</w:t>
+      </w:r>
+      <w:r>
+        <w:rPr>
+          <w:rFonts w:ascii="华文中宋" w:eastAsia="华文中宋" w:hAnsi="华文中宋" w:hint="eastAsia"/>
+        </w:rPr>
+        <w:t>，结果报错</w:t>
+      </w:r>
+      <w:r>
+        <w:rPr>
+          <w:rFonts w:ascii="华文中宋" w:eastAsia="华文中宋" w:hAnsi="华文中宋"/>
+        </w:rPr>
+        <w:t>报了一堆“应输入成员名”的错</w:t>
+      </w:r>
+      <w:r>
+        <w:rPr>
+          <w:rFonts w:ascii="华文中宋" w:eastAsia="华文中宋" w:hAnsi="华文中宋" w:hint="eastAsia"/>
+        </w:rPr>
+        <w:t>，经排查发现是这头文件里有叫far和near的和我定义的变量重名了，于是将我自己的far和near改名改成了</w:t>
+      </w:r>
+      <w:proofErr w:type="spellStart"/>
+      <w:r>
+        <w:rPr>
+          <w:rFonts w:ascii="华文中宋" w:eastAsia="华文中宋" w:hAnsi="华文中宋" w:hint="eastAsia"/>
+        </w:rPr>
+        <w:t>myfar</w:t>
+      </w:r>
+      <w:proofErr w:type="spellEnd"/>
+      <w:r>
+        <w:rPr>
+          <w:rFonts w:ascii="华文中宋" w:eastAsia="华文中宋" w:hAnsi="华文中宋" w:hint="eastAsia"/>
+        </w:rPr>
+        <w:t>和</w:t>
+      </w:r>
+      <w:proofErr w:type="spellStart"/>
+      <w:r>
+        <w:rPr>
+          <w:rFonts w:ascii="华文中宋" w:eastAsia="华文中宋" w:hAnsi="华文中宋" w:hint="eastAsia"/>
+        </w:rPr>
+        <w:t>mynear</w:t>
+      </w:r>
+      <w:proofErr w:type="spellEnd"/>
       <w:r>
         <w:rPr>
           <w:rFonts w:ascii="华文中宋" w:eastAsia="华文中宋" w:hAnsi="华文中宋" w:hint="eastAsia"/>
@@ -5018,15 +10630,263 @@
       </w:pPr>
       <w:r>
         <w:rPr>
+          <w:rFonts w:ascii="华文中宋" w:eastAsia="华文中宋" w:hAnsi="华文中宋" w:hint="eastAsia"/>
+        </w:rPr>
+        <w:t>视口变换</w:t>
+      </w:r>
+    </w:p>
+    <w:tbl>
+      <w:tblPr>
+        <w:tblStyle w:val="af5"/>
+        <w:tblW w:w="0" w:type="auto"/>
+        <w:tblLook w:val="04A0" w:firstRow="1" w:lastRow="0" w:firstColumn="1" w:lastColumn="0" w:noHBand="0" w:noVBand="1"/>
+      </w:tblPr>
+      <w:tblGrid>
+        <w:gridCol w:w="8296"/>
+      </w:tblGrid>
+      <w:tr>
+        <w:tc>
+          <w:tcPr>
+            <w:tcW w:w="8296" w:type="dxa"/>
+          </w:tcPr>
+          <w:p>
+            <w:pPr>
+              <w:rPr>
+                <w:rFonts w:ascii="华文中宋" w:eastAsia="华文中宋" w:hAnsi="华文中宋" w:hint="eastAsia"/>
+              </w:rPr>
+            </w:pPr>
+            <w:r>
+              <w:rPr>
+                <w:rFonts w:ascii="华文中宋" w:eastAsia="华文中宋" w:hAnsi="华文中宋" w:hint="eastAsia"/>
+              </w:rPr>
+              <w:tab/>
+              <w:t xml:space="preserve">int </w:t>
+            </w:r>
+            <w:proofErr w:type="spellStart"/>
+            <w:r>
+              <w:rPr>
+                <w:rFonts w:ascii="华文中宋" w:eastAsia="华文中宋" w:hAnsi="华文中宋" w:hint="eastAsia"/>
+              </w:rPr>
+              <w:t>screen_width</w:t>
+            </w:r>
+            <w:proofErr w:type="spellEnd"/>
+            <w:r>
+              <w:rPr>
+                <w:rFonts w:ascii="华文中宋" w:eastAsia="华文中宋" w:hAnsi="华文中宋" w:hint="eastAsia"/>
+              </w:rPr>
+              <w:t xml:space="preserve"> = </w:t>
+            </w:r>
+            <w:proofErr w:type="spellStart"/>
+            <w:r>
+              <w:rPr>
+                <w:rFonts w:ascii="华文中宋" w:eastAsia="华文中宋" w:hAnsi="华文中宋" w:hint="eastAsia"/>
+              </w:rPr>
+              <w:t>GetSystemMetrics</w:t>
+            </w:r>
+            <w:proofErr w:type="spellEnd"/>
+            <w:r>
+              <w:rPr>
+                <w:rFonts w:ascii="华文中宋" w:eastAsia="华文中宋" w:hAnsi="华文中宋" w:hint="eastAsia"/>
+              </w:rPr>
+              <w:t>(SM_CXSCREEN);</w:t>
+            </w:r>
+          </w:p>
+          <w:p>
+            <w:pPr>
+              <w:rPr>
+                <w:rFonts w:ascii="华文中宋" w:eastAsia="华文中宋" w:hAnsi="华文中宋" w:hint="eastAsia"/>
+              </w:rPr>
+            </w:pPr>
+            <w:r>
+              <w:rPr>
+                <w:rFonts w:ascii="华文中宋" w:eastAsia="华文中宋" w:hAnsi="华文中宋" w:hint="eastAsia"/>
+              </w:rPr>
+              <w:tab/>
+              <w:t xml:space="preserve">int </w:t>
+            </w:r>
+            <w:proofErr w:type="spellStart"/>
+            <w:r>
+              <w:rPr>
+                <w:rFonts w:ascii="华文中宋" w:eastAsia="华文中宋" w:hAnsi="华文中宋" w:hint="eastAsia"/>
+              </w:rPr>
+              <w:t>screen_height</w:t>
+            </w:r>
+            <w:proofErr w:type="spellEnd"/>
+            <w:r>
+              <w:rPr>
+                <w:rFonts w:ascii="华文中宋" w:eastAsia="华文中宋" w:hAnsi="华文中宋" w:hint="eastAsia"/>
+              </w:rPr>
+              <w:t xml:space="preserve"> = </w:t>
+            </w:r>
+            <w:proofErr w:type="spellStart"/>
+            <w:r>
+              <w:rPr>
+                <w:rFonts w:ascii="华文中宋" w:eastAsia="华文中宋" w:hAnsi="华文中宋" w:hint="eastAsia"/>
+              </w:rPr>
+              <w:t>GetSystemMetrics</w:t>
+            </w:r>
+            <w:proofErr w:type="spellEnd"/>
+            <w:r>
+              <w:rPr>
+                <w:rFonts w:ascii="华文中宋" w:eastAsia="华文中宋" w:hAnsi="华文中宋" w:hint="eastAsia"/>
+              </w:rPr>
+              <w:t>(SM_CYSCREEN);</w:t>
+            </w:r>
+          </w:p>
+          <w:p>
+            <w:pPr>
+              <w:rPr>
+                <w:rFonts w:ascii="华文中宋" w:eastAsia="华文中宋" w:hAnsi="华文中宋"/>
+              </w:rPr>
+            </w:pPr>
+          </w:p>
+          <w:p>
+            <w:pPr>
+              <w:rPr>
+                <w:rFonts w:ascii="华文中宋" w:eastAsia="华文中宋" w:hAnsi="华文中宋" w:hint="eastAsia"/>
+              </w:rPr>
+            </w:pPr>
+            <w:proofErr w:type="spellStart"/>
+            <w:r>
+              <w:rPr>
+                <w:rFonts w:ascii="华文中宋" w:eastAsia="华文中宋" w:hAnsi="华文中宋" w:hint="eastAsia"/>
+              </w:rPr>
+              <w:t>vector.position</w:t>
+            </w:r>
+            <w:proofErr w:type="spellEnd"/>
+            <w:r>
+              <w:rPr>
+                <w:rFonts w:ascii="华文中宋" w:eastAsia="华文中宋" w:hAnsi="华文中宋" w:hint="eastAsia"/>
+              </w:rPr>
+              <w:t>[0] = (</w:t>
+            </w:r>
+            <w:proofErr w:type="spellStart"/>
+            <w:r>
+              <w:rPr>
+                <w:rFonts w:ascii="华文中宋" w:eastAsia="华文中宋" w:hAnsi="华文中宋" w:hint="eastAsia"/>
+              </w:rPr>
+              <w:t>vector.position</w:t>
+            </w:r>
+            <w:proofErr w:type="spellEnd"/>
+            <w:r>
+              <w:rPr>
+                <w:rFonts w:ascii="华文中宋" w:eastAsia="华文中宋" w:hAnsi="华文中宋" w:hint="eastAsia"/>
+              </w:rPr>
+              <w:t xml:space="preserve">[0] + 1) * 0.5 * </w:t>
+            </w:r>
+            <w:proofErr w:type="spellStart"/>
+            <w:r>
+              <w:rPr>
+                <w:rFonts w:ascii="华文中宋" w:eastAsia="华文中宋" w:hAnsi="华文中宋" w:hint="eastAsia"/>
+              </w:rPr>
+              <w:t>screen_width</w:t>
+            </w:r>
+            <w:proofErr w:type="spellEnd"/>
+            <w:r>
+              <w:rPr>
+                <w:rFonts w:ascii="华文中宋" w:eastAsia="华文中宋" w:hAnsi="华文中宋" w:hint="eastAsia"/>
+              </w:rPr>
+              <w:t>;</w:t>
+            </w:r>
+          </w:p>
+          <w:p>
+            <w:pPr>
+              <w:rPr>
+                <w:rFonts w:ascii="华文中宋" w:eastAsia="华文中宋" w:hAnsi="华文中宋" w:hint="eastAsia"/>
+              </w:rPr>
+            </w:pPr>
+            <w:proofErr w:type="spellStart"/>
+            <w:r>
+              <w:rPr>
+                <w:rFonts w:ascii="华文中宋" w:eastAsia="华文中宋" w:hAnsi="华文中宋" w:hint="eastAsia"/>
+              </w:rPr>
+              <w:t>vector.position</w:t>
+            </w:r>
+            <w:proofErr w:type="spellEnd"/>
+            <w:r>
+              <w:rPr>
+                <w:rFonts w:ascii="华文中宋" w:eastAsia="华文中宋" w:hAnsi="华文中宋" w:hint="eastAsia"/>
+              </w:rPr>
+              <w:t>[1] = ((1 - (</w:t>
+            </w:r>
+            <w:proofErr w:type="spellStart"/>
+            <w:r>
+              <w:rPr>
+                <w:rFonts w:ascii="华文中宋" w:eastAsia="华文中宋" w:hAnsi="华文中宋" w:hint="eastAsia"/>
+              </w:rPr>
+              <w:t>vector.position</w:t>
+            </w:r>
+            <w:proofErr w:type="spellEnd"/>
+            <w:r>
+              <w:rPr>
+                <w:rFonts w:ascii="华文中宋" w:eastAsia="华文中宋" w:hAnsi="华文中宋" w:hint="eastAsia"/>
+              </w:rPr>
+              <w:t xml:space="preserve">[1] )+ 1) * 0.5) * </w:t>
+            </w:r>
+            <w:proofErr w:type="spellStart"/>
+            <w:r>
+              <w:rPr>
+                <w:rFonts w:ascii="华文中宋" w:eastAsia="华文中宋" w:hAnsi="华文中宋" w:hint="eastAsia"/>
+              </w:rPr>
+              <w:t>screen_height</w:t>
+            </w:r>
+            <w:proofErr w:type="spellEnd"/>
+            <w:r>
+              <w:rPr>
+                <w:rFonts w:ascii="华文中宋" w:eastAsia="华文中宋" w:hAnsi="华文中宋" w:hint="eastAsia"/>
+              </w:rPr>
+              <w:t>;</w:t>
+            </w:r>
+          </w:p>
+          <w:p>
+            <w:pPr>
+              <w:rPr>
+                <w:rFonts w:ascii="华文中宋" w:eastAsia="华文中宋" w:hAnsi="华文中宋" w:hint="eastAsia"/>
+              </w:rPr>
+            </w:pPr>
+          </w:p>
+        </w:tc>
+      </w:tr>
+    </w:tbl>
+    <w:p>
+      <w:pPr>
+        <w:rPr>
           <w:rFonts w:ascii="华文中宋" w:eastAsia="华文中宋" w:hAnsi="华文中宋"/>
         </w:rPr>
-        <w:t>用这个算式再咋说都能求前两行和第四行了，新矩阵（0，0）是1/far，（1，1）是1/near，然后这个近平面不是不变吗，解方程就可以了，就是假如第三行第一位是Q，xa=1/far *xa+Q*near，就这么把第三行的都解出来</w:t>
-      </w:r>
-      <w:r>
-        <w:rPr>
-          <w:rFonts w:ascii="华文中宋" w:eastAsia="华文中宋" w:hAnsi="华文中宋" w:hint="eastAsia"/>
-        </w:rPr>
-        <w:t>。</w:t>
+      </w:pPr>
+      <w:r>
+        <w:rPr>
+          <w:rFonts w:ascii="华文中宋" w:eastAsia="华文中宋" w:hAnsi="华文中宋" w:hint="eastAsia"/>
+        </w:rPr>
+        <w:t>Z先不处理，留着，之后</w:t>
+      </w:r>
+      <w:proofErr w:type="spellStart"/>
+      <w:r>
+        <w:rPr>
+          <w:rFonts w:ascii="华文中宋" w:eastAsia="华文中宋" w:hAnsi="华文中宋" w:hint="eastAsia"/>
+        </w:rPr>
+        <w:t>z-buffer</w:t>
+      </w:r>
+      <w:proofErr w:type="spellEnd"/>
+      <w:r>
+        <w:rPr>
+          <w:rFonts w:ascii="华文中宋" w:eastAsia="华文中宋" w:hAnsi="华文中宋" w:hint="eastAsia"/>
+        </w:rPr>
+        <w:t>大概用的到，</w:t>
+      </w:r>
+      <w:proofErr w:type="spellStart"/>
+      <w:r>
+        <w:rPr>
+          <w:rFonts w:ascii="华文中宋" w:eastAsia="华文中宋" w:hAnsi="华文中宋" w:hint="eastAsia"/>
+        </w:rPr>
+        <w:t>ndc</w:t>
+      </w:r>
+      <w:proofErr w:type="spellEnd"/>
+      <w:r>
+        <w:rPr>
+          <w:rFonts w:ascii="华文中宋" w:eastAsia="华文中宋" w:hAnsi="华文中宋" w:hint="eastAsia"/>
+        </w:rPr>
+        <w:t>是-1到1，视口</w:t>
       </w:r>
     </w:p>
     <w:p>
@@ -5039,102 +10899,170 @@
         <w:rPr>
           <w:rFonts w:ascii="华文中宋" w:eastAsia="华文中宋" w:hAnsi="华文中宋" w:hint="eastAsia"/>
         </w:rPr>
-        <w:t>但是我现在解不出来这个Q，我解出来的q是一个和xa相关的值。</w:t>
-      </w:r>
-    </w:p>
-    <w:p>
-      <w:pPr>
+        <w:t>等会，我要屏幕坐标干嘛，我不是要输出</w:t>
+      </w:r>
+      <w:proofErr w:type="spellStart"/>
+      <w:r>
+        <w:rPr>
+          <w:rFonts w:ascii="华文中宋" w:eastAsia="华文中宋" w:hAnsi="华文中宋" w:hint="eastAsia"/>
+        </w:rPr>
+        <w:t>png</w:t>
+      </w:r>
+      <w:proofErr w:type="spellEnd"/>
+      <w:r>
+        <w:rPr>
+          <w:rFonts w:ascii="华文中宋" w:eastAsia="华文中宋" w:hAnsi="华文中宋" w:hint="eastAsia"/>
+        </w:rPr>
+        <w:t>吗。改吧，整个都要改。</w:t>
+      </w:r>
+    </w:p>
+    <w:p>
+      <w:pPr>
+        <w:rPr>
+          <w:rFonts w:ascii="华文中宋" w:eastAsia="华文中宋" w:hAnsi="华文中宋" w:hint="eastAsia"/>
+        </w:rPr>
+      </w:pPr>
+      <w:r>
+        <w:rPr>
+          <w:rFonts w:ascii="华文中宋" w:eastAsia="华文中宋" w:hAnsi="华文中宋" w:hint="eastAsia"/>
+        </w:rPr>
+        <w:t>好了，定义改成这样</w:t>
+      </w:r>
+      <w:r>
+        <w:rPr>
+          <w:rFonts w:ascii="华文中宋" w:eastAsia="华文中宋" w:hAnsi="华文中宋" w:hint="eastAsia"/>
+        </w:rPr>
+        <w:t xml:space="preserve">void </w:t>
+      </w:r>
+      <w:proofErr w:type="spellStart"/>
+      <w:r>
+        <w:rPr>
+          <w:rFonts w:ascii="华文中宋" w:eastAsia="华文中宋" w:hAnsi="华文中宋" w:hint="eastAsia"/>
+        </w:rPr>
+        <w:t>MVP_trans</w:t>
+      </w:r>
+      <w:proofErr w:type="spellEnd"/>
+      <w:r>
+        <w:rPr>
+          <w:rFonts w:ascii="华文中宋" w:eastAsia="华文中宋" w:hAnsi="华文中宋" w:hint="eastAsia"/>
+        </w:rPr>
+        <w:t xml:space="preserve">(struct </w:t>
+      </w:r>
+      <w:proofErr w:type="spellStart"/>
+      <w:r>
+        <w:rPr>
+          <w:rFonts w:ascii="华文中宋" w:eastAsia="华文中宋" w:hAnsi="华文中宋" w:hint="eastAsia"/>
+        </w:rPr>
+        <w:t>camera_set</w:t>
+      </w:r>
+      <w:proofErr w:type="spellEnd"/>
+      <w:r>
+        <w:rPr>
+          <w:rFonts w:ascii="华文中宋" w:eastAsia="华文中宋" w:hAnsi="华文中宋" w:hint="eastAsia"/>
+        </w:rPr>
+        <w:t xml:space="preserve"> camera, struct myRender_vector_4&amp; vector, struct </w:t>
+      </w:r>
+      <w:proofErr w:type="spellStart"/>
+      <w:r>
+        <w:rPr>
+          <w:rFonts w:ascii="华文中宋" w:eastAsia="华文中宋" w:hAnsi="华文中宋" w:hint="eastAsia"/>
+        </w:rPr>
+        <w:t>viewing_frustum_Prespective</w:t>
+      </w:r>
+      <w:proofErr w:type="spellEnd"/>
+      <w:r>
+        <w:rPr>
+          <w:rFonts w:ascii="华文中宋" w:eastAsia="华文中宋" w:hAnsi="华文中宋" w:hint="eastAsia"/>
+        </w:rPr>
+        <w:t xml:space="preserve"> </w:t>
+      </w:r>
+      <w:proofErr w:type="spellStart"/>
+      <w:r>
+        <w:rPr>
+          <w:rFonts w:ascii="华文中宋" w:eastAsia="华文中宋" w:hAnsi="华文中宋" w:hint="eastAsia"/>
+        </w:rPr>
+        <w:t>myFrustum,int</w:t>
+      </w:r>
+      <w:proofErr w:type="spellEnd"/>
+      <w:r>
+        <w:rPr>
+          <w:rFonts w:ascii="华文中宋" w:eastAsia="华文中宋" w:hAnsi="华文中宋" w:hint="eastAsia"/>
+        </w:rPr>
+        <w:t xml:space="preserve"> </w:t>
+      </w:r>
+      <w:proofErr w:type="spellStart"/>
+      <w:r>
+        <w:rPr>
+          <w:rFonts w:ascii="华文中宋" w:eastAsia="华文中宋" w:hAnsi="华文中宋" w:hint="eastAsia"/>
+        </w:rPr>
+        <w:t>width,int</w:t>
+      </w:r>
+      <w:proofErr w:type="spellEnd"/>
+      <w:r>
+        <w:rPr>
+          <w:rFonts w:ascii="华文中宋" w:eastAsia="华文中宋" w:hAnsi="华文中宋" w:hint="eastAsia"/>
+        </w:rPr>
+        <w:t xml:space="preserve"> height)</w:t>
+      </w:r>
+    </w:p>
+    <w:p>
+      <w:pPr>
+        <w:rPr>
+          <w:rFonts w:ascii="华文中宋" w:eastAsia="华文中宋" w:hAnsi="华文中宋" w:hint="eastAsia"/>
+        </w:rPr>
+      </w:pPr>
+    </w:p>
+    <w:p>
+      <w:pPr>
+        <w:rPr>
+          <w:rFonts w:ascii="华文中宋" w:eastAsia="华文中宋" w:hAnsi="华文中宋" w:hint="eastAsia"/>
+        </w:rPr>
+      </w:pPr>
+      <w:r>
+        <w:rPr>
+          <w:rFonts w:ascii="华文中宋" w:eastAsia="华文中宋" w:hAnsi="华文中宋" w:hint="eastAsia"/>
+        </w:rPr>
+        <w:t>Z先不处理，留着，之后</w:t>
+      </w:r>
+      <w:proofErr w:type="spellStart"/>
+      <w:r>
+        <w:rPr>
+          <w:rFonts w:ascii="华文中宋" w:eastAsia="华文中宋" w:hAnsi="华文中宋" w:hint="eastAsia"/>
+        </w:rPr>
+        <w:t>z-buffer</w:t>
+      </w:r>
+      <w:proofErr w:type="spellEnd"/>
+      <w:r>
+        <w:rPr>
+          <w:rFonts w:ascii="华文中宋" w:eastAsia="华文中宋" w:hAnsi="华文中宋" w:hint="eastAsia"/>
+        </w:rPr>
+        <w:t>大概用的到，</w:t>
+      </w:r>
+      <w:proofErr w:type="spellStart"/>
+      <w:r>
+        <w:rPr>
+          <w:rFonts w:ascii="华文中宋" w:eastAsia="华文中宋" w:hAnsi="华文中宋" w:hint="eastAsia"/>
+        </w:rPr>
+        <w:t>ndc</w:t>
+      </w:r>
+      <w:proofErr w:type="spellEnd"/>
+      <w:r>
+        <w:rPr>
+          <w:rFonts w:ascii="华文中宋" w:eastAsia="华文中宋" w:hAnsi="华文中宋" w:hint="eastAsia"/>
+        </w:rPr>
+        <w:t>是-1到1，</w:t>
+      </w:r>
+      <w:r>
+        <w:rPr>
+          <w:rFonts w:ascii="华文中宋" w:eastAsia="华文中宋" w:hAnsi="华文中宋" w:hint="eastAsia"/>
+        </w:rPr>
+        <w:t>屏幕坐标范围是0到width或者height，</w:t>
+      </w:r>
+      <w:r>
         <w:rPr>
           <w:rFonts w:ascii="华文中宋" w:eastAsia="华文中宋" w:hAnsi="华文中宋"/>
         </w:rPr>
-      </w:pPr>
-      <w:r>
-        <w:rPr>
-          <w:rFonts w:ascii="华文中宋" w:eastAsia="华文中宋" w:hAnsi="华文中宋" w:hint="eastAsia"/>
-        </w:rPr>
-        <w:t>为什么呢，为啥，哪步的问题。我今天再算一次，算不出来直接代公式。</w:t>
-      </w:r>
-    </w:p>
-    <w:p>
-      <w:pPr>
-        <w:rPr>
-          <w:rFonts w:ascii="华文中宋" w:eastAsia="华文中宋" w:hAnsi="华文中宋" w:hint="eastAsia"/>
-        </w:rPr>
-      </w:pPr>
-      <w:r>
-        <w:rPr>
-          <w:rFonts w:ascii="华文中宋" w:eastAsia="华文中宋" w:hAnsi="华文中宋" w:hint="eastAsia"/>
-        </w:rPr>
-        <w:t>算的不对，重新思考算一下。</w:t>
-      </w:r>
-      <w:r>
-        <w:rPr>
-          <w:rFonts w:ascii="华文中宋" w:eastAsia="华文中宋" w:hAnsi="华文中宋" w:hint="eastAsia"/>
-        </w:rPr>
-        <w:t>复杂了，思路也有问题。</w:t>
-      </w:r>
-      <w:r>
-        <w:rPr>
-          <w:rFonts w:ascii="华文中宋" w:eastAsia="华文中宋" w:hAnsi="华文中宋" w:hint="eastAsia"/>
-        </w:rPr>
-        <w:t>看看笔记。</w:t>
-      </w:r>
-    </w:p>
-    <w:p>
-      <w:pPr>
-        <w:rPr>
-          <w:rFonts w:ascii="华文中宋" w:eastAsia="华文中宋" w:hAnsi="华文中宋"/>
-        </w:rPr>
-      </w:pPr>
-      <w:r>
-        <w:rPr>
-          <w:rFonts w:ascii="华文中宋" w:eastAsia="华文中宋" w:hAnsi="华文中宋" w:hint="eastAsia"/>
-        </w:rPr>
-        <w:t>我知道为什么结果和预想中的不一样了，矩阵乘点和点乘矩阵是不一样的！得到的矩阵也不一样。</w:t>
-      </w:r>
-    </w:p>
-    <w:p>
-      <w:pPr>
-        <w:rPr>
-          <w:rFonts w:ascii="华文中宋" w:eastAsia="华文中宋" w:hAnsi="华文中宋"/>
-        </w:rPr>
-      </w:pPr>
-      <w:r>
-        <w:rPr>
-          <w:rFonts w:ascii="华文中宋" w:eastAsia="华文中宋" w:hAnsi="华文中宋" w:hint="eastAsia"/>
-        </w:rPr>
-        <w:t>我一直写的是点乘矩阵，我的math函数里也是点乘矩阵，我的view变换也是点乘矩阵，不对，啥呀，哦我靠了，不用重新考虑，我这view变换奇迹般的还真是这个版本，哦，我想起来了，我当时在纸推导出来的确实是错误的行向量版本，但是我对着推导出来的结果和笔记上的结果，没想通是为什么有问题就直接抄了笔记上的结果，就是我的view矩阵也是矩阵乘点的</w:t>
-      </w:r>
-      <w:r>
-        <w:rPr>
-          <w:rFonts w:ascii="华文中宋" w:eastAsia="华文中宋" w:hAnsi="华文中宋" w:hint="eastAsia"/>
-        </w:rPr>
-        <w:t>，我真服了，负负得正了</w:t>
-      </w:r>
-      <w:r>
-        <w:rPr>
-          <w:rFonts w:ascii="华文中宋" w:eastAsia="华文中宋" w:hAnsi="华文中宋" w:hint="eastAsia"/>
-        </w:rPr>
-        <w:t>。其他还没遇到什么点和矩阵相乘的吧？我检查一下，全改成点是列向量的吧。</w:t>
-      </w:r>
-      <w:r>
-        <w:rPr>
-          <w:rFonts w:ascii="华文中宋" w:eastAsia="华文中宋" w:hAnsi="华文中宋" w:hint="eastAsia"/>
-        </w:rPr>
-        <w:t>没用上，接着写吧。</w:t>
-      </w:r>
-    </w:p>
-    <w:p>
-      <w:pPr>
-        <w:rPr>
-          <w:rFonts w:ascii="华文中宋" w:eastAsia="华文中宋" w:hAnsi="华文中宋"/>
-        </w:rPr>
-      </w:pPr>
-      <w:r>
-        <w:rPr>
-          <w:rFonts w:ascii="华文中宋" w:eastAsia="华文中宋" w:hAnsi="华文中宋" w:hint="eastAsia"/>
-        </w:rPr>
-        <w:t>我终于知道为什么做这个区分了。晕。</w:t>
+        <w:t>0.5 是因为 x + 1 的范围宽度是 2，需要把它缩小一半，才能变成 [0, 1]。</w:t>
       </w:r>
     </w:p>
     <w:p>
@@ -5155,7 +11083,6 @@
         <w:rPr>
           <w:rFonts w:ascii="华文中宋" w:eastAsia="华文中宋" w:hAnsi="华文中宋" w:hint="eastAsia"/>
         </w:rPr>
-        <w:lastRenderedPageBreak/>
         <w:t>心得</w:t>
       </w:r>
     </w:p>
@@ -5175,7 +11102,21 @@
         <w:rPr>
           <w:rFonts w:ascii="华文中宋" w:eastAsia="华文中宋" w:hAnsi="华文中宋" w:hint="eastAsia"/>
         </w:rPr>
-        <w:t>光是写个mvp变换和硬编码，我都需要很久，</w:t>
+        <w:t>光是写个</w:t>
+      </w:r>
+      <w:proofErr w:type="spellStart"/>
+      <w:r>
+        <w:rPr>
+          <w:rFonts w:ascii="华文中宋" w:eastAsia="华文中宋" w:hAnsi="华文中宋" w:hint="eastAsia"/>
+        </w:rPr>
+        <w:t>mvp</w:t>
+      </w:r>
+      <w:proofErr w:type="spellEnd"/>
+      <w:r>
+        <w:rPr>
+          <w:rFonts w:ascii="华文中宋" w:eastAsia="华文中宋" w:hAnsi="华文中宋" w:hint="eastAsia"/>
+        </w:rPr>
+        <w:t>变换和硬编码，我都需要很久，</w:t>
       </w:r>
       <w:r>
         <w:rPr>
@@ -5199,7 +11140,21 @@
         <w:rPr>
           <w:rFonts w:ascii="华文中宋" w:eastAsia="华文中宋" w:hAnsi="华文中宋" w:hint="eastAsia"/>
         </w:rPr>
-        <w:t>我不敢想之后写下面z-buffer和光栅化我会多痛苦。</w:t>
+        <w:t>我不敢想之后写下面</w:t>
+      </w:r>
+      <w:proofErr w:type="spellStart"/>
+      <w:r>
+        <w:rPr>
+          <w:rFonts w:ascii="华文中宋" w:eastAsia="华文中宋" w:hAnsi="华文中宋" w:hint="eastAsia"/>
+        </w:rPr>
+        <w:t>z-buffer</w:t>
+      </w:r>
+      <w:proofErr w:type="spellEnd"/>
+      <w:r>
+        <w:rPr>
+          <w:rFonts w:ascii="华文中宋" w:eastAsia="华文中宋" w:hAnsi="华文中宋" w:hint="eastAsia"/>
+        </w:rPr>
+        <w:t>和光栅化我会多痛苦。</w:t>
       </w:r>
       <w:r>
         <w:rPr>
@@ -5622,7 +11577,7 @@
   <w:style w:type="paragraph" w:default="1" w:styleId="a">
     <w:name w:val="Normal"/>
     <w:qFormat/>
-    <w:rsid w:val="00AF2140"/>
+    <w:rsid w:val="006E7180"/>
   </w:style>
   <w:style w:type="paragraph" w:styleId="1">
     <w:name w:val="heading 1"/>

--- a/MyRenderer/自定义软渲染器myRenderer实验报告.docx
+++ b/MyRenderer/自定义软渲染器myRenderer实验报告.docx
@@ -249,35 +249,7 @@
         <w:rPr>
           <w:rFonts w:ascii="华文中宋" w:eastAsia="华文中宋" w:hAnsi="华文中宋"/>
         </w:rPr>
-        <w:t>我大致分析了一下任务，然后我发现有很多我有问题的地方，这还只是我</w:t>
-      </w:r>
-      <w:proofErr w:type="gramStart"/>
-      <w:r>
-        <w:rPr>
-          <w:rFonts w:ascii="华文中宋" w:eastAsia="华文中宋" w:hAnsi="华文中宋"/>
-        </w:rPr>
-        <w:t>大致看</w:t>
-      </w:r>
-      <w:proofErr w:type="gramEnd"/>
-      <w:r>
-        <w:rPr>
-          <w:rFonts w:ascii="华文中宋" w:eastAsia="华文中宋" w:hAnsi="华文中宋"/>
-        </w:rPr>
-        <w:t>一圈有问题的地方，第一步这个给读取/硬编码一个模型这个，首先我得有个顶点文件吧，我自己来定义吗，还是我上blender拉一个正方形导出？那我又如何读取这个文件，用什么库？还是我自己来规定，我想想，我之前写过矩阵运算，那我就其实写一个理论上是正方体的八个顶点坐标就可以是吧，不用那么麻烦，然后输出应该是什么格式，png？但希望我最后这个结果是直接出现在屏幕上的，那我怎么办呢？有库吗，这也意味着我必须去控制我电脑上负责输出图形的像素，这个叫啥我忘了，就是我得控制这个硬件是吧？而且你说我目前要在cpu端模拟是吧，那也涉及后面光栅化步骤的问题，就是我说可能说不太明白，是有什么函数能把那个硬件映射下来吗，我</w:t>
-      </w:r>
-      <w:proofErr w:type="gramStart"/>
-      <w:r>
-        <w:rPr>
-          <w:rFonts w:ascii="华文中宋" w:eastAsia="华文中宋" w:hAnsi="华文中宋"/>
-        </w:rPr>
-        <w:t>要是光设值</w:t>
-      </w:r>
-      <w:proofErr w:type="gramEnd"/>
-      <w:r>
-        <w:rPr>
-          <w:rFonts w:ascii="华文中宋" w:eastAsia="华文中宋" w:hAnsi="华文中宋"/>
-        </w:rPr>
-        <w:t>，怎么把屏幕硬件输出和我的代码关联上啊？？</w:t>
+        <w:t>我大致分析了一下任务，然后我发现有很多我有问题的地方，这还只是我大致看一圈有问题的地方，第一步这个给读取/硬编码一个模型这个，首先我得有个顶点文件吧，我自己来定义吗，还是我上blender拉一个正方形导出？那我又如何读取这个文件，用什么库？还是我自己来规定，我想想，我之前写过矩阵运算，那我就其实写一个理论上是正方体的八个顶点坐标就可以是吧，不用那么麻烦，然后输出应该是什么格式，png？但希望我最后这个结果是直接出现在屏幕上的，那我怎么办呢？有库吗，这也意味着我必须去控制我电脑上负责输出图形的像素，这个叫啥我忘了，就是我得控制这个硬件是吧？而且你说我目前要在cpu端模拟是吧，那也涉及后面光栅化步骤的问题，就是我说可能说不太明白，是有什么函数能把那个硬件映射下来吗，我要是光设值，怎么把屏幕硬件输出和我的代码关联上啊？？</w:t>
       </w:r>
     </w:p>
     <w:p>
@@ -447,77 +419,21 @@
                 <w:rFonts w:ascii="华文中宋" w:eastAsia="华文中宋" w:hAnsi="华文中宋" w:hint="eastAsia"/>
               </w:rPr>
               <w:tab/>
-              <w:t xml:space="preserve">float </w:t>
-            </w:r>
-            <w:proofErr w:type="gramStart"/>
-            <w:r>
-              <w:rPr>
-                <w:rFonts w:ascii="华文中宋" w:eastAsia="华文中宋" w:hAnsi="华文中宋" w:hint="eastAsia"/>
-              </w:rPr>
-              <w:t>position[</w:t>
-            </w:r>
-            <w:proofErr w:type="gramEnd"/>
-            <w:r>
-              <w:rPr>
-                <w:rFonts w:ascii="华文中宋" w:eastAsia="华文中宋" w:hAnsi="华文中宋" w:hint="eastAsia"/>
-              </w:rPr>
-              <w:t xml:space="preserve">4] = </w:t>
-            </w:r>
-            <w:proofErr w:type="gramStart"/>
-            <w:r>
-              <w:rPr>
-                <w:rFonts w:ascii="华文中宋" w:eastAsia="华文中宋" w:hAnsi="华文中宋" w:hint="eastAsia"/>
-              </w:rPr>
-              <w:t>{ 0</w:t>
-            </w:r>
-            <w:proofErr w:type="gramEnd"/>
-            <w:r>
-              <w:rPr>
-                <w:rFonts w:ascii="华文中宋" w:eastAsia="华文中宋" w:hAnsi="华文中宋" w:hint="eastAsia"/>
-              </w:rPr>
-              <w:t xml:space="preserve"> };</w:t>
-            </w:r>
-          </w:p>
-          <w:p>
-            <w:pPr>
-              <w:rPr>
-                <w:rFonts w:ascii="华文中宋" w:eastAsia="华文中宋" w:hAnsi="华文中宋" w:hint="eastAsia"/>
-              </w:rPr>
-            </w:pPr>
-            <w:r>
-              <w:rPr>
-                <w:rFonts w:ascii="华文中宋" w:eastAsia="华文中宋" w:hAnsi="华文中宋" w:hint="eastAsia"/>
-              </w:rPr>
-              <w:tab/>
-              <w:t xml:space="preserve">short </w:t>
-            </w:r>
-            <w:proofErr w:type="gramStart"/>
-            <w:r>
-              <w:rPr>
-                <w:rFonts w:ascii="华文中宋" w:eastAsia="华文中宋" w:hAnsi="华文中宋" w:hint="eastAsia"/>
-              </w:rPr>
-              <w:t>color[</w:t>
-            </w:r>
-            <w:proofErr w:type="gramEnd"/>
-            <w:r>
-              <w:rPr>
-                <w:rFonts w:ascii="华文中宋" w:eastAsia="华文中宋" w:hAnsi="华文中宋" w:hint="eastAsia"/>
-              </w:rPr>
-              <w:t xml:space="preserve">3] = </w:t>
-            </w:r>
-            <w:proofErr w:type="gramStart"/>
-            <w:r>
-              <w:rPr>
-                <w:rFonts w:ascii="华文中宋" w:eastAsia="华文中宋" w:hAnsi="华文中宋" w:hint="eastAsia"/>
-              </w:rPr>
-              <w:t>{ 0</w:t>
-            </w:r>
-            <w:proofErr w:type="gramEnd"/>
-            <w:r>
-              <w:rPr>
-                <w:rFonts w:ascii="华文中宋" w:eastAsia="华文中宋" w:hAnsi="华文中宋" w:hint="eastAsia"/>
-              </w:rPr>
-              <w:t xml:space="preserve"> };</w:t>
+              <w:t>float position[4] = { 0 };</w:t>
+            </w:r>
+          </w:p>
+          <w:p>
+            <w:pPr>
+              <w:rPr>
+                <w:rFonts w:ascii="华文中宋" w:eastAsia="华文中宋" w:hAnsi="华文中宋" w:hint="eastAsia"/>
+              </w:rPr>
+            </w:pPr>
+            <w:r>
+              <w:rPr>
+                <w:rFonts w:ascii="华文中宋" w:eastAsia="华文中宋" w:hAnsi="华文中宋" w:hint="eastAsia"/>
+              </w:rPr>
+              <w:tab/>
+              <w:t>short color[3] = { 0 };</w:t>
             </w:r>
           </w:p>
           <w:p>
@@ -568,21 +484,7 @@
         <w:rPr>
           <w:rFonts w:ascii="华文中宋" w:eastAsia="华文中宋" w:hAnsi="华文中宋" w:hint="eastAsia"/>
         </w:rPr>
-        <w:t>我靠了，</w:t>
-      </w:r>
-      <w:proofErr w:type="gramStart"/>
-      <w:r>
-        <w:rPr>
-          <w:rFonts w:ascii="华文中宋" w:eastAsia="华文中宋" w:hAnsi="华文中宋" w:hint="eastAsia"/>
-        </w:rPr>
-        <w:t>真是每</w:t>
-      </w:r>
-      <w:proofErr w:type="gramEnd"/>
-      <w:r>
-        <w:rPr>
-          <w:rFonts w:ascii="华文中宋" w:eastAsia="华文中宋" w:hAnsi="华文中宋" w:hint="eastAsia"/>
-        </w:rPr>
-        <w:t>一步都卡我啊，怎么硬编码这个正方体啊，一个结构体数组？？？</w:t>
+        <w:t>我靠了，真是每一步都卡我啊，怎么硬编码这个正方体啊，一个结构体数组？？？</w:t>
       </w:r>
     </w:p>
     <w:p>
@@ -746,145 +648,49 @@
                 <w:rFonts w:ascii="华文中宋" w:eastAsia="华文中宋" w:hAnsi="华文中宋" w:hint="eastAsia"/>
               </w:rPr>
               <w:tab/>
-            </w:r>
-            <w:proofErr w:type="gramStart"/>
-            <w:r>
-              <w:rPr>
-                <w:rFonts w:ascii="华文中宋" w:eastAsia="华文中宋" w:hAnsi="华文中宋" w:hint="eastAsia"/>
-              </w:rPr>
-              <w:t>std::</w:t>
-            </w:r>
-            <w:proofErr w:type="gramEnd"/>
-            <w:r>
-              <w:rPr>
-                <w:rFonts w:ascii="华文中宋" w:eastAsia="华文中宋" w:hAnsi="华文中宋" w:hint="eastAsia"/>
-              </w:rPr>
-              <w:t>array&lt;float, 4</w:t>
-            </w:r>
-            <w:proofErr w:type="gramStart"/>
-            <w:r>
-              <w:rPr>
-                <w:rFonts w:ascii="华文中宋" w:eastAsia="华文中宋" w:hAnsi="华文中宋" w:hint="eastAsia"/>
-              </w:rPr>
-              <w:t>&gt;  position</w:t>
-            </w:r>
-            <w:proofErr w:type="gramEnd"/>
-            <w:r>
-              <w:rPr>
-                <w:rFonts w:ascii="华文中宋" w:eastAsia="华文中宋" w:hAnsi="华文中宋" w:hint="eastAsia"/>
-              </w:rPr>
-              <w:t>;</w:t>
-            </w:r>
-          </w:p>
-          <w:p>
-            <w:pPr>
-              <w:rPr>
-                <w:rFonts w:ascii="华文中宋" w:eastAsia="华文中宋" w:hAnsi="华文中宋" w:hint="eastAsia"/>
-              </w:rPr>
-            </w:pPr>
-            <w:r>
-              <w:rPr>
-                <w:rFonts w:ascii="华文中宋" w:eastAsia="华文中宋" w:hAnsi="华文中宋" w:hint="eastAsia"/>
-              </w:rPr>
-              <w:tab/>
-              <w:t xml:space="preserve">//float </w:t>
-            </w:r>
-            <w:proofErr w:type="gramStart"/>
-            <w:r>
-              <w:rPr>
-                <w:rFonts w:ascii="华文中宋" w:eastAsia="华文中宋" w:hAnsi="华文中宋" w:hint="eastAsia"/>
-              </w:rPr>
-              <w:t>position[</w:t>
-            </w:r>
-            <w:proofErr w:type="gramEnd"/>
-            <w:r>
-              <w:rPr>
-                <w:rFonts w:ascii="华文中宋" w:eastAsia="华文中宋" w:hAnsi="华文中宋" w:hint="eastAsia"/>
-              </w:rPr>
-              <w:t xml:space="preserve">4] = </w:t>
-            </w:r>
-            <w:proofErr w:type="gramStart"/>
-            <w:r>
-              <w:rPr>
-                <w:rFonts w:ascii="华文中宋" w:eastAsia="华文中宋" w:hAnsi="华文中宋" w:hint="eastAsia"/>
-              </w:rPr>
-              <w:t>{ 0</w:t>
-            </w:r>
-            <w:proofErr w:type="gramEnd"/>
-            <w:r>
-              <w:rPr>
-                <w:rFonts w:ascii="华文中宋" w:eastAsia="华文中宋" w:hAnsi="华文中宋" w:hint="eastAsia"/>
-              </w:rPr>
-              <w:t xml:space="preserve"> };</w:t>
-            </w:r>
-          </w:p>
-          <w:p>
-            <w:pPr>
-              <w:rPr>
-                <w:rFonts w:ascii="华文中宋" w:eastAsia="华文中宋" w:hAnsi="华文中宋" w:hint="eastAsia"/>
-              </w:rPr>
-            </w:pPr>
-            <w:r>
-              <w:rPr>
-                <w:rFonts w:ascii="华文中宋" w:eastAsia="华文中宋" w:hAnsi="华文中宋" w:hint="eastAsia"/>
-              </w:rPr>
-              <w:tab/>
-            </w:r>
-            <w:proofErr w:type="gramStart"/>
-            <w:r>
-              <w:rPr>
-                <w:rFonts w:ascii="华文中宋" w:eastAsia="华文中宋" w:hAnsi="华文中宋" w:hint="eastAsia"/>
-              </w:rPr>
-              <w:t>std::</w:t>
-            </w:r>
-            <w:proofErr w:type="gramEnd"/>
-            <w:r>
-              <w:rPr>
-                <w:rFonts w:ascii="华文中宋" w:eastAsia="华文中宋" w:hAnsi="华文中宋" w:hint="eastAsia"/>
-              </w:rPr>
-              <w:t>array&lt;short, 3&gt; color;</w:t>
-            </w:r>
-          </w:p>
-          <w:p>
-            <w:pPr>
-              <w:rPr>
-                <w:rFonts w:ascii="华文中宋" w:eastAsia="华文中宋" w:hAnsi="华文中宋" w:hint="eastAsia"/>
-              </w:rPr>
-            </w:pPr>
-            <w:r>
-              <w:rPr>
-                <w:rFonts w:ascii="华文中宋" w:eastAsia="华文中宋" w:hAnsi="华文中宋" w:hint="eastAsia"/>
-              </w:rPr>
-              <w:tab/>
-              <w:t xml:space="preserve">//short </w:t>
-            </w:r>
-            <w:proofErr w:type="gramStart"/>
-            <w:r>
-              <w:rPr>
-                <w:rFonts w:ascii="华文中宋" w:eastAsia="华文中宋" w:hAnsi="华文中宋" w:hint="eastAsia"/>
-              </w:rPr>
-              <w:t>color[</w:t>
-            </w:r>
-            <w:proofErr w:type="gramEnd"/>
-            <w:r>
-              <w:rPr>
-                <w:rFonts w:ascii="华文中宋" w:eastAsia="华文中宋" w:hAnsi="华文中宋" w:hint="eastAsia"/>
-              </w:rPr>
-              <w:t xml:space="preserve">3] = </w:t>
-            </w:r>
-            <w:proofErr w:type="gramStart"/>
-            <w:r>
-              <w:rPr>
-                <w:rFonts w:ascii="华文中宋" w:eastAsia="华文中宋" w:hAnsi="华文中宋" w:hint="eastAsia"/>
-              </w:rPr>
-              <w:t>{ 0</w:t>
-            </w:r>
-            <w:proofErr w:type="gramEnd"/>
-            <w:r>
-              <w:rPr>
-                <w:rFonts w:ascii="华文中宋" w:eastAsia="华文中宋" w:hAnsi="华文中宋" w:hint="eastAsia"/>
-              </w:rPr>
-              <w:t xml:space="preserve"> };</w:t>
+              <w:t>std::array&lt;float, 4&gt;  position;</w:t>
+            </w:r>
+          </w:p>
+          <w:p>
+            <w:pPr>
+              <w:rPr>
+                <w:rFonts w:ascii="华文中宋" w:eastAsia="华文中宋" w:hAnsi="华文中宋" w:hint="eastAsia"/>
+              </w:rPr>
+            </w:pPr>
+            <w:r>
+              <w:rPr>
+                <w:rFonts w:ascii="华文中宋" w:eastAsia="华文中宋" w:hAnsi="华文中宋" w:hint="eastAsia"/>
+              </w:rPr>
+              <w:tab/>
+              <w:t>//float position[4] = { 0 };</w:t>
+            </w:r>
+          </w:p>
+          <w:p>
+            <w:pPr>
+              <w:rPr>
+                <w:rFonts w:ascii="华文中宋" w:eastAsia="华文中宋" w:hAnsi="华文中宋" w:hint="eastAsia"/>
+              </w:rPr>
+            </w:pPr>
+            <w:r>
+              <w:rPr>
+                <w:rFonts w:ascii="华文中宋" w:eastAsia="华文中宋" w:hAnsi="华文中宋" w:hint="eastAsia"/>
+              </w:rPr>
+              <w:tab/>
+              <w:t>std::array&lt;short, 3&gt; color;</w:t>
+            </w:r>
+          </w:p>
+          <w:p>
+            <w:pPr>
+              <w:rPr>
+                <w:rFonts w:ascii="华文中宋" w:eastAsia="华文中宋" w:hAnsi="华文中宋" w:hint="eastAsia"/>
+              </w:rPr>
+            </w:pPr>
+            <w:r>
+              <w:rPr>
+                <w:rFonts w:ascii="华文中宋" w:eastAsia="华文中宋" w:hAnsi="华文中宋" w:hint="eastAsia"/>
+              </w:rPr>
+              <w:tab/>
+              <w:t>//short color[3] = { 0 };</w:t>
             </w:r>
           </w:p>
           <w:p>
@@ -925,20 +731,7 @@
                 <w:rFonts w:ascii="华文中宋" w:eastAsia="华文中宋" w:hAnsi="华文中宋" w:hint="eastAsia"/>
               </w:rPr>
               <w:tab/>
-            </w:r>
-            <w:proofErr w:type="gramStart"/>
-            <w:r>
-              <w:rPr>
-                <w:rFonts w:ascii="华文中宋" w:eastAsia="华文中宋" w:hAnsi="华文中宋" w:hint="eastAsia"/>
-              </w:rPr>
-              <w:t>std::</w:t>
-            </w:r>
-            <w:proofErr w:type="gramEnd"/>
-            <w:r>
-              <w:rPr>
-                <w:rFonts w:ascii="华文中宋" w:eastAsia="华文中宋" w:hAnsi="华文中宋" w:hint="eastAsia"/>
-              </w:rPr>
-              <w:t>array&lt;struct vector_4, 3&gt; tri_order;</w:t>
+              <w:t>std::array&lt;struct vector_4, 3&gt; tri_order;</w:t>
             </w:r>
           </w:p>
           <w:p>
@@ -971,21 +764,7 @@
               <w:rPr>
                 <w:rFonts w:ascii="华文中宋" w:eastAsia="华文中宋" w:hAnsi="华文中宋" w:hint="eastAsia"/>
               </w:rPr>
-              <w:t xml:space="preserve">int </w:t>
-            </w:r>
-            <w:proofErr w:type="gramStart"/>
-            <w:r>
-              <w:rPr>
-                <w:rFonts w:ascii="华文中宋" w:eastAsia="华文中宋" w:hAnsi="华文中宋" w:hint="eastAsia"/>
-              </w:rPr>
-              <w:t>main(</w:t>
-            </w:r>
-            <w:proofErr w:type="gramEnd"/>
-            <w:r>
-              <w:rPr>
-                <w:rFonts w:ascii="华文中宋" w:eastAsia="华文中宋" w:hAnsi="华文中宋" w:hint="eastAsia"/>
-              </w:rPr>
-              <w:t>)</w:t>
+              <w:t>int main()</w:t>
             </w:r>
           </w:p>
           <w:p>
@@ -1012,965 +791,119 @@
                 <w:rFonts w:ascii="华文中宋" w:eastAsia="华文中宋" w:hAnsi="华文中宋" w:hint="eastAsia"/>
               </w:rPr>
               <w:tab/>
-              <w:t xml:space="preserve">struct myRender_vector_4 </w:t>
-            </w:r>
-            <w:proofErr w:type="gramStart"/>
-            <w:r>
-              <w:rPr>
-                <w:rFonts w:ascii="华文中宋" w:eastAsia="华文中宋" w:hAnsi="华文中宋" w:hint="eastAsia"/>
-              </w:rPr>
-              <w:t>cube[</w:t>
-            </w:r>
-            <w:proofErr w:type="gramEnd"/>
-            <w:r>
-              <w:rPr>
-                <w:rFonts w:ascii="华文中宋" w:eastAsia="华文中宋" w:hAnsi="华文中宋" w:hint="eastAsia"/>
-              </w:rPr>
-              <w:t>8];</w:t>
-            </w:r>
-          </w:p>
-          <w:p>
-            <w:pPr>
-              <w:rPr>
-                <w:rFonts w:ascii="华文中宋" w:eastAsia="华文中宋" w:hAnsi="华文中宋" w:hint="eastAsia"/>
-              </w:rPr>
-            </w:pPr>
-            <w:r>
-              <w:rPr>
-                <w:rFonts w:ascii="华文中宋" w:eastAsia="华文中宋" w:hAnsi="华文中宋" w:hint="eastAsia"/>
-              </w:rPr>
-              <w:tab/>
-            </w:r>
-            <w:proofErr w:type="gramStart"/>
-            <w:r>
-              <w:rPr>
-                <w:rFonts w:ascii="华文中宋" w:eastAsia="华文中宋" w:hAnsi="华文中宋" w:hint="eastAsia"/>
-              </w:rPr>
-              <w:t>cube[</w:t>
-            </w:r>
-            <w:proofErr w:type="gramEnd"/>
-            <w:r>
-              <w:rPr>
-                <w:rFonts w:ascii="华文中宋" w:eastAsia="华文中宋" w:hAnsi="华文中宋" w:hint="eastAsia"/>
-              </w:rPr>
-              <w:t>0</w:t>
-            </w:r>
-            <w:proofErr w:type="gramStart"/>
-            <w:r>
-              <w:rPr>
-                <w:rFonts w:ascii="华文中宋" w:eastAsia="华文中宋" w:hAnsi="华文中宋" w:hint="eastAsia"/>
-              </w:rPr>
-              <w:t>].position</w:t>
-            </w:r>
-            <w:proofErr w:type="gramEnd"/>
-            <w:r>
-              <w:rPr>
-                <w:rFonts w:ascii="华文中宋" w:eastAsia="华文中宋" w:hAnsi="华文中宋" w:hint="eastAsia"/>
-              </w:rPr>
-              <w:t xml:space="preserve"> = </w:t>
-            </w:r>
-            <w:proofErr w:type="gramStart"/>
-            <w:r>
-              <w:rPr>
-                <w:rFonts w:ascii="华文中宋" w:eastAsia="华文中宋" w:hAnsi="华文中宋" w:hint="eastAsia"/>
-              </w:rPr>
-              <w:t>{ 0</w:t>
-            </w:r>
-            <w:proofErr w:type="gramEnd"/>
-            <w:r>
-              <w:rPr>
-                <w:rFonts w:ascii="华文中宋" w:eastAsia="华文中宋" w:hAnsi="华文中宋" w:hint="eastAsia"/>
-              </w:rPr>
-              <w:t>,0,0,</w:t>
-            </w:r>
-            <w:proofErr w:type="gramStart"/>
-            <w:r>
-              <w:rPr>
-                <w:rFonts w:ascii="华文中宋" w:eastAsia="华文中宋" w:hAnsi="华文中宋" w:hint="eastAsia"/>
-              </w:rPr>
-              <w:t>1 }</w:t>
-            </w:r>
-            <w:proofErr w:type="gramEnd"/>
-            <w:r>
-              <w:rPr>
-                <w:rFonts w:ascii="华文中宋" w:eastAsia="华文中宋" w:hAnsi="华文中宋" w:hint="eastAsia"/>
-              </w:rPr>
-              <w:t xml:space="preserve">; </w:t>
-            </w:r>
-            <w:proofErr w:type="gramStart"/>
-            <w:r>
-              <w:rPr>
-                <w:rFonts w:ascii="华文中宋" w:eastAsia="华文中宋" w:hAnsi="华文中宋" w:hint="eastAsia"/>
-              </w:rPr>
-              <w:t>cube[</w:t>
-            </w:r>
-            <w:proofErr w:type="gramEnd"/>
-            <w:r>
-              <w:rPr>
-                <w:rFonts w:ascii="华文中宋" w:eastAsia="华文中宋" w:hAnsi="华文中宋" w:hint="eastAsia"/>
-              </w:rPr>
-              <w:t>0</w:t>
-            </w:r>
-            <w:proofErr w:type="gramStart"/>
-            <w:r>
-              <w:rPr>
-                <w:rFonts w:ascii="华文中宋" w:eastAsia="华文中宋" w:hAnsi="华文中宋" w:hint="eastAsia"/>
-              </w:rPr>
-              <w:t>].color</w:t>
-            </w:r>
-            <w:proofErr w:type="gramEnd"/>
-            <w:r>
-              <w:rPr>
-                <w:rFonts w:ascii="华文中宋" w:eastAsia="华文中宋" w:hAnsi="华文中宋" w:hint="eastAsia"/>
-              </w:rPr>
-              <w:t xml:space="preserve"> = </w:t>
-            </w:r>
-            <w:proofErr w:type="gramStart"/>
-            <w:r>
-              <w:rPr>
-                <w:rFonts w:ascii="华文中宋" w:eastAsia="华文中宋" w:hAnsi="华文中宋" w:hint="eastAsia"/>
-              </w:rPr>
-              <w:t>{ 255</w:t>
-            </w:r>
-            <w:proofErr w:type="gramEnd"/>
-            <w:r>
-              <w:rPr>
-                <w:rFonts w:ascii="华文中宋" w:eastAsia="华文中宋" w:hAnsi="华文中宋" w:hint="eastAsia"/>
-              </w:rPr>
-              <w:t>,0,</w:t>
-            </w:r>
-            <w:proofErr w:type="gramStart"/>
-            <w:r>
-              <w:rPr>
-                <w:rFonts w:ascii="华文中宋" w:eastAsia="华文中宋" w:hAnsi="华文中宋" w:hint="eastAsia"/>
-              </w:rPr>
-              <w:t>0 }</w:t>
-            </w:r>
-            <w:proofErr w:type="gramEnd"/>
-            <w:r>
-              <w:rPr>
-                <w:rFonts w:ascii="华文中宋" w:eastAsia="华文中宋" w:hAnsi="华文中宋" w:hint="eastAsia"/>
-              </w:rPr>
-              <w:t>;</w:t>
-            </w:r>
-          </w:p>
-          <w:p>
-            <w:pPr>
-              <w:rPr>
-                <w:rFonts w:ascii="华文中宋" w:eastAsia="华文中宋" w:hAnsi="华文中宋" w:hint="eastAsia"/>
-              </w:rPr>
-            </w:pPr>
-            <w:r>
-              <w:rPr>
-                <w:rFonts w:ascii="华文中宋" w:eastAsia="华文中宋" w:hAnsi="华文中宋" w:hint="eastAsia"/>
-              </w:rPr>
-              <w:tab/>
-            </w:r>
-            <w:proofErr w:type="gramStart"/>
-            <w:r>
-              <w:rPr>
-                <w:rFonts w:ascii="华文中宋" w:eastAsia="华文中宋" w:hAnsi="华文中宋" w:hint="eastAsia"/>
-              </w:rPr>
-              <w:t>cube[</w:t>
-            </w:r>
-            <w:proofErr w:type="gramEnd"/>
-            <w:r>
-              <w:rPr>
-                <w:rFonts w:ascii="华文中宋" w:eastAsia="华文中宋" w:hAnsi="华文中宋" w:hint="eastAsia"/>
-              </w:rPr>
-              <w:t>1</w:t>
-            </w:r>
-            <w:proofErr w:type="gramStart"/>
-            <w:r>
-              <w:rPr>
-                <w:rFonts w:ascii="华文中宋" w:eastAsia="华文中宋" w:hAnsi="华文中宋" w:hint="eastAsia"/>
-              </w:rPr>
-              <w:t>].position</w:t>
-            </w:r>
-            <w:proofErr w:type="gramEnd"/>
-            <w:r>
-              <w:rPr>
-                <w:rFonts w:ascii="华文中宋" w:eastAsia="华文中宋" w:hAnsi="华文中宋" w:hint="eastAsia"/>
-              </w:rPr>
-              <w:t xml:space="preserve"> = </w:t>
-            </w:r>
-            <w:proofErr w:type="gramStart"/>
-            <w:r>
-              <w:rPr>
-                <w:rFonts w:ascii="华文中宋" w:eastAsia="华文中宋" w:hAnsi="华文中宋" w:hint="eastAsia"/>
-              </w:rPr>
-              <w:t>{ 1</w:t>
-            </w:r>
-            <w:proofErr w:type="gramEnd"/>
-            <w:r>
-              <w:rPr>
-                <w:rFonts w:ascii="华文中宋" w:eastAsia="华文中宋" w:hAnsi="华文中宋" w:hint="eastAsia"/>
-              </w:rPr>
-              <w:t>,0,0,</w:t>
-            </w:r>
-            <w:proofErr w:type="gramStart"/>
-            <w:r>
-              <w:rPr>
-                <w:rFonts w:ascii="华文中宋" w:eastAsia="华文中宋" w:hAnsi="华文中宋" w:hint="eastAsia"/>
-              </w:rPr>
-              <w:t>1 }</w:t>
-            </w:r>
-            <w:proofErr w:type="gramEnd"/>
-            <w:r>
-              <w:rPr>
-                <w:rFonts w:ascii="华文中宋" w:eastAsia="华文中宋" w:hAnsi="华文中宋" w:hint="eastAsia"/>
-              </w:rPr>
-              <w:t xml:space="preserve">; </w:t>
-            </w:r>
-            <w:proofErr w:type="gramStart"/>
-            <w:r>
-              <w:rPr>
-                <w:rFonts w:ascii="华文中宋" w:eastAsia="华文中宋" w:hAnsi="华文中宋" w:hint="eastAsia"/>
-              </w:rPr>
-              <w:t>cube[</w:t>
-            </w:r>
-            <w:proofErr w:type="gramEnd"/>
-            <w:r>
-              <w:rPr>
-                <w:rFonts w:ascii="华文中宋" w:eastAsia="华文中宋" w:hAnsi="华文中宋" w:hint="eastAsia"/>
-              </w:rPr>
-              <w:t>1</w:t>
-            </w:r>
-            <w:proofErr w:type="gramStart"/>
-            <w:r>
-              <w:rPr>
-                <w:rFonts w:ascii="华文中宋" w:eastAsia="华文中宋" w:hAnsi="华文中宋" w:hint="eastAsia"/>
-              </w:rPr>
-              <w:t>].color</w:t>
-            </w:r>
-            <w:proofErr w:type="gramEnd"/>
-            <w:r>
-              <w:rPr>
-                <w:rFonts w:ascii="华文中宋" w:eastAsia="华文中宋" w:hAnsi="华文中宋" w:hint="eastAsia"/>
-              </w:rPr>
-              <w:t xml:space="preserve"> = </w:t>
-            </w:r>
-            <w:proofErr w:type="gramStart"/>
-            <w:r>
-              <w:rPr>
-                <w:rFonts w:ascii="华文中宋" w:eastAsia="华文中宋" w:hAnsi="华文中宋" w:hint="eastAsia"/>
-              </w:rPr>
-              <w:t>{ 0,255</w:t>
-            </w:r>
-            <w:proofErr w:type="gramEnd"/>
-            <w:r>
-              <w:rPr>
-                <w:rFonts w:ascii="华文中宋" w:eastAsia="华文中宋" w:hAnsi="华文中宋" w:hint="eastAsia"/>
-              </w:rPr>
-              <w:t>,</w:t>
-            </w:r>
-            <w:proofErr w:type="gramStart"/>
-            <w:r>
-              <w:rPr>
-                <w:rFonts w:ascii="华文中宋" w:eastAsia="华文中宋" w:hAnsi="华文中宋" w:hint="eastAsia"/>
-              </w:rPr>
-              <w:t>0 }</w:t>
-            </w:r>
-            <w:proofErr w:type="gramEnd"/>
-            <w:r>
-              <w:rPr>
-                <w:rFonts w:ascii="华文中宋" w:eastAsia="华文中宋" w:hAnsi="华文中宋" w:hint="eastAsia"/>
-              </w:rPr>
-              <w:t>;</w:t>
-            </w:r>
-          </w:p>
-          <w:p>
-            <w:pPr>
-              <w:rPr>
-                <w:rFonts w:ascii="华文中宋" w:eastAsia="华文中宋" w:hAnsi="华文中宋" w:hint="eastAsia"/>
-              </w:rPr>
-            </w:pPr>
-            <w:r>
-              <w:rPr>
-                <w:rFonts w:ascii="华文中宋" w:eastAsia="华文中宋" w:hAnsi="华文中宋" w:hint="eastAsia"/>
-              </w:rPr>
-              <w:tab/>
-            </w:r>
-            <w:proofErr w:type="gramStart"/>
-            <w:r>
-              <w:rPr>
-                <w:rFonts w:ascii="华文中宋" w:eastAsia="华文中宋" w:hAnsi="华文中宋" w:hint="eastAsia"/>
-              </w:rPr>
-              <w:t>cube[</w:t>
-            </w:r>
-            <w:proofErr w:type="gramEnd"/>
-            <w:r>
-              <w:rPr>
-                <w:rFonts w:ascii="华文中宋" w:eastAsia="华文中宋" w:hAnsi="华文中宋" w:hint="eastAsia"/>
-              </w:rPr>
-              <w:t>2</w:t>
-            </w:r>
-            <w:proofErr w:type="gramStart"/>
-            <w:r>
-              <w:rPr>
-                <w:rFonts w:ascii="华文中宋" w:eastAsia="华文中宋" w:hAnsi="华文中宋" w:hint="eastAsia"/>
-              </w:rPr>
-              <w:t>].position</w:t>
-            </w:r>
-            <w:proofErr w:type="gramEnd"/>
-            <w:r>
-              <w:rPr>
-                <w:rFonts w:ascii="华文中宋" w:eastAsia="华文中宋" w:hAnsi="华文中宋" w:hint="eastAsia"/>
-              </w:rPr>
-              <w:t xml:space="preserve"> = </w:t>
-            </w:r>
-            <w:proofErr w:type="gramStart"/>
-            <w:r>
-              <w:rPr>
-                <w:rFonts w:ascii="华文中宋" w:eastAsia="华文中宋" w:hAnsi="华文中宋" w:hint="eastAsia"/>
-              </w:rPr>
-              <w:t>{ 1</w:t>
-            </w:r>
-            <w:proofErr w:type="gramEnd"/>
-            <w:r>
-              <w:rPr>
-                <w:rFonts w:ascii="华文中宋" w:eastAsia="华文中宋" w:hAnsi="华文中宋" w:hint="eastAsia"/>
-              </w:rPr>
-              <w:t>,0,1,</w:t>
-            </w:r>
-            <w:proofErr w:type="gramStart"/>
-            <w:r>
-              <w:rPr>
-                <w:rFonts w:ascii="华文中宋" w:eastAsia="华文中宋" w:hAnsi="华文中宋" w:hint="eastAsia"/>
-              </w:rPr>
-              <w:t>1 }</w:t>
-            </w:r>
-            <w:proofErr w:type="gramEnd"/>
-            <w:r>
-              <w:rPr>
-                <w:rFonts w:ascii="华文中宋" w:eastAsia="华文中宋" w:hAnsi="华文中宋" w:hint="eastAsia"/>
-              </w:rPr>
-              <w:t xml:space="preserve">; </w:t>
-            </w:r>
-            <w:proofErr w:type="gramStart"/>
-            <w:r>
-              <w:rPr>
-                <w:rFonts w:ascii="华文中宋" w:eastAsia="华文中宋" w:hAnsi="华文中宋" w:hint="eastAsia"/>
-              </w:rPr>
-              <w:t>cube[</w:t>
-            </w:r>
-            <w:proofErr w:type="gramEnd"/>
-            <w:r>
-              <w:rPr>
-                <w:rFonts w:ascii="华文中宋" w:eastAsia="华文中宋" w:hAnsi="华文中宋" w:hint="eastAsia"/>
-              </w:rPr>
-              <w:t>2</w:t>
-            </w:r>
-            <w:proofErr w:type="gramStart"/>
-            <w:r>
-              <w:rPr>
-                <w:rFonts w:ascii="华文中宋" w:eastAsia="华文中宋" w:hAnsi="华文中宋" w:hint="eastAsia"/>
-              </w:rPr>
-              <w:t>].color</w:t>
-            </w:r>
-            <w:proofErr w:type="gramEnd"/>
-            <w:r>
-              <w:rPr>
-                <w:rFonts w:ascii="华文中宋" w:eastAsia="华文中宋" w:hAnsi="华文中宋" w:hint="eastAsia"/>
-              </w:rPr>
-              <w:t xml:space="preserve"> = </w:t>
-            </w:r>
-            <w:proofErr w:type="gramStart"/>
-            <w:r>
-              <w:rPr>
-                <w:rFonts w:ascii="华文中宋" w:eastAsia="华文中宋" w:hAnsi="华文中宋" w:hint="eastAsia"/>
-              </w:rPr>
-              <w:t>{ 0</w:t>
-            </w:r>
-            <w:proofErr w:type="gramEnd"/>
-            <w:r>
-              <w:rPr>
-                <w:rFonts w:ascii="华文中宋" w:eastAsia="华文中宋" w:hAnsi="华文中宋" w:hint="eastAsia"/>
-              </w:rPr>
-              <w:t>,0,</w:t>
-            </w:r>
-            <w:proofErr w:type="gramStart"/>
-            <w:r>
-              <w:rPr>
-                <w:rFonts w:ascii="华文中宋" w:eastAsia="华文中宋" w:hAnsi="华文中宋" w:hint="eastAsia"/>
-              </w:rPr>
-              <w:t>255 }</w:t>
-            </w:r>
-            <w:proofErr w:type="gramEnd"/>
-            <w:r>
-              <w:rPr>
-                <w:rFonts w:ascii="华文中宋" w:eastAsia="华文中宋" w:hAnsi="华文中宋" w:hint="eastAsia"/>
-              </w:rPr>
-              <w:t>;</w:t>
-            </w:r>
-          </w:p>
-          <w:p>
-            <w:pPr>
-              <w:rPr>
-                <w:rFonts w:ascii="华文中宋" w:eastAsia="华文中宋" w:hAnsi="华文中宋" w:hint="eastAsia"/>
-              </w:rPr>
-            </w:pPr>
-            <w:r>
-              <w:rPr>
-                <w:rFonts w:ascii="华文中宋" w:eastAsia="华文中宋" w:hAnsi="华文中宋" w:hint="eastAsia"/>
-              </w:rPr>
-              <w:tab/>
-            </w:r>
-            <w:proofErr w:type="gramStart"/>
-            <w:r>
-              <w:rPr>
-                <w:rFonts w:ascii="华文中宋" w:eastAsia="华文中宋" w:hAnsi="华文中宋" w:hint="eastAsia"/>
-              </w:rPr>
-              <w:t>cube[</w:t>
-            </w:r>
-            <w:proofErr w:type="gramEnd"/>
-            <w:r>
-              <w:rPr>
-                <w:rFonts w:ascii="华文中宋" w:eastAsia="华文中宋" w:hAnsi="华文中宋" w:hint="eastAsia"/>
-              </w:rPr>
-              <w:t>3</w:t>
-            </w:r>
-            <w:proofErr w:type="gramStart"/>
-            <w:r>
-              <w:rPr>
-                <w:rFonts w:ascii="华文中宋" w:eastAsia="华文中宋" w:hAnsi="华文中宋" w:hint="eastAsia"/>
-              </w:rPr>
-              <w:t>].position</w:t>
-            </w:r>
-            <w:proofErr w:type="gramEnd"/>
-            <w:r>
-              <w:rPr>
-                <w:rFonts w:ascii="华文中宋" w:eastAsia="华文中宋" w:hAnsi="华文中宋" w:hint="eastAsia"/>
-              </w:rPr>
-              <w:t xml:space="preserve"> = </w:t>
-            </w:r>
-            <w:proofErr w:type="gramStart"/>
-            <w:r>
-              <w:rPr>
-                <w:rFonts w:ascii="华文中宋" w:eastAsia="华文中宋" w:hAnsi="华文中宋" w:hint="eastAsia"/>
-              </w:rPr>
-              <w:t>{ 0</w:t>
-            </w:r>
-            <w:proofErr w:type="gramEnd"/>
-            <w:r>
-              <w:rPr>
-                <w:rFonts w:ascii="华文中宋" w:eastAsia="华文中宋" w:hAnsi="华文中宋" w:hint="eastAsia"/>
-              </w:rPr>
-              <w:t>,0,1,</w:t>
-            </w:r>
-            <w:proofErr w:type="gramStart"/>
-            <w:r>
-              <w:rPr>
-                <w:rFonts w:ascii="华文中宋" w:eastAsia="华文中宋" w:hAnsi="华文中宋" w:hint="eastAsia"/>
-              </w:rPr>
-              <w:t>1 }</w:t>
-            </w:r>
-            <w:proofErr w:type="gramEnd"/>
-            <w:r>
-              <w:rPr>
-                <w:rFonts w:ascii="华文中宋" w:eastAsia="华文中宋" w:hAnsi="华文中宋" w:hint="eastAsia"/>
-              </w:rPr>
-              <w:t xml:space="preserve">; </w:t>
-            </w:r>
-            <w:proofErr w:type="gramStart"/>
-            <w:r>
-              <w:rPr>
-                <w:rFonts w:ascii="华文中宋" w:eastAsia="华文中宋" w:hAnsi="华文中宋" w:hint="eastAsia"/>
-              </w:rPr>
-              <w:t>cube[</w:t>
-            </w:r>
-            <w:proofErr w:type="gramEnd"/>
-            <w:r>
-              <w:rPr>
-                <w:rFonts w:ascii="华文中宋" w:eastAsia="华文中宋" w:hAnsi="华文中宋" w:hint="eastAsia"/>
-              </w:rPr>
-              <w:t>3</w:t>
-            </w:r>
-            <w:proofErr w:type="gramStart"/>
-            <w:r>
-              <w:rPr>
-                <w:rFonts w:ascii="华文中宋" w:eastAsia="华文中宋" w:hAnsi="华文中宋" w:hint="eastAsia"/>
-              </w:rPr>
-              <w:t>].color</w:t>
-            </w:r>
-            <w:proofErr w:type="gramEnd"/>
-            <w:r>
-              <w:rPr>
-                <w:rFonts w:ascii="华文中宋" w:eastAsia="华文中宋" w:hAnsi="华文中宋" w:hint="eastAsia"/>
-              </w:rPr>
-              <w:t xml:space="preserve"> = </w:t>
-            </w:r>
-            <w:proofErr w:type="gramStart"/>
-            <w:r>
-              <w:rPr>
-                <w:rFonts w:ascii="华文中宋" w:eastAsia="华文中宋" w:hAnsi="华文中宋" w:hint="eastAsia"/>
-              </w:rPr>
-              <w:t>{ 255,255</w:t>
-            </w:r>
-            <w:proofErr w:type="gramEnd"/>
-            <w:r>
-              <w:rPr>
-                <w:rFonts w:ascii="华文中宋" w:eastAsia="华文中宋" w:hAnsi="华文中宋" w:hint="eastAsia"/>
-              </w:rPr>
-              <w:t>,0};</w:t>
-            </w:r>
-          </w:p>
-          <w:p>
-            <w:pPr>
-              <w:rPr>
-                <w:rFonts w:ascii="华文中宋" w:eastAsia="华文中宋" w:hAnsi="华文中宋" w:hint="eastAsia"/>
-              </w:rPr>
-            </w:pPr>
-            <w:r>
-              <w:rPr>
-                <w:rFonts w:ascii="华文中宋" w:eastAsia="华文中宋" w:hAnsi="华文中宋" w:hint="eastAsia"/>
-              </w:rPr>
-              <w:tab/>
-            </w:r>
-            <w:proofErr w:type="gramStart"/>
-            <w:r>
-              <w:rPr>
-                <w:rFonts w:ascii="华文中宋" w:eastAsia="华文中宋" w:hAnsi="华文中宋" w:hint="eastAsia"/>
-              </w:rPr>
-              <w:t>cube[</w:t>
-            </w:r>
-            <w:proofErr w:type="gramEnd"/>
-            <w:r>
-              <w:rPr>
-                <w:rFonts w:ascii="华文中宋" w:eastAsia="华文中宋" w:hAnsi="华文中宋" w:hint="eastAsia"/>
-              </w:rPr>
-              <w:t>4</w:t>
-            </w:r>
-            <w:proofErr w:type="gramStart"/>
-            <w:r>
-              <w:rPr>
-                <w:rFonts w:ascii="华文中宋" w:eastAsia="华文中宋" w:hAnsi="华文中宋" w:hint="eastAsia"/>
-              </w:rPr>
-              <w:t>].position</w:t>
-            </w:r>
-            <w:proofErr w:type="gramEnd"/>
-            <w:r>
-              <w:rPr>
-                <w:rFonts w:ascii="华文中宋" w:eastAsia="华文中宋" w:hAnsi="华文中宋" w:hint="eastAsia"/>
-              </w:rPr>
-              <w:t xml:space="preserve"> = </w:t>
-            </w:r>
-            <w:proofErr w:type="gramStart"/>
-            <w:r>
-              <w:rPr>
-                <w:rFonts w:ascii="华文中宋" w:eastAsia="华文中宋" w:hAnsi="华文中宋" w:hint="eastAsia"/>
-              </w:rPr>
-              <w:t>{ 0</w:t>
-            </w:r>
-            <w:proofErr w:type="gramEnd"/>
-            <w:r>
-              <w:rPr>
-                <w:rFonts w:ascii="华文中宋" w:eastAsia="华文中宋" w:hAnsi="华文中宋" w:hint="eastAsia"/>
-              </w:rPr>
-              <w:t>,1,0,</w:t>
-            </w:r>
-            <w:proofErr w:type="gramStart"/>
-            <w:r>
-              <w:rPr>
-                <w:rFonts w:ascii="华文中宋" w:eastAsia="华文中宋" w:hAnsi="华文中宋" w:hint="eastAsia"/>
-              </w:rPr>
-              <w:t>1 }</w:t>
-            </w:r>
-            <w:proofErr w:type="gramEnd"/>
-            <w:r>
-              <w:rPr>
-                <w:rFonts w:ascii="华文中宋" w:eastAsia="华文中宋" w:hAnsi="华文中宋" w:hint="eastAsia"/>
-              </w:rPr>
-              <w:t xml:space="preserve">; </w:t>
-            </w:r>
-            <w:proofErr w:type="gramStart"/>
-            <w:r>
-              <w:rPr>
-                <w:rFonts w:ascii="华文中宋" w:eastAsia="华文中宋" w:hAnsi="华文中宋" w:hint="eastAsia"/>
-              </w:rPr>
-              <w:t>cube[</w:t>
-            </w:r>
-            <w:proofErr w:type="gramEnd"/>
-            <w:r>
-              <w:rPr>
-                <w:rFonts w:ascii="华文中宋" w:eastAsia="华文中宋" w:hAnsi="华文中宋" w:hint="eastAsia"/>
-              </w:rPr>
-              <w:t>4</w:t>
-            </w:r>
-            <w:proofErr w:type="gramStart"/>
-            <w:r>
-              <w:rPr>
-                <w:rFonts w:ascii="华文中宋" w:eastAsia="华文中宋" w:hAnsi="华文中宋" w:hint="eastAsia"/>
-              </w:rPr>
-              <w:t>].color</w:t>
-            </w:r>
-            <w:proofErr w:type="gramEnd"/>
-            <w:r>
-              <w:rPr>
-                <w:rFonts w:ascii="华文中宋" w:eastAsia="华文中宋" w:hAnsi="华文中宋" w:hint="eastAsia"/>
-              </w:rPr>
-              <w:t xml:space="preserve"> = </w:t>
-            </w:r>
-            <w:proofErr w:type="gramStart"/>
-            <w:r>
-              <w:rPr>
-                <w:rFonts w:ascii="华文中宋" w:eastAsia="华文中宋" w:hAnsi="华文中宋" w:hint="eastAsia"/>
-              </w:rPr>
-              <w:t>{ 0,255,255</w:t>
-            </w:r>
-            <w:proofErr w:type="gramEnd"/>
-            <w:r>
-              <w:rPr>
-                <w:rFonts w:ascii="华文中宋" w:eastAsia="华文中宋" w:hAnsi="华文中宋" w:hint="eastAsia"/>
-              </w:rPr>
-              <w:t>};</w:t>
-            </w:r>
-          </w:p>
-          <w:p>
-            <w:pPr>
-              <w:rPr>
-                <w:rFonts w:ascii="华文中宋" w:eastAsia="华文中宋" w:hAnsi="华文中宋" w:hint="eastAsia"/>
-              </w:rPr>
-            </w:pPr>
-            <w:r>
-              <w:rPr>
-                <w:rFonts w:ascii="华文中宋" w:eastAsia="华文中宋" w:hAnsi="华文中宋" w:hint="eastAsia"/>
-              </w:rPr>
-              <w:tab/>
-            </w:r>
-            <w:proofErr w:type="gramStart"/>
-            <w:r>
-              <w:rPr>
-                <w:rFonts w:ascii="华文中宋" w:eastAsia="华文中宋" w:hAnsi="华文中宋" w:hint="eastAsia"/>
-              </w:rPr>
-              <w:t>cube[</w:t>
-            </w:r>
-            <w:proofErr w:type="gramEnd"/>
-            <w:r>
-              <w:rPr>
-                <w:rFonts w:ascii="华文中宋" w:eastAsia="华文中宋" w:hAnsi="华文中宋" w:hint="eastAsia"/>
-              </w:rPr>
-              <w:t>5</w:t>
-            </w:r>
-            <w:proofErr w:type="gramStart"/>
-            <w:r>
-              <w:rPr>
-                <w:rFonts w:ascii="华文中宋" w:eastAsia="华文中宋" w:hAnsi="华文中宋" w:hint="eastAsia"/>
-              </w:rPr>
-              <w:t>].position</w:t>
-            </w:r>
-            <w:proofErr w:type="gramEnd"/>
-            <w:r>
-              <w:rPr>
-                <w:rFonts w:ascii="华文中宋" w:eastAsia="华文中宋" w:hAnsi="华文中宋" w:hint="eastAsia"/>
-              </w:rPr>
-              <w:t xml:space="preserve"> = </w:t>
-            </w:r>
-            <w:proofErr w:type="gramStart"/>
-            <w:r>
-              <w:rPr>
-                <w:rFonts w:ascii="华文中宋" w:eastAsia="华文中宋" w:hAnsi="华文中宋" w:hint="eastAsia"/>
-              </w:rPr>
-              <w:t>{ 0</w:t>
-            </w:r>
-            <w:proofErr w:type="gramEnd"/>
-            <w:r>
-              <w:rPr>
-                <w:rFonts w:ascii="华文中宋" w:eastAsia="华文中宋" w:hAnsi="华文中宋" w:hint="eastAsia"/>
-              </w:rPr>
-              <w:t>,1,1,</w:t>
-            </w:r>
-            <w:proofErr w:type="gramStart"/>
-            <w:r>
-              <w:rPr>
-                <w:rFonts w:ascii="华文中宋" w:eastAsia="华文中宋" w:hAnsi="华文中宋" w:hint="eastAsia"/>
-              </w:rPr>
-              <w:t>1 }</w:t>
-            </w:r>
-            <w:proofErr w:type="gramEnd"/>
-            <w:r>
-              <w:rPr>
-                <w:rFonts w:ascii="华文中宋" w:eastAsia="华文中宋" w:hAnsi="华文中宋" w:hint="eastAsia"/>
-              </w:rPr>
-              <w:t xml:space="preserve">; </w:t>
-            </w:r>
-            <w:proofErr w:type="gramStart"/>
-            <w:r>
-              <w:rPr>
-                <w:rFonts w:ascii="华文中宋" w:eastAsia="华文中宋" w:hAnsi="华文中宋" w:hint="eastAsia"/>
-              </w:rPr>
-              <w:t>cube[</w:t>
-            </w:r>
-            <w:proofErr w:type="gramEnd"/>
-            <w:r>
-              <w:rPr>
-                <w:rFonts w:ascii="华文中宋" w:eastAsia="华文中宋" w:hAnsi="华文中宋" w:hint="eastAsia"/>
-              </w:rPr>
-              <w:t>5</w:t>
-            </w:r>
-            <w:proofErr w:type="gramStart"/>
-            <w:r>
-              <w:rPr>
-                <w:rFonts w:ascii="华文中宋" w:eastAsia="华文中宋" w:hAnsi="华文中宋" w:hint="eastAsia"/>
-              </w:rPr>
-              <w:t>].color</w:t>
-            </w:r>
-            <w:proofErr w:type="gramEnd"/>
-            <w:r>
-              <w:rPr>
-                <w:rFonts w:ascii="华文中宋" w:eastAsia="华文中宋" w:hAnsi="华文中宋" w:hint="eastAsia"/>
-              </w:rPr>
-              <w:t xml:space="preserve"> = </w:t>
-            </w:r>
-            <w:proofErr w:type="gramStart"/>
-            <w:r>
-              <w:rPr>
-                <w:rFonts w:ascii="华文中宋" w:eastAsia="华文中宋" w:hAnsi="华文中宋" w:hint="eastAsia"/>
-              </w:rPr>
-              <w:t>{ 255</w:t>
-            </w:r>
-            <w:proofErr w:type="gramEnd"/>
-            <w:r>
-              <w:rPr>
-                <w:rFonts w:ascii="华文中宋" w:eastAsia="华文中宋" w:hAnsi="华文中宋" w:hint="eastAsia"/>
-              </w:rPr>
-              <w:t>,0,255};</w:t>
-            </w:r>
-          </w:p>
-          <w:p>
-            <w:pPr>
-              <w:rPr>
-                <w:rFonts w:ascii="华文中宋" w:eastAsia="华文中宋" w:hAnsi="华文中宋" w:hint="eastAsia"/>
-              </w:rPr>
-            </w:pPr>
-            <w:r>
-              <w:rPr>
-                <w:rFonts w:ascii="华文中宋" w:eastAsia="华文中宋" w:hAnsi="华文中宋" w:hint="eastAsia"/>
-              </w:rPr>
-              <w:tab/>
-            </w:r>
-            <w:proofErr w:type="gramStart"/>
-            <w:r>
-              <w:rPr>
-                <w:rFonts w:ascii="华文中宋" w:eastAsia="华文中宋" w:hAnsi="华文中宋" w:hint="eastAsia"/>
-              </w:rPr>
-              <w:t>cube[</w:t>
-            </w:r>
-            <w:proofErr w:type="gramEnd"/>
-            <w:r>
-              <w:rPr>
-                <w:rFonts w:ascii="华文中宋" w:eastAsia="华文中宋" w:hAnsi="华文中宋" w:hint="eastAsia"/>
-              </w:rPr>
-              <w:t>6</w:t>
-            </w:r>
-            <w:proofErr w:type="gramStart"/>
-            <w:r>
-              <w:rPr>
-                <w:rFonts w:ascii="华文中宋" w:eastAsia="华文中宋" w:hAnsi="华文中宋" w:hint="eastAsia"/>
-              </w:rPr>
-              <w:t>].position</w:t>
-            </w:r>
-            <w:proofErr w:type="gramEnd"/>
-            <w:r>
-              <w:rPr>
-                <w:rFonts w:ascii="华文中宋" w:eastAsia="华文中宋" w:hAnsi="华文中宋" w:hint="eastAsia"/>
-              </w:rPr>
-              <w:t xml:space="preserve"> = </w:t>
-            </w:r>
-            <w:proofErr w:type="gramStart"/>
-            <w:r>
-              <w:rPr>
-                <w:rFonts w:ascii="华文中宋" w:eastAsia="华文中宋" w:hAnsi="华文中宋" w:hint="eastAsia"/>
-              </w:rPr>
-              <w:t>{ 1</w:t>
-            </w:r>
-            <w:proofErr w:type="gramEnd"/>
-            <w:r>
-              <w:rPr>
-                <w:rFonts w:ascii="华文中宋" w:eastAsia="华文中宋" w:hAnsi="华文中宋" w:hint="eastAsia"/>
-              </w:rPr>
-              <w:t>,1,0,</w:t>
-            </w:r>
-            <w:proofErr w:type="gramStart"/>
-            <w:r>
-              <w:rPr>
-                <w:rFonts w:ascii="华文中宋" w:eastAsia="华文中宋" w:hAnsi="华文中宋" w:hint="eastAsia"/>
-              </w:rPr>
-              <w:t>1 }</w:t>
-            </w:r>
-            <w:proofErr w:type="gramEnd"/>
-            <w:r>
-              <w:rPr>
-                <w:rFonts w:ascii="华文中宋" w:eastAsia="华文中宋" w:hAnsi="华文中宋" w:hint="eastAsia"/>
-              </w:rPr>
-              <w:t xml:space="preserve">; </w:t>
-            </w:r>
-            <w:proofErr w:type="gramStart"/>
-            <w:r>
-              <w:rPr>
-                <w:rFonts w:ascii="华文中宋" w:eastAsia="华文中宋" w:hAnsi="华文中宋" w:hint="eastAsia"/>
-              </w:rPr>
-              <w:t>cube[</w:t>
-            </w:r>
-            <w:proofErr w:type="gramEnd"/>
-            <w:r>
-              <w:rPr>
-                <w:rFonts w:ascii="华文中宋" w:eastAsia="华文中宋" w:hAnsi="华文中宋" w:hint="eastAsia"/>
-              </w:rPr>
-              <w:t>6</w:t>
-            </w:r>
-            <w:proofErr w:type="gramStart"/>
-            <w:r>
-              <w:rPr>
-                <w:rFonts w:ascii="华文中宋" w:eastAsia="华文中宋" w:hAnsi="华文中宋" w:hint="eastAsia"/>
-              </w:rPr>
-              <w:t>].color</w:t>
-            </w:r>
-            <w:proofErr w:type="gramEnd"/>
-            <w:r>
-              <w:rPr>
-                <w:rFonts w:ascii="华文中宋" w:eastAsia="华文中宋" w:hAnsi="华文中宋" w:hint="eastAsia"/>
-              </w:rPr>
-              <w:t xml:space="preserve"> = </w:t>
-            </w:r>
-            <w:proofErr w:type="gramStart"/>
-            <w:r>
-              <w:rPr>
-                <w:rFonts w:ascii="华文中宋" w:eastAsia="华文中宋" w:hAnsi="华文中宋" w:hint="eastAsia"/>
-              </w:rPr>
-              <w:t>{ 0</w:t>
-            </w:r>
-            <w:proofErr w:type="gramEnd"/>
-            <w:r>
-              <w:rPr>
-                <w:rFonts w:ascii="华文中宋" w:eastAsia="华文中宋" w:hAnsi="华文中宋" w:hint="eastAsia"/>
-              </w:rPr>
-              <w:t>,0,</w:t>
-            </w:r>
-            <w:proofErr w:type="gramStart"/>
-            <w:r>
-              <w:rPr>
-                <w:rFonts w:ascii="华文中宋" w:eastAsia="华文中宋" w:hAnsi="华文中宋" w:hint="eastAsia"/>
-              </w:rPr>
-              <w:t>0 }</w:t>
-            </w:r>
-            <w:proofErr w:type="gramEnd"/>
-            <w:r>
-              <w:rPr>
-                <w:rFonts w:ascii="华文中宋" w:eastAsia="华文中宋" w:hAnsi="华文中宋" w:hint="eastAsia"/>
-              </w:rPr>
-              <w:t>;</w:t>
-            </w:r>
-          </w:p>
-          <w:p>
-            <w:pPr>
-              <w:rPr>
-                <w:rFonts w:ascii="华文中宋" w:eastAsia="华文中宋" w:hAnsi="华文中宋" w:hint="eastAsia"/>
-              </w:rPr>
-            </w:pPr>
-            <w:r>
-              <w:rPr>
-                <w:rFonts w:ascii="华文中宋" w:eastAsia="华文中宋" w:hAnsi="华文中宋" w:hint="eastAsia"/>
-              </w:rPr>
-              <w:tab/>
-            </w:r>
-            <w:proofErr w:type="gramStart"/>
-            <w:r>
-              <w:rPr>
-                <w:rFonts w:ascii="华文中宋" w:eastAsia="华文中宋" w:hAnsi="华文中宋" w:hint="eastAsia"/>
-              </w:rPr>
-              <w:t>cube[</w:t>
-            </w:r>
-            <w:proofErr w:type="gramEnd"/>
-            <w:r>
-              <w:rPr>
-                <w:rFonts w:ascii="华文中宋" w:eastAsia="华文中宋" w:hAnsi="华文中宋" w:hint="eastAsia"/>
-              </w:rPr>
-              <w:t>7</w:t>
-            </w:r>
-            <w:proofErr w:type="gramStart"/>
-            <w:r>
-              <w:rPr>
-                <w:rFonts w:ascii="华文中宋" w:eastAsia="华文中宋" w:hAnsi="华文中宋" w:hint="eastAsia"/>
-              </w:rPr>
-              <w:t>].position</w:t>
-            </w:r>
-            <w:proofErr w:type="gramEnd"/>
-            <w:r>
-              <w:rPr>
-                <w:rFonts w:ascii="华文中宋" w:eastAsia="华文中宋" w:hAnsi="华文中宋" w:hint="eastAsia"/>
-              </w:rPr>
-              <w:t xml:space="preserve"> = </w:t>
-            </w:r>
-            <w:proofErr w:type="gramStart"/>
-            <w:r>
-              <w:rPr>
-                <w:rFonts w:ascii="华文中宋" w:eastAsia="华文中宋" w:hAnsi="华文中宋" w:hint="eastAsia"/>
-              </w:rPr>
-              <w:t>{ 1</w:t>
-            </w:r>
-            <w:proofErr w:type="gramEnd"/>
-            <w:r>
-              <w:rPr>
-                <w:rFonts w:ascii="华文中宋" w:eastAsia="华文中宋" w:hAnsi="华文中宋" w:hint="eastAsia"/>
-              </w:rPr>
-              <w:t>,1,1,</w:t>
-            </w:r>
-            <w:proofErr w:type="gramStart"/>
-            <w:r>
-              <w:rPr>
-                <w:rFonts w:ascii="华文中宋" w:eastAsia="华文中宋" w:hAnsi="华文中宋" w:hint="eastAsia"/>
-              </w:rPr>
-              <w:t>1 }</w:t>
-            </w:r>
-            <w:proofErr w:type="gramEnd"/>
-            <w:r>
-              <w:rPr>
-                <w:rFonts w:ascii="华文中宋" w:eastAsia="华文中宋" w:hAnsi="华文中宋" w:hint="eastAsia"/>
-              </w:rPr>
-              <w:t xml:space="preserve">; </w:t>
-            </w:r>
-            <w:proofErr w:type="gramStart"/>
-            <w:r>
-              <w:rPr>
-                <w:rFonts w:ascii="华文中宋" w:eastAsia="华文中宋" w:hAnsi="华文中宋" w:hint="eastAsia"/>
-              </w:rPr>
-              <w:t>cube[</w:t>
-            </w:r>
-            <w:proofErr w:type="gramEnd"/>
-            <w:r>
-              <w:rPr>
-                <w:rFonts w:ascii="华文中宋" w:eastAsia="华文中宋" w:hAnsi="华文中宋" w:hint="eastAsia"/>
-              </w:rPr>
-              <w:t>7</w:t>
-            </w:r>
-            <w:proofErr w:type="gramStart"/>
-            <w:r>
-              <w:rPr>
-                <w:rFonts w:ascii="华文中宋" w:eastAsia="华文中宋" w:hAnsi="华文中宋" w:hint="eastAsia"/>
-              </w:rPr>
-              <w:t>].color</w:t>
-            </w:r>
-            <w:proofErr w:type="gramEnd"/>
-            <w:r>
-              <w:rPr>
-                <w:rFonts w:ascii="华文中宋" w:eastAsia="华文中宋" w:hAnsi="华文中宋" w:hint="eastAsia"/>
-              </w:rPr>
-              <w:t xml:space="preserve"> = </w:t>
-            </w:r>
-            <w:proofErr w:type="gramStart"/>
-            <w:r>
-              <w:rPr>
-                <w:rFonts w:ascii="华文中宋" w:eastAsia="华文中宋" w:hAnsi="华文中宋" w:hint="eastAsia"/>
-              </w:rPr>
-              <w:t>{ 255,255,255</w:t>
-            </w:r>
-            <w:proofErr w:type="gramEnd"/>
-            <w:r>
-              <w:rPr>
-                <w:rFonts w:ascii="华文中宋" w:eastAsia="华文中宋" w:hAnsi="华文中宋" w:hint="eastAsia"/>
-              </w:rPr>
-              <w:t>};</w:t>
+              <w:t>struct myRender_vector_4 cube[8];</w:t>
+            </w:r>
+          </w:p>
+          <w:p>
+            <w:pPr>
+              <w:rPr>
+                <w:rFonts w:ascii="华文中宋" w:eastAsia="华文中宋" w:hAnsi="华文中宋" w:hint="eastAsia"/>
+              </w:rPr>
+            </w:pPr>
+            <w:r>
+              <w:rPr>
+                <w:rFonts w:ascii="华文中宋" w:eastAsia="华文中宋" w:hAnsi="华文中宋" w:hint="eastAsia"/>
+              </w:rPr>
+              <w:tab/>
+              <w:t>cube[0].position = { 0,0,0,1 }; cube[0].color = { 255,0,0 };</w:t>
+            </w:r>
+          </w:p>
+          <w:p>
+            <w:pPr>
+              <w:rPr>
+                <w:rFonts w:ascii="华文中宋" w:eastAsia="华文中宋" w:hAnsi="华文中宋" w:hint="eastAsia"/>
+              </w:rPr>
+            </w:pPr>
+            <w:r>
+              <w:rPr>
+                <w:rFonts w:ascii="华文中宋" w:eastAsia="华文中宋" w:hAnsi="华文中宋" w:hint="eastAsia"/>
+              </w:rPr>
+              <w:tab/>
+              <w:t>cube[1].position = { 1,0,0,1 }; cube[1].color = { 0,255,0 };</w:t>
+            </w:r>
+          </w:p>
+          <w:p>
+            <w:pPr>
+              <w:rPr>
+                <w:rFonts w:ascii="华文中宋" w:eastAsia="华文中宋" w:hAnsi="华文中宋" w:hint="eastAsia"/>
+              </w:rPr>
+            </w:pPr>
+            <w:r>
+              <w:rPr>
+                <w:rFonts w:ascii="华文中宋" w:eastAsia="华文中宋" w:hAnsi="华文中宋" w:hint="eastAsia"/>
+              </w:rPr>
+              <w:tab/>
+              <w:t>cube[2].position = { 1,0,1,1 }; cube[2].color = { 0,0,255 };</w:t>
+            </w:r>
+          </w:p>
+          <w:p>
+            <w:pPr>
+              <w:rPr>
+                <w:rFonts w:ascii="华文中宋" w:eastAsia="华文中宋" w:hAnsi="华文中宋" w:hint="eastAsia"/>
+              </w:rPr>
+            </w:pPr>
+            <w:r>
+              <w:rPr>
+                <w:rFonts w:ascii="华文中宋" w:eastAsia="华文中宋" w:hAnsi="华文中宋" w:hint="eastAsia"/>
+              </w:rPr>
+              <w:tab/>
+              <w:t>cube[3].position = { 0,0,1,1 }; cube[3].color = { 255,255,0};</w:t>
+            </w:r>
+          </w:p>
+          <w:p>
+            <w:pPr>
+              <w:rPr>
+                <w:rFonts w:ascii="华文中宋" w:eastAsia="华文中宋" w:hAnsi="华文中宋" w:hint="eastAsia"/>
+              </w:rPr>
+            </w:pPr>
+            <w:r>
+              <w:rPr>
+                <w:rFonts w:ascii="华文中宋" w:eastAsia="华文中宋" w:hAnsi="华文中宋" w:hint="eastAsia"/>
+              </w:rPr>
+              <w:tab/>
+              <w:t>cube[4].position = { 0,1,0,1 }; cube[4].color = { 0,255,255};</w:t>
+            </w:r>
+          </w:p>
+          <w:p>
+            <w:pPr>
+              <w:rPr>
+                <w:rFonts w:ascii="华文中宋" w:eastAsia="华文中宋" w:hAnsi="华文中宋" w:hint="eastAsia"/>
+              </w:rPr>
+            </w:pPr>
+            <w:r>
+              <w:rPr>
+                <w:rFonts w:ascii="华文中宋" w:eastAsia="华文中宋" w:hAnsi="华文中宋" w:hint="eastAsia"/>
+              </w:rPr>
+              <w:tab/>
+              <w:t>cube[5].position = { 0,1,1,1 }; cube[5].color = { 255,0,255};</w:t>
+            </w:r>
+          </w:p>
+          <w:p>
+            <w:pPr>
+              <w:rPr>
+                <w:rFonts w:ascii="华文中宋" w:eastAsia="华文中宋" w:hAnsi="华文中宋" w:hint="eastAsia"/>
+              </w:rPr>
+            </w:pPr>
+            <w:r>
+              <w:rPr>
+                <w:rFonts w:ascii="华文中宋" w:eastAsia="华文中宋" w:hAnsi="华文中宋" w:hint="eastAsia"/>
+              </w:rPr>
+              <w:tab/>
+              <w:t>cube[6].position = { 1,1,0,1 }; cube[6].color = { 0,0,0 };</w:t>
+            </w:r>
+          </w:p>
+          <w:p>
+            <w:pPr>
+              <w:rPr>
+                <w:rFonts w:ascii="华文中宋" w:eastAsia="华文中宋" w:hAnsi="华文中宋" w:hint="eastAsia"/>
+              </w:rPr>
+            </w:pPr>
+            <w:r>
+              <w:rPr>
+                <w:rFonts w:ascii="华文中宋" w:eastAsia="华文中宋" w:hAnsi="华文中宋" w:hint="eastAsia"/>
+              </w:rPr>
+              <w:tab/>
+              <w:t>cube[7].position = { 1,1,1,1 }; cube[7].color = { 255,255,255};</w:t>
             </w:r>
           </w:p>
           <w:p>
@@ -2000,76 +933,20 @@
         <w:rPr>
           <w:rFonts w:ascii="华文中宋" w:eastAsia="华文中宋" w:hAnsi="华文中宋" w:hint="eastAsia"/>
         </w:rPr>
-        <w:t>然后我就在想，为什么一定要定义成三角形，</w:t>
-      </w:r>
-      <w:proofErr w:type="gramStart"/>
-      <w:r>
-        <w:rPr>
-          <w:rFonts w:ascii="华文中宋" w:eastAsia="华文中宋" w:hAnsi="华文中宋" w:hint="eastAsia"/>
-        </w:rPr>
-        <w:t>唉感觉</w:t>
-      </w:r>
-      <w:proofErr w:type="gramEnd"/>
-      <w:r>
-        <w:rPr>
-          <w:rFonts w:ascii="华文中宋" w:eastAsia="华文中宋" w:hAnsi="华文中宋" w:hint="eastAsia"/>
-        </w:rPr>
-        <w:t>就是，</w:t>
-      </w:r>
-      <w:proofErr w:type="gramStart"/>
-      <w:r>
-        <w:rPr>
-          <w:rFonts w:ascii="华文中宋" w:eastAsia="华文中宋" w:hAnsi="华文中宋" w:hint="eastAsia"/>
-        </w:rPr>
-        <w:t>就算听过讲</w:t>
-      </w:r>
-      <w:proofErr w:type="gramEnd"/>
-      <w:r>
-        <w:rPr>
-          <w:rFonts w:ascii="华文中宋" w:eastAsia="华文中宋" w:hAnsi="华文中宋" w:hint="eastAsia"/>
-        </w:rPr>
-        <w:t>原理的课，但是真的上手做的时候还是每个步骤，每个老师讲过的问题我都会卡住，因为四边形有可能扭曲，但三角形一定在一个平面上，所以我现在认为我需要</w:t>
+        <w:t>然后我就在想，为什么一定要定义成三角形，唉感觉就是，就算听过讲原理的课，但是真的上手做的时候还是每个步骤，每个老师讲过的问题我都会卡住，因为四边形有可能扭曲，但三角形一定在一个平面上，所以我现在认为我需要</w:t>
       </w:r>
       <w:r>
         <w:rPr>
           <w:rFonts w:ascii="华文中宋" w:eastAsia="华文中宋" w:hAnsi="华文中宋" w:hint="eastAsia"/>
         </w:rPr>
         <w:lastRenderedPageBreak/>
-        <w:t>再弄一个结构体，存储三角形，我认为还是</w:t>
-      </w:r>
-      <w:proofErr w:type="gramStart"/>
-      <w:r>
-        <w:rPr>
-          <w:rFonts w:ascii="华文中宋" w:eastAsia="华文中宋" w:hAnsi="华文中宋" w:hint="eastAsia"/>
-        </w:rPr>
-        <w:t>需要绕序的</w:t>
-      </w:r>
-      <w:proofErr w:type="gramEnd"/>
-      <w:r>
-        <w:rPr>
-          <w:rFonts w:ascii="华文中宋" w:eastAsia="华文中宋" w:hAnsi="华文中宋" w:hint="eastAsia"/>
-        </w:rPr>
-        <w:t>，虽然我现在不打算做什么背面剔除，但是好像以后光照也需要，</w:t>
-      </w:r>
-      <w:r>
-        <w:rPr>
-          <w:rFonts w:ascii="华文中宋" w:eastAsia="华文中宋" w:hAnsi="华文中宋" w:hint="eastAsia"/>
-        </w:rPr>
-        <w:t>那就按照</w:t>
-      </w:r>
-      <w:proofErr w:type="gramStart"/>
-      <w:r>
-        <w:rPr>
-          <w:rFonts w:ascii="华文中宋" w:eastAsia="华文中宋" w:hAnsi="华文中宋" w:hint="eastAsia"/>
-        </w:rPr>
-        <w:t>逆时针绕序吧</w:t>
-      </w:r>
-      <w:proofErr w:type="gramEnd"/>
-      <w:r>
-        <w:rPr>
-          <w:rFonts w:ascii="华文中宋" w:eastAsia="华文中宋" w:hAnsi="华文中宋" w:hint="eastAsia"/>
-        </w:rPr>
-        <w:t>。</w:t>
+        <w:t>再弄一个结构体，存储三角形，我认为还是需要绕序的，虽然我现在不打算做什么背面剔除，但是好像以后光照也需要，</w:t>
+      </w:r>
+      <w:r>
+        <w:rPr>
+          <w:rFonts w:ascii="华文中宋" w:eastAsia="华文中宋" w:hAnsi="华文中宋" w:hint="eastAsia"/>
+        </w:rPr>
+        <w:t>那就按照逆时针绕序吧。</w:t>
       </w:r>
     </w:p>
     <w:p>
@@ -2136,20 +1013,7 @@
                 <w:rFonts w:ascii="华文中宋" w:eastAsia="华文中宋" w:hAnsi="华文中宋" w:hint="eastAsia"/>
               </w:rPr>
               <w:tab/>
-            </w:r>
-            <w:proofErr w:type="gramStart"/>
-            <w:r>
-              <w:rPr>
-                <w:rFonts w:ascii="华文中宋" w:eastAsia="华文中宋" w:hAnsi="华文中宋" w:hint="eastAsia"/>
-              </w:rPr>
-              <w:t>std::</w:t>
-            </w:r>
-            <w:proofErr w:type="gramEnd"/>
-            <w:r>
-              <w:rPr>
-                <w:rFonts w:ascii="华文中宋" w:eastAsia="华文中宋" w:hAnsi="华文中宋" w:hint="eastAsia"/>
-              </w:rPr>
-              <w:t>array&lt;struct vector_4, 3&gt; tri_order;</w:t>
+              <w:t>std::array&lt;struct vector_4, 3&gt; tri_order;</w:t>
             </w:r>
           </w:p>
           <w:p>
@@ -2176,21 +1040,7 @@
                 <w:rFonts w:ascii="华文中宋" w:eastAsia="华文中宋" w:hAnsi="华文中宋" w:hint="eastAsia"/>
               </w:rPr>
               <w:tab/>
-              <w:t>struct myRender_triangle cube_</w:t>
-            </w:r>
-            <w:proofErr w:type="gramStart"/>
-            <w:r>
-              <w:rPr>
-                <w:rFonts w:ascii="华文中宋" w:eastAsia="华文中宋" w:hAnsi="华文中宋" w:hint="eastAsia"/>
-              </w:rPr>
-              <w:t>tri[</w:t>
-            </w:r>
-            <w:proofErr w:type="gramEnd"/>
-            <w:r>
-              <w:rPr>
-                <w:rFonts w:ascii="华文中宋" w:eastAsia="华文中宋" w:hAnsi="华文中宋" w:hint="eastAsia"/>
-              </w:rPr>
-              <w:t>16];</w:t>
+              <w:t>struct myRender_triangle cube_tri[16];</w:t>
             </w:r>
           </w:p>
           <w:p>
@@ -2218,91 +1068,7 @@
                 <w:rFonts w:ascii="华文中宋" w:eastAsia="华文中宋" w:hAnsi="华文中宋" w:hint="eastAsia"/>
               </w:rPr>
               <w:tab/>
-              <w:t>cube_</w:t>
-            </w:r>
-            <w:proofErr w:type="gramStart"/>
-            <w:r>
-              <w:rPr>
-                <w:rFonts w:ascii="华文中宋" w:eastAsia="华文中宋" w:hAnsi="华文中宋" w:hint="eastAsia"/>
-              </w:rPr>
-              <w:t>tri[</w:t>
-            </w:r>
-            <w:proofErr w:type="gramEnd"/>
-            <w:r>
-              <w:rPr>
-                <w:rFonts w:ascii="华文中宋" w:eastAsia="华文中宋" w:hAnsi="华文中宋" w:hint="eastAsia"/>
-              </w:rPr>
-              <w:t>0</w:t>
-            </w:r>
-            <w:proofErr w:type="gramStart"/>
-            <w:r>
-              <w:rPr>
-                <w:rFonts w:ascii="华文中宋" w:eastAsia="华文中宋" w:hAnsi="华文中宋" w:hint="eastAsia"/>
-              </w:rPr>
-              <w:t>].tri</w:t>
-            </w:r>
-            <w:proofErr w:type="gramEnd"/>
-            <w:r>
-              <w:rPr>
-                <w:rFonts w:ascii="华文中宋" w:eastAsia="华文中宋" w:hAnsi="华文中宋" w:hint="eastAsia"/>
-              </w:rPr>
-              <w:t xml:space="preserve">_order = </w:t>
-            </w:r>
-            <w:proofErr w:type="gramStart"/>
-            <w:r>
-              <w:rPr>
-                <w:rFonts w:ascii="华文中宋" w:eastAsia="华文中宋" w:hAnsi="华文中宋" w:hint="eastAsia"/>
-              </w:rPr>
-              <w:t>{ cube</w:t>
-            </w:r>
-            <w:proofErr w:type="gramEnd"/>
-            <w:r>
-              <w:rPr>
-                <w:rFonts w:ascii="华文中宋" w:eastAsia="华文中宋" w:hAnsi="华文中宋" w:hint="eastAsia"/>
-              </w:rPr>
-              <w:t>[0</w:t>
-            </w:r>
-            <w:proofErr w:type="gramStart"/>
-            <w:r>
-              <w:rPr>
-                <w:rFonts w:ascii="华文中宋" w:eastAsia="华文中宋" w:hAnsi="华文中宋" w:hint="eastAsia"/>
-              </w:rPr>
-              <w:t>],cube</w:t>
-            </w:r>
-            <w:proofErr w:type="gramEnd"/>
-            <w:r>
-              <w:rPr>
-                <w:rFonts w:ascii="华文中宋" w:eastAsia="华文中宋" w:hAnsi="华文中宋" w:hint="eastAsia"/>
-              </w:rPr>
-              <w:t>[1</w:t>
-            </w:r>
-            <w:proofErr w:type="gramStart"/>
-            <w:r>
-              <w:rPr>
-                <w:rFonts w:ascii="华文中宋" w:eastAsia="华文中宋" w:hAnsi="华文中宋" w:hint="eastAsia"/>
-              </w:rPr>
-              <w:t>],cube</w:t>
-            </w:r>
-            <w:proofErr w:type="gramEnd"/>
-            <w:r>
-              <w:rPr>
-                <w:rFonts w:ascii="华文中宋" w:eastAsia="华文中宋" w:hAnsi="华文中宋" w:hint="eastAsia"/>
-              </w:rPr>
-              <w:t>[2</w:t>
-            </w:r>
-            <w:proofErr w:type="gramStart"/>
-            <w:r>
-              <w:rPr>
-                <w:rFonts w:ascii="华文中宋" w:eastAsia="华文中宋" w:hAnsi="华文中宋" w:hint="eastAsia"/>
-              </w:rPr>
-              <w:t>] }</w:t>
-            </w:r>
-            <w:proofErr w:type="gramEnd"/>
-            <w:r>
-              <w:rPr>
-                <w:rFonts w:ascii="华文中宋" w:eastAsia="华文中宋" w:hAnsi="华文中宋" w:hint="eastAsia"/>
-              </w:rPr>
-              <w:t>;</w:t>
+              <w:t>cube_tri[0].tri_order = { cube[0],cube[1],cube[2] };</w:t>
             </w:r>
           </w:p>
           <w:p>
@@ -2393,20 +1159,7 @@
                 <w:rFonts w:ascii="华文中宋" w:eastAsia="华文中宋" w:hAnsi="华文中宋" w:hint="eastAsia"/>
               </w:rPr>
               <w:tab/>
-            </w:r>
-            <w:proofErr w:type="gramStart"/>
-            <w:r>
-              <w:rPr>
-                <w:rFonts w:ascii="华文中宋" w:eastAsia="华文中宋" w:hAnsi="华文中宋" w:hint="eastAsia"/>
-              </w:rPr>
-              <w:t>std::</w:t>
-            </w:r>
-            <w:proofErr w:type="gramEnd"/>
-            <w:r>
-              <w:rPr>
-                <w:rFonts w:ascii="华文中宋" w:eastAsia="华文中宋" w:hAnsi="华文中宋" w:hint="eastAsia"/>
-              </w:rPr>
-              <w:t>array&lt;int, 3&gt; index;</w:t>
+              <w:t>std::array&lt;int, 3&gt; index;</w:t>
             </w:r>
           </w:p>
           <w:p>
@@ -2433,21 +1186,7 @@
                 <w:rFonts w:ascii="华文中宋" w:eastAsia="华文中宋" w:hAnsi="华文中宋" w:hint="eastAsia"/>
               </w:rPr>
               <w:tab/>
-              <w:t>struct myRender_triangle cube_</w:t>
-            </w:r>
-            <w:proofErr w:type="gramStart"/>
-            <w:r>
-              <w:rPr>
-                <w:rFonts w:ascii="华文中宋" w:eastAsia="华文中宋" w:hAnsi="华文中宋" w:hint="eastAsia"/>
-              </w:rPr>
-              <w:t>index[</w:t>
-            </w:r>
-            <w:proofErr w:type="gramEnd"/>
-            <w:r>
-              <w:rPr>
-                <w:rFonts w:ascii="华文中宋" w:eastAsia="华文中宋" w:hAnsi="华文中宋" w:hint="eastAsia"/>
-              </w:rPr>
-              <w:t>12];</w:t>
+              <w:t>struct myRender_triangle cube_index[12];</w:t>
             </w:r>
           </w:p>
           <w:p>
@@ -2734,35 +1473,7 @@
         <w:rPr>
           <w:rFonts w:ascii="华文中宋" w:eastAsia="华文中宋" w:hAnsi="华文中宋" w:hint="eastAsia"/>
         </w:rPr>
-        <w:t>我靠，我忘记了为什么一个</w:t>
-      </w:r>
-      <w:proofErr w:type="gramStart"/>
-      <w:r>
-        <w:rPr>
-          <w:rFonts w:ascii="华文中宋" w:eastAsia="华文中宋" w:hAnsi="华文中宋" w:hint="eastAsia"/>
-        </w:rPr>
-        <w:t>点怎么</w:t>
-      </w:r>
-      <w:proofErr w:type="gramEnd"/>
-      <w:r>
-        <w:rPr>
-          <w:rFonts w:ascii="华文中宋" w:eastAsia="华文中宋" w:hAnsi="华文中宋" w:hint="eastAsia"/>
-        </w:rPr>
-        <w:t>变成矩阵的了，为什么一个点是一维的，最后拉成了矩阵运算，为什么来着，不对不对，我搞混了，点没有变成矩阵，点还是点，是乘一个变换矩阵，</w:t>
-      </w:r>
-      <w:proofErr w:type="gramStart"/>
-      <w:r>
-        <w:rPr>
-          <w:rFonts w:ascii="华文中宋" w:eastAsia="华文中宋" w:hAnsi="华文中宋" w:hint="eastAsia"/>
-        </w:rPr>
-        <w:t>乘出来</w:t>
-      </w:r>
-      <w:proofErr w:type="gramEnd"/>
-      <w:r>
-        <w:rPr>
-          <w:rFonts w:ascii="华文中宋" w:eastAsia="华文中宋" w:hAnsi="华文中宋" w:hint="eastAsia"/>
-        </w:rPr>
-        <w:t>的还是点。</w:t>
+        <w:t>我靠，我忘记了为什么一个点怎么变成矩阵的了，为什么一个点是一维的，最后拉成了矩阵运算，为什么来着，不对不对，我搞混了，点没有变成矩阵，点还是点，是乘一个变换矩阵，乘出来的还是点。</w:t>
       </w:r>
     </w:p>
     <w:p>
@@ -2868,35 +1579,7 @@
                 <w:rFonts w:ascii="华文中宋" w:eastAsia="华文中宋" w:hAnsi="华文中宋" w:hint="eastAsia"/>
               </w:rPr>
               <w:tab/>
-              <w:t xml:space="preserve">float </w:t>
-            </w:r>
-            <w:proofErr w:type="gramStart"/>
-            <w:r>
-              <w:rPr>
-                <w:rFonts w:ascii="华文中宋" w:eastAsia="华文中宋" w:hAnsi="华文中宋" w:hint="eastAsia"/>
-              </w:rPr>
-              <w:t>matrix[</w:t>
-            </w:r>
-            <w:proofErr w:type="gramEnd"/>
-            <w:r>
-              <w:rPr>
-                <w:rFonts w:ascii="华文中宋" w:eastAsia="华文中宋" w:hAnsi="华文中宋" w:hint="eastAsia"/>
-              </w:rPr>
-              <w:t xml:space="preserve">4][4] = </w:t>
-            </w:r>
-            <w:proofErr w:type="gramStart"/>
-            <w:r>
-              <w:rPr>
-                <w:rFonts w:ascii="华文中宋" w:eastAsia="华文中宋" w:hAnsi="华文中宋" w:hint="eastAsia"/>
-              </w:rPr>
-              <w:t>{ 0</w:t>
-            </w:r>
-            <w:proofErr w:type="gramEnd"/>
-            <w:r>
-              <w:rPr>
-                <w:rFonts w:ascii="华文中宋" w:eastAsia="华文中宋" w:hAnsi="华文中宋" w:hint="eastAsia"/>
-              </w:rPr>
-              <w:t xml:space="preserve"> };</w:t>
+              <w:t>float matrix[4][4] = { 0 };</w:t>
             </w:r>
           </w:p>
           <w:p>
@@ -2944,35 +1627,7 @@
                 <w:rFonts w:ascii="华文中宋" w:eastAsia="华文中宋" w:hAnsi="华文中宋" w:hint="eastAsia"/>
               </w:rPr>
               <w:tab/>
-              <w:t xml:space="preserve">double </w:t>
-            </w:r>
-            <w:proofErr w:type="gramStart"/>
-            <w:r>
-              <w:rPr>
-                <w:rFonts w:ascii="华文中宋" w:eastAsia="华文中宋" w:hAnsi="华文中宋" w:hint="eastAsia"/>
-              </w:rPr>
-              <w:t>matrix[</w:t>
-            </w:r>
-            <w:proofErr w:type="gramEnd"/>
-            <w:r>
-              <w:rPr>
-                <w:rFonts w:ascii="华文中宋" w:eastAsia="华文中宋" w:hAnsi="华文中宋" w:hint="eastAsia"/>
-              </w:rPr>
-              <w:t xml:space="preserve">3][3] = </w:t>
-            </w:r>
-            <w:proofErr w:type="gramStart"/>
-            <w:r>
-              <w:rPr>
-                <w:rFonts w:ascii="华文中宋" w:eastAsia="华文中宋" w:hAnsi="华文中宋" w:hint="eastAsia"/>
-              </w:rPr>
-              <w:t>{ 0</w:t>
-            </w:r>
-            <w:proofErr w:type="gramEnd"/>
-            <w:r>
-              <w:rPr>
-                <w:rFonts w:ascii="华文中宋" w:eastAsia="华文中宋" w:hAnsi="华文中宋" w:hint="eastAsia"/>
-              </w:rPr>
-              <w:t xml:space="preserve"> };</w:t>
+              <w:t>double matrix[3][3] = { 0 };</w:t>
             </w:r>
           </w:p>
           <w:p>
@@ -3012,145 +1667,49 @@
                 <w:rFonts w:ascii="华文中宋" w:eastAsia="华文中宋" w:hAnsi="华文中宋" w:hint="eastAsia"/>
               </w:rPr>
               <w:tab/>
-            </w:r>
-            <w:proofErr w:type="gramStart"/>
-            <w:r>
-              <w:rPr>
-                <w:rFonts w:ascii="华文中宋" w:eastAsia="华文中宋" w:hAnsi="华文中宋" w:hint="eastAsia"/>
-              </w:rPr>
-              <w:t>std::</w:t>
-            </w:r>
-            <w:proofErr w:type="gramEnd"/>
-            <w:r>
-              <w:rPr>
-                <w:rFonts w:ascii="华文中宋" w:eastAsia="华文中宋" w:hAnsi="华文中宋" w:hint="eastAsia"/>
-              </w:rPr>
-              <w:t>array&lt;float, 4</w:t>
-            </w:r>
-            <w:proofErr w:type="gramStart"/>
-            <w:r>
-              <w:rPr>
-                <w:rFonts w:ascii="华文中宋" w:eastAsia="华文中宋" w:hAnsi="华文中宋" w:hint="eastAsia"/>
-              </w:rPr>
-              <w:t>&gt;  position</w:t>
-            </w:r>
-            <w:proofErr w:type="gramEnd"/>
-            <w:r>
-              <w:rPr>
-                <w:rFonts w:ascii="华文中宋" w:eastAsia="华文中宋" w:hAnsi="华文中宋" w:hint="eastAsia"/>
-              </w:rPr>
-              <w:t>;</w:t>
-            </w:r>
-          </w:p>
-          <w:p>
-            <w:pPr>
-              <w:rPr>
-                <w:rFonts w:ascii="华文中宋" w:eastAsia="华文中宋" w:hAnsi="华文中宋" w:hint="eastAsia"/>
-              </w:rPr>
-            </w:pPr>
-            <w:r>
-              <w:rPr>
-                <w:rFonts w:ascii="华文中宋" w:eastAsia="华文中宋" w:hAnsi="华文中宋" w:hint="eastAsia"/>
-              </w:rPr>
-              <w:tab/>
-              <w:t xml:space="preserve">//float </w:t>
-            </w:r>
-            <w:proofErr w:type="gramStart"/>
-            <w:r>
-              <w:rPr>
-                <w:rFonts w:ascii="华文中宋" w:eastAsia="华文中宋" w:hAnsi="华文中宋" w:hint="eastAsia"/>
-              </w:rPr>
-              <w:t>position[</w:t>
-            </w:r>
-            <w:proofErr w:type="gramEnd"/>
-            <w:r>
-              <w:rPr>
-                <w:rFonts w:ascii="华文中宋" w:eastAsia="华文中宋" w:hAnsi="华文中宋" w:hint="eastAsia"/>
-              </w:rPr>
-              <w:t xml:space="preserve">4] = </w:t>
-            </w:r>
-            <w:proofErr w:type="gramStart"/>
-            <w:r>
-              <w:rPr>
-                <w:rFonts w:ascii="华文中宋" w:eastAsia="华文中宋" w:hAnsi="华文中宋" w:hint="eastAsia"/>
-              </w:rPr>
-              <w:t>{ 0</w:t>
-            </w:r>
-            <w:proofErr w:type="gramEnd"/>
-            <w:r>
-              <w:rPr>
-                <w:rFonts w:ascii="华文中宋" w:eastAsia="华文中宋" w:hAnsi="华文中宋" w:hint="eastAsia"/>
-              </w:rPr>
-              <w:t xml:space="preserve"> };</w:t>
-            </w:r>
-          </w:p>
-          <w:p>
-            <w:pPr>
-              <w:rPr>
-                <w:rFonts w:ascii="华文中宋" w:eastAsia="华文中宋" w:hAnsi="华文中宋" w:hint="eastAsia"/>
-              </w:rPr>
-            </w:pPr>
-            <w:r>
-              <w:rPr>
-                <w:rFonts w:ascii="华文中宋" w:eastAsia="华文中宋" w:hAnsi="华文中宋" w:hint="eastAsia"/>
-              </w:rPr>
-              <w:tab/>
-            </w:r>
-            <w:proofErr w:type="gramStart"/>
-            <w:r>
-              <w:rPr>
-                <w:rFonts w:ascii="华文中宋" w:eastAsia="华文中宋" w:hAnsi="华文中宋" w:hint="eastAsia"/>
-              </w:rPr>
-              <w:t>std::</w:t>
-            </w:r>
-            <w:proofErr w:type="gramEnd"/>
-            <w:r>
-              <w:rPr>
-                <w:rFonts w:ascii="华文中宋" w:eastAsia="华文中宋" w:hAnsi="华文中宋" w:hint="eastAsia"/>
-              </w:rPr>
-              <w:t>array&lt;short, 3&gt; color;</w:t>
-            </w:r>
-          </w:p>
-          <w:p>
-            <w:pPr>
-              <w:rPr>
-                <w:rFonts w:ascii="华文中宋" w:eastAsia="华文中宋" w:hAnsi="华文中宋" w:hint="eastAsia"/>
-              </w:rPr>
-            </w:pPr>
-            <w:r>
-              <w:rPr>
-                <w:rFonts w:ascii="华文中宋" w:eastAsia="华文中宋" w:hAnsi="华文中宋" w:hint="eastAsia"/>
-              </w:rPr>
-              <w:tab/>
-              <w:t xml:space="preserve">//short </w:t>
-            </w:r>
-            <w:proofErr w:type="gramStart"/>
-            <w:r>
-              <w:rPr>
-                <w:rFonts w:ascii="华文中宋" w:eastAsia="华文中宋" w:hAnsi="华文中宋" w:hint="eastAsia"/>
-              </w:rPr>
-              <w:t>color[</w:t>
-            </w:r>
-            <w:proofErr w:type="gramEnd"/>
-            <w:r>
-              <w:rPr>
-                <w:rFonts w:ascii="华文中宋" w:eastAsia="华文中宋" w:hAnsi="华文中宋" w:hint="eastAsia"/>
-              </w:rPr>
-              <w:t xml:space="preserve">3] = </w:t>
-            </w:r>
-            <w:proofErr w:type="gramStart"/>
-            <w:r>
-              <w:rPr>
-                <w:rFonts w:ascii="华文中宋" w:eastAsia="华文中宋" w:hAnsi="华文中宋" w:hint="eastAsia"/>
-              </w:rPr>
-              <w:t>{ 0</w:t>
-            </w:r>
-            <w:proofErr w:type="gramEnd"/>
-            <w:r>
-              <w:rPr>
-                <w:rFonts w:ascii="华文中宋" w:eastAsia="华文中宋" w:hAnsi="华文中宋" w:hint="eastAsia"/>
-              </w:rPr>
-              <w:t xml:space="preserve"> };</w:t>
+              <w:t>std::array&lt;float, 4&gt;  position;</w:t>
+            </w:r>
+          </w:p>
+          <w:p>
+            <w:pPr>
+              <w:rPr>
+                <w:rFonts w:ascii="华文中宋" w:eastAsia="华文中宋" w:hAnsi="华文中宋" w:hint="eastAsia"/>
+              </w:rPr>
+            </w:pPr>
+            <w:r>
+              <w:rPr>
+                <w:rFonts w:ascii="华文中宋" w:eastAsia="华文中宋" w:hAnsi="华文中宋" w:hint="eastAsia"/>
+              </w:rPr>
+              <w:tab/>
+              <w:t>//float position[4] = { 0 };</w:t>
+            </w:r>
+          </w:p>
+          <w:p>
+            <w:pPr>
+              <w:rPr>
+                <w:rFonts w:ascii="华文中宋" w:eastAsia="华文中宋" w:hAnsi="华文中宋" w:hint="eastAsia"/>
+              </w:rPr>
+            </w:pPr>
+            <w:r>
+              <w:rPr>
+                <w:rFonts w:ascii="华文中宋" w:eastAsia="华文中宋" w:hAnsi="华文中宋" w:hint="eastAsia"/>
+              </w:rPr>
+              <w:tab/>
+              <w:t>std::array&lt;short, 3&gt; color;</w:t>
+            </w:r>
+          </w:p>
+          <w:p>
+            <w:pPr>
+              <w:rPr>
+                <w:rFonts w:ascii="华文中宋" w:eastAsia="华文中宋" w:hAnsi="华文中宋" w:hint="eastAsia"/>
+              </w:rPr>
+            </w:pPr>
+            <w:r>
+              <w:rPr>
+                <w:rFonts w:ascii="华文中宋" w:eastAsia="华文中宋" w:hAnsi="华文中宋" w:hint="eastAsia"/>
+              </w:rPr>
+              <w:tab/>
+              <w:t>//short color[3] = { 0 };</w:t>
             </w:r>
           </w:p>
           <w:p>
@@ -3190,20 +1749,7 @@
                 <w:rFonts w:ascii="华文中宋" w:eastAsia="华文中宋" w:hAnsi="华文中宋" w:hint="eastAsia"/>
               </w:rPr>
               <w:tab/>
-            </w:r>
-            <w:proofErr w:type="gramStart"/>
-            <w:r>
-              <w:rPr>
-                <w:rFonts w:ascii="华文中宋" w:eastAsia="华文中宋" w:hAnsi="华文中宋" w:hint="eastAsia"/>
-              </w:rPr>
-              <w:t>std::</w:t>
-            </w:r>
-            <w:proofErr w:type="gramEnd"/>
-            <w:r>
-              <w:rPr>
-                <w:rFonts w:ascii="华文中宋" w:eastAsia="华文中宋" w:hAnsi="华文中宋" w:hint="eastAsia"/>
-              </w:rPr>
-              <w:t>array&lt;int, 3&gt; index;</w:t>
+              <w:t>std::array&lt;int, 3&gt; index;</w:t>
             </w:r>
           </w:p>
           <w:p>
@@ -3249,75 +1795,33 @@
               <w:rPr>
                 <w:rFonts w:ascii="华文中宋" w:eastAsia="华文中宋" w:hAnsi="华文中宋" w:hint="eastAsia"/>
               </w:rPr>
-              <w:t>struct Matrix3D Matrix3D_</w:t>
-            </w:r>
-            <w:proofErr w:type="gramStart"/>
-            <w:r>
-              <w:rPr>
-                <w:rFonts w:ascii="华文中宋" w:eastAsia="华文中宋" w:hAnsi="华文中宋" w:hint="eastAsia"/>
-              </w:rPr>
-              <w:t>muilti(</w:t>
-            </w:r>
-            <w:proofErr w:type="gramEnd"/>
-            <w:r>
-              <w:rPr>
-                <w:rFonts w:ascii="华文中宋" w:eastAsia="华文中宋" w:hAnsi="华文中宋" w:hint="eastAsia"/>
-              </w:rPr>
-              <w:t>struct Matrix3D mat1, struct Matrix3D mat2);</w:t>
-            </w:r>
-          </w:p>
-          <w:p>
-            <w:pPr>
-              <w:rPr>
-                <w:rFonts w:ascii="华文中宋" w:eastAsia="华文中宋" w:hAnsi="华文中宋" w:hint="eastAsia"/>
-              </w:rPr>
-            </w:pPr>
-            <w:r>
-              <w:rPr>
-                <w:rFonts w:ascii="华文中宋" w:eastAsia="华文中宋" w:hAnsi="华文中宋" w:hint="eastAsia"/>
-              </w:rPr>
-              <w:t>struct Matrix3D Matrix3D_</w:t>
-            </w:r>
-            <w:proofErr w:type="gramStart"/>
-            <w:r>
-              <w:rPr>
-                <w:rFonts w:ascii="华文中宋" w:eastAsia="华文中宋" w:hAnsi="华文中宋" w:hint="eastAsia"/>
-              </w:rPr>
-              <w:t>muilti(</w:t>
-            </w:r>
-            <w:proofErr w:type="gramEnd"/>
-            <w:r>
-              <w:rPr>
-                <w:rFonts w:ascii="华文中宋" w:eastAsia="华文中宋" w:hAnsi="华文中宋" w:hint="eastAsia"/>
-              </w:rPr>
-              <w:t>struct myRender_vector_4 vector, struct Matrix3D mat2);</w:t>
-            </w:r>
-          </w:p>
-          <w:p>
-            <w:pPr>
-              <w:rPr>
-                <w:rFonts w:ascii="华文中宋" w:eastAsia="华文中宋" w:hAnsi="华文中宋" w:hint="eastAsia"/>
-              </w:rPr>
-            </w:pPr>
-            <w:r>
-              <w:rPr>
-                <w:rFonts w:ascii="华文中宋" w:eastAsia="华文中宋" w:hAnsi="华文中宋" w:hint="eastAsia"/>
-              </w:rPr>
-              <w:t>struct Matrix3D Matrix3D_</w:t>
-            </w:r>
-            <w:proofErr w:type="gramStart"/>
-            <w:r>
-              <w:rPr>
-                <w:rFonts w:ascii="华文中宋" w:eastAsia="华文中宋" w:hAnsi="华文中宋" w:hint="eastAsia"/>
-              </w:rPr>
-              <w:t>add(</w:t>
-            </w:r>
-            <w:proofErr w:type="gramEnd"/>
-            <w:r>
-              <w:rPr>
-                <w:rFonts w:ascii="华文中宋" w:eastAsia="华文中宋" w:hAnsi="华文中宋" w:hint="eastAsia"/>
-              </w:rPr>
-              <w:t>struct Matrix3D mat1, struct Matrix3D mat2);</w:t>
+              <w:t>struct Matrix3D Matrix3D_muilti(struct Matrix3D mat1, struct Matrix3D mat2);</w:t>
+            </w:r>
+          </w:p>
+          <w:p>
+            <w:pPr>
+              <w:rPr>
+                <w:rFonts w:ascii="华文中宋" w:eastAsia="华文中宋" w:hAnsi="华文中宋" w:hint="eastAsia"/>
+              </w:rPr>
+            </w:pPr>
+            <w:r>
+              <w:rPr>
+                <w:rFonts w:ascii="华文中宋" w:eastAsia="华文中宋" w:hAnsi="华文中宋" w:hint="eastAsia"/>
+              </w:rPr>
+              <w:t>struct Matrix3D Matrix3D_muilti(struct myRender_vector_4 vector, struct Matrix3D mat2);</w:t>
+            </w:r>
+          </w:p>
+          <w:p>
+            <w:pPr>
+              <w:rPr>
+                <w:rFonts w:ascii="华文中宋" w:eastAsia="华文中宋" w:hAnsi="华文中宋" w:hint="eastAsia"/>
+              </w:rPr>
+            </w:pPr>
+            <w:r>
+              <w:rPr>
+                <w:rFonts w:ascii="华文中宋" w:eastAsia="华文中宋" w:hAnsi="华文中宋" w:hint="eastAsia"/>
+              </w:rPr>
+              <w:t>struct Matrix3D Matrix3D_add(struct Matrix3D mat1, struct Matrix3D mat2);</w:t>
             </w:r>
           </w:p>
           <w:p>
@@ -3398,21 +1902,7 @@
         <w:rPr>
           <w:rFonts w:ascii="华文中宋" w:eastAsia="华文中宋" w:hAnsi="华文中宋" w:hint="eastAsia"/>
         </w:rPr>
-        <w:t>struct myRender_vector_4 Matrix3D_</w:t>
-      </w:r>
-      <w:proofErr w:type="gramStart"/>
-      <w:r>
-        <w:rPr>
-          <w:rFonts w:ascii="华文中宋" w:eastAsia="华文中宋" w:hAnsi="华文中宋" w:hint="eastAsia"/>
-        </w:rPr>
-        <w:t>muilti(</w:t>
-      </w:r>
-      <w:proofErr w:type="gramEnd"/>
-      <w:r>
-        <w:rPr>
-          <w:rFonts w:ascii="华文中宋" w:eastAsia="华文中宋" w:hAnsi="华文中宋" w:hint="eastAsia"/>
-        </w:rPr>
-        <w:t>struct myRender_vector_4 vector, struct Matrix3D mat);</w:t>
+        <w:t>struct myRender_vector_4 Matrix3D_muilti(struct myRender_vector_4 vector, struct Matrix3D mat);</w:t>
       </w:r>
     </w:p>
     <w:p>
@@ -3450,35 +1940,7 @@
         <w:rPr>
           <w:rFonts w:ascii="华文中宋" w:eastAsia="华文中宋" w:hAnsi="华文中宋" w:hint="eastAsia"/>
         </w:rPr>
-        <w:t>其实这里我还蒙了一下vector定义问题，我写的时候忽略了颜色，当时以为我运算用的点没有颜色，我还在想是不是需要新写一个结构体，不过很快反应过来了，这个一般是输入的顶点，颜色</w:t>
-      </w:r>
-      <w:proofErr w:type="gramStart"/>
-      <w:r>
-        <w:rPr>
-          <w:rFonts w:ascii="华文中宋" w:eastAsia="华文中宋" w:hAnsi="华文中宋" w:hint="eastAsia"/>
-        </w:rPr>
-        <w:t>直接赋传进来</w:t>
-      </w:r>
-      <w:proofErr w:type="gramEnd"/>
-      <w:r>
-        <w:rPr>
-          <w:rFonts w:ascii="华文中宋" w:eastAsia="华文中宋" w:hAnsi="华文中宋" w:hint="eastAsia"/>
-        </w:rPr>
-        <w:t>vector的颜色就行，应该是没有</w:t>
-      </w:r>
-      <w:proofErr w:type="gramStart"/>
-      <w:r>
-        <w:rPr>
-          <w:rFonts w:ascii="华文中宋" w:eastAsia="华文中宋" w:hAnsi="华文中宋" w:hint="eastAsia"/>
-        </w:rPr>
-        <w:t>别的再</w:t>
-      </w:r>
-      <w:proofErr w:type="gramEnd"/>
-      <w:r>
-        <w:rPr>
-          <w:rFonts w:ascii="华文中宋" w:eastAsia="华文中宋" w:hAnsi="华文中宋" w:hint="eastAsia"/>
-        </w:rPr>
-        <w:t>需要的了吧。有的话再说。</w:t>
+        <w:t>其实这里我还蒙了一下vector定义问题，我写的时候忽略了颜色，当时以为我运算用的点没有颜色，我还在想是不是需要新写一个结构体，不过很快反应过来了，这个一般是输入的顶点，颜色直接赋传进来vector的颜色就行，应该是没有别的再需要的了吧。有的话再说。</w:t>
       </w:r>
     </w:p>
     <w:p>
@@ -3617,21 +2079,7 @@
               <w:rPr>
                 <w:rFonts w:ascii="华文中宋" w:eastAsia="华文中宋" w:hAnsi="华文中宋" w:hint="eastAsia"/>
               </w:rPr>
-              <w:t>struct Matrix3D Matrix3D_</w:t>
-            </w:r>
-            <w:proofErr w:type="gramStart"/>
-            <w:r>
-              <w:rPr>
-                <w:rFonts w:ascii="华文中宋" w:eastAsia="华文中宋" w:hAnsi="华文中宋" w:hint="eastAsia"/>
-              </w:rPr>
-              <w:t>muilti(</w:t>
-            </w:r>
-            <w:proofErr w:type="gramEnd"/>
-            <w:r>
-              <w:rPr>
-                <w:rFonts w:ascii="华文中宋" w:eastAsia="华文中宋" w:hAnsi="华文中宋" w:hint="eastAsia"/>
-              </w:rPr>
-              <w:t>struct Matrix3D mat1, struct Matrix3D mat2)</w:t>
+              <w:t>struct Matrix3D Matrix3D_muilti(struct Matrix3D mat1, struct Matrix3D mat2)</w:t>
             </w:r>
           </w:p>
           <w:p>
@@ -3810,48 +2258,7 @@
                 <w:rFonts w:ascii="华文中宋" w:eastAsia="华文中宋" w:hAnsi="华文中宋" w:hint="eastAsia"/>
               </w:rPr>
               <w:tab/>
-            </w:r>
-            <w:proofErr w:type="gramStart"/>
-            <w:r>
-              <w:rPr>
-                <w:rFonts w:ascii="华文中宋" w:eastAsia="华文中宋" w:hAnsi="华文中宋" w:hint="eastAsia"/>
-              </w:rPr>
-              <w:t>sum.matrix</w:t>
-            </w:r>
-            <w:proofErr w:type="gramEnd"/>
-            <w:r>
-              <w:rPr>
-                <w:rFonts w:ascii="华文中宋" w:eastAsia="华文中宋" w:hAnsi="华文中宋" w:hint="eastAsia"/>
-              </w:rPr>
-              <w:t xml:space="preserve"> [i][</w:t>
-            </w:r>
-            <w:proofErr w:type="gramStart"/>
-            <w:r>
-              <w:rPr>
-                <w:rFonts w:ascii="华文中宋" w:eastAsia="华文中宋" w:hAnsi="华文中宋" w:hint="eastAsia"/>
-              </w:rPr>
-              <w:t>j]+=mat1.matrix</w:t>
-            </w:r>
-            <w:proofErr w:type="gramEnd"/>
-            <w:r>
-              <w:rPr>
-                <w:rFonts w:ascii="华文中宋" w:eastAsia="华文中宋" w:hAnsi="华文中宋" w:hint="eastAsia"/>
-              </w:rPr>
-              <w:t>[i][</w:t>
-            </w:r>
-            <w:proofErr w:type="gramStart"/>
-            <w:r>
-              <w:rPr>
-                <w:rFonts w:ascii="华文中宋" w:eastAsia="华文中宋" w:hAnsi="华文中宋" w:hint="eastAsia"/>
-              </w:rPr>
-              <w:t>k]*</w:t>
-            </w:r>
-            <w:proofErr w:type="gramEnd"/>
-            <w:r>
-              <w:rPr>
-                <w:rFonts w:ascii="华文中宋" w:eastAsia="华文中宋" w:hAnsi="华文中宋" w:hint="eastAsia"/>
-              </w:rPr>
-              <w:t>mat2.matrix[k][j];</w:t>
+              <w:t>sum.matrix [i][j]+=mat1.matrix[i][k]*mat2.matrix[k][j];</w:t>
             </w:r>
           </w:p>
           <w:p>
@@ -3959,21 +2366,7 @@
                 <w:rFonts w:ascii="华文中宋" w:eastAsia="华文中宋" w:hAnsi="华文中宋" w:hint="eastAsia"/>
               </w:rPr>
               <w:lastRenderedPageBreak/>
-              <w:t>struct myRender_vector_4 Matrix3D_</w:t>
-            </w:r>
-            <w:proofErr w:type="gramStart"/>
-            <w:r>
-              <w:rPr>
-                <w:rFonts w:ascii="华文中宋" w:eastAsia="华文中宋" w:hAnsi="华文中宋" w:hint="eastAsia"/>
-              </w:rPr>
-              <w:t>muilti(</w:t>
-            </w:r>
-            <w:proofErr w:type="gramEnd"/>
-            <w:r>
-              <w:rPr>
-                <w:rFonts w:ascii="华文中宋" w:eastAsia="华文中宋" w:hAnsi="华文中宋" w:hint="eastAsia"/>
-              </w:rPr>
-              <w:t>struct myRender_vector_4 vector, struct Matrix3D mat)</w:t>
+              <w:t>struct myRender_vector_4 Matrix3D_muilti(struct myRender_vector_4 vector, struct Matrix3D mat)</w:t>
             </w:r>
           </w:p>
           <w:p>
@@ -4014,62 +2407,21 @@
                 <w:rFonts w:ascii="华文中宋" w:eastAsia="华文中宋" w:hAnsi="华文中宋" w:hint="eastAsia"/>
               </w:rPr>
               <w:tab/>
-            </w:r>
-            <w:proofErr w:type="gramStart"/>
-            <w:r>
-              <w:rPr>
-                <w:rFonts w:ascii="华文中宋" w:eastAsia="华文中宋" w:hAnsi="华文中宋" w:hint="eastAsia"/>
-              </w:rPr>
-              <w:t>sum.color</w:t>
-            </w:r>
-            <w:proofErr w:type="gramEnd"/>
-            <w:r>
-              <w:rPr>
-                <w:rFonts w:ascii="华文中宋" w:eastAsia="华文中宋" w:hAnsi="华文中宋" w:hint="eastAsia"/>
-              </w:rPr>
-              <w:t xml:space="preserve"> = </w:t>
-            </w:r>
-            <w:proofErr w:type="gramStart"/>
-            <w:r>
-              <w:rPr>
-                <w:rFonts w:ascii="华文中宋" w:eastAsia="华文中宋" w:hAnsi="华文中宋" w:hint="eastAsia"/>
-              </w:rPr>
-              <w:t>vector.color</w:t>
-            </w:r>
-            <w:proofErr w:type="gramEnd"/>
-            <w:r>
-              <w:rPr>
-                <w:rFonts w:ascii="华文中宋" w:eastAsia="华文中宋" w:hAnsi="华文中宋" w:hint="eastAsia"/>
-              </w:rPr>
-              <w:t>;</w:t>
-            </w:r>
-          </w:p>
-          <w:p>
-            <w:pPr>
-              <w:rPr>
-                <w:rFonts w:ascii="华文中宋" w:eastAsia="华文中宋" w:hAnsi="华文中宋" w:hint="eastAsia"/>
-              </w:rPr>
-            </w:pPr>
-            <w:r>
-              <w:rPr>
-                <w:rFonts w:ascii="华文中宋" w:eastAsia="华文中宋" w:hAnsi="华文中宋" w:hint="eastAsia"/>
-              </w:rPr>
-              <w:tab/>
-              <w:t>for (int j = 0; j &lt;</w:t>
-            </w:r>
-            <w:proofErr w:type="gramStart"/>
-            <w:r>
-              <w:rPr>
-                <w:rFonts w:ascii="华文中宋" w:eastAsia="华文中宋" w:hAnsi="华文中宋" w:hint="eastAsia"/>
-              </w:rPr>
-              <w:t>4 ;</w:t>
-            </w:r>
-            <w:proofErr w:type="gramEnd"/>
-            <w:r>
-              <w:rPr>
-                <w:rFonts w:ascii="华文中宋" w:eastAsia="华文中宋" w:hAnsi="华文中宋" w:hint="eastAsia"/>
-              </w:rPr>
-              <w:t xml:space="preserve"> j++)</w:t>
+              <w:t>sum.color = vector.color;</w:t>
+            </w:r>
+          </w:p>
+          <w:p>
+            <w:pPr>
+              <w:rPr>
+                <w:rFonts w:ascii="华文中宋" w:eastAsia="华文中宋" w:hAnsi="华文中宋" w:hint="eastAsia"/>
+              </w:rPr>
+            </w:pPr>
+            <w:r>
+              <w:rPr>
+                <w:rFonts w:ascii="华文中宋" w:eastAsia="华文中宋" w:hAnsi="华文中宋" w:hint="eastAsia"/>
+              </w:rPr>
+              <w:tab/>
+              <w:t>for (int j = 0; j &lt;4 ; j++)</w:t>
             </w:r>
           </w:p>
           <w:p>
@@ -4149,48 +2501,7 @@
                 <w:rFonts w:ascii="华文中宋" w:eastAsia="华文中宋" w:hAnsi="华文中宋" w:hint="eastAsia"/>
               </w:rPr>
               <w:tab/>
-            </w:r>
-            <w:proofErr w:type="gramStart"/>
-            <w:r>
-              <w:rPr>
-                <w:rFonts w:ascii="华文中宋" w:eastAsia="华文中宋" w:hAnsi="华文中宋" w:hint="eastAsia"/>
-              </w:rPr>
-              <w:t>sum.position</w:t>
-            </w:r>
-            <w:proofErr w:type="gramEnd"/>
-            <w:r>
-              <w:rPr>
-                <w:rFonts w:ascii="华文中宋" w:eastAsia="华文中宋" w:hAnsi="华文中宋" w:hint="eastAsia"/>
-              </w:rPr>
-              <w:t xml:space="preserve">[j] += </w:t>
-            </w:r>
-            <w:proofErr w:type="gramStart"/>
-            <w:r>
-              <w:rPr>
-                <w:rFonts w:ascii="华文中宋" w:eastAsia="华文中宋" w:hAnsi="华文中宋" w:hint="eastAsia"/>
-              </w:rPr>
-              <w:t>vector.position</w:t>
-            </w:r>
-            <w:proofErr w:type="gramEnd"/>
-            <w:r>
-              <w:rPr>
-                <w:rFonts w:ascii="华文中宋" w:eastAsia="华文中宋" w:hAnsi="华文中宋" w:hint="eastAsia"/>
-              </w:rPr>
-              <w:t xml:space="preserve"> [k] * </w:t>
-            </w:r>
-            <w:proofErr w:type="gramStart"/>
-            <w:r>
-              <w:rPr>
-                <w:rFonts w:ascii="华文中宋" w:eastAsia="华文中宋" w:hAnsi="华文中宋" w:hint="eastAsia"/>
-              </w:rPr>
-              <w:t>mat.matrix</w:t>
-            </w:r>
-            <w:proofErr w:type="gramEnd"/>
-            <w:r>
-              <w:rPr>
-                <w:rFonts w:ascii="华文中宋" w:eastAsia="华文中宋" w:hAnsi="华文中宋" w:hint="eastAsia"/>
-              </w:rPr>
-              <w:t xml:space="preserve"> [k][j];</w:t>
+              <w:t>sum.position[j] += vector.position [k] * mat.matrix [k][j];</w:t>
             </w:r>
           </w:p>
           <w:p>
@@ -4264,21 +2575,7 @@
               <w:rPr>
                 <w:rFonts w:ascii="华文中宋" w:eastAsia="华文中宋" w:hAnsi="华文中宋" w:hint="eastAsia"/>
               </w:rPr>
-              <w:t>struct Matrix3D Matrix3D_</w:t>
-            </w:r>
-            <w:proofErr w:type="gramStart"/>
-            <w:r>
-              <w:rPr>
-                <w:rFonts w:ascii="华文中宋" w:eastAsia="华文中宋" w:hAnsi="华文中宋" w:hint="eastAsia"/>
-              </w:rPr>
-              <w:t>add(</w:t>
-            </w:r>
-            <w:proofErr w:type="gramEnd"/>
-            <w:r>
-              <w:rPr>
-                <w:rFonts w:ascii="华文中宋" w:eastAsia="华文中宋" w:hAnsi="华文中宋" w:hint="eastAsia"/>
-              </w:rPr>
-              <w:t>struct Matrix3D mat1, struct Matrix3D mat2)</w:t>
+              <w:t>struct Matrix3D Matrix3D_add(struct Matrix3D mat1, struct Matrix3D mat2)</w:t>
             </w:r>
           </w:p>
           <w:p>
@@ -4400,20 +2697,7 @@
                 <w:rFonts w:ascii="华文中宋" w:eastAsia="华文中宋" w:hAnsi="华文中宋" w:hint="eastAsia"/>
               </w:rPr>
               <w:tab/>
-            </w:r>
-            <w:proofErr w:type="gramStart"/>
-            <w:r>
-              <w:rPr>
-                <w:rFonts w:ascii="华文中宋" w:eastAsia="华文中宋" w:hAnsi="华文中宋" w:hint="eastAsia"/>
-              </w:rPr>
-              <w:t>sum.matrix</w:t>
-            </w:r>
-            <w:proofErr w:type="gramEnd"/>
-            <w:r>
-              <w:rPr>
-                <w:rFonts w:ascii="华文中宋" w:eastAsia="华文中宋" w:hAnsi="华文中宋" w:hint="eastAsia"/>
-              </w:rPr>
-              <w:t>[i][j] = mat1.matrix[i][j] + mat2.matrix[i][j];</w:t>
+              <w:t>sum.matrix[i][j] = mat1.matrix[i][j] + mat2.matrix[i][j];</w:t>
             </w:r>
           </w:p>
           <w:p>
@@ -4623,158 +2907,35 @@
                 <w:rFonts w:ascii="华文中宋" w:eastAsia="华文中宋" w:hAnsi="华文中宋" w:hint="eastAsia"/>
               </w:rPr>
               <w:tab/>
-            </w:r>
-            <w:proofErr w:type="gramStart"/>
-            <w:r>
-              <w:rPr>
-                <w:rFonts w:ascii="华文中宋" w:eastAsia="华文中宋" w:hAnsi="华文中宋" w:hint="eastAsia"/>
-              </w:rPr>
-              <w:t>std::</w:t>
-            </w:r>
-            <w:proofErr w:type="gramEnd"/>
-            <w:r>
-              <w:rPr>
-                <w:rFonts w:ascii="华文中宋" w:eastAsia="华文中宋" w:hAnsi="华文中宋" w:hint="eastAsia"/>
-              </w:rPr>
-              <w:t>array&lt;float, 4</w:t>
-            </w:r>
-            <w:proofErr w:type="gramStart"/>
-            <w:r>
-              <w:rPr>
-                <w:rFonts w:ascii="华文中宋" w:eastAsia="华文中宋" w:hAnsi="华文中宋" w:hint="eastAsia"/>
-              </w:rPr>
-              <w:t>&gt;  position</w:t>
-            </w:r>
-            <w:proofErr w:type="gramEnd"/>
-            <w:r>
-              <w:rPr>
-                <w:rFonts w:ascii="华文中宋" w:eastAsia="华文中宋" w:hAnsi="华文中宋" w:hint="eastAsia"/>
-              </w:rPr>
-              <w:t xml:space="preserve"> = </w:t>
-            </w:r>
-            <w:proofErr w:type="gramStart"/>
-            <w:r>
-              <w:rPr>
-                <w:rFonts w:ascii="华文中宋" w:eastAsia="华文中宋" w:hAnsi="华文中宋" w:hint="eastAsia"/>
-              </w:rPr>
-              <w:t>{ 0</w:t>
-            </w:r>
-            <w:proofErr w:type="gramEnd"/>
-            <w:r>
-              <w:rPr>
-                <w:rFonts w:ascii="华文中宋" w:eastAsia="华文中宋" w:hAnsi="华文中宋" w:hint="eastAsia"/>
-              </w:rPr>
-              <w:t xml:space="preserve"> };</w:t>
-            </w:r>
-          </w:p>
-          <w:p>
-            <w:pPr>
-              <w:rPr>
-                <w:rFonts w:ascii="华文中宋" w:eastAsia="华文中宋" w:hAnsi="华文中宋" w:hint="eastAsia"/>
-              </w:rPr>
-            </w:pPr>
-            <w:r>
-              <w:rPr>
-                <w:rFonts w:ascii="华文中宋" w:eastAsia="华文中宋" w:hAnsi="华文中宋" w:hint="eastAsia"/>
-              </w:rPr>
-              <w:tab/>
-            </w:r>
-            <w:proofErr w:type="gramStart"/>
-            <w:r>
-              <w:rPr>
-                <w:rFonts w:ascii="华文中宋" w:eastAsia="华文中宋" w:hAnsi="华文中宋" w:hint="eastAsia"/>
-              </w:rPr>
-              <w:t>std::</w:t>
-            </w:r>
-            <w:proofErr w:type="gramEnd"/>
-            <w:r>
-              <w:rPr>
-                <w:rFonts w:ascii="华文中宋" w:eastAsia="华文中宋" w:hAnsi="华文中宋" w:hint="eastAsia"/>
-              </w:rPr>
-              <w:t>array&lt;float, 4</w:t>
-            </w:r>
-            <w:proofErr w:type="gramStart"/>
-            <w:r>
-              <w:rPr>
-                <w:rFonts w:ascii="华文中宋" w:eastAsia="华文中宋" w:hAnsi="华文中宋" w:hint="eastAsia"/>
-              </w:rPr>
-              <w:t>&gt;  lookat</w:t>
-            </w:r>
-            <w:proofErr w:type="gramEnd"/>
-            <w:r>
-              <w:rPr>
-                <w:rFonts w:ascii="华文中宋" w:eastAsia="华文中宋" w:hAnsi="华文中宋" w:hint="eastAsia"/>
-              </w:rPr>
-              <w:t xml:space="preserve"> = </w:t>
-            </w:r>
-            <w:proofErr w:type="gramStart"/>
-            <w:r>
-              <w:rPr>
-                <w:rFonts w:ascii="华文中宋" w:eastAsia="华文中宋" w:hAnsi="华文中宋" w:hint="eastAsia"/>
-              </w:rPr>
-              <w:t>{ 0</w:t>
-            </w:r>
-            <w:proofErr w:type="gramEnd"/>
-            <w:r>
-              <w:rPr>
-                <w:rFonts w:ascii="华文中宋" w:eastAsia="华文中宋" w:hAnsi="华文中宋" w:hint="eastAsia"/>
-              </w:rPr>
-              <w:t xml:space="preserve"> };</w:t>
-            </w:r>
-          </w:p>
-          <w:p>
-            <w:pPr>
-              <w:rPr>
-                <w:rFonts w:ascii="华文中宋" w:eastAsia="华文中宋" w:hAnsi="华文中宋" w:hint="eastAsia"/>
-              </w:rPr>
-            </w:pPr>
-            <w:r>
-              <w:rPr>
-                <w:rFonts w:ascii="华文中宋" w:eastAsia="华文中宋" w:hAnsi="华文中宋" w:hint="eastAsia"/>
-              </w:rPr>
-              <w:tab/>
-            </w:r>
-            <w:proofErr w:type="gramStart"/>
-            <w:r>
-              <w:rPr>
-                <w:rFonts w:ascii="华文中宋" w:eastAsia="华文中宋" w:hAnsi="华文中宋" w:hint="eastAsia"/>
-              </w:rPr>
-              <w:t>std::</w:t>
-            </w:r>
-            <w:proofErr w:type="gramEnd"/>
-            <w:r>
-              <w:rPr>
-                <w:rFonts w:ascii="华文中宋" w:eastAsia="华文中宋" w:hAnsi="华文中宋" w:hint="eastAsia"/>
-              </w:rPr>
-              <w:t>array&lt;float, 4</w:t>
-            </w:r>
-            <w:proofErr w:type="gramStart"/>
-            <w:r>
-              <w:rPr>
-                <w:rFonts w:ascii="华文中宋" w:eastAsia="华文中宋" w:hAnsi="华文中宋" w:hint="eastAsia"/>
-              </w:rPr>
-              <w:t>&gt;  up</w:t>
-            </w:r>
-            <w:proofErr w:type="gramEnd"/>
-            <w:r>
-              <w:rPr>
-                <w:rFonts w:ascii="华文中宋" w:eastAsia="华文中宋" w:hAnsi="华文中宋" w:hint="eastAsia"/>
-              </w:rPr>
-              <w:t xml:space="preserve"> = </w:t>
-            </w:r>
-            <w:proofErr w:type="gramStart"/>
-            <w:r>
-              <w:rPr>
-                <w:rFonts w:ascii="华文中宋" w:eastAsia="华文中宋" w:hAnsi="华文中宋" w:hint="eastAsia"/>
-              </w:rPr>
-              <w:t>{ 0</w:t>
-            </w:r>
-            <w:proofErr w:type="gramEnd"/>
-            <w:r>
-              <w:rPr>
-                <w:rFonts w:ascii="华文中宋" w:eastAsia="华文中宋" w:hAnsi="华文中宋" w:hint="eastAsia"/>
-              </w:rPr>
-              <w:t xml:space="preserve"> };</w:t>
+              <w:t>std::array&lt;float, 4&gt;  position = { 0 };</w:t>
+            </w:r>
+          </w:p>
+          <w:p>
+            <w:pPr>
+              <w:rPr>
+                <w:rFonts w:ascii="华文中宋" w:eastAsia="华文中宋" w:hAnsi="华文中宋" w:hint="eastAsia"/>
+              </w:rPr>
+            </w:pPr>
+            <w:r>
+              <w:rPr>
+                <w:rFonts w:ascii="华文中宋" w:eastAsia="华文中宋" w:hAnsi="华文中宋" w:hint="eastAsia"/>
+              </w:rPr>
+              <w:tab/>
+              <w:t>std::array&lt;float, 4&gt;  lookat = { 0 };</w:t>
+            </w:r>
+          </w:p>
+          <w:p>
+            <w:pPr>
+              <w:rPr>
+                <w:rFonts w:ascii="华文中宋" w:eastAsia="华文中宋" w:hAnsi="华文中宋" w:hint="eastAsia"/>
+              </w:rPr>
+            </w:pPr>
+            <w:r>
+              <w:rPr>
+                <w:rFonts w:ascii="华文中宋" w:eastAsia="华文中宋" w:hAnsi="华文中宋" w:hint="eastAsia"/>
+              </w:rPr>
+              <w:tab/>
+              <w:t>std::array&lt;float, 4&gt;  up = { 0 };</w:t>
             </w:r>
           </w:p>
           <w:p>
@@ -4853,119 +3014,35 @@
                 <w:rFonts w:ascii="华文中宋" w:eastAsia="华文中宋" w:hAnsi="华文中宋" w:hint="eastAsia"/>
               </w:rPr>
               <w:tab/>
-              <w:t xml:space="preserve">myCamera.position = </w:t>
-            </w:r>
-            <w:proofErr w:type="gramStart"/>
-            <w:r>
-              <w:rPr>
-                <w:rFonts w:ascii="华文中宋" w:eastAsia="华文中宋" w:hAnsi="华文中宋" w:hint="eastAsia"/>
-              </w:rPr>
-              <w:t>{ 2</w:t>
-            </w:r>
-            <w:proofErr w:type="gramEnd"/>
-            <w:r>
-              <w:rPr>
-                <w:rFonts w:ascii="华文中宋" w:eastAsia="华文中宋" w:hAnsi="华文中宋" w:hint="eastAsia"/>
-              </w:rPr>
-              <w:t>,2,5,</w:t>
-            </w:r>
-            <w:proofErr w:type="gramStart"/>
-            <w:r>
-              <w:rPr>
-                <w:rFonts w:ascii="华文中宋" w:eastAsia="华文中宋" w:hAnsi="华文中宋" w:hint="eastAsia"/>
-              </w:rPr>
-              <w:t>0 }</w:t>
-            </w:r>
-            <w:proofErr w:type="gramEnd"/>
-            <w:r>
-              <w:rPr>
-                <w:rFonts w:ascii="华文中宋" w:eastAsia="华文中宋" w:hAnsi="华文中宋" w:hint="eastAsia"/>
-              </w:rPr>
-              <w:t>;</w:t>
-            </w:r>
-          </w:p>
-          <w:p>
-            <w:pPr>
-              <w:rPr>
-                <w:rFonts w:ascii="华文中宋" w:eastAsia="华文中宋" w:hAnsi="华文中宋" w:hint="eastAsia"/>
-              </w:rPr>
-            </w:pPr>
-            <w:r>
-              <w:rPr>
-                <w:rFonts w:ascii="华文中宋" w:eastAsia="华文中宋" w:hAnsi="华文中宋" w:hint="eastAsia"/>
-              </w:rPr>
-              <w:tab/>
-              <w:t xml:space="preserve">myCamera.lookat = </w:t>
-            </w:r>
-            <w:proofErr w:type="gramStart"/>
-            <w:r>
-              <w:rPr>
-                <w:rFonts w:ascii="华文中宋" w:eastAsia="华文中宋" w:hAnsi="华文中宋" w:hint="eastAsia"/>
-              </w:rPr>
-              <w:t>{ 0.5</w:t>
-            </w:r>
-            <w:proofErr w:type="gramEnd"/>
-            <w:r>
-              <w:rPr>
-                <w:rFonts w:ascii="华文中宋" w:eastAsia="华文中宋" w:hAnsi="华文中宋" w:hint="eastAsia"/>
-              </w:rPr>
-              <w:t xml:space="preserve">, 0.5, 0.5, </w:t>
-            </w:r>
-            <w:proofErr w:type="gramStart"/>
-            <w:r>
-              <w:rPr>
-                <w:rFonts w:ascii="华文中宋" w:eastAsia="华文中宋" w:hAnsi="华文中宋" w:hint="eastAsia"/>
-              </w:rPr>
-              <w:t>0 }</w:t>
-            </w:r>
-            <w:proofErr w:type="gramEnd"/>
-            <w:r>
-              <w:rPr>
-                <w:rFonts w:ascii="华文中宋" w:eastAsia="华文中宋" w:hAnsi="华文中宋" w:hint="eastAsia"/>
-              </w:rPr>
-              <w:t>;</w:t>
-            </w:r>
-          </w:p>
-          <w:p>
-            <w:pPr>
-              <w:rPr>
-                <w:rFonts w:ascii="华文中宋" w:eastAsia="华文中宋" w:hAnsi="华文中宋" w:hint="eastAsia"/>
-              </w:rPr>
-            </w:pPr>
-            <w:r>
-              <w:rPr>
-                <w:rFonts w:ascii="华文中宋" w:eastAsia="华文中宋" w:hAnsi="华文中宋" w:hint="eastAsia"/>
-              </w:rPr>
-              <w:tab/>
-              <w:t xml:space="preserve">myCamera.up = </w:t>
-            </w:r>
-            <w:proofErr w:type="gramStart"/>
-            <w:r>
-              <w:rPr>
-                <w:rFonts w:ascii="华文中宋" w:eastAsia="华文中宋" w:hAnsi="华文中宋" w:hint="eastAsia"/>
-              </w:rPr>
-              <w:t>{ 0</w:t>
-            </w:r>
-            <w:proofErr w:type="gramEnd"/>
-            <w:r>
-              <w:rPr>
-                <w:rFonts w:ascii="华文中宋" w:eastAsia="华文中宋" w:hAnsi="华文中宋" w:hint="eastAsia"/>
-              </w:rPr>
-              <w:t>,1,0,</w:t>
-            </w:r>
-            <w:proofErr w:type="gramStart"/>
-            <w:r>
-              <w:rPr>
-                <w:rFonts w:ascii="华文中宋" w:eastAsia="华文中宋" w:hAnsi="华文中宋" w:hint="eastAsia"/>
-              </w:rPr>
-              <w:t>0 }</w:t>
-            </w:r>
-            <w:proofErr w:type="gramEnd"/>
-            <w:r>
-              <w:rPr>
-                <w:rFonts w:ascii="华文中宋" w:eastAsia="华文中宋" w:hAnsi="华文中宋" w:hint="eastAsia"/>
-              </w:rPr>
-              <w:t>;</w:t>
+              <w:t>myCamera.position = { 2,2,5,0 };</w:t>
+            </w:r>
+          </w:p>
+          <w:p>
+            <w:pPr>
+              <w:rPr>
+                <w:rFonts w:ascii="华文中宋" w:eastAsia="华文中宋" w:hAnsi="华文中宋" w:hint="eastAsia"/>
+              </w:rPr>
+            </w:pPr>
+            <w:r>
+              <w:rPr>
+                <w:rFonts w:ascii="华文中宋" w:eastAsia="华文中宋" w:hAnsi="华文中宋" w:hint="eastAsia"/>
+              </w:rPr>
+              <w:tab/>
+              <w:t>myCamera.lookat = { 0.5, 0.5, 0.5, 0 };</w:t>
+            </w:r>
+          </w:p>
+          <w:p>
+            <w:pPr>
+              <w:rPr>
+                <w:rFonts w:ascii="华文中宋" w:eastAsia="华文中宋" w:hAnsi="华文中宋" w:hint="eastAsia"/>
+              </w:rPr>
+            </w:pPr>
+            <w:r>
+              <w:rPr>
+                <w:rFonts w:ascii="华文中宋" w:eastAsia="华文中宋" w:hAnsi="华文中宋" w:hint="eastAsia"/>
+              </w:rPr>
+              <w:tab/>
+              <w:t>myCamera.up = { 0,1,0,0 };</w:t>
             </w:r>
           </w:p>
           <w:p>
@@ -4995,21 +3072,7 @@
         <w:rPr>
           <w:rFonts w:ascii="华文中宋" w:eastAsia="华文中宋" w:hAnsi="华文中宋"/>
         </w:rPr>
-        <w:t>我现在mvp的第一步是不是要把物体矩阵变换到世界矩阵是吧，模型变换，我现在一开始输入的这个</w:t>
-      </w:r>
-      <w:proofErr w:type="gramStart"/>
-      <w:r>
-        <w:rPr>
-          <w:rFonts w:ascii="华文中宋" w:eastAsia="华文中宋" w:hAnsi="华文中宋"/>
-        </w:rPr>
-        <w:t>所有点</w:t>
-      </w:r>
-      <w:proofErr w:type="gramEnd"/>
-      <w:r>
-        <w:rPr>
-          <w:rFonts w:ascii="华文中宋" w:eastAsia="华文中宋" w:hAnsi="华文中宋"/>
-        </w:rPr>
-        <w:t>坐标就是模型空间，我要让他们到世界空间去，也就是让相机坐标225为参照原点是吧，这样，我这样想，相对于原点，我的相机在原点的方位是离原点x轴上2，y轴2，z轴5，那就说明原点这个点，以我这个相机为原点来看就是在一个-2，-2，-5的位置，哦，我是不是忘记加负号了</w:t>
+        <w:t>我现在mvp的第一步是不是要把物体矩阵变换到世界矩阵是吧，模型变换，我现在一开始输入的这个所有点坐标就是模型空间，我要让他们到世界空间去，也就是让相机坐标225为参照原点是吧，这样，我这样想，相对于原点，我的相机在原点的方位是离原点x轴上2，y轴2，z轴5，那就说明原点这个点，以我这个相机为原点来看就是在一个-2，-2，-5的位置，哦，我是不是忘记加负号了</w:t>
       </w:r>
       <w:r>
         <w:rPr>
@@ -5028,62 +3091,20 @@
         <w:rPr>
           <w:rFonts w:ascii="华文中宋" w:eastAsia="华文中宋" w:hAnsi="华文中宋" w:hint="eastAsia"/>
         </w:rPr>
-        <w:t>struct Matrix3D MVP_</w:t>
-      </w:r>
-      <w:proofErr w:type="gramStart"/>
-      <w:r>
-        <w:rPr>
-          <w:rFonts w:ascii="华文中宋" w:eastAsia="华文中宋" w:hAnsi="华文中宋" w:hint="eastAsia"/>
-        </w:rPr>
-        <w:t>trans(</w:t>
-      </w:r>
-      <w:proofErr w:type="gramEnd"/>
-      <w:r>
-        <w:rPr>
-          <w:rFonts w:ascii="华文中宋" w:eastAsia="华文中宋" w:hAnsi="华文中宋" w:hint="eastAsia"/>
-        </w:rPr>
-        <w:t>struct camera_set camera, myRender_vector_4 vector)</w:t>
-      </w:r>
-    </w:p>
-    <w:p>
-      <w:pPr>
-        <w:rPr>
-          <w:rFonts w:ascii="华文中宋" w:eastAsia="华文中宋" w:hAnsi="华文中宋" w:hint="eastAsia"/>
-        </w:rPr>
-      </w:pPr>
-      <w:r>
-        <w:rPr>
-          <w:rFonts w:ascii="华文中宋" w:eastAsia="华文中宋" w:hAnsi="华文中宋" w:hint="eastAsia"/>
-        </w:rPr>
-        <w:t>我靠了，不好了，</w:t>
-      </w:r>
-      <w:proofErr w:type="gramStart"/>
-      <w:r>
-        <w:rPr>
-          <w:rFonts w:ascii="华文中宋" w:eastAsia="华文中宋" w:hAnsi="华文中宋" w:hint="eastAsia"/>
-        </w:rPr>
-        <w:t>哈啊哈哈</w:t>
-      </w:r>
-      <w:proofErr w:type="gramEnd"/>
-      <w:r>
-        <w:rPr>
-          <w:rFonts w:ascii="华文中宋" w:eastAsia="华文中宋" w:hAnsi="华文中宋" w:hint="eastAsia"/>
-        </w:rPr>
-        <w:t>，我才意识到，我这个是对一个点而不是一个vector数组的，</w:t>
-      </w:r>
-      <w:proofErr w:type="gramStart"/>
-      <w:r>
-        <w:rPr>
-          <w:rFonts w:ascii="华文中宋" w:eastAsia="华文中宋" w:hAnsi="华文中宋" w:hint="eastAsia"/>
-        </w:rPr>
-        <w:t>改死我</w:t>
-      </w:r>
-      <w:proofErr w:type="gramEnd"/>
-      <w:r>
-        <w:rPr>
-          <w:rFonts w:ascii="华文中宋" w:eastAsia="华文中宋" w:hAnsi="华文中宋" w:hint="eastAsia"/>
-        </w:rPr>
-        <w:t>了</w:t>
+        <w:t>struct Matrix3D MVP_trans(struct camera_set camera, myRender_vector_4 vector)</w:t>
+      </w:r>
+    </w:p>
+    <w:p>
+      <w:pPr>
+        <w:rPr>
+          <w:rFonts w:ascii="华文中宋" w:eastAsia="华文中宋" w:hAnsi="华文中宋" w:hint="eastAsia"/>
+        </w:rPr>
+      </w:pPr>
+      <w:r>
+        <w:rPr>
+          <w:rFonts w:ascii="华文中宋" w:eastAsia="华文中宋" w:hAnsi="华文中宋" w:hint="eastAsia"/>
+        </w:rPr>
+        <w:t>我靠了，不好了，哈啊哈哈，我才意识到，我这个是对一个点而不是一个vector数组的，改死我了</w:t>
       </w:r>
     </w:p>
     <w:p>
@@ -5110,90 +3131,20 @@
           <w:rFonts w:ascii="华文中宋" w:eastAsia="华文中宋" w:hAnsi="华文中宋" w:hint="eastAsia"/>
         </w:rPr>
         <w:lastRenderedPageBreak/>
-        <w:t>struct Matrix3D MVP_</w:t>
-      </w:r>
-      <w:proofErr w:type="gramStart"/>
-      <w:r>
-        <w:rPr>
-          <w:rFonts w:ascii="华文中宋" w:eastAsia="华文中宋" w:hAnsi="华文中宋" w:hint="eastAsia"/>
-        </w:rPr>
-        <w:t>trans(</w:t>
-      </w:r>
-      <w:proofErr w:type="gramEnd"/>
-      <w:r>
-        <w:rPr>
-          <w:rFonts w:ascii="华文中宋" w:eastAsia="华文中宋" w:hAnsi="华文中宋" w:hint="eastAsia"/>
-        </w:rPr>
-        <w:t xml:space="preserve">struct camera_set </w:t>
-      </w:r>
-      <w:proofErr w:type="gramStart"/>
-      <w:r>
-        <w:rPr>
-          <w:rFonts w:ascii="华文中宋" w:eastAsia="华文中宋" w:hAnsi="华文中宋" w:hint="eastAsia"/>
-        </w:rPr>
-        <w:t>camera,myRender</w:t>
-      </w:r>
-      <w:proofErr w:type="gramEnd"/>
-      <w:r>
-        <w:rPr>
-          <w:rFonts w:ascii="华文中宋" w:eastAsia="华文中宋" w:hAnsi="华文中宋" w:hint="eastAsia"/>
-        </w:rPr>
-        <w:t>_vector_4 *</w:t>
-      </w:r>
-      <w:proofErr w:type="gramStart"/>
-      <w:r>
-        <w:rPr>
-          <w:rFonts w:ascii="华文中宋" w:eastAsia="华文中宋" w:hAnsi="华文中宋" w:hint="eastAsia"/>
-        </w:rPr>
-        <w:t>vector,int</w:t>
-      </w:r>
-      <w:proofErr w:type="gramEnd"/>
-      <w:r>
-        <w:rPr>
-          <w:rFonts w:ascii="华文中宋" w:eastAsia="华文中宋" w:hAnsi="华文中宋" w:hint="eastAsia"/>
-        </w:rPr>
-        <w:t xml:space="preserve"> size);</w:t>
-      </w:r>
-    </w:p>
-    <w:p>
-      <w:pPr>
-        <w:rPr>
-          <w:rFonts w:ascii="华文中宋" w:eastAsia="华文中宋" w:hAnsi="华文中宋" w:hint="eastAsia"/>
-        </w:rPr>
-      </w:pPr>
-      <w:r>
-        <w:rPr>
-          <w:rFonts w:ascii="华文中宋" w:eastAsia="华文中宋" w:hAnsi="华文中宋" w:hint="eastAsia"/>
-        </w:rPr>
-        <w:t>我明白了，新的参照的坐标系，就是相机的坐标系，把整个坐标移到相机坐标里，这个坐标系的y轴（向上的轴）是up向上方向对应的，这个坐标系的-z轴是lookat方向，这个坐标系的x</w:t>
-      </w:r>
-      <w:proofErr w:type="gramStart"/>
-      <w:r>
-        <w:rPr>
-          <w:rFonts w:ascii="华文中宋" w:eastAsia="华文中宋" w:hAnsi="华文中宋" w:hint="eastAsia"/>
-        </w:rPr>
-        <w:t>轴就是</w:t>
-      </w:r>
-      <w:proofErr w:type="gramEnd"/>
-      <w:r>
-        <w:rPr>
-          <w:rFonts w:ascii="华文中宋" w:eastAsia="华文中宋" w:hAnsi="华文中宋" w:hint="eastAsia"/>
-        </w:rPr>
-        <w:t>up</w:t>
-      </w:r>
-      <w:proofErr w:type="gramStart"/>
-      <w:r>
-        <w:rPr>
-          <w:rFonts w:ascii="华文中宋" w:eastAsia="华文中宋" w:hAnsi="华文中宋" w:hint="eastAsia"/>
-        </w:rPr>
-        <w:t>向量叉乘</w:t>
-      </w:r>
-      <w:proofErr w:type="gramEnd"/>
-      <w:r>
-        <w:rPr>
-          <w:rFonts w:ascii="华文中宋" w:eastAsia="华文中宋" w:hAnsi="华文中宋" w:hint="eastAsia"/>
-        </w:rPr>
-        <w:t>lookat向量。</w:t>
+        <w:t>struct Matrix3D MVP_trans(struct camera_set camera,myRender_vector_4 *vector,int size);</w:t>
+      </w:r>
+    </w:p>
+    <w:p>
+      <w:pPr>
+        <w:rPr>
+          <w:rFonts w:ascii="华文中宋" w:eastAsia="华文中宋" w:hAnsi="华文中宋" w:hint="eastAsia"/>
+        </w:rPr>
+      </w:pPr>
+      <w:r>
+        <w:rPr>
+          <w:rFonts w:ascii="华文中宋" w:eastAsia="华文中宋" w:hAnsi="华文中宋" w:hint="eastAsia"/>
+        </w:rPr>
+        <w:t>我明白了，新的参照的坐标系，就是相机的坐标系，把整个坐标移到相机坐标里，这个坐标系的y轴（向上的轴）是up向上方向对应的，这个坐标系的-z轴是lookat方向，这个坐标系的x轴就是up向量叉乘lookat向量。</w:t>
       </w:r>
     </w:p>
     <w:p>
@@ -5360,36 +3311,126 @@
               <w:rPr>
                 <w:rFonts w:ascii="华文中宋" w:eastAsia="华文中宋" w:hAnsi="华文中宋"/>
               </w:rPr>
-              <w:t>cross_product3</w:t>
-            </w:r>
-            <w:proofErr w:type="gramStart"/>
+              <w:t xml:space="preserve">cross_product3D(camera.lookat, camera.up);struct myRender_vector_4 </w:t>
+            </w:r>
+          </w:p>
+          <w:p>
+            <w:pPr>
+              <w:rPr>
+                <w:rFonts w:ascii="华文中宋" w:eastAsia="华文中宋" w:hAnsi="华文中宋" w:hint="eastAsia"/>
+              </w:rPr>
+            </w:pPr>
+            <w:r>
+              <w:rPr>
+                <w:rFonts w:ascii="华文中宋" w:eastAsia="华文中宋" w:hAnsi="华文中宋" w:hint="eastAsia"/>
+              </w:rPr>
+              <w:t>///</w:t>
+            </w:r>
+          </w:p>
+          <w:p>
+            <w:pPr>
+              <w:rPr>
+                <w:rFonts w:ascii="华文中宋" w:eastAsia="华文中宋" w:hAnsi="华文中宋" w:hint="eastAsia"/>
+              </w:rPr>
+            </w:pPr>
             <w:r>
               <w:rPr>
                 <w:rFonts w:ascii="华文中宋" w:eastAsia="华文中宋" w:hAnsi="华文中宋"/>
               </w:rPr>
-              <w:t>D(camera.lookat</w:t>
-            </w:r>
-            <w:proofErr w:type="gramEnd"/>
+              <w:lastRenderedPageBreak/>
+              <w:t xml:space="preserve">{ std::array&lt;float, 4&gt; position = {0}; </w:t>
+            </w:r>
+          </w:p>
+          <w:p>
+            <w:pPr>
+              <w:rPr>
+                <w:rFonts w:ascii="华文中宋" w:eastAsia="华文中宋" w:hAnsi="华文中宋" w:hint="eastAsia"/>
+              </w:rPr>
+            </w:pPr>
             <w:r>
               <w:rPr>
                 <w:rFonts w:ascii="华文中宋" w:eastAsia="华文中宋" w:hAnsi="华文中宋"/>
               </w:rPr>
-              <w:t xml:space="preserve">, </w:t>
-            </w:r>
-            <w:proofErr w:type="gramStart"/>
+              <w:t xml:space="preserve">//float position[4] = { 0 }; </w:t>
+            </w:r>
+          </w:p>
+          <w:p>
+            <w:pPr>
+              <w:rPr>
+                <w:rFonts w:ascii="华文中宋" w:eastAsia="华文中宋" w:hAnsi="华文中宋" w:hint="eastAsia"/>
+              </w:rPr>
+            </w:pPr>
             <w:r>
               <w:rPr>
                 <w:rFonts w:ascii="华文中宋" w:eastAsia="华文中宋" w:hAnsi="华文中宋"/>
               </w:rPr>
-              <w:t>camera.up);struct</w:t>
-            </w:r>
-            <w:proofErr w:type="gramEnd"/>
+              <w:t xml:space="preserve">std::array&lt;short, 3&gt; color = {0}; //short color[3] = { 0 }; myRender_vector_4() = default; </w:t>
+            </w:r>
+            <w:r>
+              <w:rPr>
+                <w:rFonts w:ascii="华文中宋" w:eastAsia="华文中宋" w:hAnsi="华文中宋" w:hint="eastAsia"/>
+              </w:rPr>
+              <w:t>//有构造函数就不会调用默认构造函数所以要写，我总是忘记</w:t>
+            </w:r>
+          </w:p>
+          <w:p>
+            <w:pPr>
+              <w:rPr>
+                <w:rFonts w:ascii="华文中宋" w:eastAsia="华文中宋" w:hAnsi="华文中宋" w:hint="eastAsia"/>
+              </w:rPr>
+            </w:pPr>
             <w:r>
               <w:rPr>
                 <w:rFonts w:ascii="华文中宋" w:eastAsia="华文中宋" w:hAnsi="华文中宋"/>
               </w:rPr>
-              <w:t xml:space="preserve"> myRender_vector_4 </w:t>
-            </w:r>
+              <w:t xml:space="preserve">myRender_vector_4(float x, float y, float z, float w, short r, short g, short b) </w:t>
+            </w:r>
+          </w:p>
+          <w:p>
+            <w:pPr>
+              <w:rPr>
+                <w:rFonts w:ascii="华文中宋" w:eastAsia="华文中宋" w:hAnsi="华文中宋" w:hint="eastAsia"/>
+              </w:rPr>
+            </w:pPr>
+            <w:r>
+              <w:rPr>
+                <w:rFonts w:ascii="华文中宋" w:eastAsia="华文中宋" w:hAnsi="华文中宋"/>
+              </w:rPr>
+              <w:t xml:space="preserve">{ position = { x, y, z, w }; color = { r, g, b }; } </w:t>
+            </w:r>
+          </w:p>
+          <w:p>
+            <w:pPr>
+              <w:rPr>
+                <w:rFonts w:ascii="华文中宋" w:eastAsia="华文中宋" w:hAnsi="华文中宋" w:hint="eastAsia"/>
+              </w:rPr>
+            </w:pPr>
+            <w:r>
+              <w:rPr>
+                <w:rFonts w:ascii="华文中宋" w:eastAsia="华文中宋" w:hAnsi="华文中宋"/>
+              </w:rPr>
+              <w:t xml:space="preserve">myRender_vector_4(float x, float y, float z, float w) </w:t>
+            </w:r>
+          </w:p>
+          <w:p>
+            <w:pPr>
+              <w:rPr>
+                <w:rFonts w:ascii="华文中宋" w:eastAsia="华文中宋" w:hAnsi="华文中宋" w:hint="eastAsia"/>
+              </w:rPr>
+            </w:pPr>
+            <w:r>
+              <w:rPr>
+                <w:rFonts w:ascii="华文中宋" w:eastAsia="华文中宋" w:hAnsi="华文中宋"/>
+              </w:rPr>
+              <w:t>{ position = { x, y, z, w }; } };</w:t>
+            </w:r>
+          </w:p>
+          <w:p>
+            <w:pPr>
+              <w:rPr>
+                <w:rFonts w:ascii="华文中宋" w:eastAsia="华文中宋" w:hAnsi="华文中宋" w:hint="eastAsia"/>
+              </w:rPr>
+            </w:pPr>
           </w:p>
           <w:p>
             <w:pPr>
@@ -5410,363 +3451,11 @@
                 <w:rFonts w:ascii="华文中宋" w:eastAsia="华文中宋" w:hAnsi="华文中宋" w:hint="eastAsia"/>
               </w:rPr>
             </w:pPr>
-            <w:proofErr w:type="gramStart"/>
             <w:r>
               <w:rPr>
                 <w:rFonts w:ascii="华文中宋" w:eastAsia="华文中宋" w:hAnsi="华文中宋"/>
               </w:rPr>
-              <w:lastRenderedPageBreak/>
-              <w:t>{ std::</w:t>
-            </w:r>
-            <w:proofErr w:type="gramEnd"/>
-            <w:r>
-              <w:rPr>
-                <w:rFonts w:ascii="华文中宋" w:eastAsia="华文中宋" w:hAnsi="华文中宋"/>
-              </w:rPr>
-              <w:t xml:space="preserve">array&lt;float, 4&gt; position = {0}; </w:t>
-            </w:r>
-          </w:p>
-          <w:p>
-            <w:pPr>
-              <w:rPr>
-                <w:rFonts w:ascii="华文中宋" w:eastAsia="华文中宋" w:hAnsi="华文中宋" w:hint="eastAsia"/>
-              </w:rPr>
-            </w:pPr>
-            <w:r>
-              <w:rPr>
-                <w:rFonts w:ascii="华文中宋" w:eastAsia="华文中宋" w:hAnsi="华文中宋"/>
-              </w:rPr>
-              <w:t xml:space="preserve">//float </w:t>
-            </w:r>
-            <w:proofErr w:type="gramStart"/>
-            <w:r>
-              <w:rPr>
-                <w:rFonts w:ascii="华文中宋" w:eastAsia="华文中宋" w:hAnsi="华文中宋"/>
-              </w:rPr>
-              <w:t>position[</w:t>
-            </w:r>
-            <w:proofErr w:type="gramEnd"/>
-            <w:r>
-              <w:rPr>
-                <w:rFonts w:ascii="华文中宋" w:eastAsia="华文中宋" w:hAnsi="华文中宋"/>
-              </w:rPr>
-              <w:t xml:space="preserve">4] = </w:t>
-            </w:r>
-            <w:proofErr w:type="gramStart"/>
-            <w:r>
-              <w:rPr>
-                <w:rFonts w:ascii="华文中宋" w:eastAsia="华文中宋" w:hAnsi="华文中宋"/>
-              </w:rPr>
-              <w:t>{ 0</w:t>
-            </w:r>
-            <w:proofErr w:type="gramEnd"/>
-            <w:r>
-              <w:rPr>
-                <w:rFonts w:ascii="华文中宋" w:eastAsia="华文中宋" w:hAnsi="华文中宋"/>
-              </w:rPr>
-              <w:t xml:space="preserve"> }; </w:t>
-            </w:r>
-          </w:p>
-          <w:p>
-            <w:pPr>
-              <w:rPr>
-                <w:rFonts w:ascii="华文中宋" w:eastAsia="华文中宋" w:hAnsi="华文中宋" w:hint="eastAsia"/>
-              </w:rPr>
-            </w:pPr>
-            <w:r>
-              <w:rPr>
-                <w:rFonts w:ascii="华文中宋" w:eastAsia="华文中宋" w:hAnsi="华文中宋"/>
-              </w:rPr>
-              <w:t xml:space="preserve">std::array&lt;short, 3&gt; color = {0}; //short color[3] = { 0 }; myRender_vector_4() = default; </w:t>
-            </w:r>
-            <w:r>
-              <w:rPr>
-                <w:rFonts w:ascii="华文中宋" w:eastAsia="华文中宋" w:hAnsi="华文中宋" w:hint="eastAsia"/>
-              </w:rPr>
-              <w:t>//有构造函数就不会调用默认构造函数所以要写，我总是忘记</w:t>
-            </w:r>
-          </w:p>
-          <w:p>
-            <w:pPr>
-              <w:rPr>
-                <w:rFonts w:ascii="华文中宋" w:eastAsia="华文中宋" w:hAnsi="华文中宋" w:hint="eastAsia"/>
-              </w:rPr>
-            </w:pPr>
-            <w:r>
-              <w:rPr>
-                <w:rFonts w:ascii="华文中宋" w:eastAsia="华文中宋" w:hAnsi="华文中宋"/>
-              </w:rPr>
-              <w:t xml:space="preserve">myRender_vector_4(float x, float y, float z, float w, short r, short g, short b) </w:t>
-            </w:r>
-          </w:p>
-          <w:p>
-            <w:pPr>
-              <w:rPr>
-                <w:rFonts w:ascii="华文中宋" w:eastAsia="华文中宋" w:hAnsi="华文中宋" w:hint="eastAsia"/>
-              </w:rPr>
-            </w:pPr>
-            <w:proofErr w:type="gramStart"/>
-            <w:r>
-              <w:rPr>
-                <w:rFonts w:ascii="华文中宋" w:eastAsia="华文中宋" w:hAnsi="华文中宋"/>
-              </w:rPr>
-              <w:t>{ position</w:t>
-            </w:r>
-            <w:proofErr w:type="gramEnd"/>
-            <w:r>
-              <w:rPr>
-                <w:rFonts w:ascii="华文中宋" w:eastAsia="华文中宋" w:hAnsi="华文中宋"/>
-              </w:rPr>
-              <w:t xml:space="preserve"> = </w:t>
-            </w:r>
-            <w:proofErr w:type="gramStart"/>
-            <w:r>
-              <w:rPr>
-                <w:rFonts w:ascii="华文中宋" w:eastAsia="华文中宋" w:hAnsi="华文中宋"/>
-              </w:rPr>
-              <w:t>{ x</w:t>
-            </w:r>
-            <w:proofErr w:type="gramEnd"/>
-            <w:r>
-              <w:rPr>
-                <w:rFonts w:ascii="华文中宋" w:eastAsia="华文中宋" w:hAnsi="华文中宋"/>
-              </w:rPr>
-              <w:t xml:space="preserve">, y, z, </w:t>
-            </w:r>
-            <w:proofErr w:type="gramStart"/>
-            <w:r>
-              <w:rPr>
-                <w:rFonts w:ascii="华文中宋" w:eastAsia="华文中宋" w:hAnsi="华文中宋"/>
-              </w:rPr>
-              <w:t>w }</w:t>
-            </w:r>
-            <w:proofErr w:type="gramEnd"/>
-            <w:r>
-              <w:rPr>
-                <w:rFonts w:ascii="华文中宋" w:eastAsia="华文中宋" w:hAnsi="华文中宋"/>
-              </w:rPr>
-              <w:t xml:space="preserve">; color = </w:t>
-            </w:r>
-            <w:proofErr w:type="gramStart"/>
-            <w:r>
-              <w:rPr>
-                <w:rFonts w:ascii="华文中宋" w:eastAsia="华文中宋" w:hAnsi="华文中宋"/>
-              </w:rPr>
-              <w:t>{ r</w:t>
-            </w:r>
-            <w:proofErr w:type="gramEnd"/>
-            <w:r>
-              <w:rPr>
-                <w:rFonts w:ascii="华文中宋" w:eastAsia="华文中宋" w:hAnsi="华文中宋"/>
-              </w:rPr>
-              <w:t xml:space="preserve">, g, </w:t>
-            </w:r>
-            <w:proofErr w:type="gramStart"/>
-            <w:r>
-              <w:rPr>
-                <w:rFonts w:ascii="华文中宋" w:eastAsia="华文中宋" w:hAnsi="华文中宋"/>
-              </w:rPr>
-              <w:t>b }</w:t>
-            </w:r>
-            <w:proofErr w:type="gramEnd"/>
-            <w:r>
-              <w:rPr>
-                <w:rFonts w:ascii="华文中宋" w:eastAsia="华文中宋" w:hAnsi="华文中宋"/>
-              </w:rPr>
-              <w:t xml:space="preserve">; } </w:t>
-            </w:r>
-          </w:p>
-          <w:p>
-            <w:pPr>
-              <w:rPr>
-                <w:rFonts w:ascii="华文中宋" w:eastAsia="华文中宋" w:hAnsi="华文中宋" w:hint="eastAsia"/>
-              </w:rPr>
-            </w:pPr>
-            <w:r>
-              <w:rPr>
-                <w:rFonts w:ascii="华文中宋" w:eastAsia="华文中宋" w:hAnsi="华文中宋"/>
-              </w:rPr>
-              <w:t xml:space="preserve">myRender_vector_4(float x, float y, float z, float w) </w:t>
-            </w:r>
-          </w:p>
-          <w:p>
-            <w:pPr>
-              <w:rPr>
-                <w:rFonts w:ascii="华文中宋" w:eastAsia="华文中宋" w:hAnsi="华文中宋" w:hint="eastAsia"/>
-              </w:rPr>
-            </w:pPr>
-            <w:proofErr w:type="gramStart"/>
-            <w:r>
-              <w:rPr>
-                <w:rFonts w:ascii="华文中宋" w:eastAsia="华文中宋" w:hAnsi="华文中宋"/>
-              </w:rPr>
-              <w:t>{ position</w:t>
-            </w:r>
-            <w:proofErr w:type="gramEnd"/>
-            <w:r>
-              <w:rPr>
-                <w:rFonts w:ascii="华文中宋" w:eastAsia="华文中宋" w:hAnsi="华文中宋"/>
-              </w:rPr>
-              <w:t xml:space="preserve"> = </w:t>
-            </w:r>
-            <w:proofErr w:type="gramStart"/>
-            <w:r>
-              <w:rPr>
-                <w:rFonts w:ascii="华文中宋" w:eastAsia="华文中宋" w:hAnsi="华文中宋"/>
-              </w:rPr>
-              <w:t>{ x</w:t>
-            </w:r>
-            <w:proofErr w:type="gramEnd"/>
-            <w:r>
-              <w:rPr>
-                <w:rFonts w:ascii="华文中宋" w:eastAsia="华文中宋" w:hAnsi="华文中宋"/>
-              </w:rPr>
-              <w:t xml:space="preserve">, y, z, </w:t>
-            </w:r>
-            <w:proofErr w:type="gramStart"/>
-            <w:r>
-              <w:rPr>
-                <w:rFonts w:ascii="华文中宋" w:eastAsia="华文中宋" w:hAnsi="华文中宋"/>
-              </w:rPr>
-              <w:t>w }</w:t>
-            </w:r>
-            <w:proofErr w:type="gramEnd"/>
-            <w:r>
-              <w:rPr>
-                <w:rFonts w:ascii="华文中宋" w:eastAsia="华文中宋" w:hAnsi="华文中宋"/>
-              </w:rPr>
-              <w:t xml:space="preserve">; </w:t>
-            </w:r>
-            <w:proofErr w:type="gramStart"/>
-            <w:r>
-              <w:rPr>
-                <w:rFonts w:ascii="华文中宋" w:eastAsia="华文中宋" w:hAnsi="华文中宋"/>
-              </w:rPr>
-              <w:t>} }</w:t>
-            </w:r>
-            <w:proofErr w:type="gramEnd"/>
-            <w:r>
-              <w:rPr>
-                <w:rFonts w:ascii="华文中宋" w:eastAsia="华文中宋" w:hAnsi="华文中宋"/>
-              </w:rPr>
-              <w:t>;</w:t>
-            </w:r>
-          </w:p>
-          <w:p>
-            <w:pPr>
-              <w:rPr>
-                <w:rFonts w:ascii="华文中宋" w:eastAsia="华文中宋" w:hAnsi="华文中宋" w:hint="eastAsia"/>
-              </w:rPr>
-            </w:pPr>
-          </w:p>
-          <w:p>
-            <w:pPr>
-              <w:rPr>
-                <w:rFonts w:ascii="华文中宋" w:eastAsia="华文中宋" w:hAnsi="华文中宋" w:hint="eastAsia"/>
-              </w:rPr>
-            </w:pPr>
-            <w:r>
-              <w:rPr>
-                <w:rFonts w:ascii="华文中宋" w:eastAsia="华文中宋" w:hAnsi="华文中宋" w:hint="eastAsia"/>
-              </w:rPr>
-              <w:t>///</w:t>
-            </w:r>
-          </w:p>
-          <w:p>
-            <w:pPr>
-              <w:rPr>
-                <w:rFonts w:ascii="华文中宋" w:eastAsia="华文中宋" w:hAnsi="华文中宋" w:hint="eastAsia"/>
-              </w:rPr>
-            </w:pPr>
-            <w:r>
-              <w:rPr>
-                <w:rFonts w:ascii="华文中宋" w:eastAsia="华文中宋" w:hAnsi="华文中宋"/>
-              </w:rPr>
-              <w:t xml:space="preserve">struct camera_set </w:t>
-            </w:r>
-            <w:proofErr w:type="gramStart"/>
-            <w:r>
-              <w:rPr>
-                <w:rFonts w:ascii="华文中宋" w:eastAsia="华文中宋" w:hAnsi="华文中宋"/>
-              </w:rPr>
-              <w:t>{ std::</w:t>
-            </w:r>
-            <w:proofErr w:type="gramEnd"/>
-            <w:r>
-              <w:rPr>
-                <w:rFonts w:ascii="华文中宋" w:eastAsia="华文中宋" w:hAnsi="华文中宋"/>
-              </w:rPr>
-              <w:t xml:space="preserve">array&lt;float, 4&gt; position = </w:t>
-            </w:r>
-            <w:proofErr w:type="gramStart"/>
-            <w:r>
-              <w:rPr>
-                <w:rFonts w:ascii="华文中宋" w:eastAsia="华文中宋" w:hAnsi="华文中宋"/>
-              </w:rPr>
-              <w:t>{ 0</w:t>
-            </w:r>
-            <w:proofErr w:type="gramEnd"/>
-            <w:r>
-              <w:rPr>
-                <w:rFonts w:ascii="华文中宋" w:eastAsia="华文中宋" w:hAnsi="华文中宋"/>
-              </w:rPr>
-              <w:t xml:space="preserve"> }; </w:t>
-            </w:r>
-            <w:proofErr w:type="gramStart"/>
-            <w:r>
-              <w:rPr>
-                <w:rFonts w:ascii="华文中宋" w:eastAsia="华文中宋" w:hAnsi="华文中宋"/>
-              </w:rPr>
-              <w:t>std::</w:t>
-            </w:r>
-            <w:proofErr w:type="gramEnd"/>
-            <w:r>
-              <w:rPr>
-                <w:rFonts w:ascii="华文中宋" w:eastAsia="华文中宋" w:hAnsi="华文中宋"/>
-              </w:rPr>
-              <w:t xml:space="preserve">array&lt;float, 4&gt; lookat = </w:t>
-            </w:r>
-            <w:proofErr w:type="gramStart"/>
-            <w:r>
-              <w:rPr>
-                <w:rFonts w:ascii="华文中宋" w:eastAsia="华文中宋" w:hAnsi="华文中宋"/>
-              </w:rPr>
-              <w:t>{ 0</w:t>
-            </w:r>
-            <w:proofErr w:type="gramEnd"/>
-            <w:r>
-              <w:rPr>
-                <w:rFonts w:ascii="华文中宋" w:eastAsia="华文中宋" w:hAnsi="华文中宋"/>
-              </w:rPr>
-              <w:t xml:space="preserve"> }; </w:t>
-            </w:r>
-            <w:proofErr w:type="gramStart"/>
-            <w:r>
-              <w:rPr>
-                <w:rFonts w:ascii="华文中宋" w:eastAsia="华文中宋" w:hAnsi="华文中宋"/>
-              </w:rPr>
-              <w:t>std::</w:t>
-            </w:r>
-            <w:proofErr w:type="gramEnd"/>
-            <w:r>
-              <w:rPr>
-                <w:rFonts w:ascii="华文中宋" w:eastAsia="华文中宋" w:hAnsi="华文中宋"/>
-              </w:rPr>
-              <w:t xml:space="preserve">array&lt;float, 4&gt; up = </w:t>
-            </w:r>
-            <w:proofErr w:type="gramStart"/>
-            <w:r>
-              <w:rPr>
-                <w:rFonts w:ascii="华文中宋" w:eastAsia="华文中宋" w:hAnsi="华文中宋"/>
-              </w:rPr>
-              <w:t>{ 0</w:t>
-            </w:r>
-            <w:proofErr w:type="gramEnd"/>
-            <w:r>
-              <w:rPr>
-                <w:rFonts w:ascii="华文中宋" w:eastAsia="华文中宋" w:hAnsi="华文中宋"/>
-              </w:rPr>
-              <w:t xml:space="preserve"> }; };</w:t>
+              <w:t>struct camera_set { std::array&lt;float, 4&gt; position = { 0 }; std::array&lt;float, 4&gt; lookat = { 0 }; std::array&lt;float, 4&gt; up = { 0 }; };</w:t>
             </w:r>
           </w:p>
         </w:tc>
@@ -5945,35 +3634,7 @@
                 <w:rFonts w:ascii="华文中宋" w:eastAsia="华文中宋" w:hAnsi="华文中宋" w:hint="eastAsia"/>
               </w:rPr>
               <w:tab/>
-              <w:t>cross_product3</w:t>
-            </w:r>
-            <w:proofErr w:type="gramStart"/>
-            <w:r>
-              <w:rPr>
-                <w:rFonts w:ascii="华文中宋" w:eastAsia="华文中宋" w:hAnsi="华文中宋" w:hint="eastAsia"/>
-              </w:rPr>
-              <w:t>D(camera.lookat</w:t>
-            </w:r>
-            <w:proofErr w:type="gramEnd"/>
-            <w:r>
-              <w:rPr>
-                <w:rFonts w:ascii="华文中宋" w:eastAsia="华文中宋" w:hAnsi="华文中宋" w:hint="eastAsia"/>
-              </w:rPr>
-              <w:t xml:space="preserve">, </w:t>
-            </w:r>
-            <w:proofErr w:type="gramStart"/>
-            <w:r>
-              <w:rPr>
-                <w:rFonts w:ascii="华文中宋" w:eastAsia="华文中宋" w:hAnsi="华文中宋" w:hint="eastAsia"/>
-              </w:rPr>
-              <w:t>camera.up</w:t>
-            </w:r>
-            <w:proofErr w:type="gramEnd"/>
-            <w:r>
-              <w:rPr>
-                <w:rFonts w:ascii="华文中宋" w:eastAsia="华文中宋" w:hAnsi="华文中宋" w:hint="eastAsia"/>
-              </w:rPr>
-              <w:t>);</w:t>
+              <w:t>cross_product3D(camera.lookat, camera.up);</w:t>
             </w:r>
           </w:p>
           <w:p>
@@ -6106,35 +3767,7 @@
                 <w:rFonts w:ascii="华文中宋" w:eastAsia="华文中宋" w:hAnsi="华文中宋" w:hint="eastAsia"/>
               </w:rPr>
               <w:tab/>
-              <w:t>view_</w:t>
-            </w:r>
-            <w:proofErr w:type="gramStart"/>
-            <w:r>
-              <w:rPr>
-                <w:rFonts w:ascii="华文中宋" w:eastAsia="华文中宋" w:hAnsi="华文中宋" w:hint="eastAsia"/>
-              </w:rPr>
-              <w:t>matrix.matrix</w:t>
-            </w:r>
-            <w:proofErr w:type="gramEnd"/>
-            <w:r>
-              <w:rPr>
-                <w:rFonts w:ascii="华文中宋" w:eastAsia="华文中宋" w:hAnsi="华文中宋" w:hint="eastAsia"/>
-              </w:rPr>
-              <w:t>[i][j] = camera_X_</w:t>
-            </w:r>
-            <w:proofErr w:type="gramStart"/>
-            <w:r>
-              <w:rPr>
-                <w:rFonts w:ascii="华文中宋" w:eastAsia="华文中宋" w:hAnsi="华文中宋" w:hint="eastAsia"/>
-              </w:rPr>
-              <w:t>axis.position</w:t>
-            </w:r>
-            <w:proofErr w:type="gramEnd"/>
-            <w:r>
-              <w:rPr>
-                <w:rFonts w:ascii="华文中宋" w:eastAsia="华文中宋" w:hAnsi="华文中宋" w:hint="eastAsia"/>
-              </w:rPr>
-              <w:t>[j];</w:t>
+              <w:t>view_matrix.matrix[i][j] = camera_X_axis.position[j];</w:t>
             </w:r>
           </w:p>
           <w:p>
@@ -6218,35 +3851,7 @@
                 <w:rFonts w:ascii="华文中宋" w:eastAsia="华文中宋" w:hAnsi="华文中宋" w:hint="eastAsia"/>
               </w:rPr>
               <w:tab/>
-              <w:t>view_</w:t>
-            </w:r>
-            <w:proofErr w:type="gramStart"/>
-            <w:r>
-              <w:rPr>
-                <w:rFonts w:ascii="华文中宋" w:eastAsia="华文中宋" w:hAnsi="华文中宋" w:hint="eastAsia"/>
-              </w:rPr>
-              <w:t>matrix.matrix</w:t>
-            </w:r>
-            <w:proofErr w:type="gramEnd"/>
-            <w:r>
-              <w:rPr>
-                <w:rFonts w:ascii="华文中宋" w:eastAsia="华文中宋" w:hAnsi="华文中宋" w:hint="eastAsia"/>
-              </w:rPr>
-              <w:t xml:space="preserve">[i][j] = </w:t>
-            </w:r>
-            <w:proofErr w:type="gramStart"/>
-            <w:r>
-              <w:rPr>
-                <w:rFonts w:ascii="华文中宋" w:eastAsia="华文中宋" w:hAnsi="华文中宋" w:hint="eastAsia"/>
-              </w:rPr>
-              <w:t>camera.position</w:t>
-            </w:r>
-            <w:proofErr w:type="gramEnd"/>
-            <w:r>
-              <w:rPr>
-                <w:rFonts w:ascii="华文中宋" w:eastAsia="华文中宋" w:hAnsi="华文中宋" w:hint="eastAsia"/>
-              </w:rPr>
-              <w:t>[i];</w:t>
+              <w:t>view_matrix.matrix[i][j] = camera.position[i];</w:t>
             </w:r>
           </w:p>
           <w:p>
@@ -6359,35 +3964,7 @@
                 <w:rFonts w:ascii="华文中宋" w:eastAsia="华文中宋" w:hAnsi="华文中宋" w:hint="eastAsia"/>
               </w:rPr>
               <w:tab/>
-              <w:t>view_</w:t>
-            </w:r>
-            <w:proofErr w:type="gramStart"/>
-            <w:r>
-              <w:rPr>
-                <w:rFonts w:ascii="华文中宋" w:eastAsia="华文中宋" w:hAnsi="华文中宋" w:hint="eastAsia"/>
-              </w:rPr>
-              <w:t>matrix.matrix</w:t>
-            </w:r>
-            <w:proofErr w:type="gramEnd"/>
-            <w:r>
-              <w:rPr>
-                <w:rFonts w:ascii="华文中宋" w:eastAsia="华文中宋" w:hAnsi="华文中宋" w:hint="eastAsia"/>
-              </w:rPr>
-              <w:t xml:space="preserve">[i][j] = </w:t>
-            </w:r>
-            <w:proofErr w:type="gramStart"/>
-            <w:r>
-              <w:rPr>
-                <w:rFonts w:ascii="华文中宋" w:eastAsia="华文中宋" w:hAnsi="华文中宋" w:hint="eastAsia"/>
-              </w:rPr>
-              <w:t>camera.up</w:t>
-            </w:r>
-            <w:proofErr w:type="gramEnd"/>
-            <w:r>
-              <w:rPr>
-                <w:rFonts w:ascii="华文中宋" w:eastAsia="华文中宋" w:hAnsi="华文中宋" w:hint="eastAsia"/>
-              </w:rPr>
-              <w:t>[j];</w:t>
+              <w:t>view_matrix.matrix[i][j] = camera.up[j];</w:t>
             </w:r>
           </w:p>
           <w:p>
@@ -6471,35 +4048,7 @@
                 <w:rFonts w:ascii="华文中宋" w:eastAsia="华文中宋" w:hAnsi="华文中宋" w:hint="eastAsia"/>
               </w:rPr>
               <w:tab/>
-              <w:t>view_</w:t>
-            </w:r>
-            <w:proofErr w:type="gramStart"/>
-            <w:r>
-              <w:rPr>
-                <w:rFonts w:ascii="华文中宋" w:eastAsia="华文中宋" w:hAnsi="华文中宋" w:hint="eastAsia"/>
-              </w:rPr>
-              <w:t>matrix.matrix</w:t>
-            </w:r>
-            <w:proofErr w:type="gramEnd"/>
-            <w:r>
-              <w:rPr>
-                <w:rFonts w:ascii="华文中宋" w:eastAsia="华文中宋" w:hAnsi="华文中宋" w:hint="eastAsia"/>
-              </w:rPr>
-              <w:t xml:space="preserve">[i][j] = </w:t>
-            </w:r>
-            <w:proofErr w:type="gramStart"/>
-            <w:r>
-              <w:rPr>
-                <w:rFonts w:ascii="华文中宋" w:eastAsia="华文中宋" w:hAnsi="华文中宋" w:hint="eastAsia"/>
-              </w:rPr>
-              <w:t>camera.position</w:t>
-            </w:r>
-            <w:proofErr w:type="gramEnd"/>
-            <w:r>
-              <w:rPr>
-                <w:rFonts w:ascii="华文中宋" w:eastAsia="华文中宋" w:hAnsi="华文中宋" w:hint="eastAsia"/>
-              </w:rPr>
-              <w:t>[i];</w:t>
+              <w:t>view_matrix.matrix[i][j] = camera.position[i];</w:t>
             </w:r>
           </w:p>
           <w:p>
@@ -6611,35 +4160,7 @@
                 <w:rFonts w:ascii="华文中宋" w:eastAsia="华文中宋" w:hAnsi="华文中宋" w:hint="eastAsia"/>
               </w:rPr>
               <w:tab/>
-              <w:t>view_</w:t>
-            </w:r>
-            <w:proofErr w:type="gramStart"/>
-            <w:r>
-              <w:rPr>
-                <w:rFonts w:ascii="华文中宋" w:eastAsia="华文中宋" w:hAnsi="华文中宋" w:hint="eastAsia"/>
-              </w:rPr>
-              <w:t>matrix.matrix</w:t>
-            </w:r>
-            <w:proofErr w:type="gramEnd"/>
-            <w:r>
-              <w:rPr>
-                <w:rFonts w:ascii="华文中宋" w:eastAsia="华文中宋" w:hAnsi="华文中宋" w:hint="eastAsia"/>
-              </w:rPr>
-              <w:t xml:space="preserve">[i][j] = </w:t>
-            </w:r>
-            <w:proofErr w:type="gramStart"/>
-            <w:r>
-              <w:rPr>
-                <w:rFonts w:ascii="华文中宋" w:eastAsia="华文中宋" w:hAnsi="华文中宋" w:hint="eastAsia"/>
-              </w:rPr>
-              <w:t>camera.lookat</w:t>
-            </w:r>
-            <w:proofErr w:type="gramEnd"/>
-            <w:r>
-              <w:rPr>
-                <w:rFonts w:ascii="华文中宋" w:eastAsia="华文中宋" w:hAnsi="华文中宋" w:hint="eastAsia"/>
-              </w:rPr>
-              <w:t>[j];</w:t>
+              <w:t>view_matrix.matrix[i][j] = camera.lookat[j];</w:t>
             </w:r>
           </w:p>
           <w:p>
@@ -6723,28 +4244,7 @@
                 <w:rFonts w:ascii="华文中宋" w:eastAsia="华文中宋" w:hAnsi="华文中宋" w:hint="eastAsia"/>
               </w:rPr>
               <w:tab/>
-              <w:t>view_</w:t>
-            </w:r>
-            <w:proofErr w:type="gramStart"/>
-            <w:r>
-              <w:rPr>
-                <w:rFonts w:ascii="华文中宋" w:eastAsia="华文中宋" w:hAnsi="华文中宋" w:hint="eastAsia"/>
-              </w:rPr>
-              <w:t>matrix.matrix</w:t>
-            </w:r>
-            <w:proofErr w:type="gramEnd"/>
-            <w:r>
-              <w:rPr>
-                <w:rFonts w:ascii="华文中宋" w:eastAsia="华文中宋" w:hAnsi="华文中宋" w:hint="eastAsia"/>
-              </w:rPr>
-              <w:t xml:space="preserve">[i][j] </w:t>
-            </w:r>
-            <w:proofErr w:type="gramStart"/>
-            <w:r>
-              <w:rPr>
-                <w:rFonts w:ascii="华文中宋" w:eastAsia="华文中宋" w:hAnsi="华文中宋" w:hint="eastAsia"/>
-              </w:rPr>
-              <w:t>=</w:t>
+              <w:t>view_matrix.matrix[i][j] =</w:t>
             </w:r>
             <w:r>
               <w:rPr>
@@ -6756,14 +4256,7 @@
               <w:rPr>
                 <w:rFonts w:ascii="华文中宋" w:eastAsia="华文中宋" w:hAnsi="华文中宋" w:hint="eastAsia"/>
               </w:rPr>
-              <w:t xml:space="preserve"> camera</w:t>
-            </w:r>
-            <w:proofErr w:type="gramEnd"/>
-            <w:r>
-              <w:rPr>
-                <w:rFonts w:ascii="华文中宋" w:eastAsia="华文中宋" w:hAnsi="华文中宋" w:hint="eastAsia"/>
-              </w:rPr>
-              <w:t>.position[i];</w:t>
+              <w:t xml:space="preserve"> camera.position[i];</w:t>
             </w:r>
           </w:p>
           <w:p>
@@ -6849,21 +4342,7 @@
               <w:rPr>
                 <w:rFonts w:ascii="华文中宋" w:eastAsia="华文中宋" w:hAnsi="华文中宋" w:hint="eastAsia"/>
               </w:rPr>
-              <w:t>view_</w:t>
-            </w:r>
-            <w:proofErr w:type="gramStart"/>
-            <w:r>
-              <w:rPr>
-                <w:rFonts w:ascii="华文中宋" w:eastAsia="华文中宋" w:hAnsi="华文中宋" w:hint="eastAsia"/>
-              </w:rPr>
-              <w:t>matrix.matrix</w:t>
-            </w:r>
-            <w:proofErr w:type="gramEnd"/>
-            <w:r>
-              <w:rPr>
-                <w:rFonts w:ascii="华文中宋" w:eastAsia="华文中宋" w:hAnsi="华文中宋" w:hint="eastAsia"/>
-              </w:rPr>
-              <w:t>[3][3] = 1;</w:t>
+              <w:t>view_matrix.matrix[3][3] = 1;</w:t>
             </w:r>
           </w:p>
           <w:p>
@@ -6971,566 +4450,202 @@
                 <w:rFonts w:ascii="华文中宋" w:eastAsia="华文中宋" w:hAnsi="华文中宋" w:hint="eastAsia"/>
               </w:rPr>
               <w:tab/>
-              <w:t>cross_product3</w:t>
-            </w:r>
-            <w:proofErr w:type="gramStart"/>
-            <w:r>
-              <w:rPr>
-                <w:rFonts w:ascii="华文中宋" w:eastAsia="华文中宋" w:hAnsi="华文中宋" w:hint="eastAsia"/>
-              </w:rPr>
-              <w:t>D(camera.lookat</w:t>
-            </w:r>
-            <w:proofErr w:type="gramEnd"/>
-            <w:r>
-              <w:rPr>
-                <w:rFonts w:ascii="华文中宋" w:eastAsia="华文中宋" w:hAnsi="华文中宋" w:hint="eastAsia"/>
-              </w:rPr>
-              <w:t xml:space="preserve">, </w:t>
-            </w:r>
-            <w:proofErr w:type="gramStart"/>
-            <w:r>
-              <w:rPr>
-                <w:rFonts w:ascii="华文中宋" w:eastAsia="华文中宋" w:hAnsi="华文中宋" w:hint="eastAsia"/>
-              </w:rPr>
-              <w:t>camera.up</w:t>
-            </w:r>
-            <w:proofErr w:type="gramEnd"/>
-            <w:r>
-              <w:rPr>
-                <w:rFonts w:ascii="华文中宋" w:eastAsia="华文中宋" w:hAnsi="华文中宋" w:hint="eastAsia"/>
-              </w:rPr>
-              <w:t>);</w:t>
-            </w:r>
-          </w:p>
-          <w:p>
-            <w:pPr>
-              <w:rPr>
-                <w:rFonts w:ascii="华文中宋" w:eastAsia="华文中宋" w:hAnsi="华文中宋" w:hint="eastAsia"/>
-              </w:rPr>
-            </w:pPr>
-            <w:r>
-              <w:rPr>
-                <w:rFonts w:ascii="华文中宋" w:eastAsia="华文中宋" w:hAnsi="华文中宋" w:hint="eastAsia"/>
-              </w:rPr>
-              <w:tab/>
-            </w:r>
-          </w:p>
-          <w:p>
-            <w:pPr>
-              <w:rPr>
-                <w:rFonts w:ascii="华文中宋" w:eastAsia="华文中宋" w:hAnsi="华文中宋" w:hint="eastAsia"/>
-              </w:rPr>
-            </w:pPr>
-            <w:r>
-              <w:rPr>
-                <w:rFonts w:ascii="华文中宋" w:eastAsia="华文中宋" w:hAnsi="华文中宋" w:hint="eastAsia"/>
-              </w:rPr>
-              <w:tab/>
-              <w:t>view_</w:t>
-            </w:r>
-            <w:proofErr w:type="gramStart"/>
-            <w:r>
-              <w:rPr>
-                <w:rFonts w:ascii="华文中宋" w:eastAsia="华文中宋" w:hAnsi="华文中宋" w:hint="eastAsia"/>
-              </w:rPr>
-              <w:t>matrix.matrix</w:t>
-            </w:r>
-            <w:proofErr w:type="gramEnd"/>
-            <w:r>
-              <w:rPr>
-                <w:rFonts w:ascii="华文中宋" w:eastAsia="华文中宋" w:hAnsi="华文中宋" w:hint="eastAsia"/>
-              </w:rPr>
-              <w:t>[0][0] = camera_X_</w:t>
-            </w:r>
-            <w:proofErr w:type="gramStart"/>
-            <w:r>
-              <w:rPr>
-                <w:rFonts w:ascii="华文中宋" w:eastAsia="华文中宋" w:hAnsi="华文中宋" w:hint="eastAsia"/>
-              </w:rPr>
-              <w:t>axis.position</w:t>
-            </w:r>
-            <w:proofErr w:type="gramEnd"/>
-            <w:r>
-              <w:rPr>
-                <w:rFonts w:ascii="华文中宋" w:eastAsia="华文中宋" w:hAnsi="华文中宋" w:hint="eastAsia"/>
-              </w:rPr>
-              <w:t>[0];</w:t>
-            </w:r>
-          </w:p>
-          <w:p>
-            <w:pPr>
-              <w:rPr>
-                <w:rFonts w:ascii="华文中宋" w:eastAsia="华文中宋" w:hAnsi="华文中宋" w:hint="eastAsia"/>
-              </w:rPr>
-            </w:pPr>
-            <w:r>
-              <w:rPr>
-                <w:rFonts w:ascii="华文中宋" w:eastAsia="华文中宋" w:hAnsi="华文中宋" w:hint="eastAsia"/>
-              </w:rPr>
-              <w:tab/>
-              <w:t>view_</w:t>
-            </w:r>
-            <w:proofErr w:type="gramStart"/>
-            <w:r>
-              <w:rPr>
-                <w:rFonts w:ascii="华文中宋" w:eastAsia="华文中宋" w:hAnsi="华文中宋" w:hint="eastAsia"/>
-              </w:rPr>
-              <w:t>matrix.matrix</w:t>
-            </w:r>
-            <w:proofErr w:type="gramEnd"/>
-            <w:r>
-              <w:rPr>
-                <w:rFonts w:ascii="华文中宋" w:eastAsia="华文中宋" w:hAnsi="华文中宋" w:hint="eastAsia"/>
-              </w:rPr>
-              <w:t>[0][1] = camera_X_</w:t>
-            </w:r>
-            <w:proofErr w:type="gramStart"/>
-            <w:r>
-              <w:rPr>
-                <w:rFonts w:ascii="华文中宋" w:eastAsia="华文中宋" w:hAnsi="华文中宋" w:hint="eastAsia"/>
-              </w:rPr>
-              <w:t>axis.position</w:t>
-            </w:r>
-            <w:proofErr w:type="gramEnd"/>
-            <w:r>
-              <w:rPr>
-                <w:rFonts w:ascii="华文中宋" w:eastAsia="华文中宋" w:hAnsi="华文中宋" w:hint="eastAsia"/>
-              </w:rPr>
-              <w:t>[1];</w:t>
-            </w:r>
-          </w:p>
-          <w:p>
-            <w:pPr>
-              <w:rPr>
-                <w:rFonts w:ascii="华文中宋" w:eastAsia="华文中宋" w:hAnsi="华文中宋" w:hint="eastAsia"/>
-              </w:rPr>
-            </w:pPr>
-            <w:r>
-              <w:rPr>
-                <w:rFonts w:ascii="华文中宋" w:eastAsia="华文中宋" w:hAnsi="华文中宋" w:hint="eastAsia"/>
-              </w:rPr>
-              <w:tab/>
-              <w:t>view_</w:t>
-            </w:r>
-            <w:proofErr w:type="gramStart"/>
-            <w:r>
-              <w:rPr>
-                <w:rFonts w:ascii="华文中宋" w:eastAsia="华文中宋" w:hAnsi="华文中宋" w:hint="eastAsia"/>
-              </w:rPr>
-              <w:t>matrix.matrix</w:t>
-            </w:r>
-            <w:proofErr w:type="gramEnd"/>
-            <w:r>
-              <w:rPr>
-                <w:rFonts w:ascii="华文中宋" w:eastAsia="华文中宋" w:hAnsi="华文中宋" w:hint="eastAsia"/>
-              </w:rPr>
-              <w:t>[0][2] = camera_X_</w:t>
-            </w:r>
-            <w:proofErr w:type="gramStart"/>
-            <w:r>
-              <w:rPr>
-                <w:rFonts w:ascii="华文中宋" w:eastAsia="华文中宋" w:hAnsi="华文中宋" w:hint="eastAsia"/>
-              </w:rPr>
-              <w:t>axis.position</w:t>
-            </w:r>
-            <w:proofErr w:type="gramEnd"/>
-            <w:r>
-              <w:rPr>
-                <w:rFonts w:ascii="华文中宋" w:eastAsia="华文中宋" w:hAnsi="华文中宋" w:hint="eastAsia"/>
-              </w:rPr>
-              <w:t>[2];</w:t>
-            </w:r>
-          </w:p>
-          <w:p>
-            <w:pPr>
-              <w:rPr>
-                <w:rFonts w:ascii="华文中宋" w:eastAsia="华文中宋" w:hAnsi="华文中宋" w:hint="eastAsia"/>
-              </w:rPr>
-            </w:pPr>
-            <w:r>
-              <w:rPr>
-                <w:rFonts w:ascii="华文中宋" w:eastAsia="华文中宋" w:hAnsi="华文中宋" w:hint="eastAsia"/>
-              </w:rPr>
-              <w:tab/>
-              <w:t>view_</w:t>
-            </w:r>
-            <w:proofErr w:type="gramStart"/>
-            <w:r>
-              <w:rPr>
-                <w:rFonts w:ascii="华文中宋" w:eastAsia="华文中宋" w:hAnsi="华文中宋" w:hint="eastAsia"/>
-              </w:rPr>
-              <w:t>matrix.matrix</w:t>
-            </w:r>
-            <w:proofErr w:type="gramEnd"/>
-            <w:r>
-              <w:rPr>
-                <w:rFonts w:ascii="华文中宋" w:eastAsia="华文中宋" w:hAnsi="华文中宋" w:hint="eastAsia"/>
-              </w:rPr>
-              <w:t>[0][3] = -</w:t>
-            </w:r>
-            <w:proofErr w:type="gramStart"/>
-            <w:r>
-              <w:rPr>
-                <w:rFonts w:ascii="华文中宋" w:eastAsia="华文中宋" w:hAnsi="华文中宋" w:hint="eastAsia"/>
-              </w:rPr>
-              <w:t>camera.position</w:t>
-            </w:r>
-            <w:proofErr w:type="gramEnd"/>
-            <w:r>
-              <w:rPr>
-                <w:rFonts w:ascii="华文中宋" w:eastAsia="华文中宋" w:hAnsi="华文中宋" w:hint="eastAsia"/>
-              </w:rPr>
-              <w:t>[0];</w:t>
-            </w:r>
-          </w:p>
-          <w:p>
-            <w:pPr>
-              <w:rPr>
-                <w:rFonts w:ascii="华文中宋" w:eastAsia="华文中宋" w:hAnsi="华文中宋" w:hint="eastAsia"/>
-              </w:rPr>
-            </w:pPr>
-          </w:p>
-          <w:p>
-            <w:pPr>
-              <w:rPr>
-                <w:rFonts w:ascii="华文中宋" w:eastAsia="华文中宋" w:hAnsi="华文中宋" w:hint="eastAsia"/>
-              </w:rPr>
-            </w:pPr>
-            <w:r>
-              <w:rPr>
-                <w:rFonts w:ascii="华文中宋" w:eastAsia="华文中宋" w:hAnsi="华文中宋" w:hint="eastAsia"/>
-              </w:rPr>
-              <w:tab/>
-              <w:t>view_</w:t>
-            </w:r>
-            <w:proofErr w:type="gramStart"/>
-            <w:r>
-              <w:rPr>
-                <w:rFonts w:ascii="华文中宋" w:eastAsia="华文中宋" w:hAnsi="华文中宋" w:hint="eastAsia"/>
-              </w:rPr>
-              <w:t>matrix.matrix</w:t>
-            </w:r>
-            <w:proofErr w:type="gramEnd"/>
-            <w:r>
-              <w:rPr>
-                <w:rFonts w:ascii="华文中宋" w:eastAsia="华文中宋" w:hAnsi="华文中宋" w:hint="eastAsia"/>
-              </w:rPr>
-              <w:t xml:space="preserve">[1][0] = </w:t>
-            </w:r>
-            <w:proofErr w:type="gramStart"/>
-            <w:r>
-              <w:rPr>
-                <w:rFonts w:ascii="华文中宋" w:eastAsia="华文中宋" w:hAnsi="华文中宋" w:hint="eastAsia"/>
-              </w:rPr>
-              <w:t>camera.up</w:t>
-            </w:r>
-            <w:proofErr w:type="gramEnd"/>
-            <w:r>
-              <w:rPr>
-                <w:rFonts w:ascii="华文中宋" w:eastAsia="华文中宋" w:hAnsi="华文中宋" w:hint="eastAsia"/>
-              </w:rPr>
-              <w:t>[0];</w:t>
-            </w:r>
-          </w:p>
-          <w:p>
-            <w:pPr>
-              <w:rPr>
-                <w:rFonts w:ascii="华文中宋" w:eastAsia="华文中宋" w:hAnsi="华文中宋" w:hint="eastAsia"/>
-              </w:rPr>
-            </w:pPr>
-            <w:r>
-              <w:rPr>
-                <w:rFonts w:ascii="华文中宋" w:eastAsia="华文中宋" w:hAnsi="华文中宋" w:hint="eastAsia"/>
-              </w:rPr>
-              <w:tab/>
-              <w:t>view_</w:t>
-            </w:r>
-            <w:proofErr w:type="gramStart"/>
-            <w:r>
-              <w:rPr>
-                <w:rFonts w:ascii="华文中宋" w:eastAsia="华文中宋" w:hAnsi="华文中宋" w:hint="eastAsia"/>
-              </w:rPr>
-              <w:t>matrix.matrix</w:t>
-            </w:r>
-            <w:proofErr w:type="gramEnd"/>
-            <w:r>
-              <w:rPr>
-                <w:rFonts w:ascii="华文中宋" w:eastAsia="华文中宋" w:hAnsi="华文中宋" w:hint="eastAsia"/>
-              </w:rPr>
-              <w:t xml:space="preserve">[1][1] = </w:t>
-            </w:r>
-            <w:proofErr w:type="gramStart"/>
-            <w:r>
-              <w:rPr>
-                <w:rFonts w:ascii="华文中宋" w:eastAsia="华文中宋" w:hAnsi="华文中宋" w:hint="eastAsia"/>
-              </w:rPr>
-              <w:t>camera.up</w:t>
-            </w:r>
-            <w:proofErr w:type="gramEnd"/>
-            <w:r>
-              <w:rPr>
-                <w:rFonts w:ascii="华文中宋" w:eastAsia="华文中宋" w:hAnsi="华文中宋" w:hint="eastAsia"/>
-              </w:rPr>
-              <w:t>[1];</w:t>
-            </w:r>
-          </w:p>
-          <w:p>
-            <w:pPr>
-              <w:rPr>
-                <w:rFonts w:ascii="华文中宋" w:eastAsia="华文中宋" w:hAnsi="华文中宋" w:hint="eastAsia"/>
-              </w:rPr>
-            </w:pPr>
-            <w:r>
-              <w:rPr>
-                <w:rFonts w:ascii="华文中宋" w:eastAsia="华文中宋" w:hAnsi="华文中宋" w:hint="eastAsia"/>
-              </w:rPr>
-              <w:tab/>
-              <w:t>view_</w:t>
-            </w:r>
-            <w:proofErr w:type="gramStart"/>
-            <w:r>
-              <w:rPr>
-                <w:rFonts w:ascii="华文中宋" w:eastAsia="华文中宋" w:hAnsi="华文中宋" w:hint="eastAsia"/>
-              </w:rPr>
-              <w:t>matrix.matrix</w:t>
-            </w:r>
-            <w:proofErr w:type="gramEnd"/>
-            <w:r>
-              <w:rPr>
-                <w:rFonts w:ascii="华文中宋" w:eastAsia="华文中宋" w:hAnsi="华文中宋" w:hint="eastAsia"/>
-              </w:rPr>
-              <w:t xml:space="preserve">[1][2] = </w:t>
-            </w:r>
-            <w:proofErr w:type="gramStart"/>
-            <w:r>
-              <w:rPr>
-                <w:rFonts w:ascii="华文中宋" w:eastAsia="华文中宋" w:hAnsi="华文中宋" w:hint="eastAsia"/>
-              </w:rPr>
-              <w:t>camera.up</w:t>
-            </w:r>
-            <w:proofErr w:type="gramEnd"/>
-            <w:r>
-              <w:rPr>
-                <w:rFonts w:ascii="华文中宋" w:eastAsia="华文中宋" w:hAnsi="华文中宋" w:hint="eastAsia"/>
-              </w:rPr>
-              <w:t>[2];</w:t>
-            </w:r>
-          </w:p>
-          <w:p>
-            <w:pPr>
-              <w:rPr>
-                <w:rFonts w:ascii="华文中宋" w:eastAsia="华文中宋" w:hAnsi="华文中宋" w:hint="eastAsia"/>
-              </w:rPr>
-            </w:pPr>
-            <w:r>
-              <w:rPr>
-                <w:rFonts w:ascii="华文中宋" w:eastAsia="华文中宋" w:hAnsi="华文中宋" w:hint="eastAsia"/>
-              </w:rPr>
-              <w:tab/>
-              <w:t>view_</w:t>
-            </w:r>
-            <w:proofErr w:type="gramStart"/>
-            <w:r>
-              <w:rPr>
-                <w:rFonts w:ascii="华文中宋" w:eastAsia="华文中宋" w:hAnsi="华文中宋" w:hint="eastAsia"/>
-              </w:rPr>
-              <w:t>matrix.matrix</w:t>
-            </w:r>
-            <w:proofErr w:type="gramEnd"/>
-            <w:r>
-              <w:rPr>
-                <w:rFonts w:ascii="华文中宋" w:eastAsia="华文中宋" w:hAnsi="华文中宋" w:hint="eastAsia"/>
-              </w:rPr>
-              <w:t>[1][3] = -</w:t>
-            </w:r>
-            <w:proofErr w:type="gramStart"/>
-            <w:r>
-              <w:rPr>
-                <w:rFonts w:ascii="华文中宋" w:eastAsia="华文中宋" w:hAnsi="华文中宋" w:hint="eastAsia"/>
-              </w:rPr>
-              <w:t>camera.position</w:t>
-            </w:r>
-            <w:proofErr w:type="gramEnd"/>
-            <w:r>
-              <w:rPr>
-                <w:rFonts w:ascii="华文中宋" w:eastAsia="华文中宋" w:hAnsi="华文中宋" w:hint="eastAsia"/>
-              </w:rPr>
-              <w:t>[1];</w:t>
-            </w:r>
-          </w:p>
-          <w:p>
-            <w:pPr>
-              <w:rPr>
-                <w:rFonts w:ascii="华文中宋" w:eastAsia="华文中宋" w:hAnsi="华文中宋" w:hint="eastAsia"/>
-              </w:rPr>
-            </w:pPr>
-          </w:p>
-          <w:p>
-            <w:pPr>
-              <w:rPr>
-                <w:rFonts w:ascii="华文中宋" w:eastAsia="华文中宋" w:hAnsi="华文中宋" w:hint="eastAsia"/>
-              </w:rPr>
-            </w:pPr>
-            <w:r>
-              <w:rPr>
-                <w:rFonts w:ascii="华文中宋" w:eastAsia="华文中宋" w:hAnsi="华文中宋" w:hint="eastAsia"/>
-              </w:rPr>
-              <w:tab/>
-              <w:t>view_</w:t>
-            </w:r>
-            <w:proofErr w:type="gramStart"/>
-            <w:r>
-              <w:rPr>
-                <w:rFonts w:ascii="华文中宋" w:eastAsia="华文中宋" w:hAnsi="华文中宋" w:hint="eastAsia"/>
-              </w:rPr>
-              <w:t>matrix.matrix</w:t>
-            </w:r>
-            <w:proofErr w:type="gramEnd"/>
-            <w:r>
-              <w:rPr>
-                <w:rFonts w:ascii="华文中宋" w:eastAsia="华文中宋" w:hAnsi="华文中宋" w:hint="eastAsia"/>
-              </w:rPr>
-              <w:t xml:space="preserve">[2][0] = </w:t>
-            </w:r>
-            <w:proofErr w:type="gramStart"/>
-            <w:r>
-              <w:rPr>
-                <w:rFonts w:ascii="华文中宋" w:eastAsia="华文中宋" w:hAnsi="华文中宋" w:hint="eastAsia"/>
-              </w:rPr>
-              <w:t>camera.lookat</w:t>
-            </w:r>
-            <w:proofErr w:type="gramEnd"/>
-            <w:r>
-              <w:rPr>
-                <w:rFonts w:ascii="华文中宋" w:eastAsia="华文中宋" w:hAnsi="华文中宋" w:hint="eastAsia"/>
-              </w:rPr>
-              <w:t>[0];</w:t>
-            </w:r>
-          </w:p>
-          <w:p>
-            <w:pPr>
-              <w:rPr>
-                <w:rFonts w:ascii="华文中宋" w:eastAsia="华文中宋" w:hAnsi="华文中宋" w:hint="eastAsia"/>
-              </w:rPr>
-            </w:pPr>
-            <w:r>
-              <w:rPr>
-                <w:rFonts w:ascii="华文中宋" w:eastAsia="华文中宋" w:hAnsi="华文中宋" w:hint="eastAsia"/>
-              </w:rPr>
-              <w:tab/>
-              <w:t>view_</w:t>
-            </w:r>
-            <w:proofErr w:type="gramStart"/>
-            <w:r>
-              <w:rPr>
-                <w:rFonts w:ascii="华文中宋" w:eastAsia="华文中宋" w:hAnsi="华文中宋" w:hint="eastAsia"/>
-              </w:rPr>
-              <w:t>matrix.matrix</w:t>
-            </w:r>
-            <w:proofErr w:type="gramEnd"/>
-            <w:r>
-              <w:rPr>
-                <w:rFonts w:ascii="华文中宋" w:eastAsia="华文中宋" w:hAnsi="华文中宋" w:hint="eastAsia"/>
-              </w:rPr>
-              <w:t xml:space="preserve">[2][1] = </w:t>
-            </w:r>
-            <w:proofErr w:type="gramStart"/>
-            <w:r>
-              <w:rPr>
-                <w:rFonts w:ascii="华文中宋" w:eastAsia="华文中宋" w:hAnsi="华文中宋" w:hint="eastAsia"/>
-              </w:rPr>
-              <w:t>camera.lookat</w:t>
-            </w:r>
-            <w:proofErr w:type="gramEnd"/>
-            <w:r>
-              <w:rPr>
-                <w:rFonts w:ascii="华文中宋" w:eastAsia="华文中宋" w:hAnsi="华文中宋" w:hint="eastAsia"/>
-              </w:rPr>
-              <w:t>[1];</w:t>
-            </w:r>
-          </w:p>
-          <w:p>
-            <w:pPr>
-              <w:rPr>
-                <w:rFonts w:ascii="华文中宋" w:eastAsia="华文中宋" w:hAnsi="华文中宋" w:hint="eastAsia"/>
-              </w:rPr>
-            </w:pPr>
-            <w:r>
-              <w:rPr>
-                <w:rFonts w:ascii="华文中宋" w:eastAsia="华文中宋" w:hAnsi="华文中宋" w:hint="eastAsia"/>
-              </w:rPr>
-              <w:tab/>
-              <w:t>view_</w:t>
-            </w:r>
-            <w:proofErr w:type="gramStart"/>
-            <w:r>
-              <w:rPr>
-                <w:rFonts w:ascii="华文中宋" w:eastAsia="华文中宋" w:hAnsi="华文中宋" w:hint="eastAsia"/>
-              </w:rPr>
-              <w:t>matrix.matrix</w:t>
-            </w:r>
-            <w:proofErr w:type="gramEnd"/>
-            <w:r>
-              <w:rPr>
-                <w:rFonts w:ascii="华文中宋" w:eastAsia="华文中宋" w:hAnsi="华文中宋" w:hint="eastAsia"/>
-              </w:rPr>
-              <w:t xml:space="preserve">[2][2] = </w:t>
-            </w:r>
-            <w:proofErr w:type="gramStart"/>
-            <w:r>
-              <w:rPr>
-                <w:rFonts w:ascii="华文中宋" w:eastAsia="华文中宋" w:hAnsi="华文中宋" w:hint="eastAsia"/>
-              </w:rPr>
-              <w:t>camera.lookat</w:t>
-            </w:r>
-            <w:proofErr w:type="gramEnd"/>
-            <w:r>
-              <w:rPr>
-                <w:rFonts w:ascii="华文中宋" w:eastAsia="华文中宋" w:hAnsi="华文中宋" w:hint="eastAsia"/>
-              </w:rPr>
-              <w:t>[2];</w:t>
-            </w:r>
-          </w:p>
-          <w:p>
-            <w:pPr>
-              <w:rPr>
-                <w:rFonts w:ascii="华文中宋" w:eastAsia="华文中宋" w:hAnsi="华文中宋" w:hint="eastAsia"/>
-              </w:rPr>
-            </w:pPr>
-            <w:r>
-              <w:rPr>
-                <w:rFonts w:ascii="华文中宋" w:eastAsia="华文中宋" w:hAnsi="华文中宋" w:hint="eastAsia"/>
-              </w:rPr>
-              <w:tab/>
-              <w:t>view_</w:t>
-            </w:r>
-            <w:proofErr w:type="gramStart"/>
-            <w:r>
-              <w:rPr>
-                <w:rFonts w:ascii="华文中宋" w:eastAsia="华文中宋" w:hAnsi="华文中宋" w:hint="eastAsia"/>
-              </w:rPr>
-              <w:t>matrix.matrix</w:t>
-            </w:r>
-            <w:proofErr w:type="gramEnd"/>
-            <w:r>
-              <w:rPr>
-                <w:rFonts w:ascii="华文中宋" w:eastAsia="华文中宋" w:hAnsi="华文中宋" w:hint="eastAsia"/>
-              </w:rPr>
-              <w:t>[2][3] = -</w:t>
-            </w:r>
-            <w:proofErr w:type="gramStart"/>
-            <w:r>
-              <w:rPr>
-                <w:rFonts w:ascii="华文中宋" w:eastAsia="华文中宋" w:hAnsi="华文中宋" w:hint="eastAsia"/>
-              </w:rPr>
-              <w:t>camera.position</w:t>
-            </w:r>
-            <w:proofErr w:type="gramEnd"/>
-            <w:r>
-              <w:rPr>
-                <w:rFonts w:ascii="华文中宋" w:eastAsia="华文中宋" w:hAnsi="华文中宋" w:hint="eastAsia"/>
-              </w:rPr>
-              <w:t>[2];</w:t>
+              <w:t>cross_product3D(camera.lookat, camera.up);</w:t>
+            </w:r>
+          </w:p>
+          <w:p>
+            <w:pPr>
+              <w:rPr>
+                <w:rFonts w:ascii="华文中宋" w:eastAsia="华文中宋" w:hAnsi="华文中宋" w:hint="eastAsia"/>
+              </w:rPr>
+            </w:pPr>
+            <w:r>
+              <w:rPr>
+                <w:rFonts w:ascii="华文中宋" w:eastAsia="华文中宋" w:hAnsi="华文中宋" w:hint="eastAsia"/>
+              </w:rPr>
+              <w:tab/>
+            </w:r>
+          </w:p>
+          <w:p>
+            <w:pPr>
+              <w:rPr>
+                <w:rFonts w:ascii="华文中宋" w:eastAsia="华文中宋" w:hAnsi="华文中宋" w:hint="eastAsia"/>
+              </w:rPr>
+            </w:pPr>
+            <w:r>
+              <w:rPr>
+                <w:rFonts w:ascii="华文中宋" w:eastAsia="华文中宋" w:hAnsi="华文中宋" w:hint="eastAsia"/>
+              </w:rPr>
+              <w:tab/>
+              <w:t>view_matrix.matrix[0][0] = camera_X_axis.position[0];</w:t>
+            </w:r>
+          </w:p>
+          <w:p>
+            <w:pPr>
+              <w:rPr>
+                <w:rFonts w:ascii="华文中宋" w:eastAsia="华文中宋" w:hAnsi="华文中宋" w:hint="eastAsia"/>
+              </w:rPr>
+            </w:pPr>
+            <w:r>
+              <w:rPr>
+                <w:rFonts w:ascii="华文中宋" w:eastAsia="华文中宋" w:hAnsi="华文中宋" w:hint="eastAsia"/>
+              </w:rPr>
+              <w:tab/>
+              <w:t>view_matrix.matrix[0][1] = camera_X_axis.position[1];</w:t>
+            </w:r>
+          </w:p>
+          <w:p>
+            <w:pPr>
+              <w:rPr>
+                <w:rFonts w:ascii="华文中宋" w:eastAsia="华文中宋" w:hAnsi="华文中宋" w:hint="eastAsia"/>
+              </w:rPr>
+            </w:pPr>
+            <w:r>
+              <w:rPr>
+                <w:rFonts w:ascii="华文中宋" w:eastAsia="华文中宋" w:hAnsi="华文中宋" w:hint="eastAsia"/>
+              </w:rPr>
+              <w:tab/>
+              <w:t>view_matrix.matrix[0][2] = camera_X_axis.position[2];</w:t>
+            </w:r>
+          </w:p>
+          <w:p>
+            <w:pPr>
+              <w:rPr>
+                <w:rFonts w:ascii="华文中宋" w:eastAsia="华文中宋" w:hAnsi="华文中宋" w:hint="eastAsia"/>
+              </w:rPr>
+            </w:pPr>
+            <w:r>
+              <w:rPr>
+                <w:rFonts w:ascii="华文中宋" w:eastAsia="华文中宋" w:hAnsi="华文中宋" w:hint="eastAsia"/>
+              </w:rPr>
+              <w:tab/>
+              <w:t>view_matrix.matrix[0][3] = -camera.position[0];</w:t>
+            </w:r>
+          </w:p>
+          <w:p>
+            <w:pPr>
+              <w:rPr>
+                <w:rFonts w:ascii="华文中宋" w:eastAsia="华文中宋" w:hAnsi="华文中宋" w:hint="eastAsia"/>
+              </w:rPr>
+            </w:pPr>
+          </w:p>
+          <w:p>
+            <w:pPr>
+              <w:rPr>
+                <w:rFonts w:ascii="华文中宋" w:eastAsia="华文中宋" w:hAnsi="华文中宋" w:hint="eastAsia"/>
+              </w:rPr>
+            </w:pPr>
+            <w:r>
+              <w:rPr>
+                <w:rFonts w:ascii="华文中宋" w:eastAsia="华文中宋" w:hAnsi="华文中宋" w:hint="eastAsia"/>
+              </w:rPr>
+              <w:tab/>
+              <w:t>view_matrix.matrix[1][0] = camera.up[0];</w:t>
+            </w:r>
+          </w:p>
+          <w:p>
+            <w:pPr>
+              <w:rPr>
+                <w:rFonts w:ascii="华文中宋" w:eastAsia="华文中宋" w:hAnsi="华文中宋" w:hint="eastAsia"/>
+              </w:rPr>
+            </w:pPr>
+            <w:r>
+              <w:rPr>
+                <w:rFonts w:ascii="华文中宋" w:eastAsia="华文中宋" w:hAnsi="华文中宋" w:hint="eastAsia"/>
+              </w:rPr>
+              <w:tab/>
+              <w:t>view_matrix.matrix[1][1] = camera.up[1];</w:t>
+            </w:r>
+          </w:p>
+          <w:p>
+            <w:pPr>
+              <w:rPr>
+                <w:rFonts w:ascii="华文中宋" w:eastAsia="华文中宋" w:hAnsi="华文中宋" w:hint="eastAsia"/>
+              </w:rPr>
+            </w:pPr>
+            <w:r>
+              <w:rPr>
+                <w:rFonts w:ascii="华文中宋" w:eastAsia="华文中宋" w:hAnsi="华文中宋" w:hint="eastAsia"/>
+              </w:rPr>
+              <w:tab/>
+              <w:t>view_matrix.matrix[1][2] = camera.up[2];</w:t>
+            </w:r>
+          </w:p>
+          <w:p>
+            <w:pPr>
+              <w:rPr>
+                <w:rFonts w:ascii="华文中宋" w:eastAsia="华文中宋" w:hAnsi="华文中宋" w:hint="eastAsia"/>
+              </w:rPr>
+            </w:pPr>
+            <w:r>
+              <w:rPr>
+                <w:rFonts w:ascii="华文中宋" w:eastAsia="华文中宋" w:hAnsi="华文中宋" w:hint="eastAsia"/>
+              </w:rPr>
+              <w:tab/>
+              <w:t>view_matrix.matrix[1][3] = -camera.position[1];</w:t>
+            </w:r>
+          </w:p>
+          <w:p>
+            <w:pPr>
+              <w:rPr>
+                <w:rFonts w:ascii="华文中宋" w:eastAsia="华文中宋" w:hAnsi="华文中宋" w:hint="eastAsia"/>
+              </w:rPr>
+            </w:pPr>
+          </w:p>
+          <w:p>
+            <w:pPr>
+              <w:rPr>
+                <w:rFonts w:ascii="华文中宋" w:eastAsia="华文中宋" w:hAnsi="华文中宋" w:hint="eastAsia"/>
+              </w:rPr>
+            </w:pPr>
+            <w:r>
+              <w:rPr>
+                <w:rFonts w:ascii="华文中宋" w:eastAsia="华文中宋" w:hAnsi="华文中宋" w:hint="eastAsia"/>
+              </w:rPr>
+              <w:tab/>
+              <w:t>view_matrix.matrix[2][0] = camera.lookat[0];</w:t>
+            </w:r>
+          </w:p>
+          <w:p>
+            <w:pPr>
+              <w:rPr>
+                <w:rFonts w:ascii="华文中宋" w:eastAsia="华文中宋" w:hAnsi="华文中宋" w:hint="eastAsia"/>
+              </w:rPr>
+            </w:pPr>
+            <w:r>
+              <w:rPr>
+                <w:rFonts w:ascii="华文中宋" w:eastAsia="华文中宋" w:hAnsi="华文中宋" w:hint="eastAsia"/>
+              </w:rPr>
+              <w:tab/>
+              <w:t>view_matrix.matrix[2][1] = camera.lookat[1];</w:t>
+            </w:r>
+          </w:p>
+          <w:p>
+            <w:pPr>
+              <w:rPr>
+                <w:rFonts w:ascii="华文中宋" w:eastAsia="华文中宋" w:hAnsi="华文中宋" w:hint="eastAsia"/>
+              </w:rPr>
+            </w:pPr>
+            <w:r>
+              <w:rPr>
+                <w:rFonts w:ascii="华文中宋" w:eastAsia="华文中宋" w:hAnsi="华文中宋" w:hint="eastAsia"/>
+              </w:rPr>
+              <w:tab/>
+              <w:t>view_matrix.matrix[2][2] = camera.lookat[2];</w:t>
+            </w:r>
+          </w:p>
+          <w:p>
+            <w:pPr>
+              <w:rPr>
+                <w:rFonts w:ascii="华文中宋" w:eastAsia="华文中宋" w:hAnsi="华文中宋" w:hint="eastAsia"/>
+              </w:rPr>
+            </w:pPr>
+            <w:r>
+              <w:rPr>
+                <w:rFonts w:ascii="华文中宋" w:eastAsia="华文中宋" w:hAnsi="华文中宋" w:hint="eastAsia"/>
+              </w:rPr>
+              <w:tab/>
+              <w:t>view_matrix.matrix[2][3] = -camera.position[2];</w:t>
             </w:r>
           </w:p>
           <w:p>
@@ -7574,148 +4689,120 @@
           <w:rFonts w:ascii="华文中宋" w:eastAsia="华文中宋" w:hAnsi="华文中宋"/>
         </w:rPr>
         <w:lastRenderedPageBreak/>
-        <w:t>我相机就是一个点啊，我的旋转做的非常简单，我先做旋转，旋转就相当于直接把相机x轴旋转到lookat</w:t>
-      </w:r>
-      <w:proofErr w:type="gramStart"/>
+        <w:t>我相机就是一个点啊，我的旋转做的非常简单，我先做旋转，旋转就相当于直接把相机x轴旋转到lookat叉乘up，y旋转到up，z旋转到lookat，然后我不就再把相机移动到原点，我相机就是一个点，他现在只旋转坐标没有任何变化，所以直接加 -camera.position</w:t>
+      </w:r>
+      <w:r>
+        <w:rPr>
+          <w:rFonts w:ascii="华文中宋" w:eastAsia="华文中宋" w:hAnsi="华文中宋" w:hint="eastAsia"/>
+        </w:rPr>
+        <w:t>。</w:t>
+      </w:r>
+    </w:p>
+    <w:p>
+      <w:pPr>
+        <w:rPr>
+          <w:rFonts w:ascii="华文中宋" w:eastAsia="华文中宋" w:hAnsi="华文中宋" w:hint="eastAsia"/>
+        </w:rPr>
+      </w:pPr>
+      <w:r>
+        <w:rPr>
+          <w:rFonts w:ascii="华文中宋" w:eastAsia="华文中宋" w:hAnsi="华文中宋" w:hint="eastAsia"/>
+        </w:rPr>
+        <w:t>但是！</w:t>
+      </w:r>
+    </w:p>
+    <w:p>
+      <w:pPr>
+        <w:rPr>
+          <w:rFonts w:ascii="华文中宋" w:eastAsia="华文中宋" w:hAnsi="华文中宋" w:hint="eastAsia"/>
+        </w:rPr>
+      </w:pPr>
+      <w:r>
+        <w:rPr>
+          <w:rFonts w:ascii="华文中宋" w:eastAsia="华文中宋" w:hAnsi="华文中宋" w:hint="eastAsia"/>
+        </w:rPr>
+        <w:t>我忽略了一点，我以上的逻辑建立在“在相机自己的物体空间内的旋转”，但我做的所有旋转都是从整个坐标系的原点转的！！！也就是说经过旋转之后，我的相机虽然坐标系对准了，但是！位置改变了，</w:t>
+      </w:r>
       <w:r>
         <w:rPr>
           <w:rFonts w:ascii="华文中宋" w:eastAsia="华文中宋" w:hAnsi="华文中宋"/>
         </w:rPr>
-        <w:t>叉乘</w:t>
-      </w:r>
-      <w:proofErr w:type="gramEnd"/>
+        <w:t>我旋转的不是一个点，而是一个向量，换言之就是绕着原点转了一根线</w:t>
+      </w:r>
+      <w:r>
+        <w:rPr>
+          <w:rFonts w:ascii="华文中宋" w:eastAsia="华文中宋" w:hAnsi="华文中宋" w:hint="eastAsia"/>
+        </w:rPr>
+        <w:t>。</w:t>
+      </w:r>
+    </w:p>
+    <w:p>
+      <w:pPr>
+        <w:rPr>
+          <w:rFonts w:ascii="华文中宋" w:eastAsia="华文中宋" w:hAnsi="华文中宋" w:hint="eastAsia"/>
+        </w:rPr>
+      </w:pPr>
+    </w:p>
+    <w:p>
+      <w:pPr>
+        <w:rPr>
+          <w:rFonts w:ascii="华文中宋" w:eastAsia="华文中宋" w:hAnsi="华文中宋" w:hint="eastAsia"/>
+        </w:rPr>
+      </w:pPr>
+      <w:r>
+        <w:rPr>
+          <w:rFonts w:ascii="华文中宋" w:eastAsia="华文中宋" w:hAnsi="华文中宋" w:hint="eastAsia"/>
+        </w:rPr>
+        <w:t>接下来写投影，透视投影，然后我意识到自己有个疑惑，就是单位对应这里，</w:t>
+      </w:r>
       <w:r>
         <w:rPr>
           <w:rFonts w:ascii="华文中宋" w:eastAsia="华文中宋" w:hAnsi="华文中宋"/>
         </w:rPr>
-        <w:t>up，y旋转到up，z旋转到lookat，然后我不就再把相机移动到原点，我相机就是一个点，他现在只旋转坐标没有任何变化，所以直接加 -camera.position</w:t>
-      </w:r>
-      <w:r>
-        <w:rPr>
-          <w:rFonts w:ascii="华文中宋" w:eastAsia="华文中宋" w:hAnsi="华文中宋" w:hint="eastAsia"/>
-        </w:rPr>
-        <w:t>。</w:t>
-      </w:r>
-    </w:p>
-    <w:p>
-      <w:pPr>
-        <w:rPr>
-          <w:rFonts w:ascii="华文中宋" w:eastAsia="华文中宋" w:hAnsi="华文中宋" w:hint="eastAsia"/>
-        </w:rPr>
-      </w:pPr>
-      <w:r>
-        <w:rPr>
-          <w:rFonts w:ascii="华文中宋" w:eastAsia="华文中宋" w:hAnsi="华文中宋" w:hint="eastAsia"/>
-        </w:rPr>
-        <w:t>但是！</w:t>
-      </w:r>
-    </w:p>
-    <w:p>
-      <w:pPr>
-        <w:rPr>
-          <w:rFonts w:ascii="华文中宋" w:eastAsia="华文中宋" w:hAnsi="华文中宋" w:hint="eastAsia"/>
-        </w:rPr>
-      </w:pPr>
-      <w:r>
-        <w:rPr>
-          <w:rFonts w:ascii="华文中宋" w:eastAsia="华文中宋" w:hAnsi="华文中宋" w:hint="eastAsia"/>
-        </w:rPr>
-        <w:t>我忽略了一点，我以上的逻辑建立在“在相机自己的物体空间内的旋转”，但我做的所有旋转都是从整个坐标系的原点转的！！！也就是说经过旋转之后，我的相机虽然坐标系对准了，但是！位置改变了，</w:t>
+        <w:t>我输出一张png是吗，我有点说不好我哪里没懂，嘶，是我写代码规定这个png的长宽吗，单位是什么，然后我缩成一之后我那个世界的单位是什么</w:t>
+      </w:r>
+      <w:r>
+        <w:rPr>
+          <w:rFonts w:ascii="华文中宋" w:eastAsia="华文中宋" w:hAnsi="华文中宋" w:hint="eastAsia"/>
+        </w:rPr>
+        <w:t>？</w:t>
+      </w:r>
+    </w:p>
+    <w:p>
+      <w:pPr>
+        <w:rPr>
+          <w:rFonts w:ascii="华文中宋" w:eastAsia="华文中宋" w:hAnsi="华文中宋" w:hint="eastAsia"/>
+        </w:rPr>
+      </w:pPr>
+      <w:r>
+        <w:rPr>
+          <w:rFonts w:ascii="华文中宋" w:eastAsia="华文中宋" w:hAnsi="华文中宋" w:hint="eastAsia"/>
+        </w:rPr>
+        <w:t>Deepseek告诉我，我那个世界没有单位，他是一个相对的坐标。Png的长宽是可以自己写代码规定的。归一化就是为了方便适应不同的输出裁剪，啥意思呢，就是有人电脑长方形有人正方形，就是封装那个意思，不用每个设备都写自己的，很方便，我是这么理解的，表达的不太好。</w:t>
+      </w:r>
+    </w:p>
+    <w:p>
+      <w:pPr>
+        <w:rPr>
+          <w:rFonts w:ascii="华文中宋" w:eastAsia="华文中宋" w:hAnsi="华文中宋" w:hint="eastAsia"/>
+        </w:rPr>
+      </w:pPr>
+      <w:r>
+        <w:rPr>
+          <w:rFonts w:ascii="华文中宋" w:eastAsia="华文中宋" w:hAnsi="华文中宋" w:hint="eastAsia"/>
+        </w:rPr>
+        <w:t>写这个透视投影我先需要一个视景体，视景体要有near（近平面），far（远平面），然后我遇到了什么问题呢，就是我在想这个near和far，这个哪来的？我算的？根据什么，我的脑子没转过来</w:t>
+      </w:r>
+      <w:r>
+        <w:rPr>
+          <w:rFonts w:ascii="华文中宋" w:eastAsia="华文中宋" w:hAnsi="华文中宋" w:hint="eastAsia"/>
+        </w:rPr>
+        <w:t>，然后其实就是我自己定义的，这个near和far，</w:t>
       </w:r>
       <w:r>
         <w:rPr>
           <w:rFonts w:ascii="华文中宋" w:eastAsia="华文中宋" w:hAnsi="华文中宋"/>
         </w:rPr>
-        <w:t>我旋转的不是一个点，而是一个向量，换言之就是绕着原点转了一根线</w:t>
-      </w:r>
-      <w:r>
-        <w:rPr>
-          <w:rFonts w:ascii="华文中宋" w:eastAsia="华文中宋" w:hAnsi="华文中宋" w:hint="eastAsia"/>
-        </w:rPr>
-        <w:t>。</w:t>
-      </w:r>
-    </w:p>
-    <w:p>
-      <w:pPr>
-        <w:rPr>
-          <w:rFonts w:ascii="华文中宋" w:eastAsia="华文中宋" w:hAnsi="华文中宋" w:hint="eastAsia"/>
-        </w:rPr>
-      </w:pPr>
-    </w:p>
-    <w:p>
-      <w:pPr>
-        <w:rPr>
-          <w:rFonts w:ascii="华文中宋" w:eastAsia="华文中宋" w:hAnsi="华文中宋" w:hint="eastAsia"/>
-        </w:rPr>
-      </w:pPr>
-      <w:r>
-        <w:rPr>
-          <w:rFonts w:ascii="华文中宋" w:eastAsia="华文中宋" w:hAnsi="华文中宋" w:hint="eastAsia"/>
-        </w:rPr>
-        <w:t>接下来写投影，透视投影，然后我意识到自己有个疑惑，就是单位对应这里，</w:t>
-      </w:r>
-      <w:r>
-        <w:rPr>
-          <w:rFonts w:ascii="华文中宋" w:eastAsia="华文中宋" w:hAnsi="华文中宋"/>
-        </w:rPr>
-        <w:t>我输出一张png是吗，我有点说不好我哪里没懂，嘶，是我写代码规定这个png的长宽吗，单位是什么，然后我缩成</w:t>
-      </w:r>
-      <w:proofErr w:type="gramStart"/>
-      <w:r>
-        <w:rPr>
-          <w:rFonts w:ascii="华文中宋" w:eastAsia="华文中宋" w:hAnsi="华文中宋"/>
-        </w:rPr>
-        <w:t>一之后</w:t>
-      </w:r>
-      <w:proofErr w:type="gramEnd"/>
-      <w:r>
-        <w:rPr>
-          <w:rFonts w:ascii="华文中宋" w:eastAsia="华文中宋" w:hAnsi="华文中宋"/>
-        </w:rPr>
-        <w:t>我那个世界的单位是什么</w:t>
-      </w:r>
-      <w:r>
-        <w:rPr>
-          <w:rFonts w:ascii="华文中宋" w:eastAsia="华文中宋" w:hAnsi="华文中宋" w:hint="eastAsia"/>
-        </w:rPr>
-        <w:t>？</w:t>
-      </w:r>
-    </w:p>
-    <w:p>
-      <w:pPr>
-        <w:rPr>
-          <w:rFonts w:ascii="华文中宋" w:eastAsia="华文中宋" w:hAnsi="华文中宋" w:hint="eastAsia"/>
-        </w:rPr>
-      </w:pPr>
-      <w:r>
-        <w:rPr>
-          <w:rFonts w:ascii="华文中宋" w:eastAsia="华文中宋" w:hAnsi="华文中宋" w:hint="eastAsia"/>
-        </w:rPr>
-        <w:t>Deepseek告诉我，我那个世界没有单位，他是一个相对的坐标。Png的长宽是可以自己写代码规定的。归一化就是为了方便适应不同的输出裁剪，啥意思呢，就是有人电脑长方形有人正方形，就是封装那个意思，不用每个设备都写自己的，很方便，我是这么理解的，表达的不太好。</w:t>
-      </w:r>
-    </w:p>
-    <w:p>
-      <w:pPr>
-        <w:rPr>
-          <w:rFonts w:ascii="华文中宋" w:eastAsia="华文中宋" w:hAnsi="华文中宋" w:hint="eastAsia"/>
-        </w:rPr>
-      </w:pPr>
-      <w:r>
-        <w:rPr>
-          <w:rFonts w:ascii="华文中宋" w:eastAsia="华文中宋" w:hAnsi="华文中宋" w:hint="eastAsia"/>
-        </w:rPr>
-        <w:t>写这个透视投影我先需要一个视景体，视景体要有near（近平面），far（远平面），然后我遇到了什么问题呢，就是我在想这个near和far，这个哪来的？我算的？根据什么，我的脑子没转过来</w:t>
-      </w:r>
-      <w:r>
-        <w:rPr>
-          <w:rFonts w:ascii="华文中宋" w:eastAsia="华文中宋" w:hAnsi="华文中宋" w:hint="eastAsia"/>
-        </w:rPr>
-        <w:t>，然后其实就是我自己定义的，这个near和far，</w:t>
-      </w:r>
-      <w:r>
-        <w:rPr>
-          <w:rFonts w:ascii="华文中宋" w:eastAsia="华文中宋" w:hAnsi="华文中宋"/>
-        </w:rPr>
         <w:t>就相当于3dmax我滚轮推拉镜</w:t>
       </w:r>
       <w:r>
@@ -7729,21 +4816,7 @@
           <w:rFonts w:ascii="华文中宋" w:eastAsia="华文中宋" w:hAnsi="华文中宋" w:hint="eastAsia"/>
         </w:rPr>
         <w:lastRenderedPageBreak/>
-        <w:t>剪，就相当于3dmax给镜头</w:t>
-      </w:r>
-      <w:proofErr w:type="gramStart"/>
-      <w:r>
-        <w:rPr>
-          <w:rFonts w:ascii="华文中宋" w:eastAsia="华文中宋" w:hAnsi="华文中宋" w:hint="eastAsia"/>
-        </w:rPr>
-        <w:t>拉特别远</w:t>
-      </w:r>
-      <w:proofErr w:type="gramEnd"/>
-      <w:r>
-        <w:rPr>
-          <w:rFonts w:ascii="华文中宋" w:eastAsia="华文中宋" w:hAnsi="华文中宋" w:hint="eastAsia"/>
-        </w:rPr>
-        <w:t>然后发现图形看不见了，</w:t>
+        <w:t>剪，就相当于3dmax给镜头拉特别远然后发现图形看不见了，</w:t>
       </w:r>
       <w:r>
         <w:rPr>
@@ -7839,16 +4912,8 @@
                 <w:rFonts w:ascii="华文中宋" w:eastAsia="华文中宋" w:hAnsi="华文中宋" w:hint="eastAsia"/>
               </w:rPr>
               <w:tab/>
-              <w:t xml:space="preserve">float near = </w:t>
-            </w:r>
-            <w:proofErr w:type="gramStart"/>
-            <w:r>
-              <w:rPr>
-                <w:rFonts w:ascii="华文中宋" w:eastAsia="华文中宋" w:hAnsi="华文中宋" w:hint="eastAsia"/>
-              </w:rPr>
-              <w:t>0 ;</w:t>
-            </w:r>
-            <w:proofErr w:type="gramEnd"/>
+              <w:t>float near = 0 ;</w:t>
+            </w:r>
           </w:p>
           <w:p>
             <w:pPr>
@@ -7904,21 +4969,7 @@
         <w:rPr>
           <w:rFonts w:ascii="华文中宋" w:eastAsia="华文中宋" w:hAnsi="华文中宋" w:hint="eastAsia"/>
         </w:rPr>
-        <w:t>关于透视矩阵，4月三日花了一整个</w:t>
-      </w:r>
-      <w:proofErr w:type="gramStart"/>
-      <w:r>
-        <w:rPr>
-          <w:rFonts w:ascii="华文中宋" w:eastAsia="华文中宋" w:hAnsi="华文中宋" w:hint="eastAsia"/>
-        </w:rPr>
-        <w:t>个</w:t>
-      </w:r>
-      <w:proofErr w:type="gramEnd"/>
-      <w:r>
-        <w:rPr>
-          <w:rFonts w:ascii="华文中宋" w:eastAsia="华文中宋" w:hAnsi="华文中宋" w:hint="eastAsia"/>
-        </w:rPr>
-        <w:t>晚上推导，最后我大致理解了矩阵怎么来的，但是没求出来。</w:t>
+        <w:t>关于透视矩阵，4月三日花了一整个个晚上推导，最后我大致理解了矩阵怎么来的，但是没求出来。</w:t>
       </w:r>
     </w:p>
     <w:p>
@@ -7931,35 +4982,7 @@
         <w:rPr>
           <w:rFonts w:ascii="华文中宋" w:eastAsia="华文中宋" w:hAnsi="华文中宋"/>
         </w:rPr>
-        <w:t>先把锥形做某变换变成正交视景体，然后夹角是45度，相似三角形我是怎么做的，底边（宽是z轴方向），高是y轴方向，然后我先设A，C分别是近平面和远平面最右上角的点，然后设ac坐标，（xa,ya,za,1）,(xc,yc,zc,),宽高比是a，可以得到a又是（xa，a*near，near，1），c又是（xc，a*far，far，1），变成正交投影后是，a都不变，不用管，c变成（xc</w:t>
-      </w:r>
-      <w:proofErr w:type="gramStart"/>
-      <w:r>
-        <w:rPr>
-          <w:rFonts w:ascii="华文中宋" w:eastAsia="华文中宋" w:hAnsi="华文中宋"/>
-        </w:rPr>
-        <w:t>‘</w:t>
-      </w:r>
-      <w:proofErr w:type="gramEnd"/>
-      <w:r>
-        <w:rPr>
-          <w:rFonts w:ascii="华文中宋" w:eastAsia="华文中宋" w:hAnsi="华文中宋"/>
-        </w:rPr>
-        <w:t>,a*near,far,1）现在xc-&gt;xc</w:t>
-      </w:r>
-      <w:proofErr w:type="gramStart"/>
-      <w:r>
-        <w:rPr>
-          <w:rFonts w:ascii="华文中宋" w:eastAsia="华文中宋" w:hAnsi="华文中宋"/>
-        </w:rPr>
-        <w:t>‘</w:t>
-      </w:r>
-      <w:proofErr w:type="gramEnd"/>
-      <w:r>
-        <w:rPr>
-          <w:rFonts w:ascii="华文中宋" w:eastAsia="华文中宋" w:hAnsi="华文中宋"/>
-        </w:rPr>
-        <w:t>的变化不知道，那就找能和知道的产生什么关系，在几何上，xc应该=xa+a*far,xc'是xa（因为要做的是把这个台型</w:t>
+        <w:t>先把锥形做某变换变成正交视景体，然后夹角是45度，相似三角形我是怎么做的，底边（宽是z轴方向），高是y轴方向，然后我先设A，C分别是近平面和远平面最右上角的点，然后设ac坐标，（xa,ya,za,1）,(xc,yc,zc,),宽高比是a，可以得到a又是（xa，a*near，near，1），c又是（xc，a*far，far，1），变成正交投影后是，a都不变，不用管，c变成（xc‘,a*near,far,1）现在xc-&gt;xc‘的变化不知道，那就找能和知道的产生什么关系，在几何上，xc应该=xa+a*far,xc'是xa（因为要做的是把这个台型</w:t>
       </w:r>
       <w:r>
         <w:rPr>
@@ -8074,21 +5097,7 @@
         <w:rPr>
           <w:rFonts w:ascii="华文中宋" w:eastAsia="华文中宋" w:hAnsi="华文中宋"/>
         </w:rPr>
-        <w:t>用这个</w:t>
-      </w:r>
-      <w:proofErr w:type="gramStart"/>
-      <w:r>
-        <w:rPr>
-          <w:rFonts w:ascii="华文中宋" w:eastAsia="华文中宋" w:hAnsi="华文中宋"/>
-        </w:rPr>
-        <w:t>算式再咋说</w:t>
-      </w:r>
-      <w:proofErr w:type="gramEnd"/>
-      <w:r>
-        <w:rPr>
-          <w:rFonts w:ascii="华文中宋" w:eastAsia="华文中宋" w:hAnsi="华文中宋"/>
-        </w:rPr>
-        <w:t>都能求前两行和第四行了，新矩阵（0，0）是1/far，（1，1）是1/near，然后这个近平面不是不变吗，解方程就可以了，就是假如第三行第一位是Q，xa=1/far *xa+Q*near，就这么把第三行的都解出来</w:t>
+        <w:t>用这个算式再咋说都能求前两行和第四行了，新矩阵（0，0）是1/far，（1，1）是1/near，然后这个近平面不是不变吗，解方程就可以了，就是假如第三行第一位是Q，xa=1/far *xa+Q*near，就这么把第三行的都解出来</w:t>
       </w:r>
       <w:r>
         <w:rPr>
@@ -8158,21 +5167,7 @@
         <w:rPr>
           <w:rFonts w:ascii="华文中宋" w:eastAsia="华文中宋" w:hAnsi="华文中宋" w:hint="eastAsia"/>
         </w:rPr>
-        <w:t>我知道为什么结果和预想中的不一样了，</w:t>
-      </w:r>
-      <w:proofErr w:type="gramStart"/>
-      <w:r>
-        <w:rPr>
-          <w:rFonts w:ascii="华文中宋" w:eastAsia="华文中宋" w:hAnsi="华文中宋" w:hint="eastAsia"/>
-        </w:rPr>
-        <w:t>矩阵乘点和</w:t>
-      </w:r>
-      <w:proofErr w:type="gramEnd"/>
-      <w:r>
-        <w:rPr>
-          <w:rFonts w:ascii="华文中宋" w:eastAsia="华文中宋" w:hAnsi="华文中宋" w:hint="eastAsia"/>
-        </w:rPr>
-        <w:t>点乘矩阵是不一样的！得到的矩阵也不一样。</w:t>
+        <w:t>我知道为什么结果和预想中的不一样了，矩阵乘点和点乘矩阵是不一样的！得到的矩阵也不一样。</w:t>
       </w:r>
     </w:p>
     <w:p>
@@ -8186,16 +5181,8 @@
           <w:rFonts w:ascii="华文中宋" w:eastAsia="华文中宋" w:hAnsi="华文中宋" w:hint="eastAsia"/>
         </w:rPr>
         <w:lastRenderedPageBreak/>
-        <w:t>我一直写的是点乘矩阵，我的math函数里也是点乘矩阵，我的view变换也是点乘矩阵，不对，啥呀，哦我靠了，不用重新考虑，我这view变换奇迹般的还真是这个版本，哦，我想起来了，我当时在纸推导出来的确实是错误的行向量版本，但是我对着推导出来的结果和笔记上的结果，没想通是为什么有问题就直接抄了笔记上的结果，就是我的view矩阵也是</w:t>
-      </w:r>
-      <w:proofErr w:type="gramStart"/>
-      <w:r>
-        <w:rPr>
-          <w:rFonts w:ascii="华文中宋" w:eastAsia="华文中宋" w:hAnsi="华文中宋" w:hint="eastAsia"/>
-        </w:rPr>
-        <w:t>矩阵乘点的</w:t>
-      </w:r>
-      <w:proofErr w:type="gramEnd"/>
+        <w:t>我一直写的是点乘矩阵，我的math函数里也是点乘矩阵，我的view变换也是点乘矩阵，不对，啥呀，哦我靠了，不用重新考虑，我这view变换奇迹般的还真是这个版本，哦，我想起来了，我当时在纸推导出来的确实是错误的行向量版本，但是我对着推导出来的结果和笔记上的结果，没想通是为什么有问题就直接抄了笔记上的结果，就是我的view矩阵也是矩阵乘点的</w:t>
+      </w:r>
       <w:r>
         <w:rPr>
           <w:rFonts w:ascii="华文中宋" w:eastAsia="华文中宋" w:hAnsi="华文中宋" w:hint="eastAsia"/>
@@ -8272,129 +5259,49 @@
                 <w:rFonts w:ascii="华文中宋" w:eastAsia="华文中宋" w:hAnsi="华文中宋" w:hint="eastAsia"/>
               </w:rPr>
               <w:tab/>
-            </w:r>
-            <w:proofErr w:type="gramStart"/>
-            <w:r>
-              <w:rPr>
-                <w:rFonts w:ascii="华文中宋" w:eastAsia="华文中宋" w:hAnsi="华文中宋" w:hint="eastAsia"/>
-              </w:rPr>
-              <w:t>prespective.matrix</w:t>
-            </w:r>
-            <w:proofErr w:type="gramEnd"/>
-            <w:r>
-              <w:rPr>
-                <w:rFonts w:ascii="华文中宋" w:eastAsia="华文中宋" w:hAnsi="华文中宋" w:hint="eastAsia"/>
-              </w:rPr>
-              <w:t>[0][0] = myFrustum.</w:t>
-            </w:r>
-            <w:proofErr w:type="gramStart"/>
-            <w:r>
-              <w:rPr>
-                <w:rFonts w:ascii="华文中宋" w:eastAsia="华文中宋" w:hAnsi="华文中宋" w:hint="eastAsia"/>
-              </w:rPr>
-              <w:t>near</w:t>
-            </w:r>
-            <w:proofErr w:type="gramEnd"/>
-            <w:r>
-              <w:rPr>
-                <w:rFonts w:ascii="华文中宋" w:eastAsia="华文中宋" w:hAnsi="华文中宋" w:hint="eastAsia"/>
-              </w:rPr>
-              <w:t>;</w:t>
-            </w:r>
-          </w:p>
-          <w:p>
-            <w:pPr>
-              <w:rPr>
-                <w:rFonts w:ascii="华文中宋" w:eastAsia="华文中宋" w:hAnsi="华文中宋" w:hint="eastAsia"/>
-              </w:rPr>
-            </w:pPr>
-            <w:r>
-              <w:rPr>
-                <w:rFonts w:ascii="华文中宋" w:eastAsia="华文中宋" w:hAnsi="华文中宋" w:hint="eastAsia"/>
-              </w:rPr>
-              <w:tab/>
-            </w:r>
-            <w:proofErr w:type="gramStart"/>
-            <w:r>
-              <w:rPr>
-                <w:rFonts w:ascii="华文中宋" w:eastAsia="华文中宋" w:hAnsi="华文中宋" w:hint="eastAsia"/>
-              </w:rPr>
-              <w:t>prespective.matrix</w:t>
-            </w:r>
-            <w:proofErr w:type="gramEnd"/>
-            <w:r>
-              <w:rPr>
-                <w:rFonts w:ascii="华文中宋" w:eastAsia="华文中宋" w:hAnsi="华文中宋" w:hint="eastAsia"/>
-              </w:rPr>
-              <w:t>[1][1] = myFrustum.</w:t>
-            </w:r>
-            <w:proofErr w:type="gramStart"/>
-            <w:r>
-              <w:rPr>
-                <w:rFonts w:ascii="华文中宋" w:eastAsia="华文中宋" w:hAnsi="华文中宋" w:hint="eastAsia"/>
-              </w:rPr>
-              <w:t>near</w:t>
-            </w:r>
-            <w:proofErr w:type="gramEnd"/>
-            <w:r>
-              <w:rPr>
-                <w:rFonts w:ascii="华文中宋" w:eastAsia="华文中宋" w:hAnsi="华文中宋" w:hint="eastAsia"/>
-              </w:rPr>
-              <w:t>;</w:t>
-            </w:r>
-          </w:p>
-          <w:p>
-            <w:pPr>
-              <w:rPr>
-                <w:rFonts w:ascii="华文中宋" w:eastAsia="华文中宋" w:hAnsi="华文中宋" w:hint="eastAsia"/>
-              </w:rPr>
-            </w:pPr>
-            <w:r>
-              <w:rPr>
-                <w:rFonts w:ascii="华文中宋" w:eastAsia="华文中宋" w:hAnsi="华文中宋" w:hint="eastAsia"/>
-              </w:rPr>
-              <w:tab/>
-            </w:r>
-            <w:proofErr w:type="gramStart"/>
-            <w:r>
-              <w:rPr>
-                <w:rFonts w:ascii="华文中宋" w:eastAsia="华文中宋" w:hAnsi="华文中宋" w:hint="eastAsia"/>
-              </w:rPr>
-              <w:t>prespective.matrix</w:t>
-            </w:r>
-            <w:proofErr w:type="gramEnd"/>
-            <w:r>
-              <w:rPr>
-                <w:rFonts w:ascii="华文中宋" w:eastAsia="华文中宋" w:hAnsi="华文中宋" w:hint="eastAsia"/>
-              </w:rPr>
-              <w:t>[2][2] = myFrustum.near + myFrustum.far;</w:t>
-            </w:r>
-          </w:p>
-          <w:p>
-            <w:pPr>
-              <w:rPr>
-                <w:rFonts w:ascii="华文中宋" w:eastAsia="华文中宋" w:hAnsi="华文中宋" w:hint="eastAsia"/>
-              </w:rPr>
-            </w:pPr>
-            <w:r>
-              <w:rPr>
-                <w:rFonts w:ascii="华文中宋" w:eastAsia="华文中宋" w:hAnsi="华文中宋" w:hint="eastAsia"/>
-              </w:rPr>
-              <w:tab/>
-            </w:r>
-            <w:proofErr w:type="gramStart"/>
-            <w:r>
-              <w:rPr>
-                <w:rFonts w:ascii="华文中宋" w:eastAsia="华文中宋" w:hAnsi="华文中宋" w:hint="eastAsia"/>
-              </w:rPr>
-              <w:t>prespective.matrix</w:t>
-            </w:r>
-            <w:proofErr w:type="gramEnd"/>
-            <w:r>
-              <w:rPr>
-                <w:rFonts w:ascii="华文中宋" w:eastAsia="华文中宋" w:hAnsi="华文中宋" w:hint="eastAsia"/>
-              </w:rPr>
-              <w:t>[2][3] = -myFrustum.near * myFrustum.far;</w:t>
+              <w:t>prespective.matrix[0][0] = myFrustum.near;</w:t>
+            </w:r>
+          </w:p>
+          <w:p>
+            <w:pPr>
+              <w:rPr>
+                <w:rFonts w:ascii="华文中宋" w:eastAsia="华文中宋" w:hAnsi="华文中宋" w:hint="eastAsia"/>
+              </w:rPr>
+            </w:pPr>
+            <w:r>
+              <w:rPr>
+                <w:rFonts w:ascii="华文中宋" w:eastAsia="华文中宋" w:hAnsi="华文中宋" w:hint="eastAsia"/>
+              </w:rPr>
+              <w:tab/>
+              <w:t>prespective.matrix[1][1] = myFrustum.near;</w:t>
+            </w:r>
+          </w:p>
+          <w:p>
+            <w:pPr>
+              <w:rPr>
+                <w:rFonts w:ascii="华文中宋" w:eastAsia="华文中宋" w:hAnsi="华文中宋" w:hint="eastAsia"/>
+              </w:rPr>
+            </w:pPr>
+            <w:r>
+              <w:rPr>
+                <w:rFonts w:ascii="华文中宋" w:eastAsia="华文中宋" w:hAnsi="华文中宋" w:hint="eastAsia"/>
+              </w:rPr>
+              <w:tab/>
+              <w:t>prespective.matrix[2][2] = myFrustum.near + myFrustum.far;</w:t>
+            </w:r>
+          </w:p>
+          <w:p>
+            <w:pPr>
+              <w:rPr>
+                <w:rFonts w:ascii="华文中宋" w:eastAsia="华文中宋" w:hAnsi="华文中宋" w:hint="eastAsia"/>
+              </w:rPr>
+            </w:pPr>
+            <w:r>
+              <w:rPr>
+                <w:rFonts w:ascii="华文中宋" w:eastAsia="华文中宋" w:hAnsi="华文中宋" w:hint="eastAsia"/>
+              </w:rPr>
+              <w:tab/>
+              <w:t>prespective.matrix[2][3] = -myFrustum.near * myFrustum.far;</w:t>
             </w:r>
           </w:p>
           <w:p>
@@ -10335,25 +7242,15 @@
         </w:rPr>
         <w:t>，这个不是c++标准库，在</w:t>
       </w:r>
-      <w:r>
-        <w:fldChar w:fldCharType="begin"/>
-      </w:r>
-      <w:r>
-        <w:instrText>HYPERLINK "https://github.com/nothings/stb/blob/master/stb_image_write.h"</w:instrText>
-      </w:r>
-      <w:r>
-        <w:fldChar w:fldCharType="separate"/>
-      </w:r>
-      <w:r>
-        <w:rPr>
-          <w:rStyle w:val="af6"/>
-          <w:rFonts w:ascii="华文中宋" w:eastAsia="华文中宋" w:hAnsi="华文中宋"/>
-        </w:rPr>
-        <w:t>stb/stb_image_write.h at master · nothings/stb</w:t>
-      </w:r>
-      <w:r>
-        <w:fldChar w:fldCharType="end"/>
-      </w:r>
+      <w:hyperlink r:id="rId6" w:history="1">
+        <w:r>
+          <w:rPr>
+            <w:rStyle w:val="af6"/>
+            <w:rFonts w:ascii="华文中宋" w:eastAsia="华文中宋" w:hAnsi="华文中宋"/>
+          </w:rPr>
+          <w:t>stb/stb_image_write.h at master · nothings/stb</w:t>
+        </w:r>
+      </w:hyperlink>
       <w:r>
         <w:rPr>
           <w:rFonts w:ascii="华文中宋" w:eastAsia="华文中宋" w:hAnsi="华文中宋" w:hint="eastAsia"/>
@@ -11903,7 +8800,7 @@
     <w:p>
       <w:pPr>
         <w:rPr>
-          <w:rFonts w:ascii="华文中宋" w:eastAsia="华文中宋" w:hAnsi="华文中宋" w:hint="eastAsia"/>
+          <w:rFonts w:ascii="华文中宋" w:eastAsia="华文中宋" w:hAnsi="华文中宋"/>
         </w:rPr>
       </w:pPr>
       <w:r>
@@ -11916,6 +8813,749 @@
     </w:p>
     <w:p>
       <w:pPr>
+        <w:rPr>
+          <w:rFonts w:ascii="华文中宋" w:eastAsia="华文中宋" w:hAnsi="华文中宋"/>
+        </w:rPr>
+      </w:pPr>
+      <w:r>
+        <w:rPr>
+          <w:rFonts w:ascii="华文中宋" w:eastAsia="华文中宋" w:hAnsi="华文中宋" w:hint="eastAsia"/>
+        </w:rPr>
+        <w:t>好了，我得到了包围盒，然后再做循环，在包围盒内循环。</w:t>
+      </w:r>
+    </w:p>
+    <w:p>
+      <w:pPr>
+        <w:rPr>
+          <w:rFonts w:ascii="华文中宋" w:eastAsia="华文中宋" w:hAnsi="华文中宋"/>
+        </w:rPr>
+      </w:pPr>
+      <w:r>
+        <w:rPr>
+          <w:rFonts w:ascii="华文中宋" w:eastAsia="华文中宋" w:hAnsi="华文中宋" w:hint="eastAsia"/>
+        </w:rPr>
+        <w:t>我做这个双线性插值吧，然后还有这个重心坐标判断，网上重心坐标计算公式我直接</w:t>
+      </w:r>
+      <w:r>
+        <w:rPr>
+          <w:rFonts w:ascii="华文中宋" w:eastAsia="华文中宋" w:hAnsi="华文中宋" w:hint="eastAsia"/>
+        </w:rPr>
+        <w:t>百度</w:t>
+      </w:r>
+      <w:r>
+        <w:rPr>
+          <w:rFonts w:ascii="华文中宋" w:eastAsia="华文中宋" w:hAnsi="华文中宋" w:hint="eastAsia"/>
+        </w:rPr>
+        <w:t>。</w:t>
+      </w:r>
+    </w:p>
+    <w:p>
+      <w:pPr>
+        <w:rPr>
+          <w:rFonts w:ascii="华文中宋" w:eastAsia="华文中宋" w:hAnsi="华文中宋"/>
+        </w:rPr>
+      </w:pPr>
+      <w:r>
+        <w:rPr>
+          <w:rFonts w:ascii="华文中宋" w:eastAsia="华文中宋" w:hAnsi="华文中宋" w:hint="eastAsia"/>
+        </w:rPr>
+        <w:t>重心坐标判断</w:t>
+      </w:r>
+    </w:p>
+    <w:tbl>
+      <w:tblPr>
+        <w:tblStyle w:val="af5"/>
+        <w:tblW w:w="0" w:type="auto"/>
+        <w:tblLook w:val="04A0" w:firstRow="1" w:lastRow="0" w:firstColumn="1" w:lastColumn="0" w:noHBand="0" w:noVBand="1"/>
+      </w:tblPr>
+      <w:tblGrid>
+        <w:gridCol w:w="8296"/>
+      </w:tblGrid>
+      <w:tr>
+        <w:tc>
+          <w:tcPr>
+            <w:tcW w:w="8296" w:type="dxa"/>
+          </w:tcPr>
+          <w:p>
+            <w:pPr>
+              <w:rPr>
+                <w:rFonts w:ascii="华文中宋" w:eastAsia="华文中宋" w:hAnsi="华文中宋" w:hint="eastAsia"/>
+              </w:rPr>
+            </w:pPr>
+            <w:r>
+              <w:rPr>
+                <w:rFonts w:ascii="华文中宋" w:eastAsia="华文中宋" w:hAnsi="华文中宋" w:hint="eastAsia"/>
+              </w:rPr>
+              <w:t>float xa = vector[triangle[i].index[0]].position[0];</w:t>
+            </w:r>
+          </w:p>
+          <w:p>
+            <w:pPr>
+              <w:rPr>
+                <w:rFonts w:ascii="华文中宋" w:eastAsia="华文中宋" w:hAnsi="华文中宋" w:hint="eastAsia"/>
+              </w:rPr>
+            </w:pPr>
+            <w:r>
+              <w:rPr>
+                <w:rFonts w:ascii="华文中宋" w:eastAsia="华文中宋" w:hAnsi="华文中宋" w:hint="eastAsia"/>
+              </w:rPr>
+              <w:t>float ya = vector[triangle[i].index[0]].position[1];</w:t>
+            </w:r>
+          </w:p>
+          <w:p>
+            <w:pPr>
+              <w:rPr>
+                <w:rFonts w:ascii="华文中宋" w:eastAsia="华文中宋" w:hAnsi="华文中宋" w:hint="eastAsia"/>
+              </w:rPr>
+            </w:pPr>
+          </w:p>
+          <w:p>
+            <w:pPr>
+              <w:rPr>
+                <w:rFonts w:ascii="华文中宋" w:eastAsia="华文中宋" w:hAnsi="华文中宋" w:hint="eastAsia"/>
+              </w:rPr>
+            </w:pPr>
+            <w:r>
+              <w:rPr>
+                <w:rFonts w:ascii="华文中宋" w:eastAsia="华文中宋" w:hAnsi="华文中宋" w:hint="eastAsia"/>
+              </w:rPr>
+              <w:t>float xb = vector[triangle[i].index[1]].position[0];</w:t>
+            </w:r>
+          </w:p>
+          <w:p>
+            <w:pPr>
+              <w:rPr>
+                <w:rFonts w:ascii="华文中宋" w:eastAsia="华文中宋" w:hAnsi="华文中宋" w:hint="eastAsia"/>
+              </w:rPr>
+            </w:pPr>
+            <w:r>
+              <w:rPr>
+                <w:rFonts w:ascii="华文中宋" w:eastAsia="华文中宋" w:hAnsi="华文中宋" w:hint="eastAsia"/>
+              </w:rPr>
+              <w:t>float yb = vector[triangle[i].index[1]].position[1];</w:t>
+            </w:r>
+          </w:p>
+          <w:p>
+            <w:pPr>
+              <w:rPr>
+                <w:rFonts w:ascii="华文中宋" w:eastAsia="华文中宋" w:hAnsi="华文中宋" w:hint="eastAsia"/>
+              </w:rPr>
+            </w:pPr>
+          </w:p>
+          <w:p>
+            <w:pPr>
+              <w:rPr>
+                <w:rFonts w:ascii="华文中宋" w:eastAsia="华文中宋" w:hAnsi="华文中宋" w:hint="eastAsia"/>
+              </w:rPr>
+            </w:pPr>
+            <w:r>
+              <w:rPr>
+                <w:rFonts w:ascii="华文中宋" w:eastAsia="华文中宋" w:hAnsi="华文中宋" w:hint="eastAsia"/>
+              </w:rPr>
+              <w:t>float xc = vector[triangle[i].index[2]].position[0];</w:t>
+            </w:r>
+          </w:p>
+          <w:p>
+            <w:pPr>
+              <w:rPr>
+                <w:rFonts w:ascii="华文中宋" w:eastAsia="华文中宋" w:hAnsi="华文中宋" w:hint="eastAsia"/>
+              </w:rPr>
+            </w:pPr>
+            <w:r>
+              <w:rPr>
+                <w:rFonts w:ascii="华文中宋" w:eastAsia="华文中宋" w:hAnsi="华文中宋" w:hint="eastAsia"/>
+              </w:rPr>
+              <w:t>float yc = vector[triangle[i].index[2]].position[1];</w:t>
+            </w:r>
+          </w:p>
+          <w:p>
+            <w:pPr>
+              <w:rPr>
+                <w:rFonts w:ascii="华文中宋" w:eastAsia="华文中宋" w:hAnsi="华文中宋" w:hint="eastAsia"/>
+              </w:rPr>
+            </w:pPr>
+          </w:p>
+          <w:p>
+            <w:pPr>
+              <w:rPr>
+                <w:rFonts w:ascii="华文中宋" w:eastAsia="华文中宋" w:hAnsi="华文中宋" w:hint="eastAsia"/>
+              </w:rPr>
+            </w:pPr>
+            <w:r>
+              <w:rPr>
+                <w:rFonts w:ascii="华文中宋" w:eastAsia="华文中宋" w:hAnsi="华文中宋" w:hint="eastAsia"/>
+              </w:rPr>
+              <w:t>float denominator_c = ((ya - yb) * xc) + ((xb - xa) * yc) + ((xa * yb) - (xb * ya));</w:t>
+            </w:r>
+          </w:p>
+          <w:p>
+            <w:pPr>
+              <w:rPr>
+                <w:rFonts w:ascii="华文中宋" w:eastAsia="华文中宋" w:hAnsi="华文中宋" w:hint="eastAsia"/>
+              </w:rPr>
+            </w:pPr>
+            <w:r>
+              <w:rPr>
+                <w:rFonts w:ascii="华文中宋" w:eastAsia="华文中宋" w:hAnsi="华文中宋" w:hint="eastAsia"/>
+              </w:rPr>
+              <w:t>float numerator_c = ((ya - yb) * current_x) + ((xb - xa) * current_y) + ((xa * yb) - (xb * ya));</w:t>
+            </w:r>
+          </w:p>
+          <w:p>
+            <w:pPr>
+              <w:rPr>
+                <w:rFonts w:ascii="华文中宋" w:eastAsia="华文中宋" w:hAnsi="华文中宋" w:hint="eastAsia"/>
+              </w:rPr>
+            </w:pPr>
+            <w:r>
+              <w:rPr>
+                <w:rFonts w:ascii="华文中宋" w:eastAsia="华文中宋" w:hAnsi="华文中宋" w:hint="eastAsia"/>
+              </w:rPr>
+              <w:tab/>
+            </w:r>
+            <w:r>
+              <w:rPr>
+                <w:rFonts w:ascii="华文中宋" w:eastAsia="华文中宋" w:hAnsi="华文中宋" w:hint="eastAsia"/>
+              </w:rPr>
+              <w:tab/>
+            </w:r>
+            <w:r>
+              <w:rPr>
+                <w:rFonts w:ascii="华文中宋" w:eastAsia="华文中宋" w:hAnsi="华文中宋" w:hint="eastAsia"/>
+              </w:rPr>
+              <w:tab/>
+            </w:r>
+            <w:r>
+              <w:rPr>
+                <w:rFonts w:ascii="华文中宋" w:eastAsia="华文中宋" w:hAnsi="华文中宋" w:hint="eastAsia"/>
+              </w:rPr>
+              <w:tab/>
+            </w:r>
+          </w:p>
+          <w:p>
+            <w:pPr>
+              <w:rPr>
+                <w:rFonts w:ascii="华文中宋" w:eastAsia="华文中宋" w:hAnsi="华文中宋" w:hint="eastAsia"/>
+              </w:rPr>
+            </w:pPr>
+            <w:r>
+              <w:rPr>
+                <w:rFonts w:ascii="华文中宋" w:eastAsia="华文中宋" w:hAnsi="华文中宋" w:hint="eastAsia"/>
+              </w:rPr>
+              <w:t>if (denominator_c == 0) { continue; }//</w:t>
+            </w:r>
+          </w:p>
+          <w:p>
+            <w:pPr>
+              <w:rPr>
+                <w:rFonts w:ascii="华文中宋" w:eastAsia="华文中宋" w:hAnsi="华文中宋" w:hint="eastAsia"/>
+              </w:rPr>
+            </w:pPr>
+            <w:r>
+              <w:rPr>
+                <w:rFonts w:ascii="华文中宋" w:eastAsia="华文中宋" w:hAnsi="华文中宋" w:hint="eastAsia"/>
+              </w:rPr>
+              <w:t>float c = numerator_c / denominator_c;</w:t>
+            </w:r>
+          </w:p>
+          <w:p>
+            <w:pPr>
+              <w:rPr>
+                <w:rFonts w:ascii="华文中宋" w:eastAsia="华文中宋" w:hAnsi="华文中宋" w:hint="eastAsia"/>
+              </w:rPr>
+            </w:pPr>
+          </w:p>
+          <w:p>
+            <w:pPr>
+              <w:rPr>
+                <w:rFonts w:ascii="华文中宋" w:eastAsia="华文中宋" w:hAnsi="华文中宋" w:hint="eastAsia"/>
+              </w:rPr>
+            </w:pPr>
+            <w:r>
+              <w:rPr>
+                <w:rFonts w:ascii="华文中宋" w:eastAsia="华文中宋" w:hAnsi="华文中宋" w:hint="eastAsia"/>
+              </w:rPr>
+              <w:t>float denominator_b = ((ya - yc) * xb) + ((xc - xa) * ya) + ((xa * yc) - (xc * ya));</w:t>
+            </w:r>
+          </w:p>
+          <w:p>
+            <w:pPr>
+              <w:rPr>
+                <w:rFonts w:ascii="华文中宋" w:eastAsia="华文中宋" w:hAnsi="华文中宋" w:hint="eastAsia"/>
+              </w:rPr>
+            </w:pPr>
+            <w:r>
+              <w:rPr>
+                <w:rFonts w:ascii="华文中宋" w:eastAsia="华文中宋" w:hAnsi="华文中宋" w:hint="eastAsia"/>
+              </w:rPr>
+              <w:t>float numerator_b = ((ya - yc) * current_x) + ((xc - xa) * current_y) + ((xa * yc) - (xc * ya));</w:t>
+            </w:r>
+          </w:p>
+          <w:p>
+            <w:pPr>
+              <w:rPr>
+                <w:rFonts w:ascii="华文中宋" w:eastAsia="华文中宋" w:hAnsi="华文中宋" w:hint="eastAsia"/>
+              </w:rPr>
+            </w:pPr>
+          </w:p>
+          <w:p>
+            <w:pPr>
+              <w:rPr>
+                <w:rFonts w:ascii="华文中宋" w:eastAsia="华文中宋" w:hAnsi="华文中宋" w:hint="eastAsia"/>
+              </w:rPr>
+            </w:pPr>
+            <w:r>
+              <w:rPr>
+                <w:rFonts w:ascii="华文中宋" w:eastAsia="华文中宋" w:hAnsi="华文中宋" w:hint="eastAsia"/>
+              </w:rPr>
+              <w:t>if (denominator_b == 0) { continue; }//</w:t>
+            </w:r>
+          </w:p>
+          <w:p>
+            <w:pPr>
+              <w:rPr>
+                <w:rFonts w:ascii="华文中宋" w:eastAsia="华文中宋" w:hAnsi="华文中宋" w:hint="eastAsia"/>
+              </w:rPr>
+            </w:pPr>
+            <w:r>
+              <w:rPr>
+                <w:rFonts w:ascii="华文中宋" w:eastAsia="华文中宋" w:hAnsi="华文中宋" w:hint="eastAsia"/>
+              </w:rPr>
+              <w:t>float b = numerator_b / denominator_b;</w:t>
+            </w:r>
+          </w:p>
+          <w:p>
+            <w:pPr>
+              <w:rPr>
+                <w:rFonts w:ascii="华文中宋" w:eastAsia="华文中宋" w:hAnsi="华文中宋" w:hint="eastAsia"/>
+              </w:rPr>
+            </w:pPr>
+          </w:p>
+          <w:p>
+            <w:pPr>
+              <w:rPr>
+                <w:rFonts w:ascii="华文中宋" w:eastAsia="华文中宋" w:hAnsi="华文中宋" w:hint="eastAsia"/>
+              </w:rPr>
+            </w:pPr>
+            <w:r>
+              <w:rPr>
+                <w:rFonts w:ascii="华文中宋" w:eastAsia="华文中宋" w:hAnsi="华文中宋" w:hint="eastAsia"/>
+              </w:rPr>
+              <w:t>float a = 1 - b - c;</w:t>
+            </w:r>
+          </w:p>
+          <w:p>
+            <w:pPr>
+              <w:rPr>
+                <w:rFonts w:ascii="华文中宋" w:eastAsia="华文中宋" w:hAnsi="华文中宋" w:hint="eastAsia"/>
+              </w:rPr>
+            </w:pPr>
+          </w:p>
+          <w:p>
+            <w:pPr>
+              <w:rPr>
+                <w:rFonts w:ascii="华文中宋" w:eastAsia="华文中宋" w:hAnsi="华文中宋"/>
+              </w:rPr>
+            </w:pPr>
+            <w:r>
+              <w:rPr>
+                <w:rFonts w:ascii="华文中宋" w:eastAsia="华文中宋" w:hAnsi="华文中宋" w:hint="eastAsia"/>
+              </w:rPr>
+              <w:t>if (a &gt; 0 &amp;&amp; c &gt; 0 &amp;&amp; b &gt; 0)</w:t>
+            </w:r>
+          </w:p>
+          <w:p>
+            <w:pPr>
+              <w:rPr>
+                <w:rFonts w:ascii="华文中宋" w:eastAsia="华文中宋" w:hAnsi="华文中宋"/>
+              </w:rPr>
+            </w:pPr>
+            <w:r>
+              <w:rPr>
+                <w:rFonts w:ascii="华文中宋" w:eastAsia="华文中宋" w:hAnsi="华文中宋" w:hint="eastAsia"/>
+              </w:rPr>
+              <w:t>{</w:t>
+            </w:r>
+          </w:p>
+          <w:p>
+            <w:pPr>
+              <w:rPr>
+                <w:rFonts w:ascii="华文中宋" w:eastAsia="华文中宋" w:hAnsi="华文中宋"/>
+              </w:rPr>
+            </w:pPr>
+            <w:r>
+              <w:rPr>
+                <w:rFonts w:ascii="华文中宋" w:eastAsia="华文中宋" w:hAnsi="华文中宋"/>
+              </w:rPr>
+              <w:t>……</w:t>
+            </w:r>
+          </w:p>
+          <w:p>
+            <w:pPr>
+              <w:rPr>
+                <w:rFonts w:ascii="华文中宋" w:eastAsia="华文中宋" w:hAnsi="华文中宋" w:hint="eastAsia"/>
+              </w:rPr>
+            </w:pPr>
+            <w:r>
+              <w:rPr>
+                <w:rFonts w:ascii="华文中宋" w:eastAsia="华文中宋" w:hAnsi="华文中宋" w:hint="eastAsia"/>
+              </w:rPr>
+              <w:t>}</w:t>
+            </w:r>
+          </w:p>
+        </w:tc>
+      </w:tr>
+    </w:tbl>
+    <w:p>
+      <w:pPr>
+        <w:rPr>
+          <w:rFonts w:ascii="华文中宋" w:eastAsia="华文中宋" w:hAnsi="华文中宋"/>
+        </w:rPr>
+      </w:pPr>
+      <w:r>
+        <w:rPr>
+          <w:rFonts w:ascii="华文中宋" w:eastAsia="华文中宋" w:hAnsi="华文中宋" w:hint="eastAsia"/>
+        </w:rPr>
+        <w:lastRenderedPageBreak/>
+        <w:t>然后就是给数组填数字了，就是填色，我想弄这个双线性插值，那我需要周围四个点，我上哪搞四个点，我现在就三个点啊？</w:t>
+      </w:r>
+    </w:p>
+    <w:p>
+      <w:pPr>
+        <w:rPr>
+          <w:rFonts w:ascii="华文中宋" w:eastAsia="华文中宋" w:hAnsi="华文中宋"/>
+        </w:rPr>
+      </w:pPr>
+      <w:r>
+        <w:rPr>
+          <w:rFonts w:ascii="华文中宋" w:eastAsia="华文中宋" w:hAnsi="华文中宋" w:hint="eastAsia"/>
+        </w:rPr>
+        <w:t>嗯，我问了一下deepseek，我搞错了</w:t>
+      </w:r>
+      <w:r>
+        <w:rPr>
+          <w:rFonts w:ascii="华文中宋" w:eastAsia="华文中宋" w:hAnsi="华文中宋" w:hint="eastAsia"/>
+        </w:rPr>
+        <w:t>，这俩个不是一个东西，双线性插值是纹理采样，我还没有纹理呢，我现在要做的是重心坐标插值，就是用重心坐标的权重来加成rgb值。</w:t>
+      </w:r>
+    </w:p>
+    <w:p>
+      <w:pPr>
+        <w:rPr>
+          <w:rFonts w:ascii="华文中宋" w:eastAsia="华文中宋" w:hAnsi="华文中宋"/>
+        </w:rPr>
+      </w:pPr>
+      <w:r>
+        <w:rPr>
+          <w:rFonts w:ascii="华文中宋" w:eastAsia="华文中宋" w:hAnsi="华文中宋" w:hint="eastAsia"/>
+        </w:rPr>
+        <w:t>然后我特意问了一下，</w:t>
+      </w:r>
+      <w:r>
+        <w:rPr>
+          <w:rFonts w:ascii="华文中宋" w:eastAsia="华文中宋" w:hAnsi="华文中宋"/>
+        </w:rPr>
+        <w:t>nt stbi_write_png(char const *filename, int x, int y, int comp, const void *data, int stride_bytes)，这个data里要求</w:t>
+      </w:r>
+      <w:r>
+        <w:rPr>
+          <w:rFonts w:ascii="华文中宋" w:eastAsia="华文中宋" w:hAnsi="华文中宋" w:hint="eastAsia"/>
+        </w:rPr>
+        <w:t>的</w:t>
+      </w:r>
+      <w:r>
+        <w:rPr>
+          <w:rFonts w:ascii="华文中宋" w:eastAsia="华文中宋" w:hAnsi="华文中宋"/>
+        </w:rPr>
+        <w:t>颜色值都是什么类型</w:t>
+      </w:r>
+      <w:r>
+        <w:rPr>
+          <w:rFonts w:ascii="华文中宋" w:eastAsia="华文中宋" w:hAnsi="华文中宋" w:hint="eastAsia"/>
+        </w:rPr>
+        <w:t>，</w:t>
+      </w:r>
+      <w:r>
+        <w:rPr>
+          <w:rFonts w:ascii="华文中宋" w:eastAsia="华文中宋" w:hAnsi="华文中宋"/>
+        </w:rPr>
+        <w:t>我当初弄得类型是short</w:t>
+      </w:r>
+      <w:r>
+        <w:rPr>
+          <w:rFonts w:ascii="华文中宋" w:eastAsia="华文中宋" w:hAnsi="华文中宋" w:hint="eastAsia"/>
+        </w:rPr>
+        <w:t>。</w:t>
+      </w:r>
+    </w:p>
+    <w:p>
+      <w:pPr>
+        <w:rPr>
+          <w:rFonts w:ascii="华文中宋" w:eastAsia="华文中宋" w:hAnsi="华文中宋"/>
+        </w:rPr>
+      </w:pPr>
+      <w:r>
+        <w:rPr>
+          <w:rFonts w:ascii="华文中宋" w:eastAsia="华文中宋" w:hAnsi="华文中宋" w:hint="eastAsia"/>
+        </w:rPr>
+        <w:t>这个data里的类型都是</w:t>
+      </w:r>
+      <w:r>
+        <w:rPr>
+          <w:rFonts w:ascii="华文中宋" w:eastAsia="华文中宋" w:hAnsi="华文中宋"/>
+        </w:rPr>
+        <w:t>unsigned char</w:t>
+      </w:r>
+      <w:r>
+        <w:rPr>
+          <w:rFonts w:ascii="华文中宋" w:eastAsia="华文中宋" w:hAnsi="华文中宋" w:hint="eastAsia"/>
+        </w:rPr>
+        <w:t>，所以我得完成一次类型转换，不难，加油。</w:t>
+      </w:r>
+    </w:p>
+    <w:tbl>
+      <w:tblPr>
+        <w:tblStyle w:val="af5"/>
+        <w:tblW w:w="0" w:type="auto"/>
+        <w:tblLook w:val="04A0" w:firstRow="1" w:lastRow="0" w:firstColumn="1" w:lastColumn="0" w:noHBand="0" w:noVBand="1"/>
+      </w:tblPr>
+      <w:tblGrid>
+        <w:gridCol w:w="8296"/>
+      </w:tblGrid>
+      <w:tr>
+        <w:tc>
+          <w:tcPr>
+            <w:tcW w:w="8296" w:type="dxa"/>
+          </w:tcPr>
+          <w:p>
+            <w:pPr>
+              <w:rPr>
+                <w:rFonts w:ascii="华文中宋" w:eastAsia="华文中宋" w:hAnsi="华文中宋" w:hint="eastAsia"/>
+              </w:rPr>
+            </w:pPr>
+            <w:r>
+              <w:rPr>
+                <w:rFonts w:ascii="华文中宋" w:eastAsia="华文中宋" w:hAnsi="华文中宋" w:hint="eastAsia"/>
+              </w:rPr>
+              <w:t>float color_a = (a * vector[triangle[i].index[0]].color[0]) + (b * vector[triangle[i].index[1]].color[0]) + (c * vector[triangle[i].index[2]].color[0]);</w:t>
+            </w:r>
+          </w:p>
+          <w:p>
+            <w:pPr>
+              <w:rPr>
+                <w:rFonts w:ascii="华文中宋" w:eastAsia="华文中宋" w:hAnsi="华文中宋" w:hint="eastAsia"/>
+              </w:rPr>
+            </w:pPr>
+            <w:r>
+              <w:rPr>
+                <w:rFonts w:ascii="华文中宋" w:eastAsia="华文中宋" w:hAnsi="华文中宋" w:hint="eastAsia"/>
+              </w:rPr>
+              <w:lastRenderedPageBreak/>
+              <w:t>float color_g = (a * vector[triangle[i].index[0]].color[1]) + (b * vector[triangle[i].index[1]].color[1]) + (c * vector[triangle[i].index[2]].color[1]);</w:t>
+            </w:r>
+          </w:p>
+          <w:p>
+            <w:pPr>
+              <w:rPr>
+                <w:rFonts w:ascii="华文中宋" w:eastAsia="华文中宋" w:hAnsi="华文中宋" w:hint="eastAsia"/>
+              </w:rPr>
+            </w:pPr>
+            <w:r>
+              <w:rPr>
+                <w:rFonts w:ascii="华文中宋" w:eastAsia="华文中宋" w:hAnsi="华文中宋" w:hint="eastAsia"/>
+              </w:rPr>
+              <w:t>float color_b = (a * vector[triangle[i].index[0]].color[2]) + (b * vector[triangle[i].index[1]].color[2]) + (c * vector[triangle[i].index[2]].color[2]);</w:t>
+            </w:r>
+          </w:p>
+          <w:p>
+            <w:pPr>
+              <w:rPr>
+                <w:rFonts w:ascii="华文中宋" w:eastAsia="华文中宋" w:hAnsi="华文中宋" w:hint="eastAsia"/>
+              </w:rPr>
+            </w:pPr>
+          </w:p>
+        </w:tc>
+      </w:tr>
+    </w:tbl>
+    <w:p>
+      <w:pPr>
+        <w:rPr>
+          <w:rFonts w:ascii="华文中宋" w:eastAsia="华文中宋" w:hAnsi="华文中宋"/>
+        </w:rPr>
+      </w:pPr>
+      <w:r>
+        <w:rPr>
+          <w:rFonts w:ascii="华文中宋" w:eastAsia="华文中宋" w:hAnsi="华文中宋" w:hint="eastAsia"/>
+        </w:rPr>
+        <w:lastRenderedPageBreak/>
+        <w:t>虽然我当时color是short类型，但是涉及到，加权值是小数，所以还是float了吧</w:t>
+      </w:r>
+    </w:p>
+    <w:p>
+      <w:pPr>
+        <w:rPr>
+          <w:rFonts w:ascii="华文中宋" w:eastAsia="华文中宋" w:hAnsi="华文中宋"/>
+        </w:rPr>
+      </w:pPr>
+      <w:r>
+        <w:rPr>
+          <w:rFonts w:ascii="华文中宋" w:eastAsia="华文中宋" w:hAnsi="华文中宋" w:hint="eastAsia"/>
+        </w:rPr>
+        <w:t>然后又因为这个是float，float有这个浮点精度误差的问题，转换的时候特殊限制一下范围，本来想用那个</w:t>
+      </w:r>
+      <w:r>
+        <w:rPr>
+          <w:rFonts w:ascii="华文中宋" w:eastAsia="华文中宋" w:hAnsi="华文中宋"/>
+        </w:rPr>
+        <w:t>algorithm</w:t>
+      </w:r>
+      <w:r>
+        <w:rPr>
+          <w:rFonts w:ascii="华文中宋" w:eastAsia="华文中宋" w:hAnsi="华文中宋" w:hint="eastAsia"/>
+        </w:rPr>
+        <w:t>的std：：max但是用了之后一直报错，我想可能是因为是命名冲突的问题，我还引用了cmath，cmath里面应该也有叫max和min的。那就自己写个</w:t>
+      </w:r>
+    </w:p>
+    <w:tbl>
+      <w:tblPr>
+        <w:tblStyle w:val="af5"/>
+        <w:tblW w:w="0" w:type="auto"/>
+        <w:tblLook w:val="04A0" w:firstRow="1" w:lastRow="0" w:firstColumn="1" w:lastColumn="0" w:noHBand="0" w:noVBand="1"/>
+      </w:tblPr>
+      <w:tblGrid>
+        <w:gridCol w:w="8296"/>
+      </w:tblGrid>
+      <w:tr>
+        <w:tc>
+          <w:tcPr>
+            <w:tcW w:w="8296" w:type="dxa"/>
+          </w:tcPr>
+          <w:p>
+            <w:pPr>
+              <w:rPr>
+                <w:rFonts w:ascii="华文中宋" w:eastAsia="华文中宋" w:hAnsi="华文中宋" w:hint="eastAsia"/>
+              </w:rPr>
+            </w:pPr>
+            <w:r>
+              <w:rPr>
+                <w:rFonts w:ascii="华文中宋" w:eastAsia="华文中宋" w:hAnsi="华文中宋" w:hint="eastAsia"/>
+              </w:rPr>
+              <w:t>unsigned char clamp(float x) {</w:t>
+            </w:r>
+          </w:p>
+          <w:p>
+            <w:pPr>
+              <w:rPr>
+                <w:rFonts w:ascii="华文中宋" w:eastAsia="华文中宋" w:hAnsi="华文中宋" w:hint="eastAsia"/>
+              </w:rPr>
+            </w:pPr>
+            <w:r>
+              <w:rPr>
+                <w:rFonts w:ascii="华文中宋" w:eastAsia="华文中宋" w:hAnsi="华文中宋" w:hint="eastAsia"/>
+              </w:rPr>
+              <w:tab/>
+              <w:t>if (x &gt; 255.0f) return 255;</w:t>
+            </w:r>
+          </w:p>
+          <w:p>
+            <w:pPr>
+              <w:rPr>
+                <w:rFonts w:ascii="华文中宋" w:eastAsia="华文中宋" w:hAnsi="华文中宋" w:hint="eastAsia"/>
+              </w:rPr>
+            </w:pPr>
+            <w:r>
+              <w:rPr>
+                <w:rFonts w:ascii="华文中宋" w:eastAsia="华文中宋" w:hAnsi="华文中宋" w:hint="eastAsia"/>
+              </w:rPr>
+              <w:tab/>
+              <w:t>if (x &lt; 0.0f) return 0;</w:t>
+            </w:r>
+          </w:p>
+          <w:p>
+            <w:pPr>
+              <w:rPr>
+                <w:rFonts w:ascii="华文中宋" w:eastAsia="华文中宋" w:hAnsi="华文中宋" w:hint="eastAsia"/>
+              </w:rPr>
+            </w:pPr>
+            <w:r>
+              <w:rPr>
+                <w:rFonts w:ascii="华文中宋" w:eastAsia="华文中宋" w:hAnsi="华文中宋" w:hint="eastAsia"/>
+              </w:rPr>
+              <w:tab/>
+              <w:t>return (unsigned char)x;</w:t>
+            </w:r>
+          </w:p>
+          <w:p>
+            <w:pPr>
+              <w:rPr>
+                <w:rFonts w:ascii="华文中宋" w:eastAsia="华文中宋" w:hAnsi="华文中宋" w:hint="eastAsia"/>
+              </w:rPr>
+            </w:pPr>
+            <w:r>
+              <w:rPr>
+                <w:rFonts w:ascii="华文中宋" w:eastAsia="华文中宋" w:hAnsi="华文中宋" w:hint="eastAsia"/>
+              </w:rPr>
+              <w:t>}</w:t>
+            </w:r>
+          </w:p>
+          <w:p>
+            <w:pPr>
+              <w:rPr>
+                <w:rFonts w:ascii="华文中宋" w:eastAsia="华文中宋" w:hAnsi="华文中宋" w:hint="eastAsia"/>
+              </w:rPr>
+            </w:pPr>
+            <w:r>
+              <w:rPr>
+                <w:rFonts w:ascii="华文中宋" w:eastAsia="华文中宋" w:hAnsi="华文中宋" w:hint="eastAsia"/>
+              </w:rPr>
+              <w:t>unsigned char r = clamp(color_r);</w:t>
+            </w:r>
+          </w:p>
+          <w:p>
+            <w:pPr>
+              <w:rPr>
+                <w:rFonts w:ascii="华文中宋" w:eastAsia="华文中宋" w:hAnsi="华文中宋" w:hint="eastAsia"/>
+              </w:rPr>
+            </w:pPr>
+            <w:r>
+              <w:rPr>
+                <w:rFonts w:ascii="华文中宋" w:eastAsia="华文中宋" w:hAnsi="华文中宋" w:hint="eastAsia"/>
+              </w:rPr>
+              <w:t>unsigned char g = clamp(color_g);</w:t>
+            </w:r>
+          </w:p>
+          <w:p>
+            <w:pPr>
+              <w:rPr>
+                <w:rFonts w:ascii="华文中宋" w:eastAsia="华文中宋" w:hAnsi="华文中宋"/>
+              </w:rPr>
+            </w:pPr>
+            <w:r>
+              <w:rPr>
+                <w:rFonts w:ascii="华文中宋" w:eastAsia="华文中宋" w:hAnsi="华文中宋" w:hint="eastAsia"/>
+              </w:rPr>
+              <w:t>unsigned char b = clamp(color_b);</w:t>
+            </w:r>
+          </w:p>
+          <w:p>
+            <w:pPr>
+              <w:rPr>
+                <w:rFonts w:ascii="华文中宋" w:eastAsia="华文中宋" w:hAnsi="华文中宋" w:hint="eastAsia"/>
+              </w:rPr>
+            </w:pPr>
+          </w:p>
+        </w:tc>
+      </w:tr>
+    </w:tbl>
+    <w:p>
+      <w:pPr>
+        <w:rPr>
+          <w:rFonts w:ascii="华文中宋" w:eastAsia="华文中宋" w:hAnsi="华文中宋" w:hint="eastAsia"/>
+        </w:rPr>
+      </w:pPr>
+    </w:p>
+    <w:p>
+      <w:pPr>
         <w:pStyle w:val="2"/>
         <w:rPr>
           <w:rFonts w:ascii="华文中宋" w:eastAsia="华文中宋" w:hAnsi="华文中宋" w:hint="eastAsia"/>
@@ -11933,54 +9573,90 @@
     <w:p>
       <w:pPr>
         <w:rPr>
-          <w:rFonts w:ascii="华文中宋" w:eastAsia="华文中宋" w:hAnsi="华文中宋" w:hint="eastAsia"/>
-        </w:rPr>
-      </w:pPr>
-      <w:r>
-        <w:rPr>
-          <w:rFonts w:ascii="华文中宋" w:eastAsia="华文中宋" w:hAnsi="华文中宋" w:hint="eastAsia"/>
-        </w:rPr>
-        <w:t>光栅化步骤中，我使用重心坐标，</w:t>
-      </w:r>
-      <w:proofErr w:type="gramStart"/>
-      <w:r>
-        <w:rPr>
-          <w:rFonts w:ascii="华文中宋" w:eastAsia="华文中宋" w:hAnsi="华文中宋" w:hint="eastAsia"/>
-        </w:rPr>
-        <w:t>就是叉乘的</w:t>
-      </w:r>
-      <w:proofErr w:type="gramEnd"/>
-      <w:r>
-        <w:rPr>
-          <w:rFonts w:ascii="华文中宋" w:eastAsia="华文中宋" w:hAnsi="华文中宋" w:hint="eastAsia"/>
-        </w:rPr>
-        <w:t>办法判断点是否在三角形内，那</w:t>
-      </w:r>
-      <w:r>
-        <w:rPr>
           <w:rFonts w:ascii="华文中宋" w:eastAsia="华文中宋" w:hAnsi="华文中宋"/>
         </w:rPr>
-        <w:t>OpenGL中那个扫描线算法是干嘛的，我不是直接</w:t>
-      </w:r>
-      <w:proofErr w:type="gramStart"/>
+      </w:pPr>
+      <w:r>
+        <w:rPr>
+          <w:rFonts w:ascii="华文中宋" w:eastAsia="华文中宋" w:hAnsi="华文中宋" w:hint="eastAsia"/>
+        </w:rPr>
+        <w:t>光栅化步骤中，我使用重心坐标，就是叉乘的办法判断点是否在三角形内，那</w:t>
+      </w:r>
       <w:r>
         <w:rPr>
           <w:rFonts w:ascii="华文中宋" w:eastAsia="华文中宋" w:hAnsi="华文中宋"/>
         </w:rPr>
-        <w:t>用叉乘就能</w:t>
-      </w:r>
-      <w:proofErr w:type="gramEnd"/>
-      <w:r>
+        <w:t>OpenGL中那个扫描线算法是干嘛的，我不是直接用叉乘就能判断吗</w:t>
+      </w:r>
+      <w:r>
+        <w:rPr>
+          <w:rFonts w:ascii="华文中宋" w:eastAsia="华文中宋" w:hAnsi="华文中宋" w:hint="eastAsia"/>
+        </w:rPr>
+        <w:t>？</w:t>
+      </w:r>
+    </w:p>
+    <w:p>
+      <w:pPr>
+        <w:pStyle w:val="2"/>
         <w:rPr>
           <w:rFonts w:ascii="华文中宋" w:eastAsia="华文中宋" w:hAnsi="华文中宋"/>
         </w:rPr>
-        <w:t>判断吗</w:t>
-      </w:r>
-      <w:r>
-        <w:rPr>
-          <w:rFonts w:ascii="华文中宋" w:eastAsia="华文中宋" w:hAnsi="华文中宋" w:hint="eastAsia"/>
-        </w:rPr>
-        <w:t>？</w:t>
+      </w:pPr>
+      <w:r>
+        <w:rPr>
+          <w:rFonts w:ascii="华文中宋" w:eastAsia="华文中宋" w:hAnsi="华文中宋" w:hint="eastAsia"/>
+        </w:rPr>
+        <w:t>下一</w:t>
+      </w:r>
+      <w:r>
+        <w:rPr>
+          <w:rFonts w:ascii="华文中宋" w:eastAsia="华文中宋" w:hAnsi="华文中宋" w:hint="eastAsia"/>
+        </w:rPr>
+        <w:t>次实验</w:t>
+      </w:r>
+      <w:r>
+        <w:rPr>
+          <w:rFonts w:ascii="华文中宋" w:eastAsia="华文中宋" w:hAnsi="华文中宋" w:hint="eastAsia"/>
+        </w:rPr>
+        <w:t>我还想做的</w:t>
+      </w:r>
+    </w:p>
+    <w:p>
+      <w:pPr>
+        <w:pStyle w:val="a9"/>
+        <w:numPr>
+          <w:ilvl w:val="0"/>
+          <w:numId w:val="3"/>
+        </w:numPr>
+        <w:ind w:firstLineChars="0"/>
+        <w:rPr>
+          <w:rFonts w:ascii="华文中宋" w:eastAsia="华文中宋" w:hAnsi="华文中宋"/>
+        </w:rPr>
+      </w:pPr>
+      <w:r>
+        <w:rPr>
+          <w:rFonts w:ascii="华文中宋" w:eastAsia="华文中宋" w:hAnsi="华文中宋" w:hint="eastAsia"/>
+        </w:rPr>
+        <w:t>使用GPU加速！CUDA不能白学。</w:t>
+      </w:r>
+    </w:p>
+    <w:p>
+      <w:pPr>
+        <w:pStyle w:val="a9"/>
+        <w:numPr>
+          <w:ilvl w:val="0"/>
+          <w:numId w:val="3"/>
+        </w:numPr>
+        <w:ind w:firstLineChars="0"/>
+        <w:rPr>
+          <w:rFonts w:ascii="华文中宋" w:eastAsia="华文中宋" w:hAnsi="华文中宋" w:hint="eastAsia"/>
+        </w:rPr>
+      </w:pPr>
+      <w:r>
+        <w:rPr>
+          <w:rFonts w:ascii="华文中宋" w:eastAsia="华文中宋" w:hAnsi="华文中宋" w:hint="eastAsia"/>
+        </w:rPr>
+        <w:t>光照，纹理，这次纹理应该用到双线性插值了！</w:t>
       </w:r>
     </w:p>
     <w:p>
@@ -12039,28 +9715,7 @@
         <w:rPr>
           <w:rFonts w:ascii="华文中宋" w:eastAsia="华文中宋" w:hAnsi="华文中宋" w:hint="eastAsia"/>
         </w:rPr>
-        <w:t>我不敢</w:t>
-      </w:r>
-      <w:proofErr w:type="gramStart"/>
-      <w:r>
-        <w:rPr>
-          <w:rFonts w:ascii="华文中宋" w:eastAsia="华文中宋" w:hAnsi="华文中宋" w:hint="eastAsia"/>
-        </w:rPr>
-        <w:t>想之后</w:t>
-      </w:r>
-      <w:proofErr w:type="gramEnd"/>
-      <w:r>
-        <w:rPr>
-          <w:rFonts w:ascii="华文中宋" w:eastAsia="华文中宋" w:hAnsi="华文中宋" w:hint="eastAsia"/>
-        </w:rPr>
-        <w:t>写下面z-buffer和光栅化我会多</w:t>
-      </w:r>
-      <w:r>
-        <w:rPr>
-          <w:rFonts w:ascii="华文中宋" w:eastAsia="华文中宋" w:hAnsi="华文中宋" w:hint="eastAsia"/>
-        </w:rPr>
-        <w:lastRenderedPageBreak/>
-        <w:t>痛苦。</w:t>
+        <w:t>我不敢想之后写下面z-buffer和光栅化我会多痛苦。</w:t>
       </w:r>
       <w:r>
         <w:rPr>
@@ -12088,6 +9743,95 @@
 <file path=word/numbering.xml><?xml version="1.0" encoding="utf-8"?>
 <w:numbering xmlns:wpc="http://schemas.microsoft.com/office/word/2010/wordprocessingCanvas" xmlns:cx="http://schemas.microsoft.com/office/drawing/2014/chartex" xmlns:cx1="http://schemas.microsoft.com/office/drawing/2015/9/8/chartex" xmlns:cx2="http://schemas.microsoft.com/office/drawing/2015/10/21/chartex" xmlns:cx3="http://schemas.microsoft.com/office/drawing/2016/5/9/chartex" xmlns:cx4="http://schemas.microsoft.com/office/drawing/2016/5/10/chartex" xmlns:cx5="http://schemas.microsoft.com/office/drawing/2016/5/11/chartex" xmlns:cx6="http://schemas.microsoft.com/office/drawing/2016/5/12/chartex" xmlns:cx7="http://schemas.microsoft.com/office/drawing/2016/5/13/chartex" xmlns:cx8="http://schemas.microsoft.com/office/drawing/2016/5/14/chartex" xmlns:mc="http://schemas.openxmlformats.org/markup-compatibility/2006" xmlns:aink="http://schemas.microsoft.com/office/drawing/2016/ink" xmlns:am3d="http://schemas.microsoft.com/office/drawing/2017/model3d" xmlns:o="urn:schemas-microsoft-com:office:office" xmlns:oel="http://schemas.microsoft.com/office/2019/extlst" xmlns:r="http://schemas.openxmlformats.org/officeDocument/2006/relationships" xmlns:m="http://schemas.openxmlformats.org/officeDocument/2006/math" xmlns:v="urn:schemas-microsoft-com:vml" xmlns:wp14="http://schemas.microsoft.com/office/word/2010/wordprocessingDrawing" xmlns:wp="http://schemas.openxmlformats.org/drawingml/2006/wordprocessingDrawing" xmlns:w10="urn:schemas-microsoft-com:office:word" xmlns:w="http://schemas.openxmlformats.org/wordprocessingml/2006/main" xmlns:w14="http://schemas.microsoft.com/office/word/2010/wordml" xmlns:w15="http://schemas.microsoft.com/office/word/2012/wordml" xmlns:w16cex="http://schemas.microsoft.com/office/word/2018/wordml/cex" xmlns:w16cid="http://schemas.microsoft.com/office/word/2016/wordml/cid" xmlns:w16="http://schemas.microsoft.com/office/word/2018/wordml" xmlns:w16du="http://schemas.microsoft.com/office/word/2023/wordml/word16du" xmlns:w16sdtdh="http://schemas.microsoft.com/office/word/2020/wordml/sdtdatahash" xmlns:w16sdtfl="http://schemas.microsoft.com/office/word/2024/wordml/sdtformatlock" xmlns:w16se="http://schemas.microsoft.com/office/word/2015/wordml/symex" xmlns:wpg="http://schemas.microsoft.com/office/word/2010/wordprocessingGroup" xmlns:wpi="http://schemas.microsoft.com/office/word/2010/wordprocessingInk" xmlns:wne="http://schemas.microsoft.com/office/word/2006/wordml" xmlns:wps="http://schemas.microsoft.com/office/word/2010/wordprocessingShape" mc:Ignorable="w14 w15 w16se w16cid w16 w16cex w16sdtdh w16sdtfl w16du wp14">
   <w:abstractNum w:abstractNumId="0" w15:restartNumberingAfterBreak="0">
+    <w:nsid w:val="2D6F2939"/>
+    <w:multiLevelType w:val="hybridMultilevel"/>
+    <w:tmpl w:val="4536B1AA"/>
+    <w:lvl w:ilvl="0" w:tplc="F6F492B8">
+      <w:start w:val="1"/>
+      <w:numFmt w:val="decimal"/>
+      <w:lvlText w:val="%1."/>
+      <w:lvlJc w:val="left"/>
+      <w:pPr>
+        <w:ind w:left="360" w:hanging="360"/>
+      </w:pPr>
+      <w:rPr>
+        <w:rFonts w:hint="default"/>
+      </w:rPr>
+    </w:lvl>
+    <w:lvl w:ilvl="1" w:tplc="04090019" w:tentative="1">
+      <w:start w:val="1"/>
+      <w:numFmt w:val="lowerLetter"/>
+      <w:lvlText w:val="%2)"/>
+      <w:lvlJc w:val="left"/>
+      <w:pPr>
+        <w:ind w:left="880" w:hanging="440"/>
+      </w:pPr>
+    </w:lvl>
+    <w:lvl w:ilvl="2" w:tplc="0409001B" w:tentative="1">
+      <w:start w:val="1"/>
+      <w:numFmt w:val="lowerRoman"/>
+      <w:lvlText w:val="%3."/>
+      <w:lvlJc w:val="right"/>
+      <w:pPr>
+        <w:ind w:left="1320" w:hanging="440"/>
+      </w:pPr>
+    </w:lvl>
+    <w:lvl w:ilvl="3" w:tplc="0409000F" w:tentative="1">
+      <w:start w:val="1"/>
+      <w:numFmt w:val="decimal"/>
+      <w:lvlText w:val="%4."/>
+      <w:lvlJc w:val="left"/>
+      <w:pPr>
+        <w:ind w:left="1760" w:hanging="440"/>
+      </w:pPr>
+    </w:lvl>
+    <w:lvl w:ilvl="4" w:tplc="04090019" w:tentative="1">
+      <w:start w:val="1"/>
+      <w:numFmt w:val="lowerLetter"/>
+      <w:lvlText w:val="%5)"/>
+      <w:lvlJc w:val="left"/>
+      <w:pPr>
+        <w:ind w:left="2200" w:hanging="440"/>
+      </w:pPr>
+    </w:lvl>
+    <w:lvl w:ilvl="5" w:tplc="0409001B" w:tentative="1">
+      <w:start w:val="1"/>
+      <w:numFmt w:val="lowerRoman"/>
+      <w:lvlText w:val="%6."/>
+      <w:lvlJc w:val="right"/>
+      <w:pPr>
+        <w:ind w:left="2640" w:hanging="440"/>
+      </w:pPr>
+    </w:lvl>
+    <w:lvl w:ilvl="6" w:tplc="0409000F" w:tentative="1">
+      <w:start w:val="1"/>
+      <w:numFmt w:val="decimal"/>
+      <w:lvlText w:val="%7."/>
+      <w:lvlJc w:val="left"/>
+      <w:pPr>
+        <w:ind w:left="3080" w:hanging="440"/>
+      </w:pPr>
+    </w:lvl>
+    <w:lvl w:ilvl="7" w:tplc="04090019" w:tentative="1">
+      <w:start w:val="1"/>
+      <w:numFmt w:val="lowerLetter"/>
+      <w:lvlText w:val="%8)"/>
+      <w:lvlJc w:val="left"/>
+      <w:pPr>
+        <w:ind w:left="3520" w:hanging="440"/>
+      </w:pPr>
+    </w:lvl>
+    <w:lvl w:ilvl="8" w:tplc="0409001B" w:tentative="1">
+      <w:start w:val="1"/>
+      <w:numFmt w:val="lowerRoman"/>
+      <w:lvlText w:val="%9."/>
+      <w:lvlJc w:val="right"/>
+      <w:pPr>
+        <w:ind w:left="3960" w:hanging="440"/>
+      </w:pPr>
+    </w:lvl>
+  </w:abstractNum>
+  <w:abstractNum w:abstractNumId="1" w15:restartNumberingAfterBreak="0">
     <w:nsid w:val="402227F2"/>
     <w:multiLevelType w:val="multilevel"/>
     <w:tmpl w:val="3D9261C0"/>
@@ -12236,7 +9980,7 @@
       </w:rPr>
     </w:lvl>
   </w:abstractNum>
-  <w:abstractNum w:abstractNumId="1" w15:restartNumberingAfterBreak="0">
+  <w:abstractNum w:abstractNumId="2" w15:restartNumberingAfterBreak="0">
     <w:nsid w:val="5BF923B5"/>
     <w:multiLevelType w:val="multilevel"/>
     <w:tmpl w:val="07C8CB22"/>
@@ -12386,9 +10130,12 @@
     </w:lvl>
   </w:abstractNum>
   <w:num w:numId="1" w16cid:durableId="749079600">
+    <w:abstractNumId w:val="2"/>
+  </w:num>
+  <w:num w:numId="2" w16cid:durableId="831919247">
     <w:abstractNumId w:val="1"/>
   </w:num>
-  <w:num w:numId="2" w16cid:durableId="831919247">
+  <w:num w:numId="3" w16cid:durableId="652293900">
     <w:abstractNumId w:val="0"/>
   </w:num>
 </w:numbering>
@@ -12993,7 +10740,6 @@
   <w:style w:type="character" w:default="1" w:styleId="a0">
     <w:name w:val="Default Paragraph Font"/>
     <w:uiPriority w:val="1"/>
-    <w:semiHidden/>
     <w:unhideWhenUsed/>
   </w:style>
   <w:style w:type="table" w:default="1" w:styleId="a1">

--- a/MyRenderer/自定义软渲染器myRenderer实验报告.docx
+++ b/MyRenderer/自定义软渲染器myRenderer实验报告.docx
@@ -8800,7 +8800,7 @@
     <w:p>
       <w:pPr>
         <w:rPr>
-          <w:rFonts w:ascii="华文中宋" w:eastAsia="华文中宋" w:hAnsi="华文中宋"/>
+          <w:rFonts w:ascii="华文中宋" w:eastAsia="华文中宋" w:hAnsi="华文中宋" w:hint="eastAsia"/>
         </w:rPr>
       </w:pPr>
       <w:r>
@@ -8814,7 +8814,7 @@
     <w:p>
       <w:pPr>
         <w:rPr>
-          <w:rFonts w:ascii="华文中宋" w:eastAsia="华文中宋" w:hAnsi="华文中宋"/>
+          <w:rFonts w:ascii="华文中宋" w:eastAsia="华文中宋" w:hAnsi="华文中宋" w:hint="eastAsia"/>
         </w:rPr>
       </w:pPr>
       <w:r>
@@ -8827,7 +8827,7 @@
     <w:p>
       <w:pPr>
         <w:rPr>
-          <w:rFonts w:ascii="华文中宋" w:eastAsia="华文中宋" w:hAnsi="华文中宋"/>
+          <w:rFonts w:ascii="华文中宋" w:eastAsia="华文中宋" w:hAnsi="华文中宋" w:hint="eastAsia"/>
         </w:rPr>
       </w:pPr>
       <w:r>
@@ -8852,7 +8852,7 @@
     <w:p>
       <w:pPr>
         <w:rPr>
-          <w:rFonts w:ascii="华文中宋" w:eastAsia="华文中宋" w:hAnsi="华文中宋"/>
+          <w:rFonts w:ascii="华文中宋" w:eastAsia="华文中宋" w:hAnsi="华文中宋" w:hint="eastAsia"/>
         </w:rPr>
       </w:pPr>
       <w:r>
@@ -9154,7 +9154,7 @@
           <w:p>
             <w:pPr>
               <w:rPr>
-                <w:rFonts w:ascii="华文中宋" w:eastAsia="华文中宋" w:hAnsi="华文中宋"/>
+                <w:rFonts w:ascii="华文中宋" w:eastAsia="华文中宋" w:hAnsi="华文中宋" w:hint="eastAsia"/>
               </w:rPr>
             </w:pPr>
             <w:r>
@@ -9167,7 +9167,7 @@
           <w:p>
             <w:pPr>
               <w:rPr>
-                <w:rFonts w:ascii="华文中宋" w:eastAsia="华文中宋" w:hAnsi="华文中宋"/>
+                <w:rFonts w:ascii="华文中宋" w:eastAsia="华文中宋" w:hAnsi="华文中宋" w:hint="eastAsia"/>
               </w:rPr>
             </w:pPr>
             <w:r>
@@ -9180,7 +9180,7 @@
           <w:p>
             <w:pPr>
               <w:rPr>
-                <w:rFonts w:ascii="华文中宋" w:eastAsia="华文中宋" w:hAnsi="华文中宋"/>
+                <w:rFonts w:ascii="华文中宋" w:eastAsia="华文中宋" w:hAnsi="华文中宋" w:hint="eastAsia"/>
               </w:rPr>
             </w:pPr>
             <w:r>
@@ -9209,7 +9209,7 @@
     <w:p>
       <w:pPr>
         <w:rPr>
-          <w:rFonts w:ascii="华文中宋" w:eastAsia="华文中宋" w:hAnsi="华文中宋"/>
+          <w:rFonts w:ascii="华文中宋" w:eastAsia="华文中宋" w:hAnsi="华文中宋" w:hint="eastAsia"/>
         </w:rPr>
       </w:pPr>
       <w:r>
@@ -9223,62 +9223,62 @@
     <w:p>
       <w:pPr>
         <w:rPr>
+          <w:rFonts w:ascii="华文中宋" w:eastAsia="华文中宋" w:hAnsi="华文中宋" w:hint="eastAsia"/>
+        </w:rPr>
+      </w:pPr>
+      <w:r>
+        <w:rPr>
+          <w:rFonts w:ascii="华文中宋" w:eastAsia="华文中宋" w:hAnsi="华文中宋" w:hint="eastAsia"/>
+        </w:rPr>
+        <w:t>嗯，我问了一下deepseek，我搞错了</w:t>
+      </w:r>
+      <w:r>
+        <w:rPr>
+          <w:rFonts w:ascii="华文中宋" w:eastAsia="华文中宋" w:hAnsi="华文中宋" w:hint="eastAsia"/>
+        </w:rPr>
+        <w:t>，这俩个不是一个东西，双线性插值是纹理采样，我还没有纹理呢，我现在要做的是重心坐标插值，就是用重心坐标的权重来加成rgb值。</w:t>
+      </w:r>
+    </w:p>
+    <w:p>
+      <w:pPr>
+        <w:rPr>
+          <w:rFonts w:ascii="华文中宋" w:eastAsia="华文中宋" w:hAnsi="华文中宋" w:hint="eastAsia"/>
+        </w:rPr>
+      </w:pPr>
+      <w:r>
+        <w:rPr>
+          <w:rFonts w:ascii="华文中宋" w:eastAsia="华文中宋" w:hAnsi="华文中宋" w:hint="eastAsia"/>
+        </w:rPr>
+        <w:t>然后我特意问了一下，</w:t>
+      </w:r>
+      <w:r>
+        <w:rPr>
           <w:rFonts w:ascii="华文中宋" w:eastAsia="华文中宋" w:hAnsi="华文中宋"/>
         </w:rPr>
-      </w:pPr>
-      <w:r>
-        <w:rPr>
-          <w:rFonts w:ascii="华文中宋" w:eastAsia="华文中宋" w:hAnsi="华文中宋" w:hint="eastAsia"/>
-        </w:rPr>
-        <w:t>嗯，我问了一下deepseek，我搞错了</w:t>
-      </w:r>
-      <w:r>
-        <w:rPr>
-          <w:rFonts w:ascii="华文中宋" w:eastAsia="华文中宋" w:hAnsi="华文中宋" w:hint="eastAsia"/>
-        </w:rPr>
-        <w:t>，这俩个不是一个东西，双线性插值是纹理采样，我还没有纹理呢，我现在要做的是重心坐标插值，就是用重心坐标的权重来加成rgb值。</w:t>
-      </w:r>
-    </w:p>
-    <w:p>
-      <w:pPr>
+        <w:t>nt stbi_write_png(char const *filename, int x, int y, int comp, const void *data, int stride_bytes)，这个data里要求</w:t>
+      </w:r>
+      <w:r>
+        <w:rPr>
+          <w:rFonts w:ascii="华文中宋" w:eastAsia="华文中宋" w:hAnsi="华文中宋" w:hint="eastAsia"/>
+        </w:rPr>
+        <w:t>的</w:t>
+      </w:r>
+      <w:r>
         <w:rPr>
           <w:rFonts w:ascii="华文中宋" w:eastAsia="华文中宋" w:hAnsi="华文中宋"/>
         </w:rPr>
-      </w:pPr>
-      <w:r>
-        <w:rPr>
-          <w:rFonts w:ascii="华文中宋" w:eastAsia="华文中宋" w:hAnsi="华文中宋" w:hint="eastAsia"/>
-        </w:rPr>
-        <w:t>然后我特意问了一下，</w:t>
+        <w:t>颜色值都是什么类型</w:t>
+      </w:r>
+      <w:r>
+        <w:rPr>
+          <w:rFonts w:ascii="华文中宋" w:eastAsia="华文中宋" w:hAnsi="华文中宋" w:hint="eastAsia"/>
+        </w:rPr>
+        <w:t>，</w:t>
       </w:r>
       <w:r>
         <w:rPr>
           <w:rFonts w:ascii="华文中宋" w:eastAsia="华文中宋" w:hAnsi="华文中宋"/>
         </w:rPr>
-        <w:t>nt stbi_write_png(char const *filename, int x, int y, int comp, const void *data, int stride_bytes)，这个data里要求</w:t>
-      </w:r>
-      <w:r>
-        <w:rPr>
-          <w:rFonts w:ascii="华文中宋" w:eastAsia="华文中宋" w:hAnsi="华文中宋" w:hint="eastAsia"/>
-        </w:rPr>
-        <w:t>的</w:t>
-      </w:r>
-      <w:r>
-        <w:rPr>
-          <w:rFonts w:ascii="华文中宋" w:eastAsia="华文中宋" w:hAnsi="华文中宋"/>
-        </w:rPr>
-        <w:t>颜色值都是什么类型</w:t>
-      </w:r>
-      <w:r>
-        <w:rPr>
-          <w:rFonts w:ascii="华文中宋" w:eastAsia="华文中宋" w:hAnsi="华文中宋" w:hint="eastAsia"/>
-        </w:rPr>
-        <w:t>，</w:t>
-      </w:r>
-      <w:r>
-        <w:rPr>
-          <w:rFonts w:ascii="华文中宋" w:eastAsia="华文中宋" w:hAnsi="华文中宋"/>
-        </w:rPr>
         <w:t>我当初弄得类型是short</w:t>
       </w:r>
       <w:r>
@@ -9291,7 +9291,7 @@
     <w:p>
       <w:pPr>
         <w:rPr>
-          <w:rFonts w:ascii="华文中宋" w:eastAsia="华文中宋" w:hAnsi="华文中宋"/>
+          <w:rFonts w:ascii="华文中宋" w:eastAsia="华文中宋" w:hAnsi="华文中宋" w:hint="eastAsia"/>
         </w:rPr>
       </w:pPr>
       <w:r>
@@ -9380,7 +9380,7 @@
     <w:p>
       <w:pPr>
         <w:rPr>
-          <w:rFonts w:ascii="华文中宋" w:eastAsia="华文中宋" w:hAnsi="华文中宋"/>
+          <w:rFonts w:ascii="华文中宋" w:eastAsia="华文中宋" w:hAnsi="华文中宋" w:hint="eastAsia"/>
         </w:rPr>
       </w:pPr>
       <w:r>
@@ -9394,7 +9394,7 @@
     <w:p>
       <w:pPr>
         <w:rPr>
-          <w:rFonts w:ascii="华文中宋" w:eastAsia="华文中宋" w:hAnsi="华文中宋"/>
+          <w:rFonts w:ascii="华文中宋" w:eastAsia="华文中宋" w:hAnsi="华文中宋" w:hint="eastAsia"/>
         </w:rPr>
       </w:pPr>
       <w:r>
@@ -9527,7 +9527,7 @@
           <w:p>
             <w:pPr>
               <w:rPr>
-                <w:rFonts w:ascii="华文中宋" w:eastAsia="华文中宋" w:hAnsi="华文中宋"/>
+                <w:rFonts w:ascii="华文中宋" w:eastAsia="华文中宋" w:hAnsi="华文中宋" w:hint="eastAsia"/>
               </w:rPr>
             </w:pPr>
             <w:r>
@@ -9553,6 +9553,2920 @@
           <w:rFonts w:ascii="华文中宋" w:eastAsia="华文中宋" w:hAnsi="华文中宋" w:hint="eastAsia"/>
         </w:rPr>
       </w:pPr>
+      <w:r>
+        <w:rPr>
+          <w:rFonts w:ascii="华文中宋" w:eastAsia="华文中宋" w:hAnsi="华文中宋" w:hint="eastAsia"/>
+        </w:rPr>
+        <w:lastRenderedPageBreak/>
+        <w:t>std::vector&lt;int&gt; image_xy(full_dot, 255);</w:t>
+      </w:r>
+    </w:p>
+    <w:p>
+      <w:pPr>
+        <w:rPr>
+          <w:rFonts w:ascii="华文中宋" w:eastAsia="华文中宋" w:hAnsi="华文中宋" w:hint="eastAsia"/>
+        </w:rPr>
+      </w:pPr>
+      <w:r>
+        <w:rPr>
+          <w:rFonts w:ascii="华文中宋" w:eastAsia="华文中宋" w:hAnsi="华文中宋" w:hint="eastAsia"/>
+        </w:rPr>
+        <w:t>如果后来我想指定背景色，在进入关善化判断前先用循环赋值数组就行。</w:t>
+      </w:r>
+    </w:p>
+    <w:p>
+      <w:pPr>
+        <w:rPr>
+          <w:rFonts w:ascii="华文中宋" w:eastAsia="华文中宋" w:hAnsi="华文中宋" w:hint="eastAsia"/>
+        </w:rPr>
+      </w:pPr>
+      <w:r>
+        <w:rPr>
+          <w:rFonts w:ascii="华文中宋" w:eastAsia="华文中宋" w:hAnsi="华文中宋"/>
+        </w:rPr>
+        <w:t>tbi_write_png(filename, width, height, comp, *image_xy, width * 3);没有与这些操作数匹配的 "*" 运算符image_xy 是 std::vector&lt;unsigned char&gt; 类型的对象*image_xy 试图对 vector 对象解引用，但 vector 本身不是指针，所以报错</w:t>
+      </w:r>
+      <w:r>
+        <w:rPr>
+          <w:rFonts w:ascii="华文中宋" w:eastAsia="华文中宋" w:hAnsi="华文中宋" w:hint="eastAsia"/>
+        </w:rPr>
+        <w:t>，改成里面的方法</w:t>
+      </w:r>
+      <w:r>
+        <w:rPr>
+          <w:rFonts w:ascii="华文中宋" w:eastAsia="华文中宋" w:hAnsi="华文中宋" w:hint="eastAsia"/>
+        </w:rPr>
+        <w:t>image_xy.data()</w:t>
+      </w:r>
+      <w:r>
+        <w:rPr>
+          <w:rFonts w:ascii="华文中宋" w:eastAsia="华文中宋" w:hAnsi="华文中宋" w:hint="eastAsia"/>
+        </w:rPr>
+        <w:t>就行了。</w:t>
+      </w:r>
+    </w:p>
+    <w:p>
+      <w:pPr>
+        <w:pStyle w:val="3"/>
+        <w:rPr>
+          <w:rFonts w:ascii="华文中宋" w:eastAsia="华文中宋" w:hAnsi="华文中宋" w:hint="eastAsia"/>
+        </w:rPr>
+      </w:pPr>
+      <w:r>
+        <w:rPr>
+          <w:rFonts w:ascii="华文中宋" w:eastAsia="华文中宋" w:hAnsi="华文中宋" w:hint="eastAsia"/>
+        </w:rPr>
+        <w:t>第一</w:t>
+      </w:r>
+      <w:r>
+        <w:rPr>
+          <w:rFonts w:ascii="华文中宋" w:eastAsia="华文中宋" w:hAnsi="华文中宋" w:hint="eastAsia"/>
+        </w:rPr>
+        <w:t>次调试</w:t>
+      </w:r>
+    </w:p>
+    <w:p>
+      <w:pPr>
+        <w:rPr>
+          <w:rFonts w:ascii="华文中宋" w:eastAsia="华文中宋" w:hAnsi="华文中宋" w:hint="eastAsia"/>
+        </w:rPr>
+      </w:pPr>
+      <w:r>
+        <w:rPr>
+          <w:rFonts w:ascii="华文中宋" w:eastAsia="华文中宋" w:hAnsi="华文中宋" w:hint="eastAsia"/>
+        </w:rPr>
+        <w:t>（1）编译后报错：</w:t>
+      </w:r>
+      <w:r>
+        <w:rPr>
+          <w:rFonts w:ascii="华文中宋" w:eastAsia="华文中宋" w:hAnsi="华文中宋"/>
+        </w:rPr>
+        <w:t>无法解析的外部符号 stbi_write_png，函数 "void __cdecl Resterization(char const *,struct myRender_vector_4 *,struct myRender_triangle *,int,int,int,int)" (?Resterization@@YAXPEBDPEAUmyRender_vector_4@@PEAUmyRender_triangle@@HHHH@Z) 中引用了该符号1 个无法解析的外部命令</w:t>
+      </w:r>
+    </w:p>
+    <w:p>
+      <w:pPr>
+        <w:rPr>
+          <w:rFonts w:ascii="华文中宋" w:eastAsia="华文中宋" w:hAnsi="华文中宋" w:hint="eastAsia"/>
+        </w:rPr>
+      </w:pPr>
+    </w:p>
+    <w:p>
+      <w:pPr>
+        <w:rPr>
+          <w:rFonts w:ascii="华文中宋" w:eastAsia="华文中宋" w:hAnsi="华文中宋" w:hint="eastAsia"/>
+        </w:rPr>
+      </w:pPr>
+      <w:r>
+        <w:rPr>
+          <w:rFonts w:ascii="华文中宋" w:eastAsia="华文中宋" w:hAnsi="华文中宋" w:hint="eastAsia"/>
+        </w:rPr>
+        <w:t>排查原因：</w:t>
+      </w:r>
+      <w:r>
+        <w:rPr>
+          <w:rFonts w:ascii="华文中宋" w:eastAsia="华文中宋" w:hAnsi="华文中宋"/>
+        </w:rPr>
+        <w:t>#define STB_IMAGE_WRITE_IMPLEMENTATION</w:t>
+      </w:r>
+      <w:r>
+        <w:rPr>
+          <w:rFonts w:ascii="华文中宋" w:eastAsia="华文中宋" w:hAnsi="华文中宋" w:hint="eastAsia"/>
+        </w:rPr>
+        <w:t>写在了include之后，define必须写在他前面，把函数的实现代码展开，不然太晚了，只看到定义没看到实现，就会有链接错误。</w:t>
+      </w:r>
+    </w:p>
+    <w:p>
+      <w:pPr>
+        <w:rPr>
+          <w:rFonts w:ascii="华文中宋" w:eastAsia="华文中宋" w:hAnsi="华文中宋" w:hint="eastAsia"/>
+        </w:rPr>
+      </w:pPr>
+      <w:r>
+        <w:rPr>
+          <w:rFonts w:ascii="华文中宋" w:eastAsia="华文中宋" w:hAnsi="华文中宋" w:hint="eastAsia"/>
+        </w:rPr>
+        <w:t>（2）在</w:t>
+      </w:r>
+      <w:r>
+        <w:rPr>
+          <w:rFonts w:ascii="华文中宋" w:eastAsia="华文中宋" w:hAnsi="华文中宋"/>
+        </w:rPr>
+        <w:t>stb_image_write库</w:t>
+      </w:r>
+      <w:r>
+        <w:rPr>
+          <w:rFonts w:ascii="华文中宋" w:eastAsia="华文中宋" w:hAnsi="华文中宋" w:hint="eastAsia"/>
+        </w:rPr>
+        <w:t>：</w:t>
+      </w:r>
+      <w:r>
+        <w:rPr>
+          <w:rFonts w:ascii="华文中宋" w:eastAsia="华文中宋" w:hAnsi="华文中宋"/>
+        </w:rPr>
+        <w:t>'sprintf': This function or variable may be unsafe. Consider using sprintf_s instead. To disable deprecation, use _CRT_SECURE_NO_WARNINGS. See online help for details.</w:t>
+      </w:r>
+    </w:p>
+    <w:p>
+      <w:pPr>
+        <w:rPr>
+          <w:rFonts w:ascii="华文中宋" w:eastAsia="华文中宋" w:hAnsi="华文中宋" w:hint="eastAsia"/>
+        </w:rPr>
+      </w:pPr>
+    </w:p>
+    <w:p>
+      <w:pPr>
+        <w:rPr>
+          <w:rFonts w:ascii="华文中宋" w:eastAsia="华文中宋" w:hAnsi="华文中宋" w:hint="eastAsia"/>
+        </w:rPr>
+      </w:pPr>
+      <w:r>
+        <w:rPr>
+          <w:rFonts w:ascii="华文中宋" w:eastAsia="华文中宋" w:hAnsi="华文中宋" w:hint="eastAsia"/>
+        </w:rPr>
+        <w:t>原因：这个库用了不安全的sprintf</w:t>
+      </w:r>
+    </w:p>
+    <w:p>
+      <w:pPr>
+        <w:rPr>
+          <w:rFonts w:ascii="华文中宋" w:eastAsia="华文中宋" w:hAnsi="华文中宋" w:hint="eastAsia"/>
+        </w:rPr>
+      </w:pPr>
+      <w:r>
+        <w:rPr>
+          <w:rFonts w:ascii="华文中宋" w:eastAsia="华文中宋" w:hAnsi="华文中宋" w:hint="eastAsia"/>
+        </w:rPr>
+        <w:t>解决办法：在c++预处理器定义里添加</w:t>
+      </w:r>
+      <w:r>
+        <w:rPr>
+          <w:rFonts w:ascii="华文中宋" w:eastAsia="华文中宋" w:hAnsi="华文中宋"/>
+        </w:rPr>
+        <w:t>_CRT_SECURE_NO_WARNINGS</w:t>
+      </w:r>
+    </w:p>
+    <w:p>
+      <w:pPr>
+        <w:rPr>
+          <w:rFonts w:ascii="华文中宋" w:eastAsia="华文中宋" w:hAnsi="华文中宋" w:hint="eastAsia"/>
+        </w:rPr>
+      </w:pPr>
+      <w:r>
+        <w:rPr>
+          <w:rFonts w:ascii="华文中宋" w:eastAsia="华文中宋" w:hAnsi="华文中宋" w:hint="eastAsia"/>
+        </w:rPr>
+        <w:t>禁用警告。</w:t>
+      </w:r>
+    </w:p>
+    <w:p>
+      <w:pPr>
+        <w:rPr>
+          <w:rFonts w:ascii="华文中宋" w:eastAsia="华文中宋" w:hAnsi="华文中宋" w:hint="eastAsia"/>
+        </w:rPr>
+      </w:pPr>
+      <w:r>
+        <w:rPr>
+          <w:rFonts w:ascii="华文中宋" w:eastAsia="华文中宋" w:hAnsi="华文中宋" w:hint="eastAsia"/>
+        </w:rPr>
+        <w:t>（3）生成myiamage代码没后缀，打不开</w:t>
+      </w:r>
+    </w:p>
+    <w:p>
+      <w:pPr>
+        <w:rPr>
+          <w:rFonts w:ascii="华文中宋" w:eastAsia="华文中宋" w:hAnsi="华文中宋" w:hint="eastAsia"/>
+        </w:rPr>
+      </w:pPr>
+      <w:r>
+        <w:rPr>
+          <w:rFonts w:ascii="华文中宋" w:eastAsia="华文中宋" w:hAnsi="华文中宋" w:hint="eastAsia"/>
+        </w:rPr>
+        <w:t>原因：</w:t>
+      </w:r>
+      <w:r>
+        <w:rPr>
+          <w:rFonts w:ascii="华文中宋" w:eastAsia="华文中宋" w:hAnsi="华文中宋"/>
+        </w:rPr>
+        <w:t>stbi_write_png 不会自动加后缀，它只管往给的文件名里写数据</w:t>
+      </w:r>
+      <w:r>
+        <w:rPr>
+          <w:rFonts w:ascii="华文中宋" w:eastAsia="华文中宋" w:hAnsi="华文中宋" w:hint="eastAsia"/>
+        </w:rPr>
+        <w:t>，所以自己加。</w:t>
+      </w:r>
+    </w:p>
+    <w:p>
+      <w:pPr>
+        <w:rPr>
+          <w:rFonts w:ascii="华文中宋" w:eastAsia="华文中宋" w:hAnsi="华文中宋" w:hint="eastAsia"/>
+        </w:rPr>
+      </w:pPr>
+    </w:p>
+    <w:p>
+      <w:pPr>
+        <w:rPr>
+          <w:rFonts w:ascii="华文中宋" w:eastAsia="华文中宋" w:hAnsi="华文中宋" w:hint="eastAsia"/>
+        </w:rPr>
+      </w:pPr>
+      <w:r>
+        <w:rPr>
+          <w:rFonts w:ascii="华文中宋" w:eastAsia="华文中宋" w:hAnsi="华文中宋" w:hint="eastAsia"/>
+        </w:rPr>
+        <w:t>失败之一：光栅化错误</w:t>
+      </w:r>
+    </w:p>
+    <w:p>
+      <w:pPr>
+        <w:rPr>
+          <w:rFonts w:ascii="华文中宋" w:eastAsia="华文中宋" w:hAnsi="华文中宋" w:hint="eastAsia"/>
+        </w:rPr>
+      </w:pPr>
+      <w:r>
+        <w:rPr>
+          <w:rFonts w:ascii="华文中宋" w:eastAsia="华文中宋" w:hAnsi="华文中宋" w:hint="eastAsia"/>
+        </w:rPr>
+        <w:lastRenderedPageBreak/>
+        <w:t>输出结果如图：</w:t>
+      </w:r>
+      <w:r>
+        <w:rPr>
+          <w:rFonts w:ascii="华文中宋" w:eastAsia="华文中宋" w:hAnsi="华文中宋"/>
+          <w:noProof/>
+        </w:rPr>
+        <w:drawing>
+          <wp:inline distT="0" distB="0" distL="0" distR="0" wp14:anchorId="34D27222" wp14:editId="6C5C721C">
+            <wp:extent cx="5274310" cy="4387215"/>
+            <wp:effectExtent l="0" t="0" r="2540" b="0"/>
+            <wp:docPr id="25358390" name="图片 1"/>
+            <wp:cNvGraphicFramePr>
+              <a:graphicFrameLocks xmlns:a="http://schemas.openxmlformats.org/drawingml/2006/main" noChangeAspect="1"/>
+            </wp:cNvGraphicFramePr>
+            <a:graphic xmlns:a="http://schemas.openxmlformats.org/drawingml/2006/main">
+              <a:graphicData uri="http://schemas.openxmlformats.org/drawingml/2006/picture">
+                <pic:pic xmlns:pic="http://schemas.openxmlformats.org/drawingml/2006/picture">
+                  <pic:nvPicPr>
+                    <pic:cNvPr id="25358390" name=""/>
+                    <pic:cNvPicPr/>
+                  </pic:nvPicPr>
+                  <pic:blipFill>
+                    <a:blip r:embed="rId7"/>
+                    <a:stretch>
+                      <a:fillRect/>
+                    </a:stretch>
+                  </pic:blipFill>
+                  <pic:spPr>
+                    <a:xfrm>
+                      <a:off x="0" y="0"/>
+                      <a:ext cx="5274310" cy="4387215"/>
+                    </a:xfrm>
+                    <a:prstGeom prst="rect">
+                      <a:avLst/>
+                    </a:prstGeom>
+                  </pic:spPr>
+                </pic:pic>
+              </a:graphicData>
+            </a:graphic>
+          </wp:inline>
+        </w:drawing>
+      </w:r>
+    </w:p>
+    <w:p>
+      <w:pPr>
+        <w:rPr>
+          <w:rFonts w:ascii="华文中宋" w:eastAsia="华文中宋" w:hAnsi="华文中宋" w:hint="eastAsia"/>
+        </w:rPr>
+      </w:pPr>
+    </w:p>
+    <w:p>
+      <w:pPr>
+        <w:rPr>
+          <w:rFonts w:ascii="华文中宋" w:eastAsia="华文中宋" w:hAnsi="华文中宋" w:hint="eastAsia"/>
+        </w:rPr>
+      </w:pPr>
+      <w:r>
+        <w:rPr>
+          <w:rFonts w:ascii="华文中宋" w:eastAsia="华文中宋" w:hAnsi="华文中宋" w:hint="eastAsia"/>
+        </w:rPr>
+        <w:t>分析：三角形没画上去，但是背景色画上去了，说明光栅化判断中那些点没写到数组里。</w:t>
+      </w:r>
+    </w:p>
+    <w:p>
+      <w:pPr>
+        <w:rPr>
+          <w:rFonts w:ascii="华文中宋" w:eastAsia="华文中宋" w:hAnsi="华文中宋" w:hint="eastAsia"/>
+        </w:rPr>
+      </w:pPr>
+      <w:r>
+        <w:rPr>
+          <w:rFonts w:ascii="华文中宋" w:eastAsia="华文中宋" w:hAnsi="华文中宋" w:hint="eastAsia"/>
+        </w:rPr>
+        <w:t>我靠，在光栅化开头加上一段排除，大概是这样</w:t>
+      </w:r>
+    </w:p>
+    <w:tbl>
+      <w:tblPr>
+        <w:tblStyle w:val="af5"/>
+        <w:tblW w:w="0" w:type="auto"/>
+        <w:tblLook w:val="04A0" w:firstRow="1" w:lastRow="0" w:firstColumn="1" w:lastColumn="0" w:noHBand="0" w:noVBand="1"/>
+      </w:tblPr>
+      <w:tblGrid>
+        <w:gridCol w:w="8296"/>
+      </w:tblGrid>
+      <w:tr>
+        <w:tc>
+          <w:tcPr>
+            <w:tcW w:w="8296" w:type="dxa"/>
+          </w:tcPr>
+          <w:p>
+            <w:pPr>
+              <w:rPr>
+                <w:rFonts w:ascii="华文中宋" w:eastAsia="华文中宋" w:hAnsi="华文中宋" w:hint="eastAsia"/>
+              </w:rPr>
+            </w:pPr>
+            <w:r>
+              <w:rPr>
+                <w:rFonts w:ascii="华文中宋" w:eastAsia="华文中宋" w:hAnsi="华文中宋" w:hint="eastAsia"/>
+              </w:rPr>
+              <w:t>printf("tri %d: (%f,%f) (%f,%f) (%f,%f)\n",</w:t>
+            </w:r>
+          </w:p>
+          <w:p>
+            <w:pPr>
+              <w:rPr>
+                <w:rFonts w:ascii="华文中宋" w:eastAsia="华文中宋" w:hAnsi="华文中宋" w:hint="eastAsia"/>
+              </w:rPr>
+            </w:pPr>
+            <w:r>
+              <w:rPr>
+                <w:rFonts w:ascii="华文中宋" w:eastAsia="华文中宋" w:hAnsi="华文中宋" w:hint="eastAsia"/>
+              </w:rPr>
+              <w:tab/>
+              <w:t>vector[triangle[0].index[0]].position[0], vector[triangle[0].index[0]].position[1],</w:t>
+            </w:r>
+          </w:p>
+          <w:p>
+            <w:pPr>
+              <w:rPr>
+                <w:rFonts w:ascii="华文中宋" w:eastAsia="华文中宋" w:hAnsi="华文中宋" w:hint="eastAsia"/>
+              </w:rPr>
+            </w:pPr>
+            <w:r>
+              <w:rPr>
+                <w:rFonts w:ascii="华文中宋" w:eastAsia="华文中宋" w:hAnsi="华文中宋" w:hint="eastAsia"/>
+              </w:rPr>
+              <w:lastRenderedPageBreak/>
+              <w:tab/>
+              <w:t>vector[triangle[0].index[1]].position[0], vector[triangle[0].index[1]].position[1],</w:t>
+            </w:r>
+          </w:p>
+          <w:p>
+            <w:pPr>
+              <w:rPr>
+                <w:rFonts w:ascii="华文中宋" w:eastAsia="华文中宋" w:hAnsi="华文中宋" w:hint="eastAsia"/>
+              </w:rPr>
+            </w:pPr>
+            <w:r>
+              <w:rPr>
+                <w:rFonts w:ascii="华文中宋" w:eastAsia="华文中宋" w:hAnsi="华文中宋" w:hint="eastAsia"/>
+              </w:rPr>
+              <w:tab/>
+              <w:t>vector[triangle[0].index[2]].position[0], vector[triangle[0].index[2]].position[1]);</w:t>
+            </w:r>
+          </w:p>
+          <w:p>
+            <w:pPr>
+              <w:rPr>
+                <w:rFonts w:ascii="华文中宋" w:eastAsia="华文中宋" w:hAnsi="华文中宋" w:hint="eastAsia"/>
+              </w:rPr>
+            </w:pPr>
+          </w:p>
+        </w:tc>
+      </w:tr>
+    </w:tbl>
+    <w:p>
+      <w:pPr>
+        <w:rPr>
+          <w:rFonts w:ascii="华文中宋" w:eastAsia="华文中宋" w:hAnsi="华文中宋" w:hint="eastAsia"/>
+        </w:rPr>
+      </w:pPr>
+      <w:r>
+        <w:rPr>
+          <w:rFonts w:ascii="华文中宋" w:eastAsia="华文中宋" w:hAnsi="华文中宋" w:hint="eastAsia"/>
+        </w:rPr>
+        <w:lastRenderedPageBreak/>
+        <w:t>输出的顶点数据</w:t>
+      </w:r>
+    </w:p>
+    <w:p>
+      <w:pPr>
+        <w:rPr>
+          <w:rFonts w:ascii="华文中宋" w:eastAsia="华文中宋" w:hAnsi="华文中宋" w:hint="eastAsia"/>
+        </w:rPr>
+      </w:pPr>
+      <w:r>
+        <w:rPr>
+          <w:rFonts w:ascii="华文中宋" w:eastAsia="华文中宋" w:hAnsi="华文中宋"/>
+          <w:noProof/>
+        </w:rPr>
+        <w:drawing>
+          <wp:inline distT="0" distB="0" distL="0" distR="0" wp14:anchorId="6E47F1CD" wp14:editId="635857F6">
+            <wp:extent cx="5274310" cy="955675"/>
+            <wp:effectExtent l="0" t="0" r="2540" b="0"/>
+            <wp:docPr id="380934988" name="图片 1"/>
+            <wp:cNvGraphicFramePr>
+              <a:graphicFrameLocks xmlns:a="http://schemas.openxmlformats.org/drawingml/2006/main" noChangeAspect="1"/>
+            </wp:cNvGraphicFramePr>
+            <a:graphic xmlns:a="http://schemas.openxmlformats.org/drawingml/2006/main">
+              <a:graphicData uri="http://schemas.openxmlformats.org/drawingml/2006/picture">
+                <pic:pic xmlns:pic="http://schemas.openxmlformats.org/drawingml/2006/picture">
+                  <pic:nvPicPr>
+                    <pic:cNvPr id="380934988" name=""/>
+                    <pic:cNvPicPr/>
+                  </pic:nvPicPr>
+                  <pic:blipFill>
+                    <a:blip r:embed="rId8"/>
+                    <a:stretch>
+                      <a:fillRect/>
+                    </a:stretch>
+                  </pic:blipFill>
+                  <pic:spPr>
+                    <a:xfrm>
+                      <a:off x="0" y="0"/>
+                      <a:ext cx="5274310" cy="955675"/>
+                    </a:xfrm>
+                    <a:prstGeom prst="rect">
+                      <a:avLst/>
+                    </a:prstGeom>
+                  </pic:spPr>
+                </pic:pic>
+              </a:graphicData>
+            </a:graphic>
+          </wp:inline>
+        </w:drawing>
+      </w:r>
+    </w:p>
+    <w:p>
+      <w:pPr>
+        <w:rPr>
+          <w:rFonts w:ascii="华文中宋" w:eastAsia="华文中宋" w:hAnsi="华文中宋" w:hint="eastAsia"/>
+        </w:rPr>
+      </w:pPr>
+      <w:r>
+        <w:rPr>
+          <w:rFonts w:ascii="华文中宋" w:eastAsia="华文中宋" w:hAnsi="华文中宋" w:hint="eastAsia"/>
+        </w:rPr>
+        <w:t>这样看来我的问题出在透视变换。</w:t>
+      </w:r>
+    </w:p>
+    <w:p>
+      <w:pPr>
+        <w:rPr>
+          <w:rFonts w:ascii="华文中宋" w:eastAsia="华文中宋" w:hAnsi="华文中宋" w:hint="eastAsia"/>
+        </w:rPr>
+      </w:pPr>
+      <w:r>
+        <w:rPr>
+          <w:rFonts w:ascii="华文中宋" w:eastAsia="华文中宋" w:hAnsi="华文中宋" w:hint="eastAsia"/>
+        </w:rPr>
+        <w:t>不，嘶，是吗，我又加了一些测试的打印函数，分别打印了除以w之前，mvp变换后，和顶点初始坐标</w:t>
+      </w:r>
+    </w:p>
+    <w:p>
+      <w:pPr>
+        <w:rPr>
+          <w:rFonts w:ascii="华文中宋" w:eastAsia="华文中宋" w:hAnsi="华文中宋" w:hint="eastAsia"/>
+        </w:rPr>
+      </w:pPr>
+      <w:r>
+        <w:rPr>
+          <w:rFonts w:ascii="华文中宋" w:eastAsia="华文中宋" w:hAnsi="华文中宋"/>
+          <w:noProof/>
+        </w:rPr>
+        <w:drawing>
+          <wp:inline distT="0" distB="0" distL="0" distR="0" wp14:anchorId="7F810A76" wp14:editId="5AF92C30">
+            <wp:extent cx="5274310" cy="2758440"/>
+            <wp:effectExtent l="0" t="0" r="2540" b="3810"/>
+            <wp:docPr id="1752436619" name="图片 1"/>
+            <wp:cNvGraphicFramePr>
+              <a:graphicFrameLocks xmlns:a="http://schemas.openxmlformats.org/drawingml/2006/main" noChangeAspect="1"/>
+            </wp:cNvGraphicFramePr>
+            <a:graphic xmlns:a="http://schemas.openxmlformats.org/drawingml/2006/main">
+              <a:graphicData uri="http://schemas.openxmlformats.org/drawingml/2006/picture">
+                <pic:pic xmlns:pic="http://schemas.openxmlformats.org/drawingml/2006/picture">
+                  <pic:nvPicPr>
+                    <pic:cNvPr id="1752436619" name=""/>
+                    <pic:cNvPicPr/>
+                  </pic:nvPicPr>
+                  <pic:blipFill>
+                    <a:blip r:embed="rId9"/>
+                    <a:stretch>
+                      <a:fillRect/>
+                    </a:stretch>
+                  </pic:blipFill>
+                  <pic:spPr>
+                    <a:xfrm>
+                      <a:off x="0" y="0"/>
+                      <a:ext cx="5274310" cy="2758440"/>
+                    </a:xfrm>
+                    <a:prstGeom prst="rect">
+                      <a:avLst/>
+                    </a:prstGeom>
+                  </pic:spPr>
+                </pic:pic>
+              </a:graphicData>
+            </a:graphic>
+          </wp:inline>
+        </w:drawing>
+      </w:r>
+    </w:p>
+    <w:p>
+      <w:pPr>
+        <w:rPr>
+          <w:rFonts w:ascii="华文中宋" w:eastAsia="华文中宋" w:hAnsi="华文中宋" w:hint="eastAsia"/>
+        </w:rPr>
+      </w:pPr>
+      <w:r>
+        <w:rPr>
+          <w:rFonts w:ascii="华文中宋" w:eastAsia="华文中宋" w:hAnsi="华文中宋" w:hint="eastAsia"/>
+        </w:rPr>
+        <w:t>目前这个mvp</w:t>
+      </w:r>
+      <w:r>
+        <w:rPr>
+          <w:rFonts w:ascii="华文中宋" w:eastAsia="华文中宋" w:hAnsi="华文中宋" w:hint="eastAsia"/>
+        </w:rPr>
+        <w:t>变换后的我写在了主函数之后，我在mvp里面再写一个</w:t>
+      </w:r>
+    </w:p>
+    <w:p>
+      <w:pPr>
+        <w:rPr>
+          <w:rFonts w:ascii="华文中宋" w:eastAsia="华文中宋" w:hAnsi="华文中宋" w:hint="eastAsia"/>
+        </w:rPr>
+      </w:pPr>
+      <w:r>
+        <w:rPr>
+          <w:rFonts w:ascii="华文中宋" w:eastAsia="华文中宋" w:hAnsi="华文中宋"/>
+          <w:noProof/>
+        </w:rPr>
+        <w:lastRenderedPageBreak/>
+        <w:drawing>
+          <wp:inline distT="0" distB="0" distL="0" distR="0" wp14:anchorId="20A258CB" wp14:editId="2471992F">
+            <wp:extent cx="5274310" cy="2801620"/>
+            <wp:effectExtent l="0" t="0" r="2540" b="0"/>
+            <wp:docPr id="2059042551" name="图片 1"/>
+            <wp:cNvGraphicFramePr>
+              <a:graphicFrameLocks xmlns:a="http://schemas.openxmlformats.org/drawingml/2006/main" noChangeAspect="1"/>
+            </wp:cNvGraphicFramePr>
+            <a:graphic xmlns:a="http://schemas.openxmlformats.org/drawingml/2006/main">
+              <a:graphicData uri="http://schemas.openxmlformats.org/drawingml/2006/picture">
+                <pic:pic xmlns:pic="http://schemas.openxmlformats.org/drawingml/2006/picture">
+                  <pic:nvPicPr>
+                    <pic:cNvPr id="2059042551" name=""/>
+                    <pic:cNvPicPr/>
+                  </pic:nvPicPr>
+                  <pic:blipFill>
+                    <a:blip r:embed="rId10"/>
+                    <a:stretch>
+                      <a:fillRect/>
+                    </a:stretch>
+                  </pic:blipFill>
+                  <pic:spPr>
+                    <a:xfrm>
+                      <a:off x="0" y="0"/>
+                      <a:ext cx="5274310" cy="2801620"/>
+                    </a:xfrm>
+                    <a:prstGeom prst="rect">
+                      <a:avLst/>
+                    </a:prstGeom>
+                  </pic:spPr>
+                </pic:pic>
+              </a:graphicData>
+            </a:graphic>
+          </wp:inline>
+        </w:drawing>
+      </w:r>
+    </w:p>
+    <w:p>
+      <w:pPr>
+        <w:rPr>
+          <w:rFonts w:ascii="华文中宋" w:eastAsia="华文中宋" w:hAnsi="华文中宋" w:hint="eastAsia"/>
+        </w:rPr>
+      </w:pPr>
+      <w:r>
+        <w:rPr>
+          <w:rFonts w:ascii="华文中宋" w:eastAsia="华文中宋" w:hAnsi="华文中宋" w:hint="eastAsia"/>
+        </w:rPr>
+        <w:t>原因大概如此吧。应该是我这个点，根本没传过来，之类的。我再在mvp</w:t>
+      </w:r>
+      <w:r>
+        <w:rPr>
+          <w:rFonts w:ascii="华文中宋" w:eastAsia="华文中宋" w:hAnsi="华文中宋" w:hint="eastAsia"/>
+        </w:rPr>
+        <w:t>函数开头，就是</w:t>
+      </w:r>
+      <w:r>
+        <w:rPr>
+          <w:rFonts w:ascii="华文中宋" w:eastAsia="华文中宋" w:hAnsi="华文中宋" w:hint="eastAsia"/>
+        </w:rPr>
+        <w:t>变换前加一个</w:t>
+      </w:r>
+    </w:p>
+    <w:p>
+      <w:pPr>
+        <w:rPr>
+          <w:rFonts w:ascii="华文中宋" w:eastAsia="华文中宋" w:hAnsi="华文中宋" w:hint="eastAsia"/>
+        </w:rPr>
+      </w:pPr>
+      <w:r>
+        <w:rPr>
+          <w:rFonts w:ascii="华文中宋" w:eastAsia="华文中宋" w:hAnsi="华文中宋"/>
+          <w:noProof/>
+        </w:rPr>
+        <w:drawing>
+          <wp:inline distT="0" distB="0" distL="0" distR="0" wp14:anchorId="5FE3670E" wp14:editId="718C2B51">
+            <wp:extent cx="5274310" cy="2825750"/>
+            <wp:effectExtent l="0" t="0" r="2540" b="0"/>
+            <wp:docPr id="559043398" name="图片 1"/>
+            <wp:cNvGraphicFramePr>
+              <a:graphicFrameLocks xmlns:a="http://schemas.openxmlformats.org/drawingml/2006/main" noChangeAspect="1"/>
+            </wp:cNvGraphicFramePr>
+            <a:graphic xmlns:a="http://schemas.openxmlformats.org/drawingml/2006/main">
+              <a:graphicData uri="http://schemas.openxmlformats.org/drawingml/2006/picture">
+                <pic:pic xmlns:pic="http://schemas.openxmlformats.org/drawingml/2006/picture">
+                  <pic:nvPicPr>
+                    <pic:cNvPr id="559043398" name=""/>
+                    <pic:cNvPicPr/>
+                  </pic:nvPicPr>
+                  <pic:blipFill>
+                    <a:blip r:embed="rId11"/>
+                    <a:stretch>
+                      <a:fillRect/>
+                    </a:stretch>
+                  </pic:blipFill>
+                  <pic:spPr>
+                    <a:xfrm>
+                      <a:off x="0" y="0"/>
+                      <a:ext cx="5274310" cy="2825750"/>
+                    </a:xfrm>
+                    <a:prstGeom prst="rect">
+                      <a:avLst/>
+                    </a:prstGeom>
+                  </pic:spPr>
+                </pic:pic>
+              </a:graphicData>
+            </a:graphic>
+          </wp:inline>
+        </w:drawing>
+      </w:r>
+    </w:p>
+    <w:p>
+      <w:pPr>
+        <w:rPr>
+          <w:rFonts w:ascii="华文中宋" w:eastAsia="华文中宋" w:hAnsi="华文中宋"/>
+        </w:rPr>
+      </w:pPr>
+      <w:r>
+        <w:rPr>
+          <w:rFonts w:ascii="华文中宋" w:eastAsia="华文中宋" w:hAnsi="华文中宋" w:hint="eastAsia"/>
+        </w:rPr>
+        <w:t>。那问题很明显了，</w:t>
+      </w:r>
+      <w:r>
+        <w:rPr>
+          <w:rFonts w:ascii="华文中宋" w:eastAsia="华文中宋" w:hAnsi="华文中宋" w:hint="eastAsia"/>
+        </w:rPr>
+        <w:t>这一看就是溢出错误，</w:t>
+      </w:r>
+      <w:r>
+        <w:rPr>
+          <w:rFonts w:ascii="华文中宋" w:eastAsia="华文中宋" w:hAnsi="华文中宋" w:hint="eastAsia"/>
+        </w:rPr>
+        <w:t>我的顶点数据没传过来，但是我的顶点数据传出去了，就是原本数据没进来，弄一堆错误数据给变换了，然后把错误数据赋上去了。</w:t>
+      </w:r>
+    </w:p>
+    <w:p>
+      <w:pPr>
+        <w:rPr>
+          <w:rFonts w:ascii="华文中宋" w:eastAsia="华文中宋" w:hAnsi="华文中宋"/>
+        </w:rPr>
+      </w:pPr>
+      <w:r>
+        <w:rPr>
+          <w:rFonts w:ascii="华文中宋" w:eastAsia="华文中宋" w:hAnsi="华文中宋" w:hint="eastAsia"/>
+        </w:rPr>
+        <w:lastRenderedPageBreak/>
+        <w:t>不，我是傻子，哈哈，这个溢出错误的原因是我测试时的printf函数，</w:t>
+      </w:r>
+      <w:r>
+        <w:rPr>
+          <w:rFonts w:ascii="华文中宋" w:eastAsia="华文中宋" w:hAnsi="华文中宋"/>
+        </w:rPr>
+        <w:t>printf("before MVP cube in MVP[%d]: (%f, %f, %f)\n", vector.position[0], vector.position[1], vector.position[2]);</w:t>
+      </w:r>
+    </w:p>
+    <w:p>
+      <w:pPr>
+        <w:rPr>
+          <w:rFonts w:ascii="华文中宋" w:eastAsia="华文中宋" w:hAnsi="华文中宋"/>
+        </w:rPr>
+      </w:pPr>
+    </w:p>
+    <w:p>
+      <w:pPr>
+        <w:rPr>
+          <w:rFonts w:ascii="华文中宋" w:eastAsia="华文中宋" w:hAnsi="华文中宋"/>
+        </w:rPr>
+      </w:pPr>
+      <w:r>
+        <w:rPr>
+          <w:rFonts w:ascii="华文中宋" w:eastAsia="华文中宋" w:hAnsi="华文中宋" w:hint="eastAsia"/>
+        </w:rPr>
+        <w:t>少了个参数，把前面%d删去了就好了。所以问题不在这里，我更改后，测试出的数据如下</w:t>
+      </w:r>
+    </w:p>
+    <w:p>
+      <w:pPr>
+        <w:rPr>
+          <w:rFonts w:ascii="华文中宋" w:eastAsia="华文中宋" w:hAnsi="华文中宋"/>
+        </w:rPr>
+      </w:pPr>
+      <w:r>
+        <w:rPr>
+          <w:rFonts w:ascii="华文中宋" w:eastAsia="华文中宋" w:hAnsi="华文中宋"/>
+        </w:rPr>
+        <w:drawing>
+          <wp:inline distT="0" distB="0" distL="0" distR="0" wp14:anchorId="341F4462" wp14:editId="4CBF95B6">
+            <wp:extent cx="5274310" cy="3311525"/>
+            <wp:effectExtent l="0" t="0" r="2540" b="3175"/>
+            <wp:docPr id="2127640856" name="图片 1"/>
+            <wp:cNvGraphicFramePr>
+              <a:graphicFrameLocks xmlns:a="http://schemas.openxmlformats.org/drawingml/2006/main" noChangeAspect="1"/>
+            </wp:cNvGraphicFramePr>
+            <a:graphic xmlns:a="http://schemas.openxmlformats.org/drawingml/2006/main">
+              <a:graphicData uri="http://schemas.openxmlformats.org/drawingml/2006/picture">
+                <pic:pic xmlns:pic="http://schemas.openxmlformats.org/drawingml/2006/picture">
+                  <pic:nvPicPr>
+                    <pic:cNvPr id="2127640856" name=""/>
+                    <pic:cNvPicPr/>
+                  </pic:nvPicPr>
+                  <pic:blipFill>
+                    <a:blip r:embed="rId12"/>
+                    <a:stretch>
+                      <a:fillRect/>
+                    </a:stretch>
+                  </pic:blipFill>
+                  <pic:spPr>
+                    <a:xfrm>
+                      <a:off x="0" y="0"/>
+                      <a:ext cx="5274310" cy="3311525"/>
+                    </a:xfrm>
+                    <a:prstGeom prst="rect">
+                      <a:avLst/>
+                    </a:prstGeom>
+                  </pic:spPr>
+                </pic:pic>
+              </a:graphicData>
+            </a:graphic>
+          </wp:inline>
+        </w:drawing>
+      </w:r>
+    </w:p>
+    <w:p>
+      <w:pPr>
+        <w:rPr>
+          <w:rFonts w:ascii="华文中宋" w:eastAsia="华文中宋" w:hAnsi="华文中宋"/>
+        </w:rPr>
+      </w:pPr>
+      <w:r>
+        <w:rPr>
+          <w:rFonts w:ascii="华文中宋" w:eastAsia="华文中宋" w:hAnsi="华文中宋"/>
+        </w:rPr>
+        <w:t>为什么我所有点算完都是一个值</w:t>
+      </w:r>
+      <w:r>
+        <w:rPr>
+          <w:rFonts w:ascii="华文中宋" w:eastAsia="华文中宋" w:hAnsi="华文中宋" w:hint="eastAsia"/>
+        </w:rPr>
+        <w:t>？</w:t>
+      </w:r>
+      <w:r>
+        <w:rPr>
+          <w:rFonts w:ascii="华文中宋" w:eastAsia="华文中宋" w:hAnsi="华文中宋" w:hint="eastAsia"/>
+        </w:rPr>
+        <w:t>那问题应该出在math库里。</w:t>
+      </w:r>
+    </w:p>
+    <w:p>
+      <w:pPr>
+        <w:rPr>
+          <w:rFonts w:ascii="华文中宋" w:eastAsia="华文中宋" w:hAnsi="华文中宋"/>
+        </w:rPr>
+      </w:pPr>
+      <w:r>
+        <w:rPr>
+          <w:rFonts w:ascii="华文中宋" w:eastAsia="华文中宋" w:hAnsi="华文中宋" w:hint="eastAsia"/>
+        </w:rPr>
+        <w:t>让deepseek给</w:t>
+      </w:r>
+      <w:r>
+        <w:rPr>
+          <w:rFonts w:ascii="华文中宋" w:eastAsia="华文中宋" w:hAnsi="华文中宋" w:hint="eastAsia"/>
+        </w:rPr>
+        <w:t>补充</w:t>
+      </w:r>
+      <w:r>
+        <w:rPr>
+          <w:rFonts w:ascii="华文中宋" w:eastAsia="华文中宋" w:hAnsi="华文中宋" w:hint="eastAsia"/>
+        </w:rPr>
+        <w:t>个测试函数，我燃尽了</w:t>
+      </w:r>
+    </w:p>
+    <w:tbl>
+      <w:tblPr>
+        <w:tblStyle w:val="af5"/>
+        <w:tblW w:w="0" w:type="auto"/>
+        <w:tblLook w:val="04A0" w:firstRow="1" w:lastRow="0" w:firstColumn="1" w:lastColumn="0" w:noHBand="0" w:noVBand="1"/>
+      </w:tblPr>
+      <w:tblGrid>
+        <w:gridCol w:w="8296"/>
+      </w:tblGrid>
+      <w:tr>
+        <w:tc>
+          <w:tcPr>
+            <w:tcW w:w="8296" w:type="dxa"/>
+          </w:tcPr>
+          <w:p>
+            <w:pPr>
+              <w:rPr>
+                <w:rFonts w:ascii="华文中宋" w:eastAsia="华文中宋" w:hAnsi="华文中宋" w:hint="eastAsia"/>
+              </w:rPr>
+            </w:pPr>
+            <w:r>
+              <w:rPr>
+                <w:rFonts w:ascii="华文中宋" w:eastAsia="华文中宋" w:hAnsi="华文中宋" w:hint="eastAsia"/>
+              </w:rPr>
+              <w:t>}</w:t>
+            </w:r>
+          </w:p>
+          <w:p>
+            <w:pPr>
+              <w:rPr>
+                <w:rFonts w:ascii="华文中宋" w:eastAsia="华文中宋" w:hAnsi="华文中宋" w:hint="eastAsia"/>
+              </w:rPr>
+            </w:pPr>
+            <w:r>
+              <w:rPr>
+                <w:rFonts w:ascii="华文中宋" w:eastAsia="华文中宋" w:hAnsi="华文中宋" w:hint="eastAsia"/>
+              </w:rPr>
+              <w:t>void test_mvp_transform(struct camera_set camera,</w:t>
+            </w:r>
+          </w:p>
+          <w:p>
+            <w:pPr>
+              <w:rPr>
+                <w:rFonts w:ascii="华文中宋" w:eastAsia="华文中宋" w:hAnsi="华文中宋" w:hint="eastAsia"/>
+              </w:rPr>
+            </w:pPr>
+            <w:r>
+              <w:rPr>
+                <w:rFonts w:ascii="华文中宋" w:eastAsia="华文中宋" w:hAnsi="华文中宋" w:hint="eastAsia"/>
+              </w:rPr>
+              <w:tab/>
+              <w:t>struct myRender_vector_4&amp; original,</w:t>
+            </w:r>
+          </w:p>
+          <w:p>
+            <w:pPr>
+              <w:rPr>
+                <w:rFonts w:ascii="华文中宋" w:eastAsia="华文中宋" w:hAnsi="华文中宋" w:hint="eastAsia"/>
+              </w:rPr>
+            </w:pPr>
+            <w:r>
+              <w:rPr>
+                <w:rFonts w:ascii="华文中宋" w:eastAsia="华文中宋" w:hAnsi="华文中宋" w:hint="eastAsia"/>
+              </w:rPr>
+              <w:tab/>
+              <w:t>struct viewing_frustum_Prespective myFrustum,  // 注意这里</w:t>
+            </w:r>
+          </w:p>
+          <w:p>
+            <w:pPr>
+              <w:rPr>
+                <w:rFonts w:ascii="华文中宋" w:eastAsia="华文中宋" w:hAnsi="华文中宋" w:hint="eastAsia"/>
+              </w:rPr>
+            </w:pPr>
+            <w:r>
+              <w:rPr>
+                <w:rFonts w:ascii="华文中宋" w:eastAsia="华文中宋" w:hAnsi="华文中宋" w:hint="eastAsia"/>
+              </w:rPr>
+              <w:lastRenderedPageBreak/>
+              <w:tab/>
+              <w:t>int width, int height)</w:t>
+            </w:r>
+          </w:p>
+          <w:p>
+            <w:pPr>
+              <w:rPr>
+                <w:rFonts w:ascii="华文中宋" w:eastAsia="华文中宋" w:hAnsi="华文中宋" w:hint="eastAsia"/>
+              </w:rPr>
+            </w:pPr>
+            <w:r>
+              <w:rPr>
+                <w:rFonts w:ascii="华文中宋" w:eastAsia="华文中宋" w:hAnsi="华文中宋" w:hint="eastAsia"/>
+              </w:rPr>
+              <w:t>{</w:t>
+            </w:r>
+          </w:p>
+          <w:p>
+            <w:pPr>
+              <w:rPr>
+                <w:rFonts w:ascii="华文中宋" w:eastAsia="华文中宋" w:hAnsi="华文中宋" w:hint="eastAsia"/>
+              </w:rPr>
+            </w:pPr>
+            <w:r>
+              <w:rPr>
+                <w:rFonts w:ascii="华文中宋" w:eastAsia="华文中宋" w:hAnsi="华文中宋" w:hint="eastAsia"/>
+              </w:rPr>
+              <w:tab/>
+              <w:t>printf("\n========== MVP TEST ==========\n");</w:t>
+            </w:r>
+          </w:p>
+          <w:p>
+            <w:pPr>
+              <w:rPr>
+                <w:rFonts w:ascii="华文中宋" w:eastAsia="华文中宋" w:hAnsi="华文中宋" w:hint="eastAsia"/>
+              </w:rPr>
+            </w:pPr>
+            <w:r>
+              <w:rPr>
+                <w:rFonts w:ascii="华文中宋" w:eastAsia="华文中宋" w:hAnsi="华文中宋" w:hint="eastAsia"/>
+              </w:rPr>
+              <w:tab/>
+              <w:t>printf("Original vertex: (%.3f, %.3f, %.3f, %.3f)\n",</w:t>
+            </w:r>
+          </w:p>
+          <w:p>
+            <w:pPr>
+              <w:rPr>
+                <w:rFonts w:ascii="华文中宋" w:eastAsia="华文中宋" w:hAnsi="华文中宋" w:hint="eastAsia"/>
+              </w:rPr>
+            </w:pPr>
+            <w:r>
+              <w:rPr>
+                <w:rFonts w:ascii="华文中宋" w:eastAsia="华文中宋" w:hAnsi="华文中宋" w:hint="eastAsia"/>
+              </w:rPr>
+              <w:tab/>
+            </w:r>
+            <w:r>
+              <w:rPr>
+                <w:rFonts w:ascii="华文中宋" w:eastAsia="华文中宋" w:hAnsi="华文中宋" w:hint="eastAsia"/>
+              </w:rPr>
+              <w:tab/>
+              <w:t>original.position[0], original.position[1],</w:t>
+            </w:r>
+          </w:p>
+          <w:p>
+            <w:pPr>
+              <w:rPr>
+                <w:rFonts w:ascii="华文中宋" w:eastAsia="华文中宋" w:hAnsi="华文中宋" w:hint="eastAsia"/>
+              </w:rPr>
+            </w:pPr>
+            <w:r>
+              <w:rPr>
+                <w:rFonts w:ascii="华文中宋" w:eastAsia="华文中宋" w:hAnsi="华文中宋" w:hint="eastAsia"/>
+              </w:rPr>
+              <w:tab/>
+            </w:r>
+            <w:r>
+              <w:rPr>
+                <w:rFonts w:ascii="华文中宋" w:eastAsia="华文中宋" w:hAnsi="华文中宋" w:hint="eastAsia"/>
+              </w:rPr>
+              <w:tab/>
+              <w:t>original.position[2], original.position[3]);</w:t>
+            </w:r>
+          </w:p>
+          <w:p>
+            <w:pPr>
+              <w:rPr>
+                <w:rFonts w:ascii="华文中宋" w:eastAsia="华文中宋" w:hAnsi="华文中宋" w:hint="eastAsia"/>
+              </w:rPr>
+            </w:pPr>
+          </w:p>
+          <w:p>
+            <w:pPr>
+              <w:rPr>
+                <w:rFonts w:ascii="华文中宋" w:eastAsia="华文中宋" w:hAnsi="华文中宋" w:hint="eastAsia"/>
+              </w:rPr>
+            </w:pPr>
+            <w:r>
+              <w:rPr>
+                <w:rFonts w:ascii="华文中宋" w:eastAsia="华文中宋" w:hAnsi="华文中宋" w:hint="eastAsia"/>
+              </w:rPr>
+              <w:tab/>
+              <w:t>// 1. 计算相机坐标系轴</w:t>
+            </w:r>
+          </w:p>
+          <w:p>
+            <w:pPr>
+              <w:rPr>
+                <w:rFonts w:ascii="华文中宋" w:eastAsia="华文中宋" w:hAnsi="华文中宋" w:hint="eastAsia"/>
+              </w:rPr>
+            </w:pPr>
+            <w:r>
+              <w:rPr>
+                <w:rFonts w:ascii="华文中宋" w:eastAsia="华文中宋" w:hAnsi="华文中宋" w:hint="eastAsia"/>
+              </w:rPr>
+              <w:tab/>
+              <w:t>struct myRender_vector_4 direction;</w:t>
+            </w:r>
+          </w:p>
+          <w:p>
+            <w:pPr>
+              <w:rPr>
+                <w:rFonts w:ascii="华文中宋" w:eastAsia="华文中宋" w:hAnsi="华文中宋" w:hint="eastAsia"/>
+              </w:rPr>
+            </w:pPr>
+            <w:r>
+              <w:rPr>
+                <w:rFonts w:ascii="华文中宋" w:eastAsia="华文中宋" w:hAnsi="华文中宋" w:hint="eastAsia"/>
+              </w:rPr>
+              <w:tab/>
+              <w:t>direction.position[0] = camera.lookat[0] - camera.position[0];</w:t>
+            </w:r>
+          </w:p>
+          <w:p>
+            <w:pPr>
+              <w:rPr>
+                <w:rFonts w:ascii="华文中宋" w:eastAsia="华文中宋" w:hAnsi="华文中宋" w:hint="eastAsia"/>
+              </w:rPr>
+            </w:pPr>
+            <w:r>
+              <w:rPr>
+                <w:rFonts w:ascii="华文中宋" w:eastAsia="华文中宋" w:hAnsi="华文中宋" w:hint="eastAsia"/>
+              </w:rPr>
+              <w:tab/>
+              <w:t>direction.position[1] = camera.lookat[1] - camera.position[1];</w:t>
+            </w:r>
+          </w:p>
+          <w:p>
+            <w:pPr>
+              <w:rPr>
+                <w:rFonts w:ascii="华文中宋" w:eastAsia="华文中宋" w:hAnsi="华文中宋" w:hint="eastAsia"/>
+              </w:rPr>
+            </w:pPr>
+            <w:r>
+              <w:rPr>
+                <w:rFonts w:ascii="华文中宋" w:eastAsia="华文中宋" w:hAnsi="华文中宋" w:hint="eastAsia"/>
+              </w:rPr>
+              <w:tab/>
+              <w:t>direction.position[2] = camera.lookat[2] - camera.position[2];</w:t>
+            </w:r>
+          </w:p>
+          <w:p>
+            <w:pPr>
+              <w:rPr>
+                <w:rFonts w:ascii="华文中宋" w:eastAsia="华文中宋" w:hAnsi="华文中宋" w:hint="eastAsia"/>
+              </w:rPr>
+            </w:pPr>
+            <w:r>
+              <w:rPr>
+                <w:rFonts w:ascii="华文中宋" w:eastAsia="华文中宋" w:hAnsi="华文中宋" w:hint="eastAsia"/>
+              </w:rPr>
+              <w:tab/>
+              <w:t>direction.position[3] = 0;</w:t>
+            </w:r>
+          </w:p>
+          <w:p>
+            <w:pPr>
+              <w:rPr>
+                <w:rFonts w:ascii="华文中宋" w:eastAsia="华文中宋" w:hAnsi="华文中宋" w:hint="eastAsia"/>
+              </w:rPr>
+            </w:pPr>
+            <w:r>
+              <w:rPr>
+                <w:rFonts w:ascii="华文中宋" w:eastAsia="华文中宋" w:hAnsi="华文中宋" w:hint="eastAsia"/>
+              </w:rPr>
+              <w:tab/>
+              <w:t>printf("Direction (lookat - pos): (%.3f, %.3f, %.3f)\n",</w:t>
+            </w:r>
+          </w:p>
+          <w:p>
+            <w:pPr>
+              <w:rPr>
+                <w:rFonts w:ascii="华文中宋" w:eastAsia="华文中宋" w:hAnsi="华文中宋" w:hint="eastAsia"/>
+              </w:rPr>
+            </w:pPr>
+            <w:r>
+              <w:rPr>
+                <w:rFonts w:ascii="华文中宋" w:eastAsia="华文中宋" w:hAnsi="华文中宋" w:hint="eastAsia"/>
+              </w:rPr>
+              <w:tab/>
+            </w:r>
+            <w:r>
+              <w:rPr>
+                <w:rFonts w:ascii="华文中宋" w:eastAsia="华文中宋" w:hAnsi="华文中宋" w:hint="eastAsia"/>
+              </w:rPr>
+              <w:tab/>
+              <w:t>direction.position[0], direction.position[1], direction.position[2]);</w:t>
+            </w:r>
+          </w:p>
+          <w:p>
+            <w:pPr>
+              <w:rPr>
+                <w:rFonts w:ascii="华文中宋" w:eastAsia="华文中宋" w:hAnsi="华文中宋" w:hint="eastAsia"/>
+              </w:rPr>
+            </w:pPr>
+          </w:p>
+          <w:p>
+            <w:pPr>
+              <w:rPr>
+                <w:rFonts w:ascii="华文中宋" w:eastAsia="华文中宋" w:hAnsi="华文中宋" w:hint="eastAsia"/>
+              </w:rPr>
+            </w:pPr>
+            <w:r>
+              <w:rPr>
+                <w:rFonts w:ascii="华文中宋" w:eastAsia="华文中宋" w:hAnsi="华文中宋" w:hint="eastAsia"/>
+              </w:rPr>
+              <w:tab/>
+              <w:t>struct myRender_vector_4 camera_X_axis = cross_product3D(direction.position, camera.up);</w:t>
+            </w:r>
+          </w:p>
+          <w:p>
+            <w:pPr>
+              <w:rPr>
+                <w:rFonts w:ascii="华文中宋" w:eastAsia="华文中宋" w:hAnsi="华文中宋" w:hint="eastAsia"/>
+              </w:rPr>
+            </w:pPr>
+            <w:r>
+              <w:rPr>
+                <w:rFonts w:ascii="华文中宋" w:eastAsia="华文中宋" w:hAnsi="华文中宋" w:hint="eastAsia"/>
+              </w:rPr>
+              <w:tab/>
+              <w:t>printf("camera_X_axis (cross(direction, up)): (%.3f, %.3f, %.3f)\n",</w:t>
+            </w:r>
+          </w:p>
+          <w:p>
+            <w:pPr>
+              <w:rPr>
+                <w:rFonts w:ascii="华文中宋" w:eastAsia="华文中宋" w:hAnsi="华文中宋" w:hint="eastAsia"/>
+              </w:rPr>
+            </w:pPr>
+            <w:r>
+              <w:rPr>
+                <w:rFonts w:ascii="华文中宋" w:eastAsia="华文中宋" w:hAnsi="华文中宋" w:hint="eastAsia"/>
+              </w:rPr>
+              <w:lastRenderedPageBreak/>
+              <w:tab/>
+            </w:r>
+            <w:r>
+              <w:rPr>
+                <w:rFonts w:ascii="华文中宋" w:eastAsia="华文中宋" w:hAnsi="华文中宋" w:hint="eastAsia"/>
+              </w:rPr>
+              <w:tab/>
+              <w:t>camera_X_axis.position[0], camera_X_axis.position[1], camera_X_axis.position[2]);</w:t>
+            </w:r>
+          </w:p>
+          <w:p>
+            <w:pPr>
+              <w:rPr>
+                <w:rFonts w:ascii="华文中宋" w:eastAsia="华文中宋" w:hAnsi="华文中宋" w:hint="eastAsia"/>
+              </w:rPr>
+            </w:pPr>
+          </w:p>
+          <w:p>
+            <w:pPr>
+              <w:rPr>
+                <w:rFonts w:ascii="华文中宋" w:eastAsia="华文中宋" w:hAnsi="华文中宋" w:hint="eastAsia"/>
+              </w:rPr>
+            </w:pPr>
+            <w:r>
+              <w:rPr>
+                <w:rFonts w:ascii="华文中宋" w:eastAsia="华文中宋" w:hAnsi="华文中宋" w:hint="eastAsia"/>
+              </w:rPr>
+              <w:tab/>
+              <w:t>// 2. 打印平移矩阵</w:t>
+            </w:r>
+          </w:p>
+          <w:p>
+            <w:pPr>
+              <w:rPr>
+                <w:rFonts w:ascii="华文中宋" w:eastAsia="华文中宋" w:hAnsi="华文中宋" w:hint="eastAsia"/>
+              </w:rPr>
+            </w:pPr>
+            <w:r>
+              <w:rPr>
+                <w:rFonts w:ascii="华文中宋" w:eastAsia="华文中宋" w:hAnsi="华文中宋" w:hint="eastAsia"/>
+              </w:rPr>
+              <w:tab/>
+              <w:t>struct Matrix3D translation = { 0 };</w:t>
+            </w:r>
+          </w:p>
+          <w:p>
+            <w:pPr>
+              <w:rPr>
+                <w:rFonts w:ascii="华文中宋" w:eastAsia="华文中宋" w:hAnsi="华文中宋" w:hint="eastAsia"/>
+              </w:rPr>
+            </w:pPr>
+            <w:r>
+              <w:rPr>
+                <w:rFonts w:ascii="华文中宋" w:eastAsia="华文中宋" w:hAnsi="华文中宋" w:hint="eastAsia"/>
+              </w:rPr>
+              <w:tab/>
+              <w:t>translation.matrix[0][3] = camera.position[0];</w:t>
+            </w:r>
+          </w:p>
+          <w:p>
+            <w:pPr>
+              <w:rPr>
+                <w:rFonts w:ascii="华文中宋" w:eastAsia="华文中宋" w:hAnsi="华文中宋" w:hint="eastAsia"/>
+              </w:rPr>
+            </w:pPr>
+            <w:r>
+              <w:rPr>
+                <w:rFonts w:ascii="华文中宋" w:eastAsia="华文中宋" w:hAnsi="华文中宋" w:hint="eastAsia"/>
+              </w:rPr>
+              <w:tab/>
+              <w:t>translation.matrix[1][3] = camera.position[1];</w:t>
+            </w:r>
+          </w:p>
+          <w:p>
+            <w:pPr>
+              <w:rPr>
+                <w:rFonts w:ascii="华文中宋" w:eastAsia="华文中宋" w:hAnsi="华文中宋" w:hint="eastAsia"/>
+              </w:rPr>
+            </w:pPr>
+            <w:r>
+              <w:rPr>
+                <w:rFonts w:ascii="华文中宋" w:eastAsia="华文中宋" w:hAnsi="华文中宋" w:hint="eastAsia"/>
+              </w:rPr>
+              <w:tab/>
+              <w:t>translation.matrix[2][3] = camera.position[2];</w:t>
+            </w:r>
+          </w:p>
+          <w:p>
+            <w:pPr>
+              <w:rPr>
+                <w:rFonts w:ascii="华文中宋" w:eastAsia="华文中宋" w:hAnsi="华文中宋" w:hint="eastAsia"/>
+              </w:rPr>
+            </w:pPr>
+            <w:r>
+              <w:rPr>
+                <w:rFonts w:ascii="华文中宋" w:eastAsia="华文中宋" w:hAnsi="华文中宋" w:hint="eastAsia"/>
+              </w:rPr>
+              <w:tab/>
+              <w:t>translation.matrix[3][3] = 1;</w:t>
+            </w:r>
+          </w:p>
+          <w:p>
+            <w:pPr>
+              <w:rPr>
+                <w:rFonts w:ascii="华文中宋" w:eastAsia="华文中宋" w:hAnsi="华文中宋" w:hint="eastAsia"/>
+              </w:rPr>
+            </w:pPr>
+            <w:r>
+              <w:rPr>
+                <w:rFonts w:ascii="华文中宋" w:eastAsia="华文中宋" w:hAnsi="华文中宋" w:hint="eastAsia"/>
+              </w:rPr>
+              <w:tab/>
+              <w:t>printf("Translation: T = (%.3f, %.3f, %.3f)\n",</w:t>
+            </w:r>
+          </w:p>
+          <w:p>
+            <w:pPr>
+              <w:rPr>
+                <w:rFonts w:ascii="华文中宋" w:eastAsia="华文中宋" w:hAnsi="华文中宋" w:hint="eastAsia"/>
+              </w:rPr>
+            </w:pPr>
+            <w:r>
+              <w:rPr>
+                <w:rFonts w:ascii="华文中宋" w:eastAsia="华文中宋" w:hAnsi="华文中宋" w:hint="eastAsia"/>
+              </w:rPr>
+              <w:tab/>
+            </w:r>
+            <w:r>
+              <w:rPr>
+                <w:rFonts w:ascii="华文中宋" w:eastAsia="华文中宋" w:hAnsi="华文中宋" w:hint="eastAsia"/>
+              </w:rPr>
+              <w:tab/>
+              <w:t>translation.matrix[0][3], translation.matrix[1][3], translation.matrix[2][3]);</w:t>
+            </w:r>
+          </w:p>
+          <w:p>
+            <w:pPr>
+              <w:rPr>
+                <w:rFonts w:ascii="华文中宋" w:eastAsia="华文中宋" w:hAnsi="华文中宋" w:hint="eastAsia"/>
+              </w:rPr>
+            </w:pPr>
+          </w:p>
+          <w:p>
+            <w:pPr>
+              <w:rPr>
+                <w:rFonts w:ascii="华文中宋" w:eastAsia="华文中宋" w:hAnsi="华文中宋" w:hint="eastAsia"/>
+              </w:rPr>
+            </w:pPr>
+            <w:r>
+              <w:rPr>
+                <w:rFonts w:ascii="华文中宋" w:eastAsia="华文中宋" w:hAnsi="华文中宋" w:hint="eastAsia"/>
+              </w:rPr>
+              <w:tab/>
+              <w:t>// 3. 打印旋转矩阵（只打第一行，第二行，第三行）</w:t>
+            </w:r>
+          </w:p>
+          <w:p>
+            <w:pPr>
+              <w:rPr>
+                <w:rFonts w:ascii="华文中宋" w:eastAsia="华文中宋" w:hAnsi="华文中宋" w:hint="eastAsia"/>
+              </w:rPr>
+            </w:pPr>
+            <w:r>
+              <w:rPr>
+                <w:rFonts w:ascii="华文中宋" w:eastAsia="华文中宋" w:hAnsi="华文中宋" w:hint="eastAsia"/>
+              </w:rPr>
+              <w:tab/>
+              <w:t>struct Matrix3D rotate = { 0 };</w:t>
+            </w:r>
+          </w:p>
+          <w:p>
+            <w:pPr>
+              <w:rPr>
+                <w:rFonts w:ascii="华文中宋" w:eastAsia="华文中宋" w:hAnsi="华文中宋" w:hint="eastAsia"/>
+              </w:rPr>
+            </w:pPr>
+            <w:r>
+              <w:rPr>
+                <w:rFonts w:ascii="华文中宋" w:eastAsia="华文中宋" w:hAnsi="华文中宋" w:hint="eastAsia"/>
+              </w:rPr>
+              <w:tab/>
+              <w:t>rotate.matrix[0][0] = camera_X_axis.position[0];</w:t>
+            </w:r>
+          </w:p>
+          <w:p>
+            <w:pPr>
+              <w:rPr>
+                <w:rFonts w:ascii="华文中宋" w:eastAsia="华文中宋" w:hAnsi="华文中宋" w:hint="eastAsia"/>
+              </w:rPr>
+            </w:pPr>
+            <w:r>
+              <w:rPr>
+                <w:rFonts w:ascii="华文中宋" w:eastAsia="华文中宋" w:hAnsi="华文中宋" w:hint="eastAsia"/>
+              </w:rPr>
+              <w:tab/>
+              <w:t>rotate.matrix[0][1] = camera_X_axis.position[1];</w:t>
+            </w:r>
+          </w:p>
+          <w:p>
+            <w:pPr>
+              <w:rPr>
+                <w:rFonts w:ascii="华文中宋" w:eastAsia="华文中宋" w:hAnsi="华文中宋" w:hint="eastAsia"/>
+              </w:rPr>
+            </w:pPr>
+            <w:r>
+              <w:rPr>
+                <w:rFonts w:ascii="华文中宋" w:eastAsia="华文中宋" w:hAnsi="华文中宋" w:hint="eastAsia"/>
+              </w:rPr>
+              <w:tab/>
+              <w:t>rotate.matrix[0][2] = camera_X_axis.position[2];</w:t>
+            </w:r>
+          </w:p>
+          <w:p>
+            <w:pPr>
+              <w:rPr>
+                <w:rFonts w:ascii="华文中宋" w:eastAsia="华文中宋" w:hAnsi="华文中宋" w:hint="eastAsia"/>
+              </w:rPr>
+            </w:pPr>
+            <w:r>
+              <w:rPr>
+                <w:rFonts w:ascii="华文中宋" w:eastAsia="华文中宋" w:hAnsi="华文中宋" w:hint="eastAsia"/>
+              </w:rPr>
+              <w:tab/>
+              <w:t>rotate.matrix[1][0] = camera.up[0];</w:t>
+            </w:r>
+          </w:p>
+          <w:p>
+            <w:pPr>
+              <w:rPr>
+                <w:rFonts w:ascii="华文中宋" w:eastAsia="华文中宋" w:hAnsi="华文中宋" w:hint="eastAsia"/>
+              </w:rPr>
+            </w:pPr>
+            <w:r>
+              <w:rPr>
+                <w:rFonts w:ascii="华文中宋" w:eastAsia="华文中宋" w:hAnsi="华文中宋" w:hint="eastAsia"/>
+              </w:rPr>
+              <w:tab/>
+              <w:t>rotate.matrix[1][1] = camera.up[1];</w:t>
+            </w:r>
+          </w:p>
+          <w:p>
+            <w:pPr>
+              <w:rPr>
+                <w:rFonts w:ascii="华文中宋" w:eastAsia="华文中宋" w:hAnsi="华文中宋" w:hint="eastAsia"/>
+              </w:rPr>
+            </w:pPr>
+            <w:r>
+              <w:rPr>
+                <w:rFonts w:ascii="华文中宋" w:eastAsia="华文中宋" w:hAnsi="华文中宋" w:hint="eastAsia"/>
+              </w:rPr>
+              <w:tab/>
+              <w:t>rotate.matrix[1][2] = camera.up[2];</w:t>
+            </w:r>
+          </w:p>
+          <w:p>
+            <w:pPr>
+              <w:rPr>
+                <w:rFonts w:ascii="华文中宋" w:eastAsia="华文中宋" w:hAnsi="华文中宋" w:hint="eastAsia"/>
+              </w:rPr>
+            </w:pPr>
+            <w:r>
+              <w:rPr>
+                <w:rFonts w:ascii="华文中宋" w:eastAsia="华文中宋" w:hAnsi="华文中宋" w:hint="eastAsia"/>
+              </w:rPr>
+              <w:tab/>
+              <w:t>rotate.matrix[2][0] = direction.position[0];</w:t>
+            </w:r>
+          </w:p>
+          <w:p>
+            <w:pPr>
+              <w:rPr>
+                <w:rFonts w:ascii="华文中宋" w:eastAsia="华文中宋" w:hAnsi="华文中宋" w:hint="eastAsia"/>
+              </w:rPr>
+            </w:pPr>
+            <w:r>
+              <w:rPr>
+                <w:rFonts w:ascii="华文中宋" w:eastAsia="华文中宋" w:hAnsi="华文中宋" w:hint="eastAsia"/>
+              </w:rPr>
+              <w:lastRenderedPageBreak/>
+              <w:tab/>
+              <w:t>rotate.matrix[2][1] = direction.position[1];</w:t>
+            </w:r>
+          </w:p>
+          <w:p>
+            <w:pPr>
+              <w:rPr>
+                <w:rFonts w:ascii="华文中宋" w:eastAsia="华文中宋" w:hAnsi="华文中宋" w:hint="eastAsia"/>
+              </w:rPr>
+            </w:pPr>
+            <w:r>
+              <w:rPr>
+                <w:rFonts w:ascii="华文中宋" w:eastAsia="华文中宋" w:hAnsi="华文中宋" w:hint="eastAsia"/>
+              </w:rPr>
+              <w:tab/>
+              <w:t>rotate.matrix[2][2] = direction.position[2];</w:t>
+            </w:r>
+          </w:p>
+          <w:p>
+            <w:pPr>
+              <w:rPr>
+                <w:rFonts w:ascii="华文中宋" w:eastAsia="华文中宋" w:hAnsi="华文中宋" w:hint="eastAsia"/>
+              </w:rPr>
+            </w:pPr>
+            <w:r>
+              <w:rPr>
+                <w:rFonts w:ascii="华文中宋" w:eastAsia="华文中宋" w:hAnsi="华文中宋" w:hint="eastAsia"/>
+              </w:rPr>
+              <w:tab/>
+              <w:t>rotate.matrix[3][3] = 1;</w:t>
+            </w:r>
+          </w:p>
+          <w:p>
+            <w:pPr>
+              <w:rPr>
+                <w:rFonts w:ascii="华文中宋" w:eastAsia="华文中宋" w:hAnsi="华文中宋" w:hint="eastAsia"/>
+              </w:rPr>
+            </w:pPr>
+            <w:r>
+              <w:rPr>
+                <w:rFonts w:ascii="华文中宋" w:eastAsia="华文中宋" w:hAnsi="华文中宋" w:hint="eastAsia"/>
+              </w:rPr>
+              <w:tab/>
+              <w:t>printf("Rotate matrix row0: (%.3f, %.3f, %.3f, %.3f)\n",</w:t>
+            </w:r>
+          </w:p>
+          <w:p>
+            <w:pPr>
+              <w:rPr>
+                <w:rFonts w:ascii="华文中宋" w:eastAsia="华文中宋" w:hAnsi="华文中宋" w:hint="eastAsia"/>
+              </w:rPr>
+            </w:pPr>
+            <w:r>
+              <w:rPr>
+                <w:rFonts w:ascii="华文中宋" w:eastAsia="华文中宋" w:hAnsi="华文中宋" w:hint="eastAsia"/>
+              </w:rPr>
+              <w:tab/>
+            </w:r>
+            <w:r>
+              <w:rPr>
+                <w:rFonts w:ascii="华文中宋" w:eastAsia="华文中宋" w:hAnsi="华文中宋" w:hint="eastAsia"/>
+              </w:rPr>
+              <w:tab/>
+              <w:t>rotate.matrix[0][0], rotate.matrix[0][1], rotate.matrix[0][2], rotate.matrix[0][3]);</w:t>
+            </w:r>
+          </w:p>
+          <w:p>
+            <w:pPr>
+              <w:rPr>
+                <w:rFonts w:ascii="华文中宋" w:eastAsia="华文中宋" w:hAnsi="华文中宋" w:hint="eastAsia"/>
+              </w:rPr>
+            </w:pPr>
+            <w:r>
+              <w:rPr>
+                <w:rFonts w:ascii="华文中宋" w:eastAsia="华文中宋" w:hAnsi="华文中宋" w:hint="eastAsia"/>
+              </w:rPr>
+              <w:tab/>
+              <w:t>printf("Rotate matrix row1: (%.3f, %.3f, %.3f, %.3f)\n",</w:t>
+            </w:r>
+          </w:p>
+          <w:p>
+            <w:pPr>
+              <w:rPr>
+                <w:rFonts w:ascii="华文中宋" w:eastAsia="华文中宋" w:hAnsi="华文中宋" w:hint="eastAsia"/>
+              </w:rPr>
+            </w:pPr>
+            <w:r>
+              <w:rPr>
+                <w:rFonts w:ascii="华文中宋" w:eastAsia="华文中宋" w:hAnsi="华文中宋" w:hint="eastAsia"/>
+              </w:rPr>
+              <w:tab/>
+            </w:r>
+            <w:r>
+              <w:rPr>
+                <w:rFonts w:ascii="华文中宋" w:eastAsia="华文中宋" w:hAnsi="华文中宋" w:hint="eastAsia"/>
+              </w:rPr>
+              <w:tab/>
+              <w:t>rotate.matrix[1][0], rotate.matrix[1][1], rotate.matrix[1][2], rotate.matrix[1][3]);</w:t>
+            </w:r>
+          </w:p>
+          <w:p>
+            <w:pPr>
+              <w:rPr>
+                <w:rFonts w:ascii="华文中宋" w:eastAsia="华文中宋" w:hAnsi="华文中宋" w:hint="eastAsia"/>
+              </w:rPr>
+            </w:pPr>
+            <w:r>
+              <w:rPr>
+                <w:rFonts w:ascii="华文中宋" w:eastAsia="华文中宋" w:hAnsi="华文中宋" w:hint="eastAsia"/>
+              </w:rPr>
+              <w:tab/>
+              <w:t>printf("Rotate matrix row2: (%.3f, %.3f, %.3f, %.3f)\n",</w:t>
+            </w:r>
+          </w:p>
+          <w:p>
+            <w:pPr>
+              <w:rPr>
+                <w:rFonts w:ascii="华文中宋" w:eastAsia="华文中宋" w:hAnsi="华文中宋" w:hint="eastAsia"/>
+              </w:rPr>
+            </w:pPr>
+            <w:r>
+              <w:rPr>
+                <w:rFonts w:ascii="华文中宋" w:eastAsia="华文中宋" w:hAnsi="华文中宋" w:hint="eastAsia"/>
+              </w:rPr>
+              <w:tab/>
+            </w:r>
+            <w:r>
+              <w:rPr>
+                <w:rFonts w:ascii="华文中宋" w:eastAsia="华文中宋" w:hAnsi="华文中宋" w:hint="eastAsia"/>
+              </w:rPr>
+              <w:tab/>
+              <w:t>rotate.matrix[2][0], rotate.matrix[2][1], rotate.matrix[2][2], rotate.matrix[2][3]);</w:t>
+            </w:r>
+          </w:p>
+          <w:p>
+            <w:pPr>
+              <w:rPr>
+                <w:rFonts w:ascii="华文中宋" w:eastAsia="华文中宋" w:hAnsi="华文中宋" w:hint="eastAsia"/>
+              </w:rPr>
+            </w:pPr>
+          </w:p>
+          <w:p>
+            <w:pPr>
+              <w:rPr>
+                <w:rFonts w:ascii="华文中宋" w:eastAsia="华文中宋" w:hAnsi="华文中宋" w:hint="eastAsia"/>
+              </w:rPr>
+            </w:pPr>
+            <w:r>
+              <w:rPr>
+                <w:rFonts w:ascii="华文中宋" w:eastAsia="华文中宋" w:hAnsi="华文中宋" w:hint="eastAsia"/>
+              </w:rPr>
+              <w:tab/>
+              <w:t>// 4. 计算 view_matrix = translation * rotate</w:t>
+            </w:r>
+          </w:p>
+          <w:p>
+            <w:pPr>
+              <w:rPr>
+                <w:rFonts w:ascii="华文中宋" w:eastAsia="华文中宋" w:hAnsi="华文中宋" w:hint="eastAsia"/>
+              </w:rPr>
+            </w:pPr>
+            <w:r>
+              <w:rPr>
+                <w:rFonts w:ascii="华文中宋" w:eastAsia="华文中宋" w:hAnsi="华文中宋" w:hint="eastAsia"/>
+              </w:rPr>
+              <w:tab/>
+              <w:t>struct Matrix3D view_matrix = Matrix3D_muilti(translation, rotate);</w:t>
+            </w:r>
+          </w:p>
+          <w:p>
+            <w:pPr>
+              <w:rPr>
+                <w:rFonts w:ascii="华文中宋" w:eastAsia="华文中宋" w:hAnsi="华文中宋" w:hint="eastAsia"/>
+              </w:rPr>
+            </w:pPr>
+            <w:r>
+              <w:rPr>
+                <w:rFonts w:ascii="华文中宋" w:eastAsia="华文中宋" w:hAnsi="华文中宋" w:hint="eastAsia"/>
+              </w:rPr>
+              <w:tab/>
+              <w:t>printf("View matrix row0: (%.3f, %.3f, %.3f, %.3f)\n",</w:t>
+            </w:r>
+          </w:p>
+          <w:p>
+            <w:pPr>
+              <w:rPr>
+                <w:rFonts w:ascii="华文中宋" w:eastAsia="华文中宋" w:hAnsi="华文中宋" w:hint="eastAsia"/>
+              </w:rPr>
+            </w:pPr>
+            <w:r>
+              <w:rPr>
+                <w:rFonts w:ascii="华文中宋" w:eastAsia="华文中宋" w:hAnsi="华文中宋" w:hint="eastAsia"/>
+              </w:rPr>
+              <w:tab/>
+            </w:r>
+            <w:r>
+              <w:rPr>
+                <w:rFonts w:ascii="华文中宋" w:eastAsia="华文中宋" w:hAnsi="华文中宋" w:hint="eastAsia"/>
+              </w:rPr>
+              <w:tab/>
+              <w:t>view_matrix.matrix[0][0], view_matrix.matrix[0][1], view_matrix.matrix[0][2], view_matrix.matrix[0][3]);</w:t>
+            </w:r>
+          </w:p>
+          <w:p>
+            <w:pPr>
+              <w:rPr>
+                <w:rFonts w:ascii="华文中宋" w:eastAsia="华文中宋" w:hAnsi="华文中宋" w:hint="eastAsia"/>
+              </w:rPr>
+            </w:pPr>
+          </w:p>
+          <w:p>
+            <w:pPr>
+              <w:rPr>
+                <w:rFonts w:ascii="华文中宋" w:eastAsia="华文中宋" w:hAnsi="华文中宋" w:hint="eastAsia"/>
+              </w:rPr>
+            </w:pPr>
+            <w:r>
+              <w:rPr>
+                <w:rFonts w:ascii="华文中宋" w:eastAsia="华文中宋" w:hAnsi="华文中宋" w:hint="eastAsia"/>
+              </w:rPr>
+              <w:tab/>
+              <w:t>// 5. 将顶点变换到相机空间</w:t>
+            </w:r>
+          </w:p>
+          <w:p>
+            <w:pPr>
+              <w:rPr>
+                <w:rFonts w:ascii="华文中宋" w:eastAsia="华文中宋" w:hAnsi="华文中宋" w:hint="eastAsia"/>
+              </w:rPr>
+            </w:pPr>
+            <w:r>
+              <w:rPr>
+                <w:rFonts w:ascii="华文中宋" w:eastAsia="华文中宋" w:hAnsi="华文中宋" w:hint="eastAsia"/>
+              </w:rPr>
+              <w:lastRenderedPageBreak/>
+              <w:tab/>
+              <w:t>struct myRender_vector_4 view_space = Matrix3D_muilti(view_matrix, original);</w:t>
+            </w:r>
+          </w:p>
+          <w:p>
+            <w:pPr>
+              <w:rPr>
+                <w:rFonts w:ascii="华文中宋" w:eastAsia="华文中宋" w:hAnsi="华文中宋" w:hint="eastAsia"/>
+              </w:rPr>
+            </w:pPr>
+            <w:r>
+              <w:rPr>
+                <w:rFonts w:ascii="华文中宋" w:eastAsia="华文中宋" w:hAnsi="华文中宋" w:hint="eastAsia"/>
+              </w:rPr>
+              <w:tab/>
+              <w:t>printf("View space vertex: (%.3f, %.3f, %.3f, %.3f)\n",</w:t>
+            </w:r>
+          </w:p>
+          <w:p>
+            <w:pPr>
+              <w:rPr>
+                <w:rFonts w:ascii="华文中宋" w:eastAsia="华文中宋" w:hAnsi="华文中宋" w:hint="eastAsia"/>
+              </w:rPr>
+            </w:pPr>
+            <w:r>
+              <w:rPr>
+                <w:rFonts w:ascii="华文中宋" w:eastAsia="华文中宋" w:hAnsi="华文中宋" w:hint="eastAsia"/>
+              </w:rPr>
+              <w:tab/>
+            </w:r>
+            <w:r>
+              <w:rPr>
+                <w:rFonts w:ascii="华文中宋" w:eastAsia="华文中宋" w:hAnsi="华文中宋" w:hint="eastAsia"/>
+              </w:rPr>
+              <w:tab/>
+              <w:t>view_space.position[0], view_space.position[1], view_space.position[2], view_space.position[3]);</w:t>
+            </w:r>
+          </w:p>
+          <w:p>
+            <w:pPr>
+              <w:rPr>
+                <w:rFonts w:ascii="华文中宋" w:eastAsia="华文中宋" w:hAnsi="华文中宋" w:hint="eastAsia"/>
+              </w:rPr>
+            </w:pPr>
+          </w:p>
+          <w:p>
+            <w:pPr>
+              <w:rPr>
+                <w:rFonts w:ascii="华文中宋" w:eastAsia="华文中宋" w:hAnsi="华文中宋" w:hint="eastAsia"/>
+              </w:rPr>
+            </w:pPr>
+            <w:r>
+              <w:rPr>
+                <w:rFonts w:ascii="华文中宋" w:eastAsia="华文中宋" w:hAnsi="华文中宋" w:hint="eastAsia"/>
+              </w:rPr>
+              <w:tab/>
+              <w:t>// 6. 打印透视矩阵参数</w:t>
+            </w:r>
+          </w:p>
+          <w:p>
+            <w:pPr>
+              <w:rPr>
+                <w:rFonts w:ascii="华文中宋" w:eastAsia="华文中宋" w:hAnsi="华文中宋" w:hint="eastAsia"/>
+              </w:rPr>
+            </w:pPr>
+            <w:r>
+              <w:rPr>
+                <w:rFonts w:ascii="华文中宋" w:eastAsia="华文中宋" w:hAnsi="华文中宋" w:hint="eastAsia"/>
+              </w:rPr>
+              <w:tab/>
+              <w:t>float rad = myFrustum.fov * 3.1415926535f / 180.0f;</w:t>
+            </w:r>
+          </w:p>
+          <w:p>
+            <w:pPr>
+              <w:rPr>
+                <w:rFonts w:ascii="华文中宋" w:eastAsia="华文中宋" w:hAnsi="华文中宋" w:hint="eastAsia"/>
+              </w:rPr>
+            </w:pPr>
+            <w:r>
+              <w:rPr>
+                <w:rFonts w:ascii="华文中宋" w:eastAsia="华文中宋" w:hAnsi="华文中宋" w:hint="eastAsia"/>
+              </w:rPr>
+              <w:tab/>
+              <w:t>float tan_half = tanf(rad / 2.0f);</w:t>
+            </w:r>
+          </w:p>
+          <w:p>
+            <w:pPr>
+              <w:rPr>
+                <w:rFonts w:ascii="华文中宋" w:eastAsia="华文中宋" w:hAnsi="华文中宋" w:hint="eastAsia"/>
+              </w:rPr>
+            </w:pPr>
+            <w:r>
+              <w:rPr>
+                <w:rFonts w:ascii="华文中宋" w:eastAsia="华文中宋" w:hAnsi="华文中宋" w:hint="eastAsia"/>
+              </w:rPr>
+              <w:tab/>
+              <w:t>printf("Perspective: fov=%.1f, near=%.2f, far=%.2f, aspect=%.2f\n",</w:t>
+            </w:r>
+          </w:p>
+          <w:p>
+            <w:pPr>
+              <w:rPr>
+                <w:rFonts w:ascii="华文中宋" w:eastAsia="华文中宋" w:hAnsi="华文中宋" w:hint="eastAsia"/>
+              </w:rPr>
+            </w:pPr>
+            <w:r>
+              <w:rPr>
+                <w:rFonts w:ascii="华文中宋" w:eastAsia="华文中宋" w:hAnsi="华文中宋" w:hint="eastAsia"/>
+              </w:rPr>
+              <w:tab/>
+            </w:r>
+            <w:r>
+              <w:rPr>
+                <w:rFonts w:ascii="华文中宋" w:eastAsia="华文中宋" w:hAnsi="华文中宋" w:hint="eastAsia"/>
+              </w:rPr>
+              <w:tab/>
+              <w:t>myFrustum.fov, myFrustum.mynear, myFrustum.myfar, myFrustum.aspect);</w:t>
+            </w:r>
+          </w:p>
+          <w:p>
+            <w:pPr>
+              <w:rPr>
+                <w:rFonts w:ascii="华文中宋" w:eastAsia="华文中宋" w:hAnsi="华文中宋" w:hint="eastAsia"/>
+              </w:rPr>
+            </w:pPr>
+            <w:r>
+              <w:rPr>
+                <w:rFonts w:ascii="华文中宋" w:eastAsia="华文中宋" w:hAnsi="华文中宋" w:hint="eastAsia"/>
+              </w:rPr>
+              <w:tab/>
+              <w:t>printf("tan_half = %.6f, 1/(aspect*tan_half)=%.6f, 1/tan_half=%.6f\n",</w:t>
+            </w:r>
+          </w:p>
+          <w:p>
+            <w:pPr>
+              <w:rPr>
+                <w:rFonts w:ascii="华文中宋" w:eastAsia="华文中宋" w:hAnsi="华文中宋" w:hint="eastAsia"/>
+              </w:rPr>
+            </w:pPr>
+            <w:r>
+              <w:rPr>
+                <w:rFonts w:ascii="华文中宋" w:eastAsia="华文中宋" w:hAnsi="华文中宋" w:hint="eastAsia"/>
+              </w:rPr>
+              <w:tab/>
+            </w:r>
+            <w:r>
+              <w:rPr>
+                <w:rFonts w:ascii="华文中宋" w:eastAsia="华文中宋" w:hAnsi="华文中宋" w:hint="eastAsia"/>
+              </w:rPr>
+              <w:tab/>
+              <w:t>tan_half, 1.0f / (myFrustum.aspect * tan_half), 1.0f / tan_half);</w:t>
+            </w:r>
+          </w:p>
+          <w:p>
+            <w:pPr>
+              <w:rPr>
+                <w:rFonts w:ascii="华文中宋" w:eastAsia="华文中宋" w:hAnsi="华文中宋" w:hint="eastAsia"/>
+              </w:rPr>
+            </w:pPr>
+          </w:p>
+          <w:p>
+            <w:pPr>
+              <w:rPr>
+                <w:rFonts w:ascii="华文中宋" w:eastAsia="华文中宋" w:hAnsi="华文中宋" w:hint="eastAsia"/>
+              </w:rPr>
+            </w:pPr>
+            <w:r>
+              <w:rPr>
+                <w:rFonts w:ascii="华文中宋" w:eastAsia="华文中宋" w:hAnsi="华文中宋" w:hint="eastAsia"/>
+              </w:rPr>
+              <w:tab/>
+              <w:t>// 7. 打印透视矩阵（只打关键元素）</w:t>
+            </w:r>
+          </w:p>
+          <w:p>
+            <w:pPr>
+              <w:rPr>
+                <w:rFonts w:ascii="华文中宋" w:eastAsia="华文中宋" w:hAnsi="华文中宋" w:hint="eastAsia"/>
+              </w:rPr>
+            </w:pPr>
+            <w:r>
+              <w:rPr>
+                <w:rFonts w:ascii="华文中宋" w:eastAsia="华文中宋" w:hAnsi="华文中宋" w:hint="eastAsia"/>
+              </w:rPr>
+              <w:tab/>
+              <w:t>struct Matrix3D persp = { 0 };</w:t>
+            </w:r>
+          </w:p>
+          <w:p>
+            <w:pPr>
+              <w:rPr>
+                <w:rFonts w:ascii="华文中宋" w:eastAsia="华文中宋" w:hAnsi="华文中宋" w:hint="eastAsia"/>
+              </w:rPr>
+            </w:pPr>
+            <w:r>
+              <w:rPr>
+                <w:rFonts w:ascii="华文中宋" w:eastAsia="华文中宋" w:hAnsi="华文中宋" w:hint="eastAsia"/>
+              </w:rPr>
+              <w:tab/>
+              <w:t>persp.matrix[0][0] = 1.0f / (myFrustum.aspect * tan_half);</w:t>
+            </w:r>
+          </w:p>
+          <w:p>
+            <w:pPr>
+              <w:rPr>
+                <w:rFonts w:ascii="华文中宋" w:eastAsia="华文中宋" w:hAnsi="华文中宋" w:hint="eastAsia"/>
+              </w:rPr>
+            </w:pPr>
+            <w:r>
+              <w:rPr>
+                <w:rFonts w:ascii="华文中宋" w:eastAsia="华文中宋" w:hAnsi="华文中宋" w:hint="eastAsia"/>
+              </w:rPr>
+              <w:tab/>
+              <w:t>persp.matrix[1][1] = 1.0f / tan_half;</w:t>
+            </w:r>
+          </w:p>
+          <w:p>
+            <w:pPr>
+              <w:rPr>
+                <w:rFonts w:ascii="华文中宋" w:eastAsia="华文中宋" w:hAnsi="华文中宋" w:hint="eastAsia"/>
+              </w:rPr>
+            </w:pPr>
+            <w:r>
+              <w:rPr>
+                <w:rFonts w:ascii="华文中宋" w:eastAsia="华文中宋" w:hAnsi="华文中宋" w:hint="eastAsia"/>
+              </w:rPr>
+              <w:lastRenderedPageBreak/>
+              <w:tab/>
+              <w:t>persp.matrix[2][2] = -(myFrustum.myfar + myFrustum.mynear) / (myFrustum.myfar - myFrustum.mynear);</w:t>
+            </w:r>
+          </w:p>
+          <w:p>
+            <w:pPr>
+              <w:rPr>
+                <w:rFonts w:ascii="华文中宋" w:eastAsia="华文中宋" w:hAnsi="华文中宋" w:hint="eastAsia"/>
+              </w:rPr>
+            </w:pPr>
+            <w:r>
+              <w:rPr>
+                <w:rFonts w:ascii="华文中宋" w:eastAsia="华文中宋" w:hAnsi="华文中宋" w:hint="eastAsia"/>
+              </w:rPr>
+              <w:tab/>
+              <w:t>persp.matrix[2][3] = -(2.0f * myFrustum.myfar * myFrustum.mynear) / (myFrustum.myfar - myFrustum.mynear);</w:t>
+            </w:r>
+          </w:p>
+          <w:p>
+            <w:pPr>
+              <w:rPr>
+                <w:rFonts w:ascii="华文中宋" w:eastAsia="华文中宋" w:hAnsi="华文中宋" w:hint="eastAsia"/>
+              </w:rPr>
+            </w:pPr>
+            <w:r>
+              <w:rPr>
+                <w:rFonts w:ascii="华文中宋" w:eastAsia="华文中宋" w:hAnsi="华文中宋" w:hint="eastAsia"/>
+              </w:rPr>
+              <w:tab/>
+              <w:t>persp.matrix[3][2] = -1.0f;</w:t>
+            </w:r>
+          </w:p>
+          <w:p>
+            <w:pPr>
+              <w:rPr>
+                <w:rFonts w:ascii="华文中宋" w:eastAsia="华文中宋" w:hAnsi="华文中宋" w:hint="eastAsia"/>
+              </w:rPr>
+            </w:pPr>
+            <w:r>
+              <w:rPr>
+                <w:rFonts w:ascii="华文中宋" w:eastAsia="华文中宋" w:hAnsi="华文中宋" w:hint="eastAsia"/>
+              </w:rPr>
+              <w:tab/>
+              <w:t>printf("Persp matrix[2][2]=%.3f, [2][3]=%.3f, [3][2]=%.3f\n",</w:t>
+            </w:r>
+          </w:p>
+          <w:p>
+            <w:pPr>
+              <w:rPr>
+                <w:rFonts w:ascii="华文中宋" w:eastAsia="华文中宋" w:hAnsi="华文中宋" w:hint="eastAsia"/>
+              </w:rPr>
+            </w:pPr>
+            <w:r>
+              <w:rPr>
+                <w:rFonts w:ascii="华文中宋" w:eastAsia="华文中宋" w:hAnsi="华文中宋" w:hint="eastAsia"/>
+              </w:rPr>
+              <w:tab/>
+            </w:r>
+            <w:r>
+              <w:rPr>
+                <w:rFonts w:ascii="华文中宋" w:eastAsia="华文中宋" w:hAnsi="华文中宋" w:hint="eastAsia"/>
+              </w:rPr>
+              <w:tab/>
+              <w:t>persp.matrix[2][2], persp.matrix[2][3], persp.matrix[3][2]);</w:t>
+            </w:r>
+          </w:p>
+          <w:p>
+            <w:pPr>
+              <w:rPr>
+                <w:rFonts w:ascii="华文中宋" w:eastAsia="华文中宋" w:hAnsi="华文中宋" w:hint="eastAsia"/>
+              </w:rPr>
+            </w:pPr>
+          </w:p>
+          <w:p>
+            <w:pPr>
+              <w:rPr>
+                <w:rFonts w:ascii="华文中宋" w:eastAsia="华文中宋" w:hAnsi="华文中宋" w:hint="eastAsia"/>
+              </w:rPr>
+            </w:pPr>
+            <w:r>
+              <w:rPr>
+                <w:rFonts w:ascii="华文中宋" w:eastAsia="华文中宋" w:hAnsi="华文中宋" w:hint="eastAsia"/>
+              </w:rPr>
+              <w:tab/>
+              <w:t>// 8. 投影到 clip space</w:t>
+            </w:r>
+          </w:p>
+          <w:p>
+            <w:pPr>
+              <w:rPr>
+                <w:rFonts w:ascii="华文中宋" w:eastAsia="华文中宋" w:hAnsi="华文中宋" w:hint="eastAsia"/>
+              </w:rPr>
+            </w:pPr>
+            <w:r>
+              <w:rPr>
+                <w:rFonts w:ascii="华文中宋" w:eastAsia="华文中宋" w:hAnsi="华文中宋" w:hint="eastAsia"/>
+              </w:rPr>
+              <w:tab/>
+              <w:t>struct myRender_vector_4 clip_space = Matrix3D_muilti(persp, view_space);</w:t>
+            </w:r>
+          </w:p>
+          <w:p>
+            <w:pPr>
+              <w:rPr>
+                <w:rFonts w:ascii="华文中宋" w:eastAsia="华文中宋" w:hAnsi="华文中宋" w:hint="eastAsia"/>
+              </w:rPr>
+            </w:pPr>
+            <w:r>
+              <w:rPr>
+                <w:rFonts w:ascii="华文中宋" w:eastAsia="华文中宋" w:hAnsi="华文中宋" w:hint="eastAsia"/>
+              </w:rPr>
+              <w:tab/>
+              <w:t>printf("Clip space vertex: (%.3f, %.3f, %.3f, %.3f)\n",</w:t>
+            </w:r>
+          </w:p>
+          <w:p>
+            <w:pPr>
+              <w:rPr>
+                <w:rFonts w:ascii="华文中宋" w:eastAsia="华文中宋" w:hAnsi="华文中宋" w:hint="eastAsia"/>
+              </w:rPr>
+            </w:pPr>
+            <w:r>
+              <w:rPr>
+                <w:rFonts w:ascii="华文中宋" w:eastAsia="华文中宋" w:hAnsi="华文中宋" w:hint="eastAsia"/>
+              </w:rPr>
+              <w:tab/>
+            </w:r>
+            <w:r>
+              <w:rPr>
+                <w:rFonts w:ascii="华文中宋" w:eastAsia="华文中宋" w:hAnsi="华文中宋" w:hint="eastAsia"/>
+              </w:rPr>
+              <w:tab/>
+              <w:t>clip_space.position[0], clip_space.position[1], clip_space.position[2], clip_space.position[3]);</w:t>
+            </w:r>
+          </w:p>
+          <w:p>
+            <w:pPr>
+              <w:rPr>
+                <w:rFonts w:ascii="华文中宋" w:eastAsia="华文中宋" w:hAnsi="华文中宋" w:hint="eastAsia"/>
+              </w:rPr>
+            </w:pPr>
+          </w:p>
+          <w:p>
+            <w:pPr>
+              <w:rPr>
+                <w:rFonts w:ascii="华文中宋" w:eastAsia="华文中宋" w:hAnsi="华文中宋" w:hint="eastAsia"/>
+              </w:rPr>
+            </w:pPr>
+            <w:r>
+              <w:rPr>
+                <w:rFonts w:ascii="华文中宋" w:eastAsia="华文中宋" w:hAnsi="华文中宋" w:hint="eastAsia"/>
+              </w:rPr>
+              <w:tab/>
+              <w:t>// 9. 齐次除法</w:t>
+            </w:r>
+          </w:p>
+          <w:p>
+            <w:pPr>
+              <w:rPr>
+                <w:rFonts w:ascii="华文中宋" w:eastAsia="华文中宋" w:hAnsi="华文中宋" w:hint="eastAsia"/>
+              </w:rPr>
+            </w:pPr>
+            <w:r>
+              <w:rPr>
+                <w:rFonts w:ascii="华文中宋" w:eastAsia="华文中宋" w:hAnsi="华文中宋" w:hint="eastAsia"/>
+              </w:rPr>
+              <w:tab/>
+              <w:t>float w = clip_space.position[3];</w:t>
+            </w:r>
+          </w:p>
+          <w:p>
+            <w:pPr>
+              <w:rPr>
+                <w:rFonts w:ascii="华文中宋" w:eastAsia="华文中宋" w:hAnsi="华文中宋" w:hint="eastAsia"/>
+              </w:rPr>
+            </w:pPr>
+            <w:r>
+              <w:rPr>
+                <w:rFonts w:ascii="华文中宋" w:eastAsia="华文中宋" w:hAnsi="华文中宋" w:hint="eastAsia"/>
+              </w:rPr>
+              <w:tab/>
+              <w:t>if (fabs(w) &lt; 1e-6) w = 1e-6;</w:t>
+            </w:r>
+          </w:p>
+          <w:p>
+            <w:pPr>
+              <w:rPr>
+                <w:rFonts w:ascii="华文中宋" w:eastAsia="华文中宋" w:hAnsi="华文中宋" w:hint="eastAsia"/>
+              </w:rPr>
+            </w:pPr>
+            <w:r>
+              <w:rPr>
+                <w:rFonts w:ascii="华文中宋" w:eastAsia="华文中宋" w:hAnsi="华文中宋" w:hint="eastAsia"/>
+              </w:rPr>
+              <w:tab/>
+              <w:t>float ndc_x = clip_space.position[0] / w;</w:t>
+            </w:r>
+          </w:p>
+          <w:p>
+            <w:pPr>
+              <w:rPr>
+                <w:rFonts w:ascii="华文中宋" w:eastAsia="华文中宋" w:hAnsi="华文中宋" w:hint="eastAsia"/>
+              </w:rPr>
+            </w:pPr>
+            <w:r>
+              <w:rPr>
+                <w:rFonts w:ascii="华文中宋" w:eastAsia="华文中宋" w:hAnsi="华文中宋" w:hint="eastAsia"/>
+              </w:rPr>
+              <w:tab/>
+              <w:t>float ndc_y = clip_space.position[1] / w;</w:t>
+            </w:r>
+          </w:p>
+          <w:p>
+            <w:pPr>
+              <w:rPr>
+                <w:rFonts w:ascii="华文中宋" w:eastAsia="华文中宋" w:hAnsi="华文中宋" w:hint="eastAsia"/>
+              </w:rPr>
+            </w:pPr>
+            <w:r>
+              <w:rPr>
+                <w:rFonts w:ascii="华文中宋" w:eastAsia="华文中宋" w:hAnsi="华文中宋" w:hint="eastAsia"/>
+              </w:rPr>
+              <w:tab/>
+              <w:t>float ndc_z = clip_space.position[2] / w;</w:t>
+            </w:r>
+          </w:p>
+          <w:p>
+            <w:pPr>
+              <w:rPr>
+                <w:rFonts w:ascii="华文中宋" w:eastAsia="华文中宋" w:hAnsi="华文中宋" w:hint="eastAsia"/>
+              </w:rPr>
+            </w:pPr>
+            <w:r>
+              <w:rPr>
+                <w:rFonts w:ascii="华文中宋" w:eastAsia="华文中宋" w:hAnsi="华文中宋" w:hint="eastAsia"/>
+              </w:rPr>
+              <w:tab/>
+              <w:t>printf("NDC: (%.3f, %.3f, %.3f)\n", ndc_x, ndc_y, ndc_z);</w:t>
+            </w:r>
+          </w:p>
+          <w:p>
+            <w:pPr>
+              <w:rPr>
+                <w:rFonts w:ascii="华文中宋" w:eastAsia="华文中宋" w:hAnsi="华文中宋" w:hint="eastAsia"/>
+              </w:rPr>
+            </w:pPr>
+          </w:p>
+          <w:p>
+            <w:pPr>
+              <w:rPr>
+                <w:rFonts w:ascii="华文中宋" w:eastAsia="华文中宋" w:hAnsi="华文中宋" w:hint="eastAsia"/>
+              </w:rPr>
+            </w:pPr>
+            <w:r>
+              <w:rPr>
+                <w:rFonts w:ascii="华文中宋" w:eastAsia="华文中宋" w:hAnsi="华文中宋" w:hint="eastAsia"/>
+              </w:rPr>
+              <w:tab/>
+              <w:t>// 10. 屏幕坐标</w:t>
+            </w:r>
+          </w:p>
+          <w:p>
+            <w:pPr>
+              <w:rPr>
+                <w:rFonts w:ascii="华文中宋" w:eastAsia="华文中宋" w:hAnsi="华文中宋" w:hint="eastAsia"/>
+              </w:rPr>
+            </w:pPr>
+            <w:r>
+              <w:rPr>
+                <w:rFonts w:ascii="华文中宋" w:eastAsia="华文中宋" w:hAnsi="华文中宋" w:hint="eastAsia"/>
+              </w:rPr>
+              <w:tab/>
+              <w:t>float screen_x = (ndc_x + 1.0f) * 0.5f * width;</w:t>
+            </w:r>
+          </w:p>
+          <w:p>
+            <w:pPr>
+              <w:rPr>
+                <w:rFonts w:ascii="华文中宋" w:eastAsia="华文中宋" w:hAnsi="华文中宋" w:hint="eastAsia"/>
+              </w:rPr>
+            </w:pPr>
+            <w:r>
+              <w:rPr>
+                <w:rFonts w:ascii="华文中宋" w:eastAsia="华文中宋" w:hAnsi="华文中宋" w:hint="eastAsia"/>
+              </w:rPr>
+              <w:tab/>
+              <w:t>float screen_y = (1.0f - (ndc_y + 1.0f) * 0.5f) * height;</w:t>
+            </w:r>
+          </w:p>
+          <w:p>
+            <w:pPr>
+              <w:rPr>
+                <w:rFonts w:ascii="华文中宋" w:eastAsia="华文中宋" w:hAnsi="华文中宋" w:hint="eastAsia"/>
+              </w:rPr>
+            </w:pPr>
+            <w:r>
+              <w:rPr>
+                <w:rFonts w:ascii="华文中宋" w:eastAsia="华文中宋" w:hAnsi="华文中宋" w:hint="eastAsia"/>
+              </w:rPr>
+              <w:tab/>
+              <w:t>printf("Screen: (%.3f, %.3f)\n", screen_x, screen_y);</w:t>
+            </w:r>
+          </w:p>
+          <w:p>
+            <w:pPr>
+              <w:rPr>
+                <w:rFonts w:ascii="华文中宋" w:eastAsia="华文中宋" w:hAnsi="华文中宋" w:hint="eastAsia"/>
+              </w:rPr>
+            </w:pPr>
+          </w:p>
+          <w:p>
+            <w:pPr>
+              <w:rPr>
+                <w:rFonts w:ascii="华文中宋" w:eastAsia="华文中宋" w:hAnsi="华文中宋" w:hint="eastAsia"/>
+              </w:rPr>
+            </w:pPr>
+            <w:r>
+              <w:rPr>
+                <w:rFonts w:ascii="华文中宋" w:eastAsia="华文中宋" w:hAnsi="华文中宋" w:hint="eastAsia"/>
+              </w:rPr>
+              <w:tab/>
+              <w:t>printf("========== END ==========\n\n");</w:t>
+            </w:r>
+          </w:p>
+          <w:p>
+            <w:pPr>
+              <w:rPr>
+                <w:rFonts w:ascii="华文中宋" w:eastAsia="华文中宋" w:hAnsi="华文中宋" w:hint="eastAsia"/>
+              </w:rPr>
+            </w:pPr>
+            <w:r>
+              <w:rPr>
+                <w:rFonts w:ascii="华文中宋" w:eastAsia="华文中宋" w:hAnsi="华文中宋" w:hint="eastAsia"/>
+              </w:rPr>
+              <w:t>}</w:t>
+            </w:r>
+          </w:p>
+          <w:p>
+            <w:pPr>
+              <w:rPr>
+                <w:rFonts w:ascii="华文中宋" w:eastAsia="华文中宋" w:hAnsi="华文中宋" w:hint="eastAsia"/>
+              </w:rPr>
+            </w:pPr>
+          </w:p>
+        </w:tc>
+      </w:tr>
+    </w:tbl>
+    <w:p>
+      <w:pPr>
+        <w:rPr>
+          <w:rFonts w:ascii="华文中宋" w:eastAsia="华文中宋" w:hAnsi="华文中宋"/>
+        </w:rPr>
+      </w:pPr>
+    </w:p>
+    <w:p>
+      <w:pPr>
+        <w:rPr>
+          <w:rFonts w:ascii="华文中宋" w:eastAsia="华文中宋" w:hAnsi="华文中宋"/>
+        </w:rPr>
+      </w:pPr>
+      <w:r>
+        <w:rPr>
+          <w:rFonts w:ascii="华文中宋" w:eastAsia="华文中宋" w:hAnsi="华文中宋" w:hint="eastAsia"/>
+        </w:rPr>
+        <w:t>用两个点测试一下</w:t>
+      </w:r>
+    </w:p>
+    <w:p>
+      <w:pPr>
+        <w:rPr>
+          <w:rFonts w:ascii="华文中宋" w:eastAsia="华文中宋" w:hAnsi="华文中宋"/>
+        </w:rPr>
+      </w:pPr>
+      <w:r>
+        <w:rPr>
+          <w:rFonts w:ascii="华文中宋" w:eastAsia="华文中宋" w:hAnsi="华文中宋"/>
+        </w:rPr>
+        <w:lastRenderedPageBreak/>
+        <w:drawing>
+          <wp:inline distT="0" distB="0" distL="0" distR="0" wp14:anchorId="6D47CDE1" wp14:editId="0607D425">
+            <wp:extent cx="5274310" cy="4275455"/>
+            <wp:effectExtent l="0" t="0" r="2540" b="0"/>
+            <wp:docPr id="1182577887" name="图片 1"/>
+            <wp:cNvGraphicFramePr>
+              <a:graphicFrameLocks xmlns:a="http://schemas.openxmlformats.org/drawingml/2006/main" noChangeAspect="1"/>
+            </wp:cNvGraphicFramePr>
+            <a:graphic xmlns:a="http://schemas.openxmlformats.org/drawingml/2006/main">
+              <a:graphicData uri="http://schemas.openxmlformats.org/drawingml/2006/picture">
+                <pic:pic xmlns:pic="http://schemas.openxmlformats.org/drawingml/2006/picture">
+                  <pic:nvPicPr>
+                    <pic:cNvPr id="1182577887" name=""/>
+                    <pic:cNvPicPr/>
+                  </pic:nvPicPr>
+                  <pic:blipFill>
+                    <a:blip r:embed="rId13"/>
+                    <a:stretch>
+                      <a:fillRect/>
+                    </a:stretch>
+                  </pic:blipFill>
+                  <pic:spPr>
+                    <a:xfrm>
+                      <a:off x="0" y="0"/>
+                      <a:ext cx="5274310" cy="4275455"/>
+                    </a:xfrm>
+                    <a:prstGeom prst="rect">
+                      <a:avLst/>
+                    </a:prstGeom>
+                  </pic:spPr>
+                </pic:pic>
+              </a:graphicData>
+            </a:graphic>
+          </wp:inline>
+        </w:drawing>
+      </w:r>
+      <w:r>
+        <w:rPr>
+          <w:rFonts w:ascii="华文中宋" w:eastAsia="华文中宋" w:hAnsi="华文中宋"/>
+        </w:rPr>
+        <w:drawing>
+          <wp:inline distT="0" distB="0" distL="0" distR="0" wp14:anchorId="7451D002" wp14:editId="77114AC1">
+            <wp:extent cx="5274310" cy="1576705"/>
+            <wp:effectExtent l="0" t="0" r="2540" b="4445"/>
+            <wp:docPr id="439860489" name="图片 1"/>
+            <wp:cNvGraphicFramePr>
+              <a:graphicFrameLocks xmlns:a="http://schemas.openxmlformats.org/drawingml/2006/main" noChangeAspect="1"/>
+            </wp:cNvGraphicFramePr>
+            <a:graphic xmlns:a="http://schemas.openxmlformats.org/drawingml/2006/main">
+              <a:graphicData uri="http://schemas.openxmlformats.org/drawingml/2006/picture">
+                <pic:pic xmlns:pic="http://schemas.openxmlformats.org/drawingml/2006/picture">
+                  <pic:nvPicPr>
+                    <pic:cNvPr id="439860489" name=""/>
+                    <pic:cNvPicPr/>
+                  </pic:nvPicPr>
+                  <pic:blipFill>
+                    <a:blip r:embed="rId14"/>
+                    <a:stretch>
+                      <a:fillRect/>
+                    </a:stretch>
+                  </pic:blipFill>
+                  <pic:spPr>
+                    <a:xfrm>
+                      <a:off x="0" y="0"/>
+                      <a:ext cx="5274310" cy="1576705"/>
+                    </a:xfrm>
+                    <a:prstGeom prst="rect">
+                      <a:avLst/>
+                    </a:prstGeom>
+                  </pic:spPr>
+                </pic:pic>
+              </a:graphicData>
+            </a:graphic>
+          </wp:inline>
+        </w:drawing>
+      </w:r>
+    </w:p>
+    <w:p>
+      <w:pPr>
+        <w:rPr>
+          <w:rFonts w:ascii="华文中宋" w:eastAsia="华文中宋" w:hAnsi="华文中宋"/>
+        </w:rPr>
+      </w:pPr>
+    </w:p>
+    <w:p>
+      <w:pPr>
+        <w:rPr>
+          <w:rFonts w:ascii="华文中宋" w:eastAsia="华文中宋" w:hAnsi="华文中宋"/>
+        </w:rPr>
+      </w:pPr>
+      <w:r>
+        <w:rPr>
+          <w:rFonts w:ascii="华文中宋" w:eastAsia="华文中宋" w:hAnsi="华文中宋" w:hint="eastAsia"/>
+        </w:rPr>
+        <w:t>怎么一回事呢，输入没问题，看的方向没问题，相机坐标x轴也正常，平移矩阵，平移矩阵是不是有问题？？应该是负的吧？旋转矩阵我觉得没问题，这个view矩阵不对吧</w:t>
+      </w:r>
+    </w:p>
+    <w:p>
+      <w:pPr>
+        <w:rPr>
+          <w:rFonts w:ascii="华文中宋" w:eastAsia="华文中宋" w:hAnsi="华文中宋" w:hint="eastAsia"/>
+        </w:rPr>
+      </w:pPr>
+      <w:r>
+        <w:rPr>
+          <w:rFonts w:ascii="华文中宋" w:eastAsia="华文中宋" w:hAnsi="华文中宋" w:hint="eastAsia"/>
+        </w:rPr>
+        <w:t>都在一个点上我自然看不到图像啊</w:t>
+      </w:r>
+    </w:p>
+    <w:p>
+      <w:pPr>
+        <w:rPr>
+          <w:rFonts w:ascii="华文中宋" w:eastAsia="华文中宋" w:hAnsi="华文中宋"/>
+        </w:rPr>
+      </w:pPr>
+      <w:r>
+        <w:rPr>
+          <w:rFonts w:ascii="华文中宋" w:eastAsia="华文中宋" w:hAnsi="华文中宋" w:hint="eastAsia"/>
+        </w:rPr>
+        <w:lastRenderedPageBreak/>
+        <w:t>哦，找到了问题，我的平移矩阵对角线没赋1，都是零，然后同时暴露出数组越界的问题</w:t>
+      </w:r>
+      <w:r>
+        <w:rPr>
+          <w:rFonts w:ascii="华文中宋" w:eastAsia="华文中宋" w:hAnsi="华文中宋" w:hint="eastAsia"/>
+        </w:rPr>
+        <w:t>，于是我将平移矩阵对角线</w:t>
+      </w:r>
+      <w:r>
+        <w:rPr>
+          <w:rFonts w:ascii="华文中宋" w:eastAsia="华文中宋" w:hAnsi="华文中宋" w:hint="eastAsia"/>
+        </w:rPr>
+        <w:t>赋值为1，然后加符号，并增加了</w:t>
+      </w:r>
+      <w:r>
+        <w:rPr>
+          <w:rFonts w:ascii="华文中宋" w:eastAsia="华文中宋" w:hAnsi="华文中宋" w:hint="eastAsia"/>
+        </w:rPr>
+        <w:t>一个判断</w:t>
+      </w:r>
+      <w:r>
+        <w:rPr>
+          <w:rFonts w:ascii="华文中宋" w:eastAsia="华文中宋" w:hAnsi="华文中宋" w:hint="eastAsia"/>
+        </w:rPr>
+        <w:t>，还有归一化，同时测试函数一块改，不然测不出来。</w:t>
+      </w:r>
+    </w:p>
+    <w:tbl>
+      <w:tblPr>
+        <w:tblStyle w:val="af5"/>
+        <w:tblW w:w="0" w:type="auto"/>
+        <w:tblLook w:val="04A0" w:firstRow="1" w:lastRow="0" w:firstColumn="1" w:lastColumn="0" w:noHBand="0" w:noVBand="1"/>
+      </w:tblPr>
+      <w:tblGrid>
+        <w:gridCol w:w="8296"/>
+      </w:tblGrid>
+      <w:tr>
+        <w:tc>
+          <w:tcPr>
+            <w:tcW w:w="8296" w:type="dxa"/>
+          </w:tcPr>
+          <w:p>
+            <w:pPr>
+              <w:rPr>
+                <w:rFonts w:ascii="华文中宋" w:eastAsia="华文中宋" w:hAnsi="华文中宋" w:hint="eastAsia"/>
+              </w:rPr>
+            </w:pPr>
+          </w:p>
+          <w:p>
+            <w:pPr>
+              <w:rPr>
+                <w:rFonts w:ascii="华文中宋" w:eastAsia="华文中宋" w:hAnsi="华文中宋" w:hint="eastAsia"/>
+              </w:rPr>
+            </w:pPr>
+            <w:r>
+              <w:rPr>
+                <w:rFonts w:ascii="华文中宋" w:eastAsia="华文中宋" w:hAnsi="华文中宋" w:hint="eastAsia"/>
+              </w:rPr>
+              <w:tab/>
+            </w:r>
+            <w:r>
+              <w:rPr>
+                <w:rFonts w:ascii="华文中宋" w:eastAsia="华文中宋" w:hAnsi="华文中宋" w:hint="eastAsia"/>
+              </w:rPr>
+              <w:tab/>
+            </w:r>
+            <w:r>
+              <w:rPr>
+                <w:rFonts w:ascii="华文中宋" w:eastAsia="华文中宋" w:hAnsi="华文中宋" w:hint="eastAsia"/>
+              </w:rPr>
+              <w:tab/>
+            </w:r>
+            <w:r>
+              <w:rPr>
+                <w:rFonts w:ascii="华文中宋" w:eastAsia="华文中宋" w:hAnsi="华文中宋" w:hint="eastAsia"/>
+              </w:rPr>
+              <w:tab/>
+            </w:r>
+            <w:r>
+              <w:rPr>
+                <w:rFonts w:ascii="华文中宋" w:eastAsia="华文中宋" w:hAnsi="华文中宋" w:hint="eastAsia"/>
+              </w:rPr>
+              <w:tab/>
+              <w:t>if (current_x &gt;= 0 &amp;&amp; current_x &lt; width &amp;&amp;</w:t>
+            </w:r>
+          </w:p>
+          <w:p>
+            <w:pPr>
+              <w:rPr>
+                <w:rFonts w:ascii="华文中宋" w:eastAsia="华文中宋" w:hAnsi="华文中宋" w:hint="eastAsia"/>
+              </w:rPr>
+            </w:pPr>
+            <w:r>
+              <w:rPr>
+                <w:rFonts w:ascii="华文中宋" w:eastAsia="华文中宋" w:hAnsi="华文中宋" w:hint="eastAsia"/>
+              </w:rPr>
+              <w:tab/>
+            </w:r>
+            <w:r>
+              <w:rPr>
+                <w:rFonts w:ascii="华文中宋" w:eastAsia="华文中宋" w:hAnsi="华文中宋" w:hint="eastAsia"/>
+              </w:rPr>
+              <w:tab/>
+            </w:r>
+            <w:r>
+              <w:rPr>
+                <w:rFonts w:ascii="华文中宋" w:eastAsia="华文中宋" w:hAnsi="华文中宋" w:hint="eastAsia"/>
+              </w:rPr>
+              <w:tab/>
+            </w:r>
+            <w:r>
+              <w:rPr>
+                <w:rFonts w:ascii="华文中宋" w:eastAsia="华文中宋" w:hAnsi="华文中宋" w:hint="eastAsia"/>
+              </w:rPr>
+              <w:tab/>
+            </w:r>
+            <w:r>
+              <w:rPr>
+                <w:rFonts w:ascii="华文中宋" w:eastAsia="华文中宋" w:hAnsi="华文中宋" w:hint="eastAsia"/>
+              </w:rPr>
+              <w:tab/>
+            </w:r>
+            <w:r>
+              <w:rPr>
+                <w:rFonts w:ascii="华文中宋" w:eastAsia="华文中宋" w:hAnsi="华文中宋" w:hint="eastAsia"/>
+              </w:rPr>
+              <w:tab/>
+              <w:t>current_y &gt;= 0 &amp;&amp; current_y &lt; height)</w:t>
+            </w:r>
+          </w:p>
+          <w:p>
+            <w:pPr>
+              <w:rPr>
+                <w:rFonts w:ascii="华文中宋" w:eastAsia="华文中宋" w:hAnsi="华文中宋" w:hint="eastAsia"/>
+              </w:rPr>
+            </w:pPr>
+            <w:r>
+              <w:rPr>
+                <w:rFonts w:ascii="华文中宋" w:eastAsia="华文中宋" w:hAnsi="华文中宋" w:hint="eastAsia"/>
+              </w:rPr>
+              <w:tab/>
+            </w:r>
+            <w:r>
+              <w:rPr>
+                <w:rFonts w:ascii="华文中宋" w:eastAsia="华文中宋" w:hAnsi="华文中宋" w:hint="eastAsia"/>
+              </w:rPr>
+              <w:tab/>
+            </w:r>
+            <w:r>
+              <w:rPr>
+                <w:rFonts w:ascii="华文中宋" w:eastAsia="华文中宋" w:hAnsi="华文中宋" w:hint="eastAsia"/>
+              </w:rPr>
+              <w:tab/>
+            </w:r>
+            <w:r>
+              <w:rPr>
+                <w:rFonts w:ascii="华文中宋" w:eastAsia="华文中宋" w:hAnsi="华文中宋" w:hint="eastAsia"/>
+              </w:rPr>
+              <w:tab/>
+            </w:r>
+            <w:r>
+              <w:rPr>
+                <w:rFonts w:ascii="华文中宋" w:eastAsia="华文中宋" w:hAnsi="华文中宋" w:hint="eastAsia"/>
+              </w:rPr>
+              <w:tab/>
+              <w:t>{</w:t>
+            </w:r>
+          </w:p>
+          <w:p>
+            <w:pPr>
+              <w:rPr>
+                <w:rFonts w:ascii="华文中宋" w:eastAsia="华文中宋" w:hAnsi="华文中宋" w:hint="eastAsia"/>
+              </w:rPr>
+            </w:pPr>
+            <w:r>
+              <w:rPr>
+                <w:rFonts w:ascii="华文中宋" w:eastAsia="华文中宋" w:hAnsi="华文中宋" w:hint="eastAsia"/>
+              </w:rPr>
+              <w:tab/>
+            </w:r>
+            <w:r>
+              <w:rPr>
+                <w:rFonts w:ascii="华文中宋" w:eastAsia="华文中宋" w:hAnsi="华文中宋" w:hint="eastAsia"/>
+              </w:rPr>
+              <w:tab/>
+            </w:r>
+            <w:r>
+              <w:rPr>
+                <w:rFonts w:ascii="华文中宋" w:eastAsia="华文中宋" w:hAnsi="华文中宋" w:hint="eastAsia"/>
+              </w:rPr>
+              <w:tab/>
+            </w:r>
+            <w:r>
+              <w:rPr>
+                <w:rFonts w:ascii="华文中宋" w:eastAsia="华文中宋" w:hAnsi="华文中宋" w:hint="eastAsia"/>
+              </w:rPr>
+              <w:tab/>
+            </w:r>
+            <w:r>
+              <w:rPr>
+                <w:rFonts w:ascii="华文中宋" w:eastAsia="华文中宋" w:hAnsi="华文中宋" w:hint="eastAsia"/>
+              </w:rPr>
+              <w:tab/>
+            </w:r>
+            <w:r>
+              <w:rPr>
+                <w:rFonts w:ascii="华文中宋" w:eastAsia="华文中宋" w:hAnsi="华文中宋" w:hint="eastAsia"/>
+              </w:rPr>
+              <w:tab/>
+              <w:t>int index_image = (current_y * width + current_x) * 3;</w:t>
+            </w:r>
+          </w:p>
+          <w:p>
+            <w:pPr>
+              <w:rPr>
+                <w:rFonts w:ascii="华文中宋" w:eastAsia="华文中宋" w:hAnsi="华文中宋" w:hint="eastAsia"/>
+              </w:rPr>
+            </w:pPr>
+            <w:r>
+              <w:rPr>
+                <w:rFonts w:ascii="华文中宋" w:eastAsia="华文中宋" w:hAnsi="华文中宋" w:hint="eastAsia"/>
+              </w:rPr>
+              <w:tab/>
+            </w:r>
+            <w:r>
+              <w:rPr>
+                <w:rFonts w:ascii="华文中宋" w:eastAsia="华文中宋" w:hAnsi="华文中宋" w:hint="eastAsia"/>
+              </w:rPr>
+              <w:tab/>
+            </w:r>
+            <w:r>
+              <w:rPr>
+                <w:rFonts w:ascii="华文中宋" w:eastAsia="华文中宋" w:hAnsi="华文中宋" w:hint="eastAsia"/>
+              </w:rPr>
+              <w:tab/>
+            </w:r>
+            <w:r>
+              <w:rPr>
+                <w:rFonts w:ascii="华文中宋" w:eastAsia="华文中宋" w:hAnsi="华文中宋" w:hint="eastAsia"/>
+              </w:rPr>
+              <w:tab/>
+            </w:r>
+            <w:r>
+              <w:rPr>
+                <w:rFonts w:ascii="华文中宋" w:eastAsia="华文中宋" w:hAnsi="华文中宋" w:hint="eastAsia"/>
+              </w:rPr>
+              <w:tab/>
+            </w:r>
+            <w:r>
+              <w:rPr>
+                <w:rFonts w:ascii="华文中宋" w:eastAsia="华文中宋" w:hAnsi="华文中宋" w:hint="eastAsia"/>
+              </w:rPr>
+              <w:tab/>
+              <w:t>image_xy[index_image] = r;</w:t>
+            </w:r>
+          </w:p>
+          <w:p>
+            <w:pPr>
+              <w:rPr>
+                <w:rFonts w:ascii="华文中宋" w:eastAsia="华文中宋" w:hAnsi="华文中宋" w:hint="eastAsia"/>
+              </w:rPr>
+            </w:pPr>
+            <w:r>
+              <w:rPr>
+                <w:rFonts w:ascii="华文中宋" w:eastAsia="华文中宋" w:hAnsi="华文中宋" w:hint="eastAsia"/>
+              </w:rPr>
+              <w:tab/>
+            </w:r>
+            <w:r>
+              <w:rPr>
+                <w:rFonts w:ascii="华文中宋" w:eastAsia="华文中宋" w:hAnsi="华文中宋" w:hint="eastAsia"/>
+              </w:rPr>
+              <w:tab/>
+            </w:r>
+            <w:r>
+              <w:rPr>
+                <w:rFonts w:ascii="华文中宋" w:eastAsia="华文中宋" w:hAnsi="华文中宋" w:hint="eastAsia"/>
+              </w:rPr>
+              <w:tab/>
+            </w:r>
+            <w:r>
+              <w:rPr>
+                <w:rFonts w:ascii="华文中宋" w:eastAsia="华文中宋" w:hAnsi="华文中宋" w:hint="eastAsia"/>
+              </w:rPr>
+              <w:tab/>
+            </w:r>
+            <w:r>
+              <w:rPr>
+                <w:rFonts w:ascii="华文中宋" w:eastAsia="华文中宋" w:hAnsi="华文中宋" w:hint="eastAsia"/>
+              </w:rPr>
+              <w:tab/>
+            </w:r>
+            <w:r>
+              <w:rPr>
+                <w:rFonts w:ascii="华文中宋" w:eastAsia="华文中宋" w:hAnsi="华文中宋" w:hint="eastAsia"/>
+              </w:rPr>
+              <w:tab/>
+              <w:t>image_xy[index_image + 1] = g;</w:t>
+            </w:r>
+          </w:p>
+          <w:p>
+            <w:pPr>
+              <w:rPr>
+                <w:rFonts w:ascii="华文中宋" w:eastAsia="华文中宋" w:hAnsi="华文中宋" w:hint="eastAsia"/>
+              </w:rPr>
+            </w:pPr>
+            <w:r>
+              <w:rPr>
+                <w:rFonts w:ascii="华文中宋" w:eastAsia="华文中宋" w:hAnsi="华文中宋" w:hint="eastAsia"/>
+              </w:rPr>
+              <w:tab/>
+            </w:r>
+            <w:r>
+              <w:rPr>
+                <w:rFonts w:ascii="华文中宋" w:eastAsia="华文中宋" w:hAnsi="华文中宋" w:hint="eastAsia"/>
+              </w:rPr>
+              <w:tab/>
+            </w:r>
+            <w:r>
+              <w:rPr>
+                <w:rFonts w:ascii="华文中宋" w:eastAsia="华文中宋" w:hAnsi="华文中宋" w:hint="eastAsia"/>
+              </w:rPr>
+              <w:tab/>
+            </w:r>
+            <w:r>
+              <w:rPr>
+                <w:rFonts w:ascii="华文中宋" w:eastAsia="华文中宋" w:hAnsi="华文中宋" w:hint="eastAsia"/>
+              </w:rPr>
+              <w:tab/>
+            </w:r>
+            <w:r>
+              <w:rPr>
+                <w:rFonts w:ascii="华文中宋" w:eastAsia="华文中宋" w:hAnsi="华文中宋" w:hint="eastAsia"/>
+              </w:rPr>
+              <w:tab/>
+            </w:r>
+            <w:r>
+              <w:rPr>
+                <w:rFonts w:ascii="华文中宋" w:eastAsia="华文中宋" w:hAnsi="华文中宋" w:hint="eastAsia"/>
+              </w:rPr>
+              <w:tab/>
+              <w:t>image_xy[index_image + 2] = b;</w:t>
+            </w:r>
+          </w:p>
+          <w:p>
+            <w:pPr>
+              <w:rPr>
+                <w:rFonts w:ascii="华文中宋" w:eastAsia="华文中宋" w:hAnsi="华文中宋"/>
+              </w:rPr>
+            </w:pPr>
+            <w:r>
+              <w:rPr>
+                <w:rFonts w:ascii="华文中宋" w:eastAsia="华文中宋" w:hAnsi="华文中宋" w:hint="eastAsia"/>
+              </w:rPr>
+              <w:tab/>
+            </w:r>
+            <w:r>
+              <w:rPr>
+                <w:rFonts w:ascii="华文中宋" w:eastAsia="华文中宋" w:hAnsi="华文中宋" w:hint="eastAsia"/>
+              </w:rPr>
+              <w:tab/>
+            </w:r>
+            <w:r>
+              <w:rPr>
+                <w:rFonts w:ascii="华文中宋" w:eastAsia="华文中宋" w:hAnsi="华文中宋" w:hint="eastAsia"/>
+              </w:rPr>
+              <w:tab/>
+            </w:r>
+            <w:r>
+              <w:rPr>
+                <w:rFonts w:ascii="华文中宋" w:eastAsia="华文中宋" w:hAnsi="华文中宋" w:hint="eastAsia"/>
+              </w:rPr>
+              <w:tab/>
+            </w:r>
+            <w:r>
+              <w:rPr>
+                <w:rFonts w:ascii="华文中宋" w:eastAsia="华文中宋" w:hAnsi="华文中宋" w:hint="eastAsia"/>
+              </w:rPr>
+              <w:tab/>
+              <w:t>}</w:t>
+            </w:r>
+          </w:p>
+          <w:p>
+            <w:pPr>
+              <w:rPr>
+                <w:rFonts w:ascii="华文中宋" w:eastAsia="华文中宋" w:hAnsi="华文中宋" w:hint="eastAsia"/>
+              </w:rPr>
+            </w:pPr>
+          </w:p>
+        </w:tc>
+      </w:tr>
+    </w:tbl>
+    <w:p>
+      <w:pPr>
+        <w:rPr>
+          <w:rFonts w:ascii="华文中宋" w:eastAsia="华文中宋" w:hAnsi="华文中宋"/>
+        </w:rPr>
+      </w:pPr>
+    </w:p>
+    <w:p>
+      <w:pPr>
+        <w:rPr>
+          <w:rFonts w:ascii="华文中宋" w:eastAsia="华文中宋" w:hAnsi="华文中宋"/>
+        </w:rPr>
+      </w:pPr>
+    </w:p>
+    <w:p>
+      <w:pPr>
+        <w:rPr>
+          <w:rFonts w:ascii="华文中宋" w:eastAsia="华文中宋" w:hAnsi="华文中宋"/>
+        </w:rPr>
+      </w:pPr>
+      <w:r>
+        <w:rPr>
+          <w:rFonts w:ascii="华文中宋" w:eastAsia="华文中宋" w:hAnsi="华文中宋" w:hint="eastAsia"/>
+        </w:rPr>
+        <w:t>失败之二：挤在左下角，但是好歹有图像了</w:t>
+      </w:r>
+    </w:p>
+    <w:p>
+      <w:pPr>
+        <w:rPr>
+          <w:rFonts w:ascii="华文中宋" w:eastAsia="华文中宋" w:hAnsi="华文中宋" w:hint="eastAsia"/>
+        </w:rPr>
+      </w:pPr>
+      <w:r>
+        <w:rPr>
+          <w:rFonts w:ascii="华文中宋" w:eastAsia="华文中宋" w:hAnsi="华文中宋"/>
+        </w:rPr>
+        <w:lastRenderedPageBreak/>
+        <w:drawing>
+          <wp:inline distT="0" distB="0" distL="0" distR="0" wp14:anchorId="1E865F3F" wp14:editId="778FEF30">
+            <wp:extent cx="5274310" cy="3106420"/>
+            <wp:effectExtent l="0" t="0" r="2540" b="0"/>
+            <wp:docPr id="715271272" name="图片 1"/>
+            <wp:cNvGraphicFramePr>
+              <a:graphicFrameLocks xmlns:a="http://schemas.openxmlformats.org/drawingml/2006/main" noChangeAspect="1"/>
+            </wp:cNvGraphicFramePr>
+            <a:graphic xmlns:a="http://schemas.openxmlformats.org/drawingml/2006/main">
+              <a:graphicData uri="http://schemas.openxmlformats.org/drawingml/2006/picture">
+                <pic:pic xmlns:pic="http://schemas.openxmlformats.org/drawingml/2006/picture">
+                  <pic:nvPicPr>
+                    <pic:cNvPr id="715271272" name=""/>
+                    <pic:cNvPicPr/>
+                  </pic:nvPicPr>
+                  <pic:blipFill>
+                    <a:blip r:embed="rId15"/>
+                    <a:stretch>
+                      <a:fillRect/>
+                    </a:stretch>
+                  </pic:blipFill>
+                  <pic:spPr>
+                    <a:xfrm>
+                      <a:off x="0" y="0"/>
+                      <a:ext cx="5274310" cy="3106420"/>
+                    </a:xfrm>
+                    <a:prstGeom prst="rect">
+                      <a:avLst/>
+                    </a:prstGeom>
+                  </pic:spPr>
+                </pic:pic>
+              </a:graphicData>
+            </a:graphic>
+          </wp:inline>
+        </w:drawing>
+      </w:r>
     </w:p>
     <w:p>
       <w:pPr>
@@ -9573,19 +12487,19 @@
     <w:p>
       <w:pPr>
         <w:rPr>
+          <w:rFonts w:ascii="华文中宋" w:eastAsia="华文中宋" w:hAnsi="华文中宋" w:hint="eastAsia"/>
+        </w:rPr>
+      </w:pPr>
+      <w:r>
+        <w:rPr>
+          <w:rFonts w:ascii="华文中宋" w:eastAsia="华文中宋" w:hAnsi="华文中宋" w:hint="eastAsia"/>
+        </w:rPr>
+        <w:t>光栅化步骤中，我使用重心坐标，就是叉乘的办法判断点是否在三角形内，那</w:t>
+      </w:r>
+      <w:r>
+        <w:rPr>
           <w:rFonts w:ascii="华文中宋" w:eastAsia="华文中宋" w:hAnsi="华文中宋"/>
         </w:rPr>
-      </w:pPr>
-      <w:r>
-        <w:rPr>
-          <w:rFonts w:ascii="华文中宋" w:eastAsia="华文中宋" w:hAnsi="华文中宋" w:hint="eastAsia"/>
-        </w:rPr>
-        <w:t>光栅化步骤中，我使用重心坐标，就是叉乘的办法判断点是否在三角形内，那</w:t>
-      </w:r>
-      <w:r>
-        <w:rPr>
-          <w:rFonts w:ascii="华文中宋" w:eastAsia="华文中宋" w:hAnsi="华文中宋"/>
-        </w:rPr>
         <w:t>OpenGL中那个扫描线算法是干嘛的，我不是直接用叉乘就能判断吗</w:t>
       </w:r>
       <w:r>
@@ -9599,7 +12513,7 @@
       <w:pPr>
         <w:pStyle w:val="2"/>
         <w:rPr>
-          <w:rFonts w:ascii="华文中宋" w:eastAsia="华文中宋" w:hAnsi="华文中宋"/>
+          <w:rFonts w:ascii="华文中宋" w:eastAsia="华文中宋" w:hAnsi="华文中宋" w:hint="eastAsia"/>
         </w:rPr>
       </w:pPr>
       <w:r>
@@ -9630,7 +12544,7 @@
         </w:numPr>
         <w:ind w:firstLineChars="0"/>
         <w:rPr>
-          <w:rFonts w:ascii="华文中宋" w:eastAsia="华文中宋" w:hAnsi="华文中宋"/>
+          <w:rFonts w:ascii="华文中宋" w:eastAsia="华文中宋" w:hAnsi="华文中宋" w:hint="eastAsia"/>
         </w:rPr>
       </w:pPr>
       <w:r>
@@ -9656,7 +12570,45 @@
         <w:rPr>
           <w:rFonts w:ascii="华文中宋" w:eastAsia="华文中宋" w:hAnsi="华文中宋" w:hint="eastAsia"/>
         </w:rPr>
-        <w:t>光照，纹理，这次纹理应该用到双线性插值了！</w:t>
+        <w:t>光照，纹理，这次纹理应该用到双线性插值了</w:t>
+      </w:r>
+    </w:p>
+    <w:p>
+      <w:pPr>
+        <w:pStyle w:val="a9"/>
+        <w:numPr>
+          <w:ilvl w:val="0"/>
+          <w:numId w:val="3"/>
+        </w:numPr>
+        <w:ind w:firstLineChars="0"/>
+        <w:rPr>
+          <w:rFonts w:ascii="华文中宋" w:eastAsia="华文中宋" w:hAnsi="华文中宋" w:hint="eastAsia"/>
+        </w:rPr>
+      </w:pPr>
+      <w:r>
+        <w:rPr>
+          <w:rFonts w:ascii="华文中宋" w:eastAsia="华文中宋" w:hAnsi="华文中宋" w:hint="eastAsia"/>
+        </w:rPr>
+        <w:t>任意指定背景色？</w:t>
+      </w:r>
+    </w:p>
+    <w:p>
+      <w:pPr>
+        <w:pStyle w:val="a9"/>
+        <w:numPr>
+          <w:ilvl w:val="0"/>
+          <w:numId w:val="3"/>
+        </w:numPr>
+        <w:ind w:firstLineChars="0"/>
+        <w:rPr>
+          <w:rFonts w:ascii="华文中宋" w:eastAsia="华文中宋" w:hAnsi="华文中宋" w:hint="eastAsia"/>
+        </w:rPr>
+      </w:pPr>
+      <w:r>
+        <w:rPr>
+          <w:rFonts w:ascii="华文中宋" w:eastAsia="华文中宋" w:hAnsi="华文中宋" w:hint="eastAsia"/>
+        </w:rPr>
+        <w:t>也许可以试着让它变成窗口程序。</w:t>
       </w:r>
     </w:p>
     <w:p>
@@ -9715,7 +12667,14 @@
         <w:rPr>
           <w:rFonts w:ascii="华文中宋" w:eastAsia="华文中宋" w:hAnsi="华文中宋" w:hint="eastAsia"/>
         </w:rPr>
-        <w:t>我不敢想之后写下面z-buffer和光栅化我会多痛苦。</w:t>
+        <w:t>我不敢想之后写下面z-buffer和光栅化我会多</w:t>
+      </w:r>
+      <w:r>
+        <w:rPr>
+          <w:rFonts w:ascii="华文中宋" w:eastAsia="华文中宋" w:hAnsi="华文中宋" w:hint="eastAsia"/>
+        </w:rPr>
+        <w:lastRenderedPageBreak/>
+        <w:t>痛苦。</w:t>
       </w:r>
       <w:r>
         <w:rPr>
@@ -9981,6 +12940,155 @@
     </w:lvl>
   </w:abstractNum>
   <w:abstractNum w:abstractNumId="2" w15:restartNumberingAfterBreak="0">
+    <w:nsid w:val="55572057"/>
+    <w:multiLevelType w:val="multilevel"/>
+    <w:tmpl w:val="E4565066"/>
+    <w:lvl w:ilvl="0">
+      <w:start w:val="1"/>
+      <w:numFmt w:val="bullet"/>
+      <w:lvlText w:val=""/>
+      <w:lvlJc w:val="left"/>
+      <w:pPr>
+        <w:tabs>
+          <w:tab w:val="num" w:pos="720"/>
+        </w:tabs>
+        <w:ind w:left="720" w:hanging="360"/>
+      </w:pPr>
+      <w:rPr>
+        <w:rFonts w:ascii="Symbol" w:hAnsi="Symbol" w:hint="default"/>
+        <w:sz w:val="20"/>
+      </w:rPr>
+    </w:lvl>
+    <w:lvl w:ilvl="1" w:tentative="1">
+      <w:start w:val="1"/>
+      <w:numFmt w:val="bullet"/>
+      <w:lvlText w:val="o"/>
+      <w:lvlJc w:val="left"/>
+      <w:pPr>
+        <w:tabs>
+          <w:tab w:val="num" w:pos="1440"/>
+        </w:tabs>
+        <w:ind w:left="1440" w:hanging="360"/>
+      </w:pPr>
+      <w:rPr>
+        <w:rFonts w:ascii="Courier New" w:hAnsi="Courier New" w:hint="default"/>
+        <w:sz w:val="20"/>
+      </w:rPr>
+    </w:lvl>
+    <w:lvl w:ilvl="2" w:tentative="1">
+      <w:start w:val="1"/>
+      <w:numFmt w:val="bullet"/>
+      <w:lvlText w:val=""/>
+      <w:lvlJc w:val="left"/>
+      <w:pPr>
+        <w:tabs>
+          <w:tab w:val="num" w:pos="2160"/>
+        </w:tabs>
+        <w:ind w:left="2160" w:hanging="360"/>
+      </w:pPr>
+      <w:rPr>
+        <w:rFonts w:ascii="Wingdings" w:hAnsi="Wingdings" w:hint="default"/>
+        <w:sz w:val="20"/>
+      </w:rPr>
+    </w:lvl>
+    <w:lvl w:ilvl="3" w:tentative="1">
+      <w:start w:val="1"/>
+      <w:numFmt w:val="bullet"/>
+      <w:lvlText w:val=""/>
+      <w:lvlJc w:val="left"/>
+      <w:pPr>
+        <w:tabs>
+          <w:tab w:val="num" w:pos="2880"/>
+        </w:tabs>
+        <w:ind w:left="2880" w:hanging="360"/>
+      </w:pPr>
+      <w:rPr>
+        <w:rFonts w:ascii="Wingdings" w:hAnsi="Wingdings" w:hint="default"/>
+        <w:sz w:val="20"/>
+      </w:rPr>
+    </w:lvl>
+    <w:lvl w:ilvl="4" w:tentative="1">
+      <w:start w:val="1"/>
+      <w:numFmt w:val="bullet"/>
+      <w:lvlText w:val=""/>
+      <w:lvlJc w:val="left"/>
+      <w:pPr>
+        <w:tabs>
+          <w:tab w:val="num" w:pos="3600"/>
+        </w:tabs>
+        <w:ind w:left="3600" w:hanging="360"/>
+      </w:pPr>
+      <w:rPr>
+        <w:rFonts w:ascii="Wingdings" w:hAnsi="Wingdings" w:hint="default"/>
+        <w:sz w:val="20"/>
+      </w:rPr>
+    </w:lvl>
+    <w:lvl w:ilvl="5" w:tentative="1">
+      <w:start w:val="1"/>
+      <w:numFmt w:val="bullet"/>
+      <w:lvlText w:val=""/>
+      <w:lvlJc w:val="left"/>
+      <w:pPr>
+        <w:tabs>
+          <w:tab w:val="num" w:pos="4320"/>
+        </w:tabs>
+        <w:ind w:left="4320" w:hanging="360"/>
+      </w:pPr>
+      <w:rPr>
+        <w:rFonts w:ascii="Wingdings" w:hAnsi="Wingdings" w:hint="default"/>
+        <w:sz w:val="20"/>
+      </w:rPr>
+    </w:lvl>
+    <w:lvl w:ilvl="6" w:tentative="1">
+      <w:start w:val="1"/>
+      <w:numFmt w:val="bullet"/>
+      <w:lvlText w:val=""/>
+      <w:lvlJc w:val="left"/>
+      <w:pPr>
+        <w:tabs>
+          <w:tab w:val="num" w:pos="5040"/>
+        </w:tabs>
+        <w:ind w:left="5040" w:hanging="360"/>
+      </w:pPr>
+      <w:rPr>
+        <w:rFonts w:ascii="Wingdings" w:hAnsi="Wingdings" w:hint="default"/>
+        <w:sz w:val="20"/>
+      </w:rPr>
+    </w:lvl>
+    <w:lvl w:ilvl="7" w:tentative="1">
+      <w:start w:val="1"/>
+      <w:numFmt w:val="bullet"/>
+      <w:lvlText w:val=""/>
+      <w:lvlJc w:val="left"/>
+      <w:pPr>
+        <w:tabs>
+          <w:tab w:val="num" w:pos="5760"/>
+        </w:tabs>
+        <w:ind w:left="5760" w:hanging="360"/>
+      </w:pPr>
+      <w:rPr>
+        <w:rFonts w:ascii="Wingdings" w:hAnsi="Wingdings" w:hint="default"/>
+        <w:sz w:val="20"/>
+      </w:rPr>
+    </w:lvl>
+    <w:lvl w:ilvl="8" w:tentative="1">
+      <w:start w:val="1"/>
+      <w:numFmt w:val="bullet"/>
+      <w:lvlText w:val=""/>
+      <w:lvlJc w:val="left"/>
+      <w:pPr>
+        <w:tabs>
+          <w:tab w:val="num" w:pos="6480"/>
+        </w:tabs>
+        <w:ind w:left="6480" w:hanging="360"/>
+      </w:pPr>
+      <w:rPr>
+        <w:rFonts w:ascii="Wingdings" w:hAnsi="Wingdings" w:hint="default"/>
+        <w:sz w:val="20"/>
+      </w:rPr>
+    </w:lvl>
+  </w:abstractNum>
+  <w:abstractNum w:abstractNumId="3" w15:restartNumberingAfterBreak="0">
     <w:nsid w:val="5BF923B5"/>
     <w:multiLevelType w:val="multilevel"/>
     <w:tmpl w:val="07C8CB22"/>
@@ -10130,13 +13238,16 @@
     </w:lvl>
   </w:abstractNum>
   <w:num w:numId="1" w16cid:durableId="749079600">
-    <w:abstractNumId w:val="2"/>
+    <w:abstractNumId w:val="3"/>
   </w:num>
   <w:num w:numId="2" w16cid:durableId="831919247">
     <w:abstractNumId w:val="1"/>
   </w:num>
   <w:num w:numId="3" w16cid:durableId="652293900">
     <w:abstractNumId w:val="0"/>
+  </w:num>
+  <w:num w:numId="4" w16cid:durableId="1482841594">
+    <w:abstractNumId w:val="2"/>
   </w:num>
 </w:numbering>
 </file>

--- a/MyRenderer/自定义软渲染器myRenderer实验报告.docx
+++ b/MyRenderer/自定义软渲染器myRenderer实验报告.docx
@@ -10265,7 +10265,7 @@
     <w:p>
       <w:pPr>
         <w:rPr>
-          <w:rFonts w:ascii="华文中宋" w:eastAsia="华文中宋" w:hAnsi="华文中宋"/>
+          <w:rFonts w:ascii="华文中宋" w:eastAsia="华文中宋" w:hAnsi="华文中宋" w:hint="eastAsia"/>
         </w:rPr>
       </w:pPr>
       <w:r>
@@ -10290,7 +10290,7 @@
     <w:p>
       <w:pPr>
         <w:rPr>
-          <w:rFonts w:ascii="华文中宋" w:eastAsia="华文中宋" w:hAnsi="华文中宋"/>
+          <w:rFonts w:ascii="华文中宋" w:eastAsia="华文中宋" w:hAnsi="华文中宋" w:hint="eastAsia"/>
         </w:rPr>
       </w:pPr>
       <w:r>
@@ -10310,32 +10310,33 @@
     <w:p>
       <w:pPr>
         <w:rPr>
+          <w:rFonts w:ascii="华文中宋" w:eastAsia="华文中宋" w:hAnsi="华文中宋" w:hint="eastAsia"/>
+        </w:rPr>
+      </w:pPr>
+    </w:p>
+    <w:p>
+      <w:pPr>
+        <w:rPr>
+          <w:rFonts w:ascii="华文中宋" w:eastAsia="华文中宋" w:hAnsi="华文中宋" w:hint="eastAsia"/>
+        </w:rPr>
+      </w:pPr>
+      <w:r>
+        <w:rPr>
+          <w:rFonts w:ascii="华文中宋" w:eastAsia="华文中宋" w:hAnsi="华文中宋" w:hint="eastAsia"/>
+        </w:rPr>
+        <w:t>少了个参数，把前面%d删去了就好了。所以问题不在这里，我更改后，测试出的数据如下</w:t>
+      </w:r>
+    </w:p>
+    <w:p>
+      <w:pPr>
+        <w:rPr>
+          <w:rFonts w:ascii="华文中宋" w:eastAsia="华文中宋" w:hAnsi="华文中宋" w:hint="eastAsia"/>
+        </w:rPr>
+      </w:pPr>
+      <w:r>
+        <w:rPr>
           <w:rFonts w:ascii="华文中宋" w:eastAsia="华文中宋" w:hAnsi="华文中宋"/>
-        </w:rPr>
-      </w:pPr>
-    </w:p>
-    <w:p>
-      <w:pPr>
-        <w:rPr>
-          <w:rFonts w:ascii="华文中宋" w:eastAsia="华文中宋" w:hAnsi="华文中宋"/>
-        </w:rPr>
-      </w:pPr>
-      <w:r>
-        <w:rPr>
-          <w:rFonts w:ascii="华文中宋" w:eastAsia="华文中宋" w:hAnsi="华文中宋" w:hint="eastAsia"/>
-        </w:rPr>
-        <w:t>少了个参数，把前面%d删去了就好了。所以问题不在这里，我更改后，测试出的数据如下</w:t>
-      </w:r>
-    </w:p>
-    <w:p>
-      <w:pPr>
-        <w:rPr>
-          <w:rFonts w:ascii="华文中宋" w:eastAsia="华文中宋" w:hAnsi="华文中宋"/>
-        </w:rPr>
-      </w:pPr>
-      <w:r>
-        <w:rPr>
-          <w:rFonts w:ascii="华文中宋" w:eastAsia="华文中宋" w:hAnsi="华文中宋"/>
+          <w:noProof/>
         </w:rPr>
         <w:drawing>
           <wp:inline distT="0" distB="0" distL="0" distR="0" wp14:anchorId="341F4462" wp14:editId="4CBF95B6">
@@ -10377,13 +10378,13 @@
     <w:p>
       <w:pPr>
         <w:rPr>
+          <w:rFonts w:ascii="华文中宋" w:eastAsia="华文中宋" w:hAnsi="华文中宋" w:hint="eastAsia"/>
+        </w:rPr>
+      </w:pPr>
+      <w:r>
+        <w:rPr>
           <w:rFonts w:ascii="华文中宋" w:eastAsia="华文中宋" w:hAnsi="华文中宋"/>
         </w:rPr>
-      </w:pPr>
-      <w:r>
-        <w:rPr>
-          <w:rFonts w:ascii="华文中宋" w:eastAsia="华文中宋" w:hAnsi="华文中宋"/>
-        </w:rPr>
         <w:t>为什么我所有点算完都是一个值</w:t>
       </w:r>
       <w:r>
@@ -10402,7 +10403,7 @@
     <w:p>
       <w:pPr>
         <w:rPr>
-          <w:rFonts w:ascii="华文中宋" w:eastAsia="华文中宋" w:hAnsi="华文中宋"/>
+          <w:rFonts w:ascii="华文中宋" w:eastAsia="华文中宋" w:hAnsi="华文中宋" w:hint="eastAsia"/>
         </w:rPr>
       </w:pPr>
       <w:r>
@@ -11852,32 +11853,33 @@
     <w:p>
       <w:pPr>
         <w:rPr>
+          <w:rFonts w:ascii="华文中宋" w:eastAsia="华文中宋" w:hAnsi="华文中宋" w:hint="eastAsia"/>
+        </w:rPr>
+      </w:pPr>
+    </w:p>
+    <w:p>
+      <w:pPr>
+        <w:rPr>
+          <w:rFonts w:ascii="华文中宋" w:eastAsia="华文中宋" w:hAnsi="华文中宋" w:hint="eastAsia"/>
+        </w:rPr>
+      </w:pPr>
+      <w:r>
+        <w:rPr>
+          <w:rFonts w:ascii="华文中宋" w:eastAsia="华文中宋" w:hAnsi="华文中宋" w:hint="eastAsia"/>
+        </w:rPr>
+        <w:t>用两个点测试一下</w:t>
+      </w:r>
+    </w:p>
+    <w:p>
+      <w:pPr>
+        <w:rPr>
+          <w:rFonts w:ascii="华文中宋" w:eastAsia="华文中宋" w:hAnsi="华文中宋" w:hint="eastAsia"/>
+        </w:rPr>
+      </w:pPr>
+      <w:r>
+        <w:rPr>
           <w:rFonts w:ascii="华文中宋" w:eastAsia="华文中宋" w:hAnsi="华文中宋"/>
-        </w:rPr>
-      </w:pPr>
-    </w:p>
-    <w:p>
-      <w:pPr>
-        <w:rPr>
-          <w:rFonts w:ascii="华文中宋" w:eastAsia="华文中宋" w:hAnsi="华文中宋"/>
-        </w:rPr>
-      </w:pPr>
-      <w:r>
-        <w:rPr>
-          <w:rFonts w:ascii="华文中宋" w:eastAsia="华文中宋" w:hAnsi="华文中宋" w:hint="eastAsia"/>
-        </w:rPr>
-        <w:t>用两个点测试一下</w:t>
-      </w:r>
-    </w:p>
-    <w:p>
-      <w:pPr>
-        <w:rPr>
-          <w:rFonts w:ascii="华文中宋" w:eastAsia="华文中宋" w:hAnsi="华文中宋"/>
-        </w:rPr>
-      </w:pPr>
-      <w:r>
-        <w:rPr>
-          <w:rFonts w:ascii="华文中宋" w:eastAsia="华文中宋" w:hAnsi="华文中宋"/>
+          <w:noProof/>
         </w:rPr>
         <w:lastRenderedPageBreak/>
         <w:drawing>
@@ -11919,6 +11921,7 @@
       <w:r>
         <w:rPr>
           <w:rFonts w:ascii="华文中宋" w:eastAsia="华文中宋" w:hAnsi="华文中宋"/>
+          <w:noProof/>
         </w:rPr>
         <w:drawing>
           <wp:inline distT="0" distB="0" distL="0" distR="0" wp14:anchorId="7451D002" wp14:editId="77114AC1">
@@ -11960,14 +11963,14 @@
     <w:p>
       <w:pPr>
         <w:rPr>
-          <w:rFonts w:ascii="华文中宋" w:eastAsia="华文中宋" w:hAnsi="华文中宋"/>
-        </w:rPr>
-      </w:pPr>
-    </w:p>
-    <w:p>
-      <w:pPr>
-        <w:rPr>
-          <w:rFonts w:ascii="华文中宋" w:eastAsia="华文中宋" w:hAnsi="华文中宋"/>
+          <w:rFonts w:ascii="华文中宋" w:eastAsia="华文中宋" w:hAnsi="华文中宋" w:hint="eastAsia"/>
+        </w:rPr>
+      </w:pPr>
+    </w:p>
+    <w:p>
+      <w:pPr>
+        <w:rPr>
+          <w:rFonts w:ascii="华文中宋" w:eastAsia="华文中宋" w:hAnsi="华文中宋" w:hint="eastAsia"/>
         </w:rPr>
       </w:pPr>
       <w:r>
@@ -11993,7 +11996,7 @@
     <w:p>
       <w:pPr>
         <w:rPr>
-          <w:rFonts w:ascii="华文中宋" w:eastAsia="华文中宋" w:hAnsi="华文中宋"/>
+          <w:rFonts w:ascii="华文中宋" w:eastAsia="华文中宋" w:hAnsi="华文中宋" w:hint="eastAsia"/>
         </w:rPr>
       </w:pPr>
       <w:r>
@@ -12348,7 +12351,7 @@
           <w:p>
             <w:pPr>
               <w:rPr>
-                <w:rFonts w:ascii="华文中宋" w:eastAsia="华文中宋" w:hAnsi="华文中宋"/>
+                <w:rFonts w:ascii="华文中宋" w:eastAsia="华文中宋" w:hAnsi="华文中宋" w:hint="eastAsia"/>
               </w:rPr>
             </w:pPr>
             <w:r>
@@ -12396,39 +12399,40 @@
     <w:p>
       <w:pPr>
         <w:rPr>
+          <w:rFonts w:ascii="华文中宋" w:eastAsia="华文中宋" w:hAnsi="华文中宋" w:hint="eastAsia"/>
+        </w:rPr>
+      </w:pPr>
+    </w:p>
+    <w:p>
+      <w:pPr>
+        <w:rPr>
+          <w:rFonts w:ascii="华文中宋" w:eastAsia="华文中宋" w:hAnsi="华文中宋" w:hint="eastAsia"/>
+        </w:rPr>
+      </w:pPr>
+    </w:p>
+    <w:p>
+      <w:pPr>
+        <w:rPr>
+          <w:rFonts w:ascii="华文中宋" w:eastAsia="华文中宋" w:hAnsi="华文中宋" w:hint="eastAsia"/>
+        </w:rPr>
+      </w:pPr>
+      <w:r>
+        <w:rPr>
+          <w:rFonts w:ascii="华文中宋" w:eastAsia="华文中宋" w:hAnsi="华文中宋" w:hint="eastAsia"/>
+        </w:rPr>
+        <w:t>失败之二：挤在左下角，但是好歹有图像了</w:t>
+      </w:r>
+    </w:p>
+    <w:p>
+      <w:pPr>
+        <w:rPr>
           <w:rFonts w:ascii="华文中宋" w:eastAsia="华文中宋" w:hAnsi="华文中宋"/>
         </w:rPr>
       </w:pPr>
-    </w:p>
-    <w:p>
-      <w:pPr>
+      <w:r>
         <w:rPr>
           <w:rFonts w:ascii="华文中宋" w:eastAsia="华文中宋" w:hAnsi="华文中宋"/>
-        </w:rPr>
-      </w:pPr>
-    </w:p>
-    <w:p>
-      <w:pPr>
-        <w:rPr>
-          <w:rFonts w:ascii="华文中宋" w:eastAsia="华文中宋" w:hAnsi="华文中宋"/>
-        </w:rPr>
-      </w:pPr>
-      <w:r>
-        <w:rPr>
-          <w:rFonts w:ascii="华文中宋" w:eastAsia="华文中宋" w:hAnsi="华文中宋" w:hint="eastAsia"/>
-        </w:rPr>
-        <w:t>失败之二：挤在左下角，但是好歹有图像了</w:t>
-      </w:r>
-    </w:p>
-    <w:p>
-      <w:pPr>
-        <w:rPr>
-          <w:rFonts w:ascii="华文中宋" w:eastAsia="华文中宋" w:hAnsi="华文中宋" w:hint="eastAsia"/>
-        </w:rPr>
-      </w:pPr>
-      <w:r>
-        <w:rPr>
-          <w:rFonts w:ascii="华文中宋" w:eastAsia="华文中宋" w:hAnsi="华文中宋"/>
+          <w:noProof/>
         </w:rPr>
         <w:lastRenderedPageBreak/>
         <w:drawing>
@@ -12470,6 +12474,454 @@
     </w:p>
     <w:p>
       <w:pPr>
+        <w:rPr>
+          <w:rFonts w:ascii="华文中宋" w:eastAsia="华文中宋" w:hAnsi="华文中宋"/>
+        </w:rPr>
+      </w:pPr>
+    </w:p>
+    <w:p>
+      <w:pPr>
+        <w:rPr>
+          <w:rFonts w:ascii="华文中宋" w:eastAsia="华文中宋" w:hAnsi="华文中宋"/>
+        </w:rPr>
+      </w:pPr>
+      <w:r>
+        <w:rPr>
+          <w:rFonts w:ascii="华文中宋" w:eastAsia="华文中宋" w:hAnsi="华文中宋" w:hint="eastAsia"/>
+        </w:rPr>
+        <w:t>找到原因了，我的forward算错了，应该是lookat-postion，从相机位置到相机观察点的向量，而不是直接lookat，这是从原点出发的。</w:t>
+      </w:r>
+      <w:r>
+        <w:rPr>
+          <w:rFonts w:ascii="华文中宋" w:eastAsia="华文中宋" w:hAnsi="华文中宋" w:hint="eastAsia"/>
+        </w:rPr>
+        <w:t>然后我rotate矩阵改的时候没改干净，赋值了两次。</w:t>
+      </w:r>
+    </w:p>
+    <w:p>
+      <w:pPr>
+        <w:rPr>
+          <w:rFonts w:ascii="华文中宋" w:eastAsia="华文中宋" w:hAnsi="华文中宋" w:hint="eastAsia"/>
+        </w:rPr>
+      </w:pPr>
+      <w:r>
+        <w:rPr>
+          <w:rFonts w:ascii="华文中宋" w:eastAsia="华文中宋" w:hAnsi="华文中宋" w:hint="eastAsia"/>
+        </w:rPr>
+        <w:t>失败之三：扭曲，朝向反了</w:t>
+      </w:r>
+    </w:p>
+    <w:p>
+      <w:pPr>
+        <w:rPr>
+          <w:rFonts w:ascii="华文中宋" w:eastAsia="华文中宋" w:hAnsi="华文中宋" w:hint="eastAsia"/>
+        </w:rPr>
+      </w:pPr>
+      <w:r>
+        <w:rPr>
+          <w:rFonts w:ascii="华文中宋" w:eastAsia="华文中宋" w:hAnsi="华文中宋"/>
+        </w:rPr>
+        <w:drawing>
+          <wp:inline distT="0" distB="0" distL="0" distR="0" wp14:anchorId="6C74B83C" wp14:editId="61A11416">
+            <wp:extent cx="5274310" cy="3150235"/>
+            <wp:effectExtent l="0" t="0" r="2540" b="0"/>
+            <wp:docPr id="1592102528" name="图片 1"/>
+            <wp:cNvGraphicFramePr>
+              <a:graphicFrameLocks xmlns:a="http://schemas.openxmlformats.org/drawingml/2006/main" noChangeAspect="1"/>
+            </wp:cNvGraphicFramePr>
+            <a:graphic xmlns:a="http://schemas.openxmlformats.org/drawingml/2006/main">
+              <a:graphicData uri="http://schemas.openxmlformats.org/drawingml/2006/picture">
+                <pic:pic xmlns:pic="http://schemas.openxmlformats.org/drawingml/2006/picture">
+                  <pic:nvPicPr>
+                    <pic:cNvPr id="1592102528" name=""/>
+                    <pic:cNvPicPr/>
+                  </pic:nvPicPr>
+                  <pic:blipFill>
+                    <a:blip r:embed="rId16"/>
+                    <a:stretch>
+                      <a:fillRect/>
+                    </a:stretch>
+                  </pic:blipFill>
+                  <pic:spPr>
+                    <a:xfrm>
+                      <a:off x="0" y="0"/>
+                      <a:ext cx="5274310" cy="3150235"/>
+                    </a:xfrm>
+                    <a:prstGeom prst="rect">
+                      <a:avLst/>
+                    </a:prstGeom>
+                  </pic:spPr>
+                </pic:pic>
+              </a:graphicData>
+            </a:graphic>
+          </wp:inline>
+        </w:drawing>
+      </w:r>
+    </w:p>
+    <w:p>
+      <w:pPr>
+        <w:rPr>
+          <w:rFonts w:ascii="华文中宋" w:eastAsia="华文中宋" w:hAnsi="华文中宋"/>
+        </w:rPr>
+      </w:pPr>
+      <w:r>
+        <w:rPr>
+          <w:rFonts w:ascii="华文中宋" w:eastAsia="华文中宋" w:hAnsi="华文中宋" w:hint="eastAsia"/>
+        </w:rPr>
+        <w:lastRenderedPageBreak/>
+        <w:t>一下子就正常多了，哈哈哈。</w:t>
+      </w:r>
+    </w:p>
+    <w:p>
+      <w:pPr>
+        <w:rPr>
+          <w:rFonts w:ascii="华文中宋" w:eastAsia="华文中宋" w:hAnsi="华文中宋" w:hint="eastAsia"/>
+        </w:rPr>
+      </w:pPr>
+      <w:r>
+        <w:rPr>
+          <w:rFonts w:ascii="华文中宋" w:eastAsia="华文中宋" w:hAnsi="华文中宋" w:hint="eastAsia"/>
+        </w:rPr>
+        <w:t>然后就差zbuffer了。</w:t>
+      </w:r>
+    </w:p>
+    <w:p>
+      <w:pPr>
+        <w:rPr>
+          <w:rFonts w:ascii="华文中宋" w:eastAsia="华文中宋" w:hAnsi="华文中宋"/>
+        </w:rPr>
+      </w:pPr>
+      <w:r>
+        <w:rPr>
+          <w:rFonts w:ascii="华文中宋" w:eastAsia="华文中宋" w:hAnsi="华文中宋" w:hint="eastAsia"/>
+        </w:rPr>
+        <w:t>但是，还是不对，我感觉，顶点有一些偏，就是不应该这么歪，我看看吧。</w:t>
+      </w:r>
+    </w:p>
+    <w:p>
+      <w:pPr>
+        <w:rPr>
+          <w:rFonts w:ascii="华文中宋" w:eastAsia="华文中宋" w:hAnsi="华文中宋" w:hint="eastAsia"/>
+        </w:rPr>
+      </w:pPr>
+      <w:r>
+        <w:rPr>
+          <w:rFonts w:ascii="华文中宋" w:eastAsia="华文中宋" w:hAnsi="华文中宋" w:hint="eastAsia"/>
+        </w:rPr>
+        <w:t>嗯，还有一个列向量行向量的问题</w:t>
+      </w:r>
+    </w:p>
+    <w:p>
+      <w:pPr>
+        <w:rPr>
+          <w:rFonts w:ascii="华文中宋" w:eastAsia="华文中宋" w:hAnsi="华文中宋"/>
+        </w:rPr>
+      </w:pPr>
+      <w:r>
+        <w:rPr>
+          <w:rFonts w:ascii="华文中宋" w:eastAsia="华文中宋" w:hAnsi="华文中宋" w:hint="eastAsia"/>
+        </w:rPr>
+        <w:t>我的写法</w:t>
+      </w:r>
+    </w:p>
+    <w:tbl>
+      <w:tblPr>
+        <w:tblStyle w:val="af5"/>
+        <w:tblW w:w="0" w:type="auto"/>
+        <w:tblLook w:val="04A0" w:firstRow="1" w:lastRow="0" w:firstColumn="1" w:lastColumn="0" w:noHBand="0" w:noVBand="1"/>
+      </w:tblPr>
+      <w:tblGrid>
+        <w:gridCol w:w="8296"/>
+      </w:tblGrid>
+      <w:tr>
+        <w:tc>
+          <w:tcPr>
+            <w:tcW w:w="8296" w:type="dxa"/>
+          </w:tcPr>
+          <w:p>
+            <w:pPr>
+              <w:rPr>
+                <w:rFonts w:ascii="华文中宋" w:eastAsia="华文中宋" w:hAnsi="华文中宋" w:hint="eastAsia"/>
+              </w:rPr>
+            </w:pPr>
+            <w:r>
+              <w:rPr>
+                <w:rFonts w:ascii="华文中宋" w:eastAsia="华文中宋" w:hAnsi="华文中宋" w:hint="eastAsia"/>
+              </w:rPr>
+              <w:t>rotate.matrix[0][0] = right.position[0];</w:t>
+            </w:r>
+          </w:p>
+          <w:p>
+            <w:pPr>
+              <w:rPr>
+                <w:rFonts w:ascii="华文中宋" w:eastAsia="华文中宋" w:hAnsi="华文中宋" w:hint="eastAsia"/>
+              </w:rPr>
+            </w:pPr>
+            <w:r>
+              <w:rPr>
+                <w:rFonts w:ascii="华文中宋" w:eastAsia="华文中宋" w:hAnsi="华文中宋" w:hint="eastAsia"/>
+              </w:rPr>
+              <w:t>rotate.matrix[1][0] = right.position[1];</w:t>
+            </w:r>
+          </w:p>
+          <w:p>
+            <w:pPr>
+              <w:rPr>
+                <w:rFonts w:ascii="华文中宋" w:eastAsia="华文中宋" w:hAnsi="华文中宋" w:hint="eastAsia"/>
+              </w:rPr>
+            </w:pPr>
+            <w:r>
+              <w:rPr>
+                <w:rFonts w:ascii="华文中宋" w:eastAsia="华文中宋" w:hAnsi="华文中宋" w:hint="eastAsia"/>
+              </w:rPr>
+              <w:t>rotate.matrix[2][0] = right.position[2];</w:t>
+            </w:r>
+          </w:p>
+          <w:p>
+            <w:pPr>
+              <w:rPr>
+                <w:rFonts w:ascii="华文中宋" w:eastAsia="华文中宋" w:hAnsi="华文中宋" w:hint="eastAsia"/>
+              </w:rPr>
+            </w:pPr>
+          </w:p>
+          <w:p>
+            <w:pPr>
+              <w:rPr>
+                <w:rFonts w:ascii="华文中宋" w:eastAsia="华文中宋" w:hAnsi="华文中宋" w:hint="eastAsia"/>
+              </w:rPr>
+            </w:pPr>
+            <w:r>
+              <w:rPr>
+                <w:rFonts w:ascii="华文中宋" w:eastAsia="华文中宋" w:hAnsi="华文中宋" w:hint="eastAsia"/>
+              </w:rPr>
+              <w:t>rotate.matrix[0][1] = up.position[0];</w:t>
+            </w:r>
+          </w:p>
+          <w:p>
+            <w:pPr>
+              <w:rPr>
+                <w:rFonts w:ascii="华文中宋" w:eastAsia="华文中宋" w:hAnsi="华文中宋" w:hint="eastAsia"/>
+              </w:rPr>
+            </w:pPr>
+            <w:r>
+              <w:rPr>
+                <w:rFonts w:ascii="华文中宋" w:eastAsia="华文中宋" w:hAnsi="华文中宋" w:hint="eastAsia"/>
+              </w:rPr>
+              <w:t>rotate.matrix[1][1] = up.position[1];</w:t>
+            </w:r>
+          </w:p>
+          <w:p>
+            <w:pPr>
+              <w:rPr>
+                <w:rFonts w:ascii="华文中宋" w:eastAsia="华文中宋" w:hAnsi="华文中宋" w:hint="eastAsia"/>
+              </w:rPr>
+            </w:pPr>
+            <w:r>
+              <w:rPr>
+                <w:rFonts w:ascii="华文中宋" w:eastAsia="华文中宋" w:hAnsi="华文中宋" w:hint="eastAsia"/>
+              </w:rPr>
+              <w:t>rotate.matrix[2][1] = up.position[2];</w:t>
+            </w:r>
+          </w:p>
+          <w:p>
+            <w:pPr>
+              <w:rPr>
+                <w:rFonts w:ascii="华文中宋" w:eastAsia="华文中宋" w:hAnsi="华文中宋" w:hint="eastAsia"/>
+              </w:rPr>
+            </w:pPr>
+          </w:p>
+          <w:p>
+            <w:pPr>
+              <w:rPr>
+                <w:rFonts w:ascii="华文中宋" w:eastAsia="华文中宋" w:hAnsi="华文中宋" w:hint="eastAsia"/>
+              </w:rPr>
+            </w:pPr>
+            <w:r>
+              <w:rPr>
+                <w:rFonts w:ascii="华文中宋" w:eastAsia="华文中宋" w:hAnsi="华文中宋" w:hint="eastAsia"/>
+              </w:rPr>
+              <w:t>rotate.matrix[0][2] = -forward.position[0];</w:t>
+            </w:r>
+          </w:p>
+          <w:p>
+            <w:pPr>
+              <w:rPr>
+                <w:rFonts w:ascii="华文中宋" w:eastAsia="华文中宋" w:hAnsi="华文中宋" w:hint="eastAsia"/>
+              </w:rPr>
+            </w:pPr>
+            <w:r>
+              <w:rPr>
+                <w:rFonts w:ascii="华文中宋" w:eastAsia="华文中宋" w:hAnsi="华文中宋" w:hint="eastAsia"/>
+              </w:rPr>
+              <w:t>rotate.matrix[1][2] = -forward.position[1];</w:t>
+            </w:r>
+          </w:p>
+          <w:p>
+            <w:pPr>
+              <w:rPr>
+                <w:rFonts w:ascii="华文中宋" w:eastAsia="华文中宋" w:hAnsi="华文中宋" w:hint="eastAsia"/>
+              </w:rPr>
+            </w:pPr>
+            <w:r>
+              <w:rPr>
+                <w:rFonts w:ascii="华文中宋" w:eastAsia="华文中宋" w:hAnsi="华文中宋" w:hint="eastAsia"/>
+              </w:rPr>
+              <w:t>rotate.matrix[2][2] = -forward.position[2];</w:t>
+            </w:r>
+          </w:p>
+          <w:p>
+            <w:pPr>
+              <w:rPr>
+                <w:rFonts w:ascii="华文中宋" w:eastAsia="华文中宋" w:hAnsi="华文中宋" w:hint="eastAsia"/>
+              </w:rPr>
+            </w:pPr>
+          </w:p>
+          <w:p>
+            <w:pPr>
+              <w:rPr>
+                <w:rFonts w:ascii="华文中宋" w:eastAsia="华文中宋" w:hAnsi="华文中宋"/>
+              </w:rPr>
+            </w:pPr>
+            <w:r>
+              <w:rPr>
+                <w:rFonts w:ascii="华文中宋" w:eastAsia="华文中宋" w:hAnsi="华文中宋" w:hint="eastAsia"/>
+              </w:rPr>
+              <w:t>rotate.matrix[3][3] = 1;</w:t>
+            </w:r>
+          </w:p>
+          <w:p>
+            <w:pPr>
+              <w:rPr>
+                <w:rFonts w:ascii="华文中宋" w:eastAsia="华文中宋" w:hAnsi="华文中宋" w:hint="eastAsia"/>
+              </w:rPr>
+            </w:pPr>
+          </w:p>
+        </w:tc>
+      </w:tr>
+    </w:tbl>
+    <w:p>
+      <w:pPr>
+        <w:rPr>
+          <w:rFonts w:ascii="华文中宋" w:eastAsia="华文中宋" w:hAnsi="华文中宋"/>
+        </w:rPr>
+      </w:pPr>
+      <w:r>
+        <w:rPr>
+          <w:rFonts w:ascii="华文中宋" w:eastAsia="华文中宋" w:hAnsi="华文中宋" w:hint="eastAsia"/>
+        </w:rPr>
+        <w:t>我的这个索引顺序，是行主序的，然而我整个mvp变换是列主序的。</w:t>
+      </w:r>
+    </w:p>
+    <w:p>
+      <w:pPr>
+        <w:rPr>
+          <w:rFonts w:ascii="华文中宋" w:eastAsia="华文中宋" w:hAnsi="华文中宋"/>
+        </w:rPr>
+      </w:pPr>
+      <w:r>
+        <w:rPr>
+          <w:rFonts w:ascii="华文中宋" w:eastAsia="华文中宋" w:hAnsi="华文中宋" w:hint="eastAsia"/>
+        </w:rPr>
+        <w:t>改完就对了，太折磨人了</w:t>
+      </w:r>
+    </w:p>
+    <w:p>
+      <w:pPr>
+        <w:rPr>
+          <w:rFonts w:ascii="华文中宋" w:eastAsia="华文中宋" w:hAnsi="华文中宋"/>
+        </w:rPr>
+      </w:pPr>
+      <w:r>
+        <w:rPr>
+          <w:rFonts w:ascii="华文中宋" w:eastAsia="华文中宋" w:hAnsi="华文中宋"/>
+        </w:rPr>
+        <w:lastRenderedPageBreak/>
+        <w:drawing>
+          <wp:inline distT="0" distB="0" distL="0" distR="0" wp14:anchorId="5B83582D" wp14:editId="507D0D96">
+            <wp:extent cx="5274310" cy="2880995"/>
+            <wp:effectExtent l="0" t="0" r="2540" b="0"/>
+            <wp:docPr id="83517257" name="图片 1"/>
+            <wp:cNvGraphicFramePr>
+              <a:graphicFrameLocks xmlns:a="http://schemas.openxmlformats.org/drawingml/2006/main" noChangeAspect="1"/>
+            </wp:cNvGraphicFramePr>
+            <a:graphic xmlns:a="http://schemas.openxmlformats.org/drawingml/2006/main">
+              <a:graphicData uri="http://schemas.openxmlformats.org/drawingml/2006/picture">
+                <pic:pic xmlns:pic="http://schemas.openxmlformats.org/drawingml/2006/picture">
+                  <pic:nvPicPr>
+                    <pic:cNvPr id="83517257" name=""/>
+                    <pic:cNvPicPr/>
+                  </pic:nvPicPr>
+                  <pic:blipFill>
+                    <a:blip r:embed="rId17"/>
+                    <a:stretch>
+                      <a:fillRect/>
+                    </a:stretch>
+                  </pic:blipFill>
+                  <pic:spPr>
+                    <a:xfrm>
+                      <a:off x="0" y="0"/>
+                      <a:ext cx="5274310" cy="2880995"/>
+                    </a:xfrm>
+                    <a:prstGeom prst="rect">
+                      <a:avLst/>
+                    </a:prstGeom>
+                  </pic:spPr>
+                </pic:pic>
+              </a:graphicData>
+            </a:graphic>
+          </wp:inline>
+        </w:drawing>
+      </w:r>
+    </w:p>
+    <w:p>
+      <w:pPr>
+        <w:rPr>
+          <w:rFonts w:ascii="华文中宋" w:eastAsia="华文中宋" w:hAnsi="华文中宋"/>
+        </w:rPr>
+      </w:pPr>
+      <w:r>
+        <w:rPr>
+          <w:rFonts w:ascii="华文中宋" w:eastAsia="华文中宋" w:hAnsi="华文中宋" w:hint="eastAsia"/>
+        </w:rPr>
+        <w:t>就差zbuffer了。</w:t>
+      </w:r>
+    </w:p>
+    <w:p>
+      <w:pPr>
+        <w:pStyle w:val="3"/>
+        <w:rPr>
+          <w:rFonts w:ascii="华文中宋" w:eastAsia="华文中宋" w:hAnsi="华文中宋"/>
+        </w:rPr>
+      </w:pPr>
+      <w:r>
+        <w:rPr>
+          <w:rFonts w:ascii="华文中宋" w:eastAsia="华文中宋" w:hAnsi="华文中宋" w:hint="eastAsia"/>
+        </w:rPr>
+        <w:t>第</w:t>
+      </w:r>
+      <w:r>
+        <w:rPr>
+          <w:rFonts w:ascii="华文中宋" w:eastAsia="华文中宋" w:hAnsi="华文中宋" w:hint="eastAsia"/>
+        </w:rPr>
+        <w:t>四步：实现Z-buffer</w:t>
+      </w:r>
+    </w:p>
+    <w:p>
+      <w:pPr>
+        <w:rPr>
+          <w:rFonts w:hint="eastAsia"/>
+        </w:rPr>
+      </w:pPr>
+    </w:p>
+    <w:p>
+      <w:pPr>
+        <w:rPr>
+          <w:rFonts w:ascii="华文中宋" w:eastAsia="华文中宋" w:hAnsi="华文中宋" w:hint="eastAsia"/>
+        </w:rPr>
+      </w:pPr>
+    </w:p>
+    <w:p>
+      <w:pPr>
         <w:pStyle w:val="2"/>
         <w:rPr>
           <w:rFonts w:ascii="华文中宋" w:eastAsia="华文中宋" w:hAnsi="华文中宋" w:hint="eastAsia"/>
@@ -12601,7 +13053,7 @@
         </w:numPr>
         <w:ind w:firstLineChars="0"/>
         <w:rPr>
-          <w:rFonts w:ascii="华文中宋" w:eastAsia="华文中宋" w:hAnsi="华文中宋" w:hint="eastAsia"/>
+          <w:rFonts w:ascii="华文中宋" w:eastAsia="华文中宋" w:hAnsi="华文中宋"/>
         </w:rPr>
       </w:pPr>
       <w:r>
@@ -12613,6 +13065,26 @@
     </w:p>
     <w:p>
       <w:pPr>
+        <w:pStyle w:val="a9"/>
+        <w:numPr>
+          <w:ilvl w:val="0"/>
+          <w:numId w:val="3"/>
+        </w:numPr>
+        <w:ind w:firstLineChars="0"/>
+        <w:rPr>
+          <w:rFonts w:ascii="华文中宋" w:eastAsia="华文中宋" w:hAnsi="华文中宋" w:hint="eastAsia"/>
+        </w:rPr>
+      </w:pPr>
+      <w:r>
+        <w:rPr>
+          <w:rFonts w:ascii="华文中宋" w:eastAsia="华文中宋" w:hAnsi="华文中宋" w:hint="eastAsia"/>
+        </w:rPr>
+        <w:lastRenderedPageBreak/>
+        <w:t>这次我没写透视矫正插值，光是这些我就已经花了将近二十天时间，希望下次我能加上。</w:t>
+      </w:r>
+    </w:p>
+    <w:p>
+      <w:pPr>
         <w:pStyle w:val="2"/>
         <w:rPr>
           <w:rFonts w:ascii="华文中宋" w:eastAsia="华文中宋" w:hAnsi="华文中宋" w:hint="eastAsia"/>
@@ -12667,14 +13139,7 @@
         <w:rPr>
           <w:rFonts w:ascii="华文中宋" w:eastAsia="华文中宋" w:hAnsi="华文中宋" w:hint="eastAsia"/>
         </w:rPr>
-        <w:t>我不敢想之后写下面z-buffer和光栅化我会多</w:t>
-      </w:r>
-      <w:r>
-        <w:rPr>
-          <w:rFonts w:ascii="华文中宋" w:eastAsia="华文中宋" w:hAnsi="华文中宋" w:hint="eastAsia"/>
-        </w:rPr>
-        <w:lastRenderedPageBreak/>
-        <w:t>痛苦。</w:t>
+        <w:t>我不敢想之后写下面z-buffer和光栅化我会多痛苦。</w:t>
       </w:r>
       <w:r>
         <w:rPr>

--- a/MyRenderer/自定义软渲染器myRenderer实验报告.docx
+++ b/MyRenderer/自定义软渲染器myRenderer实验报告.docx
@@ -2,6 +2,1414 @@
 <file path=word/document.xml><?xml version="1.0" encoding="utf-8"?>
 <w:document xmlns:wpc="http://schemas.microsoft.com/office/word/2010/wordprocessingCanvas" xmlns:cx="http://schemas.microsoft.com/office/drawing/2014/chartex" xmlns:cx1="http://schemas.microsoft.com/office/drawing/2015/9/8/chartex" xmlns:cx2="http://schemas.microsoft.com/office/drawing/2015/10/21/chartex" xmlns:cx3="http://schemas.microsoft.com/office/drawing/2016/5/9/chartex" xmlns:cx4="http://schemas.microsoft.com/office/drawing/2016/5/10/chartex" xmlns:cx5="http://schemas.microsoft.com/office/drawing/2016/5/11/chartex" xmlns:cx6="http://schemas.microsoft.com/office/drawing/2016/5/12/chartex" xmlns:cx7="http://schemas.microsoft.com/office/drawing/2016/5/13/chartex" xmlns:cx8="http://schemas.microsoft.com/office/drawing/2016/5/14/chartex" xmlns:mc="http://schemas.openxmlformats.org/markup-compatibility/2006" xmlns:aink="http://schemas.microsoft.com/office/drawing/2016/ink" xmlns:am3d="http://schemas.microsoft.com/office/drawing/2017/model3d" xmlns:o="urn:schemas-microsoft-com:office:office" xmlns:oel="http://schemas.microsoft.com/office/2019/extlst" xmlns:r="http://schemas.openxmlformats.org/officeDocument/2006/relationships" xmlns:m="http://schemas.openxmlformats.org/officeDocument/2006/math" xmlns:v="urn:schemas-microsoft-com:vml" xmlns:wp14="http://schemas.microsoft.com/office/word/2010/wordprocessingDrawing" xmlns:wp="http://schemas.openxmlformats.org/drawingml/2006/wordprocessingDrawing" xmlns:w10="urn:schemas-microsoft-com:office:word" xmlns:w="http://schemas.openxmlformats.org/wordprocessingml/2006/main" xmlns:w14="http://schemas.microsoft.com/office/word/2010/wordml" xmlns:w15="http://schemas.microsoft.com/office/word/2012/wordml" xmlns:w16cex="http://schemas.microsoft.com/office/word/2018/wordml/cex" xmlns:w16cid="http://schemas.microsoft.com/office/word/2016/wordml/cid" xmlns:w16="http://schemas.microsoft.com/office/word/2018/wordml" xmlns:w16du="http://schemas.microsoft.com/office/word/2023/wordml/word16du" xmlns:w16sdtdh="http://schemas.microsoft.com/office/word/2020/wordml/sdtdatahash" xmlns:w16sdtfl="http://schemas.microsoft.com/office/word/2024/wordml/sdtformatlock" xmlns:w16se="http://schemas.microsoft.com/office/word/2015/wordml/symex" xmlns:wpg="http://schemas.microsoft.com/office/word/2010/wordprocessingGroup" xmlns:wpi="http://schemas.microsoft.com/office/word/2010/wordprocessingInk" xmlns:wne="http://schemas.microsoft.com/office/word/2006/wordml" xmlns:wps="http://schemas.microsoft.com/office/word/2010/wordprocessingShape" mc:Ignorable="w14 w15 w16se w16cid w16 w16cex w16sdtdh w16sdtfl w16du wp14">
   <w:body>
+    <w:sdt>
+      <w:sdtPr>
+        <w:rPr>
+          <w:lang w:val="zh-CN"/>
+        </w:rPr>
+        <w:id w:val="1049874113"/>
+        <w:docPartObj>
+          <w:docPartGallery w:val="Table of Contents"/>
+          <w:docPartUnique/>
+        </w:docPartObj>
+      </w:sdtPr>
+      <w:sdtEndPr>
+        <w:rPr>
+          <w:rFonts w:asciiTheme="minorHAnsi" w:eastAsiaTheme="minorEastAsia" w:hAnsiTheme="minorHAnsi" w:cstheme="minorBidi"/>
+          <w:b/>
+          <w:bCs/>
+          <w:color w:val="auto"/>
+          <w:sz w:val="24"/>
+          <w:szCs w:val="24"/>
+        </w:rPr>
+      </w:sdtEndPr>
+      <w:sdtContent>
+        <w:p>
+          <w:pPr>
+            <w:pStyle w:val="TOC"/>
+            <w:rPr>
+              <w:rFonts w:hint="eastAsia"/>
+            </w:rPr>
+          </w:pPr>
+          <w:r>
+            <w:rPr>
+              <w:lang w:val="zh-CN"/>
+            </w:rPr>
+            <w:t>目录</w:t>
+          </w:r>
+        </w:p>
+        <w:p>
+          <w:pPr>
+            <w:pStyle w:val="TOC1"/>
+            <w:tabs>
+              <w:tab w:val="right" w:leader="dot" w:pos="8296"/>
+            </w:tabs>
+            <w:rPr>
+              <w:rFonts w:hint="eastAsia"/>
+              <w:noProof/>
+              <w:kern w:val="2"/>
+              <w:sz w:val="22"/>
+              <w14:ligatures w14:val="standardContextual"/>
+            </w:rPr>
+          </w:pPr>
+          <w:r>
+            <w:fldChar w:fldCharType="begin"/>
+          </w:r>
+          <w:r>
+            <w:instrText xml:space="preserve"> TOC \o "1-3" \h \z \u </w:instrText>
+          </w:r>
+          <w:r>
+            <w:rPr>
+              <w:rFonts w:hint="eastAsia"/>
+            </w:rPr>
+            <w:fldChar w:fldCharType="separate"/>
+          </w:r>
+          <w:hyperlink w:anchor="_Toc226998818" w:history="1">
+            <w:r>
+              <w:rPr>
+                <w:rStyle w:val="af6"/>
+                <w:rFonts w:ascii="华文中宋" w:eastAsia="华文中宋" w:hAnsi="华文中宋" w:hint="eastAsia"/>
+                <w:noProof/>
+              </w:rPr>
+              <w:t>自定义软渲染器（CPU模拟GPU）：写一个简单的软件渲染器，不依赖OpenGL/DirectX，直接画到一张图片上。</w:t>
+            </w:r>
+            <w:r>
+              <w:rPr>
+                <w:rFonts w:hint="eastAsia"/>
+                <w:noProof/>
+                <w:webHidden/>
+              </w:rPr>
+              <w:tab/>
+            </w:r>
+            <w:r>
+              <w:rPr>
+                <w:rFonts w:hint="eastAsia"/>
+                <w:noProof/>
+                <w:webHidden/>
+              </w:rPr>
+              <w:fldChar w:fldCharType="begin"/>
+            </w:r>
+            <w:r>
+              <w:rPr>
+                <w:rFonts w:hint="eastAsia"/>
+                <w:noProof/>
+                <w:webHidden/>
+              </w:rPr>
+              <w:instrText xml:space="preserve"> </w:instrText>
+            </w:r>
+            <w:r>
+              <w:rPr>
+                <w:noProof/>
+                <w:webHidden/>
+              </w:rPr>
+              <w:instrText>PAGEREF _Toc226998818 \h</w:instrText>
+            </w:r>
+            <w:r>
+              <w:rPr>
+                <w:rFonts w:hint="eastAsia"/>
+                <w:noProof/>
+                <w:webHidden/>
+              </w:rPr>
+              <w:instrText xml:space="preserve"> </w:instrText>
+            </w:r>
+            <w:r>
+              <w:rPr>
+                <w:rFonts w:hint="eastAsia"/>
+                <w:noProof/>
+                <w:webHidden/>
+              </w:rPr>
+            </w:r>
+            <w:r>
+              <w:rPr>
+                <w:rFonts w:hint="eastAsia"/>
+                <w:noProof/>
+                <w:webHidden/>
+              </w:rPr>
+              <w:fldChar w:fldCharType="separate"/>
+            </w:r>
+            <w:r>
+              <w:rPr>
+                <w:rFonts w:hint="eastAsia"/>
+                <w:noProof/>
+                <w:webHidden/>
+              </w:rPr>
+              <w:t>1</w:t>
+            </w:r>
+            <w:r>
+              <w:rPr>
+                <w:rFonts w:hint="eastAsia"/>
+                <w:noProof/>
+                <w:webHidden/>
+              </w:rPr>
+              <w:fldChar w:fldCharType="end"/>
+            </w:r>
+          </w:hyperlink>
+        </w:p>
+        <w:p>
+          <w:pPr>
+            <w:pStyle w:val="TOC2"/>
+            <w:tabs>
+              <w:tab w:val="right" w:leader="dot" w:pos="8296"/>
+            </w:tabs>
+            <w:ind w:left="480"/>
+            <w:rPr>
+              <w:rFonts w:hint="eastAsia"/>
+              <w:noProof/>
+              <w:kern w:val="2"/>
+              <w:sz w:val="22"/>
+              <w14:ligatures w14:val="standardContextual"/>
+            </w:rPr>
+          </w:pPr>
+          <w:hyperlink w:anchor="_Toc226998819" w:history="1">
+            <w:r>
+              <w:rPr>
+                <w:rStyle w:val="af6"/>
+                <w:rFonts w:ascii="华文中宋" w:eastAsia="华文中宋" w:hAnsi="华文中宋" w:hint="eastAsia"/>
+                <w:noProof/>
+              </w:rPr>
+              <w:t>实验结果：</w:t>
+            </w:r>
+            <w:r>
+              <w:rPr>
+                <w:rFonts w:hint="eastAsia"/>
+                <w:noProof/>
+                <w:webHidden/>
+              </w:rPr>
+              <w:tab/>
+            </w:r>
+            <w:r>
+              <w:rPr>
+                <w:rFonts w:hint="eastAsia"/>
+                <w:noProof/>
+                <w:webHidden/>
+              </w:rPr>
+              <w:fldChar w:fldCharType="begin"/>
+            </w:r>
+            <w:r>
+              <w:rPr>
+                <w:rFonts w:hint="eastAsia"/>
+                <w:noProof/>
+                <w:webHidden/>
+              </w:rPr>
+              <w:instrText xml:space="preserve"> </w:instrText>
+            </w:r>
+            <w:r>
+              <w:rPr>
+                <w:noProof/>
+                <w:webHidden/>
+              </w:rPr>
+              <w:instrText>PAGEREF _Toc226998819 \h</w:instrText>
+            </w:r>
+            <w:r>
+              <w:rPr>
+                <w:rFonts w:hint="eastAsia"/>
+                <w:noProof/>
+                <w:webHidden/>
+              </w:rPr>
+              <w:instrText xml:space="preserve"> </w:instrText>
+            </w:r>
+            <w:r>
+              <w:rPr>
+                <w:rFonts w:hint="eastAsia"/>
+                <w:noProof/>
+                <w:webHidden/>
+              </w:rPr>
+            </w:r>
+            <w:r>
+              <w:rPr>
+                <w:rFonts w:hint="eastAsia"/>
+                <w:noProof/>
+                <w:webHidden/>
+              </w:rPr>
+              <w:fldChar w:fldCharType="separate"/>
+            </w:r>
+            <w:r>
+              <w:rPr>
+                <w:rFonts w:hint="eastAsia"/>
+                <w:noProof/>
+                <w:webHidden/>
+              </w:rPr>
+              <w:t>2</w:t>
+            </w:r>
+            <w:r>
+              <w:rPr>
+                <w:rFonts w:hint="eastAsia"/>
+                <w:noProof/>
+                <w:webHidden/>
+              </w:rPr>
+              <w:fldChar w:fldCharType="end"/>
+            </w:r>
+          </w:hyperlink>
+        </w:p>
+        <w:p>
+          <w:pPr>
+            <w:pStyle w:val="TOC2"/>
+            <w:tabs>
+              <w:tab w:val="right" w:leader="dot" w:pos="8296"/>
+            </w:tabs>
+            <w:ind w:left="480"/>
+            <w:rPr>
+              <w:rFonts w:hint="eastAsia"/>
+              <w:noProof/>
+              <w:kern w:val="2"/>
+              <w:sz w:val="22"/>
+              <w14:ligatures w14:val="standardContextual"/>
+            </w:rPr>
+          </w:pPr>
+          <w:hyperlink w:anchor="_Toc226998820" w:history="1">
+            <w:r>
+              <w:rPr>
+                <w:rStyle w:val="af6"/>
+                <w:rFonts w:ascii="华文中宋" w:eastAsia="华文中宋" w:hAnsi="华文中宋" w:hint="eastAsia"/>
+                <w:noProof/>
+              </w:rPr>
+              <w:t>题目分析时遇到的问题：</w:t>
+            </w:r>
+            <w:r>
+              <w:rPr>
+                <w:rFonts w:hint="eastAsia"/>
+                <w:noProof/>
+                <w:webHidden/>
+              </w:rPr>
+              <w:tab/>
+            </w:r>
+            <w:r>
+              <w:rPr>
+                <w:rFonts w:hint="eastAsia"/>
+                <w:noProof/>
+                <w:webHidden/>
+              </w:rPr>
+              <w:fldChar w:fldCharType="begin"/>
+            </w:r>
+            <w:r>
+              <w:rPr>
+                <w:rFonts w:hint="eastAsia"/>
+                <w:noProof/>
+                <w:webHidden/>
+              </w:rPr>
+              <w:instrText xml:space="preserve"> </w:instrText>
+            </w:r>
+            <w:r>
+              <w:rPr>
+                <w:noProof/>
+                <w:webHidden/>
+              </w:rPr>
+              <w:instrText>PAGEREF _Toc226998820 \h</w:instrText>
+            </w:r>
+            <w:r>
+              <w:rPr>
+                <w:rFonts w:hint="eastAsia"/>
+                <w:noProof/>
+                <w:webHidden/>
+              </w:rPr>
+              <w:instrText xml:space="preserve"> </w:instrText>
+            </w:r>
+            <w:r>
+              <w:rPr>
+                <w:rFonts w:hint="eastAsia"/>
+                <w:noProof/>
+                <w:webHidden/>
+              </w:rPr>
+            </w:r>
+            <w:r>
+              <w:rPr>
+                <w:rFonts w:hint="eastAsia"/>
+                <w:noProof/>
+                <w:webHidden/>
+              </w:rPr>
+              <w:fldChar w:fldCharType="separate"/>
+            </w:r>
+            <w:r>
+              <w:rPr>
+                <w:rFonts w:hint="eastAsia"/>
+                <w:noProof/>
+                <w:webHidden/>
+              </w:rPr>
+              <w:t>2</w:t>
+            </w:r>
+            <w:r>
+              <w:rPr>
+                <w:rFonts w:hint="eastAsia"/>
+                <w:noProof/>
+                <w:webHidden/>
+              </w:rPr>
+              <w:fldChar w:fldCharType="end"/>
+            </w:r>
+          </w:hyperlink>
+        </w:p>
+        <w:p>
+          <w:pPr>
+            <w:pStyle w:val="TOC2"/>
+            <w:tabs>
+              <w:tab w:val="right" w:leader="dot" w:pos="8296"/>
+            </w:tabs>
+            <w:ind w:left="480"/>
+            <w:rPr>
+              <w:rFonts w:hint="eastAsia"/>
+              <w:noProof/>
+              <w:kern w:val="2"/>
+              <w:sz w:val="22"/>
+              <w14:ligatures w14:val="standardContextual"/>
+            </w:rPr>
+          </w:pPr>
+          <w:hyperlink w:anchor="_Toc226998821" w:history="1">
+            <w:r>
+              <w:rPr>
+                <w:rStyle w:val="af6"/>
+                <w:rFonts w:ascii="华文中宋" w:eastAsia="华文中宋" w:hAnsi="华文中宋" w:hint="eastAsia"/>
+                <w:noProof/>
+              </w:rPr>
+              <w:t>项目结构：</w:t>
+            </w:r>
+            <w:r>
+              <w:rPr>
+                <w:rFonts w:hint="eastAsia"/>
+                <w:noProof/>
+                <w:webHidden/>
+              </w:rPr>
+              <w:tab/>
+            </w:r>
+            <w:r>
+              <w:rPr>
+                <w:rFonts w:hint="eastAsia"/>
+                <w:noProof/>
+                <w:webHidden/>
+              </w:rPr>
+              <w:fldChar w:fldCharType="begin"/>
+            </w:r>
+            <w:r>
+              <w:rPr>
+                <w:rFonts w:hint="eastAsia"/>
+                <w:noProof/>
+                <w:webHidden/>
+              </w:rPr>
+              <w:instrText xml:space="preserve"> </w:instrText>
+            </w:r>
+            <w:r>
+              <w:rPr>
+                <w:noProof/>
+                <w:webHidden/>
+              </w:rPr>
+              <w:instrText>PAGEREF _Toc226998821 \h</w:instrText>
+            </w:r>
+            <w:r>
+              <w:rPr>
+                <w:rFonts w:hint="eastAsia"/>
+                <w:noProof/>
+                <w:webHidden/>
+              </w:rPr>
+              <w:instrText xml:space="preserve"> </w:instrText>
+            </w:r>
+            <w:r>
+              <w:rPr>
+                <w:rFonts w:hint="eastAsia"/>
+                <w:noProof/>
+                <w:webHidden/>
+              </w:rPr>
+            </w:r>
+            <w:r>
+              <w:rPr>
+                <w:rFonts w:hint="eastAsia"/>
+                <w:noProof/>
+                <w:webHidden/>
+              </w:rPr>
+              <w:fldChar w:fldCharType="separate"/>
+            </w:r>
+            <w:r>
+              <w:rPr>
+                <w:rFonts w:hint="eastAsia"/>
+                <w:noProof/>
+                <w:webHidden/>
+              </w:rPr>
+              <w:t>3</w:t>
+            </w:r>
+            <w:r>
+              <w:rPr>
+                <w:rFonts w:hint="eastAsia"/>
+                <w:noProof/>
+                <w:webHidden/>
+              </w:rPr>
+              <w:fldChar w:fldCharType="end"/>
+            </w:r>
+          </w:hyperlink>
+        </w:p>
+        <w:p>
+          <w:pPr>
+            <w:pStyle w:val="TOC2"/>
+            <w:tabs>
+              <w:tab w:val="right" w:leader="dot" w:pos="8296"/>
+            </w:tabs>
+            <w:ind w:left="480"/>
+            <w:rPr>
+              <w:rFonts w:hint="eastAsia"/>
+              <w:noProof/>
+              <w:kern w:val="2"/>
+              <w:sz w:val="22"/>
+              <w14:ligatures w14:val="standardContextual"/>
+            </w:rPr>
+          </w:pPr>
+          <w:hyperlink w:anchor="_Toc226998822" w:history="1">
+            <w:r>
+              <w:rPr>
+                <w:rStyle w:val="af6"/>
+                <w:rFonts w:ascii="华文中宋" w:eastAsia="华文中宋" w:hAnsi="华文中宋" w:hint="eastAsia"/>
+                <w:noProof/>
+              </w:rPr>
+              <w:t>实验</w:t>
+            </w:r>
+            <w:r>
+              <w:rPr>
+                <w:rFonts w:hint="eastAsia"/>
+                <w:noProof/>
+                <w:webHidden/>
+              </w:rPr>
+              <w:tab/>
+            </w:r>
+            <w:r>
+              <w:rPr>
+                <w:rFonts w:hint="eastAsia"/>
+                <w:noProof/>
+                <w:webHidden/>
+              </w:rPr>
+              <w:fldChar w:fldCharType="begin"/>
+            </w:r>
+            <w:r>
+              <w:rPr>
+                <w:rFonts w:hint="eastAsia"/>
+                <w:noProof/>
+                <w:webHidden/>
+              </w:rPr>
+              <w:instrText xml:space="preserve"> </w:instrText>
+            </w:r>
+            <w:r>
+              <w:rPr>
+                <w:noProof/>
+                <w:webHidden/>
+              </w:rPr>
+              <w:instrText>PAGEREF _Toc226998822 \h</w:instrText>
+            </w:r>
+            <w:r>
+              <w:rPr>
+                <w:rFonts w:hint="eastAsia"/>
+                <w:noProof/>
+                <w:webHidden/>
+              </w:rPr>
+              <w:instrText xml:space="preserve"> </w:instrText>
+            </w:r>
+            <w:r>
+              <w:rPr>
+                <w:rFonts w:hint="eastAsia"/>
+                <w:noProof/>
+                <w:webHidden/>
+              </w:rPr>
+            </w:r>
+            <w:r>
+              <w:rPr>
+                <w:rFonts w:hint="eastAsia"/>
+                <w:noProof/>
+                <w:webHidden/>
+              </w:rPr>
+              <w:fldChar w:fldCharType="separate"/>
+            </w:r>
+            <w:r>
+              <w:rPr>
+                <w:rFonts w:hint="eastAsia"/>
+                <w:noProof/>
+                <w:webHidden/>
+              </w:rPr>
+              <w:t>3</w:t>
+            </w:r>
+            <w:r>
+              <w:rPr>
+                <w:rFonts w:hint="eastAsia"/>
+                <w:noProof/>
+                <w:webHidden/>
+              </w:rPr>
+              <w:fldChar w:fldCharType="end"/>
+            </w:r>
+          </w:hyperlink>
+        </w:p>
+        <w:p>
+          <w:pPr>
+            <w:pStyle w:val="TOC3"/>
+            <w:tabs>
+              <w:tab w:val="right" w:leader="dot" w:pos="8296"/>
+            </w:tabs>
+            <w:ind w:left="960"/>
+            <w:rPr>
+              <w:rFonts w:hint="eastAsia"/>
+              <w:noProof/>
+              <w:kern w:val="2"/>
+              <w:sz w:val="22"/>
+              <w14:ligatures w14:val="standardContextual"/>
+            </w:rPr>
+          </w:pPr>
+          <w:hyperlink w:anchor="_Toc226998823" w:history="1">
+            <w:r>
+              <w:rPr>
+                <w:rStyle w:val="af6"/>
+                <w:rFonts w:ascii="华文中宋" w:eastAsia="华文中宋" w:hAnsi="华文中宋" w:hint="eastAsia"/>
+                <w:noProof/>
+              </w:rPr>
+              <w:t>第一步：读取/硬编码一个模型</w:t>
+            </w:r>
+            <w:r>
+              <w:rPr>
+                <w:rFonts w:hint="eastAsia"/>
+                <w:noProof/>
+                <w:webHidden/>
+              </w:rPr>
+              <w:tab/>
+            </w:r>
+            <w:r>
+              <w:rPr>
+                <w:rFonts w:hint="eastAsia"/>
+                <w:noProof/>
+                <w:webHidden/>
+              </w:rPr>
+              <w:fldChar w:fldCharType="begin"/>
+            </w:r>
+            <w:r>
+              <w:rPr>
+                <w:rFonts w:hint="eastAsia"/>
+                <w:noProof/>
+                <w:webHidden/>
+              </w:rPr>
+              <w:instrText xml:space="preserve"> </w:instrText>
+            </w:r>
+            <w:r>
+              <w:rPr>
+                <w:noProof/>
+                <w:webHidden/>
+              </w:rPr>
+              <w:instrText>PAGEREF _Toc226998823 \h</w:instrText>
+            </w:r>
+            <w:r>
+              <w:rPr>
+                <w:rFonts w:hint="eastAsia"/>
+                <w:noProof/>
+                <w:webHidden/>
+              </w:rPr>
+              <w:instrText xml:space="preserve"> </w:instrText>
+            </w:r>
+            <w:r>
+              <w:rPr>
+                <w:rFonts w:hint="eastAsia"/>
+                <w:noProof/>
+                <w:webHidden/>
+              </w:rPr>
+            </w:r>
+            <w:r>
+              <w:rPr>
+                <w:rFonts w:hint="eastAsia"/>
+                <w:noProof/>
+                <w:webHidden/>
+              </w:rPr>
+              <w:fldChar w:fldCharType="separate"/>
+            </w:r>
+            <w:r>
+              <w:rPr>
+                <w:rFonts w:hint="eastAsia"/>
+                <w:noProof/>
+                <w:webHidden/>
+              </w:rPr>
+              <w:t>3</w:t>
+            </w:r>
+            <w:r>
+              <w:rPr>
+                <w:rFonts w:hint="eastAsia"/>
+                <w:noProof/>
+                <w:webHidden/>
+              </w:rPr>
+              <w:fldChar w:fldCharType="end"/>
+            </w:r>
+          </w:hyperlink>
+        </w:p>
+        <w:p>
+          <w:pPr>
+            <w:pStyle w:val="TOC3"/>
+            <w:tabs>
+              <w:tab w:val="right" w:leader="dot" w:pos="8296"/>
+            </w:tabs>
+            <w:ind w:left="960"/>
+            <w:rPr>
+              <w:rFonts w:hint="eastAsia"/>
+              <w:noProof/>
+              <w:kern w:val="2"/>
+              <w:sz w:val="22"/>
+              <w14:ligatures w14:val="standardContextual"/>
+            </w:rPr>
+          </w:pPr>
+          <w:hyperlink w:anchor="_Toc226998824" w:history="1">
+            <w:r>
+              <w:rPr>
+                <w:rStyle w:val="af6"/>
+                <w:rFonts w:ascii="华文中宋" w:eastAsia="华文中宋" w:hAnsi="华文中宋" w:hint="eastAsia"/>
+                <w:noProof/>
+              </w:rPr>
+              <w:t>第二步：实现MVP变换：把顶点从模型空间变换到屏幕空间。</w:t>
+            </w:r>
+            <w:r>
+              <w:rPr>
+                <w:rFonts w:hint="eastAsia"/>
+                <w:noProof/>
+                <w:webHidden/>
+              </w:rPr>
+              <w:tab/>
+            </w:r>
+            <w:r>
+              <w:rPr>
+                <w:rFonts w:hint="eastAsia"/>
+                <w:noProof/>
+                <w:webHidden/>
+              </w:rPr>
+              <w:fldChar w:fldCharType="begin"/>
+            </w:r>
+            <w:r>
+              <w:rPr>
+                <w:rFonts w:hint="eastAsia"/>
+                <w:noProof/>
+                <w:webHidden/>
+              </w:rPr>
+              <w:instrText xml:space="preserve"> </w:instrText>
+            </w:r>
+            <w:r>
+              <w:rPr>
+                <w:noProof/>
+                <w:webHidden/>
+              </w:rPr>
+              <w:instrText>PAGEREF _Toc226998824 \h</w:instrText>
+            </w:r>
+            <w:r>
+              <w:rPr>
+                <w:rFonts w:hint="eastAsia"/>
+                <w:noProof/>
+                <w:webHidden/>
+              </w:rPr>
+              <w:instrText xml:space="preserve"> </w:instrText>
+            </w:r>
+            <w:r>
+              <w:rPr>
+                <w:rFonts w:hint="eastAsia"/>
+                <w:noProof/>
+                <w:webHidden/>
+              </w:rPr>
+            </w:r>
+            <w:r>
+              <w:rPr>
+                <w:rFonts w:hint="eastAsia"/>
+                <w:noProof/>
+                <w:webHidden/>
+              </w:rPr>
+              <w:fldChar w:fldCharType="separate"/>
+            </w:r>
+            <w:r>
+              <w:rPr>
+                <w:rFonts w:hint="eastAsia"/>
+                <w:noProof/>
+                <w:webHidden/>
+              </w:rPr>
+              <w:t>8</w:t>
+            </w:r>
+            <w:r>
+              <w:rPr>
+                <w:rFonts w:hint="eastAsia"/>
+                <w:noProof/>
+                <w:webHidden/>
+              </w:rPr>
+              <w:fldChar w:fldCharType="end"/>
+            </w:r>
+          </w:hyperlink>
+        </w:p>
+        <w:p>
+          <w:pPr>
+            <w:pStyle w:val="TOC3"/>
+            <w:tabs>
+              <w:tab w:val="right" w:leader="dot" w:pos="8296"/>
+            </w:tabs>
+            <w:ind w:left="960"/>
+            <w:rPr>
+              <w:rFonts w:hint="eastAsia"/>
+              <w:noProof/>
+              <w:kern w:val="2"/>
+              <w:sz w:val="22"/>
+              <w14:ligatures w14:val="standardContextual"/>
+            </w:rPr>
+          </w:pPr>
+          <w:hyperlink w:anchor="_Toc226998825" w:history="1">
+            <w:r>
+              <w:rPr>
+                <w:rStyle w:val="af6"/>
+                <w:rFonts w:ascii="华文中宋" w:eastAsia="华文中宋" w:hAnsi="华文中宋" w:hint="eastAsia"/>
+                <w:noProof/>
+              </w:rPr>
+              <w:t>第三步：实现光栅化。</w:t>
+            </w:r>
+            <w:r>
+              <w:rPr>
+                <w:rFonts w:hint="eastAsia"/>
+                <w:noProof/>
+                <w:webHidden/>
+              </w:rPr>
+              <w:tab/>
+            </w:r>
+            <w:r>
+              <w:rPr>
+                <w:rFonts w:hint="eastAsia"/>
+                <w:noProof/>
+                <w:webHidden/>
+              </w:rPr>
+              <w:fldChar w:fldCharType="begin"/>
+            </w:r>
+            <w:r>
+              <w:rPr>
+                <w:rFonts w:hint="eastAsia"/>
+                <w:noProof/>
+                <w:webHidden/>
+              </w:rPr>
+              <w:instrText xml:space="preserve"> </w:instrText>
+            </w:r>
+            <w:r>
+              <w:rPr>
+                <w:noProof/>
+                <w:webHidden/>
+              </w:rPr>
+              <w:instrText>PAGEREF _Toc226998825 \h</w:instrText>
+            </w:r>
+            <w:r>
+              <w:rPr>
+                <w:rFonts w:hint="eastAsia"/>
+                <w:noProof/>
+                <w:webHidden/>
+              </w:rPr>
+              <w:instrText xml:space="preserve"> </w:instrText>
+            </w:r>
+            <w:r>
+              <w:rPr>
+                <w:rFonts w:hint="eastAsia"/>
+                <w:noProof/>
+                <w:webHidden/>
+              </w:rPr>
+            </w:r>
+            <w:r>
+              <w:rPr>
+                <w:rFonts w:hint="eastAsia"/>
+                <w:noProof/>
+                <w:webHidden/>
+              </w:rPr>
+              <w:fldChar w:fldCharType="separate"/>
+            </w:r>
+            <w:r>
+              <w:rPr>
+                <w:rFonts w:hint="eastAsia"/>
+                <w:noProof/>
+                <w:webHidden/>
+              </w:rPr>
+              <w:t>30</w:t>
+            </w:r>
+            <w:r>
+              <w:rPr>
+                <w:rFonts w:hint="eastAsia"/>
+                <w:noProof/>
+                <w:webHidden/>
+              </w:rPr>
+              <w:fldChar w:fldCharType="end"/>
+            </w:r>
+          </w:hyperlink>
+        </w:p>
+        <w:p>
+          <w:pPr>
+            <w:pStyle w:val="TOC3"/>
+            <w:tabs>
+              <w:tab w:val="right" w:leader="dot" w:pos="8296"/>
+            </w:tabs>
+            <w:ind w:left="960"/>
+            <w:rPr>
+              <w:rFonts w:hint="eastAsia"/>
+              <w:noProof/>
+              <w:kern w:val="2"/>
+              <w:sz w:val="22"/>
+              <w14:ligatures w14:val="standardContextual"/>
+            </w:rPr>
+          </w:pPr>
+          <w:hyperlink w:anchor="_Toc226998826" w:history="1">
+            <w:r>
+              <w:rPr>
+                <w:rStyle w:val="af6"/>
+                <w:rFonts w:ascii="华文中宋" w:eastAsia="华文中宋" w:hAnsi="华文中宋" w:hint="eastAsia"/>
+                <w:noProof/>
+              </w:rPr>
+              <w:t>第一次调试</w:t>
+            </w:r>
+            <w:r>
+              <w:rPr>
+                <w:rFonts w:hint="eastAsia"/>
+                <w:noProof/>
+                <w:webHidden/>
+              </w:rPr>
+              <w:tab/>
+            </w:r>
+            <w:r>
+              <w:rPr>
+                <w:rFonts w:hint="eastAsia"/>
+                <w:noProof/>
+                <w:webHidden/>
+              </w:rPr>
+              <w:fldChar w:fldCharType="begin"/>
+            </w:r>
+            <w:r>
+              <w:rPr>
+                <w:rFonts w:hint="eastAsia"/>
+                <w:noProof/>
+                <w:webHidden/>
+              </w:rPr>
+              <w:instrText xml:space="preserve"> </w:instrText>
+            </w:r>
+            <w:r>
+              <w:rPr>
+                <w:noProof/>
+                <w:webHidden/>
+              </w:rPr>
+              <w:instrText>PAGEREF _Toc226998826 \h</w:instrText>
+            </w:r>
+            <w:r>
+              <w:rPr>
+                <w:rFonts w:hint="eastAsia"/>
+                <w:noProof/>
+                <w:webHidden/>
+              </w:rPr>
+              <w:instrText xml:space="preserve"> </w:instrText>
+            </w:r>
+            <w:r>
+              <w:rPr>
+                <w:rFonts w:hint="eastAsia"/>
+                <w:noProof/>
+                <w:webHidden/>
+              </w:rPr>
+            </w:r>
+            <w:r>
+              <w:rPr>
+                <w:rFonts w:hint="eastAsia"/>
+                <w:noProof/>
+                <w:webHidden/>
+              </w:rPr>
+              <w:fldChar w:fldCharType="separate"/>
+            </w:r>
+            <w:r>
+              <w:rPr>
+                <w:rFonts w:hint="eastAsia"/>
+                <w:noProof/>
+                <w:webHidden/>
+              </w:rPr>
+              <w:t>41</w:t>
+            </w:r>
+            <w:r>
+              <w:rPr>
+                <w:rFonts w:hint="eastAsia"/>
+                <w:noProof/>
+                <w:webHidden/>
+              </w:rPr>
+              <w:fldChar w:fldCharType="end"/>
+            </w:r>
+          </w:hyperlink>
+        </w:p>
+        <w:p>
+          <w:pPr>
+            <w:pStyle w:val="TOC3"/>
+            <w:tabs>
+              <w:tab w:val="right" w:leader="dot" w:pos="8296"/>
+            </w:tabs>
+            <w:ind w:left="960"/>
+            <w:rPr>
+              <w:rFonts w:hint="eastAsia"/>
+              <w:noProof/>
+              <w:kern w:val="2"/>
+              <w:sz w:val="22"/>
+              <w14:ligatures w14:val="standardContextual"/>
+            </w:rPr>
+          </w:pPr>
+          <w:hyperlink w:anchor="_Toc226998827" w:history="1">
+            <w:r>
+              <w:rPr>
+                <w:rStyle w:val="af6"/>
+                <w:rFonts w:ascii="华文中宋" w:eastAsia="华文中宋" w:hAnsi="华文中宋" w:hint="eastAsia"/>
+                <w:noProof/>
+              </w:rPr>
+              <w:t>第四步：实现Z-buffer</w:t>
+            </w:r>
+            <w:r>
+              <w:rPr>
+                <w:rFonts w:hint="eastAsia"/>
+                <w:noProof/>
+                <w:webHidden/>
+              </w:rPr>
+              <w:tab/>
+            </w:r>
+            <w:r>
+              <w:rPr>
+                <w:rFonts w:hint="eastAsia"/>
+                <w:noProof/>
+                <w:webHidden/>
+              </w:rPr>
+              <w:fldChar w:fldCharType="begin"/>
+            </w:r>
+            <w:r>
+              <w:rPr>
+                <w:rFonts w:hint="eastAsia"/>
+                <w:noProof/>
+                <w:webHidden/>
+              </w:rPr>
+              <w:instrText xml:space="preserve"> </w:instrText>
+            </w:r>
+            <w:r>
+              <w:rPr>
+                <w:noProof/>
+                <w:webHidden/>
+              </w:rPr>
+              <w:instrText>PAGEREF _Toc226998827 \h</w:instrText>
+            </w:r>
+            <w:r>
+              <w:rPr>
+                <w:rFonts w:hint="eastAsia"/>
+                <w:noProof/>
+                <w:webHidden/>
+              </w:rPr>
+              <w:instrText xml:space="preserve"> </w:instrText>
+            </w:r>
+            <w:r>
+              <w:rPr>
+                <w:rFonts w:hint="eastAsia"/>
+                <w:noProof/>
+                <w:webHidden/>
+              </w:rPr>
+            </w:r>
+            <w:r>
+              <w:rPr>
+                <w:rFonts w:hint="eastAsia"/>
+                <w:noProof/>
+                <w:webHidden/>
+              </w:rPr>
+              <w:fldChar w:fldCharType="separate"/>
+            </w:r>
+            <w:r>
+              <w:rPr>
+                <w:rFonts w:hint="eastAsia"/>
+                <w:noProof/>
+                <w:webHidden/>
+              </w:rPr>
+              <w:t>57</w:t>
+            </w:r>
+            <w:r>
+              <w:rPr>
+                <w:rFonts w:hint="eastAsia"/>
+                <w:noProof/>
+                <w:webHidden/>
+              </w:rPr>
+              <w:fldChar w:fldCharType="end"/>
+            </w:r>
+          </w:hyperlink>
+        </w:p>
+        <w:p>
+          <w:pPr>
+            <w:pStyle w:val="TOC3"/>
+            <w:tabs>
+              <w:tab w:val="right" w:leader="dot" w:pos="8296"/>
+            </w:tabs>
+            <w:ind w:left="960"/>
+            <w:rPr>
+              <w:rFonts w:hint="eastAsia"/>
+              <w:noProof/>
+              <w:kern w:val="2"/>
+              <w:sz w:val="22"/>
+              <w14:ligatures w14:val="standardContextual"/>
+            </w:rPr>
+          </w:pPr>
+          <w:hyperlink w:anchor="_Toc226998828" w:history="1">
+            <w:r>
+              <w:rPr>
+                <w:rStyle w:val="af6"/>
+                <w:rFonts w:ascii="华文中宋" w:eastAsia="华文中宋" w:hAnsi="华文中宋" w:hint="eastAsia"/>
+                <w:noProof/>
+              </w:rPr>
+              <w:t>第二次调试</w:t>
+            </w:r>
+            <w:r>
+              <w:rPr>
+                <w:rFonts w:hint="eastAsia"/>
+                <w:noProof/>
+                <w:webHidden/>
+              </w:rPr>
+              <w:tab/>
+            </w:r>
+            <w:r>
+              <w:rPr>
+                <w:rFonts w:hint="eastAsia"/>
+                <w:noProof/>
+                <w:webHidden/>
+              </w:rPr>
+              <w:fldChar w:fldCharType="begin"/>
+            </w:r>
+            <w:r>
+              <w:rPr>
+                <w:rFonts w:hint="eastAsia"/>
+                <w:noProof/>
+                <w:webHidden/>
+              </w:rPr>
+              <w:instrText xml:space="preserve"> </w:instrText>
+            </w:r>
+            <w:r>
+              <w:rPr>
+                <w:noProof/>
+                <w:webHidden/>
+              </w:rPr>
+              <w:instrText>PAGEREF _Toc226998828 \h</w:instrText>
+            </w:r>
+            <w:r>
+              <w:rPr>
+                <w:rFonts w:hint="eastAsia"/>
+                <w:noProof/>
+                <w:webHidden/>
+              </w:rPr>
+              <w:instrText xml:space="preserve"> </w:instrText>
+            </w:r>
+            <w:r>
+              <w:rPr>
+                <w:rFonts w:hint="eastAsia"/>
+                <w:noProof/>
+                <w:webHidden/>
+              </w:rPr>
+            </w:r>
+            <w:r>
+              <w:rPr>
+                <w:rFonts w:hint="eastAsia"/>
+                <w:noProof/>
+                <w:webHidden/>
+              </w:rPr>
+              <w:fldChar w:fldCharType="separate"/>
+            </w:r>
+            <w:r>
+              <w:rPr>
+                <w:rFonts w:hint="eastAsia"/>
+                <w:noProof/>
+                <w:webHidden/>
+              </w:rPr>
+              <w:t>60</w:t>
+            </w:r>
+            <w:r>
+              <w:rPr>
+                <w:rFonts w:hint="eastAsia"/>
+                <w:noProof/>
+                <w:webHidden/>
+              </w:rPr>
+              <w:fldChar w:fldCharType="end"/>
+            </w:r>
+          </w:hyperlink>
+        </w:p>
+        <w:p>
+          <w:pPr>
+            <w:pStyle w:val="TOC2"/>
+            <w:tabs>
+              <w:tab w:val="right" w:leader="dot" w:pos="8296"/>
+            </w:tabs>
+            <w:ind w:left="480"/>
+            <w:rPr>
+              <w:rFonts w:hint="eastAsia"/>
+              <w:noProof/>
+              <w:kern w:val="2"/>
+              <w:sz w:val="22"/>
+              <w14:ligatures w14:val="standardContextual"/>
+            </w:rPr>
+          </w:pPr>
+          <w:hyperlink w:anchor="_Toc226998829" w:history="1">
+            <w:r>
+              <w:rPr>
+                <w:rStyle w:val="af6"/>
+                <w:rFonts w:ascii="华文中宋" w:eastAsia="华文中宋" w:hAnsi="华文中宋" w:hint="eastAsia"/>
+                <w:noProof/>
+              </w:rPr>
+              <w:t>遇到的问题</w:t>
+            </w:r>
+            <w:r>
+              <w:rPr>
+                <w:rFonts w:hint="eastAsia"/>
+                <w:noProof/>
+                <w:webHidden/>
+              </w:rPr>
+              <w:tab/>
+            </w:r>
+            <w:r>
+              <w:rPr>
+                <w:rFonts w:hint="eastAsia"/>
+                <w:noProof/>
+                <w:webHidden/>
+              </w:rPr>
+              <w:fldChar w:fldCharType="begin"/>
+            </w:r>
+            <w:r>
+              <w:rPr>
+                <w:rFonts w:hint="eastAsia"/>
+                <w:noProof/>
+                <w:webHidden/>
+              </w:rPr>
+              <w:instrText xml:space="preserve"> </w:instrText>
+            </w:r>
+            <w:r>
+              <w:rPr>
+                <w:noProof/>
+                <w:webHidden/>
+              </w:rPr>
+              <w:instrText>PAGEREF _Toc226998829 \h</w:instrText>
+            </w:r>
+            <w:r>
+              <w:rPr>
+                <w:rFonts w:hint="eastAsia"/>
+                <w:noProof/>
+                <w:webHidden/>
+              </w:rPr>
+              <w:instrText xml:space="preserve"> </w:instrText>
+            </w:r>
+            <w:r>
+              <w:rPr>
+                <w:rFonts w:hint="eastAsia"/>
+                <w:noProof/>
+                <w:webHidden/>
+              </w:rPr>
+            </w:r>
+            <w:r>
+              <w:rPr>
+                <w:rFonts w:hint="eastAsia"/>
+                <w:noProof/>
+                <w:webHidden/>
+              </w:rPr>
+              <w:fldChar w:fldCharType="separate"/>
+            </w:r>
+            <w:r>
+              <w:rPr>
+                <w:rFonts w:hint="eastAsia"/>
+                <w:noProof/>
+                <w:webHidden/>
+              </w:rPr>
+              <w:t>73</w:t>
+            </w:r>
+            <w:r>
+              <w:rPr>
+                <w:rFonts w:hint="eastAsia"/>
+                <w:noProof/>
+                <w:webHidden/>
+              </w:rPr>
+              <w:fldChar w:fldCharType="end"/>
+            </w:r>
+          </w:hyperlink>
+        </w:p>
+        <w:p>
+          <w:pPr>
+            <w:pStyle w:val="TOC2"/>
+            <w:tabs>
+              <w:tab w:val="right" w:leader="dot" w:pos="8296"/>
+            </w:tabs>
+            <w:ind w:left="480"/>
+            <w:rPr>
+              <w:rFonts w:hint="eastAsia"/>
+              <w:noProof/>
+              <w:kern w:val="2"/>
+              <w:sz w:val="22"/>
+              <w14:ligatures w14:val="standardContextual"/>
+            </w:rPr>
+          </w:pPr>
+          <w:hyperlink w:anchor="_Toc226998830" w:history="1">
+            <w:r>
+              <w:rPr>
+                <w:rStyle w:val="af6"/>
+                <w:rFonts w:ascii="华文中宋" w:eastAsia="华文中宋" w:hAnsi="华文中宋" w:hint="eastAsia"/>
+                <w:noProof/>
+              </w:rPr>
+              <w:t>下一次实验我还想做的</w:t>
+            </w:r>
+            <w:r>
+              <w:rPr>
+                <w:rFonts w:hint="eastAsia"/>
+                <w:noProof/>
+                <w:webHidden/>
+              </w:rPr>
+              <w:tab/>
+            </w:r>
+            <w:r>
+              <w:rPr>
+                <w:rFonts w:hint="eastAsia"/>
+                <w:noProof/>
+                <w:webHidden/>
+              </w:rPr>
+              <w:fldChar w:fldCharType="begin"/>
+            </w:r>
+            <w:r>
+              <w:rPr>
+                <w:rFonts w:hint="eastAsia"/>
+                <w:noProof/>
+                <w:webHidden/>
+              </w:rPr>
+              <w:instrText xml:space="preserve"> </w:instrText>
+            </w:r>
+            <w:r>
+              <w:rPr>
+                <w:noProof/>
+                <w:webHidden/>
+              </w:rPr>
+              <w:instrText>PAGEREF _Toc226998830 \h</w:instrText>
+            </w:r>
+            <w:r>
+              <w:rPr>
+                <w:rFonts w:hint="eastAsia"/>
+                <w:noProof/>
+                <w:webHidden/>
+              </w:rPr>
+              <w:instrText xml:space="preserve"> </w:instrText>
+            </w:r>
+            <w:r>
+              <w:rPr>
+                <w:rFonts w:hint="eastAsia"/>
+                <w:noProof/>
+                <w:webHidden/>
+              </w:rPr>
+            </w:r>
+            <w:r>
+              <w:rPr>
+                <w:rFonts w:hint="eastAsia"/>
+                <w:noProof/>
+                <w:webHidden/>
+              </w:rPr>
+              <w:fldChar w:fldCharType="separate"/>
+            </w:r>
+            <w:r>
+              <w:rPr>
+                <w:rFonts w:hint="eastAsia"/>
+                <w:noProof/>
+                <w:webHidden/>
+              </w:rPr>
+              <w:t>73</w:t>
+            </w:r>
+            <w:r>
+              <w:rPr>
+                <w:rFonts w:hint="eastAsia"/>
+                <w:noProof/>
+                <w:webHidden/>
+              </w:rPr>
+              <w:fldChar w:fldCharType="end"/>
+            </w:r>
+          </w:hyperlink>
+        </w:p>
+        <w:p>
+          <w:pPr>
+            <w:pStyle w:val="TOC2"/>
+            <w:tabs>
+              <w:tab w:val="right" w:leader="dot" w:pos="8296"/>
+            </w:tabs>
+            <w:ind w:left="480"/>
+            <w:rPr>
+              <w:rFonts w:hint="eastAsia"/>
+              <w:noProof/>
+              <w:kern w:val="2"/>
+              <w:sz w:val="22"/>
+              <w14:ligatures w14:val="standardContextual"/>
+            </w:rPr>
+          </w:pPr>
+          <w:hyperlink w:anchor="_Toc226998831" w:history="1">
+            <w:r>
+              <w:rPr>
+                <w:rStyle w:val="af6"/>
+                <w:rFonts w:ascii="华文中宋" w:eastAsia="华文中宋" w:hAnsi="华文中宋" w:hint="eastAsia"/>
+                <w:noProof/>
+              </w:rPr>
+              <w:t>心得</w:t>
+            </w:r>
+            <w:r>
+              <w:rPr>
+                <w:rFonts w:hint="eastAsia"/>
+                <w:noProof/>
+                <w:webHidden/>
+              </w:rPr>
+              <w:tab/>
+            </w:r>
+            <w:r>
+              <w:rPr>
+                <w:rFonts w:hint="eastAsia"/>
+                <w:noProof/>
+                <w:webHidden/>
+              </w:rPr>
+              <w:fldChar w:fldCharType="begin"/>
+            </w:r>
+            <w:r>
+              <w:rPr>
+                <w:rFonts w:hint="eastAsia"/>
+                <w:noProof/>
+                <w:webHidden/>
+              </w:rPr>
+              <w:instrText xml:space="preserve"> </w:instrText>
+            </w:r>
+            <w:r>
+              <w:rPr>
+                <w:noProof/>
+                <w:webHidden/>
+              </w:rPr>
+              <w:instrText>PAGEREF _Toc226998831 \h</w:instrText>
+            </w:r>
+            <w:r>
+              <w:rPr>
+                <w:rFonts w:hint="eastAsia"/>
+                <w:noProof/>
+                <w:webHidden/>
+              </w:rPr>
+              <w:instrText xml:space="preserve"> </w:instrText>
+            </w:r>
+            <w:r>
+              <w:rPr>
+                <w:rFonts w:hint="eastAsia"/>
+                <w:noProof/>
+                <w:webHidden/>
+              </w:rPr>
+            </w:r>
+            <w:r>
+              <w:rPr>
+                <w:rFonts w:hint="eastAsia"/>
+                <w:noProof/>
+                <w:webHidden/>
+              </w:rPr>
+              <w:fldChar w:fldCharType="separate"/>
+            </w:r>
+            <w:r>
+              <w:rPr>
+                <w:rFonts w:hint="eastAsia"/>
+                <w:noProof/>
+                <w:webHidden/>
+              </w:rPr>
+              <w:t>73</w:t>
+            </w:r>
+            <w:r>
+              <w:rPr>
+                <w:rFonts w:hint="eastAsia"/>
+                <w:noProof/>
+                <w:webHidden/>
+              </w:rPr>
+              <w:fldChar w:fldCharType="end"/>
+            </w:r>
+          </w:hyperlink>
+        </w:p>
+        <w:p>
+          <w:pPr>
+            <w:rPr>
+              <w:rFonts w:hint="eastAsia"/>
+            </w:rPr>
+          </w:pPr>
+          <w:r>
+            <w:rPr>
+              <w:b/>
+              <w:bCs/>
+              <w:lang w:val="zh-CN"/>
+            </w:rPr>
+            <w:fldChar w:fldCharType="end"/>
+          </w:r>
+        </w:p>
+      </w:sdtContent>
+    </w:sdt>
     <w:p>
       <w:pPr>
         <w:pStyle w:val="TOC"/>
@@ -34,6 +1442,7 @@
         </w:rPr>
       </w:pPr>
       <w:bookmarkStart w:id="0" w:name="_Toc226489988"/>
+      <w:bookmarkStart w:id="1" w:name="_Toc226998818"/>
       <w:r>
         <w:rPr>
           <w:rStyle w:val="20"/>
@@ -50,6 +1459,7 @@
         <w:t>。</w:t>
       </w:r>
       <w:bookmarkEnd w:id="0"/>
+      <w:bookmarkEnd w:id="1"/>
     </w:p>
     <w:p>
       <w:pPr>
@@ -208,13 +1618,6 @@
         </w:rPr>
         <w:t>- 正确版本应该看起来像是三维空间里颜色自然过渡的立方体。</w:t>
       </w:r>
-    </w:p>
-    <w:p>
-      <w:pPr>
-        <w:rPr>
-          <w:rFonts w:ascii="华文中宋" w:eastAsia="华文中宋" w:hAnsi="华文中宋" w:hint="eastAsia"/>
-        </w:rPr>
-      </w:pPr>
     </w:p>
     <w:p>
       <w:pPr>
@@ -230,95 +1633,79 @@
           <w:rFonts w:ascii="华文中宋" w:eastAsia="华文中宋" w:hAnsi="华文中宋" w:hint="eastAsia"/>
         </w:rPr>
       </w:pPr>
-      <w:bookmarkStart w:id="1" w:name="_Toc226489989"/>
-      <w:r>
-        <w:rPr>
-          <w:rFonts w:ascii="华文中宋" w:eastAsia="华文中宋" w:hAnsi="华文中宋" w:hint="eastAsia"/>
-        </w:rPr>
-        <w:t>题目分析时遇到的问题：</w:t>
-      </w:r>
-      <w:bookmarkEnd w:id="1"/>
+      <w:bookmarkStart w:id="2" w:name="_Toc226998819"/>
+      <w:r>
+        <w:rPr>
+          <w:rFonts w:ascii="华文中宋" w:eastAsia="华文中宋" w:hAnsi="华文中宋" w:hint="eastAsia"/>
+        </w:rPr>
+        <w:t>实验结果</w:t>
+      </w:r>
+      <w:r>
+        <w:rPr>
+          <w:rFonts w:ascii="华文中宋" w:eastAsia="华文中宋" w:hAnsi="华文中宋" w:hint="eastAsia"/>
+        </w:rPr>
+        <w:t>：</w:t>
+      </w:r>
+      <w:bookmarkEnd w:id="2"/>
     </w:p>
     <w:p>
       <w:pPr>
         <w:rPr>
-          <w:rFonts w:ascii="华文中宋" w:eastAsia="华文中宋" w:hAnsi="华文中宋" w:hint="eastAsia"/>
+          <w:rFonts w:ascii="华文中宋" w:eastAsia="华文中宋" w:hAnsi="华文中宋"/>
         </w:rPr>
       </w:pPr>
       <w:r>
         <w:rPr>
-          <w:rFonts w:ascii="华文中宋" w:eastAsia="华文中宋" w:hAnsi="华文中宋"/>
-        </w:rPr>
-        <w:t>我大致分析了一下任务，然后我发现有很多我有问题的地方，这还只是我</w:t>
-      </w:r>
-      <w:proofErr w:type="gramStart"/>
-      <w:r>
-        <w:rPr>
-          <w:rFonts w:ascii="华文中宋" w:eastAsia="华文中宋" w:hAnsi="华文中宋"/>
-        </w:rPr>
-        <w:t>大致看</w:t>
-      </w:r>
-      <w:proofErr w:type="gramEnd"/>
-      <w:r>
-        <w:rPr>
-          <w:rFonts w:ascii="华文中宋" w:eastAsia="华文中宋" w:hAnsi="华文中宋"/>
-        </w:rPr>
-        <w:t>一圈有问题的地方，第一步这个给读取/硬编码一个模型这个，首先我得有个顶点文件吧，我自己来定义吗，还是我上blender拉一个正方形导出？那我又如何读取这个文件，用什么库？还是我自己来规定，我想想，我之前写过矩阵运算，那我就其实写一个理论上是正方体的八个顶点坐标就可以是吧，不用那么麻烦，然后输出应该是什么格式，</w:t>
-      </w:r>
-      <w:proofErr w:type="spellStart"/>
-      <w:r>
-        <w:rPr>
-          <w:rFonts w:ascii="华文中宋" w:eastAsia="华文中宋" w:hAnsi="华文中宋"/>
-        </w:rPr>
-        <w:t>png</w:t>
-      </w:r>
-      <w:proofErr w:type="spellEnd"/>
-      <w:r>
-        <w:rPr>
-          <w:rFonts w:ascii="华文中宋" w:eastAsia="华文中宋" w:hAnsi="华文中宋"/>
-        </w:rPr>
-        <w:t>？但希望我最后这个结果是直接出现在屏幕上的，那我怎么办呢？有库吗，这也意味着我必须去控制我电脑上负责输出图形的像素，这个叫啥我忘了，就是我得控制这个硬件是吧？而且你说我目前要在</w:t>
-      </w:r>
-      <w:proofErr w:type="spellStart"/>
-      <w:r>
-        <w:rPr>
-          <w:rFonts w:ascii="华文中宋" w:eastAsia="华文中宋" w:hAnsi="华文中宋"/>
-        </w:rPr>
-        <w:t>cpu</w:t>
-      </w:r>
-      <w:proofErr w:type="spellEnd"/>
-      <w:r>
-        <w:rPr>
-          <w:rFonts w:ascii="华文中宋" w:eastAsia="华文中宋" w:hAnsi="华文中宋"/>
-        </w:rPr>
-        <w:t>端模拟是吧，那也涉及后面光栅化步骤的问题，就是我说可能说不太明白，是有什么函数能把那个硬件映射下来吗，我</w:t>
-      </w:r>
-      <w:proofErr w:type="gramStart"/>
-      <w:r>
-        <w:rPr>
-          <w:rFonts w:ascii="华文中宋" w:eastAsia="华文中宋" w:hAnsi="华文中宋"/>
-        </w:rPr>
-        <w:t>要是光设值</w:t>
-      </w:r>
-      <w:proofErr w:type="gramEnd"/>
-      <w:r>
-        <w:rPr>
-          <w:rFonts w:ascii="华文中宋" w:eastAsia="华文中宋" w:hAnsi="华文中宋"/>
-        </w:rPr>
-        <w:t>，怎么把屏幕硬件输出和我的代码关联上啊？？</w:t>
-      </w:r>
-    </w:p>
-    <w:p>
-      <w:pPr>
-        <w:rPr>
-          <w:rFonts w:ascii="华文中宋" w:eastAsia="华文中宋" w:hAnsi="华文中宋" w:hint="eastAsia"/>
-        </w:rPr>
-      </w:pPr>
-      <w:r>
-        <w:rPr>
-          <w:rFonts w:ascii="华文中宋" w:eastAsia="华文中宋" w:hAnsi="华文中宋" w:hint="eastAsia"/>
-        </w:rPr>
-        <w:t>先写着再一点点看。</w:t>
+          <w:rFonts w:ascii="华文中宋" w:eastAsia="华文中宋" w:hAnsi="华文中宋" w:hint="eastAsia"/>
+        </w:rPr>
+        <w:drawing>
+          <wp:inline distT="0" distB="0" distL="0" distR="0" wp14:anchorId="1354E446" wp14:editId="3BFFDC52">
+            <wp:extent cx="5274310" cy="3956050"/>
+            <wp:effectExtent l="0" t="0" r="2540" b="6350"/>
+            <wp:docPr id="155192620" name="图片 2"/>
+            <wp:cNvGraphicFramePr>
+              <a:graphicFrameLocks xmlns:a="http://schemas.openxmlformats.org/drawingml/2006/main" noChangeAspect="1"/>
+            </wp:cNvGraphicFramePr>
+            <a:graphic xmlns:a="http://schemas.openxmlformats.org/drawingml/2006/main">
+              <a:graphicData uri="http://schemas.openxmlformats.org/drawingml/2006/picture">
+                <pic:pic xmlns:pic="http://schemas.openxmlformats.org/drawingml/2006/picture">
+                  <pic:nvPicPr>
+                    <pic:cNvPr id="0" name="Picture 6"/>
+                    <pic:cNvPicPr>
+                      <a:picLocks noChangeAspect="1" noChangeArrowheads="1"/>
+                    </pic:cNvPicPr>
+                  </pic:nvPicPr>
+                  <pic:blipFill>
+                    <a:blip r:embed="rId6">
+                      <a:extLst>
+                        <a:ext uri="{28A0092B-C50C-407E-A947-70E740481C1C}">
+                          <a14:useLocalDpi xmlns:a14="http://schemas.microsoft.com/office/drawing/2010/main" val="0"/>
+                        </a:ext>
+                      </a:extLst>
+                    </a:blip>
+                    <a:srcRect/>
+                    <a:stretch>
+                      <a:fillRect/>
+                    </a:stretch>
+                  </pic:blipFill>
+                  <pic:spPr bwMode="auto">
+                    <a:xfrm>
+                      <a:off x="0" y="0"/>
+                      <a:ext cx="5274310" cy="3956050"/>
+                    </a:xfrm>
+                    <a:prstGeom prst="rect">
+                      <a:avLst/>
+                    </a:prstGeom>
+                    <a:noFill/>
+                    <a:ln>
+                      <a:noFill/>
+                    </a:ln>
+                  </pic:spPr>
+                </pic:pic>
+              </a:graphicData>
+            </a:graphic>
+          </wp:inline>
+        </w:drawing>
       </w:r>
     </w:p>
     <w:p>
@@ -335,15 +1722,16 @@
           <w:rFonts w:ascii="华文中宋" w:eastAsia="华文中宋" w:hAnsi="华文中宋" w:hint="eastAsia"/>
         </w:rPr>
       </w:pPr>
-      <w:bookmarkStart w:id="2" w:name="_Toc226489990"/>
-      <w:r>
-        <w:rPr>
-          <w:rFonts w:ascii="华文中宋" w:eastAsia="华文中宋" w:hAnsi="华文中宋" w:hint="eastAsia"/>
-        </w:rPr>
-        <w:lastRenderedPageBreak/>
-        <w:t>项目结构：</w:t>
-      </w:r>
-      <w:bookmarkEnd w:id="2"/>
+      <w:bookmarkStart w:id="3" w:name="_Toc226489989"/>
+      <w:bookmarkStart w:id="4" w:name="_Toc226998820"/>
+      <w:r>
+        <w:rPr>
+          <w:rFonts w:ascii="华文中宋" w:eastAsia="华文中宋" w:hAnsi="华文中宋" w:hint="eastAsia"/>
+        </w:rPr>
+        <w:t>题目分析时遇到的问题：</w:t>
+      </w:r>
+      <w:bookmarkEnd w:id="3"/>
+      <w:bookmarkEnd w:id="4"/>
     </w:p>
     <w:p>
       <w:pPr>
@@ -353,52 +1741,93 @@
       </w:pPr>
       <w:r>
         <w:rPr>
-          <w:rFonts w:ascii="华文中宋" w:eastAsia="华文中宋" w:hAnsi="华文中宋" w:hint="eastAsia"/>
-        </w:rPr>
-        <w:t>大致需要用到的类：矩阵变换类（矩阵加减乘除，属于数学，可以归类到数学-矩阵，</w:t>
+          <w:rFonts w:ascii="华文中宋" w:eastAsia="华文中宋" w:hAnsi="华文中宋"/>
+        </w:rPr>
+        <w:t>我大致分析了一下任务，然后我发现有很多我有问题的地方，这还只是我</w:t>
+      </w:r>
+      <w:proofErr w:type="gramStart"/>
+      <w:r>
+        <w:rPr>
+          <w:rFonts w:ascii="华文中宋" w:eastAsia="华文中宋" w:hAnsi="华文中宋"/>
+        </w:rPr>
+        <w:t>大致看</w:t>
+      </w:r>
+      <w:proofErr w:type="gramEnd"/>
+      <w:r>
+        <w:rPr>
+          <w:rFonts w:ascii="华文中宋" w:eastAsia="华文中宋" w:hAnsi="华文中宋"/>
+        </w:rPr>
+        <w:t>一圈有问题的地方，第一步这个给读取/硬编码一个模型这个，首先我得有个顶点文件吧，我自己来定义吗，还是我上blender拉一个正方形导出？那我又如何读取这个文件，用什么库？还是我自己来规定，我想想，我之前写过矩阵</w:t>
+      </w:r>
+      <w:r>
+        <w:rPr>
+          <w:rFonts w:ascii="华文中宋" w:eastAsia="华文中宋" w:hAnsi="华文中宋"/>
+        </w:rPr>
+        <w:lastRenderedPageBreak/>
+        <w:t>运算，那我就其实写一个理论上是正方体的八个顶点坐标就可以是吧，不用那么麻烦，然后输出应该是什么格式，</w:t>
       </w:r>
       <w:proofErr w:type="spellStart"/>
       <w:r>
         <w:rPr>
-          <w:rFonts w:ascii="华文中宋" w:eastAsia="华文中宋" w:hAnsi="华文中宋" w:hint="eastAsia"/>
-        </w:rPr>
-        <w:t>mvp</w:t>
+          <w:rFonts w:ascii="华文中宋" w:eastAsia="华文中宋" w:hAnsi="华文中宋"/>
+        </w:rPr>
+        <w:t>png</w:t>
       </w:r>
       <w:proofErr w:type="spellEnd"/>
       <w:r>
         <w:rPr>
-          <w:rFonts w:ascii="华文中宋" w:eastAsia="华文中宋" w:hAnsi="华文中宋" w:hint="eastAsia"/>
-        </w:rPr>
-        <w:t>变换，要使用到矩阵变换，那我们还是不要叫数学了吧，算了把</w:t>
+          <w:rFonts w:ascii="华文中宋" w:eastAsia="华文中宋" w:hAnsi="华文中宋"/>
+        </w:rPr>
+        <w:t>？但希望我最后这个结果是直接出现在屏幕上的，那我怎么办呢？有库吗，这也意味着我必须去控制我电脑上负责输出图形的像素，这个叫啥我忘了，就是我得控制这个硬件是吧？而且你说我目前要在</w:t>
       </w:r>
       <w:proofErr w:type="spellStart"/>
       <w:r>
         <w:rPr>
-          <w:rFonts w:ascii="华文中宋" w:eastAsia="华文中宋" w:hAnsi="华文中宋" w:hint="eastAsia"/>
-        </w:rPr>
-        <w:t>mvp</w:t>
+          <w:rFonts w:ascii="华文中宋" w:eastAsia="华文中宋" w:hAnsi="华文中宋"/>
+        </w:rPr>
+        <w:t>cpu</w:t>
       </w:r>
       <w:proofErr w:type="spellEnd"/>
       <w:r>
         <w:rPr>
-          <w:rFonts w:ascii="华文中宋" w:eastAsia="华文中宋" w:hAnsi="华文中宋" w:hint="eastAsia"/>
-        </w:rPr>
-        <w:t>放到功能类里），各功能类（</w:t>
-      </w:r>
-      <w:proofErr w:type="spellStart"/>
-      <w:r>
-        <w:rPr>
-          <w:rFonts w:ascii="华文中宋" w:eastAsia="华文中宋" w:hAnsi="华文中宋" w:hint="eastAsia"/>
-        </w:rPr>
-        <w:t>mvp</w:t>
-      </w:r>
-      <w:proofErr w:type="spellEnd"/>
-      <w:r>
-        <w:rPr>
-          <w:rFonts w:ascii="华文中宋" w:eastAsia="华文中宋" w:hAnsi="华文中宋" w:hint="eastAsia"/>
-        </w:rPr>
-        <w:t>，Rasterization，Z-Buffer，Inter）</w:t>
-      </w:r>
+          <w:rFonts w:ascii="华文中宋" w:eastAsia="华文中宋" w:hAnsi="华文中宋"/>
+        </w:rPr>
+        <w:t>端模拟是吧，那也涉及后面光栅化步骤的问题，就是我说可能说不太明白，是有什么函数能把那个硬件映射下来吗，我</w:t>
+      </w:r>
+      <w:proofErr w:type="gramStart"/>
+      <w:r>
+        <w:rPr>
+          <w:rFonts w:ascii="华文中宋" w:eastAsia="华文中宋" w:hAnsi="华文中宋"/>
+        </w:rPr>
+        <w:t>要是光设值</w:t>
+      </w:r>
+      <w:proofErr w:type="gramEnd"/>
+      <w:r>
+        <w:rPr>
+          <w:rFonts w:ascii="华文中宋" w:eastAsia="华文中宋" w:hAnsi="华文中宋"/>
+        </w:rPr>
+        <w:t>，怎么把屏幕硬件输出和我的代码关联上啊？？</w:t>
+      </w:r>
+    </w:p>
+    <w:p>
+      <w:pPr>
+        <w:rPr>
+          <w:rFonts w:ascii="华文中宋" w:eastAsia="华文中宋" w:hAnsi="华文中宋" w:hint="eastAsia"/>
+        </w:rPr>
+      </w:pPr>
+      <w:r>
+        <w:rPr>
+          <w:rFonts w:ascii="华文中宋" w:eastAsia="华文中宋" w:hAnsi="华文中宋" w:hint="eastAsia"/>
+        </w:rPr>
+        <w:t>先写着再一点点看。</w:t>
+      </w:r>
+    </w:p>
+    <w:p>
+      <w:pPr>
+        <w:rPr>
+          <w:rFonts w:ascii="华文中宋" w:eastAsia="华文中宋" w:hAnsi="华文中宋" w:hint="eastAsia"/>
+        </w:rPr>
+      </w:pPr>
     </w:p>
     <w:p>
       <w:pPr>
@@ -407,14 +1836,89 @@
           <w:rFonts w:ascii="华文中宋" w:eastAsia="华文中宋" w:hAnsi="华文中宋" w:hint="eastAsia"/>
         </w:rPr>
       </w:pPr>
-      <w:bookmarkStart w:id="3" w:name="_Toc226489991"/>
+      <w:bookmarkStart w:id="5" w:name="_Toc226489990"/>
+      <w:bookmarkStart w:id="6" w:name="_Toc226998821"/>
+      <w:r>
+        <w:rPr>
+          <w:rFonts w:ascii="华文中宋" w:eastAsia="华文中宋" w:hAnsi="华文中宋" w:hint="eastAsia"/>
+        </w:rPr>
+        <w:t>项目结构：</w:t>
+      </w:r>
+      <w:bookmarkEnd w:id="5"/>
+      <w:bookmarkEnd w:id="6"/>
+    </w:p>
+    <w:p>
+      <w:pPr>
+        <w:rPr>
+          <w:rFonts w:ascii="华文中宋" w:eastAsia="华文中宋" w:hAnsi="华文中宋" w:hint="eastAsia"/>
+        </w:rPr>
+      </w:pPr>
+      <w:r>
+        <w:rPr>
+          <w:rFonts w:ascii="华文中宋" w:eastAsia="华文中宋" w:hAnsi="华文中宋" w:hint="eastAsia"/>
+        </w:rPr>
+        <w:t>大致需要用到的类：矩阵变换类（矩阵加减乘除，属于数学，可以归类到数学-矩阵，</w:t>
+      </w:r>
+      <w:proofErr w:type="spellStart"/>
+      <w:r>
+        <w:rPr>
+          <w:rFonts w:ascii="华文中宋" w:eastAsia="华文中宋" w:hAnsi="华文中宋" w:hint="eastAsia"/>
+        </w:rPr>
+        <w:t>mvp</w:t>
+      </w:r>
+      <w:proofErr w:type="spellEnd"/>
+      <w:r>
+        <w:rPr>
+          <w:rFonts w:ascii="华文中宋" w:eastAsia="华文中宋" w:hAnsi="华文中宋" w:hint="eastAsia"/>
+        </w:rPr>
+        <w:t>变换，要使用到矩阵变换，那我们还是不要叫数学了吧，算了把</w:t>
+      </w:r>
+      <w:proofErr w:type="spellStart"/>
+      <w:r>
+        <w:rPr>
+          <w:rFonts w:ascii="华文中宋" w:eastAsia="华文中宋" w:hAnsi="华文中宋" w:hint="eastAsia"/>
+        </w:rPr>
+        <w:t>mvp</w:t>
+      </w:r>
+      <w:proofErr w:type="spellEnd"/>
+      <w:r>
+        <w:rPr>
+          <w:rFonts w:ascii="华文中宋" w:eastAsia="华文中宋" w:hAnsi="华文中宋" w:hint="eastAsia"/>
+        </w:rPr>
+        <w:t>放到功能类里），各功能类（</w:t>
+      </w:r>
+      <w:proofErr w:type="spellStart"/>
+      <w:r>
+        <w:rPr>
+          <w:rFonts w:ascii="华文中宋" w:eastAsia="华文中宋" w:hAnsi="华文中宋" w:hint="eastAsia"/>
+        </w:rPr>
+        <w:t>mvp</w:t>
+      </w:r>
+      <w:proofErr w:type="spellEnd"/>
+      <w:r>
+        <w:rPr>
+          <w:rFonts w:ascii="华文中宋" w:eastAsia="华文中宋" w:hAnsi="华文中宋" w:hint="eastAsia"/>
+        </w:rPr>
+        <w:t>，Rasterization，Z-Buffer，Inter）</w:t>
+      </w:r>
+    </w:p>
+    <w:p>
+      <w:pPr>
+        <w:pStyle w:val="2"/>
+        <w:rPr>
+          <w:rFonts w:ascii="华文中宋" w:eastAsia="华文中宋" w:hAnsi="华文中宋" w:hint="eastAsia"/>
+        </w:rPr>
+      </w:pPr>
+      <w:bookmarkStart w:id="7" w:name="_Toc226489991"/>
+      <w:bookmarkStart w:id="8" w:name="_Toc226998822"/>
       <w:r>
         <w:rPr>
           <w:rFonts w:ascii="华文中宋" w:eastAsia="华文中宋" w:hAnsi="华文中宋" w:hint="eastAsia"/>
         </w:rPr>
         <w:t>实验</w:t>
       </w:r>
-      <w:bookmarkEnd w:id="3"/>
+      <w:bookmarkEnd w:id="7"/>
+      <w:bookmarkEnd w:id="8"/>
     </w:p>
     <w:p>
       <w:pPr>
@@ -423,14 +1927,16 @@
           <w:rFonts w:ascii="华文中宋" w:eastAsia="华文中宋" w:hAnsi="华文中宋" w:hint="eastAsia"/>
         </w:rPr>
       </w:pPr>
-      <w:bookmarkStart w:id="4" w:name="_Toc226489992"/>
+      <w:bookmarkStart w:id="9" w:name="_Toc226489992"/>
+      <w:bookmarkStart w:id="10" w:name="_Toc226998823"/>
       <w:r>
         <w:rPr>
           <w:rFonts w:ascii="华文中宋" w:eastAsia="华文中宋" w:hAnsi="华文中宋" w:hint="eastAsia"/>
         </w:rPr>
         <w:t>第一步：读取/硬编码一个模型</w:t>
       </w:r>
-      <w:bookmarkEnd w:id="4"/>
+      <w:bookmarkEnd w:id="9"/>
+      <w:bookmarkEnd w:id="10"/>
     </w:p>
     <w:p>
       <w:pPr>
@@ -467,6 +1973,7 @@
         <w:rPr>
           <w:rFonts w:ascii="华文中宋" w:eastAsia="华文中宋" w:hAnsi="华文中宋" w:hint="eastAsia"/>
         </w:rPr>
+        <w:lastRenderedPageBreak/>
         <w:t>不是，啥啊，我咋搞了个position[4][4],我咋这么虎啊，顶点哪来的矩阵。</w:t>
       </w:r>
     </w:p>
@@ -624,7 +2131,6 @@
         <w:rPr>
           <w:rFonts w:ascii="华文中宋" w:eastAsia="华文中宋" w:hAnsi="华文中宋" w:hint="eastAsia"/>
         </w:rPr>
-        <w:lastRenderedPageBreak/>
         <w:t>就看着吧我这块肯定之后有类型转换的bug，到后面写插值的时候我绝对想不起来我color用的是int不是float。</w:t>
       </w:r>
     </w:p>
@@ -762,6 +2268,7 @@
         <w:rPr>
           <w:rFonts w:ascii="华文中宋" w:eastAsia="华文中宋" w:hAnsi="华文中宋" w:hint="eastAsia"/>
         </w:rPr>
+        <w:lastRenderedPageBreak/>
         <w:t>然后我学到了这个std::array（注意引用array库），我打算用这个试试。</w:t>
       </w:r>
     </w:p>
@@ -967,884 +2474,884 @@
               <w:rPr>
                 <w:rFonts w:ascii="华文中宋" w:eastAsia="华文中宋" w:hAnsi="华文中宋" w:hint="eastAsia"/>
               </w:rPr>
+              <w:t>};</w:t>
+            </w:r>
+          </w:p>
+          <w:p>
+            <w:pPr>
+              <w:rPr>
+                <w:rFonts w:ascii="华文中宋" w:eastAsia="华文中宋" w:hAnsi="华文中宋" w:hint="eastAsia"/>
+              </w:rPr>
+            </w:pPr>
+            <w:r>
+              <w:rPr>
+                <w:rFonts w:ascii="华文中宋" w:eastAsia="华文中宋" w:hAnsi="华文中宋" w:hint="eastAsia"/>
+              </w:rPr>
+              <w:t xml:space="preserve">struct </w:t>
+            </w:r>
+            <w:proofErr w:type="spellStart"/>
+            <w:r>
+              <w:rPr>
+                <w:rFonts w:ascii="华文中宋" w:eastAsia="华文中宋" w:hAnsi="华文中宋" w:hint="eastAsia"/>
+              </w:rPr>
+              <w:t>myRender_triangle</w:t>
+            </w:r>
+            <w:proofErr w:type="spellEnd"/>
+            <w:r>
+              <w:rPr>
+                <w:rFonts w:ascii="华文中宋" w:eastAsia="华文中宋" w:hAnsi="华文中宋" w:hint="eastAsia"/>
+              </w:rPr>
+              <w:t xml:space="preserve"> {</w:t>
+            </w:r>
+          </w:p>
+          <w:p>
+            <w:pPr>
+              <w:rPr>
+                <w:rFonts w:ascii="华文中宋" w:eastAsia="华文中宋" w:hAnsi="华文中宋" w:hint="eastAsia"/>
+              </w:rPr>
+            </w:pPr>
+            <w:r>
+              <w:rPr>
+                <w:rFonts w:ascii="华文中宋" w:eastAsia="华文中宋" w:hAnsi="华文中宋" w:hint="eastAsia"/>
+              </w:rPr>
+              <w:tab/>
+            </w:r>
+            <w:proofErr w:type="gramStart"/>
+            <w:r>
+              <w:rPr>
+                <w:rFonts w:ascii="华文中宋" w:eastAsia="华文中宋" w:hAnsi="华文中宋" w:hint="eastAsia"/>
+              </w:rPr>
+              <w:t>std::</w:t>
+            </w:r>
+            <w:proofErr w:type="gramEnd"/>
+            <w:r>
+              <w:rPr>
+                <w:rFonts w:ascii="华文中宋" w:eastAsia="华文中宋" w:hAnsi="华文中宋" w:hint="eastAsia"/>
+              </w:rPr>
+              <w:t xml:space="preserve">array&lt;struct vector_4, 3&gt; </w:t>
+            </w:r>
+            <w:proofErr w:type="spellStart"/>
+            <w:r>
+              <w:rPr>
+                <w:rFonts w:ascii="华文中宋" w:eastAsia="华文中宋" w:hAnsi="华文中宋" w:hint="eastAsia"/>
+              </w:rPr>
+              <w:t>tri_order</w:t>
+            </w:r>
+            <w:proofErr w:type="spellEnd"/>
+            <w:r>
+              <w:rPr>
+                <w:rFonts w:ascii="华文中宋" w:eastAsia="华文中宋" w:hAnsi="华文中宋" w:hint="eastAsia"/>
+              </w:rPr>
+              <w:t>;</w:t>
+            </w:r>
+          </w:p>
+          <w:p>
+            <w:pPr>
+              <w:rPr>
+                <w:rFonts w:ascii="华文中宋" w:eastAsia="华文中宋" w:hAnsi="华文中宋" w:hint="eastAsia"/>
+              </w:rPr>
+            </w:pPr>
+            <w:r>
+              <w:rPr>
+                <w:rFonts w:ascii="华文中宋" w:eastAsia="华文中宋" w:hAnsi="华文中宋" w:hint="eastAsia"/>
+              </w:rPr>
+              <w:t>};</w:t>
+            </w:r>
+          </w:p>
+          <w:p>
+            <w:pPr>
+              <w:rPr>
+                <w:rFonts w:ascii="华文中宋" w:eastAsia="华文中宋" w:hAnsi="华文中宋" w:hint="eastAsia"/>
+              </w:rPr>
+            </w:pPr>
+          </w:p>
+          <w:p>
+            <w:pPr>
+              <w:rPr>
+                <w:rFonts w:ascii="华文中宋" w:eastAsia="华文中宋" w:hAnsi="华文中宋" w:hint="eastAsia"/>
+              </w:rPr>
+            </w:pPr>
+            <w:r>
+              <w:rPr>
+                <w:rFonts w:ascii="华文中宋" w:eastAsia="华文中宋" w:hAnsi="华文中宋" w:hint="eastAsia"/>
+              </w:rPr>
+              <w:t xml:space="preserve">int </w:t>
+            </w:r>
+            <w:proofErr w:type="gramStart"/>
+            <w:r>
+              <w:rPr>
+                <w:rFonts w:ascii="华文中宋" w:eastAsia="华文中宋" w:hAnsi="华文中宋" w:hint="eastAsia"/>
+              </w:rPr>
+              <w:t>main(</w:t>
+            </w:r>
+            <w:proofErr w:type="gramEnd"/>
+            <w:r>
+              <w:rPr>
+                <w:rFonts w:ascii="华文中宋" w:eastAsia="华文中宋" w:hAnsi="华文中宋" w:hint="eastAsia"/>
+              </w:rPr>
+              <w:t>)</w:t>
+            </w:r>
+          </w:p>
+          <w:p>
+            <w:pPr>
+              <w:rPr>
+                <w:rFonts w:ascii="华文中宋" w:eastAsia="华文中宋" w:hAnsi="华文中宋" w:hint="eastAsia"/>
+              </w:rPr>
+            </w:pPr>
+            <w:r>
+              <w:rPr>
+                <w:rFonts w:ascii="华文中宋" w:eastAsia="华文中宋" w:hAnsi="华文中宋" w:hint="eastAsia"/>
+              </w:rPr>
+              <w:t>{</w:t>
+            </w:r>
+          </w:p>
+          <w:p>
+            <w:pPr>
+              <w:rPr>
+                <w:rFonts w:ascii="华文中宋" w:eastAsia="华文中宋" w:hAnsi="华文中宋" w:hint="eastAsia"/>
+              </w:rPr>
+            </w:pPr>
+            <w:r>
+              <w:rPr>
+                <w:rFonts w:ascii="华文中宋" w:eastAsia="华文中宋" w:hAnsi="华文中宋" w:hint="eastAsia"/>
+              </w:rPr>
+              <w:tab/>
+              <w:t xml:space="preserve">struct myRender_vector_4 </w:t>
+            </w:r>
+            <w:proofErr w:type="gramStart"/>
+            <w:r>
+              <w:rPr>
+                <w:rFonts w:ascii="华文中宋" w:eastAsia="华文中宋" w:hAnsi="华文中宋" w:hint="eastAsia"/>
+              </w:rPr>
+              <w:t>cube[</w:t>
+            </w:r>
+            <w:proofErr w:type="gramEnd"/>
+            <w:r>
+              <w:rPr>
+                <w:rFonts w:ascii="华文中宋" w:eastAsia="华文中宋" w:hAnsi="华文中宋" w:hint="eastAsia"/>
+              </w:rPr>
+              <w:t>8];</w:t>
+            </w:r>
+          </w:p>
+          <w:p>
+            <w:pPr>
+              <w:rPr>
+                <w:rFonts w:ascii="华文中宋" w:eastAsia="华文中宋" w:hAnsi="华文中宋" w:hint="eastAsia"/>
+              </w:rPr>
+            </w:pPr>
+            <w:r>
+              <w:rPr>
+                <w:rFonts w:ascii="华文中宋" w:eastAsia="华文中宋" w:hAnsi="华文中宋" w:hint="eastAsia"/>
+              </w:rPr>
+              <w:tab/>
+            </w:r>
+            <w:proofErr w:type="gramStart"/>
+            <w:r>
+              <w:rPr>
+                <w:rFonts w:ascii="华文中宋" w:eastAsia="华文中宋" w:hAnsi="华文中宋" w:hint="eastAsia"/>
+              </w:rPr>
+              <w:t>cube[</w:t>
+            </w:r>
+            <w:proofErr w:type="gramEnd"/>
+            <w:r>
+              <w:rPr>
+                <w:rFonts w:ascii="华文中宋" w:eastAsia="华文中宋" w:hAnsi="华文中宋" w:hint="eastAsia"/>
+              </w:rPr>
+              <w:t>0</w:t>
+            </w:r>
+            <w:proofErr w:type="gramStart"/>
+            <w:r>
+              <w:rPr>
+                <w:rFonts w:ascii="华文中宋" w:eastAsia="华文中宋" w:hAnsi="华文中宋" w:hint="eastAsia"/>
+              </w:rPr>
+              <w:t>].position</w:t>
+            </w:r>
+            <w:proofErr w:type="gramEnd"/>
+            <w:r>
+              <w:rPr>
+                <w:rFonts w:ascii="华文中宋" w:eastAsia="华文中宋" w:hAnsi="华文中宋" w:hint="eastAsia"/>
+              </w:rPr>
+              <w:t xml:space="preserve"> = </w:t>
+            </w:r>
+            <w:proofErr w:type="gramStart"/>
+            <w:r>
+              <w:rPr>
+                <w:rFonts w:ascii="华文中宋" w:eastAsia="华文中宋" w:hAnsi="华文中宋" w:hint="eastAsia"/>
+              </w:rPr>
+              <w:t>{ 0</w:t>
+            </w:r>
+            <w:proofErr w:type="gramEnd"/>
+            <w:r>
+              <w:rPr>
+                <w:rFonts w:ascii="华文中宋" w:eastAsia="华文中宋" w:hAnsi="华文中宋" w:hint="eastAsia"/>
+              </w:rPr>
+              <w:t>,0,0,</w:t>
+            </w:r>
+            <w:proofErr w:type="gramStart"/>
+            <w:r>
+              <w:rPr>
+                <w:rFonts w:ascii="华文中宋" w:eastAsia="华文中宋" w:hAnsi="华文中宋" w:hint="eastAsia"/>
+              </w:rPr>
+              <w:t>1 }</w:t>
+            </w:r>
+            <w:proofErr w:type="gramEnd"/>
+            <w:r>
+              <w:rPr>
+                <w:rFonts w:ascii="华文中宋" w:eastAsia="华文中宋" w:hAnsi="华文中宋" w:hint="eastAsia"/>
+              </w:rPr>
+              <w:t xml:space="preserve">; </w:t>
+            </w:r>
+            <w:proofErr w:type="gramStart"/>
+            <w:r>
+              <w:rPr>
+                <w:rFonts w:ascii="华文中宋" w:eastAsia="华文中宋" w:hAnsi="华文中宋" w:hint="eastAsia"/>
+              </w:rPr>
+              <w:t>cube[</w:t>
+            </w:r>
+            <w:proofErr w:type="gramEnd"/>
+            <w:r>
+              <w:rPr>
+                <w:rFonts w:ascii="华文中宋" w:eastAsia="华文中宋" w:hAnsi="华文中宋" w:hint="eastAsia"/>
+              </w:rPr>
+              <w:t>0</w:t>
+            </w:r>
+            <w:proofErr w:type="gramStart"/>
+            <w:r>
+              <w:rPr>
+                <w:rFonts w:ascii="华文中宋" w:eastAsia="华文中宋" w:hAnsi="华文中宋" w:hint="eastAsia"/>
+              </w:rPr>
+              <w:t>].color</w:t>
+            </w:r>
+            <w:proofErr w:type="gramEnd"/>
+            <w:r>
+              <w:rPr>
+                <w:rFonts w:ascii="华文中宋" w:eastAsia="华文中宋" w:hAnsi="华文中宋" w:hint="eastAsia"/>
+              </w:rPr>
+              <w:t xml:space="preserve"> = </w:t>
+            </w:r>
+            <w:proofErr w:type="gramStart"/>
+            <w:r>
+              <w:rPr>
+                <w:rFonts w:ascii="华文中宋" w:eastAsia="华文中宋" w:hAnsi="华文中宋" w:hint="eastAsia"/>
+              </w:rPr>
+              <w:t>{ 255</w:t>
+            </w:r>
+            <w:proofErr w:type="gramEnd"/>
+            <w:r>
+              <w:rPr>
+                <w:rFonts w:ascii="华文中宋" w:eastAsia="华文中宋" w:hAnsi="华文中宋" w:hint="eastAsia"/>
+              </w:rPr>
+              <w:t>,0,</w:t>
+            </w:r>
+            <w:proofErr w:type="gramStart"/>
+            <w:r>
+              <w:rPr>
+                <w:rFonts w:ascii="华文中宋" w:eastAsia="华文中宋" w:hAnsi="华文中宋" w:hint="eastAsia"/>
+              </w:rPr>
+              <w:t>0 }</w:t>
+            </w:r>
+            <w:proofErr w:type="gramEnd"/>
+            <w:r>
+              <w:rPr>
+                <w:rFonts w:ascii="华文中宋" w:eastAsia="华文中宋" w:hAnsi="华文中宋" w:hint="eastAsia"/>
+              </w:rPr>
+              <w:t>;</w:t>
+            </w:r>
+          </w:p>
+          <w:p>
+            <w:pPr>
+              <w:rPr>
+                <w:rFonts w:ascii="华文中宋" w:eastAsia="华文中宋" w:hAnsi="华文中宋" w:hint="eastAsia"/>
+              </w:rPr>
+            </w:pPr>
+            <w:r>
+              <w:rPr>
+                <w:rFonts w:ascii="华文中宋" w:eastAsia="华文中宋" w:hAnsi="华文中宋" w:hint="eastAsia"/>
+              </w:rPr>
+              <w:tab/>
+            </w:r>
+            <w:proofErr w:type="gramStart"/>
+            <w:r>
+              <w:rPr>
+                <w:rFonts w:ascii="华文中宋" w:eastAsia="华文中宋" w:hAnsi="华文中宋" w:hint="eastAsia"/>
+              </w:rPr>
+              <w:t>cube[</w:t>
+            </w:r>
+            <w:proofErr w:type="gramEnd"/>
+            <w:r>
+              <w:rPr>
+                <w:rFonts w:ascii="华文中宋" w:eastAsia="华文中宋" w:hAnsi="华文中宋" w:hint="eastAsia"/>
+              </w:rPr>
+              <w:t>1</w:t>
+            </w:r>
+            <w:proofErr w:type="gramStart"/>
+            <w:r>
+              <w:rPr>
+                <w:rFonts w:ascii="华文中宋" w:eastAsia="华文中宋" w:hAnsi="华文中宋" w:hint="eastAsia"/>
+              </w:rPr>
+              <w:t>].position</w:t>
+            </w:r>
+            <w:proofErr w:type="gramEnd"/>
+            <w:r>
+              <w:rPr>
+                <w:rFonts w:ascii="华文中宋" w:eastAsia="华文中宋" w:hAnsi="华文中宋" w:hint="eastAsia"/>
+              </w:rPr>
+              <w:t xml:space="preserve"> = </w:t>
+            </w:r>
+            <w:proofErr w:type="gramStart"/>
+            <w:r>
+              <w:rPr>
+                <w:rFonts w:ascii="华文中宋" w:eastAsia="华文中宋" w:hAnsi="华文中宋" w:hint="eastAsia"/>
+              </w:rPr>
+              <w:t>{ 1</w:t>
+            </w:r>
+            <w:proofErr w:type="gramEnd"/>
+            <w:r>
+              <w:rPr>
+                <w:rFonts w:ascii="华文中宋" w:eastAsia="华文中宋" w:hAnsi="华文中宋" w:hint="eastAsia"/>
+              </w:rPr>
+              <w:t>,0,0,</w:t>
+            </w:r>
+            <w:proofErr w:type="gramStart"/>
+            <w:r>
+              <w:rPr>
+                <w:rFonts w:ascii="华文中宋" w:eastAsia="华文中宋" w:hAnsi="华文中宋" w:hint="eastAsia"/>
+              </w:rPr>
+              <w:t>1 }</w:t>
+            </w:r>
+            <w:proofErr w:type="gramEnd"/>
+            <w:r>
+              <w:rPr>
+                <w:rFonts w:ascii="华文中宋" w:eastAsia="华文中宋" w:hAnsi="华文中宋" w:hint="eastAsia"/>
+              </w:rPr>
+              <w:t xml:space="preserve">; </w:t>
+            </w:r>
+            <w:proofErr w:type="gramStart"/>
+            <w:r>
+              <w:rPr>
+                <w:rFonts w:ascii="华文中宋" w:eastAsia="华文中宋" w:hAnsi="华文中宋" w:hint="eastAsia"/>
+              </w:rPr>
+              <w:t>cube[</w:t>
+            </w:r>
+            <w:proofErr w:type="gramEnd"/>
+            <w:r>
+              <w:rPr>
+                <w:rFonts w:ascii="华文中宋" w:eastAsia="华文中宋" w:hAnsi="华文中宋" w:hint="eastAsia"/>
+              </w:rPr>
+              <w:t>1</w:t>
+            </w:r>
+            <w:proofErr w:type="gramStart"/>
+            <w:r>
+              <w:rPr>
+                <w:rFonts w:ascii="华文中宋" w:eastAsia="华文中宋" w:hAnsi="华文中宋" w:hint="eastAsia"/>
+              </w:rPr>
+              <w:t>].color</w:t>
+            </w:r>
+            <w:proofErr w:type="gramEnd"/>
+            <w:r>
+              <w:rPr>
+                <w:rFonts w:ascii="华文中宋" w:eastAsia="华文中宋" w:hAnsi="华文中宋" w:hint="eastAsia"/>
+              </w:rPr>
+              <w:t xml:space="preserve"> = </w:t>
+            </w:r>
+            <w:proofErr w:type="gramStart"/>
+            <w:r>
+              <w:rPr>
+                <w:rFonts w:ascii="华文中宋" w:eastAsia="华文中宋" w:hAnsi="华文中宋" w:hint="eastAsia"/>
+              </w:rPr>
+              <w:t>{ 0,255</w:t>
+            </w:r>
+            <w:proofErr w:type="gramEnd"/>
+            <w:r>
+              <w:rPr>
+                <w:rFonts w:ascii="华文中宋" w:eastAsia="华文中宋" w:hAnsi="华文中宋" w:hint="eastAsia"/>
+              </w:rPr>
+              <w:t>,</w:t>
+            </w:r>
+            <w:proofErr w:type="gramStart"/>
+            <w:r>
+              <w:rPr>
+                <w:rFonts w:ascii="华文中宋" w:eastAsia="华文中宋" w:hAnsi="华文中宋" w:hint="eastAsia"/>
+              </w:rPr>
+              <w:t>0 }</w:t>
+            </w:r>
+            <w:proofErr w:type="gramEnd"/>
+            <w:r>
+              <w:rPr>
+                <w:rFonts w:ascii="华文中宋" w:eastAsia="华文中宋" w:hAnsi="华文中宋" w:hint="eastAsia"/>
+              </w:rPr>
+              <w:t>;</w:t>
+            </w:r>
+          </w:p>
+          <w:p>
+            <w:pPr>
+              <w:rPr>
+                <w:rFonts w:ascii="华文中宋" w:eastAsia="华文中宋" w:hAnsi="华文中宋" w:hint="eastAsia"/>
+              </w:rPr>
+            </w:pPr>
+            <w:r>
+              <w:rPr>
+                <w:rFonts w:ascii="华文中宋" w:eastAsia="华文中宋" w:hAnsi="华文中宋" w:hint="eastAsia"/>
+              </w:rPr>
+              <w:tab/>
+            </w:r>
+            <w:proofErr w:type="gramStart"/>
+            <w:r>
+              <w:rPr>
+                <w:rFonts w:ascii="华文中宋" w:eastAsia="华文中宋" w:hAnsi="华文中宋" w:hint="eastAsia"/>
+              </w:rPr>
+              <w:t>cube[</w:t>
+            </w:r>
+            <w:proofErr w:type="gramEnd"/>
+            <w:r>
+              <w:rPr>
+                <w:rFonts w:ascii="华文中宋" w:eastAsia="华文中宋" w:hAnsi="华文中宋" w:hint="eastAsia"/>
+              </w:rPr>
+              <w:t>2</w:t>
+            </w:r>
+            <w:proofErr w:type="gramStart"/>
+            <w:r>
+              <w:rPr>
+                <w:rFonts w:ascii="华文中宋" w:eastAsia="华文中宋" w:hAnsi="华文中宋" w:hint="eastAsia"/>
+              </w:rPr>
+              <w:t>].position</w:t>
+            </w:r>
+            <w:proofErr w:type="gramEnd"/>
+            <w:r>
+              <w:rPr>
+                <w:rFonts w:ascii="华文中宋" w:eastAsia="华文中宋" w:hAnsi="华文中宋" w:hint="eastAsia"/>
+              </w:rPr>
+              <w:t xml:space="preserve"> = </w:t>
+            </w:r>
+            <w:proofErr w:type="gramStart"/>
+            <w:r>
+              <w:rPr>
+                <w:rFonts w:ascii="华文中宋" w:eastAsia="华文中宋" w:hAnsi="华文中宋" w:hint="eastAsia"/>
+              </w:rPr>
+              <w:t>{ 1</w:t>
+            </w:r>
+            <w:proofErr w:type="gramEnd"/>
+            <w:r>
+              <w:rPr>
+                <w:rFonts w:ascii="华文中宋" w:eastAsia="华文中宋" w:hAnsi="华文中宋" w:hint="eastAsia"/>
+              </w:rPr>
+              <w:t>,0,1,</w:t>
+            </w:r>
+            <w:proofErr w:type="gramStart"/>
+            <w:r>
+              <w:rPr>
+                <w:rFonts w:ascii="华文中宋" w:eastAsia="华文中宋" w:hAnsi="华文中宋" w:hint="eastAsia"/>
+              </w:rPr>
+              <w:t>1 }</w:t>
+            </w:r>
+            <w:proofErr w:type="gramEnd"/>
+            <w:r>
+              <w:rPr>
+                <w:rFonts w:ascii="华文中宋" w:eastAsia="华文中宋" w:hAnsi="华文中宋" w:hint="eastAsia"/>
+              </w:rPr>
+              <w:t xml:space="preserve">; </w:t>
+            </w:r>
+            <w:proofErr w:type="gramStart"/>
+            <w:r>
+              <w:rPr>
+                <w:rFonts w:ascii="华文中宋" w:eastAsia="华文中宋" w:hAnsi="华文中宋" w:hint="eastAsia"/>
+              </w:rPr>
+              <w:t>cube[</w:t>
+            </w:r>
+            <w:proofErr w:type="gramEnd"/>
+            <w:r>
+              <w:rPr>
+                <w:rFonts w:ascii="华文中宋" w:eastAsia="华文中宋" w:hAnsi="华文中宋" w:hint="eastAsia"/>
+              </w:rPr>
+              <w:t>2</w:t>
+            </w:r>
+            <w:proofErr w:type="gramStart"/>
+            <w:r>
+              <w:rPr>
+                <w:rFonts w:ascii="华文中宋" w:eastAsia="华文中宋" w:hAnsi="华文中宋" w:hint="eastAsia"/>
+              </w:rPr>
+              <w:t>].color</w:t>
+            </w:r>
+            <w:proofErr w:type="gramEnd"/>
+            <w:r>
+              <w:rPr>
+                <w:rFonts w:ascii="华文中宋" w:eastAsia="华文中宋" w:hAnsi="华文中宋" w:hint="eastAsia"/>
+              </w:rPr>
+              <w:t xml:space="preserve"> = </w:t>
+            </w:r>
+            <w:proofErr w:type="gramStart"/>
+            <w:r>
+              <w:rPr>
+                <w:rFonts w:ascii="华文中宋" w:eastAsia="华文中宋" w:hAnsi="华文中宋" w:hint="eastAsia"/>
+              </w:rPr>
+              <w:t>{ 0</w:t>
+            </w:r>
+            <w:proofErr w:type="gramEnd"/>
+            <w:r>
+              <w:rPr>
+                <w:rFonts w:ascii="华文中宋" w:eastAsia="华文中宋" w:hAnsi="华文中宋" w:hint="eastAsia"/>
+              </w:rPr>
+              <w:t>,0,</w:t>
+            </w:r>
+            <w:proofErr w:type="gramStart"/>
+            <w:r>
+              <w:rPr>
+                <w:rFonts w:ascii="华文中宋" w:eastAsia="华文中宋" w:hAnsi="华文中宋" w:hint="eastAsia"/>
+              </w:rPr>
+              <w:t>255 }</w:t>
+            </w:r>
+            <w:proofErr w:type="gramEnd"/>
+            <w:r>
+              <w:rPr>
+                <w:rFonts w:ascii="华文中宋" w:eastAsia="华文中宋" w:hAnsi="华文中宋" w:hint="eastAsia"/>
+              </w:rPr>
+              <w:t>;</w:t>
+            </w:r>
+          </w:p>
+          <w:p>
+            <w:pPr>
+              <w:rPr>
+                <w:rFonts w:ascii="华文中宋" w:eastAsia="华文中宋" w:hAnsi="华文中宋" w:hint="eastAsia"/>
+              </w:rPr>
+            </w:pPr>
+            <w:r>
+              <w:rPr>
+                <w:rFonts w:ascii="华文中宋" w:eastAsia="华文中宋" w:hAnsi="华文中宋" w:hint="eastAsia"/>
+              </w:rPr>
+              <w:tab/>
+            </w:r>
+            <w:proofErr w:type="gramStart"/>
+            <w:r>
+              <w:rPr>
+                <w:rFonts w:ascii="华文中宋" w:eastAsia="华文中宋" w:hAnsi="华文中宋" w:hint="eastAsia"/>
+              </w:rPr>
+              <w:t>cube[</w:t>
+            </w:r>
+            <w:proofErr w:type="gramEnd"/>
+            <w:r>
+              <w:rPr>
+                <w:rFonts w:ascii="华文中宋" w:eastAsia="华文中宋" w:hAnsi="华文中宋" w:hint="eastAsia"/>
+              </w:rPr>
+              <w:t>3</w:t>
+            </w:r>
+            <w:proofErr w:type="gramStart"/>
+            <w:r>
+              <w:rPr>
+                <w:rFonts w:ascii="华文中宋" w:eastAsia="华文中宋" w:hAnsi="华文中宋" w:hint="eastAsia"/>
+              </w:rPr>
+              <w:t>].position</w:t>
+            </w:r>
+            <w:proofErr w:type="gramEnd"/>
+            <w:r>
+              <w:rPr>
+                <w:rFonts w:ascii="华文中宋" w:eastAsia="华文中宋" w:hAnsi="华文中宋" w:hint="eastAsia"/>
+              </w:rPr>
+              <w:t xml:space="preserve"> = </w:t>
+            </w:r>
+            <w:proofErr w:type="gramStart"/>
+            <w:r>
+              <w:rPr>
+                <w:rFonts w:ascii="华文中宋" w:eastAsia="华文中宋" w:hAnsi="华文中宋" w:hint="eastAsia"/>
+              </w:rPr>
+              <w:t>{ 0</w:t>
+            </w:r>
+            <w:proofErr w:type="gramEnd"/>
+            <w:r>
+              <w:rPr>
+                <w:rFonts w:ascii="华文中宋" w:eastAsia="华文中宋" w:hAnsi="华文中宋" w:hint="eastAsia"/>
+              </w:rPr>
+              <w:t>,0,1,</w:t>
+            </w:r>
+            <w:proofErr w:type="gramStart"/>
+            <w:r>
+              <w:rPr>
+                <w:rFonts w:ascii="华文中宋" w:eastAsia="华文中宋" w:hAnsi="华文中宋" w:hint="eastAsia"/>
+              </w:rPr>
+              <w:t>1 }</w:t>
+            </w:r>
+            <w:proofErr w:type="gramEnd"/>
+            <w:r>
+              <w:rPr>
+                <w:rFonts w:ascii="华文中宋" w:eastAsia="华文中宋" w:hAnsi="华文中宋" w:hint="eastAsia"/>
+              </w:rPr>
+              <w:t xml:space="preserve">; </w:t>
+            </w:r>
+            <w:proofErr w:type="gramStart"/>
+            <w:r>
+              <w:rPr>
+                <w:rFonts w:ascii="华文中宋" w:eastAsia="华文中宋" w:hAnsi="华文中宋" w:hint="eastAsia"/>
+              </w:rPr>
+              <w:t>cube[</w:t>
+            </w:r>
+            <w:proofErr w:type="gramEnd"/>
+            <w:r>
+              <w:rPr>
+                <w:rFonts w:ascii="华文中宋" w:eastAsia="华文中宋" w:hAnsi="华文中宋" w:hint="eastAsia"/>
+              </w:rPr>
+              <w:t>3</w:t>
+            </w:r>
+            <w:proofErr w:type="gramStart"/>
+            <w:r>
+              <w:rPr>
+                <w:rFonts w:ascii="华文中宋" w:eastAsia="华文中宋" w:hAnsi="华文中宋" w:hint="eastAsia"/>
+              </w:rPr>
+              <w:t>].color</w:t>
+            </w:r>
+            <w:proofErr w:type="gramEnd"/>
+            <w:r>
+              <w:rPr>
+                <w:rFonts w:ascii="华文中宋" w:eastAsia="华文中宋" w:hAnsi="华文中宋" w:hint="eastAsia"/>
+              </w:rPr>
+              <w:t xml:space="preserve"> = </w:t>
+            </w:r>
+            <w:proofErr w:type="gramStart"/>
+            <w:r>
+              <w:rPr>
+                <w:rFonts w:ascii="华文中宋" w:eastAsia="华文中宋" w:hAnsi="华文中宋" w:hint="eastAsia"/>
+              </w:rPr>
+              <w:t>{ 255,255</w:t>
+            </w:r>
+            <w:proofErr w:type="gramEnd"/>
+            <w:r>
+              <w:rPr>
+                <w:rFonts w:ascii="华文中宋" w:eastAsia="华文中宋" w:hAnsi="华文中宋" w:hint="eastAsia"/>
+              </w:rPr>
+              <w:t>,0};</w:t>
+            </w:r>
+          </w:p>
+          <w:p>
+            <w:pPr>
+              <w:rPr>
+                <w:rFonts w:ascii="华文中宋" w:eastAsia="华文中宋" w:hAnsi="华文中宋" w:hint="eastAsia"/>
+              </w:rPr>
+            </w:pPr>
+            <w:r>
+              <w:rPr>
+                <w:rFonts w:ascii="华文中宋" w:eastAsia="华文中宋" w:hAnsi="华文中宋" w:hint="eastAsia"/>
+              </w:rPr>
+              <w:tab/>
+            </w:r>
+            <w:proofErr w:type="gramStart"/>
+            <w:r>
+              <w:rPr>
+                <w:rFonts w:ascii="华文中宋" w:eastAsia="华文中宋" w:hAnsi="华文中宋" w:hint="eastAsia"/>
+              </w:rPr>
+              <w:t>cube[</w:t>
+            </w:r>
+            <w:proofErr w:type="gramEnd"/>
+            <w:r>
+              <w:rPr>
+                <w:rFonts w:ascii="华文中宋" w:eastAsia="华文中宋" w:hAnsi="华文中宋" w:hint="eastAsia"/>
+              </w:rPr>
+              <w:t>4</w:t>
+            </w:r>
+            <w:proofErr w:type="gramStart"/>
+            <w:r>
+              <w:rPr>
+                <w:rFonts w:ascii="华文中宋" w:eastAsia="华文中宋" w:hAnsi="华文中宋" w:hint="eastAsia"/>
+              </w:rPr>
+              <w:t>].position</w:t>
+            </w:r>
+            <w:proofErr w:type="gramEnd"/>
+            <w:r>
+              <w:rPr>
+                <w:rFonts w:ascii="华文中宋" w:eastAsia="华文中宋" w:hAnsi="华文中宋" w:hint="eastAsia"/>
+              </w:rPr>
+              <w:t xml:space="preserve"> = </w:t>
+            </w:r>
+            <w:proofErr w:type="gramStart"/>
+            <w:r>
+              <w:rPr>
+                <w:rFonts w:ascii="华文中宋" w:eastAsia="华文中宋" w:hAnsi="华文中宋" w:hint="eastAsia"/>
+              </w:rPr>
+              <w:t>{ 0</w:t>
+            </w:r>
+            <w:proofErr w:type="gramEnd"/>
+            <w:r>
+              <w:rPr>
+                <w:rFonts w:ascii="华文中宋" w:eastAsia="华文中宋" w:hAnsi="华文中宋" w:hint="eastAsia"/>
+              </w:rPr>
+              <w:t>,1,0,</w:t>
+            </w:r>
+            <w:proofErr w:type="gramStart"/>
+            <w:r>
+              <w:rPr>
+                <w:rFonts w:ascii="华文中宋" w:eastAsia="华文中宋" w:hAnsi="华文中宋" w:hint="eastAsia"/>
+              </w:rPr>
+              <w:t>1 }</w:t>
+            </w:r>
+            <w:proofErr w:type="gramEnd"/>
+            <w:r>
+              <w:rPr>
+                <w:rFonts w:ascii="华文中宋" w:eastAsia="华文中宋" w:hAnsi="华文中宋" w:hint="eastAsia"/>
+              </w:rPr>
+              <w:t xml:space="preserve">; </w:t>
+            </w:r>
+            <w:proofErr w:type="gramStart"/>
+            <w:r>
+              <w:rPr>
+                <w:rFonts w:ascii="华文中宋" w:eastAsia="华文中宋" w:hAnsi="华文中宋" w:hint="eastAsia"/>
+              </w:rPr>
+              <w:t>cube[</w:t>
+            </w:r>
+            <w:proofErr w:type="gramEnd"/>
+            <w:r>
+              <w:rPr>
+                <w:rFonts w:ascii="华文中宋" w:eastAsia="华文中宋" w:hAnsi="华文中宋" w:hint="eastAsia"/>
+              </w:rPr>
+              <w:t>4</w:t>
+            </w:r>
+            <w:proofErr w:type="gramStart"/>
+            <w:r>
+              <w:rPr>
+                <w:rFonts w:ascii="华文中宋" w:eastAsia="华文中宋" w:hAnsi="华文中宋" w:hint="eastAsia"/>
+              </w:rPr>
+              <w:t>].color</w:t>
+            </w:r>
+            <w:proofErr w:type="gramEnd"/>
+            <w:r>
+              <w:rPr>
+                <w:rFonts w:ascii="华文中宋" w:eastAsia="华文中宋" w:hAnsi="华文中宋" w:hint="eastAsia"/>
+              </w:rPr>
+              <w:t xml:space="preserve"> = </w:t>
+            </w:r>
+            <w:proofErr w:type="gramStart"/>
+            <w:r>
+              <w:rPr>
+                <w:rFonts w:ascii="华文中宋" w:eastAsia="华文中宋" w:hAnsi="华文中宋" w:hint="eastAsia"/>
+              </w:rPr>
+              <w:t>{ 0,255,255</w:t>
+            </w:r>
+            <w:proofErr w:type="gramEnd"/>
+            <w:r>
+              <w:rPr>
+                <w:rFonts w:ascii="华文中宋" w:eastAsia="华文中宋" w:hAnsi="华文中宋" w:hint="eastAsia"/>
+              </w:rPr>
+              <w:t>};</w:t>
+            </w:r>
+          </w:p>
+          <w:p>
+            <w:pPr>
+              <w:rPr>
+                <w:rFonts w:ascii="华文中宋" w:eastAsia="华文中宋" w:hAnsi="华文中宋" w:hint="eastAsia"/>
+              </w:rPr>
+            </w:pPr>
+            <w:r>
+              <w:rPr>
+                <w:rFonts w:ascii="华文中宋" w:eastAsia="华文中宋" w:hAnsi="华文中宋" w:hint="eastAsia"/>
+              </w:rPr>
+              <w:tab/>
+            </w:r>
+            <w:proofErr w:type="gramStart"/>
+            <w:r>
+              <w:rPr>
+                <w:rFonts w:ascii="华文中宋" w:eastAsia="华文中宋" w:hAnsi="华文中宋" w:hint="eastAsia"/>
+              </w:rPr>
+              <w:t>cube[</w:t>
+            </w:r>
+            <w:proofErr w:type="gramEnd"/>
+            <w:r>
+              <w:rPr>
+                <w:rFonts w:ascii="华文中宋" w:eastAsia="华文中宋" w:hAnsi="华文中宋" w:hint="eastAsia"/>
+              </w:rPr>
+              <w:t>5</w:t>
+            </w:r>
+            <w:proofErr w:type="gramStart"/>
+            <w:r>
+              <w:rPr>
+                <w:rFonts w:ascii="华文中宋" w:eastAsia="华文中宋" w:hAnsi="华文中宋" w:hint="eastAsia"/>
+              </w:rPr>
+              <w:t>].position</w:t>
+            </w:r>
+            <w:proofErr w:type="gramEnd"/>
+            <w:r>
+              <w:rPr>
+                <w:rFonts w:ascii="华文中宋" w:eastAsia="华文中宋" w:hAnsi="华文中宋" w:hint="eastAsia"/>
+              </w:rPr>
+              <w:t xml:space="preserve"> = </w:t>
+            </w:r>
+            <w:proofErr w:type="gramStart"/>
+            <w:r>
+              <w:rPr>
+                <w:rFonts w:ascii="华文中宋" w:eastAsia="华文中宋" w:hAnsi="华文中宋" w:hint="eastAsia"/>
+              </w:rPr>
+              <w:t>{ 0</w:t>
+            </w:r>
+            <w:proofErr w:type="gramEnd"/>
+            <w:r>
+              <w:rPr>
+                <w:rFonts w:ascii="华文中宋" w:eastAsia="华文中宋" w:hAnsi="华文中宋" w:hint="eastAsia"/>
+              </w:rPr>
+              <w:t>,1,1,</w:t>
+            </w:r>
+            <w:proofErr w:type="gramStart"/>
+            <w:r>
+              <w:rPr>
+                <w:rFonts w:ascii="华文中宋" w:eastAsia="华文中宋" w:hAnsi="华文中宋" w:hint="eastAsia"/>
+              </w:rPr>
+              <w:t>1 }</w:t>
+            </w:r>
+            <w:proofErr w:type="gramEnd"/>
+            <w:r>
+              <w:rPr>
+                <w:rFonts w:ascii="华文中宋" w:eastAsia="华文中宋" w:hAnsi="华文中宋" w:hint="eastAsia"/>
+              </w:rPr>
+              <w:t xml:space="preserve">; </w:t>
+            </w:r>
+            <w:proofErr w:type="gramStart"/>
+            <w:r>
+              <w:rPr>
+                <w:rFonts w:ascii="华文中宋" w:eastAsia="华文中宋" w:hAnsi="华文中宋" w:hint="eastAsia"/>
+              </w:rPr>
+              <w:t>cube[</w:t>
+            </w:r>
+            <w:proofErr w:type="gramEnd"/>
+            <w:r>
+              <w:rPr>
+                <w:rFonts w:ascii="华文中宋" w:eastAsia="华文中宋" w:hAnsi="华文中宋" w:hint="eastAsia"/>
+              </w:rPr>
+              <w:t>5</w:t>
+            </w:r>
+            <w:proofErr w:type="gramStart"/>
+            <w:r>
+              <w:rPr>
+                <w:rFonts w:ascii="华文中宋" w:eastAsia="华文中宋" w:hAnsi="华文中宋" w:hint="eastAsia"/>
+              </w:rPr>
+              <w:t>].color</w:t>
+            </w:r>
+            <w:proofErr w:type="gramEnd"/>
+            <w:r>
+              <w:rPr>
+                <w:rFonts w:ascii="华文中宋" w:eastAsia="华文中宋" w:hAnsi="华文中宋" w:hint="eastAsia"/>
+              </w:rPr>
+              <w:t xml:space="preserve"> = </w:t>
+            </w:r>
+            <w:proofErr w:type="gramStart"/>
+            <w:r>
+              <w:rPr>
+                <w:rFonts w:ascii="华文中宋" w:eastAsia="华文中宋" w:hAnsi="华文中宋" w:hint="eastAsia"/>
+              </w:rPr>
+              <w:t>{ 255</w:t>
+            </w:r>
+            <w:proofErr w:type="gramEnd"/>
+            <w:r>
+              <w:rPr>
+                <w:rFonts w:ascii="华文中宋" w:eastAsia="华文中宋" w:hAnsi="华文中宋" w:hint="eastAsia"/>
+              </w:rPr>
+              <w:t>,0,255};</w:t>
+            </w:r>
+          </w:p>
+          <w:p>
+            <w:pPr>
+              <w:rPr>
+                <w:rFonts w:ascii="华文中宋" w:eastAsia="华文中宋" w:hAnsi="华文中宋" w:hint="eastAsia"/>
+              </w:rPr>
+            </w:pPr>
+            <w:r>
+              <w:rPr>
+                <w:rFonts w:ascii="华文中宋" w:eastAsia="华文中宋" w:hAnsi="华文中宋" w:hint="eastAsia"/>
+              </w:rPr>
               <w:lastRenderedPageBreak/>
-              <w:t>};</w:t>
-            </w:r>
-          </w:p>
-          <w:p>
-            <w:pPr>
-              <w:rPr>
-                <w:rFonts w:ascii="华文中宋" w:eastAsia="华文中宋" w:hAnsi="华文中宋" w:hint="eastAsia"/>
-              </w:rPr>
-            </w:pPr>
-            <w:r>
-              <w:rPr>
-                <w:rFonts w:ascii="华文中宋" w:eastAsia="华文中宋" w:hAnsi="华文中宋" w:hint="eastAsia"/>
-              </w:rPr>
-              <w:t xml:space="preserve">struct </w:t>
-            </w:r>
-            <w:proofErr w:type="spellStart"/>
-            <w:r>
-              <w:rPr>
-                <w:rFonts w:ascii="华文中宋" w:eastAsia="华文中宋" w:hAnsi="华文中宋" w:hint="eastAsia"/>
-              </w:rPr>
-              <w:t>myRender_triangle</w:t>
-            </w:r>
-            <w:proofErr w:type="spellEnd"/>
-            <w:r>
-              <w:rPr>
-                <w:rFonts w:ascii="华文中宋" w:eastAsia="华文中宋" w:hAnsi="华文中宋" w:hint="eastAsia"/>
-              </w:rPr>
-              <w:t xml:space="preserve"> {</w:t>
-            </w:r>
-          </w:p>
-          <w:p>
-            <w:pPr>
-              <w:rPr>
-                <w:rFonts w:ascii="华文中宋" w:eastAsia="华文中宋" w:hAnsi="华文中宋" w:hint="eastAsia"/>
-              </w:rPr>
-            </w:pPr>
-            <w:r>
-              <w:rPr>
-                <w:rFonts w:ascii="华文中宋" w:eastAsia="华文中宋" w:hAnsi="华文中宋" w:hint="eastAsia"/>
-              </w:rPr>
-              <w:tab/>
-            </w:r>
-            <w:proofErr w:type="gramStart"/>
-            <w:r>
-              <w:rPr>
-                <w:rFonts w:ascii="华文中宋" w:eastAsia="华文中宋" w:hAnsi="华文中宋" w:hint="eastAsia"/>
-              </w:rPr>
-              <w:t>std::</w:t>
-            </w:r>
-            <w:proofErr w:type="gramEnd"/>
-            <w:r>
-              <w:rPr>
-                <w:rFonts w:ascii="华文中宋" w:eastAsia="华文中宋" w:hAnsi="华文中宋" w:hint="eastAsia"/>
-              </w:rPr>
-              <w:t xml:space="preserve">array&lt;struct vector_4, 3&gt; </w:t>
-            </w:r>
-            <w:proofErr w:type="spellStart"/>
-            <w:r>
-              <w:rPr>
-                <w:rFonts w:ascii="华文中宋" w:eastAsia="华文中宋" w:hAnsi="华文中宋" w:hint="eastAsia"/>
-              </w:rPr>
-              <w:t>tri_order</w:t>
-            </w:r>
-            <w:proofErr w:type="spellEnd"/>
-            <w:r>
-              <w:rPr>
-                <w:rFonts w:ascii="华文中宋" w:eastAsia="华文中宋" w:hAnsi="华文中宋" w:hint="eastAsia"/>
-              </w:rPr>
-              <w:t>;</w:t>
-            </w:r>
-          </w:p>
-          <w:p>
-            <w:pPr>
-              <w:rPr>
-                <w:rFonts w:ascii="华文中宋" w:eastAsia="华文中宋" w:hAnsi="华文中宋" w:hint="eastAsia"/>
-              </w:rPr>
-            </w:pPr>
-            <w:r>
-              <w:rPr>
-                <w:rFonts w:ascii="华文中宋" w:eastAsia="华文中宋" w:hAnsi="华文中宋" w:hint="eastAsia"/>
-              </w:rPr>
-              <w:t>};</w:t>
-            </w:r>
-          </w:p>
-          <w:p>
-            <w:pPr>
-              <w:rPr>
-                <w:rFonts w:ascii="华文中宋" w:eastAsia="华文中宋" w:hAnsi="华文中宋" w:hint="eastAsia"/>
-              </w:rPr>
-            </w:pPr>
-          </w:p>
-          <w:p>
-            <w:pPr>
-              <w:rPr>
-                <w:rFonts w:ascii="华文中宋" w:eastAsia="华文中宋" w:hAnsi="华文中宋" w:hint="eastAsia"/>
-              </w:rPr>
-            </w:pPr>
-            <w:r>
-              <w:rPr>
-                <w:rFonts w:ascii="华文中宋" w:eastAsia="华文中宋" w:hAnsi="华文中宋" w:hint="eastAsia"/>
-              </w:rPr>
-              <w:t xml:space="preserve">int </w:t>
-            </w:r>
-            <w:proofErr w:type="gramStart"/>
-            <w:r>
-              <w:rPr>
-                <w:rFonts w:ascii="华文中宋" w:eastAsia="华文中宋" w:hAnsi="华文中宋" w:hint="eastAsia"/>
-              </w:rPr>
-              <w:t>main(</w:t>
-            </w:r>
-            <w:proofErr w:type="gramEnd"/>
-            <w:r>
-              <w:rPr>
-                <w:rFonts w:ascii="华文中宋" w:eastAsia="华文中宋" w:hAnsi="华文中宋" w:hint="eastAsia"/>
-              </w:rPr>
-              <w:t>)</w:t>
-            </w:r>
-          </w:p>
-          <w:p>
-            <w:pPr>
-              <w:rPr>
-                <w:rFonts w:ascii="华文中宋" w:eastAsia="华文中宋" w:hAnsi="华文中宋" w:hint="eastAsia"/>
-              </w:rPr>
-            </w:pPr>
-            <w:r>
-              <w:rPr>
-                <w:rFonts w:ascii="华文中宋" w:eastAsia="华文中宋" w:hAnsi="华文中宋" w:hint="eastAsia"/>
-              </w:rPr>
-              <w:t>{</w:t>
-            </w:r>
-          </w:p>
-          <w:p>
-            <w:pPr>
-              <w:rPr>
-                <w:rFonts w:ascii="华文中宋" w:eastAsia="华文中宋" w:hAnsi="华文中宋" w:hint="eastAsia"/>
-              </w:rPr>
-            </w:pPr>
-            <w:r>
-              <w:rPr>
-                <w:rFonts w:ascii="华文中宋" w:eastAsia="华文中宋" w:hAnsi="华文中宋" w:hint="eastAsia"/>
-              </w:rPr>
-              <w:tab/>
-              <w:t xml:space="preserve">struct myRender_vector_4 </w:t>
-            </w:r>
-            <w:proofErr w:type="gramStart"/>
-            <w:r>
-              <w:rPr>
-                <w:rFonts w:ascii="华文中宋" w:eastAsia="华文中宋" w:hAnsi="华文中宋" w:hint="eastAsia"/>
-              </w:rPr>
-              <w:t>cube[</w:t>
-            </w:r>
-            <w:proofErr w:type="gramEnd"/>
-            <w:r>
-              <w:rPr>
-                <w:rFonts w:ascii="华文中宋" w:eastAsia="华文中宋" w:hAnsi="华文中宋" w:hint="eastAsia"/>
-              </w:rPr>
-              <w:t>8];</w:t>
-            </w:r>
-          </w:p>
-          <w:p>
-            <w:pPr>
-              <w:rPr>
-                <w:rFonts w:ascii="华文中宋" w:eastAsia="华文中宋" w:hAnsi="华文中宋" w:hint="eastAsia"/>
-              </w:rPr>
-            </w:pPr>
-            <w:r>
-              <w:rPr>
-                <w:rFonts w:ascii="华文中宋" w:eastAsia="华文中宋" w:hAnsi="华文中宋" w:hint="eastAsia"/>
-              </w:rPr>
-              <w:tab/>
-            </w:r>
-            <w:proofErr w:type="gramStart"/>
-            <w:r>
-              <w:rPr>
-                <w:rFonts w:ascii="华文中宋" w:eastAsia="华文中宋" w:hAnsi="华文中宋" w:hint="eastAsia"/>
-              </w:rPr>
-              <w:t>cube[</w:t>
-            </w:r>
-            <w:proofErr w:type="gramEnd"/>
-            <w:r>
-              <w:rPr>
-                <w:rFonts w:ascii="华文中宋" w:eastAsia="华文中宋" w:hAnsi="华文中宋" w:hint="eastAsia"/>
-              </w:rPr>
-              <w:t>0</w:t>
-            </w:r>
-            <w:proofErr w:type="gramStart"/>
-            <w:r>
-              <w:rPr>
-                <w:rFonts w:ascii="华文中宋" w:eastAsia="华文中宋" w:hAnsi="华文中宋" w:hint="eastAsia"/>
-              </w:rPr>
-              <w:t>].position</w:t>
-            </w:r>
-            <w:proofErr w:type="gramEnd"/>
-            <w:r>
-              <w:rPr>
-                <w:rFonts w:ascii="华文中宋" w:eastAsia="华文中宋" w:hAnsi="华文中宋" w:hint="eastAsia"/>
-              </w:rPr>
-              <w:t xml:space="preserve"> = </w:t>
-            </w:r>
-            <w:proofErr w:type="gramStart"/>
-            <w:r>
-              <w:rPr>
-                <w:rFonts w:ascii="华文中宋" w:eastAsia="华文中宋" w:hAnsi="华文中宋" w:hint="eastAsia"/>
-              </w:rPr>
-              <w:t>{ 0</w:t>
-            </w:r>
-            <w:proofErr w:type="gramEnd"/>
-            <w:r>
-              <w:rPr>
-                <w:rFonts w:ascii="华文中宋" w:eastAsia="华文中宋" w:hAnsi="华文中宋" w:hint="eastAsia"/>
-              </w:rPr>
-              <w:t>,0,0,</w:t>
-            </w:r>
-            <w:proofErr w:type="gramStart"/>
-            <w:r>
-              <w:rPr>
-                <w:rFonts w:ascii="华文中宋" w:eastAsia="华文中宋" w:hAnsi="华文中宋" w:hint="eastAsia"/>
-              </w:rPr>
-              <w:t>1 }</w:t>
-            </w:r>
-            <w:proofErr w:type="gramEnd"/>
-            <w:r>
-              <w:rPr>
-                <w:rFonts w:ascii="华文中宋" w:eastAsia="华文中宋" w:hAnsi="华文中宋" w:hint="eastAsia"/>
-              </w:rPr>
-              <w:t xml:space="preserve">; </w:t>
-            </w:r>
-            <w:proofErr w:type="gramStart"/>
-            <w:r>
-              <w:rPr>
-                <w:rFonts w:ascii="华文中宋" w:eastAsia="华文中宋" w:hAnsi="华文中宋" w:hint="eastAsia"/>
-              </w:rPr>
-              <w:t>cube[</w:t>
-            </w:r>
-            <w:proofErr w:type="gramEnd"/>
-            <w:r>
-              <w:rPr>
-                <w:rFonts w:ascii="华文中宋" w:eastAsia="华文中宋" w:hAnsi="华文中宋" w:hint="eastAsia"/>
-              </w:rPr>
-              <w:t>0</w:t>
-            </w:r>
-            <w:proofErr w:type="gramStart"/>
-            <w:r>
-              <w:rPr>
-                <w:rFonts w:ascii="华文中宋" w:eastAsia="华文中宋" w:hAnsi="华文中宋" w:hint="eastAsia"/>
-              </w:rPr>
-              <w:t>].color</w:t>
-            </w:r>
-            <w:proofErr w:type="gramEnd"/>
-            <w:r>
-              <w:rPr>
-                <w:rFonts w:ascii="华文中宋" w:eastAsia="华文中宋" w:hAnsi="华文中宋" w:hint="eastAsia"/>
-              </w:rPr>
-              <w:t xml:space="preserve"> = </w:t>
-            </w:r>
-            <w:proofErr w:type="gramStart"/>
-            <w:r>
-              <w:rPr>
-                <w:rFonts w:ascii="华文中宋" w:eastAsia="华文中宋" w:hAnsi="华文中宋" w:hint="eastAsia"/>
-              </w:rPr>
-              <w:t>{ 255</w:t>
-            </w:r>
-            <w:proofErr w:type="gramEnd"/>
-            <w:r>
-              <w:rPr>
-                <w:rFonts w:ascii="华文中宋" w:eastAsia="华文中宋" w:hAnsi="华文中宋" w:hint="eastAsia"/>
-              </w:rPr>
-              <w:t>,0,</w:t>
-            </w:r>
-            <w:proofErr w:type="gramStart"/>
-            <w:r>
-              <w:rPr>
-                <w:rFonts w:ascii="华文中宋" w:eastAsia="华文中宋" w:hAnsi="华文中宋" w:hint="eastAsia"/>
-              </w:rPr>
-              <w:t>0 }</w:t>
-            </w:r>
-            <w:proofErr w:type="gramEnd"/>
-            <w:r>
-              <w:rPr>
-                <w:rFonts w:ascii="华文中宋" w:eastAsia="华文中宋" w:hAnsi="华文中宋" w:hint="eastAsia"/>
-              </w:rPr>
-              <w:t>;</w:t>
-            </w:r>
-          </w:p>
-          <w:p>
-            <w:pPr>
-              <w:rPr>
-                <w:rFonts w:ascii="华文中宋" w:eastAsia="华文中宋" w:hAnsi="华文中宋" w:hint="eastAsia"/>
-              </w:rPr>
-            </w:pPr>
-            <w:r>
-              <w:rPr>
-                <w:rFonts w:ascii="华文中宋" w:eastAsia="华文中宋" w:hAnsi="华文中宋" w:hint="eastAsia"/>
-              </w:rPr>
-              <w:tab/>
-            </w:r>
-            <w:proofErr w:type="gramStart"/>
-            <w:r>
-              <w:rPr>
-                <w:rFonts w:ascii="华文中宋" w:eastAsia="华文中宋" w:hAnsi="华文中宋" w:hint="eastAsia"/>
-              </w:rPr>
-              <w:t>cube[</w:t>
-            </w:r>
-            <w:proofErr w:type="gramEnd"/>
-            <w:r>
-              <w:rPr>
-                <w:rFonts w:ascii="华文中宋" w:eastAsia="华文中宋" w:hAnsi="华文中宋" w:hint="eastAsia"/>
-              </w:rPr>
-              <w:t>1</w:t>
-            </w:r>
-            <w:proofErr w:type="gramStart"/>
-            <w:r>
-              <w:rPr>
-                <w:rFonts w:ascii="华文中宋" w:eastAsia="华文中宋" w:hAnsi="华文中宋" w:hint="eastAsia"/>
-              </w:rPr>
-              <w:t>].position</w:t>
-            </w:r>
-            <w:proofErr w:type="gramEnd"/>
-            <w:r>
-              <w:rPr>
-                <w:rFonts w:ascii="华文中宋" w:eastAsia="华文中宋" w:hAnsi="华文中宋" w:hint="eastAsia"/>
-              </w:rPr>
-              <w:t xml:space="preserve"> = </w:t>
-            </w:r>
-            <w:proofErr w:type="gramStart"/>
-            <w:r>
-              <w:rPr>
-                <w:rFonts w:ascii="华文中宋" w:eastAsia="华文中宋" w:hAnsi="华文中宋" w:hint="eastAsia"/>
-              </w:rPr>
-              <w:t>{ 1</w:t>
-            </w:r>
-            <w:proofErr w:type="gramEnd"/>
-            <w:r>
-              <w:rPr>
-                <w:rFonts w:ascii="华文中宋" w:eastAsia="华文中宋" w:hAnsi="华文中宋" w:hint="eastAsia"/>
-              </w:rPr>
-              <w:t>,0,0,</w:t>
-            </w:r>
-            <w:proofErr w:type="gramStart"/>
-            <w:r>
-              <w:rPr>
-                <w:rFonts w:ascii="华文中宋" w:eastAsia="华文中宋" w:hAnsi="华文中宋" w:hint="eastAsia"/>
-              </w:rPr>
-              <w:t>1 }</w:t>
-            </w:r>
-            <w:proofErr w:type="gramEnd"/>
-            <w:r>
-              <w:rPr>
-                <w:rFonts w:ascii="华文中宋" w:eastAsia="华文中宋" w:hAnsi="华文中宋" w:hint="eastAsia"/>
-              </w:rPr>
-              <w:t xml:space="preserve">; </w:t>
-            </w:r>
-            <w:proofErr w:type="gramStart"/>
-            <w:r>
-              <w:rPr>
-                <w:rFonts w:ascii="华文中宋" w:eastAsia="华文中宋" w:hAnsi="华文中宋" w:hint="eastAsia"/>
-              </w:rPr>
-              <w:t>cube[</w:t>
-            </w:r>
-            <w:proofErr w:type="gramEnd"/>
-            <w:r>
-              <w:rPr>
-                <w:rFonts w:ascii="华文中宋" w:eastAsia="华文中宋" w:hAnsi="华文中宋" w:hint="eastAsia"/>
-              </w:rPr>
-              <w:t>1</w:t>
-            </w:r>
-            <w:proofErr w:type="gramStart"/>
-            <w:r>
-              <w:rPr>
-                <w:rFonts w:ascii="华文中宋" w:eastAsia="华文中宋" w:hAnsi="华文中宋" w:hint="eastAsia"/>
-              </w:rPr>
-              <w:t>].color</w:t>
-            </w:r>
-            <w:proofErr w:type="gramEnd"/>
-            <w:r>
-              <w:rPr>
-                <w:rFonts w:ascii="华文中宋" w:eastAsia="华文中宋" w:hAnsi="华文中宋" w:hint="eastAsia"/>
-              </w:rPr>
-              <w:t xml:space="preserve"> = </w:t>
-            </w:r>
-            <w:proofErr w:type="gramStart"/>
-            <w:r>
-              <w:rPr>
-                <w:rFonts w:ascii="华文中宋" w:eastAsia="华文中宋" w:hAnsi="华文中宋" w:hint="eastAsia"/>
-              </w:rPr>
-              <w:t>{ 0,255</w:t>
-            </w:r>
-            <w:proofErr w:type="gramEnd"/>
-            <w:r>
-              <w:rPr>
-                <w:rFonts w:ascii="华文中宋" w:eastAsia="华文中宋" w:hAnsi="华文中宋" w:hint="eastAsia"/>
-              </w:rPr>
-              <w:t>,</w:t>
-            </w:r>
-            <w:proofErr w:type="gramStart"/>
-            <w:r>
-              <w:rPr>
-                <w:rFonts w:ascii="华文中宋" w:eastAsia="华文中宋" w:hAnsi="华文中宋" w:hint="eastAsia"/>
-              </w:rPr>
-              <w:t>0 }</w:t>
-            </w:r>
-            <w:proofErr w:type="gramEnd"/>
-            <w:r>
-              <w:rPr>
-                <w:rFonts w:ascii="华文中宋" w:eastAsia="华文中宋" w:hAnsi="华文中宋" w:hint="eastAsia"/>
-              </w:rPr>
-              <w:t>;</w:t>
-            </w:r>
-          </w:p>
-          <w:p>
-            <w:pPr>
-              <w:rPr>
-                <w:rFonts w:ascii="华文中宋" w:eastAsia="华文中宋" w:hAnsi="华文中宋" w:hint="eastAsia"/>
-              </w:rPr>
-            </w:pPr>
-            <w:r>
-              <w:rPr>
-                <w:rFonts w:ascii="华文中宋" w:eastAsia="华文中宋" w:hAnsi="华文中宋" w:hint="eastAsia"/>
-              </w:rPr>
-              <w:tab/>
-            </w:r>
-            <w:proofErr w:type="gramStart"/>
-            <w:r>
-              <w:rPr>
-                <w:rFonts w:ascii="华文中宋" w:eastAsia="华文中宋" w:hAnsi="华文中宋" w:hint="eastAsia"/>
-              </w:rPr>
-              <w:t>cube[</w:t>
-            </w:r>
-            <w:proofErr w:type="gramEnd"/>
-            <w:r>
-              <w:rPr>
-                <w:rFonts w:ascii="华文中宋" w:eastAsia="华文中宋" w:hAnsi="华文中宋" w:hint="eastAsia"/>
-              </w:rPr>
-              <w:t>2</w:t>
-            </w:r>
-            <w:proofErr w:type="gramStart"/>
-            <w:r>
-              <w:rPr>
-                <w:rFonts w:ascii="华文中宋" w:eastAsia="华文中宋" w:hAnsi="华文中宋" w:hint="eastAsia"/>
-              </w:rPr>
-              <w:t>].position</w:t>
-            </w:r>
-            <w:proofErr w:type="gramEnd"/>
-            <w:r>
-              <w:rPr>
-                <w:rFonts w:ascii="华文中宋" w:eastAsia="华文中宋" w:hAnsi="华文中宋" w:hint="eastAsia"/>
-              </w:rPr>
-              <w:t xml:space="preserve"> = </w:t>
-            </w:r>
-            <w:proofErr w:type="gramStart"/>
-            <w:r>
-              <w:rPr>
-                <w:rFonts w:ascii="华文中宋" w:eastAsia="华文中宋" w:hAnsi="华文中宋" w:hint="eastAsia"/>
-              </w:rPr>
-              <w:t>{ 1</w:t>
-            </w:r>
-            <w:proofErr w:type="gramEnd"/>
-            <w:r>
-              <w:rPr>
-                <w:rFonts w:ascii="华文中宋" w:eastAsia="华文中宋" w:hAnsi="华文中宋" w:hint="eastAsia"/>
-              </w:rPr>
-              <w:t>,0,1,</w:t>
-            </w:r>
-            <w:proofErr w:type="gramStart"/>
-            <w:r>
-              <w:rPr>
-                <w:rFonts w:ascii="华文中宋" w:eastAsia="华文中宋" w:hAnsi="华文中宋" w:hint="eastAsia"/>
-              </w:rPr>
-              <w:t>1 }</w:t>
-            </w:r>
-            <w:proofErr w:type="gramEnd"/>
-            <w:r>
-              <w:rPr>
-                <w:rFonts w:ascii="华文中宋" w:eastAsia="华文中宋" w:hAnsi="华文中宋" w:hint="eastAsia"/>
-              </w:rPr>
-              <w:t xml:space="preserve">; </w:t>
-            </w:r>
-            <w:proofErr w:type="gramStart"/>
-            <w:r>
-              <w:rPr>
-                <w:rFonts w:ascii="华文中宋" w:eastAsia="华文中宋" w:hAnsi="华文中宋" w:hint="eastAsia"/>
-              </w:rPr>
-              <w:t>cube[</w:t>
-            </w:r>
-            <w:proofErr w:type="gramEnd"/>
-            <w:r>
-              <w:rPr>
-                <w:rFonts w:ascii="华文中宋" w:eastAsia="华文中宋" w:hAnsi="华文中宋" w:hint="eastAsia"/>
-              </w:rPr>
-              <w:t>2</w:t>
-            </w:r>
-            <w:proofErr w:type="gramStart"/>
-            <w:r>
-              <w:rPr>
-                <w:rFonts w:ascii="华文中宋" w:eastAsia="华文中宋" w:hAnsi="华文中宋" w:hint="eastAsia"/>
-              </w:rPr>
-              <w:t>].color</w:t>
-            </w:r>
-            <w:proofErr w:type="gramEnd"/>
-            <w:r>
-              <w:rPr>
-                <w:rFonts w:ascii="华文中宋" w:eastAsia="华文中宋" w:hAnsi="华文中宋" w:hint="eastAsia"/>
-              </w:rPr>
-              <w:t xml:space="preserve"> = </w:t>
-            </w:r>
-            <w:proofErr w:type="gramStart"/>
-            <w:r>
-              <w:rPr>
-                <w:rFonts w:ascii="华文中宋" w:eastAsia="华文中宋" w:hAnsi="华文中宋" w:hint="eastAsia"/>
-              </w:rPr>
-              <w:t>{ 0</w:t>
-            </w:r>
-            <w:proofErr w:type="gramEnd"/>
-            <w:r>
-              <w:rPr>
-                <w:rFonts w:ascii="华文中宋" w:eastAsia="华文中宋" w:hAnsi="华文中宋" w:hint="eastAsia"/>
-              </w:rPr>
-              <w:t>,0,</w:t>
-            </w:r>
-            <w:proofErr w:type="gramStart"/>
-            <w:r>
-              <w:rPr>
-                <w:rFonts w:ascii="华文中宋" w:eastAsia="华文中宋" w:hAnsi="华文中宋" w:hint="eastAsia"/>
-              </w:rPr>
-              <w:t>255 }</w:t>
-            </w:r>
-            <w:proofErr w:type="gramEnd"/>
-            <w:r>
-              <w:rPr>
-                <w:rFonts w:ascii="华文中宋" w:eastAsia="华文中宋" w:hAnsi="华文中宋" w:hint="eastAsia"/>
-              </w:rPr>
-              <w:t>;</w:t>
-            </w:r>
-          </w:p>
-          <w:p>
-            <w:pPr>
-              <w:rPr>
-                <w:rFonts w:ascii="华文中宋" w:eastAsia="华文中宋" w:hAnsi="华文中宋" w:hint="eastAsia"/>
-              </w:rPr>
-            </w:pPr>
-            <w:r>
-              <w:rPr>
-                <w:rFonts w:ascii="华文中宋" w:eastAsia="华文中宋" w:hAnsi="华文中宋" w:hint="eastAsia"/>
-              </w:rPr>
-              <w:tab/>
-            </w:r>
-            <w:proofErr w:type="gramStart"/>
-            <w:r>
-              <w:rPr>
-                <w:rFonts w:ascii="华文中宋" w:eastAsia="华文中宋" w:hAnsi="华文中宋" w:hint="eastAsia"/>
-              </w:rPr>
-              <w:t>cube[</w:t>
-            </w:r>
-            <w:proofErr w:type="gramEnd"/>
-            <w:r>
-              <w:rPr>
-                <w:rFonts w:ascii="华文中宋" w:eastAsia="华文中宋" w:hAnsi="华文中宋" w:hint="eastAsia"/>
-              </w:rPr>
-              <w:t>3</w:t>
-            </w:r>
-            <w:proofErr w:type="gramStart"/>
-            <w:r>
-              <w:rPr>
-                <w:rFonts w:ascii="华文中宋" w:eastAsia="华文中宋" w:hAnsi="华文中宋" w:hint="eastAsia"/>
-              </w:rPr>
-              <w:t>].position</w:t>
-            </w:r>
-            <w:proofErr w:type="gramEnd"/>
-            <w:r>
-              <w:rPr>
-                <w:rFonts w:ascii="华文中宋" w:eastAsia="华文中宋" w:hAnsi="华文中宋" w:hint="eastAsia"/>
-              </w:rPr>
-              <w:t xml:space="preserve"> = </w:t>
-            </w:r>
-            <w:proofErr w:type="gramStart"/>
-            <w:r>
-              <w:rPr>
-                <w:rFonts w:ascii="华文中宋" w:eastAsia="华文中宋" w:hAnsi="华文中宋" w:hint="eastAsia"/>
-              </w:rPr>
-              <w:t>{ 0</w:t>
-            </w:r>
-            <w:proofErr w:type="gramEnd"/>
-            <w:r>
-              <w:rPr>
-                <w:rFonts w:ascii="华文中宋" w:eastAsia="华文中宋" w:hAnsi="华文中宋" w:hint="eastAsia"/>
-              </w:rPr>
-              <w:t>,0,1,</w:t>
-            </w:r>
-            <w:proofErr w:type="gramStart"/>
-            <w:r>
-              <w:rPr>
-                <w:rFonts w:ascii="华文中宋" w:eastAsia="华文中宋" w:hAnsi="华文中宋" w:hint="eastAsia"/>
-              </w:rPr>
-              <w:t>1 }</w:t>
-            </w:r>
-            <w:proofErr w:type="gramEnd"/>
-            <w:r>
-              <w:rPr>
-                <w:rFonts w:ascii="华文中宋" w:eastAsia="华文中宋" w:hAnsi="华文中宋" w:hint="eastAsia"/>
-              </w:rPr>
-              <w:t xml:space="preserve">; </w:t>
-            </w:r>
-            <w:proofErr w:type="gramStart"/>
-            <w:r>
-              <w:rPr>
-                <w:rFonts w:ascii="华文中宋" w:eastAsia="华文中宋" w:hAnsi="华文中宋" w:hint="eastAsia"/>
-              </w:rPr>
-              <w:t>cube[</w:t>
-            </w:r>
-            <w:proofErr w:type="gramEnd"/>
-            <w:r>
-              <w:rPr>
-                <w:rFonts w:ascii="华文中宋" w:eastAsia="华文中宋" w:hAnsi="华文中宋" w:hint="eastAsia"/>
-              </w:rPr>
-              <w:t>3</w:t>
-            </w:r>
-            <w:proofErr w:type="gramStart"/>
-            <w:r>
-              <w:rPr>
-                <w:rFonts w:ascii="华文中宋" w:eastAsia="华文中宋" w:hAnsi="华文中宋" w:hint="eastAsia"/>
-              </w:rPr>
-              <w:t>].color</w:t>
-            </w:r>
-            <w:proofErr w:type="gramEnd"/>
-            <w:r>
-              <w:rPr>
-                <w:rFonts w:ascii="华文中宋" w:eastAsia="华文中宋" w:hAnsi="华文中宋" w:hint="eastAsia"/>
-              </w:rPr>
-              <w:t xml:space="preserve"> = </w:t>
-            </w:r>
-            <w:proofErr w:type="gramStart"/>
-            <w:r>
-              <w:rPr>
-                <w:rFonts w:ascii="华文中宋" w:eastAsia="华文中宋" w:hAnsi="华文中宋" w:hint="eastAsia"/>
-              </w:rPr>
-              <w:t>{ 255,255</w:t>
-            </w:r>
-            <w:proofErr w:type="gramEnd"/>
-            <w:r>
-              <w:rPr>
-                <w:rFonts w:ascii="华文中宋" w:eastAsia="华文中宋" w:hAnsi="华文中宋" w:hint="eastAsia"/>
-              </w:rPr>
-              <w:t>,0};</w:t>
-            </w:r>
-          </w:p>
-          <w:p>
-            <w:pPr>
-              <w:rPr>
-                <w:rFonts w:ascii="华文中宋" w:eastAsia="华文中宋" w:hAnsi="华文中宋" w:hint="eastAsia"/>
-              </w:rPr>
-            </w:pPr>
-            <w:r>
-              <w:rPr>
-                <w:rFonts w:ascii="华文中宋" w:eastAsia="华文中宋" w:hAnsi="华文中宋" w:hint="eastAsia"/>
-              </w:rPr>
-              <w:tab/>
-            </w:r>
-            <w:proofErr w:type="gramStart"/>
-            <w:r>
-              <w:rPr>
-                <w:rFonts w:ascii="华文中宋" w:eastAsia="华文中宋" w:hAnsi="华文中宋" w:hint="eastAsia"/>
-              </w:rPr>
-              <w:t>cube[</w:t>
-            </w:r>
-            <w:proofErr w:type="gramEnd"/>
-            <w:r>
-              <w:rPr>
-                <w:rFonts w:ascii="华文中宋" w:eastAsia="华文中宋" w:hAnsi="华文中宋" w:hint="eastAsia"/>
-              </w:rPr>
-              <w:t>4</w:t>
-            </w:r>
-            <w:proofErr w:type="gramStart"/>
-            <w:r>
-              <w:rPr>
-                <w:rFonts w:ascii="华文中宋" w:eastAsia="华文中宋" w:hAnsi="华文中宋" w:hint="eastAsia"/>
-              </w:rPr>
-              <w:t>].position</w:t>
-            </w:r>
-            <w:proofErr w:type="gramEnd"/>
-            <w:r>
-              <w:rPr>
-                <w:rFonts w:ascii="华文中宋" w:eastAsia="华文中宋" w:hAnsi="华文中宋" w:hint="eastAsia"/>
-              </w:rPr>
-              <w:t xml:space="preserve"> = </w:t>
-            </w:r>
-            <w:proofErr w:type="gramStart"/>
-            <w:r>
-              <w:rPr>
-                <w:rFonts w:ascii="华文中宋" w:eastAsia="华文中宋" w:hAnsi="华文中宋" w:hint="eastAsia"/>
-              </w:rPr>
-              <w:t>{ 0</w:t>
-            </w:r>
-            <w:proofErr w:type="gramEnd"/>
-            <w:r>
-              <w:rPr>
-                <w:rFonts w:ascii="华文中宋" w:eastAsia="华文中宋" w:hAnsi="华文中宋" w:hint="eastAsia"/>
-              </w:rPr>
-              <w:t>,1,0,</w:t>
-            </w:r>
-            <w:proofErr w:type="gramStart"/>
-            <w:r>
-              <w:rPr>
-                <w:rFonts w:ascii="华文中宋" w:eastAsia="华文中宋" w:hAnsi="华文中宋" w:hint="eastAsia"/>
-              </w:rPr>
-              <w:t>1 }</w:t>
-            </w:r>
-            <w:proofErr w:type="gramEnd"/>
-            <w:r>
-              <w:rPr>
-                <w:rFonts w:ascii="华文中宋" w:eastAsia="华文中宋" w:hAnsi="华文中宋" w:hint="eastAsia"/>
-              </w:rPr>
-              <w:t xml:space="preserve">; </w:t>
-            </w:r>
-            <w:proofErr w:type="gramStart"/>
-            <w:r>
-              <w:rPr>
-                <w:rFonts w:ascii="华文中宋" w:eastAsia="华文中宋" w:hAnsi="华文中宋" w:hint="eastAsia"/>
-              </w:rPr>
-              <w:t>cube[</w:t>
-            </w:r>
-            <w:proofErr w:type="gramEnd"/>
-            <w:r>
-              <w:rPr>
-                <w:rFonts w:ascii="华文中宋" w:eastAsia="华文中宋" w:hAnsi="华文中宋" w:hint="eastAsia"/>
-              </w:rPr>
-              <w:t>4</w:t>
-            </w:r>
-            <w:proofErr w:type="gramStart"/>
-            <w:r>
-              <w:rPr>
-                <w:rFonts w:ascii="华文中宋" w:eastAsia="华文中宋" w:hAnsi="华文中宋" w:hint="eastAsia"/>
-              </w:rPr>
-              <w:t>].color</w:t>
-            </w:r>
-            <w:proofErr w:type="gramEnd"/>
-            <w:r>
-              <w:rPr>
-                <w:rFonts w:ascii="华文中宋" w:eastAsia="华文中宋" w:hAnsi="华文中宋" w:hint="eastAsia"/>
-              </w:rPr>
-              <w:t xml:space="preserve"> = </w:t>
-            </w:r>
-            <w:proofErr w:type="gramStart"/>
-            <w:r>
-              <w:rPr>
-                <w:rFonts w:ascii="华文中宋" w:eastAsia="华文中宋" w:hAnsi="华文中宋" w:hint="eastAsia"/>
-              </w:rPr>
-              <w:t>{ 0,255,255</w:t>
-            </w:r>
-            <w:proofErr w:type="gramEnd"/>
-            <w:r>
-              <w:rPr>
-                <w:rFonts w:ascii="华文中宋" w:eastAsia="华文中宋" w:hAnsi="华文中宋" w:hint="eastAsia"/>
-              </w:rPr>
-              <w:t>};</w:t>
-            </w:r>
-          </w:p>
-          <w:p>
-            <w:pPr>
-              <w:rPr>
-                <w:rFonts w:ascii="华文中宋" w:eastAsia="华文中宋" w:hAnsi="华文中宋" w:hint="eastAsia"/>
-              </w:rPr>
-            </w:pPr>
-            <w:r>
-              <w:rPr>
-                <w:rFonts w:ascii="华文中宋" w:eastAsia="华文中宋" w:hAnsi="华文中宋" w:hint="eastAsia"/>
-              </w:rPr>
-              <w:tab/>
-            </w:r>
-            <w:proofErr w:type="gramStart"/>
-            <w:r>
-              <w:rPr>
-                <w:rFonts w:ascii="华文中宋" w:eastAsia="华文中宋" w:hAnsi="华文中宋" w:hint="eastAsia"/>
-              </w:rPr>
-              <w:t>cube[</w:t>
-            </w:r>
-            <w:proofErr w:type="gramEnd"/>
-            <w:r>
-              <w:rPr>
-                <w:rFonts w:ascii="华文中宋" w:eastAsia="华文中宋" w:hAnsi="华文中宋" w:hint="eastAsia"/>
-              </w:rPr>
-              <w:t>5</w:t>
-            </w:r>
-            <w:proofErr w:type="gramStart"/>
-            <w:r>
-              <w:rPr>
-                <w:rFonts w:ascii="华文中宋" w:eastAsia="华文中宋" w:hAnsi="华文中宋" w:hint="eastAsia"/>
-              </w:rPr>
-              <w:t>].position</w:t>
-            </w:r>
-            <w:proofErr w:type="gramEnd"/>
-            <w:r>
-              <w:rPr>
-                <w:rFonts w:ascii="华文中宋" w:eastAsia="华文中宋" w:hAnsi="华文中宋" w:hint="eastAsia"/>
-              </w:rPr>
-              <w:t xml:space="preserve"> = </w:t>
-            </w:r>
-            <w:proofErr w:type="gramStart"/>
-            <w:r>
-              <w:rPr>
-                <w:rFonts w:ascii="华文中宋" w:eastAsia="华文中宋" w:hAnsi="华文中宋" w:hint="eastAsia"/>
-              </w:rPr>
-              <w:t>{ 0</w:t>
-            </w:r>
-            <w:proofErr w:type="gramEnd"/>
-            <w:r>
-              <w:rPr>
-                <w:rFonts w:ascii="华文中宋" w:eastAsia="华文中宋" w:hAnsi="华文中宋" w:hint="eastAsia"/>
-              </w:rPr>
-              <w:t>,1,1,</w:t>
-            </w:r>
-            <w:proofErr w:type="gramStart"/>
-            <w:r>
-              <w:rPr>
-                <w:rFonts w:ascii="华文中宋" w:eastAsia="华文中宋" w:hAnsi="华文中宋" w:hint="eastAsia"/>
-              </w:rPr>
-              <w:t>1 }</w:t>
-            </w:r>
-            <w:proofErr w:type="gramEnd"/>
-            <w:r>
-              <w:rPr>
-                <w:rFonts w:ascii="华文中宋" w:eastAsia="华文中宋" w:hAnsi="华文中宋" w:hint="eastAsia"/>
-              </w:rPr>
-              <w:t xml:space="preserve">; </w:t>
-            </w:r>
-            <w:proofErr w:type="gramStart"/>
-            <w:r>
-              <w:rPr>
-                <w:rFonts w:ascii="华文中宋" w:eastAsia="华文中宋" w:hAnsi="华文中宋" w:hint="eastAsia"/>
-              </w:rPr>
-              <w:t>cube[</w:t>
-            </w:r>
-            <w:proofErr w:type="gramEnd"/>
-            <w:r>
-              <w:rPr>
-                <w:rFonts w:ascii="华文中宋" w:eastAsia="华文中宋" w:hAnsi="华文中宋" w:hint="eastAsia"/>
-              </w:rPr>
-              <w:t>5</w:t>
-            </w:r>
-            <w:proofErr w:type="gramStart"/>
-            <w:r>
-              <w:rPr>
-                <w:rFonts w:ascii="华文中宋" w:eastAsia="华文中宋" w:hAnsi="华文中宋" w:hint="eastAsia"/>
-              </w:rPr>
-              <w:t>].color</w:t>
-            </w:r>
-            <w:proofErr w:type="gramEnd"/>
-            <w:r>
-              <w:rPr>
-                <w:rFonts w:ascii="华文中宋" w:eastAsia="华文中宋" w:hAnsi="华文中宋" w:hint="eastAsia"/>
-              </w:rPr>
-              <w:t xml:space="preserve"> = </w:t>
-            </w:r>
-            <w:proofErr w:type="gramStart"/>
-            <w:r>
-              <w:rPr>
-                <w:rFonts w:ascii="华文中宋" w:eastAsia="华文中宋" w:hAnsi="华文中宋" w:hint="eastAsia"/>
-              </w:rPr>
-              <w:t>{ 255</w:t>
-            </w:r>
-            <w:proofErr w:type="gramEnd"/>
-            <w:r>
-              <w:rPr>
-                <w:rFonts w:ascii="华文中宋" w:eastAsia="华文中宋" w:hAnsi="华文中宋" w:hint="eastAsia"/>
-              </w:rPr>
-              <w:t>,0,255};</w:t>
-            </w:r>
-          </w:p>
-          <w:p>
-            <w:pPr>
-              <w:rPr>
-                <w:rFonts w:ascii="华文中宋" w:eastAsia="华文中宋" w:hAnsi="华文中宋" w:hint="eastAsia"/>
-              </w:rPr>
-            </w:pPr>
-            <w:r>
-              <w:rPr>
-                <w:rFonts w:ascii="华文中宋" w:eastAsia="华文中宋" w:hAnsi="华文中宋" w:hint="eastAsia"/>
-              </w:rPr>
               <w:tab/>
             </w:r>
             <w:proofErr w:type="gramStart"/>
@@ -2126,14 +3633,7 @@
         <w:rPr>
           <w:rFonts w:ascii="华文中宋" w:eastAsia="华文中宋" w:hAnsi="华文中宋" w:hint="eastAsia"/>
         </w:rPr>
-        <w:t>原理的课，但是真的上手做的时候还是每个步骤，每个老师讲过的问题我都会卡住，因为四边形有可能扭曲，但三角形一定在一个平面上，所以我现在认为我需要</w:t>
-      </w:r>
-      <w:r>
-        <w:rPr>
-          <w:rFonts w:ascii="华文中宋" w:eastAsia="华文中宋" w:hAnsi="华文中宋" w:hint="eastAsia"/>
-        </w:rPr>
-        <w:lastRenderedPageBreak/>
-        <w:t>再弄一个结构体，存储三角形，我认为还是</w:t>
+        <w:t>原理的课，但是真的上手做的时候还是每个步骤，每个老师讲过的问题我都会卡住，因为四边形有可能扭曲，但三角形一定在一个平面上，所以我现在认为我需要再弄一个结构体，存储三角形，我认为还是</w:t>
       </w:r>
       <w:proofErr w:type="gramStart"/>
       <w:r>
@@ -2506,6 +4006,7 @@
         <w:rPr>
           <w:rFonts w:ascii="华文中宋" w:eastAsia="华文中宋" w:hAnsi="华文中宋" w:hint="eastAsia"/>
         </w:rPr>
+        <w:lastRenderedPageBreak/>
         <w:t>我没有写下去，一是因为报错了，二是感觉好像不对劲，确实不对劲，我这个在做的就是，嗯，我新建了一个结构体，然后由把数据存了一份，而且还是两块内存，这就不仅仅意味着数据冗余，还意味着我以后必须要分着修改，我想想怎么说，就是他是两块内存啊，哎呀，不管了，我明白就行。</w:t>
       </w:r>
     </w:p>
@@ -2559,335 +4060,335 @@
               <w:rPr>
                 <w:rFonts w:ascii="华文中宋" w:eastAsia="华文中宋" w:hAnsi="华文中宋" w:hint="eastAsia"/>
               </w:rPr>
+              <w:t xml:space="preserve">struct </w:t>
+            </w:r>
+            <w:proofErr w:type="spellStart"/>
+            <w:r>
+              <w:rPr>
+                <w:rFonts w:ascii="华文中宋" w:eastAsia="华文中宋" w:hAnsi="华文中宋" w:hint="eastAsia"/>
+              </w:rPr>
+              <w:t>myRender_triangle</w:t>
+            </w:r>
+            <w:proofErr w:type="spellEnd"/>
+            <w:r>
+              <w:rPr>
+                <w:rFonts w:ascii="华文中宋" w:eastAsia="华文中宋" w:hAnsi="华文中宋" w:hint="eastAsia"/>
+              </w:rPr>
+              <w:t xml:space="preserve"> {</w:t>
+            </w:r>
+          </w:p>
+          <w:p>
+            <w:pPr>
+              <w:rPr>
+                <w:rFonts w:ascii="华文中宋" w:eastAsia="华文中宋" w:hAnsi="华文中宋" w:hint="eastAsia"/>
+              </w:rPr>
+            </w:pPr>
+            <w:r>
+              <w:rPr>
+                <w:rFonts w:ascii="华文中宋" w:eastAsia="华文中宋" w:hAnsi="华文中宋" w:hint="eastAsia"/>
+              </w:rPr>
+              <w:tab/>
+            </w:r>
+            <w:proofErr w:type="gramStart"/>
+            <w:r>
+              <w:rPr>
+                <w:rFonts w:ascii="华文中宋" w:eastAsia="华文中宋" w:hAnsi="华文中宋" w:hint="eastAsia"/>
+              </w:rPr>
+              <w:t>std::</w:t>
+            </w:r>
+            <w:proofErr w:type="gramEnd"/>
+            <w:r>
+              <w:rPr>
+                <w:rFonts w:ascii="华文中宋" w:eastAsia="华文中宋" w:hAnsi="华文中宋" w:hint="eastAsia"/>
+              </w:rPr>
+              <w:t>array&lt;int, 3&gt; index;</w:t>
+            </w:r>
+          </w:p>
+          <w:p>
+            <w:pPr>
+              <w:rPr>
+                <w:rFonts w:ascii="华文中宋" w:eastAsia="华文中宋" w:hAnsi="华文中宋" w:hint="eastAsia"/>
+              </w:rPr>
+            </w:pPr>
+            <w:r>
+              <w:rPr>
+                <w:rFonts w:ascii="华文中宋" w:eastAsia="华文中宋" w:hAnsi="华文中宋" w:hint="eastAsia"/>
+              </w:rPr>
+              <w:t>};</w:t>
+            </w:r>
+          </w:p>
+          <w:p>
+            <w:pPr>
+              <w:rPr>
+                <w:rFonts w:ascii="华文中宋" w:eastAsia="华文中宋" w:hAnsi="华文中宋" w:hint="eastAsia"/>
+              </w:rPr>
+            </w:pPr>
+            <w:r>
+              <w:rPr>
+                <w:rFonts w:ascii="华文中宋" w:eastAsia="华文中宋" w:hAnsi="华文中宋" w:hint="eastAsia"/>
+              </w:rPr>
+              <w:tab/>
+              <w:t xml:space="preserve">struct </w:t>
+            </w:r>
+            <w:proofErr w:type="spellStart"/>
+            <w:r>
+              <w:rPr>
+                <w:rFonts w:ascii="华文中宋" w:eastAsia="华文中宋" w:hAnsi="华文中宋" w:hint="eastAsia"/>
+              </w:rPr>
+              <w:t>myRender_triangle</w:t>
+            </w:r>
+            <w:proofErr w:type="spellEnd"/>
+            <w:r>
+              <w:rPr>
+                <w:rFonts w:ascii="华文中宋" w:eastAsia="华文中宋" w:hAnsi="华文中宋" w:hint="eastAsia"/>
+              </w:rPr>
+              <w:t xml:space="preserve"> </w:t>
+            </w:r>
+            <w:proofErr w:type="spellStart"/>
+            <w:r>
+              <w:rPr>
+                <w:rFonts w:ascii="华文中宋" w:eastAsia="华文中宋" w:hAnsi="华文中宋" w:hint="eastAsia"/>
+              </w:rPr>
+              <w:t>cube_</w:t>
+            </w:r>
+            <w:proofErr w:type="gramStart"/>
+            <w:r>
+              <w:rPr>
+                <w:rFonts w:ascii="华文中宋" w:eastAsia="华文中宋" w:hAnsi="华文中宋" w:hint="eastAsia"/>
+              </w:rPr>
+              <w:t>index</w:t>
+            </w:r>
+            <w:proofErr w:type="spellEnd"/>
+            <w:r>
+              <w:rPr>
+                <w:rFonts w:ascii="华文中宋" w:eastAsia="华文中宋" w:hAnsi="华文中宋" w:hint="eastAsia"/>
+              </w:rPr>
+              <w:t>[</w:t>
+            </w:r>
+            <w:proofErr w:type="gramEnd"/>
+            <w:r>
+              <w:rPr>
+                <w:rFonts w:ascii="华文中宋" w:eastAsia="华文中宋" w:hAnsi="华文中宋" w:hint="eastAsia"/>
+              </w:rPr>
+              <w:t>12];</w:t>
+            </w:r>
+          </w:p>
+          <w:p>
+            <w:pPr>
+              <w:rPr>
+                <w:rFonts w:ascii="华文中宋" w:eastAsia="华文中宋" w:hAnsi="华文中宋" w:hint="eastAsia"/>
+              </w:rPr>
+            </w:pPr>
+            <w:r>
+              <w:rPr>
+                <w:rFonts w:ascii="华文中宋" w:eastAsia="华文中宋" w:hAnsi="华文中宋" w:hint="eastAsia"/>
+              </w:rPr>
+              <w:tab/>
+            </w:r>
+            <w:proofErr w:type="spellStart"/>
+            <w:r>
+              <w:rPr>
+                <w:rFonts w:ascii="华文中宋" w:eastAsia="华文中宋" w:hAnsi="华文中宋" w:hint="eastAsia"/>
+              </w:rPr>
+              <w:t>cube_index</w:t>
+            </w:r>
+            <w:proofErr w:type="spellEnd"/>
+            <w:r>
+              <w:rPr>
+                <w:rFonts w:ascii="华文中宋" w:eastAsia="华文中宋" w:hAnsi="华文中宋" w:hint="eastAsia"/>
+              </w:rPr>
+              <w:t xml:space="preserve">[0].index = { 0,1,2 }; </w:t>
+            </w:r>
+            <w:proofErr w:type="spellStart"/>
+            <w:r>
+              <w:rPr>
+                <w:rFonts w:ascii="华文中宋" w:eastAsia="华文中宋" w:hAnsi="华文中宋" w:hint="eastAsia"/>
+              </w:rPr>
+              <w:t>cube_index</w:t>
+            </w:r>
+            <w:proofErr w:type="spellEnd"/>
+            <w:r>
+              <w:rPr>
+                <w:rFonts w:ascii="华文中宋" w:eastAsia="华文中宋" w:hAnsi="华文中宋" w:hint="eastAsia"/>
+              </w:rPr>
+              <w:t>[1].index = { 2,3,0 };//背面</w:t>
+            </w:r>
+          </w:p>
+          <w:p>
+            <w:pPr>
+              <w:rPr>
+                <w:rFonts w:ascii="华文中宋" w:eastAsia="华文中宋" w:hAnsi="华文中宋" w:hint="eastAsia"/>
+              </w:rPr>
+            </w:pPr>
+            <w:r>
+              <w:rPr>
+                <w:rFonts w:ascii="华文中宋" w:eastAsia="华文中宋" w:hAnsi="华文中宋" w:hint="eastAsia"/>
+              </w:rPr>
+              <w:tab/>
+            </w:r>
+            <w:proofErr w:type="spellStart"/>
+            <w:r>
+              <w:rPr>
+                <w:rFonts w:ascii="华文中宋" w:eastAsia="华文中宋" w:hAnsi="华文中宋" w:hint="eastAsia"/>
+              </w:rPr>
+              <w:t>cube_index</w:t>
+            </w:r>
+            <w:proofErr w:type="spellEnd"/>
+            <w:r>
+              <w:rPr>
+                <w:rFonts w:ascii="华文中宋" w:eastAsia="华文中宋" w:hAnsi="华文中宋" w:hint="eastAsia"/>
+              </w:rPr>
+              <w:t xml:space="preserve">[2].index = { 0,4,5 }; </w:t>
+            </w:r>
+            <w:proofErr w:type="spellStart"/>
+            <w:r>
+              <w:rPr>
+                <w:rFonts w:ascii="华文中宋" w:eastAsia="华文中宋" w:hAnsi="华文中宋" w:hint="eastAsia"/>
+              </w:rPr>
+              <w:t>cube_index</w:t>
+            </w:r>
+            <w:proofErr w:type="spellEnd"/>
+            <w:r>
+              <w:rPr>
+                <w:rFonts w:ascii="华文中宋" w:eastAsia="华文中宋" w:hAnsi="华文中宋" w:hint="eastAsia"/>
+              </w:rPr>
+              <w:t>[3].index = { 5,3,0 };//左侧</w:t>
+            </w:r>
+          </w:p>
+          <w:p>
+            <w:pPr>
+              <w:rPr>
+                <w:rFonts w:ascii="华文中宋" w:eastAsia="华文中宋" w:hAnsi="华文中宋" w:hint="eastAsia"/>
+              </w:rPr>
+            </w:pPr>
+            <w:r>
+              <w:rPr>
+                <w:rFonts w:ascii="华文中宋" w:eastAsia="华文中宋" w:hAnsi="华文中宋" w:hint="eastAsia"/>
+              </w:rPr>
+              <w:tab/>
+            </w:r>
+            <w:proofErr w:type="spellStart"/>
+            <w:r>
+              <w:rPr>
+                <w:rFonts w:ascii="华文中宋" w:eastAsia="华文中宋" w:hAnsi="华文中宋" w:hint="eastAsia"/>
+              </w:rPr>
+              <w:t>cube_index</w:t>
+            </w:r>
+            <w:proofErr w:type="spellEnd"/>
+            <w:r>
+              <w:rPr>
+                <w:rFonts w:ascii="华文中宋" w:eastAsia="华文中宋" w:hAnsi="华文中宋" w:hint="eastAsia"/>
+              </w:rPr>
+              <w:t xml:space="preserve">[4].index = { 1,6,7 }; </w:t>
+            </w:r>
+            <w:proofErr w:type="spellStart"/>
+            <w:r>
+              <w:rPr>
+                <w:rFonts w:ascii="华文中宋" w:eastAsia="华文中宋" w:hAnsi="华文中宋" w:hint="eastAsia"/>
+              </w:rPr>
+              <w:t>cube_index</w:t>
+            </w:r>
+            <w:proofErr w:type="spellEnd"/>
+            <w:r>
+              <w:rPr>
+                <w:rFonts w:ascii="华文中宋" w:eastAsia="华文中宋" w:hAnsi="华文中宋" w:hint="eastAsia"/>
+              </w:rPr>
+              <w:t>[5].index = { 7,2,1 };//右侧</w:t>
+            </w:r>
+          </w:p>
+          <w:p>
+            <w:pPr>
+              <w:rPr>
+                <w:rFonts w:ascii="华文中宋" w:eastAsia="华文中宋" w:hAnsi="华文中宋" w:hint="eastAsia"/>
+              </w:rPr>
+            </w:pPr>
+            <w:r>
+              <w:rPr>
+                <w:rFonts w:ascii="华文中宋" w:eastAsia="华文中宋" w:hAnsi="华文中宋" w:hint="eastAsia"/>
+              </w:rPr>
+              <w:tab/>
+            </w:r>
+            <w:proofErr w:type="spellStart"/>
+            <w:r>
+              <w:rPr>
+                <w:rFonts w:ascii="华文中宋" w:eastAsia="华文中宋" w:hAnsi="华文中宋" w:hint="eastAsia"/>
+              </w:rPr>
+              <w:t>cube_index</w:t>
+            </w:r>
+            <w:proofErr w:type="spellEnd"/>
+            <w:r>
+              <w:rPr>
+                <w:rFonts w:ascii="华文中宋" w:eastAsia="华文中宋" w:hAnsi="华文中宋" w:hint="eastAsia"/>
+              </w:rPr>
+              <w:t xml:space="preserve">[6].index = { 5,7,2 }; </w:t>
+            </w:r>
+            <w:proofErr w:type="spellStart"/>
+            <w:r>
+              <w:rPr>
+                <w:rFonts w:ascii="华文中宋" w:eastAsia="华文中宋" w:hAnsi="华文中宋" w:hint="eastAsia"/>
+              </w:rPr>
+              <w:t>cube_index</w:t>
+            </w:r>
+            <w:proofErr w:type="spellEnd"/>
+            <w:r>
+              <w:rPr>
+                <w:rFonts w:ascii="华文中宋" w:eastAsia="华文中宋" w:hAnsi="华文中宋" w:hint="eastAsia"/>
+              </w:rPr>
+              <w:t>[7].index = { 2,3,5 };//上面</w:t>
+            </w:r>
+          </w:p>
+          <w:p>
+            <w:pPr>
+              <w:rPr>
+                <w:rFonts w:ascii="华文中宋" w:eastAsia="华文中宋" w:hAnsi="华文中宋" w:hint="eastAsia"/>
+              </w:rPr>
+            </w:pPr>
+            <w:r>
+              <w:rPr>
+                <w:rFonts w:ascii="华文中宋" w:eastAsia="华文中宋" w:hAnsi="华文中宋" w:hint="eastAsia"/>
+              </w:rPr>
+              <w:tab/>
+            </w:r>
+            <w:proofErr w:type="spellStart"/>
+            <w:r>
+              <w:rPr>
+                <w:rFonts w:ascii="华文中宋" w:eastAsia="华文中宋" w:hAnsi="华文中宋" w:hint="eastAsia"/>
+              </w:rPr>
+              <w:t>cube_index</w:t>
+            </w:r>
+            <w:proofErr w:type="spellEnd"/>
+            <w:r>
+              <w:rPr>
+                <w:rFonts w:ascii="华文中宋" w:eastAsia="华文中宋" w:hAnsi="华文中宋" w:hint="eastAsia"/>
+              </w:rPr>
+              <w:t xml:space="preserve">[8].index = { 4,6,1 }; </w:t>
+            </w:r>
+            <w:proofErr w:type="spellStart"/>
+            <w:r>
+              <w:rPr>
+                <w:rFonts w:ascii="华文中宋" w:eastAsia="华文中宋" w:hAnsi="华文中宋" w:hint="eastAsia"/>
+              </w:rPr>
+              <w:t>cube_index</w:t>
+            </w:r>
+            <w:proofErr w:type="spellEnd"/>
+            <w:r>
+              <w:rPr>
+                <w:rFonts w:ascii="华文中宋" w:eastAsia="华文中宋" w:hAnsi="华文中宋" w:hint="eastAsia"/>
+              </w:rPr>
+              <w:t>[9].index = { 1,0,4 };//下面</w:t>
+            </w:r>
+          </w:p>
+          <w:p>
+            <w:pPr>
+              <w:rPr>
+                <w:rFonts w:ascii="华文中宋" w:eastAsia="华文中宋" w:hAnsi="华文中宋" w:hint="eastAsia"/>
+              </w:rPr>
+            </w:pPr>
+            <w:r>
+              <w:rPr>
+                <w:rFonts w:ascii="华文中宋" w:eastAsia="华文中宋" w:hAnsi="华文中宋" w:hint="eastAsia"/>
+              </w:rPr>
               <w:lastRenderedPageBreak/>
-              <w:t xml:space="preserve">struct </w:t>
-            </w:r>
-            <w:proofErr w:type="spellStart"/>
-            <w:r>
-              <w:rPr>
-                <w:rFonts w:ascii="华文中宋" w:eastAsia="华文中宋" w:hAnsi="华文中宋" w:hint="eastAsia"/>
-              </w:rPr>
-              <w:t>myRender_triangle</w:t>
-            </w:r>
-            <w:proofErr w:type="spellEnd"/>
-            <w:r>
-              <w:rPr>
-                <w:rFonts w:ascii="华文中宋" w:eastAsia="华文中宋" w:hAnsi="华文中宋" w:hint="eastAsia"/>
-              </w:rPr>
-              <w:t xml:space="preserve"> {</w:t>
-            </w:r>
-          </w:p>
-          <w:p>
-            <w:pPr>
-              <w:rPr>
-                <w:rFonts w:ascii="华文中宋" w:eastAsia="华文中宋" w:hAnsi="华文中宋" w:hint="eastAsia"/>
-              </w:rPr>
-            </w:pPr>
-            <w:r>
-              <w:rPr>
-                <w:rFonts w:ascii="华文中宋" w:eastAsia="华文中宋" w:hAnsi="华文中宋" w:hint="eastAsia"/>
-              </w:rPr>
-              <w:tab/>
-            </w:r>
-            <w:proofErr w:type="gramStart"/>
-            <w:r>
-              <w:rPr>
-                <w:rFonts w:ascii="华文中宋" w:eastAsia="华文中宋" w:hAnsi="华文中宋" w:hint="eastAsia"/>
-              </w:rPr>
-              <w:t>std::</w:t>
-            </w:r>
-            <w:proofErr w:type="gramEnd"/>
-            <w:r>
-              <w:rPr>
-                <w:rFonts w:ascii="华文中宋" w:eastAsia="华文中宋" w:hAnsi="华文中宋" w:hint="eastAsia"/>
-              </w:rPr>
-              <w:t>array&lt;int, 3&gt; index;</w:t>
-            </w:r>
-          </w:p>
-          <w:p>
-            <w:pPr>
-              <w:rPr>
-                <w:rFonts w:ascii="华文中宋" w:eastAsia="华文中宋" w:hAnsi="华文中宋" w:hint="eastAsia"/>
-              </w:rPr>
-            </w:pPr>
-            <w:r>
-              <w:rPr>
-                <w:rFonts w:ascii="华文中宋" w:eastAsia="华文中宋" w:hAnsi="华文中宋" w:hint="eastAsia"/>
-              </w:rPr>
-              <w:t>};</w:t>
-            </w:r>
-          </w:p>
-          <w:p>
-            <w:pPr>
-              <w:rPr>
-                <w:rFonts w:ascii="华文中宋" w:eastAsia="华文中宋" w:hAnsi="华文中宋" w:hint="eastAsia"/>
-              </w:rPr>
-            </w:pPr>
-            <w:r>
-              <w:rPr>
-                <w:rFonts w:ascii="华文中宋" w:eastAsia="华文中宋" w:hAnsi="华文中宋" w:hint="eastAsia"/>
-              </w:rPr>
-              <w:tab/>
-              <w:t xml:space="preserve">struct </w:t>
-            </w:r>
-            <w:proofErr w:type="spellStart"/>
-            <w:r>
-              <w:rPr>
-                <w:rFonts w:ascii="华文中宋" w:eastAsia="华文中宋" w:hAnsi="华文中宋" w:hint="eastAsia"/>
-              </w:rPr>
-              <w:t>myRender_triangle</w:t>
-            </w:r>
-            <w:proofErr w:type="spellEnd"/>
-            <w:r>
-              <w:rPr>
-                <w:rFonts w:ascii="华文中宋" w:eastAsia="华文中宋" w:hAnsi="华文中宋" w:hint="eastAsia"/>
-              </w:rPr>
-              <w:t xml:space="preserve"> </w:t>
-            </w:r>
-            <w:proofErr w:type="spellStart"/>
-            <w:r>
-              <w:rPr>
-                <w:rFonts w:ascii="华文中宋" w:eastAsia="华文中宋" w:hAnsi="华文中宋" w:hint="eastAsia"/>
-              </w:rPr>
-              <w:t>cube_</w:t>
-            </w:r>
-            <w:proofErr w:type="gramStart"/>
-            <w:r>
-              <w:rPr>
-                <w:rFonts w:ascii="华文中宋" w:eastAsia="华文中宋" w:hAnsi="华文中宋" w:hint="eastAsia"/>
-              </w:rPr>
-              <w:t>index</w:t>
-            </w:r>
-            <w:proofErr w:type="spellEnd"/>
-            <w:r>
-              <w:rPr>
-                <w:rFonts w:ascii="华文中宋" w:eastAsia="华文中宋" w:hAnsi="华文中宋" w:hint="eastAsia"/>
-              </w:rPr>
-              <w:t>[</w:t>
-            </w:r>
-            <w:proofErr w:type="gramEnd"/>
-            <w:r>
-              <w:rPr>
-                <w:rFonts w:ascii="华文中宋" w:eastAsia="华文中宋" w:hAnsi="华文中宋" w:hint="eastAsia"/>
-              </w:rPr>
-              <w:t>12];</w:t>
-            </w:r>
-          </w:p>
-          <w:p>
-            <w:pPr>
-              <w:rPr>
-                <w:rFonts w:ascii="华文中宋" w:eastAsia="华文中宋" w:hAnsi="华文中宋" w:hint="eastAsia"/>
-              </w:rPr>
-            </w:pPr>
-            <w:r>
-              <w:rPr>
-                <w:rFonts w:ascii="华文中宋" w:eastAsia="华文中宋" w:hAnsi="华文中宋" w:hint="eastAsia"/>
-              </w:rPr>
-              <w:tab/>
-            </w:r>
-            <w:proofErr w:type="spellStart"/>
-            <w:r>
-              <w:rPr>
-                <w:rFonts w:ascii="华文中宋" w:eastAsia="华文中宋" w:hAnsi="华文中宋" w:hint="eastAsia"/>
-              </w:rPr>
-              <w:t>cube_index</w:t>
-            </w:r>
-            <w:proofErr w:type="spellEnd"/>
-            <w:r>
-              <w:rPr>
-                <w:rFonts w:ascii="华文中宋" w:eastAsia="华文中宋" w:hAnsi="华文中宋" w:hint="eastAsia"/>
-              </w:rPr>
-              <w:t xml:space="preserve">[0].index = { 0,1,2 }; </w:t>
-            </w:r>
-            <w:proofErr w:type="spellStart"/>
-            <w:r>
-              <w:rPr>
-                <w:rFonts w:ascii="华文中宋" w:eastAsia="华文中宋" w:hAnsi="华文中宋" w:hint="eastAsia"/>
-              </w:rPr>
-              <w:t>cube_index</w:t>
-            </w:r>
-            <w:proofErr w:type="spellEnd"/>
-            <w:r>
-              <w:rPr>
-                <w:rFonts w:ascii="华文中宋" w:eastAsia="华文中宋" w:hAnsi="华文中宋" w:hint="eastAsia"/>
-              </w:rPr>
-              <w:t>[1].index = { 2,3,0 };//背面</w:t>
-            </w:r>
-          </w:p>
-          <w:p>
-            <w:pPr>
-              <w:rPr>
-                <w:rFonts w:ascii="华文中宋" w:eastAsia="华文中宋" w:hAnsi="华文中宋" w:hint="eastAsia"/>
-              </w:rPr>
-            </w:pPr>
-            <w:r>
-              <w:rPr>
-                <w:rFonts w:ascii="华文中宋" w:eastAsia="华文中宋" w:hAnsi="华文中宋" w:hint="eastAsia"/>
-              </w:rPr>
-              <w:tab/>
-            </w:r>
-            <w:proofErr w:type="spellStart"/>
-            <w:r>
-              <w:rPr>
-                <w:rFonts w:ascii="华文中宋" w:eastAsia="华文中宋" w:hAnsi="华文中宋" w:hint="eastAsia"/>
-              </w:rPr>
-              <w:t>cube_index</w:t>
-            </w:r>
-            <w:proofErr w:type="spellEnd"/>
-            <w:r>
-              <w:rPr>
-                <w:rFonts w:ascii="华文中宋" w:eastAsia="华文中宋" w:hAnsi="华文中宋" w:hint="eastAsia"/>
-              </w:rPr>
-              <w:t xml:space="preserve">[2].index = { 0,4,5 }; </w:t>
-            </w:r>
-            <w:proofErr w:type="spellStart"/>
-            <w:r>
-              <w:rPr>
-                <w:rFonts w:ascii="华文中宋" w:eastAsia="华文中宋" w:hAnsi="华文中宋" w:hint="eastAsia"/>
-              </w:rPr>
-              <w:t>cube_index</w:t>
-            </w:r>
-            <w:proofErr w:type="spellEnd"/>
-            <w:r>
-              <w:rPr>
-                <w:rFonts w:ascii="华文中宋" w:eastAsia="华文中宋" w:hAnsi="华文中宋" w:hint="eastAsia"/>
-              </w:rPr>
-              <w:t>[3].index = { 5,3,0 };//左侧</w:t>
-            </w:r>
-          </w:p>
-          <w:p>
-            <w:pPr>
-              <w:rPr>
-                <w:rFonts w:ascii="华文中宋" w:eastAsia="华文中宋" w:hAnsi="华文中宋" w:hint="eastAsia"/>
-              </w:rPr>
-            </w:pPr>
-            <w:r>
-              <w:rPr>
-                <w:rFonts w:ascii="华文中宋" w:eastAsia="华文中宋" w:hAnsi="华文中宋" w:hint="eastAsia"/>
-              </w:rPr>
-              <w:tab/>
-            </w:r>
-            <w:proofErr w:type="spellStart"/>
-            <w:r>
-              <w:rPr>
-                <w:rFonts w:ascii="华文中宋" w:eastAsia="华文中宋" w:hAnsi="华文中宋" w:hint="eastAsia"/>
-              </w:rPr>
-              <w:t>cube_index</w:t>
-            </w:r>
-            <w:proofErr w:type="spellEnd"/>
-            <w:r>
-              <w:rPr>
-                <w:rFonts w:ascii="华文中宋" w:eastAsia="华文中宋" w:hAnsi="华文中宋" w:hint="eastAsia"/>
-              </w:rPr>
-              <w:t xml:space="preserve">[4].index = { 1,6,7 }; </w:t>
-            </w:r>
-            <w:proofErr w:type="spellStart"/>
-            <w:r>
-              <w:rPr>
-                <w:rFonts w:ascii="华文中宋" w:eastAsia="华文中宋" w:hAnsi="华文中宋" w:hint="eastAsia"/>
-              </w:rPr>
-              <w:t>cube_index</w:t>
-            </w:r>
-            <w:proofErr w:type="spellEnd"/>
-            <w:r>
-              <w:rPr>
-                <w:rFonts w:ascii="华文中宋" w:eastAsia="华文中宋" w:hAnsi="华文中宋" w:hint="eastAsia"/>
-              </w:rPr>
-              <w:t>[5].index = { 7,2,1 };//右侧</w:t>
-            </w:r>
-          </w:p>
-          <w:p>
-            <w:pPr>
-              <w:rPr>
-                <w:rFonts w:ascii="华文中宋" w:eastAsia="华文中宋" w:hAnsi="华文中宋" w:hint="eastAsia"/>
-              </w:rPr>
-            </w:pPr>
-            <w:r>
-              <w:rPr>
-                <w:rFonts w:ascii="华文中宋" w:eastAsia="华文中宋" w:hAnsi="华文中宋" w:hint="eastAsia"/>
-              </w:rPr>
-              <w:tab/>
-            </w:r>
-            <w:proofErr w:type="spellStart"/>
-            <w:r>
-              <w:rPr>
-                <w:rFonts w:ascii="华文中宋" w:eastAsia="华文中宋" w:hAnsi="华文中宋" w:hint="eastAsia"/>
-              </w:rPr>
-              <w:t>cube_index</w:t>
-            </w:r>
-            <w:proofErr w:type="spellEnd"/>
-            <w:r>
-              <w:rPr>
-                <w:rFonts w:ascii="华文中宋" w:eastAsia="华文中宋" w:hAnsi="华文中宋" w:hint="eastAsia"/>
-              </w:rPr>
-              <w:t xml:space="preserve">[6].index = { 5,7,2 }; </w:t>
-            </w:r>
-            <w:proofErr w:type="spellStart"/>
-            <w:r>
-              <w:rPr>
-                <w:rFonts w:ascii="华文中宋" w:eastAsia="华文中宋" w:hAnsi="华文中宋" w:hint="eastAsia"/>
-              </w:rPr>
-              <w:t>cube_index</w:t>
-            </w:r>
-            <w:proofErr w:type="spellEnd"/>
-            <w:r>
-              <w:rPr>
-                <w:rFonts w:ascii="华文中宋" w:eastAsia="华文中宋" w:hAnsi="华文中宋" w:hint="eastAsia"/>
-              </w:rPr>
-              <w:t>[7].index = { 2,3,5 };//上面</w:t>
-            </w:r>
-          </w:p>
-          <w:p>
-            <w:pPr>
-              <w:rPr>
-                <w:rFonts w:ascii="华文中宋" w:eastAsia="华文中宋" w:hAnsi="华文中宋" w:hint="eastAsia"/>
-              </w:rPr>
-            </w:pPr>
-            <w:r>
-              <w:rPr>
-                <w:rFonts w:ascii="华文中宋" w:eastAsia="华文中宋" w:hAnsi="华文中宋" w:hint="eastAsia"/>
-              </w:rPr>
-              <w:tab/>
-            </w:r>
-            <w:proofErr w:type="spellStart"/>
-            <w:r>
-              <w:rPr>
-                <w:rFonts w:ascii="华文中宋" w:eastAsia="华文中宋" w:hAnsi="华文中宋" w:hint="eastAsia"/>
-              </w:rPr>
-              <w:t>cube_index</w:t>
-            </w:r>
-            <w:proofErr w:type="spellEnd"/>
-            <w:r>
-              <w:rPr>
-                <w:rFonts w:ascii="华文中宋" w:eastAsia="华文中宋" w:hAnsi="华文中宋" w:hint="eastAsia"/>
-              </w:rPr>
-              <w:t xml:space="preserve">[8].index = { 4,6,1 }; </w:t>
-            </w:r>
-            <w:proofErr w:type="spellStart"/>
-            <w:r>
-              <w:rPr>
-                <w:rFonts w:ascii="华文中宋" w:eastAsia="华文中宋" w:hAnsi="华文中宋" w:hint="eastAsia"/>
-              </w:rPr>
-              <w:t>cube_index</w:t>
-            </w:r>
-            <w:proofErr w:type="spellEnd"/>
-            <w:r>
-              <w:rPr>
-                <w:rFonts w:ascii="华文中宋" w:eastAsia="华文中宋" w:hAnsi="华文中宋" w:hint="eastAsia"/>
-              </w:rPr>
-              <w:t>[9].index = { 1,0,4 };//下面</w:t>
-            </w:r>
-          </w:p>
-          <w:p>
-            <w:pPr>
-              <w:rPr>
-                <w:rFonts w:ascii="华文中宋" w:eastAsia="华文中宋" w:hAnsi="华文中宋" w:hint="eastAsia"/>
-              </w:rPr>
-            </w:pPr>
-            <w:r>
-              <w:rPr>
-                <w:rFonts w:ascii="华文中宋" w:eastAsia="华文中宋" w:hAnsi="华文中宋" w:hint="eastAsia"/>
-              </w:rPr>
               <w:tab/>
             </w:r>
             <w:proofErr w:type="spellStart"/>
@@ -3001,12 +4502,12 @@
           <w:rFonts w:ascii="华文中宋" w:eastAsia="华文中宋" w:hAnsi="华文中宋" w:hint="eastAsia"/>
         </w:rPr>
       </w:pPr>
-      <w:bookmarkStart w:id="5" w:name="_Toc226489993"/>
-      <w:r>
-        <w:rPr>
-          <w:rFonts w:ascii="华文中宋" w:eastAsia="华文中宋" w:hAnsi="华文中宋" w:hint="eastAsia"/>
-        </w:rPr>
-        <w:lastRenderedPageBreak/>
+      <w:bookmarkStart w:id="11" w:name="_Toc226489993"/>
+      <w:bookmarkStart w:id="12" w:name="_Toc226998824"/>
+      <w:r>
+        <w:rPr>
+          <w:rFonts w:ascii="华文中宋" w:eastAsia="华文中宋" w:hAnsi="华文中宋" w:hint="eastAsia"/>
+        </w:rPr>
         <w:t>第</w:t>
       </w:r>
       <w:r>
@@ -3045,7 +4546,8 @@
         </w:rPr>
         <w:t>把顶点从模型空间变换到屏幕空间。</w:t>
       </w:r>
-      <w:bookmarkEnd w:id="5"/>
+      <w:bookmarkEnd w:id="11"/>
+      <w:bookmarkEnd w:id="12"/>
     </w:p>
     <w:p>
       <w:pPr>
@@ -3257,6 +4759,7 @@
         <w:rPr>
           <w:rFonts w:hint="eastAsia"/>
         </w:rPr>
+        <w:lastRenderedPageBreak/>
         <w:t>Math.h</w:t>
       </w:r>
       <w:proofErr w:type="spellEnd"/>
@@ -3367,353 +4870,353 @@
               <w:rPr>
                 <w:rFonts w:ascii="华文中宋" w:eastAsia="华文中宋" w:hAnsi="华文中宋" w:hint="eastAsia"/>
               </w:rPr>
+              <w:t>};</w:t>
+            </w:r>
+          </w:p>
+          <w:p>
+            <w:pPr>
+              <w:rPr>
+                <w:rFonts w:ascii="华文中宋" w:eastAsia="华文中宋" w:hAnsi="华文中宋" w:hint="eastAsia"/>
+              </w:rPr>
+            </w:pPr>
+            <w:r>
+              <w:rPr>
+                <w:rFonts w:ascii="华文中宋" w:eastAsia="华文中宋" w:hAnsi="华文中宋" w:hint="eastAsia"/>
+              </w:rPr>
+              <w:t>struct Matrix2D {</w:t>
+            </w:r>
+          </w:p>
+          <w:p>
+            <w:pPr>
+              <w:rPr>
+                <w:rFonts w:ascii="华文中宋" w:eastAsia="华文中宋" w:hAnsi="华文中宋" w:hint="eastAsia"/>
+              </w:rPr>
+            </w:pPr>
+            <w:r>
+              <w:rPr>
+                <w:rFonts w:ascii="华文中宋" w:eastAsia="华文中宋" w:hAnsi="华文中宋" w:hint="eastAsia"/>
+              </w:rPr>
+              <w:tab/>
+              <w:t xml:space="preserve">double </w:t>
+            </w:r>
+            <w:proofErr w:type="gramStart"/>
+            <w:r>
+              <w:rPr>
+                <w:rFonts w:ascii="华文中宋" w:eastAsia="华文中宋" w:hAnsi="华文中宋" w:hint="eastAsia"/>
+              </w:rPr>
+              <w:t>matrix[</w:t>
+            </w:r>
+            <w:proofErr w:type="gramEnd"/>
+            <w:r>
+              <w:rPr>
+                <w:rFonts w:ascii="华文中宋" w:eastAsia="华文中宋" w:hAnsi="华文中宋" w:hint="eastAsia"/>
+              </w:rPr>
+              <w:t xml:space="preserve">3][3] = </w:t>
+            </w:r>
+            <w:proofErr w:type="gramStart"/>
+            <w:r>
+              <w:rPr>
+                <w:rFonts w:ascii="华文中宋" w:eastAsia="华文中宋" w:hAnsi="华文中宋" w:hint="eastAsia"/>
+              </w:rPr>
+              <w:t>{ 0</w:t>
+            </w:r>
+            <w:proofErr w:type="gramEnd"/>
+            <w:r>
+              <w:rPr>
+                <w:rFonts w:ascii="华文中宋" w:eastAsia="华文中宋" w:hAnsi="华文中宋" w:hint="eastAsia"/>
+              </w:rPr>
+              <w:t xml:space="preserve"> };</w:t>
+            </w:r>
+          </w:p>
+          <w:p>
+            <w:pPr>
+              <w:rPr>
+                <w:rFonts w:ascii="华文中宋" w:eastAsia="华文中宋" w:hAnsi="华文中宋" w:hint="eastAsia"/>
+              </w:rPr>
+            </w:pPr>
+            <w:r>
+              <w:rPr>
+                <w:rFonts w:ascii="华文中宋" w:eastAsia="华文中宋" w:hAnsi="华文中宋" w:hint="eastAsia"/>
+              </w:rPr>
+              <w:t>};</w:t>
+            </w:r>
+          </w:p>
+          <w:p>
+            <w:pPr>
+              <w:rPr>
+                <w:rFonts w:ascii="华文中宋" w:eastAsia="华文中宋" w:hAnsi="华文中宋" w:hint="eastAsia"/>
+              </w:rPr>
+            </w:pPr>
+            <w:r>
+              <w:rPr>
+                <w:rFonts w:ascii="华文中宋" w:eastAsia="华文中宋" w:hAnsi="华文中宋" w:hint="eastAsia"/>
+              </w:rPr>
+              <w:t>struct myRender_vector_4 {</w:t>
+            </w:r>
+          </w:p>
+          <w:p>
+            <w:pPr>
+              <w:rPr>
+                <w:rFonts w:ascii="华文中宋" w:eastAsia="华文中宋" w:hAnsi="华文中宋" w:hint="eastAsia"/>
+              </w:rPr>
+            </w:pPr>
+            <w:r>
+              <w:rPr>
+                <w:rFonts w:ascii="华文中宋" w:eastAsia="华文中宋" w:hAnsi="华文中宋" w:hint="eastAsia"/>
+              </w:rPr>
+              <w:tab/>
+            </w:r>
+            <w:proofErr w:type="gramStart"/>
+            <w:r>
+              <w:rPr>
+                <w:rFonts w:ascii="华文中宋" w:eastAsia="华文中宋" w:hAnsi="华文中宋" w:hint="eastAsia"/>
+              </w:rPr>
+              <w:t>std::</w:t>
+            </w:r>
+            <w:proofErr w:type="gramEnd"/>
+            <w:r>
+              <w:rPr>
+                <w:rFonts w:ascii="华文中宋" w:eastAsia="华文中宋" w:hAnsi="华文中宋" w:hint="eastAsia"/>
+              </w:rPr>
+              <w:t>array&lt;float, 4</w:t>
+            </w:r>
+            <w:proofErr w:type="gramStart"/>
+            <w:r>
+              <w:rPr>
+                <w:rFonts w:ascii="华文中宋" w:eastAsia="华文中宋" w:hAnsi="华文中宋" w:hint="eastAsia"/>
+              </w:rPr>
+              <w:t>&gt;  position</w:t>
+            </w:r>
+            <w:proofErr w:type="gramEnd"/>
+            <w:r>
+              <w:rPr>
+                <w:rFonts w:ascii="华文中宋" w:eastAsia="华文中宋" w:hAnsi="华文中宋" w:hint="eastAsia"/>
+              </w:rPr>
+              <w:t>;</w:t>
+            </w:r>
+          </w:p>
+          <w:p>
+            <w:pPr>
+              <w:rPr>
+                <w:rFonts w:ascii="华文中宋" w:eastAsia="华文中宋" w:hAnsi="华文中宋" w:hint="eastAsia"/>
+              </w:rPr>
+            </w:pPr>
+            <w:r>
+              <w:rPr>
+                <w:rFonts w:ascii="华文中宋" w:eastAsia="华文中宋" w:hAnsi="华文中宋" w:hint="eastAsia"/>
+              </w:rPr>
+              <w:tab/>
+              <w:t xml:space="preserve">//float </w:t>
+            </w:r>
+            <w:proofErr w:type="gramStart"/>
+            <w:r>
+              <w:rPr>
+                <w:rFonts w:ascii="华文中宋" w:eastAsia="华文中宋" w:hAnsi="华文中宋" w:hint="eastAsia"/>
+              </w:rPr>
+              <w:t>position[</w:t>
+            </w:r>
+            <w:proofErr w:type="gramEnd"/>
+            <w:r>
+              <w:rPr>
+                <w:rFonts w:ascii="华文中宋" w:eastAsia="华文中宋" w:hAnsi="华文中宋" w:hint="eastAsia"/>
+              </w:rPr>
+              <w:t xml:space="preserve">4] = </w:t>
+            </w:r>
+            <w:proofErr w:type="gramStart"/>
+            <w:r>
+              <w:rPr>
+                <w:rFonts w:ascii="华文中宋" w:eastAsia="华文中宋" w:hAnsi="华文中宋" w:hint="eastAsia"/>
+              </w:rPr>
+              <w:t>{ 0</w:t>
+            </w:r>
+            <w:proofErr w:type="gramEnd"/>
+            <w:r>
+              <w:rPr>
+                <w:rFonts w:ascii="华文中宋" w:eastAsia="华文中宋" w:hAnsi="华文中宋" w:hint="eastAsia"/>
+              </w:rPr>
+              <w:t xml:space="preserve"> };</w:t>
+            </w:r>
+          </w:p>
+          <w:p>
+            <w:pPr>
+              <w:rPr>
+                <w:rFonts w:ascii="华文中宋" w:eastAsia="华文中宋" w:hAnsi="华文中宋" w:hint="eastAsia"/>
+              </w:rPr>
+            </w:pPr>
+            <w:r>
+              <w:rPr>
+                <w:rFonts w:ascii="华文中宋" w:eastAsia="华文中宋" w:hAnsi="华文中宋" w:hint="eastAsia"/>
+              </w:rPr>
+              <w:tab/>
+            </w:r>
+            <w:proofErr w:type="gramStart"/>
+            <w:r>
+              <w:rPr>
+                <w:rFonts w:ascii="华文中宋" w:eastAsia="华文中宋" w:hAnsi="华文中宋" w:hint="eastAsia"/>
+              </w:rPr>
+              <w:t>std::</w:t>
+            </w:r>
+            <w:proofErr w:type="gramEnd"/>
+            <w:r>
+              <w:rPr>
+                <w:rFonts w:ascii="华文中宋" w:eastAsia="华文中宋" w:hAnsi="华文中宋" w:hint="eastAsia"/>
+              </w:rPr>
+              <w:t>array&lt;short, 3&gt; color;</w:t>
+            </w:r>
+          </w:p>
+          <w:p>
+            <w:pPr>
+              <w:rPr>
+                <w:rFonts w:ascii="华文中宋" w:eastAsia="华文中宋" w:hAnsi="华文中宋" w:hint="eastAsia"/>
+              </w:rPr>
+            </w:pPr>
+            <w:r>
+              <w:rPr>
+                <w:rFonts w:ascii="华文中宋" w:eastAsia="华文中宋" w:hAnsi="华文中宋" w:hint="eastAsia"/>
+              </w:rPr>
+              <w:tab/>
+              <w:t xml:space="preserve">//short </w:t>
+            </w:r>
+            <w:proofErr w:type="gramStart"/>
+            <w:r>
+              <w:rPr>
+                <w:rFonts w:ascii="华文中宋" w:eastAsia="华文中宋" w:hAnsi="华文中宋" w:hint="eastAsia"/>
+              </w:rPr>
+              <w:t>color[</w:t>
+            </w:r>
+            <w:proofErr w:type="gramEnd"/>
+            <w:r>
+              <w:rPr>
+                <w:rFonts w:ascii="华文中宋" w:eastAsia="华文中宋" w:hAnsi="华文中宋" w:hint="eastAsia"/>
+              </w:rPr>
+              <w:t xml:space="preserve">3] = </w:t>
+            </w:r>
+            <w:proofErr w:type="gramStart"/>
+            <w:r>
+              <w:rPr>
+                <w:rFonts w:ascii="华文中宋" w:eastAsia="华文中宋" w:hAnsi="华文中宋" w:hint="eastAsia"/>
+              </w:rPr>
+              <w:t>{ 0</w:t>
+            </w:r>
+            <w:proofErr w:type="gramEnd"/>
+            <w:r>
+              <w:rPr>
+                <w:rFonts w:ascii="华文中宋" w:eastAsia="华文中宋" w:hAnsi="华文中宋" w:hint="eastAsia"/>
+              </w:rPr>
+              <w:t xml:space="preserve"> };</w:t>
+            </w:r>
+          </w:p>
+          <w:p>
+            <w:pPr>
+              <w:rPr>
+                <w:rFonts w:ascii="华文中宋" w:eastAsia="华文中宋" w:hAnsi="华文中宋" w:hint="eastAsia"/>
+              </w:rPr>
+            </w:pPr>
+            <w:r>
+              <w:rPr>
+                <w:rFonts w:ascii="华文中宋" w:eastAsia="华文中宋" w:hAnsi="华文中宋" w:hint="eastAsia"/>
+              </w:rPr>
+              <w:t>};</w:t>
+            </w:r>
+          </w:p>
+          <w:p>
+            <w:pPr>
+              <w:rPr>
+                <w:rFonts w:ascii="华文中宋" w:eastAsia="华文中宋" w:hAnsi="华文中宋" w:hint="eastAsia"/>
+              </w:rPr>
+            </w:pPr>
+            <w:r>
+              <w:rPr>
+                <w:rFonts w:ascii="华文中宋" w:eastAsia="华文中宋" w:hAnsi="华文中宋" w:hint="eastAsia"/>
+              </w:rPr>
+              <w:t xml:space="preserve">struct </w:t>
+            </w:r>
+            <w:proofErr w:type="spellStart"/>
+            <w:r>
+              <w:rPr>
+                <w:rFonts w:ascii="华文中宋" w:eastAsia="华文中宋" w:hAnsi="华文中宋" w:hint="eastAsia"/>
+              </w:rPr>
+              <w:t>myRender_triangle</w:t>
+            </w:r>
+            <w:proofErr w:type="spellEnd"/>
+            <w:r>
+              <w:rPr>
+                <w:rFonts w:ascii="华文中宋" w:eastAsia="华文中宋" w:hAnsi="华文中宋" w:hint="eastAsia"/>
+              </w:rPr>
+              <w:t xml:space="preserve"> {</w:t>
+            </w:r>
+          </w:p>
+          <w:p>
+            <w:pPr>
+              <w:rPr>
+                <w:rFonts w:ascii="华文中宋" w:eastAsia="华文中宋" w:hAnsi="华文中宋" w:hint="eastAsia"/>
+              </w:rPr>
+            </w:pPr>
+            <w:r>
+              <w:rPr>
+                <w:rFonts w:ascii="华文中宋" w:eastAsia="华文中宋" w:hAnsi="华文中宋" w:hint="eastAsia"/>
+              </w:rPr>
+              <w:tab/>
+            </w:r>
+            <w:proofErr w:type="gramStart"/>
+            <w:r>
+              <w:rPr>
+                <w:rFonts w:ascii="华文中宋" w:eastAsia="华文中宋" w:hAnsi="华文中宋" w:hint="eastAsia"/>
+              </w:rPr>
+              <w:t>std::</w:t>
+            </w:r>
+            <w:proofErr w:type="gramEnd"/>
+            <w:r>
+              <w:rPr>
+                <w:rFonts w:ascii="华文中宋" w:eastAsia="华文中宋" w:hAnsi="华文中宋" w:hint="eastAsia"/>
+              </w:rPr>
+              <w:t>array&lt;int, 3&gt; index;</w:t>
+            </w:r>
+          </w:p>
+          <w:p>
+            <w:pPr>
+              <w:rPr>
+                <w:rFonts w:ascii="华文中宋" w:eastAsia="华文中宋" w:hAnsi="华文中宋" w:hint="eastAsia"/>
+              </w:rPr>
+            </w:pPr>
+            <w:r>
+              <w:rPr>
+                <w:rFonts w:ascii="华文中宋" w:eastAsia="华文中宋" w:hAnsi="华文中宋" w:hint="eastAsia"/>
+              </w:rPr>
+              <w:t>};</w:t>
+            </w:r>
+          </w:p>
+          <w:p>
+            <w:pPr>
+              <w:rPr>
+                <w:rFonts w:ascii="华文中宋" w:eastAsia="华文中宋" w:hAnsi="华文中宋" w:hint="eastAsia"/>
+              </w:rPr>
+            </w:pPr>
+          </w:p>
+          <w:p>
+            <w:pPr>
+              <w:rPr>
+                <w:rFonts w:ascii="华文中宋" w:eastAsia="华文中宋" w:hAnsi="华文中宋" w:hint="eastAsia"/>
+              </w:rPr>
+            </w:pPr>
+            <w:r>
+              <w:rPr>
+                <w:rFonts w:ascii="华文中宋" w:eastAsia="华文中宋" w:hAnsi="华文中宋" w:hint="eastAsia"/>
+              </w:rPr>
+              <w:t>//3D</w:t>
+            </w:r>
+          </w:p>
+          <w:p>
+            <w:pPr>
+              <w:rPr>
+                <w:rFonts w:ascii="华文中宋" w:eastAsia="华文中宋" w:hAnsi="华文中宋" w:hint="eastAsia"/>
+              </w:rPr>
+            </w:pPr>
+            <w:r>
+              <w:rPr>
+                <w:rFonts w:ascii="华文中宋" w:eastAsia="华文中宋" w:hAnsi="华文中宋" w:hint="eastAsia"/>
+              </w:rPr>
               <w:lastRenderedPageBreak/>
-              <w:t>};</w:t>
-            </w:r>
-          </w:p>
-          <w:p>
-            <w:pPr>
-              <w:rPr>
-                <w:rFonts w:ascii="华文中宋" w:eastAsia="华文中宋" w:hAnsi="华文中宋" w:hint="eastAsia"/>
-              </w:rPr>
-            </w:pPr>
-            <w:r>
-              <w:rPr>
-                <w:rFonts w:ascii="华文中宋" w:eastAsia="华文中宋" w:hAnsi="华文中宋" w:hint="eastAsia"/>
-              </w:rPr>
-              <w:t>struct Matrix2D {</w:t>
-            </w:r>
-          </w:p>
-          <w:p>
-            <w:pPr>
-              <w:rPr>
-                <w:rFonts w:ascii="华文中宋" w:eastAsia="华文中宋" w:hAnsi="华文中宋" w:hint="eastAsia"/>
-              </w:rPr>
-            </w:pPr>
-            <w:r>
-              <w:rPr>
-                <w:rFonts w:ascii="华文中宋" w:eastAsia="华文中宋" w:hAnsi="华文中宋" w:hint="eastAsia"/>
-              </w:rPr>
-              <w:tab/>
-              <w:t xml:space="preserve">double </w:t>
-            </w:r>
-            <w:proofErr w:type="gramStart"/>
-            <w:r>
-              <w:rPr>
-                <w:rFonts w:ascii="华文中宋" w:eastAsia="华文中宋" w:hAnsi="华文中宋" w:hint="eastAsia"/>
-              </w:rPr>
-              <w:t>matrix[</w:t>
-            </w:r>
-            <w:proofErr w:type="gramEnd"/>
-            <w:r>
-              <w:rPr>
-                <w:rFonts w:ascii="华文中宋" w:eastAsia="华文中宋" w:hAnsi="华文中宋" w:hint="eastAsia"/>
-              </w:rPr>
-              <w:t xml:space="preserve">3][3] = </w:t>
-            </w:r>
-            <w:proofErr w:type="gramStart"/>
-            <w:r>
-              <w:rPr>
-                <w:rFonts w:ascii="华文中宋" w:eastAsia="华文中宋" w:hAnsi="华文中宋" w:hint="eastAsia"/>
-              </w:rPr>
-              <w:t>{ 0</w:t>
-            </w:r>
-            <w:proofErr w:type="gramEnd"/>
-            <w:r>
-              <w:rPr>
-                <w:rFonts w:ascii="华文中宋" w:eastAsia="华文中宋" w:hAnsi="华文中宋" w:hint="eastAsia"/>
-              </w:rPr>
-              <w:t xml:space="preserve"> };</w:t>
-            </w:r>
-          </w:p>
-          <w:p>
-            <w:pPr>
-              <w:rPr>
-                <w:rFonts w:ascii="华文中宋" w:eastAsia="华文中宋" w:hAnsi="华文中宋" w:hint="eastAsia"/>
-              </w:rPr>
-            </w:pPr>
-            <w:r>
-              <w:rPr>
-                <w:rFonts w:ascii="华文中宋" w:eastAsia="华文中宋" w:hAnsi="华文中宋" w:hint="eastAsia"/>
-              </w:rPr>
-              <w:t>};</w:t>
-            </w:r>
-          </w:p>
-          <w:p>
-            <w:pPr>
-              <w:rPr>
-                <w:rFonts w:ascii="华文中宋" w:eastAsia="华文中宋" w:hAnsi="华文中宋" w:hint="eastAsia"/>
-              </w:rPr>
-            </w:pPr>
-            <w:r>
-              <w:rPr>
-                <w:rFonts w:ascii="华文中宋" w:eastAsia="华文中宋" w:hAnsi="华文中宋" w:hint="eastAsia"/>
-              </w:rPr>
-              <w:t>struct myRender_vector_4 {</w:t>
-            </w:r>
-          </w:p>
-          <w:p>
-            <w:pPr>
-              <w:rPr>
-                <w:rFonts w:ascii="华文中宋" w:eastAsia="华文中宋" w:hAnsi="华文中宋" w:hint="eastAsia"/>
-              </w:rPr>
-            </w:pPr>
-            <w:r>
-              <w:rPr>
-                <w:rFonts w:ascii="华文中宋" w:eastAsia="华文中宋" w:hAnsi="华文中宋" w:hint="eastAsia"/>
-              </w:rPr>
-              <w:tab/>
-            </w:r>
-            <w:proofErr w:type="gramStart"/>
-            <w:r>
-              <w:rPr>
-                <w:rFonts w:ascii="华文中宋" w:eastAsia="华文中宋" w:hAnsi="华文中宋" w:hint="eastAsia"/>
-              </w:rPr>
-              <w:t>std::</w:t>
-            </w:r>
-            <w:proofErr w:type="gramEnd"/>
-            <w:r>
-              <w:rPr>
-                <w:rFonts w:ascii="华文中宋" w:eastAsia="华文中宋" w:hAnsi="华文中宋" w:hint="eastAsia"/>
-              </w:rPr>
-              <w:t>array&lt;float, 4</w:t>
-            </w:r>
-            <w:proofErr w:type="gramStart"/>
-            <w:r>
-              <w:rPr>
-                <w:rFonts w:ascii="华文中宋" w:eastAsia="华文中宋" w:hAnsi="华文中宋" w:hint="eastAsia"/>
-              </w:rPr>
-              <w:t>&gt;  position</w:t>
-            </w:r>
-            <w:proofErr w:type="gramEnd"/>
-            <w:r>
-              <w:rPr>
-                <w:rFonts w:ascii="华文中宋" w:eastAsia="华文中宋" w:hAnsi="华文中宋" w:hint="eastAsia"/>
-              </w:rPr>
-              <w:t>;</w:t>
-            </w:r>
-          </w:p>
-          <w:p>
-            <w:pPr>
-              <w:rPr>
-                <w:rFonts w:ascii="华文中宋" w:eastAsia="华文中宋" w:hAnsi="华文中宋" w:hint="eastAsia"/>
-              </w:rPr>
-            </w:pPr>
-            <w:r>
-              <w:rPr>
-                <w:rFonts w:ascii="华文中宋" w:eastAsia="华文中宋" w:hAnsi="华文中宋" w:hint="eastAsia"/>
-              </w:rPr>
-              <w:tab/>
-              <w:t xml:space="preserve">//float </w:t>
-            </w:r>
-            <w:proofErr w:type="gramStart"/>
-            <w:r>
-              <w:rPr>
-                <w:rFonts w:ascii="华文中宋" w:eastAsia="华文中宋" w:hAnsi="华文中宋" w:hint="eastAsia"/>
-              </w:rPr>
-              <w:t>position[</w:t>
-            </w:r>
-            <w:proofErr w:type="gramEnd"/>
-            <w:r>
-              <w:rPr>
-                <w:rFonts w:ascii="华文中宋" w:eastAsia="华文中宋" w:hAnsi="华文中宋" w:hint="eastAsia"/>
-              </w:rPr>
-              <w:t xml:space="preserve">4] = </w:t>
-            </w:r>
-            <w:proofErr w:type="gramStart"/>
-            <w:r>
-              <w:rPr>
-                <w:rFonts w:ascii="华文中宋" w:eastAsia="华文中宋" w:hAnsi="华文中宋" w:hint="eastAsia"/>
-              </w:rPr>
-              <w:t>{ 0</w:t>
-            </w:r>
-            <w:proofErr w:type="gramEnd"/>
-            <w:r>
-              <w:rPr>
-                <w:rFonts w:ascii="华文中宋" w:eastAsia="华文中宋" w:hAnsi="华文中宋" w:hint="eastAsia"/>
-              </w:rPr>
-              <w:t xml:space="preserve"> };</w:t>
-            </w:r>
-          </w:p>
-          <w:p>
-            <w:pPr>
-              <w:rPr>
-                <w:rFonts w:ascii="华文中宋" w:eastAsia="华文中宋" w:hAnsi="华文中宋" w:hint="eastAsia"/>
-              </w:rPr>
-            </w:pPr>
-            <w:r>
-              <w:rPr>
-                <w:rFonts w:ascii="华文中宋" w:eastAsia="华文中宋" w:hAnsi="华文中宋" w:hint="eastAsia"/>
-              </w:rPr>
-              <w:tab/>
-            </w:r>
-            <w:proofErr w:type="gramStart"/>
-            <w:r>
-              <w:rPr>
-                <w:rFonts w:ascii="华文中宋" w:eastAsia="华文中宋" w:hAnsi="华文中宋" w:hint="eastAsia"/>
-              </w:rPr>
-              <w:t>std::</w:t>
-            </w:r>
-            <w:proofErr w:type="gramEnd"/>
-            <w:r>
-              <w:rPr>
-                <w:rFonts w:ascii="华文中宋" w:eastAsia="华文中宋" w:hAnsi="华文中宋" w:hint="eastAsia"/>
-              </w:rPr>
-              <w:t>array&lt;short, 3&gt; color;</w:t>
-            </w:r>
-          </w:p>
-          <w:p>
-            <w:pPr>
-              <w:rPr>
-                <w:rFonts w:ascii="华文中宋" w:eastAsia="华文中宋" w:hAnsi="华文中宋" w:hint="eastAsia"/>
-              </w:rPr>
-            </w:pPr>
-            <w:r>
-              <w:rPr>
-                <w:rFonts w:ascii="华文中宋" w:eastAsia="华文中宋" w:hAnsi="华文中宋" w:hint="eastAsia"/>
-              </w:rPr>
-              <w:tab/>
-              <w:t xml:space="preserve">//short </w:t>
-            </w:r>
-            <w:proofErr w:type="gramStart"/>
-            <w:r>
-              <w:rPr>
-                <w:rFonts w:ascii="华文中宋" w:eastAsia="华文中宋" w:hAnsi="华文中宋" w:hint="eastAsia"/>
-              </w:rPr>
-              <w:t>color[</w:t>
-            </w:r>
-            <w:proofErr w:type="gramEnd"/>
-            <w:r>
-              <w:rPr>
-                <w:rFonts w:ascii="华文中宋" w:eastAsia="华文中宋" w:hAnsi="华文中宋" w:hint="eastAsia"/>
-              </w:rPr>
-              <w:t xml:space="preserve">3] = </w:t>
-            </w:r>
-            <w:proofErr w:type="gramStart"/>
-            <w:r>
-              <w:rPr>
-                <w:rFonts w:ascii="华文中宋" w:eastAsia="华文中宋" w:hAnsi="华文中宋" w:hint="eastAsia"/>
-              </w:rPr>
-              <w:t>{ 0</w:t>
-            </w:r>
-            <w:proofErr w:type="gramEnd"/>
-            <w:r>
-              <w:rPr>
-                <w:rFonts w:ascii="华文中宋" w:eastAsia="华文中宋" w:hAnsi="华文中宋" w:hint="eastAsia"/>
-              </w:rPr>
-              <w:t xml:space="preserve"> };</w:t>
-            </w:r>
-          </w:p>
-          <w:p>
-            <w:pPr>
-              <w:rPr>
-                <w:rFonts w:ascii="华文中宋" w:eastAsia="华文中宋" w:hAnsi="华文中宋" w:hint="eastAsia"/>
-              </w:rPr>
-            </w:pPr>
-            <w:r>
-              <w:rPr>
-                <w:rFonts w:ascii="华文中宋" w:eastAsia="华文中宋" w:hAnsi="华文中宋" w:hint="eastAsia"/>
-              </w:rPr>
-              <w:t>};</w:t>
-            </w:r>
-          </w:p>
-          <w:p>
-            <w:pPr>
-              <w:rPr>
-                <w:rFonts w:ascii="华文中宋" w:eastAsia="华文中宋" w:hAnsi="华文中宋" w:hint="eastAsia"/>
-              </w:rPr>
-            </w:pPr>
-            <w:r>
-              <w:rPr>
-                <w:rFonts w:ascii="华文中宋" w:eastAsia="华文中宋" w:hAnsi="华文中宋" w:hint="eastAsia"/>
-              </w:rPr>
-              <w:t xml:space="preserve">struct </w:t>
-            </w:r>
-            <w:proofErr w:type="spellStart"/>
-            <w:r>
-              <w:rPr>
-                <w:rFonts w:ascii="华文中宋" w:eastAsia="华文中宋" w:hAnsi="华文中宋" w:hint="eastAsia"/>
-              </w:rPr>
-              <w:t>myRender_triangle</w:t>
-            </w:r>
-            <w:proofErr w:type="spellEnd"/>
-            <w:r>
-              <w:rPr>
-                <w:rFonts w:ascii="华文中宋" w:eastAsia="华文中宋" w:hAnsi="华文中宋" w:hint="eastAsia"/>
-              </w:rPr>
-              <w:t xml:space="preserve"> {</w:t>
-            </w:r>
-          </w:p>
-          <w:p>
-            <w:pPr>
-              <w:rPr>
-                <w:rFonts w:ascii="华文中宋" w:eastAsia="华文中宋" w:hAnsi="华文中宋" w:hint="eastAsia"/>
-              </w:rPr>
-            </w:pPr>
-            <w:r>
-              <w:rPr>
-                <w:rFonts w:ascii="华文中宋" w:eastAsia="华文中宋" w:hAnsi="华文中宋" w:hint="eastAsia"/>
-              </w:rPr>
-              <w:tab/>
-            </w:r>
-            <w:proofErr w:type="gramStart"/>
-            <w:r>
-              <w:rPr>
-                <w:rFonts w:ascii="华文中宋" w:eastAsia="华文中宋" w:hAnsi="华文中宋" w:hint="eastAsia"/>
-              </w:rPr>
-              <w:t>std::</w:t>
-            </w:r>
-            <w:proofErr w:type="gramEnd"/>
-            <w:r>
-              <w:rPr>
-                <w:rFonts w:ascii="华文中宋" w:eastAsia="华文中宋" w:hAnsi="华文中宋" w:hint="eastAsia"/>
-              </w:rPr>
-              <w:t>array&lt;int, 3&gt; index;</w:t>
-            </w:r>
-          </w:p>
-          <w:p>
-            <w:pPr>
-              <w:rPr>
-                <w:rFonts w:ascii="华文中宋" w:eastAsia="华文中宋" w:hAnsi="华文中宋" w:hint="eastAsia"/>
-              </w:rPr>
-            </w:pPr>
-            <w:r>
-              <w:rPr>
-                <w:rFonts w:ascii="华文中宋" w:eastAsia="华文中宋" w:hAnsi="华文中宋" w:hint="eastAsia"/>
-              </w:rPr>
-              <w:t>};</w:t>
-            </w:r>
-          </w:p>
-          <w:p>
-            <w:pPr>
-              <w:rPr>
-                <w:rFonts w:ascii="华文中宋" w:eastAsia="华文中宋" w:hAnsi="华文中宋" w:hint="eastAsia"/>
-              </w:rPr>
-            </w:pPr>
-          </w:p>
-          <w:p>
-            <w:pPr>
-              <w:rPr>
-                <w:rFonts w:ascii="华文中宋" w:eastAsia="华文中宋" w:hAnsi="华文中宋" w:hint="eastAsia"/>
-              </w:rPr>
-            </w:pPr>
-            <w:r>
-              <w:rPr>
-                <w:rFonts w:ascii="华文中宋" w:eastAsia="华文中宋" w:hAnsi="华文中宋" w:hint="eastAsia"/>
-              </w:rPr>
-              <w:t>//3D</w:t>
-            </w:r>
-          </w:p>
-          <w:p>
-            <w:pPr>
-              <w:rPr>
-                <w:rFonts w:ascii="华文中宋" w:eastAsia="华文中宋" w:hAnsi="华文中宋" w:hint="eastAsia"/>
-              </w:rPr>
-            </w:pPr>
-            <w:r>
-              <w:rPr>
-                <w:rFonts w:ascii="华文中宋" w:eastAsia="华文中宋" w:hAnsi="华文中宋" w:hint="eastAsia"/>
-              </w:rPr>
               <w:t>struct Matrix3D Matrix3D_</w:t>
             </w:r>
             <w:proofErr w:type="gramStart"/>
@@ -3964,6 +5467,7 @@
         <w:rPr>
           <w:rFonts w:ascii="华文中宋" w:eastAsia="华文中宋" w:hAnsi="华文中宋" w:hint="eastAsia"/>
         </w:rPr>
+        <w:lastRenderedPageBreak/>
         <w:t>Math.cpp</w:t>
       </w:r>
     </w:p>
@@ -4463,6 +5967,7 @@
               <w:rPr>
                 <w:rFonts w:ascii="华文中宋" w:eastAsia="华文中宋" w:hAnsi="华文中宋" w:hint="eastAsia"/>
               </w:rPr>
+              <w:lastRenderedPageBreak/>
               <w:tab/>
             </w:r>
             <w:r>
@@ -4531,34 +6036,447 @@
               <w:rPr>
                 <w:rFonts w:ascii="华文中宋" w:eastAsia="华文中宋" w:hAnsi="华文中宋" w:hint="eastAsia"/>
               </w:rPr>
+              <w:t>struct myRender_vector_4 Matrix3D_</w:t>
+            </w:r>
+            <w:proofErr w:type="gramStart"/>
+            <w:r>
+              <w:rPr>
+                <w:rFonts w:ascii="华文中宋" w:eastAsia="华文中宋" w:hAnsi="华文中宋" w:hint="eastAsia"/>
+              </w:rPr>
+              <w:t>muilti(</w:t>
+            </w:r>
+            <w:proofErr w:type="gramEnd"/>
+            <w:r>
+              <w:rPr>
+                <w:rFonts w:ascii="华文中宋" w:eastAsia="华文中宋" w:hAnsi="华文中宋" w:hint="eastAsia"/>
+              </w:rPr>
+              <w:t>struct myRender_vector_4 vector, struct Matrix3D mat)</w:t>
+            </w:r>
+          </w:p>
+          <w:p>
+            <w:pPr>
+              <w:rPr>
+                <w:rFonts w:ascii="华文中宋" w:eastAsia="华文中宋" w:hAnsi="华文中宋" w:hint="eastAsia"/>
+              </w:rPr>
+            </w:pPr>
+            <w:r>
+              <w:rPr>
+                <w:rFonts w:ascii="华文中宋" w:eastAsia="华文中宋" w:hAnsi="华文中宋" w:hint="eastAsia"/>
+              </w:rPr>
+              <w:t>{</w:t>
+            </w:r>
+          </w:p>
+          <w:p>
+            <w:pPr>
+              <w:rPr>
+                <w:rFonts w:ascii="华文中宋" w:eastAsia="华文中宋" w:hAnsi="华文中宋" w:hint="eastAsia"/>
+              </w:rPr>
+            </w:pPr>
+            <w:r>
+              <w:rPr>
+                <w:rFonts w:ascii="华文中宋" w:eastAsia="华文中宋" w:hAnsi="华文中宋" w:hint="eastAsia"/>
+              </w:rPr>
+              <w:tab/>
+              <w:t>struct myRender_vector_4 sum;</w:t>
+            </w:r>
+          </w:p>
+          <w:p>
+            <w:pPr>
+              <w:rPr>
+                <w:rFonts w:ascii="华文中宋" w:eastAsia="华文中宋" w:hAnsi="华文中宋" w:hint="eastAsia"/>
+              </w:rPr>
+            </w:pPr>
+            <w:r>
+              <w:rPr>
+                <w:rFonts w:ascii="华文中宋" w:eastAsia="华文中宋" w:hAnsi="华文中宋" w:hint="eastAsia"/>
+              </w:rPr>
+              <w:tab/>
+            </w:r>
+            <w:proofErr w:type="spellStart"/>
+            <w:proofErr w:type="gramStart"/>
+            <w:r>
+              <w:rPr>
+                <w:rFonts w:ascii="华文中宋" w:eastAsia="华文中宋" w:hAnsi="华文中宋" w:hint="eastAsia"/>
+              </w:rPr>
+              <w:t>sum.color</w:t>
+            </w:r>
+            <w:proofErr w:type="spellEnd"/>
+            <w:proofErr w:type="gramEnd"/>
+            <w:r>
+              <w:rPr>
+                <w:rFonts w:ascii="华文中宋" w:eastAsia="华文中宋" w:hAnsi="华文中宋" w:hint="eastAsia"/>
+              </w:rPr>
+              <w:t xml:space="preserve"> = </w:t>
+            </w:r>
+            <w:proofErr w:type="spellStart"/>
+            <w:proofErr w:type="gramStart"/>
+            <w:r>
+              <w:rPr>
+                <w:rFonts w:ascii="华文中宋" w:eastAsia="华文中宋" w:hAnsi="华文中宋" w:hint="eastAsia"/>
+              </w:rPr>
+              <w:t>vector.color</w:t>
+            </w:r>
+            <w:proofErr w:type="spellEnd"/>
+            <w:proofErr w:type="gramEnd"/>
+            <w:r>
+              <w:rPr>
+                <w:rFonts w:ascii="华文中宋" w:eastAsia="华文中宋" w:hAnsi="华文中宋" w:hint="eastAsia"/>
+              </w:rPr>
+              <w:t>;</w:t>
+            </w:r>
+          </w:p>
+          <w:p>
+            <w:pPr>
+              <w:rPr>
+                <w:rFonts w:ascii="华文中宋" w:eastAsia="华文中宋" w:hAnsi="华文中宋" w:hint="eastAsia"/>
+              </w:rPr>
+            </w:pPr>
+            <w:r>
+              <w:rPr>
+                <w:rFonts w:ascii="华文中宋" w:eastAsia="华文中宋" w:hAnsi="华文中宋" w:hint="eastAsia"/>
+              </w:rPr>
+              <w:tab/>
+              <w:t>for (int j = 0; j &lt;</w:t>
+            </w:r>
+            <w:proofErr w:type="gramStart"/>
+            <w:r>
+              <w:rPr>
+                <w:rFonts w:ascii="华文中宋" w:eastAsia="华文中宋" w:hAnsi="华文中宋" w:hint="eastAsia"/>
+              </w:rPr>
+              <w:t>4 ;</w:t>
+            </w:r>
+            <w:proofErr w:type="gramEnd"/>
+            <w:r>
+              <w:rPr>
+                <w:rFonts w:ascii="华文中宋" w:eastAsia="华文中宋" w:hAnsi="华文中宋" w:hint="eastAsia"/>
+              </w:rPr>
+              <w:t xml:space="preserve"> </w:t>
+            </w:r>
+            <w:proofErr w:type="spellStart"/>
+            <w:r>
+              <w:rPr>
+                <w:rFonts w:ascii="华文中宋" w:eastAsia="华文中宋" w:hAnsi="华文中宋" w:hint="eastAsia"/>
+              </w:rPr>
+              <w:t>j++</w:t>
+            </w:r>
+            <w:proofErr w:type="spellEnd"/>
+            <w:r>
+              <w:rPr>
+                <w:rFonts w:ascii="华文中宋" w:eastAsia="华文中宋" w:hAnsi="华文中宋" w:hint="eastAsia"/>
+              </w:rPr>
+              <w:t>)</w:t>
+            </w:r>
+          </w:p>
+          <w:p>
+            <w:pPr>
+              <w:rPr>
+                <w:rFonts w:ascii="华文中宋" w:eastAsia="华文中宋" w:hAnsi="华文中宋" w:hint="eastAsia"/>
+              </w:rPr>
+            </w:pPr>
+            <w:r>
+              <w:rPr>
+                <w:rFonts w:ascii="华文中宋" w:eastAsia="华文中宋" w:hAnsi="华文中宋" w:hint="eastAsia"/>
+              </w:rPr>
+              <w:tab/>
+              <w:t>{</w:t>
+            </w:r>
+          </w:p>
+          <w:p>
+            <w:pPr>
+              <w:rPr>
+                <w:rFonts w:ascii="华文中宋" w:eastAsia="华文中宋" w:hAnsi="华文中宋" w:hint="eastAsia"/>
+              </w:rPr>
+            </w:pPr>
+            <w:r>
+              <w:rPr>
+                <w:rFonts w:ascii="华文中宋" w:eastAsia="华文中宋" w:hAnsi="华文中宋" w:hint="eastAsia"/>
+              </w:rPr>
+              <w:tab/>
+            </w:r>
+            <w:r>
+              <w:rPr>
+                <w:rFonts w:ascii="华文中宋" w:eastAsia="华文中宋" w:hAnsi="华文中宋" w:hint="eastAsia"/>
+              </w:rPr>
+              <w:tab/>
+              <w:t>for (int k = 0; k &lt; 4; k++)</w:t>
+            </w:r>
+          </w:p>
+          <w:p>
+            <w:pPr>
+              <w:rPr>
+                <w:rFonts w:ascii="华文中宋" w:eastAsia="华文中宋" w:hAnsi="华文中宋" w:hint="eastAsia"/>
+              </w:rPr>
+            </w:pPr>
+            <w:r>
+              <w:rPr>
+                <w:rFonts w:ascii="华文中宋" w:eastAsia="华文中宋" w:hAnsi="华文中宋" w:hint="eastAsia"/>
+              </w:rPr>
+              <w:tab/>
+            </w:r>
+            <w:r>
+              <w:rPr>
+                <w:rFonts w:ascii="华文中宋" w:eastAsia="华文中宋" w:hAnsi="华文中宋" w:hint="eastAsia"/>
+              </w:rPr>
+              <w:tab/>
+              <w:t>{</w:t>
+            </w:r>
+          </w:p>
+          <w:p>
+            <w:pPr>
+              <w:rPr>
+                <w:rFonts w:ascii="华文中宋" w:eastAsia="华文中宋" w:hAnsi="华文中宋" w:hint="eastAsia"/>
+              </w:rPr>
+            </w:pPr>
+            <w:r>
+              <w:rPr>
+                <w:rFonts w:ascii="华文中宋" w:eastAsia="华文中宋" w:hAnsi="华文中宋" w:hint="eastAsia"/>
+              </w:rPr>
+              <w:tab/>
+            </w:r>
+            <w:r>
+              <w:rPr>
+                <w:rFonts w:ascii="华文中宋" w:eastAsia="华文中宋" w:hAnsi="华文中宋" w:hint="eastAsia"/>
+              </w:rPr>
+              <w:tab/>
+            </w:r>
+            <w:r>
+              <w:rPr>
+                <w:rFonts w:ascii="华文中宋" w:eastAsia="华文中宋" w:hAnsi="华文中宋" w:hint="eastAsia"/>
+              </w:rPr>
+              <w:tab/>
+            </w:r>
+            <w:proofErr w:type="spellStart"/>
+            <w:proofErr w:type="gramStart"/>
+            <w:r>
+              <w:rPr>
+                <w:rFonts w:ascii="华文中宋" w:eastAsia="华文中宋" w:hAnsi="华文中宋" w:hint="eastAsia"/>
+              </w:rPr>
+              <w:t>sum.position</w:t>
+            </w:r>
+            <w:proofErr w:type="spellEnd"/>
+            <w:proofErr w:type="gramEnd"/>
+            <w:r>
+              <w:rPr>
+                <w:rFonts w:ascii="华文中宋" w:eastAsia="华文中宋" w:hAnsi="华文中宋" w:hint="eastAsia"/>
+              </w:rPr>
+              <w:t xml:space="preserve">[j] += </w:t>
+            </w:r>
+            <w:proofErr w:type="spellStart"/>
+            <w:proofErr w:type="gramStart"/>
+            <w:r>
+              <w:rPr>
+                <w:rFonts w:ascii="华文中宋" w:eastAsia="华文中宋" w:hAnsi="华文中宋" w:hint="eastAsia"/>
+              </w:rPr>
+              <w:t>vector.position</w:t>
+            </w:r>
+            <w:proofErr w:type="spellEnd"/>
+            <w:proofErr w:type="gramEnd"/>
+            <w:r>
+              <w:rPr>
+                <w:rFonts w:ascii="华文中宋" w:eastAsia="华文中宋" w:hAnsi="华文中宋" w:hint="eastAsia"/>
+              </w:rPr>
+              <w:t xml:space="preserve"> [k] * </w:t>
+            </w:r>
+            <w:proofErr w:type="spellStart"/>
+            <w:proofErr w:type="gramStart"/>
+            <w:r>
+              <w:rPr>
+                <w:rFonts w:ascii="华文中宋" w:eastAsia="华文中宋" w:hAnsi="华文中宋" w:hint="eastAsia"/>
+              </w:rPr>
+              <w:t>mat.matrix</w:t>
+            </w:r>
+            <w:proofErr w:type="spellEnd"/>
+            <w:proofErr w:type="gramEnd"/>
+            <w:r>
+              <w:rPr>
+                <w:rFonts w:ascii="华文中宋" w:eastAsia="华文中宋" w:hAnsi="华文中宋" w:hint="eastAsia"/>
+              </w:rPr>
+              <w:t xml:space="preserve"> [k][j];</w:t>
+            </w:r>
+          </w:p>
+          <w:p>
+            <w:pPr>
+              <w:rPr>
+                <w:rFonts w:ascii="华文中宋" w:eastAsia="华文中宋" w:hAnsi="华文中宋" w:hint="eastAsia"/>
+              </w:rPr>
+            </w:pPr>
+            <w:r>
+              <w:rPr>
+                <w:rFonts w:ascii="华文中宋" w:eastAsia="华文中宋" w:hAnsi="华文中宋" w:hint="eastAsia"/>
+              </w:rPr>
+              <w:tab/>
+            </w:r>
+            <w:r>
+              <w:rPr>
+                <w:rFonts w:ascii="华文中宋" w:eastAsia="华文中宋" w:hAnsi="华文中宋" w:hint="eastAsia"/>
+              </w:rPr>
+              <w:tab/>
+              <w:t>}</w:t>
+            </w:r>
+          </w:p>
+          <w:p>
+            <w:pPr>
+              <w:rPr>
+                <w:rFonts w:ascii="华文中宋" w:eastAsia="华文中宋" w:hAnsi="华文中宋" w:hint="eastAsia"/>
+              </w:rPr>
+            </w:pPr>
+            <w:r>
+              <w:rPr>
+                <w:rFonts w:ascii="华文中宋" w:eastAsia="华文中宋" w:hAnsi="华文中宋" w:hint="eastAsia"/>
+              </w:rPr>
+              <w:tab/>
+              <w:t>}</w:t>
+            </w:r>
+          </w:p>
+          <w:p>
+            <w:pPr>
+              <w:rPr>
+                <w:rFonts w:ascii="华文中宋" w:eastAsia="华文中宋" w:hAnsi="华文中宋" w:hint="eastAsia"/>
+              </w:rPr>
+            </w:pPr>
+            <w:r>
+              <w:rPr>
+                <w:rFonts w:ascii="华文中宋" w:eastAsia="华文中宋" w:hAnsi="华文中宋" w:hint="eastAsia"/>
+              </w:rPr>
+              <w:tab/>
+              <w:t>return sum;</w:t>
+            </w:r>
+          </w:p>
+          <w:p>
+            <w:pPr>
+              <w:rPr>
+                <w:rFonts w:ascii="华文中宋" w:eastAsia="华文中宋" w:hAnsi="华文中宋" w:hint="eastAsia"/>
+              </w:rPr>
+            </w:pPr>
+            <w:r>
+              <w:rPr>
+                <w:rFonts w:ascii="华文中宋" w:eastAsia="华文中宋" w:hAnsi="华文中宋" w:hint="eastAsia"/>
+              </w:rPr>
+              <w:t>}</w:t>
+            </w:r>
+          </w:p>
+          <w:p>
+            <w:pPr>
+              <w:rPr>
+                <w:rFonts w:ascii="华文中宋" w:eastAsia="华文中宋" w:hAnsi="华文中宋" w:hint="eastAsia"/>
+              </w:rPr>
+            </w:pPr>
+            <w:r>
+              <w:rPr>
+                <w:rFonts w:ascii="华文中宋" w:eastAsia="华文中宋" w:hAnsi="华文中宋" w:hint="eastAsia"/>
+              </w:rPr>
+              <w:t>struct Matrix3D Matrix3D_</w:t>
+            </w:r>
+            <w:proofErr w:type="gramStart"/>
+            <w:r>
+              <w:rPr>
+                <w:rFonts w:ascii="华文中宋" w:eastAsia="华文中宋" w:hAnsi="华文中宋" w:hint="eastAsia"/>
+              </w:rPr>
+              <w:t>add(</w:t>
+            </w:r>
+            <w:proofErr w:type="gramEnd"/>
+            <w:r>
+              <w:rPr>
+                <w:rFonts w:ascii="华文中宋" w:eastAsia="华文中宋" w:hAnsi="华文中宋" w:hint="eastAsia"/>
+              </w:rPr>
+              <w:t>struct Matrix3D mat1, struct Matrix3D mat2)</w:t>
+            </w:r>
+          </w:p>
+          <w:p>
+            <w:pPr>
+              <w:rPr>
+                <w:rFonts w:ascii="华文中宋" w:eastAsia="华文中宋" w:hAnsi="华文中宋" w:hint="eastAsia"/>
+              </w:rPr>
+            </w:pPr>
+            <w:r>
+              <w:rPr>
+                <w:rFonts w:ascii="华文中宋" w:eastAsia="华文中宋" w:hAnsi="华文中宋" w:hint="eastAsia"/>
+              </w:rPr>
+              <w:t>{</w:t>
+            </w:r>
+          </w:p>
+          <w:p>
+            <w:pPr>
+              <w:rPr>
+                <w:rFonts w:ascii="华文中宋" w:eastAsia="华文中宋" w:hAnsi="华文中宋" w:hint="eastAsia"/>
+              </w:rPr>
+            </w:pPr>
+            <w:r>
+              <w:rPr>
+                <w:rFonts w:ascii="华文中宋" w:eastAsia="华文中宋" w:hAnsi="华文中宋" w:hint="eastAsia"/>
+              </w:rPr>
               <w:lastRenderedPageBreak/>
-              <w:t>struct myRender_vector_4 Matrix3D_</w:t>
-            </w:r>
-            <w:proofErr w:type="gramStart"/>
-            <w:r>
-              <w:rPr>
-                <w:rFonts w:ascii="华文中宋" w:eastAsia="华文中宋" w:hAnsi="华文中宋" w:hint="eastAsia"/>
-              </w:rPr>
-              <w:t>muilti(</w:t>
-            </w:r>
-            <w:proofErr w:type="gramEnd"/>
-            <w:r>
-              <w:rPr>
-                <w:rFonts w:ascii="华文中宋" w:eastAsia="华文中宋" w:hAnsi="华文中宋" w:hint="eastAsia"/>
-              </w:rPr>
-              <w:t>struct myRender_vector_4 vector, struct Matrix3D mat)</w:t>
-            </w:r>
-          </w:p>
-          <w:p>
-            <w:pPr>
-              <w:rPr>
-                <w:rFonts w:ascii="华文中宋" w:eastAsia="华文中宋" w:hAnsi="华文中宋" w:hint="eastAsia"/>
-              </w:rPr>
-            </w:pPr>
-            <w:r>
-              <w:rPr>
-                <w:rFonts w:ascii="华文中宋" w:eastAsia="华文中宋" w:hAnsi="华文中宋" w:hint="eastAsia"/>
-              </w:rPr>
+              <w:tab/>
+              <w:t>struct Matrix3D sum;</w:t>
+            </w:r>
+          </w:p>
+          <w:p>
+            <w:pPr>
+              <w:rPr>
+                <w:rFonts w:ascii="华文中宋" w:eastAsia="华文中宋" w:hAnsi="华文中宋" w:hint="eastAsia"/>
+              </w:rPr>
+            </w:pPr>
+            <w:r>
+              <w:rPr>
+                <w:rFonts w:ascii="华文中宋" w:eastAsia="华文中宋" w:hAnsi="华文中宋" w:hint="eastAsia"/>
+              </w:rPr>
+              <w:tab/>
+              <w:t xml:space="preserve">for (int </w:t>
+            </w:r>
+            <w:proofErr w:type="spellStart"/>
+            <w:r>
+              <w:rPr>
+                <w:rFonts w:ascii="华文中宋" w:eastAsia="华文中宋" w:hAnsi="华文中宋" w:hint="eastAsia"/>
+              </w:rPr>
+              <w:t>i</w:t>
+            </w:r>
+            <w:proofErr w:type="spellEnd"/>
+            <w:r>
+              <w:rPr>
+                <w:rFonts w:ascii="华文中宋" w:eastAsia="华文中宋" w:hAnsi="华文中宋" w:hint="eastAsia"/>
+              </w:rPr>
+              <w:t xml:space="preserve"> = 0; </w:t>
+            </w:r>
+            <w:proofErr w:type="spellStart"/>
+            <w:r>
+              <w:rPr>
+                <w:rFonts w:ascii="华文中宋" w:eastAsia="华文中宋" w:hAnsi="华文中宋" w:hint="eastAsia"/>
+              </w:rPr>
+              <w:t>i</w:t>
+            </w:r>
+            <w:proofErr w:type="spellEnd"/>
+            <w:r>
+              <w:rPr>
+                <w:rFonts w:ascii="华文中宋" w:eastAsia="华文中宋" w:hAnsi="华文中宋" w:hint="eastAsia"/>
+              </w:rPr>
+              <w:t xml:space="preserve"> &lt; 4; </w:t>
+            </w:r>
+            <w:proofErr w:type="spellStart"/>
+            <w:r>
+              <w:rPr>
+                <w:rFonts w:ascii="华文中宋" w:eastAsia="华文中宋" w:hAnsi="华文中宋" w:hint="eastAsia"/>
+              </w:rPr>
+              <w:t>i</w:t>
+            </w:r>
+            <w:proofErr w:type="spellEnd"/>
+            <w:r>
+              <w:rPr>
+                <w:rFonts w:ascii="华文中宋" w:eastAsia="华文中宋" w:hAnsi="华文中宋" w:hint="eastAsia"/>
+              </w:rPr>
+              <w:t>++)</w:t>
+            </w:r>
+          </w:p>
+          <w:p>
+            <w:pPr>
+              <w:rPr>
+                <w:rFonts w:ascii="华文中宋" w:eastAsia="华文中宋" w:hAnsi="华文中宋" w:hint="eastAsia"/>
+              </w:rPr>
+            </w:pPr>
+            <w:r>
+              <w:rPr>
+                <w:rFonts w:ascii="华文中宋" w:eastAsia="华文中宋" w:hAnsi="华文中宋" w:hint="eastAsia"/>
+              </w:rPr>
+              <w:tab/>
               <w:t>{</w:t>
             </w:r>
           </w:p>
@@ -4573,80 +6491,13 @@
                 <w:rFonts w:ascii="华文中宋" w:eastAsia="华文中宋" w:hAnsi="华文中宋" w:hint="eastAsia"/>
               </w:rPr>
               <w:tab/>
-              <w:t>struct myRender_vector_4 sum;</w:t>
-            </w:r>
-          </w:p>
-          <w:p>
-            <w:pPr>
-              <w:rPr>
-                <w:rFonts w:ascii="华文中宋" w:eastAsia="华文中宋" w:hAnsi="华文中宋" w:hint="eastAsia"/>
-              </w:rPr>
-            </w:pPr>
-            <w:r>
-              <w:rPr>
-                <w:rFonts w:ascii="华文中宋" w:eastAsia="华文中宋" w:hAnsi="华文中宋" w:hint="eastAsia"/>
-              </w:rPr>
-              <w:tab/>
-            </w:r>
-            <w:proofErr w:type="spellStart"/>
-            <w:proofErr w:type="gramStart"/>
-            <w:r>
-              <w:rPr>
-                <w:rFonts w:ascii="华文中宋" w:eastAsia="华文中宋" w:hAnsi="华文中宋" w:hint="eastAsia"/>
-              </w:rPr>
-              <w:t>sum.color</w:t>
-            </w:r>
-            <w:proofErr w:type="spellEnd"/>
-            <w:proofErr w:type="gramEnd"/>
-            <w:r>
-              <w:rPr>
-                <w:rFonts w:ascii="华文中宋" w:eastAsia="华文中宋" w:hAnsi="华文中宋" w:hint="eastAsia"/>
-              </w:rPr>
-              <w:t xml:space="preserve"> = </w:t>
-            </w:r>
-            <w:proofErr w:type="spellStart"/>
-            <w:proofErr w:type="gramStart"/>
-            <w:r>
-              <w:rPr>
-                <w:rFonts w:ascii="华文中宋" w:eastAsia="华文中宋" w:hAnsi="华文中宋" w:hint="eastAsia"/>
-              </w:rPr>
-              <w:t>vector.color</w:t>
-            </w:r>
-            <w:proofErr w:type="spellEnd"/>
-            <w:proofErr w:type="gramEnd"/>
-            <w:r>
-              <w:rPr>
-                <w:rFonts w:ascii="华文中宋" w:eastAsia="华文中宋" w:hAnsi="华文中宋" w:hint="eastAsia"/>
-              </w:rPr>
-              <w:t>;</w:t>
-            </w:r>
-          </w:p>
-          <w:p>
-            <w:pPr>
-              <w:rPr>
-                <w:rFonts w:ascii="华文中宋" w:eastAsia="华文中宋" w:hAnsi="华文中宋" w:hint="eastAsia"/>
-              </w:rPr>
-            </w:pPr>
-            <w:r>
-              <w:rPr>
-                <w:rFonts w:ascii="华文中宋" w:eastAsia="华文中宋" w:hAnsi="华文中宋" w:hint="eastAsia"/>
-              </w:rPr>
-              <w:tab/>
-              <w:t>for (int j = 0; j &lt;</w:t>
-            </w:r>
-            <w:proofErr w:type="gramStart"/>
-            <w:r>
-              <w:rPr>
-                <w:rFonts w:ascii="华文中宋" w:eastAsia="华文中宋" w:hAnsi="华文中宋" w:hint="eastAsia"/>
-              </w:rPr>
-              <w:t>4 ;</w:t>
-            </w:r>
-            <w:proofErr w:type="gramEnd"/>
-            <w:r>
-              <w:rPr>
-                <w:rFonts w:ascii="华文中宋" w:eastAsia="华文中宋" w:hAnsi="华文中宋" w:hint="eastAsia"/>
-              </w:rPr>
-              <w:t xml:space="preserve"> </w:t>
+            </w:r>
+            <w:r>
+              <w:rPr>
+                <w:rFonts w:ascii="华文中宋" w:eastAsia="华文中宋" w:hAnsi="华文中宋" w:hint="eastAsia"/>
+              </w:rPr>
+              <w:tab/>
+              <w:t xml:space="preserve">for (int j = 0; j &lt; 4; </w:t>
             </w:r>
             <w:proofErr w:type="spellStart"/>
             <w:r>
@@ -4674,6 +6525,12 @@
                 <w:rFonts w:ascii="华文中宋" w:eastAsia="华文中宋" w:hAnsi="华文中宋" w:hint="eastAsia"/>
               </w:rPr>
               <w:tab/>
+            </w:r>
+            <w:r>
+              <w:rPr>
+                <w:rFonts w:ascii="华文中宋" w:eastAsia="华文中宋" w:hAnsi="华文中宋" w:hint="eastAsia"/>
+              </w:rPr>
+              <w:tab/>
               <w:t>{</w:t>
             </w:r>
           </w:p>
@@ -4687,359 +6544,6 @@
               <w:rPr>
                 <w:rFonts w:ascii="华文中宋" w:eastAsia="华文中宋" w:hAnsi="华文中宋" w:hint="eastAsia"/>
               </w:rPr>
-              <w:tab/>
-            </w:r>
-            <w:r>
-              <w:rPr>
-                <w:rFonts w:ascii="华文中宋" w:eastAsia="华文中宋" w:hAnsi="华文中宋" w:hint="eastAsia"/>
-              </w:rPr>
-              <w:tab/>
-              <w:t>for (int k = 0; k &lt; 4; k++)</w:t>
-            </w:r>
-          </w:p>
-          <w:p>
-            <w:pPr>
-              <w:rPr>
-                <w:rFonts w:ascii="华文中宋" w:eastAsia="华文中宋" w:hAnsi="华文中宋" w:hint="eastAsia"/>
-              </w:rPr>
-            </w:pPr>
-            <w:r>
-              <w:rPr>
-                <w:rFonts w:ascii="华文中宋" w:eastAsia="华文中宋" w:hAnsi="华文中宋" w:hint="eastAsia"/>
-              </w:rPr>
-              <w:tab/>
-            </w:r>
-            <w:r>
-              <w:rPr>
-                <w:rFonts w:ascii="华文中宋" w:eastAsia="华文中宋" w:hAnsi="华文中宋" w:hint="eastAsia"/>
-              </w:rPr>
-              <w:tab/>
-              <w:t>{</w:t>
-            </w:r>
-          </w:p>
-          <w:p>
-            <w:pPr>
-              <w:rPr>
-                <w:rFonts w:ascii="华文中宋" w:eastAsia="华文中宋" w:hAnsi="华文中宋" w:hint="eastAsia"/>
-              </w:rPr>
-            </w:pPr>
-            <w:r>
-              <w:rPr>
-                <w:rFonts w:ascii="华文中宋" w:eastAsia="华文中宋" w:hAnsi="华文中宋" w:hint="eastAsia"/>
-              </w:rPr>
-              <w:tab/>
-            </w:r>
-            <w:r>
-              <w:rPr>
-                <w:rFonts w:ascii="华文中宋" w:eastAsia="华文中宋" w:hAnsi="华文中宋" w:hint="eastAsia"/>
-              </w:rPr>
-              <w:tab/>
-            </w:r>
-            <w:r>
-              <w:rPr>
-                <w:rFonts w:ascii="华文中宋" w:eastAsia="华文中宋" w:hAnsi="华文中宋" w:hint="eastAsia"/>
-              </w:rPr>
-              <w:tab/>
-            </w:r>
-            <w:proofErr w:type="spellStart"/>
-            <w:proofErr w:type="gramStart"/>
-            <w:r>
-              <w:rPr>
-                <w:rFonts w:ascii="华文中宋" w:eastAsia="华文中宋" w:hAnsi="华文中宋" w:hint="eastAsia"/>
-              </w:rPr>
-              <w:t>sum.position</w:t>
-            </w:r>
-            <w:proofErr w:type="spellEnd"/>
-            <w:proofErr w:type="gramEnd"/>
-            <w:r>
-              <w:rPr>
-                <w:rFonts w:ascii="华文中宋" w:eastAsia="华文中宋" w:hAnsi="华文中宋" w:hint="eastAsia"/>
-              </w:rPr>
-              <w:t xml:space="preserve">[j] += </w:t>
-            </w:r>
-            <w:proofErr w:type="spellStart"/>
-            <w:proofErr w:type="gramStart"/>
-            <w:r>
-              <w:rPr>
-                <w:rFonts w:ascii="华文中宋" w:eastAsia="华文中宋" w:hAnsi="华文中宋" w:hint="eastAsia"/>
-              </w:rPr>
-              <w:t>vector.position</w:t>
-            </w:r>
-            <w:proofErr w:type="spellEnd"/>
-            <w:proofErr w:type="gramEnd"/>
-            <w:r>
-              <w:rPr>
-                <w:rFonts w:ascii="华文中宋" w:eastAsia="华文中宋" w:hAnsi="华文中宋" w:hint="eastAsia"/>
-              </w:rPr>
-              <w:t xml:space="preserve"> [k] * </w:t>
-            </w:r>
-            <w:proofErr w:type="spellStart"/>
-            <w:proofErr w:type="gramStart"/>
-            <w:r>
-              <w:rPr>
-                <w:rFonts w:ascii="华文中宋" w:eastAsia="华文中宋" w:hAnsi="华文中宋" w:hint="eastAsia"/>
-              </w:rPr>
-              <w:t>mat.matrix</w:t>
-            </w:r>
-            <w:proofErr w:type="spellEnd"/>
-            <w:proofErr w:type="gramEnd"/>
-            <w:r>
-              <w:rPr>
-                <w:rFonts w:ascii="华文中宋" w:eastAsia="华文中宋" w:hAnsi="华文中宋" w:hint="eastAsia"/>
-              </w:rPr>
-              <w:t xml:space="preserve"> [k][j];</w:t>
-            </w:r>
-          </w:p>
-          <w:p>
-            <w:pPr>
-              <w:rPr>
-                <w:rFonts w:ascii="华文中宋" w:eastAsia="华文中宋" w:hAnsi="华文中宋" w:hint="eastAsia"/>
-              </w:rPr>
-            </w:pPr>
-            <w:r>
-              <w:rPr>
-                <w:rFonts w:ascii="华文中宋" w:eastAsia="华文中宋" w:hAnsi="华文中宋" w:hint="eastAsia"/>
-              </w:rPr>
-              <w:tab/>
-            </w:r>
-            <w:r>
-              <w:rPr>
-                <w:rFonts w:ascii="华文中宋" w:eastAsia="华文中宋" w:hAnsi="华文中宋" w:hint="eastAsia"/>
-              </w:rPr>
-              <w:tab/>
-              <w:t>}</w:t>
-            </w:r>
-          </w:p>
-          <w:p>
-            <w:pPr>
-              <w:rPr>
-                <w:rFonts w:ascii="华文中宋" w:eastAsia="华文中宋" w:hAnsi="华文中宋" w:hint="eastAsia"/>
-              </w:rPr>
-            </w:pPr>
-            <w:r>
-              <w:rPr>
-                <w:rFonts w:ascii="华文中宋" w:eastAsia="华文中宋" w:hAnsi="华文中宋" w:hint="eastAsia"/>
-              </w:rPr>
-              <w:tab/>
-              <w:t>}</w:t>
-            </w:r>
-          </w:p>
-          <w:p>
-            <w:pPr>
-              <w:rPr>
-                <w:rFonts w:ascii="华文中宋" w:eastAsia="华文中宋" w:hAnsi="华文中宋" w:hint="eastAsia"/>
-              </w:rPr>
-            </w:pPr>
-            <w:r>
-              <w:rPr>
-                <w:rFonts w:ascii="华文中宋" w:eastAsia="华文中宋" w:hAnsi="华文中宋" w:hint="eastAsia"/>
-              </w:rPr>
-              <w:tab/>
-              <w:t>return sum;</w:t>
-            </w:r>
-          </w:p>
-          <w:p>
-            <w:pPr>
-              <w:rPr>
-                <w:rFonts w:ascii="华文中宋" w:eastAsia="华文中宋" w:hAnsi="华文中宋" w:hint="eastAsia"/>
-              </w:rPr>
-            </w:pPr>
-            <w:r>
-              <w:rPr>
-                <w:rFonts w:ascii="华文中宋" w:eastAsia="华文中宋" w:hAnsi="华文中宋" w:hint="eastAsia"/>
-              </w:rPr>
-              <w:t>}</w:t>
-            </w:r>
-          </w:p>
-          <w:p>
-            <w:pPr>
-              <w:rPr>
-                <w:rFonts w:ascii="华文中宋" w:eastAsia="华文中宋" w:hAnsi="华文中宋" w:hint="eastAsia"/>
-              </w:rPr>
-            </w:pPr>
-            <w:r>
-              <w:rPr>
-                <w:rFonts w:ascii="华文中宋" w:eastAsia="华文中宋" w:hAnsi="华文中宋" w:hint="eastAsia"/>
-              </w:rPr>
-              <w:t>struct Matrix3D Matrix3D_</w:t>
-            </w:r>
-            <w:proofErr w:type="gramStart"/>
-            <w:r>
-              <w:rPr>
-                <w:rFonts w:ascii="华文中宋" w:eastAsia="华文中宋" w:hAnsi="华文中宋" w:hint="eastAsia"/>
-              </w:rPr>
-              <w:t>add(</w:t>
-            </w:r>
-            <w:proofErr w:type="gramEnd"/>
-            <w:r>
-              <w:rPr>
-                <w:rFonts w:ascii="华文中宋" w:eastAsia="华文中宋" w:hAnsi="华文中宋" w:hint="eastAsia"/>
-              </w:rPr>
-              <w:t>struct Matrix3D mat1, struct Matrix3D mat2)</w:t>
-            </w:r>
-          </w:p>
-          <w:p>
-            <w:pPr>
-              <w:rPr>
-                <w:rFonts w:ascii="华文中宋" w:eastAsia="华文中宋" w:hAnsi="华文中宋" w:hint="eastAsia"/>
-              </w:rPr>
-            </w:pPr>
-            <w:r>
-              <w:rPr>
-                <w:rFonts w:ascii="华文中宋" w:eastAsia="华文中宋" w:hAnsi="华文中宋" w:hint="eastAsia"/>
-              </w:rPr>
-              <w:t>{</w:t>
-            </w:r>
-          </w:p>
-          <w:p>
-            <w:pPr>
-              <w:rPr>
-                <w:rFonts w:ascii="华文中宋" w:eastAsia="华文中宋" w:hAnsi="华文中宋" w:hint="eastAsia"/>
-              </w:rPr>
-            </w:pPr>
-            <w:r>
-              <w:rPr>
-                <w:rFonts w:ascii="华文中宋" w:eastAsia="华文中宋" w:hAnsi="华文中宋" w:hint="eastAsia"/>
-              </w:rPr>
-              <w:tab/>
-              <w:t>struct Matrix3D sum;</w:t>
-            </w:r>
-          </w:p>
-          <w:p>
-            <w:pPr>
-              <w:rPr>
-                <w:rFonts w:ascii="华文中宋" w:eastAsia="华文中宋" w:hAnsi="华文中宋" w:hint="eastAsia"/>
-              </w:rPr>
-            </w:pPr>
-            <w:r>
-              <w:rPr>
-                <w:rFonts w:ascii="华文中宋" w:eastAsia="华文中宋" w:hAnsi="华文中宋" w:hint="eastAsia"/>
-              </w:rPr>
-              <w:tab/>
-              <w:t xml:space="preserve">for (int </w:t>
-            </w:r>
-            <w:proofErr w:type="spellStart"/>
-            <w:r>
-              <w:rPr>
-                <w:rFonts w:ascii="华文中宋" w:eastAsia="华文中宋" w:hAnsi="华文中宋" w:hint="eastAsia"/>
-              </w:rPr>
-              <w:t>i</w:t>
-            </w:r>
-            <w:proofErr w:type="spellEnd"/>
-            <w:r>
-              <w:rPr>
-                <w:rFonts w:ascii="华文中宋" w:eastAsia="华文中宋" w:hAnsi="华文中宋" w:hint="eastAsia"/>
-              </w:rPr>
-              <w:t xml:space="preserve"> = 0; </w:t>
-            </w:r>
-            <w:proofErr w:type="spellStart"/>
-            <w:r>
-              <w:rPr>
-                <w:rFonts w:ascii="华文中宋" w:eastAsia="华文中宋" w:hAnsi="华文中宋" w:hint="eastAsia"/>
-              </w:rPr>
-              <w:t>i</w:t>
-            </w:r>
-            <w:proofErr w:type="spellEnd"/>
-            <w:r>
-              <w:rPr>
-                <w:rFonts w:ascii="华文中宋" w:eastAsia="华文中宋" w:hAnsi="华文中宋" w:hint="eastAsia"/>
-              </w:rPr>
-              <w:t xml:space="preserve"> &lt; 4; </w:t>
-            </w:r>
-            <w:proofErr w:type="spellStart"/>
-            <w:r>
-              <w:rPr>
-                <w:rFonts w:ascii="华文中宋" w:eastAsia="华文中宋" w:hAnsi="华文中宋" w:hint="eastAsia"/>
-              </w:rPr>
-              <w:t>i</w:t>
-            </w:r>
-            <w:proofErr w:type="spellEnd"/>
-            <w:r>
-              <w:rPr>
-                <w:rFonts w:ascii="华文中宋" w:eastAsia="华文中宋" w:hAnsi="华文中宋" w:hint="eastAsia"/>
-              </w:rPr>
-              <w:t>++)</w:t>
-            </w:r>
-          </w:p>
-          <w:p>
-            <w:pPr>
-              <w:rPr>
-                <w:rFonts w:ascii="华文中宋" w:eastAsia="华文中宋" w:hAnsi="华文中宋" w:hint="eastAsia"/>
-              </w:rPr>
-            </w:pPr>
-            <w:r>
-              <w:rPr>
-                <w:rFonts w:ascii="华文中宋" w:eastAsia="华文中宋" w:hAnsi="华文中宋" w:hint="eastAsia"/>
-              </w:rPr>
-              <w:tab/>
-              <w:t>{</w:t>
-            </w:r>
-          </w:p>
-          <w:p>
-            <w:pPr>
-              <w:rPr>
-                <w:rFonts w:ascii="华文中宋" w:eastAsia="华文中宋" w:hAnsi="华文中宋" w:hint="eastAsia"/>
-              </w:rPr>
-            </w:pPr>
-            <w:r>
-              <w:rPr>
-                <w:rFonts w:ascii="华文中宋" w:eastAsia="华文中宋" w:hAnsi="华文中宋" w:hint="eastAsia"/>
-              </w:rPr>
-              <w:tab/>
-            </w:r>
-            <w:r>
-              <w:rPr>
-                <w:rFonts w:ascii="华文中宋" w:eastAsia="华文中宋" w:hAnsi="华文中宋" w:hint="eastAsia"/>
-              </w:rPr>
-              <w:tab/>
-              <w:t xml:space="preserve">for (int j = 0; j &lt; 4; </w:t>
-            </w:r>
-            <w:proofErr w:type="spellStart"/>
-            <w:r>
-              <w:rPr>
-                <w:rFonts w:ascii="华文中宋" w:eastAsia="华文中宋" w:hAnsi="华文中宋" w:hint="eastAsia"/>
-              </w:rPr>
-              <w:t>j++</w:t>
-            </w:r>
-            <w:proofErr w:type="spellEnd"/>
-            <w:r>
-              <w:rPr>
-                <w:rFonts w:ascii="华文中宋" w:eastAsia="华文中宋" w:hAnsi="华文中宋" w:hint="eastAsia"/>
-              </w:rPr>
-              <w:t>)</w:t>
-            </w:r>
-          </w:p>
-          <w:p>
-            <w:pPr>
-              <w:rPr>
-                <w:rFonts w:ascii="华文中宋" w:eastAsia="华文中宋" w:hAnsi="华文中宋" w:hint="eastAsia"/>
-              </w:rPr>
-            </w:pPr>
-            <w:r>
-              <w:rPr>
-                <w:rFonts w:ascii="华文中宋" w:eastAsia="华文中宋" w:hAnsi="华文中宋" w:hint="eastAsia"/>
-              </w:rPr>
-              <w:tab/>
-            </w:r>
-            <w:r>
-              <w:rPr>
-                <w:rFonts w:ascii="华文中宋" w:eastAsia="华文中宋" w:hAnsi="华文中宋" w:hint="eastAsia"/>
-              </w:rPr>
-              <w:tab/>
-              <w:t>{</w:t>
-            </w:r>
-          </w:p>
-          <w:p>
-            <w:pPr>
-              <w:rPr>
-                <w:rFonts w:ascii="华文中宋" w:eastAsia="华文中宋" w:hAnsi="华文中宋" w:hint="eastAsia"/>
-              </w:rPr>
-            </w:pPr>
-            <w:r>
-              <w:rPr>
-                <w:rFonts w:ascii="华文中宋" w:eastAsia="华文中宋" w:hAnsi="华文中宋" w:hint="eastAsia"/>
-              </w:rPr>
-              <w:lastRenderedPageBreak/>
               <w:tab/>
             </w:r>
             <w:r>
@@ -5316,6 +6820,7 @@
               <w:rPr>
                 <w:rFonts w:ascii="华文中宋" w:eastAsia="华文中宋" w:hAnsi="华文中宋" w:hint="eastAsia"/>
               </w:rPr>
+              <w:lastRenderedPageBreak/>
               <w:t xml:space="preserve">struct </w:t>
             </w:r>
             <w:proofErr w:type="spellStart"/>
@@ -5539,7 +7044,6 @@
         <w:rPr>
           <w:rFonts w:ascii="华文中宋" w:eastAsia="华文中宋" w:hAnsi="华文中宋" w:hint="eastAsia"/>
         </w:rPr>
-        <w:lastRenderedPageBreak/>
         <w:t>在main.cpp中定义相机</w:t>
       </w:r>
     </w:p>
@@ -5893,6 +7397,7 @@
         <w:rPr>
           <w:rFonts w:ascii="华文中宋" w:eastAsia="华文中宋" w:hAnsi="华文中宋" w:hint="eastAsia"/>
         </w:rPr>
+        <w:lastRenderedPageBreak/>
         <w:t>我靠了，不好了，</w:t>
       </w:r>
       <w:proofErr w:type="gramStart"/>
@@ -5947,7 +7452,6 @@
         <w:rPr>
           <w:rFonts w:ascii="华文中宋" w:eastAsia="华文中宋" w:hAnsi="华文中宋" w:hint="eastAsia"/>
         </w:rPr>
-        <w:lastRenderedPageBreak/>
         <w:t xml:space="preserve">struct Matrix3D </w:t>
       </w:r>
       <w:proofErr w:type="spellStart"/>
@@ -6300,6 +7804,7 @@
               <w:rPr>
                 <w:rFonts w:ascii="华文中宋" w:eastAsia="华文中宋" w:hAnsi="华文中宋"/>
               </w:rPr>
+              <w:lastRenderedPageBreak/>
               <w:t>cross_product3</w:t>
             </w:r>
             <w:proofErr w:type="gramStart"/>
@@ -6371,7 +7876,6 @@
               <w:rPr>
                 <w:rFonts w:ascii="华文中宋" w:eastAsia="华文中宋" w:hAnsi="华文中宋"/>
               </w:rPr>
-              <w:lastRenderedPageBreak/>
               <w:t>{ std::</w:t>
             </w:r>
             <w:proofErr w:type="gramEnd"/>
@@ -6858,7 +8362,14 @@
         <w:rPr>
           <w:rFonts w:ascii="华文中宋" w:eastAsia="华文中宋" w:hAnsi="华文中宋" w:hint="eastAsia"/>
         </w:rPr>
-        <w:t>struct myRender_vector_4 cross_product3D(const std::array&lt;float, 4&gt;&amp; a, const std::array&lt;float, 4&gt;&amp; b)</w:t>
+        <w:t xml:space="preserve">struct myRender_vector_4 </w:t>
+      </w:r>
+      <w:r>
+        <w:rPr>
+          <w:rFonts w:ascii="华文中宋" w:eastAsia="华文中宋" w:hAnsi="华文中宋" w:hint="eastAsia"/>
+        </w:rPr>
+        <w:lastRenderedPageBreak/>
+        <w:t>cross_product3D(const std::array&lt;float, 4&gt;&amp; a, const std::array&lt;float, 4&gt;&amp; b)</w:t>
       </w:r>
     </w:p>
     <w:p>
@@ -6884,7 +8395,6 @@
         <w:rPr>
           <w:rFonts w:ascii="华文中宋" w:eastAsia="华文中宋" w:hAnsi="华文中宋"/>
         </w:rPr>
-        <w:lastRenderedPageBreak/>
         <w:t>头一次觉得自己写的东西好笑，有一种拙劣的想证明自己的算法有逻辑的感觉，写完无奈地苦笑了。</w:t>
       </w:r>
     </w:p>
@@ -7461,6 +8971,7 @@
               <w:rPr>
                 <w:rFonts w:ascii="华文中宋" w:eastAsia="华文中宋" w:hAnsi="华文中宋" w:hint="eastAsia"/>
               </w:rPr>
+              <w:lastRenderedPageBreak/>
               <w:tab/>
             </w:r>
             <w:r>
@@ -7561,7 +9072,6 @@
               <w:rPr>
                 <w:rFonts w:ascii="华文中宋" w:eastAsia="华文中宋" w:hAnsi="华文中宋" w:hint="eastAsia"/>
               </w:rPr>
-              <w:lastRenderedPageBreak/>
               <w:tab/>
             </w:r>
             <w:r>
@@ -8341,7 +9851,6 @@
               <w:rPr>
                 <w:rFonts w:ascii="华文中宋" w:eastAsia="华文中宋" w:hAnsi="华文中宋" w:hint="eastAsia"/>
               </w:rPr>
-              <w:lastRenderedPageBreak/>
               <w:tab/>
             </w:r>
           </w:p>
@@ -9114,7 +10623,6 @@
         <w:rPr>
           <w:rFonts w:ascii="华文中宋" w:eastAsia="华文中宋" w:hAnsi="华文中宋"/>
         </w:rPr>
-        <w:lastRenderedPageBreak/>
         <w:t>我相机就是一个点啊，我的旋转做的非常简单，我先做旋转，旋转就相当于直接把相机x轴旋转到</w:t>
       </w:r>
       <w:proofErr w:type="spellStart"/>
@@ -9325,6 +10833,7 @@
         <w:rPr>
           <w:rFonts w:ascii="华文中宋" w:eastAsia="华文中宋" w:hAnsi="华文中宋" w:hint="eastAsia"/>
         </w:rPr>
+        <w:lastRenderedPageBreak/>
         <w:t>写这个透视投影我先需要一个视景体，视景体要有near（近平面），far（远平面），然后我遇到了什么问题呢，就是我在想这个near和far，这个哪来的？我算的？根据什么，我的脑子没转过来</w:t>
       </w:r>
       <w:r>
@@ -9343,14 +10852,7 @@
         <w:rPr>
           <w:rFonts w:ascii="华文中宋" w:eastAsia="华文中宋" w:hAnsi="华文中宋" w:hint="eastAsia"/>
         </w:rPr>
-        <w:t>头。超过far平面的会被裁</w:t>
-      </w:r>
-      <w:r>
-        <w:rPr>
-          <w:rFonts w:ascii="华文中宋" w:eastAsia="华文中宋" w:hAnsi="华文中宋" w:hint="eastAsia"/>
-        </w:rPr>
-        <w:lastRenderedPageBreak/>
-        <w:t>剪，就相当于3dmax给镜头</w:t>
+        <w:t>头。超过far平面的会被裁剪，就相当于3dmax给镜头</w:t>
       </w:r>
       <w:proofErr w:type="gramStart"/>
       <w:r>
@@ -9608,7 +11110,14 @@
         <w:rPr>
           <w:rFonts w:ascii="华文中宋" w:eastAsia="华文中宋" w:hAnsi="华文中宋"/>
         </w:rPr>
-        <w:t>,),宽高比是a，可以得到a又是（xa，a*near，near，1），c又是（xc，a*far，far，1），变成正交投影后是，a都不变，不用管，c变成（</w:t>
+        <w:t>,),宽高</w:t>
+      </w:r>
+      <w:r>
+        <w:rPr>
+          <w:rFonts w:ascii="华文中宋" w:eastAsia="华文中宋" w:hAnsi="华文中宋"/>
+        </w:rPr>
+        <w:lastRenderedPageBreak/>
+        <w:t>比是a，可以得到a又是（xa，a*near，near，1），c又是（xc，a*far，far，1），变成正交投影后是，a都不变，不用管，c变成（</w:t>
       </w:r>
       <w:proofErr w:type="spellStart"/>
       <w:r>
@@ -9678,14 +11187,7 @@
         <w:rPr>
           <w:rFonts w:ascii="华文中宋" w:eastAsia="华文中宋" w:hAnsi="华文中宋"/>
         </w:rPr>
-        <w:t>'是xa（因为要做的是把这个台型</w:t>
-      </w:r>
-      <w:r>
-        <w:rPr>
-          <w:rFonts w:ascii="华文中宋" w:eastAsia="华文中宋" w:hAnsi="华文中宋"/>
-        </w:rPr>
-        <w:lastRenderedPageBreak/>
-        <w:t>缩成长方形，所以x一样的），所以就是（</w:t>
+        <w:t>'是xa（因为要做的是把这个台型缩成长方形，所以x一样的），所以就是（</w:t>
       </w:r>
       <w:proofErr w:type="spellStart"/>
       <w:r>
@@ -9975,6 +11477,7 @@
         <w:rPr>
           <w:rFonts w:ascii="华文中宋" w:eastAsia="华文中宋" w:hAnsi="华文中宋" w:hint="eastAsia"/>
         </w:rPr>
+        <w:lastRenderedPageBreak/>
         <w:t>我知道为什么结果和预想中的不一样了，</w:t>
       </w:r>
       <w:proofErr w:type="gramStart"/>
@@ -10002,7 +11505,6 @@
         <w:rPr>
           <w:rFonts w:ascii="华文中宋" w:eastAsia="华文中宋" w:hAnsi="华文中宋" w:hint="eastAsia"/>
         </w:rPr>
-        <w:lastRenderedPageBreak/>
         <w:t>我一直写的是点乘矩阵，我的math函数里也是点乘矩阵，我的view变换也是点乘矩阵，不对，啥呀，哦我靠了，不用重新考虑，我这view变换奇迹般的还真是这个版本，哦，我想起来了，我当时在纸推导出来的确实是错误的行向量版本，但是我对着推导出来的结果和笔记上的结果，没想通是为什么有问题就直接抄了笔记上的结果，就是我的</w:t>
       </w:r>
       <w:proofErr w:type="spellStart"/>
@@ -10384,6 +11886,7 @@
         <w:rPr>
           <w:rFonts w:ascii="华文中宋" w:eastAsia="华文中宋" w:hAnsi="华文中宋" w:hint="eastAsia"/>
         </w:rPr>
+        <w:lastRenderedPageBreak/>
         <w:t>算了不行，我有强迫症，不写完我难受。</w:t>
       </w:r>
     </w:p>
@@ -10416,7 +11919,6 @@
         <w:rPr>
           <w:rFonts w:ascii="华文中宋" w:eastAsia="华文中宋" w:hAnsi="华文中宋" w:hint="eastAsia"/>
         </w:rPr>
-        <w:lastRenderedPageBreak/>
         <w:t>我不活了。我不写了，。写出来都是错的，也不对，越写逻辑越奇怪，我不活了。</w:t>
       </w:r>
     </w:p>
@@ -14052,7 +15554,8 @@
           <w:rFonts w:ascii="华文中宋" w:eastAsia="华文中宋" w:hAnsi="华文中宋" w:hint="eastAsia"/>
         </w:rPr>
       </w:pPr>
-      <w:bookmarkStart w:id="6" w:name="_Toc226489994"/>
+      <w:bookmarkStart w:id="13" w:name="_Toc226489994"/>
+      <w:bookmarkStart w:id="14" w:name="_Toc226998825"/>
       <w:r>
         <w:rPr>
           <w:rFonts w:ascii="华文中宋" w:eastAsia="华文中宋" w:hAnsi="华文中宋" w:hint="eastAsia"/>
@@ -14095,7 +15598,8 @@
         </w:rPr>
         <w:t>。</w:t>
       </w:r>
-      <w:bookmarkEnd w:id="6"/>
+      <w:bookmarkEnd w:id="13"/>
+      <w:bookmarkEnd w:id="14"/>
     </w:p>
     <w:p>
       <w:pPr>
@@ -14412,9 +15916,6 @@
         <w:instrText>HYPERLINK "https://github.com/nothings/stb/blob/master/stb_image_write.h"</w:instrText>
       </w:r>
       <w:r>
-        <w:rPr>
-          <w:rFonts w:hint="eastAsia"/>
-        </w:rPr>
         <w:fldChar w:fldCharType="separate"/>
       </w:r>
       <w:r>
@@ -20149,6 +21650,7 @@
           <w:rFonts w:ascii="华文中宋" w:eastAsia="华文中宋" w:hAnsi="华文中宋" w:hint="eastAsia"/>
         </w:rPr>
       </w:pPr>
+      <w:bookmarkStart w:id="15" w:name="_Toc226998826"/>
       <w:r>
         <w:rPr>
           <w:rFonts w:ascii="华文中宋" w:eastAsia="华文中宋" w:hAnsi="华文中宋" w:hint="eastAsia"/>
@@ -20161,6 +21663,7 @@
         </w:rPr>
         <w:t>次调试</w:t>
       </w:r>
+      <w:bookmarkEnd w:id="15"/>
     </w:p>
     <w:p>
       <w:pPr>
@@ -20580,7 +22083,7 @@
                     <pic:cNvPicPr/>
                   </pic:nvPicPr>
                   <pic:blipFill>
-                    <a:blip r:embed="rId6"/>
+                    <a:blip r:embed="rId7"/>
                     <a:stretch>
                       <a:fillRect/>
                     </a:stretch>
@@ -21019,7 +22522,7 @@
                     <pic:cNvPicPr/>
                   </pic:nvPicPr>
                   <pic:blipFill>
-                    <a:blip r:embed="rId7"/>
+                    <a:blip r:embed="rId8"/>
                     <a:stretch>
                       <a:fillRect/>
                     </a:stretch>
@@ -21107,7 +22610,7 @@
                     <pic:cNvPicPr/>
                   </pic:nvPicPr>
                   <pic:blipFill>
-                    <a:blip r:embed="rId8"/>
+                    <a:blip r:embed="rId9"/>
                     <a:stretch>
                       <a:fillRect/>
                     </a:stretch>
@@ -21197,7 +22700,7 @@
                     <pic:cNvPicPr/>
                   </pic:nvPicPr>
                   <pic:blipFill>
-                    <a:blip r:embed="rId9"/>
+                    <a:blip r:embed="rId10"/>
                     <a:stretch>
                       <a:fillRect/>
                     </a:stretch>
@@ -21292,7 +22795,7 @@
                     <pic:cNvPicPr/>
                   </pic:nvPicPr>
                   <pic:blipFill>
-                    <a:blip r:embed="rId10"/>
+                    <a:blip r:embed="rId11"/>
                     <a:stretch>
                       <a:fillRect/>
                     </a:stretch>
@@ -21483,7 +22986,7 @@
                     <pic:cNvPicPr/>
                   </pic:nvPicPr>
                   <pic:blipFill>
-                    <a:blip r:embed="rId11"/>
+                    <a:blip r:embed="rId12"/>
                     <a:stretch>
                       <a:fillRect/>
                     </a:stretch>
@@ -26023,7 +27526,7 @@
                     <pic:cNvPicPr/>
                   </pic:nvPicPr>
                   <pic:blipFill>
-                    <a:blip r:embed="rId12"/>
+                    <a:blip r:embed="rId13"/>
                     <a:stretch>
                       <a:fillRect/>
                     </a:stretch>
@@ -26064,7 +27567,7 @@
                     <pic:cNvPicPr/>
                   </pic:nvPicPr>
                   <pic:blipFill>
-                    <a:blip r:embed="rId13"/>
+                    <a:blip r:embed="rId14"/>
                     <a:stretch>
                       <a:fillRect/>
                     </a:stretch>
@@ -26784,7 +28287,7 @@
                     <pic:cNvPicPr/>
                   </pic:nvPicPr>
                   <pic:blipFill>
-                    <a:blip r:embed="rId14"/>
+                    <a:blip r:embed="rId15"/>
                     <a:stretch>
                       <a:fillRect/>
                     </a:stretch>
@@ -26899,7 +28402,7 @@
                     <pic:cNvPicPr/>
                   </pic:nvPicPr>
                   <pic:blipFill>
-                    <a:blip r:embed="rId15"/>
+                    <a:blip r:embed="rId16"/>
                     <a:stretch>
                       <a:fillRect/>
                     </a:stretch>
@@ -27501,7 +29004,7 @@
                     <pic:cNvPicPr/>
                   </pic:nvPicPr>
                   <pic:blipFill>
-                    <a:blip r:embed="rId16"/>
+                    <a:blip r:embed="rId17"/>
                     <a:stretch>
                       <a:fillRect/>
                     </a:stretch>
@@ -27556,6 +29059,7 @@
           <w:rFonts w:ascii="华文中宋" w:eastAsia="华文中宋" w:hAnsi="华文中宋" w:hint="eastAsia"/>
         </w:rPr>
       </w:pPr>
+      <w:bookmarkStart w:id="16" w:name="_Toc226998827"/>
       <w:r>
         <w:rPr>
           <w:rFonts w:ascii="华文中宋" w:eastAsia="华文中宋" w:hAnsi="华文中宋" w:hint="eastAsia"/>
@@ -27568,11 +29072,12 @@
         </w:rPr>
         <w:t>四步：实现Z-buffer</w:t>
       </w:r>
+      <w:bookmarkEnd w:id="16"/>
     </w:p>
     <w:p>
       <w:pPr>
         <w:rPr>
-          <w:rFonts w:ascii="华文中宋" w:eastAsia="华文中宋" w:hAnsi="华文中宋"/>
+          <w:rFonts w:ascii="华文中宋" w:eastAsia="华文中宋" w:hAnsi="华文中宋" w:hint="eastAsia"/>
         </w:rPr>
       </w:pPr>
       <w:r>
@@ -27673,7 +29178,7 @@
     <w:p>
       <w:pPr>
         <w:rPr>
-          <w:rFonts w:ascii="华文中宋" w:eastAsia="华文中宋" w:hAnsi="华文中宋"/>
+          <w:rFonts w:ascii="华文中宋" w:eastAsia="华文中宋" w:hAnsi="华文中宋" w:hint="eastAsia"/>
         </w:rPr>
       </w:pPr>
       <w:r>
@@ -27733,7 +29238,7 @@
     <w:p>
       <w:pPr>
         <w:rPr>
-          <w:rFonts w:ascii="华文中宋" w:eastAsia="华文中宋" w:hAnsi="华文中宋"/>
+          <w:rFonts w:ascii="华文中宋" w:eastAsia="华文中宋" w:hAnsi="华文中宋" w:hint="eastAsia"/>
         </w:rPr>
       </w:pPr>
       <w:r>
@@ -28066,7 +29571,7 @@
           <w:p>
             <w:pPr>
               <w:rPr>
-                <w:rFonts w:ascii="华文中宋" w:eastAsia="华文中宋" w:hAnsi="华文中宋"/>
+                <w:rFonts w:ascii="华文中宋" w:eastAsia="华文中宋" w:hAnsi="华文中宋" w:hint="eastAsia"/>
               </w:rPr>
             </w:pPr>
             <w:r>
@@ -28089,14 +29594,14 @@
     <w:p>
       <w:pPr>
         <w:rPr>
-          <w:rFonts w:ascii="华文中宋" w:eastAsia="华文中宋" w:hAnsi="华文中宋"/>
+          <w:rFonts w:ascii="华文中宋" w:eastAsia="华文中宋" w:hAnsi="华文中宋" w:hint="eastAsia"/>
         </w:rPr>
       </w:pPr>
     </w:p>
     <w:p>
       <w:pPr>
         <w:rPr>
-          <w:rFonts w:ascii="华文中宋" w:eastAsia="华文中宋" w:hAnsi="华文中宋"/>
+          <w:rFonts w:ascii="华文中宋" w:eastAsia="华文中宋" w:hAnsi="华文中宋" w:hint="eastAsia"/>
         </w:rPr>
       </w:pPr>
       <w:r>
@@ -30012,7 +31517,7 @@
     <w:p>
       <w:pPr>
         <w:rPr>
-          <w:rFonts w:ascii="华文中宋" w:eastAsia="华文中宋" w:hAnsi="华文中宋"/>
+          <w:rFonts w:ascii="华文中宋" w:eastAsia="华文中宋" w:hAnsi="华文中宋" w:hint="eastAsia"/>
         </w:rPr>
       </w:pPr>
     </w:p>
@@ -30023,6 +31528,7 @@
           <w:rFonts w:ascii="华文中宋" w:eastAsia="华文中宋" w:hAnsi="华文中宋" w:hint="eastAsia"/>
         </w:rPr>
       </w:pPr>
+      <w:bookmarkStart w:id="17" w:name="_Toc226998828"/>
       <w:r>
         <w:rPr>
           <w:rFonts w:ascii="华文中宋" w:eastAsia="华文中宋" w:hAnsi="华文中宋" w:hint="eastAsia"/>
@@ -30033,19 +31539,14 @@
         <w:rPr>
           <w:rFonts w:ascii="华文中宋" w:eastAsia="华文中宋" w:hAnsi="华文中宋" w:hint="eastAsia"/>
         </w:rPr>
-        <w:t>二</w:t>
-      </w:r>
-      <w:r>
-        <w:rPr>
-          <w:rFonts w:ascii="华文中宋" w:eastAsia="华文中宋" w:hAnsi="华文中宋" w:hint="eastAsia"/>
-        </w:rPr>
-        <w:t>次调试</w:t>
-      </w:r>
+        <w:t>二次调试</w:t>
+      </w:r>
+      <w:bookmarkEnd w:id="17"/>
     </w:p>
     <w:p>
       <w:pPr>
         <w:rPr>
-          <w:rFonts w:ascii="华文中宋" w:eastAsia="华文中宋" w:hAnsi="华文中宋"/>
+          <w:rFonts w:ascii="华文中宋" w:eastAsia="华文中宋" w:hAnsi="华文中宋" w:hint="eastAsia"/>
         </w:rPr>
       </w:pPr>
       <w:r>
@@ -30058,12 +31559,13 @@
     <w:p>
       <w:pPr>
         <w:rPr>
+          <w:rFonts w:ascii="华文中宋" w:eastAsia="华文中宋" w:hAnsi="华文中宋" w:hint="eastAsia"/>
+        </w:rPr>
+      </w:pPr>
+      <w:r>
+        <w:rPr>
           <w:rFonts w:ascii="华文中宋" w:eastAsia="华文中宋" w:hAnsi="华文中宋"/>
-        </w:rPr>
-      </w:pPr>
-      <w:r>
-        <w:rPr>
-          <w:rFonts w:ascii="华文中宋" w:eastAsia="华文中宋" w:hAnsi="华文中宋"/>
+          <w:noProof/>
         </w:rPr>
         <w:lastRenderedPageBreak/>
         <w:drawing>
@@ -30082,7 +31584,7 @@
                     <pic:cNvPicPr/>
                   </pic:nvPicPr>
                   <pic:blipFill>
-                    <a:blip r:embed="rId17"/>
+                    <a:blip r:embed="rId18"/>
                     <a:stretch>
                       <a:fillRect/>
                     </a:stretch>
@@ -30209,7 +31711,7 @@
     <w:p>
       <w:pPr>
         <w:rPr>
-          <w:rFonts w:ascii="华文中宋" w:eastAsia="华文中宋" w:hAnsi="华文中宋"/>
+          <w:rFonts w:ascii="华文中宋" w:eastAsia="华文中宋" w:hAnsi="华文中宋" w:hint="eastAsia"/>
         </w:rPr>
       </w:pPr>
       <w:r>
@@ -30673,7 +32175,7 @@
     <w:p>
       <w:pPr>
         <w:rPr>
-          <w:rFonts w:ascii="华文中宋" w:eastAsia="华文中宋" w:hAnsi="华文中宋"/>
+          <w:rFonts w:ascii="华文中宋" w:eastAsia="华文中宋" w:hAnsi="华文中宋" w:hint="eastAsia"/>
         </w:rPr>
       </w:pPr>
       <w:r>
@@ -30693,14 +32195,14 @@
     <w:p>
       <w:pPr>
         <w:rPr>
-          <w:rFonts w:ascii="华文中宋" w:eastAsia="华文中宋" w:hAnsi="华文中宋"/>
+          <w:rFonts w:ascii="华文中宋" w:eastAsia="华文中宋" w:hAnsi="华文中宋" w:hint="eastAsia"/>
         </w:rPr>
       </w:pPr>
     </w:p>
     <w:p>
       <w:pPr>
         <w:rPr>
-          <w:rFonts w:ascii="华文中宋" w:eastAsia="华文中宋" w:hAnsi="华文中宋"/>
+          <w:rFonts w:ascii="华文中宋" w:eastAsia="华文中宋" w:hAnsi="华文中宋" w:hint="eastAsia"/>
         </w:rPr>
       </w:pPr>
       <w:r>
@@ -30713,7 +32215,7 @@
     <w:p>
       <w:pPr>
         <w:rPr>
-          <w:rFonts w:ascii="华文中宋" w:eastAsia="华文中宋" w:hAnsi="华文中宋"/>
+          <w:rFonts w:ascii="华文中宋" w:eastAsia="华文中宋" w:hAnsi="华文中宋" w:hint="eastAsia"/>
         </w:rPr>
       </w:pPr>
       <w:r>
@@ -30746,7 +32248,7 @@
     <w:p>
       <w:pPr>
         <w:rPr>
-          <w:rFonts w:ascii="华文中宋" w:eastAsia="华文中宋" w:hAnsi="华文中宋"/>
+          <w:rFonts w:ascii="华文中宋" w:eastAsia="华文中宋" w:hAnsi="华文中宋" w:hint="eastAsia"/>
         </w:rPr>
       </w:pPr>
       <w:r>
@@ -31940,7 +33442,7 @@
     <w:p>
       <w:pPr>
         <w:rPr>
-          <w:rFonts w:ascii="华文中宋" w:eastAsia="华文中宋" w:hAnsi="华文中宋"/>
+          <w:rFonts w:ascii="华文中宋" w:eastAsia="华文中宋" w:hAnsi="华文中宋" w:hint="eastAsia"/>
         </w:rPr>
       </w:pPr>
       <w:r>
@@ -31954,12 +33456,13 @@
     <w:p>
       <w:pPr>
         <w:rPr>
+          <w:rFonts w:ascii="华文中宋" w:eastAsia="华文中宋" w:hAnsi="华文中宋" w:hint="eastAsia"/>
+        </w:rPr>
+      </w:pPr>
+      <w:r>
+        <w:rPr>
           <w:rFonts w:ascii="华文中宋" w:eastAsia="华文中宋" w:hAnsi="华文中宋"/>
-        </w:rPr>
-      </w:pPr>
-      <w:r>
-        <w:rPr>
-          <w:rFonts w:ascii="华文中宋" w:eastAsia="华文中宋" w:hAnsi="华文中宋"/>
+          <w:noProof/>
         </w:rPr>
         <w:lastRenderedPageBreak/>
         <w:drawing>
@@ -31978,7 +33481,7 @@
                     <pic:cNvPicPr/>
                   </pic:nvPicPr>
                   <pic:blipFill>
-                    <a:blip r:embed="rId18"/>
+                    <a:blip r:embed="rId19"/>
                     <a:stretch>
                       <a:fillRect/>
                     </a:stretch>
@@ -32002,7 +33505,7 @@
     <w:p>
       <w:pPr>
         <w:rPr>
-          <w:rFonts w:ascii="华文中宋" w:eastAsia="华文中宋" w:hAnsi="华文中宋"/>
+          <w:rFonts w:ascii="华文中宋" w:eastAsia="华文中宋" w:hAnsi="华文中宋" w:hint="eastAsia"/>
         </w:rPr>
       </w:pPr>
     </w:p>
@@ -32185,7 +33688,7 @@
     <w:p>
       <w:pPr>
         <w:rPr>
-          <w:rFonts w:ascii="华文中宋" w:eastAsia="华文中宋" w:hAnsi="华文中宋"/>
+          <w:rFonts w:ascii="华文中宋" w:eastAsia="华文中宋" w:hAnsi="华文中宋" w:hint="eastAsia"/>
         </w:rPr>
       </w:pPr>
       <w:r>
@@ -32212,7 +33715,7 @@
     <w:p>
       <w:pPr>
         <w:rPr>
-          <w:rFonts w:ascii="华文中宋" w:eastAsia="华文中宋" w:hAnsi="华文中宋"/>
+          <w:rFonts w:ascii="华文中宋" w:eastAsia="华文中宋" w:hAnsi="华文中宋" w:hint="eastAsia"/>
         </w:rPr>
       </w:pPr>
       <w:r>
@@ -32453,7 +33956,7 @@
           <w:p>
             <w:pPr>
               <w:rPr>
-                <w:rFonts w:ascii="华文中宋" w:eastAsia="华文中宋" w:hAnsi="华文中宋"/>
+                <w:rFonts w:ascii="华文中宋" w:eastAsia="华文中宋" w:hAnsi="华文中宋" w:hint="eastAsia"/>
               </w:rPr>
             </w:pPr>
             <w:r>
@@ -32476,7 +33979,7 @@
     <w:p>
       <w:pPr>
         <w:rPr>
-          <w:rFonts w:ascii="华文中宋" w:eastAsia="华文中宋" w:hAnsi="华文中宋"/>
+          <w:rFonts w:ascii="华文中宋" w:eastAsia="华文中宋" w:hAnsi="华文中宋" w:hint="eastAsia"/>
         </w:rPr>
       </w:pPr>
       <w:proofErr w:type="spellStart"/>
@@ -32831,7 +34334,7 @@
           <w:p>
             <w:pPr>
               <w:rPr>
-                <w:rFonts w:ascii="华文中宋" w:eastAsia="华文中宋" w:hAnsi="华文中宋"/>
+                <w:rFonts w:ascii="华文中宋" w:eastAsia="华文中宋" w:hAnsi="华文中宋" w:hint="eastAsia"/>
               </w:rPr>
             </w:pPr>
             <w:r>
@@ -32918,14 +34421,14 @@
     <w:p>
       <w:pPr>
         <w:rPr>
-          <w:rFonts w:ascii="华文中宋" w:eastAsia="华文中宋" w:hAnsi="华文中宋"/>
+          <w:rFonts w:ascii="华文中宋" w:eastAsia="华文中宋" w:hAnsi="华文中宋" w:hint="eastAsia"/>
         </w:rPr>
       </w:pPr>
     </w:p>
     <w:p>
       <w:pPr>
         <w:rPr>
-          <w:rFonts w:ascii="华文中宋" w:eastAsia="华文中宋" w:hAnsi="华文中宋"/>
+          <w:rFonts w:ascii="华文中宋" w:eastAsia="华文中宋" w:hAnsi="华文中宋" w:hint="eastAsia"/>
         </w:rPr>
       </w:pPr>
       <w:r>
@@ -32938,12 +34441,13 @@
     <w:p>
       <w:pPr>
         <w:rPr>
+          <w:rFonts w:ascii="华文中宋" w:eastAsia="华文中宋" w:hAnsi="华文中宋" w:hint="eastAsia"/>
+        </w:rPr>
+      </w:pPr>
+      <w:r>
+        <w:rPr>
           <w:rFonts w:ascii="华文中宋" w:eastAsia="华文中宋" w:hAnsi="华文中宋"/>
-        </w:rPr>
-      </w:pPr>
-      <w:r>
-        <w:rPr>
-          <w:rFonts w:ascii="华文中宋" w:eastAsia="华文中宋" w:hAnsi="华文中宋"/>
+          <w:noProof/>
         </w:rPr>
         <w:lastRenderedPageBreak/>
         <w:drawing>
@@ -32962,7 +34466,7 @@
                     <pic:cNvPicPr/>
                   </pic:nvPicPr>
                   <pic:blipFill>
-                    <a:blip r:embed="rId19"/>
+                    <a:blip r:embed="rId20"/>
                     <a:stretch>
                       <a:fillRect/>
                     </a:stretch>
@@ -32992,7 +34496,7 @@
     <w:p>
       <w:pPr>
         <w:rPr>
-          <w:rFonts w:ascii="华文中宋" w:eastAsia="华文中宋" w:hAnsi="华文中宋"/>
+          <w:rFonts w:ascii="华文中宋" w:eastAsia="华文中宋" w:hAnsi="华文中宋" w:hint="eastAsia"/>
         </w:rPr>
       </w:pPr>
       <w:r>
@@ -33019,7 +34523,7 @@
     <w:p>
       <w:pPr>
         <w:rPr>
-          <w:rFonts w:ascii="华文中宋" w:eastAsia="华文中宋" w:hAnsi="华文中宋"/>
+          <w:rFonts w:ascii="华文中宋" w:eastAsia="华文中宋" w:hAnsi="华文中宋" w:hint="eastAsia"/>
         </w:rPr>
       </w:pPr>
       <w:proofErr w:type="spellStart"/>
@@ -33118,7 +34622,7 @@
     <w:p>
       <w:pPr>
         <w:rPr>
-          <w:rFonts w:ascii="华文中宋" w:eastAsia="华文中宋" w:hAnsi="华文中宋"/>
+          <w:rFonts w:ascii="华文中宋" w:eastAsia="华文中宋" w:hAnsi="华文中宋" w:hint="eastAsia"/>
         </w:rPr>
       </w:pPr>
       <w:r>
@@ -33201,14 +34705,14 @@
     <w:p>
       <w:pPr>
         <w:rPr>
-          <w:rFonts w:ascii="华文中宋" w:eastAsia="华文中宋" w:hAnsi="华文中宋"/>
+          <w:rFonts w:ascii="华文中宋" w:eastAsia="华文中宋" w:hAnsi="华文中宋" w:hint="eastAsia"/>
         </w:rPr>
       </w:pPr>
     </w:p>
     <w:p>
       <w:pPr>
         <w:rPr>
-          <w:rFonts w:ascii="华文中宋" w:eastAsia="华文中宋" w:hAnsi="华文中宋"/>
+          <w:rFonts w:ascii="华文中宋" w:eastAsia="华文中宋" w:hAnsi="华文中宋" w:hint="eastAsia"/>
         </w:rPr>
       </w:pPr>
       <w:r>
@@ -33227,6 +34731,7 @@
       <w:r>
         <w:rPr>
           <w:rFonts w:ascii="华文中宋" w:eastAsia="华文中宋" w:hAnsi="华文中宋"/>
+          <w:noProof/>
         </w:rPr>
         <w:drawing>
           <wp:inline distT="0" distB="0" distL="0" distR="0" wp14:anchorId="63FC3E86" wp14:editId="28068257">
@@ -33244,7 +34749,7 @@
                     <pic:cNvPicPr/>
                   </pic:nvPicPr>
                   <pic:blipFill>
-                    <a:blip r:embed="rId20"/>
+                    <a:blip r:embed="rId21"/>
                     <a:stretch>
                       <a:fillRect/>
                     </a:stretch>
@@ -33268,7 +34773,7 @@
     <w:p>
       <w:pPr>
         <w:rPr>
-          <w:rFonts w:ascii="华文中宋" w:eastAsia="华文中宋" w:hAnsi="华文中宋"/>
+          <w:rFonts w:ascii="华文中宋" w:eastAsia="华文中宋" w:hAnsi="华文中宋" w:hint="eastAsia"/>
         </w:rPr>
       </w:pPr>
       <w:r>
@@ -33310,12 +34815,13 @@
     <w:p>
       <w:pPr>
         <w:rPr>
+          <w:rFonts w:ascii="华文中宋" w:eastAsia="华文中宋" w:hAnsi="华文中宋" w:hint="eastAsia"/>
+        </w:rPr>
+      </w:pPr>
+      <w:r>
+        <w:rPr>
           <w:rFonts w:ascii="华文中宋" w:eastAsia="华文中宋" w:hAnsi="华文中宋"/>
-        </w:rPr>
-      </w:pPr>
-      <w:r>
-        <w:rPr>
-          <w:rFonts w:ascii="华文中宋" w:eastAsia="华文中宋" w:hAnsi="华文中宋"/>
+          <w:noProof/>
         </w:rPr>
         <w:drawing>
           <wp:inline distT="0" distB="0" distL="0" distR="0" wp14:anchorId="04227C48" wp14:editId="3A0683F0">
@@ -33333,7 +34839,7 @@
                     <pic:cNvPicPr/>
                   </pic:nvPicPr>
                   <pic:blipFill>
-                    <a:blip r:embed="rId21"/>
+                    <a:blip r:embed="rId22"/>
                     <a:stretch>
                       <a:fillRect/>
                     </a:stretch>
@@ -33357,7 +34863,7 @@
     <w:p>
       <w:pPr>
         <w:rPr>
-          <w:rFonts w:ascii="华文中宋" w:eastAsia="华文中宋" w:hAnsi="华文中宋"/>
+          <w:rFonts w:ascii="华文中宋" w:eastAsia="华文中宋" w:hAnsi="华文中宋" w:hint="eastAsia"/>
         </w:rPr>
       </w:pPr>
       <w:r>
@@ -33426,12 +34932,13 @@
     <w:p>
       <w:pPr>
         <w:rPr>
+          <w:rFonts w:ascii="华文中宋" w:eastAsia="华文中宋" w:hAnsi="华文中宋" w:hint="eastAsia"/>
+        </w:rPr>
+      </w:pPr>
+      <w:r>
+        <w:rPr>
           <w:rFonts w:ascii="华文中宋" w:eastAsia="华文中宋" w:hAnsi="华文中宋"/>
-        </w:rPr>
-      </w:pPr>
-      <w:r>
-        <w:rPr>
-          <w:rFonts w:ascii="华文中宋" w:eastAsia="华文中宋" w:hAnsi="华文中宋"/>
+          <w:noProof/>
         </w:rPr>
         <w:drawing>
           <wp:inline distT="0" distB="0" distL="0" distR="0" wp14:anchorId="6201CF87" wp14:editId="190AD537">
@@ -33449,7 +34956,7 @@
                     <pic:cNvPicPr/>
                   </pic:nvPicPr>
                   <pic:blipFill>
-                    <a:blip r:embed="rId22"/>
+                    <a:blip r:embed="rId23"/>
                     <a:stretch>
                       <a:fillRect/>
                     </a:stretch>
@@ -33473,7 +34980,7 @@
     <w:p>
       <w:pPr>
         <w:rPr>
-          <w:rFonts w:ascii="华文中宋" w:eastAsia="华文中宋" w:hAnsi="华文中宋"/>
+          <w:rFonts w:ascii="华文中宋" w:eastAsia="华文中宋" w:hAnsi="华文中宋" w:hint="eastAsia"/>
         </w:rPr>
       </w:pPr>
       <w:r>
@@ -33486,7 +34993,7 @@
     <w:p>
       <w:pPr>
         <w:rPr>
-          <w:rFonts w:ascii="华文中宋" w:eastAsia="华文中宋" w:hAnsi="华文中宋"/>
+          <w:rFonts w:ascii="华文中宋" w:eastAsia="华文中宋" w:hAnsi="华文中宋" w:hint="eastAsia"/>
         </w:rPr>
       </w:pPr>
       <w:r>
@@ -33513,7 +35020,7 @@
     <w:p>
       <w:pPr>
         <w:rPr>
-          <w:rFonts w:ascii="华文中宋" w:eastAsia="华文中宋" w:hAnsi="华文中宋"/>
+          <w:rFonts w:ascii="华文中宋" w:eastAsia="华文中宋" w:hAnsi="华文中宋" w:hint="eastAsia"/>
         </w:rPr>
       </w:pPr>
       <w:r>
@@ -33526,12 +35033,13 @@
     <w:p>
       <w:pPr>
         <w:rPr>
+          <w:rFonts w:ascii="华文中宋" w:eastAsia="华文中宋" w:hAnsi="华文中宋" w:hint="eastAsia"/>
+        </w:rPr>
+      </w:pPr>
+      <w:r>
+        <w:rPr>
           <w:rFonts w:ascii="华文中宋" w:eastAsia="华文中宋" w:hAnsi="华文中宋"/>
-        </w:rPr>
-      </w:pPr>
-      <w:r>
-        <w:rPr>
-          <w:rFonts w:ascii="华文中宋" w:eastAsia="华文中宋" w:hAnsi="华文中宋"/>
+          <w:noProof/>
         </w:rPr>
         <w:lastRenderedPageBreak/>
         <w:drawing>
@@ -33550,7 +35058,7 @@
                     <pic:cNvPicPr/>
                   </pic:nvPicPr>
                   <pic:blipFill>
-                    <a:blip r:embed="rId23"/>
+                    <a:blip r:embed="rId24"/>
                     <a:stretch>
                       <a:fillRect/>
                     </a:stretch>
@@ -33574,7 +35082,7 @@
     <w:p>
       <w:pPr>
         <w:rPr>
-          <w:rFonts w:ascii="华文中宋" w:eastAsia="华文中宋" w:hAnsi="华文中宋"/>
+          <w:rFonts w:ascii="华文中宋" w:eastAsia="华文中宋" w:hAnsi="华文中宋" w:hint="eastAsia"/>
         </w:rPr>
       </w:pPr>
       <w:r>
@@ -33587,12 +35095,13 @@
     <w:p>
       <w:pPr>
         <w:rPr>
+          <w:rFonts w:ascii="华文中宋" w:eastAsia="华文中宋" w:hAnsi="华文中宋" w:hint="eastAsia"/>
+        </w:rPr>
+      </w:pPr>
+      <w:r>
+        <w:rPr>
           <w:rFonts w:ascii="华文中宋" w:eastAsia="华文中宋" w:hAnsi="华文中宋"/>
-        </w:rPr>
-      </w:pPr>
-      <w:r>
-        <w:rPr>
-          <w:rFonts w:ascii="华文中宋" w:eastAsia="华文中宋" w:hAnsi="华文中宋"/>
+          <w:noProof/>
         </w:rPr>
         <w:drawing>
           <wp:inline distT="0" distB="0" distL="0" distR="0" wp14:anchorId="705A1F5A" wp14:editId="4C71B170">
@@ -33610,7 +35119,7 @@
                     <pic:cNvPicPr/>
                   </pic:nvPicPr>
                   <pic:blipFill>
-                    <a:blip r:embed="rId24"/>
+                    <a:blip r:embed="rId25"/>
                     <a:stretch>
                       <a:fillRect/>
                     </a:stretch>
@@ -33634,7 +35143,7 @@
     <w:p>
       <w:pPr>
         <w:rPr>
-          <w:rFonts w:ascii="华文中宋" w:eastAsia="华文中宋" w:hAnsi="华文中宋"/>
+          <w:rFonts w:ascii="华文中宋" w:eastAsia="华文中宋" w:hAnsi="华文中宋" w:hint="eastAsia"/>
         </w:rPr>
       </w:pPr>
       <w:r>
@@ -33667,7 +35176,7 @@
     <w:p>
       <w:pPr>
         <w:rPr>
-          <w:rFonts w:ascii="华文中宋" w:eastAsia="华文中宋" w:hAnsi="华文中宋"/>
+          <w:rFonts w:ascii="华文中宋" w:eastAsia="华文中宋" w:hAnsi="华文中宋" w:hint="eastAsia"/>
         </w:rPr>
       </w:pPr>
       <w:r>
@@ -33700,7 +35209,7 @@
     <w:p>
       <w:pPr>
         <w:rPr>
-          <w:rFonts w:ascii="华文中宋" w:eastAsia="华文中宋" w:hAnsi="华文中宋"/>
+          <w:rFonts w:ascii="华文中宋" w:eastAsia="华文中宋" w:hAnsi="华文中宋" w:hint="eastAsia"/>
         </w:rPr>
       </w:pPr>
       <w:r>
@@ -33713,12 +35222,13 @@
     <w:p>
       <w:pPr>
         <w:rPr>
+          <w:rFonts w:ascii="华文中宋" w:eastAsia="华文中宋" w:hAnsi="华文中宋" w:hint="eastAsia"/>
+        </w:rPr>
+      </w:pPr>
+      <w:r>
+        <w:rPr>
           <w:rFonts w:ascii="华文中宋" w:eastAsia="华文中宋" w:hAnsi="华文中宋"/>
-        </w:rPr>
-      </w:pPr>
-      <w:r>
-        <w:rPr>
-          <w:rFonts w:ascii="华文中宋" w:eastAsia="华文中宋" w:hAnsi="华文中宋"/>
+          <w:noProof/>
         </w:rPr>
         <w:lastRenderedPageBreak/>
         <w:drawing>
@@ -33737,7 +35247,7 @@
                     <pic:cNvPicPr/>
                   </pic:nvPicPr>
                   <pic:blipFill>
-                    <a:blip r:embed="rId25"/>
+                    <a:blip r:embed="rId26"/>
                     <a:stretch>
                       <a:fillRect/>
                     </a:stretch>
@@ -33761,7 +35271,7 @@
     <w:p>
       <w:pPr>
         <w:rPr>
-          <w:rFonts w:ascii="华文中宋" w:eastAsia="华文中宋" w:hAnsi="华文中宋"/>
+          <w:rFonts w:ascii="华文中宋" w:eastAsia="华文中宋" w:hAnsi="华文中宋" w:hint="eastAsia"/>
         </w:rPr>
       </w:pPr>
       <w:r>
@@ -33774,7 +35284,7 @@
     <w:p>
       <w:pPr>
         <w:rPr>
-          <w:rFonts w:ascii="华文中宋" w:eastAsia="华文中宋" w:hAnsi="华文中宋"/>
+          <w:rFonts w:ascii="华文中宋" w:eastAsia="华文中宋" w:hAnsi="华文中宋" w:hint="eastAsia"/>
         </w:rPr>
       </w:pPr>
       <w:r>
@@ -33787,6 +35297,7 @@
       <w:r>
         <w:rPr>
           <w:rFonts w:ascii="华文中宋" w:eastAsia="华文中宋" w:hAnsi="华文中宋"/>
+          <w:noProof/>
         </w:rPr>
         <w:drawing>
           <wp:inline distT="0" distB="0" distL="0" distR="0" wp14:anchorId="2D73D35B" wp14:editId="680CFA37">
@@ -33804,7 +35315,7 @@
                     <pic:cNvPicPr/>
                   </pic:nvPicPr>
                   <pic:blipFill>
-                    <a:blip r:embed="rId26"/>
+                    <a:blip r:embed="rId27"/>
                     <a:stretch>
                       <a:fillRect/>
                     </a:stretch>
@@ -33828,7 +35339,7 @@
     <w:p>
       <w:pPr>
         <w:rPr>
-          <w:rFonts w:ascii="华文中宋" w:eastAsia="华文中宋" w:hAnsi="华文中宋"/>
+          <w:rFonts w:ascii="华文中宋" w:eastAsia="华文中宋" w:hAnsi="华文中宋" w:hint="eastAsia"/>
         </w:rPr>
       </w:pPr>
       <w:r>
@@ -33855,40 +35366,41 @@
     <w:p>
       <w:pPr>
         <w:rPr>
+          <w:rFonts w:ascii="华文中宋" w:eastAsia="华文中宋" w:hAnsi="华文中宋" w:hint="eastAsia"/>
+        </w:rPr>
+      </w:pPr>
+      <w:r>
+        <w:rPr>
+          <w:rFonts w:ascii="华文中宋" w:eastAsia="华文中宋" w:hAnsi="华文中宋" w:hint="eastAsia"/>
+        </w:rPr>
+        <w:t>索引丢deep seek了，</w:t>
+      </w:r>
+      <w:proofErr w:type="spellStart"/>
+      <w:r>
+        <w:rPr>
+          <w:rFonts w:ascii="华文中宋" w:eastAsia="华文中宋" w:hAnsi="华文中宋" w:hint="eastAsia"/>
+        </w:rPr>
+        <w:t>deepseek</w:t>
+      </w:r>
+      <w:proofErr w:type="spellEnd"/>
+      <w:r>
+        <w:rPr>
+          <w:rFonts w:ascii="华文中宋" w:eastAsia="华文中宋" w:hAnsi="华文中宋" w:hint="eastAsia"/>
+        </w:rPr>
+        <w:t>说我的索引没</w:t>
+      </w:r>
+      <w:proofErr w:type="gramStart"/>
+      <w:r>
+        <w:rPr>
+          <w:rFonts w:ascii="华文中宋" w:eastAsia="华文中宋" w:hAnsi="华文中宋" w:hint="eastAsia"/>
+        </w:rPr>
+        <w:t>共享边</w:t>
+      </w:r>
+      <w:proofErr w:type="gramEnd"/>
+      <w:r>
+        <w:rPr>
           <w:rFonts w:ascii="华文中宋" w:eastAsia="华文中宋" w:hAnsi="华文中宋"/>
-        </w:rPr>
-      </w:pPr>
-      <w:r>
-        <w:rPr>
-          <w:rFonts w:ascii="华文中宋" w:eastAsia="华文中宋" w:hAnsi="华文中宋" w:hint="eastAsia"/>
-        </w:rPr>
-        <w:t>索引丢deep seek了，</w:t>
-      </w:r>
-      <w:proofErr w:type="spellStart"/>
-      <w:r>
-        <w:rPr>
-          <w:rFonts w:ascii="华文中宋" w:eastAsia="华文中宋" w:hAnsi="华文中宋" w:hint="eastAsia"/>
-        </w:rPr>
-        <w:t>deepseek</w:t>
-      </w:r>
-      <w:proofErr w:type="spellEnd"/>
-      <w:r>
-        <w:rPr>
-          <w:rFonts w:ascii="华文中宋" w:eastAsia="华文中宋" w:hAnsi="华文中宋" w:hint="eastAsia"/>
-        </w:rPr>
-        <w:t>说我的索引没</w:t>
-      </w:r>
-      <w:proofErr w:type="gramStart"/>
-      <w:r>
-        <w:rPr>
-          <w:rFonts w:ascii="华文中宋" w:eastAsia="华文中宋" w:hAnsi="华文中宋" w:hint="eastAsia"/>
-        </w:rPr>
-        <w:t>共享边</w:t>
-      </w:r>
-      <w:proofErr w:type="gramEnd"/>
-      <w:r>
-        <w:rPr>
-          <w:rFonts w:ascii="华文中宋" w:eastAsia="华文中宋" w:hAnsi="华文中宋"/>
+          <w:noProof/>
         </w:rPr>
         <w:drawing>
           <wp:inline distT="0" distB="0" distL="0" distR="0" wp14:anchorId="41022198" wp14:editId="26055942">
@@ -33906,7 +35418,7 @@
                     <pic:cNvPicPr/>
                   </pic:nvPicPr>
                   <pic:blipFill>
-                    <a:blip r:embed="rId27"/>
+                    <a:blip r:embed="rId28"/>
                     <a:stretch>
                       <a:fillRect/>
                     </a:stretch>
@@ -33930,7 +35442,7 @@
     <w:p>
       <w:pPr>
         <w:rPr>
-          <w:rFonts w:ascii="华文中宋" w:eastAsia="华文中宋" w:hAnsi="华文中宋"/>
+          <w:rFonts w:ascii="华文中宋" w:eastAsia="华文中宋" w:hAnsi="华文中宋" w:hint="eastAsia"/>
         </w:rPr>
       </w:pPr>
       <w:r>
@@ -33998,7 +35510,7 @@
     <w:p>
       <w:pPr>
         <w:rPr>
-          <w:rFonts w:ascii="华文中宋" w:eastAsia="华文中宋" w:hAnsi="华文中宋" w:hint="eastAsia"/>
+          <w:rFonts w:ascii="华文中宋" w:eastAsia="华文中宋" w:hAnsi="华文中宋"/>
         </w:rPr>
       </w:pPr>
       <w:r>
@@ -34020,6 +35532,1346 @@
           <w:rFonts w:ascii="华文中宋" w:eastAsia="华文中宋" w:hAnsi="华文中宋" w:hint="eastAsia"/>
         </w:rPr>
         <w:t>，我这没错。</w:t>
+      </w:r>
+    </w:p>
+    <w:p>
+      <w:pPr>
+        <w:rPr>
+          <w:rFonts w:ascii="华文中宋" w:eastAsia="华文中宋" w:hAnsi="华文中宋"/>
+        </w:rPr>
+      </w:pPr>
+      <w:r>
+        <w:rPr>
+          <w:rFonts w:ascii="华文中宋" w:eastAsia="华文中宋" w:hAnsi="华文中宋" w:hint="eastAsia"/>
+        </w:rPr>
+        <w:t>找到问题了</w:t>
+      </w:r>
+    </w:p>
+    <w:tbl>
+      <w:tblPr>
+        <w:tblStyle w:val="af5"/>
+        <w:tblW w:w="0" w:type="auto"/>
+        <w:tblLook w:val="04A0" w:firstRow="1" w:lastRow="0" w:firstColumn="1" w:lastColumn="0" w:noHBand="0" w:noVBand="1"/>
+      </w:tblPr>
+      <w:tblGrid>
+        <w:gridCol w:w="8296"/>
+      </w:tblGrid>
+      <w:tr>
+        <w:tc>
+          <w:tcPr>
+            <w:tcW w:w="8296" w:type="dxa"/>
+          </w:tcPr>
+          <w:p>
+            <w:pPr>
+              <w:rPr>
+                <w:rFonts w:ascii="华文中宋" w:eastAsia="华文中宋" w:hAnsi="华文中宋" w:hint="eastAsia"/>
+              </w:rPr>
+            </w:pPr>
+            <w:r>
+              <w:rPr>
+                <w:rFonts w:ascii="华文中宋" w:eastAsia="华文中宋" w:hAnsi="华文中宋" w:hint="eastAsia"/>
+              </w:rPr>
+              <w:tab/>
+            </w:r>
+            <w:r>
+              <w:rPr>
+                <w:rFonts w:ascii="华文中宋" w:eastAsia="华文中宋" w:hAnsi="华文中宋" w:hint="eastAsia"/>
+              </w:rPr>
+              <w:tab/>
+              <w:t xml:space="preserve">/*float </w:t>
+            </w:r>
+            <w:proofErr w:type="spellStart"/>
+            <w:r>
+              <w:rPr>
+                <w:rFonts w:ascii="华文中宋" w:eastAsia="华文中宋" w:hAnsi="华文中宋" w:hint="eastAsia"/>
+              </w:rPr>
+              <w:t>denominator_c</w:t>
+            </w:r>
+            <w:proofErr w:type="spellEnd"/>
+            <w:r>
+              <w:rPr>
+                <w:rFonts w:ascii="华文中宋" w:eastAsia="华文中宋" w:hAnsi="华文中宋" w:hint="eastAsia"/>
+              </w:rPr>
+              <w:t xml:space="preserve"> = ((</w:t>
+            </w:r>
+            <w:proofErr w:type="spellStart"/>
+            <w:r>
+              <w:rPr>
+                <w:rFonts w:ascii="华文中宋" w:eastAsia="华文中宋" w:hAnsi="华文中宋" w:hint="eastAsia"/>
+              </w:rPr>
+              <w:t>ya</w:t>
+            </w:r>
+            <w:proofErr w:type="spellEnd"/>
+            <w:r>
+              <w:rPr>
+                <w:rFonts w:ascii="华文中宋" w:eastAsia="华文中宋" w:hAnsi="华文中宋" w:hint="eastAsia"/>
+              </w:rPr>
+              <w:t xml:space="preserve"> - </w:t>
+            </w:r>
+            <w:proofErr w:type="spellStart"/>
+            <w:r>
+              <w:rPr>
+                <w:rFonts w:ascii="华文中宋" w:eastAsia="华文中宋" w:hAnsi="华文中宋" w:hint="eastAsia"/>
+              </w:rPr>
+              <w:t>yb</w:t>
+            </w:r>
+            <w:proofErr w:type="spellEnd"/>
+            <w:r>
+              <w:rPr>
+                <w:rFonts w:ascii="华文中宋" w:eastAsia="华文中宋" w:hAnsi="华文中宋" w:hint="eastAsia"/>
+              </w:rPr>
+              <w:t>) * xc) + ((</w:t>
+            </w:r>
+            <w:proofErr w:type="spellStart"/>
+            <w:r>
+              <w:rPr>
+                <w:rFonts w:ascii="华文中宋" w:eastAsia="华文中宋" w:hAnsi="华文中宋" w:hint="eastAsia"/>
+              </w:rPr>
+              <w:t>xb</w:t>
+            </w:r>
+            <w:proofErr w:type="spellEnd"/>
+            <w:r>
+              <w:rPr>
+                <w:rFonts w:ascii="华文中宋" w:eastAsia="华文中宋" w:hAnsi="华文中宋" w:hint="eastAsia"/>
+              </w:rPr>
+              <w:t xml:space="preserve"> - xa) * </w:t>
+            </w:r>
+            <w:proofErr w:type="spellStart"/>
+            <w:r>
+              <w:rPr>
+                <w:rFonts w:ascii="华文中宋" w:eastAsia="华文中宋" w:hAnsi="华文中宋" w:hint="eastAsia"/>
+              </w:rPr>
+              <w:t>yc</w:t>
+            </w:r>
+            <w:proofErr w:type="spellEnd"/>
+            <w:r>
+              <w:rPr>
+                <w:rFonts w:ascii="华文中宋" w:eastAsia="华文中宋" w:hAnsi="华文中宋" w:hint="eastAsia"/>
+              </w:rPr>
+              <w:t xml:space="preserve">) + ((xa * </w:t>
+            </w:r>
+            <w:proofErr w:type="spellStart"/>
+            <w:r>
+              <w:rPr>
+                <w:rFonts w:ascii="华文中宋" w:eastAsia="华文中宋" w:hAnsi="华文中宋" w:hint="eastAsia"/>
+              </w:rPr>
+              <w:t>yb</w:t>
+            </w:r>
+            <w:proofErr w:type="spellEnd"/>
+            <w:r>
+              <w:rPr>
+                <w:rFonts w:ascii="华文中宋" w:eastAsia="华文中宋" w:hAnsi="华文中宋" w:hint="eastAsia"/>
+              </w:rPr>
+              <w:t>) - (</w:t>
+            </w:r>
+            <w:proofErr w:type="spellStart"/>
+            <w:r>
+              <w:rPr>
+                <w:rFonts w:ascii="华文中宋" w:eastAsia="华文中宋" w:hAnsi="华文中宋" w:hint="eastAsia"/>
+              </w:rPr>
+              <w:t>xb</w:t>
+            </w:r>
+            <w:proofErr w:type="spellEnd"/>
+            <w:r>
+              <w:rPr>
+                <w:rFonts w:ascii="华文中宋" w:eastAsia="华文中宋" w:hAnsi="华文中宋" w:hint="eastAsia"/>
+              </w:rPr>
+              <w:t xml:space="preserve"> * </w:t>
+            </w:r>
+            <w:proofErr w:type="spellStart"/>
+            <w:r>
+              <w:rPr>
+                <w:rFonts w:ascii="华文中宋" w:eastAsia="华文中宋" w:hAnsi="华文中宋" w:hint="eastAsia"/>
+              </w:rPr>
+              <w:t>ya</w:t>
+            </w:r>
+            <w:proofErr w:type="spellEnd"/>
+            <w:r>
+              <w:rPr>
+                <w:rFonts w:ascii="华文中宋" w:eastAsia="华文中宋" w:hAnsi="华文中宋" w:hint="eastAsia"/>
+              </w:rPr>
+              <w:t>));</w:t>
+            </w:r>
+          </w:p>
+          <w:p>
+            <w:pPr>
+              <w:rPr>
+                <w:rFonts w:ascii="华文中宋" w:eastAsia="华文中宋" w:hAnsi="华文中宋" w:hint="eastAsia"/>
+              </w:rPr>
+            </w:pPr>
+            <w:r>
+              <w:rPr>
+                <w:rFonts w:ascii="华文中宋" w:eastAsia="华文中宋" w:hAnsi="华文中宋" w:hint="eastAsia"/>
+              </w:rPr>
+              <w:tab/>
+            </w:r>
+            <w:r>
+              <w:rPr>
+                <w:rFonts w:ascii="华文中宋" w:eastAsia="华文中宋" w:hAnsi="华文中宋" w:hint="eastAsia"/>
+              </w:rPr>
+              <w:tab/>
+              <w:t xml:space="preserve">float </w:t>
+            </w:r>
+            <w:proofErr w:type="spellStart"/>
+            <w:r>
+              <w:rPr>
+                <w:rFonts w:ascii="华文中宋" w:eastAsia="华文中宋" w:hAnsi="华文中宋" w:hint="eastAsia"/>
+              </w:rPr>
+              <w:t>numerator_c</w:t>
+            </w:r>
+            <w:proofErr w:type="spellEnd"/>
+            <w:r>
+              <w:rPr>
+                <w:rFonts w:ascii="华文中宋" w:eastAsia="华文中宋" w:hAnsi="华文中宋" w:hint="eastAsia"/>
+              </w:rPr>
+              <w:t xml:space="preserve"> = ((</w:t>
+            </w:r>
+            <w:proofErr w:type="spellStart"/>
+            <w:r>
+              <w:rPr>
+                <w:rFonts w:ascii="华文中宋" w:eastAsia="华文中宋" w:hAnsi="华文中宋" w:hint="eastAsia"/>
+              </w:rPr>
+              <w:t>ya</w:t>
+            </w:r>
+            <w:proofErr w:type="spellEnd"/>
+            <w:r>
+              <w:rPr>
+                <w:rFonts w:ascii="华文中宋" w:eastAsia="华文中宋" w:hAnsi="华文中宋" w:hint="eastAsia"/>
+              </w:rPr>
+              <w:t xml:space="preserve"> - </w:t>
+            </w:r>
+            <w:proofErr w:type="spellStart"/>
+            <w:r>
+              <w:rPr>
+                <w:rFonts w:ascii="华文中宋" w:eastAsia="华文中宋" w:hAnsi="华文中宋" w:hint="eastAsia"/>
+              </w:rPr>
+              <w:t>yb</w:t>
+            </w:r>
+            <w:proofErr w:type="spellEnd"/>
+            <w:r>
+              <w:rPr>
+                <w:rFonts w:ascii="华文中宋" w:eastAsia="华文中宋" w:hAnsi="华文中宋" w:hint="eastAsia"/>
+              </w:rPr>
+              <w:t xml:space="preserve">) * </w:t>
+            </w:r>
+            <w:proofErr w:type="spellStart"/>
+            <w:r>
+              <w:rPr>
+                <w:rFonts w:ascii="华文中宋" w:eastAsia="华文中宋" w:hAnsi="华文中宋" w:hint="eastAsia"/>
+              </w:rPr>
+              <w:t>current_x</w:t>
+            </w:r>
+            <w:proofErr w:type="spellEnd"/>
+            <w:r>
+              <w:rPr>
+                <w:rFonts w:ascii="华文中宋" w:eastAsia="华文中宋" w:hAnsi="华文中宋" w:hint="eastAsia"/>
+              </w:rPr>
+              <w:t>) + ((</w:t>
+            </w:r>
+            <w:proofErr w:type="spellStart"/>
+            <w:r>
+              <w:rPr>
+                <w:rFonts w:ascii="华文中宋" w:eastAsia="华文中宋" w:hAnsi="华文中宋" w:hint="eastAsia"/>
+              </w:rPr>
+              <w:t>xb</w:t>
+            </w:r>
+            <w:proofErr w:type="spellEnd"/>
+            <w:r>
+              <w:rPr>
+                <w:rFonts w:ascii="华文中宋" w:eastAsia="华文中宋" w:hAnsi="华文中宋" w:hint="eastAsia"/>
+              </w:rPr>
+              <w:t xml:space="preserve"> - xa) * </w:t>
+            </w:r>
+            <w:proofErr w:type="spellStart"/>
+            <w:r>
+              <w:rPr>
+                <w:rFonts w:ascii="华文中宋" w:eastAsia="华文中宋" w:hAnsi="华文中宋" w:hint="eastAsia"/>
+              </w:rPr>
+              <w:t>current_y</w:t>
+            </w:r>
+            <w:proofErr w:type="spellEnd"/>
+            <w:r>
+              <w:rPr>
+                <w:rFonts w:ascii="华文中宋" w:eastAsia="华文中宋" w:hAnsi="华文中宋" w:hint="eastAsia"/>
+              </w:rPr>
+              <w:t xml:space="preserve">) + ((xa * </w:t>
+            </w:r>
+            <w:proofErr w:type="spellStart"/>
+            <w:r>
+              <w:rPr>
+                <w:rFonts w:ascii="华文中宋" w:eastAsia="华文中宋" w:hAnsi="华文中宋" w:hint="eastAsia"/>
+              </w:rPr>
+              <w:t>yb</w:t>
+            </w:r>
+            <w:proofErr w:type="spellEnd"/>
+            <w:r>
+              <w:rPr>
+                <w:rFonts w:ascii="华文中宋" w:eastAsia="华文中宋" w:hAnsi="华文中宋" w:hint="eastAsia"/>
+              </w:rPr>
+              <w:t>) - (</w:t>
+            </w:r>
+            <w:proofErr w:type="spellStart"/>
+            <w:r>
+              <w:rPr>
+                <w:rFonts w:ascii="华文中宋" w:eastAsia="华文中宋" w:hAnsi="华文中宋" w:hint="eastAsia"/>
+              </w:rPr>
+              <w:t>xb</w:t>
+            </w:r>
+            <w:proofErr w:type="spellEnd"/>
+            <w:r>
+              <w:rPr>
+                <w:rFonts w:ascii="华文中宋" w:eastAsia="华文中宋" w:hAnsi="华文中宋" w:hint="eastAsia"/>
+              </w:rPr>
+              <w:t xml:space="preserve"> * </w:t>
+            </w:r>
+            <w:proofErr w:type="spellStart"/>
+            <w:r>
+              <w:rPr>
+                <w:rFonts w:ascii="华文中宋" w:eastAsia="华文中宋" w:hAnsi="华文中宋" w:hint="eastAsia"/>
+              </w:rPr>
+              <w:t>ya</w:t>
+            </w:r>
+            <w:proofErr w:type="spellEnd"/>
+            <w:r>
+              <w:rPr>
+                <w:rFonts w:ascii="华文中宋" w:eastAsia="华文中宋" w:hAnsi="华文中宋" w:hint="eastAsia"/>
+              </w:rPr>
+              <w:t>));</w:t>
+            </w:r>
+          </w:p>
+          <w:p>
+            <w:pPr>
+              <w:rPr>
+                <w:rFonts w:ascii="华文中宋" w:eastAsia="华文中宋" w:hAnsi="华文中宋" w:hint="eastAsia"/>
+              </w:rPr>
+            </w:pPr>
+            <w:r>
+              <w:rPr>
+                <w:rFonts w:ascii="华文中宋" w:eastAsia="华文中宋" w:hAnsi="华文中宋" w:hint="eastAsia"/>
+              </w:rPr>
+              <w:tab/>
+            </w:r>
+            <w:r>
+              <w:rPr>
+                <w:rFonts w:ascii="华文中宋" w:eastAsia="华文中宋" w:hAnsi="华文中宋" w:hint="eastAsia"/>
+              </w:rPr>
+              <w:tab/>
+            </w:r>
+            <w:r>
+              <w:rPr>
+                <w:rFonts w:ascii="华文中宋" w:eastAsia="华文中宋" w:hAnsi="华文中宋" w:hint="eastAsia"/>
+              </w:rPr>
+              <w:tab/>
+            </w:r>
+            <w:r>
+              <w:rPr>
+                <w:rFonts w:ascii="华文中宋" w:eastAsia="华文中宋" w:hAnsi="华文中宋" w:hint="eastAsia"/>
+              </w:rPr>
+              <w:tab/>
+            </w:r>
+          </w:p>
+          <w:p>
+            <w:pPr>
+              <w:rPr>
+                <w:rFonts w:ascii="华文中宋" w:eastAsia="华文中宋" w:hAnsi="华文中宋" w:hint="eastAsia"/>
+              </w:rPr>
+            </w:pPr>
+            <w:r>
+              <w:rPr>
+                <w:rFonts w:ascii="华文中宋" w:eastAsia="华文中宋" w:hAnsi="华文中宋" w:hint="eastAsia"/>
+              </w:rPr>
+              <w:tab/>
+            </w:r>
+            <w:r>
+              <w:rPr>
+                <w:rFonts w:ascii="华文中宋" w:eastAsia="华文中宋" w:hAnsi="华文中宋" w:hint="eastAsia"/>
+              </w:rPr>
+              <w:tab/>
+              <w:t>if (</w:t>
+            </w:r>
+            <w:proofErr w:type="spellStart"/>
+            <w:r>
+              <w:rPr>
+                <w:rFonts w:ascii="华文中宋" w:eastAsia="华文中宋" w:hAnsi="华文中宋" w:hint="eastAsia"/>
+              </w:rPr>
+              <w:t>denominator_c</w:t>
+            </w:r>
+            <w:proofErr w:type="spellEnd"/>
+            <w:r>
+              <w:rPr>
+                <w:rFonts w:ascii="华文中宋" w:eastAsia="华文中宋" w:hAnsi="华文中宋" w:hint="eastAsia"/>
+              </w:rPr>
+              <w:t xml:space="preserve"> == 0) </w:t>
+            </w:r>
+            <w:proofErr w:type="gramStart"/>
+            <w:r>
+              <w:rPr>
+                <w:rFonts w:ascii="华文中宋" w:eastAsia="华文中宋" w:hAnsi="华文中宋" w:hint="eastAsia"/>
+              </w:rPr>
+              <w:t>{ continue; }</w:t>
+            </w:r>
+            <w:proofErr w:type="gramEnd"/>
+          </w:p>
+          <w:p>
+            <w:pPr>
+              <w:rPr>
+                <w:rFonts w:ascii="华文中宋" w:eastAsia="华文中宋" w:hAnsi="华文中宋" w:hint="eastAsia"/>
+              </w:rPr>
+            </w:pPr>
+            <w:r>
+              <w:rPr>
+                <w:rFonts w:ascii="华文中宋" w:eastAsia="华文中宋" w:hAnsi="华文中宋" w:hint="eastAsia"/>
+              </w:rPr>
+              <w:tab/>
+            </w:r>
+            <w:r>
+              <w:rPr>
+                <w:rFonts w:ascii="华文中宋" w:eastAsia="华文中宋" w:hAnsi="华文中宋" w:hint="eastAsia"/>
+              </w:rPr>
+              <w:tab/>
+              <w:t xml:space="preserve">float c = </w:t>
+            </w:r>
+            <w:proofErr w:type="spellStart"/>
+            <w:r>
+              <w:rPr>
+                <w:rFonts w:ascii="华文中宋" w:eastAsia="华文中宋" w:hAnsi="华文中宋" w:hint="eastAsia"/>
+              </w:rPr>
+              <w:t>numerator_c</w:t>
+            </w:r>
+            <w:proofErr w:type="spellEnd"/>
+            <w:r>
+              <w:rPr>
+                <w:rFonts w:ascii="华文中宋" w:eastAsia="华文中宋" w:hAnsi="华文中宋" w:hint="eastAsia"/>
+              </w:rPr>
+              <w:t xml:space="preserve"> / </w:t>
+            </w:r>
+            <w:proofErr w:type="spellStart"/>
+            <w:r>
+              <w:rPr>
+                <w:rFonts w:ascii="华文中宋" w:eastAsia="华文中宋" w:hAnsi="华文中宋" w:hint="eastAsia"/>
+              </w:rPr>
+              <w:t>denominator_c</w:t>
+            </w:r>
+            <w:proofErr w:type="spellEnd"/>
+            <w:r>
+              <w:rPr>
+                <w:rFonts w:ascii="华文中宋" w:eastAsia="华文中宋" w:hAnsi="华文中宋" w:hint="eastAsia"/>
+              </w:rPr>
+              <w:t>;</w:t>
+            </w:r>
+          </w:p>
+          <w:p>
+            <w:pPr>
+              <w:rPr>
+                <w:rFonts w:ascii="华文中宋" w:eastAsia="华文中宋" w:hAnsi="华文中宋" w:hint="eastAsia"/>
+              </w:rPr>
+            </w:pPr>
+          </w:p>
+          <w:p>
+            <w:pPr>
+              <w:rPr>
+                <w:rFonts w:ascii="华文中宋" w:eastAsia="华文中宋" w:hAnsi="华文中宋" w:hint="eastAsia"/>
+              </w:rPr>
+            </w:pPr>
+            <w:r>
+              <w:rPr>
+                <w:rFonts w:ascii="华文中宋" w:eastAsia="华文中宋" w:hAnsi="华文中宋" w:hint="eastAsia"/>
+              </w:rPr>
+              <w:tab/>
+            </w:r>
+            <w:r>
+              <w:rPr>
+                <w:rFonts w:ascii="华文中宋" w:eastAsia="华文中宋" w:hAnsi="华文中宋" w:hint="eastAsia"/>
+              </w:rPr>
+              <w:tab/>
+              <w:t xml:space="preserve">float </w:t>
+            </w:r>
+            <w:proofErr w:type="spellStart"/>
+            <w:r>
+              <w:rPr>
+                <w:rFonts w:ascii="华文中宋" w:eastAsia="华文中宋" w:hAnsi="华文中宋" w:hint="eastAsia"/>
+              </w:rPr>
+              <w:t>denominator_b</w:t>
+            </w:r>
+            <w:proofErr w:type="spellEnd"/>
+            <w:r>
+              <w:rPr>
+                <w:rFonts w:ascii="华文中宋" w:eastAsia="华文中宋" w:hAnsi="华文中宋" w:hint="eastAsia"/>
+              </w:rPr>
+              <w:t xml:space="preserve"> = ((</w:t>
+            </w:r>
+            <w:proofErr w:type="spellStart"/>
+            <w:r>
+              <w:rPr>
+                <w:rFonts w:ascii="华文中宋" w:eastAsia="华文中宋" w:hAnsi="华文中宋" w:hint="eastAsia"/>
+              </w:rPr>
+              <w:t>ya</w:t>
+            </w:r>
+            <w:proofErr w:type="spellEnd"/>
+            <w:r>
+              <w:rPr>
+                <w:rFonts w:ascii="华文中宋" w:eastAsia="华文中宋" w:hAnsi="华文中宋" w:hint="eastAsia"/>
+              </w:rPr>
+              <w:t xml:space="preserve"> - </w:t>
+            </w:r>
+            <w:proofErr w:type="spellStart"/>
+            <w:r>
+              <w:rPr>
+                <w:rFonts w:ascii="华文中宋" w:eastAsia="华文中宋" w:hAnsi="华文中宋" w:hint="eastAsia"/>
+              </w:rPr>
+              <w:t>yc</w:t>
+            </w:r>
+            <w:proofErr w:type="spellEnd"/>
+            <w:r>
+              <w:rPr>
+                <w:rFonts w:ascii="华文中宋" w:eastAsia="华文中宋" w:hAnsi="华文中宋" w:hint="eastAsia"/>
+              </w:rPr>
+              <w:t xml:space="preserve">) * </w:t>
+            </w:r>
+            <w:proofErr w:type="spellStart"/>
+            <w:r>
+              <w:rPr>
+                <w:rFonts w:ascii="华文中宋" w:eastAsia="华文中宋" w:hAnsi="华文中宋" w:hint="eastAsia"/>
+              </w:rPr>
+              <w:t>xb</w:t>
+            </w:r>
+            <w:proofErr w:type="spellEnd"/>
+            <w:r>
+              <w:rPr>
+                <w:rFonts w:ascii="华文中宋" w:eastAsia="华文中宋" w:hAnsi="华文中宋" w:hint="eastAsia"/>
+              </w:rPr>
+              <w:t xml:space="preserve">) + ((xc - xa) * </w:t>
+            </w:r>
+            <w:proofErr w:type="spellStart"/>
+            <w:r>
+              <w:rPr>
+                <w:rFonts w:ascii="华文中宋" w:eastAsia="华文中宋" w:hAnsi="华文中宋" w:hint="eastAsia"/>
+              </w:rPr>
+              <w:t>ya</w:t>
+            </w:r>
+            <w:proofErr w:type="spellEnd"/>
+            <w:r>
+              <w:rPr>
+                <w:rFonts w:ascii="华文中宋" w:eastAsia="华文中宋" w:hAnsi="华文中宋" w:hint="eastAsia"/>
+              </w:rPr>
+              <w:t xml:space="preserve">) + ((xa * </w:t>
+            </w:r>
+            <w:proofErr w:type="spellStart"/>
+            <w:r>
+              <w:rPr>
+                <w:rFonts w:ascii="华文中宋" w:eastAsia="华文中宋" w:hAnsi="华文中宋" w:hint="eastAsia"/>
+              </w:rPr>
+              <w:t>yc</w:t>
+            </w:r>
+            <w:proofErr w:type="spellEnd"/>
+            <w:r>
+              <w:rPr>
+                <w:rFonts w:ascii="华文中宋" w:eastAsia="华文中宋" w:hAnsi="华文中宋" w:hint="eastAsia"/>
+              </w:rPr>
+              <w:t xml:space="preserve">) - (xc * </w:t>
+            </w:r>
+            <w:proofErr w:type="spellStart"/>
+            <w:r>
+              <w:rPr>
+                <w:rFonts w:ascii="华文中宋" w:eastAsia="华文中宋" w:hAnsi="华文中宋" w:hint="eastAsia"/>
+              </w:rPr>
+              <w:t>ya</w:t>
+            </w:r>
+            <w:proofErr w:type="spellEnd"/>
+            <w:r>
+              <w:rPr>
+                <w:rFonts w:ascii="华文中宋" w:eastAsia="华文中宋" w:hAnsi="华文中宋" w:hint="eastAsia"/>
+              </w:rPr>
+              <w:t>));</w:t>
+            </w:r>
+          </w:p>
+          <w:p>
+            <w:pPr>
+              <w:rPr>
+                <w:rFonts w:ascii="华文中宋" w:eastAsia="华文中宋" w:hAnsi="华文中宋" w:hint="eastAsia"/>
+              </w:rPr>
+            </w:pPr>
+            <w:r>
+              <w:rPr>
+                <w:rFonts w:ascii="华文中宋" w:eastAsia="华文中宋" w:hAnsi="华文中宋" w:hint="eastAsia"/>
+              </w:rPr>
+              <w:tab/>
+            </w:r>
+            <w:r>
+              <w:rPr>
+                <w:rFonts w:ascii="华文中宋" w:eastAsia="华文中宋" w:hAnsi="华文中宋" w:hint="eastAsia"/>
+              </w:rPr>
+              <w:tab/>
+              <w:t xml:space="preserve">float </w:t>
+            </w:r>
+            <w:proofErr w:type="spellStart"/>
+            <w:r>
+              <w:rPr>
+                <w:rFonts w:ascii="华文中宋" w:eastAsia="华文中宋" w:hAnsi="华文中宋" w:hint="eastAsia"/>
+              </w:rPr>
+              <w:t>numerator_b</w:t>
+            </w:r>
+            <w:proofErr w:type="spellEnd"/>
+            <w:r>
+              <w:rPr>
+                <w:rFonts w:ascii="华文中宋" w:eastAsia="华文中宋" w:hAnsi="华文中宋" w:hint="eastAsia"/>
+              </w:rPr>
+              <w:t xml:space="preserve"> = ((</w:t>
+            </w:r>
+            <w:proofErr w:type="spellStart"/>
+            <w:r>
+              <w:rPr>
+                <w:rFonts w:ascii="华文中宋" w:eastAsia="华文中宋" w:hAnsi="华文中宋" w:hint="eastAsia"/>
+              </w:rPr>
+              <w:t>ya</w:t>
+            </w:r>
+            <w:proofErr w:type="spellEnd"/>
+            <w:r>
+              <w:rPr>
+                <w:rFonts w:ascii="华文中宋" w:eastAsia="华文中宋" w:hAnsi="华文中宋" w:hint="eastAsia"/>
+              </w:rPr>
+              <w:t xml:space="preserve"> - </w:t>
+            </w:r>
+            <w:proofErr w:type="spellStart"/>
+            <w:r>
+              <w:rPr>
+                <w:rFonts w:ascii="华文中宋" w:eastAsia="华文中宋" w:hAnsi="华文中宋" w:hint="eastAsia"/>
+              </w:rPr>
+              <w:t>yc</w:t>
+            </w:r>
+            <w:proofErr w:type="spellEnd"/>
+            <w:r>
+              <w:rPr>
+                <w:rFonts w:ascii="华文中宋" w:eastAsia="华文中宋" w:hAnsi="华文中宋" w:hint="eastAsia"/>
+              </w:rPr>
+              <w:t xml:space="preserve">) * </w:t>
+            </w:r>
+            <w:proofErr w:type="spellStart"/>
+            <w:r>
+              <w:rPr>
+                <w:rFonts w:ascii="华文中宋" w:eastAsia="华文中宋" w:hAnsi="华文中宋" w:hint="eastAsia"/>
+              </w:rPr>
+              <w:t>current_x</w:t>
+            </w:r>
+            <w:proofErr w:type="spellEnd"/>
+            <w:r>
+              <w:rPr>
+                <w:rFonts w:ascii="华文中宋" w:eastAsia="华文中宋" w:hAnsi="华文中宋" w:hint="eastAsia"/>
+              </w:rPr>
+              <w:t xml:space="preserve">) + ((xc - xa) * </w:t>
+            </w:r>
+            <w:proofErr w:type="spellStart"/>
+            <w:r>
+              <w:rPr>
+                <w:rFonts w:ascii="华文中宋" w:eastAsia="华文中宋" w:hAnsi="华文中宋" w:hint="eastAsia"/>
+              </w:rPr>
+              <w:t>current_y</w:t>
+            </w:r>
+            <w:proofErr w:type="spellEnd"/>
+            <w:r>
+              <w:rPr>
+                <w:rFonts w:ascii="华文中宋" w:eastAsia="华文中宋" w:hAnsi="华文中宋" w:hint="eastAsia"/>
+              </w:rPr>
+              <w:t xml:space="preserve">) + ((xa * </w:t>
+            </w:r>
+            <w:proofErr w:type="spellStart"/>
+            <w:r>
+              <w:rPr>
+                <w:rFonts w:ascii="华文中宋" w:eastAsia="华文中宋" w:hAnsi="华文中宋" w:hint="eastAsia"/>
+              </w:rPr>
+              <w:t>yc</w:t>
+            </w:r>
+            <w:proofErr w:type="spellEnd"/>
+            <w:r>
+              <w:rPr>
+                <w:rFonts w:ascii="华文中宋" w:eastAsia="华文中宋" w:hAnsi="华文中宋" w:hint="eastAsia"/>
+              </w:rPr>
+              <w:t xml:space="preserve">) - (xc * </w:t>
+            </w:r>
+            <w:proofErr w:type="spellStart"/>
+            <w:r>
+              <w:rPr>
+                <w:rFonts w:ascii="华文中宋" w:eastAsia="华文中宋" w:hAnsi="华文中宋" w:hint="eastAsia"/>
+              </w:rPr>
+              <w:t>ya</w:t>
+            </w:r>
+            <w:proofErr w:type="spellEnd"/>
+            <w:r>
+              <w:rPr>
+                <w:rFonts w:ascii="华文中宋" w:eastAsia="华文中宋" w:hAnsi="华文中宋" w:hint="eastAsia"/>
+              </w:rPr>
+              <w:t>));</w:t>
+            </w:r>
+          </w:p>
+          <w:p>
+            <w:pPr>
+              <w:rPr>
+                <w:rFonts w:ascii="华文中宋" w:eastAsia="华文中宋" w:hAnsi="华文中宋" w:hint="eastAsia"/>
+              </w:rPr>
+            </w:pPr>
+          </w:p>
+          <w:p>
+            <w:pPr>
+              <w:rPr>
+                <w:rFonts w:ascii="华文中宋" w:eastAsia="华文中宋" w:hAnsi="华文中宋" w:hint="eastAsia"/>
+              </w:rPr>
+            </w:pPr>
+            <w:r>
+              <w:rPr>
+                <w:rFonts w:ascii="华文中宋" w:eastAsia="华文中宋" w:hAnsi="华文中宋" w:hint="eastAsia"/>
+              </w:rPr>
+              <w:tab/>
+            </w:r>
+            <w:r>
+              <w:rPr>
+                <w:rFonts w:ascii="华文中宋" w:eastAsia="华文中宋" w:hAnsi="华文中宋" w:hint="eastAsia"/>
+              </w:rPr>
+              <w:tab/>
+              <w:t>if (</w:t>
+            </w:r>
+            <w:proofErr w:type="spellStart"/>
+            <w:r>
+              <w:rPr>
+                <w:rFonts w:ascii="华文中宋" w:eastAsia="华文中宋" w:hAnsi="华文中宋" w:hint="eastAsia"/>
+              </w:rPr>
+              <w:t>denominator_b</w:t>
+            </w:r>
+            <w:proofErr w:type="spellEnd"/>
+            <w:r>
+              <w:rPr>
+                <w:rFonts w:ascii="华文中宋" w:eastAsia="华文中宋" w:hAnsi="华文中宋" w:hint="eastAsia"/>
+              </w:rPr>
+              <w:t xml:space="preserve"> == 0) </w:t>
+            </w:r>
+            <w:proofErr w:type="gramStart"/>
+            <w:r>
+              <w:rPr>
+                <w:rFonts w:ascii="华文中宋" w:eastAsia="华文中宋" w:hAnsi="华文中宋" w:hint="eastAsia"/>
+              </w:rPr>
+              <w:t>{ continue; }</w:t>
+            </w:r>
+            <w:proofErr w:type="gramEnd"/>
+          </w:p>
+          <w:p>
+            <w:pPr>
+              <w:rPr>
+                <w:rFonts w:ascii="华文中宋" w:eastAsia="华文中宋" w:hAnsi="华文中宋" w:hint="eastAsia"/>
+              </w:rPr>
+            </w:pPr>
+            <w:r>
+              <w:rPr>
+                <w:rFonts w:ascii="华文中宋" w:eastAsia="华文中宋" w:hAnsi="华文中宋" w:hint="eastAsia"/>
+              </w:rPr>
+              <w:tab/>
+            </w:r>
+            <w:r>
+              <w:rPr>
+                <w:rFonts w:ascii="华文中宋" w:eastAsia="华文中宋" w:hAnsi="华文中宋" w:hint="eastAsia"/>
+              </w:rPr>
+              <w:tab/>
+              <w:t xml:space="preserve">float b = </w:t>
+            </w:r>
+            <w:proofErr w:type="spellStart"/>
+            <w:r>
+              <w:rPr>
+                <w:rFonts w:ascii="华文中宋" w:eastAsia="华文中宋" w:hAnsi="华文中宋" w:hint="eastAsia"/>
+              </w:rPr>
+              <w:t>numerator_b</w:t>
+            </w:r>
+            <w:proofErr w:type="spellEnd"/>
+            <w:r>
+              <w:rPr>
+                <w:rFonts w:ascii="华文中宋" w:eastAsia="华文中宋" w:hAnsi="华文中宋" w:hint="eastAsia"/>
+              </w:rPr>
+              <w:t xml:space="preserve"> / </w:t>
+            </w:r>
+            <w:proofErr w:type="spellStart"/>
+            <w:r>
+              <w:rPr>
+                <w:rFonts w:ascii="华文中宋" w:eastAsia="华文中宋" w:hAnsi="华文中宋" w:hint="eastAsia"/>
+              </w:rPr>
+              <w:t>denominator_b</w:t>
+            </w:r>
+            <w:proofErr w:type="spellEnd"/>
+            <w:r>
+              <w:rPr>
+                <w:rFonts w:ascii="华文中宋" w:eastAsia="华文中宋" w:hAnsi="华文中宋" w:hint="eastAsia"/>
+              </w:rPr>
+              <w:t>;</w:t>
+            </w:r>
+          </w:p>
+          <w:p>
+            <w:pPr>
+              <w:rPr>
+                <w:rFonts w:ascii="华文中宋" w:eastAsia="华文中宋" w:hAnsi="华文中宋" w:hint="eastAsia"/>
+              </w:rPr>
+            </w:pPr>
+          </w:p>
+          <w:p>
+            <w:pPr>
+              <w:rPr>
+                <w:rFonts w:ascii="华文中宋" w:eastAsia="华文中宋" w:hAnsi="华文中宋"/>
+              </w:rPr>
+            </w:pPr>
+            <w:r>
+              <w:rPr>
+                <w:rFonts w:ascii="华文中宋" w:eastAsia="华文中宋" w:hAnsi="华文中宋" w:hint="eastAsia"/>
+              </w:rPr>
+              <w:lastRenderedPageBreak/>
+              <w:tab/>
+            </w:r>
+            <w:r>
+              <w:rPr>
+                <w:rFonts w:ascii="华文中宋" w:eastAsia="华文中宋" w:hAnsi="华文中宋" w:hint="eastAsia"/>
+              </w:rPr>
+              <w:tab/>
+              <w:t xml:space="preserve">float a = 1 - b - </w:t>
+            </w:r>
+            <w:proofErr w:type="gramStart"/>
+            <w:r>
+              <w:rPr>
+                <w:rFonts w:ascii="华文中宋" w:eastAsia="华文中宋" w:hAnsi="华文中宋" w:hint="eastAsia"/>
+              </w:rPr>
+              <w:t>c;*</w:t>
+            </w:r>
+            <w:proofErr w:type="gramEnd"/>
+            <w:r>
+              <w:rPr>
+                <w:rFonts w:ascii="华文中宋" w:eastAsia="华文中宋" w:hAnsi="华文中宋" w:hint="eastAsia"/>
+              </w:rPr>
+              <w:t>/</w:t>
+            </w:r>
+          </w:p>
+          <w:p>
+            <w:pPr>
+              <w:rPr>
+                <w:rFonts w:ascii="华文中宋" w:eastAsia="华文中宋" w:hAnsi="华文中宋" w:hint="eastAsia"/>
+              </w:rPr>
+            </w:pPr>
+          </w:p>
+        </w:tc>
+      </w:tr>
+    </w:tbl>
+    <w:p>
+      <w:pPr>
+        <w:rPr>
+          <w:rFonts w:ascii="华文中宋" w:eastAsia="华文中宋" w:hAnsi="华文中宋"/>
+        </w:rPr>
+      </w:pPr>
+      <w:r>
+        <w:rPr>
+          <w:rFonts w:ascii="华文中宋" w:eastAsia="华文中宋" w:hAnsi="华文中宋" w:hint="eastAsia"/>
+        </w:rPr>
+        <w:lastRenderedPageBreak/>
+        <w:t>面积公式不对</w:t>
+      </w:r>
+    </w:p>
+    <w:p>
+      <w:pPr>
+        <w:rPr>
+          <w:rFonts w:ascii="华文中宋" w:eastAsia="华文中宋" w:hAnsi="华文中宋"/>
+        </w:rPr>
+      </w:pPr>
+      <w:r>
+        <w:rPr>
+          <w:rFonts w:ascii="华文中宋" w:eastAsia="华文中宋" w:hAnsi="华文中宋" w:hint="eastAsia"/>
+        </w:rPr>
+        <w:t>改成这个</w:t>
+      </w:r>
+    </w:p>
+    <w:tbl>
+      <w:tblPr>
+        <w:tblStyle w:val="af5"/>
+        <w:tblW w:w="0" w:type="auto"/>
+        <w:tblLook w:val="04A0" w:firstRow="1" w:lastRow="0" w:firstColumn="1" w:lastColumn="0" w:noHBand="0" w:noVBand="1"/>
+      </w:tblPr>
+      <w:tblGrid>
+        <w:gridCol w:w="8296"/>
+      </w:tblGrid>
+      <w:tr>
+        <w:tc>
+          <w:tcPr>
+            <w:tcW w:w="8296" w:type="dxa"/>
+          </w:tcPr>
+          <w:p>
+            <w:pPr>
+              <w:rPr>
+                <w:rFonts w:ascii="华文中宋" w:eastAsia="华文中宋" w:hAnsi="华文中宋" w:hint="eastAsia"/>
+              </w:rPr>
+            </w:pPr>
+            <w:r>
+              <w:rPr>
+                <w:rFonts w:ascii="华文中宋" w:eastAsia="华文中宋" w:hAnsi="华文中宋" w:hint="eastAsia"/>
+              </w:rPr>
+              <w:tab/>
+              <w:t>float area = (</w:t>
+            </w:r>
+            <w:proofErr w:type="spellStart"/>
+            <w:r>
+              <w:rPr>
+                <w:rFonts w:ascii="华文中宋" w:eastAsia="华文中宋" w:hAnsi="华文中宋" w:hint="eastAsia"/>
+              </w:rPr>
+              <w:t>xb</w:t>
+            </w:r>
+            <w:proofErr w:type="spellEnd"/>
+            <w:r>
+              <w:rPr>
+                <w:rFonts w:ascii="华文中宋" w:eastAsia="华文中宋" w:hAnsi="华文中宋" w:hint="eastAsia"/>
+              </w:rPr>
+              <w:t xml:space="preserve"> - xa) * (</w:t>
+            </w:r>
+            <w:proofErr w:type="spellStart"/>
+            <w:r>
+              <w:rPr>
+                <w:rFonts w:ascii="华文中宋" w:eastAsia="华文中宋" w:hAnsi="华文中宋" w:hint="eastAsia"/>
+              </w:rPr>
+              <w:t>yc</w:t>
+            </w:r>
+            <w:proofErr w:type="spellEnd"/>
+            <w:r>
+              <w:rPr>
+                <w:rFonts w:ascii="华文中宋" w:eastAsia="华文中宋" w:hAnsi="华文中宋" w:hint="eastAsia"/>
+              </w:rPr>
+              <w:t xml:space="preserve"> - </w:t>
+            </w:r>
+            <w:proofErr w:type="spellStart"/>
+            <w:r>
+              <w:rPr>
+                <w:rFonts w:ascii="华文中宋" w:eastAsia="华文中宋" w:hAnsi="华文中宋" w:hint="eastAsia"/>
+              </w:rPr>
+              <w:t>ya</w:t>
+            </w:r>
+            <w:proofErr w:type="spellEnd"/>
+            <w:r>
+              <w:rPr>
+                <w:rFonts w:ascii="华文中宋" w:eastAsia="华文中宋" w:hAnsi="华文中宋" w:hint="eastAsia"/>
+              </w:rPr>
+              <w:t>) - (</w:t>
+            </w:r>
+            <w:proofErr w:type="spellStart"/>
+            <w:r>
+              <w:rPr>
+                <w:rFonts w:ascii="华文中宋" w:eastAsia="华文中宋" w:hAnsi="华文中宋" w:hint="eastAsia"/>
+              </w:rPr>
+              <w:t>yb</w:t>
+            </w:r>
+            <w:proofErr w:type="spellEnd"/>
+            <w:r>
+              <w:rPr>
+                <w:rFonts w:ascii="华文中宋" w:eastAsia="华文中宋" w:hAnsi="华文中宋" w:hint="eastAsia"/>
+              </w:rPr>
+              <w:t xml:space="preserve"> - </w:t>
+            </w:r>
+            <w:proofErr w:type="spellStart"/>
+            <w:r>
+              <w:rPr>
+                <w:rFonts w:ascii="华文中宋" w:eastAsia="华文中宋" w:hAnsi="华文中宋" w:hint="eastAsia"/>
+              </w:rPr>
+              <w:t>ya</w:t>
+            </w:r>
+            <w:proofErr w:type="spellEnd"/>
+            <w:r>
+              <w:rPr>
+                <w:rFonts w:ascii="华文中宋" w:eastAsia="华文中宋" w:hAnsi="华文中宋" w:hint="eastAsia"/>
+              </w:rPr>
+              <w:t>) * (xc - xa);</w:t>
+            </w:r>
+          </w:p>
+          <w:p>
+            <w:pPr>
+              <w:rPr>
+                <w:rFonts w:ascii="华文中宋" w:eastAsia="华文中宋" w:hAnsi="华文中宋" w:hint="eastAsia"/>
+              </w:rPr>
+            </w:pPr>
+          </w:p>
+          <w:p>
+            <w:pPr>
+              <w:rPr>
+                <w:rFonts w:ascii="华文中宋" w:eastAsia="华文中宋" w:hAnsi="华文中宋" w:hint="eastAsia"/>
+              </w:rPr>
+            </w:pPr>
+            <w:r>
+              <w:rPr>
+                <w:rFonts w:ascii="华文中宋" w:eastAsia="华文中宋" w:hAnsi="华文中宋" w:hint="eastAsia"/>
+              </w:rPr>
+              <w:tab/>
+              <w:t>float a = ((</w:t>
+            </w:r>
+            <w:proofErr w:type="spellStart"/>
+            <w:r>
+              <w:rPr>
+                <w:rFonts w:ascii="华文中宋" w:eastAsia="华文中宋" w:hAnsi="华文中宋" w:hint="eastAsia"/>
+              </w:rPr>
+              <w:t>xb</w:t>
+            </w:r>
+            <w:proofErr w:type="spellEnd"/>
+            <w:r>
+              <w:rPr>
+                <w:rFonts w:ascii="华文中宋" w:eastAsia="华文中宋" w:hAnsi="华文中宋" w:hint="eastAsia"/>
+              </w:rPr>
+              <w:t xml:space="preserve"> - </w:t>
+            </w:r>
+            <w:proofErr w:type="spellStart"/>
+            <w:r>
+              <w:rPr>
+                <w:rFonts w:ascii="华文中宋" w:eastAsia="华文中宋" w:hAnsi="华文中宋" w:hint="eastAsia"/>
+              </w:rPr>
+              <w:t>current_x</w:t>
+            </w:r>
+            <w:proofErr w:type="spellEnd"/>
+            <w:r>
+              <w:rPr>
+                <w:rFonts w:ascii="华文中宋" w:eastAsia="华文中宋" w:hAnsi="华文中宋" w:hint="eastAsia"/>
+              </w:rPr>
+              <w:t>) * (</w:t>
+            </w:r>
+            <w:proofErr w:type="spellStart"/>
+            <w:r>
+              <w:rPr>
+                <w:rFonts w:ascii="华文中宋" w:eastAsia="华文中宋" w:hAnsi="华文中宋" w:hint="eastAsia"/>
+              </w:rPr>
+              <w:t>yc</w:t>
+            </w:r>
+            <w:proofErr w:type="spellEnd"/>
+            <w:r>
+              <w:rPr>
+                <w:rFonts w:ascii="华文中宋" w:eastAsia="华文中宋" w:hAnsi="华文中宋" w:hint="eastAsia"/>
+              </w:rPr>
+              <w:t xml:space="preserve"> - </w:t>
+            </w:r>
+            <w:proofErr w:type="spellStart"/>
+            <w:r>
+              <w:rPr>
+                <w:rFonts w:ascii="华文中宋" w:eastAsia="华文中宋" w:hAnsi="华文中宋" w:hint="eastAsia"/>
+              </w:rPr>
+              <w:t>current_y</w:t>
+            </w:r>
+            <w:proofErr w:type="spellEnd"/>
+            <w:r>
+              <w:rPr>
+                <w:rFonts w:ascii="华文中宋" w:eastAsia="华文中宋" w:hAnsi="华文中宋" w:hint="eastAsia"/>
+              </w:rPr>
+              <w:t>) - (</w:t>
+            </w:r>
+            <w:proofErr w:type="spellStart"/>
+            <w:r>
+              <w:rPr>
+                <w:rFonts w:ascii="华文中宋" w:eastAsia="华文中宋" w:hAnsi="华文中宋" w:hint="eastAsia"/>
+              </w:rPr>
+              <w:t>yb</w:t>
+            </w:r>
+            <w:proofErr w:type="spellEnd"/>
+            <w:r>
+              <w:rPr>
+                <w:rFonts w:ascii="华文中宋" w:eastAsia="华文中宋" w:hAnsi="华文中宋" w:hint="eastAsia"/>
+              </w:rPr>
+              <w:t xml:space="preserve"> - </w:t>
+            </w:r>
+            <w:proofErr w:type="spellStart"/>
+            <w:r>
+              <w:rPr>
+                <w:rFonts w:ascii="华文中宋" w:eastAsia="华文中宋" w:hAnsi="华文中宋" w:hint="eastAsia"/>
+              </w:rPr>
+              <w:t>current_y</w:t>
+            </w:r>
+            <w:proofErr w:type="spellEnd"/>
+            <w:r>
+              <w:rPr>
+                <w:rFonts w:ascii="华文中宋" w:eastAsia="华文中宋" w:hAnsi="华文中宋" w:hint="eastAsia"/>
+              </w:rPr>
+              <w:t xml:space="preserve">) * (xc - </w:t>
+            </w:r>
+            <w:proofErr w:type="spellStart"/>
+            <w:r>
+              <w:rPr>
+                <w:rFonts w:ascii="华文中宋" w:eastAsia="华文中宋" w:hAnsi="华文中宋" w:hint="eastAsia"/>
+              </w:rPr>
+              <w:t>current_x</w:t>
+            </w:r>
+            <w:proofErr w:type="spellEnd"/>
+            <w:r>
+              <w:rPr>
+                <w:rFonts w:ascii="华文中宋" w:eastAsia="华文中宋" w:hAnsi="华文中宋" w:hint="eastAsia"/>
+              </w:rPr>
+              <w:t>)) / area;</w:t>
+            </w:r>
+          </w:p>
+          <w:p>
+            <w:pPr>
+              <w:rPr>
+                <w:rFonts w:ascii="华文中宋" w:eastAsia="华文中宋" w:hAnsi="华文中宋" w:hint="eastAsia"/>
+              </w:rPr>
+            </w:pPr>
+            <w:r>
+              <w:rPr>
+                <w:rFonts w:ascii="华文中宋" w:eastAsia="华文中宋" w:hAnsi="华文中宋" w:hint="eastAsia"/>
+              </w:rPr>
+              <w:tab/>
+              <w:t xml:space="preserve">float b = ((xc - </w:t>
+            </w:r>
+            <w:proofErr w:type="spellStart"/>
+            <w:r>
+              <w:rPr>
+                <w:rFonts w:ascii="华文中宋" w:eastAsia="华文中宋" w:hAnsi="华文中宋" w:hint="eastAsia"/>
+              </w:rPr>
+              <w:t>current_x</w:t>
+            </w:r>
+            <w:proofErr w:type="spellEnd"/>
+            <w:r>
+              <w:rPr>
+                <w:rFonts w:ascii="华文中宋" w:eastAsia="华文中宋" w:hAnsi="华文中宋" w:hint="eastAsia"/>
+              </w:rPr>
+              <w:t>) * (</w:t>
+            </w:r>
+            <w:proofErr w:type="spellStart"/>
+            <w:r>
+              <w:rPr>
+                <w:rFonts w:ascii="华文中宋" w:eastAsia="华文中宋" w:hAnsi="华文中宋" w:hint="eastAsia"/>
+              </w:rPr>
+              <w:t>ya</w:t>
+            </w:r>
+            <w:proofErr w:type="spellEnd"/>
+            <w:r>
+              <w:rPr>
+                <w:rFonts w:ascii="华文中宋" w:eastAsia="华文中宋" w:hAnsi="华文中宋" w:hint="eastAsia"/>
+              </w:rPr>
+              <w:t xml:space="preserve"> - </w:t>
+            </w:r>
+            <w:proofErr w:type="spellStart"/>
+            <w:r>
+              <w:rPr>
+                <w:rFonts w:ascii="华文中宋" w:eastAsia="华文中宋" w:hAnsi="华文中宋" w:hint="eastAsia"/>
+              </w:rPr>
+              <w:t>current_y</w:t>
+            </w:r>
+            <w:proofErr w:type="spellEnd"/>
+            <w:r>
+              <w:rPr>
+                <w:rFonts w:ascii="华文中宋" w:eastAsia="华文中宋" w:hAnsi="华文中宋" w:hint="eastAsia"/>
+              </w:rPr>
+              <w:t>) - (</w:t>
+            </w:r>
+            <w:proofErr w:type="spellStart"/>
+            <w:r>
+              <w:rPr>
+                <w:rFonts w:ascii="华文中宋" w:eastAsia="华文中宋" w:hAnsi="华文中宋" w:hint="eastAsia"/>
+              </w:rPr>
+              <w:t>yc</w:t>
+            </w:r>
+            <w:proofErr w:type="spellEnd"/>
+            <w:r>
+              <w:rPr>
+                <w:rFonts w:ascii="华文中宋" w:eastAsia="华文中宋" w:hAnsi="华文中宋" w:hint="eastAsia"/>
+              </w:rPr>
+              <w:t xml:space="preserve"> - </w:t>
+            </w:r>
+            <w:proofErr w:type="spellStart"/>
+            <w:r>
+              <w:rPr>
+                <w:rFonts w:ascii="华文中宋" w:eastAsia="华文中宋" w:hAnsi="华文中宋" w:hint="eastAsia"/>
+              </w:rPr>
+              <w:t>current_y</w:t>
+            </w:r>
+            <w:proofErr w:type="spellEnd"/>
+            <w:r>
+              <w:rPr>
+                <w:rFonts w:ascii="华文中宋" w:eastAsia="华文中宋" w:hAnsi="华文中宋" w:hint="eastAsia"/>
+              </w:rPr>
+              <w:t xml:space="preserve">) * (xa - </w:t>
+            </w:r>
+            <w:proofErr w:type="spellStart"/>
+            <w:r>
+              <w:rPr>
+                <w:rFonts w:ascii="华文中宋" w:eastAsia="华文中宋" w:hAnsi="华文中宋" w:hint="eastAsia"/>
+              </w:rPr>
+              <w:t>current_x</w:t>
+            </w:r>
+            <w:proofErr w:type="spellEnd"/>
+            <w:r>
+              <w:rPr>
+                <w:rFonts w:ascii="华文中宋" w:eastAsia="华文中宋" w:hAnsi="华文中宋" w:hint="eastAsia"/>
+              </w:rPr>
+              <w:t>)) / area;</w:t>
+            </w:r>
+          </w:p>
+          <w:p>
+            <w:pPr>
+              <w:rPr>
+                <w:rFonts w:ascii="华文中宋" w:eastAsia="华文中宋" w:hAnsi="华文中宋" w:hint="eastAsia"/>
+              </w:rPr>
+            </w:pPr>
+            <w:r>
+              <w:rPr>
+                <w:rFonts w:ascii="华文中宋" w:eastAsia="华文中宋" w:hAnsi="华文中宋" w:hint="eastAsia"/>
+              </w:rPr>
+              <w:tab/>
+              <w:t>float c = 1 - a - b;</w:t>
+            </w:r>
+          </w:p>
+          <w:p>
+            <w:pPr>
+              <w:rPr>
+                <w:rFonts w:ascii="华文中宋" w:eastAsia="华文中宋" w:hAnsi="华文中宋" w:hint="eastAsia"/>
+              </w:rPr>
+            </w:pPr>
+          </w:p>
+        </w:tc>
+      </w:tr>
+    </w:tbl>
+    <w:p>
+      <w:pPr>
+        <w:rPr>
+          <w:rFonts w:ascii="华文中宋" w:eastAsia="华文中宋" w:hAnsi="华文中宋"/>
+        </w:rPr>
+      </w:pPr>
+    </w:p>
+    <w:p>
+      <w:pPr>
+        <w:rPr>
+          <w:rFonts w:ascii="华文中宋" w:eastAsia="华文中宋" w:hAnsi="华文中宋"/>
+        </w:rPr>
+      </w:pPr>
+      <w:r>
+        <w:rPr>
+          <w:rFonts w:ascii="华文中宋" w:eastAsia="华文中宋" w:hAnsi="华文中宋" w:hint="eastAsia"/>
+        </w:rPr>
+        <w:t>然后</w:t>
+      </w:r>
+      <w:proofErr w:type="spellStart"/>
+      <w:r>
+        <w:rPr>
+          <w:rFonts w:ascii="华文中宋" w:eastAsia="华文中宋" w:hAnsi="华文中宋" w:hint="eastAsia"/>
+        </w:rPr>
+        <w:t>zbuffer</w:t>
+      </w:r>
+      <w:proofErr w:type="spellEnd"/>
+      <w:r>
+        <w:rPr>
+          <w:rFonts w:ascii="华文中宋" w:eastAsia="华文中宋" w:hAnsi="华文中宋" w:hint="eastAsia"/>
+        </w:rPr>
+        <w:t>数组改成这个</w:t>
+      </w:r>
+      <w:r>
+        <w:rPr>
+          <w:rFonts w:ascii="华文中宋" w:eastAsia="华文中宋" w:hAnsi="华文中宋" w:hint="eastAsia"/>
+        </w:rPr>
+        <w:t>std:</w:t>
+      </w:r>
+      <w:proofErr w:type="gramStart"/>
+      <w:r>
+        <w:rPr>
+          <w:rFonts w:ascii="华文中宋" w:eastAsia="华文中宋" w:hAnsi="华文中宋" w:hint="eastAsia"/>
+        </w:rPr>
+        <w:t>:vector</w:t>
+      </w:r>
+      <w:proofErr w:type="gramEnd"/>
+      <w:r>
+        <w:rPr>
+          <w:rFonts w:ascii="华文中宋" w:eastAsia="华文中宋" w:hAnsi="华文中宋" w:hint="eastAsia"/>
+        </w:rPr>
+        <w:t xml:space="preserve">&lt;float&gt; </w:t>
+      </w:r>
+      <w:proofErr w:type="spellStart"/>
+      <w:r>
+        <w:rPr>
+          <w:rFonts w:ascii="华文中宋" w:eastAsia="华文中宋" w:hAnsi="华文中宋" w:hint="eastAsia"/>
+        </w:rPr>
+        <w:t>Z_</w:t>
+      </w:r>
+      <w:proofErr w:type="gramStart"/>
+      <w:r>
+        <w:rPr>
+          <w:rFonts w:ascii="华文中宋" w:eastAsia="华文中宋" w:hAnsi="华文中宋" w:hint="eastAsia"/>
+        </w:rPr>
+        <w:t>buffer</w:t>
+      </w:r>
+      <w:proofErr w:type="spellEnd"/>
+      <w:r>
+        <w:rPr>
+          <w:rFonts w:ascii="华文中宋" w:eastAsia="华文中宋" w:hAnsi="华文中宋" w:hint="eastAsia"/>
+        </w:rPr>
+        <w:t>(</w:t>
+      </w:r>
+      <w:proofErr w:type="gramEnd"/>
+      <w:r>
+        <w:rPr>
+          <w:rFonts w:ascii="华文中宋" w:eastAsia="华文中宋" w:hAnsi="华文中宋" w:hint="eastAsia"/>
+        </w:rPr>
+        <w:t>width * height, 1000);</w:t>
+      </w:r>
+    </w:p>
+    <w:p>
+      <w:pPr>
+        <w:rPr>
+          <w:rFonts w:ascii="华文中宋" w:eastAsia="华文中宋" w:hAnsi="华文中宋"/>
+        </w:rPr>
+      </w:pPr>
+      <w:r>
+        <w:rPr>
+          <w:rFonts w:ascii="华文中宋" w:eastAsia="华文中宋" w:hAnsi="华文中宋" w:hint="eastAsia"/>
+        </w:rPr>
+        <w:t>因为只用存深度就行。</w:t>
+      </w:r>
+    </w:p>
+    <w:p>
+      <w:pPr>
+        <w:rPr>
+          <w:rFonts w:ascii="华文中宋" w:eastAsia="华文中宋" w:hAnsi="华文中宋"/>
+        </w:rPr>
+      </w:pPr>
+      <w:r>
+        <w:rPr>
+          <w:rFonts w:ascii="华文中宋" w:eastAsia="华文中宋" w:hAnsi="华文中宋" w:hint="eastAsia"/>
+        </w:rPr>
+        <w:t>这次输出就正确了。</w:t>
+      </w:r>
+    </w:p>
+    <w:p>
+      <w:pPr>
+        <w:rPr>
+          <w:rFonts w:ascii="华文中宋" w:eastAsia="华文中宋" w:hAnsi="华文中宋" w:hint="eastAsia"/>
+        </w:rPr>
+      </w:pPr>
+      <w:r>
+        <w:rPr>
+          <w:rFonts w:ascii="华文中宋" w:eastAsia="华文中宋" w:hAnsi="华文中宋"/>
+        </w:rPr>
+        <w:lastRenderedPageBreak/>
+        <w:drawing>
+          <wp:inline distT="0" distB="0" distL="0" distR="0" wp14:anchorId="2FF6E302" wp14:editId="21F39D58">
+            <wp:extent cx="5274310" cy="3105785"/>
+            <wp:effectExtent l="0" t="0" r="2540" b="0"/>
+            <wp:docPr id="2096318087" name="图片 1"/>
+            <wp:cNvGraphicFramePr>
+              <a:graphicFrameLocks xmlns:a="http://schemas.openxmlformats.org/drawingml/2006/main" noChangeAspect="1"/>
+            </wp:cNvGraphicFramePr>
+            <a:graphic xmlns:a="http://schemas.openxmlformats.org/drawingml/2006/main">
+              <a:graphicData uri="http://schemas.openxmlformats.org/drawingml/2006/picture">
+                <pic:pic xmlns:pic="http://schemas.openxmlformats.org/drawingml/2006/picture">
+                  <pic:nvPicPr>
+                    <pic:cNvPr id="2096318087" name=""/>
+                    <pic:cNvPicPr/>
+                  </pic:nvPicPr>
+                  <pic:blipFill>
+                    <a:blip r:embed="rId29"/>
+                    <a:stretch>
+                      <a:fillRect/>
+                    </a:stretch>
+                  </pic:blipFill>
+                  <pic:spPr>
+                    <a:xfrm>
+                      <a:off x="0" y="0"/>
+                      <a:ext cx="5274310" cy="3105785"/>
+                    </a:xfrm>
+                    <a:prstGeom prst="rect">
+                      <a:avLst/>
+                    </a:prstGeom>
+                  </pic:spPr>
+                </pic:pic>
+              </a:graphicData>
+            </a:graphic>
+          </wp:inline>
+        </w:drawing>
       </w:r>
     </w:p>
     <w:p>
@@ -34029,14 +36881,16 @@
           <w:rFonts w:ascii="华文中宋" w:eastAsia="华文中宋" w:hAnsi="华文中宋" w:hint="eastAsia"/>
         </w:rPr>
       </w:pPr>
-      <w:bookmarkStart w:id="7" w:name="_Toc226489995"/>
+      <w:bookmarkStart w:id="18" w:name="_Toc226489995"/>
+      <w:bookmarkStart w:id="19" w:name="_Toc226998829"/>
       <w:r>
         <w:rPr>
           <w:rFonts w:ascii="华文中宋" w:eastAsia="华文中宋" w:hAnsi="华文中宋" w:hint="eastAsia"/>
         </w:rPr>
         <w:t>遇到的问题</w:t>
       </w:r>
-      <w:bookmarkEnd w:id="7"/>
+      <w:bookmarkEnd w:id="18"/>
+      <w:bookmarkEnd w:id="19"/>
     </w:p>
     <w:p>
       <w:pPr>
@@ -34098,6 +36952,7 @@
           <w:rFonts w:ascii="华文中宋" w:eastAsia="华文中宋" w:hAnsi="华文中宋" w:hint="eastAsia"/>
         </w:rPr>
       </w:pPr>
+      <w:bookmarkStart w:id="20" w:name="_Toc226998830"/>
       <w:r>
         <w:rPr>
           <w:rFonts w:ascii="华文中宋" w:eastAsia="华文中宋" w:hAnsi="华文中宋" w:hint="eastAsia"/>
@@ -34116,6 +36971,7 @@
         </w:rPr>
         <w:t>我还想做的</w:t>
       </w:r>
+      <w:bookmarkEnd w:id="20"/>
     </w:p>
     <w:p>
       <w:pPr>
@@ -34200,14 +37056,16 @@
           <w:rFonts w:ascii="华文中宋" w:eastAsia="华文中宋" w:hAnsi="华文中宋" w:hint="eastAsia"/>
         </w:rPr>
       </w:pPr>
-      <w:bookmarkStart w:id="8" w:name="_Toc226489996"/>
+      <w:bookmarkStart w:id="21" w:name="_Toc226489996"/>
+      <w:bookmarkStart w:id="22" w:name="_Toc226998831"/>
       <w:r>
         <w:rPr>
           <w:rFonts w:ascii="华文中宋" w:eastAsia="华文中宋" w:hAnsi="华文中宋" w:hint="eastAsia"/>
         </w:rPr>
         <w:t>心得</w:t>
       </w:r>
-      <w:bookmarkEnd w:id="8"/>
+      <w:bookmarkEnd w:id="21"/>
+      <w:bookmarkEnd w:id="22"/>
     </w:p>
     <w:p>
       <w:pPr>
@@ -34291,7 +37149,14 @@
         <w:rPr>
           <w:rFonts w:ascii="华文中宋" w:eastAsia="华文中宋" w:hAnsi="华文中宋" w:hint="eastAsia"/>
         </w:rPr>
-        <w:t>和光栅化我会多痛苦。</w:t>
+        <w:t>和光栅化我会多</w:t>
+      </w:r>
+      <w:r>
+        <w:rPr>
+          <w:rFonts w:ascii="华文中宋" w:eastAsia="华文中宋" w:hAnsi="华文中宋" w:hint="eastAsia"/>
+        </w:rPr>
+        <w:lastRenderedPageBreak/>
+        <w:t>痛苦。</w:t>
       </w:r>
       <w:r>
         <w:rPr>
